--- a/The Dolphins' View of History/chapters/Notes and Sources.docx
+++ b/The Dolphins' View of History/chapters/Notes and Sources.docx
@@ -2434,119 +2434,327 @@
           <w:sz w:val="36"/>
           <w:szCs w:val="36"/>
         </w:rPr>
-        <w:t xml:space="preserve">1914–1918: Home by Christmas — The First World War</w:t>
-      </w:r>
-    </w:p>
-    <w:p>
-      <w:pPr>
-        <w:spacing w:after="120"/>
-        <w:ind w:left="360" w:hanging="360"/>
-      </w:pPr>
-      <w:r>
-        <w:rPr>
-          <w:i/>
-          <w:iCs/>
-        </w:rPr>
-        <w:t xml:space="preserve">How the war began. </w:t>
-      </w:r>
-      <w:r>
-        <w:t xml:space="preserve">Clark, Christopher. The Sleepwalkers: How Europe Went to War in 1914. London: Allen Lane, 2012.</w:t>
-      </w:r>
-    </w:p>
-    <w:p>
-      <w:pPr>
-        <w:spacing w:after="120"/>
-        <w:ind w:left="360" w:hanging="360"/>
-      </w:pPr>
-      <w:r>
-        <w:rPr>
-          <w:i/>
-          <w:iCs/>
-        </w:rPr>
-        <w:t xml:space="preserve">The war as a whole. </w:t>
-      </w:r>
-      <w:r>
-        <w:t xml:space="preserve">Strachan, Hew. The First World War. New York: Viking, 2004.</w:t>
-      </w:r>
-    </w:p>
-    <w:p>
-      <w:pPr>
-        <w:spacing w:after="120"/>
-        <w:ind w:left="360" w:hanging="360"/>
-      </w:pPr>
-      <w:r>
-        <w:rPr>
-          <w:i/>
-          <w:iCs/>
-        </w:rPr>
-        <w:t xml:space="preserve">The first day on the Somme. </w:t>
-      </w:r>
-      <w:r>
-        <w:t xml:space="preserve">Middlebrook, Martin. The First Day on the Somme. London: Allen Lane, 1971.</w:t>
-      </w:r>
-    </w:p>
-    <w:p>
-      <w:pPr>
-        <w:spacing w:after="120"/>
-        <w:ind w:left="360" w:hanging="360"/>
-      </w:pPr>
-      <w:r>
-        <w:rPr>
-          <w:i/>
-          <w:iCs/>
-        </w:rPr>
-        <w:t xml:space="preserve">The Christmas truce, from soldiers’ letters. </w:t>
-      </w:r>
-      <w:r>
-        <w:t xml:space="preserve">Weintraub, Stanley. Silent Night: The Story of the World War I Christmas Truce. New York: Free Press, 2001.</w:t>
-      </w:r>
-    </w:p>
-    <w:p>
-      <w:pPr>
-        <w:spacing w:after="120"/>
-        <w:ind w:left="360" w:hanging="360"/>
-      </w:pPr>
-      <w:r>
-        <w:rPr>
-          <w:i/>
-          <w:iCs/>
-        </w:rPr>
-        <w:t xml:space="preserve">Influenza deaths, the higher estimate. </w:t>
-      </w:r>
-      <w:r>
-        <w:t xml:space="preserve">Johnson, Niall P. A. S., and Juergen Mueller. “Updating the Accounts: Global Mortality of the 1918–1920 ‘Spanish’ Influenza Pandemic.” Bulletin of the History of Medicine 76 (2002): 105–15.</w:t>
-      </w:r>
-    </w:p>
-    <w:p>
-      <w:pPr>
-        <w:spacing w:after="120"/>
-        <w:ind w:left="360" w:hanging="360"/>
-      </w:pPr>
-      <w:r>
-        <w:rPr>
-          <w:i/>
-          <w:iCs/>
-        </w:rPr>
-        <w:t xml:space="preserve">Influenza deaths, the lower estimate. </w:t>
-      </w:r>
-      <w:r>
-        <w:t xml:space="preserve">Spreeuwenberg, Peter, et al. “Reassessing the Global Mortality Burden of the 1918 Influenza Pandemic.” American Journal of Epidemiology 187 (2018): 2561–67.</w:t>
-      </w:r>
-    </w:p>
-    <w:p>
-      <w:pPr>
-        <w:spacing w:after="120"/>
-        <w:ind w:left="360" w:hanging="360"/>
-      </w:pPr>
-      <w:r>
-        <w:rPr>
-          <w:i/>
-          <w:iCs/>
-        </w:rPr>
-        <w:t xml:space="preserve">Keynes on Versailles. </w:t>
-      </w:r>
-      <w:r>
-        <w:t xml:space="preserve">Keynes, John Maynard. The Economic Consequences of the Peace. London: Macmillan, 1919.</w:t>
+        <w:t xml:space="preserve">1808 to Today: Liberators and Generals — Latin America After the Empires</w:t>
+      </w:r>
+    </w:p>
+    <w:p>
+      <w:pPr>
+        <w:spacing w:after="120"/>
+        <w:ind w:left="360" w:hanging="360"/>
+      </w:pPr>
+      <w:r>
+        <w:rPr>
+          <w:i/>
+          <w:iCs/>
+        </w:rPr>
+        <w:t xml:space="preserve">Independence and the liberators. </w:t>
+      </w:r>
+      <w:r>
+        <w:t xml:space="preserve">Lynch, John. The Spanish American Revolutions, 1808–1826. 2nd ed. New York: Norton, 1986.</w:t>
+      </w:r>
+    </w:p>
+    <w:p>
+      <w:pPr>
+        <w:spacing w:after="120"/>
+        <w:ind w:left="360" w:hanging="360"/>
+      </w:pPr>
+      <w:r>
+        <w:rPr>
+          <w:i/>
+          <w:iCs/>
+        </w:rPr>
+        <w:t xml:space="preserve">Bolívar, and the line about plowing the sea. </w:t>
+      </w:r>
+      <w:r>
+        <w:t xml:space="preserve">Lynch, John. Simón Bolívar: A Life. New Haven: Yale University Press, 2006.</w:t>
+      </w:r>
+    </w:p>
+    <w:p>
+      <w:pPr>
+        <w:spacing w:after="120"/>
+        <w:ind w:left="360" w:hanging="360"/>
+      </w:pPr>
+      <w:r>
+        <w:rPr>
+          <w:i/>
+          <w:iCs/>
+        </w:rPr>
+        <w:t xml:space="preserve">Haiti and the indemnity of 1825. </w:t>
+      </w:r>
+      <w:r>
+        <w:t xml:space="preserve">Dubois, Laurent. Haiti: The Aftershocks of History. New York: Metropolitan Books, 2012.</w:t>
+      </w:r>
+    </w:p>
+    <w:p>
+      <w:pPr>
+        <w:spacing w:after="120"/>
+        <w:ind w:left="360" w:hanging="360"/>
+      </w:pPr>
+      <w:r>
+        <w:rPr>
+          <w:i/>
+          <w:iCs/>
+        </w:rPr>
+        <w:t xml:space="preserve">Brazil’s abolition of slavery in 1888. </w:t>
+      </w:r>
+      <w:r>
+        <w:t xml:space="preserve">Conrad, Robert Edgar. The Destruction of Brazilian Slavery, 1850–1888. Berkeley: University of California Press, 1972.</w:t>
+      </w:r>
+    </w:p>
+    <w:p>
+      <w:pPr>
+        <w:spacing w:after="120"/>
+        <w:ind w:left="360" w:hanging="360"/>
+      </w:pPr>
+      <w:r>
+        <w:rPr>
+          <w:i/>
+          <w:iCs/>
+        </w:rPr>
+        <w:t xml:space="preserve">Brazil’s share of the Atlantic slave trade. </w:t>
+      </w:r>
+      <w:r>
+        <w:t xml:space="preserve">SlaveVoyages: Trans-Atlantic Slave Trade Database. https://www.slavevoyages.org (consulted 2026).</w:t>
+      </w:r>
+    </w:p>
+    <w:p>
+      <w:pPr>
+        <w:spacing w:after="120"/>
+        <w:ind w:left="360" w:hanging="360"/>
+      </w:pPr>
+      <w:r>
+        <w:rPr>
+          <w:i/>
+          <w:iCs/>
+        </w:rPr>
+        <w:t xml:space="preserve">The Monroe Doctrine and the United States in the hemisphere. </w:t>
+      </w:r>
+      <w:r>
+        <w:t xml:space="preserve">Smith, Peter H. Talons of the Eagle: Latin America, the United States, and the World. New York: Oxford University Press, 1996.</w:t>
+      </w:r>
+    </w:p>
+    <w:p>
+      <w:pPr>
+        <w:spacing w:after="120"/>
+        <w:ind w:left="360" w:hanging="360"/>
+      </w:pPr>
+      <w:r>
+        <w:rPr>
+          <w:i/>
+          <w:iCs/>
+        </w:rPr>
+        <w:t xml:space="preserve">Guatemala, 1954. </w:t>
+      </w:r>
+      <w:r>
+        <w:t xml:space="preserve">Schlesinger, Stephen, and Stephen Kinzer. Bitter Fruit: The Untold Story of the American Coup in Guatemala. Garden City, NY: Doubleday, 1982.</w:t>
+      </w:r>
+    </w:p>
+    <w:p>
+      <w:pPr>
+        <w:spacing w:after="120"/>
+        <w:ind w:left="360" w:hanging="360"/>
+      </w:pPr>
+      <w:r>
+        <w:rPr>
+          <w:i/>
+          <w:iCs/>
+        </w:rPr>
+        <w:t xml:space="preserve">The boto in Amazonian folklore. </w:t>
+      </w:r>
+      <w:r>
+        <w:t xml:space="preserve">Slater, Candace. Dance of the Dolphin: Transformation and Disenchantment in the Amazonian Imagination. Chicago: University of Chicago Press, 1994.</w:t>
+      </w:r>
+    </w:p>
+    <w:p>
+      <w:pPr>
+        <w:spacing w:after="120"/>
+        <w:ind w:left="360" w:hanging="360"/>
+      </w:pPr>
+      <w:r>
+        <w:rPr>
+          <w:i/>
+          <w:iCs/>
+        </w:rPr>
+        <w:t xml:space="preserve">The vaquita’s decline and its cause. </w:t>
+      </w:r>
+      <w:r>
+        <w:t xml:space="preserve">Taylor, Barbara L., et al. “Extinction Is Imminent for Mexico’s Endemic Porpoise unless Fishery Bycatch Is Eliminated.” Conservation Letters 10 (2017): 588–95.</w:t>
+      </w:r>
+    </w:p>
+    <w:p>
+      <w:pPr>
+        <w:spacing w:after="120"/>
+        <w:ind w:left="360" w:hanging="360"/>
+      </w:pPr>
+      <w:r>
+        <w:rPr>
+          <w:i/>
+          <w:iCs/>
+        </w:rPr>
+        <w:t xml:space="preserve">The vaquita’s numbers now. </w:t>
+      </w:r>
+      <w:r>
+        <w:t xml:space="preserve">NOAA Fisheries. “Vaquita.” https://www.fisheries.noaa.gov/species/vaquita (consulted 2026).</w:t>
+      </w:r>
+    </w:p>
+    <w:p>
+      <w:pPr>
+        <w:spacing w:after="120"/>
+        <w:ind w:left="360" w:hanging="360"/>
+      </w:pPr>
+      <w:r>
+        <w:rPr>
+          <w:i/>
+          <w:iCs/>
+        </w:rPr>
+        <w:t xml:space="preserve">Brazil’s military regime, 1964–1985. </w:t>
+      </w:r>
+      <w:r>
+        <w:t xml:space="preserve">Skidmore, Thomas E. The Politics of Military Rule in Brazil, 1964–1985. New York: Oxford University Press, 1988.</w:t>
+      </w:r>
+    </w:p>
+    <w:p>
+      <w:pPr>
+        <w:spacing w:after="120"/>
+        <w:ind w:left="360" w:hanging="360"/>
+      </w:pPr>
+      <w:r>
+        <w:rPr>
+          <w:i/>
+          <w:iCs/>
+        </w:rPr>
+        <w:t xml:space="preserve">Argentina: the disappeared and the commission’s count. </w:t>
+      </w:r>
+      <w:r>
+        <w:t xml:space="preserve">Comisión Nacional sobre la Desaparición de Personas. Nunca más: Informe de la CONADEP. Buenos Aires: EUDEBA, 1984.</w:t>
+      </w:r>
+    </w:p>
+    <w:p>
+      <w:pPr>
+        <w:spacing w:after="120"/>
+        <w:ind w:left="360" w:hanging="360"/>
+      </w:pPr>
+      <w:r>
+        <w:rPr>
+          <w:i/>
+          <w:iCs/>
+        </w:rPr>
+        <w:t xml:space="preserve">Argentina: the trial of the commanders in 1985. </w:t>
+      </w:r>
+      <w:r>
+        <w:t xml:space="preserve">Nino, Carlos Santiago. Radical Evil on Trial. New Haven: Yale University Press, 1996.</w:t>
+      </w:r>
+    </w:p>
+    <w:p>
+      <w:pPr>
+        <w:spacing w:after="120"/>
+        <w:ind w:left="360" w:hanging="360"/>
+      </w:pPr>
+      <w:r>
+        <w:rPr>
+          <w:i/>
+          <w:iCs/>
+        </w:rPr>
+        <w:t xml:space="preserve">The Mothers of the Plaza de Mayo. </w:t>
+      </w:r>
+      <w:r>
+        <w:t xml:space="preserve">Bouvard, Marguerite Guzman. Revolutionizing Motherhood: The Mothers of the Plaza de Mayo. Wilmington, DE: Scholarly Resources, 1994.</w:t>
+      </w:r>
+    </w:p>
+    <w:p>
+      <w:pPr>
+        <w:spacing w:after="120"/>
+        <w:ind w:left="360" w:hanging="360"/>
+      </w:pPr>
+      <w:r>
+        <w:rPr>
+          <w:i/>
+          <w:iCs/>
+        </w:rPr>
+        <w:t xml:space="preserve">Chile: the coup, Operation Condor, and the American role. </w:t>
+      </w:r>
+      <w:r>
+        <w:t xml:space="preserve">Kornbluh, Peter. The Pinochet File: A Declassified Dossier on Atrocity and Accountability. New York: New Press, 2003.</w:t>
+      </w:r>
+    </w:p>
+    <w:p>
+      <w:pPr>
+        <w:spacing w:after="120"/>
+        <w:ind w:left="360" w:hanging="360"/>
+      </w:pPr>
+      <w:r>
+        <w:rPr>
+          <w:i/>
+          <w:iCs/>
+        </w:rPr>
+        <w:t xml:space="preserve">Víctor Jara. </w:t>
+      </w:r>
+      <w:r>
+        <w:t xml:space="preserve">Jara, Joan. Victor: An Unfinished Song. London: Jonathan Cape, 1983.</w:t>
+      </w:r>
+    </w:p>
+    <w:p>
+      <w:pPr>
+        <w:spacing w:after="120"/>
+        <w:ind w:left="360" w:hanging="360"/>
+      </w:pPr>
+      <w:r>
+        <w:rPr>
+          <w:i/>
+          <w:iCs/>
+        </w:rPr>
+        <w:t xml:space="preserve">Cuba and the embargo. </w:t>
+      </w:r>
+      <w:r>
+        <w:t xml:space="preserve">LeoGrande, William M., and Peter Kornbluh. Back Channel to Cuba: The Hidden History of Negotiations between Washington and Havana. Chapel Hill: University of North Carolina Press, 2014.</w:t>
+      </w:r>
+    </w:p>
+    <w:p>
+      <w:pPr>
+        <w:spacing w:after="120"/>
+        <w:ind w:left="360" w:hanging="360"/>
+      </w:pPr>
+      <w:r>
+        <w:rPr>
+          <w:i/>
+          <w:iCs/>
+        </w:rPr>
+        <w:t xml:space="preserve">Tlatelolco, 1968. </w:t>
+      </w:r>
+      <w:r>
+        <w:t xml:space="preserve">Poniatowska, Elena. Massacre in Mexico. Translated by Helen R. Lane. New York: Viking, 1975.</w:t>
+      </w:r>
+    </w:p>
+    <w:p>
+      <w:pPr>
+        <w:spacing w:after="120"/>
+        <w:ind w:left="360" w:hanging="360"/>
+      </w:pPr>
+      <w:r>
+        <w:rPr>
+          <w:i/>
+          <w:iCs/>
+        </w:rPr>
+        <w:t xml:space="preserve">The Iguala case. </w:t>
+      </w:r>
+      <w:r>
+        <w:t xml:space="preserve">Hernández, Anabel. A Massacre in Mexico: The True Story behind the Missing 43 Students. London: Verso, 2018.</w:t>
+      </w:r>
+    </w:p>
+    <w:p>
+      <w:pPr>
+        <w:spacing w:after="120"/>
+        <w:ind w:left="360" w:hanging="360"/>
+      </w:pPr>
+      <w:r>
+        <w:rPr>
+          <w:i/>
+          <w:iCs/>
+        </w:rPr>
+        <w:t xml:space="preserve">Mexico’s register of the missing. </w:t>
+      </w:r>
+      <w:r>
+        <w:t xml:space="preserve">Secretaría de Gobernación (Mexico). “Registro Nacional de Personas Desaparecidas y No Localizadas.” https://versionpublicarnpdno.segob.gob.mx/Dashboard/Index (consulted 2026).</w:t>
       </w:r>
     </w:p>
     <w:p>
@@ -2566,87 +2774,199 @@
           <w:sz w:val="36"/>
           <w:szCs w:val="36"/>
         </w:rPr>
-        <w:t xml:space="preserve">The Twentieth Century: Genius and Catastrophe — Great Countries, Terrible Decades</w:t>
-      </w:r>
-    </w:p>
-    <w:p>
-      <w:pPr>
-        <w:spacing w:after="120"/>
-        <w:ind w:left="360" w:hanging="360"/>
-      </w:pPr>
-      <w:r>
-        <w:rPr>
-          <w:i/>
-          <w:iCs/>
-        </w:rPr>
-        <w:t xml:space="preserve">How the Nazis took power. </w:t>
-      </w:r>
-      <w:r>
-        <w:t xml:space="preserve">Evans, Richard J. The Coming of the Third Reich. London: Allen Lane, 2003.</w:t>
-      </w:r>
-    </w:p>
-    <w:p>
-      <w:pPr>
-        <w:spacing w:after="120"/>
-        <w:ind w:left="360" w:hanging="360"/>
-      </w:pPr>
-      <w:r>
-        <w:rPr>
-          <w:i/>
-          <w:iCs/>
-        </w:rPr>
-        <w:t xml:space="preserve">The Holocaust. </w:t>
-      </w:r>
-      <w:r>
-        <w:t xml:space="preserve">Hilberg, Raul. The Destruction of the European Jews. 3rd ed. New Haven: Yale University Press, 2003.</w:t>
-      </w:r>
-    </w:p>
-    <w:p>
-      <w:pPr>
-        <w:spacing w:after="120"/>
-        <w:ind w:left="360" w:hanging="360"/>
-      </w:pPr>
-      <w:r>
-        <w:rPr>
-          <w:i/>
-          <w:iCs/>
-        </w:rPr>
-        <w:t xml:space="preserve">Cambodia under the Khmer Rouge. </w:t>
-      </w:r>
-      <w:r>
-        <w:t xml:space="preserve">Kiernan, Ben. The Pol Pot Regime. New Haven: Yale University Press, 1996.</w:t>
-      </w:r>
-    </w:p>
-    <w:p>
-      <w:pPr>
-        <w:spacing w:after="120"/>
-        <w:ind w:left="360" w:hanging="360"/>
-      </w:pPr>
-      <w:r>
-        <w:rPr>
-          <w:i/>
-          <w:iCs/>
-        </w:rPr>
-        <w:t xml:space="preserve">How democracies are dismantled. </w:t>
-      </w:r>
-      <w:r>
-        <w:t xml:space="preserve">Levitsky, Steven, and Daniel Ziblatt. How Democracies Die. New York: Crown, 2018.</w:t>
-      </w:r>
-    </w:p>
-    <w:p>
-      <w:pPr>
-        <w:spacing w:after="120"/>
-        <w:ind w:left="360" w:hanging="360"/>
-      </w:pPr>
-      <w:r>
-        <w:rPr>
-          <w:i/>
-          <w:iCs/>
-        </w:rPr>
-        <w:t xml:space="preserve">Germany’s reckoning with its past. </w:t>
-      </w:r>
-      <w:r>
-        <w:t xml:space="preserve">Neiman, Susan. Learning from the Germans: Race and the Memory of Evil. New York: Farrar, Straus and Giroux, 2019.</w:t>
+        <w:t xml:space="preserve">1299 to Today: The Sublime Porte — The Ottoman Empire and the Map It Left</w:t>
+      </w:r>
+    </w:p>
+    <w:p>
+      <w:pPr>
+        <w:spacing w:after="120"/>
+        <w:ind w:left="360" w:hanging="360"/>
+      </w:pPr>
+      <w:r>
+        <w:rPr>
+          <w:i/>
+          <w:iCs/>
+        </w:rPr>
+        <w:t xml:space="preserve">The empire as a whole, and the Janissary levy. </w:t>
+      </w:r>
+      <w:r>
+        <w:t xml:space="preserve">Finkel, Caroline. Osman’s Dream: The Story of the Ottoman Empire, 1300–1923. New York: Basic Books, 2005.</w:t>
+      </w:r>
+    </w:p>
+    <w:p>
+      <w:pPr>
+        <w:spacing w:after="120"/>
+        <w:ind w:left="360" w:hanging="360"/>
+      </w:pPr>
+      <w:r>
+        <w:rPr>
+          <w:i/>
+          <w:iCs/>
+        </w:rPr>
+        <w:t xml:space="preserve">The fall of Constantinople. </w:t>
+      </w:r>
+      <w:r>
+        <w:t xml:space="preserve">Crowley, Roger. 1453: The Holy War for Constantinople and the Clash of Islam and the West. New York: Hyperion, 2005.</w:t>
+      </w:r>
+    </w:p>
+    <w:p>
+      <w:pPr>
+        <w:spacing w:after="120"/>
+        <w:ind w:left="360" w:hanging="360"/>
+      </w:pPr>
+      <w:r>
+        <w:rPr>
+          <w:i/>
+          <w:iCs/>
+        </w:rPr>
+        <w:t xml:space="preserve">The millet system. </w:t>
+      </w:r>
+      <w:r>
+        <w:t xml:space="preserve">Barkey, Karen. Empire of Difference: The Ottomans in Comparative Perspective. Cambridge: Cambridge University Press, 2008.</w:t>
+      </w:r>
+    </w:p>
+    <w:p>
+      <w:pPr>
+        <w:spacing w:after="120"/>
+        <w:ind w:left="360" w:hanging="360"/>
+      </w:pPr>
+      <w:r>
+        <w:rPr>
+          <w:i/>
+          <w:iCs/>
+        </w:rPr>
+        <w:t xml:space="preserve">Salonica and the Sephardic refuge. </w:t>
+      </w:r>
+      <w:r>
+        <w:t xml:space="preserve">Mazower, Mark. Salonica, City of Ghosts: Christians, Muslims and Jews, 1430–1950. New York: Knopf, 2005.</w:t>
+      </w:r>
+    </w:p>
+    <w:p>
+      <w:pPr>
+        <w:spacing w:after="120"/>
+        <w:ind w:left="360" w:hanging="360"/>
+      </w:pPr>
+      <w:r>
+        <w:rPr>
+          <w:i/>
+          <w:iCs/>
+        </w:rPr>
+        <w:t xml:space="preserve">The Armenian genocide. </w:t>
+      </w:r>
+      <w:r>
+        <w:t xml:space="preserve">Suny, Ronald Grigor. “They Can Live in the Desert but Nowhere Else”: A History of the Armenian Genocide. Princeton: Princeton University Press, 2015.</w:t>
+      </w:r>
+    </w:p>
+    <w:p>
+      <w:pPr>
+        <w:spacing w:after="120"/>
+        <w:ind w:left="360" w:hanging="360"/>
+      </w:pPr>
+      <w:r>
+        <w:rPr>
+          <w:i/>
+          <w:iCs/>
+        </w:rPr>
+        <w:t xml:space="preserve">Lemkin and the word genocide. </w:t>
+      </w:r>
+      <w:r>
+        <w:t xml:space="preserve">Power, Samantha. “A Problem from Hell”: America and the Age of Genocide. New York: Basic Books, 2002.</w:t>
+      </w:r>
+    </w:p>
+    <w:p>
+      <w:pPr>
+        <w:spacing w:after="120"/>
+        <w:ind w:left="360" w:hanging="360"/>
+      </w:pPr>
+      <w:r>
+        <w:rPr>
+          <w:i/>
+          <w:iCs/>
+        </w:rPr>
+        <w:t xml:space="preserve">The 1923 population exchange. </w:t>
+      </w:r>
+      <w:r>
+        <w:t xml:space="preserve">Hirschon, Renée, ed. Crossing the Aegean: An Appraisal of the 1923 Compulsory Population Exchange between Greece and Turkey. New York: Berghahn Books, 2003.</w:t>
+      </w:r>
+    </w:p>
+    <w:p>
+      <w:pPr>
+        <w:spacing w:after="120"/>
+        <w:ind w:left="360" w:hanging="360"/>
+      </w:pPr>
+      <w:r>
+        <w:rPr>
+          <w:i/>
+          <w:iCs/>
+        </w:rPr>
+        <w:t xml:space="preserve">Gallipoli, the war in the Middle East, and the end of the empire. </w:t>
+      </w:r>
+      <w:r>
+        <w:t xml:space="preserve">Rogan, Eugene. The Fall of the Ottomans: The Great War in the Middle East. New York: Basic Books, 2015.</w:t>
+      </w:r>
+    </w:p>
+    <w:p>
+      <w:pPr>
+        <w:spacing w:after="120"/>
+        <w:ind w:left="360" w:hanging="360"/>
+      </w:pPr>
+      <w:r>
+        <w:rPr>
+          <w:i/>
+          <w:iCs/>
+        </w:rPr>
+        <w:t xml:space="preserve">The mandates and the borders. </w:t>
+      </w:r>
+      <w:r>
+        <w:t xml:space="preserve">Barr, James. A Line in the Sand: The Anglo-French Struggle for the Middle East, 1914–1948. New York: Simon &amp; Schuster, 2011.</w:t>
+      </w:r>
+    </w:p>
+    <w:p>
+      <w:pPr>
+        <w:spacing w:after="120"/>
+        <w:ind w:left="360" w:hanging="360"/>
+      </w:pPr>
+      <w:r>
+        <w:rPr>
+          <w:i/>
+          <w:iCs/>
+        </w:rPr>
+        <w:t xml:space="preserve">The Kurds, Sèvres, and Lausanne. </w:t>
+      </w:r>
+      <w:r>
+        <w:t xml:space="preserve">McDowall, David. A Modern History of the Kurds. 3rd ed. London: I. B. Tauris, 2004.</w:t>
+      </w:r>
+    </w:p>
+    <w:p>
+      <w:pPr>
+        <w:spacing w:after="120"/>
+        <w:ind w:left="360" w:hanging="360"/>
+      </w:pPr>
+      <w:r>
+        <w:rPr>
+          <w:i/>
+          <w:iCs/>
+        </w:rPr>
+        <w:t xml:space="preserve">The 1953 coup in Iran. </w:t>
+      </w:r>
+      <w:r>
+        <w:t xml:space="preserve">Abrahamian, Ervand. The Coup: 1953, the CIA, and the Roots of Modern U.S.–Iranian Relations. New York: New Press, 2013.</w:t>
+      </w:r>
+    </w:p>
+    <w:p>
+      <w:pPr>
+        <w:spacing w:after="120"/>
+        <w:ind w:left="360" w:hanging="360"/>
+      </w:pPr>
+      <w:r>
+        <w:rPr>
+          <w:i/>
+          <w:iCs/>
+        </w:rPr>
+        <w:t xml:space="preserve">The Iran–Iraq War and Halabja. </w:t>
+      </w:r>
+      <w:r>
+        <w:t xml:space="preserve">Razoux, Pierre. The Iran–Iraq War. Cambridge, MA: Belknap Press of Harvard University Press, 2015.</w:t>
       </w:r>
     </w:p>
     <w:p>
@@ -2666,71 +2986,119 @@
           <w:sz w:val="36"/>
           <w:szCs w:val="36"/>
         </w:rPr>
-        <w:t xml:space="preserve">1853–1947: Japan, Restoration, and Empire</w:t>
-      </w:r>
-    </w:p>
-    <w:p>
-      <w:pPr>
-        <w:spacing w:after="120"/>
-        <w:ind w:left="360" w:hanging="360"/>
-      </w:pPr>
-      <w:r>
-        <w:rPr>
-          <w:i/>
-          <w:iCs/>
-        </w:rPr>
-        <w:t xml:space="preserve">Meiji to empire. </w:t>
-      </w:r>
-      <w:r>
-        <w:t xml:space="preserve">Jansen, Marius B. The Making of Modern Japan. Cambridge, MA: Harvard University Press, 2000.</w:t>
-      </w:r>
-    </w:p>
-    <w:p>
-      <w:pPr>
-        <w:spacing w:after="120"/>
-        <w:ind w:left="360" w:hanging="360"/>
-      </w:pPr>
-      <w:r>
-        <w:rPr>
-          <w:i/>
-          <w:iCs/>
-        </w:rPr>
-        <w:t xml:space="preserve">Nanjing: the evidence and the death-toll debate. </w:t>
-      </w:r>
-      <w:r>
-        <w:t xml:space="preserve">Fogel, Joshua A., ed. The Nanjing Massacre in History and Historiography. Berkeley: University of California Press, 2000.</w:t>
-      </w:r>
-    </w:p>
-    <w:p>
-      <w:pPr>
-        <w:spacing w:after="120"/>
-        <w:ind w:left="360" w:hanging="360"/>
-      </w:pPr>
-      <w:r>
-        <w:rPr>
-          <w:i/>
-          <w:iCs/>
-        </w:rPr>
-        <w:t xml:space="preserve">The kamikaze pilots and their letters. </w:t>
-      </w:r>
-      <w:r>
-        <w:t xml:space="preserve">Ohnuki-Tierney, Emiko. Kamikaze, Cherry Blossoms, and Nationalisms. Chicago: University of Chicago Press, 2002.</w:t>
-      </w:r>
-    </w:p>
-    <w:p>
-      <w:pPr>
-        <w:spacing w:after="120"/>
-        <w:ind w:left="360" w:hanging="360"/>
-      </w:pPr>
-      <w:r>
-        <w:rPr>
-          <w:i/>
-          <w:iCs/>
-        </w:rPr>
-        <w:t xml:space="preserve">Occupation and the 1947 constitution. </w:t>
-      </w:r>
-      <w:r>
-        <w:t xml:space="preserve">Dower, John W. Embracing Defeat: Japan in the Wake of World War II. New York: Norton, 1999.</w:t>
+        <w:t xml:space="preserve">1914–1918: Home by Christmas — The First World War</w:t>
+      </w:r>
+    </w:p>
+    <w:p>
+      <w:pPr>
+        <w:spacing w:after="120"/>
+        <w:ind w:left="360" w:hanging="360"/>
+      </w:pPr>
+      <w:r>
+        <w:rPr>
+          <w:i/>
+          <w:iCs/>
+        </w:rPr>
+        <w:t xml:space="preserve">How the war began. </w:t>
+      </w:r>
+      <w:r>
+        <w:t xml:space="preserve">Clark, Christopher. The Sleepwalkers: How Europe Went to War in 1914. London: Allen Lane, 2012.</w:t>
+      </w:r>
+    </w:p>
+    <w:p>
+      <w:pPr>
+        <w:spacing w:after="120"/>
+        <w:ind w:left="360" w:hanging="360"/>
+      </w:pPr>
+      <w:r>
+        <w:rPr>
+          <w:i/>
+          <w:iCs/>
+        </w:rPr>
+        <w:t xml:space="preserve">The war as a whole. </w:t>
+      </w:r>
+      <w:r>
+        <w:t xml:space="preserve">Strachan, Hew. The First World War. New York: Viking, 2004.</w:t>
+      </w:r>
+    </w:p>
+    <w:p>
+      <w:pPr>
+        <w:spacing w:after="120"/>
+        <w:ind w:left="360" w:hanging="360"/>
+      </w:pPr>
+      <w:r>
+        <w:rPr>
+          <w:i/>
+          <w:iCs/>
+        </w:rPr>
+        <w:t xml:space="preserve">The first day on the Somme. </w:t>
+      </w:r>
+      <w:r>
+        <w:t xml:space="preserve">Middlebrook, Martin. The First Day on the Somme. London: Allen Lane, 1971.</w:t>
+      </w:r>
+    </w:p>
+    <w:p>
+      <w:pPr>
+        <w:spacing w:after="120"/>
+        <w:ind w:left="360" w:hanging="360"/>
+      </w:pPr>
+      <w:r>
+        <w:rPr>
+          <w:i/>
+          <w:iCs/>
+        </w:rPr>
+        <w:t xml:space="preserve">The Christmas truce, from soldiers’ letters. </w:t>
+      </w:r>
+      <w:r>
+        <w:t xml:space="preserve">Weintraub, Stanley. Silent Night: The Story of the World War I Christmas Truce. New York: Free Press, 2001.</w:t>
+      </w:r>
+    </w:p>
+    <w:p>
+      <w:pPr>
+        <w:spacing w:after="120"/>
+        <w:ind w:left="360" w:hanging="360"/>
+      </w:pPr>
+      <w:r>
+        <w:rPr>
+          <w:i/>
+          <w:iCs/>
+        </w:rPr>
+        <w:t xml:space="preserve">Influenza deaths, the higher estimate. </w:t>
+      </w:r>
+      <w:r>
+        <w:t xml:space="preserve">Johnson, Niall P. A. S., and Juergen Mueller. “Updating the Accounts: Global Mortality of the 1918–1920 ‘Spanish’ Influenza Pandemic.” Bulletin of the History of Medicine 76 (2002): 105–15.</w:t>
+      </w:r>
+    </w:p>
+    <w:p>
+      <w:pPr>
+        <w:spacing w:after="120"/>
+        <w:ind w:left="360" w:hanging="360"/>
+      </w:pPr>
+      <w:r>
+        <w:rPr>
+          <w:i/>
+          <w:iCs/>
+        </w:rPr>
+        <w:t xml:space="preserve">Influenza deaths, the lower estimate. </w:t>
+      </w:r>
+      <w:r>
+        <w:t xml:space="preserve">Spreeuwenberg, Peter, et al. “Reassessing the Global Mortality Burden of the 1918 Influenza Pandemic.” American Journal of Epidemiology 187 (2018): 2561–67.</w:t>
+      </w:r>
+    </w:p>
+    <w:p>
+      <w:pPr>
+        <w:spacing w:after="120"/>
+        <w:ind w:left="360" w:hanging="360"/>
+      </w:pPr>
+      <w:r>
+        <w:rPr>
+          <w:i/>
+          <w:iCs/>
+        </w:rPr>
+        <w:t xml:space="preserve">Keynes on Versailles. </w:t>
+      </w:r>
+      <w:r>
+        <w:t xml:space="preserve">Keynes, John Maynard. The Economic Consequences of the Peace. London: Macmillan, 1919.</w:t>
       </w:r>
     </w:p>
     <w:p>
@@ -2750,55 +3118,119 @@
           <w:sz w:val="36"/>
           <w:szCs w:val="36"/>
         </w:rPr>
-        <w:t xml:space="preserve">1861–1946: Italy, Rome's Heir and the Fascist Detour</w:t>
-      </w:r>
-    </w:p>
-    <w:p>
-      <w:pPr>
-        <w:spacing w:after="120"/>
-        <w:ind w:left="360" w:hanging="360"/>
-      </w:pPr>
-      <w:r>
-        <w:rPr>
-          <w:i/>
-          <w:iCs/>
-        </w:rPr>
-        <w:t xml:space="preserve">Italy from unification. </w:t>
-      </w:r>
-      <w:r>
-        <w:t xml:space="preserve">Duggan, Christopher. The Force of Destiny: A History of Italy since 1796. London: Allen Lane, 2007.</w:t>
-      </w:r>
-    </w:p>
-    <w:p>
-      <w:pPr>
-        <w:spacing w:after="120"/>
-        <w:ind w:left="360" w:hanging="360"/>
-      </w:pPr>
-      <w:r>
-        <w:rPr>
-          <w:i/>
-          <w:iCs/>
-        </w:rPr>
-        <w:t xml:space="preserve">The regime, Matteotti, and the trains. </w:t>
-      </w:r>
-      <w:r>
-        <w:t xml:space="preserve">Bosworth, R. J. B. Mussolini’s Italy: Life under the Dictatorship, 1915–1945. London: Allen Lane, 2005.</w:t>
-      </w:r>
-    </w:p>
-    <w:p>
-      <w:pPr>
-        <w:spacing w:after="120"/>
-        <w:ind w:left="360" w:hanging="360"/>
-      </w:pPr>
-      <w:r>
-        <w:rPr>
-          <w:i/>
-          <w:iCs/>
-        </w:rPr>
-        <w:t xml:space="preserve">Italy’s abandoned purge. </w:t>
-      </w:r>
-      <w:r>
-        <w:t xml:space="preserve">Domenico, Roy Palmer. Italian Fascists on Trial, 1943–1948. Chapel Hill: University of North Carolina Press, 1991.</w:t>
+        <w:t xml:space="preserve">The Twentieth Century: Genius and Catastrophe — Great Countries, Terrible Decades</w:t>
+      </w:r>
+    </w:p>
+    <w:p>
+      <w:pPr>
+        <w:spacing w:after="120"/>
+        <w:ind w:left="360" w:hanging="360"/>
+      </w:pPr>
+      <w:r>
+        <w:rPr>
+          <w:i/>
+          <w:iCs/>
+        </w:rPr>
+        <w:t xml:space="preserve">How the Nazis took power. </w:t>
+      </w:r>
+      <w:r>
+        <w:t xml:space="preserve">Evans, Richard J. The Coming of the Third Reich. London: Allen Lane, 2003.</w:t>
+      </w:r>
+    </w:p>
+    <w:p>
+      <w:pPr>
+        <w:spacing w:after="120"/>
+        <w:ind w:left="360" w:hanging="360"/>
+      </w:pPr>
+      <w:r>
+        <w:rPr>
+          <w:i/>
+          <w:iCs/>
+        </w:rPr>
+        <w:t xml:space="preserve">The Holocaust. </w:t>
+      </w:r>
+      <w:r>
+        <w:t xml:space="preserve">Hilberg, Raul. The Destruction of the European Jews. 3rd ed. New Haven: Yale University Press, 2003.</w:t>
+      </w:r>
+    </w:p>
+    <w:p>
+      <w:pPr>
+        <w:spacing w:after="120"/>
+        <w:ind w:left="360" w:hanging="360"/>
+      </w:pPr>
+      <w:r>
+        <w:rPr>
+          <w:i/>
+          <w:iCs/>
+        </w:rPr>
+        <w:t xml:space="preserve">Cambodia under the Khmer Rouge. </w:t>
+      </w:r>
+      <w:r>
+        <w:t xml:space="preserve">Kiernan, Ben. The Pol Pot Regime. New Haven: Yale University Press, 1996.</w:t>
+      </w:r>
+    </w:p>
+    <w:p>
+      <w:pPr>
+        <w:spacing w:after="120"/>
+        <w:ind w:left="360" w:hanging="360"/>
+      </w:pPr>
+      <w:r>
+        <w:rPr>
+          <w:i/>
+          <w:iCs/>
+        </w:rPr>
+        <w:t xml:space="preserve">How democracies are dismantled. </w:t>
+      </w:r>
+      <w:r>
+        <w:t xml:space="preserve">Levitsky, Steven, and Daniel Ziblatt. How Democracies Die. New York: Crown, 2018.</w:t>
+      </w:r>
+    </w:p>
+    <w:p>
+      <w:pPr>
+        <w:spacing w:after="120"/>
+        <w:ind w:left="360" w:hanging="360"/>
+      </w:pPr>
+      <w:r>
+        <w:rPr>
+          <w:i/>
+          <w:iCs/>
+        </w:rPr>
+        <w:t xml:space="preserve">Germany’s reckoning with its past. </w:t>
+      </w:r>
+      <w:r>
+        <w:t xml:space="preserve">Neiman, Susan. Learning from the Germans: Race and the Memory of Evil. New York: Farrar, Straus and Giroux, 2019.</w:t>
+      </w:r>
+    </w:p>
+    <w:p>
+      <w:pPr>
+        <w:spacing w:after="120"/>
+        <w:ind w:left="360" w:hanging="360"/>
+      </w:pPr>
+      <w:r>
+        <w:rPr>
+          <w:i/>
+          <w:iCs/>
+        </w:rPr>
+        <w:t xml:space="preserve">Denmark’s rescue of its Jews, 1943. </w:t>
+      </w:r>
+      <w:r>
+        <w:t xml:space="preserve">Yahil, Leni. The Rescue of Danish Jewry: Test of a Democracy. Philadelphia: Jewish Publication Society of America, 1969.</w:t>
+      </w:r>
+    </w:p>
+    <w:p>
+      <w:pPr>
+        <w:spacing w:after="120"/>
+        <w:ind w:left="360" w:hanging="360"/>
+      </w:pPr>
+      <w:r>
+        <w:rPr>
+          <w:i/>
+          <w:iCs/>
+        </w:rPr>
+        <w:t xml:space="preserve">Sweden’s sterilization program. </w:t>
+      </w:r>
+      <w:r>
+        <w:t xml:space="preserve">Broberg, Gunnar, and Nils Roll-Hansen, eds. Eugenics and the Welfare State: Sterilization Policy in Denmark, Sweden, Norway, and Finland. East Lansing: Michigan State University Press, 1996.</w:t>
       </w:r>
     </w:p>
     <w:p>
@@ -2818,87 +3250,71 @@
           <w:sz w:val="36"/>
           <w:szCs w:val="36"/>
         </w:rPr>
-        <w:t xml:space="preserve">Medieval Córdoba to 1981: Spain, Convivencia and the General</w:t>
-      </w:r>
-    </w:p>
-    <w:p>
-      <w:pPr>
-        <w:spacing w:after="120"/>
-        <w:ind w:left="360" w:hanging="360"/>
-      </w:pPr>
-      <w:r>
-        <w:rPr>
-          <w:i/>
-          <w:iCs/>
-        </w:rPr>
-        <w:t xml:space="preserve">Convivencia, the admiring account. </w:t>
-      </w:r>
-      <w:r>
-        <w:t xml:space="preserve">Menocal, María Rosa. The Ornament of the World. Boston: Little, Brown, 2002.</w:t>
-      </w:r>
-    </w:p>
-    <w:p>
-      <w:pPr>
-        <w:spacing w:after="120"/>
-        <w:ind w:left="360" w:hanging="360"/>
-      </w:pPr>
-      <w:r>
-        <w:rPr>
-          <w:i/>
-          <w:iCs/>
-        </w:rPr>
-        <w:t xml:space="preserve">Convivencia, the skeptical account. </w:t>
-      </w:r>
-      <w:r>
-        <w:t xml:space="preserve">Fernández-Morera, Darío. The Myth of the Andalusian Paradise. Wilmington, DE: ISI Books, 2016.</w:t>
-      </w:r>
-    </w:p>
-    <w:p>
-      <w:pPr>
-        <w:spacing w:after="120"/>
-        <w:ind w:left="360" w:hanging="360"/>
-      </w:pPr>
-      <w:r>
-        <w:rPr>
-          <w:i/>
-          <w:iCs/>
-        </w:rPr>
-        <w:t xml:space="preserve">Maimonides and the Almohad exile. </w:t>
-      </w:r>
-      <w:r>
-        <w:t xml:space="preserve">Kraemer, Joel L. Maimonides: The Life and World of One of Civilization’s Greatest Minds. New York: Doubleday, 2008.</w:t>
-      </w:r>
-    </w:p>
-    <w:p>
-      <w:pPr>
-        <w:spacing w:after="120"/>
-        <w:ind w:left="360" w:hanging="360"/>
-      </w:pPr>
-      <w:r>
-        <w:rPr>
-          <w:i/>
-          <w:iCs/>
-        </w:rPr>
-        <w:t xml:space="preserve">Civil-war repression. </w:t>
-      </w:r>
-      <w:r>
-        <w:t xml:space="preserve">Preston, Paul. The Spanish Holocaust. London: HarperPress, 2012.</w:t>
-      </w:r>
-    </w:p>
-    <w:p>
-      <w:pPr>
-        <w:spacing w:after="120"/>
-        <w:ind w:left="360" w:hanging="360"/>
-      </w:pPr>
-      <w:r>
-        <w:rPr>
-          <w:i/>
-          <w:iCs/>
-        </w:rPr>
-        <w:t xml:space="preserve">The pact of forgetting. </w:t>
-      </w:r>
-      <w:r>
-        <w:t xml:space="preserve">Aguilar, Paloma. Memory and Amnesia: The Role of the Spanish Civil War in the Transition to Democracy. New York: Berghahn, 2002.</w:t>
+        <w:t xml:space="preserve">1853–1947: Japan, Restoration, and Empire</w:t>
+      </w:r>
+    </w:p>
+    <w:p>
+      <w:pPr>
+        <w:spacing w:after="120"/>
+        <w:ind w:left="360" w:hanging="360"/>
+      </w:pPr>
+      <w:r>
+        <w:rPr>
+          <w:i/>
+          <w:iCs/>
+        </w:rPr>
+        <w:t xml:space="preserve">Meiji to empire. </w:t>
+      </w:r>
+      <w:r>
+        <w:t xml:space="preserve">Jansen, Marius B. The Making of Modern Japan. Cambridge, MA: Harvard University Press, 2000.</w:t>
+      </w:r>
+    </w:p>
+    <w:p>
+      <w:pPr>
+        <w:spacing w:after="120"/>
+        <w:ind w:left="360" w:hanging="360"/>
+      </w:pPr>
+      <w:r>
+        <w:rPr>
+          <w:i/>
+          <w:iCs/>
+        </w:rPr>
+        <w:t xml:space="preserve">Nanjing: the evidence and the death-toll debate. </w:t>
+      </w:r>
+      <w:r>
+        <w:t xml:space="preserve">Fogel, Joshua A., ed. The Nanjing Massacre in History and Historiography. Berkeley: University of California Press, 2000.</w:t>
+      </w:r>
+    </w:p>
+    <w:p>
+      <w:pPr>
+        <w:spacing w:after="120"/>
+        <w:ind w:left="360" w:hanging="360"/>
+      </w:pPr>
+      <w:r>
+        <w:rPr>
+          <w:i/>
+          <w:iCs/>
+        </w:rPr>
+        <w:t xml:space="preserve">The kamikaze pilots and their letters. </w:t>
+      </w:r>
+      <w:r>
+        <w:t xml:space="preserve">Ohnuki-Tierney, Emiko. Kamikaze, Cherry Blossoms, and Nationalisms. Chicago: University of Chicago Press, 2002.</w:t>
+      </w:r>
+    </w:p>
+    <w:p>
+      <w:pPr>
+        <w:spacing w:after="120"/>
+        <w:ind w:left="360" w:hanging="360"/>
+      </w:pPr>
+      <w:r>
+        <w:rPr>
+          <w:i/>
+          <w:iCs/>
+        </w:rPr>
+        <w:t xml:space="preserve">Occupation and the 1947 constitution. </w:t>
+      </w:r>
+      <w:r>
+        <w:t xml:space="preserve">Dower, John W. Embracing Defeat: Japan in the Wake of World War II. New York: Norton, 1999.</w:t>
       </w:r>
     </w:p>
     <w:p>
@@ -2918,87 +3334,55 @@
           <w:sz w:val="36"/>
           <w:szCs w:val="36"/>
         </w:rPr>
-        <w:t xml:space="preserve">1917–1991: The Soviet Union, Ideals and Iron</w:t>
-      </w:r>
-    </w:p>
-    <w:p>
-      <w:pPr>
-        <w:spacing w:after="120"/>
-        <w:ind w:left="360" w:hanging="360"/>
-      </w:pPr>
-      <w:r>
-        <w:rPr>
-          <w:i/>
-          <w:iCs/>
-        </w:rPr>
-        <w:t xml:space="preserve">Famine and collectivization: the archival numbers. </w:t>
-      </w:r>
-      <w:r>
-        <w:t xml:space="preserve">Davies, R. W., and Stephen G. Wheatcroft. The Years of Hunger: Soviet Agriculture, 1931–1933. Basingstoke: Palgrave Macmillan, 2004.</w:t>
-      </w:r>
-    </w:p>
-    <w:p>
-      <w:pPr>
-        <w:spacing w:after="120"/>
-        <w:ind w:left="360" w:hanging="360"/>
-      </w:pPr>
-      <w:r>
-        <w:rPr>
-          <w:i/>
-          <w:iCs/>
-        </w:rPr>
-        <w:t xml:space="preserve">The Holodomor. </w:t>
-      </w:r>
-      <w:r>
-        <w:t xml:space="preserve">Applebaum, Anne. Red Famine: Stalin’s War on Ukraine. New York: Doubleday, 2017.</w:t>
-      </w:r>
-    </w:p>
-    <w:p>
-      <w:pPr>
-        <w:spacing w:after="120"/>
-        <w:ind w:left="360" w:hanging="360"/>
-      </w:pPr>
-      <w:r>
-        <w:rPr>
-          <w:i/>
-          <w:iCs/>
-        </w:rPr>
-        <w:t xml:space="preserve">The Gulag. </w:t>
-      </w:r>
-      <w:r>
-        <w:t xml:space="preserve">Applebaum, Anne. Gulag: A History. New York: Doubleday, 2003.</w:t>
-      </w:r>
-    </w:p>
-    <w:p>
-      <w:pPr>
-        <w:spacing w:after="120"/>
-        <w:ind w:left="360" w:hanging="360"/>
-      </w:pPr>
-      <w:r>
-        <w:rPr>
-          <w:i/>
-          <w:iCs/>
-        </w:rPr>
-        <w:t xml:space="preserve">Katyn. </w:t>
-      </w:r>
-      <w:r>
-        <w:t xml:space="preserve">Sanford, George. Katyn and the Soviet Massacre of 1940. London: Routledge, 2005.</w:t>
-      </w:r>
-    </w:p>
-    <w:p>
-      <w:pPr>
-        <w:spacing w:after="120"/>
-        <w:ind w:left="360" w:hanging="360"/>
-      </w:pPr>
-      <w:r>
-        <w:rPr>
-          <w:i/>
-          <w:iCs/>
-        </w:rPr>
-        <w:t xml:space="preserve">Chernobyl and the delayed evacuation. </w:t>
-      </w:r>
-      <w:r>
-        <w:t xml:space="preserve">Plokhy, Serhii. Chernobyl: The History of a Nuclear Catastrophe. New York: Basic Books, 2018.</w:t>
+        <w:t xml:space="preserve">1861–1946: Italy, Rome's Heir and the Fascist Detour</w:t>
+      </w:r>
+    </w:p>
+    <w:p>
+      <w:pPr>
+        <w:spacing w:after="120"/>
+        <w:ind w:left="360" w:hanging="360"/>
+      </w:pPr>
+      <w:r>
+        <w:rPr>
+          <w:i/>
+          <w:iCs/>
+        </w:rPr>
+        <w:t xml:space="preserve">Italy from unification. </w:t>
+      </w:r>
+      <w:r>
+        <w:t xml:space="preserve">Duggan, Christopher. The Force of Destiny: A History of Italy since 1796. London: Allen Lane, 2007.</w:t>
+      </w:r>
+    </w:p>
+    <w:p>
+      <w:pPr>
+        <w:spacing w:after="120"/>
+        <w:ind w:left="360" w:hanging="360"/>
+      </w:pPr>
+      <w:r>
+        <w:rPr>
+          <w:i/>
+          <w:iCs/>
+        </w:rPr>
+        <w:t xml:space="preserve">The regime, Matteotti, and the trains. </w:t>
+      </w:r>
+      <w:r>
+        <w:t xml:space="preserve">Bosworth, R. J. B. Mussolini’s Italy: Life under the Dictatorship, 1915–1945. London: Allen Lane, 2005.</w:t>
+      </w:r>
+    </w:p>
+    <w:p>
+      <w:pPr>
+        <w:spacing w:after="120"/>
+        <w:ind w:left="360" w:hanging="360"/>
+      </w:pPr>
+      <w:r>
+        <w:rPr>
+          <w:i/>
+          <w:iCs/>
+        </w:rPr>
+        <w:t xml:space="preserve">Italy’s abandoned purge. </w:t>
+      </w:r>
+      <w:r>
+        <w:t xml:space="preserve">Domenico, Roy Palmer. Italian Fascists on Trial, 1943–1948. Chapel Hill: University of North Carolina Press, 1991.</w:t>
       </w:r>
     </w:p>
     <w:p>
@@ -3018,87 +3402,87 @@
           <w:sz w:val="36"/>
           <w:szCs w:val="36"/>
         </w:rPr>
-        <w:t xml:space="preserve">1949 to Today: China, the Long Memory and the Great Leap</w:t>
-      </w:r>
-    </w:p>
-    <w:p>
-      <w:pPr>
-        <w:spacing w:after="120"/>
-        <w:ind w:left="360" w:hanging="360"/>
-      </w:pPr>
-      <w:r>
-        <w:rPr>
-          <w:i/>
-          <w:iCs/>
-        </w:rPr>
-        <w:t xml:space="preserve">The Great Leap famine. </w:t>
-      </w:r>
-      <w:r>
-        <w:t xml:space="preserve">Dikötter, Frank. Mao’s Great Famine. London: Bloomsbury, 2010.</w:t>
-      </w:r>
-    </w:p>
-    <w:p>
-      <w:pPr>
-        <w:spacing w:after="120"/>
-        <w:ind w:left="360" w:hanging="360"/>
-      </w:pPr>
-      <w:r>
-        <w:rPr>
-          <w:i/>
-          <w:iCs/>
-        </w:rPr>
-        <w:t xml:space="preserve">The famine, from inside China’s archives. </w:t>
-      </w:r>
-      <w:r>
-        <w:t xml:space="preserve">Yang Jisheng. Tombstone: The Great Chinese Famine, 1958–1962. New York: Farrar, Straus and Giroux, 2012.</w:t>
-      </w:r>
-    </w:p>
-    <w:p>
-      <w:pPr>
-        <w:spacing w:after="120"/>
-        <w:ind w:left="360" w:hanging="360"/>
-      </w:pPr>
-      <w:r>
-        <w:rPr>
-          <w:i/>
-          <w:iCs/>
-        </w:rPr>
-        <w:t xml:space="preserve">The Cultural Revolution. </w:t>
-      </w:r>
-      <w:r>
-        <w:t xml:space="preserve">MacFarquhar, Roderick, and Michael Schoenhals. Mao’s Last Revolution. Cambridge, MA: Belknap Press of Harvard University Press, 2006.</w:t>
-      </w:r>
-    </w:p>
-    <w:p>
-      <w:pPr>
-        <w:spacing w:after="120"/>
-        <w:ind w:left="360" w:hanging="360"/>
-      </w:pPr>
-      <w:r>
-        <w:rPr>
-          <w:i/>
-          <w:iCs/>
-        </w:rPr>
-        <w:t xml:space="preserve">Plastic entering the ocean (2010 data). </w:t>
-      </w:r>
-      <w:r>
-        <w:t xml:space="preserve">Jambeck, Jenna R., et al. “Plastic Waste Inputs from Land into the Ocean.” Science 347 (2015): 768–71.</w:t>
-      </w:r>
-    </w:p>
-    <w:p>
-      <w:pPr>
-        <w:spacing w:after="120"/>
-        <w:ind w:left="360" w:hanging="360"/>
-      </w:pPr>
-      <w:r>
-        <w:rPr>
-          <w:i/>
-          <w:iCs/>
-        </w:rPr>
-        <w:t xml:space="preserve">River plastic, a later estimate with a different ranking. </w:t>
-      </w:r>
-      <w:r>
-        <w:t xml:space="preserve">Meijer, Lourens J. J., et al. “More than 1000 Rivers Account for 80% of Global Riverine Plastic Emissions into the Ocean.” Science Advances 7 (2021): eaaz5803.</w:t>
+        <w:t xml:space="preserve">Medieval Córdoba to 1981: Spain, Convivencia and the General</w:t>
+      </w:r>
+    </w:p>
+    <w:p>
+      <w:pPr>
+        <w:spacing w:after="120"/>
+        <w:ind w:left="360" w:hanging="360"/>
+      </w:pPr>
+      <w:r>
+        <w:rPr>
+          <w:i/>
+          <w:iCs/>
+        </w:rPr>
+        <w:t xml:space="preserve">Convivencia, the admiring account. </w:t>
+      </w:r>
+      <w:r>
+        <w:t xml:space="preserve">Menocal, María Rosa. The Ornament of the World. Boston: Little, Brown, 2002.</w:t>
+      </w:r>
+    </w:p>
+    <w:p>
+      <w:pPr>
+        <w:spacing w:after="120"/>
+        <w:ind w:left="360" w:hanging="360"/>
+      </w:pPr>
+      <w:r>
+        <w:rPr>
+          <w:i/>
+          <w:iCs/>
+        </w:rPr>
+        <w:t xml:space="preserve">Convivencia, the skeptical account. </w:t>
+      </w:r>
+      <w:r>
+        <w:t xml:space="preserve">Fernández-Morera, Darío. The Myth of the Andalusian Paradise. Wilmington, DE: ISI Books, 2016.</w:t>
+      </w:r>
+    </w:p>
+    <w:p>
+      <w:pPr>
+        <w:spacing w:after="120"/>
+        <w:ind w:left="360" w:hanging="360"/>
+      </w:pPr>
+      <w:r>
+        <w:rPr>
+          <w:i/>
+          <w:iCs/>
+        </w:rPr>
+        <w:t xml:space="preserve">Maimonides and the Almohad exile. </w:t>
+      </w:r>
+      <w:r>
+        <w:t xml:space="preserve">Kraemer, Joel L. Maimonides: The Life and World of One of Civilization’s Greatest Minds. New York: Doubleday, 2008.</w:t>
+      </w:r>
+    </w:p>
+    <w:p>
+      <w:pPr>
+        <w:spacing w:after="120"/>
+        <w:ind w:left="360" w:hanging="360"/>
+      </w:pPr>
+      <w:r>
+        <w:rPr>
+          <w:i/>
+          <w:iCs/>
+        </w:rPr>
+        <w:t xml:space="preserve">Civil-war repression. </w:t>
+      </w:r>
+      <w:r>
+        <w:t xml:space="preserve">Preston, Paul. The Spanish Holocaust. London: HarperPress, 2012.</w:t>
+      </w:r>
+    </w:p>
+    <w:p>
+      <w:pPr>
+        <w:spacing w:after="120"/>
+        <w:ind w:left="360" w:hanging="360"/>
+      </w:pPr>
+      <w:r>
+        <w:rPr>
+          <w:i/>
+          <w:iCs/>
+        </w:rPr>
+        <w:t xml:space="preserve">The pact of forgetting. </w:t>
+      </w:r>
+      <w:r>
+        <w:t xml:space="preserve">Aguilar, Paloma. Memory and Amnesia: The Role of the Spanish Civil War in the Transition to Democracy. New York: Berghahn, 2002.</w:t>
       </w:r>
     </w:p>
     <w:p>
@@ -3118,87 +3502,103 @@
           <w:sz w:val="36"/>
           <w:szCs w:val="36"/>
         </w:rPr>
-        <w:t xml:space="preserve">The 13th Century BCE to 1948 CE: The People Who Kept Their Story — A Complete History of the Jews</w:t>
-      </w:r>
-    </w:p>
-    <w:p>
-      <w:pPr>
-        <w:spacing w:after="120"/>
-        <w:ind w:left="360" w:hanging="360"/>
-      </w:pPr>
-      <w:r>
-        <w:rPr>
-          <w:i/>
-          <w:iCs/>
-        </w:rPr>
-        <w:t xml:space="preserve">The long history. </w:t>
-      </w:r>
-      <w:r>
-        <w:t xml:space="preserve">Schama, Simon. The Story of the Jews. 2 vols. London: Bodley Head, 2013 and 2017.</w:t>
-      </w:r>
-    </w:p>
-    <w:p>
-      <w:pPr>
-        <w:spacing w:after="120"/>
-        <w:ind w:left="360" w:hanging="360"/>
-      </w:pPr>
-      <w:r>
-        <w:rPr>
-          <w:i/>
-          <w:iCs/>
-        </w:rPr>
-        <w:t xml:space="preserve">Archaeology and the biblical narratives. </w:t>
-      </w:r>
-      <w:r>
-        <w:t xml:space="preserve">Finkelstein, Israel, and Neil Asher Silberman. The Bible Unearthed. New York: Free Press, 2001.</w:t>
-      </w:r>
-    </w:p>
-    <w:p>
-      <w:pPr>
-        <w:spacing w:after="120"/>
-        <w:ind w:left="360" w:hanging="360"/>
-      </w:pPr>
-      <w:r>
-        <w:rPr>
-          <w:i/>
-          <w:iCs/>
-        </w:rPr>
-        <w:t xml:space="preserve">The Dead Sea Scrolls. </w:t>
-      </w:r>
-      <w:r>
-        <w:t xml:space="preserve">VanderKam, James C. The Dead Sea Scrolls Today. 2nd ed. Grand Rapids: Eerdmans, 2010.</w:t>
-      </w:r>
-    </w:p>
-    <w:p>
-      <w:pPr>
-        <w:spacing w:after="120"/>
-        <w:ind w:left="360" w:hanging="360"/>
-      </w:pPr>
-      <w:r>
-        <w:rPr>
-          <w:i/>
-          <w:iCs/>
-        </w:rPr>
-        <w:t xml:space="preserve">Masada and its single source. </w:t>
-      </w:r>
-      <w:r>
-        <w:t xml:space="preserve">Magness, Jodi. Masada: From Jewish Revolt to Modern Myth. Princeton: Princeton University Press, 2019.</w:t>
-      </w:r>
-    </w:p>
-    <w:p>
-      <w:pPr>
-        <w:spacing w:after="120"/>
-        <w:ind w:left="360" w:hanging="360"/>
-      </w:pPr>
-      <w:r>
-        <w:rPr>
-          <w:i/>
-          <w:iCs/>
-        </w:rPr>
-        <w:t xml:space="preserve">The 1948 refugees. </w:t>
-      </w:r>
-      <w:r>
-        <w:t xml:space="preserve">Morris, Benny. The Birth of the Palestinian Refugee Problem Revisited. Cambridge: Cambridge University Press, 2004.</w:t>
+        <w:t xml:space="preserve">1917–1991: The Soviet Union, Ideals and Iron</w:t>
+      </w:r>
+    </w:p>
+    <w:p>
+      <w:pPr>
+        <w:spacing w:after="120"/>
+        <w:ind w:left="360" w:hanging="360"/>
+      </w:pPr>
+      <w:r>
+        <w:rPr>
+          <w:i/>
+          <w:iCs/>
+        </w:rPr>
+        <w:t xml:space="preserve">Famine and collectivization: the archival numbers. </w:t>
+      </w:r>
+      <w:r>
+        <w:t xml:space="preserve">Davies, R. W., and Stephen G. Wheatcroft. The Years of Hunger: Soviet Agriculture, 1931–1933. Basingstoke: Palgrave Macmillan, 2004.</w:t>
+      </w:r>
+    </w:p>
+    <w:p>
+      <w:pPr>
+        <w:spacing w:after="120"/>
+        <w:ind w:left="360" w:hanging="360"/>
+      </w:pPr>
+      <w:r>
+        <w:rPr>
+          <w:i/>
+          <w:iCs/>
+        </w:rPr>
+        <w:t xml:space="preserve">The Holodomor. </w:t>
+      </w:r>
+      <w:r>
+        <w:t xml:space="preserve">Applebaum, Anne. Red Famine: Stalin’s War on Ukraine. New York: Doubleday, 2017.</w:t>
+      </w:r>
+    </w:p>
+    <w:p>
+      <w:pPr>
+        <w:spacing w:after="120"/>
+        <w:ind w:left="360" w:hanging="360"/>
+      </w:pPr>
+      <w:r>
+        <w:rPr>
+          <w:i/>
+          <w:iCs/>
+        </w:rPr>
+        <w:t xml:space="preserve">The Gulag. </w:t>
+      </w:r>
+      <w:r>
+        <w:t xml:space="preserve">Applebaum, Anne. Gulag: A History. New York: Doubleday, 2003.</w:t>
+      </w:r>
+    </w:p>
+    <w:p>
+      <w:pPr>
+        <w:spacing w:after="120"/>
+        <w:ind w:left="360" w:hanging="360"/>
+      </w:pPr>
+      <w:r>
+        <w:rPr>
+          <w:i/>
+          <w:iCs/>
+        </w:rPr>
+        <w:t xml:space="preserve">Katyn. </w:t>
+      </w:r>
+      <w:r>
+        <w:t xml:space="preserve">Sanford, George. Katyn and the Soviet Massacre of 1940. London: Routledge, 2005.</w:t>
+      </w:r>
+    </w:p>
+    <w:p>
+      <w:pPr>
+        <w:spacing w:after="120"/>
+        <w:ind w:left="360" w:hanging="360"/>
+      </w:pPr>
+      <w:r>
+        <w:rPr>
+          <w:i/>
+          <w:iCs/>
+        </w:rPr>
+        <w:t xml:space="preserve">Chernobyl and the delayed evacuation. </w:t>
+      </w:r>
+      <w:r>
+        <w:t xml:space="preserve">Plokhy, Serhii. Chernobyl: The History of a Nuclear Catastrophe. New York: Basic Books, 2018.</w:t>
+      </w:r>
+    </w:p>
+    <w:p>
+      <w:pPr>
+        <w:spacing w:after="120"/>
+        <w:ind w:left="360" w:hanging="360"/>
+      </w:pPr>
+      <w:r>
+        <w:rPr>
+          <w:i/>
+          <w:iCs/>
+        </w:rPr>
+        <w:t xml:space="preserve">The 1939 pact and the invasion of 1941. </w:t>
+      </w:r>
+      <w:r>
+        <w:t xml:space="preserve">Roberts, Geoffrey. Stalin’s Wars: From World War to Cold War, 1939–1953. New Haven: Yale University Press, 2006.</w:t>
       </w:r>
     </w:p>
     <w:p>
@@ -3218,87 +3618,135 @@
           <w:sz w:val="36"/>
           <w:szCs w:val="36"/>
         </w:rPr>
-        <w:t xml:space="preserve">1945–1991: Cold War — Two Powers, One Planet</w:t>
-      </w:r>
-    </w:p>
-    <w:p>
-      <w:pPr>
-        <w:spacing w:after="120"/>
-        <w:ind w:left="360" w:hanging="360"/>
-      </w:pPr>
-      <w:r>
-        <w:rPr>
-          <w:i/>
-          <w:iCs/>
-        </w:rPr>
-        <w:t xml:space="preserve">The Cold War as a whole. </w:t>
-      </w:r>
-      <w:r>
-        <w:t xml:space="preserve">Gaddis, John Lewis. The Cold War: A New History. New York: Penguin, 2005.</w:t>
-      </w:r>
-    </w:p>
-    <w:p>
-      <w:pPr>
-        <w:spacing w:after="120"/>
-        <w:ind w:left="360" w:hanging="360"/>
-      </w:pPr>
-      <w:r>
-        <w:rPr>
-          <w:i/>
-          <w:iCs/>
-        </w:rPr>
-        <w:t xml:space="preserve">Submarine B-59 and Arkhipov. </w:t>
-      </w:r>
-      <w:r>
-        <w:t xml:space="preserve">Savranskaya, Svetlana V. “New Sources on the Role of Soviet Submarines in the Cuban Missile Crisis.” Journal of Strategic Studies 28 (2005): 233–59.</w:t>
-      </w:r>
-    </w:p>
-    <w:p>
-      <w:pPr>
-        <w:spacing w:after="120"/>
-        <w:ind w:left="360" w:hanging="360"/>
-      </w:pPr>
-      <w:r>
-        <w:rPr>
-          <w:i/>
-          <w:iCs/>
-        </w:rPr>
-        <w:t xml:space="preserve">Petrov and the 1983 false alarm. </w:t>
-      </w:r>
-      <w:r>
-        <w:t xml:space="preserve">Hoffman, David E. The Dead Hand. New York: Doubleday, 2009.</w:t>
-      </w:r>
-    </w:p>
-    <w:p>
-      <w:pPr>
-        <w:spacing w:after="120"/>
-        <w:ind w:left="360" w:hanging="360"/>
-      </w:pPr>
-      <w:r>
-        <w:rPr>
-          <w:i/>
-          <w:iCs/>
-        </w:rPr>
-        <w:t xml:space="preserve">The bomb. </w:t>
-      </w:r>
-      <w:r>
-        <w:t xml:space="preserve">Rhodes, Richard. The Making of the Atomic Bomb. New York: Simon &amp; Schuster, 1986.</w:t>
-      </w:r>
-    </w:p>
-    <w:p>
-      <w:pPr>
-        <w:spacing w:after="120"/>
-        <w:ind w:left="360" w:hanging="360"/>
-      </w:pPr>
-      <w:r>
-        <w:rPr>
-          <w:i/>
-          <w:iCs/>
-        </w:rPr>
-        <w:t xml:space="preserve">The people of Bikini. </w:t>
-      </w:r>
-      <w:r>
-        <w:t xml:space="preserve">Niedenthal, Jack. For the Good of Mankind: A History of the People of Bikini and Their Islands. 2nd ed. Majuro: Bravo Publishers, 2001.</w:t>
+        <w:t xml:space="preserve">1949 to Today: China, the Long Memory and the Great Leap</w:t>
+      </w:r>
+    </w:p>
+    <w:p>
+      <w:pPr>
+        <w:spacing w:after="120"/>
+        <w:ind w:left="360" w:hanging="360"/>
+      </w:pPr>
+      <w:r>
+        <w:rPr>
+          <w:i/>
+          <w:iCs/>
+        </w:rPr>
+        <w:t xml:space="preserve">The Great Leap famine. </w:t>
+      </w:r>
+      <w:r>
+        <w:t xml:space="preserve">Dikötter, Frank. Mao’s Great Famine. London: Bloomsbury, 2010.</w:t>
+      </w:r>
+    </w:p>
+    <w:p>
+      <w:pPr>
+        <w:spacing w:after="120"/>
+        <w:ind w:left="360" w:hanging="360"/>
+      </w:pPr>
+      <w:r>
+        <w:rPr>
+          <w:i/>
+          <w:iCs/>
+        </w:rPr>
+        <w:t xml:space="preserve">The famine, from inside China’s archives. </w:t>
+      </w:r>
+      <w:r>
+        <w:t xml:space="preserve">Yang Jisheng. Tombstone: The Great Chinese Famine, 1958–1962. New York: Farrar, Straus and Giroux, 2012.</w:t>
+      </w:r>
+    </w:p>
+    <w:p>
+      <w:pPr>
+        <w:spacing w:after="120"/>
+        <w:ind w:left="360" w:hanging="360"/>
+      </w:pPr>
+      <w:r>
+        <w:rPr>
+          <w:i/>
+          <w:iCs/>
+        </w:rPr>
+        <w:t xml:space="preserve">The Cultural Revolution. </w:t>
+      </w:r>
+      <w:r>
+        <w:t xml:space="preserve">MacFarquhar, Roderick, and Michael Schoenhals. Mao’s Last Revolution. Cambridge, MA: Belknap Press of Harvard University Press, 2006.</w:t>
+      </w:r>
+    </w:p>
+    <w:p>
+      <w:pPr>
+        <w:spacing w:after="120"/>
+        <w:ind w:left="360" w:hanging="360"/>
+      </w:pPr>
+      <w:r>
+        <w:rPr>
+          <w:i/>
+          <w:iCs/>
+        </w:rPr>
+        <w:t xml:space="preserve">Plastic entering the ocean (2010 data). </w:t>
+      </w:r>
+      <w:r>
+        <w:t xml:space="preserve">Jambeck, Jenna R., et al. “Plastic Waste Inputs from Land into the Ocean.” Science 347 (2015): 768–71.</w:t>
+      </w:r>
+    </w:p>
+    <w:p>
+      <w:pPr>
+        <w:spacing w:after="120"/>
+        <w:ind w:left="360" w:hanging="360"/>
+      </w:pPr>
+      <w:r>
+        <w:rPr>
+          <w:i/>
+          <w:iCs/>
+        </w:rPr>
+        <w:t xml:space="preserve">River plastic, a later estimate with a different ranking. </w:t>
+      </w:r>
+      <w:r>
+        <w:t xml:space="preserve">Meijer, Lourens J. J., et al. “More than 1000 Rivers Account for 80% of Global Riverine Plastic Emissions into the Ocean.” Science Advances 7 (2021): eaaz5803.</w:t>
+      </w:r>
+    </w:p>
+    <w:p>
+      <w:pPr>
+        <w:spacing w:after="120"/>
+        <w:ind w:left="360" w:hanging="360"/>
+      </w:pPr>
+      <w:r>
+        <w:rPr>
+          <w:i/>
+          <w:iCs/>
+        </w:rPr>
+        <w:t xml:space="preserve">Xi Jinping’s rise and the anti-corruption campaign. </w:t>
+      </w:r>
+      <w:r>
+        <w:t xml:space="preserve">Economy, Elizabeth C. The Third Revolution: Xi Jinping and the New Chinese State. New York: Oxford University Press, 2018.</w:t>
+      </w:r>
+    </w:p>
+    <w:p>
+      <w:pPr>
+        <w:spacing w:after="120"/>
+        <w:ind w:left="360" w:hanging="360"/>
+      </w:pPr>
+      <w:r>
+        <w:rPr>
+          <w:i/>
+          <w:iCs/>
+        </w:rPr>
+        <w:t xml:space="preserve">The 2018 end of the presidential term limit. </w:t>
+      </w:r>
+      <w:r>
+        <w:t xml:space="preserve">Amendment to the Constitution of the People’s Republic of China, adopted by the National People’s Congress, March 11, 2018.</w:t>
+      </w:r>
+    </w:p>
+    <w:p>
+      <w:pPr>
+        <w:spacing w:after="120"/>
+        <w:ind w:left="360" w:hanging="360"/>
+      </w:pPr>
+      <w:r>
+        <w:rPr>
+          <w:i/>
+          <w:iCs/>
+        </w:rPr>
+        <w:t xml:space="preserve">Hong Kong’s national-security law. </w:t>
+      </w:r>
+      <w:r>
+        <w:t xml:space="preserve">Law of the People’s Republic of China on Safeguarding National Security in the Hong Kong Special Administrative Region, promulgated June 30, 2020.</w:t>
       </w:r>
     </w:p>
     <w:p>
@@ -3318,55 +3766,87 @@
           <w:sz w:val="36"/>
           <w:szCs w:val="36"/>
         </w:rPr>
-        <w:t xml:space="preserve">1957 to 2026: Leaving the Cradle — Space Travel, the Moon, Mars, and (Maybe) the Galaxy</w:t>
-      </w:r>
-    </w:p>
-    <w:p>
-      <w:pPr>
-        <w:spacing w:after="120"/>
-        <w:ind w:left="360" w:hanging="360"/>
-      </w:pPr>
-      <w:r>
-        <w:rPr>
-          <w:i/>
-          <w:iCs/>
-        </w:rPr>
-        <w:t xml:space="preserve">Artemis II record distance and splashdown. </w:t>
-      </w:r>
-      <w:r>
-        <w:t xml:space="preserve">NASA. “NASA Welcomes Record-Setting Artemis II Moonfarers Back to Earth.” News release, April 10, 2026 (updated May 7, 2026). https://www.nasa.gov/news-release/nasa-welcomes-record-setting-artemis-ii-moonfarers-back-to-earth/</w:t>
-      </w:r>
-    </w:p>
-    <w:p>
-      <w:pPr>
-        <w:spacing w:after="120"/>
-        <w:ind w:left="360" w:hanging="360"/>
-      </w:pPr>
-      <w:r>
-        <w:rPr>
-          <w:i/>
-          <w:iCs/>
-        </w:rPr>
-        <w:t xml:space="preserve">Apollo. </w:t>
-      </w:r>
-      <w:r>
-        <w:t xml:space="preserve">Chaikin, Andrew. A Man on the Moon. New York: Viking, 1994.</w:t>
-      </w:r>
-    </w:p>
-    <w:p>
-      <w:pPr>
-        <w:spacing w:after="120"/>
-        <w:ind w:left="360" w:hanging="360"/>
-      </w:pPr>
-      <w:r>
-        <w:rPr>
-          <w:i/>
-          <w:iCs/>
-        </w:rPr>
-        <w:t xml:space="preserve">The Soviet program. </w:t>
-      </w:r>
-      <w:r>
-        <w:t xml:space="preserve">Siddiqi, Asif A. Challenge to Apollo: The Soviet Union and the Space Race, 1945–1974. Washington, DC: NASA History Division, 2000 (NASA SP-2000-4408).</w:t>
+        <w:t xml:space="preserve">The 13th Century BCE to 1948 CE: The People Who Kept Their Story — A Complete History of the Jews</w:t>
+      </w:r>
+    </w:p>
+    <w:p>
+      <w:pPr>
+        <w:spacing w:after="120"/>
+        <w:ind w:left="360" w:hanging="360"/>
+      </w:pPr>
+      <w:r>
+        <w:rPr>
+          <w:i/>
+          <w:iCs/>
+        </w:rPr>
+        <w:t xml:space="preserve">The long history. </w:t>
+      </w:r>
+      <w:r>
+        <w:t xml:space="preserve">Schama, Simon. The Story of the Jews. 2 vols. London: Bodley Head, 2013 and 2017.</w:t>
+      </w:r>
+    </w:p>
+    <w:p>
+      <w:pPr>
+        <w:spacing w:after="120"/>
+        <w:ind w:left="360" w:hanging="360"/>
+      </w:pPr>
+      <w:r>
+        <w:rPr>
+          <w:i/>
+          <w:iCs/>
+        </w:rPr>
+        <w:t xml:space="preserve">Archaeology and the biblical narratives. </w:t>
+      </w:r>
+      <w:r>
+        <w:t xml:space="preserve">Finkelstein, Israel, and Neil Asher Silberman. The Bible Unearthed. New York: Free Press, 2001.</w:t>
+      </w:r>
+    </w:p>
+    <w:p>
+      <w:pPr>
+        <w:spacing w:after="120"/>
+        <w:ind w:left="360" w:hanging="360"/>
+      </w:pPr>
+      <w:r>
+        <w:rPr>
+          <w:i/>
+          <w:iCs/>
+        </w:rPr>
+        <w:t xml:space="preserve">The Dead Sea Scrolls. </w:t>
+      </w:r>
+      <w:r>
+        <w:t xml:space="preserve">VanderKam, James C. The Dead Sea Scrolls Today. 2nd ed. Grand Rapids: Eerdmans, 2010.</w:t>
+      </w:r>
+    </w:p>
+    <w:p>
+      <w:pPr>
+        <w:spacing w:after="120"/>
+        <w:ind w:left="360" w:hanging="360"/>
+      </w:pPr>
+      <w:r>
+        <w:rPr>
+          <w:i/>
+          <w:iCs/>
+        </w:rPr>
+        <w:t xml:space="preserve">Masada and its single source. </w:t>
+      </w:r>
+      <w:r>
+        <w:t xml:space="preserve">Magness, Jodi. Masada: From Jewish Revolt to Modern Myth. Princeton: Princeton University Press, 2019.</w:t>
+      </w:r>
+    </w:p>
+    <w:p>
+      <w:pPr>
+        <w:spacing w:after="120"/>
+        <w:ind w:left="360" w:hanging="360"/>
+      </w:pPr>
+      <w:r>
+        <w:rPr>
+          <w:i/>
+          <w:iCs/>
+        </w:rPr>
+        <w:t xml:space="preserve">The 1948 refugees. </w:t>
+      </w:r>
+      <w:r>
+        <w:t xml:space="preserve">Morris, Benny. The Birth of the Palestinian Refugee Problem Revisited. Cambridge: Cambridge University Press, 2004.</w:t>
       </w:r>
     </w:p>
     <w:p>
@@ -3386,71 +3866,87 @@
           <w:sz w:val="36"/>
           <w:szCs w:val="36"/>
         </w:rPr>
-        <w:t xml:space="preserve">1905 Onward: The Physics That Finally Made Sense to Someone</w:t>
-      </w:r>
-    </w:p>
-    <w:p>
-      <w:pPr>
-        <w:spacing w:after="120"/>
-        <w:ind w:left="360" w:hanging="360"/>
-      </w:pPr>
-      <w:r>
-        <w:rPr>
-          <w:i/>
-          <w:iCs/>
-        </w:rPr>
-        <w:t xml:space="preserve">Relativity in GPS. </w:t>
-      </w:r>
-      <w:r>
-        <w:t xml:space="preserve">Ashby, Neil. “Relativity in the Global Positioning System.” Living Reviews in Relativity 6 (2003): 1.</w:t>
-      </w:r>
-    </w:p>
-    <w:p>
-      <w:pPr>
-        <w:spacing w:after="120"/>
-        <w:ind w:left="360" w:hanging="360"/>
-      </w:pPr>
-      <w:r>
-        <w:rPr>
-          <w:i/>
-          <w:iCs/>
-        </w:rPr>
-        <w:t xml:space="preserve">The 1919 eclipse expeditions (Príncipe and Sobral). </w:t>
-      </w:r>
-      <w:r>
-        <w:t xml:space="preserve">Dyson, F. W., A. S. Eddington, and C. Davidson. “A Determination of the Deflection of Light by the Sun’s Gravitational Field.” Philosophical Transactions of the Royal Society A 220 (1920): 291–333.</w:t>
-      </w:r>
-    </w:p>
-    <w:p>
-      <w:pPr>
-        <w:spacing w:after="120"/>
-        <w:ind w:left="360" w:hanging="360"/>
-      </w:pPr>
-      <w:r>
-        <w:rPr>
-          <w:i/>
-          <w:iCs/>
-        </w:rPr>
-        <w:t xml:space="preserve">How dolphin sonar works. </w:t>
-      </w:r>
-      <w:r>
-        <w:t xml:space="preserve">Au, Whitlow W. L. The Sonar of Dolphins. New York: Springer, 1993.</w:t>
-      </w:r>
-    </w:p>
-    <w:p>
-      <w:pPr>
-        <w:spacing w:after="120"/>
-        <w:ind w:left="360" w:hanging="360"/>
-      </w:pPr>
-      <w:r>
-        <w:rPr>
-          <w:i/>
-          <w:iCs/>
-        </w:rPr>
-        <w:t xml:space="preserve">The holographic principle. </w:t>
-      </w:r>
-      <w:r>
-        <w:t xml:space="preserve">Susskind, Leonard. “The World as a Hologram.” Journal of Mathematical Physics 36 (1995): 6377–96.</w:t>
+        <w:t xml:space="preserve">1945–1991: Cold War — Two Powers, One Planet</w:t>
+      </w:r>
+    </w:p>
+    <w:p>
+      <w:pPr>
+        <w:spacing w:after="120"/>
+        <w:ind w:left="360" w:hanging="360"/>
+      </w:pPr>
+      <w:r>
+        <w:rPr>
+          <w:i/>
+          <w:iCs/>
+        </w:rPr>
+        <w:t xml:space="preserve">The Cold War as a whole. </w:t>
+      </w:r>
+      <w:r>
+        <w:t xml:space="preserve">Gaddis, John Lewis. The Cold War: A New History. New York: Penguin, 2005.</w:t>
+      </w:r>
+    </w:p>
+    <w:p>
+      <w:pPr>
+        <w:spacing w:after="120"/>
+        <w:ind w:left="360" w:hanging="360"/>
+      </w:pPr>
+      <w:r>
+        <w:rPr>
+          <w:i/>
+          <w:iCs/>
+        </w:rPr>
+        <w:t xml:space="preserve">Submarine B-59 and Arkhipov. </w:t>
+      </w:r>
+      <w:r>
+        <w:t xml:space="preserve">Savranskaya, Svetlana V. “New Sources on the Role of Soviet Submarines in the Cuban Missile Crisis.” Journal of Strategic Studies 28 (2005): 233–59.</w:t>
+      </w:r>
+    </w:p>
+    <w:p>
+      <w:pPr>
+        <w:spacing w:after="120"/>
+        <w:ind w:left="360" w:hanging="360"/>
+      </w:pPr>
+      <w:r>
+        <w:rPr>
+          <w:i/>
+          <w:iCs/>
+        </w:rPr>
+        <w:t xml:space="preserve">Petrov and the 1983 false alarm. </w:t>
+      </w:r>
+      <w:r>
+        <w:t xml:space="preserve">Hoffman, David E. The Dead Hand. New York: Doubleday, 2009.</w:t>
+      </w:r>
+    </w:p>
+    <w:p>
+      <w:pPr>
+        <w:spacing w:after="120"/>
+        <w:ind w:left="360" w:hanging="360"/>
+      </w:pPr>
+      <w:r>
+        <w:rPr>
+          <w:i/>
+          <w:iCs/>
+        </w:rPr>
+        <w:t xml:space="preserve">The bomb. </w:t>
+      </w:r>
+      <w:r>
+        <w:t xml:space="preserve">Rhodes, Richard. The Making of the Atomic Bomb. New York: Simon &amp; Schuster, 1986.</w:t>
+      </w:r>
+    </w:p>
+    <w:p>
+      <w:pPr>
+        <w:spacing w:after="120"/>
+        <w:ind w:left="360" w:hanging="360"/>
+      </w:pPr>
+      <w:r>
+        <w:rPr>
+          <w:i/>
+          <w:iCs/>
+        </w:rPr>
+        <w:t xml:space="preserve">The people of Bikini. </w:t>
+      </w:r>
+      <w:r>
+        <w:t xml:space="preserve">Niedenthal, Jack. For the Good of Mankind: A History of the People of Bikini and Their Islands. 2nd ed. Majuro: Bravo Publishers, 2001.</w:t>
       </w:r>
     </w:p>
     <w:p>
@@ -3470,103 +3966,119 @@
           <w:sz w:val="36"/>
           <w:szCs w:val="36"/>
         </w:rPr>
-        <w:t xml:space="preserve">The 1940s to the 1970s: Decolonization — The World Redraws Itself</w:t>
-      </w:r>
-    </w:p>
-    <w:p>
-      <w:pPr>
-        <w:spacing w:after="120"/>
-        <w:ind w:left="360" w:hanging="360"/>
-      </w:pPr>
-      <w:r>
-        <w:rPr>
-          <w:i/>
-          <w:iCs/>
-        </w:rPr>
-        <w:t xml:space="preserve">The East India Company. </w:t>
-      </w:r>
-      <w:r>
-        <w:t xml:space="preserve">Dalrymple, William. The Anarchy: The Relentless Rise of the East India Company. London: Bloomsbury, 2019.</w:t>
-      </w:r>
-    </w:p>
-    <w:p>
-      <w:pPr>
-        <w:spacing w:after="120"/>
-        <w:ind w:left="360" w:hanging="360"/>
-      </w:pPr>
-      <w:r>
-        <w:rPr>
-          <w:i/>
-          <w:iCs/>
-        </w:rPr>
-        <w:t xml:space="preserve">Long-run shares of world output. </w:t>
-      </w:r>
-      <w:r>
-        <w:t xml:space="preserve">Maddison, Angus. The World Economy: A Millennial Perspective. Paris: OECD, 2001.</w:t>
-      </w:r>
-    </w:p>
-    <w:p>
-      <w:pPr>
-        <w:spacing w:after="120"/>
-        <w:ind w:left="360" w:hanging="360"/>
-      </w:pPr>
-      <w:r>
-        <w:rPr>
-          <w:i/>
-          <w:iCs/>
-        </w:rPr>
-        <w:t xml:space="preserve">Famine as a failure of entitlement, Bengal 1943. </w:t>
-      </w:r>
-      <w:r>
-        <w:t xml:space="preserve">Sen, Amartya. Poverty and Famines: An Essay on Entitlement and Deprivation. Oxford: Clarendon Press, 1981.</w:t>
-      </w:r>
-    </w:p>
-    <w:p>
-      <w:pPr>
-        <w:spacing w:after="120"/>
-        <w:ind w:left="360" w:hanging="360"/>
-      </w:pPr>
-      <w:r>
-        <w:rPr>
-          <w:i/>
-          <w:iCs/>
-        </w:rPr>
-        <w:t xml:space="preserve">Partition. </w:t>
-      </w:r>
-      <w:r>
-        <w:t xml:space="preserve">Khan, Yasmin. The Great Partition: The Making of India and Pakistan. New Haven: Yale University Press, 2007.</w:t>
-      </w:r>
-    </w:p>
-    <w:p>
-      <w:pPr>
-        <w:spacing w:after="120"/>
-        <w:ind w:left="360" w:hanging="360"/>
-      </w:pPr>
-      <w:r>
-        <w:rPr>
-          <w:i/>
-          <w:iCs/>
-        </w:rPr>
-        <w:t xml:space="preserve">Kenya and the detention camps. </w:t>
-      </w:r>
-      <w:r>
-        <w:t xml:space="preserve">Elkins, Caroline. Imperial Reckoning: The Untold Story of Britain’s Gulag in Kenya. New York: Henry Holt, 2005.</w:t>
-      </w:r>
-    </w:p>
-    <w:p>
-      <w:pPr>
-        <w:spacing w:after="120"/>
-        <w:ind w:left="360" w:hanging="360"/>
-      </w:pPr>
-      <w:r>
-        <w:rPr>
-          <w:i/>
-          <w:iCs/>
-        </w:rPr>
-        <w:t xml:space="preserve">Decolonization as a whole. </w:t>
-      </w:r>
-      <w:r>
-        <w:t xml:space="preserve">Jansen, Jan C., and Jürgen Osterhammel. Decolonization: A Short History. Princeton: Princeton University Press, 2017.</w:t>
+        <w:t xml:space="preserve">1957 to 2026: Leaving the Cradle — Space Travel, the Moon, Mars, and (Maybe) the Galaxy</w:t>
+      </w:r>
+    </w:p>
+    <w:p>
+      <w:pPr>
+        <w:spacing w:after="120"/>
+        <w:ind w:left="360" w:hanging="360"/>
+      </w:pPr>
+      <w:r>
+        <w:rPr>
+          <w:i/>
+          <w:iCs/>
+        </w:rPr>
+        <w:t xml:space="preserve">Artemis II record distance and splashdown. </w:t>
+      </w:r>
+      <w:r>
+        <w:t xml:space="preserve">NASA. “NASA Welcomes Record-Setting Artemis II Moonfarers Back to Earth.” News release, April 10, 2026 (updated May 7, 2026). https://www.nasa.gov/news-release/nasa-welcomes-record-setting-artemis-ii-moonfarers-back-to-earth/</w:t>
+      </w:r>
+    </w:p>
+    <w:p>
+      <w:pPr>
+        <w:spacing w:after="120"/>
+        <w:ind w:left="360" w:hanging="360"/>
+      </w:pPr>
+      <w:r>
+        <w:rPr>
+          <w:i/>
+          <w:iCs/>
+        </w:rPr>
+        <w:t xml:space="preserve">Apollo. </w:t>
+      </w:r>
+      <w:r>
+        <w:t xml:space="preserve">Chaikin, Andrew. A Man on the Moon. New York: Viking, 1994.</w:t>
+      </w:r>
+    </w:p>
+    <w:p>
+      <w:pPr>
+        <w:spacing w:after="120"/>
+        <w:ind w:left="360" w:hanging="360"/>
+      </w:pPr>
+      <w:r>
+        <w:rPr>
+          <w:i/>
+          <w:iCs/>
+        </w:rPr>
+        <w:t xml:space="preserve">The Soviet program. </w:t>
+      </w:r>
+      <w:r>
+        <w:t xml:space="preserve">Siddiqi, Asif A. Challenge to Apollo: The Soviet Union and the Space Race, 1945–1974. Washington, DC: NASA History Division, 2000 (NASA SP-2000-4408).</w:t>
+      </w:r>
+    </w:p>
+    <w:p>
+      <w:pPr>
+        <w:spacing w:after="120"/>
+        <w:ind w:left="360" w:hanging="360"/>
+      </w:pPr>
+      <w:r>
+        <w:rPr>
+          <w:i/>
+          <w:iCs/>
+        </w:rPr>
+        <w:t xml:space="preserve">Water in the LCROSS plume. </w:t>
+      </w:r>
+      <w:r>
+        <w:t xml:space="preserve">Colaprete, Anthony, et al. “Detection of Water in the LCROSS Ejecta Plume.” Science 330 (2010): 463–68.</w:t>
+      </w:r>
+    </w:p>
+    <w:p>
+      <w:pPr>
+        <w:spacing w:after="120"/>
+        <w:ind w:left="360" w:hanging="360"/>
+      </w:pPr>
+      <w:r>
+        <w:rPr>
+          <w:i/>
+          <w:iCs/>
+        </w:rPr>
+        <w:t xml:space="preserve">Mars: the canals that were never there. </w:t>
+      </w:r>
+      <w:r>
+        <w:t xml:space="preserve">Sheehan, William. The Planet Mars: A History of Observation and Discovery. Tucson: University of Arizona Press, 1996.</w:t>
+      </w:r>
+    </w:p>
+    <w:p>
+      <w:pPr>
+        <w:spacing w:after="120"/>
+        <w:ind w:left="360" w:hanging="360"/>
+      </w:pPr>
+      <w:r>
+        <w:rPr>
+          <w:i/>
+          <w:iCs/>
+        </w:rPr>
+        <w:t xml:space="preserve">Curiosity and the lake at Gale Crater. </w:t>
+      </w:r>
+      <w:r>
+        <w:t xml:space="preserve">Grotzinger, John P., et al. “A Habitable Fluvio-Lacustrine Environment at Yellowknife Bay, Gale Crater, Mars.” Science 343 (2014): 1242777.</w:t>
+      </w:r>
+    </w:p>
+    <w:p>
+      <w:pPr>
+        <w:spacing w:after="120"/>
+        <w:ind w:left="360" w:hanging="360"/>
+      </w:pPr>
+      <w:r>
+        <w:rPr>
+          <w:i/>
+          <w:iCs/>
+        </w:rPr>
+        <w:t xml:space="preserve">Perseverance and the delta at Jezero Crater. </w:t>
+      </w:r>
+      <w:r>
+        <w:t xml:space="preserve">Mangold, Nicolas, et al. “Perseverance Rover Reveals an Ancient Delta-Lake System and Flood Deposits at Jezero Crater, Mars.” Science 374 (2021): 711–17.</w:t>
       </w:r>
     </w:p>
     <w:p>
@@ -3586,87 +4098,71 @@
           <w:sz w:val="36"/>
           <w:szCs w:val="36"/>
         </w:rPr>
-        <w:t xml:space="preserve">1893 to 1994: Civil Rights and Liberation — Humanity Argues With Itself</w:t>
-      </w:r>
-    </w:p>
-    <w:p>
-      <w:pPr>
-        <w:spacing w:after="120"/>
-        <w:ind w:left="360" w:hanging="360"/>
-      </w:pPr>
-      <w:r>
-        <w:rPr>
-          <w:i/>
-          <w:iCs/>
-        </w:rPr>
-        <w:t xml:space="preserve">The movement, 1954–63. </w:t>
-      </w:r>
-      <w:r>
-        <w:t xml:space="preserve">Branch, Taylor. Parting the Waters: America in the King Years, 1954–63. New York: Simon &amp; Schuster, 1988.</w:t>
-      </w:r>
-    </w:p>
-    <w:p>
-      <w:pPr>
-        <w:spacing w:after="120"/>
-        <w:ind w:left="360" w:hanging="360"/>
-      </w:pPr>
-      <w:r>
-        <w:rPr>
-          <w:i/>
-          <w:iCs/>
-        </w:rPr>
-        <w:t xml:space="preserve">Claudette Colvin. </w:t>
-      </w:r>
-      <w:r>
-        <w:t xml:space="preserve">Hoose, Phillip. Claudette Colvin: Twice toward Justice. New York: Farrar, Straus and Giroux, 2009.</w:t>
-      </w:r>
-    </w:p>
-    <w:p>
-      <w:pPr>
-        <w:spacing w:after="120"/>
-        <w:ind w:left="360" w:hanging="360"/>
-      </w:pPr>
-      <w:r>
-        <w:rPr>
-          <w:i/>
-          <w:iCs/>
-        </w:rPr>
-        <w:t xml:space="preserve">Emmett Till. </w:t>
-      </w:r>
-      <w:r>
-        <w:t xml:space="preserve">Tyson, Timothy B. The Blood of Emmett Till. New York: Simon &amp; Schuster, 2017.</w:t>
-      </w:r>
-    </w:p>
-    <w:p>
-      <w:pPr>
-        <w:spacing w:after="120"/>
-        <w:ind w:left="360" w:hanging="360"/>
-      </w:pPr>
-      <w:r>
-        <w:rPr>
-          <w:i/>
-          <w:iCs/>
-        </w:rPr>
-        <w:t xml:space="preserve">Mandela. </w:t>
-      </w:r>
-      <w:r>
-        <w:t xml:space="preserve">Mandela, Nelson. Long Walk to Freedom. Boston: Little, Brown, 1994.</w:t>
-      </w:r>
-    </w:p>
-    <w:p>
-      <w:pPr>
-        <w:spacing w:after="120"/>
-        <w:ind w:left="360" w:hanging="360"/>
-      </w:pPr>
-      <w:r>
-        <w:rPr>
-          <w:i/>
-          <w:iCs/>
-        </w:rPr>
-        <w:t xml:space="preserve">Stonewall. </w:t>
-      </w:r>
-      <w:r>
-        <w:t xml:space="preserve">Carter, David. Stonewall: The Riots That Sparked the Gay Revolution. New York: St. Martin’s Press, 2004.</w:t>
+        <w:t xml:space="preserve">1905 Onward: The Physics That Finally Made Sense to Someone</w:t>
+      </w:r>
+    </w:p>
+    <w:p>
+      <w:pPr>
+        <w:spacing w:after="120"/>
+        <w:ind w:left="360" w:hanging="360"/>
+      </w:pPr>
+      <w:r>
+        <w:rPr>
+          <w:i/>
+          <w:iCs/>
+        </w:rPr>
+        <w:t xml:space="preserve">Relativity in GPS. </w:t>
+      </w:r>
+      <w:r>
+        <w:t xml:space="preserve">Ashby, Neil. “Relativity in the Global Positioning System.” Living Reviews in Relativity 6 (2003): 1.</w:t>
+      </w:r>
+    </w:p>
+    <w:p>
+      <w:pPr>
+        <w:spacing w:after="120"/>
+        <w:ind w:left="360" w:hanging="360"/>
+      </w:pPr>
+      <w:r>
+        <w:rPr>
+          <w:i/>
+          <w:iCs/>
+        </w:rPr>
+        <w:t xml:space="preserve">The 1919 eclipse expeditions (Príncipe and Sobral). </w:t>
+      </w:r>
+      <w:r>
+        <w:t xml:space="preserve">Dyson, F. W., A. S. Eddington, and C. Davidson. “A Determination of the Deflection of Light by the Sun’s Gravitational Field.” Philosophical Transactions of the Royal Society A 220 (1920): 291–333.</w:t>
+      </w:r>
+    </w:p>
+    <w:p>
+      <w:pPr>
+        <w:spacing w:after="120"/>
+        <w:ind w:left="360" w:hanging="360"/>
+      </w:pPr>
+      <w:r>
+        <w:rPr>
+          <w:i/>
+          <w:iCs/>
+        </w:rPr>
+        <w:t xml:space="preserve">How dolphin sonar works. </w:t>
+      </w:r>
+      <w:r>
+        <w:t xml:space="preserve">Au, Whitlow W. L. The Sonar of Dolphins. New York: Springer, 1993.</w:t>
+      </w:r>
+    </w:p>
+    <w:p>
+      <w:pPr>
+        <w:spacing w:after="120"/>
+        <w:ind w:left="360" w:hanging="360"/>
+      </w:pPr>
+      <w:r>
+        <w:rPr>
+          <w:i/>
+          <w:iCs/>
+        </w:rPr>
+        <w:t xml:space="preserve">The holographic principle. </w:t>
+      </w:r>
+      <w:r>
+        <w:t xml:space="preserve">Susskind, Leonard. “The World as a Hologram.” Journal of Mathematical Physics 36 (1995): 6377–96.</w:t>
       </w:r>
     </w:p>
     <w:p>
@@ -3686,71 +4182,135 @@
           <w:sz w:val="36"/>
           <w:szCs w:val="36"/>
         </w:rPr>
-        <w:t xml:space="preserve">1843 to 2007: The Digital Leap — Computers, Networks, and a Connected World</w:t>
-      </w:r>
-    </w:p>
-    <w:p>
-      <w:pPr>
-        <w:spacing w:after="120"/>
-        <w:ind w:left="360" w:hanging="360"/>
-      </w:pPr>
-      <w:r>
-        <w:rPr>
-          <w:i/>
-          <w:iCs/>
-        </w:rPr>
-        <w:t xml:space="preserve">Turing’s 1936 paper. </w:t>
-      </w:r>
-      <w:r>
-        <w:t xml:space="preserve">Turing, A. M. “On Computable Numbers, with an Application to the Entscheidungsproblem.” Proceedings of the London Mathematical Society, s2-42 (1937): 230–65.</w:t>
-      </w:r>
-    </w:p>
-    <w:p>
-      <w:pPr>
-        <w:spacing w:after="120"/>
-        <w:ind w:left="360" w:hanging="360"/>
-      </w:pPr>
-      <w:r>
-        <w:rPr>
-          <w:i/>
-          <w:iCs/>
-        </w:rPr>
-        <w:t xml:space="preserve">Colossus and Bletchley Park. </w:t>
-      </w:r>
-      <w:r>
-        <w:t xml:space="preserve">Copeland, B. Jack, ed. Colossus: The Secrets of Bletchley Park’s Codebreaking Computers. Oxford: Oxford University Press, 2006.</w:t>
-      </w:r>
-    </w:p>
-    <w:p>
-      <w:pPr>
-        <w:spacing w:after="120"/>
-        <w:ind w:left="360" w:hanging="360"/>
-      </w:pPr>
-      <w:r>
-        <w:rPr>
-          <w:i/>
-          <w:iCs/>
-        </w:rPr>
-        <w:t xml:space="preserve">From Lovelace to the web. </w:t>
-      </w:r>
-      <w:r>
-        <w:t xml:space="preserve">Isaacson, Walter. The Innovators. New York: Simon &amp; Schuster, 2014.</w:t>
-      </w:r>
-    </w:p>
-    <w:p>
-      <w:pPr>
-        <w:spacing w:after="120"/>
-        <w:ind w:left="360" w:hanging="360"/>
-      </w:pPr>
-      <w:r>
-        <w:rPr>
-          <w:i/>
-          <w:iCs/>
-        </w:rPr>
-        <w:t xml:space="preserve">False news spreads faster than true. </w:t>
-      </w:r>
-      <w:r>
-        <w:t xml:space="preserve">Vosoughi, Soroush, Deb Roy, and Sinan Aral. “The Spread of True and False News Online.” Science 359 (2018): 1146–51.</w:t>
+        <w:t xml:space="preserve">The 1940s to the 1970s: Decolonization — The World Redraws Itself</w:t>
+      </w:r>
+    </w:p>
+    <w:p>
+      <w:pPr>
+        <w:spacing w:after="120"/>
+        <w:ind w:left="360" w:hanging="360"/>
+      </w:pPr>
+      <w:r>
+        <w:rPr>
+          <w:i/>
+          <w:iCs/>
+        </w:rPr>
+        <w:t xml:space="preserve">The East India Company. </w:t>
+      </w:r>
+      <w:r>
+        <w:t xml:space="preserve">Dalrymple, William. The Anarchy: The Relentless Rise of the East India Company. London: Bloomsbury, 2019.</w:t>
+      </w:r>
+    </w:p>
+    <w:p>
+      <w:pPr>
+        <w:spacing w:after="120"/>
+        <w:ind w:left="360" w:hanging="360"/>
+      </w:pPr>
+      <w:r>
+        <w:rPr>
+          <w:i/>
+          <w:iCs/>
+        </w:rPr>
+        <w:t xml:space="preserve">Long-run shares of world output. </w:t>
+      </w:r>
+      <w:r>
+        <w:t xml:space="preserve">Maddison, Angus. The World Economy: A Millennial Perspective. Paris: OECD, 2001.</w:t>
+      </w:r>
+    </w:p>
+    <w:p>
+      <w:pPr>
+        <w:spacing w:after="120"/>
+        <w:ind w:left="360" w:hanging="360"/>
+      </w:pPr>
+      <w:r>
+        <w:rPr>
+          <w:i/>
+          <w:iCs/>
+        </w:rPr>
+        <w:t xml:space="preserve">Famine as a failure of entitlement, Bengal 1943. </w:t>
+      </w:r>
+      <w:r>
+        <w:t xml:space="preserve">Sen, Amartya. Poverty and Famines: An Essay on Entitlement and Deprivation. Oxford: Clarendon Press, 1981.</w:t>
+      </w:r>
+    </w:p>
+    <w:p>
+      <w:pPr>
+        <w:spacing w:after="120"/>
+        <w:ind w:left="360" w:hanging="360"/>
+      </w:pPr>
+      <w:r>
+        <w:rPr>
+          <w:i/>
+          <w:iCs/>
+        </w:rPr>
+        <w:t xml:space="preserve">Partition. </w:t>
+      </w:r>
+      <w:r>
+        <w:t xml:space="preserve">Khan, Yasmin. The Great Partition: The Making of India and Pakistan. New Haven: Yale University Press, 2007.</w:t>
+      </w:r>
+    </w:p>
+    <w:p>
+      <w:pPr>
+        <w:spacing w:after="120"/>
+        <w:ind w:left="360" w:hanging="360"/>
+      </w:pPr>
+      <w:r>
+        <w:rPr>
+          <w:i/>
+          <w:iCs/>
+        </w:rPr>
+        <w:t xml:space="preserve">Kenya and the detention camps. </w:t>
+      </w:r>
+      <w:r>
+        <w:t xml:space="preserve">Elkins, Caroline. Imperial Reckoning: The Untold Story of Britain’s Gulag in Kenya. New York: Henry Holt, 2005.</w:t>
+      </w:r>
+    </w:p>
+    <w:p>
+      <w:pPr>
+        <w:spacing w:after="120"/>
+        <w:ind w:left="360" w:hanging="360"/>
+      </w:pPr>
+      <w:r>
+        <w:rPr>
+          <w:i/>
+          <w:iCs/>
+        </w:rPr>
+        <w:t xml:space="preserve">Decolonization as a whole. </w:t>
+      </w:r>
+      <w:r>
+        <w:t xml:space="preserve">Jansen, Jan C., and Jürgen Osterhammel. Decolonization: A Short History. Princeton: Princeton University Press, 2017.</w:t>
+      </w:r>
+    </w:p>
+    <w:p>
+      <w:pPr>
+        <w:spacing w:after="120"/>
+        <w:ind w:left="360" w:hanging="360"/>
+      </w:pPr>
+      <w:r>
+        <w:rPr>
+          <w:i/>
+          <w:iCs/>
+        </w:rPr>
+        <w:t xml:space="preserve">Rwanda, 1994, and the United Nations’ withdrawal. </w:t>
+      </w:r>
+      <w:r>
+        <w:t xml:space="preserve">Des Forges, Alison. Leave None to Tell the Story: Genocide in Rwanda. New York: Human Rights Watch, 1999.</w:t>
+      </w:r>
+    </w:p>
+    <w:p>
+      <w:pPr>
+        <w:spacing w:after="120"/>
+        <w:ind w:left="360" w:hanging="360"/>
+      </w:pPr>
+      <w:r>
+        <w:rPr>
+          <w:i/>
+          <w:iCs/>
+        </w:rPr>
+        <w:t xml:space="preserve">Rwanda’s colonial categories and identity cards. </w:t>
+      </w:r>
+      <w:r>
+        <w:t xml:space="preserve">Newbury, Catharine. The Cohesion of Oppression: Clientship and Ethnicity in Rwanda, 1860–1960. New York: Columbia University Press, 1988.</w:t>
       </w:r>
     </w:p>
     <w:p>
@@ -3770,39 +4330,87 @@
           <w:sz w:val="36"/>
           <w:szCs w:val="36"/>
         </w:rPr>
-        <w:t xml:space="preserve">The Thirteenth B'ak'tun, 2012: The World Was Supposed to End in 2012 (It Didn't)</w:t>
-      </w:r>
-    </w:p>
-    <w:p>
-      <w:pPr>
-        <w:spacing w:after="120"/>
-        <w:ind w:left="360" w:hanging="360"/>
-      </w:pPr>
-      <w:r>
-        <w:rPr>
-          <w:i/>
-          <w:iCs/>
-        </w:rPr>
-        <w:t xml:space="preserve">What the Maya calendar actually said. </w:t>
-      </w:r>
-      <w:r>
-        <w:t xml:space="preserve">Stuart, David. The Order of Days: The Maya World and the Truth about 2012. New York: Harmony Books, 2011.</w:t>
-      </w:r>
-    </w:p>
-    <w:p>
-      <w:pPr>
-        <w:spacing w:after="120"/>
-        <w:ind w:left="360" w:hanging="360"/>
-      </w:pPr>
-      <w:r>
-        <w:rPr>
-          <w:i/>
-          <w:iCs/>
-        </w:rPr>
-        <w:t xml:space="preserve">The 2012 phenomenon. </w:t>
-      </w:r>
-      <w:r>
-        <w:t xml:space="preserve">Aveni, Anthony. The End of Time: The Maya Mystery of 2012. Boulder: University Press of Colorado, 2009.</w:t>
+        <w:t xml:space="preserve">1893 to 1994: Civil Rights and Liberation — Humanity Argues With Itself</w:t>
+      </w:r>
+    </w:p>
+    <w:p>
+      <w:pPr>
+        <w:spacing w:after="120"/>
+        <w:ind w:left="360" w:hanging="360"/>
+      </w:pPr>
+      <w:r>
+        <w:rPr>
+          <w:i/>
+          <w:iCs/>
+        </w:rPr>
+        <w:t xml:space="preserve">The movement, 1954–63. </w:t>
+      </w:r>
+      <w:r>
+        <w:t xml:space="preserve">Branch, Taylor. Parting the Waters: America in the King Years, 1954–63. New York: Simon &amp; Schuster, 1988.</w:t>
+      </w:r>
+    </w:p>
+    <w:p>
+      <w:pPr>
+        <w:spacing w:after="120"/>
+        <w:ind w:left="360" w:hanging="360"/>
+      </w:pPr>
+      <w:r>
+        <w:rPr>
+          <w:i/>
+          <w:iCs/>
+        </w:rPr>
+        <w:t xml:space="preserve">Claudette Colvin. </w:t>
+      </w:r>
+      <w:r>
+        <w:t xml:space="preserve">Hoose, Phillip. Claudette Colvin: Twice toward Justice. New York: Farrar, Straus and Giroux, 2009.</w:t>
+      </w:r>
+    </w:p>
+    <w:p>
+      <w:pPr>
+        <w:spacing w:after="120"/>
+        <w:ind w:left="360" w:hanging="360"/>
+      </w:pPr>
+      <w:r>
+        <w:rPr>
+          <w:i/>
+          <w:iCs/>
+        </w:rPr>
+        <w:t xml:space="preserve">Emmett Till. </w:t>
+      </w:r>
+      <w:r>
+        <w:t xml:space="preserve">Tyson, Timothy B. The Blood of Emmett Till. New York: Simon &amp; Schuster, 2017.</w:t>
+      </w:r>
+    </w:p>
+    <w:p>
+      <w:pPr>
+        <w:spacing w:after="120"/>
+        <w:ind w:left="360" w:hanging="360"/>
+      </w:pPr>
+      <w:r>
+        <w:rPr>
+          <w:i/>
+          <w:iCs/>
+        </w:rPr>
+        <w:t xml:space="preserve">Mandela. </w:t>
+      </w:r>
+      <w:r>
+        <w:t xml:space="preserve">Mandela, Nelson. Long Walk to Freedom. Boston: Little, Brown, 1994.</w:t>
+      </w:r>
+    </w:p>
+    <w:p>
+      <w:pPr>
+        <w:spacing w:after="120"/>
+        <w:ind w:left="360" w:hanging="360"/>
+      </w:pPr>
+      <w:r>
+        <w:rPr>
+          <w:i/>
+          <w:iCs/>
+        </w:rPr>
+        <w:t xml:space="preserve">Stonewall. </w:t>
+      </w:r>
+      <w:r>
+        <w:t xml:space="preserve">Carter, David. Stonewall: The Riots That Sparked the Gay Revolution. New York: St. Martin’s Press, 2004.</w:t>
       </w:r>
     </w:p>
     <w:p>
@@ -3822,87 +4430,71 @@
           <w:sz w:val="36"/>
           <w:szCs w:val="36"/>
         </w:rPr>
-        <w:t xml:space="preserve">1950 to the 2020s: Something Might Be Watching (Probably Not What You Think)</w:t>
-      </w:r>
-    </w:p>
-    <w:p>
-      <w:pPr>
-        <w:spacing w:after="120"/>
-        <w:ind w:left="360" w:hanging="360"/>
-      </w:pPr>
-      <w:r>
-        <w:rPr>
-          <w:i/>
-          <w:iCs/>
-        </w:rPr>
-        <w:t xml:space="preserve">‘Oumuamua’s discovery. </w:t>
-      </w:r>
-      <w:r>
-        <w:t xml:space="preserve">Meech, Karen J., et al. “A Brief Visit from a Red and Extremely Elongated Interstellar Asteroid.” Nature 552 (2017): 378–81.</w:t>
-      </w:r>
-    </w:p>
-    <w:p>
-      <w:pPr>
-        <w:spacing w:after="120"/>
-        <w:ind w:left="360" w:hanging="360"/>
-      </w:pPr>
-      <w:r>
-        <w:rPr>
-          <w:i/>
-          <w:iCs/>
-        </w:rPr>
-        <w:t xml:space="preserve">Its acceleration. </w:t>
-      </w:r>
-      <w:r>
-        <w:t xml:space="preserve">Micheli, Marco, et al. “Non-gravitational Acceleration in the Trajectory of 1I/2017 U1 (‘Oumuamua).” Nature 559 (2018): 223–26.</w:t>
-      </w:r>
-    </w:p>
-    <w:p>
-      <w:pPr>
-        <w:spacing w:after="120"/>
-        <w:ind w:left="360" w:hanging="360"/>
-      </w:pPr>
-      <w:r>
-        <w:rPr>
-          <w:i/>
-          <w:iCs/>
-        </w:rPr>
-        <w:t xml:space="preserve">The case for a natural origin. </w:t>
-      </w:r>
-      <w:r>
-        <w:t xml:space="preserve">‘Oumuamua ISSI Team. “The Natural History of ‘Oumuamua.” Nature Astronomy 3 (2019): 594–602.</w:t>
-      </w:r>
-    </w:p>
-    <w:p>
-      <w:pPr>
-        <w:spacing w:after="120"/>
-        <w:ind w:left="360" w:hanging="360"/>
-      </w:pPr>
-      <w:r>
-        <w:rPr>
-          <w:i/>
-          <w:iCs/>
-        </w:rPr>
-        <w:t xml:space="preserve">The Arecibo message. </w:t>
-      </w:r>
-      <w:r>
-        <w:t xml:space="preserve">Staff at the National Astronomy and Ionosphere Center. “The Arecibo Message of November, 1974.” Icarus 26 (1975): 462–66.</w:t>
-      </w:r>
-    </w:p>
-    <w:p>
-      <w:pPr>
-        <w:spacing w:after="120"/>
-        <w:ind w:left="360" w:hanging="360"/>
-      </w:pPr>
-      <w:r>
-        <w:rPr>
-          <w:i/>
-          <w:iCs/>
-        </w:rPr>
-        <w:t xml:space="preserve">The Pentagon’s review of UAP claims. </w:t>
-      </w:r>
-      <w:r>
-        <w:t xml:space="preserve">All-domain Anomaly Resolution Office (AARO). Report on the Historical Record of U.S. Government Involvement with Unidentified Anomalous Phenomena, Volume I. U.S. Department of Defense, 2024.</w:t>
+        <w:t xml:space="preserve">1843 to 2007: The Digital Leap — Computers, Networks, and a Connected World</w:t>
+      </w:r>
+    </w:p>
+    <w:p>
+      <w:pPr>
+        <w:spacing w:after="120"/>
+        <w:ind w:left="360" w:hanging="360"/>
+      </w:pPr>
+      <w:r>
+        <w:rPr>
+          <w:i/>
+          <w:iCs/>
+        </w:rPr>
+        <w:t xml:space="preserve">Turing’s 1936 paper. </w:t>
+      </w:r>
+      <w:r>
+        <w:t xml:space="preserve">Turing, A. M. “On Computable Numbers, with an Application to the Entscheidungsproblem.” Proceedings of the London Mathematical Society, s2-42 (1937): 230–65.</w:t>
+      </w:r>
+    </w:p>
+    <w:p>
+      <w:pPr>
+        <w:spacing w:after="120"/>
+        <w:ind w:left="360" w:hanging="360"/>
+      </w:pPr>
+      <w:r>
+        <w:rPr>
+          <w:i/>
+          <w:iCs/>
+        </w:rPr>
+        <w:t xml:space="preserve">Colossus and Bletchley Park. </w:t>
+      </w:r>
+      <w:r>
+        <w:t xml:space="preserve">Copeland, B. Jack, ed. Colossus: The Secrets of Bletchley Park’s Codebreaking Computers. Oxford: Oxford University Press, 2006.</w:t>
+      </w:r>
+    </w:p>
+    <w:p>
+      <w:pPr>
+        <w:spacing w:after="120"/>
+        <w:ind w:left="360" w:hanging="360"/>
+      </w:pPr>
+      <w:r>
+        <w:rPr>
+          <w:i/>
+          <w:iCs/>
+        </w:rPr>
+        <w:t xml:space="preserve">From Lovelace to the web. </w:t>
+      </w:r>
+      <w:r>
+        <w:t xml:space="preserve">Isaacson, Walter. The Innovators. New York: Simon &amp; Schuster, 2014.</w:t>
+      </w:r>
+    </w:p>
+    <w:p>
+      <w:pPr>
+        <w:spacing w:after="120"/>
+        <w:ind w:left="360" w:hanging="360"/>
+      </w:pPr>
+      <w:r>
+        <w:rPr>
+          <w:i/>
+          <w:iCs/>
+        </w:rPr>
+        <w:t xml:space="preserve">False news spreads faster than true. </w:t>
+      </w:r>
+      <w:r>
+        <w:t xml:space="preserve">Vosoughi, Soroush, Deb Roy, and Sinan Aral. “The Spread of True and False News Online.” Science 359 (2018): 1146–51.</w:t>
       </w:r>
     </w:p>
     <w:p>
@@ -3922,103 +4514,39 @@
           <w:sz w:val="36"/>
           <w:szCs w:val="36"/>
         </w:rPr>
-        <w:t xml:space="preserve">1796 to Today: Medicine and Its Cost — How Humans Learned to Heal</w:t>
-      </w:r>
-    </w:p>
-    <w:p>
-      <w:pPr>
-        <w:spacing w:after="120"/>
-        <w:ind w:left="360" w:hanging="360"/>
-      </w:pPr>
-      <w:r>
-        <w:rPr>
-          <w:i/>
-          <w:iCs/>
-        </w:rPr>
-        <w:t xml:space="preserve">Life expectancy since 1800. </w:t>
-      </w:r>
-      <w:r>
-        <w:t xml:space="preserve">Riley, James C. “Estimates of Regional and Global Life Expectancy, 1800–2001.” Population and Development Review 31 (2005): 537–43.</w:t>
-      </w:r>
-    </w:p>
-    <w:p>
-      <w:pPr>
-        <w:spacing w:after="120"/>
-        <w:ind w:left="360" w:hanging="360"/>
-      </w:pPr>
-      <w:r>
-        <w:rPr>
-          <w:i/>
-          <w:iCs/>
-        </w:rPr>
-        <w:t xml:space="preserve">Insulin and the one-dollar patent. </w:t>
-      </w:r>
-      <w:r>
-        <w:t xml:space="preserve">Bliss, Michael. The Discovery of Insulin. Chicago: University of Chicago Press, 1982.</w:t>
-      </w:r>
-    </w:p>
-    <w:p>
-      <w:pPr>
-        <w:spacing w:after="120"/>
-        <w:ind w:left="360" w:hanging="360"/>
-      </w:pPr>
-      <w:r>
-        <w:rPr>
-          <w:i/>
-          <w:iCs/>
-        </w:rPr>
-        <w:t xml:space="preserve">The Tuskegee study. </w:t>
-      </w:r>
-      <w:r>
-        <w:t xml:space="preserve">Reverby, Susan M. Examining Tuskegee: The Infamous Syphilis Study and Its Legacy. Chapel Hill: University of North Carolina Press, 2009.</w:t>
-      </w:r>
-    </w:p>
-    <w:p>
-      <w:pPr>
-        <w:spacing w:after="120"/>
-        <w:ind w:left="360" w:hanging="360"/>
-      </w:pPr>
-      <w:r>
-        <w:rPr>
-          <w:i/>
-          <w:iCs/>
-        </w:rPr>
-        <w:t xml:space="preserve">The opioid crisis. </w:t>
-      </w:r>
-      <w:r>
-        <w:t xml:space="preserve">Keefe, Patrick Radden. Empire of Pain: The Secret History of the Sackler Dynasty. New York: Doubleday, 2021.</w:t>
-      </w:r>
-    </w:p>
-    <w:p>
-      <w:pPr>
-        <w:spacing w:after="120"/>
-        <w:ind w:left="360" w:hanging="360"/>
-      </w:pPr>
-      <w:r>
-        <w:rPr>
-          <w:i/>
-          <w:iCs/>
-        </w:rPr>
-        <w:t xml:space="preserve">Deaths from antimicrobial resistance. </w:t>
-      </w:r>
-      <w:r>
-        <w:t xml:space="preserve">Antimicrobial Resistance Collaborators. “Global Burden of Bacterial Antimicrobial Resistance in 2019: A Systematic Analysis.” The Lancet 399 (2022): 629–55.</w:t>
-      </w:r>
-    </w:p>
-    <w:p>
-      <w:pPr>
-        <w:spacing w:after="120"/>
-        <w:ind w:left="360" w:hanging="360"/>
-      </w:pPr>
-      <w:r>
-        <w:rPr>
-          <w:i/>
-          <w:iCs/>
-        </w:rPr>
-        <w:t xml:space="preserve">Dolphins do get sick: cetacean morbillivirus. </w:t>
-      </w:r>
-      <w:r>
-        <w:t xml:space="preserve">Van Bressem, Marie-Françoise, et al. “Cetacean Morbillivirus: Current Knowledge and Future Directions.” Viruses 6 (2014): 5145–81.</w:t>
+        <w:t xml:space="preserve">The Thirteenth B'ak'tun, 2012: The World Was Supposed to End in 2012 (It Didn't)</w:t>
+      </w:r>
+    </w:p>
+    <w:p>
+      <w:pPr>
+        <w:spacing w:after="120"/>
+        <w:ind w:left="360" w:hanging="360"/>
+      </w:pPr>
+      <w:r>
+        <w:rPr>
+          <w:i/>
+          <w:iCs/>
+        </w:rPr>
+        <w:t xml:space="preserve">What the Maya calendar actually said. </w:t>
+      </w:r>
+      <w:r>
+        <w:t xml:space="preserve">Stuart, David. The Order of Days: The Maya World and the Truth about 2012. New York: Harmony Books, 2011.</w:t>
+      </w:r>
+    </w:p>
+    <w:p>
+      <w:pPr>
+        <w:spacing w:after="120"/>
+        <w:ind w:left="360" w:hanging="360"/>
+      </w:pPr>
+      <w:r>
+        <w:rPr>
+          <w:i/>
+          <w:iCs/>
+        </w:rPr>
+        <w:t xml:space="preserve">The 2012 phenomenon. </w:t>
+      </w:r>
+      <w:r>
+        <w:t xml:space="preserve">Aveni, Anthony. The End of Time: The Maya Mystery of 2012. Boulder: University Press of Colorado, 2009.</w:t>
       </w:r>
     </w:p>
     <w:p>
@@ -4038,6 +4566,254 @@
           <w:sz w:val="36"/>
           <w:szCs w:val="36"/>
         </w:rPr>
+        <w:t xml:space="preserve">1950 to the 2020s: Something Might Be Watching (Probably Not What You Think)</w:t>
+      </w:r>
+    </w:p>
+    <w:p>
+      <w:pPr>
+        <w:spacing w:after="120"/>
+        <w:ind w:left="360" w:hanging="360"/>
+      </w:pPr>
+      <w:r>
+        <w:rPr>
+          <w:i/>
+          <w:iCs/>
+        </w:rPr>
+        <w:t xml:space="preserve">‘Oumuamua’s discovery. </w:t>
+      </w:r>
+      <w:r>
+        <w:t xml:space="preserve">Meech, Karen J., et al. “A Brief Visit from a Red and Extremely Elongated Interstellar Asteroid.” Nature 552 (2017): 378–81.</w:t>
+      </w:r>
+    </w:p>
+    <w:p>
+      <w:pPr>
+        <w:spacing w:after="120"/>
+        <w:ind w:left="360" w:hanging="360"/>
+      </w:pPr>
+      <w:r>
+        <w:rPr>
+          <w:i/>
+          <w:iCs/>
+        </w:rPr>
+        <w:t xml:space="preserve">Its acceleration. </w:t>
+      </w:r>
+      <w:r>
+        <w:t xml:space="preserve">Micheli, Marco, et al. “Non-gravitational Acceleration in the Trajectory of 1I/2017 U1 (‘Oumuamua).” Nature 559 (2018): 223–26.</w:t>
+      </w:r>
+    </w:p>
+    <w:p>
+      <w:pPr>
+        <w:spacing w:after="120"/>
+        <w:ind w:left="360" w:hanging="360"/>
+      </w:pPr>
+      <w:r>
+        <w:rPr>
+          <w:i/>
+          <w:iCs/>
+        </w:rPr>
+        <w:t xml:space="preserve">The case for a natural origin. </w:t>
+      </w:r>
+      <w:r>
+        <w:t xml:space="preserve">‘Oumuamua ISSI Team. “The Natural History of ‘Oumuamua.” Nature Astronomy 3 (2019): 594–602.</w:t>
+      </w:r>
+    </w:p>
+    <w:p>
+      <w:pPr>
+        <w:spacing w:after="120"/>
+        <w:ind w:left="360" w:hanging="360"/>
+      </w:pPr>
+      <w:r>
+        <w:rPr>
+          <w:i/>
+          <w:iCs/>
+        </w:rPr>
+        <w:t xml:space="preserve">The Arecibo message. </w:t>
+      </w:r>
+      <w:r>
+        <w:t xml:space="preserve">Staff at the National Astronomy and Ionosphere Center. “The Arecibo Message of November, 1974.” Icarus 26 (1975): 462–66.</w:t>
+      </w:r>
+    </w:p>
+    <w:p>
+      <w:pPr>
+        <w:spacing w:after="120"/>
+        <w:ind w:left="360" w:hanging="360"/>
+      </w:pPr>
+      <w:r>
+        <w:rPr>
+          <w:i/>
+          <w:iCs/>
+        </w:rPr>
+        <w:t xml:space="preserve">The Pentagon’s review of UAP claims. </w:t>
+      </w:r>
+      <w:r>
+        <w:t xml:space="preserve">All-domain Anomaly Resolution Office (AARO). Report on the Historical Record of U.S. Government Involvement with Unidentified Anomalous Phenomena, Volume I. U.S. Department of Defense, 2024.</w:t>
+      </w:r>
+    </w:p>
+    <w:p>
+      <w:pPr>
+        <w:pStyle w:val="Heading2"/>
+        <w:keepNext/>
+        <w:spacing w:after="150" w:before="300"/>
+        <w:jc w:val="center"/>
+        <w:outlineLvl w:val="1"/>
+      </w:pPr>
+      <w:r>
+        <w:rPr>
+          <w:rFonts w:ascii="Amazon Ember" w:cs="Amazon Ember" w:eastAsia="Amazon Ember" w:hAnsi="Amazon Ember"/>
+          <w:b/>
+          <w:bCs/>
+          <w:color w:val="0000FF"/>
+          <w:sz w:val="36"/>
+          <w:szCs w:val="36"/>
+        </w:rPr>
+        <w:t xml:space="preserve">1796 to Today: Medicine and Its Cost — How Humans Learned to Heal</w:t>
+      </w:r>
+    </w:p>
+    <w:p>
+      <w:pPr>
+        <w:spacing w:after="120"/>
+        <w:ind w:left="360" w:hanging="360"/>
+      </w:pPr>
+      <w:r>
+        <w:rPr>
+          <w:i/>
+          <w:iCs/>
+        </w:rPr>
+        <w:t xml:space="preserve">Life expectancy since 1800. </w:t>
+      </w:r>
+      <w:r>
+        <w:t xml:space="preserve">Riley, James C. “Estimates of Regional and Global Life Expectancy, 1800–2001.” Population and Development Review 31 (2005): 537–43.</w:t>
+      </w:r>
+    </w:p>
+    <w:p>
+      <w:pPr>
+        <w:spacing w:after="120"/>
+        <w:ind w:left="360" w:hanging="360"/>
+      </w:pPr>
+      <w:r>
+        <w:rPr>
+          <w:i/>
+          <w:iCs/>
+        </w:rPr>
+        <w:t xml:space="preserve">Insulin and the one-dollar patent. </w:t>
+      </w:r>
+      <w:r>
+        <w:t xml:space="preserve">Bliss, Michael. The Discovery of Insulin. Chicago: University of Chicago Press, 1982.</w:t>
+      </w:r>
+    </w:p>
+    <w:p>
+      <w:pPr>
+        <w:spacing w:after="120"/>
+        <w:ind w:left="360" w:hanging="360"/>
+      </w:pPr>
+      <w:r>
+        <w:rPr>
+          <w:i/>
+          <w:iCs/>
+        </w:rPr>
+        <w:t xml:space="preserve">The Tuskegee study. </w:t>
+      </w:r>
+      <w:r>
+        <w:t xml:space="preserve">Reverby, Susan M. Examining Tuskegee: The Infamous Syphilis Study and Its Legacy. Chapel Hill: University of North Carolina Press, 2009.</w:t>
+      </w:r>
+    </w:p>
+    <w:p>
+      <w:pPr>
+        <w:spacing w:after="120"/>
+        <w:ind w:left="360" w:hanging="360"/>
+      </w:pPr>
+      <w:r>
+        <w:rPr>
+          <w:i/>
+          <w:iCs/>
+        </w:rPr>
+        <w:t xml:space="preserve">The opioid crisis. </w:t>
+      </w:r>
+      <w:r>
+        <w:t xml:space="preserve">Keefe, Patrick Radden. Empire of Pain: The Secret History of the Sackler Dynasty. New York: Doubleday, 2021.</w:t>
+      </w:r>
+    </w:p>
+    <w:p>
+      <w:pPr>
+        <w:spacing w:after="120"/>
+        <w:ind w:left="360" w:hanging="360"/>
+      </w:pPr>
+      <w:r>
+        <w:rPr>
+          <w:i/>
+          <w:iCs/>
+        </w:rPr>
+        <w:t xml:space="preserve">Deaths from antimicrobial resistance. </w:t>
+      </w:r>
+      <w:r>
+        <w:t xml:space="preserve">Antimicrobial Resistance Collaborators. “Global Burden of Bacterial Antimicrobial Resistance in 2019: A Systematic Analysis.” The Lancet 399 (2022): 629–55.</w:t>
+      </w:r>
+    </w:p>
+    <w:p>
+      <w:pPr>
+        <w:spacing w:after="120"/>
+        <w:ind w:left="360" w:hanging="360"/>
+      </w:pPr>
+      <w:r>
+        <w:rPr>
+          <w:i/>
+          <w:iCs/>
+        </w:rPr>
+        <w:t xml:space="preserve">Dolphins do get sick: cetacean morbillivirus. </w:t>
+      </w:r>
+      <w:r>
+        <w:t xml:space="preserve">Van Bressem, Marie-Françoise, et al. “Cetacean Morbillivirus: Current Knowledge and Future Directions.” Viruses 6 (2014): 5145–81.</w:t>
+      </w:r>
+    </w:p>
+    <w:p>
+      <w:pPr>
+        <w:spacing w:after="120"/>
+        <w:ind w:left="360" w:hanging="360"/>
+      </w:pPr>
+      <w:r>
+        <w:rPr>
+          <w:i/>
+          <w:iCs/>
+        </w:rPr>
+        <w:t xml:space="preserve">Polio and its vaccines. </w:t>
+      </w:r>
+      <w:r>
+        <w:t xml:space="preserve">Oshinsky, David M. Polio: An American Story. New York: Oxford University Press, 2005.</w:t>
+      </w:r>
+    </w:p>
+    <w:p>
+      <w:pPr>
+        <w:spacing w:after="120"/>
+        <w:ind w:left="360" w:hanging="360"/>
+      </w:pPr>
+      <w:r>
+        <w:rPr>
+          <w:i/>
+          <w:iCs/>
+        </w:rPr>
+        <w:t xml:space="preserve">The first messenger-RNA vaccine trial. </w:t>
+      </w:r>
+      <w:r>
+        <w:t xml:space="preserve">Polack, Fernando P., et al. “Safety and Efficacy of the BNT162b2 mRNA Covid-19 Vaccine.” New England Journal of Medicine 383 (2020): 2603–15.</w:t>
+      </w:r>
+    </w:p>
+    <w:p>
+      <w:pPr>
+        <w:pStyle w:val="Heading2"/>
+        <w:keepNext/>
+        <w:spacing w:after="150" w:before="300"/>
+        <w:jc w:val="center"/>
+        <w:outlineLvl w:val="1"/>
+      </w:pPr>
+      <w:r>
+        <w:rPr>
+          <w:rFonts w:ascii="Amazon Ember" w:cs="Amazon Ember" w:eastAsia="Amazon Ember" w:hAnsi="Amazon Ember"/>
+          <w:b/>
+          <w:bCs/>
+          <w:color w:val="0000FF"/>
+          <w:sz w:val="36"/>
+          <w:szCs w:val="36"/>
+        </w:rPr>
         <w:t xml:space="preserve">1896 to Today: Climate and Consequence — The Price of Progress</w:t>
       </w:r>
     </w:p>
@@ -4119,6 +4895,70 @@
       </w:r>
       <w:r>
         <w:t xml:space="preserve">IPCC. Climate Change 2021: The Physical Science Basis. Contribution of Working Group I to the Sixth Assessment Report. Cambridge: Cambridge University Press, 2021.</w:t>
+      </w:r>
+    </w:p>
+    <w:p>
+      <w:pPr>
+        <w:spacing w:after="120"/>
+        <w:ind w:left="360" w:hanging="360"/>
+      </w:pPr>
+      <w:r>
+        <w:rPr>
+          <w:i/>
+          <w:iCs/>
+        </w:rPr>
+        <w:t xml:space="preserve">Greenland’s ice and its sea-level equivalent. </w:t>
+      </w:r>
+      <w:r>
+        <w:t xml:space="preserve">Morlighem, Mathieu, et al. “BedMachine v3: Complete Bed Topography and Ocean Bathymetry Mapping of Greenland from Multibeam Echo Sounding Combined with Mass Conservation.” Geophysical Research Letters 44 (2017): 11051–61.</w:t>
+      </w:r>
+    </w:p>
+    <w:p>
+      <w:pPr>
+        <w:spacing w:after="120"/>
+        <w:ind w:left="360" w:hanging="360"/>
+      </w:pPr>
+      <w:r>
+        <w:rPr>
+          <w:i/>
+          <w:iCs/>
+        </w:rPr>
+        <w:t xml:space="preserve">Greenland’s mass loss. </w:t>
+      </w:r>
+      <w:r>
+        <w:t xml:space="preserve">IMBIE Team. “Mass Balance of the Greenland Ice Sheet from 1992 to 2018.” Nature 579 (2020): 233–39.</w:t>
+      </w:r>
+    </w:p>
+    <w:p>
+      <w:pPr>
+        <w:spacing w:after="120"/>
+        <w:ind w:left="360" w:hanging="360"/>
+      </w:pPr>
+      <w:r>
+        <w:rPr>
+          <w:i/>
+          <w:iCs/>
+        </w:rPr>
+        <w:t xml:space="preserve">West Antarctica and marine ice-sheet retreat. </w:t>
+      </w:r>
+      <w:r>
+        <w:t xml:space="preserve">Joughin, Ian, Benjamin E. Smith, and Brooke Medley. “Marine Ice Sheet Collapse Potentially under Way for the Thwaites Glacier Basin, West Antarctica.” Science 344 (2014): 735–38.</w:t>
+      </w:r>
+    </w:p>
+    <w:p>
+      <w:pPr>
+        <w:spacing w:after="120"/>
+        <w:ind w:left="360" w:hanging="360"/>
+      </w:pPr>
+      <w:r>
+        <w:rPr>
+          <w:i/>
+          <w:iCs/>
+        </w:rPr>
+        <w:t xml:space="preserve">The Antarctic Treaty. </w:t>
+      </w:r>
+      <w:r>
+        <w:t xml:space="preserve">Secretariat of the Antarctic Treaty. “The Antarctic Treaty.” Signed at Washington, December 1, 1959; in force June 23, 1961. https://www.ats.aq/e/antarctictreaty.html (consulted 2026).</w:t>
       </w:r>
     </w:p>
     <w:p>

--- a/The Dolphins' View of History/chapters/Notes and Sources.docx
+++ b/The Dolphins' View of History/chapters/Notes and Sources.docx
@@ -4206,7 +4206,7 @@
           <w:sz w:val="36"/>
           <w:szCs w:val="36"/>
         </w:rPr>
-        <w:t xml:space="preserve">1804 to 2022: Half the World, All the Time — The Timelines This Book Almost Skipped</w:t>
+        <w:t xml:space="preserve">Seven Million Years to Today: The Dolphins' Long View — What a Non-Human Species Makes of Human History</w:t>
       </w:r>
     </w:p>
     <w:p>

--- a/The Dolphins' View of History/chapters/Notes and Sources.docx
+++ b/The Dolphins' View of History/chapters/Notes and Sources.docx
@@ -2514,7 +2514,7 @@
         <w:t xml:space="preserve">Brazil’s share of the Atlantic slave trade. </w:t>
       </w:r>
       <w:r>
-        <w:t xml:space="preserve">SlaveVoyages: Trans-Atlantic Slave Trade Database. https://www.slavevoyages.org (consulted 2026).</w:t>
+        <w:t xml:space="preserve">The voyages database cited under the Ships, Gunpowder, and Gold chapter, filtered to disembarkations in Brazil.</w:t>
       </w:r>
     </w:p>
     <w:p>

--- a/The Dolphins' View of History/chapters/Notes and Sources.docx
+++ b/The Dolphins' View of History/chapters/Notes and Sources.docx
@@ -2434,119 +2434,327 @@
           <w:sz w:val="36"/>
           <w:szCs w:val="36"/>
         </w:rPr>
-        <w:t xml:space="preserve">1914–1918: Home by Christmas — The First World War</w:t>
-      </w:r>
-    </w:p>
-    <w:p>
-      <w:pPr>
-        <w:spacing w:after="120"/>
-        <w:ind w:left="360" w:hanging="360"/>
-      </w:pPr>
-      <w:r>
-        <w:rPr>
-          <w:i/>
-          <w:iCs/>
-        </w:rPr>
-        <w:t xml:space="preserve">How the war began. </w:t>
-      </w:r>
-      <w:r>
-        <w:t xml:space="preserve">Clark, Christopher. The Sleepwalkers: How Europe Went to War in 1914. London: Allen Lane, 2012.</w:t>
-      </w:r>
-    </w:p>
-    <w:p>
-      <w:pPr>
-        <w:spacing w:after="120"/>
-        <w:ind w:left="360" w:hanging="360"/>
-      </w:pPr>
-      <w:r>
-        <w:rPr>
-          <w:i/>
-          <w:iCs/>
-        </w:rPr>
-        <w:t xml:space="preserve">The war as a whole. </w:t>
-      </w:r>
-      <w:r>
-        <w:t xml:space="preserve">Strachan, Hew. The First World War. New York: Viking, 2004.</w:t>
-      </w:r>
-    </w:p>
-    <w:p>
-      <w:pPr>
-        <w:spacing w:after="120"/>
-        <w:ind w:left="360" w:hanging="360"/>
-      </w:pPr>
-      <w:r>
-        <w:rPr>
-          <w:i/>
-          <w:iCs/>
-        </w:rPr>
-        <w:t xml:space="preserve">The first day on the Somme. </w:t>
-      </w:r>
-      <w:r>
-        <w:t xml:space="preserve">Middlebrook, Martin. The First Day on the Somme. London: Allen Lane, 1971.</w:t>
-      </w:r>
-    </w:p>
-    <w:p>
-      <w:pPr>
-        <w:spacing w:after="120"/>
-        <w:ind w:left="360" w:hanging="360"/>
-      </w:pPr>
-      <w:r>
-        <w:rPr>
-          <w:i/>
-          <w:iCs/>
-        </w:rPr>
-        <w:t xml:space="preserve">The Christmas truce, from soldiers’ letters. </w:t>
-      </w:r>
-      <w:r>
-        <w:t xml:space="preserve">Weintraub, Stanley. Silent Night: The Story of the World War I Christmas Truce. New York: Free Press, 2001.</w:t>
-      </w:r>
-    </w:p>
-    <w:p>
-      <w:pPr>
-        <w:spacing w:after="120"/>
-        <w:ind w:left="360" w:hanging="360"/>
-      </w:pPr>
-      <w:r>
-        <w:rPr>
-          <w:i/>
-          <w:iCs/>
-        </w:rPr>
-        <w:t xml:space="preserve">Influenza deaths, the higher estimate. </w:t>
-      </w:r>
-      <w:r>
-        <w:t xml:space="preserve">Johnson, Niall P. A. S., and Juergen Mueller. “Updating the Accounts: Global Mortality of the 1918–1920 ‘Spanish’ Influenza Pandemic.” Bulletin of the History of Medicine 76 (2002): 105–15.</w:t>
-      </w:r>
-    </w:p>
-    <w:p>
-      <w:pPr>
-        <w:spacing w:after="120"/>
-        <w:ind w:left="360" w:hanging="360"/>
-      </w:pPr>
-      <w:r>
-        <w:rPr>
-          <w:i/>
-          <w:iCs/>
-        </w:rPr>
-        <w:t xml:space="preserve">Influenza deaths, the lower estimate. </w:t>
-      </w:r>
-      <w:r>
-        <w:t xml:space="preserve">Spreeuwenberg, Peter, et al. “Reassessing the Global Mortality Burden of the 1918 Influenza Pandemic.” American Journal of Epidemiology 187 (2018): 2561–67.</w:t>
-      </w:r>
-    </w:p>
-    <w:p>
-      <w:pPr>
-        <w:spacing w:after="120"/>
-        <w:ind w:left="360" w:hanging="360"/>
-      </w:pPr>
-      <w:r>
-        <w:rPr>
-          <w:i/>
-          <w:iCs/>
-        </w:rPr>
-        <w:t xml:space="preserve">Keynes on Versailles. </w:t>
-      </w:r>
-      <w:r>
-        <w:t xml:space="preserve">Keynes, John Maynard. The Economic Consequences of the Peace. London: Macmillan, 1919.</w:t>
+        <w:t xml:space="preserve">1808 to Today: Liberators and Generals — Latin America After the Empires</w:t>
+      </w:r>
+    </w:p>
+    <w:p>
+      <w:pPr>
+        <w:spacing w:after="120"/>
+        <w:ind w:left="360" w:hanging="360"/>
+      </w:pPr>
+      <w:r>
+        <w:rPr>
+          <w:i/>
+          <w:iCs/>
+        </w:rPr>
+        <w:t xml:space="preserve">Independence and the liberators. </w:t>
+      </w:r>
+      <w:r>
+        <w:t xml:space="preserve">Lynch, John. The Spanish American Revolutions, 1808–1826. 2nd ed. New York: Norton, 1986.</w:t>
+      </w:r>
+    </w:p>
+    <w:p>
+      <w:pPr>
+        <w:spacing w:after="120"/>
+        <w:ind w:left="360" w:hanging="360"/>
+      </w:pPr>
+      <w:r>
+        <w:rPr>
+          <w:i/>
+          <w:iCs/>
+        </w:rPr>
+        <w:t xml:space="preserve">Bolívar, and the line about plowing the sea. </w:t>
+      </w:r>
+      <w:r>
+        <w:t xml:space="preserve">Lynch, John. Simón Bolívar: A Life. New Haven: Yale University Press, 2006.</w:t>
+      </w:r>
+    </w:p>
+    <w:p>
+      <w:pPr>
+        <w:spacing w:after="120"/>
+        <w:ind w:left="360" w:hanging="360"/>
+      </w:pPr>
+      <w:r>
+        <w:rPr>
+          <w:i/>
+          <w:iCs/>
+        </w:rPr>
+        <w:t xml:space="preserve">Haiti and the indemnity of 1825. </w:t>
+      </w:r>
+      <w:r>
+        <w:t xml:space="preserve">Dubois, Laurent. Haiti: The Aftershocks of History. New York: Metropolitan Books, 2012.</w:t>
+      </w:r>
+    </w:p>
+    <w:p>
+      <w:pPr>
+        <w:spacing w:after="120"/>
+        <w:ind w:left="360" w:hanging="360"/>
+      </w:pPr>
+      <w:r>
+        <w:rPr>
+          <w:i/>
+          <w:iCs/>
+        </w:rPr>
+        <w:t xml:space="preserve">Brazil’s abolition of slavery in 1888. </w:t>
+      </w:r>
+      <w:r>
+        <w:t xml:space="preserve">Conrad, Robert Edgar. The Destruction of Brazilian Slavery, 1850–1888. Berkeley: University of California Press, 1972.</w:t>
+      </w:r>
+    </w:p>
+    <w:p>
+      <w:pPr>
+        <w:spacing w:after="120"/>
+        <w:ind w:left="360" w:hanging="360"/>
+      </w:pPr>
+      <w:r>
+        <w:rPr>
+          <w:i/>
+          <w:iCs/>
+        </w:rPr>
+        <w:t xml:space="preserve">Brazil’s share of the Atlantic slave trade. </w:t>
+      </w:r>
+      <w:r>
+        <w:t xml:space="preserve">The voyages database cited under the Ships, Gunpowder, and Gold chapter, filtered to disembarkations in Brazil.</w:t>
+      </w:r>
+    </w:p>
+    <w:p>
+      <w:pPr>
+        <w:spacing w:after="120"/>
+        <w:ind w:left="360" w:hanging="360"/>
+      </w:pPr>
+      <w:r>
+        <w:rPr>
+          <w:i/>
+          <w:iCs/>
+        </w:rPr>
+        <w:t xml:space="preserve">The Monroe Doctrine and the United States in the hemisphere. </w:t>
+      </w:r>
+      <w:r>
+        <w:t xml:space="preserve">Smith, Peter H. Talons of the Eagle: Latin America, the United States, and the World. New York: Oxford University Press, 1996.</w:t>
+      </w:r>
+    </w:p>
+    <w:p>
+      <w:pPr>
+        <w:spacing w:after="120"/>
+        <w:ind w:left="360" w:hanging="360"/>
+      </w:pPr>
+      <w:r>
+        <w:rPr>
+          <w:i/>
+          <w:iCs/>
+        </w:rPr>
+        <w:t xml:space="preserve">Guatemala, 1954. </w:t>
+      </w:r>
+      <w:r>
+        <w:t xml:space="preserve">Schlesinger, Stephen, and Stephen Kinzer. Bitter Fruit: The Untold Story of the American Coup in Guatemala. Garden City, NY: Doubleday, 1982.</w:t>
+      </w:r>
+    </w:p>
+    <w:p>
+      <w:pPr>
+        <w:spacing w:after="120"/>
+        <w:ind w:left="360" w:hanging="360"/>
+      </w:pPr>
+      <w:r>
+        <w:rPr>
+          <w:i/>
+          <w:iCs/>
+        </w:rPr>
+        <w:t xml:space="preserve">The boto in Amazonian folklore. </w:t>
+      </w:r>
+      <w:r>
+        <w:t xml:space="preserve">Slater, Candace. Dance of the Dolphin: Transformation and Disenchantment in the Amazonian Imagination. Chicago: University of Chicago Press, 1994.</w:t>
+      </w:r>
+    </w:p>
+    <w:p>
+      <w:pPr>
+        <w:spacing w:after="120"/>
+        <w:ind w:left="360" w:hanging="360"/>
+      </w:pPr>
+      <w:r>
+        <w:rPr>
+          <w:i/>
+          <w:iCs/>
+        </w:rPr>
+        <w:t xml:space="preserve">The vaquita’s decline and its cause. </w:t>
+      </w:r>
+      <w:r>
+        <w:t xml:space="preserve">Taylor, Barbara L., et al. “Extinction Is Imminent for Mexico’s Endemic Porpoise unless Fishery Bycatch Is Eliminated.” Conservation Letters 10 (2017): 588–95.</w:t>
+      </w:r>
+    </w:p>
+    <w:p>
+      <w:pPr>
+        <w:spacing w:after="120"/>
+        <w:ind w:left="360" w:hanging="360"/>
+      </w:pPr>
+      <w:r>
+        <w:rPr>
+          <w:i/>
+          <w:iCs/>
+        </w:rPr>
+        <w:t xml:space="preserve">The vaquita’s numbers now. </w:t>
+      </w:r>
+      <w:r>
+        <w:t xml:space="preserve">NOAA Fisheries. “Vaquita.” https://www.fisheries.noaa.gov/species/vaquita (consulted 2026).</w:t>
+      </w:r>
+    </w:p>
+    <w:p>
+      <w:pPr>
+        <w:spacing w:after="120"/>
+        <w:ind w:left="360" w:hanging="360"/>
+      </w:pPr>
+      <w:r>
+        <w:rPr>
+          <w:i/>
+          <w:iCs/>
+        </w:rPr>
+        <w:t xml:space="preserve">Brazil’s military regime, 1964–1985. </w:t>
+      </w:r>
+      <w:r>
+        <w:t xml:space="preserve">Skidmore, Thomas E. The Politics of Military Rule in Brazil, 1964–1985. New York: Oxford University Press, 1988.</w:t>
+      </w:r>
+    </w:p>
+    <w:p>
+      <w:pPr>
+        <w:spacing w:after="120"/>
+        <w:ind w:left="360" w:hanging="360"/>
+      </w:pPr>
+      <w:r>
+        <w:rPr>
+          <w:i/>
+          <w:iCs/>
+        </w:rPr>
+        <w:t xml:space="preserve">Argentina: the disappeared and the commission’s count. </w:t>
+      </w:r>
+      <w:r>
+        <w:t xml:space="preserve">Comisión Nacional sobre la Desaparición de Personas. Nunca más: Informe de la CONADEP. Buenos Aires: EUDEBA, 1984.</w:t>
+      </w:r>
+    </w:p>
+    <w:p>
+      <w:pPr>
+        <w:spacing w:after="120"/>
+        <w:ind w:left="360" w:hanging="360"/>
+      </w:pPr>
+      <w:r>
+        <w:rPr>
+          <w:i/>
+          <w:iCs/>
+        </w:rPr>
+        <w:t xml:space="preserve">Argentina: the trial of the commanders in 1985. </w:t>
+      </w:r>
+      <w:r>
+        <w:t xml:space="preserve">Nino, Carlos Santiago. Radical Evil on Trial. New Haven: Yale University Press, 1996.</w:t>
+      </w:r>
+    </w:p>
+    <w:p>
+      <w:pPr>
+        <w:spacing w:after="120"/>
+        <w:ind w:left="360" w:hanging="360"/>
+      </w:pPr>
+      <w:r>
+        <w:rPr>
+          <w:i/>
+          <w:iCs/>
+        </w:rPr>
+        <w:t xml:space="preserve">The Mothers of the Plaza de Mayo. </w:t>
+      </w:r>
+      <w:r>
+        <w:t xml:space="preserve">Bouvard, Marguerite Guzman. Revolutionizing Motherhood: The Mothers of the Plaza de Mayo. Wilmington, DE: Scholarly Resources, 1994.</w:t>
+      </w:r>
+    </w:p>
+    <w:p>
+      <w:pPr>
+        <w:spacing w:after="120"/>
+        <w:ind w:left="360" w:hanging="360"/>
+      </w:pPr>
+      <w:r>
+        <w:rPr>
+          <w:i/>
+          <w:iCs/>
+        </w:rPr>
+        <w:t xml:space="preserve">Chile: the coup, Operation Condor, and the American role. </w:t>
+      </w:r>
+      <w:r>
+        <w:t xml:space="preserve">Kornbluh, Peter. The Pinochet File: A Declassified Dossier on Atrocity and Accountability. New York: New Press, 2003.</w:t>
+      </w:r>
+    </w:p>
+    <w:p>
+      <w:pPr>
+        <w:spacing w:after="120"/>
+        <w:ind w:left="360" w:hanging="360"/>
+      </w:pPr>
+      <w:r>
+        <w:rPr>
+          <w:i/>
+          <w:iCs/>
+        </w:rPr>
+        <w:t xml:space="preserve">Víctor Jara. </w:t>
+      </w:r>
+      <w:r>
+        <w:t xml:space="preserve">Jara, Joan. Victor: An Unfinished Song. London: Jonathan Cape, 1983.</w:t>
+      </w:r>
+    </w:p>
+    <w:p>
+      <w:pPr>
+        <w:spacing w:after="120"/>
+        <w:ind w:left="360" w:hanging="360"/>
+      </w:pPr>
+      <w:r>
+        <w:rPr>
+          <w:i/>
+          <w:iCs/>
+        </w:rPr>
+        <w:t xml:space="preserve">Cuba and the embargo. </w:t>
+      </w:r>
+      <w:r>
+        <w:t xml:space="preserve">LeoGrande, William M., and Peter Kornbluh. Back Channel to Cuba: The Hidden History of Negotiations between Washington and Havana. Chapel Hill: University of North Carolina Press, 2014.</w:t>
+      </w:r>
+    </w:p>
+    <w:p>
+      <w:pPr>
+        <w:spacing w:after="120"/>
+        <w:ind w:left="360" w:hanging="360"/>
+      </w:pPr>
+      <w:r>
+        <w:rPr>
+          <w:i/>
+          <w:iCs/>
+        </w:rPr>
+        <w:t xml:space="preserve">Tlatelolco, 1968. </w:t>
+      </w:r>
+      <w:r>
+        <w:t xml:space="preserve">Poniatowska, Elena. Massacre in Mexico. Translated by Helen R. Lane. New York: Viking, 1975.</w:t>
+      </w:r>
+    </w:p>
+    <w:p>
+      <w:pPr>
+        <w:spacing w:after="120"/>
+        <w:ind w:left="360" w:hanging="360"/>
+      </w:pPr>
+      <w:r>
+        <w:rPr>
+          <w:i/>
+          <w:iCs/>
+        </w:rPr>
+        <w:t xml:space="preserve">The Iguala case. </w:t>
+      </w:r>
+      <w:r>
+        <w:t xml:space="preserve">Hernández, Anabel. A Massacre in Mexico: The True Story behind the Missing 43 Students. London: Verso, 2018.</w:t>
+      </w:r>
+    </w:p>
+    <w:p>
+      <w:pPr>
+        <w:spacing w:after="120"/>
+        <w:ind w:left="360" w:hanging="360"/>
+      </w:pPr>
+      <w:r>
+        <w:rPr>
+          <w:i/>
+          <w:iCs/>
+        </w:rPr>
+        <w:t xml:space="preserve">Mexico’s register of the missing. </w:t>
+      </w:r>
+      <w:r>
+        <w:t xml:space="preserve">Secretaría de Gobernación (Mexico). “Registro Nacional de Personas Desaparecidas y No Localizadas.” https://versionpublicarnpdno.segob.gob.mx/Dashboard/Index (consulted 2026).</w:t>
       </w:r>
     </w:p>
     <w:p>
@@ -2566,87 +2774,199 @@
           <w:sz w:val="36"/>
           <w:szCs w:val="36"/>
         </w:rPr>
-        <w:t xml:space="preserve">The Twentieth Century: Genius and Catastrophe — Great Countries, Terrible Decades</w:t>
-      </w:r>
-    </w:p>
-    <w:p>
-      <w:pPr>
-        <w:spacing w:after="120"/>
-        <w:ind w:left="360" w:hanging="360"/>
-      </w:pPr>
-      <w:r>
-        <w:rPr>
-          <w:i/>
-          <w:iCs/>
-        </w:rPr>
-        <w:t xml:space="preserve">How the Nazis took power. </w:t>
-      </w:r>
-      <w:r>
-        <w:t xml:space="preserve">Evans, Richard J. The Coming of the Third Reich. London: Allen Lane, 2003.</w:t>
-      </w:r>
-    </w:p>
-    <w:p>
-      <w:pPr>
-        <w:spacing w:after="120"/>
-        <w:ind w:left="360" w:hanging="360"/>
-      </w:pPr>
-      <w:r>
-        <w:rPr>
-          <w:i/>
-          <w:iCs/>
-        </w:rPr>
-        <w:t xml:space="preserve">The Holocaust. </w:t>
-      </w:r>
-      <w:r>
-        <w:t xml:space="preserve">Hilberg, Raul. The Destruction of the European Jews. 3rd ed. New Haven: Yale University Press, 2003.</w:t>
-      </w:r>
-    </w:p>
-    <w:p>
-      <w:pPr>
-        <w:spacing w:after="120"/>
-        <w:ind w:left="360" w:hanging="360"/>
-      </w:pPr>
-      <w:r>
-        <w:rPr>
-          <w:i/>
-          <w:iCs/>
-        </w:rPr>
-        <w:t xml:space="preserve">Cambodia under the Khmer Rouge. </w:t>
-      </w:r>
-      <w:r>
-        <w:t xml:space="preserve">Kiernan, Ben. The Pol Pot Regime. New Haven: Yale University Press, 1996.</w:t>
-      </w:r>
-    </w:p>
-    <w:p>
-      <w:pPr>
-        <w:spacing w:after="120"/>
-        <w:ind w:left="360" w:hanging="360"/>
-      </w:pPr>
-      <w:r>
-        <w:rPr>
-          <w:i/>
-          <w:iCs/>
-        </w:rPr>
-        <w:t xml:space="preserve">How democracies are dismantled. </w:t>
-      </w:r>
-      <w:r>
-        <w:t xml:space="preserve">Levitsky, Steven, and Daniel Ziblatt. How Democracies Die. New York: Crown, 2018.</w:t>
-      </w:r>
-    </w:p>
-    <w:p>
-      <w:pPr>
-        <w:spacing w:after="120"/>
-        <w:ind w:left="360" w:hanging="360"/>
-      </w:pPr>
-      <w:r>
-        <w:rPr>
-          <w:i/>
-          <w:iCs/>
-        </w:rPr>
-        <w:t xml:space="preserve">Germany’s reckoning with its past. </w:t>
-      </w:r>
-      <w:r>
-        <w:t xml:space="preserve">Neiman, Susan. Learning from the Germans: Race and the Memory of Evil. New York: Farrar, Straus and Giroux, 2019.</w:t>
+        <w:t xml:space="preserve">1299 to Today: The Sublime Porte — The Ottoman Empire and the Map It Left</w:t>
+      </w:r>
+    </w:p>
+    <w:p>
+      <w:pPr>
+        <w:spacing w:after="120"/>
+        <w:ind w:left="360" w:hanging="360"/>
+      </w:pPr>
+      <w:r>
+        <w:rPr>
+          <w:i/>
+          <w:iCs/>
+        </w:rPr>
+        <w:t xml:space="preserve">The empire as a whole, and the Janissary levy. </w:t>
+      </w:r>
+      <w:r>
+        <w:t xml:space="preserve">Finkel, Caroline. Osman’s Dream: The Story of the Ottoman Empire, 1300–1923. New York: Basic Books, 2005.</w:t>
+      </w:r>
+    </w:p>
+    <w:p>
+      <w:pPr>
+        <w:spacing w:after="120"/>
+        <w:ind w:left="360" w:hanging="360"/>
+      </w:pPr>
+      <w:r>
+        <w:rPr>
+          <w:i/>
+          <w:iCs/>
+        </w:rPr>
+        <w:t xml:space="preserve">The fall of Constantinople. </w:t>
+      </w:r>
+      <w:r>
+        <w:t xml:space="preserve">Crowley, Roger. 1453: The Holy War for Constantinople and the Clash of Islam and the West. New York: Hyperion, 2005.</w:t>
+      </w:r>
+    </w:p>
+    <w:p>
+      <w:pPr>
+        <w:spacing w:after="120"/>
+        <w:ind w:left="360" w:hanging="360"/>
+      </w:pPr>
+      <w:r>
+        <w:rPr>
+          <w:i/>
+          <w:iCs/>
+        </w:rPr>
+        <w:t xml:space="preserve">The millet system. </w:t>
+      </w:r>
+      <w:r>
+        <w:t xml:space="preserve">Barkey, Karen. Empire of Difference: The Ottomans in Comparative Perspective. Cambridge: Cambridge University Press, 2008.</w:t>
+      </w:r>
+    </w:p>
+    <w:p>
+      <w:pPr>
+        <w:spacing w:after="120"/>
+        <w:ind w:left="360" w:hanging="360"/>
+      </w:pPr>
+      <w:r>
+        <w:rPr>
+          <w:i/>
+          <w:iCs/>
+        </w:rPr>
+        <w:t xml:space="preserve">Salonica and the Sephardic refuge. </w:t>
+      </w:r>
+      <w:r>
+        <w:t xml:space="preserve">Mazower, Mark. Salonica, City of Ghosts: Christians, Muslims and Jews, 1430–1950. New York: Knopf, 2005.</w:t>
+      </w:r>
+    </w:p>
+    <w:p>
+      <w:pPr>
+        <w:spacing w:after="120"/>
+        <w:ind w:left="360" w:hanging="360"/>
+      </w:pPr>
+      <w:r>
+        <w:rPr>
+          <w:i/>
+          <w:iCs/>
+        </w:rPr>
+        <w:t xml:space="preserve">The Armenian genocide. </w:t>
+      </w:r>
+      <w:r>
+        <w:t xml:space="preserve">Suny, Ronald Grigor. “They Can Live in the Desert but Nowhere Else”: A History of the Armenian Genocide. Princeton: Princeton University Press, 2015.</w:t>
+      </w:r>
+    </w:p>
+    <w:p>
+      <w:pPr>
+        <w:spacing w:after="120"/>
+        <w:ind w:left="360" w:hanging="360"/>
+      </w:pPr>
+      <w:r>
+        <w:rPr>
+          <w:i/>
+          <w:iCs/>
+        </w:rPr>
+        <w:t xml:space="preserve">Lemkin and the word genocide. </w:t>
+      </w:r>
+      <w:r>
+        <w:t xml:space="preserve">Power, Samantha. “A Problem from Hell”: America and the Age of Genocide. New York: Basic Books, 2002.</w:t>
+      </w:r>
+    </w:p>
+    <w:p>
+      <w:pPr>
+        <w:spacing w:after="120"/>
+        <w:ind w:left="360" w:hanging="360"/>
+      </w:pPr>
+      <w:r>
+        <w:rPr>
+          <w:i/>
+          <w:iCs/>
+        </w:rPr>
+        <w:t xml:space="preserve">The 1923 population exchange. </w:t>
+      </w:r>
+      <w:r>
+        <w:t xml:space="preserve">Hirschon, Renée, ed. Crossing the Aegean: An Appraisal of the 1923 Compulsory Population Exchange between Greece and Turkey. New York: Berghahn Books, 2003.</w:t>
+      </w:r>
+    </w:p>
+    <w:p>
+      <w:pPr>
+        <w:spacing w:after="120"/>
+        <w:ind w:left="360" w:hanging="360"/>
+      </w:pPr>
+      <w:r>
+        <w:rPr>
+          <w:i/>
+          <w:iCs/>
+        </w:rPr>
+        <w:t xml:space="preserve">Gallipoli, the war in the Middle East, and the end of the empire. </w:t>
+      </w:r>
+      <w:r>
+        <w:t xml:space="preserve">Rogan, Eugene. The Fall of the Ottomans: The Great War in the Middle East. New York: Basic Books, 2015.</w:t>
+      </w:r>
+    </w:p>
+    <w:p>
+      <w:pPr>
+        <w:spacing w:after="120"/>
+        <w:ind w:left="360" w:hanging="360"/>
+      </w:pPr>
+      <w:r>
+        <w:rPr>
+          <w:i/>
+          <w:iCs/>
+        </w:rPr>
+        <w:t xml:space="preserve">The mandates and the borders. </w:t>
+      </w:r>
+      <w:r>
+        <w:t xml:space="preserve">Barr, James. A Line in the Sand: The Anglo-French Struggle for the Middle East, 1914–1948. New York: Simon &amp; Schuster, 2011.</w:t>
+      </w:r>
+    </w:p>
+    <w:p>
+      <w:pPr>
+        <w:spacing w:after="120"/>
+        <w:ind w:left="360" w:hanging="360"/>
+      </w:pPr>
+      <w:r>
+        <w:rPr>
+          <w:i/>
+          <w:iCs/>
+        </w:rPr>
+        <w:t xml:space="preserve">The Kurds, Sèvres, and Lausanne. </w:t>
+      </w:r>
+      <w:r>
+        <w:t xml:space="preserve">McDowall, David. A Modern History of the Kurds. 3rd ed. London: I. B. Tauris, 2004.</w:t>
+      </w:r>
+    </w:p>
+    <w:p>
+      <w:pPr>
+        <w:spacing w:after="120"/>
+        <w:ind w:left="360" w:hanging="360"/>
+      </w:pPr>
+      <w:r>
+        <w:rPr>
+          <w:i/>
+          <w:iCs/>
+        </w:rPr>
+        <w:t xml:space="preserve">The 1953 coup in Iran. </w:t>
+      </w:r>
+      <w:r>
+        <w:t xml:space="preserve">Abrahamian, Ervand. The Coup: 1953, the CIA, and the Roots of Modern U.S.–Iranian Relations. New York: New Press, 2013.</w:t>
+      </w:r>
+    </w:p>
+    <w:p>
+      <w:pPr>
+        <w:spacing w:after="120"/>
+        <w:ind w:left="360" w:hanging="360"/>
+      </w:pPr>
+      <w:r>
+        <w:rPr>
+          <w:i/>
+          <w:iCs/>
+        </w:rPr>
+        <w:t xml:space="preserve">The Iran–Iraq War and Halabja. </w:t>
+      </w:r>
+      <w:r>
+        <w:t xml:space="preserve">Razoux, Pierre. The Iran–Iraq War. Cambridge, MA: Belknap Press of Harvard University Press, 2015.</w:t>
       </w:r>
     </w:p>
     <w:p>
@@ -2666,71 +2986,119 @@
           <w:sz w:val="36"/>
           <w:szCs w:val="36"/>
         </w:rPr>
-        <w:t xml:space="preserve">1853–1947: Japan, Restoration, and Empire</w:t>
-      </w:r>
-    </w:p>
-    <w:p>
-      <w:pPr>
-        <w:spacing w:after="120"/>
-        <w:ind w:left="360" w:hanging="360"/>
-      </w:pPr>
-      <w:r>
-        <w:rPr>
-          <w:i/>
-          <w:iCs/>
-        </w:rPr>
-        <w:t xml:space="preserve">Meiji to empire. </w:t>
-      </w:r>
-      <w:r>
-        <w:t xml:space="preserve">Jansen, Marius B. The Making of Modern Japan. Cambridge, MA: Harvard University Press, 2000.</w:t>
-      </w:r>
-    </w:p>
-    <w:p>
-      <w:pPr>
-        <w:spacing w:after="120"/>
-        <w:ind w:left="360" w:hanging="360"/>
-      </w:pPr>
-      <w:r>
-        <w:rPr>
-          <w:i/>
-          <w:iCs/>
-        </w:rPr>
-        <w:t xml:space="preserve">Nanjing: the evidence and the death-toll debate. </w:t>
-      </w:r>
-      <w:r>
-        <w:t xml:space="preserve">Fogel, Joshua A., ed. The Nanjing Massacre in History and Historiography. Berkeley: University of California Press, 2000.</w:t>
-      </w:r>
-    </w:p>
-    <w:p>
-      <w:pPr>
-        <w:spacing w:after="120"/>
-        <w:ind w:left="360" w:hanging="360"/>
-      </w:pPr>
-      <w:r>
-        <w:rPr>
-          <w:i/>
-          <w:iCs/>
-        </w:rPr>
-        <w:t xml:space="preserve">The kamikaze pilots and their letters. </w:t>
-      </w:r>
-      <w:r>
-        <w:t xml:space="preserve">Ohnuki-Tierney, Emiko. Kamikaze, Cherry Blossoms, and Nationalisms. Chicago: University of Chicago Press, 2002.</w:t>
-      </w:r>
-    </w:p>
-    <w:p>
-      <w:pPr>
-        <w:spacing w:after="120"/>
-        <w:ind w:left="360" w:hanging="360"/>
-      </w:pPr>
-      <w:r>
-        <w:rPr>
-          <w:i/>
-          <w:iCs/>
-        </w:rPr>
-        <w:t xml:space="preserve">Occupation and the 1947 constitution. </w:t>
-      </w:r>
-      <w:r>
-        <w:t xml:space="preserve">Dower, John W. Embracing Defeat: Japan in the Wake of World War II. New York: Norton, 1999.</w:t>
+        <w:t xml:space="preserve">1914–1918: Home by Christmas — The First World War</w:t>
+      </w:r>
+    </w:p>
+    <w:p>
+      <w:pPr>
+        <w:spacing w:after="120"/>
+        <w:ind w:left="360" w:hanging="360"/>
+      </w:pPr>
+      <w:r>
+        <w:rPr>
+          <w:i/>
+          <w:iCs/>
+        </w:rPr>
+        <w:t xml:space="preserve">How the war began. </w:t>
+      </w:r>
+      <w:r>
+        <w:t xml:space="preserve">Clark, Christopher. The Sleepwalkers: How Europe Went to War in 1914. London: Allen Lane, 2012.</w:t>
+      </w:r>
+    </w:p>
+    <w:p>
+      <w:pPr>
+        <w:spacing w:after="120"/>
+        <w:ind w:left="360" w:hanging="360"/>
+      </w:pPr>
+      <w:r>
+        <w:rPr>
+          <w:i/>
+          <w:iCs/>
+        </w:rPr>
+        <w:t xml:space="preserve">The war as a whole. </w:t>
+      </w:r>
+      <w:r>
+        <w:t xml:space="preserve">Strachan, Hew. The First World War. New York: Viking, 2004.</w:t>
+      </w:r>
+    </w:p>
+    <w:p>
+      <w:pPr>
+        <w:spacing w:after="120"/>
+        <w:ind w:left="360" w:hanging="360"/>
+      </w:pPr>
+      <w:r>
+        <w:rPr>
+          <w:i/>
+          <w:iCs/>
+        </w:rPr>
+        <w:t xml:space="preserve">The first day on the Somme. </w:t>
+      </w:r>
+      <w:r>
+        <w:t xml:space="preserve">Middlebrook, Martin. The First Day on the Somme. London: Allen Lane, 1971.</w:t>
+      </w:r>
+    </w:p>
+    <w:p>
+      <w:pPr>
+        <w:spacing w:after="120"/>
+        <w:ind w:left="360" w:hanging="360"/>
+      </w:pPr>
+      <w:r>
+        <w:rPr>
+          <w:i/>
+          <w:iCs/>
+        </w:rPr>
+        <w:t xml:space="preserve">The Christmas truce, from soldiers’ letters. </w:t>
+      </w:r>
+      <w:r>
+        <w:t xml:space="preserve">Weintraub, Stanley. Silent Night: The Story of the World War I Christmas Truce. New York: Free Press, 2001.</w:t>
+      </w:r>
+    </w:p>
+    <w:p>
+      <w:pPr>
+        <w:spacing w:after="120"/>
+        <w:ind w:left="360" w:hanging="360"/>
+      </w:pPr>
+      <w:r>
+        <w:rPr>
+          <w:i/>
+          <w:iCs/>
+        </w:rPr>
+        <w:t xml:space="preserve">Influenza deaths, the higher estimate. </w:t>
+      </w:r>
+      <w:r>
+        <w:t xml:space="preserve">Johnson, Niall P. A. S., and Juergen Mueller. “Updating the Accounts: Global Mortality of the 1918–1920 ‘Spanish’ Influenza Pandemic.” Bulletin of the History of Medicine 76 (2002): 105–15.</w:t>
+      </w:r>
+    </w:p>
+    <w:p>
+      <w:pPr>
+        <w:spacing w:after="120"/>
+        <w:ind w:left="360" w:hanging="360"/>
+      </w:pPr>
+      <w:r>
+        <w:rPr>
+          <w:i/>
+          <w:iCs/>
+        </w:rPr>
+        <w:t xml:space="preserve">Influenza deaths, the lower estimate. </w:t>
+      </w:r>
+      <w:r>
+        <w:t xml:space="preserve">Spreeuwenberg, Peter, et al. “Reassessing the Global Mortality Burden of the 1918 Influenza Pandemic.” American Journal of Epidemiology 187 (2018): 2561–67.</w:t>
+      </w:r>
+    </w:p>
+    <w:p>
+      <w:pPr>
+        <w:spacing w:after="120"/>
+        <w:ind w:left="360" w:hanging="360"/>
+      </w:pPr>
+      <w:r>
+        <w:rPr>
+          <w:i/>
+          <w:iCs/>
+        </w:rPr>
+        <w:t xml:space="preserve">Keynes on Versailles. </w:t>
+      </w:r>
+      <w:r>
+        <w:t xml:space="preserve">Keynes, John Maynard. The Economic Consequences of the Peace. London: Macmillan, 1919.</w:t>
       </w:r>
     </w:p>
     <w:p>
@@ -2750,55 +3118,119 @@
           <w:sz w:val="36"/>
           <w:szCs w:val="36"/>
         </w:rPr>
-        <w:t xml:space="preserve">1861–1946: Italy, Rome's Heir and the Fascist Detour</w:t>
-      </w:r>
-    </w:p>
-    <w:p>
-      <w:pPr>
-        <w:spacing w:after="120"/>
-        <w:ind w:left="360" w:hanging="360"/>
-      </w:pPr>
-      <w:r>
-        <w:rPr>
-          <w:i/>
-          <w:iCs/>
-        </w:rPr>
-        <w:t xml:space="preserve">Italy from unification. </w:t>
-      </w:r>
-      <w:r>
-        <w:t xml:space="preserve">Duggan, Christopher. The Force of Destiny: A History of Italy since 1796. London: Allen Lane, 2007.</w:t>
-      </w:r>
-    </w:p>
-    <w:p>
-      <w:pPr>
-        <w:spacing w:after="120"/>
-        <w:ind w:left="360" w:hanging="360"/>
-      </w:pPr>
-      <w:r>
-        <w:rPr>
-          <w:i/>
-          <w:iCs/>
-        </w:rPr>
-        <w:t xml:space="preserve">The regime, Matteotti, and the trains. </w:t>
-      </w:r>
-      <w:r>
-        <w:t xml:space="preserve">Bosworth, R. J. B. Mussolini’s Italy: Life under the Dictatorship, 1915–1945. London: Allen Lane, 2005.</w:t>
-      </w:r>
-    </w:p>
-    <w:p>
-      <w:pPr>
-        <w:spacing w:after="120"/>
-        <w:ind w:left="360" w:hanging="360"/>
-      </w:pPr>
-      <w:r>
-        <w:rPr>
-          <w:i/>
-          <w:iCs/>
-        </w:rPr>
-        <w:t xml:space="preserve">Italy’s abandoned purge. </w:t>
-      </w:r>
-      <w:r>
-        <w:t xml:space="preserve">Domenico, Roy Palmer. Italian Fascists on Trial, 1943–1948. Chapel Hill: University of North Carolina Press, 1991.</w:t>
+        <w:t xml:space="preserve">The Twentieth Century: Genius and Catastrophe — Great Countries, Terrible Decades</w:t>
+      </w:r>
+    </w:p>
+    <w:p>
+      <w:pPr>
+        <w:spacing w:after="120"/>
+        <w:ind w:left="360" w:hanging="360"/>
+      </w:pPr>
+      <w:r>
+        <w:rPr>
+          <w:i/>
+          <w:iCs/>
+        </w:rPr>
+        <w:t xml:space="preserve">How the Nazis took power. </w:t>
+      </w:r>
+      <w:r>
+        <w:t xml:space="preserve">Evans, Richard J. The Coming of the Third Reich. London: Allen Lane, 2003.</w:t>
+      </w:r>
+    </w:p>
+    <w:p>
+      <w:pPr>
+        <w:spacing w:after="120"/>
+        <w:ind w:left="360" w:hanging="360"/>
+      </w:pPr>
+      <w:r>
+        <w:rPr>
+          <w:i/>
+          <w:iCs/>
+        </w:rPr>
+        <w:t xml:space="preserve">The Holocaust. </w:t>
+      </w:r>
+      <w:r>
+        <w:t xml:space="preserve">Hilberg, Raul. The Destruction of the European Jews. 3rd ed. New Haven: Yale University Press, 2003.</w:t>
+      </w:r>
+    </w:p>
+    <w:p>
+      <w:pPr>
+        <w:spacing w:after="120"/>
+        <w:ind w:left="360" w:hanging="360"/>
+      </w:pPr>
+      <w:r>
+        <w:rPr>
+          <w:i/>
+          <w:iCs/>
+        </w:rPr>
+        <w:t xml:space="preserve">Cambodia under the Khmer Rouge. </w:t>
+      </w:r>
+      <w:r>
+        <w:t xml:space="preserve">Kiernan, Ben. The Pol Pot Regime. New Haven: Yale University Press, 1996.</w:t>
+      </w:r>
+    </w:p>
+    <w:p>
+      <w:pPr>
+        <w:spacing w:after="120"/>
+        <w:ind w:left="360" w:hanging="360"/>
+      </w:pPr>
+      <w:r>
+        <w:rPr>
+          <w:i/>
+          <w:iCs/>
+        </w:rPr>
+        <w:t xml:space="preserve">How democracies are dismantled. </w:t>
+      </w:r>
+      <w:r>
+        <w:t xml:space="preserve">Levitsky, Steven, and Daniel Ziblatt. How Democracies Die. New York: Crown, 2018.</w:t>
+      </w:r>
+    </w:p>
+    <w:p>
+      <w:pPr>
+        <w:spacing w:after="120"/>
+        <w:ind w:left="360" w:hanging="360"/>
+      </w:pPr>
+      <w:r>
+        <w:rPr>
+          <w:i/>
+          <w:iCs/>
+        </w:rPr>
+        <w:t xml:space="preserve">Germany’s reckoning with its past. </w:t>
+      </w:r>
+      <w:r>
+        <w:t xml:space="preserve">Neiman, Susan. Learning from the Germans: Race and the Memory of Evil. New York: Farrar, Straus and Giroux, 2019.</w:t>
+      </w:r>
+    </w:p>
+    <w:p>
+      <w:pPr>
+        <w:spacing w:after="120"/>
+        <w:ind w:left="360" w:hanging="360"/>
+      </w:pPr>
+      <w:r>
+        <w:rPr>
+          <w:i/>
+          <w:iCs/>
+        </w:rPr>
+        <w:t xml:space="preserve">Denmark’s rescue of its Jews, 1943. </w:t>
+      </w:r>
+      <w:r>
+        <w:t xml:space="preserve">Yahil, Leni. The Rescue of Danish Jewry: Test of a Democracy. Philadelphia: Jewish Publication Society of America, 1969.</w:t>
+      </w:r>
+    </w:p>
+    <w:p>
+      <w:pPr>
+        <w:spacing w:after="120"/>
+        <w:ind w:left="360" w:hanging="360"/>
+      </w:pPr>
+      <w:r>
+        <w:rPr>
+          <w:i/>
+          <w:iCs/>
+        </w:rPr>
+        <w:t xml:space="preserve">Sweden’s sterilization program. </w:t>
+      </w:r>
+      <w:r>
+        <w:t xml:space="preserve">Broberg, Gunnar, and Nils Roll-Hansen, eds. Eugenics and the Welfare State: Sterilization Policy in Denmark, Sweden, Norway, and Finland. East Lansing: Michigan State University Press, 1996.</w:t>
       </w:r>
     </w:p>
     <w:p>
@@ -2818,87 +3250,71 @@
           <w:sz w:val="36"/>
           <w:szCs w:val="36"/>
         </w:rPr>
-        <w:t xml:space="preserve">Medieval Córdoba to 1981: Spain, Convivencia and the General</w:t>
-      </w:r>
-    </w:p>
-    <w:p>
-      <w:pPr>
-        <w:spacing w:after="120"/>
-        <w:ind w:left="360" w:hanging="360"/>
-      </w:pPr>
-      <w:r>
-        <w:rPr>
-          <w:i/>
-          <w:iCs/>
-        </w:rPr>
-        <w:t xml:space="preserve">Convivencia, the admiring account. </w:t>
-      </w:r>
-      <w:r>
-        <w:t xml:space="preserve">Menocal, María Rosa. The Ornament of the World. Boston: Little, Brown, 2002.</w:t>
-      </w:r>
-    </w:p>
-    <w:p>
-      <w:pPr>
-        <w:spacing w:after="120"/>
-        <w:ind w:left="360" w:hanging="360"/>
-      </w:pPr>
-      <w:r>
-        <w:rPr>
-          <w:i/>
-          <w:iCs/>
-        </w:rPr>
-        <w:t xml:space="preserve">Convivencia, the skeptical account. </w:t>
-      </w:r>
-      <w:r>
-        <w:t xml:space="preserve">Fernández-Morera, Darío. The Myth of the Andalusian Paradise. Wilmington, DE: ISI Books, 2016.</w:t>
-      </w:r>
-    </w:p>
-    <w:p>
-      <w:pPr>
-        <w:spacing w:after="120"/>
-        <w:ind w:left="360" w:hanging="360"/>
-      </w:pPr>
-      <w:r>
-        <w:rPr>
-          <w:i/>
-          <w:iCs/>
-        </w:rPr>
-        <w:t xml:space="preserve">Maimonides and the Almohad exile. </w:t>
-      </w:r>
-      <w:r>
-        <w:t xml:space="preserve">Kraemer, Joel L. Maimonides: The Life and World of One of Civilization’s Greatest Minds. New York: Doubleday, 2008.</w:t>
-      </w:r>
-    </w:p>
-    <w:p>
-      <w:pPr>
-        <w:spacing w:after="120"/>
-        <w:ind w:left="360" w:hanging="360"/>
-      </w:pPr>
-      <w:r>
-        <w:rPr>
-          <w:i/>
-          <w:iCs/>
-        </w:rPr>
-        <w:t xml:space="preserve">Civil-war repression. </w:t>
-      </w:r>
-      <w:r>
-        <w:t xml:space="preserve">Preston, Paul. The Spanish Holocaust. London: HarperPress, 2012.</w:t>
-      </w:r>
-    </w:p>
-    <w:p>
-      <w:pPr>
-        <w:spacing w:after="120"/>
-        <w:ind w:left="360" w:hanging="360"/>
-      </w:pPr>
-      <w:r>
-        <w:rPr>
-          <w:i/>
-          <w:iCs/>
-        </w:rPr>
-        <w:t xml:space="preserve">The pact of forgetting. </w:t>
-      </w:r>
-      <w:r>
-        <w:t xml:space="preserve">Aguilar, Paloma. Memory and Amnesia: The Role of the Spanish Civil War in the Transition to Democracy. New York: Berghahn, 2002.</w:t>
+        <w:t xml:space="preserve">1853–1947: Japan, Restoration, and Empire</w:t>
+      </w:r>
+    </w:p>
+    <w:p>
+      <w:pPr>
+        <w:spacing w:after="120"/>
+        <w:ind w:left="360" w:hanging="360"/>
+      </w:pPr>
+      <w:r>
+        <w:rPr>
+          <w:i/>
+          <w:iCs/>
+        </w:rPr>
+        <w:t xml:space="preserve">Meiji to empire. </w:t>
+      </w:r>
+      <w:r>
+        <w:t xml:space="preserve">Jansen, Marius B. The Making of Modern Japan. Cambridge, MA: Harvard University Press, 2000.</w:t>
+      </w:r>
+    </w:p>
+    <w:p>
+      <w:pPr>
+        <w:spacing w:after="120"/>
+        <w:ind w:left="360" w:hanging="360"/>
+      </w:pPr>
+      <w:r>
+        <w:rPr>
+          <w:i/>
+          <w:iCs/>
+        </w:rPr>
+        <w:t xml:space="preserve">Nanjing: the evidence and the death-toll debate. </w:t>
+      </w:r>
+      <w:r>
+        <w:t xml:space="preserve">Fogel, Joshua A., ed. The Nanjing Massacre in History and Historiography. Berkeley: University of California Press, 2000.</w:t>
+      </w:r>
+    </w:p>
+    <w:p>
+      <w:pPr>
+        <w:spacing w:after="120"/>
+        <w:ind w:left="360" w:hanging="360"/>
+      </w:pPr>
+      <w:r>
+        <w:rPr>
+          <w:i/>
+          <w:iCs/>
+        </w:rPr>
+        <w:t xml:space="preserve">The kamikaze pilots and their letters. </w:t>
+      </w:r>
+      <w:r>
+        <w:t xml:space="preserve">Ohnuki-Tierney, Emiko. Kamikaze, Cherry Blossoms, and Nationalisms. Chicago: University of Chicago Press, 2002.</w:t>
+      </w:r>
+    </w:p>
+    <w:p>
+      <w:pPr>
+        <w:spacing w:after="120"/>
+        <w:ind w:left="360" w:hanging="360"/>
+      </w:pPr>
+      <w:r>
+        <w:rPr>
+          <w:i/>
+          <w:iCs/>
+        </w:rPr>
+        <w:t xml:space="preserve">Occupation and the 1947 constitution. </w:t>
+      </w:r>
+      <w:r>
+        <w:t xml:space="preserve">Dower, John W. Embracing Defeat: Japan in the Wake of World War II. New York: Norton, 1999.</w:t>
       </w:r>
     </w:p>
     <w:p>
@@ -2918,87 +3334,55 @@
           <w:sz w:val="36"/>
           <w:szCs w:val="36"/>
         </w:rPr>
-        <w:t xml:space="preserve">1917–1991: The Soviet Union, Ideals and Iron</w:t>
-      </w:r>
-    </w:p>
-    <w:p>
-      <w:pPr>
-        <w:spacing w:after="120"/>
-        <w:ind w:left="360" w:hanging="360"/>
-      </w:pPr>
-      <w:r>
-        <w:rPr>
-          <w:i/>
-          <w:iCs/>
-        </w:rPr>
-        <w:t xml:space="preserve">Famine and collectivization: the archival numbers. </w:t>
-      </w:r>
-      <w:r>
-        <w:t xml:space="preserve">Davies, R. W., and Stephen G. Wheatcroft. The Years of Hunger: Soviet Agriculture, 1931–1933. Basingstoke: Palgrave Macmillan, 2004.</w:t>
-      </w:r>
-    </w:p>
-    <w:p>
-      <w:pPr>
-        <w:spacing w:after="120"/>
-        <w:ind w:left="360" w:hanging="360"/>
-      </w:pPr>
-      <w:r>
-        <w:rPr>
-          <w:i/>
-          <w:iCs/>
-        </w:rPr>
-        <w:t xml:space="preserve">The Holodomor. </w:t>
-      </w:r>
-      <w:r>
-        <w:t xml:space="preserve">Applebaum, Anne. Red Famine: Stalin’s War on Ukraine. New York: Doubleday, 2017.</w:t>
-      </w:r>
-    </w:p>
-    <w:p>
-      <w:pPr>
-        <w:spacing w:after="120"/>
-        <w:ind w:left="360" w:hanging="360"/>
-      </w:pPr>
-      <w:r>
-        <w:rPr>
-          <w:i/>
-          <w:iCs/>
-        </w:rPr>
-        <w:t xml:space="preserve">The Gulag. </w:t>
-      </w:r>
-      <w:r>
-        <w:t xml:space="preserve">Applebaum, Anne. Gulag: A History. New York: Doubleday, 2003.</w:t>
-      </w:r>
-    </w:p>
-    <w:p>
-      <w:pPr>
-        <w:spacing w:after="120"/>
-        <w:ind w:left="360" w:hanging="360"/>
-      </w:pPr>
-      <w:r>
-        <w:rPr>
-          <w:i/>
-          <w:iCs/>
-        </w:rPr>
-        <w:t xml:space="preserve">Katyn. </w:t>
-      </w:r>
-      <w:r>
-        <w:t xml:space="preserve">Sanford, George. Katyn and the Soviet Massacre of 1940. London: Routledge, 2005.</w:t>
-      </w:r>
-    </w:p>
-    <w:p>
-      <w:pPr>
-        <w:spacing w:after="120"/>
-        <w:ind w:left="360" w:hanging="360"/>
-      </w:pPr>
-      <w:r>
-        <w:rPr>
-          <w:i/>
-          <w:iCs/>
-        </w:rPr>
-        <w:t xml:space="preserve">Chernobyl and the delayed evacuation. </w:t>
-      </w:r>
-      <w:r>
-        <w:t xml:space="preserve">Plokhy, Serhii. Chernobyl: The History of a Nuclear Catastrophe. New York: Basic Books, 2018.</w:t>
+        <w:t xml:space="preserve">1861–1946: Italy, Rome's Heir and the Fascist Detour</w:t>
+      </w:r>
+    </w:p>
+    <w:p>
+      <w:pPr>
+        <w:spacing w:after="120"/>
+        <w:ind w:left="360" w:hanging="360"/>
+      </w:pPr>
+      <w:r>
+        <w:rPr>
+          <w:i/>
+          <w:iCs/>
+        </w:rPr>
+        <w:t xml:space="preserve">Italy from unification. </w:t>
+      </w:r>
+      <w:r>
+        <w:t xml:space="preserve">Duggan, Christopher. The Force of Destiny: A History of Italy since 1796. London: Allen Lane, 2007.</w:t>
+      </w:r>
+    </w:p>
+    <w:p>
+      <w:pPr>
+        <w:spacing w:after="120"/>
+        <w:ind w:left="360" w:hanging="360"/>
+      </w:pPr>
+      <w:r>
+        <w:rPr>
+          <w:i/>
+          <w:iCs/>
+        </w:rPr>
+        <w:t xml:space="preserve">The regime, Matteotti, and the trains. </w:t>
+      </w:r>
+      <w:r>
+        <w:t xml:space="preserve">Bosworth, R. J. B. Mussolini’s Italy: Life under the Dictatorship, 1915–1945. London: Allen Lane, 2005.</w:t>
+      </w:r>
+    </w:p>
+    <w:p>
+      <w:pPr>
+        <w:spacing w:after="120"/>
+        <w:ind w:left="360" w:hanging="360"/>
+      </w:pPr>
+      <w:r>
+        <w:rPr>
+          <w:i/>
+          <w:iCs/>
+        </w:rPr>
+        <w:t xml:space="preserve">Italy’s abandoned purge. </w:t>
+      </w:r>
+      <w:r>
+        <w:t xml:space="preserve">Domenico, Roy Palmer. Italian Fascists on Trial, 1943–1948. Chapel Hill: University of North Carolina Press, 1991.</w:t>
       </w:r>
     </w:p>
     <w:p>
@@ -3018,87 +3402,87 @@
           <w:sz w:val="36"/>
           <w:szCs w:val="36"/>
         </w:rPr>
-        <w:t xml:space="preserve">1949 to Today: China, the Long Memory and the Great Leap</w:t>
-      </w:r>
-    </w:p>
-    <w:p>
-      <w:pPr>
-        <w:spacing w:after="120"/>
-        <w:ind w:left="360" w:hanging="360"/>
-      </w:pPr>
-      <w:r>
-        <w:rPr>
-          <w:i/>
-          <w:iCs/>
-        </w:rPr>
-        <w:t xml:space="preserve">The Great Leap famine. </w:t>
-      </w:r>
-      <w:r>
-        <w:t xml:space="preserve">Dikötter, Frank. Mao’s Great Famine. London: Bloomsbury, 2010.</w:t>
-      </w:r>
-    </w:p>
-    <w:p>
-      <w:pPr>
-        <w:spacing w:after="120"/>
-        <w:ind w:left="360" w:hanging="360"/>
-      </w:pPr>
-      <w:r>
-        <w:rPr>
-          <w:i/>
-          <w:iCs/>
-        </w:rPr>
-        <w:t xml:space="preserve">The famine, from inside China’s archives. </w:t>
-      </w:r>
-      <w:r>
-        <w:t xml:space="preserve">Yang Jisheng. Tombstone: The Great Chinese Famine, 1958–1962. New York: Farrar, Straus and Giroux, 2012.</w:t>
-      </w:r>
-    </w:p>
-    <w:p>
-      <w:pPr>
-        <w:spacing w:after="120"/>
-        <w:ind w:left="360" w:hanging="360"/>
-      </w:pPr>
-      <w:r>
-        <w:rPr>
-          <w:i/>
-          <w:iCs/>
-        </w:rPr>
-        <w:t xml:space="preserve">The Cultural Revolution. </w:t>
-      </w:r>
-      <w:r>
-        <w:t xml:space="preserve">MacFarquhar, Roderick, and Michael Schoenhals. Mao’s Last Revolution. Cambridge, MA: Belknap Press of Harvard University Press, 2006.</w:t>
-      </w:r>
-    </w:p>
-    <w:p>
-      <w:pPr>
-        <w:spacing w:after="120"/>
-        <w:ind w:left="360" w:hanging="360"/>
-      </w:pPr>
-      <w:r>
-        <w:rPr>
-          <w:i/>
-          <w:iCs/>
-        </w:rPr>
-        <w:t xml:space="preserve">Plastic entering the ocean (2010 data). </w:t>
-      </w:r>
-      <w:r>
-        <w:t xml:space="preserve">Jambeck, Jenna R., et al. “Plastic Waste Inputs from Land into the Ocean.” Science 347 (2015): 768–71.</w:t>
-      </w:r>
-    </w:p>
-    <w:p>
-      <w:pPr>
-        <w:spacing w:after="120"/>
-        <w:ind w:left="360" w:hanging="360"/>
-      </w:pPr>
-      <w:r>
-        <w:rPr>
-          <w:i/>
-          <w:iCs/>
-        </w:rPr>
-        <w:t xml:space="preserve">River plastic, a later estimate with a different ranking. </w:t>
-      </w:r>
-      <w:r>
-        <w:t xml:space="preserve">Meijer, Lourens J. J., et al. “More than 1000 Rivers Account for 80% of Global Riverine Plastic Emissions into the Ocean.” Science Advances 7 (2021): eaaz5803.</w:t>
+        <w:t xml:space="preserve">Medieval Córdoba to 1981: Spain, Convivencia and the General</w:t>
+      </w:r>
+    </w:p>
+    <w:p>
+      <w:pPr>
+        <w:spacing w:after="120"/>
+        <w:ind w:left="360" w:hanging="360"/>
+      </w:pPr>
+      <w:r>
+        <w:rPr>
+          <w:i/>
+          <w:iCs/>
+        </w:rPr>
+        <w:t xml:space="preserve">Convivencia, the admiring account. </w:t>
+      </w:r>
+      <w:r>
+        <w:t xml:space="preserve">Menocal, María Rosa. The Ornament of the World. Boston: Little, Brown, 2002.</w:t>
+      </w:r>
+    </w:p>
+    <w:p>
+      <w:pPr>
+        <w:spacing w:after="120"/>
+        <w:ind w:left="360" w:hanging="360"/>
+      </w:pPr>
+      <w:r>
+        <w:rPr>
+          <w:i/>
+          <w:iCs/>
+        </w:rPr>
+        <w:t xml:space="preserve">Convivencia, the skeptical account. </w:t>
+      </w:r>
+      <w:r>
+        <w:t xml:space="preserve">Fernández-Morera, Darío. The Myth of the Andalusian Paradise. Wilmington, DE: ISI Books, 2016.</w:t>
+      </w:r>
+    </w:p>
+    <w:p>
+      <w:pPr>
+        <w:spacing w:after="120"/>
+        <w:ind w:left="360" w:hanging="360"/>
+      </w:pPr>
+      <w:r>
+        <w:rPr>
+          <w:i/>
+          <w:iCs/>
+        </w:rPr>
+        <w:t xml:space="preserve">Maimonides and the Almohad exile. </w:t>
+      </w:r>
+      <w:r>
+        <w:t xml:space="preserve">Kraemer, Joel L. Maimonides: The Life and World of One of Civilization’s Greatest Minds. New York: Doubleday, 2008.</w:t>
+      </w:r>
+    </w:p>
+    <w:p>
+      <w:pPr>
+        <w:spacing w:after="120"/>
+        <w:ind w:left="360" w:hanging="360"/>
+      </w:pPr>
+      <w:r>
+        <w:rPr>
+          <w:i/>
+          <w:iCs/>
+        </w:rPr>
+        <w:t xml:space="preserve">Civil-war repression. </w:t>
+      </w:r>
+      <w:r>
+        <w:t xml:space="preserve">Preston, Paul. The Spanish Holocaust. London: HarperPress, 2012.</w:t>
+      </w:r>
+    </w:p>
+    <w:p>
+      <w:pPr>
+        <w:spacing w:after="120"/>
+        <w:ind w:left="360" w:hanging="360"/>
+      </w:pPr>
+      <w:r>
+        <w:rPr>
+          <w:i/>
+          <w:iCs/>
+        </w:rPr>
+        <w:t xml:space="preserve">The pact of forgetting. </w:t>
+      </w:r>
+      <w:r>
+        <w:t xml:space="preserve">Aguilar, Paloma. Memory and Amnesia: The Role of the Spanish Civil War in the Transition to Democracy. New York: Berghahn, 2002.</w:t>
       </w:r>
     </w:p>
     <w:p>
@@ -3118,87 +3502,103 @@
           <w:sz w:val="36"/>
           <w:szCs w:val="36"/>
         </w:rPr>
-        <w:t xml:space="preserve">The 13th Century BCE to 1948 CE: The People Who Kept Their Story — A Complete History of the Jews</w:t>
-      </w:r>
-    </w:p>
-    <w:p>
-      <w:pPr>
-        <w:spacing w:after="120"/>
-        <w:ind w:left="360" w:hanging="360"/>
-      </w:pPr>
-      <w:r>
-        <w:rPr>
-          <w:i/>
-          <w:iCs/>
-        </w:rPr>
-        <w:t xml:space="preserve">The long history. </w:t>
-      </w:r>
-      <w:r>
-        <w:t xml:space="preserve">Schama, Simon. The Story of the Jews. 2 vols. London: Bodley Head, 2013 and 2017.</w:t>
-      </w:r>
-    </w:p>
-    <w:p>
-      <w:pPr>
-        <w:spacing w:after="120"/>
-        <w:ind w:left="360" w:hanging="360"/>
-      </w:pPr>
-      <w:r>
-        <w:rPr>
-          <w:i/>
-          <w:iCs/>
-        </w:rPr>
-        <w:t xml:space="preserve">Archaeology and the biblical narratives. </w:t>
-      </w:r>
-      <w:r>
-        <w:t xml:space="preserve">Finkelstein, Israel, and Neil Asher Silberman. The Bible Unearthed. New York: Free Press, 2001.</w:t>
-      </w:r>
-    </w:p>
-    <w:p>
-      <w:pPr>
-        <w:spacing w:after="120"/>
-        <w:ind w:left="360" w:hanging="360"/>
-      </w:pPr>
-      <w:r>
-        <w:rPr>
-          <w:i/>
-          <w:iCs/>
-        </w:rPr>
-        <w:t xml:space="preserve">The Dead Sea Scrolls. </w:t>
-      </w:r>
-      <w:r>
-        <w:t xml:space="preserve">VanderKam, James C. The Dead Sea Scrolls Today. 2nd ed. Grand Rapids: Eerdmans, 2010.</w:t>
-      </w:r>
-    </w:p>
-    <w:p>
-      <w:pPr>
-        <w:spacing w:after="120"/>
-        <w:ind w:left="360" w:hanging="360"/>
-      </w:pPr>
-      <w:r>
-        <w:rPr>
-          <w:i/>
-          <w:iCs/>
-        </w:rPr>
-        <w:t xml:space="preserve">Masada and its single source. </w:t>
-      </w:r>
-      <w:r>
-        <w:t xml:space="preserve">Magness, Jodi. Masada: From Jewish Revolt to Modern Myth. Princeton: Princeton University Press, 2019.</w:t>
-      </w:r>
-    </w:p>
-    <w:p>
-      <w:pPr>
-        <w:spacing w:after="120"/>
-        <w:ind w:left="360" w:hanging="360"/>
-      </w:pPr>
-      <w:r>
-        <w:rPr>
-          <w:i/>
-          <w:iCs/>
-        </w:rPr>
-        <w:t xml:space="preserve">The 1948 refugees. </w:t>
-      </w:r>
-      <w:r>
-        <w:t xml:space="preserve">Morris, Benny. The Birth of the Palestinian Refugee Problem Revisited. Cambridge: Cambridge University Press, 2004.</w:t>
+        <w:t xml:space="preserve">1917–1991: The Soviet Union, Ideals and Iron</w:t>
+      </w:r>
+    </w:p>
+    <w:p>
+      <w:pPr>
+        <w:spacing w:after="120"/>
+        <w:ind w:left="360" w:hanging="360"/>
+      </w:pPr>
+      <w:r>
+        <w:rPr>
+          <w:i/>
+          <w:iCs/>
+        </w:rPr>
+        <w:t xml:space="preserve">Famine and collectivization: the archival numbers. </w:t>
+      </w:r>
+      <w:r>
+        <w:t xml:space="preserve">Davies, R. W., and Stephen G. Wheatcroft. The Years of Hunger: Soviet Agriculture, 1931–1933. Basingstoke: Palgrave Macmillan, 2004.</w:t>
+      </w:r>
+    </w:p>
+    <w:p>
+      <w:pPr>
+        <w:spacing w:after="120"/>
+        <w:ind w:left="360" w:hanging="360"/>
+      </w:pPr>
+      <w:r>
+        <w:rPr>
+          <w:i/>
+          <w:iCs/>
+        </w:rPr>
+        <w:t xml:space="preserve">The Holodomor. </w:t>
+      </w:r>
+      <w:r>
+        <w:t xml:space="preserve">Applebaum, Anne. Red Famine: Stalin’s War on Ukraine. New York: Doubleday, 2017.</w:t>
+      </w:r>
+    </w:p>
+    <w:p>
+      <w:pPr>
+        <w:spacing w:after="120"/>
+        <w:ind w:left="360" w:hanging="360"/>
+      </w:pPr>
+      <w:r>
+        <w:rPr>
+          <w:i/>
+          <w:iCs/>
+        </w:rPr>
+        <w:t xml:space="preserve">The Gulag. </w:t>
+      </w:r>
+      <w:r>
+        <w:t xml:space="preserve">Applebaum, Anne. Gulag: A History. New York: Doubleday, 2003.</w:t>
+      </w:r>
+    </w:p>
+    <w:p>
+      <w:pPr>
+        <w:spacing w:after="120"/>
+        <w:ind w:left="360" w:hanging="360"/>
+      </w:pPr>
+      <w:r>
+        <w:rPr>
+          <w:i/>
+          <w:iCs/>
+        </w:rPr>
+        <w:t xml:space="preserve">Katyn. </w:t>
+      </w:r>
+      <w:r>
+        <w:t xml:space="preserve">Sanford, George. Katyn and the Soviet Massacre of 1940. London: Routledge, 2005.</w:t>
+      </w:r>
+    </w:p>
+    <w:p>
+      <w:pPr>
+        <w:spacing w:after="120"/>
+        <w:ind w:left="360" w:hanging="360"/>
+      </w:pPr>
+      <w:r>
+        <w:rPr>
+          <w:i/>
+          <w:iCs/>
+        </w:rPr>
+        <w:t xml:space="preserve">Chernobyl and the delayed evacuation. </w:t>
+      </w:r>
+      <w:r>
+        <w:t xml:space="preserve">Plokhy, Serhii. Chernobyl: The History of a Nuclear Catastrophe. New York: Basic Books, 2018.</w:t>
+      </w:r>
+    </w:p>
+    <w:p>
+      <w:pPr>
+        <w:spacing w:after="120"/>
+        <w:ind w:left="360" w:hanging="360"/>
+      </w:pPr>
+      <w:r>
+        <w:rPr>
+          <w:i/>
+          <w:iCs/>
+        </w:rPr>
+        <w:t xml:space="preserve">The 1939 pact and the invasion of 1941. </w:t>
+      </w:r>
+      <w:r>
+        <w:t xml:space="preserve">Roberts, Geoffrey. Stalin’s Wars: From World War to Cold War, 1939–1953. New Haven: Yale University Press, 2006.</w:t>
       </w:r>
     </w:p>
     <w:p>
@@ -3218,87 +3618,135 @@
           <w:sz w:val="36"/>
           <w:szCs w:val="36"/>
         </w:rPr>
-        <w:t xml:space="preserve">1945–1991: Cold War — Two Powers, One Planet</w:t>
-      </w:r>
-    </w:p>
-    <w:p>
-      <w:pPr>
-        <w:spacing w:after="120"/>
-        <w:ind w:left="360" w:hanging="360"/>
-      </w:pPr>
-      <w:r>
-        <w:rPr>
-          <w:i/>
-          <w:iCs/>
-        </w:rPr>
-        <w:t xml:space="preserve">The Cold War as a whole. </w:t>
-      </w:r>
-      <w:r>
-        <w:t xml:space="preserve">Gaddis, John Lewis. The Cold War: A New History. New York: Penguin, 2005.</w:t>
-      </w:r>
-    </w:p>
-    <w:p>
-      <w:pPr>
-        <w:spacing w:after="120"/>
-        <w:ind w:left="360" w:hanging="360"/>
-      </w:pPr>
-      <w:r>
-        <w:rPr>
-          <w:i/>
-          <w:iCs/>
-        </w:rPr>
-        <w:t xml:space="preserve">Submarine B-59 and Arkhipov. </w:t>
-      </w:r>
-      <w:r>
-        <w:t xml:space="preserve">Savranskaya, Svetlana V. “New Sources on the Role of Soviet Submarines in the Cuban Missile Crisis.” Journal of Strategic Studies 28 (2005): 233–59.</w:t>
-      </w:r>
-    </w:p>
-    <w:p>
-      <w:pPr>
-        <w:spacing w:after="120"/>
-        <w:ind w:left="360" w:hanging="360"/>
-      </w:pPr>
-      <w:r>
-        <w:rPr>
-          <w:i/>
-          <w:iCs/>
-        </w:rPr>
-        <w:t xml:space="preserve">Petrov and the 1983 false alarm. </w:t>
-      </w:r>
-      <w:r>
-        <w:t xml:space="preserve">Hoffman, David E. The Dead Hand. New York: Doubleday, 2009.</w:t>
-      </w:r>
-    </w:p>
-    <w:p>
-      <w:pPr>
-        <w:spacing w:after="120"/>
-        <w:ind w:left="360" w:hanging="360"/>
-      </w:pPr>
-      <w:r>
-        <w:rPr>
-          <w:i/>
-          <w:iCs/>
-        </w:rPr>
-        <w:t xml:space="preserve">The bomb. </w:t>
-      </w:r>
-      <w:r>
-        <w:t xml:space="preserve">Rhodes, Richard. The Making of the Atomic Bomb. New York: Simon &amp; Schuster, 1986.</w:t>
-      </w:r>
-    </w:p>
-    <w:p>
-      <w:pPr>
-        <w:spacing w:after="120"/>
-        <w:ind w:left="360" w:hanging="360"/>
-      </w:pPr>
-      <w:r>
-        <w:rPr>
-          <w:i/>
-          <w:iCs/>
-        </w:rPr>
-        <w:t xml:space="preserve">The people of Bikini. </w:t>
-      </w:r>
-      <w:r>
-        <w:t xml:space="preserve">Niedenthal, Jack. For the Good of Mankind: A History of the People of Bikini and Their Islands. 2nd ed. Majuro: Bravo Publishers, 2001.</w:t>
+        <w:t xml:space="preserve">1949 to Today: China, the Long Memory and the Great Leap</w:t>
+      </w:r>
+    </w:p>
+    <w:p>
+      <w:pPr>
+        <w:spacing w:after="120"/>
+        <w:ind w:left="360" w:hanging="360"/>
+      </w:pPr>
+      <w:r>
+        <w:rPr>
+          <w:i/>
+          <w:iCs/>
+        </w:rPr>
+        <w:t xml:space="preserve">The Great Leap famine. </w:t>
+      </w:r>
+      <w:r>
+        <w:t xml:space="preserve">Dikötter, Frank. Mao’s Great Famine. London: Bloomsbury, 2010.</w:t>
+      </w:r>
+    </w:p>
+    <w:p>
+      <w:pPr>
+        <w:spacing w:after="120"/>
+        <w:ind w:left="360" w:hanging="360"/>
+      </w:pPr>
+      <w:r>
+        <w:rPr>
+          <w:i/>
+          <w:iCs/>
+        </w:rPr>
+        <w:t xml:space="preserve">The famine, from inside China’s archives. </w:t>
+      </w:r>
+      <w:r>
+        <w:t xml:space="preserve">Yang Jisheng. Tombstone: The Great Chinese Famine, 1958–1962. New York: Farrar, Straus and Giroux, 2012.</w:t>
+      </w:r>
+    </w:p>
+    <w:p>
+      <w:pPr>
+        <w:spacing w:after="120"/>
+        <w:ind w:left="360" w:hanging="360"/>
+      </w:pPr>
+      <w:r>
+        <w:rPr>
+          <w:i/>
+          <w:iCs/>
+        </w:rPr>
+        <w:t xml:space="preserve">The Cultural Revolution. </w:t>
+      </w:r>
+      <w:r>
+        <w:t xml:space="preserve">MacFarquhar, Roderick, and Michael Schoenhals. Mao’s Last Revolution. Cambridge, MA: Belknap Press of Harvard University Press, 2006.</w:t>
+      </w:r>
+    </w:p>
+    <w:p>
+      <w:pPr>
+        <w:spacing w:after="120"/>
+        <w:ind w:left="360" w:hanging="360"/>
+      </w:pPr>
+      <w:r>
+        <w:rPr>
+          <w:i/>
+          <w:iCs/>
+        </w:rPr>
+        <w:t xml:space="preserve">Plastic entering the ocean (2010 data). </w:t>
+      </w:r>
+      <w:r>
+        <w:t xml:space="preserve">Jambeck, Jenna R., et al. “Plastic Waste Inputs from Land into the Ocean.” Science 347 (2015): 768–71.</w:t>
+      </w:r>
+    </w:p>
+    <w:p>
+      <w:pPr>
+        <w:spacing w:after="120"/>
+        <w:ind w:left="360" w:hanging="360"/>
+      </w:pPr>
+      <w:r>
+        <w:rPr>
+          <w:i/>
+          <w:iCs/>
+        </w:rPr>
+        <w:t xml:space="preserve">River plastic, a later estimate with a different ranking. </w:t>
+      </w:r>
+      <w:r>
+        <w:t xml:space="preserve">Meijer, Lourens J. J., et al. “More than 1000 Rivers Account for 80% of Global Riverine Plastic Emissions into the Ocean.” Science Advances 7 (2021): eaaz5803.</w:t>
+      </w:r>
+    </w:p>
+    <w:p>
+      <w:pPr>
+        <w:spacing w:after="120"/>
+        <w:ind w:left="360" w:hanging="360"/>
+      </w:pPr>
+      <w:r>
+        <w:rPr>
+          <w:i/>
+          <w:iCs/>
+        </w:rPr>
+        <w:t xml:space="preserve">Xi Jinping’s rise and the anti-corruption campaign. </w:t>
+      </w:r>
+      <w:r>
+        <w:t xml:space="preserve">Economy, Elizabeth C. The Third Revolution: Xi Jinping and the New Chinese State. New York: Oxford University Press, 2018.</w:t>
+      </w:r>
+    </w:p>
+    <w:p>
+      <w:pPr>
+        <w:spacing w:after="120"/>
+        <w:ind w:left="360" w:hanging="360"/>
+      </w:pPr>
+      <w:r>
+        <w:rPr>
+          <w:i/>
+          <w:iCs/>
+        </w:rPr>
+        <w:t xml:space="preserve">The 2018 end of the presidential term limit. </w:t>
+      </w:r>
+      <w:r>
+        <w:t xml:space="preserve">Amendment to the Constitution of the People’s Republic of China, adopted by the National People’s Congress, March 11, 2018.</w:t>
+      </w:r>
+    </w:p>
+    <w:p>
+      <w:pPr>
+        <w:spacing w:after="120"/>
+        <w:ind w:left="360" w:hanging="360"/>
+      </w:pPr>
+      <w:r>
+        <w:rPr>
+          <w:i/>
+          <w:iCs/>
+        </w:rPr>
+        <w:t xml:space="preserve">Hong Kong’s national-security law. </w:t>
+      </w:r>
+      <w:r>
+        <w:t xml:space="preserve">Law of the People’s Republic of China on Safeguarding National Security in the Hong Kong Special Administrative Region, promulgated June 30, 2020.</w:t>
       </w:r>
     </w:p>
     <w:p>
@@ -3318,55 +3766,87 @@
           <w:sz w:val="36"/>
           <w:szCs w:val="36"/>
         </w:rPr>
-        <w:t xml:space="preserve">1957 to 2026: Leaving the Cradle — Space Travel, the Moon, Mars, and (Maybe) the Galaxy</w:t>
-      </w:r>
-    </w:p>
-    <w:p>
-      <w:pPr>
-        <w:spacing w:after="120"/>
-        <w:ind w:left="360" w:hanging="360"/>
-      </w:pPr>
-      <w:r>
-        <w:rPr>
-          <w:i/>
-          <w:iCs/>
-        </w:rPr>
-        <w:t xml:space="preserve">Artemis II record distance and splashdown. </w:t>
-      </w:r>
-      <w:r>
-        <w:t xml:space="preserve">NASA. “NASA Welcomes Record-Setting Artemis II Moonfarers Back to Earth.” News release, April 10, 2026 (updated May 7, 2026). https://www.nasa.gov/news-release/nasa-welcomes-record-setting-artemis-ii-moonfarers-back-to-earth/</w:t>
-      </w:r>
-    </w:p>
-    <w:p>
-      <w:pPr>
-        <w:spacing w:after="120"/>
-        <w:ind w:left="360" w:hanging="360"/>
-      </w:pPr>
-      <w:r>
-        <w:rPr>
-          <w:i/>
-          <w:iCs/>
-        </w:rPr>
-        <w:t xml:space="preserve">Apollo. </w:t>
-      </w:r>
-      <w:r>
-        <w:t xml:space="preserve">Chaikin, Andrew. A Man on the Moon. New York: Viking, 1994.</w:t>
-      </w:r>
-    </w:p>
-    <w:p>
-      <w:pPr>
-        <w:spacing w:after="120"/>
-        <w:ind w:left="360" w:hanging="360"/>
-      </w:pPr>
-      <w:r>
-        <w:rPr>
-          <w:i/>
-          <w:iCs/>
-        </w:rPr>
-        <w:t xml:space="preserve">The Soviet program. </w:t>
-      </w:r>
-      <w:r>
-        <w:t xml:space="preserve">Siddiqi, Asif A. Challenge to Apollo: The Soviet Union and the Space Race, 1945–1974. Washington, DC: NASA History Division, 2000 (NASA SP-2000-4408).</w:t>
+        <w:t xml:space="preserve">The 13th Century BCE to 1948 CE: The People Who Kept Their Story — A Complete History of the Jews</w:t>
+      </w:r>
+    </w:p>
+    <w:p>
+      <w:pPr>
+        <w:spacing w:after="120"/>
+        <w:ind w:left="360" w:hanging="360"/>
+      </w:pPr>
+      <w:r>
+        <w:rPr>
+          <w:i/>
+          <w:iCs/>
+        </w:rPr>
+        <w:t xml:space="preserve">The long history. </w:t>
+      </w:r>
+      <w:r>
+        <w:t xml:space="preserve">Schama, Simon. The Story of the Jews. 2 vols. London: Bodley Head, 2013 and 2017.</w:t>
+      </w:r>
+    </w:p>
+    <w:p>
+      <w:pPr>
+        <w:spacing w:after="120"/>
+        <w:ind w:left="360" w:hanging="360"/>
+      </w:pPr>
+      <w:r>
+        <w:rPr>
+          <w:i/>
+          <w:iCs/>
+        </w:rPr>
+        <w:t xml:space="preserve">Archaeology and the biblical narratives. </w:t>
+      </w:r>
+      <w:r>
+        <w:t xml:space="preserve">Finkelstein, Israel, and Neil Asher Silberman. The Bible Unearthed. New York: Free Press, 2001.</w:t>
+      </w:r>
+    </w:p>
+    <w:p>
+      <w:pPr>
+        <w:spacing w:after="120"/>
+        <w:ind w:left="360" w:hanging="360"/>
+      </w:pPr>
+      <w:r>
+        <w:rPr>
+          <w:i/>
+          <w:iCs/>
+        </w:rPr>
+        <w:t xml:space="preserve">The Dead Sea Scrolls. </w:t>
+      </w:r>
+      <w:r>
+        <w:t xml:space="preserve">VanderKam, James C. The Dead Sea Scrolls Today. 2nd ed. Grand Rapids: Eerdmans, 2010.</w:t>
+      </w:r>
+    </w:p>
+    <w:p>
+      <w:pPr>
+        <w:spacing w:after="120"/>
+        <w:ind w:left="360" w:hanging="360"/>
+      </w:pPr>
+      <w:r>
+        <w:rPr>
+          <w:i/>
+          <w:iCs/>
+        </w:rPr>
+        <w:t xml:space="preserve">Masada and its single source. </w:t>
+      </w:r>
+      <w:r>
+        <w:t xml:space="preserve">Magness, Jodi. Masada: From Jewish Revolt to Modern Myth. Princeton: Princeton University Press, 2019.</w:t>
+      </w:r>
+    </w:p>
+    <w:p>
+      <w:pPr>
+        <w:spacing w:after="120"/>
+        <w:ind w:left="360" w:hanging="360"/>
+      </w:pPr>
+      <w:r>
+        <w:rPr>
+          <w:i/>
+          <w:iCs/>
+        </w:rPr>
+        <w:t xml:space="preserve">The 1948 refugees. </w:t>
+      </w:r>
+      <w:r>
+        <w:t xml:space="preserve">Morris, Benny. The Birth of the Palestinian Refugee Problem Revisited. Cambridge: Cambridge University Press, 2004.</w:t>
       </w:r>
     </w:p>
     <w:p>
@@ -3386,71 +3866,87 @@
           <w:sz w:val="36"/>
           <w:szCs w:val="36"/>
         </w:rPr>
-        <w:t xml:space="preserve">1905 Onward: The Physics That Finally Made Sense to Someone</w:t>
-      </w:r>
-    </w:p>
-    <w:p>
-      <w:pPr>
-        <w:spacing w:after="120"/>
-        <w:ind w:left="360" w:hanging="360"/>
-      </w:pPr>
-      <w:r>
-        <w:rPr>
-          <w:i/>
-          <w:iCs/>
-        </w:rPr>
-        <w:t xml:space="preserve">Relativity in GPS. </w:t>
-      </w:r>
-      <w:r>
-        <w:t xml:space="preserve">Ashby, Neil. “Relativity in the Global Positioning System.” Living Reviews in Relativity 6 (2003): 1.</w:t>
-      </w:r>
-    </w:p>
-    <w:p>
-      <w:pPr>
-        <w:spacing w:after="120"/>
-        <w:ind w:left="360" w:hanging="360"/>
-      </w:pPr>
-      <w:r>
-        <w:rPr>
-          <w:i/>
-          <w:iCs/>
-        </w:rPr>
-        <w:t xml:space="preserve">The 1919 eclipse expeditions (Príncipe and Sobral). </w:t>
-      </w:r>
-      <w:r>
-        <w:t xml:space="preserve">Dyson, F. W., A. S. Eddington, and C. Davidson. “A Determination of the Deflection of Light by the Sun’s Gravitational Field.” Philosophical Transactions of the Royal Society A 220 (1920): 291–333.</w:t>
-      </w:r>
-    </w:p>
-    <w:p>
-      <w:pPr>
-        <w:spacing w:after="120"/>
-        <w:ind w:left="360" w:hanging="360"/>
-      </w:pPr>
-      <w:r>
-        <w:rPr>
-          <w:i/>
-          <w:iCs/>
-        </w:rPr>
-        <w:t xml:space="preserve">How dolphin sonar works. </w:t>
-      </w:r>
-      <w:r>
-        <w:t xml:space="preserve">Au, Whitlow W. L. The Sonar of Dolphins. New York: Springer, 1993.</w:t>
-      </w:r>
-    </w:p>
-    <w:p>
-      <w:pPr>
-        <w:spacing w:after="120"/>
-        <w:ind w:left="360" w:hanging="360"/>
-      </w:pPr>
-      <w:r>
-        <w:rPr>
-          <w:i/>
-          <w:iCs/>
-        </w:rPr>
-        <w:t xml:space="preserve">The holographic principle. </w:t>
-      </w:r>
-      <w:r>
-        <w:t xml:space="preserve">Susskind, Leonard. “The World as a Hologram.” Journal of Mathematical Physics 36 (1995): 6377–96.</w:t>
+        <w:t xml:space="preserve">1945–1991: Cold War — Two Powers, One Planet</w:t>
+      </w:r>
+    </w:p>
+    <w:p>
+      <w:pPr>
+        <w:spacing w:after="120"/>
+        <w:ind w:left="360" w:hanging="360"/>
+      </w:pPr>
+      <w:r>
+        <w:rPr>
+          <w:i/>
+          <w:iCs/>
+        </w:rPr>
+        <w:t xml:space="preserve">The Cold War as a whole. </w:t>
+      </w:r>
+      <w:r>
+        <w:t xml:space="preserve">Gaddis, John Lewis. The Cold War: A New History. New York: Penguin, 2005.</w:t>
+      </w:r>
+    </w:p>
+    <w:p>
+      <w:pPr>
+        <w:spacing w:after="120"/>
+        <w:ind w:left="360" w:hanging="360"/>
+      </w:pPr>
+      <w:r>
+        <w:rPr>
+          <w:i/>
+          <w:iCs/>
+        </w:rPr>
+        <w:t xml:space="preserve">Submarine B-59 and Arkhipov. </w:t>
+      </w:r>
+      <w:r>
+        <w:t xml:space="preserve">Savranskaya, Svetlana V. “New Sources on the Role of Soviet Submarines in the Cuban Missile Crisis.” Journal of Strategic Studies 28 (2005): 233–59.</w:t>
+      </w:r>
+    </w:p>
+    <w:p>
+      <w:pPr>
+        <w:spacing w:after="120"/>
+        <w:ind w:left="360" w:hanging="360"/>
+      </w:pPr>
+      <w:r>
+        <w:rPr>
+          <w:i/>
+          <w:iCs/>
+        </w:rPr>
+        <w:t xml:space="preserve">Petrov and the 1983 false alarm. </w:t>
+      </w:r>
+      <w:r>
+        <w:t xml:space="preserve">Hoffman, David E. The Dead Hand. New York: Doubleday, 2009.</w:t>
+      </w:r>
+    </w:p>
+    <w:p>
+      <w:pPr>
+        <w:spacing w:after="120"/>
+        <w:ind w:left="360" w:hanging="360"/>
+      </w:pPr>
+      <w:r>
+        <w:rPr>
+          <w:i/>
+          <w:iCs/>
+        </w:rPr>
+        <w:t xml:space="preserve">The bomb. </w:t>
+      </w:r>
+      <w:r>
+        <w:t xml:space="preserve">Rhodes, Richard. The Making of the Atomic Bomb. New York: Simon &amp; Schuster, 1986.</w:t>
+      </w:r>
+    </w:p>
+    <w:p>
+      <w:pPr>
+        <w:spacing w:after="120"/>
+        <w:ind w:left="360" w:hanging="360"/>
+      </w:pPr>
+      <w:r>
+        <w:rPr>
+          <w:i/>
+          <w:iCs/>
+        </w:rPr>
+        <w:t xml:space="preserve">The people of Bikini. </w:t>
+      </w:r>
+      <w:r>
+        <w:t xml:space="preserve">Niedenthal, Jack. For the Good of Mankind: A History of the People of Bikini and Their Islands. 2nd ed. Majuro: Bravo Publishers, 2001.</w:t>
       </w:r>
     </w:p>
     <w:p>
@@ -3470,103 +3966,119 @@
           <w:sz w:val="36"/>
           <w:szCs w:val="36"/>
         </w:rPr>
-        <w:t xml:space="preserve">The 1940s to the 1970s: Decolonization — The World Redraws Itself</w:t>
-      </w:r>
-    </w:p>
-    <w:p>
-      <w:pPr>
-        <w:spacing w:after="120"/>
-        <w:ind w:left="360" w:hanging="360"/>
-      </w:pPr>
-      <w:r>
-        <w:rPr>
-          <w:i/>
-          <w:iCs/>
-        </w:rPr>
-        <w:t xml:space="preserve">The East India Company. </w:t>
-      </w:r>
-      <w:r>
-        <w:t xml:space="preserve">Dalrymple, William. The Anarchy: The Relentless Rise of the East India Company. London: Bloomsbury, 2019.</w:t>
-      </w:r>
-    </w:p>
-    <w:p>
-      <w:pPr>
-        <w:spacing w:after="120"/>
-        <w:ind w:left="360" w:hanging="360"/>
-      </w:pPr>
-      <w:r>
-        <w:rPr>
-          <w:i/>
-          <w:iCs/>
-        </w:rPr>
-        <w:t xml:space="preserve">Long-run shares of world output. </w:t>
-      </w:r>
-      <w:r>
-        <w:t xml:space="preserve">Maddison, Angus. The World Economy: A Millennial Perspective. Paris: OECD, 2001.</w:t>
-      </w:r>
-    </w:p>
-    <w:p>
-      <w:pPr>
-        <w:spacing w:after="120"/>
-        <w:ind w:left="360" w:hanging="360"/>
-      </w:pPr>
-      <w:r>
-        <w:rPr>
-          <w:i/>
-          <w:iCs/>
-        </w:rPr>
-        <w:t xml:space="preserve">Famine as a failure of entitlement, Bengal 1943. </w:t>
-      </w:r>
-      <w:r>
-        <w:t xml:space="preserve">Sen, Amartya. Poverty and Famines: An Essay on Entitlement and Deprivation. Oxford: Clarendon Press, 1981.</w:t>
-      </w:r>
-    </w:p>
-    <w:p>
-      <w:pPr>
-        <w:spacing w:after="120"/>
-        <w:ind w:left="360" w:hanging="360"/>
-      </w:pPr>
-      <w:r>
-        <w:rPr>
-          <w:i/>
-          <w:iCs/>
-        </w:rPr>
-        <w:t xml:space="preserve">Partition. </w:t>
-      </w:r>
-      <w:r>
-        <w:t xml:space="preserve">Khan, Yasmin. The Great Partition: The Making of India and Pakistan. New Haven: Yale University Press, 2007.</w:t>
-      </w:r>
-    </w:p>
-    <w:p>
-      <w:pPr>
-        <w:spacing w:after="120"/>
-        <w:ind w:left="360" w:hanging="360"/>
-      </w:pPr>
-      <w:r>
-        <w:rPr>
-          <w:i/>
-          <w:iCs/>
-        </w:rPr>
-        <w:t xml:space="preserve">Kenya and the detention camps. </w:t>
-      </w:r>
-      <w:r>
-        <w:t xml:space="preserve">Elkins, Caroline. Imperial Reckoning: The Untold Story of Britain’s Gulag in Kenya. New York: Henry Holt, 2005.</w:t>
-      </w:r>
-    </w:p>
-    <w:p>
-      <w:pPr>
-        <w:spacing w:after="120"/>
-        <w:ind w:left="360" w:hanging="360"/>
-      </w:pPr>
-      <w:r>
-        <w:rPr>
-          <w:i/>
-          <w:iCs/>
-        </w:rPr>
-        <w:t xml:space="preserve">Decolonization as a whole. </w:t>
-      </w:r>
-      <w:r>
-        <w:t xml:space="preserve">Jansen, Jan C., and Jürgen Osterhammel. Decolonization: A Short History. Princeton: Princeton University Press, 2017.</w:t>
+        <w:t xml:space="preserve">1957 to 2026: Leaving the Cradle — Space Travel, the Moon, Mars, and (Maybe) the Galaxy</w:t>
+      </w:r>
+    </w:p>
+    <w:p>
+      <w:pPr>
+        <w:spacing w:after="120"/>
+        <w:ind w:left="360" w:hanging="360"/>
+      </w:pPr>
+      <w:r>
+        <w:rPr>
+          <w:i/>
+          <w:iCs/>
+        </w:rPr>
+        <w:t xml:space="preserve">Artemis II record distance and splashdown. </w:t>
+      </w:r>
+      <w:r>
+        <w:t xml:space="preserve">NASA. “NASA Welcomes Record-Setting Artemis II Moonfarers Back to Earth.” News release, April 10, 2026 (updated May 7, 2026). https://www.nasa.gov/news-release/nasa-welcomes-record-setting-artemis-ii-moonfarers-back-to-earth/</w:t>
+      </w:r>
+    </w:p>
+    <w:p>
+      <w:pPr>
+        <w:spacing w:after="120"/>
+        <w:ind w:left="360" w:hanging="360"/>
+      </w:pPr>
+      <w:r>
+        <w:rPr>
+          <w:i/>
+          <w:iCs/>
+        </w:rPr>
+        <w:t xml:space="preserve">Apollo. </w:t>
+      </w:r>
+      <w:r>
+        <w:t xml:space="preserve">Chaikin, Andrew. A Man on the Moon. New York: Viking, 1994.</w:t>
+      </w:r>
+    </w:p>
+    <w:p>
+      <w:pPr>
+        <w:spacing w:after="120"/>
+        <w:ind w:left="360" w:hanging="360"/>
+      </w:pPr>
+      <w:r>
+        <w:rPr>
+          <w:i/>
+          <w:iCs/>
+        </w:rPr>
+        <w:t xml:space="preserve">The Soviet program. </w:t>
+      </w:r>
+      <w:r>
+        <w:t xml:space="preserve">Siddiqi, Asif A. Challenge to Apollo: The Soviet Union and the Space Race, 1945–1974. Washington, DC: NASA History Division, 2000 (NASA SP-2000-4408).</w:t>
+      </w:r>
+    </w:p>
+    <w:p>
+      <w:pPr>
+        <w:spacing w:after="120"/>
+        <w:ind w:left="360" w:hanging="360"/>
+      </w:pPr>
+      <w:r>
+        <w:rPr>
+          <w:i/>
+          <w:iCs/>
+        </w:rPr>
+        <w:t xml:space="preserve">Water in the LCROSS plume. </w:t>
+      </w:r>
+      <w:r>
+        <w:t xml:space="preserve">Colaprete, Anthony, et al. “Detection of Water in the LCROSS Ejecta Plume.” Science 330 (2010): 463–68.</w:t>
+      </w:r>
+    </w:p>
+    <w:p>
+      <w:pPr>
+        <w:spacing w:after="120"/>
+        <w:ind w:left="360" w:hanging="360"/>
+      </w:pPr>
+      <w:r>
+        <w:rPr>
+          <w:i/>
+          <w:iCs/>
+        </w:rPr>
+        <w:t xml:space="preserve">Mars: the canals that were never there. </w:t>
+      </w:r>
+      <w:r>
+        <w:t xml:space="preserve">Sheehan, William. The Planet Mars: A History of Observation and Discovery. Tucson: University of Arizona Press, 1996.</w:t>
+      </w:r>
+    </w:p>
+    <w:p>
+      <w:pPr>
+        <w:spacing w:after="120"/>
+        <w:ind w:left="360" w:hanging="360"/>
+      </w:pPr>
+      <w:r>
+        <w:rPr>
+          <w:i/>
+          <w:iCs/>
+        </w:rPr>
+        <w:t xml:space="preserve">Curiosity and the lake at Gale Crater. </w:t>
+      </w:r>
+      <w:r>
+        <w:t xml:space="preserve">Grotzinger, John P., et al. “A Habitable Fluvio-Lacustrine Environment at Yellowknife Bay, Gale Crater, Mars.” Science 343 (2014): 1242777.</w:t>
+      </w:r>
+    </w:p>
+    <w:p>
+      <w:pPr>
+        <w:spacing w:after="120"/>
+        <w:ind w:left="360" w:hanging="360"/>
+      </w:pPr>
+      <w:r>
+        <w:rPr>
+          <w:i/>
+          <w:iCs/>
+        </w:rPr>
+        <w:t xml:space="preserve">Perseverance and the delta at Jezero Crater. </w:t>
+      </w:r>
+      <w:r>
+        <w:t xml:space="preserve">Mangold, Nicolas, et al. “Perseverance Rover Reveals an Ancient Delta-Lake System and Flood Deposits at Jezero Crater, Mars.” Science 374 (2021): 711–17.</w:t>
       </w:r>
     </w:p>
     <w:p>
@@ -3586,87 +4098,71 @@
           <w:sz w:val="36"/>
           <w:szCs w:val="36"/>
         </w:rPr>
-        <w:t xml:space="preserve">1893 to 1994: Civil Rights and Liberation — Humanity Argues With Itself</w:t>
-      </w:r>
-    </w:p>
-    <w:p>
-      <w:pPr>
-        <w:spacing w:after="120"/>
-        <w:ind w:left="360" w:hanging="360"/>
-      </w:pPr>
-      <w:r>
-        <w:rPr>
-          <w:i/>
-          <w:iCs/>
-        </w:rPr>
-        <w:t xml:space="preserve">The movement, 1954–63. </w:t>
-      </w:r>
-      <w:r>
-        <w:t xml:space="preserve">Branch, Taylor. Parting the Waters: America in the King Years, 1954–63. New York: Simon &amp; Schuster, 1988.</w:t>
-      </w:r>
-    </w:p>
-    <w:p>
-      <w:pPr>
-        <w:spacing w:after="120"/>
-        <w:ind w:left="360" w:hanging="360"/>
-      </w:pPr>
-      <w:r>
-        <w:rPr>
-          <w:i/>
-          <w:iCs/>
-        </w:rPr>
-        <w:t xml:space="preserve">Claudette Colvin. </w:t>
-      </w:r>
-      <w:r>
-        <w:t xml:space="preserve">Hoose, Phillip. Claudette Colvin: Twice toward Justice. New York: Farrar, Straus and Giroux, 2009.</w:t>
-      </w:r>
-    </w:p>
-    <w:p>
-      <w:pPr>
-        <w:spacing w:after="120"/>
-        <w:ind w:left="360" w:hanging="360"/>
-      </w:pPr>
-      <w:r>
-        <w:rPr>
-          <w:i/>
-          <w:iCs/>
-        </w:rPr>
-        <w:t xml:space="preserve">Emmett Till. </w:t>
-      </w:r>
-      <w:r>
-        <w:t xml:space="preserve">Tyson, Timothy B. The Blood of Emmett Till. New York: Simon &amp; Schuster, 2017.</w:t>
-      </w:r>
-    </w:p>
-    <w:p>
-      <w:pPr>
-        <w:spacing w:after="120"/>
-        <w:ind w:left="360" w:hanging="360"/>
-      </w:pPr>
-      <w:r>
-        <w:rPr>
-          <w:i/>
-          <w:iCs/>
-        </w:rPr>
-        <w:t xml:space="preserve">Mandela. </w:t>
-      </w:r>
-      <w:r>
-        <w:t xml:space="preserve">Mandela, Nelson. Long Walk to Freedom. Boston: Little, Brown, 1994.</w:t>
-      </w:r>
-    </w:p>
-    <w:p>
-      <w:pPr>
-        <w:spacing w:after="120"/>
-        <w:ind w:left="360" w:hanging="360"/>
-      </w:pPr>
-      <w:r>
-        <w:rPr>
-          <w:i/>
-          <w:iCs/>
-        </w:rPr>
-        <w:t xml:space="preserve">Stonewall. </w:t>
-      </w:r>
-      <w:r>
-        <w:t xml:space="preserve">Carter, David. Stonewall: The Riots That Sparked the Gay Revolution. New York: St. Martin’s Press, 2004.</w:t>
+        <w:t xml:space="preserve">1905 Onward: The Physics That Finally Made Sense to Someone</w:t>
+      </w:r>
+    </w:p>
+    <w:p>
+      <w:pPr>
+        <w:spacing w:after="120"/>
+        <w:ind w:left="360" w:hanging="360"/>
+      </w:pPr>
+      <w:r>
+        <w:rPr>
+          <w:i/>
+          <w:iCs/>
+        </w:rPr>
+        <w:t xml:space="preserve">Relativity in GPS. </w:t>
+      </w:r>
+      <w:r>
+        <w:t xml:space="preserve">Ashby, Neil. “Relativity in the Global Positioning System.” Living Reviews in Relativity 6 (2003): 1.</w:t>
+      </w:r>
+    </w:p>
+    <w:p>
+      <w:pPr>
+        <w:spacing w:after="120"/>
+        <w:ind w:left="360" w:hanging="360"/>
+      </w:pPr>
+      <w:r>
+        <w:rPr>
+          <w:i/>
+          <w:iCs/>
+        </w:rPr>
+        <w:t xml:space="preserve">The 1919 eclipse expeditions (Príncipe and Sobral). </w:t>
+      </w:r>
+      <w:r>
+        <w:t xml:space="preserve">Dyson, F. W., A. S. Eddington, and C. Davidson. “A Determination of the Deflection of Light by the Sun’s Gravitational Field.” Philosophical Transactions of the Royal Society A 220 (1920): 291–333.</w:t>
+      </w:r>
+    </w:p>
+    <w:p>
+      <w:pPr>
+        <w:spacing w:after="120"/>
+        <w:ind w:left="360" w:hanging="360"/>
+      </w:pPr>
+      <w:r>
+        <w:rPr>
+          <w:i/>
+          <w:iCs/>
+        </w:rPr>
+        <w:t xml:space="preserve">How dolphin sonar works. </w:t>
+      </w:r>
+      <w:r>
+        <w:t xml:space="preserve">Au, Whitlow W. L. The Sonar of Dolphins. New York: Springer, 1993.</w:t>
+      </w:r>
+    </w:p>
+    <w:p>
+      <w:pPr>
+        <w:spacing w:after="120"/>
+        <w:ind w:left="360" w:hanging="360"/>
+      </w:pPr>
+      <w:r>
+        <w:rPr>
+          <w:i/>
+          <w:iCs/>
+        </w:rPr>
+        <w:t xml:space="preserve">The holographic principle. </w:t>
+      </w:r>
+      <w:r>
+        <w:t xml:space="preserve">Susskind, Leonard. “The World as a Hologram.” Journal of Mathematical Physics 36 (1995): 6377–96.</w:t>
       </w:r>
     </w:p>
     <w:p>
@@ -3686,71 +4182,135 @@
           <w:sz w:val="36"/>
           <w:szCs w:val="36"/>
         </w:rPr>
-        <w:t xml:space="preserve">1843 to 2007: The Digital Leap — Computers, Networks, and a Connected World</w:t>
-      </w:r>
-    </w:p>
-    <w:p>
-      <w:pPr>
-        <w:spacing w:after="120"/>
-        <w:ind w:left="360" w:hanging="360"/>
-      </w:pPr>
-      <w:r>
-        <w:rPr>
-          <w:i/>
-          <w:iCs/>
-        </w:rPr>
-        <w:t xml:space="preserve">Turing’s 1936 paper. </w:t>
-      </w:r>
-      <w:r>
-        <w:t xml:space="preserve">Turing, A. M. “On Computable Numbers, with an Application to the Entscheidungsproblem.” Proceedings of the London Mathematical Society, s2-42 (1937): 230–65.</w:t>
-      </w:r>
-    </w:p>
-    <w:p>
-      <w:pPr>
-        <w:spacing w:after="120"/>
-        <w:ind w:left="360" w:hanging="360"/>
-      </w:pPr>
-      <w:r>
-        <w:rPr>
-          <w:i/>
-          <w:iCs/>
-        </w:rPr>
-        <w:t xml:space="preserve">Colossus and Bletchley Park. </w:t>
-      </w:r>
-      <w:r>
-        <w:t xml:space="preserve">Copeland, B. Jack, ed. Colossus: The Secrets of Bletchley Park’s Codebreaking Computers. Oxford: Oxford University Press, 2006.</w:t>
-      </w:r>
-    </w:p>
-    <w:p>
-      <w:pPr>
-        <w:spacing w:after="120"/>
-        <w:ind w:left="360" w:hanging="360"/>
-      </w:pPr>
-      <w:r>
-        <w:rPr>
-          <w:i/>
-          <w:iCs/>
-        </w:rPr>
-        <w:t xml:space="preserve">From Lovelace to the web. </w:t>
-      </w:r>
-      <w:r>
-        <w:t xml:space="preserve">Isaacson, Walter. The Innovators. New York: Simon &amp; Schuster, 2014.</w:t>
-      </w:r>
-    </w:p>
-    <w:p>
-      <w:pPr>
-        <w:spacing w:after="120"/>
-        <w:ind w:left="360" w:hanging="360"/>
-      </w:pPr>
-      <w:r>
-        <w:rPr>
-          <w:i/>
-          <w:iCs/>
-        </w:rPr>
-        <w:t xml:space="preserve">False news spreads faster than true. </w:t>
-      </w:r>
-      <w:r>
-        <w:t xml:space="preserve">Vosoughi, Soroush, Deb Roy, and Sinan Aral. “The Spread of True and False News Online.” Science 359 (2018): 1146–51.</w:t>
+        <w:t xml:space="preserve">The 1940s to the 1970s: Decolonization — The World Redraws Itself</w:t>
+      </w:r>
+    </w:p>
+    <w:p>
+      <w:pPr>
+        <w:spacing w:after="120"/>
+        <w:ind w:left="360" w:hanging="360"/>
+      </w:pPr>
+      <w:r>
+        <w:rPr>
+          <w:i/>
+          <w:iCs/>
+        </w:rPr>
+        <w:t xml:space="preserve">The East India Company. </w:t>
+      </w:r>
+      <w:r>
+        <w:t xml:space="preserve">Dalrymple, William. The Anarchy: The Relentless Rise of the East India Company. London: Bloomsbury, 2019.</w:t>
+      </w:r>
+    </w:p>
+    <w:p>
+      <w:pPr>
+        <w:spacing w:after="120"/>
+        <w:ind w:left="360" w:hanging="360"/>
+      </w:pPr>
+      <w:r>
+        <w:rPr>
+          <w:i/>
+          <w:iCs/>
+        </w:rPr>
+        <w:t xml:space="preserve">Long-run shares of world output. </w:t>
+      </w:r>
+      <w:r>
+        <w:t xml:space="preserve">Maddison, Angus. The World Economy: A Millennial Perspective. Paris: OECD, 2001.</w:t>
+      </w:r>
+    </w:p>
+    <w:p>
+      <w:pPr>
+        <w:spacing w:after="120"/>
+        <w:ind w:left="360" w:hanging="360"/>
+      </w:pPr>
+      <w:r>
+        <w:rPr>
+          <w:i/>
+          <w:iCs/>
+        </w:rPr>
+        <w:t xml:space="preserve">Famine as a failure of entitlement, Bengal 1943. </w:t>
+      </w:r>
+      <w:r>
+        <w:t xml:space="preserve">Sen, Amartya. Poverty and Famines: An Essay on Entitlement and Deprivation. Oxford: Clarendon Press, 1981.</w:t>
+      </w:r>
+    </w:p>
+    <w:p>
+      <w:pPr>
+        <w:spacing w:after="120"/>
+        <w:ind w:left="360" w:hanging="360"/>
+      </w:pPr>
+      <w:r>
+        <w:rPr>
+          <w:i/>
+          <w:iCs/>
+        </w:rPr>
+        <w:t xml:space="preserve">Partition. </w:t>
+      </w:r>
+      <w:r>
+        <w:t xml:space="preserve">Khan, Yasmin. The Great Partition: The Making of India and Pakistan. New Haven: Yale University Press, 2007.</w:t>
+      </w:r>
+    </w:p>
+    <w:p>
+      <w:pPr>
+        <w:spacing w:after="120"/>
+        <w:ind w:left="360" w:hanging="360"/>
+      </w:pPr>
+      <w:r>
+        <w:rPr>
+          <w:i/>
+          <w:iCs/>
+        </w:rPr>
+        <w:t xml:space="preserve">Kenya and the detention camps. </w:t>
+      </w:r>
+      <w:r>
+        <w:t xml:space="preserve">Elkins, Caroline. Imperial Reckoning: The Untold Story of Britain’s Gulag in Kenya. New York: Henry Holt, 2005.</w:t>
+      </w:r>
+    </w:p>
+    <w:p>
+      <w:pPr>
+        <w:spacing w:after="120"/>
+        <w:ind w:left="360" w:hanging="360"/>
+      </w:pPr>
+      <w:r>
+        <w:rPr>
+          <w:i/>
+          <w:iCs/>
+        </w:rPr>
+        <w:t xml:space="preserve">Decolonization as a whole. </w:t>
+      </w:r>
+      <w:r>
+        <w:t xml:space="preserve">Jansen, Jan C., and Jürgen Osterhammel. Decolonization: A Short History. Princeton: Princeton University Press, 2017.</w:t>
+      </w:r>
+    </w:p>
+    <w:p>
+      <w:pPr>
+        <w:spacing w:after="120"/>
+        <w:ind w:left="360" w:hanging="360"/>
+      </w:pPr>
+      <w:r>
+        <w:rPr>
+          <w:i/>
+          <w:iCs/>
+        </w:rPr>
+        <w:t xml:space="preserve">Rwanda, 1994, and the United Nations’ withdrawal. </w:t>
+      </w:r>
+      <w:r>
+        <w:t xml:space="preserve">Des Forges, Alison. Leave None to Tell the Story: Genocide in Rwanda. New York: Human Rights Watch, 1999.</w:t>
+      </w:r>
+    </w:p>
+    <w:p>
+      <w:pPr>
+        <w:spacing w:after="120"/>
+        <w:ind w:left="360" w:hanging="360"/>
+      </w:pPr>
+      <w:r>
+        <w:rPr>
+          <w:i/>
+          <w:iCs/>
+        </w:rPr>
+        <w:t xml:space="preserve">Rwanda’s colonial categories and identity cards. </w:t>
+      </w:r>
+      <w:r>
+        <w:t xml:space="preserve">Newbury, Catharine. The Cohesion of Oppression: Clientship and Ethnicity in Rwanda, 1860–1960. New York: Columbia University Press, 1988.</w:t>
       </w:r>
     </w:p>
     <w:p>
@@ -3770,39 +4330,87 @@
           <w:sz w:val="36"/>
           <w:szCs w:val="36"/>
         </w:rPr>
-        <w:t xml:space="preserve">The Thirteenth B'ak'tun, 2012: The World Was Supposed to End in 2012 (It Didn't)</w:t>
-      </w:r>
-    </w:p>
-    <w:p>
-      <w:pPr>
-        <w:spacing w:after="120"/>
-        <w:ind w:left="360" w:hanging="360"/>
-      </w:pPr>
-      <w:r>
-        <w:rPr>
-          <w:i/>
-          <w:iCs/>
-        </w:rPr>
-        <w:t xml:space="preserve">What the Maya calendar actually said. </w:t>
-      </w:r>
-      <w:r>
-        <w:t xml:space="preserve">Stuart, David. The Order of Days: The Maya World and the Truth about 2012. New York: Harmony Books, 2011.</w:t>
-      </w:r>
-    </w:p>
-    <w:p>
-      <w:pPr>
-        <w:spacing w:after="120"/>
-        <w:ind w:left="360" w:hanging="360"/>
-      </w:pPr>
-      <w:r>
-        <w:rPr>
-          <w:i/>
-          <w:iCs/>
-        </w:rPr>
-        <w:t xml:space="preserve">The 2012 phenomenon. </w:t>
-      </w:r>
-      <w:r>
-        <w:t xml:space="preserve">Aveni, Anthony. The End of Time: The Maya Mystery of 2012. Boulder: University Press of Colorado, 2009.</w:t>
+        <w:t xml:space="preserve">1893 to 1994: Civil Rights and Liberation — Humanity Argues With Itself</w:t>
+      </w:r>
+    </w:p>
+    <w:p>
+      <w:pPr>
+        <w:spacing w:after="120"/>
+        <w:ind w:left="360" w:hanging="360"/>
+      </w:pPr>
+      <w:r>
+        <w:rPr>
+          <w:i/>
+          <w:iCs/>
+        </w:rPr>
+        <w:t xml:space="preserve">The movement, 1954–63. </w:t>
+      </w:r>
+      <w:r>
+        <w:t xml:space="preserve">Branch, Taylor. Parting the Waters: America in the King Years, 1954–63. New York: Simon &amp; Schuster, 1988.</w:t>
+      </w:r>
+    </w:p>
+    <w:p>
+      <w:pPr>
+        <w:spacing w:after="120"/>
+        <w:ind w:left="360" w:hanging="360"/>
+      </w:pPr>
+      <w:r>
+        <w:rPr>
+          <w:i/>
+          <w:iCs/>
+        </w:rPr>
+        <w:t xml:space="preserve">Claudette Colvin. </w:t>
+      </w:r>
+      <w:r>
+        <w:t xml:space="preserve">Hoose, Phillip. Claudette Colvin: Twice toward Justice. New York: Farrar, Straus and Giroux, 2009.</w:t>
+      </w:r>
+    </w:p>
+    <w:p>
+      <w:pPr>
+        <w:spacing w:after="120"/>
+        <w:ind w:left="360" w:hanging="360"/>
+      </w:pPr>
+      <w:r>
+        <w:rPr>
+          <w:i/>
+          <w:iCs/>
+        </w:rPr>
+        <w:t xml:space="preserve">Emmett Till. </w:t>
+      </w:r>
+      <w:r>
+        <w:t xml:space="preserve">Tyson, Timothy B. The Blood of Emmett Till. New York: Simon &amp; Schuster, 2017.</w:t>
+      </w:r>
+    </w:p>
+    <w:p>
+      <w:pPr>
+        <w:spacing w:after="120"/>
+        <w:ind w:left="360" w:hanging="360"/>
+      </w:pPr>
+      <w:r>
+        <w:rPr>
+          <w:i/>
+          <w:iCs/>
+        </w:rPr>
+        <w:t xml:space="preserve">Mandela. </w:t>
+      </w:r>
+      <w:r>
+        <w:t xml:space="preserve">Mandela, Nelson. Long Walk to Freedom. Boston: Little, Brown, 1994.</w:t>
+      </w:r>
+    </w:p>
+    <w:p>
+      <w:pPr>
+        <w:spacing w:after="120"/>
+        <w:ind w:left="360" w:hanging="360"/>
+      </w:pPr>
+      <w:r>
+        <w:rPr>
+          <w:i/>
+          <w:iCs/>
+        </w:rPr>
+        <w:t xml:space="preserve">Stonewall. </w:t>
+      </w:r>
+      <w:r>
+        <w:t xml:space="preserve">Carter, David. Stonewall: The Riots That Sparked the Gay Revolution. New York: St. Martin’s Press, 2004.</w:t>
       </w:r>
     </w:p>
     <w:p>
@@ -3822,87 +4430,71 @@
           <w:sz w:val="36"/>
           <w:szCs w:val="36"/>
         </w:rPr>
-        <w:t xml:space="preserve">1950 to the 2020s: Something Might Be Watching (Probably Not What You Think)</w:t>
-      </w:r>
-    </w:p>
-    <w:p>
-      <w:pPr>
-        <w:spacing w:after="120"/>
-        <w:ind w:left="360" w:hanging="360"/>
-      </w:pPr>
-      <w:r>
-        <w:rPr>
-          <w:i/>
-          <w:iCs/>
-        </w:rPr>
-        <w:t xml:space="preserve">‘Oumuamua’s discovery. </w:t>
-      </w:r>
-      <w:r>
-        <w:t xml:space="preserve">Meech, Karen J., et al. “A Brief Visit from a Red and Extremely Elongated Interstellar Asteroid.” Nature 552 (2017): 378–81.</w:t>
-      </w:r>
-    </w:p>
-    <w:p>
-      <w:pPr>
-        <w:spacing w:after="120"/>
-        <w:ind w:left="360" w:hanging="360"/>
-      </w:pPr>
-      <w:r>
-        <w:rPr>
-          <w:i/>
-          <w:iCs/>
-        </w:rPr>
-        <w:t xml:space="preserve">Its acceleration. </w:t>
-      </w:r>
-      <w:r>
-        <w:t xml:space="preserve">Micheli, Marco, et al. “Non-gravitational Acceleration in the Trajectory of 1I/2017 U1 (‘Oumuamua).” Nature 559 (2018): 223–26.</w:t>
-      </w:r>
-    </w:p>
-    <w:p>
-      <w:pPr>
-        <w:spacing w:after="120"/>
-        <w:ind w:left="360" w:hanging="360"/>
-      </w:pPr>
-      <w:r>
-        <w:rPr>
-          <w:i/>
-          <w:iCs/>
-        </w:rPr>
-        <w:t xml:space="preserve">The case for a natural origin. </w:t>
-      </w:r>
-      <w:r>
-        <w:t xml:space="preserve">‘Oumuamua ISSI Team. “The Natural History of ‘Oumuamua.” Nature Astronomy 3 (2019): 594–602.</w:t>
-      </w:r>
-    </w:p>
-    <w:p>
-      <w:pPr>
-        <w:spacing w:after="120"/>
-        <w:ind w:left="360" w:hanging="360"/>
-      </w:pPr>
-      <w:r>
-        <w:rPr>
-          <w:i/>
-          <w:iCs/>
-        </w:rPr>
-        <w:t xml:space="preserve">The Arecibo message. </w:t>
-      </w:r>
-      <w:r>
-        <w:t xml:space="preserve">Staff at the National Astronomy and Ionosphere Center. “The Arecibo Message of November, 1974.” Icarus 26 (1975): 462–66.</w:t>
-      </w:r>
-    </w:p>
-    <w:p>
-      <w:pPr>
-        <w:spacing w:after="120"/>
-        <w:ind w:left="360" w:hanging="360"/>
-      </w:pPr>
-      <w:r>
-        <w:rPr>
-          <w:i/>
-          <w:iCs/>
-        </w:rPr>
-        <w:t xml:space="preserve">The Pentagon’s review of UAP claims. </w:t>
-      </w:r>
-      <w:r>
-        <w:t xml:space="preserve">All-domain Anomaly Resolution Office (AARO). Report on the Historical Record of U.S. Government Involvement with Unidentified Anomalous Phenomena, Volume I. U.S. Department of Defense, 2024.</w:t>
+        <w:t xml:space="preserve">1843 to 2007: The Digital Leap — Computers, Networks, and a Connected World</w:t>
+      </w:r>
+    </w:p>
+    <w:p>
+      <w:pPr>
+        <w:spacing w:after="120"/>
+        <w:ind w:left="360" w:hanging="360"/>
+      </w:pPr>
+      <w:r>
+        <w:rPr>
+          <w:i/>
+          <w:iCs/>
+        </w:rPr>
+        <w:t xml:space="preserve">Turing’s 1936 paper. </w:t>
+      </w:r>
+      <w:r>
+        <w:t xml:space="preserve">Turing, A. M. “On Computable Numbers, with an Application to the Entscheidungsproblem.” Proceedings of the London Mathematical Society, s2-42 (1937): 230–65.</w:t>
+      </w:r>
+    </w:p>
+    <w:p>
+      <w:pPr>
+        <w:spacing w:after="120"/>
+        <w:ind w:left="360" w:hanging="360"/>
+      </w:pPr>
+      <w:r>
+        <w:rPr>
+          <w:i/>
+          <w:iCs/>
+        </w:rPr>
+        <w:t xml:space="preserve">Colossus and Bletchley Park. </w:t>
+      </w:r>
+      <w:r>
+        <w:t xml:space="preserve">Copeland, B. Jack, ed. Colossus: The Secrets of Bletchley Park’s Codebreaking Computers. Oxford: Oxford University Press, 2006.</w:t>
+      </w:r>
+    </w:p>
+    <w:p>
+      <w:pPr>
+        <w:spacing w:after="120"/>
+        <w:ind w:left="360" w:hanging="360"/>
+      </w:pPr>
+      <w:r>
+        <w:rPr>
+          <w:i/>
+          <w:iCs/>
+        </w:rPr>
+        <w:t xml:space="preserve">From Lovelace to the web. </w:t>
+      </w:r>
+      <w:r>
+        <w:t xml:space="preserve">Isaacson, Walter. The Innovators. New York: Simon &amp; Schuster, 2014.</w:t>
+      </w:r>
+    </w:p>
+    <w:p>
+      <w:pPr>
+        <w:spacing w:after="120"/>
+        <w:ind w:left="360" w:hanging="360"/>
+      </w:pPr>
+      <w:r>
+        <w:rPr>
+          <w:i/>
+          <w:iCs/>
+        </w:rPr>
+        <w:t xml:space="preserve">False news spreads faster than true. </w:t>
+      </w:r>
+      <w:r>
+        <w:t xml:space="preserve">Vosoughi, Soroush, Deb Roy, and Sinan Aral. “The Spread of True and False News Online.” Science 359 (2018): 1146–51.</w:t>
       </w:r>
     </w:p>
     <w:p>
@@ -3922,103 +4514,39 @@
           <w:sz w:val="36"/>
           <w:szCs w:val="36"/>
         </w:rPr>
-        <w:t xml:space="preserve">1796 to Today: Medicine and Its Cost — How Humans Learned to Heal</w:t>
-      </w:r>
-    </w:p>
-    <w:p>
-      <w:pPr>
-        <w:spacing w:after="120"/>
-        <w:ind w:left="360" w:hanging="360"/>
-      </w:pPr>
-      <w:r>
-        <w:rPr>
-          <w:i/>
-          <w:iCs/>
-        </w:rPr>
-        <w:t xml:space="preserve">Life expectancy since 1800. </w:t>
-      </w:r>
-      <w:r>
-        <w:t xml:space="preserve">Riley, James C. “Estimates of Regional and Global Life Expectancy, 1800–2001.” Population and Development Review 31 (2005): 537–43.</w:t>
-      </w:r>
-    </w:p>
-    <w:p>
-      <w:pPr>
-        <w:spacing w:after="120"/>
-        <w:ind w:left="360" w:hanging="360"/>
-      </w:pPr>
-      <w:r>
-        <w:rPr>
-          <w:i/>
-          <w:iCs/>
-        </w:rPr>
-        <w:t xml:space="preserve">Insulin and the one-dollar patent. </w:t>
-      </w:r>
-      <w:r>
-        <w:t xml:space="preserve">Bliss, Michael. The Discovery of Insulin. Chicago: University of Chicago Press, 1982.</w:t>
-      </w:r>
-    </w:p>
-    <w:p>
-      <w:pPr>
-        <w:spacing w:after="120"/>
-        <w:ind w:left="360" w:hanging="360"/>
-      </w:pPr>
-      <w:r>
-        <w:rPr>
-          <w:i/>
-          <w:iCs/>
-        </w:rPr>
-        <w:t xml:space="preserve">The Tuskegee study. </w:t>
-      </w:r>
-      <w:r>
-        <w:t xml:space="preserve">Reverby, Susan M. Examining Tuskegee: The Infamous Syphilis Study and Its Legacy. Chapel Hill: University of North Carolina Press, 2009.</w:t>
-      </w:r>
-    </w:p>
-    <w:p>
-      <w:pPr>
-        <w:spacing w:after="120"/>
-        <w:ind w:left="360" w:hanging="360"/>
-      </w:pPr>
-      <w:r>
-        <w:rPr>
-          <w:i/>
-          <w:iCs/>
-        </w:rPr>
-        <w:t xml:space="preserve">The opioid crisis. </w:t>
-      </w:r>
-      <w:r>
-        <w:t xml:space="preserve">Keefe, Patrick Radden. Empire of Pain: The Secret History of the Sackler Dynasty. New York: Doubleday, 2021.</w:t>
-      </w:r>
-    </w:p>
-    <w:p>
-      <w:pPr>
-        <w:spacing w:after="120"/>
-        <w:ind w:left="360" w:hanging="360"/>
-      </w:pPr>
-      <w:r>
-        <w:rPr>
-          <w:i/>
-          <w:iCs/>
-        </w:rPr>
-        <w:t xml:space="preserve">Deaths from antimicrobial resistance. </w:t>
-      </w:r>
-      <w:r>
-        <w:t xml:space="preserve">Antimicrobial Resistance Collaborators. “Global Burden of Bacterial Antimicrobial Resistance in 2019: A Systematic Analysis.” The Lancet 399 (2022): 629–55.</w:t>
-      </w:r>
-    </w:p>
-    <w:p>
-      <w:pPr>
-        <w:spacing w:after="120"/>
-        <w:ind w:left="360" w:hanging="360"/>
-      </w:pPr>
-      <w:r>
-        <w:rPr>
-          <w:i/>
-          <w:iCs/>
-        </w:rPr>
-        <w:t xml:space="preserve">Dolphins do get sick: cetacean morbillivirus. </w:t>
-      </w:r>
-      <w:r>
-        <w:t xml:space="preserve">Van Bressem, Marie-Françoise, et al. “Cetacean Morbillivirus: Current Knowledge and Future Directions.” Viruses 6 (2014): 5145–81.</w:t>
+        <w:t xml:space="preserve">The Thirteenth B'ak'tun, 2012: The World Was Supposed to End in 2012 (It Didn't)</w:t>
+      </w:r>
+    </w:p>
+    <w:p>
+      <w:pPr>
+        <w:spacing w:after="120"/>
+        <w:ind w:left="360" w:hanging="360"/>
+      </w:pPr>
+      <w:r>
+        <w:rPr>
+          <w:i/>
+          <w:iCs/>
+        </w:rPr>
+        <w:t xml:space="preserve">What the Maya calendar actually said. </w:t>
+      </w:r>
+      <w:r>
+        <w:t xml:space="preserve">Stuart, David. The Order of Days: The Maya World and the Truth about 2012. New York: Harmony Books, 2011.</w:t>
+      </w:r>
+    </w:p>
+    <w:p>
+      <w:pPr>
+        <w:spacing w:after="120"/>
+        <w:ind w:left="360" w:hanging="360"/>
+      </w:pPr>
+      <w:r>
+        <w:rPr>
+          <w:i/>
+          <w:iCs/>
+        </w:rPr>
+        <w:t xml:space="preserve">The 2012 phenomenon. </w:t>
+      </w:r>
+      <w:r>
+        <w:t xml:space="preserve">Aveni, Anthony. The End of Time: The Maya Mystery of 2012. Boulder: University Press of Colorado, 2009.</w:t>
       </w:r>
     </w:p>
     <w:p>
@@ -4038,6 +4566,254 @@
           <w:sz w:val="36"/>
           <w:szCs w:val="36"/>
         </w:rPr>
+        <w:t xml:space="preserve">1950 to the 2020s: Something Might Be Watching (Probably Not What You Think)</w:t>
+      </w:r>
+    </w:p>
+    <w:p>
+      <w:pPr>
+        <w:spacing w:after="120"/>
+        <w:ind w:left="360" w:hanging="360"/>
+      </w:pPr>
+      <w:r>
+        <w:rPr>
+          <w:i/>
+          <w:iCs/>
+        </w:rPr>
+        <w:t xml:space="preserve">‘Oumuamua’s discovery. </w:t>
+      </w:r>
+      <w:r>
+        <w:t xml:space="preserve">Meech, Karen J., et al. “A Brief Visit from a Red and Extremely Elongated Interstellar Asteroid.” Nature 552 (2017): 378–81.</w:t>
+      </w:r>
+    </w:p>
+    <w:p>
+      <w:pPr>
+        <w:spacing w:after="120"/>
+        <w:ind w:left="360" w:hanging="360"/>
+      </w:pPr>
+      <w:r>
+        <w:rPr>
+          <w:i/>
+          <w:iCs/>
+        </w:rPr>
+        <w:t xml:space="preserve">Its acceleration. </w:t>
+      </w:r>
+      <w:r>
+        <w:t xml:space="preserve">Micheli, Marco, et al. “Non-gravitational Acceleration in the Trajectory of 1I/2017 U1 (‘Oumuamua).” Nature 559 (2018): 223–26.</w:t>
+      </w:r>
+    </w:p>
+    <w:p>
+      <w:pPr>
+        <w:spacing w:after="120"/>
+        <w:ind w:left="360" w:hanging="360"/>
+      </w:pPr>
+      <w:r>
+        <w:rPr>
+          <w:i/>
+          <w:iCs/>
+        </w:rPr>
+        <w:t xml:space="preserve">The case for a natural origin. </w:t>
+      </w:r>
+      <w:r>
+        <w:t xml:space="preserve">‘Oumuamua ISSI Team. “The Natural History of ‘Oumuamua.” Nature Astronomy 3 (2019): 594–602.</w:t>
+      </w:r>
+    </w:p>
+    <w:p>
+      <w:pPr>
+        <w:spacing w:after="120"/>
+        <w:ind w:left="360" w:hanging="360"/>
+      </w:pPr>
+      <w:r>
+        <w:rPr>
+          <w:i/>
+          <w:iCs/>
+        </w:rPr>
+        <w:t xml:space="preserve">The Arecibo message. </w:t>
+      </w:r>
+      <w:r>
+        <w:t xml:space="preserve">Staff at the National Astronomy and Ionosphere Center. “The Arecibo Message of November, 1974.” Icarus 26 (1975): 462–66.</w:t>
+      </w:r>
+    </w:p>
+    <w:p>
+      <w:pPr>
+        <w:spacing w:after="120"/>
+        <w:ind w:left="360" w:hanging="360"/>
+      </w:pPr>
+      <w:r>
+        <w:rPr>
+          <w:i/>
+          <w:iCs/>
+        </w:rPr>
+        <w:t xml:space="preserve">The Pentagon’s review of UAP claims. </w:t>
+      </w:r>
+      <w:r>
+        <w:t xml:space="preserve">All-domain Anomaly Resolution Office (AARO). Report on the Historical Record of U.S. Government Involvement with Unidentified Anomalous Phenomena, Volume I. U.S. Department of Defense, 2024.</w:t>
+      </w:r>
+    </w:p>
+    <w:p>
+      <w:pPr>
+        <w:pStyle w:val="Heading2"/>
+        <w:keepNext/>
+        <w:spacing w:after="150" w:before="300"/>
+        <w:jc w:val="center"/>
+        <w:outlineLvl w:val="1"/>
+      </w:pPr>
+      <w:r>
+        <w:rPr>
+          <w:rFonts w:ascii="Amazon Ember" w:cs="Amazon Ember" w:eastAsia="Amazon Ember" w:hAnsi="Amazon Ember"/>
+          <w:b/>
+          <w:bCs/>
+          <w:color w:val="0000FF"/>
+          <w:sz w:val="36"/>
+          <w:szCs w:val="36"/>
+        </w:rPr>
+        <w:t xml:space="preserve">1796 to Today: Medicine and Its Cost — How Humans Learned to Heal</w:t>
+      </w:r>
+    </w:p>
+    <w:p>
+      <w:pPr>
+        <w:spacing w:after="120"/>
+        <w:ind w:left="360" w:hanging="360"/>
+      </w:pPr>
+      <w:r>
+        <w:rPr>
+          <w:i/>
+          <w:iCs/>
+        </w:rPr>
+        <w:t xml:space="preserve">Life expectancy since 1800. </w:t>
+      </w:r>
+      <w:r>
+        <w:t xml:space="preserve">Riley, James C. “Estimates of Regional and Global Life Expectancy, 1800–2001.” Population and Development Review 31 (2005): 537–43.</w:t>
+      </w:r>
+    </w:p>
+    <w:p>
+      <w:pPr>
+        <w:spacing w:after="120"/>
+        <w:ind w:left="360" w:hanging="360"/>
+      </w:pPr>
+      <w:r>
+        <w:rPr>
+          <w:i/>
+          <w:iCs/>
+        </w:rPr>
+        <w:t xml:space="preserve">Insulin and the one-dollar patent. </w:t>
+      </w:r>
+      <w:r>
+        <w:t xml:space="preserve">Bliss, Michael. The Discovery of Insulin. Chicago: University of Chicago Press, 1982.</w:t>
+      </w:r>
+    </w:p>
+    <w:p>
+      <w:pPr>
+        <w:spacing w:after="120"/>
+        <w:ind w:left="360" w:hanging="360"/>
+      </w:pPr>
+      <w:r>
+        <w:rPr>
+          <w:i/>
+          <w:iCs/>
+        </w:rPr>
+        <w:t xml:space="preserve">The Tuskegee study. </w:t>
+      </w:r>
+      <w:r>
+        <w:t xml:space="preserve">Reverby, Susan M. Examining Tuskegee: The Infamous Syphilis Study and Its Legacy. Chapel Hill: University of North Carolina Press, 2009.</w:t>
+      </w:r>
+    </w:p>
+    <w:p>
+      <w:pPr>
+        <w:spacing w:after="120"/>
+        <w:ind w:left="360" w:hanging="360"/>
+      </w:pPr>
+      <w:r>
+        <w:rPr>
+          <w:i/>
+          <w:iCs/>
+        </w:rPr>
+        <w:t xml:space="preserve">The opioid crisis. </w:t>
+      </w:r>
+      <w:r>
+        <w:t xml:space="preserve">Keefe, Patrick Radden. Empire of Pain: The Secret History of the Sackler Dynasty. New York: Doubleday, 2021.</w:t>
+      </w:r>
+    </w:p>
+    <w:p>
+      <w:pPr>
+        <w:spacing w:after="120"/>
+        <w:ind w:left="360" w:hanging="360"/>
+      </w:pPr>
+      <w:r>
+        <w:rPr>
+          <w:i/>
+          <w:iCs/>
+        </w:rPr>
+        <w:t xml:space="preserve">Deaths from antimicrobial resistance. </w:t>
+      </w:r>
+      <w:r>
+        <w:t xml:space="preserve">Antimicrobial Resistance Collaborators. “Global Burden of Bacterial Antimicrobial Resistance in 2019: A Systematic Analysis.” The Lancet 399 (2022): 629–55.</w:t>
+      </w:r>
+    </w:p>
+    <w:p>
+      <w:pPr>
+        <w:spacing w:after="120"/>
+        <w:ind w:left="360" w:hanging="360"/>
+      </w:pPr>
+      <w:r>
+        <w:rPr>
+          <w:i/>
+          <w:iCs/>
+        </w:rPr>
+        <w:t xml:space="preserve">Dolphins do get sick: cetacean morbillivirus. </w:t>
+      </w:r>
+      <w:r>
+        <w:t xml:space="preserve">Van Bressem, Marie-Françoise, et al. “Cetacean Morbillivirus: Current Knowledge and Future Directions.” Viruses 6 (2014): 5145–81.</w:t>
+      </w:r>
+    </w:p>
+    <w:p>
+      <w:pPr>
+        <w:spacing w:after="120"/>
+        <w:ind w:left="360" w:hanging="360"/>
+      </w:pPr>
+      <w:r>
+        <w:rPr>
+          <w:i/>
+          <w:iCs/>
+        </w:rPr>
+        <w:t xml:space="preserve">Polio and its vaccines. </w:t>
+      </w:r>
+      <w:r>
+        <w:t xml:space="preserve">Oshinsky, David M. Polio: An American Story. New York: Oxford University Press, 2005.</w:t>
+      </w:r>
+    </w:p>
+    <w:p>
+      <w:pPr>
+        <w:spacing w:after="120"/>
+        <w:ind w:left="360" w:hanging="360"/>
+      </w:pPr>
+      <w:r>
+        <w:rPr>
+          <w:i/>
+          <w:iCs/>
+        </w:rPr>
+        <w:t xml:space="preserve">The first messenger-RNA vaccine trial. </w:t>
+      </w:r>
+      <w:r>
+        <w:t xml:space="preserve">Polack, Fernando P., et al. “Safety and Efficacy of the BNT162b2 mRNA Covid-19 Vaccine.” New England Journal of Medicine 383 (2020): 2603–15.</w:t>
+      </w:r>
+    </w:p>
+    <w:p>
+      <w:pPr>
+        <w:pStyle w:val="Heading2"/>
+        <w:keepNext/>
+        <w:spacing w:after="150" w:before="300"/>
+        <w:jc w:val="center"/>
+        <w:outlineLvl w:val="1"/>
+      </w:pPr>
+      <w:r>
+        <w:rPr>
+          <w:rFonts w:ascii="Amazon Ember" w:cs="Amazon Ember" w:eastAsia="Amazon Ember" w:hAnsi="Amazon Ember"/>
+          <w:b/>
+          <w:bCs/>
+          <w:color w:val="0000FF"/>
+          <w:sz w:val="36"/>
+          <w:szCs w:val="36"/>
+        </w:rPr>
         <w:t xml:space="preserve">1896 to Today: Climate and Consequence — The Price of Progress</w:t>
       </w:r>
     </w:p>
@@ -4119,6 +4895,70 @@
       </w:r>
       <w:r>
         <w:t xml:space="preserve">IPCC. Climate Change 2021: The Physical Science Basis. Contribution of Working Group I to the Sixth Assessment Report. Cambridge: Cambridge University Press, 2021.</w:t>
+      </w:r>
+    </w:p>
+    <w:p>
+      <w:pPr>
+        <w:spacing w:after="120"/>
+        <w:ind w:left="360" w:hanging="360"/>
+      </w:pPr>
+      <w:r>
+        <w:rPr>
+          <w:i/>
+          <w:iCs/>
+        </w:rPr>
+        <w:t xml:space="preserve">Greenland’s ice and its sea-level equivalent. </w:t>
+      </w:r>
+      <w:r>
+        <w:t xml:space="preserve">Morlighem, Mathieu, et al. “BedMachine v3: Complete Bed Topography and Ocean Bathymetry Mapping of Greenland from Multibeam Echo Sounding Combined with Mass Conservation.” Geophysical Research Letters 44 (2017): 11051–61.</w:t>
+      </w:r>
+    </w:p>
+    <w:p>
+      <w:pPr>
+        <w:spacing w:after="120"/>
+        <w:ind w:left="360" w:hanging="360"/>
+      </w:pPr>
+      <w:r>
+        <w:rPr>
+          <w:i/>
+          <w:iCs/>
+        </w:rPr>
+        <w:t xml:space="preserve">Greenland’s mass loss. </w:t>
+      </w:r>
+      <w:r>
+        <w:t xml:space="preserve">IMBIE Team. “Mass Balance of the Greenland Ice Sheet from 1992 to 2018.” Nature 579 (2020): 233–39.</w:t>
+      </w:r>
+    </w:p>
+    <w:p>
+      <w:pPr>
+        <w:spacing w:after="120"/>
+        <w:ind w:left="360" w:hanging="360"/>
+      </w:pPr>
+      <w:r>
+        <w:rPr>
+          <w:i/>
+          <w:iCs/>
+        </w:rPr>
+        <w:t xml:space="preserve">West Antarctica and marine ice-sheet retreat. </w:t>
+      </w:r>
+      <w:r>
+        <w:t xml:space="preserve">Joughin, Ian, Benjamin E. Smith, and Brooke Medley. “Marine Ice Sheet Collapse Potentially under Way for the Thwaites Glacier Basin, West Antarctica.” Science 344 (2014): 735–38.</w:t>
+      </w:r>
+    </w:p>
+    <w:p>
+      <w:pPr>
+        <w:spacing w:after="120"/>
+        <w:ind w:left="360" w:hanging="360"/>
+      </w:pPr>
+      <w:r>
+        <w:rPr>
+          <w:i/>
+          <w:iCs/>
+        </w:rPr>
+        <w:t xml:space="preserve">The Antarctic Treaty. </w:t>
+      </w:r>
+      <w:r>
+        <w:t xml:space="preserve">Secretariat of the Antarctic Treaty. “The Antarctic Treaty.” Signed at Washington, December 1, 1959; in force June 23, 1961. https://www.ats.aq/e/antarctictreaty.html (consulted 2026).</w:t>
       </w:r>
     </w:p>
     <w:p>

--- a/The Dolphins' View of History/chapters/Notes and Sources.docx
+++ b/The Dolphins' View of History/chapters/Notes and Sources.docx
@@ -9,6 +9,7 @@
         <w:jc w:val="center"/>
         <w:outlineLvl w:val="0"/>
       </w:pPr>
+      <w:bookmarkStart w:name="_Chapter049" w:id="1"/>
       <w:r>
         <w:rPr>
           <w:rFonts w:ascii="Amazon Ember" w:cs="Amazon Ember" w:eastAsia="Amazon Ember" w:hAnsi="Amazon Ember"/>
@@ -20,13 +21,14 @@
         </w:rPr>
         <w:t xml:space="preserve">Notes and Sources</w:t>
       </w:r>
+      <w:bookmarkEnd w:id="1"/>
     </w:p>
     <w:p>
       <w:pPr>
         <w:spacing w:after="200"/>
       </w:pPr>
       <w:r>
-        <w:t xml:space="preserve">This book makes a great many factual claims in a light voice. The voice is the dolphins'; the facts are meant to be checkable. The notes below list, chapter by chapter, the sources behind the dates, the numbers, and the arguments that are still open, so that any reader can follow a claim back to the scholarship it rests on.</w:t>
+        <w:t xml:space="preserve">This book makes a great many factual claims in a light voice. The voice is the dolphins’; the facts are meant to be checkable. The notes below list, chapter by chapter, the sources behind the dates, the numbers, and the arguments that are still open, so that any reader can follow a claim back to the scholarship it rests on.</w:t>
       </w:r>
     </w:p>
     <w:p>
@@ -78,7 +80,19 @@
         <w:t xml:space="preserve">Whale origins; Pakicetus and the hippo connection. </w:t>
       </w:r>
       <w:r>
-        <w:t xml:space="preserve">Thewissen, J. G. M., et al. “Whales Originated from Aquatic Artiodactyls in the Eocene Epoch of India.” Nature 450 (2007): 1190–94.</w:t>
+        <w:t xml:space="preserve">Thewissen, J. G. M., et al. “</w:t>
+      </w:r>
+      <w:hyperlink w:history="1" r:id="rIdw_vtmceysplzdqnsntu_k">
+        <w:r>
+          <w:rPr>
+            <w:color w:val="0563C1"/>
+            <w:u w:val="single"/>
+          </w:rPr>
+          <w:t xml:space="preserve">Whales Originated from Aquatic Artiodactyls in the Eocene Epoch of India</w:t>
+        </w:r>
+      </w:hyperlink>
+      <w:r>
+        <w:t xml:space="preserve">.” Nature 450 (2007): 1190–94.</w:t>
       </w:r>
     </w:p>
     <w:p>
@@ -94,7 +108,19 @@
         <w:t xml:space="preserve">Chimpanzee–human split; hominin branching. </w:t>
       </w:r>
       <w:r>
-        <w:t xml:space="preserve">Stringer, Chris. The Origin of Our Species. London: Allen Lane, 2011.</w:t>
+        <w:t xml:space="preserve">Stringer, Chris. </w:t>
+      </w:r>
+      <w:hyperlink w:history="1" r:id="rIdktpbw2fzovah6kxjmaaqg">
+        <w:r>
+          <w:rPr>
+            <w:color w:val="0563C1"/>
+            <w:u w:val="single"/>
+          </w:rPr>
+          <w:t xml:space="preserve">The Origin of Our Species</w:t>
+        </w:r>
+      </w:hyperlink>
+      <w:r>
+        <w:t xml:space="preserve">. London: Allen Lane, 2011.</w:t>
       </w:r>
     </w:p>
     <w:p>
@@ -130,7 +156,19 @@
         <w:t xml:space="preserve">Dolphin and primate encephalization quotients. </w:t>
       </w:r>
       <w:r>
-        <w:t xml:space="preserve">Marino, Lori. “A Comparison of Encephalization between Odontocete Cetaceans and Anthropoid Primates.” Brain, Behavior and Evolution 51 (1998): 230–38.</w:t>
+        <w:t xml:space="preserve">Marino, Lori. “</w:t>
+      </w:r>
+      <w:hyperlink w:history="1" r:id="rIdgovq6xmecdbfm1nrlc2y2">
+        <w:r>
+          <w:rPr>
+            <w:color w:val="0563C1"/>
+            <w:u w:val="single"/>
+          </w:rPr>
+          <w:t xml:space="preserve">A Comparison of Encephalization between Odontocete Cetaceans and Anthropoid Primates</w:t>
+        </w:r>
+      </w:hyperlink>
+      <w:r>
+        <w:t xml:space="preserve">.” Brain, Behavior and Evolution 51 (1998): 230–38.</w:t>
       </w:r>
     </w:p>
     <w:p>
@@ -146,7 +184,19 @@
         <w:t xml:space="preserve">Signature whistles used as names. </w:t>
       </w:r>
       <w:r>
-        <w:t xml:space="preserve">Janik, Vincent M., Laela S. Sayigh, and Randall S. Wells. “Signature Whistle Shape Conveys Identity Information to Bottlenose Dolphins.” PNAS 103 (2006): 8293–97.</w:t>
+        <w:t xml:space="preserve">Janik, Vincent M., Laela S. Sayigh, and Randall S. Wells. “</w:t>
+      </w:r>
+      <w:hyperlink w:history="1" r:id="rIdlllhz24mjfjno8pj5f6wj">
+        <w:r>
+          <w:rPr>
+            <w:color w:val="0563C1"/>
+            <w:u w:val="single"/>
+          </w:rPr>
+          <w:t xml:space="preserve">Signature Whistle Shape Conveys Identity Information to Bottlenose Dolphins</w:t>
+        </w:r>
+      </w:hyperlink>
+      <w:r>
+        <w:t xml:space="preserve">.” PNAS 103 (2006): 8293–97.</w:t>
       </w:r>
     </w:p>
     <w:p>
@@ -162,7 +212,19 @@
         <w:t xml:space="preserve">Sponge carrying in Shark Bay as a culturally transmitted tool use. </w:t>
       </w:r>
       <w:r>
-        <w:t xml:space="preserve">Krützen, Michael, et al. “Cultural Transmission of Tool Use in Bottlenose Dolphins.” PNAS 102 (2005): 8939–43.</w:t>
+        <w:t xml:space="preserve">Krützen, Michael, et al. “</w:t>
+      </w:r>
+      <w:hyperlink w:history="1" r:id="rIdjzt9ledl3d6jf_xx_9_13">
+        <w:r>
+          <w:rPr>
+            <w:color w:val="0563C1"/>
+            <w:u w:val="single"/>
+          </w:rPr>
+          <w:t xml:space="preserve">Cultural Transmission of Tool Use in Bottlenose Dolphins</w:t>
+        </w:r>
+      </w:hyperlink>
+      <w:r>
+        <w:t xml:space="preserve">.” PNAS 102 (2005): 8939–43.</w:t>
       </w:r>
     </w:p>
     <w:p>
@@ -178,7 +240,19 @@
         <w:t xml:space="preserve">Cumulative culture, the “ratchet” this book’s thesis rests on. </w:t>
       </w:r>
       <w:r>
-        <w:t xml:space="preserve">Tennie, Claudio, Josep Call, and Michael Tomasello. “Ratcheting Up the Ratchet: On the Evolution of Cumulative Culture.” Philosophical Transactions of the Royal Society B 364 (2009): 2405–15.</w:t>
+        <w:t xml:space="preserve">Tennie, Claudio, Josep Call, and Michael Tomasello. “</w:t>
+      </w:r>
+      <w:hyperlink w:history="1" r:id="rIdwpha1o7btxezsl28fu_qn">
+        <w:r>
+          <w:rPr>
+            <w:color w:val="0563C1"/>
+            <w:u w:val="single"/>
+          </w:rPr>
+          <w:t xml:space="preserve">Ratcheting Up the Ratchet: On the Evolution of Cumulative Culture</w:t>
+        </w:r>
+      </w:hyperlink>
+      <w:r>
+        <w:t xml:space="preserve">.” Philosophical Transactions of the Royal Society B 364 (2009): 2405–15.</w:t>
       </w:r>
     </w:p>
     <w:p>
@@ -230,7 +304,19 @@
         <w:t xml:space="preserve">Jebel Irhoud and a pan-African origin of Homo sapiens. </w:t>
       </w:r>
       <w:r>
-        <w:t xml:space="preserve">Hublin, Jean-Jacques, et al. “New Fossils from Jebel Irhoud, Morocco and the Pan-African Origin of Homo sapiens.” Nature 546 (2017): 289–92.</w:t>
+        <w:t xml:space="preserve">Hublin, Jean-Jacques, et al. “</w:t>
+      </w:r>
+      <w:hyperlink w:history="1" r:id="rIdgqwkza44o0etgwjc0qcb4">
+        <w:r>
+          <w:rPr>
+            <w:color w:val="0563C1"/>
+            <w:u w:val="single"/>
+          </w:rPr>
+          <w:t xml:space="preserve">New Fossils from Jebel Irhoud, Morocco and the Pan-African Origin of Homo sapiens</w:t>
+        </w:r>
+      </w:hyperlink>
+      <w:r>
+        <w:t xml:space="preserve">.” Nature 546 (2017): 289–92.</w:t>
       </w:r>
     </w:p>
     <w:p>
@@ -246,7 +332,19 @@
         <w:t xml:space="preserve">Subdivided African populations rather than a single cradle. </w:t>
       </w:r>
       <w:r>
-        <w:t xml:space="preserve">Scerri, Eleanor M. L., et al. “Did Our Species Evolve in Subdivided Populations across Africa, and Why Does It Matter?” Trends in Ecology &amp; Evolution 33 (2018): 582–94.</w:t>
+        <w:t xml:space="preserve">Scerri, Eleanor M. L., et al. “</w:t>
+      </w:r>
+      <w:hyperlink w:history="1" r:id="rIdviofq0ikbzph9txocuudo">
+        <w:r>
+          <w:rPr>
+            <w:color w:val="0563C1"/>
+            <w:u w:val="single"/>
+          </w:rPr>
+          <w:t xml:space="preserve">Did Our Species Evolve in Subdivided Populations across Africa, and Why Does It Matter</w:t>
+        </w:r>
+      </w:hyperlink>
+      <w:r>
+        <w:t xml:space="preserve">?” Trends in Ecology &amp; Evolution 33 (2018): 582–94.</w:t>
       </w:r>
     </w:p>
     <w:p>
@@ -262,7 +360,19 @@
         <w:t xml:space="preserve">Laetoli footprints. </w:t>
       </w:r>
       <w:r>
-        <w:t xml:space="preserve">Leakey, M. D., and R. L. Hay. “Pliocene Footprints in the Laetolil Beds at Laetoli, Northern Tanzania.” Nature 278 (1979): 317–23.</w:t>
+        <w:t xml:space="preserve">Leakey, M. D., and R. L. Hay. “</w:t>
+      </w:r>
+      <w:hyperlink w:history="1" r:id="rIdy0-z3nj_i9soju8i07lmp">
+        <w:r>
+          <w:rPr>
+            <w:color w:val="0563C1"/>
+            <w:u w:val="single"/>
+          </w:rPr>
+          <w:t xml:space="preserve">Pliocene Footprints in the Laetolil Beds at Laetoli, Northern Tanzania</w:t>
+        </w:r>
+      </w:hyperlink>
+      <w:r>
+        <w:t xml:space="preserve">.” Nature 278 (1979): 317–23.</w:t>
       </w:r>
     </w:p>
     <w:p>
@@ -278,7 +388,19 @@
         <w:t xml:space="preserve">Earliest Homo, about 2.8 million years ago. </w:t>
       </w:r>
       <w:r>
-        <w:t xml:space="preserve">Villmoare, Brian, et al. “Early Homo at 2.8 Ma from Ledi-Geraru, Afar, Ethiopia.” Science 347 (2015): 1352–55.</w:t>
+        <w:t xml:space="preserve">Villmoare, Brian, et al. “</w:t>
+      </w:r>
+      <w:hyperlink w:history="1" r:id="rIdf2htkpwq77dewsyx7_ihk">
+        <w:r>
+          <w:rPr>
+            <w:color w:val="0563C1"/>
+            <w:u w:val="single"/>
+          </w:rPr>
+          <w:t xml:space="preserve">Early Homo at 2.8 Ma from Ledi-Geraru, Afar, Ethiopia</w:t>
+        </w:r>
+      </w:hyperlink>
+      <w:r>
+        <w:t xml:space="preserve">.” Science 347 (2015): 1352–55.</w:t>
       </w:r>
     </w:p>
     <w:p>
@@ -294,7 +416,19 @@
         <w:t xml:space="preserve">Dmanisi, the oldest hominin fossils outside Africa. </w:t>
       </w:r>
       <w:r>
-        <w:t xml:space="preserve">Lordkipanidze, David, et al. “A Complete Skull from Dmanisi, Georgia, and the Evolutionary Biology of Early Homo.” Science 342 (2013): 326–31.</w:t>
+        <w:t xml:space="preserve">Lordkipanidze, David, et al. “</w:t>
+      </w:r>
+      <w:hyperlink w:history="1" r:id="rIds9-n2kvt_jbqom7qp8y5p">
+        <w:r>
+          <w:rPr>
+            <w:color w:val="0563C1"/>
+            <w:u w:val="single"/>
+          </w:rPr>
+          <w:t xml:space="preserve">A Complete Skull from Dmanisi, Georgia, and the Evolutionary Biology of Early Homo</w:t>
+        </w:r>
+      </w:hyperlink>
+      <w:r>
+        <w:t xml:space="preserve">.” Science 342 (2013): 326–31.</w:t>
       </w:r>
     </w:p>
     <w:p>
@@ -310,7 +444,19 @@
         <w:t xml:space="preserve">Age of Homo naledi. </w:t>
       </w:r>
       <w:r>
-        <w:t xml:space="preserve">Dirks, Paul H. G. M., et al. “The Age of Homo naledi and Associated Sediments in the Rising Star Cave, South Africa.” eLife 6 (2017): e24231.</w:t>
+        <w:t xml:space="preserve">Dirks, Paul H. G. M., et al. “</w:t>
+      </w:r>
+      <w:hyperlink w:history="1" r:id="rIdcgh8dhbkhjggkcup-ybm2">
+        <w:r>
+          <w:rPr>
+            <w:color w:val="0563C1"/>
+            <w:u w:val="single"/>
+          </w:rPr>
+          <w:t xml:space="preserve">The Age of Homo naledi and Associated Sediments in the Rising Star Cave, South Africa</w:t>
+        </w:r>
+      </w:hyperlink>
+      <w:r>
+        <w:t xml:space="preserve">.” eLife 6 (2017): e24231.</w:t>
       </w:r>
     </w:p>
     <w:p>
@@ -326,7 +472,19 @@
         <w:t xml:space="preserve">Blombos Cave engraved ochre. </w:t>
       </w:r>
       <w:r>
-        <w:t xml:space="preserve">Henshilwood, Christopher S., et al. “Emergence of Modern Human Behavior: Middle Stone Age Engravings from South Africa.” Science 295 (2002): 1278–80.</w:t>
+        <w:t xml:space="preserve">Henshilwood, Christopher S., et al. “</w:t>
+      </w:r>
+      <w:hyperlink w:history="1" r:id="rId-ld61faiixlzwuev_jyq9">
+        <w:r>
+          <w:rPr>
+            <w:color w:val="0563C1"/>
+            <w:u w:val="single"/>
+          </w:rPr>
+          <w:t xml:space="preserve">Emergence of Modern Human Behavior: Middle Stone Age Engravings from South Africa</w:t>
+        </w:r>
+      </w:hyperlink>
+      <w:r>
+        <w:t xml:space="preserve">.” Science 295 (2002): 1278–80.</w:t>
       </w:r>
     </w:p>
     <w:p>
@@ -362,7 +520,19 @@
         <w:t xml:space="preserve">Controlled fire at Wonderwerk Cave about a million years ago. </w:t>
       </w:r>
       <w:r>
-        <w:t xml:space="preserve">Berna, Francesco, et al. “Microstratigraphic Evidence of In Situ Fire in the Acheulean Strata of Wonderwerk Cave, Northern Cape Province, South Africa.” PNAS 109 (2012): E1215–20.</w:t>
+        <w:t xml:space="preserve">Berna, Francesco, et al. “</w:t>
+      </w:r>
+      <w:hyperlink w:history="1" r:id="rIdcmivpg4hbd-dt2uihx47v">
+        <w:r>
+          <w:rPr>
+            <w:color w:val="0563C1"/>
+            <w:u w:val="single"/>
+          </w:rPr>
+          <w:t xml:space="preserve">Microstratigraphic Evidence of In Situ Fire in the Acheulean Strata of Wonderwerk Cave, Northern Cape Province, South Africa</w:t>
+        </w:r>
+      </w:hyperlink>
+      <w:r>
+        <w:t xml:space="preserve">.” PNAS 109 (2012): E1215–20.</w:t>
       </w:r>
     </w:p>
     <w:p>
@@ -378,7 +548,19 @@
         <w:t xml:space="preserve">Repeated central hearth at Qesem Cave. </w:t>
       </w:r>
       <w:r>
-        <w:t xml:space="preserve">Shahack-Gross, Ruth, et al. “Evidence for the Repeated Use of a Central Hearth at Middle Pleistocene (300 ky ago) Qesem Cave, Israel.” Journal of Archaeological Science 44 (2014): 12–21.</w:t>
+        <w:t xml:space="preserve">Shahack-Gross, Ruth, et al. “</w:t>
+      </w:r>
+      <w:hyperlink w:history="1" r:id="rIdpfsjqgmxosytlxiae9axa">
+        <w:r>
+          <w:rPr>
+            <w:color w:val="0563C1"/>
+            <w:u w:val="single"/>
+          </w:rPr>
+          <w:t xml:space="preserve">Evidence for the Repeated Use of a Central Hearth at Middle Pleistocene (300 ky ago) Qesem Cave, Israel</w:t>
+        </w:r>
+      </w:hyperlink>
+      <w:r>
+        <w:t xml:space="preserve">.” Journal of Archaeological Science 44 (2014): 12–21.</w:t>
       </w:r>
     </w:p>
     <w:p>
@@ -394,7 +576,19 @@
         <w:t xml:space="preserve">Lomekwi tools, 3.3 million years old. </w:t>
       </w:r>
       <w:r>
-        <w:t xml:space="preserve">Harmand, Sonia, et al. “3.3-Million-Year-Old Stone Tools from Lomekwi 3, West Turkana, Kenya.” Nature 521 (2015): 310–15.</w:t>
+        <w:t xml:space="preserve">Harmand, Sonia, et al. “</w:t>
+      </w:r>
+      <w:hyperlink w:history="1" r:id="rIdkfgi-cabkolx4kcachwlx">
+        <w:r>
+          <w:rPr>
+            <w:color w:val="0563C1"/>
+            <w:u w:val="single"/>
+          </w:rPr>
+          <w:t xml:space="preserve">3.3-Million-Year-Old Stone Tools from Lomekwi 3, West Turkana, Kenya</w:t>
+        </w:r>
+      </w:hyperlink>
+      <w:r>
+        <w:t xml:space="preserve">.” Nature 521 (2015): 310–15.</w:t>
       </w:r>
     </w:p>
     <w:p>
@@ -410,7 +604,19 @@
         <w:t xml:space="preserve">The earliest Acheulean hand axes. </w:t>
       </w:r>
       <w:r>
-        <w:t xml:space="preserve">Lepre, Christopher J., et al. “An Earlier Origin for the Acheulian.” Nature 477 (2011): 82–85.</w:t>
+        <w:t xml:space="preserve">Lepre, Christopher J., et al. “</w:t>
+      </w:r>
+      <w:hyperlink w:history="1" r:id="rId28st5gpztvjuefoymhn2_">
+        <w:r>
+          <w:rPr>
+            <w:color w:val="0563C1"/>
+            <w:u w:val="single"/>
+          </w:rPr>
+          <w:t xml:space="preserve">An Earlier Origin for the Acheulian</w:t>
+        </w:r>
+      </w:hyperlink>
+      <w:r>
+        <w:t xml:space="preserve">.” Nature 477 (2011): 82–85.</w:t>
       </w:r>
     </w:p>
     <w:p>
@@ -426,7 +632,19 @@
         <w:t xml:space="preserve">Heat treatment of silcrete at Pinnacle Point. </w:t>
       </w:r>
       <w:r>
-        <w:t xml:space="preserve">Brown, Kyle S., et al. “Fire as an Engineering Tool of Early Modern Humans.” Science 325 (2009): 859–62.</w:t>
+        <w:t xml:space="preserve">Brown, Kyle S., et al. “</w:t>
+      </w:r>
+      <w:hyperlink w:history="1" r:id="rIdsrjljka31cj8t8ltb4tw9">
+        <w:r>
+          <w:rPr>
+            <w:color w:val="0563C1"/>
+            <w:u w:val="single"/>
+          </w:rPr>
+          <w:t xml:space="preserve">Fire as an Engineering Tool of Early Modern Humans</w:t>
+        </w:r>
+      </w:hyperlink>
+      <w:r>
+        <w:t xml:space="preserve">.” Science 325 (2009): 859–62.</w:t>
       </w:r>
     </w:p>
     <w:p>
@@ -442,7 +660,19 @@
         <w:t xml:space="preserve">The cooking hypothesis, and its critics. </w:t>
       </w:r>
       <w:r>
-        <w:t xml:space="preserve">Wrangham, Richard. Catching Fire: How Cooking Made Us Human. New York: Basic Books, 2009.</w:t>
+        <w:t xml:space="preserve">Wrangham, Richard. </w:t>
+      </w:r>
+      <w:hyperlink w:history="1" r:id="rIdxk3_pxki_r58cognwq3c7">
+        <w:r>
+          <w:rPr>
+            <w:color w:val="0563C1"/>
+            <w:u w:val="single"/>
+          </w:rPr>
+          <w:t xml:space="preserve">Catching Fire: How Cooking Made Us Human</w:t>
+        </w:r>
+      </w:hyperlink>
+      <w:r>
+        <w:t xml:space="preserve">. New York: Basic Books, 2009.</w:t>
       </w:r>
     </w:p>
     <w:p>
@@ -458,7 +688,19 @@
         <w:t xml:space="preserve">Why the date of language is unknown. </w:t>
       </w:r>
       <w:r>
-        <w:t xml:space="preserve">Fitch, W. Tecumseh. The Evolution of Language. Cambridge: Cambridge University Press, 2010.</w:t>
+        <w:t xml:space="preserve">Fitch, W. Tecumseh. </w:t>
+      </w:r>
+      <w:hyperlink w:history="1" r:id="rId0upocni-fodyuvn4x1tla">
+        <w:r>
+          <w:rPr>
+            <w:color w:val="0563C1"/>
+            <w:u w:val="single"/>
+          </w:rPr>
+          <w:t xml:space="preserve">The Evolution of Language</w:t>
+        </w:r>
+      </w:hyperlink>
+      <w:r>
+        <w:t xml:space="preserve">. Cambridge: Cambridge University Press, 2010.</w:t>
       </w:r>
     </w:p>
     <w:p>
@@ -494,7 +736,19 @@
         <w:t xml:space="preserve">The case for Australia by 65,000 years ago. </w:t>
       </w:r>
       <w:r>
-        <w:t xml:space="preserve">Clarkson, Chris, et al. “Human Occupation of Northern Australia by 65,000 Years Ago.” Nature 547 (2017): 306–10.</w:t>
+        <w:t xml:space="preserve">Clarkson, Chris, et al. “</w:t>
+      </w:r>
+      <w:hyperlink w:history="1" r:id="rIdjvhof4a-d0hodmygjp6_g">
+        <w:r>
+          <w:rPr>
+            <w:color w:val="0563C1"/>
+            <w:u w:val="single"/>
+          </w:rPr>
+          <w:t xml:space="preserve">Human Occupation of Northern Australia by 65,000 Years Ago</w:t>
+        </w:r>
+      </w:hyperlink>
+      <w:r>
+        <w:t xml:space="preserve">.” Nature 547 (2017): 306–10.</w:t>
       </w:r>
     </w:p>
     <w:p>
@@ -510,7 +764,19 @@
         <w:t xml:space="preserve">The case for a later arrival, about 50,000 years ago. </w:t>
       </w:r>
       <w:r>
-        <w:t xml:space="preserve">O’Connell, James F., et al. “When Did Homo sapiens First Reach Southeast Asia and Sahul?” PNAS 115 (2018): 8482–90.</w:t>
+        <w:t xml:space="preserve">O’Connell, James F., et al. “</w:t>
+      </w:r>
+      <w:hyperlink w:history="1" r:id="rIdj5kyrmaxsbo_qdnvh3ngw">
+        <w:r>
+          <w:rPr>
+            <w:color w:val="0563C1"/>
+            <w:u w:val="single"/>
+          </w:rPr>
+          <w:t xml:space="preserve">When Did Homo sapiens First Reach Southeast Asia and Sahul</w:t>
+        </w:r>
+      </w:hyperlink>
+      <w:r>
+        <w:t xml:space="preserve">?” PNAS 115 (2018): 8482–90.</w:t>
       </w:r>
     </w:p>
     <w:p>
@@ -526,7 +792,19 @@
         <w:t xml:space="preserve">The Denisovans, from a finger bone. </w:t>
       </w:r>
       <w:r>
-        <w:t xml:space="preserve">Reich, David, et al. “Genetic History of an Archaic Hominin Group from Denisova Cave in Siberia.” Nature 468 (2010): 1053–60.</w:t>
+        <w:t xml:space="preserve">Reich, David, et al. “</w:t>
+      </w:r>
+      <w:hyperlink w:history="1" r:id="rIdkuobrjqb6vtypl5iphohg">
+        <w:r>
+          <w:rPr>
+            <w:color w:val="0563C1"/>
+            <w:u w:val="single"/>
+          </w:rPr>
+          <w:t xml:space="preserve">Genetic History of an Archaic Hominin Group from Denisova Cave in Siberia</w:t>
+        </w:r>
+      </w:hyperlink>
+      <w:r>
+        <w:t xml:space="preserve">.” Nature 468 (2010): 1053–60.</w:t>
       </w:r>
     </w:p>
     <w:p>
@@ -542,7 +820,19 @@
         <w:t xml:space="preserve">The Denisovan jaw from the Tibetan Plateau, identified by proteins. </w:t>
       </w:r>
       <w:r>
-        <w:t xml:space="preserve">Chen, Fahu, et al. “A Late Middle Pleistocene Denisovan Mandible from the Tibetan Plateau.” Nature 569 (2019): 409–12.</w:t>
+        <w:t xml:space="preserve">Chen, Fahu, et al. “</w:t>
+      </w:r>
+      <w:hyperlink w:history="1" r:id="rIdmuzojpojfeesfd6reecmt">
+        <w:r>
+          <w:rPr>
+            <w:color w:val="0563C1"/>
+            <w:u w:val="single"/>
+          </w:rPr>
+          <w:t xml:space="preserve">A Late Middle Pleistocene Denisovan Mandible from the Tibetan Plateau</w:t>
+        </w:r>
+      </w:hyperlink>
+      <w:r>
+        <w:t xml:space="preserve">.” Nature 569 (2019): 409–12.</w:t>
       </w:r>
     </w:p>
     <w:p>
@@ -558,7 +848,19 @@
         <w:t xml:space="preserve">The last Neanderthals, about 40,000 years ago. </w:t>
       </w:r>
       <w:r>
-        <w:t xml:space="preserve">Higham, Tom, et al. “The Timing and Spatiotemporal Patterning of Neanderthal Disappearance.” Nature 512 (2014): 306–09.</w:t>
+        <w:t xml:space="preserve">Higham, Tom, et al. “</w:t>
+      </w:r>
+      <w:hyperlink w:history="1" r:id="rId2yisjkquw2w5tstaifkwe">
+        <w:r>
+          <w:rPr>
+            <w:color w:val="0563C1"/>
+            <w:u w:val="single"/>
+          </w:rPr>
+          <w:t xml:space="preserve">The Timing and Spatiotemporal Patterning of Neanderthal Disappearance</w:t>
+        </w:r>
+      </w:hyperlink>
+      <w:r>
+        <w:t xml:space="preserve">.” Nature 512 (2014): 306–09.</w:t>
       </w:r>
     </w:p>
     <w:p>
@@ -574,7 +876,19 @@
         <w:t xml:space="preserve">Homo floresiensis redated. </w:t>
       </w:r>
       <w:r>
-        <w:t xml:space="preserve">Sutikna, Thomas, et al. “Revised Stratigraphy and Chronology for Homo floresiensis at Liang Bua in Indonesia.” Nature 532 (2016): 366–69.</w:t>
+        <w:t xml:space="preserve">Sutikna, Thomas, et al. “</w:t>
+      </w:r>
+      <w:hyperlink w:history="1" r:id="rIdub22ihl1hateoeizti00h">
+        <w:r>
+          <w:rPr>
+            <w:color w:val="0563C1"/>
+            <w:u w:val="single"/>
+          </w:rPr>
+          <w:t xml:space="preserve">Revised Stratigraphy and Chronology for Homo floresiensis at Liang Bua in Indonesia</w:t>
+        </w:r>
+      </w:hyperlink>
+      <w:r>
+        <w:t xml:space="preserve">.” Nature 532 (2016): 366–69.</w:t>
       </w:r>
     </w:p>
     <w:p>
@@ -590,7 +904,19 @@
         <w:t xml:space="preserve">Sulawesi narrative painting, at least 51,200 years old. </w:t>
       </w:r>
       <w:r>
-        <w:t xml:space="preserve">Oktaviana, Adhi Agus, et al. “Narrative Cave Art in Indonesia by 51,200 Years Ago.” Nature 631 (2024): 814–18.</w:t>
+        <w:t xml:space="preserve">Oktaviana, Adhi Agus, et al. “</w:t>
+      </w:r>
+      <w:hyperlink w:history="1" r:id="rId6qol-vrxerwr_ekcwcszv">
+        <w:r>
+          <w:rPr>
+            <w:color w:val="0563C1"/>
+            <w:u w:val="single"/>
+          </w:rPr>
+          <w:t xml:space="preserve">Narrative Cave Art in Indonesia by 51,200 Years Ago</w:t>
+        </w:r>
+      </w:hyperlink>
+      <w:r>
+        <w:t xml:space="preserve">.” Nature 631 (2024): 814–18.</w:t>
       </w:r>
     </w:p>
     <w:p>
@@ -606,7 +932,19 @@
         <w:t xml:space="preserve">White Sands footprints and an earlier arrival in the Americas. </w:t>
       </w:r>
       <w:r>
-        <w:t xml:space="preserve">Bennett, Matthew R., et al. “Evidence of Humans in North America during the Last Glacial Maximum.” Science 373 (2021): 1528–31.</w:t>
+        <w:t xml:space="preserve">Bennett, Matthew R., et al. “</w:t>
+      </w:r>
+      <w:hyperlink w:history="1" r:id="rIdwhsnhyam6ogu_oq68yvhw">
+        <w:r>
+          <w:rPr>
+            <w:color w:val="0563C1"/>
+            <w:u w:val="single"/>
+          </w:rPr>
+          <w:t xml:space="preserve">Evidence of Humans in North America during the Last Glacial Maximum</w:t>
+        </w:r>
+      </w:hyperlink>
+      <w:r>
+        <w:t xml:space="preserve">.” Science 373 (2021): 1528–31.</w:t>
       </w:r>
     </w:p>
     <w:p>
@@ -622,7 +960,19 @@
         <w:t xml:space="preserve">Ancient DNA, interbreeding, and the dispersal from Africa. </w:t>
       </w:r>
       <w:r>
-        <w:t xml:space="preserve">Reich, David. Who We Are and How We Got Here. New York: Pantheon, 2018.</w:t>
+        <w:t xml:space="preserve">Reich, David. </w:t>
+      </w:r>
+      <w:hyperlink w:history="1" r:id="rId47nu5bd_sezhmlkghht_g">
+        <w:r>
+          <w:rPr>
+            <w:color w:val="0563C1"/>
+            <w:u w:val="single"/>
+          </w:rPr>
+          <w:t xml:space="preserve">Who We Are and How We Got Here</w:t>
+        </w:r>
+      </w:hyperlink>
+      <w:r>
+        <w:t xml:space="preserve">. New York: Pantheon, 2018.</w:t>
       </w:r>
     </w:p>
     <w:p>
@@ -658,7 +1008,19 @@
         <w:t xml:space="preserve">Göbekli Tepe and feasting before farming. </w:t>
       </w:r>
       <w:r>
-        <w:t xml:space="preserve">Dietrich, Oliver, et al. “The Role of Cult and Feasting in the Emergence of Neolithic Communities: New Evidence from Göbekli Tepe, South-eastern Turkey.” Antiquity 86 (2012): 674–95.</w:t>
+        <w:t xml:space="preserve">Dietrich, Oliver, et al. “</w:t>
+      </w:r>
+      <w:hyperlink w:history="1" r:id="rIdwlaso28msndurbspmhegc">
+        <w:r>
+          <w:rPr>
+            <w:color w:val="0563C1"/>
+            <w:u w:val="single"/>
+          </w:rPr>
+          <w:t xml:space="preserve">The Role of Cult and Feasting in the Emergence of Neolithic Communities: New Evidence from Göbekli Tepe, South-eastern Turkey</w:t>
+        </w:r>
+      </w:hyperlink>
+      <w:r>
+        <w:t xml:space="preserve">.” Antiquity 86 (2012): 674–95.</w:t>
       </w:r>
     </w:p>
     <w:p>
@@ -674,7 +1036,19 @@
         <w:t xml:space="preserve">Independent centers of domestication; dog domestication. </w:t>
       </w:r>
       <w:r>
-        <w:t xml:space="preserve">Larson, Greger, et al. “Current Perspectives and the Future of Domestication Studies.” PNAS 111 (2014): 6139–46.</w:t>
+        <w:t xml:space="preserve">Larson, Greger, et al. “</w:t>
+      </w:r>
+      <w:hyperlink w:history="1" r:id="rIdmzm2rvysp3airb4ayez01">
+        <w:r>
+          <w:rPr>
+            <w:color w:val="0563C1"/>
+            <w:u w:val="single"/>
+          </w:rPr>
+          <w:t xml:space="preserve">Current Perspectives and the Future of Domestication Studies</w:t>
+        </w:r>
+      </w:hyperlink>
+      <w:r>
+        <w:t xml:space="preserve">.” PNAS 111 (2014): 6139–46.</w:t>
       </w:r>
     </w:p>
     <w:p>
@@ -690,23 +1064,47 @@
         <w:t xml:space="preserve">The slow domestication of rice. </w:t>
       </w:r>
       <w:r>
-        <w:t xml:space="preserve">Fuller, Dorian Q., et al. “The Domestication Process and Domestication Rate in Rice: Spikelet Bases from the Lower Yangtze.” Science 323 (2009): 1607–10.</w:t>
-      </w:r>
-    </w:p>
-    <w:p>
-      <w:pPr>
-        <w:spacing w:after="120"/>
-        <w:ind w:left="360" w:hanging="360"/>
-      </w:pPr>
-      <w:r>
-        <w:rPr>
-          <w:i/>
-          <w:iCs/>
-        </w:rPr>
-        <w:t xml:space="preserve">Farmers' skeletons: shorter, sicker, more numerous. </w:t>
-      </w:r>
-      <w:r>
-        <w:t xml:space="preserve">Larsen, Clark Spencer. “The Agricultural Revolution as Environmental Catastrophe: Implications for Health and Lifestyle in the Holocene.” Quaternary International 150 (2006): 12–20.</w:t>
+        <w:t xml:space="preserve">Fuller, Dorian Q., et al. “</w:t>
+      </w:r>
+      <w:hyperlink w:history="1" r:id="rIdcyt9rfz3_s9fxsdx_g45z">
+        <w:r>
+          <w:rPr>
+            <w:color w:val="0563C1"/>
+            <w:u w:val="single"/>
+          </w:rPr>
+          <w:t xml:space="preserve">The Domestication Process and Domestication Rate in Rice: Spikelet Bases from the Lower Yangtze</w:t>
+        </w:r>
+      </w:hyperlink>
+      <w:r>
+        <w:t xml:space="preserve">.” Science 323 (2009): 1607–10.</w:t>
+      </w:r>
+    </w:p>
+    <w:p>
+      <w:pPr>
+        <w:spacing w:after="120"/>
+        <w:ind w:left="360" w:hanging="360"/>
+      </w:pPr>
+      <w:r>
+        <w:rPr>
+          <w:i/>
+          <w:iCs/>
+        </w:rPr>
+        <w:t xml:space="preserve">Farmers’ skeletons: shorter, sicker, more numerous. </w:t>
+      </w:r>
+      <w:r>
+        <w:t xml:space="preserve">Larsen, Clark Spencer. “</w:t>
+      </w:r>
+      <w:hyperlink w:history="1" r:id="rIds1dpmwssnipnkmks2g7e3">
+        <w:r>
+          <w:rPr>
+            <w:color w:val="0563C1"/>
+            <w:u w:val="single"/>
+          </w:rPr>
+          <w:t xml:space="preserve">The Agricultural Revolution as Environmental Catastrophe: Implications for Health and Lifestyle in the Holocene</w:t>
+        </w:r>
+      </w:hyperlink>
+      <w:r>
+        <w:t xml:space="preserve">.” Quaternary International 150 (2006): 12–20.</w:t>
       </w:r>
     </w:p>
     <w:p>
@@ -722,7 +1120,19 @@
         <w:t xml:space="preserve">Çatalhöyük. </w:t>
       </w:r>
       <w:r>
-        <w:t xml:space="preserve">Hodder, Ian. The Leopard’s Tale: Revealing the Mysteries of Çatalhöyük. London: Thames &amp; Hudson, 2006.</w:t>
+        <w:t xml:space="preserve">Hodder, Ian. </w:t>
+      </w:r>
+      <w:hyperlink w:history="1" r:id="rIdh1ikhtysv1nasaajftdp-">
+        <w:r>
+          <w:rPr>
+            <w:color w:val="0563C1"/>
+            <w:u w:val="single"/>
+          </w:rPr>
+          <w:t xml:space="preserve">The Leopard’s Tale: Revealing the Mysteries of Çatalhöyük</w:t>
+        </w:r>
+      </w:hyperlink>
+      <w:r>
+        <w:t xml:space="preserve">. London: Thames &amp; Hudson, 2006.</w:t>
       </w:r>
     </w:p>
     <w:p>
@@ -738,7 +1148,19 @@
         <w:t xml:space="preserve">The case against the agricultural bargain. </w:t>
       </w:r>
       <w:r>
-        <w:t xml:space="preserve">Scott, James C. Against the Grain: A Deep History of the Earliest States. New Haven: Yale University Press, 2017.</w:t>
+        <w:t xml:space="preserve">Scott, James C. </w:t>
+      </w:r>
+      <w:hyperlink w:history="1" r:id="rIdnqzgleapvb1jmp16w_qdw">
+        <w:r>
+          <w:rPr>
+            <w:color w:val="0563C1"/>
+            <w:u w:val="single"/>
+          </w:rPr>
+          <w:t xml:space="preserve">Against the Grain: A Deep History of the Earliest States</w:t>
+        </w:r>
+      </w:hyperlink>
+      <w:r>
+        <w:t xml:space="preserve">. New Haven: Yale University Press, 2017.</w:t>
       </w:r>
     </w:p>
     <w:p>
@@ -790,7 +1212,19 @@
         <w:t xml:space="preserve">Tokens, accounting, and the origin of cuneiform. </w:t>
       </w:r>
       <w:r>
-        <w:t xml:space="preserve">Schmandt-Besserat, Denise. How Writing Came About. Austin: University of Texas Press, 1996.</w:t>
+        <w:t xml:space="preserve">Schmandt-Besserat, Denise. </w:t>
+      </w:r>
+      <w:hyperlink w:history="1" r:id="rIds6b69hlth5q5zibmpex8v">
+        <w:r>
+          <w:rPr>
+            <w:color w:val="0563C1"/>
+            <w:u w:val="single"/>
+          </w:rPr>
+          <w:t xml:space="preserve">How Writing Came About</w:t>
+        </w:r>
+      </w:hyperlink>
+      <w:r>
+        <w:t xml:space="preserve">. Austin: University of Texas Press, 1996.</w:t>
       </w:r>
     </w:p>
     <w:p>
@@ -806,7 +1240,19 @@
         <w:t xml:space="preserve">The Uruk accounting tablets, including the Kushim texts. </w:t>
       </w:r>
       <w:r>
-        <w:t xml:space="preserve">Nissen, Hans J., Peter Damerow, and Robert K. Englund. Archaic Bookkeeping: Early Writing and Techniques of Economic Administration in the Ancient Near East. Chicago: University of Chicago Press, 1993.</w:t>
+        <w:t xml:space="preserve">Nissen, Hans J., Peter Damerow, and Robert K. Englund. </w:t>
+      </w:r>
+      <w:hyperlink w:history="1" r:id="rId0msqhhrrbfheegyvn0imt">
+        <w:r>
+          <w:rPr>
+            <w:color w:val="0563C1"/>
+            <w:u w:val="single"/>
+          </w:rPr>
+          <w:t xml:space="preserve">Archaic Bookkeeping</w:t>
+        </w:r>
+      </w:hyperlink>
+      <w:r>
+        <w:t xml:space="preserve">: Early Writing and Techniques of Economic Administration in the Ancient Near East. Chicago: University of Chicago Press, 1993.</w:t>
       </w:r>
     </w:p>
     <w:p>
@@ -822,7 +1268,19 @@
         <w:t xml:space="preserve">Independent inventions of writing. </w:t>
       </w:r>
       <w:r>
-        <w:t xml:space="preserve">Houston, Stephen D., ed. The First Writing: Script Invention as History and Process. Cambridge: Cambridge University Press, 2004.</w:t>
+        <w:t xml:space="preserve">Houston, Stephen D., ed. </w:t>
+      </w:r>
+      <w:hyperlink w:history="1" r:id="rIdczo06dqh_8p5qjcbzybfa">
+        <w:r>
+          <w:rPr>
+            <w:color w:val="0563C1"/>
+            <w:u w:val="single"/>
+          </w:rPr>
+          <w:t xml:space="preserve">The First Writing: Script Invention as History and Process</w:t>
+        </w:r>
+      </w:hyperlink>
+      <w:r>
+        <w:t xml:space="preserve">. Cambridge: Cambridge University Press, 2004.</w:t>
       </w:r>
     </w:p>
     <w:p>
@@ -838,7 +1296,19 @@
         <w:t xml:space="preserve">How remembering rebuilds and distorts. </w:t>
       </w:r>
       <w:r>
-        <w:t xml:space="preserve">Schacter, Daniel L. The Seven Sins of Memory. Boston: Houghton Mifflin, 2001.</w:t>
+        <w:t xml:space="preserve">Schacter, Daniel L. </w:t>
+      </w:r>
+      <w:hyperlink w:history="1" r:id="rIdtwknnze4um-t3nlskbm5f">
+        <w:r>
+          <w:rPr>
+            <w:color w:val="0563C1"/>
+            <w:u w:val="single"/>
+          </w:rPr>
+          <w:t xml:space="preserve">The Seven Sins of Memory</w:t>
+        </w:r>
+      </w:hyperlink>
+      <w:r>
+        <w:t xml:space="preserve">. Boston: Houghton Mifflin, 2001.</w:t>
       </w:r>
     </w:p>
     <w:p>
@@ -906,7 +1376,19 @@
         <w:t xml:space="preserve">Sargon, Hammurabi, and Mesopotamian chronology. </w:t>
       </w:r>
       <w:r>
-        <w:t xml:space="preserve">Van De Mieroop, Marc. A History of the Ancient Near East, ca. 3000–323 BC. 3rd ed. Chichester: Wiley-Blackwell, 2016.</w:t>
+        <w:t xml:space="preserve">Van De Mieroop, Marc. </w:t>
+      </w:r>
+      <w:hyperlink w:history="1" r:id="rIdydesrgq7afompq3jj7k2m">
+        <w:r>
+          <w:rPr>
+            <w:color w:val="0563C1"/>
+            <w:u w:val="single"/>
+          </w:rPr>
+          <w:t xml:space="preserve">A History of the Ancient Near East, ca. 3000–323 BC</w:t>
+        </w:r>
+      </w:hyperlink>
+      <w:r>
+        <w:t xml:space="preserve">. 3rd ed. Chichester: Wiley-Blackwell, 2016.</w:t>
       </w:r>
     </w:p>
     <w:p>
@@ -922,7 +1404,19 @@
         <w:t xml:space="preserve">The pyramid builders’ town at Giza. </w:t>
       </w:r>
       <w:r>
-        <w:t xml:space="preserve">Lehner, Mark, and Zahi Hawass. Giza and the Pyramids. London: Thames &amp; Hudson, 2017.</w:t>
+        <w:t xml:space="preserve">Lehner, Mark, and Zahi Hawass. </w:t>
+      </w:r>
+      <w:hyperlink w:history="1" r:id="rIdycyx0j7jwg7wmqphctth1">
+        <w:r>
+          <w:rPr>
+            <w:color w:val="0563C1"/>
+            <w:u w:val="single"/>
+          </w:rPr>
+          <w:t xml:space="preserve">Giza and the Pyramids</w:t>
+        </w:r>
+      </w:hyperlink>
+      <w:r>
+        <w:t xml:space="preserve">. London: Thames &amp; Hudson, 2017.</w:t>
       </w:r>
     </w:p>
     <w:p>
@@ -938,7 +1432,19 @@
         <w:t xml:space="preserve">The Deir el-Medina strike. </w:t>
       </w:r>
       <w:r>
-        <w:t xml:space="preserve">Edgerton, William F. “The Strikes in Ramses III’s Twenty-Ninth Year.” Journal of Near Eastern Studies 10 (1951): 137–45.</w:t>
+        <w:t xml:space="preserve">Edgerton, William F. “</w:t>
+      </w:r>
+      <w:hyperlink w:history="1" r:id="rId2268nm0_iy6d8csnflfto">
+        <w:r>
+          <w:rPr>
+            <w:color w:val="0563C1"/>
+            <w:u w:val="single"/>
+          </w:rPr>
+          <w:t xml:space="preserve">The Strikes in Ramses III’s Twenty-Ninth Year</w:t>
+        </w:r>
+      </w:hyperlink>
+      <w:r>
+        <w:t xml:space="preserve">.” Journal of Near Eastern Studies 10 (1951): 137–45.</w:t>
       </w:r>
     </w:p>
     <w:p>
@@ -954,7 +1460,19 @@
         <w:t xml:space="preserve">Hammurabi’s laws in translation. </w:t>
       </w:r>
       <w:r>
-        <w:t xml:space="preserve">Roth, Martha T. Law Collections from Mesopotamia and Asia Minor. 2nd ed. Atlanta: Scholars Press, 1997.</w:t>
+        <w:t xml:space="preserve">Roth, Martha T. </w:t>
+      </w:r>
+      <w:hyperlink w:history="1" r:id="rIdlmixvolnseqghtnv4ir0j">
+        <w:r>
+          <w:rPr>
+            <w:color w:val="0563C1"/>
+            <w:u w:val="single"/>
+          </w:rPr>
+          <w:t xml:space="preserve">Law Collections from Mesopotamia and Asia Minor</w:t>
+        </w:r>
+      </w:hyperlink>
+      <w:r>
+        <w:t xml:space="preserve">. 2nd ed. Atlanta: Scholars Press, 1997.</w:t>
       </w:r>
     </w:p>
     <w:p>
@@ -970,7 +1488,19 @@
         <w:t xml:space="preserve">The Egyptian–Hittite treaty. </w:t>
       </w:r>
       <w:r>
-        <w:t xml:space="preserve">Bryce, Trevor. The Kingdom of the Hittites. New ed. Oxford: Oxford University Press, 2005.</w:t>
+        <w:t xml:space="preserve">Bryce, Trevor. </w:t>
+      </w:r>
+      <w:hyperlink w:history="1" r:id="rId4i9gtfvdl25befix9wcir">
+        <w:r>
+          <w:rPr>
+            <w:color w:val="0563C1"/>
+            <w:u w:val="single"/>
+          </w:rPr>
+          <w:t xml:space="preserve">The Kingdom of the Hittites</w:t>
+        </w:r>
+      </w:hyperlink>
+      <w:r>
+        <w:t xml:space="preserve">. New ed. Oxford: Oxford University Press, 2005.</w:t>
       </w:r>
     </w:p>
     <w:p>
@@ -986,7 +1516,19 @@
         <w:t xml:space="preserve">The Rosetta Stone and decipherment. </w:t>
       </w:r>
       <w:r>
-        <w:t xml:space="preserve">Parkinson, Richard. Cracking Codes: The Rosetta Stone and Decipherment. London: British Museum Press, 1999.</w:t>
+        <w:t xml:space="preserve">Parkinson, Richard. </w:t>
+      </w:r>
+      <w:hyperlink w:history="1" r:id="rId_kjfjzcquz-jsmu93bihk">
+        <w:r>
+          <w:rPr>
+            <w:color w:val="0563C1"/>
+            <w:u w:val="single"/>
+          </w:rPr>
+          <w:t xml:space="preserve">Cracking Codes: The Rosetta Stone and Decipherment</w:t>
+        </w:r>
+      </w:hyperlink>
+      <w:r>
+        <w:t xml:space="preserve">. London: British Museum Press, 1999.</w:t>
       </w:r>
     </w:p>
     <w:p>
@@ -1006,7 +1548,7 @@
           <w:sz w:val="36"/>
           <w:szCs w:val="36"/>
         </w:rPr>
-        <w:t xml:space="preserve">1600 BCE to 589 CE: The Middle Kingdom — China's Long Civilization</w:t>
+        <w:t xml:space="preserve">1600 BCE to 589 CE: The Middle Kingdom — China’s Long Civilization</w:t>
       </w:r>
     </w:p>
     <w:p>
@@ -1022,7 +1564,19 @@
         <w:t xml:space="preserve">Oracle bones and Shang writing. </w:t>
       </w:r>
       <w:r>
-        <w:t xml:space="preserve">Keightley, David N. Sources of Shang History: The Oracle-Bone Inscriptions of Bronze Age China. Berkeley: University of California Press, 1978.</w:t>
+        <w:t xml:space="preserve">Keightley, David N. </w:t>
+      </w:r>
+      <w:hyperlink w:history="1" r:id="rIdgiygsvcniou5rlxbucuf1">
+        <w:r>
+          <w:rPr>
+            <w:color w:val="0563C1"/>
+            <w:u w:val="single"/>
+          </w:rPr>
+          <w:t xml:space="preserve">Sources of Shang History: The Oracle-Bone Inscriptions of Bronze Age China</w:t>
+        </w:r>
+      </w:hyperlink>
+      <w:r>
+        <w:t xml:space="preserve">. Berkeley: University of California Press, 1978.</w:t>
       </w:r>
     </w:p>
     <w:p>
@@ -1038,7 +1592,19 @@
         <w:t xml:space="preserve">Qin unification and the Han. </w:t>
       </w:r>
       <w:r>
-        <w:t xml:space="preserve">Lewis, Mark Edward. The Early Chinese Empires: Qin and Han. Cambridge, MA: Harvard University Press, 2007.</w:t>
+        <w:t xml:space="preserve">Lewis, Mark Edward. </w:t>
+      </w:r>
+      <w:hyperlink w:history="1" r:id="rId6yow-vnaz3zemww22v3sk">
+        <w:r>
+          <w:rPr>
+            <w:color w:val="0563C1"/>
+            <w:u w:val="single"/>
+          </w:rPr>
+          <w:t xml:space="preserve">The Early Chinese Empires: Qin and Han</w:t>
+        </w:r>
+      </w:hyperlink>
+      <w:r>
+        <w:t xml:space="preserve">. Cambridge, MA: Harvard University Press, 2007.</w:t>
       </w:r>
     </w:p>
     <w:p>
@@ -1054,7 +1620,19 @@
         <w:t xml:space="preserve">The civil service examinations. </w:t>
       </w:r>
       <w:r>
-        <w:t xml:space="preserve">Elman, Benjamin A. A Cultural History of Civil Examinations in Late Imperial China. Berkeley: University of California Press, 2000.</w:t>
+        <w:t xml:space="preserve">Elman, Benjamin A. </w:t>
+      </w:r>
+      <w:hyperlink w:history="1" r:id="rIdealrg2gupvf5jgtahtcef">
+        <w:r>
+          <w:rPr>
+            <w:color w:val="0563C1"/>
+            <w:u w:val="single"/>
+          </w:rPr>
+          <w:t xml:space="preserve">A Cultural History of Civil Examinations in Late Imperial China</w:t>
+        </w:r>
+      </w:hyperlink>
+      <w:r>
+        <w:t xml:space="preserve">. Berkeley: University of California Press, 2000.</w:t>
       </w:r>
     </w:p>
     <w:p>
@@ -1070,7 +1648,19 @@
         <w:t xml:space="preserve">The archaeology behind the dynasties, including the Xia debate. </w:t>
       </w:r>
       <w:r>
-        <w:t xml:space="preserve">Liu, Li, and Xingcan Chen. The Archaeology of China. Cambridge: Cambridge University Press, 2012.</w:t>
+        <w:t xml:space="preserve">Liu, Li, and Xingcan Chen. </w:t>
+      </w:r>
+      <w:hyperlink w:history="1" r:id="rIdvobc2vqv2bqktbgoc2b78">
+        <w:r>
+          <w:rPr>
+            <w:color w:val="0563C1"/>
+            <w:u w:val="single"/>
+          </w:rPr>
+          <w:t xml:space="preserve">The Archaeology of China</w:t>
+        </w:r>
+      </w:hyperlink>
+      <w:r>
+        <w:t xml:space="preserve">. Cambridge: Cambridge University Press, 2012.</w:t>
       </w:r>
     </w:p>
     <w:p>
@@ -1106,7 +1696,19 @@
         <w:t xml:space="preserve">The Indus civilization. </w:t>
       </w:r>
       <w:r>
-        <w:t xml:space="preserve">Possehl, Gregory L. The Indus Civilization: A Contemporary Perspective. Walnut Creek, CA: AltaMira, 2002.</w:t>
+        <w:t xml:space="preserve">Possehl, Gregory L. </w:t>
+      </w:r>
+      <w:hyperlink w:history="1" r:id="rIdgy969wt1m3qa1f-hkgbmr">
+        <w:r>
+          <w:rPr>
+            <w:color w:val="0563C1"/>
+            <w:u w:val="single"/>
+          </w:rPr>
+          <w:t xml:space="preserve">The Indus Civilization: A Contemporary Perspective</w:t>
+        </w:r>
+      </w:hyperlink>
+      <w:r>
+        <w:t xml:space="preserve">. Walnut Creek, CA: AltaMira, 2002.</w:t>
       </w:r>
     </w:p>
     <w:p>
@@ -1122,7 +1724,19 @@
         <w:t xml:space="preserve">Early Indian history, Mauryas to Guptas. </w:t>
       </w:r>
       <w:r>
-        <w:t xml:space="preserve">Thapar, Romila. Early India: From the Origins to AD 1300. Berkeley: University of California Press, 2002.</w:t>
+        <w:t xml:space="preserve">Thapar, Romila. </w:t>
+      </w:r>
+      <w:hyperlink w:history="1" r:id="rIdgryqzylhmonhmpskgivwx">
+        <w:r>
+          <w:rPr>
+            <w:color w:val="0563C1"/>
+            <w:u w:val="single"/>
+          </w:rPr>
+          <w:t xml:space="preserve">Early India: From the Origins to AD 1300</w:t>
+        </w:r>
+      </w:hyperlink>
+      <w:r>
+        <w:t xml:space="preserve">. Berkeley: University of California Press, 2002.</w:t>
       </w:r>
     </w:p>
     <w:p>
@@ -1138,7 +1752,19 @@
         <w:t xml:space="preserve">Zero, place value, Aryabhata, and Brahmagupta. </w:t>
       </w:r>
       <w:r>
-        <w:t xml:space="preserve">Plofker, Kim. Mathematics in India. Princeton: Princeton University Press, 2009.</w:t>
+        <w:t xml:space="preserve">Plofker, Kim. </w:t>
+      </w:r>
+      <w:hyperlink w:history="1" r:id="rId90k579uxi3foalvgfo-qu">
+        <w:r>
+          <w:rPr>
+            <w:color w:val="0563C1"/>
+            <w:u w:val="single"/>
+          </w:rPr>
+          <w:t xml:space="preserve">Mathematics in India</w:t>
+        </w:r>
+      </w:hyperlink>
+      <w:r>
+        <w:t xml:space="preserve">. Princeton: Princeton University Press, 2009.</w:t>
       </w:r>
     </w:p>
     <w:p>
@@ -1154,7 +1780,19 @@
         <w:t xml:space="preserve">Caste, and how colonial rule reshaped it. </w:t>
       </w:r>
       <w:r>
-        <w:t xml:space="preserve">Dirks, Nicholas B. Castes of Mind: Colonialism and the Making of Modern India. Princeton: Princeton University Press, 2001.</w:t>
+        <w:t xml:space="preserve">Dirks, Nicholas B. </w:t>
+      </w:r>
+      <w:hyperlink w:history="1" r:id="rIdqtncyvn9kquxa1w1wjjvy">
+        <w:r>
+          <w:rPr>
+            <w:color w:val="0563C1"/>
+            <w:u w:val="single"/>
+          </w:rPr>
+          <w:t xml:space="preserve">Castes of Mind: Colonialism and the Making of Modern India</w:t>
+        </w:r>
+      </w:hyperlink>
+      <w:r>
+        <w:t xml:space="preserve">. Princeton: Princeton University Press, 2001.</w:t>
       </w:r>
     </w:p>
     <w:p>
@@ -1170,7 +1808,19 @@
         <w:t xml:space="preserve">Jain ahimsa. </w:t>
       </w:r>
       <w:r>
-        <w:t xml:space="preserve">Dundas, Paul. The Jains. 2nd ed. London: Routledge, 2002.</w:t>
+        <w:t xml:space="preserve">Dundas, Paul. </w:t>
+      </w:r>
+      <w:hyperlink w:history="1" r:id="rIdwkwx-mtaltpbjsghgvjio">
+        <w:r>
+          <w:rPr>
+            <w:color w:val="0563C1"/>
+            <w:u w:val="single"/>
+          </w:rPr>
+          <w:t xml:space="preserve">The Jains</w:t>
+        </w:r>
+      </w:hyperlink>
+      <w:r>
+        <w:t xml:space="preserve">. 2nd ed. London: Routledge, 2002.</w:t>
       </w:r>
     </w:p>
     <w:p>
@@ -1206,7 +1856,7 @@
           <w:sz w:val="36"/>
           <w:szCs w:val="36"/>
         </w:rPr>
-        <w:t xml:space="preserve">Classical Greece, 508–323 BCE: Democracy's Experiment — Ancient Greece</w:t>
+        <w:t xml:space="preserve">Classical Greece, 508–323 BCE: Democracy’s Experiment — Ancient Greece</w:t>
       </w:r>
     </w:p>
     <w:p>
@@ -1238,7 +1888,19 @@
         <w:t xml:space="preserve">Democracy’s long afterlife. </w:t>
       </w:r>
       <w:r>
-        <w:t xml:space="preserve">Cartledge, Paul. Democracy: A Life. Oxford: Oxford University Press, 2016.</w:t>
+        <w:t xml:space="preserve">Cartledge, Paul. </w:t>
+      </w:r>
+      <w:hyperlink w:history="1" r:id="rIdbp5dnf-hdvwrtqy-nuvdv">
+        <w:r>
+          <w:rPr>
+            <w:color w:val="0563C1"/>
+            <w:u w:val="single"/>
+          </w:rPr>
+          <w:t xml:space="preserve">Democracy: A Life</w:t>
+        </w:r>
+      </w:hyperlink>
+      <w:r>
+        <w:t xml:space="preserve">. Oxford: Oxford University Press, 2016.</w:t>
       </w:r>
     </w:p>
     <w:p>
@@ -1254,7 +1916,19 @@
         <w:t xml:space="preserve">The Antikythera mechanism. </w:t>
       </w:r>
       <w:r>
-        <w:t xml:space="preserve">Freeth, Tony, et al. “Decoding the Ancient Greek Astronomical Calculator Known as the Antikythera Mechanism.” Nature 444 (2006): 587–91.</w:t>
+        <w:t xml:space="preserve">Freeth, Tony, et al. “</w:t>
+      </w:r>
+      <w:hyperlink w:history="1" r:id="rIdfs7sagrr7fylhjxrdnlmd">
+        <w:r>
+          <w:rPr>
+            <w:color w:val="0563C1"/>
+            <w:u w:val="single"/>
+          </w:rPr>
+          <w:t xml:space="preserve">Decoding the Ancient Greek Astronomical Calculator Known as the Antikythera Mechanism</w:t>
+        </w:r>
+      </w:hyperlink>
+      <w:r>
+        <w:t xml:space="preserve">.” Nature 444 (2006): 587–91.</w:t>
       </w:r>
     </w:p>
     <w:p>
@@ -1270,7 +1944,19 @@
         <w:t xml:space="preserve">Its Olympiad dial. </w:t>
       </w:r>
       <w:r>
-        <w:t xml:space="preserve">Freeth, Tony, et al. “Calendars with Olympiad Display and Eclipse Prediction on the Antikythera Mechanism.” Nature 454 (2008): 614–17.</w:t>
+        <w:t xml:space="preserve">Freeth, Tony, et al. “</w:t>
+      </w:r>
+      <w:hyperlink w:history="1" r:id="rIdb16fqfelzzbqxurxl2fgr">
+        <w:r>
+          <w:rPr>
+            <w:color w:val="0563C1"/>
+            <w:u w:val="single"/>
+          </w:rPr>
+          <w:t xml:space="preserve">Calendars with Olympiad Display and Eclipse Prediction on the Antikythera Mechanism</w:t>
+        </w:r>
+      </w:hyperlink>
+      <w:r>
+        <w:t xml:space="preserve">.” Nature 454 (2008): 614–17.</w:t>
       </w:r>
     </w:p>
     <w:p>
@@ -1306,7 +1992,19 @@
         <w:t xml:space="preserve">Rome from foundation to 212 CE. </w:t>
       </w:r>
       <w:r>
-        <w:t xml:space="preserve">Beard, Mary. SPQR: A History of Ancient Rome. London: Profile Books, 2015.</w:t>
+        <w:t xml:space="preserve">Beard, Mary. </w:t>
+      </w:r>
+      <w:hyperlink w:history="1" r:id="rIdivy-jbiie29eagvz8eufk">
+        <w:r>
+          <w:rPr>
+            <w:color w:val="0563C1"/>
+            <w:u w:val="single"/>
+          </w:rPr>
+          <w:t xml:space="preserve">SPQR: A History of Ancient Rome</w:t>
+        </w:r>
+      </w:hyperlink>
+      <w:r>
+        <w:t xml:space="preserve">. London: Profile Books, 2015.</w:t>
       </w:r>
     </w:p>
     <w:p>
@@ -1322,7 +2020,19 @@
         <w:t xml:space="preserve">The case for a real fall. </w:t>
       </w:r>
       <w:r>
-        <w:t xml:space="preserve">Ward-Perkins, Bryan. The Fall of Rome and the End of Civilization. Oxford: Oxford University Press, 2005.</w:t>
+        <w:t xml:space="preserve">Ward-Perkins, Bryan. </w:t>
+      </w:r>
+      <w:hyperlink w:history="1" r:id="rId0fao6vbqm6wjijk-jx3mi">
+        <w:r>
+          <w:rPr>
+            <w:color w:val="0563C1"/>
+            <w:u w:val="single"/>
+          </w:rPr>
+          <w:t xml:space="preserve">The Fall of Rome and the End of Civilization</w:t>
+        </w:r>
+      </w:hyperlink>
+      <w:r>
+        <w:t xml:space="preserve">. Oxford: Oxford University Press, 2005.</w:t>
       </w:r>
     </w:p>
     <w:p>
@@ -1338,7 +2048,19 @@
         <w:t xml:space="preserve">The case for transformation. </w:t>
       </w:r>
       <w:r>
-        <w:t xml:space="preserve">Brown, Peter. The World of Late Antiquity, AD 150–750. London: Thames &amp; Hudson, 1971.</w:t>
+        <w:t xml:space="preserve">Brown, Peter. </w:t>
+      </w:r>
+      <w:hyperlink w:history="1" r:id="rIdjvgbujc4zbvq2e9zarnjx">
+        <w:r>
+          <w:rPr>
+            <w:color w:val="0563C1"/>
+            <w:u w:val="single"/>
+          </w:rPr>
+          <w:t xml:space="preserve">The World of Late Antiquity, AD 150–750</w:t>
+        </w:r>
+      </w:hyperlink>
+      <w:r>
+        <w:t xml:space="preserve">. London: Thames &amp; Hudson, 1971.</w:t>
       </w:r>
     </w:p>
     <w:p>
@@ -1354,7 +2076,19 @@
         <w:t xml:space="preserve">Plague and climate in the decline. </w:t>
       </w:r>
       <w:r>
-        <w:t xml:space="preserve">Harper, Kyle. The Fate of Rome: Climate, Disease, and the End of an Empire. Princeton: Princeton University Press, 2017.</w:t>
+        <w:t xml:space="preserve">Harper, Kyle. </w:t>
+      </w:r>
+      <w:hyperlink w:history="1" r:id="rIdq48pt7qmbitqo_zjcpsjj">
+        <w:r>
+          <w:rPr>
+            <w:color w:val="0563C1"/>
+            <w:u w:val="single"/>
+          </w:rPr>
+          <w:t xml:space="preserve">The Fate of Rome: Climate, Disease, and the End of an Empire</w:t>
+        </w:r>
+      </w:hyperlink>
+      <w:r>
+        <w:t xml:space="preserve">. Princeton: Princeton University Press, 2017.</w:t>
       </w:r>
     </w:p>
     <w:p>
@@ -1390,7 +2124,19 @@
         <w:t xml:space="preserve">The early Islamic conquests. </w:t>
       </w:r>
       <w:r>
-        <w:t xml:space="preserve">Kennedy, Hugh. The Great Arab Conquests. London: Weidenfeld &amp; Nicolson, 2007.</w:t>
+        <w:t xml:space="preserve">Kennedy, Hugh. </w:t>
+      </w:r>
+      <w:hyperlink w:history="1" r:id="rIdaiw8fupt6sguoahz4ta7o">
+        <w:r>
+          <w:rPr>
+            <w:color w:val="0563C1"/>
+            <w:u w:val="single"/>
+          </w:rPr>
+          <w:t xml:space="preserve">The Great Arab Conquests</w:t>
+        </w:r>
+      </w:hyperlink>
+      <w:r>
+        <w:t xml:space="preserve">. London: Weidenfeld &amp; Nicolson, 2007.</w:t>
       </w:r>
     </w:p>
     <w:p>
@@ -1406,7 +2152,19 @@
         <w:t xml:space="preserve">The translation movement in Baghdad. </w:t>
       </w:r>
       <w:r>
-        <w:t xml:space="preserve">Gutas, Dimitri. Greek Thought, Arabic Culture. London: Routledge, 1998.</w:t>
+        <w:t xml:space="preserve">Gutas, Dimitri. </w:t>
+      </w:r>
+      <w:hyperlink w:history="1" r:id="rIdamxwu40jd7adtfc11rsug">
+        <w:r>
+          <w:rPr>
+            <w:color w:val="0563C1"/>
+            <w:u w:val="single"/>
+          </w:rPr>
+          <w:t xml:space="preserve">Greek Thought, Arabic Culture</w:t>
+        </w:r>
+      </w:hyperlink>
+      <w:r>
+        <w:t xml:space="preserve">. London: Routledge, 1998.</w:t>
       </w:r>
     </w:p>
     <w:p>
@@ -1422,7 +2180,19 @@
         <w:t xml:space="preserve">The Crusades. </w:t>
       </w:r>
       <w:r>
-        <w:t xml:space="preserve">Riley-Smith, Jonathan. The Crusades: A History. 3rd ed. London: Bloomsbury, 2014.</w:t>
+        <w:t xml:space="preserve">Riley-Smith, Jonathan. </w:t>
+      </w:r>
+      <w:hyperlink w:history="1" r:id="rId42o9ifovr_j-ievf4dtfg">
+        <w:r>
+          <w:rPr>
+            <w:color w:val="0563C1"/>
+            <w:u w:val="single"/>
+          </w:rPr>
+          <w:t xml:space="preserve">The Crusades: A History</w:t>
+        </w:r>
+      </w:hyperlink>
+      <w:r>
+        <w:t xml:space="preserve">. 3rd ed. London: Bloomsbury, 2014.</w:t>
       </w:r>
     </w:p>
     <w:p>
@@ -1438,7 +2208,19 @@
         <w:t xml:space="preserve">The sack of Constantinople, 1204. </w:t>
       </w:r>
       <w:r>
-        <w:t xml:space="preserve">Phillips, Jonathan. The Fourth Crusade and the Sack of Constantinople. New York: Viking, 2004.</w:t>
+        <w:t xml:space="preserve">Phillips, Jonathan. </w:t>
+      </w:r>
+      <w:hyperlink w:history="1" r:id="rIdm0awjmofhfvl1fgjl69mv">
+        <w:r>
+          <w:rPr>
+            <w:color w:val="0563C1"/>
+            <w:u w:val="single"/>
+          </w:rPr>
+          <w:t xml:space="preserve">The Fourth Crusade and the Sack of Constantinople</w:t>
+        </w:r>
+      </w:hyperlink>
+      <w:r>
+        <w:t xml:space="preserve">. New York: Viking, 2004.</w:t>
       </w:r>
     </w:p>
     <w:p>
@@ -1454,7 +2236,19 @@
         <w:t xml:space="preserve">How Christianity grew. </w:t>
       </w:r>
       <w:r>
-        <w:t xml:space="preserve">Stark, Rodney. The Rise of Christianity. Princeton: Princeton University Press, 1996.</w:t>
+        <w:t xml:space="preserve">Stark, Rodney. </w:t>
+      </w:r>
+      <w:hyperlink w:history="1" r:id="rIduhuzlosg-tlq1kg_yk3bo">
+        <w:r>
+          <w:rPr>
+            <w:color w:val="0563C1"/>
+            <w:u w:val="single"/>
+          </w:rPr>
+          <w:t xml:space="preserve">The Rise of Christianity</w:t>
+        </w:r>
+      </w:hyperlink>
+      <w:r>
+        <w:t xml:space="preserve">. Princeton: Princeton University Press, 1996.</w:t>
       </w:r>
     </w:p>
     <w:p>
@@ -1490,7 +2284,19 @@
         <w:t xml:space="preserve">Petrarch and the idea of a dark age. </w:t>
       </w:r>
       <w:r>
-        <w:t xml:space="preserve">Mommsen, Theodor E. “Petrarch’s Conception of the ‘Dark Ages.’” Speculum 17 (1942): 226–42.</w:t>
+        <w:t xml:space="preserve">Mommsen, Theodor E. “</w:t>
+      </w:r>
+      <w:hyperlink w:history="1" r:id="rIdmo29nefpyajk-u9-m0bkv">
+        <w:r>
+          <w:rPr>
+            <w:color w:val="0563C1"/>
+            <w:u w:val="single"/>
+          </w:rPr>
+          <w:t xml:space="preserve">Petrarch’s Conception of the ‘Dark Ages.’</w:t>
+        </w:r>
+      </w:hyperlink>
+      <w:r>
+        <w:t xml:space="preserve">” Speculum 17 (1942): 226–42.</w:t>
       </w:r>
     </w:p>
     <w:p>
@@ -1506,7 +2312,19 @@
         <w:t xml:space="preserve">Early medieval Europe as a period in its own right. </w:t>
       </w:r>
       <w:r>
-        <w:t xml:space="preserve">Wickham, Chris. The Inheritance of Rome: A History of Europe from 400 to 1000. London: Allen Lane, 2009.</w:t>
+        <w:t xml:space="preserve">Wickham, Chris. </w:t>
+      </w:r>
+      <w:hyperlink w:history="1" r:id="rIdi88egtmw6owrp6dhfox2v">
+        <w:r>
+          <w:rPr>
+            <w:color w:val="0563C1"/>
+            <w:u w:val="single"/>
+          </w:rPr>
+          <w:t xml:space="preserve">The Inheritance of Rome: A History of Europe from 400 to 1000</w:t>
+        </w:r>
+      </w:hyperlink>
+      <w:r>
+        <w:t xml:space="preserve">. London: Allen Lane, 2009.</w:t>
       </w:r>
     </w:p>
     <w:p>
@@ -1522,7 +2340,19 @@
         <w:t xml:space="preserve">The flat-earth myth. </w:t>
       </w:r>
       <w:r>
-        <w:t xml:space="preserve">Russell, Jeffrey Burton. Inventing the Flat Earth: Columbus and Modern Historians. New York: Praeger, 1991.</w:t>
+        <w:t xml:space="preserve">Russell, Jeffrey Burton. </w:t>
+      </w:r>
+      <w:hyperlink w:history="1" r:id="rId_rwgqb9fcpe7uvyswkx_u">
+        <w:r>
+          <w:rPr>
+            <w:color w:val="0563C1"/>
+            <w:u w:val="single"/>
+          </w:rPr>
+          <w:t xml:space="preserve">Inventing the Flat Earth: Columbus and Modern Historians</w:t>
+        </w:r>
+      </w:hyperlink>
+      <w:r>
+        <w:t xml:space="preserve">. New York: Praeger, 1991.</w:t>
       </w:r>
     </w:p>
     <w:p>
@@ -1574,7 +2404,19 @@
         <w:t xml:space="preserve">The Silk Roads as a network. </w:t>
       </w:r>
       <w:r>
-        <w:t xml:space="preserve">Hansen, Valerie. The Silk Road: A New History. Oxford: Oxford University Press, 2012.</w:t>
+        <w:t xml:space="preserve">Hansen, Valerie. </w:t>
+      </w:r>
+      <w:hyperlink w:history="1" r:id="rIdfkvrccrbtygfyjvg8de_j">
+        <w:r>
+          <w:rPr>
+            <w:color w:val="0563C1"/>
+            <w:u w:val="single"/>
+          </w:rPr>
+          <w:t xml:space="preserve">The Silk Road: A New History</w:t>
+        </w:r>
+      </w:hyperlink>
+      <w:r>
+        <w:t xml:space="preserve">. Oxford: Oxford University Press, 2012.</w:t>
       </w:r>
     </w:p>
     <w:p>
@@ -1590,7 +2432,19 @@
         <w:t xml:space="preserve">The Black Death’s origin in central Eurasia. </w:t>
       </w:r>
       <w:r>
-        <w:t xml:space="preserve">Spyrou, Maria A., et al. “The Source of the Black Death in Fourteenth-Century Central Eurasia.” Nature 606 (2022): 718–24.</w:t>
+        <w:t xml:space="preserve">Spyrou, Maria A., et al. “</w:t>
+      </w:r>
+      <w:hyperlink w:history="1" r:id="rIdvxofs9ijpjtbdweyrnxk1">
+        <w:r>
+          <w:rPr>
+            <w:color w:val="0563C1"/>
+            <w:u w:val="single"/>
+          </w:rPr>
+          <w:t xml:space="preserve">The Source of the Black Death in Fourteenth-Century Central Eurasia</w:t>
+        </w:r>
+      </w:hyperlink>
+      <w:r>
+        <w:t xml:space="preserve">.” Nature 606 (2022): 718–24.</w:t>
       </w:r>
     </w:p>
     <w:p>
@@ -1606,7 +2460,19 @@
         <w:t xml:space="preserve">The siege of Caffa story and its single source. </w:t>
       </w:r>
       <w:r>
-        <w:t xml:space="preserve">Wheelis, Mark. “Biological Warfare at the 1346 Siege of Caffa.” Emerging Infectious Diseases 8 (2002): 971–75.</w:t>
+        <w:t xml:space="preserve">Wheelis, Mark. “</w:t>
+      </w:r>
+      <w:hyperlink w:history="1" r:id="rIdf0fjpx46t1as_ofl2f9sf">
+        <w:r>
+          <w:rPr>
+            <w:color w:val="0563C1"/>
+            <w:u w:val="single"/>
+          </w:rPr>
+          <w:t xml:space="preserve">Biological Warfare at the 1346 Siege of Caffa</w:t>
+        </w:r>
+      </w:hyperlink>
+      <w:r>
+        <w:t xml:space="preserve">.” Emerging Infectious Diseases 8 (2002): 971–75.</w:t>
       </w:r>
     </w:p>
     <w:p>
@@ -1622,7 +2488,19 @@
         <w:t xml:space="preserve">Rats, fleas, and lice: the transmission debate. </w:t>
       </w:r>
       <w:r>
-        <w:t xml:space="preserve">Dean, Katharine R., et al. “Human Ectoparasites and the Spread of Plague in Europe during the Second Pandemic.” PNAS 115 (2018): 1304–09.</w:t>
+        <w:t xml:space="preserve">Dean, Katharine R., et al. “</w:t>
+      </w:r>
+      <w:hyperlink w:history="1" r:id="rIdea3sp6b1_rhxvrs3-nnju">
+        <w:r>
+          <w:rPr>
+            <w:color w:val="0563C1"/>
+            <w:u w:val="single"/>
+          </w:rPr>
+          <w:t xml:space="preserve">Human Ectoparasites and the Spread of Plague in Europe during the Second Pandemic</w:t>
+        </w:r>
+      </w:hyperlink>
+      <w:r>
+        <w:t xml:space="preserve">.” PNAS 115 (2018): 1304–09.</w:t>
       </w:r>
     </w:p>
     <w:p>
@@ -1638,7 +2516,19 @@
         <w:t xml:space="preserve">Mortality estimates for the Black Death. </w:t>
       </w:r>
       <w:r>
-        <w:t xml:space="preserve">Benedictow, Ole J. The Black Death, 1346–1353: The Complete History. Woodbridge: Boydell, 2004.</w:t>
+        <w:t xml:space="preserve">Benedictow, Ole J. </w:t>
+      </w:r>
+      <w:hyperlink w:history="1" r:id="rIdusvqe3w_xzd6e2sbompm7">
+        <w:r>
+          <w:rPr>
+            <w:color w:val="0563C1"/>
+            <w:u w:val="single"/>
+          </w:rPr>
+          <w:t xml:space="preserve">The Black Death, 1346–1353: The Complete History</w:t>
+        </w:r>
+      </w:hyperlink>
+      <w:r>
+        <w:t xml:space="preserve">. Woodbridge: Boydell, 2004.</w:t>
       </w:r>
     </w:p>
     <w:p>
@@ -1690,7 +2580,19 @@
         <w:t xml:space="preserve">Ghana, Mali, Songhai, and Mansa Musa. </w:t>
       </w:r>
       <w:r>
-        <w:t xml:space="preserve">Gomez, Michael A. African Dominion: A New History of Empire in Early and Medieval West Africa. Princeton: Princeton University Press, 2018.</w:t>
+        <w:t xml:space="preserve">Gomez, Michael A. </w:t>
+      </w:r>
+      <w:hyperlink w:history="1" r:id="rIdtovq6crebyxok4io742m-">
+        <w:r>
+          <w:rPr>
+            <w:color w:val="0563C1"/>
+            <w:u w:val="single"/>
+          </w:rPr>
+          <w:t xml:space="preserve">African Dominion: A New History of Empire in Early and Medieval West Africa</w:t>
+        </w:r>
+      </w:hyperlink>
+      <w:r>
+        <w:t xml:space="preserve">. Princeton: Princeton University Press, 2018.</w:t>
       </w:r>
     </w:p>
     <w:p>
@@ -1738,7 +2640,19 @@
         <w:t xml:space="preserve">Kush and Meroë. </w:t>
       </w:r>
       <w:r>
-        <w:t xml:space="preserve">Edwards, David N. The Nubian Past: An Archaeology of the Sudan. London: Routledge, 2004.</w:t>
+        <w:t xml:space="preserve">Edwards, David N. </w:t>
+      </w:r>
+      <w:hyperlink w:history="1" r:id="rIdyjdom_l5nb8i7f34geyi8">
+        <w:r>
+          <w:rPr>
+            <w:color w:val="0563C1"/>
+            <w:u w:val="single"/>
+          </w:rPr>
+          <w:t xml:space="preserve">The Nubian Past: An Archaeology of the Sudan</w:t>
+        </w:r>
+      </w:hyperlink>
+      <w:r>
+        <w:t xml:space="preserve">. London: Routledge, 2004.</w:t>
       </w:r>
     </w:p>
     <w:p>
@@ -1754,7 +2668,19 @@
         <w:t xml:space="preserve">Great Zimbabwe. </w:t>
       </w:r>
       <w:r>
-        <w:t xml:space="preserve">Pikirayi, Innocent. The Zimbabwe Culture: Origins and Decline of Southern Zambezian States. Walnut Creek, CA: AltaMira, 2001.</w:t>
+        <w:t xml:space="preserve">Pikirayi, Innocent. </w:t>
+      </w:r>
+      <w:hyperlink w:history="1" r:id="rIdpwadeb97qarp8e7e-hlai">
+        <w:r>
+          <w:rPr>
+            <w:color w:val="0563C1"/>
+            <w:u w:val="single"/>
+          </w:rPr>
+          <w:t xml:space="preserve">The Zimbabwe Culture: Origins and Decline of Southern Zambezian States</w:t>
+        </w:r>
+      </w:hyperlink>
+      <w:r>
+        <w:t xml:space="preserve">. Walnut Creek, CA: AltaMira, 2001.</w:t>
       </w:r>
     </w:p>
     <w:p>
@@ -1770,7 +2696,19 @@
         <w:t xml:space="preserve">The 1897 expedition and the restitution argument. </w:t>
       </w:r>
       <w:r>
-        <w:t xml:space="preserve">Hicks, Dan. The Brutish Museums: The Benin Bronzes, Colonial Violence and Cultural Restitution. London: Pluto Press, 2020.</w:t>
+        <w:t xml:space="preserve">Hicks, Dan. </w:t>
+      </w:r>
+      <w:hyperlink w:history="1" r:id="rIdfqtccvway1rpsylkrafs6">
+        <w:r>
+          <w:rPr>
+            <w:color w:val="0563C1"/>
+            <w:u w:val="single"/>
+          </w:rPr>
+          <w:t xml:space="preserve">The Brutish Museums: The Benin Bronzes, Colonial Violence and Cultural Restitution</w:t>
+        </w:r>
+      </w:hyperlink>
+      <w:r>
+        <w:t xml:space="preserve">. London: Pluto Press, 2020.</w:t>
       </w:r>
     </w:p>
     <w:p>
@@ -1790,7 +2728,7 @@
           <w:sz w:val="36"/>
           <w:szCs w:val="36"/>
         </w:rPr>
-        <w:t xml:space="preserve">1482 to Today: The Richness Moved — Africa's Resources and Who Took Them</w:t>
+        <w:t xml:space="preserve">1482 to Today: The Richness Moved — Africa’s Resources and Who Took Them</w:t>
       </w:r>
     </w:p>
     <w:p>
@@ -1806,7 +2744,19 @@
         <w:t xml:space="preserve">The Kingdom of Kongo and the Portuguese letters. </w:t>
       </w:r>
       <w:r>
-        <w:t xml:space="preserve">Thornton, John K. The Kongolese Saint Anthony: Dona Beatriz Kimpa Vita and the Antonian Movement, 1684-1706. Cambridge: Cambridge University Press, 1998.</w:t>
+        <w:t xml:space="preserve">Thornton, John K. </w:t>
+      </w:r>
+      <w:hyperlink w:history="1" r:id="rIdm-motm5ee9yzr8y2iqjvn">
+        <w:r>
+          <w:rPr>
+            <w:color w:val="0563C1"/>
+            <w:u w:val="single"/>
+          </w:rPr>
+          <w:t xml:space="preserve">The Kongolese Saint Anthony: Dona Beatriz Kimpa Vita and the Antonian Movement, 1684–1706</w:t>
+        </w:r>
+      </w:hyperlink>
+      <w:r>
+        <w:t xml:space="preserve">. Cambridge: Cambridge University Press, 1998.</w:t>
       </w:r>
     </w:p>
     <w:p>
@@ -1822,23 +2772,47 @@
         <w:t xml:space="preserve">Asante, the Golden Stool, and the 1900 war. </w:t>
       </w:r>
       <w:r>
-        <w:t xml:space="preserve">McCaskie, T. C. State and Society in Pre-Colonial Asante. Cambridge: Cambridge University Press, 1995.</w:t>
-      </w:r>
-    </w:p>
-    <w:p>
-      <w:pPr>
-        <w:spacing w:after="120"/>
-        <w:ind w:left="360" w:hanging="360"/>
-      </w:pPr>
-      <w:r>
-        <w:rPr>
-          <w:i/>
-          <w:iCs/>
-        </w:rPr>
-        <w:t xml:space="preserve">The Congo Free State's rubber regime. </w:t>
-      </w:r>
-      <w:r>
-        <w:t xml:space="preserve">Hochschild, Adam. King Leopold's Ghost: A Story of Greed, Terror, and Heroism in Colonial Africa. Boston: Houghton Mifflin, 1998.</w:t>
+        <w:t xml:space="preserve">McCaskie, T. C. </w:t>
+      </w:r>
+      <w:hyperlink w:history="1" r:id="rId6vnv6vsoqs4wnckl7bavh">
+        <w:r>
+          <w:rPr>
+            <w:color w:val="0563C1"/>
+            <w:u w:val="single"/>
+          </w:rPr>
+          <w:t xml:space="preserve">State and Society in Pre-Colonial Asante</w:t>
+        </w:r>
+      </w:hyperlink>
+      <w:r>
+        <w:t xml:space="preserve">. Cambridge: Cambridge University Press, 1995.</w:t>
+      </w:r>
+    </w:p>
+    <w:p>
+      <w:pPr>
+        <w:spacing w:after="120"/>
+        <w:ind w:left="360" w:hanging="360"/>
+      </w:pPr>
+      <w:r>
+        <w:rPr>
+          <w:i/>
+          <w:iCs/>
+        </w:rPr>
+        <w:t xml:space="preserve">The Congo Free State’s rubber regime. </w:t>
+      </w:r>
+      <w:r>
+        <w:t xml:space="preserve">Hochschild, Adam. </w:t>
+      </w:r>
+      <w:hyperlink w:history="1" r:id="rIda7cfdzbfsbg4j8epzzyy6">
+        <w:r>
+          <w:rPr>
+            <w:color w:val="0563C1"/>
+            <w:u w:val="single"/>
+          </w:rPr>
+          <w:t xml:space="preserve">King Leopold’s Ghost: A Story of Greed, Terror, and Heroism in Colonial Africa</w:t>
+        </w:r>
+      </w:hyperlink>
+      <w:r>
+        <w:t xml:space="preserve">. Boston: Houghton Mifflin, 1998.</w:t>
       </w:r>
     </w:p>
     <w:p>
@@ -1870,7 +2844,19 @@
         <w:t xml:space="preserve">Cobalt mining in the present-day Congo. </w:t>
       </w:r>
       <w:r>
-        <w:t xml:space="preserve">Kara, Siddharth. Cobalt Red: How the Blood of the Congo Powers Our Lives. New York: St. Martin's Press, 2023.</w:t>
+        <w:t xml:space="preserve">Kara, Siddharth. </w:t>
+      </w:r>
+      <w:hyperlink w:history="1" r:id="rIdx76zaaggj2xgl1ytz_eho">
+        <w:r>
+          <w:rPr>
+            <w:color w:val="0563C1"/>
+            <w:u w:val="single"/>
+          </w:rPr>
+          <w:t xml:space="preserve">Cobalt Red: How the Blood of the Congo Powers Our Lives</w:t>
+        </w:r>
+      </w:hyperlink>
+      <w:r>
+        <w:t xml:space="preserve">. New York: St. Martin’s Press, 2023.</w:t>
       </w:r>
     </w:p>
     <w:p>
@@ -1906,7 +2892,19 @@
         <w:t xml:space="preserve">The Americas before 1492. </w:t>
       </w:r>
       <w:r>
-        <w:t xml:space="preserve">Mann, Charles C. 1491: New Revelations of the Americas before Columbus. New York: Knopf, 2005.</w:t>
+        <w:t xml:space="preserve">Mann, Charles C. </w:t>
+      </w:r>
+      <w:hyperlink w:history="1" r:id="rIdik0akfwm6tt3-40wty2zq">
+        <w:r>
+          <w:rPr>
+            <w:color w:val="0563C1"/>
+            <w:u w:val="single"/>
+          </w:rPr>
+          <w:t xml:space="preserve">1491: New Revelations of the Americas before Columbus</w:t>
+        </w:r>
+      </w:hyperlink>
+      <w:r>
+        <w:t xml:space="preserve">. New York: Knopf, 2005.</w:t>
       </w:r>
     </w:p>
     <w:p>
@@ -1922,7 +2920,19 @@
         <w:t xml:space="preserve">A single domestication of maize. </w:t>
       </w:r>
       <w:r>
-        <w:t xml:space="preserve">Matsuoka, Yoshihiro, et al. “A Single Domestication for Maize Shown by Multilocus Microsatellite Genotyping.” PNAS 99 (2002): 6080–84.</w:t>
+        <w:t xml:space="preserve">Matsuoka, Yoshihiro, et al. “</w:t>
+      </w:r>
+      <w:hyperlink w:history="1" r:id="rIdcc9fiay1zidkzvtuj140j">
+        <w:r>
+          <w:rPr>
+            <w:color w:val="0563C1"/>
+            <w:u w:val="single"/>
+          </w:rPr>
+          <w:t xml:space="preserve">A Single Domestication for Maize Shown by Multilocus Microsatellite Genotyping</w:t>
+        </w:r>
+      </w:hyperlink>
+      <w:r>
+        <w:t xml:space="preserve">.” PNAS 99 (2002): 6080–84.</w:t>
       </w:r>
     </w:p>
     <w:p>
@@ -1938,7 +2948,19 @@
         <w:t xml:space="preserve">Dating Caral. </w:t>
       </w:r>
       <w:r>
-        <w:t xml:space="preserve">Shady Solis, Ruth, Jonathan Haas, and Winifred Creamer. “Dating Caral, a Preceramic Site in the Supe Valley on the Central Coast of Peru.” Science 292 (2001): 723–26.</w:t>
+        <w:t xml:space="preserve">Shady Solis, Ruth, Jonathan Haas, and Winifred Creamer. “</w:t>
+      </w:r>
+      <w:hyperlink w:history="1" r:id="rIda9ap7zhcb5e8hngjparv6">
+        <w:r>
+          <w:rPr>
+            <w:color w:val="0563C1"/>
+            <w:u w:val="single"/>
+          </w:rPr>
+          <w:t xml:space="preserve">Dating Caral, a Preceramic Site in the Supe Valley on the Central Coast of Peru</w:t>
+        </w:r>
+      </w:hyperlink>
+      <w:r>
+        <w:t xml:space="preserve">.” Science 292 (2001): 723–26.</w:t>
       </w:r>
     </w:p>
     <w:p>
@@ -1954,7 +2976,19 @@
         <w:t xml:space="preserve">The khipu. </w:t>
       </w:r>
       <w:r>
-        <w:t xml:space="preserve">Urton, Gary. Signs of the Inka Khipu. Austin: University of Texas Press, 2003.</w:t>
+        <w:t xml:space="preserve">Urton, Gary. </w:t>
+      </w:r>
+      <w:hyperlink w:history="1" r:id="rIds5ciosafqlf9diap_h4bf">
+        <w:r>
+          <w:rPr>
+            <w:color w:val="0563C1"/>
+            <w:u w:val="single"/>
+          </w:rPr>
+          <w:t xml:space="preserve">Signs of the Inka Khipu</w:t>
+        </w:r>
+      </w:hyperlink>
+      <w:r>
+        <w:t xml:space="preserve">. Austin: University of Texas Press, 2003.</w:t>
       </w:r>
     </w:p>
     <w:p>
@@ -1970,7 +3004,19 @@
         <w:t xml:space="preserve">Population estimates for 1492: the high counts. </w:t>
       </w:r>
       <w:r>
-        <w:t xml:space="preserve">Denevan, William M., ed. The Native Population of the Americas in 1492. 2nd ed. Madison: University of Wisconsin Press, 1992.</w:t>
+        <w:t xml:space="preserve">Denevan, William M., ed. </w:t>
+      </w:r>
+      <w:hyperlink w:history="1" r:id="rIdcqxp1okdnangj34f22vz5">
+        <w:r>
+          <w:rPr>
+            <w:color w:val="0563C1"/>
+            <w:u w:val="single"/>
+          </w:rPr>
+          <w:t xml:space="preserve">The Native Population of the Americas in 1492</w:t>
+        </w:r>
+      </w:hyperlink>
+      <w:r>
+        <w:t xml:space="preserve">. 2nd ed. Madison: University of Wisconsin Press, 1992.</w:t>
       </w:r>
     </w:p>
     <w:p>
@@ -1986,7 +3032,19 @@
         <w:t xml:space="preserve">Population estimates for 1492: the skeptics. </w:t>
       </w:r>
       <w:r>
-        <w:t xml:space="preserve">Henige, David. Numbers from Nowhere: The American Indian Contact Population Debate. Norman: University of Oklahoma Press, 1998.</w:t>
+        <w:t xml:space="preserve">Henige, David. </w:t>
+      </w:r>
+      <w:hyperlink w:history="1" r:id="rId4lueh-usrebeyc-hnkdmf">
+        <w:r>
+          <w:rPr>
+            <w:color w:val="0563C1"/>
+            <w:u w:val="single"/>
+          </w:rPr>
+          <w:t xml:space="preserve">Numbers from Nowhere: The American Indian Contact Population Debate</w:t>
+        </w:r>
+      </w:hyperlink>
+      <w:r>
+        <w:t xml:space="preserve">. Norman: University of Oklahoma Press, 1998.</w:t>
       </w:r>
     </w:p>
     <w:p>
@@ -2002,7 +3060,19 @@
         <w:t xml:space="preserve">A recent synthesis of the estimates (about 60 million). </w:t>
       </w:r>
       <w:r>
-        <w:t xml:space="preserve">Koch, Alexander, Chris Brierley, Mark M. Maslin, and Simon L. Lewis. “Earth System Impacts of the European Arrival and Great Dying in the Americas after 1492.” Quaternary Science Reviews 207 (2019): 13–36.</w:t>
+        <w:t xml:space="preserve">Koch, Alexander, Chris Brierley, Mark M. Maslin, and Simon L. Lewis. “</w:t>
+      </w:r>
+      <w:hyperlink w:history="1" r:id="rIdn_4xg3pgnsamv6mf4atv1">
+        <w:r>
+          <w:rPr>
+            <w:color w:val="0563C1"/>
+            <w:u w:val="single"/>
+          </w:rPr>
+          <w:t xml:space="preserve">Earth System Impacts of the European Arrival and Great Dying in the Americas after 1492</w:t>
+        </w:r>
+      </w:hyperlink>
+      <w:r>
+        <w:t xml:space="preserve">.” Quaternary Science Reviews 207 (2019): 13–36.</w:t>
       </w:r>
     </w:p>
     <w:p>
@@ -2018,7 +3088,19 @@
         <w:t xml:space="preserve">Polynesian contact with South America. </w:t>
       </w:r>
       <w:r>
-        <w:t xml:space="preserve">Ioannidis, Alexander G., et al. “Native American Gene Flow into Polynesia Predating Easter Island Settlement.” Nature 583 (2020): 572–77.</w:t>
+        <w:t xml:space="preserve">Ioannidis, Alexander G., et al. “</w:t>
+      </w:r>
+      <w:hyperlink w:history="1" r:id="rIdsljjtq4zpc2rwhmqvgivq">
+        <w:r>
+          <w:rPr>
+            <w:color w:val="0563C1"/>
+            <w:u w:val="single"/>
+          </w:rPr>
+          <w:t xml:space="preserve">Native American Gene Flow into Polynesia Predating Easter Island Settlement</w:t>
+        </w:r>
+      </w:hyperlink>
+      <w:r>
+        <w:t xml:space="preserve">.” Nature 583 (2020): 572–77.</w:t>
       </w:r>
     </w:p>
     <w:p>
@@ -2034,7 +3116,19 @@
         <w:t xml:space="preserve">Cahokia. </w:t>
       </w:r>
       <w:r>
-        <w:t xml:space="preserve">Pauketat, Timothy R. Cahokia: Ancient America’s Great City on the Mississippi. New York: Viking, 2009.</w:t>
+        <w:t xml:space="preserve">Pauketat, Timothy R. </w:t>
+      </w:r>
+      <w:hyperlink w:history="1" r:id="rIdv-qwqvdpzz62akap85a4t">
+        <w:r>
+          <w:rPr>
+            <w:color w:val="0563C1"/>
+            <w:u w:val="single"/>
+          </w:rPr>
+          <w:t xml:space="preserve">Cahokia: Ancient America’s Great City on the Mississippi</w:t>
+        </w:r>
+      </w:hyperlink>
+      <w:r>
+        <w:t xml:space="preserve">. New York: Viking, 2009.</w:t>
       </w:r>
     </w:p>
     <w:p>
@@ -2050,7 +3144,19 @@
         <w:t xml:space="preserve">The high estimate of 1966. </w:t>
       </w:r>
       <w:r>
-        <w:t xml:space="preserve">Dobyns, Henry F. “Estimating Aboriginal American Population: An Appraisal of Techniques with a New Hemispheric Estimate.” Current Anthropology 7 (1966): 395–416.</w:t>
+        <w:t xml:space="preserve">Dobyns, Henry F. “</w:t>
+      </w:r>
+      <w:hyperlink w:history="1" r:id="rIdemquqdnkstcpsza0bbf4s">
+        <w:r>
+          <w:rPr>
+            <w:color w:val="0563C1"/>
+            <w:u w:val="single"/>
+          </w:rPr>
+          <w:t xml:space="preserve">Estimating Aboriginal American Population: An Appraisal of Techniques with a New Hemispheric Estimate</w:t>
+        </w:r>
+      </w:hyperlink>
+      <w:r>
+        <w:t xml:space="preserve">.” Current Anthropology 7 (1966): 395–416.</w:t>
       </w:r>
     </w:p>
     <w:p>
@@ -2101,8 +3207,17 @@
         </w:rPr>
         <w:t xml:space="preserve">The voyages database behind those numbers. </w:t>
       </w:r>
-      <w:r>
-        <w:t xml:space="preserve">SlaveVoyages: Trans-Atlantic Slave Trade Database. https://www.slavevoyages.org (consulted 2026).</w:t>
+      <w:hyperlink w:history="1" r:id="rIdvwfmfaxoi3ofr1alrkykh">
+        <w:r>
+          <w:rPr>
+            <w:color w:val="0563C1"/>
+            <w:u w:val="single"/>
+          </w:rPr>
+          <w:t xml:space="preserve">SlaveVoyages: Trans-Atlantic Slave Trade Database</w:t>
+        </w:r>
+      </w:hyperlink>
+      <w:r>
+        <w:t xml:space="preserve"> (consulted 2026).</w:t>
       </w:r>
     </w:p>
     <w:p>
@@ -2118,7 +3233,19 @@
         <w:t xml:space="preserve">Equiano’s account of the crossing. </w:t>
       </w:r>
       <w:r>
-        <w:t xml:space="preserve">Equiano, Olaudah. The Interesting Narrative of the Life of Olaudah Equiano, or Gustavus Vassa, the African. London, 1789. Project Gutenberg ebook 15399.</w:t>
+        <w:t xml:space="preserve">Equiano, Olaudah. </w:t>
+      </w:r>
+      <w:hyperlink w:history="1" r:id="rId3wpxxlyhs-cpza-qjkngi">
+        <w:r>
+          <w:rPr>
+            <w:color w:val="0563C1"/>
+            <w:u w:val="single"/>
+          </w:rPr>
+          <w:t xml:space="preserve">The Interesting Narrative of the Life of Olaudah Equiano, or Gustavus Vassa, the African</w:t>
+        </w:r>
+      </w:hyperlink>
+      <w:r>
+        <w:t xml:space="preserve">. London, 1789. Project Gutenberg ebook 15399.</w:t>
       </w:r>
     </w:p>
     <w:p>
@@ -2134,7 +3261,19 @@
         <w:t xml:space="preserve">The dispute over Equiano’s birthplace. </w:t>
       </w:r>
       <w:r>
-        <w:t xml:space="preserve">Carretta, Vincent. Equiano, the African: Biography of a Self-Made Man. Athens: University of Georgia Press, 2005.</w:t>
+        <w:t xml:space="preserve">Carretta, Vincent. </w:t>
+      </w:r>
+      <w:hyperlink w:history="1" r:id="rIdb2np1demvxpr2r7_oa943">
+        <w:r>
+          <w:rPr>
+            <w:color w:val="0563C1"/>
+            <w:u w:val="single"/>
+          </w:rPr>
+          <w:t xml:space="preserve">Equiano, the African: Biography of a Self-Made Man</w:t>
+        </w:r>
+      </w:hyperlink>
+      <w:r>
+        <w:t xml:space="preserve">. Athens: University of Georgia Press, 2005.</w:t>
       </w:r>
     </w:p>
     <w:p>
@@ -2150,7 +3289,19 @@
         <w:t xml:space="preserve">Kossola (Cudjo Lewis) and the Clotilda. </w:t>
       </w:r>
       <w:r>
-        <w:t xml:space="preserve">Hurston, Zora Neale. Barracoon: The Story of the Last “Black Cargo.” Edited by Deborah G. Plant. New York: Amistad, 2018.</w:t>
+        <w:t xml:space="preserve">Hurston, Zora Neale. </w:t>
+      </w:r>
+      <w:hyperlink w:history="1" r:id="rIdls_xtdtbzukaxozwwawbs">
+        <w:r>
+          <w:rPr>
+            <w:color w:val="0563C1"/>
+            <w:u w:val="single"/>
+          </w:rPr>
+          <w:t xml:space="preserve">Barracoon</w:t>
+        </w:r>
+      </w:hyperlink>
+      <w:r>
+        <w:t xml:space="preserve">: The Story of the Last “Black Cargo.” Edited by Deborah G. Plant. New York: Amistad, 2018.</w:t>
       </w:r>
     </w:p>
     <w:p>
@@ -2166,7 +3317,19 @@
         <w:t xml:space="preserve">The Clotilda and Africatown. </w:t>
       </w:r>
       <w:r>
-        <w:t xml:space="preserve">Diouf, Sylviane A. Dreams of Africa in Alabama: The Slave Ship Clotilda and the Story of the Last Africans Brought to America. New York: Oxford University Press, 2007.</w:t>
+        <w:t xml:space="preserve">Diouf, Sylviane A. </w:t>
+      </w:r>
+      <w:hyperlink w:history="1" r:id="rId1hdv0hiqtgfbdrmvxukwj">
+        <w:r>
+          <w:rPr>
+            <w:color w:val="0563C1"/>
+            <w:u w:val="single"/>
+          </w:rPr>
+          <w:t xml:space="preserve">Dreams of Africa in Alabama: The Slave Ship Clotilda and the Story of the Last Africans Brought to America</w:t>
+        </w:r>
+      </w:hyperlink>
+      <w:r>
+        <w:t xml:space="preserve">. New York: Oxford University Press, 2007.</w:t>
       </w:r>
     </w:p>
     <w:p>
@@ -2182,7 +3345,19 @@
         <w:t xml:space="preserve">Disease, enslavement, and violence in the Indigenous collapse. </w:t>
       </w:r>
       <w:r>
-        <w:t xml:space="preserve">Livi Bacci, Massimo. Conquest: The Destruction of the American Indios. Cambridge: Polity, 2008.</w:t>
+        <w:t xml:space="preserve">Livi Bacci, Massimo. </w:t>
+      </w:r>
+      <w:hyperlink w:history="1" r:id="rIdclvof6cfg1haa89m3la_g">
+        <w:r>
+          <w:rPr>
+            <w:color w:val="0563C1"/>
+            <w:u w:val="single"/>
+          </w:rPr>
+          <w:t xml:space="preserve">Conquest: The Destruction of the American Indios</w:t>
+        </w:r>
+      </w:hyperlink>
+      <w:r>
+        <w:t xml:space="preserve">. Cambridge: Polity, 2008.</w:t>
       </w:r>
     </w:p>
     <w:p>
@@ -2198,7 +3373,19 @@
         <w:t xml:space="preserve">Indigenous enslavement in the Americas. </w:t>
       </w:r>
       <w:r>
-        <w:t xml:space="preserve">Reséndez, Andrés. The Other Slavery: The Uncovered Story of Indian Enslavement in America. Boston: Houghton Mifflin Harcourt, 2016.</w:t>
+        <w:t xml:space="preserve">Reséndez, Andrés. </w:t>
+      </w:r>
+      <w:hyperlink w:history="1" r:id="rId0utxevjkpenead37ymcmw">
+        <w:r>
+          <w:rPr>
+            <w:color w:val="0563C1"/>
+            <w:u w:val="single"/>
+          </w:rPr>
+          <w:t xml:space="preserve">The Other Slavery: The Uncovered Story of Indian Enslavement in America</w:t>
+        </w:r>
+      </w:hyperlink>
+      <w:r>
+        <w:t xml:space="preserve">. Boston: Houghton Mifflin Harcourt, 2016.</w:t>
       </w:r>
     </w:p>
     <w:p>
@@ -2214,7 +3401,19 @@
         <w:t xml:space="preserve">Zheng He’s fleets and the ship-size debate. </w:t>
       </w:r>
       <w:r>
-        <w:t xml:space="preserve">Dreyer, Edward L. Zheng He: China and the Oceans in the Early Ming Dynasty, 1405–1433. New York: Pearson Longman, 2007.</w:t>
+        <w:t xml:space="preserve">Dreyer, Edward L. </w:t>
+      </w:r>
+      <w:hyperlink w:history="1" r:id="rIdb180tt0xu1dedbgdeqipu">
+        <w:r>
+          <w:rPr>
+            <w:color w:val="0563C1"/>
+            <w:u w:val="single"/>
+          </w:rPr>
+          <w:t xml:space="preserve">Zheng He: China and the Oceans in the Early Ming Dynasty, 1405–1433</w:t>
+        </w:r>
+      </w:hyperlink>
+      <w:r>
+        <w:t xml:space="preserve">. New York: Pearson Longman, 2007.</w:t>
       </w:r>
     </w:p>
     <w:p>
@@ -2250,7 +3449,19 @@
         <w:t xml:space="preserve">Printing and its consequences. </w:t>
       </w:r>
       <w:r>
-        <w:t xml:space="preserve">Eisenstein, Elizabeth L. The Printing Press as an Agent of Change. Cambridge: Cambridge University Press, 1979.</w:t>
+        <w:t xml:space="preserve">Eisenstein, Elizabeth L. </w:t>
+      </w:r>
+      <w:hyperlink w:history="1" r:id="rId1v6x86onbeie8qfinz-se">
+        <w:r>
+          <w:rPr>
+            <w:color w:val="0563C1"/>
+            <w:u w:val="single"/>
+          </w:rPr>
+          <w:t xml:space="preserve">The Printing Press as an Agent of Change</w:t>
+        </w:r>
+      </w:hyperlink>
+      <w:r>
+        <w:t xml:space="preserve">. Cambridge: Cambridge University Press, 1979.</w:t>
       </w:r>
     </w:p>
     <w:p>
@@ -2266,7 +3477,19 @@
         <w:t xml:space="preserve">Why industrialization began in Britain. </w:t>
       </w:r>
       <w:r>
-        <w:t xml:space="preserve">Allen, Robert C. The British Industrial Revolution in Global Perspective. Cambridge: Cambridge University Press, 2009.</w:t>
+        <w:t xml:space="preserve">Allen, Robert C. </w:t>
+      </w:r>
+      <w:hyperlink w:history="1" r:id="rIdj5uoogiwqnxiij6-qtq6r">
+        <w:r>
+          <w:rPr>
+            <w:color w:val="0563C1"/>
+            <w:u w:val="single"/>
+          </w:rPr>
+          <w:t xml:space="preserve">The British Industrial Revolution in Global Perspective</w:t>
+        </w:r>
+      </w:hyperlink>
+      <w:r>
+        <w:t xml:space="preserve">. Cambridge: Cambridge University Press, 2009.</w:t>
       </w:r>
     </w:p>
     <w:p>
@@ -2282,7 +3505,19 @@
         <w:t xml:space="preserve">Child labor in the mills. </w:t>
       </w:r>
       <w:r>
-        <w:t xml:space="preserve">Humphries, Jane. Childhood and Child Labour in the British Industrial Revolution. Cambridge: Cambridge University Press, 2010.</w:t>
+        <w:t xml:space="preserve">Humphries, Jane. </w:t>
+      </w:r>
+      <w:hyperlink w:history="1" r:id="rIdimvpxqrwv7y2el4vbroyl">
+        <w:r>
+          <w:rPr>
+            <w:color w:val="0563C1"/>
+            <w:u w:val="single"/>
+          </w:rPr>
+          <w:t xml:space="preserve">Childhood and Child Labour in the British Industrial Revolution</w:t>
+        </w:r>
+      </w:hyperlink>
+      <w:r>
+        <w:t xml:space="preserve">. Cambridge: Cambridge University Press, 2010.</w:t>
       </w:r>
     </w:p>
     <w:p>
@@ -2298,7 +3533,19 @@
         <w:t xml:space="preserve">Coal, colonies, and the Great Divergence. </w:t>
       </w:r>
       <w:r>
-        <w:t xml:space="preserve">Pomeranz, Kenneth. The Great Divergence: China, Europe, and the Making of the Modern World Economy. Princeton: Princeton University Press, 2000.</w:t>
+        <w:t xml:space="preserve">Pomeranz, Kenneth. </w:t>
+      </w:r>
+      <w:hyperlink w:history="1" r:id="rIdyevfees5zo53cxvbb7tfr">
+        <w:r>
+          <w:rPr>
+            <w:color w:val="0563C1"/>
+            <w:u w:val="single"/>
+          </w:rPr>
+          <w:t xml:space="preserve">The Great Divergence: China, Europe, and the Making of the Modern World Economy</w:t>
+        </w:r>
+      </w:hyperlink>
+      <w:r>
+        <w:t xml:space="preserve">. Princeton: Princeton University Press, 2000.</w:t>
       </w:r>
     </w:p>
     <w:p>
@@ -2314,7 +3561,19 @@
         <w:t xml:space="preserve">Deaths in the London smog of 1952. </w:t>
       </w:r>
       <w:r>
-        <w:t xml:space="preserve">Bell, Michelle L., and Devra Lee Davis. “Reassessment of the Lethal London Fog of 1952.” Environmental Health Perspectives 109, suppl. 3 (2001): 389–94.</w:t>
+        <w:t xml:space="preserve">Bell, Michelle L., and Devra Lee Davis. “</w:t>
+      </w:r>
+      <w:hyperlink w:history="1" r:id="rIdftirvpqwlwrbsb-50omj9">
+        <w:r>
+          <w:rPr>
+            <w:color w:val="0563C1"/>
+            <w:u w:val="single"/>
+          </w:rPr>
+          <w:t xml:space="preserve">Reassessment of the Lethal London Fog of 1952</w:t>
+        </w:r>
+      </w:hyperlink>
+      <w:r>
+        <w:t xml:space="preserve">.” Environmental Health Perspectives 109, suppl. 3 (2001): 389–94.</w:t>
       </w:r>
     </w:p>
     <w:p>
@@ -2350,7 +3609,19 @@
         <w:t xml:space="preserve">The Civil War death toll. </w:t>
       </w:r>
       <w:r>
-        <w:t xml:space="preserve">Hacker, J. David. “A Census-Based Count of the Civil War Dead.” Civil War History 57 (2011): 307–48.</w:t>
+        <w:t xml:space="preserve">Hacker, J. David. “</w:t>
+      </w:r>
+      <w:hyperlink w:history="1" r:id="rIdnt77-wbcoyyythj9cf6vs">
+        <w:r>
+          <w:rPr>
+            <w:color w:val="0563C1"/>
+            <w:u w:val="single"/>
+          </w:rPr>
+          <w:t xml:space="preserve">A Census-Based Count of the Civil War Dead</w:t>
+        </w:r>
+      </w:hyperlink>
+      <w:r>
+        <w:t xml:space="preserve">.” Civil War History 57 (2011): 307–48.</w:t>
       </w:r>
     </w:p>
     <w:p>
@@ -2366,7 +3637,19 @@
         <w:t xml:space="preserve">Reconstruction and its abandonment. </w:t>
       </w:r>
       <w:r>
-        <w:t xml:space="preserve">Foner, Eric. Reconstruction: America’s Unfinished Revolution, 1863–1877. New York: Harper &amp; Row, 1988.</w:t>
+        <w:t xml:space="preserve">Foner, Eric. </w:t>
+      </w:r>
+      <w:hyperlink w:history="1" r:id="rId5eijv_qojpqpneix79y9m">
+        <w:r>
+          <w:rPr>
+            <w:color w:val="0563C1"/>
+            <w:u w:val="single"/>
+          </w:rPr>
+          <w:t xml:space="preserve">Reconstruction: America’s Unfinished Revolution, 1863–1877</w:t>
+        </w:r>
+      </w:hyperlink>
+      <w:r>
+        <w:t xml:space="preserve">. New York: Harper &amp; Row, 1988.</w:t>
       </w:r>
     </w:p>
     <w:p>
@@ -2382,7 +3665,19 @@
         <w:t xml:space="preserve">Indian removal. </w:t>
       </w:r>
       <w:r>
-        <w:t xml:space="preserve">Saunt, Claudio. Unworthy Republic: The Dispossession of Native Americans and the Road to Indian Territory. New York: Norton, 2020.</w:t>
+        <w:t xml:space="preserve">Saunt, Claudio. </w:t>
+      </w:r>
+      <w:hyperlink w:history="1" r:id="rIdgy1jkubgolhzrb9bygmcf">
+        <w:r>
+          <w:rPr>
+            <w:color w:val="0563C1"/>
+            <w:u w:val="single"/>
+          </w:rPr>
+          <w:t xml:space="preserve">Unworthy Republic: The Dispossession of Native Americans and the Road to Indian Territory</w:t>
+        </w:r>
+      </w:hyperlink>
+      <w:r>
+        <w:t xml:space="preserve">. New York: Norton, 2020.</w:t>
       </w:r>
     </w:p>
     <w:p>
@@ -2398,7 +3693,19 @@
         <w:t xml:space="preserve">The Haitian Revolution. </w:t>
       </w:r>
       <w:r>
-        <w:t xml:space="preserve">Dubois, Laurent. Avengers of the New World: The Story of the Haitian Revolution. Cambridge, MA: Harvard University Press, 2004.</w:t>
+        <w:t xml:space="preserve">Dubois, Laurent. </w:t>
+      </w:r>
+      <w:hyperlink w:history="1" r:id="rIdcmqvo466x9uitoeqc_9vf">
+        <w:r>
+          <w:rPr>
+            <w:color w:val="0563C1"/>
+            <w:u w:val="single"/>
+          </w:rPr>
+          <w:t xml:space="preserve">Avengers of the New World: The Story of the Haitian Revolution</w:t>
+        </w:r>
+      </w:hyperlink>
+      <w:r>
+        <w:t xml:space="preserve">. Cambridge, MA: Harvard University Press, 2004.</w:t>
       </w:r>
     </w:p>
     <w:p>
@@ -2414,7 +3721,19 @@
         <w:t xml:space="preserve">American whaling and its decline. </w:t>
       </w:r>
       <w:r>
-        <w:t xml:space="preserve">Dolin, Eric Jay. Leviathan: The History of Whaling in America. New York: Norton, 2007.</w:t>
+        <w:t xml:space="preserve">Dolin, Eric Jay. </w:t>
+      </w:r>
+      <w:hyperlink w:history="1" r:id="rIdmoiuu7rd0yqy2q8mred6q">
+        <w:r>
+          <w:rPr>
+            <w:color w:val="0563C1"/>
+            <w:u w:val="single"/>
+          </w:rPr>
+          <w:t xml:space="preserve">Leviathan: The History of Whaling in America</w:t>
+        </w:r>
+      </w:hyperlink>
+      <w:r>
+        <w:t xml:space="preserve">. New York: Norton, 2007.</w:t>
       </w:r>
     </w:p>
     <w:p>
@@ -2430,7 +3749,19 @@
         <w:t xml:space="preserve">Jamestown, tobacco, and 1619. </w:t>
       </w:r>
       <w:r>
-        <w:t xml:space="preserve">Horn, James. A Land as God Made It: Jamestown and the Birth of America. New York: Basic Books, 2005.</w:t>
+        <w:t xml:space="preserve">Horn, James. </w:t>
+      </w:r>
+      <w:hyperlink w:history="1" r:id="rIds2zzvka2lvd4vib8kikg2">
+        <w:r>
+          <w:rPr>
+            <w:color w:val="0563C1"/>
+            <w:u w:val="single"/>
+          </w:rPr>
+          <w:t xml:space="preserve">A Land as God Made It: Jamestown and the Birth of America</w:t>
+        </w:r>
+      </w:hyperlink>
+      <w:r>
+        <w:t xml:space="preserve">. New York: Basic Books, 2005.</w:t>
       </w:r>
     </w:p>
     <w:p>
@@ -2446,7 +3777,19 @@
         <w:t xml:space="preserve">The 1787 Constitutional Convention and the slavery bargain. </w:t>
       </w:r>
       <w:r>
-        <w:t xml:space="preserve">Wilentz, Sean. No Property in Man: Slavery and Antislavery at the Nation's Founding. Cambridge, MA: Harvard University Press, 2018.</w:t>
+        <w:t xml:space="preserve">Wilentz, Sean. </w:t>
+      </w:r>
+      <w:hyperlink w:history="1" r:id="rIdi7biw_zo3i17tddbqn7v8">
+        <w:r>
+          <w:rPr>
+            <w:color w:val="0563C1"/>
+            <w:u w:val="single"/>
+          </w:rPr>
+          <w:t xml:space="preserve">No Property in Man: Slavery and Antislavery at the Nation’s Founding</w:t>
+        </w:r>
+      </w:hyperlink>
+      <w:r>
+        <w:t xml:space="preserve">. Cambridge, MA: Harvard University Press, 2018.</w:t>
       </w:r>
     </w:p>
     <w:p>
@@ -2466,7 +3809,7 @@
           <w:sz w:val="36"/>
           <w:szCs w:val="36"/>
         </w:rPr>
-        <w:t xml:space="preserve">1865 to Today: After the Bargain — America's Long Account</w:t>
+        <w:t xml:space="preserve">1865 to Today: After the Bargain — America’s Long Account</w:t>
       </w:r>
     </w:p>
     <w:p>
@@ -2482,7 +3825,19 @@
         <w:t xml:space="preserve">Lynching in America. </w:t>
       </w:r>
       <w:r>
-        <w:t xml:space="preserve">Equal Justice Initiative. Lynching in America: Confronting the Legacy of Racial Terror. 3rd ed. Montgomery, AL: EJI, 2017.</w:t>
+        <w:t xml:space="preserve">Equal Justice Initiative. </w:t>
+      </w:r>
+      <w:hyperlink w:history="1" r:id="rId-fxxtbmhwvgervaizm8w3">
+        <w:r>
+          <w:rPr>
+            <w:color w:val="0563C1"/>
+            <w:u w:val="single"/>
+          </w:rPr>
+          <w:t xml:space="preserve">Lynching in America: Confronting the Legacy of Racial Terror</w:t>
+        </w:r>
+      </w:hyperlink>
+      <w:r>
+        <w:t xml:space="preserve">. 3rd ed. Montgomery, AL: EJI, 2017.</w:t>
       </w:r>
     </w:p>
     <w:p>
@@ -2514,7 +3869,19 @@
         <w:t xml:space="preserve">Japanese American incarceration and Korematsu. </w:t>
       </w:r>
       <w:r>
-        <w:t xml:space="preserve">Robinson, Greg. By Order of the President: FDR and the Internment of Japanese Americans. Cambridge, MA: Harvard University Press, 2001.</w:t>
+        <w:t xml:space="preserve">Robinson, Greg. </w:t>
+      </w:r>
+      <w:hyperlink w:history="1" r:id="rIdleo8zi88w25duzfa5w_yu">
+        <w:r>
+          <w:rPr>
+            <w:color w:val="0563C1"/>
+            <w:u w:val="single"/>
+          </w:rPr>
+          <w:t xml:space="preserve">By Order of the President: FDR and the Internment of Japanese Americans</w:t>
+        </w:r>
+      </w:hyperlink>
+      <w:r>
+        <w:t xml:space="preserve">. Cambridge, MA: Harvard University Press, 2001.</w:t>
       </w:r>
     </w:p>
     <w:p>
@@ -2530,7 +3897,19 @@
         <w:t xml:space="preserve">The 2008 financial crisis. </w:t>
       </w:r>
       <w:r>
-        <w:t xml:space="preserve">Blinder, Alan S. After the Music Stopped: The Financial Crisis, the Response, and the Work Ahead. New York: Penguin Press, 2013.</w:t>
+        <w:t xml:space="preserve">Blinder, Alan S. </w:t>
+      </w:r>
+      <w:hyperlink w:history="1" r:id="rIdspwq-sy25-lj8l0iom_db">
+        <w:r>
+          <w:rPr>
+            <w:color w:val="0563C1"/>
+            <w:u w:val="single"/>
+          </w:rPr>
+          <w:t xml:space="preserve">After the Music Stopped: The Financial Crisis, the Response, and the Work Ahead</w:t>
+        </w:r>
+      </w:hyperlink>
+      <w:r>
+        <w:t xml:space="preserve">. New York: Penguin Press, 2013.</w:t>
       </w:r>
     </w:p>
     <w:p>
@@ -2550,7 +3929,7 @@
           <w:sz w:val="36"/>
           <w:szCs w:val="36"/>
         </w:rPr>
-        <w:t xml:space="preserve">1620 to 1993: God's Own Experiment — Religion in America</w:t>
+        <w:t xml:space="preserve">1620 to 1993: God’s Own Experiment — Religion in America</w:t>
       </w:r>
     </w:p>
     <w:p>
@@ -2566,7 +3945,19 @@
         <w:t xml:space="preserve">American religious pluralism. </w:t>
       </w:r>
       <w:r>
-        <w:t xml:space="preserve">Butler, Jon. Awash in a Sea of Faith: Christianizing the American People. Cambridge, MA: Harvard University Press, 1990.</w:t>
+        <w:t xml:space="preserve">Butler, Jon. </w:t>
+      </w:r>
+      <w:hyperlink w:history="1" r:id="rIdlv_hv_khv1wasw7tki9fb">
+        <w:r>
+          <w:rPr>
+            <w:color w:val="0563C1"/>
+            <w:u w:val="single"/>
+          </w:rPr>
+          <w:t xml:space="preserve">Awash in a Sea of Faith: Christianizing the American People</w:t>
+        </w:r>
+      </w:hyperlink>
+      <w:r>
+        <w:t xml:space="preserve">. Cambridge, MA: Harvard University Press, 1990.</w:t>
       </w:r>
     </w:p>
     <w:p>
@@ -2582,7 +3973,19 @@
         <w:t xml:space="preserve">The Second Great Awakening and new movements. </w:t>
       </w:r>
       <w:r>
-        <w:t xml:space="preserve">Hatch, Nathan O. The Democratization of American Christianity. New Haven: Yale University Press, 1989.</w:t>
+        <w:t xml:space="preserve">Hatch, Nathan O. </w:t>
+      </w:r>
+      <w:hyperlink w:history="1" r:id="rIdghsllxkdplvcfujok1v0e">
+        <w:r>
+          <w:rPr>
+            <w:color w:val="0563C1"/>
+            <w:u w:val="single"/>
+          </w:rPr>
+          <w:t xml:space="preserve">The Democratization of American Christianity</w:t>
+        </w:r>
+      </w:hyperlink>
+      <w:r>
+        <w:t xml:space="preserve">. New Haven: Yale University Press, 1989.</w:t>
       </w:r>
     </w:p>
     <w:p>
@@ -2598,7 +4001,19 @@
         <w:t xml:space="preserve">Joseph Smith. </w:t>
       </w:r>
       <w:r>
-        <w:t xml:space="preserve">Bushman, Richard Lyman. Joseph Smith: Rough Stone Rolling. New York: Knopf, 2005.</w:t>
+        <w:t xml:space="preserve">Bushman, Richard Lyman. </w:t>
+      </w:r>
+      <w:hyperlink w:history="1" r:id="rIdjoy70vmmzewks4naot1g4">
+        <w:r>
+          <w:rPr>
+            <w:color w:val="0563C1"/>
+            <w:u w:val="single"/>
+          </w:rPr>
+          <w:t xml:space="preserve">Joseph Smith: Rough Stone Rolling</w:t>
+        </w:r>
+      </w:hyperlink>
+      <w:r>
+        <w:t xml:space="preserve">. New York: Knopf, 2005.</w:t>
       </w:r>
     </w:p>
     <w:p>
@@ -2614,7 +4029,19 @@
         <w:t xml:space="preserve">The Amish. </w:t>
       </w:r>
       <w:r>
-        <w:t xml:space="preserve">Kraybill, Donald B., Karen M. Johnson-Weiner, and Steven M. Nolt. The Amish. Baltimore: Johns Hopkins University Press, 2013.</w:t>
+        <w:t xml:space="preserve">Kraybill, Donald B., Karen M. Johnson-Weiner, and Steven M. Nolt. </w:t>
+      </w:r>
+      <w:hyperlink w:history="1" r:id="rIdmusqogrgx9_uvdpsfnpog">
+        <w:r>
+          <w:rPr>
+            <w:color w:val="0563C1"/>
+            <w:u w:val="single"/>
+          </w:rPr>
+          <w:t xml:space="preserve">The Amish</w:t>
+        </w:r>
+      </w:hyperlink>
+      <w:r>
+        <w:t xml:space="preserve">. Baltimore: Johns Hopkins University Press, 2013.</w:t>
       </w:r>
     </w:p>
     <w:p>
@@ -2630,7 +4057,19 @@
         <w:t xml:space="preserve">Jonestown. </w:t>
       </w:r>
       <w:r>
-        <w:t xml:space="preserve">Moore, Rebecca. Understanding Jonestown and Peoples Temple. Westport, CT: Praeger, 2009.</w:t>
+        <w:t xml:space="preserve">Moore, Rebecca. </w:t>
+      </w:r>
+      <w:hyperlink w:history="1" r:id="rIdhszldezlnsdudezqyje5z">
+        <w:r>
+          <w:rPr>
+            <w:color w:val="0563C1"/>
+            <w:u w:val="single"/>
+          </w:rPr>
+          <w:t xml:space="preserve">Understanding Jonestown and Peoples Temple</w:t>
+        </w:r>
+      </w:hyperlink>
+      <w:r>
+        <w:t xml:space="preserve">. Westport, CT: Praeger, 2009.</w:t>
       </w:r>
     </w:p>
     <w:p>
@@ -2682,7 +4121,19 @@
         <w:t xml:space="preserve">Bolívar, and the line about plowing the sea. </w:t>
       </w:r>
       <w:r>
-        <w:t xml:space="preserve">Lynch, John. Simón Bolívar: A Life. New Haven: Yale University Press, 2006.</w:t>
+        <w:t xml:space="preserve">Lynch, John. </w:t>
+      </w:r>
+      <w:hyperlink w:history="1" r:id="rIdy0kh6izwyjkafyy9l4t6k">
+        <w:r>
+          <w:rPr>
+            <w:color w:val="0563C1"/>
+            <w:u w:val="single"/>
+          </w:rPr>
+          <w:t xml:space="preserve">Simón Bolívar: A Life</w:t>
+        </w:r>
+      </w:hyperlink>
+      <w:r>
+        <w:t xml:space="preserve">. New Haven: Yale University Press, 2006.</w:t>
       </w:r>
     </w:p>
     <w:p>
@@ -2698,7 +4149,19 @@
         <w:t xml:space="preserve">Haiti and the indemnity of 1825. </w:t>
       </w:r>
       <w:r>
-        <w:t xml:space="preserve">Dubois, Laurent. Haiti: The Aftershocks of History. New York: Metropolitan Books, 2012.</w:t>
+        <w:t xml:space="preserve">Dubois, Laurent. </w:t>
+      </w:r>
+      <w:hyperlink w:history="1" r:id="rIdbvbehy67pnj1f_wldyama">
+        <w:r>
+          <w:rPr>
+            <w:color w:val="0563C1"/>
+            <w:u w:val="single"/>
+          </w:rPr>
+          <w:t xml:space="preserve">Haiti: The Aftershocks of History</w:t>
+        </w:r>
+      </w:hyperlink>
+      <w:r>
+        <w:t xml:space="preserve">. New York: Metropolitan Books, 2012.</w:t>
       </w:r>
     </w:p>
     <w:p>
@@ -2714,7 +4177,19 @@
         <w:t xml:space="preserve">Brazil’s abolition of slavery in 1888. </w:t>
       </w:r>
       <w:r>
-        <w:t xml:space="preserve">Conrad, Robert Edgar. The Destruction of Brazilian Slavery, 1850–1888. Berkeley: University of California Press, 1972.</w:t>
+        <w:t xml:space="preserve">Conrad, Robert Edgar. </w:t>
+      </w:r>
+      <w:hyperlink w:history="1" r:id="rIdd-rx1xhff_qumfyojpvnh">
+        <w:r>
+          <w:rPr>
+            <w:color w:val="0563C1"/>
+            <w:u w:val="single"/>
+          </w:rPr>
+          <w:t xml:space="preserve">The Destruction of Brazilian Slavery, 1850–1888</w:t>
+        </w:r>
+      </w:hyperlink>
+      <w:r>
+        <w:t xml:space="preserve">. Berkeley: University of California Press, 1972.</w:t>
       </w:r>
     </w:p>
     <w:p>
@@ -2729,8 +4204,17 @@
         </w:rPr>
         <w:t xml:space="preserve">Brazil’s share of the Atlantic slave trade. </w:t>
       </w:r>
-      <w:r>
-        <w:t xml:space="preserve">The voyages database cited under the Ships, Gunpowder, and Gold chapter, filtered to disembarkations in Brazil.</w:t>
+      <w:hyperlink w:history="1" r:id="rIdsuium7kbw1u_iciuo33fw">
+        <w:r>
+          <w:rPr>
+            <w:color w:val="0563C1"/>
+            <w:u w:val="single"/>
+          </w:rPr>
+          <w:t xml:space="preserve">The voyages database</w:t>
+        </w:r>
+      </w:hyperlink>
+      <w:r>
+        <w:t xml:space="preserve"> cited under the Ships, Gunpowder, and Gold chapter, filtered to disembarkations in Brazil.</w:t>
       </w:r>
     </w:p>
     <w:p>
@@ -2746,7 +4230,19 @@
         <w:t xml:space="preserve">The Monroe Doctrine and the United States in the hemisphere. </w:t>
       </w:r>
       <w:r>
-        <w:t xml:space="preserve">Smith, Peter H. Talons of the Eagle: Latin America, the United States, and the World. New York: Oxford University Press, 1996.</w:t>
+        <w:t xml:space="preserve">Smith, Peter H. </w:t>
+      </w:r>
+      <w:hyperlink w:history="1" r:id="rIdxjvud2pjms6amdasemetw">
+        <w:r>
+          <w:rPr>
+            <w:color w:val="0563C1"/>
+            <w:u w:val="single"/>
+          </w:rPr>
+          <w:t xml:space="preserve">Talons of the Eagle: Latin America, the United States, and the World</w:t>
+        </w:r>
+      </w:hyperlink>
+      <w:r>
+        <w:t xml:space="preserve">. New York: Oxford University Press, 1996.</w:t>
       </w:r>
     </w:p>
     <w:p>
@@ -2762,7 +4258,19 @@
         <w:t xml:space="preserve">Guatemala, 1954. </w:t>
       </w:r>
       <w:r>
-        <w:t xml:space="preserve">Schlesinger, Stephen, and Stephen Kinzer. Bitter Fruit: The Untold Story of the American Coup in Guatemala. Garden City, NY: Doubleday, 1982.</w:t>
+        <w:t xml:space="preserve">Schlesinger, Stephen, and Stephen Kinzer. </w:t>
+      </w:r>
+      <w:hyperlink w:history="1" r:id="rId-acbtj94whveejfj5jui1">
+        <w:r>
+          <w:rPr>
+            <w:color w:val="0563C1"/>
+            <w:u w:val="single"/>
+          </w:rPr>
+          <w:t xml:space="preserve">Bitter Fruit: The Untold Story of the American Coup in Guatemala</w:t>
+        </w:r>
+      </w:hyperlink>
+      <w:r>
+        <w:t xml:space="preserve">. Garden City, NY: Doubleday, 1982.</w:t>
       </w:r>
     </w:p>
     <w:p>
@@ -2778,7 +4286,19 @@
         <w:t xml:space="preserve">The boto in Amazonian folklore. </w:t>
       </w:r>
       <w:r>
-        <w:t xml:space="preserve">Slater, Candace. Dance of the Dolphin: Transformation and Disenchantment in the Amazonian Imagination. Chicago: University of Chicago Press, 1994.</w:t>
+        <w:t xml:space="preserve">Slater, Candace. </w:t>
+      </w:r>
+      <w:hyperlink w:history="1" r:id="rIdqiq2txmp9_ygycldjha8m">
+        <w:r>
+          <w:rPr>
+            <w:color w:val="0563C1"/>
+            <w:u w:val="single"/>
+          </w:rPr>
+          <w:t xml:space="preserve">Dance of the Dolphin: Transformation and Disenchantment in the Amazonian Imagination</w:t>
+        </w:r>
+      </w:hyperlink>
+      <w:r>
+        <w:t xml:space="preserve">. Chicago: University of Chicago Press, 1994.</w:t>
       </w:r>
     </w:p>
     <w:p>
@@ -2794,7 +4314,19 @@
         <w:t xml:space="preserve">The vaquita’s decline and its cause. </w:t>
       </w:r>
       <w:r>
-        <w:t xml:space="preserve">Taylor, Barbara L., et al. “Extinction Is Imminent for Mexico’s Endemic Porpoise unless Fishery Bycatch Is Eliminated.” Conservation Letters 10 (2017): 588–95.</w:t>
+        <w:t xml:space="preserve">Taylor, Barbara L., et al. “</w:t>
+      </w:r>
+      <w:hyperlink w:history="1" r:id="rIdz5lo9sb4w-cju3gilzi-a">
+        <w:r>
+          <w:rPr>
+            <w:color w:val="0563C1"/>
+            <w:u w:val="single"/>
+          </w:rPr>
+          <w:t xml:space="preserve">Extinction Is Imminent for Mexico’s Endemic Porpoise unless Fishery Bycatch Is Eliminated</w:t>
+        </w:r>
+      </w:hyperlink>
+      <w:r>
+        <w:t xml:space="preserve">.” Conservation Letters 10 (2017): 588–95.</w:t>
       </w:r>
     </w:p>
     <w:p>
@@ -2810,7 +4342,19 @@
         <w:t xml:space="preserve">The vaquita’s numbers now. </w:t>
       </w:r>
       <w:r>
-        <w:t xml:space="preserve">NOAA Fisheries. “Vaquita.” https://www.fisheries.noaa.gov/species/vaquita (consulted 2026).</w:t>
+        <w:t xml:space="preserve">NOAA Fisheries. “</w:t>
+      </w:r>
+      <w:hyperlink w:history="1" r:id="rIdlry9rijpxqp7w0qpaynwe">
+        <w:r>
+          <w:rPr>
+            <w:color w:val="0563C1"/>
+            <w:u w:val="single"/>
+          </w:rPr>
+          <w:t xml:space="preserve">Vaquita</w:t>
+        </w:r>
+      </w:hyperlink>
+      <w:r>
+        <w:t xml:space="preserve">.” (consulted 2026).</w:t>
       </w:r>
     </w:p>
     <w:p>
@@ -2826,7 +4370,19 @@
         <w:t xml:space="preserve">Brazil’s military regime, 1964–1985. </w:t>
       </w:r>
       <w:r>
-        <w:t xml:space="preserve">Skidmore, Thomas E. The Politics of Military Rule in Brazil, 1964–1985. New York: Oxford University Press, 1988.</w:t>
+        <w:t xml:space="preserve">Skidmore, Thomas E. </w:t>
+      </w:r>
+      <w:hyperlink w:history="1" r:id="rIdaksa6pen8zacn__nl41u7">
+        <w:r>
+          <w:rPr>
+            <w:color w:val="0563C1"/>
+            <w:u w:val="single"/>
+          </w:rPr>
+          <w:t xml:space="preserve">The Politics of Military Rule in Brazil, 1964–1985</w:t>
+        </w:r>
+      </w:hyperlink>
+      <w:r>
+        <w:t xml:space="preserve">. New York: Oxford University Press, 1988.</w:t>
       </w:r>
     </w:p>
     <w:p>
@@ -2842,7 +4398,19 @@
         <w:t xml:space="preserve">Argentina: the disappeared and the commission’s count. </w:t>
       </w:r>
       <w:r>
-        <w:t xml:space="preserve">Comisión Nacional sobre la Desaparición de Personas. Nunca más: Informe de la CONADEP. Buenos Aires: EUDEBA, 1984.</w:t>
+        <w:t xml:space="preserve">Comisión Nacional sobre la Desaparición de Personas. </w:t>
+      </w:r>
+      <w:hyperlink w:history="1" r:id="rId72_xexrxlpn_hxpwehqlr">
+        <w:r>
+          <w:rPr>
+            <w:color w:val="0563C1"/>
+            <w:u w:val="single"/>
+          </w:rPr>
+          <w:t xml:space="preserve">Nunca más: Informe de la CONADEP</w:t>
+        </w:r>
+      </w:hyperlink>
+      <w:r>
+        <w:t xml:space="preserve">. Buenos Aires: EUDEBA, 1984.</w:t>
       </w:r>
     </w:p>
     <w:p>
@@ -2858,7 +4426,19 @@
         <w:t xml:space="preserve">Argentina: the trial of the commanders in 1985. </w:t>
       </w:r>
       <w:r>
-        <w:t xml:space="preserve">Nino, Carlos Santiago. Radical Evil on Trial. New Haven: Yale University Press, 1996.</w:t>
+        <w:t xml:space="preserve">Nino, Carlos Santiago. </w:t>
+      </w:r>
+      <w:hyperlink w:history="1" r:id="rIdx4fhiarlrgx_ohwo7xwg7">
+        <w:r>
+          <w:rPr>
+            <w:color w:val="0563C1"/>
+            <w:u w:val="single"/>
+          </w:rPr>
+          <w:t xml:space="preserve">Radical Evil on Trial</w:t>
+        </w:r>
+      </w:hyperlink>
+      <w:r>
+        <w:t xml:space="preserve">. New Haven: Yale University Press, 1996.</w:t>
       </w:r>
     </w:p>
     <w:p>
@@ -2874,7 +4454,19 @@
         <w:t xml:space="preserve">The Mothers of the Plaza de Mayo. </w:t>
       </w:r>
       <w:r>
-        <w:t xml:space="preserve">Bouvard, Marguerite Guzman. Revolutionizing Motherhood: The Mothers of the Plaza de Mayo. Wilmington, DE: Scholarly Resources, 1994.</w:t>
+        <w:t xml:space="preserve">Bouvard, Marguerite Guzman. </w:t>
+      </w:r>
+      <w:hyperlink w:history="1" r:id="rIdihobo3funvechox4mhs6f">
+        <w:r>
+          <w:rPr>
+            <w:color w:val="0563C1"/>
+            <w:u w:val="single"/>
+          </w:rPr>
+          <w:t xml:space="preserve">Revolutionizing Motherhood: The Mothers of the Plaza de Mayo</w:t>
+        </w:r>
+      </w:hyperlink>
+      <w:r>
+        <w:t xml:space="preserve">. Wilmington, DE: Scholarly Resources, 1994.</w:t>
       </w:r>
     </w:p>
     <w:p>
@@ -2890,7 +4482,19 @@
         <w:t xml:space="preserve">Chile: the coup, Operation Condor, and the American role. </w:t>
       </w:r>
       <w:r>
-        <w:t xml:space="preserve">Kornbluh, Peter. The Pinochet File: A Declassified Dossier on Atrocity and Accountability. New York: New Press, 2003.</w:t>
+        <w:t xml:space="preserve">Kornbluh, Peter. </w:t>
+      </w:r>
+      <w:hyperlink w:history="1" r:id="rIdujr3tdvyl9h21lw1giunm">
+        <w:r>
+          <w:rPr>
+            <w:color w:val="0563C1"/>
+            <w:u w:val="single"/>
+          </w:rPr>
+          <w:t xml:space="preserve">The Pinochet File: A Declassified Dossier on Atrocity and Accountability</w:t>
+        </w:r>
+      </w:hyperlink>
+      <w:r>
+        <w:t xml:space="preserve">. New York: New Press, 2003.</w:t>
       </w:r>
     </w:p>
     <w:p>
@@ -2906,7 +4510,19 @@
         <w:t xml:space="preserve">Víctor Jara. </w:t>
       </w:r>
       <w:r>
-        <w:t xml:space="preserve">Jara, Joan. Victor: An Unfinished Song. London: Jonathan Cape, 1983.</w:t>
+        <w:t xml:space="preserve">Jara, Joan. </w:t>
+      </w:r>
+      <w:hyperlink w:history="1" r:id="rIdeansm1eejfxtq4ygr4aja">
+        <w:r>
+          <w:rPr>
+            <w:color w:val="0563C1"/>
+            <w:u w:val="single"/>
+          </w:rPr>
+          <w:t xml:space="preserve">Victor: An Unfinished Song</w:t>
+        </w:r>
+      </w:hyperlink>
+      <w:r>
+        <w:t xml:space="preserve">. London: Jonathan Cape, 1983.</w:t>
       </w:r>
     </w:p>
     <w:p>
@@ -2922,7 +4538,19 @@
         <w:t xml:space="preserve">Cuba and the embargo. </w:t>
       </w:r>
       <w:r>
-        <w:t xml:space="preserve">LeoGrande, William M., and Peter Kornbluh. Back Channel to Cuba: The Hidden History of Negotiations between Washington and Havana. Chapel Hill: University of North Carolina Press, 2014.</w:t>
+        <w:t xml:space="preserve">LeoGrande, William M., and Peter Kornbluh. </w:t>
+      </w:r>
+      <w:hyperlink w:history="1" r:id="rIdtuhvyrnlbvj4gtcwyfwaj">
+        <w:r>
+          <w:rPr>
+            <w:color w:val="0563C1"/>
+            <w:u w:val="single"/>
+          </w:rPr>
+          <w:t xml:space="preserve">Back Channel to Cuba: The Hidden History of Negotiations between Washington and Havana</w:t>
+        </w:r>
+      </w:hyperlink>
+      <w:r>
+        <w:t xml:space="preserve">. Chapel Hill: University of North Carolina Press, 2014.</w:t>
       </w:r>
     </w:p>
     <w:p>
@@ -2970,7 +4598,19 @@
         <w:t xml:space="preserve">Mexico’s register of the missing. </w:t>
       </w:r>
       <w:r>
-        <w:t xml:space="preserve">Secretaría de Gobernación (Mexico). “Registro Nacional de Personas Desaparecidas y No Localizadas.” https://versionpublicarnpdno.segob.gob.mx/Dashboard/Index (consulted 2026).</w:t>
+        <w:t xml:space="preserve">Secretaría de Gobernación (Mexico). “</w:t>
+      </w:r>
+      <w:hyperlink w:history="1" r:id="rIdgq5yt7hiqtopkrzjbepmc">
+        <w:r>
+          <w:rPr>
+            <w:color w:val="0563C1"/>
+            <w:u w:val="single"/>
+          </w:rPr>
+          <w:t xml:space="preserve">Registro Nacional de Personas Desaparecidas y No Localizadas</w:t>
+        </w:r>
+      </w:hyperlink>
+      <w:r>
+        <w:t xml:space="preserve">.” (consulted 2026).</w:t>
       </w:r>
     </w:p>
     <w:p>
@@ -3006,7 +4646,19 @@
         <w:t xml:space="preserve">The empire as a whole, and the Janissary levy. </w:t>
       </w:r>
       <w:r>
-        <w:t xml:space="preserve">Finkel, Caroline. Osman’s Dream: The Story of the Ottoman Empire, 1300–1923. New York: Basic Books, 2005.</w:t>
+        <w:t xml:space="preserve">Finkel, Caroline. </w:t>
+      </w:r>
+      <w:hyperlink w:history="1" r:id="rIdx3jzprltywhkdqg6aoqec">
+        <w:r>
+          <w:rPr>
+            <w:color w:val="0563C1"/>
+            <w:u w:val="single"/>
+          </w:rPr>
+          <w:t xml:space="preserve">Osman’s Dream: The Story of the Ottoman Empire, 1300–1923</w:t>
+        </w:r>
+      </w:hyperlink>
+      <w:r>
+        <w:t xml:space="preserve">. New York: Basic Books, 2005.</w:t>
       </w:r>
     </w:p>
     <w:p>
@@ -3022,7 +4674,19 @@
         <w:t xml:space="preserve">The fall of Constantinople. </w:t>
       </w:r>
       <w:r>
-        <w:t xml:space="preserve">Crowley, Roger. 1453: The Holy War for Constantinople and the Clash of Islam and the West. New York: Hyperion, 2005.</w:t>
+        <w:t xml:space="preserve">Crowley, Roger. </w:t>
+      </w:r>
+      <w:hyperlink w:history="1" r:id="rIdqflfy-zji7q2kcxayrqqj">
+        <w:r>
+          <w:rPr>
+            <w:color w:val="0563C1"/>
+            <w:u w:val="single"/>
+          </w:rPr>
+          <w:t xml:space="preserve">1453: The Holy War for Constantinople and the Clash of Islam and the West</w:t>
+        </w:r>
+      </w:hyperlink>
+      <w:r>
+        <w:t xml:space="preserve">. New York: Hyperion, 2005.</w:t>
       </w:r>
     </w:p>
     <w:p>
@@ -3038,7 +4702,19 @@
         <w:t xml:space="preserve">The millet system. </w:t>
       </w:r>
       <w:r>
-        <w:t xml:space="preserve">Barkey, Karen. Empire of Difference: The Ottomans in Comparative Perspective. Cambridge: Cambridge University Press, 2008.</w:t>
+        <w:t xml:space="preserve">Barkey, Karen. </w:t>
+      </w:r>
+      <w:hyperlink w:history="1" r:id="rIdxcn6jg8zh4l4xr2gf5qd7">
+        <w:r>
+          <w:rPr>
+            <w:color w:val="0563C1"/>
+            <w:u w:val="single"/>
+          </w:rPr>
+          <w:t xml:space="preserve">Empire of Difference: The Ottomans in Comparative Perspective</w:t>
+        </w:r>
+      </w:hyperlink>
+      <w:r>
+        <w:t xml:space="preserve">. Cambridge: Cambridge University Press, 2008.</w:t>
       </w:r>
     </w:p>
     <w:p>
@@ -3054,7 +4730,19 @@
         <w:t xml:space="preserve">Salonica and the Sephardic refuge. </w:t>
       </w:r>
       <w:r>
-        <w:t xml:space="preserve">Mazower, Mark. Salonica, City of Ghosts: Christians, Muslims and Jews, 1430–1950. New York: Knopf, 2005.</w:t>
+        <w:t xml:space="preserve">Mazower, Mark. </w:t>
+      </w:r>
+      <w:hyperlink w:history="1" r:id="rIddpcidxzsrr0jib6lfoeoe">
+        <w:r>
+          <w:rPr>
+            <w:color w:val="0563C1"/>
+            <w:u w:val="single"/>
+          </w:rPr>
+          <w:t xml:space="preserve">Salonica, City of Ghosts: Christians, Muslims and Jews, 1430–1950</w:t>
+        </w:r>
+      </w:hyperlink>
+      <w:r>
+        <w:t xml:space="preserve">. New York: Knopf, 2005.</w:t>
       </w:r>
     </w:p>
     <w:p>
@@ -3070,7 +4758,19 @@
         <w:t xml:space="preserve">The Armenian genocide. </w:t>
       </w:r>
       <w:r>
-        <w:t xml:space="preserve">Suny, Ronald Grigor. “They Can Live in the Desert but Nowhere Else”: A History of the Armenian Genocide. Princeton: Princeton University Press, 2015.</w:t>
+        <w:t xml:space="preserve">Suny, Ronald Grigor. “</w:t>
+      </w:r>
+      <w:hyperlink w:history="1" r:id="rId2dzc-htzs7ieoidglilwp">
+        <w:r>
+          <w:rPr>
+            <w:color w:val="0563C1"/>
+            <w:u w:val="single"/>
+          </w:rPr>
+          <w:t xml:space="preserve">They Can Live in the Desert but Nowhere Else</w:t>
+        </w:r>
+      </w:hyperlink>
+      <w:r>
+        <w:t xml:space="preserve">”: A History of the Armenian Genocide. Princeton: Princeton University Press, 2015.</w:t>
       </w:r>
     </w:p>
     <w:p>
@@ -3086,7 +4786,19 @@
         <w:t xml:space="preserve">Lemkin and the word genocide. </w:t>
       </w:r>
       <w:r>
-        <w:t xml:space="preserve">Power, Samantha. “A Problem from Hell”: America and the Age of Genocide. New York: Basic Books, 2002.</w:t>
+        <w:t xml:space="preserve">Power, Samantha. “</w:t>
+      </w:r>
+      <w:hyperlink w:history="1" r:id="rIdqpztk0_rm5uoslmkxawyz">
+        <w:r>
+          <w:rPr>
+            <w:color w:val="0563C1"/>
+            <w:u w:val="single"/>
+          </w:rPr>
+          <w:t xml:space="preserve">A Problem from Hell</w:t>
+        </w:r>
+      </w:hyperlink>
+      <w:r>
+        <w:t xml:space="preserve">”: America and the Age of Genocide. New York: Basic Books, 2002.</w:t>
       </w:r>
     </w:p>
     <w:p>
@@ -3102,7 +4814,19 @@
         <w:t xml:space="preserve">The 1923 population exchange. </w:t>
       </w:r>
       <w:r>
-        <w:t xml:space="preserve">Hirschon, Renée, ed. Crossing the Aegean: An Appraisal of the 1923 Compulsory Population Exchange between Greece and Turkey. New York: Berghahn Books, 2003.</w:t>
+        <w:t xml:space="preserve">Hirschon, Renée, ed. </w:t>
+      </w:r>
+      <w:hyperlink w:history="1" r:id="rIdktzlitqqjlguj9moffev8">
+        <w:r>
+          <w:rPr>
+            <w:color w:val="0563C1"/>
+            <w:u w:val="single"/>
+          </w:rPr>
+          <w:t xml:space="preserve">Crossing the Aegean: An Appraisal of the 1923 Compulsory Population Exchange between Greece and Turkey</w:t>
+        </w:r>
+      </w:hyperlink>
+      <w:r>
+        <w:t xml:space="preserve">. New York: Berghahn Books, 2003.</w:t>
       </w:r>
     </w:p>
     <w:p>
@@ -3118,7 +4842,19 @@
         <w:t xml:space="preserve">Gallipoli, the war in the Middle East, and the end of the empire. </w:t>
       </w:r>
       <w:r>
-        <w:t xml:space="preserve">Rogan, Eugene. The Fall of the Ottomans: The Great War in the Middle East. New York: Basic Books, 2015.</w:t>
+        <w:t xml:space="preserve">Rogan, Eugene. </w:t>
+      </w:r>
+      <w:hyperlink w:history="1" r:id="rId6cdztdi2aeymxyqqomtgw">
+        <w:r>
+          <w:rPr>
+            <w:color w:val="0563C1"/>
+            <w:u w:val="single"/>
+          </w:rPr>
+          <w:t xml:space="preserve">The Fall of the Ottomans: The Great War in the Middle East</w:t>
+        </w:r>
+      </w:hyperlink>
+      <w:r>
+        <w:t xml:space="preserve">. New York: Basic Books, 2015.</w:t>
       </w:r>
     </w:p>
     <w:p>
@@ -3134,7 +4870,19 @@
         <w:t xml:space="preserve">The mandates and the borders. </w:t>
       </w:r>
       <w:r>
-        <w:t xml:space="preserve">Barr, James. A Line in the Sand: The Anglo-French Struggle for the Middle East, 1914–1948. New York: Simon &amp; Schuster, 2011.</w:t>
+        <w:t xml:space="preserve">Barr, James. </w:t>
+      </w:r>
+      <w:hyperlink w:history="1" r:id="rIdfv9xvahfsqyxwifgnw_wr">
+        <w:r>
+          <w:rPr>
+            <w:color w:val="0563C1"/>
+            <w:u w:val="single"/>
+          </w:rPr>
+          <w:t xml:space="preserve">A Line in the Sand: The Anglo-French Struggle for the Middle East, 1914–1948</w:t>
+        </w:r>
+      </w:hyperlink>
+      <w:r>
+        <w:t xml:space="preserve">. New York: Simon &amp; Schuster, 2011.</w:t>
       </w:r>
     </w:p>
     <w:p>
@@ -3150,7 +4898,19 @@
         <w:t xml:space="preserve">The Kurds, Sèvres, and Lausanne. </w:t>
       </w:r>
       <w:r>
-        <w:t xml:space="preserve">McDowall, David. A Modern History of the Kurds. 3rd ed. London: I. B. Tauris, 2004.</w:t>
+        <w:t xml:space="preserve">McDowall, David. </w:t>
+      </w:r>
+      <w:hyperlink w:history="1" r:id="rIdee2jlaor9ymujdlorlpin">
+        <w:r>
+          <w:rPr>
+            <w:color w:val="0563C1"/>
+            <w:u w:val="single"/>
+          </w:rPr>
+          <w:t xml:space="preserve">A Modern History of the Kurds</w:t>
+        </w:r>
+      </w:hyperlink>
+      <w:r>
+        <w:t xml:space="preserve">. 3rd ed. London: I. B. Tauris, 2004.</w:t>
       </w:r>
     </w:p>
     <w:p>
@@ -3166,7 +4926,19 @@
         <w:t xml:space="preserve">The 1953 coup in Iran. </w:t>
       </w:r>
       <w:r>
-        <w:t xml:space="preserve">Abrahamian, Ervand. The Coup: 1953, the CIA, and the Roots of Modern U.S.–Iranian Relations. New York: New Press, 2013.</w:t>
+        <w:t xml:space="preserve">Abrahamian, Ervand. </w:t>
+      </w:r>
+      <w:hyperlink w:history="1" r:id="rIdybek164dccw8cafpcz0i_">
+        <w:r>
+          <w:rPr>
+            <w:color w:val="0563C1"/>
+            <w:u w:val="single"/>
+          </w:rPr>
+          <w:t xml:space="preserve">The Coup: 1953, the CIA, and the Roots of Modern U.S.–Iranian Relations</w:t>
+        </w:r>
+      </w:hyperlink>
+      <w:r>
+        <w:t xml:space="preserve">. New York: New Press, 2013.</w:t>
       </w:r>
     </w:p>
     <w:p>
@@ -3182,7 +4954,19 @@
         <w:t xml:space="preserve">The Iran–Iraq War and Halabja. </w:t>
       </w:r>
       <w:r>
-        <w:t xml:space="preserve">Razoux, Pierre. The Iran–Iraq War. Cambridge, MA: Belknap Press of Harvard University Press, 2015.</w:t>
+        <w:t xml:space="preserve">Razoux, Pierre. </w:t>
+      </w:r>
+      <w:hyperlink w:history="1" r:id="rIdv9ksxqdyhrhfisch8w4fd">
+        <w:r>
+          <w:rPr>
+            <w:color w:val="0563C1"/>
+            <w:u w:val="single"/>
+          </w:rPr>
+          <w:t xml:space="preserve">The Iran–Iraq War</w:t>
+        </w:r>
+      </w:hyperlink>
+      <w:r>
+        <w:t xml:space="preserve">. Cambridge, MA: Belknap Press of Harvard University Press, 2015.</w:t>
       </w:r>
     </w:p>
     <w:p>
@@ -3218,7 +5002,19 @@
         <w:t xml:space="preserve">How the war began. </w:t>
       </w:r>
       <w:r>
-        <w:t xml:space="preserve">Clark, Christopher. The Sleepwalkers: How Europe Went to War in 1914. London: Allen Lane, 2012.</w:t>
+        <w:t xml:space="preserve">Clark, Christopher. </w:t>
+      </w:r>
+      <w:hyperlink w:history="1" r:id="rId0bgfvtcvt6rd2ss7qywod">
+        <w:r>
+          <w:rPr>
+            <w:color w:val="0563C1"/>
+            <w:u w:val="single"/>
+          </w:rPr>
+          <w:t xml:space="preserve">The Sleepwalkers: How Europe Went to War in 1914</w:t>
+        </w:r>
+      </w:hyperlink>
+      <w:r>
+        <w:t xml:space="preserve">. London: Allen Lane, 2012.</w:t>
       </w:r>
     </w:p>
     <w:p>
@@ -3234,7 +5030,19 @@
         <w:t xml:space="preserve">The war as a whole. </w:t>
       </w:r>
       <w:r>
-        <w:t xml:space="preserve">Strachan, Hew. The First World War. New York: Viking, 2004.</w:t>
+        <w:t xml:space="preserve">Strachan, Hew. </w:t>
+      </w:r>
+      <w:hyperlink w:history="1" r:id="rIdrmatn44mz3xedhcqbklwc">
+        <w:r>
+          <w:rPr>
+            <w:color w:val="0563C1"/>
+            <w:u w:val="single"/>
+          </w:rPr>
+          <w:t xml:space="preserve">The First World War</w:t>
+        </w:r>
+      </w:hyperlink>
+      <w:r>
+        <w:t xml:space="preserve">. New York: Viking, 2004.</w:t>
       </w:r>
     </w:p>
     <w:p>
@@ -3266,7 +5074,19 @@
         <w:t xml:space="preserve">The Christmas truce, from soldiers’ letters. </w:t>
       </w:r>
       <w:r>
-        <w:t xml:space="preserve">Weintraub, Stanley. Silent Night: The Story of the World War I Christmas Truce. New York: Free Press, 2001.</w:t>
+        <w:t xml:space="preserve">Weintraub, Stanley. </w:t>
+      </w:r>
+      <w:hyperlink w:history="1" r:id="rId-i56sj4qzz0wfc_0b2qea">
+        <w:r>
+          <w:rPr>
+            <w:color w:val="0563C1"/>
+            <w:u w:val="single"/>
+          </w:rPr>
+          <w:t xml:space="preserve">Silent Night: The Story of the World War I Christmas Truce</w:t>
+        </w:r>
+      </w:hyperlink>
+      <w:r>
+        <w:t xml:space="preserve">. New York: Free Press, 2001.</w:t>
       </w:r>
     </w:p>
     <w:p>
@@ -3282,7 +5102,19 @@
         <w:t xml:space="preserve">Influenza deaths, the higher estimate. </w:t>
       </w:r>
       <w:r>
-        <w:t xml:space="preserve">Johnson, Niall P. A. S., and Juergen Mueller. “Updating the Accounts: Global Mortality of the 1918–1920 ‘Spanish’ Influenza Pandemic.” Bulletin of the History of Medicine 76 (2002): 105–15.</w:t>
+        <w:t xml:space="preserve">Johnson, Niall P. A. S., and Juergen Mueller. “</w:t>
+      </w:r>
+      <w:hyperlink w:history="1" r:id="rIdb3n8wsi5bojrv9ecniz5c">
+        <w:r>
+          <w:rPr>
+            <w:color w:val="0563C1"/>
+            <w:u w:val="single"/>
+          </w:rPr>
+          <w:t xml:space="preserve">Updating the Accounts: Global Mortality of the 1918–1920 ‘Spanish’ Influenza Pandemic</w:t>
+        </w:r>
+      </w:hyperlink>
+      <w:r>
+        <w:t xml:space="preserve">.” Bulletin of the History of Medicine 76 (2002): 105–15.</w:t>
       </w:r>
     </w:p>
     <w:p>
@@ -3298,7 +5130,19 @@
         <w:t xml:space="preserve">Influenza deaths, the lower estimate. </w:t>
       </w:r>
       <w:r>
-        <w:t xml:space="preserve">Spreeuwenberg, Peter, et al. “Reassessing the Global Mortality Burden of the 1918 Influenza Pandemic.” American Journal of Epidemiology 187 (2018): 2561–67.</w:t>
+        <w:t xml:space="preserve">Spreeuwenberg, Peter, et al. “</w:t>
+      </w:r>
+      <w:hyperlink w:history="1" r:id="rIdshbc5f_4dwzbt3ujdszgs">
+        <w:r>
+          <w:rPr>
+            <w:color w:val="0563C1"/>
+            <w:u w:val="single"/>
+          </w:rPr>
+          <w:t xml:space="preserve">Reassessing the Global Mortality Burden of the 1918 Influenza Pandemic</w:t>
+        </w:r>
+      </w:hyperlink>
+      <w:r>
+        <w:t xml:space="preserve">.” American Journal of Epidemiology 187 (2018): 2561–67.</w:t>
       </w:r>
     </w:p>
     <w:p>
@@ -3314,7 +5158,19 @@
         <w:t xml:space="preserve">Keynes on Versailles. </w:t>
       </w:r>
       <w:r>
-        <w:t xml:space="preserve">Keynes, John Maynard. The Economic Consequences of the Peace. London: Macmillan, 1919.</w:t>
+        <w:t xml:space="preserve">Keynes, John Maynard. </w:t>
+      </w:r>
+      <w:hyperlink w:history="1" r:id="rIdece9jtdd_k0biipcekebl">
+        <w:r>
+          <w:rPr>
+            <w:color w:val="0563C1"/>
+            <w:u w:val="single"/>
+          </w:rPr>
+          <w:t xml:space="preserve">The Economic Consequences of the Peace</w:t>
+        </w:r>
+      </w:hyperlink>
+      <w:r>
+        <w:t xml:space="preserve">. London: Macmillan, 1919.</w:t>
       </w:r>
     </w:p>
     <w:p>
@@ -3350,7 +5206,19 @@
         <w:t xml:space="preserve">How the Nazis took power. </w:t>
       </w:r>
       <w:r>
-        <w:t xml:space="preserve">Evans, Richard J. The Coming of the Third Reich. London: Allen Lane, 2003.</w:t>
+        <w:t xml:space="preserve">Evans, Richard J. </w:t>
+      </w:r>
+      <w:hyperlink w:history="1" r:id="rId30x1fwoeypb8npz0yw7po">
+        <w:r>
+          <w:rPr>
+            <w:color w:val="0563C1"/>
+            <w:u w:val="single"/>
+          </w:rPr>
+          <w:t xml:space="preserve">The Coming of the Third Reich</w:t>
+        </w:r>
+      </w:hyperlink>
+      <w:r>
+        <w:t xml:space="preserve">. London: Allen Lane, 2003.</w:t>
       </w:r>
     </w:p>
     <w:p>
@@ -3366,7 +5234,19 @@
         <w:t xml:space="preserve">The Holocaust. </w:t>
       </w:r>
       <w:r>
-        <w:t xml:space="preserve">Hilberg, Raul. The Destruction of the European Jews. 3rd ed. New Haven: Yale University Press, 2003.</w:t>
+        <w:t xml:space="preserve">Hilberg, Raul. </w:t>
+      </w:r>
+      <w:hyperlink w:history="1" r:id="rIdpc_phe3rdxt7td1q4eiec">
+        <w:r>
+          <w:rPr>
+            <w:color w:val="0563C1"/>
+            <w:u w:val="single"/>
+          </w:rPr>
+          <w:t xml:space="preserve">The Destruction of the European Jews</w:t>
+        </w:r>
+      </w:hyperlink>
+      <w:r>
+        <w:t xml:space="preserve">. 3rd ed. New Haven: Yale University Press, 2003.</w:t>
       </w:r>
     </w:p>
     <w:p>
@@ -3382,7 +5262,19 @@
         <w:t xml:space="preserve">Cambodia under the Khmer Rouge. </w:t>
       </w:r>
       <w:r>
-        <w:t xml:space="preserve">Kiernan, Ben. The Pol Pot Regime. New Haven: Yale University Press, 1996.</w:t>
+        <w:t xml:space="preserve">Kiernan, Ben. </w:t>
+      </w:r>
+      <w:hyperlink w:history="1" r:id="rIdrifos_uo3zacetzx6mlyo">
+        <w:r>
+          <w:rPr>
+            <w:color w:val="0563C1"/>
+            <w:u w:val="single"/>
+          </w:rPr>
+          <w:t xml:space="preserve">The Pol Pot Regime</w:t>
+        </w:r>
+      </w:hyperlink>
+      <w:r>
+        <w:t xml:space="preserve">. New Haven: Yale University Press, 1996.</w:t>
       </w:r>
     </w:p>
     <w:p>
@@ -3398,7 +5290,19 @@
         <w:t xml:space="preserve">How democracies are dismantled. </w:t>
       </w:r>
       <w:r>
-        <w:t xml:space="preserve">Levitsky, Steven, and Daniel Ziblatt. How Democracies Die. New York: Crown, 2018.</w:t>
+        <w:t xml:space="preserve">Levitsky, Steven, and Daniel Ziblatt. </w:t>
+      </w:r>
+      <w:hyperlink w:history="1" r:id="rIdjorugq3xxwszcrzviz0so">
+        <w:r>
+          <w:rPr>
+            <w:color w:val="0563C1"/>
+            <w:u w:val="single"/>
+          </w:rPr>
+          <w:t xml:space="preserve">How Democracies Die</w:t>
+        </w:r>
+      </w:hyperlink>
+      <w:r>
+        <w:t xml:space="preserve">. New York: Crown, 2018.</w:t>
       </w:r>
     </w:p>
     <w:p>
@@ -3414,7 +5318,19 @@
         <w:t xml:space="preserve">Germany’s reckoning with its past. </w:t>
       </w:r>
       <w:r>
-        <w:t xml:space="preserve">Neiman, Susan. Learning from the Germans: Race and the Memory of Evil. New York: Farrar, Straus and Giroux, 2019.</w:t>
+        <w:t xml:space="preserve">Neiman, Susan. </w:t>
+      </w:r>
+      <w:hyperlink w:history="1" r:id="rIdgtdstmlb0bhwtb8duoai5">
+        <w:r>
+          <w:rPr>
+            <w:color w:val="0563C1"/>
+            <w:u w:val="single"/>
+          </w:rPr>
+          <w:t xml:space="preserve">Learning from the Germans: Race and the Memory of Evil</w:t>
+        </w:r>
+      </w:hyperlink>
+      <w:r>
+        <w:t xml:space="preserve">. New York: Farrar, Straus and Giroux, 2019.</w:t>
       </w:r>
     </w:p>
     <w:p>
@@ -3446,7 +5362,19 @@
         <w:t xml:space="preserve">Sweden’s sterilization program. </w:t>
       </w:r>
       <w:r>
-        <w:t xml:space="preserve">Broberg, Gunnar, and Nils Roll-Hansen, eds. Eugenics and the Welfare State: Sterilization Policy in Denmark, Sweden, Norway, and Finland. East Lansing: Michigan State University Press, 1996.</w:t>
+        <w:t xml:space="preserve">Broberg, Gunnar, and Nils Roll-Hansen, eds. </w:t>
+      </w:r>
+      <w:hyperlink w:history="1" r:id="rIdpnohlgujcnme-2p4vjuj7">
+        <w:r>
+          <w:rPr>
+            <w:color w:val="0563C1"/>
+            <w:u w:val="single"/>
+          </w:rPr>
+          <w:t xml:space="preserve">Eugenics and the Welfare State: Sterilization Policy in Denmark, Sweden, Norway, and Finland</w:t>
+        </w:r>
+      </w:hyperlink>
+      <w:r>
+        <w:t xml:space="preserve">. East Lansing: Michigan State University Press, 1996.</w:t>
       </w:r>
     </w:p>
     <w:p>
@@ -3482,7 +5410,19 @@
         <w:t xml:space="preserve">Meiji to empire. </w:t>
       </w:r>
       <w:r>
-        <w:t xml:space="preserve">Jansen, Marius B. The Making of Modern Japan. Cambridge, MA: Harvard University Press, 2000.</w:t>
+        <w:t xml:space="preserve">Jansen, Marius B. </w:t>
+      </w:r>
+      <w:hyperlink w:history="1" r:id="rIdffkncpdulbt6vboyy_llu">
+        <w:r>
+          <w:rPr>
+            <w:color w:val="0563C1"/>
+            <w:u w:val="single"/>
+          </w:rPr>
+          <w:t xml:space="preserve">The Making of Modern Japan</w:t>
+        </w:r>
+      </w:hyperlink>
+      <w:r>
+        <w:t xml:space="preserve">. Cambridge, MA: Harvard University Press, 2000.</w:t>
       </w:r>
     </w:p>
     <w:p>
@@ -3498,7 +5438,19 @@
         <w:t xml:space="preserve">Nanjing: the evidence and the death-toll debate. </w:t>
       </w:r>
       <w:r>
-        <w:t xml:space="preserve">Fogel, Joshua A., ed. The Nanjing Massacre in History and Historiography. Berkeley: University of California Press, 2000.</w:t>
+        <w:t xml:space="preserve">Fogel, Joshua A., ed. </w:t>
+      </w:r>
+      <w:hyperlink w:history="1" r:id="rIdet0ypgk5fxpa4womc4u6d">
+        <w:r>
+          <w:rPr>
+            <w:color w:val="0563C1"/>
+            <w:u w:val="single"/>
+          </w:rPr>
+          <w:t xml:space="preserve">The Nanjing Massacre in History and Historiography</w:t>
+        </w:r>
+      </w:hyperlink>
+      <w:r>
+        <w:t xml:space="preserve">. Berkeley: University of California Press, 2000.</w:t>
       </w:r>
     </w:p>
     <w:p>
@@ -3514,7 +5466,19 @@
         <w:t xml:space="preserve">The kamikaze pilots and their letters. </w:t>
       </w:r>
       <w:r>
-        <w:t xml:space="preserve">Ohnuki-Tierney, Emiko. Kamikaze, Cherry Blossoms, and Nationalisms. Chicago: University of Chicago Press, 2002.</w:t>
+        <w:t xml:space="preserve">Ohnuki-Tierney, Emiko. </w:t>
+      </w:r>
+      <w:hyperlink w:history="1" r:id="rId5axov-on4skn9cafudccy">
+        <w:r>
+          <w:rPr>
+            <w:color w:val="0563C1"/>
+            <w:u w:val="single"/>
+          </w:rPr>
+          <w:t xml:space="preserve">Kamikaze, Cherry Blossoms, and Nationalisms</w:t>
+        </w:r>
+      </w:hyperlink>
+      <w:r>
+        <w:t xml:space="preserve">. Chicago: University of Chicago Press, 2002.</w:t>
       </w:r>
     </w:p>
     <w:p>
@@ -3530,7 +5494,19 @@
         <w:t xml:space="preserve">Occupation and the 1947 constitution. </w:t>
       </w:r>
       <w:r>
-        <w:t xml:space="preserve">Dower, John W. Embracing Defeat: Japan in the Wake of World War II. New York: Norton, 1999.</w:t>
+        <w:t xml:space="preserve">Dower, John W. </w:t>
+      </w:r>
+      <w:hyperlink w:history="1" r:id="rIdxvd59z6kljgzgfht_g9jr">
+        <w:r>
+          <w:rPr>
+            <w:color w:val="0563C1"/>
+            <w:u w:val="single"/>
+          </w:rPr>
+          <w:t xml:space="preserve">Embracing Defeat: Japan in the Wake of World War II</w:t>
+        </w:r>
+      </w:hyperlink>
+      <w:r>
+        <w:t xml:space="preserve">. New York: Norton, 1999.</w:t>
       </w:r>
     </w:p>
     <w:p>
@@ -3550,7 +5526,7 @@
           <w:sz w:val="36"/>
           <w:szCs w:val="36"/>
         </w:rPr>
-        <w:t xml:space="preserve">1861–1946: Italy, Rome's Heir and the Fascist Detour</w:t>
+        <w:t xml:space="preserve">1861–1946: Italy, Rome’s Heir and the Fascist Detour</w:t>
       </w:r>
     </w:p>
     <w:p>
@@ -3566,7 +5542,19 @@
         <w:t xml:space="preserve">Italy from unification. </w:t>
       </w:r>
       <w:r>
-        <w:t xml:space="preserve">Duggan, Christopher. The Force of Destiny: A History of Italy since 1796. London: Allen Lane, 2007.</w:t>
+        <w:t xml:space="preserve">Duggan, Christopher. </w:t>
+      </w:r>
+      <w:hyperlink w:history="1" r:id="rIdc_el2iqaqqbfcifi33i2o">
+        <w:r>
+          <w:rPr>
+            <w:color w:val="0563C1"/>
+            <w:u w:val="single"/>
+          </w:rPr>
+          <w:t xml:space="preserve">The Force of Destiny: A History of Italy since 1796</w:t>
+        </w:r>
+      </w:hyperlink>
+      <w:r>
+        <w:t xml:space="preserve">. London: Allen Lane, 2007.</w:t>
       </w:r>
     </w:p>
     <w:p>
@@ -3582,7 +5570,19 @@
         <w:t xml:space="preserve">The regime, Matteotti, and the trains. </w:t>
       </w:r>
       <w:r>
-        <w:t xml:space="preserve">Bosworth, R. J. B. Mussolini’s Italy: Life under the Dictatorship, 1915–1945. London: Allen Lane, 2005.</w:t>
+        <w:t xml:space="preserve">Bosworth, R. J. B. </w:t>
+      </w:r>
+      <w:hyperlink w:history="1" r:id="rId3mwl2api0-ygw1bvvwljs">
+        <w:r>
+          <w:rPr>
+            <w:color w:val="0563C1"/>
+            <w:u w:val="single"/>
+          </w:rPr>
+          <w:t xml:space="preserve">Mussolini’s Italy: Life under the Dictatorship, 1915–1945</w:t>
+        </w:r>
+      </w:hyperlink>
+      <w:r>
+        <w:t xml:space="preserve">. London: Allen Lane, 2005.</w:t>
       </w:r>
     </w:p>
     <w:p>
@@ -3598,7 +5598,19 @@
         <w:t xml:space="preserve">Italy’s abandoned purge. </w:t>
       </w:r>
       <w:r>
-        <w:t xml:space="preserve">Domenico, Roy Palmer. Italian Fascists on Trial, 1943–1948. Chapel Hill: University of North Carolina Press, 1991.</w:t>
+        <w:t xml:space="preserve">Domenico, Roy Palmer. </w:t>
+      </w:r>
+      <w:hyperlink w:history="1" r:id="rIdwybgiuvp7e0ovqewbg0hm">
+        <w:r>
+          <w:rPr>
+            <w:color w:val="0563C1"/>
+            <w:u w:val="single"/>
+          </w:rPr>
+          <w:t xml:space="preserve">Italian Fascists on Trial, 1943–1948</w:t>
+        </w:r>
+      </w:hyperlink>
+      <w:r>
+        <w:t xml:space="preserve">. Chapel Hill: University of North Carolina Press, 1991.</w:t>
       </w:r>
     </w:p>
     <w:p>
@@ -3634,7 +5646,19 @@
         <w:t xml:space="preserve">Convivencia, the admiring account. </w:t>
       </w:r>
       <w:r>
-        <w:t xml:space="preserve">Menocal, María Rosa. The Ornament of the World. Boston: Little, Brown, 2002.</w:t>
+        <w:t xml:space="preserve">Menocal, María Rosa. </w:t>
+      </w:r>
+      <w:hyperlink w:history="1" r:id="rId7d4jx8nbvy-iwstjq90s9">
+        <w:r>
+          <w:rPr>
+            <w:color w:val="0563C1"/>
+            <w:u w:val="single"/>
+          </w:rPr>
+          <w:t xml:space="preserve">The Ornament of the World</w:t>
+        </w:r>
+      </w:hyperlink>
+      <w:r>
+        <w:t xml:space="preserve">. Boston: Little, Brown, 2002.</w:t>
       </w:r>
     </w:p>
     <w:p>
@@ -3650,7 +5674,19 @@
         <w:t xml:space="preserve">Convivencia, the skeptical account. </w:t>
       </w:r>
       <w:r>
-        <w:t xml:space="preserve">Fernández-Morera, Darío. The Myth of the Andalusian Paradise. Wilmington, DE: ISI Books, 2016.</w:t>
+        <w:t xml:space="preserve">Fernández-Morera, Darío. </w:t>
+      </w:r>
+      <w:hyperlink w:history="1" r:id="rIdtat2zi2knlgagpnphh0an">
+        <w:r>
+          <w:rPr>
+            <w:color w:val="0563C1"/>
+            <w:u w:val="single"/>
+          </w:rPr>
+          <w:t xml:space="preserve">The Myth of the Andalusian Paradise</w:t>
+        </w:r>
+      </w:hyperlink>
+      <w:r>
+        <w:t xml:space="preserve">. Wilmington, DE: ISI Books, 2016.</w:t>
       </w:r>
     </w:p>
     <w:p>
@@ -3666,7 +5702,19 @@
         <w:t xml:space="preserve">Maimonides and the Almohad exile. </w:t>
       </w:r>
       <w:r>
-        <w:t xml:space="preserve">Kraemer, Joel L. Maimonides: The Life and World of One of Civilization’s Greatest Minds. New York: Doubleday, 2008.</w:t>
+        <w:t xml:space="preserve">Kraemer, Joel L. </w:t>
+      </w:r>
+      <w:hyperlink w:history="1" r:id="rId3uedv4fujduyzuhqbzdkw">
+        <w:r>
+          <w:rPr>
+            <w:color w:val="0563C1"/>
+            <w:u w:val="single"/>
+          </w:rPr>
+          <w:t xml:space="preserve">Maimonides: The Life and World of One of Civilization’s Greatest Minds</w:t>
+        </w:r>
+      </w:hyperlink>
+      <w:r>
+        <w:t xml:space="preserve">. New York: Doubleday, 2008.</w:t>
       </w:r>
     </w:p>
     <w:p>
@@ -3682,7 +5730,19 @@
         <w:t xml:space="preserve">Civil-war repression. </w:t>
       </w:r>
       <w:r>
-        <w:t xml:space="preserve">Preston, Paul. The Spanish Holocaust. London: HarperPress, 2012.</w:t>
+        <w:t xml:space="preserve">Preston, Paul. </w:t>
+      </w:r>
+      <w:hyperlink w:history="1" r:id="rIdcwnyki9n32cvcxvqy7q2s">
+        <w:r>
+          <w:rPr>
+            <w:color w:val="0563C1"/>
+            <w:u w:val="single"/>
+          </w:rPr>
+          <w:t xml:space="preserve">The Spanish Holocaust</w:t>
+        </w:r>
+      </w:hyperlink>
+      <w:r>
+        <w:t xml:space="preserve">. London: HarperPress, 2012.</w:t>
       </w:r>
     </w:p>
     <w:p>
@@ -3698,7 +5758,19 @@
         <w:t xml:space="preserve">The pact of forgetting. </w:t>
       </w:r>
       <w:r>
-        <w:t xml:space="preserve">Aguilar, Paloma. Memory and Amnesia: The Role of the Spanish Civil War in the Transition to Democracy. New York: Berghahn, 2002.</w:t>
+        <w:t xml:space="preserve">Aguilar, Paloma. </w:t>
+      </w:r>
+      <w:hyperlink w:history="1" r:id="rIdjdptwyzieviuxqlwj73qe">
+        <w:r>
+          <w:rPr>
+            <w:color w:val="0563C1"/>
+            <w:u w:val="single"/>
+          </w:rPr>
+          <w:t xml:space="preserve">Memory and Amnesia: The Role of the Spanish Civil War in the Transition to Democracy</w:t>
+        </w:r>
+      </w:hyperlink>
+      <w:r>
+        <w:t xml:space="preserve">. New York: Berghahn, 2002.</w:t>
       </w:r>
     </w:p>
     <w:p>
@@ -3750,7 +5822,19 @@
         <w:t xml:space="preserve">The Holodomor. </w:t>
       </w:r>
       <w:r>
-        <w:t xml:space="preserve">Applebaum, Anne. Red Famine: Stalin’s War on Ukraine. New York: Doubleday, 2017.</w:t>
+        <w:t xml:space="preserve">Applebaum, Anne. </w:t>
+      </w:r>
+      <w:hyperlink w:history="1" r:id="rId3az25pzcgzq0pp-tb5wys">
+        <w:r>
+          <w:rPr>
+            <w:color w:val="0563C1"/>
+            <w:u w:val="single"/>
+          </w:rPr>
+          <w:t xml:space="preserve">Red Famine: Stalin’s War on Ukraine</w:t>
+        </w:r>
+      </w:hyperlink>
+      <w:r>
+        <w:t xml:space="preserve">. New York: Doubleday, 2017.</w:t>
       </w:r>
     </w:p>
     <w:p>
@@ -3766,7 +5850,19 @@
         <w:t xml:space="preserve">The Gulag. </w:t>
       </w:r>
       <w:r>
-        <w:t xml:space="preserve">Applebaum, Anne. Gulag: A History. New York: Doubleday, 2003.</w:t>
+        <w:t xml:space="preserve">Applebaum, Anne. </w:t>
+      </w:r>
+      <w:hyperlink w:history="1" r:id="rIdmgpjmgtrrnejsf97xhyca">
+        <w:r>
+          <w:rPr>
+            <w:color w:val="0563C1"/>
+            <w:u w:val="single"/>
+          </w:rPr>
+          <w:t xml:space="preserve">Gulag: A History</w:t>
+        </w:r>
+      </w:hyperlink>
+      <w:r>
+        <w:t xml:space="preserve">. New York: Doubleday, 2003.</w:t>
       </w:r>
     </w:p>
     <w:p>
@@ -3782,7 +5878,19 @@
         <w:t xml:space="preserve">Katyn. </w:t>
       </w:r>
       <w:r>
-        <w:t xml:space="preserve">Sanford, George. Katyn and the Soviet Massacre of 1940. London: Routledge, 2005.</w:t>
+        <w:t xml:space="preserve">Sanford, George. </w:t>
+      </w:r>
+      <w:hyperlink w:history="1" r:id="rIdt3wb76t8odyidmkhk368x">
+        <w:r>
+          <w:rPr>
+            <w:color w:val="0563C1"/>
+            <w:u w:val="single"/>
+          </w:rPr>
+          <w:t xml:space="preserve">Katyn and the Soviet Massacre of 1940</w:t>
+        </w:r>
+      </w:hyperlink>
+      <w:r>
+        <w:t xml:space="preserve">. London: Routledge, 2005.</w:t>
       </w:r>
     </w:p>
     <w:p>
@@ -3798,7 +5906,19 @@
         <w:t xml:space="preserve">Chernobyl and the delayed evacuation. </w:t>
       </w:r>
       <w:r>
-        <w:t xml:space="preserve">Plokhy, Serhii. Chernobyl: The History of a Nuclear Catastrophe. New York: Basic Books, 2018.</w:t>
+        <w:t xml:space="preserve">Plokhy, Serhii. </w:t>
+      </w:r>
+      <w:hyperlink w:history="1" r:id="rIdh4h65nmouwrvb5tiuc6x4">
+        <w:r>
+          <w:rPr>
+            <w:color w:val="0563C1"/>
+            <w:u w:val="single"/>
+          </w:rPr>
+          <w:t xml:space="preserve">Chernobyl: The History of a Nuclear Catastrophe</w:t>
+        </w:r>
+      </w:hyperlink>
+      <w:r>
+        <w:t xml:space="preserve">. New York: Basic Books, 2018.</w:t>
       </w:r>
     </w:p>
     <w:p>
@@ -3814,7 +5934,19 @@
         <w:t xml:space="preserve">The 1939 pact and the invasion of 1941. </w:t>
       </w:r>
       <w:r>
-        <w:t xml:space="preserve">Roberts, Geoffrey. Stalin’s Wars: From World War to Cold War, 1939–1953. New Haven: Yale University Press, 2006.</w:t>
+        <w:t xml:space="preserve">Roberts, Geoffrey. </w:t>
+      </w:r>
+      <w:hyperlink w:history="1" r:id="rIdzugirf_k_fnsvp-52yob0">
+        <w:r>
+          <w:rPr>
+            <w:color w:val="0563C1"/>
+            <w:u w:val="single"/>
+          </w:rPr>
+          <w:t xml:space="preserve">Stalin’s Wars: From World War to Cold War, 1939–1953</w:t>
+        </w:r>
+      </w:hyperlink>
+      <w:r>
+        <w:t xml:space="preserve">. New Haven: Yale University Press, 2006.</w:t>
       </w:r>
     </w:p>
     <w:p>
@@ -3850,7 +5982,19 @@
         <w:t xml:space="preserve">The Great Leap famine. </w:t>
       </w:r>
       <w:r>
-        <w:t xml:space="preserve">Dikötter, Frank. Mao’s Great Famine. London: Bloomsbury, 2010.</w:t>
+        <w:t xml:space="preserve">Dikötter, Frank. </w:t>
+      </w:r>
+      <w:hyperlink w:history="1" r:id="rIdkh42onynv7vngle3nq6mf">
+        <w:r>
+          <w:rPr>
+            <w:color w:val="0563C1"/>
+            <w:u w:val="single"/>
+          </w:rPr>
+          <w:t xml:space="preserve">Mao’s Great Famine</w:t>
+        </w:r>
+      </w:hyperlink>
+      <w:r>
+        <w:t xml:space="preserve">. London: Bloomsbury, 2010.</w:t>
       </w:r>
     </w:p>
     <w:p>
@@ -3866,7 +6010,19 @@
         <w:t xml:space="preserve">The famine, from inside China’s archives. </w:t>
       </w:r>
       <w:r>
-        <w:t xml:space="preserve">Yang Jisheng. Tombstone: The Great Chinese Famine, 1958–1962. New York: Farrar, Straus and Giroux, 2012.</w:t>
+        <w:t xml:space="preserve">Yang Jisheng. </w:t>
+      </w:r>
+      <w:hyperlink w:history="1" r:id="rId2tmjdnhueup8n83lkmnx5">
+        <w:r>
+          <w:rPr>
+            <w:color w:val="0563C1"/>
+            <w:u w:val="single"/>
+          </w:rPr>
+          <w:t xml:space="preserve">Tombstone: The Great Chinese Famine, 1958–1962</w:t>
+        </w:r>
+      </w:hyperlink>
+      <w:r>
+        <w:t xml:space="preserve">. New York: Farrar, Straus and Giroux, 2012.</w:t>
       </w:r>
     </w:p>
     <w:p>
@@ -3882,7 +6038,19 @@
         <w:t xml:space="preserve">The Cultural Revolution. </w:t>
       </w:r>
       <w:r>
-        <w:t xml:space="preserve">MacFarquhar, Roderick, and Michael Schoenhals. Mao’s Last Revolution. Cambridge, MA: Belknap Press of Harvard University Press, 2006.</w:t>
+        <w:t xml:space="preserve">MacFarquhar, Roderick, and Michael Schoenhals. </w:t>
+      </w:r>
+      <w:hyperlink w:history="1" r:id="rId9h1z96ssprlz9ngvao1i2">
+        <w:r>
+          <w:rPr>
+            <w:color w:val="0563C1"/>
+            <w:u w:val="single"/>
+          </w:rPr>
+          <w:t xml:space="preserve">Mao’s Last Revolution</w:t>
+        </w:r>
+      </w:hyperlink>
+      <w:r>
+        <w:t xml:space="preserve">. Cambridge, MA: Belknap Press of Harvard University Press, 2006.</w:t>
       </w:r>
     </w:p>
     <w:p>
@@ -3898,7 +6066,19 @@
         <w:t xml:space="preserve">Plastic entering the ocean (2010 data). </w:t>
       </w:r>
       <w:r>
-        <w:t xml:space="preserve">Jambeck, Jenna R., et al. “Plastic Waste Inputs from Land into the Ocean.” Science 347 (2015): 768–71.</w:t>
+        <w:t xml:space="preserve">Jambeck, Jenna R., et al. “</w:t>
+      </w:r>
+      <w:hyperlink w:history="1" r:id="rIdvy07od3mzu1ljp2tuxqe_">
+        <w:r>
+          <w:rPr>
+            <w:color w:val="0563C1"/>
+            <w:u w:val="single"/>
+          </w:rPr>
+          <w:t xml:space="preserve">Plastic Waste Inputs from Land into the Ocean</w:t>
+        </w:r>
+      </w:hyperlink>
+      <w:r>
+        <w:t xml:space="preserve">.” Science 347 (2015): 768–71.</w:t>
       </w:r>
     </w:p>
     <w:p>
@@ -3914,7 +6094,19 @@
         <w:t xml:space="preserve">River plastic, a later estimate with a different ranking. </w:t>
       </w:r>
       <w:r>
-        <w:t xml:space="preserve">Meijer, Lourens J. J., et al. “More than 1000 Rivers Account for 80% of Global Riverine Plastic Emissions into the Ocean.” Science Advances 7 (2021): eaaz5803.</w:t>
+        <w:t xml:space="preserve">Meijer, Lourens J. J., et al. “</w:t>
+      </w:r>
+      <w:hyperlink w:history="1" r:id="rIddm0ksvs3eelgakfnilofr">
+        <w:r>
+          <w:rPr>
+            <w:color w:val="0563C1"/>
+            <w:u w:val="single"/>
+          </w:rPr>
+          <w:t xml:space="preserve">More than 1000 Rivers Account for 80% of Global Riverine Plastic Emissions into the Ocean</w:t>
+        </w:r>
+      </w:hyperlink>
+      <w:r>
+        <w:t xml:space="preserve">.” Science Advances 7 (2021): eaaz5803.</w:t>
       </w:r>
     </w:p>
     <w:p>
@@ -3930,7 +6122,19 @@
         <w:t xml:space="preserve">Xi Jinping’s rise and the anti-corruption campaign. </w:t>
       </w:r>
       <w:r>
-        <w:t xml:space="preserve">Economy, Elizabeth C. The Third Revolution: Xi Jinping and the New Chinese State. New York: Oxford University Press, 2018.</w:t>
+        <w:t xml:space="preserve">Economy, Elizabeth C. </w:t>
+      </w:r>
+      <w:hyperlink w:history="1" r:id="rIdbapnywur0ixzoavtyqhgt">
+        <w:r>
+          <w:rPr>
+            <w:color w:val="0563C1"/>
+            <w:u w:val="single"/>
+          </w:rPr>
+          <w:t xml:space="preserve">The Third Revolution: Xi Jinping and the New Chinese State</w:t>
+        </w:r>
+      </w:hyperlink>
+      <w:r>
+        <w:t xml:space="preserve">. New York: Oxford University Press, 2018.</w:t>
       </w:r>
     </w:p>
     <w:p>
@@ -3998,7 +6202,19 @@
         <w:t xml:space="preserve">The long history. </w:t>
       </w:r>
       <w:r>
-        <w:t xml:space="preserve">Schama, Simon. The Story of the Jews. 2 vols. London: Bodley Head, 2013 and 2017.</w:t>
+        <w:t xml:space="preserve">Schama, Simon. </w:t>
+      </w:r>
+      <w:hyperlink w:history="1" r:id="rIdfjfxd7yt1tn-k-4jsbkzl">
+        <w:r>
+          <w:rPr>
+            <w:color w:val="0563C1"/>
+            <w:u w:val="single"/>
+          </w:rPr>
+          <w:t xml:space="preserve">The Story of the Jews</w:t>
+        </w:r>
+      </w:hyperlink>
+      <w:r>
+        <w:t xml:space="preserve">. 2 vols. London: Bodley Head, 2013 and 2017.</w:t>
       </w:r>
     </w:p>
     <w:p>
@@ -4014,7 +6230,19 @@
         <w:t xml:space="preserve">Archaeology and the biblical narratives. </w:t>
       </w:r>
       <w:r>
-        <w:t xml:space="preserve">Finkelstein, Israel, and Neil Asher Silberman. The Bible Unearthed. New York: Free Press, 2001.</w:t>
+        <w:t xml:space="preserve">Finkelstein, Israel, and Neil Asher Silberman. </w:t>
+      </w:r>
+      <w:hyperlink w:history="1" r:id="rIdvowx2abz_0kqvizptivg7">
+        <w:r>
+          <w:rPr>
+            <w:color w:val="0563C1"/>
+            <w:u w:val="single"/>
+          </w:rPr>
+          <w:t xml:space="preserve">The Bible Unearthed</w:t>
+        </w:r>
+      </w:hyperlink>
+      <w:r>
+        <w:t xml:space="preserve">. New York: Free Press, 2001.</w:t>
       </w:r>
     </w:p>
     <w:p>
@@ -4030,7 +6258,19 @@
         <w:t xml:space="preserve">The Dead Sea Scrolls. </w:t>
       </w:r>
       <w:r>
-        <w:t xml:space="preserve">VanderKam, James C. The Dead Sea Scrolls Today. 2nd ed. Grand Rapids: Eerdmans, 2010.</w:t>
+        <w:t xml:space="preserve">VanderKam, James C. </w:t>
+      </w:r>
+      <w:hyperlink w:history="1" r:id="rIdxdutjvehpdeitqbx71imy">
+        <w:r>
+          <w:rPr>
+            <w:color w:val="0563C1"/>
+            <w:u w:val="single"/>
+          </w:rPr>
+          <w:t xml:space="preserve">The Dead Sea Scrolls Today</w:t>
+        </w:r>
+      </w:hyperlink>
+      <w:r>
+        <w:t xml:space="preserve">. 2nd ed. Grand Rapids: Eerdmans, 2010.</w:t>
       </w:r>
     </w:p>
     <w:p>
@@ -4046,7 +6286,19 @@
         <w:t xml:space="preserve">Masada and its single source. </w:t>
       </w:r>
       <w:r>
-        <w:t xml:space="preserve">Magness, Jodi. Masada: From Jewish Revolt to Modern Myth. Princeton: Princeton University Press, 2019.</w:t>
+        <w:t xml:space="preserve">Magness, Jodi. </w:t>
+      </w:r>
+      <w:hyperlink w:history="1" r:id="rIdypwx-0r6g3qihylld0gef">
+        <w:r>
+          <w:rPr>
+            <w:color w:val="0563C1"/>
+            <w:u w:val="single"/>
+          </w:rPr>
+          <w:t xml:space="preserve">Masada: From Jewish Revolt to Modern Myth</w:t>
+        </w:r>
+      </w:hyperlink>
+      <w:r>
+        <w:t xml:space="preserve">. Princeton: Princeton University Press, 2019.</w:t>
       </w:r>
     </w:p>
     <w:p>
@@ -4062,7 +6314,19 @@
         <w:t xml:space="preserve">The 1948 refugees. </w:t>
       </w:r>
       <w:r>
-        <w:t xml:space="preserve">Morris, Benny. The Birth of the Palestinian Refugee Problem Revisited. Cambridge: Cambridge University Press, 2004.</w:t>
+        <w:t xml:space="preserve">Morris, Benny. </w:t>
+      </w:r>
+      <w:hyperlink w:history="1" r:id="rIdxufr7deyr1r1qrocj2h5d">
+        <w:r>
+          <w:rPr>
+            <w:color w:val="0563C1"/>
+            <w:u w:val="single"/>
+          </w:rPr>
+          <w:t xml:space="preserve">The Birth of the Palestinian Refugee Problem Revisited</w:t>
+        </w:r>
+      </w:hyperlink>
+      <w:r>
+        <w:t xml:space="preserve">. Cambridge: Cambridge University Press, 2004.</w:t>
       </w:r>
     </w:p>
     <w:p>
@@ -4098,7 +6362,19 @@
         <w:t xml:space="preserve">The Cold War as a whole. </w:t>
       </w:r>
       <w:r>
-        <w:t xml:space="preserve">Gaddis, John Lewis. The Cold War: A New History. New York: Penguin, 2005.</w:t>
+        <w:t xml:space="preserve">Gaddis, John Lewis. </w:t>
+      </w:r>
+      <w:hyperlink w:history="1" r:id="rIdgojs4qwzvj-lvgbyvafp-">
+        <w:r>
+          <w:rPr>
+            <w:color w:val="0563C1"/>
+            <w:u w:val="single"/>
+          </w:rPr>
+          <w:t xml:space="preserve">The Cold War: A New History</w:t>
+        </w:r>
+      </w:hyperlink>
+      <w:r>
+        <w:t xml:space="preserve">. New York: Penguin, 2005.</w:t>
       </w:r>
     </w:p>
     <w:p>
@@ -4114,7 +6390,19 @@
         <w:t xml:space="preserve">Submarine B-59 and Arkhipov. </w:t>
       </w:r>
       <w:r>
-        <w:t xml:space="preserve">Savranskaya, Svetlana V. “New Sources on the Role of Soviet Submarines in the Cuban Missile Crisis.” Journal of Strategic Studies 28 (2005): 233–59.</w:t>
+        <w:t xml:space="preserve">Savranskaya, Svetlana V. “</w:t>
+      </w:r>
+      <w:hyperlink w:history="1" r:id="rIdg7n9v8p58lc8n377t7vmg">
+        <w:r>
+          <w:rPr>
+            <w:color w:val="0563C1"/>
+            <w:u w:val="single"/>
+          </w:rPr>
+          <w:t xml:space="preserve">New Sources on the Role of Soviet Submarines in the Cuban Missile Crisis</w:t>
+        </w:r>
+      </w:hyperlink>
+      <w:r>
+        <w:t xml:space="preserve">.” Journal of Strategic Studies 28 (2005): 233–59.</w:t>
       </w:r>
     </w:p>
     <w:p>
@@ -4130,7 +6418,19 @@
         <w:t xml:space="preserve">Petrov and the 1983 false alarm. </w:t>
       </w:r>
       <w:r>
-        <w:t xml:space="preserve">Hoffman, David E. The Dead Hand. New York: Doubleday, 2009.</w:t>
+        <w:t xml:space="preserve">Hoffman, David E. </w:t>
+      </w:r>
+      <w:hyperlink w:history="1" r:id="rIdvup2mf_xpqepol-sk7jrr">
+        <w:r>
+          <w:rPr>
+            <w:color w:val="0563C1"/>
+            <w:u w:val="single"/>
+          </w:rPr>
+          <w:t xml:space="preserve">The Dead Hand</w:t>
+        </w:r>
+      </w:hyperlink>
+      <w:r>
+        <w:t xml:space="preserve">. New York: Doubleday, 2009.</w:t>
       </w:r>
     </w:p>
     <w:p>
@@ -4146,7 +6446,19 @@
         <w:t xml:space="preserve">The bomb. </w:t>
       </w:r>
       <w:r>
-        <w:t xml:space="preserve">Rhodes, Richard. The Making of the Atomic Bomb. New York: Simon &amp; Schuster, 1986.</w:t>
+        <w:t xml:space="preserve">Rhodes, Richard. </w:t>
+      </w:r>
+      <w:hyperlink w:history="1" r:id="rIdxv4q5iewbd4o_etodt5hm">
+        <w:r>
+          <w:rPr>
+            <w:color w:val="0563C1"/>
+            <w:u w:val="single"/>
+          </w:rPr>
+          <w:t xml:space="preserve">The Making of the Atomic Bomb</w:t>
+        </w:r>
+      </w:hyperlink>
+      <w:r>
+        <w:t xml:space="preserve">. New York: Simon &amp; Schuster, 1986.</w:t>
       </w:r>
     </w:p>
     <w:p>
@@ -4162,7 +6474,19 @@
         <w:t xml:space="preserve">The people of Bikini. </w:t>
       </w:r>
       <w:r>
-        <w:t xml:space="preserve">Niedenthal, Jack. For the Good of Mankind: A History of the People of Bikini and Their Islands. 2nd ed. Majuro: Bravo Publishers, 2001.</w:t>
+        <w:t xml:space="preserve">Niedenthal, Jack. </w:t>
+      </w:r>
+      <w:hyperlink w:history="1" r:id="rId5bdmqmb5hrkg5pfwikm8w">
+        <w:r>
+          <w:rPr>
+            <w:color w:val="0563C1"/>
+            <w:u w:val="single"/>
+          </w:rPr>
+          <w:t xml:space="preserve">For the Good of Mankind: A History of the People of Bikini and Their Islands</w:t>
+        </w:r>
+      </w:hyperlink>
+      <w:r>
+        <w:t xml:space="preserve">. 2nd ed. Majuro: Bravo Publishers, 2001.</w:t>
       </w:r>
     </w:p>
     <w:p>
@@ -4198,7 +6522,19 @@
         <w:t xml:space="preserve">Artemis II record distance and splashdown. </w:t>
       </w:r>
       <w:r>
-        <w:t xml:space="preserve">NASA. “NASA Welcomes Record-Setting Artemis II Moonfarers Back to Earth.” News release, April 10, 2026 (updated May 7, 2026). https://www.nasa.gov/news-release/nasa-welcomes-record-setting-artemis-ii-moonfarers-back-to-earth/</w:t>
+        <w:t xml:space="preserve">NASA. “</w:t>
+      </w:r>
+      <w:hyperlink w:history="1" r:id="rIdgptn1kcbx_dmvqhplk5k1">
+        <w:r>
+          <w:rPr>
+            <w:color w:val="0563C1"/>
+            <w:u w:val="single"/>
+          </w:rPr>
+          <w:t xml:space="preserve">NASA Welcomes Record-Setting Artemis II Moonfarers Back to Earth</w:t>
+        </w:r>
+      </w:hyperlink>
+      <w:r>
+        <w:t xml:space="preserve">.” News release, April 10, 2026 (updated May 7, 2026).</w:t>
       </w:r>
     </w:p>
     <w:p>
@@ -4214,7 +6550,19 @@
         <w:t xml:space="preserve">Apollo. </w:t>
       </w:r>
       <w:r>
-        <w:t xml:space="preserve">Chaikin, Andrew. A Man on the Moon. New York: Viking, 1994.</w:t>
+        <w:t xml:space="preserve">Chaikin, Andrew. </w:t>
+      </w:r>
+      <w:hyperlink w:history="1" r:id="rIdjfpzldddf9nx1i2p8mx7f">
+        <w:r>
+          <w:rPr>
+            <w:color w:val="0563C1"/>
+            <w:u w:val="single"/>
+          </w:rPr>
+          <w:t xml:space="preserve">A Man on the Moon</w:t>
+        </w:r>
+      </w:hyperlink>
+      <w:r>
+        <w:t xml:space="preserve">. New York: Viking, 1994.</w:t>
       </w:r>
     </w:p>
     <w:p>
@@ -4230,7 +6578,19 @@
         <w:t xml:space="preserve">The Soviet program. </w:t>
       </w:r>
       <w:r>
-        <w:t xml:space="preserve">Siddiqi, Asif A. Challenge to Apollo: The Soviet Union and the Space Race, 1945–1974. Washington, DC: NASA History Division, 2000 (NASA SP-2000-4408).</w:t>
+        <w:t xml:space="preserve">Siddiqi, Asif A. </w:t>
+      </w:r>
+      <w:hyperlink w:history="1" r:id="rId6fypcyqqyxtuphj56cbfn">
+        <w:r>
+          <w:rPr>
+            <w:color w:val="0563C1"/>
+            <w:u w:val="single"/>
+          </w:rPr>
+          <w:t xml:space="preserve">Challenge to Apollo: The Soviet Union and the Space Race, 1945–1974</w:t>
+        </w:r>
+      </w:hyperlink>
+      <w:r>
+        <w:t xml:space="preserve">. Washington, DC: NASA History Division, 2000 (NASA SP-2000-4408).</w:t>
       </w:r>
     </w:p>
     <w:p>
@@ -4246,7 +6606,19 @@
         <w:t xml:space="preserve">Water in the LCROSS plume. </w:t>
       </w:r>
       <w:r>
-        <w:t xml:space="preserve">Colaprete, Anthony, et al. “Detection of Water in the LCROSS Ejecta Plume.” Science 330 (2010): 463–68.</w:t>
+        <w:t xml:space="preserve">Colaprete, Anthony, et al. “</w:t>
+      </w:r>
+      <w:hyperlink w:history="1" r:id="rIdfy1mqn-5i2akeougwcz-a">
+        <w:r>
+          <w:rPr>
+            <w:color w:val="0563C1"/>
+            <w:u w:val="single"/>
+          </w:rPr>
+          <w:t xml:space="preserve">Detection of Water in the LCROSS Ejecta Plume</w:t>
+        </w:r>
+      </w:hyperlink>
+      <w:r>
+        <w:t xml:space="preserve">.” Science 330 (2010): 463–68.</w:t>
       </w:r>
     </w:p>
     <w:p>
@@ -4262,7 +6634,19 @@
         <w:t xml:space="preserve">Mars: the canals that were never there. </w:t>
       </w:r>
       <w:r>
-        <w:t xml:space="preserve">Sheehan, William. The Planet Mars: A History of Observation and Discovery. Tucson: University of Arizona Press, 1996.</w:t>
+        <w:t xml:space="preserve">Sheehan, William. </w:t>
+      </w:r>
+      <w:hyperlink w:history="1" r:id="rIdwgakhfh-25zcxob0tzwno">
+        <w:r>
+          <w:rPr>
+            <w:color w:val="0563C1"/>
+            <w:u w:val="single"/>
+          </w:rPr>
+          <w:t xml:space="preserve">The Planet Mars: A History of Observation and Discovery</w:t>
+        </w:r>
+      </w:hyperlink>
+      <w:r>
+        <w:t xml:space="preserve">. Tucson: University of Arizona Press, 1996.</w:t>
       </w:r>
     </w:p>
     <w:p>
@@ -4278,7 +6662,19 @@
         <w:t xml:space="preserve">Curiosity and the lake at Gale Crater. </w:t>
       </w:r>
       <w:r>
-        <w:t xml:space="preserve">Grotzinger, John P., et al. “A Habitable Fluvio-Lacustrine Environment at Yellowknife Bay, Gale Crater, Mars.” Science 343 (2014): 1242777.</w:t>
+        <w:t xml:space="preserve">Grotzinger, John P., et al. “</w:t>
+      </w:r>
+      <w:hyperlink w:history="1" r:id="rIdo3x10-vtlynsf6yuk1tgv">
+        <w:r>
+          <w:rPr>
+            <w:color w:val="0563C1"/>
+            <w:u w:val="single"/>
+          </w:rPr>
+          <w:t xml:space="preserve">A Habitable Fluvio-Lacustrine Environment at Yellowknife Bay, Gale Crater, Mars</w:t>
+        </w:r>
+      </w:hyperlink>
+      <w:r>
+        <w:t xml:space="preserve">.” Science 343 (2014): 1242777.</w:t>
       </w:r>
     </w:p>
     <w:p>
@@ -4294,7 +6690,19 @@
         <w:t xml:space="preserve">Perseverance and the delta at Jezero Crater. </w:t>
       </w:r>
       <w:r>
-        <w:t xml:space="preserve">Mangold, Nicolas, et al. “Perseverance Rover Reveals an Ancient Delta-Lake System and Flood Deposits at Jezero Crater, Mars.” Science 374 (2021): 711–17.</w:t>
+        <w:t xml:space="preserve">Mangold, Nicolas, et al. “</w:t>
+      </w:r>
+      <w:hyperlink w:history="1" r:id="rIdntu5kypwcclv6uzyl5yjh">
+        <w:r>
+          <w:rPr>
+            <w:color w:val="0563C1"/>
+            <w:u w:val="single"/>
+          </w:rPr>
+          <w:t xml:space="preserve">Perseverance Rover Reveals an Ancient Delta-Lake System and Flood Deposits at Jezero Crater, Mars</w:t>
+        </w:r>
+      </w:hyperlink>
+      <w:r>
+        <w:t xml:space="preserve">.” Science 374 (2021): 711–17.</w:t>
       </w:r>
     </w:p>
     <w:p>
@@ -4330,7 +6738,19 @@
         <w:t xml:space="preserve">Relativity in GPS. </w:t>
       </w:r>
       <w:r>
-        <w:t xml:space="preserve">Ashby, Neil. “Relativity in the Global Positioning System.” Living Reviews in Relativity 6 (2003): 1.</w:t>
+        <w:t xml:space="preserve">Ashby, Neil. “</w:t>
+      </w:r>
+      <w:hyperlink w:history="1" r:id="rIdtnokrorrwsqopskeqv4hr">
+        <w:r>
+          <w:rPr>
+            <w:color w:val="0563C1"/>
+            <w:u w:val="single"/>
+          </w:rPr>
+          <w:t xml:space="preserve">Relativity in the Global Positioning System</w:t>
+        </w:r>
+      </w:hyperlink>
+      <w:r>
+        <w:t xml:space="preserve">.” Living Reviews in Relativity 6 (2003): 1.</w:t>
       </w:r>
     </w:p>
     <w:p>
@@ -4346,7 +6766,19 @@
         <w:t xml:space="preserve">The 1919 eclipse expeditions (Príncipe and Sobral). </w:t>
       </w:r>
       <w:r>
-        <w:t xml:space="preserve">Dyson, F. W., A. S. Eddington, and C. Davidson. “A Determination of the Deflection of Light by the Sun’s Gravitational Field.” Philosophical Transactions of the Royal Society A 220 (1920): 291–333.</w:t>
+        <w:t xml:space="preserve">Dyson, F. W., A. S. Eddington, and C. Davidson. “</w:t>
+      </w:r>
+      <w:hyperlink w:history="1" r:id="rIdrlqrhkddicj5ukoj3ti0g">
+        <w:r>
+          <w:rPr>
+            <w:color w:val="0563C1"/>
+            <w:u w:val="single"/>
+          </w:rPr>
+          <w:t xml:space="preserve">A Determination of the Deflection of Light by the Sun’s Gravitational Field</w:t>
+        </w:r>
+      </w:hyperlink>
+      <w:r>
+        <w:t xml:space="preserve">.” Philosophical Transactions of the Royal Society A 220 (1920): 291–333.</w:t>
       </w:r>
     </w:p>
     <w:p>
@@ -4362,7 +6794,19 @@
         <w:t xml:space="preserve">How dolphin sonar works. </w:t>
       </w:r>
       <w:r>
-        <w:t xml:space="preserve">Au, Whitlow W. L. The Sonar of Dolphins. New York: Springer, 1993.</w:t>
+        <w:t xml:space="preserve">Au, Whitlow W. L. </w:t>
+      </w:r>
+      <w:hyperlink w:history="1" r:id="rIdyq1mqitkyy_wsbvpaxjyd">
+        <w:r>
+          <w:rPr>
+            <w:color w:val="0563C1"/>
+            <w:u w:val="single"/>
+          </w:rPr>
+          <w:t xml:space="preserve">The Sonar of Dolphins</w:t>
+        </w:r>
+      </w:hyperlink>
+      <w:r>
+        <w:t xml:space="preserve">. New York: Springer, 1993.</w:t>
       </w:r>
     </w:p>
     <w:p>
@@ -4378,7 +6822,19 @@
         <w:t xml:space="preserve">The holographic principle. </w:t>
       </w:r>
       <w:r>
-        <w:t xml:space="preserve">Susskind, Leonard. “The World as a Hologram.” Journal of Mathematical Physics 36 (1995): 6377–96.</w:t>
+        <w:t xml:space="preserve">Susskind, Leonard. “</w:t>
+      </w:r>
+      <w:hyperlink w:history="1" r:id="rIdh6ej1fqwecgfdcdmiswsk">
+        <w:r>
+          <w:rPr>
+            <w:color w:val="0563C1"/>
+            <w:u w:val="single"/>
+          </w:rPr>
+          <w:t xml:space="preserve">The World as a Hologram</w:t>
+        </w:r>
+      </w:hyperlink>
+      <w:r>
+        <w:t xml:space="preserve">.” Journal of Mathematical Physics 36 (1995): 6377–96.</w:t>
       </w:r>
     </w:p>
     <w:p>
@@ -4414,7 +6870,19 @@
         <w:t xml:space="preserve">The East India Company. </w:t>
       </w:r>
       <w:r>
-        <w:t xml:space="preserve">Dalrymple, William. The Anarchy: The Relentless Rise of the East India Company. London: Bloomsbury, 2019.</w:t>
+        <w:t xml:space="preserve">Dalrymple, William. </w:t>
+      </w:r>
+      <w:hyperlink w:history="1" r:id="rIdunfaj8_cq12i8czhiepjk">
+        <w:r>
+          <w:rPr>
+            <w:color w:val="0563C1"/>
+            <w:u w:val="single"/>
+          </w:rPr>
+          <w:t xml:space="preserve">The Anarchy: The Relentless Rise of the East India Company</w:t>
+        </w:r>
+      </w:hyperlink>
+      <w:r>
+        <w:t xml:space="preserve">. London: Bloomsbury, 2019.</w:t>
       </w:r>
     </w:p>
     <w:p>
@@ -4430,7 +6898,19 @@
         <w:t xml:space="preserve">Long-run shares of world output. </w:t>
       </w:r>
       <w:r>
-        <w:t xml:space="preserve">Maddison, Angus. The World Economy: A Millennial Perspective. Paris: OECD, 2001.</w:t>
+        <w:t xml:space="preserve">Maddison, Angus. </w:t>
+      </w:r>
+      <w:hyperlink w:history="1" r:id="rIdtm3_cky6osmnpe7pfy2dd">
+        <w:r>
+          <w:rPr>
+            <w:color w:val="0563C1"/>
+            <w:u w:val="single"/>
+          </w:rPr>
+          <w:t xml:space="preserve">The World Economy: A Millennial Perspective</w:t>
+        </w:r>
+      </w:hyperlink>
+      <w:r>
+        <w:t xml:space="preserve">. Paris: OECD, 2001.</w:t>
       </w:r>
     </w:p>
     <w:p>
@@ -4446,7 +6926,19 @@
         <w:t xml:space="preserve">Famine as a failure of entitlement, Bengal 1943. </w:t>
       </w:r>
       <w:r>
-        <w:t xml:space="preserve">Sen, Amartya. Poverty and Famines: An Essay on Entitlement and Deprivation. Oxford: Clarendon Press, 1981.</w:t>
+        <w:t xml:space="preserve">Sen, Amartya. </w:t>
+      </w:r>
+      <w:hyperlink w:history="1" r:id="rId1nzqwpbean-1oig8bwmju">
+        <w:r>
+          <w:rPr>
+            <w:color w:val="0563C1"/>
+            <w:u w:val="single"/>
+          </w:rPr>
+          <w:t xml:space="preserve">Poverty and Famines: An Essay on Entitlement and Deprivation</w:t>
+        </w:r>
+      </w:hyperlink>
+      <w:r>
+        <w:t xml:space="preserve">. Oxford: Clarendon Press, 1981.</w:t>
       </w:r>
     </w:p>
     <w:p>
@@ -4462,7 +6954,19 @@
         <w:t xml:space="preserve">Partition. </w:t>
       </w:r>
       <w:r>
-        <w:t xml:space="preserve">Khan, Yasmin. The Great Partition: The Making of India and Pakistan. New Haven: Yale University Press, 2007.</w:t>
+        <w:t xml:space="preserve">Khan, Yasmin. </w:t>
+      </w:r>
+      <w:hyperlink w:history="1" r:id="rId0cq4ubzjns9dgf4wnzcdg">
+        <w:r>
+          <w:rPr>
+            <w:color w:val="0563C1"/>
+            <w:u w:val="single"/>
+          </w:rPr>
+          <w:t xml:space="preserve">The Great Partition: The Making of India and Pakistan</w:t>
+        </w:r>
+      </w:hyperlink>
+      <w:r>
+        <w:t xml:space="preserve">. New Haven: Yale University Press, 2007.</w:t>
       </w:r>
     </w:p>
     <w:p>
@@ -4478,7 +6982,19 @@
         <w:t xml:space="preserve">Kenya and the detention camps. </w:t>
       </w:r>
       <w:r>
-        <w:t xml:space="preserve">Elkins, Caroline. Imperial Reckoning: The Untold Story of Britain’s Gulag in Kenya. New York: Henry Holt, 2005.</w:t>
+        <w:t xml:space="preserve">Elkins, Caroline. </w:t>
+      </w:r>
+      <w:hyperlink w:history="1" r:id="rIdmypdxlzqjiy6orcx5aqj7">
+        <w:r>
+          <w:rPr>
+            <w:color w:val="0563C1"/>
+            <w:u w:val="single"/>
+          </w:rPr>
+          <w:t xml:space="preserve">Imperial Reckoning: The Untold Story of Britain’s Gulag in Kenya</w:t>
+        </w:r>
+      </w:hyperlink>
+      <w:r>
+        <w:t xml:space="preserve">. New York: Henry Holt, 2005.</w:t>
       </w:r>
     </w:p>
     <w:p>
@@ -4494,7 +7010,19 @@
         <w:t xml:space="preserve">Decolonization as a whole. </w:t>
       </w:r>
       <w:r>
-        <w:t xml:space="preserve">Jansen, Jan C., and Jürgen Osterhammel. Decolonization: A Short History. Princeton: Princeton University Press, 2017.</w:t>
+        <w:t xml:space="preserve">Jansen, Jan C., and Jürgen Osterhammel. </w:t>
+      </w:r>
+      <w:hyperlink w:history="1" r:id="rIdbwgewrgeyzrbx7xl23ktf">
+        <w:r>
+          <w:rPr>
+            <w:color w:val="0563C1"/>
+            <w:u w:val="single"/>
+          </w:rPr>
+          <w:t xml:space="preserve">Decolonization: A Short History</w:t>
+        </w:r>
+      </w:hyperlink>
+      <w:r>
+        <w:t xml:space="preserve">. Princeton: Princeton University Press, 2017.</w:t>
       </w:r>
     </w:p>
     <w:p>
@@ -4510,7 +7038,19 @@
         <w:t xml:space="preserve">Rwanda, 1994, and the United Nations’ withdrawal. </w:t>
       </w:r>
       <w:r>
-        <w:t xml:space="preserve">Des Forges, Alison. Leave None to Tell the Story: Genocide in Rwanda. New York: Human Rights Watch, 1999.</w:t>
+        <w:t xml:space="preserve">Des Forges, Alison. </w:t>
+      </w:r>
+      <w:hyperlink w:history="1" r:id="rIdmaajzffpwhkfnkj0srdyg">
+        <w:r>
+          <w:rPr>
+            <w:color w:val="0563C1"/>
+            <w:u w:val="single"/>
+          </w:rPr>
+          <w:t xml:space="preserve">Leave None to Tell the Story: Genocide in Rwanda</w:t>
+        </w:r>
+      </w:hyperlink>
+      <w:r>
+        <w:t xml:space="preserve">. New York: Human Rights Watch, 1999.</w:t>
       </w:r>
     </w:p>
     <w:p>
@@ -4526,7 +7066,19 @@
         <w:t xml:space="preserve">Rwanda’s colonial categories and identity cards. </w:t>
       </w:r>
       <w:r>
-        <w:t xml:space="preserve">Newbury, Catharine. The Cohesion of Oppression: Clientship and Ethnicity in Rwanda, 1860–1960. New York: Columbia University Press, 1988.</w:t>
+        <w:t xml:space="preserve">Newbury, Catharine. </w:t>
+      </w:r>
+      <w:hyperlink w:history="1" r:id="rIdxzcbl5kextnregfawhg8l">
+        <w:r>
+          <w:rPr>
+            <w:color w:val="0563C1"/>
+            <w:u w:val="single"/>
+          </w:rPr>
+          <w:t xml:space="preserve">The Cohesion of Oppression: Clientship and Ethnicity in Rwanda, 1860–1960</w:t>
+        </w:r>
+      </w:hyperlink>
+      <w:r>
+        <w:t xml:space="preserve">. New York: Columbia University Press, 1988.</w:t>
       </w:r>
     </w:p>
     <w:p>
@@ -4562,7 +7114,19 @@
         <w:t xml:space="preserve">The movement, 1954–63. </w:t>
       </w:r>
       <w:r>
-        <w:t xml:space="preserve">Branch, Taylor. Parting the Waters: America in the King Years, 1954–63. New York: Simon &amp; Schuster, 1988.</w:t>
+        <w:t xml:space="preserve">Branch, Taylor. </w:t>
+      </w:r>
+      <w:hyperlink w:history="1" r:id="rIddsxjxfwdgxjvcdo0whmov">
+        <w:r>
+          <w:rPr>
+            <w:color w:val="0563C1"/>
+            <w:u w:val="single"/>
+          </w:rPr>
+          <w:t xml:space="preserve">Parting the Waters: America in the King Years, 1954–63</w:t>
+        </w:r>
+      </w:hyperlink>
+      <w:r>
+        <w:t xml:space="preserve">. New York: Simon &amp; Schuster, 1988.</w:t>
       </w:r>
     </w:p>
     <w:p>
@@ -4578,7 +7142,19 @@
         <w:t xml:space="preserve">Claudette Colvin. </w:t>
       </w:r>
       <w:r>
-        <w:t xml:space="preserve">Hoose, Phillip. Claudette Colvin: Twice toward Justice. New York: Farrar, Straus and Giroux, 2009.</w:t>
+        <w:t xml:space="preserve">Hoose, Phillip. </w:t>
+      </w:r>
+      <w:hyperlink w:history="1" r:id="rIdycyxitifcqqdnatq9ktqg">
+        <w:r>
+          <w:rPr>
+            <w:color w:val="0563C1"/>
+            <w:u w:val="single"/>
+          </w:rPr>
+          <w:t xml:space="preserve">Claudette Colvin: Twice toward Justice</w:t>
+        </w:r>
+      </w:hyperlink>
+      <w:r>
+        <w:t xml:space="preserve">. New York: Farrar, Straus and Giroux, 2009.</w:t>
       </w:r>
     </w:p>
     <w:p>
@@ -4594,7 +7170,19 @@
         <w:t xml:space="preserve">Emmett Till. </w:t>
       </w:r>
       <w:r>
-        <w:t xml:space="preserve">Tyson, Timothy B. The Blood of Emmett Till. New York: Simon &amp; Schuster, 2017.</w:t>
+        <w:t xml:space="preserve">Tyson, Timothy B. </w:t>
+      </w:r>
+      <w:hyperlink w:history="1" r:id="rIdfpzb5cvtiu0-n3f3y1dxs">
+        <w:r>
+          <w:rPr>
+            <w:color w:val="0563C1"/>
+            <w:u w:val="single"/>
+          </w:rPr>
+          <w:t xml:space="preserve">The Blood of Emmett Till</w:t>
+        </w:r>
+      </w:hyperlink>
+      <w:r>
+        <w:t xml:space="preserve">. New York: Simon &amp; Schuster, 2017.</w:t>
       </w:r>
     </w:p>
     <w:p>
@@ -4610,7 +7198,19 @@
         <w:t xml:space="preserve">Mandela. </w:t>
       </w:r>
       <w:r>
-        <w:t xml:space="preserve">Mandela, Nelson. Long Walk to Freedom. Boston: Little, Brown, 1994.</w:t>
+        <w:t xml:space="preserve">Mandela, Nelson. </w:t>
+      </w:r>
+      <w:hyperlink w:history="1" r:id="rId9oq5r7t0gexq9l2itpuzg">
+        <w:r>
+          <w:rPr>
+            <w:color w:val="0563C1"/>
+            <w:u w:val="single"/>
+          </w:rPr>
+          <w:t xml:space="preserve">Long Walk to Freedom</w:t>
+        </w:r>
+      </w:hyperlink>
+      <w:r>
+        <w:t xml:space="preserve">. Boston: Little, Brown, 1994.</w:t>
       </w:r>
     </w:p>
     <w:p>
@@ -4626,7 +7226,19 @@
         <w:t xml:space="preserve">Stonewall. </w:t>
       </w:r>
       <w:r>
-        <w:t xml:space="preserve">Carter, David. Stonewall: The Riots That Sparked the Gay Revolution. New York: St. Martin’s Press, 2004.</w:t>
+        <w:t xml:space="preserve">Carter, David. </w:t>
+      </w:r>
+      <w:hyperlink w:history="1" r:id="rIdthtzxot_vo-ujudnzkdf6">
+        <w:r>
+          <w:rPr>
+            <w:color w:val="0563C1"/>
+            <w:u w:val="single"/>
+          </w:rPr>
+          <w:t xml:space="preserve">Stonewall: The Riots That Sparked the Gay Revolution</w:t>
+        </w:r>
+      </w:hyperlink>
+      <w:r>
+        <w:t xml:space="preserve">. New York: St. Martin’s Press, 2004.</w:t>
       </w:r>
     </w:p>
     <w:p>
@@ -4662,7 +7274,19 @@
         <w:t xml:space="preserve">Turing’s 1936 paper. </w:t>
       </w:r>
       <w:r>
-        <w:t xml:space="preserve">Turing, A. M. “On Computable Numbers, with an Application to the Entscheidungsproblem.” Proceedings of the London Mathematical Society, s2-42 (1937): 230–65.</w:t>
+        <w:t xml:space="preserve">Turing, A. M. “</w:t>
+      </w:r>
+      <w:hyperlink w:history="1" r:id="rIdcckwmtvqgsvkwbss_pd2h">
+        <w:r>
+          <w:rPr>
+            <w:color w:val="0563C1"/>
+            <w:u w:val="single"/>
+          </w:rPr>
+          <w:t xml:space="preserve">On Computable Numbers, with an Application to the Entscheidungsproblem</w:t>
+        </w:r>
+      </w:hyperlink>
+      <w:r>
+        <w:t xml:space="preserve">.” Proceedings of the London Mathematical Society, s2-42 (1937): 230–65.</w:t>
       </w:r>
     </w:p>
     <w:p>
@@ -4678,7 +7302,19 @@
         <w:t xml:space="preserve">Colossus and Bletchley Park. </w:t>
       </w:r>
       <w:r>
-        <w:t xml:space="preserve">Copeland, B. Jack, ed. Colossus: The Secrets of Bletchley Park’s Codebreaking Computers. Oxford: Oxford University Press, 2006.</w:t>
+        <w:t xml:space="preserve">Copeland, B. Jack, ed. </w:t>
+      </w:r>
+      <w:hyperlink w:history="1" r:id="rIdumgcc_ygcs7ph4zokffxq">
+        <w:r>
+          <w:rPr>
+            <w:color w:val="0563C1"/>
+            <w:u w:val="single"/>
+          </w:rPr>
+          <w:t xml:space="preserve">Colossus</w:t>
+        </w:r>
+      </w:hyperlink>
+      <w:r>
+        <w:t xml:space="preserve">: The Secrets of Bletchley Park’s Codebreaking Computers. Oxford: Oxford University Press, 2006.</w:t>
       </w:r>
     </w:p>
     <w:p>
@@ -4694,7 +7330,19 @@
         <w:t xml:space="preserve">From Lovelace to the web. </w:t>
       </w:r>
       <w:r>
-        <w:t xml:space="preserve">Isaacson, Walter. The Innovators. New York: Simon &amp; Schuster, 2014.</w:t>
+        <w:t xml:space="preserve">Isaacson, Walter. </w:t>
+      </w:r>
+      <w:hyperlink w:history="1" r:id="rIdfgatvtb1amtm_r1exph7b">
+        <w:r>
+          <w:rPr>
+            <w:color w:val="0563C1"/>
+            <w:u w:val="single"/>
+          </w:rPr>
+          <w:t xml:space="preserve">The Innovators</w:t>
+        </w:r>
+      </w:hyperlink>
+      <w:r>
+        <w:t xml:space="preserve">. New York: Simon &amp; Schuster, 2014.</w:t>
       </w:r>
     </w:p>
     <w:p>
@@ -4710,7 +7358,19 @@
         <w:t xml:space="preserve">False news spreads faster than true. </w:t>
       </w:r>
       <w:r>
-        <w:t xml:space="preserve">Vosoughi, Soroush, Deb Roy, and Sinan Aral. “The Spread of True and False News Online.” Science 359 (2018): 1146–51.</w:t>
+        <w:t xml:space="preserve">Vosoughi, Soroush, Deb Roy, and Sinan Aral. “</w:t>
+      </w:r>
+      <w:hyperlink w:history="1" r:id="rIdcbx75bembjdi2ucynq1dt">
+        <w:r>
+          <w:rPr>
+            <w:color w:val="0563C1"/>
+            <w:u w:val="single"/>
+          </w:rPr>
+          <w:t xml:space="preserve">The Spread of True and False News Online</w:t>
+        </w:r>
+      </w:hyperlink>
+      <w:r>
+        <w:t xml:space="preserve">.” Science 359 (2018): 1146–51.</w:t>
       </w:r>
     </w:p>
     <w:p>
@@ -4730,7 +7390,7 @@
           <w:sz w:val="36"/>
           <w:szCs w:val="36"/>
         </w:rPr>
-        <w:t xml:space="preserve">The Thirteenth B'ak'tun, 2012: The World Was Supposed to End in 2012 (It Didn't)</w:t>
+        <w:t xml:space="preserve">The Thirteenth B’ak’tun, 2012: The World Was Supposed to End in 2012 (It Didn’t)</w:t>
       </w:r>
     </w:p>
     <w:p>
@@ -4746,7 +7406,19 @@
         <w:t xml:space="preserve">What the Maya calendar actually said. </w:t>
       </w:r>
       <w:r>
-        <w:t xml:space="preserve">Stuart, David. The Order of Days: The Maya World and the Truth about 2012. New York: Harmony Books, 2011.</w:t>
+        <w:t xml:space="preserve">Stuart, David. </w:t>
+      </w:r>
+      <w:hyperlink w:history="1" r:id="rIdfz-zlp1ytaxd8eicvb3l1">
+        <w:r>
+          <w:rPr>
+            <w:color w:val="0563C1"/>
+            <w:u w:val="single"/>
+          </w:rPr>
+          <w:t xml:space="preserve">The Order of Days: The Maya World and the Truth about 2012</w:t>
+        </w:r>
+      </w:hyperlink>
+      <w:r>
+        <w:t xml:space="preserve">. New York: Harmony Books, 2011.</w:t>
       </w:r>
     </w:p>
     <w:p>
@@ -4762,7 +7434,19 @@
         <w:t xml:space="preserve">The 2012 phenomenon. </w:t>
       </w:r>
       <w:r>
-        <w:t xml:space="preserve">Aveni, Anthony. The End of Time: The Maya Mystery of 2012. Boulder: University Press of Colorado, 2009.</w:t>
+        <w:t xml:space="preserve">Aveni, Anthony. </w:t>
+      </w:r>
+      <w:hyperlink w:history="1" r:id="rIdi1oxeghizrtdj60dxy1ez">
+        <w:r>
+          <w:rPr>
+            <w:color w:val="0563C1"/>
+            <w:u w:val="single"/>
+          </w:rPr>
+          <w:t xml:space="preserve">The End of Time: The Maya Mystery of 2012</w:t>
+        </w:r>
+      </w:hyperlink>
+      <w:r>
+        <w:t xml:space="preserve">. Boulder: University Press of Colorado, 2009.</w:t>
       </w:r>
     </w:p>
     <w:p>
@@ -4798,7 +7482,19 @@
         <w:t xml:space="preserve">‘Oumuamua’s discovery. </w:t>
       </w:r>
       <w:r>
-        <w:t xml:space="preserve">Meech, Karen J., et al. “A Brief Visit from a Red and Extremely Elongated Interstellar Asteroid.” Nature 552 (2017): 378–81.</w:t>
+        <w:t xml:space="preserve">Meech, Karen J., et al. “</w:t>
+      </w:r>
+      <w:hyperlink w:history="1" r:id="rIdq8rbnbeysvsyaujto4sjl">
+        <w:r>
+          <w:rPr>
+            <w:color w:val="0563C1"/>
+            <w:u w:val="single"/>
+          </w:rPr>
+          <w:t xml:space="preserve">A Brief Visit from a Red and Extremely Elongated Interstellar Asteroid</w:t>
+        </w:r>
+      </w:hyperlink>
+      <w:r>
+        <w:t xml:space="preserve">.” Nature 552 (2017): 378–81.</w:t>
       </w:r>
     </w:p>
     <w:p>
@@ -4814,7 +7510,19 @@
         <w:t xml:space="preserve">Its acceleration. </w:t>
       </w:r>
       <w:r>
-        <w:t xml:space="preserve">Micheli, Marco, et al. “Non-gravitational Acceleration in the Trajectory of 1I/2017 U1 (‘Oumuamua).” Nature 559 (2018): 223–26.</w:t>
+        <w:t xml:space="preserve">Micheli, Marco, et al. “</w:t>
+      </w:r>
+      <w:hyperlink w:history="1" r:id="rIdksivk17s7-knihcjdrzuz">
+        <w:r>
+          <w:rPr>
+            <w:color w:val="0563C1"/>
+            <w:u w:val="single"/>
+          </w:rPr>
+          <w:t xml:space="preserve">Non-gravitational Acceleration in the Trajectory of 1I/2017 U1 (‘Oumuamua)</w:t>
+        </w:r>
+      </w:hyperlink>
+      <w:r>
+        <w:t xml:space="preserve">.” Nature 559 (2018): 223–26.</w:t>
       </w:r>
     </w:p>
     <w:p>
@@ -4830,7 +7538,19 @@
         <w:t xml:space="preserve">The case for a natural origin. </w:t>
       </w:r>
       <w:r>
-        <w:t xml:space="preserve">‘Oumuamua ISSI Team. “The Natural History of ‘Oumuamua.” Nature Astronomy 3 (2019): 594–602.</w:t>
+        <w:t xml:space="preserve">‘Oumuamua ISSI Team. “</w:t>
+      </w:r>
+      <w:hyperlink w:history="1" r:id="rIdh77frtg9ja9oixaajjass">
+        <w:r>
+          <w:rPr>
+            <w:color w:val="0563C1"/>
+            <w:u w:val="single"/>
+          </w:rPr>
+          <w:t xml:space="preserve">The Natural History of ‘Oumuamua</w:t>
+        </w:r>
+      </w:hyperlink>
+      <w:r>
+        <w:t xml:space="preserve">.” Nature Astronomy 3 (2019): 594–602.</w:t>
       </w:r>
     </w:p>
     <w:p>
@@ -4846,7 +7566,19 @@
         <w:t xml:space="preserve">The Arecibo message. </w:t>
       </w:r>
       <w:r>
-        <w:t xml:space="preserve">Staff at the National Astronomy and Ionosphere Center. “The Arecibo Message of November, 1974.” Icarus 26 (1975): 462–66.</w:t>
+        <w:t xml:space="preserve">Staff at the National Astronomy and Ionosphere Center. “</w:t>
+      </w:r>
+      <w:hyperlink w:history="1" r:id="rIdxq7cubarxlkmadujbur_g">
+        <w:r>
+          <w:rPr>
+            <w:color w:val="0563C1"/>
+            <w:u w:val="single"/>
+          </w:rPr>
+          <w:t xml:space="preserve">The Arecibo Message of November, 1974</w:t>
+        </w:r>
+      </w:hyperlink>
+      <w:r>
+        <w:t xml:space="preserve">.” Icarus 26 (1975): 462–66.</w:t>
       </w:r>
     </w:p>
     <w:p>
@@ -4898,7 +7630,19 @@
         <w:t xml:space="preserve">Life expectancy since 1800. </w:t>
       </w:r>
       <w:r>
-        <w:t xml:space="preserve">Riley, James C. “Estimates of Regional and Global Life Expectancy, 1800–2001.” Population and Development Review 31 (2005): 537–43.</w:t>
+        <w:t xml:space="preserve">Riley, James C. “</w:t>
+      </w:r>
+      <w:hyperlink w:history="1" r:id="rId8oyjmdjcpkwcuy1alyvsy">
+        <w:r>
+          <w:rPr>
+            <w:color w:val="0563C1"/>
+            <w:u w:val="single"/>
+          </w:rPr>
+          <w:t xml:space="preserve">Estimates of Regional and Global Life Expectancy, 1800–2001</w:t>
+        </w:r>
+      </w:hyperlink>
+      <w:r>
+        <w:t xml:space="preserve">.” Population and Development Review 31 (2005): 537–43.</w:t>
       </w:r>
     </w:p>
     <w:p>
@@ -4914,7 +7658,19 @@
         <w:t xml:space="preserve">Insulin and the one-dollar patent. </w:t>
       </w:r>
       <w:r>
-        <w:t xml:space="preserve">Bliss, Michael. The Discovery of Insulin. Chicago: University of Chicago Press, 1982.</w:t>
+        <w:t xml:space="preserve">Bliss, Michael. </w:t>
+      </w:r>
+      <w:hyperlink w:history="1" r:id="rIdjba8hkccpyeimgxd42kwj">
+        <w:r>
+          <w:rPr>
+            <w:color w:val="0563C1"/>
+            <w:u w:val="single"/>
+          </w:rPr>
+          <w:t xml:space="preserve">The Discovery of Insulin</w:t>
+        </w:r>
+      </w:hyperlink>
+      <w:r>
+        <w:t xml:space="preserve">. Chicago: University of Chicago Press, 1982.</w:t>
       </w:r>
     </w:p>
     <w:p>
@@ -4930,7 +7686,19 @@
         <w:t xml:space="preserve">The Tuskegee study. </w:t>
       </w:r>
       <w:r>
-        <w:t xml:space="preserve">Reverby, Susan M. Examining Tuskegee: The Infamous Syphilis Study and Its Legacy. Chapel Hill: University of North Carolina Press, 2009.</w:t>
+        <w:t xml:space="preserve">Reverby, Susan M. </w:t>
+      </w:r>
+      <w:hyperlink w:history="1" r:id="rIdfpadqowewg35b5bojgpj7">
+        <w:r>
+          <w:rPr>
+            <w:color w:val="0563C1"/>
+            <w:u w:val="single"/>
+          </w:rPr>
+          <w:t xml:space="preserve">Examining Tuskegee: The Infamous Syphilis Study and Its Legacy</w:t>
+        </w:r>
+      </w:hyperlink>
+      <w:r>
+        <w:t xml:space="preserve">. Chapel Hill: University of North Carolina Press, 2009.</w:t>
       </w:r>
     </w:p>
     <w:p>
@@ -4946,7 +7714,19 @@
         <w:t xml:space="preserve">The opioid crisis. </w:t>
       </w:r>
       <w:r>
-        <w:t xml:space="preserve">Keefe, Patrick Radden. Empire of Pain: The Secret History of the Sackler Dynasty. New York: Doubleday, 2021.</w:t>
+        <w:t xml:space="preserve">Keefe, Patrick Radden. </w:t>
+      </w:r>
+      <w:hyperlink w:history="1" r:id="rId5s1mwrg5fbsjwzp9x5l-s">
+        <w:r>
+          <w:rPr>
+            <w:color w:val="0563C1"/>
+            <w:u w:val="single"/>
+          </w:rPr>
+          <w:t xml:space="preserve">Empire of Pain: The Secret History of the Sackler Dynasty</w:t>
+        </w:r>
+      </w:hyperlink>
+      <w:r>
+        <w:t xml:space="preserve">. New York: Doubleday, 2021.</w:t>
       </w:r>
     </w:p>
     <w:p>
@@ -4962,7 +7742,19 @@
         <w:t xml:space="preserve">Deaths from antimicrobial resistance. </w:t>
       </w:r>
       <w:r>
-        <w:t xml:space="preserve">Antimicrobial Resistance Collaborators. “Global Burden of Bacterial Antimicrobial Resistance in 2019: A Systematic Analysis.” The Lancet 399 (2022): 629–55.</w:t>
+        <w:t xml:space="preserve">Antimicrobial Resistance Collaborators. “</w:t>
+      </w:r>
+      <w:hyperlink w:history="1" r:id="rIdbklwxm4ew11hzgidr3s92">
+        <w:r>
+          <w:rPr>
+            <w:color w:val="0563C1"/>
+            <w:u w:val="single"/>
+          </w:rPr>
+          <w:t xml:space="preserve">Global Burden of Bacterial Antimicrobial Resistance in 2019: A Systematic Analysis</w:t>
+        </w:r>
+      </w:hyperlink>
+      <w:r>
+        <w:t xml:space="preserve">.” The Lancet 399 (2022): 629–55.</w:t>
       </w:r>
     </w:p>
     <w:p>
@@ -4978,7 +7770,19 @@
         <w:t xml:space="preserve">Dolphins do get sick: cetacean morbillivirus. </w:t>
       </w:r>
       <w:r>
-        <w:t xml:space="preserve">Van Bressem, Marie-Françoise, et al. “Cetacean Morbillivirus: Current Knowledge and Future Directions.” Viruses 6 (2014): 5145–81.</w:t>
+        <w:t xml:space="preserve">Van Bressem, Marie-Françoise, et al. “</w:t>
+      </w:r>
+      <w:hyperlink w:history="1" r:id="rIdmyhgqdhh6hglhgwkqkp7m">
+        <w:r>
+          <w:rPr>
+            <w:color w:val="0563C1"/>
+            <w:u w:val="single"/>
+          </w:rPr>
+          <w:t xml:space="preserve">Cetacean Morbillivirus: Current Knowledge and Future Directions</w:t>
+        </w:r>
+      </w:hyperlink>
+      <w:r>
+        <w:t xml:space="preserve">.” Viruses 6 (2014): 5145–81.</w:t>
       </w:r>
     </w:p>
     <w:p>
@@ -4994,7 +7798,19 @@
         <w:t xml:space="preserve">Polio and its vaccines. </w:t>
       </w:r>
       <w:r>
-        <w:t xml:space="preserve">Oshinsky, David M. Polio: An American Story. New York: Oxford University Press, 2005.</w:t>
+        <w:t xml:space="preserve">Oshinsky, David M. </w:t>
+      </w:r>
+      <w:hyperlink w:history="1" r:id="rIdmffhrn-g1y3hx8ksi97wv">
+        <w:r>
+          <w:rPr>
+            <w:color w:val="0563C1"/>
+            <w:u w:val="single"/>
+          </w:rPr>
+          <w:t xml:space="preserve">Polio: An American Story</w:t>
+        </w:r>
+      </w:hyperlink>
+      <w:r>
+        <w:t xml:space="preserve">. New York: Oxford University Press, 2005.</w:t>
       </w:r>
     </w:p>
     <w:p>
@@ -5010,7 +7826,19 @@
         <w:t xml:space="preserve">The first messenger-RNA vaccine trial. </w:t>
       </w:r>
       <w:r>
-        <w:t xml:space="preserve">Polack, Fernando P., et al. “Safety and Efficacy of the BNT162b2 mRNA Covid-19 Vaccine.” New England Journal of Medicine 383 (2020): 2603–15.</w:t>
+        <w:t xml:space="preserve">Polack, Fernando P., et al. “</w:t>
+      </w:r>
+      <w:hyperlink w:history="1" r:id="rIdcirsyrtudaj6f1a96rwy1">
+        <w:r>
+          <w:rPr>
+            <w:color w:val="0563C1"/>
+            <w:u w:val="single"/>
+          </w:rPr>
+          <w:t xml:space="preserve">Safety and Efficacy of the BNT162b2 mRNA Covid-19 Vaccine</w:t>
+        </w:r>
+      </w:hyperlink>
+      <w:r>
+        <w:t xml:space="preserve">.” New England Journal of Medicine 383 (2020): 2603–15.</w:t>
       </w:r>
     </w:p>
     <w:p>
@@ -5046,7 +7874,19 @@
         <w:t xml:space="preserve">Arrhenius’s 1896 calculation. </w:t>
       </w:r>
       <w:r>
-        <w:t xml:space="preserve">Arrhenius, Svante. “On the Influence of Carbonic Acid in the Air upon the Temperature of the Ground.” Philosophical Magazine 41 (1896): 237–76.</w:t>
+        <w:t xml:space="preserve">Arrhenius, Svante. “</w:t>
+      </w:r>
+      <w:hyperlink w:history="1" r:id="rId-wwubahd7jplyh1op2rox">
+        <w:r>
+          <w:rPr>
+            <w:color w:val="0563C1"/>
+            <w:u w:val="single"/>
+          </w:rPr>
+          <w:t xml:space="preserve">On the Influence of Carbonic Acid in the Air upon the Temperature of the Ground</w:t>
+        </w:r>
+      </w:hyperlink>
+      <w:r>
+        <w:t xml:space="preserve">.” Philosophical Magazine 41 (1896): 237–76.</w:t>
       </w:r>
     </w:p>
     <w:p>
@@ -5062,7 +7902,19 @@
         <w:t xml:space="preserve">The 2021 heat dome. </w:t>
       </w:r>
       <w:r>
-        <w:t xml:space="preserve">Philip, Sjoukje Y., et al. “Rapid Attribution Analysis of the Extraordinary Heat Wave on the Pacific Coast of the US and Canada in June 2021.” Earth System Dynamics 13 (2022): 1689–1713.</w:t>
+        <w:t xml:space="preserve">Philip, Sjoukje Y., et al. “</w:t>
+      </w:r>
+      <w:hyperlink w:history="1" r:id="rIdyu8zobpf0l8vpp17q_e79">
+        <w:r>
+          <w:rPr>
+            <w:color w:val="0563C1"/>
+            <w:u w:val="single"/>
+          </w:rPr>
+          <w:t xml:space="preserve">Rapid Attribution Analysis of the Extraordinary Heat Wave on the Pacific Coast of the US and Canada in June 2021</w:t>
+        </w:r>
+      </w:hyperlink>
+      <w:r>
+        <w:t xml:space="preserve">.” Earth System Dynamics 13 (2022): 1689–1713.</w:t>
       </w:r>
     </w:p>
     <w:p>
@@ -5078,7 +7930,19 @@
         <w:t xml:space="preserve">Exxon’s own projections. </w:t>
       </w:r>
       <w:r>
-        <w:t xml:space="preserve">Supran, G., S. Rahmstorf, and N. Oreskes. “Assessing ExxonMobil’s Global Warming Projections.” Science 379 (2023): eabk0063.</w:t>
+        <w:t xml:space="preserve">Supran, G., S. Rahmstorf, and N. Oreskes. “</w:t>
+      </w:r>
+      <w:hyperlink w:history="1" r:id="rIdh86ohzhrotbgn7wx2lorz">
+        <w:r>
+          <w:rPr>
+            <w:color w:val="0563C1"/>
+            <w:u w:val="single"/>
+          </w:rPr>
+          <w:t xml:space="preserve">Assessing ExxonMobil’s Global Warming Projections</w:t>
+        </w:r>
+      </w:hyperlink>
+      <w:r>
+        <w:t xml:space="preserve">.” Science 379 (2023): eabk0063.</w:t>
       </w:r>
     </w:p>
     <w:p>
@@ -5094,7 +7958,19 @@
         <w:t xml:space="preserve">The Anthropocene vote. </w:t>
       </w:r>
       <w:r>
-        <w:t xml:space="preserve">Witze, Alexandra. “Geologists Reject the Anthropocene as Earth’s New Epoch — After 15 Years of Debate.” Nature 627 (2024): 249–50.</w:t>
+        <w:t xml:space="preserve">Witze, Alexandra. “</w:t>
+      </w:r>
+      <w:hyperlink w:history="1" r:id="rIdwxnvejt7biukznvttcdop">
+        <w:r>
+          <w:rPr>
+            <w:color w:val="0563C1"/>
+            <w:u w:val="single"/>
+          </w:rPr>
+          <w:t xml:space="preserve">Geologists Reject the Anthropocene as Earth’s New Epoch — After 15 Years of Debate</w:t>
+        </w:r>
+      </w:hyperlink>
+      <w:r>
+        <w:t xml:space="preserve">.” Nature 627 (2024): 249–50.</w:t>
       </w:r>
     </w:p>
     <w:p>
@@ -5110,7 +7986,19 @@
         <w:t xml:space="preserve">The physical science. </w:t>
       </w:r>
       <w:r>
-        <w:t xml:space="preserve">IPCC. Climate Change 2021: The Physical Science Basis. Contribution of Working Group I to the Sixth Assessment Report. Cambridge: Cambridge University Press, 2021.</w:t>
+        <w:t xml:space="preserve">IPCC. </w:t>
+      </w:r>
+      <w:hyperlink w:history="1" r:id="rIdf2s-ng8dysqbmi86ejj0l">
+        <w:r>
+          <w:rPr>
+            <w:color w:val="0563C1"/>
+            <w:u w:val="single"/>
+          </w:rPr>
+          <w:t xml:space="preserve">Climate Change 2021: The Physical Science Basis</w:t>
+        </w:r>
+      </w:hyperlink>
+      <w:r>
+        <w:t xml:space="preserve">. Contribution of Working Group I to the Sixth Assessment Report. Cambridge: Cambridge University Press, 2021.</w:t>
       </w:r>
     </w:p>
     <w:p>
@@ -5126,7 +8014,19 @@
         <w:t xml:space="preserve">Greenland’s ice and its sea-level equivalent. </w:t>
       </w:r>
       <w:r>
-        <w:t xml:space="preserve">Morlighem, Mathieu, et al. “BedMachine v3: Complete Bed Topography and Ocean Bathymetry Mapping of Greenland from Multibeam Echo Sounding Combined with Mass Conservation.” Geophysical Research Letters 44 (2017): 11051–61.</w:t>
+        <w:t xml:space="preserve">Morlighem, Mathieu, et al. “</w:t>
+      </w:r>
+      <w:hyperlink w:history="1" r:id="rIdkg7fahfriegpbleva2rlv">
+        <w:r>
+          <w:rPr>
+            <w:color w:val="0563C1"/>
+            <w:u w:val="single"/>
+          </w:rPr>
+          <w:t xml:space="preserve">BedMachine v3: Complete Bed Topography and Ocean Bathymetry Mapping of Greenland from Multibeam Echo Sounding Combined with Mass Conservation</w:t>
+        </w:r>
+      </w:hyperlink>
+      <w:r>
+        <w:t xml:space="preserve">.” Geophysical Research Letters 44 (2017): 11051–61.</w:t>
       </w:r>
     </w:p>
     <w:p>
@@ -5142,7 +8042,19 @@
         <w:t xml:space="preserve">Greenland’s mass loss. </w:t>
       </w:r>
       <w:r>
-        <w:t xml:space="preserve">IMBIE Team. “Mass Balance of the Greenland Ice Sheet from 1992 to 2018.” Nature 579 (2020): 233–39.</w:t>
+        <w:t xml:space="preserve">IMBIE Team. “</w:t>
+      </w:r>
+      <w:hyperlink w:history="1" r:id="rId7zxxbmoqhzqzb4koskurj">
+        <w:r>
+          <w:rPr>
+            <w:color w:val="0563C1"/>
+            <w:u w:val="single"/>
+          </w:rPr>
+          <w:t xml:space="preserve">Mass Balance of the Greenland Ice Sheet from 1992 to 2018</w:t>
+        </w:r>
+      </w:hyperlink>
+      <w:r>
+        <w:t xml:space="preserve">.” Nature 579 (2020): 233–39.</w:t>
       </w:r>
     </w:p>
     <w:p>
@@ -5158,7 +8070,19 @@
         <w:t xml:space="preserve">West Antarctica and marine ice-sheet retreat. </w:t>
       </w:r>
       <w:r>
-        <w:t xml:space="preserve">Joughin, Ian, Benjamin E. Smith, and Brooke Medley. “Marine Ice Sheet Collapse Potentially under Way for the Thwaites Glacier Basin, West Antarctica.” Science 344 (2014): 735–38.</w:t>
+        <w:t xml:space="preserve">Joughin, Ian, Benjamin E. Smith, and Brooke Medley. “</w:t>
+      </w:r>
+      <w:hyperlink w:history="1" r:id="rIdlvviuu75mdwgwzncmga6t">
+        <w:r>
+          <w:rPr>
+            <w:color w:val="0563C1"/>
+            <w:u w:val="single"/>
+          </w:rPr>
+          <w:t xml:space="preserve">Marine Ice Sheet Collapse Potentially under Way for the Thwaites Glacier Basin, West Antarctica</w:t>
+        </w:r>
+      </w:hyperlink>
+      <w:r>
+        <w:t xml:space="preserve">.” Science 344 (2014): 735–38.</w:t>
       </w:r>
     </w:p>
     <w:p>
@@ -5174,7 +8098,19 @@
         <w:t xml:space="preserve">The Antarctic Treaty. </w:t>
       </w:r>
       <w:r>
-        <w:t xml:space="preserve">Secretariat of the Antarctic Treaty. “The Antarctic Treaty.” Signed at Washington, December 1, 1959; in force June 23, 1961. https://www.ats.aq/e/antarctictreaty.html (consulted 2026).</w:t>
+        <w:t xml:space="preserve">Secretariat of the Antarctic Treaty. “</w:t>
+      </w:r>
+      <w:hyperlink w:history="1" r:id="rIdbjnvxs6o6rtmkeckx62me">
+        <w:r>
+          <w:rPr>
+            <w:color w:val="0563C1"/>
+            <w:u w:val="single"/>
+          </w:rPr>
+          <w:t xml:space="preserve">The Antarctic Treaty</w:t>
+        </w:r>
+      </w:hyperlink>
+      <w:r>
+        <w:t xml:space="preserve">.” Signed at Washington, December 1, 1959; in force June 23, 1961 (consulted 2026).</w:t>
       </w:r>
     </w:p>
     <w:p>
@@ -5226,7 +8162,19 @@
         <w:t xml:space="preserve">COVID-19 outcomes and trust. </w:t>
       </w:r>
       <w:r>
-        <w:t xml:space="preserve">COVID-19 National Preparedness Collaborators. “Pandemic Preparedness and COVID-19: An Exploratory Analysis of Infection and Fatality Rates, and Contextual Factors Associated with Preparedness in 177 Countries.” The Lancet 399 (2022): 1489–1512.</w:t>
+        <w:t xml:space="preserve">COVID-19 National Preparedness Collaborators. “</w:t>
+      </w:r>
+      <w:hyperlink w:history="1" r:id="rIdcspv-wvdg0ulrje7npnfh">
+        <w:r>
+          <w:rPr>
+            <w:color w:val="0563C1"/>
+            <w:u w:val="single"/>
+          </w:rPr>
+          <w:t xml:space="preserve">Pandemic Preparedness and COVID-19: An Exploratory Analysis of Infection and Fatality Rates, and Contextual Factors Associated with Preparedness in 177 Countries</w:t>
+        </w:r>
+      </w:hyperlink>
+      <w:r>
+        <w:t xml:space="preserve">.” The Lancet 399 (2022): 1489–1512.</w:t>
       </w:r>
     </w:p>
     <w:p>
@@ -5242,7 +8190,19 @@
         <w:t xml:space="preserve">Excess mortality. </w:t>
       </w:r>
       <w:r>
-        <w:t xml:space="preserve">Msemburi, William, et al. “The WHO Estimates of Excess Mortality Associated with the COVID-19 Pandemic.” Nature 613 (2023): 130–37.</w:t>
+        <w:t xml:space="preserve">Msemburi, William, et al. “</w:t>
+      </w:r>
+      <w:hyperlink w:history="1" r:id="rIdcn79gonaxsfy81aeb6o1s">
+        <w:r>
+          <w:rPr>
+            <w:color w:val="0563C1"/>
+            <w:u w:val="single"/>
+          </w:rPr>
+          <w:t xml:space="preserve">The WHO Estimates of Excess Mortality Associated with the COVID-19 Pandemic</w:t>
+        </w:r>
+      </w:hyperlink>
+      <w:r>
+        <w:t xml:space="preserve">.” Nature 613 (2023): 130–37.</w:t>
       </w:r>
     </w:p>
     <w:p>
@@ -5262,7 +8222,7 @@
           <w:sz w:val="36"/>
           <w:szCs w:val="36"/>
         </w:rPr>
-        <w:t xml:space="preserve">Seven Million Years to Today: The Dolphins' Long View — What a Non-Human Species Makes of Human History</w:t>
+        <w:t xml:space="preserve">Seven Million Years to Today: The Dolphins’ Long View — What a Non-Human Species Makes of Human History</w:t>
       </w:r>
     </w:p>
     <w:p>
@@ -5314,7 +8274,19 @@
         <w:t xml:space="preserve">CRISPR. </w:t>
       </w:r>
       <w:r>
-        <w:t xml:space="preserve">Jinek, Martin, et al. “A Programmable Dual-RNA–Guided DNA Endonuclease in Adaptive Bacterial Immunity.” Science 337 (2012): 816–21.</w:t>
+        <w:t xml:space="preserve">Jinek, Martin, et al. “</w:t>
+      </w:r>
+      <w:hyperlink w:history="1" r:id="rIdavnxmtbn1ykpnp6ix3bfi">
+        <w:r>
+          <w:rPr>
+            <w:color w:val="0563C1"/>
+            <w:u w:val="single"/>
+          </w:rPr>
+          <w:t xml:space="preserve">A Programmable Dual-RNA–Guided DNA Endonuclease in Adaptive Bacterial Immunity</w:t>
+        </w:r>
+      </w:hyperlink>
+      <w:r>
+        <w:t xml:space="preserve">.” Science 337 (2012): 816–21.</w:t>
       </w:r>
     </w:p>
     <w:p>
@@ -5330,7 +8302,19 @@
         <w:t xml:space="preserve">The sheep–goat chimera. </w:t>
       </w:r>
       <w:r>
-        <w:t xml:space="preserve">Fehilly, Carole B., S. M. Willadsen, and Elizabeth M. Tucker. “Interspecific Chimaerism between Sheep and Goat.” Nature 307 (1984): 634–36.</w:t>
+        <w:t xml:space="preserve">Fehilly, Carole B., S. M. Willadsen, and Elizabeth M. Tucker. “</w:t>
+      </w:r>
+      <w:hyperlink w:history="1" r:id="rId2llz0irfgkcdivm2tognx">
+        <w:r>
+          <w:rPr>
+            <w:color w:val="0563C1"/>
+            <w:u w:val="single"/>
+          </w:rPr>
+          <w:t xml:space="preserve">Interspecific Chimaerism between Sheep and Goat</w:t>
+        </w:r>
+      </w:hyperlink>
+      <w:r>
+        <w:t xml:space="preserve">.” Nature 307 (1984): 634–36.</w:t>
       </w:r>
     </w:p>
     <w:p>
@@ -5366,7 +8350,19 @@
         <w:t xml:space="preserve">The next glacial inception pushed back. </w:t>
       </w:r>
       <w:r>
-        <w:t xml:space="preserve">Ganopolski, A., R. Winkelmann, and H. J. Schellnhuber. “Critical Insolation–CO2 Relation for Diagnosing Past and Future Glacial Inception.” Nature 529 (2016): 200–03.</w:t>
+        <w:t xml:space="preserve">Ganopolski, A., R. Winkelmann, and H. J. Schellnhuber. “</w:t>
+      </w:r>
+      <w:hyperlink w:history="1" r:id="rIdei52pq2ienpshpcvdevln">
+        <w:r>
+          <w:rPr>
+            <w:color w:val="0563C1"/>
+            <w:u w:val="single"/>
+          </w:rPr>
+          <w:t xml:space="preserve">Critical Insolation–CO2 Relation for Diagnosing Past and Future Glacial Inception</w:t>
+        </w:r>
+      </w:hyperlink>
+      <w:r>
+        <w:t xml:space="preserve">.” Nature 529 (2016): 200–03.</w:t>
       </w:r>
     </w:p>
     <w:p>
@@ -5402,7 +8398,19 @@
         <w:t xml:space="preserve">Hawking radiation. </w:t>
       </w:r>
       <w:r>
-        <w:t xml:space="preserve">Hawking, S. W. “Black Hole Explosions?” Nature 248 (1974): 30–31.</w:t>
+        <w:t xml:space="preserve">Hawking, S. W. “</w:t>
+      </w:r>
+      <w:hyperlink w:history="1" r:id="rIdodhhhs55du0kzwnuzma4y">
+        <w:r>
+          <w:rPr>
+            <w:color w:val="0563C1"/>
+            <w:u w:val="single"/>
+          </w:rPr>
+          <w:t xml:space="preserve">Black Hole Explosions</w:t>
+        </w:r>
+      </w:hyperlink>
+      <w:r>
+        <w:t xml:space="preserve">?” Nature 248 (1974): 30–31.</w:t>
       </w:r>
     </w:p>
     <w:p>
@@ -5418,7 +8426,19 @@
         <w:t xml:space="preserve">Gravitational waves. </w:t>
       </w:r>
       <w:r>
-        <w:t xml:space="preserve">LIGO Scientific Collaboration and Virgo Collaboration. “Observation of Gravitational Waves from a Binary Black Hole Merger.” Physical Review Letters 116 (2016): 061102.</w:t>
+        <w:t xml:space="preserve">LIGO Scientific Collaboration and Virgo Collaboration. “</w:t>
+      </w:r>
+      <w:hyperlink w:history="1" r:id="rIdewwscv3nl7dkx58en4uzw">
+        <w:r>
+          <w:rPr>
+            <w:color w:val="0563C1"/>
+            <w:u w:val="single"/>
+          </w:rPr>
+          <w:t xml:space="preserve">Observation of Gravitational Waves from a Binary Black Hole Merger</w:t>
+        </w:r>
+      </w:hyperlink>
+      <w:r>
+        <w:t xml:space="preserve">.” Physical Review Letters 116 (2016): 061102.</w:t>
       </w:r>
     </w:p>
     <w:p>
@@ -5434,7 +8454,19 @@
         <w:t xml:space="preserve">The Higgs boson. </w:t>
       </w:r>
       <w:r>
-        <w:t xml:space="preserve">ATLAS Collaboration. “Observation of a New Particle in the Search for the Standard Model Higgs Boson with the ATLAS Detector at the LHC.” Physics Letters B 716 (2012): 1–29.</w:t>
+        <w:t xml:space="preserve">ATLAS Collaboration. “</w:t>
+      </w:r>
+      <w:hyperlink w:history="1" r:id="rId4demfjestpditpz7asvyd">
+        <w:r>
+          <w:rPr>
+            <w:color w:val="0563C1"/>
+            <w:u w:val="single"/>
+          </w:rPr>
+          <w:t xml:space="preserve">Observation of a New Particle in the Search for the Standard Model Higgs Boson with the ATLAS Detector at the LHC</w:t>
+        </w:r>
+      </w:hyperlink>
+      <w:r>
+        <w:t xml:space="preserve">.” Physics Letters B 716 (2012): 1–29.</w:t>
       </w:r>
     </w:p>
     <w:p>
@@ -5450,7 +8482,19 @@
         <w:t xml:space="preserve">Fusion ignition at the National Ignition Facility. </w:t>
       </w:r>
       <w:r>
-        <w:t xml:space="preserve">Abu-Shawareb, H., et al. (Indirect Drive ICF Collaboration). “Achievement of Target Gain Larger than Unity in an Inertial Fusion Experiment.” Physical Review Letters 132 (2024): 065102.</w:t>
+        <w:t xml:space="preserve">Abu-Shawareb, H., et al. (Indirect Drive ICF Collaboration). “</w:t>
+      </w:r>
+      <w:hyperlink w:history="1" r:id="rId_gp_hiop33accrtvccieh">
+        <w:r>
+          <w:rPr>
+            <w:color w:val="0563C1"/>
+            <w:u w:val="single"/>
+          </w:rPr>
+          <w:t xml:space="preserve">Achievement of Target Gain Larger than Unity in an Inertial Fusion Experiment</w:t>
+        </w:r>
+      </w:hyperlink>
+      <w:r>
+        <w:t xml:space="preserve">.” Physical Review Letters 132 (2024): 065102.</w:t>
       </w:r>
     </w:p>
     <w:sectPr>

--- a/The Dolphins' View of History/chapters/Notes and Sources.docx
+++ b/The Dolphins' View of History/chapters/Notes and Sources.docx
@@ -82,7 +82,7 @@
       <w:r>
         <w:t xml:space="preserve">Thewissen, J. G. M., et al. “</w:t>
       </w:r>
-      <w:hyperlink w:history="1" r:id="rIdw_vtmceysplzdqnsntu_k">
+      <w:hyperlink w:history="1" r:id="rIdlcuuudtzug8rwi2xml_p6">
         <w:r>
           <w:rPr>
             <w:color w:val="0563C1"/>
@@ -110,7 +110,7 @@
       <w:r>
         <w:t xml:space="preserve">Stringer, Chris. </w:t>
       </w:r>
-      <w:hyperlink w:history="1" r:id="rIdktpbw2fzovah6kxjmaaqg">
+      <w:hyperlink w:history="1" r:id="rIdswuaa0fshrs6iczyvljxg">
         <w:r>
           <w:rPr>
             <w:color w:val="0563C1"/>
@@ -158,7 +158,7 @@
       <w:r>
         <w:t xml:space="preserve">Marino, Lori. “</w:t>
       </w:r>
-      <w:hyperlink w:history="1" r:id="rIdgovq6xmecdbfm1nrlc2y2">
+      <w:hyperlink w:history="1" r:id="rId9r2rnbhnm9pcjfgp7swbg">
         <w:r>
           <w:rPr>
             <w:color w:val="0563C1"/>
@@ -186,7 +186,7 @@
       <w:r>
         <w:t xml:space="preserve">Janik, Vincent M., Laela S. Sayigh, and Randall S. Wells. “</w:t>
       </w:r>
-      <w:hyperlink w:history="1" r:id="rIdlllhz24mjfjno8pj5f6wj">
+      <w:hyperlink w:history="1" r:id="rIdgcttbis-yh4qvxyciigun">
         <w:r>
           <w:rPr>
             <w:color w:val="0563C1"/>
@@ -214,7 +214,7 @@
       <w:r>
         <w:t xml:space="preserve">Krützen, Michael, et al. “</w:t>
       </w:r>
-      <w:hyperlink w:history="1" r:id="rIdjzt9ledl3d6jf_xx_9_13">
+      <w:hyperlink w:history="1" r:id="rId29perln6ued8vupfke8oe">
         <w:r>
           <w:rPr>
             <w:color w:val="0563C1"/>
@@ -242,7 +242,7 @@
       <w:r>
         <w:t xml:space="preserve">Tennie, Claudio, Josep Call, and Michael Tomasello. “</w:t>
       </w:r>
-      <w:hyperlink w:history="1" r:id="rIdwpha1o7btxezsl28fu_qn">
+      <w:hyperlink w:history="1" r:id="rIdbbd--4_iedpwtqh6-euix">
         <w:r>
           <w:rPr>
             <w:color w:val="0563C1"/>
@@ -306,7 +306,7 @@
       <w:r>
         <w:t xml:space="preserve">Hublin, Jean-Jacques, et al. “</w:t>
       </w:r>
-      <w:hyperlink w:history="1" r:id="rIdgqwkza44o0etgwjc0qcb4">
+      <w:hyperlink w:history="1" r:id="rIddawy4bt7vklngskbipvox">
         <w:r>
           <w:rPr>
             <w:color w:val="0563C1"/>
@@ -334,7 +334,7 @@
       <w:r>
         <w:t xml:space="preserve">Scerri, Eleanor M. L., et al. “</w:t>
       </w:r>
-      <w:hyperlink w:history="1" r:id="rIdviofq0ikbzph9txocuudo">
+      <w:hyperlink w:history="1" r:id="rIdvap2gh4qzqn_qswdomk-a">
         <w:r>
           <w:rPr>
             <w:color w:val="0563C1"/>
@@ -362,7 +362,7 @@
       <w:r>
         <w:t xml:space="preserve">Leakey, M. D., and R. L. Hay. “</w:t>
       </w:r>
-      <w:hyperlink w:history="1" r:id="rIdy0-z3nj_i9soju8i07lmp">
+      <w:hyperlink w:history="1" r:id="rIdluxi21rn_fg_xovytjppd">
         <w:r>
           <w:rPr>
             <w:color w:val="0563C1"/>
@@ -390,7 +390,7 @@
       <w:r>
         <w:t xml:space="preserve">Villmoare, Brian, et al. “</w:t>
       </w:r>
-      <w:hyperlink w:history="1" r:id="rIdf2htkpwq77dewsyx7_ihk">
+      <w:hyperlink w:history="1" r:id="rIdlxbwz9llbagbxxwcvnhew">
         <w:r>
           <w:rPr>
             <w:color w:val="0563C1"/>
@@ -418,7 +418,7 @@
       <w:r>
         <w:t xml:space="preserve">Lordkipanidze, David, et al. “</w:t>
       </w:r>
-      <w:hyperlink w:history="1" r:id="rIds9-n2kvt_jbqom7qp8y5p">
+      <w:hyperlink w:history="1" r:id="rIdt9kzzt7rkijtsa3pqkpy1">
         <w:r>
           <w:rPr>
             <w:color w:val="0563C1"/>
@@ -446,7 +446,7 @@
       <w:r>
         <w:t xml:space="preserve">Dirks, Paul H. G. M., et al. “</w:t>
       </w:r>
-      <w:hyperlink w:history="1" r:id="rIdcgh8dhbkhjggkcup-ybm2">
+      <w:hyperlink w:history="1" r:id="rIdqnmdpgt_hfa157aleujsl">
         <w:r>
           <w:rPr>
             <w:color w:val="0563C1"/>
@@ -474,7 +474,7 @@
       <w:r>
         <w:t xml:space="preserve">Henshilwood, Christopher S., et al. “</w:t>
       </w:r>
-      <w:hyperlink w:history="1" r:id="rId-ld61faiixlzwuev_jyq9">
+      <w:hyperlink w:history="1" r:id="rIdlmb3icu600gm_19bg9sgb">
         <w:r>
           <w:rPr>
             <w:color w:val="0563C1"/>
@@ -522,7 +522,7 @@
       <w:r>
         <w:t xml:space="preserve">Berna, Francesco, et al. “</w:t>
       </w:r>
-      <w:hyperlink w:history="1" r:id="rIdcmivpg4hbd-dt2uihx47v">
+      <w:hyperlink w:history="1" r:id="rId5qxxqwb3azb0wgl5wwbda">
         <w:r>
           <w:rPr>
             <w:color w:val="0563C1"/>
@@ -550,7 +550,7 @@
       <w:r>
         <w:t xml:space="preserve">Shahack-Gross, Ruth, et al. “</w:t>
       </w:r>
-      <w:hyperlink w:history="1" r:id="rIdpfsjqgmxosytlxiae9axa">
+      <w:hyperlink w:history="1" r:id="rIds3qqvhectpr0qgmfct2ew">
         <w:r>
           <w:rPr>
             <w:color w:val="0563C1"/>
@@ -578,7 +578,7 @@
       <w:r>
         <w:t xml:space="preserve">Harmand, Sonia, et al. “</w:t>
       </w:r>
-      <w:hyperlink w:history="1" r:id="rIdkfgi-cabkolx4kcachwlx">
+      <w:hyperlink w:history="1" r:id="rId4kdmw_y0oxbh5cem6t5jw">
         <w:r>
           <w:rPr>
             <w:color w:val="0563C1"/>
@@ -606,7 +606,7 @@
       <w:r>
         <w:t xml:space="preserve">Lepre, Christopher J., et al. “</w:t>
       </w:r>
-      <w:hyperlink w:history="1" r:id="rId28st5gpztvjuefoymhn2_">
+      <w:hyperlink w:history="1" r:id="rIdco0tdj6v1nctqjp1_0qs4">
         <w:r>
           <w:rPr>
             <w:color w:val="0563C1"/>
@@ -634,7 +634,7 @@
       <w:r>
         <w:t xml:space="preserve">Brown, Kyle S., et al. “</w:t>
       </w:r>
-      <w:hyperlink w:history="1" r:id="rIdsrjljka31cj8t8ltb4tw9">
+      <w:hyperlink w:history="1" r:id="rIdg8piyl6m5csh3ttcyr7en">
         <w:r>
           <w:rPr>
             <w:color w:val="0563C1"/>
@@ -662,7 +662,7 @@
       <w:r>
         <w:t xml:space="preserve">Wrangham, Richard. </w:t>
       </w:r>
-      <w:hyperlink w:history="1" r:id="rIdxk3_pxki_r58cognwq3c7">
+      <w:hyperlink w:history="1" r:id="rIdzpvjhlfj7omysxiuxjszp">
         <w:r>
           <w:rPr>
             <w:color w:val="0563C1"/>
@@ -690,7 +690,7 @@
       <w:r>
         <w:t xml:space="preserve">Fitch, W. Tecumseh. </w:t>
       </w:r>
-      <w:hyperlink w:history="1" r:id="rId0upocni-fodyuvn4x1tla">
+      <w:hyperlink w:history="1" r:id="rIdbutguxkfy8nk3kbxny0i-">
         <w:r>
           <w:rPr>
             <w:color w:val="0563C1"/>
@@ -738,7 +738,7 @@
       <w:r>
         <w:t xml:space="preserve">Clarkson, Chris, et al. “</w:t>
       </w:r>
-      <w:hyperlink w:history="1" r:id="rIdjvhof4a-d0hodmygjp6_g">
+      <w:hyperlink w:history="1" r:id="rIdetv6rd0pqlgapvszlthnr">
         <w:r>
           <w:rPr>
             <w:color w:val="0563C1"/>
@@ -766,7 +766,7 @@
       <w:r>
         <w:t xml:space="preserve">O’Connell, James F., et al. “</w:t>
       </w:r>
-      <w:hyperlink w:history="1" r:id="rIdj5kyrmaxsbo_qdnvh3ngw">
+      <w:hyperlink w:history="1" r:id="rId5ple4j8wqkodte8pn8rhj">
         <w:r>
           <w:rPr>
             <w:color w:val="0563C1"/>
@@ -794,7 +794,7 @@
       <w:r>
         <w:t xml:space="preserve">Reich, David, et al. “</w:t>
       </w:r>
-      <w:hyperlink w:history="1" r:id="rIdkuobrjqb6vtypl5iphohg">
+      <w:hyperlink w:history="1" r:id="rId7gwfoyz-4ts-6cdu_oxp_">
         <w:r>
           <w:rPr>
             <w:color w:val="0563C1"/>
@@ -822,7 +822,7 @@
       <w:r>
         <w:t xml:space="preserve">Chen, Fahu, et al. “</w:t>
       </w:r>
-      <w:hyperlink w:history="1" r:id="rIdmuzojpojfeesfd6reecmt">
+      <w:hyperlink w:history="1" r:id="rIdwsdyavtedju83ewuiqeih">
         <w:r>
           <w:rPr>
             <w:color w:val="0563C1"/>
@@ -850,7 +850,7 @@
       <w:r>
         <w:t xml:space="preserve">Higham, Tom, et al. “</w:t>
       </w:r>
-      <w:hyperlink w:history="1" r:id="rId2yisjkquw2w5tstaifkwe">
+      <w:hyperlink w:history="1" r:id="rId7q4driirx3t1gntlbxmos">
         <w:r>
           <w:rPr>
             <w:color w:val="0563C1"/>
@@ -878,7 +878,7 @@
       <w:r>
         <w:t xml:space="preserve">Sutikna, Thomas, et al. “</w:t>
       </w:r>
-      <w:hyperlink w:history="1" r:id="rIdub22ihl1hateoeizti00h">
+      <w:hyperlink w:history="1" r:id="rIdemnuyygsgax89en5atoa5">
         <w:r>
           <w:rPr>
             <w:color w:val="0563C1"/>
@@ -906,7 +906,7 @@
       <w:r>
         <w:t xml:space="preserve">Oktaviana, Adhi Agus, et al. “</w:t>
       </w:r>
-      <w:hyperlink w:history="1" r:id="rId6qol-vrxerwr_ekcwcszv">
+      <w:hyperlink w:history="1" r:id="rIdvudqdqv7wmlv0wze_e17m">
         <w:r>
           <w:rPr>
             <w:color w:val="0563C1"/>
@@ -934,7 +934,7 @@
       <w:r>
         <w:t xml:space="preserve">Bennett, Matthew R., et al. “</w:t>
       </w:r>
-      <w:hyperlink w:history="1" r:id="rIdwhsnhyam6ogu_oq68yvhw">
+      <w:hyperlink w:history="1" r:id="rIdcfihnclput9bt04zu3yoq">
         <w:r>
           <w:rPr>
             <w:color w:val="0563C1"/>
@@ -962,7 +962,7 @@
       <w:r>
         <w:t xml:space="preserve">Reich, David. </w:t>
       </w:r>
-      <w:hyperlink w:history="1" r:id="rId47nu5bd_sezhmlkghht_g">
+      <w:hyperlink w:history="1" r:id="rIdys27hnuvqo2qhvtqwy1ua">
         <w:r>
           <w:rPr>
             <w:color w:val="0563C1"/>
@@ -1010,7 +1010,7 @@
       <w:r>
         <w:t xml:space="preserve">Dietrich, Oliver, et al. “</w:t>
       </w:r>
-      <w:hyperlink w:history="1" r:id="rIdwlaso28msndurbspmhegc">
+      <w:hyperlink w:history="1" r:id="rIdlninysyn2fuo0tio9aasf">
         <w:r>
           <w:rPr>
             <w:color w:val="0563C1"/>
@@ -1038,7 +1038,7 @@
       <w:r>
         <w:t xml:space="preserve">Larson, Greger, et al. “</w:t>
       </w:r>
-      <w:hyperlink w:history="1" r:id="rIdmzm2rvysp3airb4ayez01">
+      <w:hyperlink w:history="1" r:id="rIdfgni3-pkgbnsbr6emvoiy">
         <w:r>
           <w:rPr>
             <w:color w:val="0563C1"/>
@@ -1066,7 +1066,7 @@
       <w:r>
         <w:t xml:space="preserve">Fuller, Dorian Q., et al. “</w:t>
       </w:r>
-      <w:hyperlink w:history="1" r:id="rIdcyt9rfz3_s9fxsdx_g45z">
+      <w:hyperlink w:history="1" r:id="rId3ujvtashwntqisapv5jwu">
         <w:r>
           <w:rPr>
             <w:color w:val="0563C1"/>
@@ -1094,7 +1094,7 @@
       <w:r>
         <w:t xml:space="preserve">Larsen, Clark Spencer. “</w:t>
       </w:r>
-      <w:hyperlink w:history="1" r:id="rIds1dpmwssnipnkmks2g7e3">
+      <w:hyperlink w:history="1" r:id="rIddam-r8861zyqrsmnbwman">
         <w:r>
           <w:rPr>
             <w:color w:val="0563C1"/>
@@ -1122,7 +1122,7 @@
       <w:r>
         <w:t xml:space="preserve">Hodder, Ian. </w:t>
       </w:r>
-      <w:hyperlink w:history="1" r:id="rIdh1ikhtysv1nasaajftdp-">
+      <w:hyperlink w:history="1" r:id="rIdbefwssdyt3neskbnfaffb">
         <w:r>
           <w:rPr>
             <w:color w:val="0563C1"/>
@@ -1150,7 +1150,7 @@
       <w:r>
         <w:t xml:space="preserve">Scott, James C. </w:t>
       </w:r>
-      <w:hyperlink w:history="1" r:id="rIdnqzgleapvb1jmp16w_qdw">
+      <w:hyperlink w:history="1" r:id="rIdnk0a_xqkqhcbkfcwhsifm">
         <w:r>
           <w:rPr>
             <w:color w:val="0563C1"/>
@@ -1214,7 +1214,7 @@
       <w:r>
         <w:t xml:space="preserve">Schmandt-Besserat, Denise. </w:t>
       </w:r>
-      <w:hyperlink w:history="1" r:id="rIds6b69hlth5q5zibmpex8v">
+      <w:hyperlink w:history="1" r:id="rIdw2ipk4bgp7grkxfmkbm9l">
         <w:r>
           <w:rPr>
             <w:color w:val="0563C1"/>
@@ -1242,7 +1242,7 @@
       <w:r>
         <w:t xml:space="preserve">Nissen, Hans J., Peter Damerow, and Robert K. Englund. </w:t>
       </w:r>
-      <w:hyperlink w:history="1" r:id="rId0msqhhrrbfheegyvn0imt">
+      <w:hyperlink w:history="1" r:id="rId6gcnlk16axysbfenvsfh6">
         <w:r>
           <w:rPr>
             <w:color w:val="0563C1"/>
@@ -1270,7 +1270,7 @@
       <w:r>
         <w:t xml:space="preserve">Houston, Stephen D., ed. </w:t>
       </w:r>
-      <w:hyperlink w:history="1" r:id="rIdczo06dqh_8p5qjcbzybfa">
+      <w:hyperlink w:history="1" r:id="rIdxdpz0txmgalyn7wxjkc1k">
         <w:r>
           <w:rPr>
             <w:color w:val="0563C1"/>
@@ -1298,7 +1298,7 @@
       <w:r>
         <w:t xml:space="preserve">Schacter, Daniel L. </w:t>
       </w:r>
-      <w:hyperlink w:history="1" r:id="rIdtwknnze4um-t3nlskbm5f">
+      <w:hyperlink w:history="1" r:id="rIdgs9qw0xsrreg-zc4qi57b">
         <w:r>
           <w:rPr>
             <w:color w:val="0563C1"/>
@@ -1378,7 +1378,7 @@
       <w:r>
         <w:t xml:space="preserve">Van De Mieroop, Marc. </w:t>
       </w:r>
-      <w:hyperlink w:history="1" r:id="rIdydesrgq7afompq3jj7k2m">
+      <w:hyperlink w:history="1" r:id="rIdn6y4mtyiydrv05s3eaglj">
         <w:r>
           <w:rPr>
             <w:color w:val="0563C1"/>
@@ -1406,7 +1406,7 @@
       <w:r>
         <w:t xml:space="preserve">Lehner, Mark, and Zahi Hawass. </w:t>
       </w:r>
-      <w:hyperlink w:history="1" r:id="rIdycyx0j7jwg7wmqphctth1">
+      <w:hyperlink w:history="1" r:id="rIdz_knudyecb9mnwjtfmkve">
         <w:r>
           <w:rPr>
             <w:color w:val="0563C1"/>
@@ -1434,7 +1434,7 @@
       <w:r>
         <w:t xml:space="preserve">Edgerton, William F. “</w:t>
       </w:r>
-      <w:hyperlink w:history="1" r:id="rId2268nm0_iy6d8csnflfto">
+      <w:hyperlink w:history="1" r:id="rId6mx1oxqghuutwizfr-slj">
         <w:r>
           <w:rPr>
             <w:color w:val="0563C1"/>
@@ -1462,7 +1462,7 @@
       <w:r>
         <w:t xml:space="preserve">Roth, Martha T. </w:t>
       </w:r>
-      <w:hyperlink w:history="1" r:id="rIdlmixvolnseqghtnv4ir0j">
+      <w:hyperlink w:history="1" r:id="rId4wzaetvhamoyq-n1y85cu">
         <w:r>
           <w:rPr>
             <w:color w:val="0563C1"/>
@@ -1490,7 +1490,7 @@
       <w:r>
         <w:t xml:space="preserve">Bryce, Trevor. </w:t>
       </w:r>
-      <w:hyperlink w:history="1" r:id="rId4i9gtfvdl25befix9wcir">
+      <w:hyperlink w:history="1" r:id="rIdgbh2b0wsx8f3c8qkhp9ok">
         <w:r>
           <w:rPr>
             <w:color w:val="0563C1"/>
@@ -1518,7 +1518,7 @@
       <w:r>
         <w:t xml:space="preserve">Parkinson, Richard. </w:t>
       </w:r>
-      <w:hyperlink w:history="1" r:id="rId_kjfjzcquz-jsmu93bihk">
+      <w:hyperlink w:history="1" r:id="rIdcgefdda3umipnozeqmxjk">
         <w:r>
           <w:rPr>
             <w:color w:val="0563C1"/>
@@ -1566,7 +1566,7 @@
       <w:r>
         <w:t xml:space="preserve">Keightley, David N. </w:t>
       </w:r>
-      <w:hyperlink w:history="1" r:id="rIdgiygsvcniou5rlxbucuf1">
+      <w:hyperlink w:history="1" r:id="rIdvabgzfl9egp_tlajzlo4z">
         <w:r>
           <w:rPr>
             <w:color w:val="0563C1"/>
@@ -1594,7 +1594,7 @@
       <w:r>
         <w:t xml:space="preserve">Lewis, Mark Edward. </w:t>
       </w:r>
-      <w:hyperlink w:history="1" r:id="rId6yow-vnaz3zemww22v3sk">
+      <w:hyperlink w:history="1" r:id="rId9yrjbzffokhexnrgbn-an">
         <w:r>
           <w:rPr>
             <w:color w:val="0563C1"/>
@@ -1622,7 +1622,7 @@
       <w:r>
         <w:t xml:space="preserve">Elman, Benjamin A. </w:t>
       </w:r>
-      <w:hyperlink w:history="1" r:id="rIdealrg2gupvf5jgtahtcef">
+      <w:hyperlink w:history="1" r:id="rIdzmfzqbslrmenmdpb6xmv9">
         <w:r>
           <w:rPr>
             <w:color w:val="0563C1"/>
@@ -1650,7 +1650,7 @@
       <w:r>
         <w:t xml:space="preserve">Liu, Li, and Xingcan Chen. </w:t>
       </w:r>
-      <w:hyperlink w:history="1" r:id="rIdvobc2vqv2bqktbgoc2b78">
+      <w:hyperlink w:history="1" r:id="rIdgavqpk965dedq_c4igu2t">
         <w:r>
           <w:rPr>
             <w:color w:val="0563C1"/>
@@ -1698,7 +1698,7 @@
       <w:r>
         <w:t xml:space="preserve">Possehl, Gregory L. </w:t>
       </w:r>
-      <w:hyperlink w:history="1" r:id="rIdgy969wt1m3qa1f-hkgbmr">
+      <w:hyperlink w:history="1" r:id="rIdwtkzxdu9o-6avwmq9loqp">
         <w:r>
           <w:rPr>
             <w:color w:val="0563C1"/>
@@ -1726,7 +1726,7 @@
       <w:r>
         <w:t xml:space="preserve">Thapar, Romila. </w:t>
       </w:r>
-      <w:hyperlink w:history="1" r:id="rIdgryqzylhmonhmpskgivwx">
+      <w:hyperlink w:history="1" r:id="rIdaf6bbj1u1nfj5q4_ojigl">
         <w:r>
           <w:rPr>
             <w:color w:val="0563C1"/>
@@ -1754,7 +1754,7 @@
       <w:r>
         <w:t xml:space="preserve">Plofker, Kim. </w:t>
       </w:r>
-      <w:hyperlink w:history="1" r:id="rId90k579uxi3foalvgfo-qu">
+      <w:hyperlink w:history="1" r:id="rIdftqqaymlo5fzi0hutmdny">
         <w:r>
           <w:rPr>
             <w:color w:val="0563C1"/>
@@ -1782,7 +1782,7 @@
       <w:r>
         <w:t xml:space="preserve">Dirks, Nicholas B. </w:t>
       </w:r>
-      <w:hyperlink w:history="1" r:id="rIdqtncyvn9kquxa1w1wjjvy">
+      <w:hyperlink w:history="1" r:id="rIdovqsl2y7wxydsp4nf1zoa">
         <w:r>
           <w:rPr>
             <w:color w:val="0563C1"/>
@@ -1810,7 +1810,7 @@
       <w:r>
         <w:t xml:space="preserve">Dundas, Paul. </w:t>
       </w:r>
-      <w:hyperlink w:history="1" r:id="rIdwkwx-mtaltpbjsghgvjio">
+      <w:hyperlink w:history="1" r:id="rIdaatdsmh6zi8du7l418stb">
         <w:r>
           <w:rPr>
             <w:color w:val="0563C1"/>
@@ -1890,7 +1890,7 @@
       <w:r>
         <w:t xml:space="preserve">Cartledge, Paul. </w:t>
       </w:r>
-      <w:hyperlink w:history="1" r:id="rIdbp5dnf-hdvwrtqy-nuvdv">
+      <w:hyperlink w:history="1" r:id="rIdex534h5tvwmnrrqqlledr">
         <w:r>
           <w:rPr>
             <w:color w:val="0563C1"/>
@@ -1918,7 +1918,7 @@
       <w:r>
         <w:t xml:space="preserve">Freeth, Tony, et al. “</w:t>
       </w:r>
-      <w:hyperlink w:history="1" r:id="rIdfs7sagrr7fylhjxrdnlmd">
+      <w:hyperlink w:history="1" r:id="rIdz3b7ylo0szojnk-utydbl">
         <w:r>
           <w:rPr>
             <w:color w:val="0563C1"/>
@@ -1946,7 +1946,7 @@
       <w:r>
         <w:t xml:space="preserve">Freeth, Tony, et al. “</w:t>
       </w:r>
-      <w:hyperlink w:history="1" r:id="rIdb16fqfelzzbqxurxl2fgr">
+      <w:hyperlink w:history="1" r:id="rIdqi3vpcadfwwongciiyn9u">
         <w:r>
           <w:rPr>
             <w:color w:val="0563C1"/>
@@ -1994,7 +1994,7 @@
       <w:r>
         <w:t xml:space="preserve">Beard, Mary. </w:t>
       </w:r>
-      <w:hyperlink w:history="1" r:id="rIdivy-jbiie29eagvz8eufk">
+      <w:hyperlink w:history="1" r:id="rIdmao7axuwwnjpfnhxc9lkw">
         <w:r>
           <w:rPr>
             <w:color w:val="0563C1"/>
@@ -2022,7 +2022,7 @@
       <w:r>
         <w:t xml:space="preserve">Ward-Perkins, Bryan. </w:t>
       </w:r>
-      <w:hyperlink w:history="1" r:id="rId0fao6vbqm6wjijk-jx3mi">
+      <w:hyperlink w:history="1" r:id="rId7knc9ap_ysjz-pmxrizyk">
         <w:r>
           <w:rPr>
             <w:color w:val="0563C1"/>
@@ -2050,7 +2050,7 @@
       <w:r>
         <w:t xml:space="preserve">Brown, Peter. </w:t>
       </w:r>
-      <w:hyperlink w:history="1" r:id="rIdjvgbujc4zbvq2e9zarnjx">
+      <w:hyperlink w:history="1" r:id="rId6l_ma1hyzjgnx9pivomoe">
         <w:r>
           <w:rPr>
             <w:color w:val="0563C1"/>
@@ -2078,7 +2078,7 @@
       <w:r>
         <w:t xml:space="preserve">Harper, Kyle. </w:t>
       </w:r>
-      <w:hyperlink w:history="1" r:id="rIdq48pt7qmbitqo_zjcpsjj">
+      <w:hyperlink w:history="1" r:id="rIdthen0kokkzu4qzp4qe9tf">
         <w:r>
           <w:rPr>
             <w:color w:val="0563C1"/>
@@ -2126,7 +2126,7 @@
       <w:r>
         <w:t xml:space="preserve">Kennedy, Hugh. </w:t>
       </w:r>
-      <w:hyperlink w:history="1" r:id="rIdaiw8fupt6sguoahz4ta7o">
+      <w:hyperlink w:history="1" r:id="rIdpk7cimj41_otcss369cwe">
         <w:r>
           <w:rPr>
             <w:color w:val="0563C1"/>
@@ -2154,7 +2154,7 @@
       <w:r>
         <w:t xml:space="preserve">Gutas, Dimitri. </w:t>
       </w:r>
-      <w:hyperlink w:history="1" r:id="rIdamxwu40jd7adtfc11rsug">
+      <w:hyperlink w:history="1" r:id="rIdmxvlnifyqfdxzpohgaitl">
         <w:r>
           <w:rPr>
             <w:color w:val="0563C1"/>
@@ -2182,7 +2182,7 @@
       <w:r>
         <w:t xml:space="preserve">Riley-Smith, Jonathan. </w:t>
       </w:r>
-      <w:hyperlink w:history="1" r:id="rId42o9ifovr_j-ievf4dtfg">
+      <w:hyperlink w:history="1" r:id="rIdu8rvirnmdtkvfnc-9bnit">
         <w:r>
           <w:rPr>
             <w:color w:val="0563C1"/>
@@ -2210,7 +2210,7 @@
       <w:r>
         <w:t xml:space="preserve">Phillips, Jonathan. </w:t>
       </w:r>
-      <w:hyperlink w:history="1" r:id="rIdm0awjmofhfvl1fgjl69mv">
+      <w:hyperlink w:history="1" r:id="rId3yehenxxj-rop82hqglba">
         <w:r>
           <w:rPr>
             <w:color w:val="0563C1"/>
@@ -2238,7 +2238,7 @@
       <w:r>
         <w:t xml:space="preserve">Stark, Rodney. </w:t>
       </w:r>
-      <w:hyperlink w:history="1" r:id="rIduhuzlosg-tlq1kg_yk3bo">
+      <w:hyperlink w:history="1" r:id="rId42ozv26b7nrmovupd6oc-">
         <w:r>
           <w:rPr>
             <w:color w:val="0563C1"/>
@@ -2286,7 +2286,7 @@
       <w:r>
         <w:t xml:space="preserve">Mommsen, Theodor E. “</w:t>
       </w:r>
-      <w:hyperlink w:history="1" r:id="rIdmo29nefpyajk-u9-m0bkv">
+      <w:hyperlink w:history="1" r:id="rIdb0yyxbcn95tvgzek0fcfp">
         <w:r>
           <w:rPr>
             <w:color w:val="0563C1"/>
@@ -2314,7 +2314,7 @@
       <w:r>
         <w:t xml:space="preserve">Wickham, Chris. </w:t>
       </w:r>
-      <w:hyperlink w:history="1" r:id="rIdi88egtmw6owrp6dhfox2v">
+      <w:hyperlink w:history="1" r:id="rIdqru2mvnh5feup6xtc_doe">
         <w:r>
           <w:rPr>
             <w:color w:val="0563C1"/>
@@ -2342,7 +2342,7 @@
       <w:r>
         <w:t xml:space="preserve">Russell, Jeffrey Burton. </w:t>
       </w:r>
-      <w:hyperlink w:history="1" r:id="rId_rwgqb9fcpe7uvyswkx_u">
+      <w:hyperlink w:history="1" r:id="rIdw7k__nnhxejodxbkp3t_c">
         <w:r>
           <w:rPr>
             <w:color w:val="0563C1"/>
@@ -2406,7 +2406,7 @@
       <w:r>
         <w:t xml:space="preserve">Hansen, Valerie. </w:t>
       </w:r>
-      <w:hyperlink w:history="1" r:id="rIdfkvrccrbtygfyjvg8de_j">
+      <w:hyperlink w:history="1" r:id="rIdefxf-_8ba8pfkgbnggrps">
         <w:r>
           <w:rPr>
             <w:color w:val="0563C1"/>
@@ -2434,7 +2434,7 @@
       <w:r>
         <w:t xml:space="preserve">Spyrou, Maria A., et al. “</w:t>
       </w:r>
-      <w:hyperlink w:history="1" r:id="rIdvxofs9ijpjtbdweyrnxk1">
+      <w:hyperlink w:history="1" r:id="rIdvkf0w1hl1u3r6zw5bsbu7">
         <w:r>
           <w:rPr>
             <w:color w:val="0563C1"/>
@@ -2462,7 +2462,7 @@
       <w:r>
         <w:t xml:space="preserve">Wheelis, Mark. “</w:t>
       </w:r>
-      <w:hyperlink w:history="1" r:id="rIdf0fjpx46t1as_ofl2f9sf">
+      <w:hyperlink w:history="1" r:id="rIdmleompvhyo2ro3-_qwnjw">
         <w:r>
           <w:rPr>
             <w:color w:val="0563C1"/>
@@ -2490,7 +2490,7 @@
       <w:r>
         <w:t xml:space="preserve">Dean, Katharine R., et al. “</w:t>
       </w:r>
-      <w:hyperlink w:history="1" r:id="rIdea3sp6b1_rhxvrs3-nnju">
+      <w:hyperlink w:history="1" r:id="rIdxxofc_9ms2r5pupwayzpo">
         <w:r>
           <w:rPr>
             <w:color w:val="0563C1"/>
@@ -2518,7 +2518,7 @@
       <w:r>
         <w:t xml:space="preserve">Benedictow, Ole J. </w:t>
       </w:r>
-      <w:hyperlink w:history="1" r:id="rIdusvqe3w_xzd6e2sbompm7">
+      <w:hyperlink w:history="1" r:id="rIdalk7woymwvu3qs7q0xajx">
         <w:r>
           <w:rPr>
             <w:color w:val="0563C1"/>
@@ -2582,7 +2582,7 @@
       <w:r>
         <w:t xml:space="preserve">Gomez, Michael A. </w:t>
       </w:r>
-      <w:hyperlink w:history="1" r:id="rIdtovq6crebyxok4io742m-">
+      <w:hyperlink w:history="1" r:id="rIdp73j8zyiokf-uabmevsji">
         <w:r>
           <w:rPr>
             <w:color w:val="0563C1"/>
@@ -2642,7 +2642,7 @@
       <w:r>
         <w:t xml:space="preserve">Edwards, David N. </w:t>
       </w:r>
-      <w:hyperlink w:history="1" r:id="rIdyjdom_l5nb8i7f34geyi8">
+      <w:hyperlink w:history="1" r:id="rIdzj1prlnvoqiysyihfb8y8">
         <w:r>
           <w:rPr>
             <w:color w:val="0563C1"/>
@@ -2670,7 +2670,7 @@
       <w:r>
         <w:t xml:space="preserve">Pikirayi, Innocent. </w:t>
       </w:r>
-      <w:hyperlink w:history="1" r:id="rIdpwadeb97qarp8e7e-hlai">
+      <w:hyperlink w:history="1" r:id="rIdl1bmhxzsnuxkn41asom1m">
         <w:r>
           <w:rPr>
             <w:color w:val="0563C1"/>
@@ -2698,7 +2698,7 @@
       <w:r>
         <w:t xml:space="preserve">Hicks, Dan. </w:t>
       </w:r>
-      <w:hyperlink w:history="1" r:id="rIdfqtccvway1rpsylkrafs6">
+      <w:hyperlink w:history="1" r:id="rIdlipl57gc2ytpyjbdqfdi1">
         <w:r>
           <w:rPr>
             <w:color w:val="0563C1"/>
@@ -2746,7 +2746,7 @@
       <w:r>
         <w:t xml:space="preserve">Thornton, John K. </w:t>
       </w:r>
-      <w:hyperlink w:history="1" r:id="rIdm-motm5ee9yzr8y2iqjvn">
+      <w:hyperlink w:history="1" r:id="rIdgcapojxady4qyqmazlm6a">
         <w:r>
           <w:rPr>
             <w:color w:val="0563C1"/>
@@ -2774,7 +2774,7 @@
       <w:r>
         <w:t xml:space="preserve">McCaskie, T. C. </w:t>
       </w:r>
-      <w:hyperlink w:history="1" r:id="rId6vnv6vsoqs4wnckl7bavh">
+      <w:hyperlink w:history="1" r:id="rId98hm23qtpk8lqcmudikrf">
         <w:r>
           <w:rPr>
             <w:color w:val="0563C1"/>
@@ -2802,7 +2802,7 @@
       <w:r>
         <w:t xml:space="preserve">Hochschild, Adam. </w:t>
       </w:r>
-      <w:hyperlink w:history="1" r:id="rIda7cfdzbfsbg4j8epzzyy6">
+      <w:hyperlink w:history="1" r:id="rIdtmzks6m78nppzmoeo1tyb">
         <w:r>
           <w:rPr>
             <w:color w:val="0563C1"/>
@@ -2846,7 +2846,7 @@
       <w:r>
         <w:t xml:space="preserve">Kara, Siddharth. </w:t>
       </w:r>
-      <w:hyperlink w:history="1" r:id="rIdx76zaaggj2xgl1ytz_eho">
+      <w:hyperlink w:history="1" r:id="rIdzpjh459vuc_fowqxf8rte">
         <w:r>
           <w:rPr>
             <w:color w:val="0563C1"/>
@@ -2894,7 +2894,7 @@
       <w:r>
         <w:t xml:space="preserve">Mann, Charles C. </w:t>
       </w:r>
-      <w:hyperlink w:history="1" r:id="rIdik0akfwm6tt3-40wty2zq">
+      <w:hyperlink w:history="1" r:id="rIdv7mgrbmw0g2f5pnwigs3h">
         <w:r>
           <w:rPr>
             <w:color w:val="0563C1"/>
@@ -2922,7 +2922,7 @@
       <w:r>
         <w:t xml:space="preserve">Matsuoka, Yoshihiro, et al. “</w:t>
       </w:r>
-      <w:hyperlink w:history="1" r:id="rIdcc9fiay1zidkzvtuj140j">
+      <w:hyperlink w:history="1" r:id="rId75jxsenbikqxur8ergqoq">
         <w:r>
           <w:rPr>
             <w:color w:val="0563C1"/>
@@ -2950,7 +2950,7 @@
       <w:r>
         <w:t xml:space="preserve">Shady Solis, Ruth, Jonathan Haas, and Winifred Creamer. “</w:t>
       </w:r>
-      <w:hyperlink w:history="1" r:id="rIda9ap7zhcb5e8hngjparv6">
+      <w:hyperlink w:history="1" r:id="rId0vowe3rgblzr-n9wk0yob">
         <w:r>
           <w:rPr>
             <w:color w:val="0563C1"/>
@@ -2978,7 +2978,7 @@
       <w:r>
         <w:t xml:space="preserve">Urton, Gary. </w:t>
       </w:r>
-      <w:hyperlink w:history="1" r:id="rIds5ciosafqlf9diap_h4bf">
+      <w:hyperlink w:history="1" r:id="rIdduapmim96rhvwckxps0b4">
         <w:r>
           <w:rPr>
             <w:color w:val="0563C1"/>
@@ -3006,7 +3006,7 @@
       <w:r>
         <w:t xml:space="preserve">Denevan, William M., ed. </w:t>
       </w:r>
-      <w:hyperlink w:history="1" r:id="rIdcqxp1okdnangj34f22vz5">
+      <w:hyperlink w:history="1" r:id="rId5clrfs-_seihj-rs1xg5-">
         <w:r>
           <w:rPr>
             <w:color w:val="0563C1"/>
@@ -3034,7 +3034,7 @@
       <w:r>
         <w:t xml:space="preserve">Henige, David. </w:t>
       </w:r>
-      <w:hyperlink w:history="1" r:id="rId4lueh-usrebeyc-hnkdmf">
+      <w:hyperlink w:history="1" r:id="rIdjjqxw1ckwpr3wz_qvvibk">
         <w:r>
           <w:rPr>
             <w:color w:val="0563C1"/>
@@ -3062,7 +3062,7 @@
       <w:r>
         <w:t xml:space="preserve">Koch, Alexander, Chris Brierley, Mark M. Maslin, and Simon L. Lewis. “</w:t>
       </w:r>
-      <w:hyperlink w:history="1" r:id="rIdn_4xg3pgnsamv6mf4atv1">
+      <w:hyperlink w:history="1" r:id="rId_tyjgnxgr9lgzuhrto654">
         <w:r>
           <w:rPr>
             <w:color w:val="0563C1"/>
@@ -3090,7 +3090,7 @@
       <w:r>
         <w:t xml:space="preserve">Ioannidis, Alexander G., et al. “</w:t>
       </w:r>
-      <w:hyperlink w:history="1" r:id="rIdsljjtq4zpc2rwhmqvgivq">
+      <w:hyperlink w:history="1" r:id="rIduredvy18wzbx1stucosr4">
         <w:r>
           <w:rPr>
             <w:color w:val="0563C1"/>
@@ -3118,7 +3118,7 @@
       <w:r>
         <w:t xml:space="preserve">Pauketat, Timothy R. </w:t>
       </w:r>
-      <w:hyperlink w:history="1" r:id="rIdv-qwqvdpzz62akap85a4t">
+      <w:hyperlink w:history="1" r:id="rIdytrf12a-rdypv732el6sg">
         <w:r>
           <w:rPr>
             <w:color w:val="0563C1"/>
@@ -3146,7 +3146,7 @@
       <w:r>
         <w:t xml:space="preserve">Dobyns, Henry F. “</w:t>
       </w:r>
-      <w:hyperlink w:history="1" r:id="rIdemquqdnkstcpsza0bbf4s">
+      <w:hyperlink w:history="1" r:id="rIdjbvixsoipoxyfrwxhehw0">
         <w:r>
           <w:rPr>
             <w:color w:val="0563C1"/>
@@ -3207,7 +3207,7 @@
         </w:rPr>
         <w:t xml:space="preserve">The voyages database behind those numbers. </w:t>
       </w:r>
-      <w:hyperlink w:history="1" r:id="rIdvwfmfaxoi3ofr1alrkykh">
+      <w:hyperlink w:history="1" r:id="rIdwasvtkip_56ntz2rrbq3c">
         <w:r>
           <w:rPr>
             <w:color w:val="0563C1"/>
@@ -3235,7 +3235,7 @@
       <w:r>
         <w:t xml:space="preserve">Equiano, Olaudah. </w:t>
       </w:r>
-      <w:hyperlink w:history="1" r:id="rId3wpxxlyhs-cpza-qjkngi">
+      <w:hyperlink w:history="1" r:id="rIdzof7rhueqzshosltvez7e">
         <w:r>
           <w:rPr>
             <w:color w:val="0563C1"/>
@@ -3263,7 +3263,7 @@
       <w:r>
         <w:t xml:space="preserve">Carretta, Vincent. </w:t>
       </w:r>
-      <w:hyperlink w:history="1" r:id="rIdb2np1demvxpr2r7_oa943">
+      <w:hyperlink w:history="1" r:id="rIds_snupuczf8m-tj-jc5la">
         <w:r>
           <w:rPr>
             <w:color w:val="0563C1"/>
@@ -3291,7 +3291,7 @@
       <w:r>
         <w:t xml:space="preserve">Hurston, Zora Neale. </w:t>
       </w:r>
-      <w:hyperlink w:history="1" r:id="rIdls_xtdtbzukaxozwwawbs">
+      <w:hyperlink w:history="1" r:id="rIdv7_9xpasdlfly5-bkz8l6">
         <w:r>
           <w:rPr>
             <w:color w:val="0563C1"/>
@@ -3319,7 +3319,7 @@
       <w:r>
         <w:t xml:space="preserve">Diouf, Sylviane A. </w:t>
       </w:r>
-      <w:hyperlink w:history="1" r:id="rId1hdv0hiqtgfbdrmvxukwj">
+      <w:hyperlink w:history="1" r:id="rId9ky0ohevencb_cjxbjgya">
         <w:r>
           <w:rPr>
             <w:color w:val="0563C1"/>
@@ -3347,7 +3347,7 @@
       <w:r>
         <w:t xml:space="preserve">Livi Bacci, Massimo. </w:t>
       </w:r>
-      <w:hyperlink w:history="1" r:id="rIdclvof6cfg1haa89m3la_g">
+      <w:hyperlink w:history="1" r:id="rIdilb_vcowfdodrha94aghg">
         <w:r>
           <w:rPr>
             <w:color w:val="0563C1"/>
@@ -3375,7 +3375,7 @@
       <w:r>
         <w:t xml:space="preserve">Reséndez, Andrés. </w:t>
       </w:r>
-      <w:hyperlink w:history="1" r:id="rId0utxevjkpenead37ymcmw">
+      <w:hyperlink w:history="1" r:id="rIdhuey9v1-9qv0gded9mgkt">
         <w:r>
           <w:rPr>
             <w:color w:val="0563C1"/>
@@ -3403,7 +3403,7 @@
       <w:r>
         <w:t xml:space="preserve">Dreyer, Edward L. </w:t>
       </w:r>
-      <w:hyperlink w:history="1" r:id="rIdb180tt0xu1dedbgdeqipu">
+      <w:hyperlink w:history="1" r:id="rIdkhm4yh2dzonr4pgfkj4vl">
         <w:r>
           <w:rPr>
             <w:color w:val="0563C1"/>
@@ -3451,7 +3451,7 @@
       <w:r>
         <w:t xml:space="preserve">Eisenstein, Elizabeth L. </w:t>
       </w:r>
-      <w:hyperlink w:history="1" r:id="rId1v6x86onbeie8qfinz-se">
+      <w:hyperlink w:history="1" r:id="rId6aemxwrw7m7owewk0e-ho">
         <w:r>
           <w:rPr>
             <w:color w:val="0563C1"/>
@@ -3479,7 +3479,7 @@
       <w:r>
         <w:t xml:space="preserve">Allen, Robert C. </w:t>
       </w:r>
-      <w:hyperlink w:history="1" r:id="rIdj5uoogiwqnxiij6-qtq6r">
+      <w:hyperlink w:history="1" r:id="rId9irwvtauozfaxmkfsi3zg">
         <w:r>
           <w:rPr>
             <w:color w:val="0563C1"/>
@@ -3507,7 +3507,7 @@
       <w:r>
         <w:t xml:space="preserve">Humphries, Jane. </w:t>
       </w:r>
-      <w:hyperlink w:history="1" r:id="rIdimvpxqrwv7y2el4vbroyl">
+      <w:hyperlink w:history="1" r:id="rId0qfqnioda1rms89qw7yhc">
         <w:r>
           <w:rPr>
             <w:color w:val="0563C1"/>
@@ -3535,7 +3535,7 @@
       <w:r>
         <w:t xml:space="preserve">Pomeranz, Kenneth. </w:t>
       </w:r>
-      <w:hyperlink w:history="1" r:id="rIdyevfees5zo53cxvbb7tfr">
+      <w:hyperlink w:history="1" r:id="rId_m0pkygyjpsntrlgvb-ah">
         <w:r>
           <w:rPr>
             <w:color w:val="0563C1"/>
@@ -3563,7 +3563,7 @@
       <w:r>
         <w:t xml:space="preserve">Bell, Michelle L., and Devra Lee Davis. “</w:t>
       </w:r>
-      <w:hyperlink w:history="1" r:id="rIdftirvpqwlwrbsb-50omj9">
+      <w:hyperlink w:history="1" r:id="rIdew0mvix6l0ehzsxan2pvk">
         <w:r>
           <w:rPr>
             <w:color w:val="0563C1"/>
@@ -3611,7 +3611,7 @@
       <w:r>
         <w:t xml:space="preserve">Hacker, J. David. “</w:t>
       </w:r>
-      <w:hyperlink w:history="1" r:id="rIdnt77-wbcoyyythj9cf6vs">
+      <w:hyperlink w:history="1" r:id="rIdw4wbuqgfe7pjhsynmtgms">
         <w:r>
           <w:rPr>
             <w:color w:val="0563C1"/>
@@ -3639,7 +3639,7 @@
       <w:r>
         <w:t xml:space="preserve">Foner, Eric. </w:t>
       </w:r>
-      <w:hyperlink w:history="1" r:id="rId5eijv_qojpqpneix79y9m">
+      <w:hyperlink w:history="1" r:id="rIdu6zxm6kggwgelhyhvbn-u">
         <w:r>
           <w:rPr>
             <w:color w:val="0563C1"/>
@@ -3667,7 +3667,7 @@
       <w:r>
         <w:t xml:space="preserve">Saunt, Claudio. </w:t>
       </w:r>
-      <w:hyperlink w:history="1" r:id="rIdgy1jkubgolhzrb9bygmcf">
+      <w:hyperlink w:history="1" r:id="rIdm3ib3z9uvchco2xlxnhz_">
         <w:r>
           <w:rPr>
             <w:color w:val="0563C1"/>
@@ -3695,7 +3695,7 @@
       <w:r>
         <w:t xml:space="preserve">Dubois, Laurent. </w:t>
       </w:r>
-      <w:hyperlink w:history="1" r:id="rIdcmqvo466x9uitoeqc_9vf">
+      <w:hyperlink w:history="1" r:id="rId1u0tqsydamoseqjwgqlot">
         <w:r>
           <w:rPr>
             <w:color w:val="0563C1"/>
@@ -3723,7 +3723,7 @@
       <w:r>
         <w:t xml:space="preserve">Dolin, Eric Jay. </w:t>
       </w:r>
-      <w:hyperlink w:history="1" r:id="rIdmoiuu7rd0yqy2q8mred6q">
+      <w:hyperlink w:history="1" r:id="rIdgge9sspfivbrot1qdsxsi">
         <w:r>
           <w:rPr>
             <w:color w:val="0563C1"/>
@@ -3751,7 +3751,7 @@
       <w:r>
         <w:t xml:space="preserve">Horn, James. </w:t>
       </w:r>
-      <w:hyperlink w:history="1" r:id="rIds2zzvka2lvd4vib8kikg2">
+      <w:hyperlink w:history="1" r:id="rIdchu1uq4if8glbf184lboa">
         <w:r>
           <w:rPr>
             <w:color w:val="0563C1"/>
@@ -3779,7 +3779,7 @@
       <w:r>
         <w:t xml:space="preserve">Wilentz, Sean. </w:t>
       </w:r>
-      <w:hyperlink w:history="1" r:id="rIdi7biw_zo3i17tddbqn7v8">
+      <w:hyperlink w:history="1" r:id="rIdzy5yhrk7euxphorbnr_8r">
         <w:r>
           <w:rPr>
             <w:color w:val="0563C1"/>
@@ -3827,7 +3827,7 @@
       <w:r>
         <w:t xml:space="preserve">Equal Justice Initiative. </w:t>
       </w:r>
-      <w:hyperlink w:history="1" r:id="rId-fxxtbmhwvgervaizm8w3">
+      <w:hyperlink w:history="1" r:id="rIdlrve4n5gezdne7yxpwnt7">
         <w:r>
           <w:rPr>
             <w:color w:val="0563C1"/>
@@ -3871,7 +3871,7 @@
       <w:r>
         <w:t xml:space="preserve">Robinson, Greg. </w:t>
       </w:r>
-      <w:hyperlink w:history="1" r:id="rIdleo8zi88w25duzfa5w_yu">
+      <w:hyperlink w:history="1" r:id="rIdub5qxjigrivef0gaxrw4z">
         <w:r>
           <w:rPr>
             <w:color w:val="0563C1"/>
@@ -3899,7 +3899,7 @@
       <w:r>
         <w:t xml:space="preserve">Blinder, Alan S. </w:t>
       </w:r>
-      <w:hyperlink w:history="1" r:id="rIdspwq-sy25-lj8l0iom_db">
+      <w:hyperlink w:history="1" r:id="rIdp_bombxbnqmkqkp42ynoq">
         <w:r>
           <w:rPr>
             <w:color w:val="0563C1"/>
@@ -3947,7 +3947,7 @@
       <w:r>
         <w:t xml:space="preserve">Butler, Jon. </w:t>
       </w:r>
-      <w:hyperlink w:history="1" r:id="rIdlv_hv_khv1wasw7tki9fb">
+      <w:hyperlink w:history="1" r:id="rIdypesjqmqpsrrtbilexi38">
         <w:r>
           <w:rPr>
             <w:color w:val="0563C1"/>
@@ -3975,7 +3975,7 @@
       <w:r>
         <w:t xml:space="preserve">Hatch, Nathan O. </w:t>
       </w:r>
-      <w:hyperlink w:history="1" r:id="rIdghsllxkdplvcfujok1v0e">
+      <w:hyperlink w:history="1" r:id="rIdjfbzsushid7zhwikru7gl">
         <w:r>
           <w:rPr>
             <w:color w:val="0563C1"/>
@@ -4003,7 +4003,7 @@
       <w:r>
         <w:t xml:space="preserve">Bushman, Richard Lyman. </w:t>
       </w:r>
-      <w:hyperlink w:history="1" r:id="rIdjoy70vmmzewks4naot1g4">
+      <w:hyperlink w:history="1" r:id="rIdvr7f041vl9a26rhmrigg3">
         <w:r>
           <w:rPr>
             <w:color w:val="0563C1"/>
@@ -4031,7 +4031,7 @@
       <w:r>
         <w:t xml:space="preserve">Kraybill, Donald B., Karen M. Johnson-Weiner, and Steven M. Nolt. </w:t>
       </w:r>
-      <w:hyperlink w:history="1" r:id="rIdmusqogrgx9_uvdpsfnpog">
+      <w:hyperlink w:history="1" r:id="rIdc-sftydyi-1odd1pb50s1">
         <w:r>
           <w:rPr>
             <w:color w:val="0563C1"/>
@@ -4059,7 +4059,7 @@
       <w:r>
         <w:t xml:space="preserve">Moore, Rebecca. </w:t>
       </w:r>
-      <w:hyperlink w:history="1" r:id="rIdhszldezlnsdudezqyje5z">
+      <w:hyperlink w:history="1" r:id="rIdwiwkfzjv9lgzdy9ktp6-q">
         <w:r>
           <w:rPr>
             <w:color w:val="0563C1"/>
@@ -4123,7 +4123,7 @@
       <w:r>
         <w:t xml:space="preserve">Lynch, John. </w:t>
       </w:r>
-      <w:hyperlink w:history="1" r:id="rIdy0kh6izwyjkafyy9l4t6k">
+      <w:hyperlink w:history="1" r:id="rId3ispo3kaanufd75kpcety">
         <w:r>
           <w:rPr>
             <w:color w:val="0563C1"/>
@@ -4151,7 +4151,7 @@
       <w:r>
         <w:t xml:space="preserve">Dubois, Laurent. </w:t>
       </w:r>
-      <w:hyperlink w:history="1" r:id="rIdbvbehy67pnj1f_wldyama">
+      <w:hyperlink w:history="1" r:id="rIdm8vo7mfvzneqjbmmuiho_">
         <w:r>
           <w:rPr>
             <w:color w:val="0563C1"/>
@@ -4179,7 +4179,7 @@
       <w:r>
         <w:t xml:space="preserve">Conrad, Robert Edgar. </w:t>
       </w:r>
-      <w:hyperlink w:history="1" r:id="rIdd-rx1xhff_qumfyojpvnh">
+      <w:hyperlink w:history="1" r:id="rIdevepdpu_atnkajvel6zgu">
         <w:r>
           <w:rPr>
             <w:color w:val="0563C1"/>
@@ -4204,7 +4204,7 @@
         </w:rPr>
         <w:t xml:space="preserve">Brazil’s share of the Atlantic slave trade. </w:t>
       </w:r>
-      <w:hyperlink w:history="1" r:id="rIdsuium7kbw1u_iciuo33fw">
+      <w:hyperlink w:history="1" r:id="rIdlgzbqa4qn5j7wihgnidk6">
         <w:r>
           <w:rPr>
             <w:color w:val="0563C1"/>
@@ -4232,7 +4232,7 @@
       <w:r>
         <w:t xml:space="preserve">Smith, Peter H. </w:t>
       </w:r>
-      <w:hyperlink w:history="1" r:id="rIdxjvud2pjms6amdasemetw">
+      <w:hyperlink w:history="1" r:id="rIdbilw2wtankjz1xxa8tmae">
         <w:r>
           <w:rPr>
             <w:color w:val="0563C1"/>
@@ -4260,7 +4260,7 @@
       <w:r>
         <w:t xml:space="preserve">Schlesinger, Stephen, and Stephen Kinzer. </w:t>
       </w:r>
-      <w:hyperlink w:history="1" r:id="rId-acbtj94whveejfj5jui1">
+      <w:hyperlink w:history="1" r:id="rId_naw83ryliqpu_mpkp82u">
         <w:r>
           <w:rPr>
             <w:color w:val="0563C1"/>
@@ -4288,7 +4288,7 @@
       <w:r>
         <w:t xml:space="preserve">Slater, Candace. </w:t>
       </w:r>
-      <w:hyperlink w:history="1" r:id="rIdqiq2txmp9_ygycldjha8m">
+      <w:hyperlink w:history="1" r:id="rId4es0vtzkaqa1o3bnivlpd">
         <w:r>
           <w:rPr>
             <w:color w:val="0563C1"/>
@@ -4316,7 +4316,7 @@
       <w:r>
         <w:t xml:space="preserve">Taylor, Barbara L., et al. “</w:t>
       </w:r>
-      <w:hyperlink w:history="1" r:id="rIdz5lo9sb4w-cju3gilzi-a">
+      <w:hyperlink w:history="1" r:id="rIds5qziobdtst3xxoih4iet">
         <w:r>
           <w:rPr>
             <w:color w:val="0563C1"/>
@@ -4344,7 +4344,7 @@
       <w:r>
         <w:t xml:space="preserve">NOAA Fisheries. “</w:t>
       </w:r>
-      <w:hyperlink w:history="1" r:id="rIdlry9rijpxqp7w0qpaynwe">
+      <w:hyperlink w:history="1" r:id="rIda2x3sygnntgijp8jmtmq1">
         <w:r>
           <w:rPr>
             <w:color w:val="0563C1"/>
@@ -4372,7 +4372,7 @@
       <w:r>
         <w:t xml:space="preserve">Skidmore, Thomas E. </w:t>
       </w:r>
-      <w:hyperlink w:history="1" r:id="rIdaksa6pen8zacn__nl41u7">
+      <w:hyperlink w:history="1" r:id="rId6jydmbcrs9d37-yzwuteq">
         <w:r>
           <w:rPr>
             <w:color w:val="0563C1"/>
@@ -4400,7 +4400,7 @@
       <w:r>
         <w:t xml:space="preserve">Comisión Nacional sobre la Desaparición de Personas. </w:t>
       </w:r>
-      <w:hyperlink w:history="1" r:id="rId72_xexrxlpn_hxpwehqlr">
+      <w:hyperlink w:history="1" r:id="rIdgw6mesyzrxtfojdw-caa9">
         <w:r>
           <w:rPr>
             <w:color w:val="0563C1"/>
@@ -4428,7 +4428,7 @@
       <w:r>
         <w:t xml:space="preserve">Nino, Carlos Santiago. </w:t>
       </w:r>
-      <w:hyperlink w:history="1" r:id="rIdx4fhiarlrgx_ohwo7xwg7">
+      <w:hyperlink w:history="1" r:id="rIdm9pmjtdzrmqxxjgawav0f">
         <w:r>
           <w:rPr>
             <w:color w:val="0563C1"/>
@@ -4456,7 +4456,7 @@
       <w:r>
         <w:t xml:space="preserve">Bouvard, Marguerite Guzman. </w:t>
       </w:r>
-      <w:hyperlink w:history="1" r:id="rIdihobo3funvechox4mhs6f">
+      <w:hyperlink w:history="1" r:id="rIdghalosvs6pr6_bzajzjde">
         <w:r>
           <w:rPr>
             <w:color w:val="0563C1"/>
@@ -4484,7 +4484,7 @@
       <w:r>
         <w:t xml:space="preserve">Kornbluh, Peter. </w:t>
       </w:r>
-      <w:hyperlink w:history="1" r:id="rIdujr3tdvyl9h21lw1giunm">
+      <w:hyperlink w:history="1" r:id="rIdd5j2fuyxmm_-idt8hbquz">
         <w:r>
           <w:rPr>
             <w:color w:val="0563C1"/>
@@ -4512,7 +4512,7 @@
       <w:r>
         <w:t xml:space="preserve">Jara, Joan. </w:t>
       </w:r>
-      <w:hyperlink w:history="1" r:id="rIdeansm1eejfxtq4ygr4aja">
+      <w:hyperlink w:history="1" r:id="rIduxw1_cl_scjxw3asgpman">
         <w:r>
           <w:rPr>
             <w:color w:val="0563C1"/>
@@ -4540,7 +4540,7 @@
       <w:r>
         <w:t xml:space="preserve">LeoGrande, William M., and Peter Kornbluh. </w:t>
       </w:r>
-      <w:hyperlink w:history="1" r:id="rIdtuhvyrnlbvj4gtcwyfwaj">
+      <w:hyperlink w:history="1" r:id="rIdi3sf_g2ydbfbuvba6_w8i">
         <w:r>
           <w:rPr>
             <w:color w:val="0563C1"/>
@@ -4600,7 +4600,7 @@
       <w:r>
         <w:t xml:space="preserve">Secretaría de Gobernación (Mexico). “</w:t>
       </w:r>
-      <w:hyperlink w:history="1" r:id="rIdgq5yt7hiqtopkrzjbepmc">
+      <w:hyperlink w:history="1" r:id="rIddoysnvnp0btkupwat2lld">
         <w:r>
           <w:rPr>
             <w:color w:val="0563C1"/>
@@ -4648,7 +4648,7 @@
       <w:r>
         <w:t xml:space="preserve">Finkel, Caroline. </w:t>
       </w:r>
-      <w:hyperlink w:history="1" r:id="rIdx3jzprltywhkdqg6aoqec">
+      <w:hyperlink w:history="1" r:id="rIdjxczr7pu_uwp9quo9d_tm">
         <w:r>
           <w:rPr>
             <w:color w:val="0563C1"/>
@@ -4676,7 +4676,7 @@
       <w:r>
         <w:t xml:space="preserve">Crowley, Roger. </w:t>
       </w:r>
-      <w:hyperlink w:history="1" r:id="rIdqflfy-zji7q2kcxayrqqj">
+      <w:hyperlink w:history="1" r:id="rIdyvzohfbj9qihicza8n_kx">
         <w:r>
           <w:rPr>
             <w:color w:val="0563C1"/>
@@ -4704,7 +4704,7 @@
       <w:r>
         <w:t xml:space="preserve">Barkey, Karen. </w:t>
       </w:r>
-      <w:hyperlink w:history="1" r:id="rIdxcn6jg8zh4l4xr2gf5qd7">
+      <w:hyperlink w:history="1" r:id="rIdytll0savojrvxd1-d_aq0">
         <w:r>
           <w:rPr>
             <w:color w:val="0563C1"/>
@@ -4732,7 +4732,7 @@
       <w:r>
         <w:t xml:space="preserve">Mazower, Mark. </w:t>
       </w:r>
-      <w:hyperlink w:history="1" r:id="rIddpcidxzsrr0jib6lfoeoe">
+      <w:hyperlink w:history="1" r:id="rIdfpaa_hykafuj1cf-23koe">
         <w:r>
           <w:rPr>
             <w:color w:val="0563C1"/>
@@ -4760,7 +4760,7 @@
       <w:r>
         <w:t xml:space="preserve">Suny, Ronald Grigor. “</w:t>
       </w:r>
-      <w:hyperlink w:history="1" r:id="rId2dzc-htzs7ieoidglilwp">
+      <w:hyperlink w:history="1" r:id="rIdjoxeacms6fbmr2fza0g98">
         <w:r>
           <w:rPr>
             <w:color w:val="0563C1"/>
@@ -4788,7 +4788,7 @@
       <w:r>
         <w:t xml:space="preserve">Power, Samantha. “</w:t>
       </w:r>
-      <w:hyperlink w:history="1" r:id="rIdqpztk0_rm5uoslmkxawyz">
+      <w:hyperlink w:history="1" r:id="rIdktmbo3rozdlrwrfxfds1s">
         <w:r>
           <w:rPr>
             <w:color w:val="0563C1"/>
@@ -4816,7 +4816,7 @@
       <w:r>
         <w:t xml:space="preserve">Hirschon, Renée, ed. </w:t>
       </w:r>
-      <w:hyperlink w:history="1" r:id="rIdktzlitqqjlguj9moffev8">
+      <w:hyperlink w:history="1" r:id="rId7i2fk1o06dksd5vcednms">
         <w:r>
           <w:rPr>
             <w:color w:val="0563C1"/>
@@ -4844,7 +4844,7 @@
       <w:r>
         <w:t xml:space="preserve">Rogan, Eugene. </w:t>
       </w:r>
-      <w:hyperlink w:history="1" r:id="rId6cdztdi2aeymxyqqomtgw">
+      <w:hyperlink w:history="1" r:id="rIdh5oydjmyhgwzd18nuojyy">
         <w:r>
           <w:rPr>
             <w:color w:val="0563C1"/>
@@ -4872,7 +4872,7 @@
       <w:r>
         <w:t xml:space="preserve">Barr, James. </w:t>
       </w:r>
-      <w:hyperlink w:history="1" r:id="rIdfv9xvahfsqyxwifgnw_wr">
+      <w:hyperlink w:history="1" r:id="rIdxwm04ezfvmi2yf9joi9vg">
         <w:r>
           <w:rPr>
             <w:color w:val="0563C1"/>
@@ -4900,7 +4900,7 @@
       <w:r>
         <w:t xml:space="preserve">McDowall, David. </w:t>
       </w:r>
-      <w:hyperlink w:history="1" r:id="rIdee2jlaor9ymujdlorlpin">
+      <w:hyperlink w:history="1" r:id="rId0aplv3n6hexkxlhg-uo7g">
         <w:r>
           <w:rPr>
             <w:color w:val="0563C1"/>
@@ -4928,7 +4928,7 @@
       <w:r>
         <w:t xml:space="preserve">Abrahamian, Ervand. </w:t>
       </w:r>
-      <w:hyperlink w:history="1" r:id="rIdybek164dccw8cafpcz0i_">
+      <w:hyperlink w:history="1" r:id="rIdifu5xxaoimt4upu-r20dw">
         <w:r>
           <w:rPr>
             <w:color w:val="0563C1"/>
@@ -4956,7 +4956,7 @@
       <w:r>
         <w:t xml:space="preserve">Razoux, Pierre. </w:t>
       </w:r>
-      <w:hyperlink w:history="1" r:id="rIdv9ksxqdyhrhfisch8w4fd">
+      <w:hyperlink w:history="1" r:id="rIdutleg6via8dr9mjn5j9bn">
         <w:r>
           <w:rPr>
             <w:color w:val="0563C1"/>
@@ -5004,7 +5004,7 @@
       <w:r>
         <w:t xml:space="preserve">Clark, Christopher. </w:t>
       </w:r>
-      <w:hyperlink w:history="1" r:id="rId0bgfvtcvt6rd2ss7qywod">
+      <w:hyperlink w:history="1" r:id="rIdevezcxj4csfkwxparaud8">
         <w:r>
           <w:rPr>
             <w:color w:val="0563C1"/>
@@ -5032,7 +5032,7 @@
       <w:r>
         <w:t xml:space="preserve">Strachan, Hew. </w:t>
       </w:r>
-      <w:hyperlink w:history="1" r:id="rIdrmatn44mz3xedhcqbklwc">
+      <w:hyperlink w:history="1" r:id="rIdj3oyesple6-av9hnf5n5n">
         <w:r>
           <w:rPr>
             <w:color w:val="0563C1"/>
@@ -5076,7 +5076,7 @@
       <w:r>
         <w:t xml:space="preserve">Weintraub, Stanley. </w:t>
       </w:r>
-      <w:hyperlink w:history="1" r:id="rId-i56sj4qzz0wfc_0b2qea">
+      <w:hyperlink w:history="1" r:id="rIdhcgz69avaa1enqfxwh7e9">
         <w:r>
           <w:rPr>
             <w:color w:val="0563C1"/>
@@ -5104,7 +5104,7 @@
       <w:r>
         <w:t xml:space="preserve">Johnson, Niall P. A. S., and Juergen Mueller. “</w:t>
       </w:r>
-      <w:hyperlink w:history="1" r:id="rIdb3n8wsi5bojrv9ecniz5c">
+      <w:hyperlink w:history="1" r:id="rIdw6zygmlfi8ts6vxaluxwh">
         <w:r>
           <w:rPr>
             <w:color w:val="0563C1"/>
@@ -5132,7 +5132,7 @@
       <w:r>
         <w:t xml:space="preserve">Spreeuwenberg, Peter, et al. “</w:t>
       </w:r>
-      <w:hyperlink w:history="1" r:id="rIdshbc5f_4dwzbt3ujdszgs">
+      <w:hyperlink w:history="1" r:id="rIds8h-px9omt7mcjx9tp219">
         <w:r>
           <w:rPr>
             <w:color w:val="0563C1"/>
@@ -5160,7 +5160,7 @@
       <w:r>
         <w:t xml:space="preserve">Keynes, John Maynard. </w:t>
       </w:r>
-      <w:hyperlink w:history="1" r:id="rIdece9jtdd_k0biipcekebl">
+      <w:hyperlink w:history="1" r:id="rIdyjg9fhsd5hm2ufrirb_7b">
         <w:r>
           <w:rPr>
             <w:color w:val="0563C1"/>
@@ -5208,7 +5208,7 @@
       <w:r>
         <w:t xml:space="preserve">Evans, Richard J. </w:t>
       </w:r>
-      <w:hyperlink w:history="1" r:id="rId30x1fwoeypb8npz0yw7po">
+      <w:hyperlink w:history="1" r:id="rId12kgvpuwt_ylxnmki62s_">
         <w:r>
           <w:rPr>
             <w:color w:val="0563C1"/>
@@ -5236,7 +5236,7 @@
       <w:r>
         <w:t xml:space="preserve">Hilberg, Raul. </w:t>
       </w:r>
-      <w:hyperlink w:history="1" r:id="rIdpc_phe3rdxt7td1q4eiec">
+      <w:hyperlink w:history="1" r:id="rIdd67_8c563olqqcjxvozvn">
         <w:r>
           <w:rPr>
             <w:color w:val="0563C1"/>
@@ -5264,7 +5264,7 @@
       <w:r>
         <w:t xml:space="preserve">Kiernan, Ben. </w:t>
       </w:r>
-      <w:hyperlink w:history="1" r:id="rIdrifos_uo3zacetzx6mlyo">
+      <w:hyperlink w:history="1" r:id="rIdqclqkbnb04pdzvfssnhml">
         <w:r>
           <w:rPr>
             <w:color w:val="0563C1"/>
@@ -5292,7 +5292,7 @@
       <w:r>
         <w:t xml:space="preserve">Levitsky, Steven, and Daniel Ziblatt. </w:t>
       </w:r>
-      <w:hyperlink w:history="1" r:id="rIdjorugq3xxwszcrzviz0so">
+      <w:hyperlink w:history="1" r:id="rIdwjlov9u-z8lsmsqvr8ta7">
         <w:r>
           <w:rPr>
             <w:color w:val="0563C1"/>
@@ -5320,7 +5320,7 @@
       <w:r>
         <w:t xml:space="preserve">Neiman, Susan. </w:t>
       </w:r>
-      <w:hyperlink w:history="1" r:id="rIdgtdstmlb0bhwtb8duoai5">
+      <w:hyperlink w:history="1" r:id="rId6duqo9xczgz9cynp5yri5">
         <w:r>
           <w:rPr>
             <w:color w:val="0563C1"/>
@@ -5364,7 +5364,7 @@
       <w:r>
         <w:t xml:space="preserve">Broberg, Gunnar, and Nils Roll-Hansen, eds. </w:t>
       </w:r>
-      <w:hyperlink w:history="1" r:id="rIdpnohlgujcnme-2p4vjuj7">
+      <w:hyperlink w:history="1" r:id="rIdxylnd87yvqzifdpifow-d">
         <w:r>
           <w:rPr>
             <w:color w:val="0563C1"/>
@@ -5412,7 +5412,7 @@
       <w:r>
         <w:t xml:space="preserve">Jansen, Marius B. </w:t>
       </w:r>
-      <w:hyperlink w:history="1" r:id="rIdffkncpdulbt6vboyy_llu">
+      <w:hyperlink w:history="1" r:id="rIdyrdoujl2bd2riekmzqdgh">
         <w:r>
           <w:rPr>
             <w:color w:val="0563C1"/>
@@ -5440,7 +5440,7 @@
       <w:r>
         <w:t xml:space="preserve">Fogel, Joshua A., ed. </w:t>
       </w:r>
-      <w:hyperlink w:history="1" r:id="rIdet0ypgk5fxpa4womc4u6d">
+      <w:hyperlink w:history="1" r:id="rId7daeiay5uqcmm8kdmqiyl">
         <w:r>
           <w:rPr>
             <w:color w:val="0563C1"/>
@@ -5468,7 +5468,7 @@
       <w:r>
         <w:t xml:space="preserve">Ohnuki-Tierney, Emiko. </w:t>
       </w:r>
-      <w:hyperlink w:history="1" r:id="rId5axov-on4skn9cafudccy">
+      <w:hyperlink w:history="1" r:id="rIdujgvquh06x3jwnzwr1jnn">
         <w:r>
           <w:rPr>
             <w:color w:val="0563C1"/>
@@ -5496,7 +5496,7 @@
       <w:r>
         <w:t xml:space="preserve">Dower, John W. </w:t>
       </w:r>
-      <w:hyperlink w:history="1" r:id="rIdxvd59z6kljgzgfht_g9jr">
+      <w:hyperlink w:history="1" r:id="rIdtccku6f2p2cwung1hmuv4">
         <w:r>
           <w:rPr>
             <w:color w:val="0563C1"/>
@@ -5544,7 +5544,7 @@
       <w:r>
         <w:t xml:space="preserve">Duggan, Christopher. </w:t>
       </w:r>
-      <w:hyperlink w:history="1" r:id="rIdc_el2iqaqqbfcifi33i2o">
+      <w:hyperlink w:history="1" r:id="rIdp2mjawi7wlzd0xnxmkdyj">
         <w:r>
           <w:rPr>
             <w:color w:val="0563C1"/>
@@ -5572,7 +5572,7 @@
       <w:r>
         <w:t xml:space="preserve">Bosworth, R. J. B. </w:t>
       </w:r>
-      <w:hyperlink w:history="1" r:id="rId3mwl2api0-ygw1bvvwljs">
+      <w:hyperlink w:history="1" r:id="rId7tx7ncnmyqmcmueyrrpov">
         <w:r>
           <w:rPr>
             <w:color w:val="0563C1"/>
@@ -5600,7 +5600,7 @@
       <w:r>
         <w:t xml:space="preserve">Domenico, Roy Palmer. </w:t>
       </w:r>
-      <w:hyperlink w:history="1" r:id="rIdwybgiuvp7e0ovqewbg0hm">
+      <w:hyperlink w:history="1" r:id="rIduihuwx9d7ams7w5p66zt0">
         <w:r>
           <w:rPr>
             <w:color w:val="0563C1"/>
@@ -5648,7 +5648,7 @@
       <w:r>
         <w:t xml:space="preserve">Menocal, María Rosa. </w:t>
       </w:r>
-      <w:hyperlink w:history="1" r:id="rId7d4jx8nbvy-iwstjq90s9">
+      <w:hyperlink w:history="1" r:id="rIdutlfp3fkujnb_qkhbxz6j">
         <w:r>
           <w:rPr>
             <w:color w:val="0563C1"/>
@@ -5676,7 +5676,7 @@
       <w:r>
         <w:t xml:space="preserve">Fernández-Morera, Darío. </w:t>
       </w:r>
-      <w:hyperlink w:history="1" r:id="rIdtat2zi2knlgagpnphh0an">
+      <w:hyperlink w:history="1" r:id="rIdxvk_vessylothap5lx4xz">
         <w:r>
           <w:rPr>
             <w:color w:val="0563C1"/>
@@ -5704,7 +5704,7 @@
       <w:r>
         <w:t xml:space="preserve">Kraemer, Joel L. </w:t>
       </w:r>
-      <w:hyperlink w:history="1" r:id="rId3uedv4fujduyzuhqbzdkw">
+      <w:hyperlink w:history="1" r:id="rIdoawp95zdj6zroryp8fysa">
         <w:r>
           <w:rPr>
             <w:color w:val="0563C1"/>
@@ -5732,7 +5732,7 @@
       <w:r>
         <w:t xml:space="preserve">Preston, Paul. </w:t>
       </w:r>
-      <w:hyperlink w:history="1" r:id="rIdcwnyki9n32cvcxvqy7q2s">
+      <w:hyperlink w:history="1" r:id="rId3h7rndbegbdrbiabn82gh">
         <w:r>
           <w:rPr>
             <w:color w:val="0563C1"/>
@@ -5760,7 +5760,7 @@
       <w:r>
         <w:t xml:space="preserve">Aguilar, Paloma. </w:t>
       </w:r>
-      <w:hyperlink w:history="1" r:id="rIdjdptwyzieviuxqlwj73qe">
+      <w:hyperlink w:history="1" r:id="rIdckgz1qot0fprsptukobe_">
         <w:r>
           <w:rPr>
             <w:color w:val="0563C1"/>
@@ -5824,7 +5824,7 @@
       <w:r>
         <w:t xml:space="preserve">Applebaum, Anne. </w:t>
       </w:r>
-      <w:hyperlink w:history="1" r:id="rId3az25pzcgzq0pp-tb5wys">
+      <w:hyperlink w:history="1" r:id="rIdfgixycmwpk0amyxjtaikw">
         <w:r>
           <w:rPr>
             <w:color w:val="0563C1"/>
@@ -5852,7 +5852,7 @@
       <w:r>
         <w:t xml:space="preserve">Applebaum, Anne. </w:t>
       </w:r>
-      <w:hyperlink w:history="1" r:id="rIdmgpjmgtrrnejsf97xhyca">
+      <w:hyperlink w:history="1" r:id="rIdiuh8bnsn096uyxjx58063">
         <w:r>
           <w:rPr>
             <w:color w:val="0563C1"/>
@@ -5880,7 +5880,7 @@
       <w:r>
         <w:t xml:space="preserve">Sanford, George. </w:t>
       </w:r>
-      <w:hyperlink w:history="1" r:id="rIdt3wb76t8odyidmkhk368x">
+      <w:hyperlink w:history="1" r:id="rIdjlf7ogywycqwy5ca6_5gn">
         <w:r>
           <w:rPr>
             <w:color w:val="0563C1"/>
@@ -5908,7 +5908,7 @@
       <w:r>
         <w:t xml:space="preserve">Plokhy, Serhii. </w:t>
       </w:r>
-      <w:hyperlink w:history="1" r:id="rIdh4h65nmouwrvb5tiuc6x4">
+      <w:hyperlink w:history="1" r:id="rIda5evourec01w1vsvql4ap">
         <w:r>
           <w:rPr>
             <w:color w:val="0563C1"/>
@@ -5936,7 +5936,7 @@
       <w:r>
         <w:t xml:space="preserve">Roberts, Geoffrey. </w:t>
       </w:r>
-      <w:hyperlink w:history="1" r:id="rIdzugirf_k_fnsvp-52yob0">
+      <w:hyperlink w:history="1" r:id="rIdwdjjdmpspkz57mo3blojb">
         <w:r>
           <w:rPr>
             <w:color w:val="0563C1"/>
@@ -5984,7 +5984,7 @@
       <w:r>
         <w:t xml:space="preserve">Dikötter, Frank. </w:t>
       </w:r>
-      <w:hyperlink w:history="1" r:id="rIdkh42onynv7vngle3nq6mf">
+      <w:hyperlink w:history="1" r:id="rIdhn5z4l9_1qrwdywl3fg7m">
         <w:r>
           <w:rPr>
             <w:color w:val="0563C1"/>
@@ -6012,7 +6012,7 @@
       <w:r>
         <w:t xml:space="preserve">Yang Jisheng. </w:t>
       </w:r>
-      <w:hyperlink w:history="1" r:id="rId2tmjdnhueup8n83lkmnx5">
+      <w:hyperlink w:history="1" r:id="rId4b9anjwyyi-29rbsol701">
         <w:r>
           <w:rPr>
             <w:color w:val="0563C1"/>
@@ -6040,7 +6040,7 @@
       <w:r>
         <w:t xml:space="preserve">MacFarquhar, Roderick, and Michael Schoenhals. </w:t>
       </w:r>
-      <w:hyperlink w:history="1" r:id="rId9h1z96ssprlz9ngvao1i2">
+      <w:hyperlink w:history="1" r:id="rIdw04-c-2v2j9bzjeyuql9y">
         <w:r>
           <w:rPr>
             <w:color w:val="0563C1"/>
@@ -6068,7 +6068,7 @@
       <w:r>
         <w:t xml:space="preserve">Jambeck, Jenna R., et al. “</w:t>
       </w:r>
-      <w:hyperlink w:history="1" r:id="rIdvy07od3mzu1ljp2tuxqe_">
+      <w:hyperlink w:history="1" r:id="rIdahhcvvxve-2jycytm12ew">
         <w:r>
           <w:rPr>
             <w:color w:val="0563C1"/>
@@ -6096,7 +6096,7 @@
       <w:r>
         <w:t xml:space="preserve">Meijer, Lourens J. J., et al. “</w:t>
       </w:r>
-      <w:hyperlink w:history="1" r:id="rIddm0ksvs3eelgakfnilofr">
+      <w:hyperlink w:history="1" r:id="rIddrfu2d6lnpmktk5mxo69o">
         <w:r>
           <w:rPr>
             <w:color w:val="0563C1"/>
@@ -6124,7 +6124,7 @@
       <w:r>
         <w:t xml:space="preserve">Economy, Elizabeth C. </w:t>
       </w:r>
-      <w:hyperlink w:history="1" r:id="rIdbapnywur0ixzoavtyqhgt">
+      <w:hyperlink w:history="1" r:id="rIddctjzda1hybjgzprlcwp2">
         <w:r>
           <w:rPr>
             <w:color w:val="0563C1"/>
@@ -6167,6 +6167,62 @@
       </w:r>
       <w:r>
         <w:t xml:space="preserve">Law of the People’s Republic of China on Safeguarding National Security in the Hong Kong Special Administrative Region, promulgated June 30, 2020.</w:t>
+      </w:r>
+    </w:p>
+    <w:p>
+      <w:pPr>
+        <w:spacing w:after="120"/>
+        <w:ind w:left="360" w:hanging="360"/>
+      </w:pPr>
+      <w:r>
+        <w:rPr>
+          <w:i/>
+          <w:iCs/>
+        </w:rPr>
+        <w:t xml:space="preserve">The Winnie-the-Pooh memes and their censorship. </w:t>
+      </w:r>
+      <w:r>
+        <w:t xml:space="preserve">McDonell, Stephen. “</w:t>
+      </w:r>
+      <w:hyperlink w:history="1" r:id="rIdylrrcwkgdfardpzqwnr59">
+        <w:r>
+          <w:rPr>
+            <w:color w:val="0563C1"/>
+            <w:u w:val="single"/>
+          </w:rPr>
+          <w:t xml:space="preserve">Why China Censors Banned Winnie the Pooh</w:t>
+        </w:r>
+      </w:hyperlink>
+      <w:r>
+        <w:t xml:space="preserve">.” BBC News, July 17, 2017.</w:t>
+      </w:r>
+    </w:p>
+    <w:p>
+      <w:pPr>
+        <w:spacing w:after="120"/>
+        <w:ind w:left="360" w:hanging="360"/>
+      </w:pPr>
+      <w:r>
+        <w:rPr>
+          <w:i/>
+          <w:iCs/>
+        </w:rPr>
+        <w:t xml:space="preserve">Little Bear Winnie on Weibo and WeChat; the 2013 and 2014 pairings. </w:t>
+      </w:r>
+      <w:r>
+        <w:t xml:space="preserve">Agence France-Presse. “‘Oh, Bother’: </w:t>
+      </w:r>
+      <w:hyperlink w:history="1" r:id="rId8fqfbogfisvuqx0wy-ybu">
+        <w:r>
+          <w:rPr>
+            <w:color w:val="0563C1"/>
+            <w:u w:val="single"/>
+          </w:rPr>
+          <w:t xml:space="preserve">Winnie the Pooh Falls Foul of Chinese Internet Censors</w:t>
+        </w:r>
+      </w:hyperlink>
+      <w:r>
+        <w:t xml:space="preserve">.” The Guardian, July 17, 2017.</w:t>
       </w:r>
     </w:p>
     <w:p>
@@ -6204,7 +6260,7 @@
       <w:r>
         <w:t xml:space="preserve">Schama, Simon. </w:t>
       </w:r>
-      <w:hyperlink w:history="1" r:id="rIdfjfxd7yt1tn-k-4jsbkzl">
+      <w:hyperlink w:history="1" r:id="rIdkakoqshat7hz-yki54s3g">
         <w:r>
           <w:rPr>
             <w:color w:val="0563C1"/>
@@ -6232,7 +6288,7 @@
       <w:r>
         <w:t xml:space="preserve">Finkelstein, Israel, and Neil Asher Silberman. </w:t>
       </w:r>
-      <w:hyperlink w:history="1" r:id="rIdvowx2abz_0kqvizptivg7">
+      <w:hyperlink w:history="1" r:id="rIdnib5zxfdzrzhkew_robmy">
         <w:r>
           <w:rPr>
             <w:color w:val="0563C1"/>
@@ -6260,7 +6316,7 @@
       <w:r>
         <w:t xml:space="preserve">VanderKam, James C. </w:t>
       </w:r>
-      <w:hyperlink w:history="1" r:id="rIdxdutjvehpdeitqbx71imy">
+      <w:hyperlink w:history="1" r:id="rIdkq2vwrdii1t_xexr8mmxi">
         <w:r>
           <w:rPr>
             <w:color w:val="0563C1"/>
@@ -6288,7 +6344,7 @@
       <w:r>
         <w:t xml:space="preserve">Magness, Jodi. </w:t>
       </w:r>
-      <w:hyperlink w:history="1" r:id="rIdypwx-0r6g3qihylld0gef">
+      <w:hyperlink w:history="1" r:id="rIdshrmadug1cy3bqwdkzf8d">
         <w:r>
           <w:rPr>
             <w:color w:val="0563C1"/>
@@ -6316,7 +6372,7 @@
       <w:r>
         <w:t xml:space="preserve">Morris, Benny. </w:t>
       </w:r>
-      <w:hyperlink w:history="1" r:id="rIdxufr7deyr1r1qrocj2h5d">
+      <w:hyperlink w:history="1" r:id="rIdvrmlg47vyckmuv9sxysf2">
         <w:r>
           <w:rPr>
             <w:color w:val="0563C1"/>
@@ -6364,7 +6420,7 @@
       <w:r>
         <w:t xml:space="preserve">Gaddis, John Lewis. </w:t>
       </w:r>
-      <w:hyperlink w:history="1" r:id="rIdgojs4qwzvj-lvgbyvafp-">
+      <w:hyperlink w:history="1" r:id="rIdqagurjmibmac2m0at-4i4">
         <w:r>
           <w:rPr>
             <w:color w:val="0563C1"/>
@@ -6392,7 +6448,7 @@
       <w:r>
         <w:t xml:space="preserve">Savranskaya, Svetlana V. “</w:t>
       </w:r>
-      <w:hyperlink w:history="1" r:id="rIdg7n9v8p58lc8n377t7vmg">
+      <w:hyperlink w:history="1" r:id="rIdyajmf6hrcslrqp0a7jqqr">
         <w:r>
           <w:rPr>
             <w:color w:val="0563C1"/>
@@ -6420,7 +6476,7 @@
       <w:r>
         <w:t xml:space="preserve">Hoffman, David E. </w:t>
       </w:r>
-      <w:hyperlink w:history="1" r:id="rIdvup2mf_xpqepol-sk7jrr">
+      <w:hyperlink w:history="1" r:id="rIdg6tijcpqpedkvunau1uw6">
         <w:r>
           <w:rPr>
             <w:color w:val="0563C1"/>
@@ -6448,7 +6504,7 @@
       <w:r>
         <w:t xml:space="preserve">Rhodes, Richard. </w:t>
       </w:r>
-      <w:hyperlink w:history="1" r:id="rIdxv4q5iewbd4o_etodt5hm">
+      <w:hyperlink w:history="1" r:id="rIdblyhoucyekk3pdbxg40ec">
         <w:r>
           <w:rPr>
             <w:color w:val="0563C1"/>
@@ -6476,7 +6532,7 @@
       <w:r>
         <w:t xml:space="preserve">Niedenthal, Jack. </w:t>
       </w:r>
-      <w:hyperlink w:history="1" r:id="rId5bdmqmb5hrkg5pfwikm8w">
+      <w:hyperlink w:history="1" r:id="rIdob5r9inhhzoyumjrsrjch">
         <w:r>
           <w:rPr>
             <w:color w:val="0563C1"/>
@@ -6524,7 +6580,7 @@
       <w:r>
         <w:t xml:space="preserve">NASA. “</w:t>
       </w:r>
-      <w:hyperlink w:history="1" r:id="rIdgptn1kcbx_dmvqhplk5k1">
+      <w:hyperlink w:history="1" r:id="rIdewsvezo9aza1rhhv4cct6">
         <w:r>
           <w:rPr>
             <w:color w:val="0563C1"/>
@@ -6552,7 +6608,7 @@
       <w:r>
         <w:t xml:space="preserve">Chaikin, Andrew. </w:t>
       </w:r>
-      <w:hyperlink w:history="1" r:id="rIdjfpzldddf9nx1i2p8mx7f">
+      <w:hyperlink w:history="1" r:id="rIde6a0sdx4e7mmr1uwr96wa">
         <w:r>
           <w:rPr>
             <w:color w:val="0563C1"/>
@@ -6580,7 +6636,7 @@
       <w:r>
         <w:t xml:space="preserve">Siddiqi, Asif A. </w:t>
       </w:r>
-      <w:hyperlink w:history="1" r:id="rId6fypcyqqyxtuphj56cbfn">
+      <w:hyperlink w:history="1" r:id="rIdpvwzfc1dy5gbx_0xpgxyz">
         <w:r>
           <w:rPr>
             <w:color w:val="0563C1"/>
@@ -6608,7 +6664,7 @@
       <w:r>
         <w:t xml:space="preserve">Colaprete, Anthony, et al. “</w:t>
       </w:r>
-      <w:hyperlink w:history="1" r:id="rIdfy1mqn-5i2akeougwcz-a">
+      <w:hyperlink w:history="1" r:id="rIdk1ig3h7hmeeh7acv_btgg">
         <w:r>
           <w:rPr>
             <w:color w:val="0563C1"/>
@@ -6636,7 +6692,7 @@
       <w:r>
         <w:t xml:space="preserve">Sheehan, William. </w:t>
       </w:r>
-      <w:hyperlink w:history="1" r:id="rIdwgakhfh-25zcxob0tzwno">
+      <w:hyperlink w:history="1" r:id="rIdbfyo9f-3usg4fpcl9-vku">
         <w:r>
           <w:rPr>
             <w:color w:val="0563C1"/>
@@ -6664,7 +6720,7 @@
       <w:r>
         <w:t xml:space="preserve">Grotzinger, John P., et al. “</w:t>
       </w:r>
-      <w:hyperlink w:history="1" r:id="rIdo3x10-vtlynsf6yuk1tgv">
+      <w:hyperlink w:history="1" r:id="rIdbrfpxojtoij9nkzahdpws">
         <w:r>
           <w:rPr>
             <w:color w:val="0563C1"/>
@@ -6692,7 +6748,7 @@
       <w:r>
         <w:t xml:space="preserve">Mangold, Nicolas, et al. “</w:t>
       </w:r>
-      <w:hyperlink w:history="1" r:id="rIdntu5kypwcclv6uzyl5yjh">
+      <w:hyperlink w:history="1" r:id="rId8dmuaaomw3ip6utxs-yvd">
         <w:r>
           <w:rPr>
             <w:color w:val="0563C1"/>
@@ -6740,7 +6796,7 @@
       <w:r>
         <w:t xml:space="preserve">Ashby, Neil. “</w:t>
       </w:r>
-      <w:hyperlink w:history="1" r:id="rIdtnokrorrwsqopskeqv4hr">
+      <w:hyperlink w:history="1" r:id="rIdckqpqie0i3y7nhizyql0m">
         <w:r>
           <w:rPr>
             <w:color w:val="0563C1"/>
@@ -6768,7 +6824,7 @@
       <w:r>
         <w:t xml:space="preserve">Dyson, F. W., A. S. Eddington, and C. Davidson. “</w:t>
       </w:r>
-      <w:hyperlink w:history="1" r:id="rIdrlqrhkddicj5ukoj3ti0g">
+      <w:hyperlink w:history="1" r:id="rIdxmh8erpiyg9y3dkgz268a">
         <w:r>
           <w:rPr>
             <w:color w:val="0563C1"/>
@@ -6796,7 +6852,7 @@
       <w:r>
         <w:t xml:space="preserve">Au, Whitlow W. L. </w:t>
       </w:r>
-      <w:hyperlink w:history="1" r:id="rIdyq1mqitkyy_wsbvpaxjyd">
+      <w:hyperlink w:history="1" r:id="rIdsrkn2mbpm1bzyntzhnmy_">
         <w:r>
           <w:rPr>
             <w:color w:val="0563C1"/>
@@ -6824,7 +6880,7 @@
       <w:r>
         <w:t xml:space="preserve">Susskind, Leonard. “</w:t>
       </w:r>
-      <w:hyperlink w:history="1" r:id="rIdh6ej1fqwecgfdcdmiswsk">
+      <w:hyperlink w:history="1" r:id="rIdrlywqqgcmxyaardsvj-m8">
         <w:r>
           <w:rPr>
             <w:color w:val="0563C1"/>
@@ -6835,6 +6891,370 @@
       </w:hyperlink>
       <w:r>
         <w:t xml:space="preserve">.” Journal of Mathematical Physics 36 (1995): 6377–96.</w:t>
+      </w:r>
+    </w:p>
+    <w:p>
+      <w:pPr>
+        <w:spacing w:after="120"/>
+        <w:ind w:left="360" w:hanging="360"/>
+      </w:pPr>
+      <w:r>
+        <w:rPr>
+          <w:i/>
+          <w:iCs/>
+        </w:rPr>
+        <w:t xml:space="preserve">Mendeleev’s table and the predicted elements. </w:t>
+      </w:r>
+      <w:r>
+        <w:t xml:space="preserve">Scerri, Eric R. </w:t>
+      </w:r>
+      <w:hyperlink w:history="1" r:id="rIdyrxqj09rhyx0jmhiif5jg">
+        <w:r>
+          <w:rPr>
+            <w:color w:val="0563C1"/>
+            <w:u w:val="single"/>
+          </w:rPr>
+          <w:t xml:space="preserve">The Periodic Table: Its Story and Its Significance</w:t>
+        </w:r>
+      </w:hyperlink>
+      <w:r>
+        <w:t xml:space="preserve">. New York: Oxford University Press, 2006.</w:t>
+      </w:r>
+    </w:p>
+    <w:p>
+      <w:pPr>
+        <w:spacing w:after="120"/>
+        <w:ind w:left="360" w:hanging="360"/>
+      </w:pPr>
+      <w:r>
+        <w:rPr>
+          <w:i/>
+          <w:iCs/>
+        </w:rPr>
+        <w:t xml:space="preserve">Ammonia synthesis and the food supply. </w:t>
+      </w:r>
+      <w:r>
+        <w:t xml:space="preserve">Erisman, Jan Willem, et al. “</w:t>
+      </w:r>
+      <w:hyperlink w:history="1" r:id="rIdz9ny8vfclwyelwetnwh9t">
+        <w:r>
+          <w:rPr>
+            <w:color w:val="0563C1"/>
+            <w:u w:val="single"/>
+          </w:rPr>
+          <w:t xml:space="preserve">How a Century of Ammonia Synthesis Changed the World</w:t>
+        </w:r>
+      </w:hyperlink>
+      <w:r>
+        <w:t xml:space="preserve">.” Nature Geoscience 1 (2008): 636–39.</w:t>
+      </w:r>
+    </w:p>
+    <w:p>
+      <w:pPr>
+        <w:spacing w:after="120"/>
+        <w:ind w:left="360" w:hanging="360"/>
+      </w:pPr>
+      <w:r>
+        <w:rPr>
+          <w:i/>
+          <w:iCs/>
+        </w:rPr>
+        <w:t xml:space="preserve">The double helix. </w:t>
+      </w:r>
+      <w:r>
+        <w:t xml:space="preserve">Watson, J. D., and F. H. C. Crick. “</w:t>
+      </w:r>
+      <w:hyperlink w:history="1" r:id="rIdgcehakjffturwemjcwvra">
+        <w:r>
+          <w:rPr>
+            <w:color w:val="0563C1"/>
+            <w:u w:val="single"/>
+          </w:rPr>
+          <w:t xml:space="preserve">Molecular Structure of Nucleic Acids: A Structure for Deoxyribose Nucleic Acid</w:t>
+        </w:r>
+      </w:hyperlink>
+      <w:r>
+        <w:t xml:space="preserve">.” Nature 171 (1953): 737–38.</w:t>
+      </w:r>
+    </w:p>
+    <w:p>
+      <w:pPr>
+        <w:spacing w:after="120"/>
+        <w:ind w:left="360" w:hanging="360"/>
+      </w:pPr>
+      <w:r>
+        <w:rPr>
+          <w:i/>
+          <w:iCs/>
+        </w:rPr>
+        <w:t xml:space="preserve">Franklin’s X-ray evidence. </w:t>
+      </w:r>
+      <w:r>
+        <w:t xml:space="preserve">Franklin, Rosalind E., and R. G. Gosling. “</w:t>
+      </w:r>
+      <w:hyperlink w:history="1" r:id="rIdshvcbil_4ysflm3wxqjdt">
+        <w:r>
+          <w:rPr>
+            <w:color w:val="0563C1"/>
+            <w:u w:val="single"/>
+          </w:rPr>
+          <w:t xml:space="preserve">Molecular Configuration in Sodium Thymonucleate</w:t>
+        </w:r>
+      </w:hyperlink>
+      <w:r>
+        <w:t xml:space="preserve">.” Nature 171 (1953): 740–41.</w:t>
+      </w:r>
+    </w:p>
+    <w:p>
+      <w:pPr>
+        <w:spacing w:after="120"/>
+        <w:ind w:left="360" w:hanging="360"/>
+      </w:pPr>
+      <w:r>
+        <w:rPr>
+          <w:i/>
+          <w:iCs/>
+        </w:rPr>
+        <w:t xml:space="preserve">The draft human genome. </w:t>
+      </w:r>
+      <w:r>
+        <w:t xml:space="preserve">International Human Genome Sequencing Consortium. “</w:t>
+      </w:r>
+      <w:hyperlink w:history="1" r:id="rIdv8ksq7dxsdzpei-obehnz">
+        <w:r>
+          <w:rPr>
+            <w:color w:val="0563C1"/>
+            <w:u w:val="single"/>
+          </w:rPr>
+          <w:t xml:space="preserve">Initial Sequencing and Analysis of the Human Genome</w:t>
+        </w:r>
+      </w:hyperlink>
+      <w:r>
+        <w:t xml:space="preserve">.” Nature 409 (2001): 860–921.</w:t>
+      </w:r>
+    </w:p>
+    <w:p>
+      <w:pPr>
+        <w:spacing w:after="120"/>
+        <w:ind w:left="360" w:hanging="360"/>
+      </w:pPr>
+      <w:r>
+        <w:rPr>
+          <w:i/>
+          <w:iCs/>
+        </w:rPr>
+        <w:t xml:space="preserve">The finished genome. </w:t>
+      </w:r>
+      <w:r>
+        <w:t xml:space="preserve">International Human Genome Sequencing Consortium. “</w:t>
+      </w:r>
+      <w:hyperlink w:history="1" r:id="rIdc5svqs8sqk9csnrowuxea">
+        <w:r>
+          <w:rPr>
+            <w:color w:val="0563C1"/>
+            <w:u w:val="single"/>
+          </w:rPr>
+          <w:t xml:space="preserve">Finishing the Euchromatic Sequence of the Human Genome</w:t>
+        </w:r>
+      </w:hyperlink>
+      <w:r>
+        <w:t xml:space="preserve">.” Nature 431 (2004): 931–45.</w:t>
+      </w:r>
+    </w:p>
+    <w:p>
+      <w:pPr>
+        <w:spacing w:after="120"/>
+        <w:ind w:left="360" w:hanging="360"/>
+      </w:pPr>
+      <w:r>
+        <w:rPr>
+          <w:i/>
+          <w:iCs/>
+        </w:rPr>
+        <w:t xml:space="preserve">The last gaps, 2022. </w:t>
+      </w:r>
+      <w:r>
+        <w:t xml:space="preserve">Nurk, Sergey, et al. “</w:t>
+      </w:r>
+      <w:hyperlink w:history="1" r:id="rIdrzzd-yij70ocwmsfkrul8">
+        <w:r>
+          <w:rPr>
+            <w:color w:val="0563C1"/>
+            <w:u w:val="single"/>
+          </w:rPr>
+          <w:t xml:space="preserve">The Complete Sequence of a Human Genome</w:t>
+        </w:r>
+      </w:hyperlink>
+      <w:r>
+        <w:t xml:space="preserve">.” Science 376 (2022): 44–53.</w:t>
+      </w:r>
+    </w:p>
+    <w:p>
+      <w:pPr>
+        <w:spacing w:after="120"/>
+        <w:ind w:left="360" w:hanging="360"/>
+      </w:pPr>
+      <w:r>
+        <w:rPr>
+          <w:i/>
+          <w:iCs/>
+        </w:rPr>
+        <w:t xml:space="preserve">Seafloor magnetic stripes and plate tectonics. </w:t>
+      </w:r>
+      <w:r>
+        <w:t xml:space="preserve">Vine, F. J., and D. H. Matthews. “</w:t>
+      </w:r>
+      <w:hyperlink w:history="1" r:id="rIdnpcap0w8wt4lus20_gdhd">
+        <w:r>
+          <w:rPr>
+            <w:color w:val="0563C1"/>
+            <w:u w:val="single"/>
+          </w:rPr>
+          <w:t xml:space="preserve">Magnetic Anomalies over Oceanic Ridges</w:t>
+        </w:r>
+      </w:hyperlink>
+      <w:r>
+        <w:t xml:space="preserve">.” Nature 199 (1963): 947–49.</w:t>
+      </w:r>
+    </w:p>
+    <w:p>
+      <w:pPr>
+        <w:spacing w:after="120"/>
+        <w:ind w:left="360" w:hanging="360"/>
+      </w:pPr>
+      <w:r>
+        <w:rPr>
+          <w:i/>
+          <w:iCs/>
+        </w:rPr>
+        <w:t xml:space="preserve">The predicted afterglow. </w:t>
+      </w:r>
+      <w:r>
+        <w:t xml:space="preserve">Alpher, Ralph A., and Robert Herman. “</w:t>
+      </w:r>
+      <w:hyperlink w:history="1" r:id="rIdf063tgnzrsom-3llslgvr">
+        <w:r>
+          <w:rPr>
+            <w:color w:val="0563C1"/>
+            <w:u w:val="single"/>
+          </w:rPr>
+          <w:t xml:space="preserve">Evolution of the Universe</w:t>
+        </w:r>
+      </w:hyperlink>
+      <w:r>
+        <w:t xml:space="preserve">.” Nature 162 (1948): 774–75.</w:t>
+      </w:r>
+    </w:p>
+    <w:p>
+      <w:pPr>
+        <w:spacing w:after="120"/>
+        <w:ind w:left="360" w:hanging="360"/>
+      </w:pPr>
+      <w:r>
+        <w:rPr>
+          <w:i/>
+          <w:iCs/>
+        </w:rPr>
+        <w:t xml:space="preserve">The afterglow found. </w:t>
+      </w:r>
+      <w:r>
+        <w:t xml:space="preserve">Penzias, A. A., and R. W. Wilson. “</w:t>
+      </w:r>
+      <w:hyperlink w:history="1" r:id="rId7fk3fyvzx4pn8p4qpabxh">
+        <w:r>
+          <w:rPr>
+            <w:color w:val="0563C1"/>
+            <w:u w:val="single"/>
+          </w:rPr>
+          <w:t xml:space="preserve">A Measurement of Excess Antenna Temperature at 4080 Mc/s</w:t>
+        </w:r>
+      </w:hyperlink>
+      <w:r>
+        <w:t xml:space="preserve">.” Astrophysical Journal 142 (1965): 419–21.</w:t>
+      </w:r>
+    </w:p>
+    <w:p>
+      <w:pPr>
+        <w:spacing w:after="120"/>
+        <w:ind w:left="360" w:hanging="360"/>
+      </w:pPr>
+      <w:r>
+        <w:rPr>
+          <w:i/>
+          <w:iCs/>
+        </w:rPr>
+        <w:t xml:space="preserve">Cold fusion. </w:t>
+      </w:r>
+      <w:r>
+        <w:t xml:space="preserve">Fleischmann, Martin, and Stanley Pons. “</w:t>
+      </w:r>
+      <w:hyperlink w:history="1" r:id="rId07v1xugt9mol9tn-al46k">
+        <w:r>
+          <w:rPr>
+            <w:color w:val="0563C1"/>
+            <w:u w:val="single"/>
+          </w:rPr>
+          <w:t xml:space="preserve">Electrochemically Induced Nuclear Fusion of Deuterium</w:t>
+        </w:r>
+      </w:hyperlink>
+      <w:r>
+        <w:t xml:space="preserve">.” Journal of Electroanalytical Chemistry 261 (1989): 301–08.</w:t>
+      </w:r>
+    </w:p>
+    <w:p>
+      <w:pPr>
+        <w:spacing w:after="120"/>
+        <w:ind w:left="360" w:hanging="360"/>
+      </w:pPr>
+      <w:r>
+        <w:rPr>
+          <w:i/>
+          <w:iCs/>
+        </w:rPr>
+        <w:t xml:space="preserve">The arsenic bacterium (retracted 2025). </w:t>
+      </w:r>
+      <w:r>
+        <w:t xml:space="preserve">Wolfe-Simon, Felisa, et al. “</w:t>
+      </w:r>
+      <w:hyperlink w:history="1" r:id="rIdetfgp_arbi4n4kywcozks">
+        <w:r>
+          <w:rPr>
+            <w:color w:val="0563C1"/>
+            <w:u w:val="single"/>
+          </w:rPr>
+          <w:t xml:space="preserve">A Bacterium That Can Grow by Using Arsenic Instead of Phosphorus</w:t>
+        </w:r>
+      </w:hyperlink>
+      <w:r>
+        <w:t xml:space="preserve">.” Science 332 (2011): 1163–66.</w:t>
+      </w:r>
+    </w:p>
+    <w:p>
+      <w:pPr>
+        <w:spacing w:after="120"/>
+        <w:ind w:left="360" w:hanging="360"/>
+      </w:pPr>
+      <w:r>
+        <w:rPr>
+          <w:i/>
+          <w:iCs/>
+        </w:rPr>
+        <w:t xml:space="preserve">The arsenic claim refuted. </w:t>
+      </w:r>
+      <w:r>
+        <w:t xml:space="preserve">Reaves, Marshall Louis, et al. “</w:t>
+      </w:r>
+      <w:hyperlink w:history="1" r:id="rIdix6t38xdq3mvehbffmq2i">
+        <w:r>
+          <w:rPr>
+            <w:color w:val="0563C1"/>
+            <w:u w:val="single"/>
+          </w:rPr>
+          <w:t xml:space="preserve">Absence of Detectable Arsenate in DNA from Arsenate-Grown GFAJ-1 Cells</w:t>
+        </w:r>
+      </w:hyperlink>
+      <w:r>
+        <w:t xml:space="preserve">.” Science 337 (2012): 470–73.</w:t>
       </w:r>
     </w:p>
     <w:p>
@@ -6872,7 +7292,7 @@
       <w:r>
         <w:t xml:space="preserve">Dalrymple, William. </w:t>
       </w:r>
-      <w:hyperlink w:history="1" r:id="rIdunfaj8_cq12i8czhiepjk">
+      <w:hyperlink w:history="1" r:id="rIdgcilmnbbf1dogy4jfyogc">
         <w:r>
           <w:rPr>
             <w:color w:val="0563C1"/>
@@ -6900,7 +7320,7 @@
       <w:r>
         <w:t xml:space="preserve">Maddison, Angus. </w:t>
       </w:r>
-      <w:hyperlink w:history="1" r:id="rIdtm3_cky6osmnpe7pfy2dd">
+      <w:hyperlink w:history="1" r:id="rIdne3z4orertoqcw9oilrfd">
         <w:r>
           <w:rPr>
             <w:color w:val="0563C1"/>
@@ -6928,7 +7348,7 @@
       <w:r>
         <w:t xml:space="preserve">Sen, Amartya. </w:t>
       </w:r>
-      <w:hyperlink w:history="1" r:id="rId1nzqwpbean-1oig8bwmju">
+      <w:hyperlink w:history="1" r:id="rIde_ocd1timlpjayuprn6hx">
         <w:r>
           <w:rPr>
             <w:color w:val="0563C1"/>
@@ -6956,7 +7376,7 @@
       <w:r>
         <w:t xml:space="preserve">Khan, Yasmin. </w:t>
       </w:r>
-      <w:hyperlink w:history="1" r:id="rId0cq4ubzjns9dgf4wnzcdg">
+      <w:hyperlink w:history="1" r:id="rIdnasyrqxvtu9uotw48qkxq">
         <w:r>
           <w:rPr>
             <w:color w:val="0563C1"/>
@@ -6984,7 +7404,7 @@
       <w:r>
         <w:t xml:space="preserve">Elkins, Caroline. </w:t>
       </w:r>
-      <w:hyperlink w:history="1" r:id="rIdmypdxlzqjiy6orcx5aqj7">
+      <w:hyperlink w:history="1" r:id="rIddoafrlel2tnuaeg8rahud">
         <w:r>
           <w:rPr>
             <w:color w:val="0563C1"/>
@@ -7012,7 +7432,7 @@
       <w:r>
         <w:t xml:space="preserve">Jansen, Jan C., and Jürgen Osterhammel. </w:t>
       </w:r>
-      <w:hyperlink w:history="1" r:id="rIdbwgewrgeyzrbx7xl23ktf">
+      <w:hyperlink w:history="1" r:id="rId_ddisjm6yzf10oymudinn">
         <w:r>
           <w:rPr>
             <w:color w:val="0563C1"/>
@@ -7040,7 +7460,7 @@
       <w:r>
         <w:t xml:space="preserve">Des Forges, Alison. </w:t>
       </w:r>
-      <w:hyperlink w:history="1" r:id="rIdmaajzffpwhkfnkj0srdyg">
+      <w:hyperlink w:history="1" r:id="rIdzllfqz5gzocfwq6hzv2ar">
         <w:r>
           <w:rPr>
             <w:color w:val="0563C1"/>
@@ -7068,7 +7488,7 @@
       <w:r>
         <w:t xml:space="preserve">Newbury, Catharine. </w:t>
       </w:r>
-      <w:hyperlink w:history="1" r:id="rIdxzcbl5kextnregfawhg8l">
+      <w:hyperlink w:history="1" r:id="rId9ig7qutsawzrdfvbv4tjb">
         <w:r>
           <w:rPr>
             <w:color w:val="0563C1"/>
@@ -7116,7 +7536,7 @@
       <w:r>
         <w:t xml:space="preserve">Branch, Taylor. </w:t>
       </w:r>
-      <w:hyperlink w:history="1" r:id="rIddsxjxfwdgxjvcdo0whmov">
+      <w:hyperlink w:history="1" r:id="rIdiava3ewsaluukloohtbcu">
         <w:r>
           <w:rPr>
             <w:color w:val="0563C1"/>
@@ -7144,7 +7564,7 @@
       <w:r>
         <w:t xml:space="preserve">Hoose, Phillip. </w:t>
       </w:r>
-      <w:hyperlink w:history="1" r:id="rIdycyxitifcqqdnatq9ktqg">
+      <w:hyperlink w:history="1" r:id="rIdji65tovdhp_q7khqp0waf">
         <w:r>
           <w:rPr>
             <w:color w:val="0563C1"/>
@@ -7172,7 +7592,7 @@
       <w:r>
         <w:t xml:space="preserve">Tyson, Timothy B. </w:t>
       </w:r>
-      <w:hyperlink w:history="1" r:id="rIdfpzb5cvtiu0-n3f3y1dxs">
+      <w:hyperlink w:history="1" r:id="rId0v3_mqlti8twywtyizdib">
         <w:r>
           <w:rPr>
             <w:color w:val="0563C1"/>
@@ -7200,7 +7620,7 @@
       <w:r>
         <w:t xml:space="preserve">Mandela, Nelson. </w:t>
       </w:r>
-      <w:hyperlink w:history="1" r:id="rId9oq5r7t0gexq9l2itpuzg">
+      <w:hyperlink w:history="1" r:id="rIdqmf-7avlwfx0ujjnjcgeb">
         <w:r>
           <w:rPr>
             <w:color w:val="0563C1"/>
@@ -7228,7 +7648,7 @@
       <w:r>
         <w:t xml:space="preserve">Carter, David. </w:t>
       </w:r>
-      <w:hyperlink w:history="1" r:id="rIdthtzxot_vo-ujudnzkdf6">
+      <w:hyperlink w:history="1" r:id="rIdofh4m4jrcj6jwqwy64q1i">
         <w:r>
           <w:rPr>
             <w:color w:val="0563C1"/>
@@ -7276,7 +7696,7 @@
       <w:r>
         <w:t xml:space="preserve">Turing, A. M. “</w:t>
       </w:r>
-      <w:hyperlink w:history="1" r:id="rIdcckwmtvqgsvkwbss_pd2h">
+      <w:hyperlink w:history="1" r:id="rIdsq-idtk7zwysllhamd7zg">
         <w:r>
           <w:rPr>
             <w:color w:val="0563C1"/>
@@ -7304,7 +7724,7 @@
       <w:r>
         <w:t xml:space="preserve">Copeland, B. Jack, ed. </w:t>
       </w:r>
-      <w:hyperlink w:history="1" r:id="rIdumgcc_ygcs7ph4zokffxq">
+      <w:hyperlink w:history="1" r:id="rIdn5wgmlv5khvbrkkov5lo1">
         <w:r>
           <w:rPr>
             <w:color w:val="0563C1"/>
@@ -7332,7 +7752,7 @@
       <w:r>
         <w:t xml:space="preserve">Isaacson, Walter. </w:t>
       </w:r>
-      <w:hyperlink w:history="1" r:id="rIdfgatvtb1amtm_r1exph7b">
+      <w:hyperlink w:history="1" r:id="rId0uc3fozqthk8ywi0kjsms">
         <w:r>
           <w:rPr>
             <w:color w:val="0563C1"/>
@@ -7360,7 +7780,7 @@
       <w:r>
         <w:t xml:space="preserve">Vosoughi, Soroush, Deb Roy, and Sinan Aral. “</w:t>
       </w:r>
-      <w:hyperlink w:history="1" r:id="rIdcbx75bembjdi2ucynq1dt">
+      <w:hyperlink w:history="1" r:id="rIdtckryn2v3tg-vfxw4ishe">
         <w:r>
           <w:rPr>
             <w:color w:val="0563C1"/>
@@ -7408,7 +7828,7 @@
       <w:r>
         <w:t xml:space="preserve">Stuart, David. </w:t>
       </w:r>
-      <w:hyperlink w:history="1" r:id="rIdfz-zlp1ytaxd8eicvb3l1">
+      <w:hyperlink w:history="1" r:id="rIdleayvh2qvfjnv0l_oufdx">
         <w:r>
           <w:rPr>
             <w:color w:val="0563C1"/>
@@ -7436,7 +7856,7 @@
       <w:r>
         <w:t xml:space="preserve">Aveni, Anthony. </w:t>
       </w:r>
-      <w:hyperlink w:history="1" r:id="rIdi1oxeghizrtdj60dxy1ez">
+      <w:hyperlink w:history="1" r:id="rIdssgj3c5rkctwozgxzsv87">
         <w:r>
           <w:rPr>
             <w:color w:val="0563C1"/>
@@ -7484,7 +7904,7 @@
       <w:r>
         <w:t xml:space="preserve">Meech, Karen J., et al. “</w:t>
       </w:r>
-      <w:hyperlink w:history="1" r:id="rIdq8rbnbeysvsyaujto4sjl">
+      <w:hyperlink w:history="1" r:id="rIdqo8crlrshyaztnfz1prtx">
         <w:r>
           <w:rPr>
             <w:color w:val="0563C1"/>
@@ -7512,7 +7932,7 @@
       <w:r>
         <w:t xml:space="preserve">Micheli, Marco, et al. “</w:t>
       </w:r>
-      <w:hyperlink w:history="1" r:id="rIdksivk17s7-knihcjdrzuz">
+      <w:hyperlink w:history="1" r:id="rId0xkutpis2_rbfkpoua5_k">
         <w:r>
           <w:rPr>
             <w:color w:val="0563C1"/>
@@ -7540,7 +7960,7 @@
       <w:r>
         <w:t xml:space="preserve">‘Oumuamua ISSI Team. “</w:t>
       </w:r>
-      <w:hyperlink w:history="1" r:id="rIdh77frtg9ja9oixaajjass">
+      <w:hyperlink w:history="1" r:id="rIdxt5n0hdqjllczcuc3-ypk">
         <w:r>
           <w:rPr>
             <w:color w:val="0563C1"/>
@@ -7568,7 +7988,7 @@
       <w:r>
         <w:t xml:space="preserve">Staff at the National Astronomy and Ionosphere Center. “</w:t>
       </w:r>
-      <w:hyperlink w:history="1" r:id="rIdxq7cubarxlkmadujbur_g">
+      <w:hyperlink w:history="1" r:id="rIdg5jsm8t-sgptwanl-7yvr">
         <w:r>
           <w:rPr>
             <w:color w:val="0563C1"/>
@@ -7632,7 +8052,7 @@
       <w:r>
         <w:t xml:space="preserve">Riley, James C. “</w:t>
       </w:r>
-      <w:hyperlink w:history="1" r:id="rId8oyjmdjcpkwcuy1alyvsy">
+      <w:hyperlink w:history="1" r:id="rIdqspzc8lupm3q6-catiofd">
         <w:r>
           <w:rPr>
             <w:color w:val="0563C1"/>
@@ -7660,7 +8080,7 @@
       <w:r>
         <w:t xml:space="preserve">Bliss, Michael. </w:t>
       </w:r>
-      <w:hyperlink w:history="1" r:id="rIdjba8hkccpyeimgxd42kwj">
+      <w:hyperlink w:history="1" r:id="rIdbnddwnrtcvop9cwnbjeqn">
         <w:r>
           <w:rPr>
             <w:color w:val="0563C1"/>
@@ -7688,7 +8108,7 @@
       <w:r>
         <w:t xml:space="preserve">Reverby, Susan M. </w:t>
       </w:r>
-      <w:hyperlink w:history="1" r:id="rIdfpadqowewg35b5bojgpj7">
+      <w:hyperlink w:history="1" r:id="rIdzaci9ndfllnar3xqaomsy">
         <w:r>
           <w:rPr>
             <w:color w:val="0563C1"/>
@@ -7716,7 +8136,7 @@
       <w:r>
         <w:t xml:space="preserve">Keefe, Patrick Radden. </w:t>
       </w:r>
-      <w:hyperlink w:history="1" r:id="rId5s1mwrg5fbsjwzp9x5l-s">
+      <w:hyperlink w:history="1" r:id="rIdrydfhwsdptte5bubxyjch">
         <w:r>
           <w:rPr>
             <w:color w:val="0563C1"/>
@@ -7744,7 +8164,7 @@
       <w:r>
         <w:t xml:space="preserve">Antimicrobial Resistance Collaborators. “</w:t>
       </w:r>
-      <w:hyperlink w:history="1" r:id="rIdbklwxm4ew11hzgidr3s92">
+      <w:hyperlink w:history="1" r:id="rIdemxvkzmsv3l3dila-oxye">
         <w:r>
           <w:rPr>
             <w:color w:val="0563C1"/>
@@ -7772,7 +8192,7 @@
       <w:r>
         <w:t xml:space="preserve">Van Bressem, Marie-Françoise, et al. “</w:t>
       </w:r>
-      <w:hyperlink w:history="1" r:id="rIdmyhgqdhh6hglhgwkqkp7m">
+      <w:hyperlink w:history="1" r:id="rIdz2vpsoeydos8rmzivqz4d">
         <w:r>
           <w:rPr>
             <w:color w:val="0563C1"/>
@@ -7800,7 +8220,7 @@
       <w:r>
         <w:t xml:space="preserve">Oshinsky, David M. </w:t>
       </w:r>
-      <w:hyperlink w:history="1" r:id="rIdmffhrn-g1y3hx8ksi97wv">
+      <w:hyperlink w:history="1" r:id="rIdgb23h5r2zi4r1mdk2gy8o">
         <w:r>
           <w:rPr>
             <w:color w:val="0563C1"/>
@@ -7828,7 +8248,7 @@
       <w:r>
         <w:t xml:space="preserve">Polack, Fernando P., et al. “</w:t>
       </w:r>
-      <w:hyperlink w:history="1" r:id="rIdcirsyrtudaj6f1a96rwy1">
+      <w:hyperlink w:history="1" r:id="rIdnpe8ur5hqvbh-t0a17rvs">
         <w:r>
           <w:rPr>
             <w:color w:val="0563C1"/>
@@ -7876,7 +8296,7 @@
       <w:r>
         <w:t xml:space="preserve">Arrhenius, Svante. “</w:t>
       </w:r>
-      <w:hyperlink w:history="1" r:id="rId-wwubahd7jplyh1op2rox">
+      <w:hyperlink w:history="1" r:id="rIdlxmzbpsrpjgcd6x5icdxi">
         <w:r>
           <w:rPr>
             <w:color w:val="0563C1"/>
@@ -7904,7 +8324,7 @@
       <w:r>
         <w:t xml:space="preserve">Philip, Sjoukje Y., et al. “</w:t>
       </w:r>
-      <w:hyperlink w:history="1" r:id="rIdyu8zobpf0l8vpp17q_e79">
+      <w:hyperlink w:history="1" r:id="rIdzq21kiuham931xekra1ci">
         <w:r>
           <w:rPr>
             <w:color w:val="0563C1"/>
@@ -7932,7 +8352,7 @@
       <w:r>
         <w:t xml:space="preserve">Supran, G., S. Rahmstorf, and N. Oreskes. “</w:t>
       </w:r>
-      <w:hyperlink w:history="1" r:id="rIdh86ohzhrotbgn7wx2lorz">
+      <w:hyperlink w:history="1" r:id="rIdbmt3n681gkzvbav3ru1fd">
         <w:r>
           <w:rPr>
             <w:color w:val="0563C1"/>
@@ -7960,7 +8380,7 @@
       <w:r>
         <w:t xml:space="preserve">Witze, Alexandra. “</w:t>
       </w:r>
-      <w:hyperlink w:history="1" r:id="rIdwxnvejt7biukznvttcdop">
+      <w:hyperlink w:history="1" r:id="rIdf18ntfasdxzznytmz_0cj">
         <w:r>
           <w:rPr>
             <w:color w:val="0563C1"/>
@@ -7988,7 +8408,7 @@
       <w:r>
         <w:t xml:space="preserve">IPCC. </w:t>
       </w:r>
-      <w:hyperlink w:history="1" r:id="rIdf2s-ng8dysqbmi86ejj0l">
+      <w:hyperlink w:history="1" r:id="rIdhhnnhsrhvs1y9o0qjukd2">
         <w:r>
           <w:rPr>
             <w:color w:val="0563C1"/>
@@ -8016,7 +8436,7 @@
       <w:r>
         <w:t xml:space="preserve">Morlighem, Mathieu, et al. “</w:t>
       </w:r>
-      <w:hyperlink w:history="1" r:id="rIdkg7fahfriegpbleva2rlv">
+      <w:hyperlink w:history="1" r:id="rIdegca33l0r2yj39-wyxizt">
         <w:r>
           <w:rPr>
             <w:color w:val="0563C1"/>
@@ -8044,7 +8464,7 @@
       <w:r>
         <w:t xml:space="preserve">IMBIE Team. “</w:t>
       </w:r>
-      <w:hyperlink w:history="1" r:id="rId7zxxbmoqhzqzb4koskurj">
+      <w:hyperlink w:history="1" r:id="rIdawmaavqciuoenc6cnidqr">
         <w:r>
           <w:rPr>
             <w:color w:val="0563C1"/>
@@ -8072,7 +8492,7 @@
       <w:r>
         <w:t xml:space="preserve">Joughin, Ian, Benjamin E. Smith, and Brooke Medley. “</w:t>
       </w:r>
-      <w:hyperlink w:history="1" r:id="rIdlvviuu75mdwgwzncmga6t">
+      <w:hyperlink w:history="1" r:id="rIdvz7uusl1uuuxjmovtyntp">
         <w:r>
           <w:rPr>
             <w:color w:val="0563C1"/>
@@ -8100,7 +8520,7 @@
       <w:r>
         <w:t xml:space="preserve">Secretariat of the Antarctic Treaty. “</w:t>
       </w:r>
-      <w:hyperlink w:history="1" r:id="rIdbjnvxs6o6rtmkeckx62me">
+      <w:hyperlink w:history="1" r:id="rIdwo3x4xfpqgbyfzitvrrki">
         <w:r>
           <w:rPr>
             <w:color w:val="0563C1"/>
@@ -8111,6 +8531,118 @@
       </w:hyperlink>
       <w:r>
         <w:t xml:space="preserve">.” Signed at Washington, December 1, 1959; in force June 23, 1961 (consulted 2026).</w:t>
+      </w:r>
+    </w:p>
+    <w:p>
+      <w:pPr>
+        <w:spacing w:after="120"/>
+        <w:ind w:left="360" w:hanging="360"/>
+      </w:pPr>
+      <w:r>
+        <w:rPr>
+          <w:i/>
+          <w:iCs/>
+        </w:rPr>
+        <w:t xml:space="preserve">The 1946 American offer for Greenland. </w:t>
+      </w:r>
+      <w:r>
+        <w:t xml:space="preserve">Office of the Historian, US Department of State. </w:t>
+      </w:r>
+      <w:hyperlink w:history="1" r:id="rIdunfz55ckb5wmi1nv1_zzv">
+        <w:r>
+          <w:rPr>
+            <w:color w:val="0563C1"/>
+            <w:u w:val="single"/>
+          </w:rPr>
+          <w:t xml:space="preserve">Foreign Relations of the United States, 1947, Volume III</w:t>
+        </w:r>
+      </w:hyperlink>
+      <w:r>
+        <w:t xml:space="preserve">: The British Commonwealth; Europe, document 414.</w:t>
+      </w:r>
+    </w:p>
+    <w:p>
+      <w:pPr>
+        <w:spacing w:after="120"/>
+        <w:ind w:left="360" w:hanging="360"/>
+      </w:pPr>
+      <w:r>
+        <w:rPr>
+          <w:i/>
+          <w:iCs/>
+        </w:rPr>
+        <w:t xml:space="preserve">Greenland not for sale, 2019. </w:t>
+      </w:r>
+      <w:r>
+        <w:t xml:space="preserve">“‘Greenland Belongs to Greenland’: </w:t>
+      </w:r>
+      <w:hyperlink w:history="1" r:id="rIdud_trojlnts0qcfl33jaf">
+        <w:r>
+          <w:rPr>
+            <w:color w:val="0563C1"/>
+            <w:u w:val="single"/>
+          </w:rPr>
+          <w:t xml:space="preserve">Denmark Says Selling World’s Largest Island to US Is Absurd</w:t>
+        </w:r>
+      </w:hyperlink>
+      <w:r>
+        <w:t xml:space="preserve">.” CNBC, August 18, 2019.</w:t>
+      </w:r>
+    </w:p>
+    <w:p>
+      <w:pPr>
+        <w:spacing w:after="120"/>
+        <w:ind w:left="360" w:hanging="360"/>
+      </w:pPr>
+      <w:r>
+        <w:rPr>
+          <w:i/>
+          <w:iCs/>
+        </w:rPr>
+        <w:t xml:space="preserve">The renewed bid and Greenland’s reply, December 2024. </w:t>
+      </w:r>
+      <w:r>
+        <w:t xml:space="preserve">BBC News. Report on </w:t>
+      </w:r>
+      <w:hyperlink w:history="1" r:id="rIdsq9gbscggzjkfedzz7e8i">
+        <w:r>
+          <w:rPr>
+            <w:color w:val="0563C1"/>
+            <w:u w:val="single"/>
+          </w:rPr>
+          <w:t xml:space="preserve">Greenland’s reply to the renewed American bid</w:t>
+        </w:r>
+      </w:hyperlink>
+      <w:r>
+        <w:t xml:space="preserve">, December 23, 2024.</w:t>
+      </w:r>
+    </w:p>
+    <w:p>
+      <w:pPr>
+        <w:spacing w:after="120"/>
+        <w:ind w:left="360" w:hanging="360"/>
+      </w:pPr>
+      <w:r>
+        <w:rPr>
+          <w:i/>
+          <w:iCs/>
+        </w:rPr>
+        <w:t xml:space="preserve">Force not ruled out; “We want to be Greenlandic”. </w:t>
+      </w:r>
+      <w:r>
+        <w:t xml:space="preserve">BBC News. </w:t>
+      </w:r>
+      <w:hyperlink w:history="1" r:id="rIdff07vm6umzhfxl9j03t1e">
+        <w:r>
+          <w:rPr>
+            <w:color w:val="0563C1"/>
+            <w:u w:val="single"/>
+          </w:rPr>
+          <w:t xml:space="preserve">Report from Greenland on the renewed American interest</w:t>
+        </w:r>
+      </w:hyperlink>
+      <w:r>
+        <w:t xml:space="preserve">, January 12, 2025.</w:t>
       </w:r>
     </w:p>
     <w:p>
@@ -8164,7 +8696,7 @@
       <w:r>
         <w:t xml:space="preserve">COVID-19 National Preparedness Collaborators. “</w:t>
       </w:r>
-      <w:hyperlink w:history="1" r:id="rIdcspv-wvdg0ulrje7npnfh">
+      <w:hyperlink w:history="1" r:id="rIdsum20wlmvurgcjyhkjndy">
         <w:r>
           <w:rPr>
             <w:color w:val="0563C1"/>
@@ -8192,7 +8724,7 @@
       <w:r>
         <w:t xml:space="preserve">Msemburi, William, et al. “</w:t>
       </w:r>
-      <w:hyperlink w:history="1" r:id="rIdcn79gonaxsfy81aeb6o1s">
+      <w:hyperlink w:history="1" r:id="rIdj-fxhnmywsfopatpqrb_-">
         <w:r>
           <w:rPr>
             <w:color w:val="0563C1"/>
@@ -8276,7 +8808,7 @@
       <w:r>
         <w:t xml:space="preserve">Jinek, Martin, et al. “</w:t>
       </w:r>
-      <w:hyperlink w:history="1" r:id="rIdavnxmtbn1ykpnp6ix3bfi">
+      <w:hyperlink w:history="1" r:id="rIdk6sdlyg9x1qubmt-3m4dk">
         <w:r>
           <w:rPr>
             <w:color w:val="0563C1"/>
@@ -8304,7 +8836,7 @@
       <w:r>
         <w:t xml:space="preserve">Fehilly, Carole B., S. M. Willadsen, and Elizabeth M. Tucker. “</w:t>
       </w:r>
-      <w:hyperlink w:history="1" r:id="rId2llz0irfgkcdivm2tognx">
+      <w:hyperlink w:history="1" r:id="rIdpvqsa-o3a5ddtqtrtz-p7">
         <w:r>
           <w:rPr>
             <w:color w:val="0563C1"/>
@@ -8352,7 +8884,7 @@
       <w:r>
         <w:t xml:space="preserve">Ganopolski, A., R. Winkelmann, and H. J. Schellnhuber. “</w:t>
       </w:r>
-      <w:hyperlink w:history="1" r:id="rIdei52pq2ienpshpcvdevln">
+      <w:hyperlink w:history="1" r:id="rIdua0xjov0rs_wqaytb0uxh">
         <w:r>
           <w:rPr>
             <w:color w:val="0563C1"/>
@@ -8400,7 +8932,7 @@
       <w:r>
         <w:t xml:space="preserve">Hawking, S. W. “</w:t>
       </w:r>
-      <w:hyperlink w:history="1" r:id="rIdodhhhs55du0kzwnuzma4y">
+      <w:hyperlink w:history="1" r:id="rIdcoxsmhmtr9wy2uet6z5bw">
         <w:r>
           <w:rPr>
             <w:color w:val="0563C1"/>
@@ -8428,7 +8960,7 @@
       <w:r>
         <w:t xml:space="preserve">LIGO Scientific Collaboration and Virgo Collaboration. “</w:t>
       </w:r>
-      <w:hyperlink w:history="1" r:id="rIdewwscv3nl7dkx58en4uzw">
+      <w:hyperlink w:history="1" r:id="rIdk7eh4cxr89mcr1-0ilcv4">
         <w:r>
           <w:rPr>
             <w:color w:val="0563C1"/>
@@ -8456,7 +8988,7 @@
       <w:r>
         <w:t xml:space="preserve">ATLAS Collaboration. “</w:t>
       </w:r>
-      <w:hyperlink w:history="1" r:id="rId4demfjestpditpz7asvyd">
+      <w:hyperlink w:history="1" r:id="rIdh6rquucvifc3hjyou6w2l">
         <w:r>
           <w:rPr>
             <w:color w:val="0563C1"/>
@@ -8484,7 +9016,7 @@
       <w:r>
         <w:t xml:space="preserve">Abu-Shawareb, H., et al. (Indirect Drive ICF Collaboration). “</w:t>
       </w:r>
-      <w:hyperlink w:history="1" r:id="rId_gp_hiop33accrtvccieh">
+      <w:hyperlink w:history="1" r:id="rIdwe8dfo--7yrawbs4ayyod">
         <w:r>
           <w:rPr>
             <w:color w:val="0563C1"/>

--- a/The Dolphins' View of History/chapters/Notes and Sources.docx
+++ b/The Dolphins' View of History/chapters/Notes and Sources.docx
@@ -82,7 +82,7 @@
       <w:r>
         <w:t xml:space="preserve">Thewissen, J. G. M., et al. “</w:t>
       </w:r>
-      <w:hyperlink w:history="1" r:id="rIdlcuuudtzug8rwi2xml_p6">
+      <w:hyperlink w:history="1" r:id="rIdxhbif83gybcovxch_pa5c">
         <w:r>
           <w:rPr>
             <w:color w:val="0563C1"/>
@@ -110,7 +110,7 @@
       <w:r>
         <w:t xml:space="preserve">Stringer, Chris. </w:t>
       </w:r>
-      <w:hyperlink w:history="1" r:id="rIdswuaa0fshrs6iczyvljxg">
+      <w:hyperlink w:history="1" r:id="rId-thiawtqghs4veo7j-7re">
         <w:r>
           <w:rPr>
             <w:color w:val="0563C1"/>
@@ -158,7 +158,7 @@
       <w:r>
         <w:t xml:space="preserve">Marino, Lori. “</w:t>
       </w:r>
-      <w:hyperlink w:history="1" r:id="rId9r2rnbhnm9pcjfgp7swbg">
+      <w:hyperlink w:history="1" r:id="rIde0avdfaknqxi6w409ao7f">
         <w:r>
           <w:rPr>
             <w:color w:val="0563C1"/>
@@ -186,7 +186,7 @@
       <w:r>
         <w:t xml:space="preserve">Janik, Vincent M., Laela S. Sayigh, and Randall S. Wells. “</w:t>
       </w:r>
-      <w:hyperlink w:history="1" r:id="rIdgcttbis-yh4qvxyciigun">
+      <w:hyperlink w:history="1" r:id="rIdcewjaszjxnl6_s2rzrmcn">
         <w:r>
           <w:rPr>
             <w:color w:val="0563C1"/>
@@ -214,7 +214,7 @@
       <w:r>
         <w:t xml:space="preserve">Krützen, Michael, et al. “</w:t>
       </w:r>
-      <w:hyperlink w:history="1" r:id="rId29perln6ued8vupfke8oe">
+      <w:hyperlink w:history="1" r:id="rId8j-byv-4nzo_bk6axyvf1">
         <w:r>
           <w:rPr>
             <w:color w:val="0563C1"/>
@@ -242,7 +242,7 @@
       <w:r>
         <w:t xml:space="preserve">Tennie, Claudio, Josep Call, and Michael Tomasello. “</w:t>
       </w:r>
-      <w:hyperlink w:history="1" r:id="rIdbbd--4_iedpwtqh6-euix">
+      <w:hyperlink w:history="1" r:id="rIdrzn1viqu1che96tqhtael">
         <w:r>
           <w:rPr>
             <w:color w:val="0563C1"/>
@@ -306,7 +306,7 @@
       <w:r>
         <w:t xml:space="preserve">Hublin, Jean-Jacques, et al. “</w:t>
       </w:r>
-      <w:hyperlink w:history="1" r:id="rIddawy4bt7vklngskbipvox">
+      <w:hyperlink w:history="1" r:id="rIdcesav8bksvdgizzgr5xgu">
         <w:r>
           <w:rPr>
             <w:color w:val="0563C1"/>
@@ -334,7 +334,7 @@
       <w:r>
         <w:t xml:space="preserve">Scerri, Eleanor M. L., et al. “</w:t>
       </w:r>
-      <w:hyperlink w:history="1" r:id="rIdvap2gh4qzqn_qswdomk-a">
+      <w:hyperlink w:history="1" r:id="rIdf3lm0h5kbfhvnzsw7csyp">
         <w:r>
           <w:rPr>
             <w:color w:val="0563C1"/>
@@ -362,7 +362,7 @@
       <w:r>
         <w:t xml:space="preserve">Leakey, M. D., and R. L. Hay. “</w:t>
       </w:r>
-      <w:hyperlink w:history="1" r:id="rIdluxi21rn_fg_xovytjppd">
+      <w:hyperlink w:history="1" r:id="rIdmcz78r_3-clk5g8mpkx59">
         <w:r>
           <w:rPr>
             <w:color w:val="0563C1"/>
@@ -390,7 +390,7 @@
       <w:r>
         <w:t xml:space="preserve">Villmoare, Brian, et al. “</w:t>
       </w:r>
-      <w:hyperlink w:history="1" r:id="rIdlxbwz9llbagbxxwcvnhew">
+      <w:hyperlink w:history="1" r:id="rIdbshzn22wk-hao1w6cks8l">
         <w:r>
           <w:rPr>
             <w:color w:val="0563C1"/>
@@ -418,7 +418,7 @@
       <w:r>
         <w:t xml:space="preserve">Lordkipanidze, David, et al. “</w:t>
       </w:r>
-      <w:hyperlink w:history="1" r:id="rIdt9kzzt7rkijtsa3pqkpy1">
+      <w:hyperlink w:history="1" r:id="rIddgn4fc48epsvldvy0vxgz">
         <w:r>
           <w:rPr>
             <w:color w:val="0563C1"/>
@@ -446,7 +446,7 @@
       <w:r>
         <w:t xml:space="preserve">Dirks, Paul H. G. M., et al. “</w:t>
       </w:r>
-      <w:hyperlink w:history="1" r:id="rIdqnmdpgt_hfa157aleujsl">
+      <w:hyperlink w:history="1" r:id="rIdiffhe_aobpd52iz0ydsej">
         <w:r>
           <w:rPr>
             <w:color w:val="0563C1"/>
@@ -474,7 +474,7 @@
       <w:r>
         <w:t xml:space="preserve">Henshilwood, Christopher S., et al. “</w:t>
       </w:r>
-      <w:hyperlink w:history="1" r:id="rIdlmb3icu600gm_19bg9sgb">
+      <w:hyperlink w:history="1" r:id="rIddzvf177uztpk1eiobx6sc">
         <w:r>
           <w:rPr>
             <w:color w:val="0563C1"/>
@@ -522,7 +522,7 @@
       <w:r>
         <w:t xml:space="preserve">Berna, Francesco, et al. “</w:t>
       </w:r>
-      <w:hyperlink w:history="1" r:id="rId5qxxqwb3azb0wgl5wwbda">
+      <w:hyperlink w:history="1" r:id="rIdw7c-pki33ydjz64x7mo9d">
         <w:r>
           <w:rPr>
             <w:color w:val="0563C1"/>
@@ -550,7 +550,7 @@
       <w:r>
         <w:t xml:space="preserve">Shahack-Gross, Ruth, et al. “</w:t>
       </w:r>
-      <w:hyperlink w:history="1" r:id="rIds3qqvhectpr0qgmfct2ew">
+      <w:hyperlink w:history="1" r:id="rId_knayul9vl6cdc3anwrta">
         <w:r>
           <w:rPr>
             <w:color w:val="0563C1"/>
@@ -578,7 +578,7 @@
       <w:r>
         <w:t xml:space="preserve">Harmand, Sonia, et al. “</w:t>
       </w:r>
-      <w:hyperlink w:history="1" r:id="rId4kdmw_y0oxbh5cem6t5jw">
+      <w:hyperlink w:history="1" r:id="rIdnwpusxhgifmndhagqsjrv">
         <w:r>
           <w:rPr>
             <w:color w:val="0563C1"/>
@@ -606,7 +606,7 @@
       <w:r>
         <w:t xml:space="preserve">Lepre, Christopher J., et al. “</w:t>
       </w:r>
-      <w:hyperlink w:history="1" r:id="rIdco0tdj6v1nctqjp1_0qs4">
+      <w:hyperlink w:history="1" r:id="rIdhvkcvabnte2vdlrobfu5j">
         <w:r>
           <w:rPr>
             <w:color w:val="0563C1"/>
@@ -634,7 +634,7 @@
       <w:r>
         <w:t xml:space="preserve">Brown, Kyle S., et al. “</w:t>
       </w:r>
-      <w:hyperlink w:history="1" r:id="rIdg8piyl6m5csh3ttcyr7en">
+      <w:hyperlink w:history="1" r:id="rId1gi1smozjtz5oexwbq0fi">
         <w:r>
           <w:rPr>
             <w:color w:val="0563C1"/>
@@ -662,7 +662,7 @@
       <w:r>
         <w:t xml:space="preserve">Wrangham, Richard. </w:t>
       </w:r>
-      <w:hyperlink w:history="1" r:id="rIdzpvjhlfj7omysxiuxjszp">
+      <w:hyperlink w:history="1" r:id="rId4vs3h8he-12mi3c220vd8">
         <w:r>
           <w:rPr>
             <w:color w:val="0563C1"/>
@@ -690,7 +690,7 @@
       <w:r>
         <w:t xml:space="preserve">Fitch, W. Tecumseh. </w:t>
       </w:r>
-      <w:hyperlink w:history="1" r:id="rIdbutguxkfy8nk3kbxny0i-">
+      <w:hyperlink w:history="1" r:id="rIddivwocfqfjynma-l8xrlj">
         <w:r>
           <w:rPr>
             <w:color w:val="0563C1"/>
@@ -738,7 +738,7 @@
       <w:r>
         <w:t xml:space="preserve">Clarkson, Chris, et al. “</w:t>
       </w:r>
-      <w:hyperlink w:history="1" r:id="rIdetv6rd0pqlgapvszlthnr">
+      <w:hyperlink w:history="1" r:id="rId5gbochzlmt2ffaqgnqujw">
         <w:r>
           <w:rPr>
             <w:color w:val="0563C1"/>
@@ -766,7 +766,7 @@
       <w:r>
         <w:t xml:space="preserve">O’Connell, James F., et al. “</w:t>
       </w:r>
-      <w:hyperlink w:history="1" r:id="rId5ple4j8wqkodte8pn8rhj">
+      <w:hyperlink w:history="1" r:id="rIdhl5nmmcsjgpa3whvtsafs">
         <w:r>
           <w:rPr>
             <w:color w:val="0563C1"/>
@@ -794,7 +794,7 @@
       <w:r>
         <w:t xml:space="preserve">Reich, David, et al. “</w:t>
       </w:r>
-      <w:hyperlink w:history="1" r:id="rId7gwfoyz-4ts-6cdu_oxp_">
+      <w:hyperlink w:history="1" r:id="rIdqk--smamnsyhwdaxqw8xk">
         <w:r>
           <w:rPr>
             <w:color w:val="0563C1"/>
@@ -822,7 +822,7 @@
       <w:r>
         <w:t xml:space="preserve">Chen, Fahu, et al. “</w:t>
       </w:r>
-      <w:hyperlink w:history="1" r:id="rIdwsdyavtedju83ewuiqeih">
+      <w:hyperlink w:history="1" r:id="rIdbpgvkfzf9i_kx-fe5qpda">
         <w:r>
           <w:rPr>
             <w:color w:val="0563C1"/>
@@ -850,7 +850,7 @@
       <w:r>
         <w:t xml:space="preserve">Higham, Tom, et al. “</w:t>
       </w:r>
-      <w:hyperlink w:history="1" r:id="rId7q4driirx3t1gntlbxmos">
+      <w:hyperlink w:history="1" r:id="rIdqgzvw4fnbc5auzyphnsic">
         <w:r>
           <w:rPr>
             <w:color w:val="0563C1"/>
@@ -878,7 +878,7 @@
       <w:r>
         <w:t xml:space="preserve">Sutikna, Thomas, et al. “</w:t>
       </w:r>
-      <w:hyperlink w:history="1" r:id="rIdemnuyygsgax89en5atoa5">
+      <w:hyperlink w:history="1" r:id="rIdizblle0ci-ma9bakiqx3v">
         <w:r>
           <w:rPr>
             <w:color w:val="0563C1"/>
@@ -906,7 +906,7 @@
       <w:r>
         <w:t xml:space="preserve">Oktaviana, Adhi Agus, et al. “</w:t>
       </w:r>
-      <w:hyperlink w:history="1" r:id="rIdvudqdqv7wmlv0wze_e17m">
+      <w:hyperlink w:history="1" r:id="rId-coq_msqnpwbgfsayncyw">
         <w:r>
           <w:rPr>
             <w:color w:val="0563C1"/>
@@ -934,7 +934,7 @@
       <w:r>
         <w:t xml:space="preserve">Bennett, Matthew R., et al. “</w:t>
       </w:r>
-      <w:hyperlink w:history="1" r:id="rIdcfihnclput9bt04zu3yoq">
+      <w:hyperlink w:history="1" r:id="rIdj3g4kpb6-29lm0eje2zxe">
         <w:r>
           <w:rPr>
             <w:color w:val="0563C1"/>
@@ -962,7 +962,7 @@
       <w:r>
         <w:t xml:space="preserve">Reich, David. </w:t>
       </w:r>
-      <w:hyperlink w:history="1" r:id="rIdys27hnuvqo2qhvtqwy1ua">
+      <w:hyperlink w:history="1" r:id="rIdmetkznapgzcdtecbukqv8">
         <w:r>
           <w:rPr>
             <w:color w:val="0563C1"/>
@@ -1010,7 +1010,7 @@
       <w:r>
         <w:t xml:space="preserve">Dietrich, Oliver, et al. “</w:t>
       </w:r>
-      <w:hyperlink w:history="1" r:id="rIdlninysyn2fuo0tio9aasf">
+      <w:hyperlink w:history="1" r:id="rIdxbi9qzcwcm-syrcwiwq7k">
         <w:r>
           <w:rPr>
             <w:color w:val="0563C1"/>
@@ -1038,7 +1038,7 @@
       <w:r>
         <w:t xml:space="preserve">Larson, Greger, et al. “</w:t>
       </w:r>
-      <w:hyperlink w:history="1" r:id="rIdfgni3-pkgbnsbr6emvoiy">
+      <w:hyperlink w:history="1" r:id="rIdjo_hl1uafj4yzzi_ybl4j">
         <w:r>
           <w:rPr>
             <w:color w:val="0563C1"/>
@@ -1066,7 +1066,7 @@
       <w:r>
         <w:t xml:space="preserve">Fuller, Dorian Q., et al. “</w:t>
       </w:r>
-      <w:hyperlink w:history="1" r:id="rId3ujvtashwntqisapv5jwu">
+      <w:hyperlink w:history="1" r:id="rIdloek4ljg0xtu_v_ythydo">
         <w:r>
           <w:rPr>
             <w:color w:val="0563C1"/>
@@ -1094,7 +1094,7 @@
       <w:r>
         <w:t xml:space="preserve">Larsen, Clark Spencer. “</w:t>
       </w:r>
-      <w:hyperlink w:history="1" r:id="rIddam-r8861zyqrsmnbwman">
+      <w:hyperlink w:history="1" r:id="rIdkdiu_azpay-zvmyvkmrtd">
         <w:r>
           <w:rPr>
             <w:color w:val="0563C1"/>
@@ -1122,7 +1122,7 @@
       <w:r>
         <w:t xml:space="preserve">Hodder, Ian. </w:t>
       </w:r>
-      <w:hyperlink w:history="1" r:id="rIdbefwssdyt3neskbnfaffb">
+      <w:hyperlink w:history="1" r:id="rIdtaikwbjjkakx7ekznqkug">
         <w:r>
           <w:rPr>
             <w:color w:val="0563C1"/>
@@ -1150,7 +1150,7 @@
       <w:r>
         <w:t xml:space="preserve">Scott, James C. </w:t>
       </w:r>
-      <w:hyperlink w:history="1" r:id="rIdnk0a_xqkqhcbkfcwhsifm">
+      <w:hyperlink w:history="1" r:id="rId3xcnghmtgs0vcmcrbuels">
         <w:r>
           <w:rPr>
             <w:color w:val="0563C1"/>
@@ -1214,7 +1214,7 @@
       <w:r>
         <w:t xml:space="preserve">Schmandt-Besserat, Denise. </w:t>
       </w:r>
-      <w:hyperlink w:history="1" r:id="rIdw2ipk4bgp7grkxfmkbm9l">
+      <w:hyperlink w:history="1" r:id="rIddgpyus9dad4rjpcqszvcv">
         <w:r>
           <w:rPr>
             <w:color w:val="0563C1"/>
@@ -1242,7 +1242,7 @@
       <w:r>
         <w:t xml:space="preserve">Nissen, Hans J., Peter Damerow, and Robert K. Englund. </w:t>
       </w:r>
-      <w:hyperlink w:history="1" r:id="rId6gcnlk16axysbfenvsfh6">
+      <w:hyperlink w:history="1" r:id="rIdi-oh2-hyt_wrdx7uqwj-a">
         <w:r>
           <w:rPr>
             <w:color w:val="0563C1"/>
@@ -1270,7 +1270,7 @@
       <w:r>
         <w:t xml:space="preserve">Houston, Stephen D., ed. </w:t>
       </w:r>
-      <w:hyperlink w:history="1" r:id="rIdxdpz0txmgalyn7wxjkc1k">
+      <w:hyperlink w:history="1" r:id="rIdouve1ot8u3gogb7n2rycv">
         <w:r>
           <w:rPr>
             <w:color w:val="0563C1"/>
@@ -1298,7 +1298,7 @@
       <w:r>
         <w:t xml:space="preserve">Schacter, Daniel L. </w:t>
       </w:r>
-      <w:hyperlink w:history="1" r:id="rIdgs9qw0xsrreg-zc4qi57b">
+      <w:hyperlink w:history="1" r:id="rIdmhc_x_l6fcelscna6af7q">
         <w:r>
           <w:rPr>
             <w:color w:val="0563C1"/>
@@ -1378,7 +1378,7 @@
       <w:r>
         <w:t xml:space="preserve">Van De Mieroop, Marc. </w:t>
       </w:r>
-      <w:hyperlink w:history="1" r:id="rIdn6y4mtyiydrv05s3eaglj">
+      <w:hyperlink w:history="1" r:id="rIdrdby2j86dnb8f6nsirern">
         <w:r>
           <w:rPr>
             <w:color w:val="0563C1"/>
@@ -1406,7 +1406,7 @@
       <w:r>
         <w:t xml:space="preserve">Lehner, Mark, and Zahi Hawass. </w:t>
       </w:r>
-      <w:hyperlink w:history="1" r:id="rIdz_knudyecb9mnwjtfmkve">
+      <w:hyperlink w:history="1" r:id="rId0bkko__e06jznryen3jx2">
         <w:r>
           <w:rPr>
             <w:color w:val="0563C1"/>
@@ -1434,7 +1434,7 @@
       <w:r>
         <w:t xml:space="preserve">Edgerton, William F. “</w:t>
       </w:r>
-      <w:hyperlink w:history="1" r:id="rId6mx1oxqghuutwizfr-slj">
+      <w:hyperlink w:history="1" r:id="rId0_my5vu7mppvpk3bowrhm">
         <w:r>
           <w:rPr>
             <w:color w:val="0563C1"/>
@@ -1462,7 +1462,7 @@
       <w:r>
         <w:t xml:space="preserve">Roth, Martha T. </w:t>
       </w:r>
-      <w:hyperlink w:history="1" r:id="rId4wzaetvhamoyq-n1y85cu">
+      <w:hyperlink w:history="1" r:id="rIdqen5ideyfbdwwinp6n0er">
         <w:r>
           <w:rPr>
             <w:color w:val="0563C1"/>
@@ -1490,7 +1490,7 @@
       <w:r>
         <w:t xml:space="preserve">Bryce, Trevor. </w:t>
       </w:r>
-      <w:hyperlink w:history="1" r:id="rIdgbh2b0wsx8f3c8qkhp9ok">
+      <w:hyperlink w:history="1" r:id="rIdtavxx0l65elosaydkjiif">
         <w:r>
           <w:rPr>
             <w:color w:val="0563C1"/>
@@ -1518,7 +1518,7 @@
       <w:r>
         <w:t xml:space="preserve">Parkinson, Richard. </w:t>
       </w:r>
-      <w:hyperlink w:history="1" r:id="rIdcgefdda3umipnozeqmxjk">
+      <w:hyperlink w:history="1" r:id="rIdyttagfyu8rwo7x4gsm1om">
         <w:r>
           <w:rPr>
             <w:color w:val="0563C1"/>
@@ -1566,7 +1566,7 @@
       <w:r>
         <w:t xml:space="preserve">Keightley, David N. </w:t>
       </w:r>
-      <w:hyperlink w:history="1" r:id="rIdvabgzfl9egp_tlajzlo4z">
+      <w:hyperlink w:history="1" r:id="rIdfqu9k19l3ldb1qg8gca32">
         <w:r>
           <w:rPr>
             <w:color w:val="0563C1"/>
@@ -1594,7 +1594,7 @@
       <w:r>
         <w:t xml:space="preserve">Lewis, Mark Edward. </w:t>
       </w:r>
-      <w:hyperlink w:history="1" r:id="rId9yrjbzffokhexnrgbn-an">
+      <w:hyperlink w:history="1" r:id="rIdllfpy4utzy2w2dwqu1_gn">
         <w:r>
           <w:rPr>
             <w:color w:val="0563C1"/>
@@ -1622,7 +1622,7 @@
       <w:r>
         <w:t xml:space="preserve">Elman, Benjamin A. </w:t>
       </w:r>
-      <w:hyperlink w:history="1" r:id="rIdzmfzqbslrmenmdpb6xmv9">
+      <w:hyperlink w:history="1" r:id="rId-bs9op-hgrxotnq0vczuc">
         <w:r>
           <w:rPr>
             <w:color w:val="0563C1"/>
@@ -1650,7 +1650,7 @@
       <w:r>
         <w:t xml:space="preserve">Liu, Li, and Xingcan Chen. </w:t>
       </w:r>
-      <w:hyperlink w:history="1" r:id="rIdgavqpk965dedq_c4igu2t">
+      <w:hyperlink w:history="1" r:id="rIdllnsj1zon6q_szoswf27q">
         <w:r>
           <w:rPr>
             <w:color w:val="0563C1"/>
@@ -1698,7 +1698,7 @@
       <w:r>
         <w:t xml:space="preserve">Possehl, Gregory L. </w:t>
       </w:r>
-      <w:hyperlink w:history="1" r:id="rIdwtkzxdu9o-6avwmq9loqp">
+      <w:hyperlink w:history="1" r:id="rIduorwoqikka_4udnv1k_eg">
         <w:r>
           <w:rPr>
             <w:color w:val="0563C1"/>
@@ -1726,7 +1726,7 @@
       <w:r>
         <w:t xml:space="preserve">Thapar, Romila. </w:t>
       </w:r>
-      <w:hyperlink w:history="1" r:id="rIdaf6bbj1u1nfj5q4_ojigl">
+      <w:hyperlink w:history="1" r:id="rIdhj-vmqyimwx33jrenphnr">
         <w:r>
           <w:rPr>
             <w:color w:val="0563C1"/>
@@ -1754,7 +1754,7 @@
       <w:r>
         <w:t xml:space="preserve">Plofker, Kim. </w:t>
       </w:r>
-      <w:hyperlink w:history="1" r:id="rIdftqqaymlo5fzi0hutmdny">
+      <w:hyperlink w:history="1" r:id="rIdp2miva1vfr6m9fcnmgjcj">
         <w:r>
           <w:rPr>
             <w:color w:val="0563C1"/>
@@ -1782,7 +1782,7 @@
       <w:r>
         <w:t xml:space="preserve">Dirks, Nicholas B. </w:t>
       </w:r>
-      <w:hyperlink w:history="1" r:id="rIdovqsl2y7wxydsp4nf1zoa">
+      <w:hyperlink w:history="1" r:id="rIddpfkstqhi3turkqfr0_24">
         <w:r>
           <w:rPr>
             <w:color w:val="0563C1"/>
@@ -1810,7 +1810,7 @@
       <w:r>
         <w:t xml:space="preserve">Dundas, Paul. </w:t>
       </w:r>
-      <w:hyperlink w:history="1" r:id="rIdaatdsmh6zi8du7l418stb">
+      <w:hyperlink w:history="1" r:id="rIdk4guidzdaplcuahq3_htj">
         <w:r>
           <w:rPr>
             <w:color w:val="0563C1"/>
@@ -1890,7 +1890,7 @@
       <w:r>
         <w:t xml:space="preserve">Cartledge, Paul. </w:t>
       </w:r>
-      <w:hyperlink w:history="1" r:id="rIdex534h5tvwmnrrqqlledr">
+      <w:hyperlink w:history="1" r:id="rId4uln-7ofbttj0bdxik5ma">
         <w:r>
           <w:rPr>
             <w:color w:val="0563C1"/>
@@ -1918,7 +1918,7 @@
       <w:r>
         <w:t xml:space="preserve">Freeth, Tony, et al. “</w:t>
       </w:r>
-      <w:hyperlink w:history="1" r:id="rIdz3b7ylo0szojnk-utydbl">
+      <w:hyperlink w:history="1" r:id="rId0bc1_5i_wx8vtwrkjlogg">
         <w:r>
           <w:rPr>
             <w:color w:val="0563C1"/>
@@ -1946,7 +1946,7 @@
       <w:r>
         <w:t xml:space="preserve">Freeth, Tony, et al. “</w:t>
       </w:r>
-      <w:hyperlink w:history="1" r:id="rIdqi3vpcadfwwongciiyn9u">
+      <w:hyperlink w:history="1" r:id="rIddtdovsuby0_t5bn1iprfr">
         <w:r>
           <w:rPr>
             <w:color w:val="0563C1"/>
@@ -1994,7 +1994,7 @@
       <w:r>
         <w:t xml:space="preserve">Beard, Mary. </w:t>
       </w:r>
-      <w:hyperlink w:history="1" r:id="rIdmao7axuwwnjpfnhxc9lkw">
+      <w:hyperlink w:history="1" r:id="rIdlaqic7-lskipd2hrjkn4x">
         <w:r>
           <w:rPr>
             <w:color w:val="0563C1"/>
@@ -2022,7 +2022,7 @@
       <w:r>
         <w:t xml:space="preserve">Ward-Perkins, Bryan. </w:t>
       </w:r>
-      <w:hyperlink w:history="1" r:id="rId7knc9ap_ysjz-pmxrizyk">
+      <w:hyperlink w:history="1" r:id="rId4zfrqjoueikjpvuyyihz9">
         <w:r>
           <w:rPr>
             <w:color w:val="0563C1"/>
@@ -2050,7 +2050,7 @@
       <w:r>
         <w:t xml:space="preserve">Brown, Peter. </w:t>
       </w:r>
-      <w:hyperlink w:history="1" r:id="rId6l_ma1hyzjgnx9pivomoe">
+      <w:hyperlink w:history="1" r:id="rIdtvmqy1hgpgo6a1dudpizz">
         <w:r>
           <w:rPr>
             <w:color w:val="0563C1"/>
@@ -2078,7 +2078,7 @@
       <w:r>
         <w:t xml:space="preserve">Harper, Kyle. </w:t>
       </w:r>
-      <w:hyperlink w:history="1" r:id="rIdthen0kokkzu4qzp4qe9tf">
+      <w:hyperlink w:history="1" r:id="rIdi9g8uhhar6em_gqk-wqpq">
         <w:r>
           <w:rPr>
             <w:color w:val="0563C1"/>
@@ -2126,7 +2126,7 @@
       <w:r>
         <w:t xml:space="preserve">Kennedy, Hugh. </w:t>
       </w:r>
-      <w:hyperlink w:history="1" r:id="rIdpk7cimj41_otcss369cwe">
+      <w:hyperlink w:history="1" r:id="rIdl_oif9dkhkwid2oyhzzk8">
         <w:r>
           <w:rPr>
             <w:color w:val="0563C1"/>
@@ -2154,7 +2154,7 @@
       <w:r>
         <w:t xml:space="preserve">Gutas, Dimitri. </w:t>
       </w:r>
-      <w:hyperlink w:history="1" r:id="rIdmxvlnifyqfdxzpohgaitl">
+      <w:hyperlink w:history="1" r:id="rIdzemzml92ykb4cy90spfxm">
         <w:r>
           <w:rPr>
             <w:color w:val="0563C1"/>
@@ -2182,7 +2182,7 @@
       <w:r>
         <w:t xml:space="preserve">Riley-Smith, Jonathan. </w:t>
       </w:r>
-      <w:hyperlink w:history="1" r:id="rIdu8rvirnmdtkvfnc-9bnit">
+      <w:hyperlink w:history="1" r:id="rIdwl65wtha83s5lnlwhzgek">
         <w:r>
           <w:rPr>
             <w:color w:val="0563C1"/>
@@ -2210,7 +2210,7 @@
       <w:r>
         <w:t xml:space="preserve">Phillips, Jonathan. </w:t>
       </w:r>
-      <w:hyperlink w:history="1" r:id="rId3yehenxxj-rop82hqglba">
+      <w:hyperlink w:history="1" r:id="rIdfbhjgar0hkvdikpjec6rw">
         <w:r>
           <w:rPr>
             <w:color w:val="0563C1"/>
@@ -2238,7 +2238,7 @@
       <w:r>
         <w:t xml:space="preserve">Stark, Rodney. </w:t>
       </w:r>
-      <w:hyperlink w:history="1" r:id="rId42ozv26b7nrmovupd6oc-">
+      <w:hyperlink w:history="1" r:id="rIdb34grikquaofmog1beufk">
         <w:r>
           <w:rPr>
             <w:color w:val="0563C1"/>
@@ -2286,7 +2286,7 @@
       <w:r>
         <w:t xml:space="preserve">Mommsen, Theodor E. “</w:t>
       </w:r>
-      <w:hyperlink w:history="1" r:id="rIdb0yyxbcn95tvgzek0fcfp">
+      <w:hyperlink w:history="1" r:id="rIdr64basn4zh7pmvldcecih">
         <w:r>
           <w:rPr>
             <w:color w:val="0563C1"/>
@@ -2314,7 +2314,7 @@
       <w:r>
         <w:t xml:space="preserve">Wickham, Chris. </w:t>
       </w:r>
-      <w:hyperlink w:history="1" r:id="rIdqru2mvnh5feup6xtc_doe">
+      <w:hyperlink w:history="1" r:id="rIdk8fc2095jjq5qyrofgoo0">
         <w:r>
           <w:rPr>
             <w:color w:val="0563C1"/>
@@ -2342,7 +2342,7 @@
       <w:r>
         <w:t xml:space="preserve">Russell, Jeffrey Burton. </w:t>
       </w:r>
-      <w:hyperlink w:history="1" r:id="rIdw7k__nnhxejodxbkp3t_c">
+      <w:hyperlink w:history="1" r:id="rIdm8t1qadtzianu3pkpujmr">
         <w:r>
           <w:rPr>
             <w:color w:val="0563C1"/>
@@ -2406,7 +2406,7 @@
       <w:r>
         <w:t xml:space="preserve">Hansen, Valerie. </w:t>
       </w:r>
-      <w:hyperlink w:history="1" r:id="rIdefxf-_8ba8pfkgbnggrps">
+      <w:hyperlink w:history="1" r:id="rIdpp51xiqgldebnwzw2qfpk">
         <w:r>
           <w:rPr>
             <w:color w:val="0563C1"/>
@@ -2434,7 +2434,7 @@
       <w:r>
         <w:t xml:space="preserve">Spyrou, Maria A., et al. “</w:t>
       </w:r>
-      <w:hyperlink w:history="1" r:id="rIdvkf0w1hl1u3r6zw5bsbu7">
+      <w:hyperlink w:history="1" r:id="rIdtx2tmwp1eftsvcuxa897u">
         <w:r>
           <w:rPr>
             <w:color w:val="0563C1"/>
@@ -2462,7 +2462,7 @@
       <w:r>
         <w:t xml:space="preserve">Wheelis, Mark. “</w:t>
       </w:r>
-      <w:hyperlink w:history="1" r:id="rIdmleompvhyo2ro3-_qwnjw">
+      <w:hyperlink w:history="1" r:id="rIdh15l6tkiars6achaaqbup">
         <w:r>
           <w:rPr>
             <w:color w:val="0563C1"/>
@@ -2490,7 +2490,7 @@
       <w:r>
         <w:t xml:space="preserve">Dean, Katharine R., et al. “</w:t>
       </w:r>
-      <w:hyperlink w:history="1" r:id="rIdxxofc_9ms2r5pupwayzpo">
+      <w:hyperlink w:history="1" r:id="rIdbqff4rt4usto6hq8z_f2p">
         <w:r>
           <w:rPr>
             <w:color w:val="0563C1"/>
@@ -2518,7 +2518,7 @@
       <w:r>
         <w:t xml:space="preserve">Benedictow, Ole J. </w:t>
       </w:r>
-      <w:hyperlink w:history="1" r:id="rIdalk7woymwvu3qs7q0xajx">
+      <w:hyperlink w:history="1" r:id="rIdjoevl6qz68mvv42-1grcb">
         <w:r>
           <w:rPr>
             <w:color w:val="0563C1"/>
@@ -2582,7 +2582,7 @@
       <w:r>
         <w:t xml:space="preserve">Gomez, Michael A. </w:t>
       </w:r>
-      <w:hyperlink w:history="1" r:id="rIdp73j8zyiokf-uabmevsji">
+      <w:hyperlink w:history="1" r:id="rIdvbv2s7o7anhfmkqfoaqlg">
         <w:r>
           <w:rPr>
             <w:color w:val="0563C1"/>
@@ -2642,7 +2642,7 @@
       <w:r>
         <w:t xml:space="preserve">Edwards, David N. </w:t>
       </w:r>
-      <w:hyperlink w:history="1" r:id="rIdzj1prlnvoqiysyihfb8y8">
+      <w:hyperlink w:history="1" r:id="rIdz4lqyqlzzuk6nvqa5ku5a">
         <w:r>
           <w:rPr>
             <w:color w:val="0563C1"/>
@@ -2670,7 +2670,7 @@
       <w:r>
         <w:t xml:space="preserve">Pikirayi, Innocent. </w:t>
       </w:r>
-      <w:hyperlink w:history="1" r:id="rIdl1bmhxzsnuxkn41asom1m">
+      <w:hyperlink w:history="1" r:id="rIdxgm4wkscbsimy9crh6mey">
         <w:r>
           <w:rPr>
             <w:color w:val="0563C1"/>
@@ -2698,7 +2698,7 @@
       <w:r>
         <w:t xml:space="preserve">Hicks, Dan. </w:t>
       </w:r>
-      <w:hyperlink w:history="1" r:id="rIdlipl57gc2ytpyjbdqfdi1">
+      <w:hyperlink w:history="1" r:id="rIdrl4b9e5xhqtesrfnqqge6">
         <w:r>
           <w:rPr>
             <w:color w:val="0563C1"/>
@@ -2746,7 +2746,7 @@
       <w:r>
         <w:t xml:space="preserve">Thornton, John K. </w:t>
       </w:r>
-      <w:hyperlink w:history="1" r:id="rIdgcapojxady4qyqmazlm6a">
+      <w:hyperlink w:history="1" r:id="rIdqnzqvnlctow9ztvpq8ql8">
         <w:r>
           <w:rPr>
             <w:color w:val="0563C1"/>
@@ -2774,7 +2774,7 @@
       <w:r>
         <w:t xml:space="preserve">McCaskie, T. C. </w:t>
       </w:r>
-      <w:hyperlink w:history="1" r:id="rId98hm23qtpk8lqcmudikrf">
+      <w:hyperlink w:history="1" r:id="rIdt1dvfv4lklje--98m4mlm">
         <w:r>
           <w:rPr>
             <w:color w:val="0563C1"/>
@@ -2802,7 +2802,7 @@
       <w:r>
         <w:t xml:space="preserve">Hochschild, Adam. </w:t>
       </w:r>
-      <w:hyperlink w:history="1" r:id="rIdtmzks6m78nppzmoeo1tyb">
+      <w:hyperlink w:history="1" r:id="rIdgrcooalp6ytw99u1npnnm">
         <w:r>
           <w:rPr>
             <w:color w:val="0563C1"/>
@@ -2846,7 +2846,7 @@
       <w:r>
         <w:t xml:space="preserve">Kara, Siddharth. </w:t>
       </w:r>
-      <w:hyperlink w:history="1" r:id="rIdzpjh459vuc_fowqxf8rte">
+      <w:hyperlink w:history="1" r:id="rId9u2m_bppdgwcl9k3gtpj9">
         <w:r>
           <w:rPr>
             <w:color w:val="0563C1"/>
@@ -2894,7 +2894,7 @@
       <w:r>
         <w:t xml:space="preserve">Mann, Charles C. </w:t>
       </w:r>
-      <w:hyperlink w:history="1" r:id="rIdv7mgrbmw0g2f5pnwigs3h">
+      <w:hyperlink w:history="1" r:id="rIdxe8mkmoyc2hmvrhmqrlw-">
         <w:r>
           <w:rPr>
             <w:color w:val="0563C1"/>
@@ -2922,7 +2922,7 @@
       <w:r>
         <w:t xml:space="preserve">Matsuoka, Yoshihiro, et al. “</w:t>
       </w:r>
-      <w:hyperlink w:history="1" r:id="rId75jxsenbikqxur8ergqoq">
+      <w:hyperlink w:history="1" r:id="rIducvzwkn0ndhecnnafatqy">
         <w:r>
           <w:rPr>
             <w:color w:val="0563C1"/>
@@ -2950,7 +2950,7 @@
       <w:r>
         <w:t xml:space="preserve">Shady Solis, Ruth, Jonathan Haas, and Winifred Creamer. “</w:t>
       </w:r>
-      <w:hyperlink w:history="1" r:id="rId0vowe3rgblzr-n9wk0yob">
+      <w:hyperlink w:history="1" r:id="rIdtupetp9akocfbueojtl66">
         <w:r>
           <w:rPr>
             <w:color w:val="0563C1"/>
@@ -2978,7 +2978,7 @@
       <w:r>
         <w:t xml:space="preserve">Urton, Gary. </w:t>
       </w:r>
-      <w:hyperlink w:history="1" r:id="rIdduapmim96rhvwckxps0b4">
+      <w:hyperlink w:history="1" r:id="rIdmwx7lvvsvthq_1tbg2f2n">
         <w:r>
           <w:rPr>
             <w:color w:val="0563C1"/>
@@ -3006,7 +3006,7 @@
       <w:r>
         <w:t xml:space="preserve">Denevan, William M., ed. </w:t>
       </w:r>
-      <w:hyperlink w:history="1" r:id="rId5clrfs-_seihj-rs1xg5-">
+      <w:hyperlink w:history="1" r:id="rIdnq6szx4hwlgp9i1ifdrmf">
         <w:r>
           <w:rPr>
             <w:color w:val="0563C1"/>
@@ -3034,7 +3034,7 @@
       <w:r>
         <w:t xml:space="preserve">Henige, David. </w:t>
       </w:r>
-      <w:hyperlink w:history="1" r:id="rIdjjqxw1ckwpr3wz_qvvibk">
+      <w:hyperlink w:history="1" r:id="rIdg6mcxohjv9ozespxi9lat">
         <w:r>
           <w:rPr>
             <w:color w:val="0563C1"/>
@@ -3062,7 +3062,7 @@
       <w:r>
         <w:t xml:space="preserve">Koch, Alexander, Chris Brierley, Mark M. Maslin, and Simon L. Lewis. “</w:t>
       </w:r>
-      <w:hyperlink w:history="1" r:id="rId_tyjgnxgr9lgzuhrto654">
+      <w:hyperlink w:history="1" r:id="rIdtomqdq5uw8fcrpwjkt7ro">
         <w:r>
           <w:rPr>
             <w:color w:val="0563C1"/>
@@ -3090,7 +3090,7 @@
       <w:r>
         <w:t xml:space="preserve">Ioannidis, Alexander G., et al. “</w:t>
       </w:r>
-      <w:hyperlink w:history="1" r:id="rIduredvy18wzbx1stucosr4">
+      <w:hyperlink w:history="1" r:id="rIdfu_zffe-nfyetqz8oc5aj">
         <w:r>
           <w:rPr>
             <w:color w:val="0563C1"/>
@@ -3118,7 +3118,7 @@
       <w:r>
         <w:t xml:space="preserve">Pauketat, Timothy R. </w:t>
       </w:r>
-      <w:hyperlink w:history="1" r:id="rIdytrf12a-rdypv732el6sg">
+      <w:hyperlink w:history="1" r:id="rIdqt8imjdvdhrywq9-ejrwm">
         <w:r>
           <w:rPr>
             <w:color w:val="0563C1"/>
@@ -3146,7 +3146,7 @@
       <w:r>
         <w:t xml:space="preserve">Dobyns, Henry F. “</w:t>
       </w:r>
-      <w:hyperlink w:history="1" r:id="rIdjbvixsoipoxyfrwxhehw0">
+      <w:hyperlink w:history="1" r:id="rIdlrtqevpjtqwbtob8ea5nu">
         <w:r>
           <w:rPr>
             <w:color w:val="0563C1"/>
@@ -3207,7 +3207,7 @@
         </w:rPr>
         <w:t xml:space="preserve">The voyages database behind those numbers. </w:t>
       </w:r>
-      <w:hyperlink w:history="1" r:id="rIdwasvtkip_56ntz2rrbq3c">
+      <w:hyperlink w:history="1" r:id="rIdlqiugfz2il93gdzahtcaa">
         <w:r>
           <w:rPr>
             <w:color w:val="0563C1"/>
@@ -3235,7 +3235,7 @@
       <w:r>
         <w:t xml:space="preserve">Equiano, Olaudah. </w:t>
       </w:r>
-      <w:hyperlink w:history="1" r:id="rIdzof7rhueqzshosltvez7e">
+      <w:hyperlink w:history="1" r:id="rIdrlqprblbp-cdtvok8bheh">
         <w:r>
           <w:rPr>
             <w:color w:val="0563C1"/>
@@ -3263,7 +3263,7 @@
       <w:r>
         <w:t xml:space="preserve">Carretta, Vincent. </w:t>
       </w:r>
-      <w:hyperlink w:history="1" r:id="rIds_snupuczf8m-tj-jc5la">
+      <w:hyperlink w:history="1" r:id="rIdfkue36bbqlybofnk_9uyj">
         <w:r>
           <w:rPr>
             <w:color w:val="0563C1"/>
@@ -3291,7 +3291,7 @@
       <w:r>
         <w:t xml:space="preserve">Hurston, Zora Neale. </w:t>
       </w:r>
-      <w:hyperlink w:history="1" r:id="rIdv7_9xpasdlfly5-bkz8l6">
+      <w:hyperlink w:history="1" r:id="rIdkld37cxbltqefbjd2hmoz">
         <w:r>
           <w:rPr>
             <w:color w:val="0563C1"/>
@@ -3319,7 +3319,7 @@
       <w:r>
         <w:t xml:space="preserve">Diouf, Sylviane A. </w:t>
       </w:r>
-      <w:hyperlink w:history="1" r:id="rId9ky0ohevencb_cjxbjgya">
+      <w:hyperlink w:history="1" r:id="rIdueepbc5eo-77hfklxcfks">
         <w:r>
           <w:rPr>
             <w:color w:val="0563C1"/>
@@ -3347,7 +3347,7 @@
       <w:r>
         <w:t xml:space="preserve">Livi Bacci, Massimo. </w:t>
       </w:r>
-      <w:hyperlink w:history="1" r:id="rIdilb_vcowfdodrha94aghg">
+      <w:hyperlink w:history="1" r:id="rIdddrxdjtdupc2vq_myedux">
         <w:r>
           <w:rPr>
             <w:color w:val="0563C1"/>
@@ -3375,7 +3375,7 @@
       <w:r>
         <w:t xml:space="preserve">Reséndez, Andrés. </w:t>
       </w:r>
-      <w:hyperlink w:history="1" r:id="rIdhuey9v1-9qv0gded9mgkt">
+      <w:hyperlink w:history="1" r:id="rIdho8xe2aqb34jtgu75lgz6">
         <w:r>
           <w:rPr>
             <w:color w:val="0563C1"/>
@@ -3403,7 +3403,7 @@
       <w:r>
         <w:t xml:space="preserve">Dreyer, Edward L. </w:t>
       </w:r>
-      <w:hyperlink w:history="1" r:id="rIdkhm4yh2dzonr4pgfkj4vl">
+      <w:hyperlink w:history="1" r:id="rIdmgey0kqq5gwdpblxzldej">
         <w:r>
           <w:rPr>
             <w:color w:val="0563C1"/>
@@ -3451,7 +3451,7 @@
       <w:r>
         <w:t xml:space="preserve">Eisenstein, Elizabeth L. </w:t>
       </w:r>
-      <w:hyperlink w:history="1" r:id="rId6aemxwrw7m7owewk0e-ho">
+      <w:hyperlink w:history="1" r:id="rId3i5y1poedpsvnjnibnb_f">
         <w:r>
           <w:rPr>
             <w:color w:val="0563C1"/>
@@ -3479,7 +3479,7 @@
       <w:r>
         <w:t xml:space="preserve">Allen, Robert C. </w:t>
       </w:r>
-      <w:hyperlink w:history="1" r:id="rId9irwvtauozfaxmkfsi3zg">
+      <w:hyperlink w:history="1" r:id="rId8yitihwkr1clb13n-c_xp">
         <w:r>
           <w:rPr>
             <w:color w:val="0563C1"/>
@@ -3507,7 +3507,7 @@
       <w:r>
         <w:t xml:space="preserve">Humphries, Jane. </w:t>
       </w:r>
-      <w:hyperlink w:history="1" r:id="rId0qfqnioda1rms89qw7yhc">
+      <w:hyperlink w:history="1" r:id="rIdurbivikv5x-v2kgzr_lh2">
         <w:r>
           <w:rPr>
             <w:color w:val="0563C1"/>
@@ -3535,7 +3535,7 @@
       <w:r>
         <w:t xml:space="preserve">Pomeranz, Kenneth. </w:t>
       </w:r>
-      <w:hyperlink w:history="1" r:id="rId_m0pkygyjpsntrlgvb-ah">
+      <w:hyperlink w:history="1" r:id="rIdifwxgrlexxz6oukkkzdsl">
         <w:r>
           <w:rPr>
             <w:color w:val="0563C1"/>
@@ -3563,7 +3563,7 @@
       <w:r>
         <w:t xml:space="preserve">Bell, Michelle L., and Devra Lee Davis. “</w:t>
       </w:r>
-      <w:hyperlink w:history="1" r:id="rIdew0mvix6l0ehzsxan2pvk">
+      <w:hyperlink w:history="1" r:id="rId6udqzwics9hopyt1m4fy6">
         <w:r>
           <w:rPr>
             <w:color w:val="0563C1"/>
@@ -3611,7 +3611,7 @@
       <w:r>
         <w:t xml:space="preserve">Hacker, J. David. “</w:t>
       </w:r>
-      <w:hyperlink w:history="1" r:id="rIdw4wbuqgfe7pjhsynmtgms">
+      <w:hyperlink w:history="1" r:id="rIdgkir7p-f8iv428umasxhu">
         <w:r>
           <w:rPr>
             <w:color w:val="0563C1"/>
@@ -3639,7 +3639,7 @@
       <w:r>
         <w:t xml:space="preserve">Foner, Eric. </w:t>
       </w:r>
-      <w:hyperlink w:history="1" r:id="rIdu6zxm6kggwgelhyhvbn-u">
+      <w:hyperlink w:history="1" r:id="rIdugifcs57gt8xfplvrw5m7">
         <w:r>
           <w:rPr>
             <w:color w:val="0563C1"/>
@@ -3667,7 +3667,7 @@
       <w:r>
         <w:t xml:space="preserve">Saunt, Claudio. </w:t>
       </w:r>
-      <w:hyperlink w:history="1" r:id="rIdm3ib3z9uvchco2xlxnhz_">
+      <w:hyperlink w:history="1" r:id="rIdch4bwcwxd1jkvnawx_nqz">
         <w:r>
           <w:rPr>
             <w:color w:val="0563C1"/>
@@ -3695,7 +3695,7 @@
       <w:r>
         <w:t xml:space="preserve">Dubois, Laurent. </w:t>
       </w:r>
-      <w:hyperlink w:history="1" r:id="rId1u0tqsydamoseqjwgqlot">
+      <w:hyperlink w:history="1" r:id="rIdbvxcemwkimmfreuz7nu1k">
         <w:r>
           <w:rPr>
             <w:color w:val="0563C1"/>
@@ -3723,7 +3723,7 @@
       <w:r>
         <w:t xml:space="preserve">Dolin, Eric Jay. </w:t>
       </w:r>
-      <w:hyperlink w:history="1" r:id="rIdgge9sspfivbrot1qdsxsi">
+      <w:hyperlink w:history="1" r:id="rIdvafwvflmmafdv_k_kg8zq">
         <w:r>
           <w:rPr>
             <w:color w:val="0563C1"/>
@@ -3751,7 +3751,7 @@
       <w:r>
         <w:t xml:space="preserve">Horn, James. </w:t>
       </w:r>
-      <w:hyperlink w:history="1" r:id="rIdchu1uq4if8glbf184lboa">
+      <w:hyperlink w:history="1" r:id="rId5mue-ou0pd7mmiwlsrvyq">
         <w:r>
           <w:rPr>
             <w:color w:val="0563C1"/>
@@ -3779,7 +3779,7 @@
       <w:r>
         <w:t xml:space="preserve">Wilentz, Sean. </w:t>
       </w:r>
-      <w:hyperlink w:history="1" r:id="rIdzy5yhrk7euxphorbnr_8r">
+      <w:hyperlink w:history="1" r:id="rId9g2mekddxg3fj4zsf7hck">
         <w:r>
           <w:rPr>
             <w:color w:val="0563C1"/>
@@ -3827,7 +3827,7 @@
       <w:r>
         <w:t xml:space="preserve">Equal Justice Initiative. </w:t>
       </w:r>
-      <w:hyperlink w:history="1" r:id="rIdlrve4n5gezdne7yxpwnt7">
+      <w:hyperlink w:history="1" r:id="rIdtuzbbqfmx6dwioe6gxc1-">
         <w:r>
           <w:rPr>
             <w:color w:val="0563C1"/>
@@ -3871,7 +3871,7 @@
       <w:r>
         <w:t xml:space="preserve">Robinson, Greg. </w:t>
       </w:r>
-      <w:hyperlink w:history="1" r:id="rIdub5qxjigrivef0gaxrw4z">
+      <w:hyperlink w:history="1" r:id="rIduuhb42ud4n2ajriodveg9">
         <w:r>
           <w:rPr>
             <w:color w:val="0563C1"/>
@@ -3899,7 +3899,7 @@
       <w:r>
         <w:t xml:space="preserve">Blinder, Alan S. </w:t>
       </w:r>
-      <w:hyperlink w:history="1" r:id="rIdp_bombxbnqmkqkp42ynoq">
+      <w:hyperlink w:history="1" r:id="rIduesoahpmlmwzf8kcduzae">
         <w:r>
           <w:rPr>
             <w:color w:val="0563C1"/>
@@ -3947,7 +3947,7 @@
       <w:r>
         <w:t xml:space="preserve">Butler, Jon. </w:t>
       </w:r>
-      <w:hyperlink w:history="1" r:id="rIdypesjqmqpsrrtbilexi38">
+      <w:hyperlink w:history="1" r:id="rId00yoy0yyzlzvh9yibikrx">
         <w:r>
           <w:rPr>
             <w:color w:val="0563C1"/>
@@ -3975,7 +3975,7 @@
       <w:r>
         <w:t xml:space="preserve">Hatch, Nathan O. </w:t>
       </w:r>
-      <w:hyperlink w:history="1" r:id="rIdjfbzsushid7zhwikru7gl">
+      <w:hyperlink w:history="1" r:id="rId6svn8gpoxup9gyzmbg79l">
         <w:r>
           <w:rPr>
             <w:color w:val="0563C1"/>
@@ -4003,7 +4003,7 @@
       <w:r>
         <w:t xml:space="preserve">Bushman, Richard Lyman. </w:t>
       </w:r>
-      <w:hyperlink w:history="1" r:id="rIdvr7f041vl9a26rhmrigg3">
+      <w:hyperlink w:history="1" r:id="rIdzo0teiptfvi4we_zna6xd">
         <w:r>
           <w:rPr>
             <w:color w:val="0563C1"/>
@@ -4031,7 +4031,7 @@
       <w:r>
         <w:t xml:space="preserve">Kraybill, Donald B., Karen M. Johnson-Weiner, and Steven M. Nolt. </w:t>
       </w:r>
-      <w:hyperlink w:history="1" r:id="rIdc-sftydyi-1odd1pb50s1">
+      <w:hyperlink w:history="1" r:id="rIduxzsfhs28eezwguuaiptp">
         <w:r>
           <w:rPr>
             <w:color w:val="0563C1"/>
@@ -4059,7 +4059,7 @@
       <w:r>
         <w:t xml:space="preserve">Moore, Rebecca. </w:t>
       </w:r>
-      <w:hyperlink w:history="1" r:id="rIdwiwkfzjv9lgzdy9ktp6-q">
+      <w:hyperlink w:history="1" r:id="rIdmvtwt_z-x6qwhoxemwojy">
         <w:r>
           <w:rPr>
             <w:color w:val="0563C1"/>
@@ -4123,7 +4123,7 @@
       <w:r>
         <w:t xml:space="preserve">Lynch, John. </w:t>
       </w:r>
-      <w:hyperlink w:history="1" r:id="rId3ispo3kaanufd75kpcety">
+      <w:hyperlink w:history="1" r:id="rIdxsi3yvvc-d7ki_kgto5e4">
         <w:r>
           <w:rPr>
             <w:color w:val="0563C1"/>
@@ -4151,7 +4151,7 @@
       <w:r>
         <w:t xml:space="preserve">Dubois, Laurent. </w:t>
       </w:r>
-      <w:hyperlink w:history="1" r:id="rIdm8vo7mfvzneqjbmmuiho_">
+      <w:hyperlink w:history="1" r:id="rId_cdqfb3zceaiuqnb172mt">
         <w:r>
           <w:rPr>
             <w:color w:val="0563C1"/>
@@ -4179,7 +4179,7 @@
       <w:r>
         <w:t xml:space="preserve">Conrad, Robert Edgar. </w:t>
       </w:r>
-      <w:hyperlink w:history="1" r:id="rIdevepdpu_atnkajvel6zgu">
+      <w:hyperlink w:history="1" r:id="rIdipgdpvvyj98qivwenslnx">
         <w:r>
           <w:rPr>
             <w:color w:val="0563C1"/>
@@ -4204,7 +4204,7 @@
         </w:rPr>
         <w:t xml:space="preserve">Brazil’s share of the Atlantic slave trade. </w:t>
       </w:r>
-      <w:hyperlink w:history="1" r:id="rIdlgzbqa4qn5j7wihgnidk6">
+      <w:hyperlink w:history="1" r:id="rIdmq5mtdasb1-rirmvbbg3v">
         <w:r>
           <w:rPr>
             <w:color w:val="0563C1"/>
@@ -4232,7 +4232,7 @@
       <w:r>
         <w:t xml:space="preserve">Smith, Peter H. </w:t>
       </w:r>
-      <w:hyperlink w:history="1" r:id="rIdbilw2wtankjz1xxa8tmae">
+      <w:hyperlink w:history="1" r:id="rIdca85packxqxmatuks70zv">
         <w:r>
           <w:rPr>
             <w:color w:val="0563C1"/>
@@ -4260,7 +4260,7 @@
       <w:r>
         <w:t xml:space="preserve">Schlesinger, Stephen, and Stephen Kinzer. </w:t>
       </w:r>
-      <w:hyperlink w:history="1" r:id="rId_naw83ryliqpu_mpkp82u">
+      <w:hyperlink w:history="1" r:id="rIdm5ti8jaes4h-lzw12ekzw">
         <w:r>
           <w:rPr>
             <w:color w:val="0563C1"/>
@@ -4288,7 +4288,7 @@
       <w:r>
         <w:t xml:space="preserve">Slater, Candace. </w:t>
       </w:r>
-      <w:hyperlink w:history="1" r:id="rId4es0vtzkaqa1o3bnivlpd">
+      <w:hyperlink w:history="1" r:id="rIdzseckuomwlpbhdpbvgiw5">
         <w:r>
           <w:rPr>
             <w:color w:val="0563C1"/>
@@ -4316,7 +4316,7 @@
       <w:r>
         <w:t xml:space="preserve">Taylor, Barbara L., et al. “</w:t>
       </w:r>
-      <w:hyperlink w:history="1" r:id="rIds5qziobdtst3xxoih4iet">
+      <w:hyperlink w:history="1" r:id="rIdm6p6yt-xqg_7_o6-ao1af">
         <w:r>
           <w:rPr>
             <w:color w:val="0563C1"/>
@@ -4344,7 +4344,7 @@
       <w:r>
         <w:t xml:space="preserve">NOAA Fisheries. “</w:t>
       </w:r>
-      <w:hyperlink w:history="1" r:id="rIda2x3sygnntgijp8jmtmq1">
+      <w:hyperlink w:history="1" r:id="rIdem_bffjynqcuboijt-kwl">
         <w:r>
           <w:rPr>
             <w:color w:val="0563C1"/>
@@ -4372,7 +4372,7 @@
       <w:r>
         <w:t xml:space="preserve">Skidmore, Thomas E. </w:t>
       </w:r>
-      <w:hyperlink w:history="1" r:id="rId6jydmbcrs9d37-yzwuteq">
+      <w:hyperlink w:history="1" r:id="rIdxfru67qpt4sy6wgw1kaks">
         <w:r>
           <w:rPr>
             <w:color w:val="0563C1"/>
@@ -4400,7 +4400,7 @@
       <w:r>
         <w:t xml:space="preserve">Comisión Nacional sobre la Desaparición de Personas. </w:t>
       </w:r>
-      <w:hyperlink w:history="1" r:id="rIdgw6mesyzrxtfojdw-caa9">
+      <w:hyperlink w:history="1" r:id="rIdcprufcccty7js3of-ewb_">
         <w:r>
           <w:rPr>
             <w:color w:val="0563C1"/>
@@ -4428,7 +4428,7 @@
       <w:r>
         <w:t xml:space="preserve">Nino, Carlos Santiago. </w:t>
       </w:r>
-      <w:hyperlink w:history="1" r:id="rIdm9pmjtdzrmqxxjgawav0f">
+      <w:hyperlink w:history="1" r:id="rIda1ty1vqufnykgkk75gsnj">
         <w:r>
           <w:rPr>
             <w:color w:val="0563C1"/>
@@ -4456,7 +4456,7 @@
       <w:r>
         <w:t xml:space="preserve">Bouvard, Marguerite Guzman. </w:t>
       </w:r>
-      <w:hyperlink w:history="1" r:id="rIdghalosvs6pr6_bzajzjde">
+      <w:hyperlink w:history="1" r:id="rIdnfb6lp_kptm0eccaalwnz">
         <w:r>
           <w:rPr>
             <w:color w:val="0563C1"/>
@@ -4484,7 +4484,7 @@
       <w:r>
         <w:t xml:space="preserve">Kornbluh, Peter. </w:t>
       </w:r>
-      <w:hyperlink w:history="1" r:id="rIdd5j2fuyxmm_-idt8hbquz">
+      <w:hyperlink w:history="1" r:id="rId96idubpp4fnlr3adk3q7s">
         <w:r>
           <w:rPr>
             <w:color w:val="0563C1"/>
@@ -4512,7 +4512,7 @@
       <w:r>
         <w:t xml:space="preserve">Jara, Joan. </w:t>
       </w:r>
-      <w:hyperlink w:history="1" r:id="rIduxw1_cl_scjxw3asgpman">
+      <w:hyperlink w:history="1" r:id="rId7v5k4cas-a3m8uy1fjkep">
         <w:r>
           <w:rPr>
             <w:color w:val="0563C1"/>
@@ -4540,7 +4540,7 @@
       <w:r>
         <w:t xml:space="preserve">LeoGrande, William M., and Peter Kornbluh. </w:t>
       </w:r>
-      <w:hyperlink w:history="1" r:id="rIdi3sf_g2ydbfbuvba6_w8i">
+      <w:hyperlink w:history="1" r:id="rIdmxetzgutrmbilv9nojvoq">
         <w:r>
           <w:rPr>
             <w:color w:val="0563C1"/>
@@ -4600,7 +4600,7 @@
       <w:r>
         <w:t xml:space="preserve">Secretaría de Gobernación (Mexico). “</w:t>
       </w:r>
-      <w:hyperlink w:history="1" r:id="rIddoysnvnp0btkupwat2lld">
+      <w:hyperlink w:history="1" r:id="rIdjxohij_zijqe2geldqze2">
         <w:r>
           <w:rPr>
             <w:color w:val="0563C1"/>
@@ -4648,7 +4648,7 @@
       <w:r>
         <w:t xml:space="preserve">Finkel, Caroline. </w:t>
       </w:r>
-      <w:hyperlink w:history="1" r:id="rIdjxczr7pu_uwp9quo9d_tm">
+      <w:hyperlink w:history="1" r:id="rIdi-bfqxzyqjdpdvp_vhiis">
         <w:r>
           <w:rPr>
             <w:color w:val="0563C1"/>
@@ -4676,7 +4676,7 @@
       <w:r>
         <w:t xml:space="preserve">Crowley, Roger. </w:t>
       </w:r>
-      <w:hyperlink w:history="1" r:id="rIdyvzohfbj9qihicza8n_kx">
+      <w:hyperlink w:history="1" r:id="rIdrccnbag6s8s5vmilyobmo">
         <w:r>
           <w:rPr>
             <w:color w:val="0563C1"/>
@@ -4704,7 +4704,7 @@
       <w:r>
         <w:t xml:space="preserve">Barkey, Karen. </w:t>
       </w:r>
-      <w:hyperlink w:history="1" r:id="rIdytll0savojrvxd1-d_aq0">
+      <w:hyperlink w:history="1" r:id="rIdwlnl04dqnt_rqnj_-wv7x">
         <w:r>
           <w:rPr>
             <w:color w:val="0563C1"/>
@@ -4732,7 +4732,7 @@
       <w:r>
         <w:t xml:space="preserve">Mazower, Mark. </w:t>
       </w:r>
-      <w:hyperlink w:history="1" r:id="rIdfpaa_hykafuj1cf-23koe">
+      <w:hyperlink w:history="1" r:id="rIdoyr268dfatjiw_v0zx4mk">
         <w:r>
           <w:rPr>
             <w:color w:val="0563C1"/>
@@ -4760,7 +4760,7 @@
       <w:r>
         <w:t xml:space="preserve">Suny, Ronald Grigor. “</w:t>
       </w:r>
-      <w:hyperlink w:history="1" r:id="rIdjoxeacms6fbmr2fza0g98">
+      <w:hyperlink w:history="1" r:id="rId1je_ncdbncxe5eg7ypmim">
         <w:r>
           <w:rPr>
             <w:color w:val="0563C1"/>
@@ -4788,7 +4788,7 @@
       <w:r>
         <w:t xml:space="preserve">Power, Samantha. “</w:t>
       </w:r>
-      <w:hyperlink w:history="1" r:id="rIdktmbo3rozdlrwrfxfds1s">
+      <w:hyperlink w:history="1" r:id="rIdmbxury0kdtubij03gbjp7">
         <w:r>
           <w:rPr>
             <w:color w:val="0563C1"/>
@@ -4816,7 +4816,7 @@
       <w:r>
         <w:t xml:space="preserve">Hirschon, Renée, ed. </w:t>
       </w:r>
-      <w:hyperlink w:history="1" r:id="rId7i2fk1o06dksd5vcednms">
+      <w:hyperlink w:history="1" r:id="rIdusvibm74805pplmcictkq">
         <w:r>
           <w:rPr>
             <w:color w:val="0563C1"/>
@@ -4844,7 +4844,7 @@
       <w:r>
         <w:t xml:space="preserve">Rogan, Eugene. </w:t>
       </w:r>
-      <w:hyperlink w:history="1" r:id="rIdh5oydjmyhgwzd18nuojyy">
+      <w:hyperlink w:history="1" r:id="rIdt3mre-gwr7jpi4ue8qctd">
         <w:r>
           <w:rPr>
             <w:color w:val="0563C1"/>
@@ -4872,7 +4872,7 @@
       <w:r>
         <w:t xml:space="preserve">Barr, James. </w:t>
       </w:r>
-      <w:hyperlink w:history="1" r:id="rIdxwm04ezfvmi2yf9joi9vg">
+      <w:hyperlink w:history="1" r:id="rIdvbbqvgz5wubapueoninyx">
         <w:r>
           <w:rPr>
             <w:color w:val="0563C1"/>
@@ -4900,7 +4900,7 @@
       <w:r>
         <w:t xml:space="preserve">McDowall, David. </w:t>
       </w:r>
-      <w:hyperlink w:history="1" r:id="rId0aplv3n6hexkxlhg-uo7g">
+      <w:hyperlink w:history="1" r:id="rIdcmgfz0ywtdhvluypu5ofk">
         <w:r>
           <w:rPr>
             <w:color w:val="0563C1"/>
@@ -4928,7 +4928,7 @@
       <w:r>
         <w:t xml:space="preserve">Abrahamian, Ervand. </w:t>
       </w:r>
-      <w:hyperlink w:history="1" r:id="rIdifu5xxaoimt4upu-r20dw">
+      <w:hyperlink w:history="1" r:id="rIdswnrczw4pcdpwngudlj6w">
         <w:r>
           <w:rPr>
             <w:color w:val="0563C1"/>
@@ -4956,7 +4956,7 @@
       <w:r>
         <w:t xml:space="preserve">Razoux, Pierre. </w:t>
       </w:r>
-      <w:hyperlink w:history="1" r:id="rIdutleg6via8dr9mjn5j9bn">
+      <w:hyperlink w:history="1" r:id="rIdravrq8nnhtv9ntpa4ugne">
         <w:r>
           <w:rPr>
             <w:color w:val="0563C1"/>
@@ -5004,7 +5004,7 @@
       <w:r>
         <w:t xml:space="preserve">Clark, Christopher. </w:t>
       </w:r>
-      <w:hyperlink w:history="1" r:id="rIdevezcxj4csfkwxparaud8">
+      <w:hyperlink w:history="1" r:id="rIdszo7iwv6mbzvgqs6lqlq0">
         <w:r>
           <w:rPr>
             <w:color w:val="0563C1"/>
@@ -5032,7 +5032,7 @@
       <w:r>
         <w:t xml:space="preserve">Strachan, Hew. </w:t>
       </w:r>
-      <w:hyperlink w:history="1" r:id="rIdj3oyesple6-av9hnf5n5n">
+      <w:hyperlink w:history="1" r:id="rIdbjik8xzmumqwikccmaqke">
         <w:r>
           <w:rPr>
             <w:color w:val="0563C1"/>
@@ -5076,7 +5076,7 @@
       <w:r>
         <w:t xml:space="preserve">Weintraub, Stanley. </w:t>
       </w:r>
-      <w:hyperlink w:history="1" r:id="rIdhcgz69avaa1enqfxwh7e9">
+      <w:hyperlink w:history="1" r:id="rIduyuilxhemv0-bxgl0f0gf">
         <w:r>
           <w:rPr>
             <w:color w:val="0563C1"/>
@@ -5104,7 +5104,7 @@
       <w:r>
         <w:t xml:space="preserve">Johnson, Niall P. A. S., and Juergen Mueller. “</w:t>
       </w:r>
-      <w:hyperlink w:history="1" r:id="rIdw6zygmlfi8ts6vxaluxwh">
+      <w:hyperlink w:history="1" r:id="rIdxvttnlwbyzhygegilv6ll">
         <w:r>
           <w:rPr>
             <w:color w:val="0563C1"/>
@@ -5132,7 +5132,7 @@
       <w:r>
         <w:t xml:space="preserve">Spreeuwenberg, Peter, et al. “</w:t>
       </w:r>
-      <w:hyperlink w:history="1" r:id="rIds8h-px9omt7mcjx9tp219">
+      <w:hyperlink w:history="1" r:id="rIdagvx6zq2ttviomomvl4us">
         <w:r>
           <w:rPr>
             <w:color w:val="0563C1"/>
@@ -5160,7 +5160,7 @@
       <w:r>
         <w:t xml:space="preserve">Keynes, John Maynard. </w:t>
       </w:r>
-      <w:hyperlink w:history="1" r:id="rIdyjg9fhsd5hm2ufrirb_7b">
+      <w:hyperlink w:history="1" r:id="rIdetv3vt5jby_ulfu_9oisx">
         <w:r>
           <w:rPr>
             <w:color w:val="0563C1"/>
@@ -5208,7 +5208,7 @@
       <w:r>
         <w:t xml:space="preserve">Evans, Richard J. </w:t>
       </w:r>
-      <w:hyperlink w:history="1" r:id="rId12kgvpuwt_ylxnmki62s_">
+      <w:hyperlink w:history="1" r:id="rId7vshbyr3com_d1upakmtg">
         <w:r>
           <w:rPr>
             <w:color w:val="0563C1"/>
@@ -5236,7 +5236,7 @@
       <w:r>
         <w:t xml:space="preserve">Hilberg, Raul. </w:t>
       </w:r>
-      <w:hyperlink w:history="1" r:id="rIdd67_8c563olqqcjxvozvn">
+      <w:hyperlink w:history="1" r:id="rIdhzjxudeiwfmn3srmmuxig">
         <w:r>
           <w:rPr>
             <w:color w:val="0563C1"/>
@@ -5264,7 +5264,7 @@
       <w:r>
         <w:t xml:space="preserve">Kiernan, Ben. </w:t>
       </w:r>
-      <w:hyperlink w:history="1" r:id="rIdqclqkbnb04pdzvfssnhml">
+      <w:hyperlink w:history="1" r:id="rIdgbzxxw5zrqehenywgum9i">
         <w:r>
           <w:rPr>
             <w:color w:val="0563C1"/>
@@ -5292,7 +5292,7 @@
       <w:r>
         <w:t xml:space="preserve">Levitsky, Steven, and Daniel Ziblatt. </w:t>
       </w:r>
-      <w:hyperlink w:history="1" r:id="rIdwjlov9u-z8lsmsqvr8ta7">
+      <w:hyperlink w:history="1" r:id="rIdortmerukf7re7vrxtoccm">
         <w:r>
           <w:rPr>
             <w:color w:val="0563C1"/>
@@ -5320,7 +5320,7 @@
       <w:r>
         <w:t xml:space="preserve">Neiman, Susan. </w:t>
       </w:r>
-      <w:hyperlink w:history="1" r:id="rId6duqo9xczgz9cynp5yri5">
+      <w:hyperlink w:history="1" r:id="rId0e3b67mtielm9rnxfvpbk">
         <w:r>
           <w:rPr>
             <w:color w:val="0563C1"/>
@@ -5364,7 +5364,7 @@
       <w:r>
         <w:t xml:space="preserve">Broberg, Gunnar, and Nils Roll-Hansen, eds. </w:t>
       </w:r>
-      <w:hyperlink w:history="1" r:id="rIdxylnd87yvqzifdpifow-d">
+      <w:hyperlink w:history="1" r:id="rIdko25qojpnw83bz-kjvhli">
         <w:r>
           <w:rPr>
             <w:color w:val="0563C1"/>
@@ -5412,7 +5412,7 @@
       <w:r>
         <w:t xml:space="preserve">Jansen, Marius B. </w:t>
       </w:r>
-      <w:hyperlink w:history="1" r:id="rIdyrdoujl2bd2riekmzqdgh">
+      <w:hyperlink w:history="1" r:id="rIdj_juvvjr7ty-ifalqy61j">
         <w:r>
           <w:rPr>
             <w:color w:val="0563C1"/>
@@ -5440,7 +5440,7 @@
       <w:r>
         <w:t xml:space="preserve">Fogel, Joshua A., ed. </w:t>
       </w:r>
-      <w:hyperlink w:history="1" r:id="rId7daeiay5uqcmm8kdmqiyl">
+      <w:hyperlink w:history="1" r:id="rIdsprb2yneqrzcchblb5uvw">
         <w:r>
           <w:rPr>
             <w:color w:val="0563C1"/>
@@ -5468,7 +5468,7 @@
       <w:r>
         <w:t xml:space="preserve">Ohnuki-Tierney, Emiko. </w:t>
       </w:r>
-      <w:hyperlink w:history="1" r:id="rIdujgvquh06x3jwnzwr1jnn">
+      <w:hyperlink w:history="1" r:id="rIdu3d2ym4nfltj74xnimoek">
         <w:r>
           <w:rPr>
             <w:color w:val="0563C1"/>
@@ -5496,7 +5496,7 @@
       <w:r>
         <w:t xml:space="preserve">Dower, John W. </w:t>
       </w:r>
-      <w:hyperlink w:history="1" r:id="rIdtccku6f2p2cwung1hmuv4">
+      <w:hyperlink w:history="1" r:id="rIdnvuu1vxkut_bxtqcrv3kk">
         <w:r>
           <w:rPr>
             <w:color w:val="0563C1"/>
@@ -5544,7 +5544,7 @@
       <w:r>
         <w:t xml:space="preserve">Duggan, Christopher. </w:t>
       </w:r>
-      <w:hyperlink w:history="1" r:id="rIdp2mjawi7wlzd0xnxmkdyj">
+      <w:hyperlink w:history="1" r:id="rIdpmpmletifqcukej9ydh2g">
         <w:r>
           <w:rPr>
             <w:color w:val="0563C1"/>
@@ -5572,7 +5572,7 @@
       <w:r>
         <w:t xml:space="preserve">Bosworth, R. J. B. </w:t>
       </w:r>
-      <w:hyperlink w:history="1" r:id="rId7tx7ncnmyqmcmueyrrpov">
+      <w:hyperlink w:history="1" r:id="rIdjlrkb0ucrlhpmzll1byk8">
         <w:r>
           <w:rPr>
             <w:color w:val="0563C1"/>
@@ -5600,7 +5600,7 @@
       <w:r>
         <w:t xml:space="preserve">Domenico, Roy Palmer. </w:t>
       </w:r>
-      <w:hyperlink w:history="1" r:id="rIduihuwx9d7ams7w5p66zt0">
+      <w:hyperlink w:history="1" r:id="rIdvhgkll7sfwy0fbyj31pyl">
         <w:r>
           <w:rPr>
             <w:color w:val="0563C1"/>
@@ -5648,7 +5648,7 @@
       <w:r>
         <w:t xml:space="preserve">Menocal, María Rosa. </w:t>
       </w:r>
-      <w:hyperlink w:history="1" r:id="rIdutlfp3fkujnb_qkhbxz6j">
+      <w:hyperlink w:history="1" r:id="rIdnd1w7bcnmiamqg76vlpmu">
         <w:r>
           <w:rPr>
             <w:color w:val="0563C1"/>
@@ -5676,7 +5676,7 @@
       <w:r>
         <w:t xml:space="preserve">Fernández-Morera, Darío. </w:t>
       </w:r>
-      <w:hyperlink w:history="1" r:id="rIdxvk_vessylothap5lx4xz">
+      <w:hyperlink w:history="1" r:id="rIdfcfz7-qk9wkzjknb_2wl_">
         <w:r>
           <w:rPr>
             <w:color w:val="0563C1"/>
@@ -5704,7 +5704,7 @@
       <w:r>
         <w:t xml:space="preserve">Kraemer, Joel L. </w:t>
       </w:r>
-      <w:hyperlink w:history="1" r:id="rIdoawp95zdj6zroryp8fysa">
+      <w:hyperlink w:history="1" r:id="rIddenu-4hzvyjlloa6hz8fs">
         <w:r>
           <w:rPr>
             <w:color w:val="0563C1"/>
@@ -5732,7 +5732,7 @@
       <w:r>
         <w:t xml:space="preserve">Preston, Paul. </w:t>
       </w:r>
-      <w:hyperlink w:history="1" r:id="rId3h7rndbegbdrbiabn82gh">
+      <w:hyperlink w:history="1" r:id="rIdwgrtxnknurinoanqhkfhg">
         <w:r>
           <w:rPr>
             <w:color w:val="0563C1"/>
@@ -5760,7 +5760,7 @@
       <w:r>
         <w:t xml:space="preserve">Aguilar, Paloma. </w:t>
       </w:r>
-      <w:hyperlink w:history="1" r:id="rIdckgz1qot0fprsptukobe_">
+      <w:hyperlink w:history="1" r:id="rIdssyahjjm3hascaisakbc1">
         <w:r>
           <w:rPr>
             <w:color w:val="0563C1"/>
@@ -5824,7 +5824,7 @@
       <w:r>
         <w:t xml:space="preserve">Applebaum, Anne. </w:t>
       </w:r>
-      <w:hyperlink w:history="1" r:id="rIdfgixycmwpk0amyxjtaikw">
+      <w:hyperlink w:history="1" r:id="rId7of1r6n9yxsx-rymf6dva">
         <w:r>
           <w:rPr>
             <w:color w:val="0563C1"/>
@@ -5852,7 +5852,7 @@
       <w:r>
         <w:t xml:space="preserve">Applebaum, Anne. </w:t>
       </w:r>
-      <w:hyperlink w:history="1" r:id="rIdiuh8bnsn096uyxjx58063">
+      <w:hyperlink w:history="1" r:id="rIdw2rcmwnpotn_i5lefwcfl">
         <w:r>
           <w:rPr>
             <w:color w:val="0563C1"/>
@@ -5880,7 +5880,7 @@
       <w:r>
         <w:t xml:space="preserve">Sanford, George. </w:t>
       </w:r>
-      <w:hyperlink w:history="1" r:id="rIdjlf7ogywycqwy5ca6_5gn">
+      <w:hyperlink w:history="1" r:id="rId66rnvpshdwkbxtguku8uc">
         <w:r>
           <w:rPr>
             <w:color w:val="0563C1"/>
@@ -5908,7 +5908,7 @@
       <w:r>
         <w:t xml:space="preserve">Plokhy, Serhii. </w:t>
       </w:r>
-      <w:hyperlink w:history="1" r:id="rIda5evourec01w1vsvql4ap">
+      <w:hyperlink w:history="1" r:id="rIdcezaaqvy9dq3p7rzyjvtc">
         <w:r>
           <w:rPr>
             <w:color w:val="0563C1"/>
@@ -5936,7 +5936,7 @@
       <w:r>
         <w:t xml:space="preserve">Roberts, Geoffrey. </w:t>
       </w:r>
-      <w:hyperlink w:history="1" r:id="rIdwdjjdmpspkz57mo3blojb">
+      <w:hyperlink w:history="1" r:id="rId7lpovsnfglc3npitil42l">
         <w:r>
           <w:rPr>
             <w:color w:val="0563C1"/>
@@ -5984,7 +5984,7 @@
       <w:r>
         <w:t xml:space="preserve">Dikötter, Frank. </w:t>
       </w:r>
-      <w:hyperlink w:history="1" r:id="rIdhn5z4l9_1qrwdywl3fg7m">
+      <w:hyperlink w:history="1" r:id="rIdjaudqxn-8xkhha881i0ym">
         <w:r>
           <w:rPr>
             <w:color w:val="0563C1"/>
@@ -6012,7 +6012,7 @@
       <w:r>
         <w:t xml:space="preserve">Yang Jisheng. </w:t>
       </w:r>
-      <w:hyperlink w:history="1" r:id="rId4b9anjwyyi-29rbsol701">
+      <w:hyperlink w:history="1" r:id="rIdxoatxzalym_6dmrycklb6">
         <w:r>
           <w:rPr>
             <w:color w:val="0563C1"/>
@@ -6040,7 +6040,7 @@
       <w:r>
         <w:t xml:space="preserve">MacFarquhar, Roderick, and Michael Schoenhals. </w:t>
       </w:r>
-      <w:hyperlink w:history="1" r:id="rIdw04-c-2v2j9bzjeyuql9y">
+      <w:hyperlink w:history="1" r:id="rIdm69vthbylwiexjbpeb8z7">
         <w:r>
           <w:rPr>
             <w:color w:val="0563C1"/>
@@ -6068,7 +6068,7 @@
       <w:r>
         <w:t xml:space="preserve">Jambeck, Jenna R., et al. “</w:t>
       </w:r>
-      <w:hyperlink w:history="1" r:id="rIdahhcvvxve-2jycytm12ew">
+      <w:hyperlink w:history="1" r:id="rIdh7zphugsjmmajuaq8-jsd">
         <w:r>
           <w:rPr>
             <w:color w:val="0563C1"/>
@@ -6096,7 +6096,7 @@
       <w:r>
         <w:t xml:space="preserve">Meijer, Lourens J. J., et al. “</w:t>
       </w:r>
-      <w:hyperlink w:history="1" r:id="rIddrfu2d6lnpmktk5mxo69o">
+      <w:hyperlink w:history="1" r:id="rIdpkay5wk_sxxbtazeku8r8">
         <w:r>
           <w:rPr>
             <w:color w:val="0563C1"/>
@@ -6124,7 +6124,7 @@
       <w:r>
         <w:t xml:space="preserve">Economy, Elizabeth C. </w:t>
       </w:r>
-      <w:hyperlink w:history="1" r:id="rIddctjzda1hybjgzprlcwp2">
+      <w:hyperlink w:history="1" r:id="rIde4sphfeb7ng6qm8tf_q4_">
         <w:r>
           <w:rPr>
             <w:color w:val="0563C1"/>
@@ -6184,7 +6184,7 @@
       <w:r>
         <w:t xml:space="preserve">McDonell, Stephen. “</w:t>
       </w:r>
-      <w:hyperlink w:history="1" r:id="rIdylrrcwkgdfardpzqwnr59">
+      <w:hyperlink w:history="1" r:id="rIdmpogxxxj3k76e3fgstysp">
         <w:r>
           <w:rPr>
             <w:color w:val="0563C1"/>
@@ -6212,7 +6212,7 @@
       <w:r>
         <w:t xml:space="preserve">Agence France-Presse. “‘Oh, Bother’: </w:t>
       </w:r>
-      <w:hyperlink w:history="1" r:id="rId8fqfbogfisvuqx0wy-ybu">
+      <w:hyperlink w:history="1" r:id="rIdb44kkuff1ewzlbmmuhpxv">
         <w:r>
           <w:rPr>
             <w:color w:val="0563C1"/>
@@ -6260,7 +6260,7 @@
       <w:r>
         <w:t xml:space="preserve">Schama, Simon. </w:t>
       </w:r>
-      <w:hyperlink w:history="1" r:id="rIdkakoqshat7hz-yki54s3g">
+      <w:hyperlink w:history="1" r:id="rIdnudpcyl_ue2zwxuyqlnd-">
         <w:r>
           <w:rPr>
             <w:color w:val="0563C1"/>
@@ -6288,7 +6288,7 @@
       <w:r>
         <w:t xml:space="preserve">Finkelstein, Israel, and Neil Asher Silberman. </w:t>
       </w:r>
-      <w:hyperlink w:history="1" r:id="rIdnib5zxfdzrzhkew_robmy">
+      <w:hyperlink w:history="1" r:id="rIdjthmprw1wgjzurks1chb5">
         <w:r>
           <w:rPr>
             <w:color w:val="0563C1"/>
@@ -6316,7 +6316,7 @@
       <w:r>
         <w:t xml:space="preserve">VanderKam, James C. </w:t>
       </w:r>
-      <w:hyperlink w:history="1" r:id="rIdkq2vwrdii1t_xexr8mmxi">
+      <w:hyperlink w:history="1" r:id="rIdcfgnvqbsxnvguldhpzwcd">
         <w:r>
           <w:rPr>
             <w:color w:val="0563C1"/>
@@ -6344,7 +6344,7 @@
       <w:r>
         <w:t xml:space="preserve">Magness, Jodi. </w:t>
       </w:r>
-      <w:hyperlink w:history="1" r:id="rIdshrmadug1cy3bqwdkzf8d">
+      <w:hyperlink w:history="1" r:id="rIdz3cczvk1n9rdnbcafmvpr">
         <w:r>
           <w:rPr>
             <w:color w:val="0563C1"/>
@@ -6372,7 +6372,7 @@
       <w:r>
         <w:t xml:space="preserve">Morris, Benny. </w:t>
       </w:r>
-      <w:hyperlink w:history="1" r:id="rIdvrmlg47vyckmuv9sxysf2">
+      <w:hyperlink w:history="1" r:id="rIdo-l8vfziwdvknit6kibj-">
         <w:r>
           <w:rPr>
             <w:color w:val="0563C1"/>
@@ -6420,7 +6420,7 @@
       <w:r>
         <w:t xml:space="preserve">Gaddis, John Lewis. </w:t>
       </w:r>
-      <w:hyperlink w:history="1" r:id="rIdqagurjmibmac2m0at-4i4">
+      <w:hyperlink w:history="1" r:id="rIdff2ipwn-y9b-pxx27nfs9">
         <w:r>
           <w:rPr>
             <w:color w:val="0563C1"/>
@@ -6448,7 +6448,7 @@
       <w:r>
         <w:t xml:space="preserve">Savranskaya, Svetlana V. “</w:t>
       </w:r>
-      <w:hyperlink w:history="1" r:id="rIdyajmf6hrcslrqp0a7jqqr">
+      <w:hyperlink w:history="1" r:id="rId3abd--ehbef5pbhx9isxz">
         <w:r>
           <w:rPr>
             <w:color w:val="0563C1"/>
@@ -6476,7 +6476,7 @@
       <w:r>
         <w:t xml:space="preserve">Hoffman, David E. </w:t>
       </w:r>
-      <w:hyperlink w:history="1" r:id="rIdg6tijcpqpedkvunau1uw6">
+      <w:hyperlink w:history="1" r:id="rId9uxchstj4vzc0gba1fgq5">
         <w:r>
           <w:rPr>
             <w:color w:val="0563C1"/>
@@ -6504,7 +6504,7 @@
       <w:r>
         <w:t xml:space="preserve">Rhodes, Richard. </w:t>
       </w:r>
-      <w:hyperlink w:history="1" r:id="rIdblyhoucyekk3pdbxg40ec">
+      <w:hyperlink w:history="1" r:id="rIdm_gz8mtifo8fjvl1ao4ii">
         <w:r>
           <w:rPr>
             <w:color w:val="0563C1"/>
@@ -6532,7 +6532,7 @@
       <w:r>
         <w:t xml:space="preserve">Niedenthal, Jack. </w:t>
       </w:r>
-      <w:hyperlink w:history="1" r:id="rIdob5r9inhhzoyumjrsrjch">
+      <w:hyperlink w:history="1" r:id="rIdzlwqaj-wf8alaipwzevu2">
         <w:r>
           <w:rPr>
             <w:color w:val="0563C1"/>
@@ -6580,7 +6580,7 @@
       <w:r>
         <w:t xml:space="preserve">NASA. “</w:t>
       </w:r>
-      <w:hyperlink w:history="1" r:id="rIdewsvezo9aza1rhhv4cct6">
+      <w:hyperlink w:history="1" r:id="rIdnlmyeebekyool7yvb79sc">
         <w:r>
           <w:rPr>
             <w:color w:val="0563C1"/>
@@ -6608,7 +6608,7 @@
       <w:r>
         <w:t xml:space="preserve">Chaikin, Andrew. </w:t>
       </w:r>
-      <w:hyperlink w:history="1" r:id="rIde6a0sdx4e7mmr1uwr96wa">
+      <w:hyperlink w:history="1" r:id="rIdgy99crtydgnqheun2zoj7">
         <w:r>
           <w:rPr>
             <w:color w:val="0563C1"/>
@@ -6636,7 +6636,7 @@
       <w:r>
         <w:t xml:space="preserve">Siddiqi, Asif A. </w:t>
       </w:r>
-      <w:hyperlink w:history="1" r:id="rIdpvwzfc1dy5gbx_0xpgxyz">
+      <w:hyperlink w:history="1" r:id="rIdeqotxwvwh_yw8wt28pdmf">
         <w:r>
           <w:rPr>
             <w:color w:val="0563C1"/>
@@ -6664,7 +6664,7 @@
       <w:r>
         <w:t xml:space="preserve">Colaprete, Anthony, et al. “</w:t>
       </w:r>
-      <w:hyperlink w:history="1" r:id="rIdk1ig3h7hmeeh7acv_btgg">
+      <w:hyperlink w:history="1" r:id="rId-yd-bbe-vfcy_0meftorh">
         <w:r>
           <w:rPr>
             <w:color w:val="0563C1"/>
@@ -6692,7 +6692,7 @@
       <w:r>
         <w:t xml:space="preserve">Sheehan, William. </w:t>
       </w:r>
-      <w:hyperlink w:history="1" r:id="rIdbfyo9f-3usg4fpcl9-vku">
+      <w:hyperlink w:history="1" r:id="rIdzt1suhu7jcsincbt7qs1o">
         <w:r>
           <w:rPr>
             <w:color w:val="0563C1"/>
@@ -6720,7 +6720,7 @@
       <w:r>
         <w:t xml:space="preserve">Grotzinger, John P., et al. “</w:t>
       </w:r>
-      <w:hyperlink w:history="1" r:id="rIdbrfpxojtoij9nkzahdpws">
+      <w:hyperlink w:history="1" r:id="rIdhc-0tvcopldte93ot82b2">
         <w:r>
           <w:rPr>
             <w:color w:val="0563C1"/>
@@ -6748,7 +6748,7 @@
       <w:r>
         <w:t xml:space="preserve">Mangold, Nicolas, et al. “</w:t>
       </w:r>
-      <w:hyperlink w:history="1" r:id="rId8dmuaaomw3ip6utxs-yvd">
+      <w:hyperlink w:history="1" r:id="rId1bswieww9gdkuwbhcuahk">
         <w:r>
           <w:rPr>
             <w:color w:val="0563C1"/>
@@ -6796,7 +6796,7 @@
       <w:r>
         <w:t xml:space="preserve">Ashby, Neil. “</w:t>
       </w:r>
-      <w:hyperlink w:history="1" r:id="rIdckqpqie0i3y7nhizyql0m">
+      <w:hyperlink w:history="1" r:id="rIdmqkrhzld92dktekz_vpnm">
         <w:r>
           <w:rPr>
             <w:color w:val="0563C1"/>
@@ -6824,7 +6824,7 @@
       <w:r>
         <w:t xml:space="preserve">Dyson, F. W., A. S. Eddington, and C. Davidson. “</w:t>
       </w:r>
-      <w:hyperlink w:history="1" r:id="rIdxmh8erpiyg9y3dkgz268a">
+      <w:hyperlink w:history="1" r:id="rIdsyrw4oglrplr17hjwwsxw">
         <w:r>
           <w:rPr>
             <w:color w:val="0563C1"/>
@@ -6852,7 +6852,7 @@
       <w:r>
         <w:t xml:space="preserve">Au, Whitlow W. L. </w:t>
       </w:r>
-      <w:hyperlink w:history="1" r:id="rIdsrkn2mbpm1bzyntzhnmy_">
+      <w:hyperlink w:history="1" r:id="rIdcmaq0j0zc9cmxxzwminyr">
         <w:r>
           <w:rPr>
             <w:color w:val="0563C1"/>
@@ -6880,7 +6880,7 @@
       <w:r>
         <w:t xml:space="preserve">Susskind, Leonard. “</w:t>
       </w:r>
-      <w:hyperlink w:history="1" r:id="rIdrlywqqgcmxyaardsvj-m8">
+      <w:hyperlink w:history="1" r:id="rIdiabgncoe41hehsug_x7nj">
         <w:r>
           <w:rPr>
             <w:color w:val="0563C1"/>
@@ -6908,7 +6908,7 @@
       <w:r>
         <w:t xml:space="preserve">Scerri, Eric R. </w:t>
       </w:r>
-      <w:hyperlink w:history="1" r:id="rIdyrxqj09rhyx0jmhiif5jg">
+      <w:hyperlink w:history="1" r:id="rId5xsqiydlvjb6sv-b02gvr">
         <w:r>
           <w:rPr>
             <w:color w:val="0563C1"/>
@@ -6936,7 +6936,7 @@
       <w:r>
         <w:t xml:space="preserve">Erisman, Jan Willem, et al. “</w:t>
       </w:r>
-      <w:hyperlink w:history="1" r:id="rIdz9ny8vfclwyelwetnwh9t">
+      <w:hyperlink w:history="1" r:id="rId0envqoi7kpqgso_gyzxy5">
         <w:r>
           <w:rPr>
             <w:color w:val="0563C1"/>
@@ -6964,7 +6964,7 @@
       <w:r>
         <w:t xml:space="preserve">Watson, J. D., and F. H. C. Crick. “</w:t>
       </w:r>
-      <w:hyperlink w:history="1" r:id="rIdgcehakjffturwemjcwvra">
+      <w:hyperlink w:history="1" r:id="rIdfyqaqeqn5lthhvmzhdswk">
         <w:r>
           <w:rPr>
             <w:color w:val="0563C1"/>
@@ -6992,7 +6992,7 @@
       <w:r>
         <w:t xml:space="preserve">Franklin, Rosalind E., and R. G. Gosling. “</w:t>
       </w:r>
-      <w:hyperlink w:history="1" r:id="rIdshvcbil_4ysflm3wxqjdt">
+      <w:hyperlink w:history="1" r:id="rIdngv3uxkb236za7lup8a9z">
         <w:r>
           <w:rPr>
             <w:color w:val="0563C1"/>
@@ -7020,7 +7020,7 @@
       <w:r>
         <w:t xml:space="preserve">International Human Genome Sequencing Consortium. “</w:t>
       </w:r>
-      <w:hyperlink w:history="1" r:id="rIdv8ksq7dxsdzpei-obehnz">
+      <w:hyperlink w:history="1" r:id="rIdzjnw8ebx7ofbl8j9hbnf3">
         <w:r>
           <w:rPr>
             <w:color w:val="0563C1"/>
@@ -7048,7 +7048,7 @@
       <w:r>
         <w:t xml:space="preserve">International Human Genome Sequencing Consortium. “</w:t>
       </w:r>
-      <w:hyperlink w:history="1" r:id="rIdc5svqs8sqk9csnrowuxea">
+      <w:hyperlink w:history="1" r:id="rIdqdgoqwiny9oahprlhsxpg">
         <w:r>
           <w:rPr>
             <w:color w:val="0563C1"/>
@@ -7076,7 +7076,7 @@
       <w:r>
         <w:t xml:space="preserve">Nurk, Sergey, et al. “</w:t>
       </w:r>
-      <w:hyperlink w:history="1" r:id="rIdrzzd-yij70ocwmsfkrul8">
+      <w:hyperlink w:history="1" r:id="rIdbv-bhk9anskbwcgyyaupn">
         <w:r>
           <w:rPr>
             <w:color w:val="0563C1"/>
@@ -7104,7 +7104,7 @@
       <w:r>
         <w:t xml:space="preserve">Vine, F. J., and D. H. Matthews. “</w:t>
       </w:r>
-      <w:hyperlink w:history="1" r:id="rIdnpcap0w8wt4lus20_gdhd">
+      <w:hyperlink w:history="1" r:id="rIdgnysofoaqzsprpflcve6x">
         <w:r>
           <w:rPr>
             <w:color w:val="0563C1"/>
@@ -7132,7 +7132,7 @@
       <w:r>
         <w:t xml:space="preserve">Alpher, Ralph A., and Robert Herman. “</w:t>
       </w:r>
-      <w:hyperlink w:history="1" r:id="rIdf063tgnzrsom-3llslgvr">
+      <w:hyperlink w:history="1" r:id="rIduyxnw9g2v8p2bp4piix2z">
         <w:r>
           <w:rPr>
             <w:color w:val="0563C1"/>
@@ -7160,7 +7160,7 @@
       <w:r>
         <w:t xml:space="preserve">Penzias, A. A., and R. W. Wilson. “</w:t>
       </w:r>
-      <w:hyperlink w:history="1" r:id="rId7fk3fyvzx4pn8p4qpabxh">
+      <w:hyperlink w:history="1" r:id="rIddj8dkjhgj-fp6vdbxtams">
         <w:r>
           <w:rPr>
             <w:color w:val="0563C1"/>
@@ -7188,7 +7188,7 @@
       <w:r>
         <w:t xml:space="preserve">Fleischmann, Martin, and Stanley Pons. “</w:t>
       </w:r>
-      <w:hyperlink w:history="1" r:id="rId07v1xugt9mol9tn-al46k">
+      <w:hyperlink w:history="1" r:id="rIdstiepszhllav3tyokxlcl">
         <w:r>
           <w:rPr>
             <w:color w:val="0563C1"/>
@@ -7216,7 +7216,7 @@
       <w:r>
         <w:t xml:space="preserve">Wolfe-Simon, Felisa, et al. “</w:t>
       </w:r>
-      <w:hyperlink w:history="1" r:id="rIdetfgp_arbi4n4kywcozks">
+      <w:hyperlink w:history="1" r:id="rIdup_wosjd7z3p1qgrqmzol">
         <w:r>
           <w:rPr>
             <w:color w:val="0563C1"/>
@@ -7244,7 +7244,7 @@
       <w:r>
         <w:t xml:space="preserve">Reaves, Marshall Louis, et al. “</w:t>
       </w:r>
-      <w:hyperlink w:history="1" r:id="rIdix6t38xdq3mvehbffmq2i">
+      <w:hyperlink w:history="1" r:id="rIdnbcrakrz1ojphb0q4hpah">
         <w:r>
           <w:rPr>
             <w:color w:val="0563C1"/>
@@ -7292,7 +7292,7 @@
       <w:r>
         <w:t xml:space="preserve">Dalrymple, William. </w:t>
       </w:r>
-      <w:hyperlink w:history="1" r:id="rIdgcilmnbbf1dogy4jfyogc">
+      <w:hyperlink w:history="1" r:id="rIdrubeinafyndmod3bjwvci">
         <w:r>
           <w:rPr>
             <w:color w:val="0563C1"/>
@@ -7320,7 +7320,7 @@
       <w:r>
         <w:t xml:space="preserve">Maddison, Angus. </w:t>
       </w:r>
-      <w:hyperlink w:history="1" r:id="rIdne3z4orertoqcw9oilrfd">
+      <w:hyperlink w:history="1" r:id="rId5-ajc3nkxvkbo4i38vgl1">
         <w:r>
           <w:rPr>
             <w:color w:val="0563C1"/>
@@ -7348,7 +7348,7 @@
       <w:r>
         <w:t xml:space="preserve">Sen, Amartya. </w:t>
       </w:r>
-      <w:hyperlink w:history="1" r:id="rIde_ocd1timlpjayuprn6hx">
+      <w:hyperlink w:history="1" r:id="rIdlx1qniveilxau5r2cd4m-">
         <w:r>
           <w:rPr>
             <w:color w:val="0563C1"/>
@@ -7376,7 +7376,7 @@
       <w:r>
         <w:t xml:space="preserve">Khan, Yasmin. </w:t>
       </w:r>
-      <w:hyperlink w:history="1" r:id="rIdnasyrqxvtu9uotw48qkxq">
+      <w:hyperlink w:history="1" r:id="rIdznjljyqzrq0d6066bln08">
         <w:r>
           <w:rPr>
             <w:color w:val="0563C1"/>
@@ -7404,7 +7404,7 @@
       <w:r>
         <w:t xml:space="preserve">Elkins, Caroline. </w:t>
       </w:r>
-      <w:hyperlink w:history="1" r:id="rIddoafrlel2tnuaeg8rahud">
+      <w:hyperlink w:history="1" r:id="rIds0onp2czek-o5flwkc_za">
         <w:r>
           <w:rPr>
             <w:color w:val="0563C1"/>
@@ -7432,7 +7432,7 @@
       <w:r>
         <w:t xml:space="preserve">Jansen, Jan C., and Jürgen Osterhammel. </w:t>
       </w:r>
-      <w:hyperlink w:history="1" r:id="rId_ddisjm6yzf10oymudinn">
+      <w:hyperlink w:history="1" r:id="rId3b0rfby5biggonsba38gb">
         <w:r>
           <w:rPr>
             <w:color w:val="0563C1"/>
@@ -7460,7 +7460,7 @@
       <w:r>
         <w:t xml:space="preserve">Des Forges, Alison. </w:t>
       </w:r>
-      <w:hyperlink w:history="1" r:id="rIdzllfqz5gzocfwq6hzv2ar">
+      <w:hyperlink w:history="1" r:id="rId7vt71oh9by1avdhigragh">
         <w:r>
           <w:rPr>
             <w:color w:val="0563C1"/>
@@ -7488,7 +7488,7 @@
       <w:r>
         <w:t xml:space="preserve">Newbury, Catharine. </w:t>
       </w:r>
-      <w:hyperlink w:history="1" r:id="rId9ig7qutsawzrdfvbv4tjb">
+      <w:hyperlink w:history="1" r:id="rIdo0con6sv80y_pmocdrcjv">
         <w:r>
           <w:rPr>
             <w:color w:val="0563C1"/>
@@ -7536,7 +7536,7 @@
       <w:r>
         <w:t xml:space="preserve">Branch, Taylor. </w:t>
       </w:r>
-      <w:hyperlink w:history="1" r:id="rIdiava3ewsaluukloohtbcu">
+      <w:hyperlink w:history="1" r:id="rIdf6vrkihrtggll8a2ly6sj">
         <w:r>
           <w:rPr>
             <w:color w:val="0563C1"/>
@@ -7564,7 +7564,7 @@
       <w:r>
         <w:t xml:space="preserve">Hoose, Phillip. </w:t>
       </w:r>
-      <w:hyperlink w:history="1" r:id="rIdji65tovdhp_q7khqp0waf">
+      <w:hyperlink w:history="1" r:id="rIdimid7o_egxyziqhpubvt7">
         <w:r>
           <w:rPr>
             <w:color w:val="0563C1"/>
@@ -7592,7 +7592,7 @@
       <w:r>
         <w:t xml:space="preserve">Tyson, Timothy B. </w:t>
       </w:r>
-      <w:hyperlink w:history="1" r:id="rId0v3_mqlti8twywtyizdib">
+      <w:hyperlink w:history="1" r:id="rIdx3cozz2wjhk8vdj7hzjmd">
         <w:r>
           <w:rPr>
             <w:color w:val="0563C1"/>
@@ -7620,7 +7620,7 @@
       <w:r>
         <w:t xml:space="preserve">Mandela, Nelson. </w:t>
       </w:r>
-      <w:hyperlink w:history="1" r:id="rIdqmf-7avlwfx0ujjnjcgeb">
+      <w:hyperlink w:history="1" r:id="rIdect0z6qh3be4fwlxoc70t">
         <w:r>
           <w:rPr>
             <w:color w:val="0563C1"/>
@@ -7648,7 +7648,7 @@
       <w:r>
         <w:t xml:space="preserve">Carter, David. </w:t>
       </w:r>
-      <w:hyperlink w:history="1" r:id="rIdofh4m4jrcj6jwqwy64q1i">
+      <w:hyperlink w:history="1" r:id="rIdty-lgueruvtug22sbubjo">
         <w:r>
           <w:rPr>
             <w:color w:val="0563C1"/>
@@ -7696,7 +7696,7 @@
       <w:r>
         <w:t xml:space="preserve">Turing, A. M. “</w:t>
       </w:r>
-      <w:hyperlink w:history="1" r:id="rIdsq-idtk7zwysllhamd7zg">
+      <w:hyperlink w:history="1" r:id="rIdmxdvrjwek4t7rncvfe4y3">
         <w:r>
           <w:rPr>
             <w:color w:val="0563C1"/>
@@ -7724,7 +7724,7 @@
       <w:r>
         <w:t xml:space="preserve">Copeland, B. Jack, ed. </w:t>
       </w:r>
-      <w:hyperlink w:history="1" r:id="rIdn5wgmlv5khvbrkkov5lo1">
+      <w:hyperlink w:history="1" r:id="rIdqpkpvhpa3kveojdtlfezu">
         <w:r>
           <w:rPr>
             <w:color w:val="0563C1"/>
@@ -7752,7 +7752,7 @@
       <w:r>
         <w:t xml:space="preserve">Isaacson, Walter. </w:t>
       </w:r>
-      <w:hyperlink w:history="1" r:id="rId0uc3fozqthk8ywi0kjsms">
+      <w:hyperlink w:history="1" r:id="rIdkgydd2pkzqb9qccvojudl">
         <w:r>
           <w:rPr>
             <w:color w:val="0563C1"/>
@@ -7780,7 +7780,7 @@
       <w:r>
         <w:t xml:space="preserve">Vosoughi, Soroush, Deb Roy, and Sinan Aral. “</w:t>
       </w:r>
-      <w:hyperlink w:history="1" r:id="rIdtckryn2v3tg-vfxw4ishe">
+      <w:hyperlink w:history="1" r:id="rIdjpnquc2wpa9dgbx0dpy--">
         <w:r>
           <w:rPr>
             <w:color w:val="0563C1"/>
@@ -7828,7 +7828,7 @@
       <w:r>
         <w:t xml:space="preserve">Stuart, David. </w:t>
       </w:r>
-      <w:hyperlink w:history="1" r:id="rIdleayvh2qvfjnv0l_oufdx">
+      <w:hyperlink w:history="1" r:id="rIdh1yqgrxavlqofsdm4qryx">
         <w:r>
           <w:rPr>
             <w:color w:val="0563C1"/>
@@ -7856,7 +7856,7 @@
       <w:r>
         <w:t xml:space="preserve">Aveni, Anthony. </w:t>
       </w:r>
-      <w:hyperlink w:history="1" r:id="rIdssgj3c5rkctwozgxzsv87">
+      <w:hyperlink w:history="1" r:id="rIdyhiwimldb50udwzq2aw20">
         <w:r>
           <w:rPr>
             <w:color w:val="0563C1"/>
@@ -7904,7 +7904,7 @@
       <w:r>
         <w:t xml:space="preserve">Meech, Karen J., et al. “</w:t>
       </w:r>
-      <w:hyperlink w:history="1" r:id="rIdqo8crlrshyaztnfz1prtx">
+      <w:hyperlink w:history="1" r:id="rIdqmxbgnqclubuyc1p82_yu">
         <w:r>
           <w:rPr>
             <w:color w:val="0563C1"/>
@@ -7932,7 +7932,7 @@
       <w:r>
         <w:t xml:space="preserve">Micheli, Marco, et al. “</w:t>
       </w:r>
-      <w:hyperlink w:history="1" r:id="rId0xkutpis2_rbfkpoua5_k">
+      <w:hyperlink w:history="1" r:id="rIdoqpxwngqsnuoivaqu44-8">
         <w:r>
           <w:rPr>
             <w:color w:val="0563C1"/>
@@ -7960,7 +7960,7 @@
       <w:r>
         <w:t xml:space="preserve">‘Oumuamua ISSI Team. “</w:t>
       </w:r>
-      <w:hyperlink w:history="1" r:id="rIdxt5n0hdqjllczcuc3-ypk">
+      <w:hyperlink w:history="1" r:id="rIddy456w2sk-5tpghrcrccd">
         <w:r>
           <w:rPr>
             <w:color w:val="0563C1"/>
@@ -7988,7 +7988,7 @@
       <w:r>
         <w:t xml:space="preserve">Staff at the National Astronomy and Ionosphere Center. “</w:t>
       </w:r>
-      <w:hyperlink w:history="1" r:id="rIdg5jsm8t-sgptwanl-7yvr">
+      <w:hyperlink w:history="1" r:id="rId5j9fh_wduqiejv0v2ywgb">
         <w:r>
           <w:rPr>
             <w:color w:val="0563C1"/>
@@ -8052,7 +8052,7 @@
       <w:r>
         <w:t xml:space="preserve">Riley, James C. “</w:t>
       </w:r>
-      <w:hyperlink w:history="1" r:id="rIdqspzc8lupm3q6-catiofd">
+      <w:hyperlink w:history="1" r:id="rIdb42ro2edl0jwd_fsyqed7">
         <w:r>
           <w:rPr>
             <w:color w:val="0563C1"/>
@@ -8080,7 +8080,7 @@
       <w:r>
         <w:t xml:space="preserve">Bliss, Michael. </w:t>
       </w:r>
-      <w:hyperlink w:history="1" r:id="rIdbnddwnrtcvop9cwnbjeqn">
+      <w:hyperlink w:history="1" r:id="rIdch5veyk9rhy9jmd_psvua">
         <w:r>
           <w:rPr>
             <w:color w:val="0563C1"/>
@@ -8108,7 +8108,7 @@
       <w:r>
         <w:t xml:space="preserve">Reverby, Susan M. </w:t>
       </w:r>
-      <w:hyperlink w:history="1" r:id="rIdzaci9ndfllnar3xqaomsy">
+      <w:hyperlink w:history="1" r:id="rIdj3faz0w7-lsepbf4znfcq">
         <w:r>
           <w:rPr>
             <w:color w:val="0563C1"/>
@@ -8136,7 +8136,7 @@
       <w:r>
         <w:t xml:space="preserve">Keefe, Patrick Radden. </w:t>
       </w:r>
-      <w:hyperlink w:history="1" r:id="rIdrydfhwsdptte5bubxyjch">
+      <w:hyperlink w:history="1" r:id="rIdaookhrhadhg_mbhck3pvj">
         <w:r>
           <w:rPr>
             <w:color w:val="0563C1"/>
@@ -8164,7 +8164,7 @@
       <w:r>
         <w:t xml:space="preserve">Antimicrobial Resistance Collaborators. “</w:t>
       </w:r>
-      <w:hyperlink w:history="1" r:id="rIdemxvkzmsv3l3dila-oxye">
+      <w:hyperlink w:history="1" r:id="rIdb5ln3bubdvxsr_inqxbwb">
         <w:r>
           <w:rPr>
             <w:color w:val="0563C1"/>
@@ -8192,7 +8192,7 @@
       <w:r>
         <w:t xml:space="preserve">Van Bressem, Marie-Françoise, et al. “</w:t>
       </w:r>
-      <w:hyperlink w:history="1" r:id="rIdz2vpsoeydos8rmzivqz4d">
+      <w:hyperlink w:history="1" r:id="rIdlas9fkwncboaritulbngv">
         <w:r>
           <w:rPr>
             <w:color w:val="0563C1"/>
@@ -8220,7 +8220,7 @@
       <w:r>
         <w:t xml:space="preserve">Oshinsky, David M. </w:t>
       </w:r>
-      <w:hyperlink w:history="1" r:id="rIdgb23h5r2zi4r1mdk2gy8o">
+      <w:hyperlink w:history="1" r:id="rIdwh0hrtecaj2nmplfmgaq7">
         <w:r>
           <w:rPr>
             <w:color w:val="0563C1"/>
@@ -8248,7 +8248,7 @@
       <w:r>
         <w:t xml:space="preserve">Polack, Fernando P., et al. “</w:t>
       </w:r>
-      <w:hyperlink w:history="1" r:id="rIdnpe8ur5hqvbh-t0a17rvs">
+      <w:hyperlink w:history="1" r:id="rId9lgl5pzw_xszdyvdcqgrk">
         <w:r>
           <w:rPr>
             <w:color w:val="0563C1"/>
@@ -8296,7 +8296,7 @@
       <w:r>
         <w:t xml:space="preserve">Arrhenius, Svante. “</w:t>
       </w:r>
-      <w:hyperlink w:history="1" r:id="rIdlxmzbpsrpjgcd6x5icdxi">
+      <w:hyperlink w:history="1" r:id="rIdhzkso96-5o5rla2x3fygw">
         <w:r>
           <w:rPr>
             <w:color w:val="0563C1"/>
@@ -8324,7 +8324,7 @@
       <w:r>
         <w:t xml:space="preserve">Philip, Sjoukje Y., et al. “</w:t>
       </w:r>
-      <w:hyperlink w:history="1" r:id="rIdzq21kiuham931xekra1ci">
+      <w:hyperlink w:history="1" r:id="rId8xr0lndphk4kp67pg618o">
         <w:r>
           <w:rPr>
             <w:color w:val="0563C1"/>
@@ -8352,7 +8352,7 @@
       <w:r>
         <w:t xml:space="preserve">Supran, G., S. Rahmstorf, and N. Oreskes. “</w:t>
       </w:r>
-      <w:hyperlink w:history="1" r:id="rIdbmt3n681gkzvbav3ru1fd">
+      <w:hyperlink w:history="1" r:id="rId-qj403l0upw3h4zjo-p6p">
         <w:r>
           <w:rPr>
             <w:color w:val="0563C1"/>
@@ -8380,7 +8380,7 @@
       <w:r>
         <w:t xml:space="preserve">Witze, Alexandra. “</w:t>
       </w:r>
-      <w:hyperlink w:history="1" r:id="rIdf18ntfasdxzznytmz_0cj">
+      <w:hyperlink w:history="1" r:id="rId2hy_vlwt_x74stvzmecaw">
         <w:r>
           <w:rPr>
             <w:color w:val="0563C1"/>
@@ -8408,7 +8408,7 @@
       <w:r>
         <w:t xml:space="preserve">IPCC. </w:t>
       </w:r>
-      <w:hyperlink w:history="1" r:id="rIdhhnnhsrhvs1y9o0qjukd2">
+      <w:hyperlink w:history="1" r:id="rIdkamnthzw_7ch_arxj9ijj">
         <w:r>
           <w:rPr>
             <w:color w:val="0563C1"/>
@@ -8436,7 +8436,7 @@
       <w:r>
         <w:t xml:space="preserve">Morlighem, Mathieu, et al. “</w:t>
       </w:r>
-      <w:hyperlink w:history="1" r:id="rIdegca33l0r2yj39-wyxizt">
+      <w:hyperlink w:history="1" r:id="rIdavdlqhkq8pcb2oeq6p7bw">
         <w:r>
           <w:rPr>
             <w:color w:val="0563C1"/>
@@ -8464,7 +8464,7 @@
       <w:r>
         <w:t xml:space="preserve">IMBIE Team. “</w:t>
       </w:r>
-      <w:hyperlink w:history="1" r:id="rIdawmaavqciuoenc6cnidqr">
+      <w:hyperlink w:history="1" r:id="rIdkpqggkpqna75qemdkdaih">
         <w:r>
           <w:rPr>
             <w:color w:val="0563C1"/>
@@ -8492,7 +8492,7 @@
       <w:r>
         <w:t xml:space="preserve">Joughin, Ian, Benjamin E. Smith, and Brooke Medley. “</w:t>
       </w:r>
-      <w:hyperlink w:history="1" r:id="rIdvz7uusl1uuuxjmovtyntp">
+      <w:hyperlink w:history="1" r:id="rIdxtxlj3mpaaac5mmbyscge">
         <w:r>
           <w:rPr>
             <w:color w:val="0563C1"/>
@@ -8520,7 +8520,7 @@
       <w:r>
         <w:t xml:space="preserve">Secretariat of the Antarctic Treaty. “</w:t>
       </w:r>
-      <w:hyperlink w:history="1" r:id="rIdwo3x4xfpqgbyfzitvrrki">
+      <w:hyperlink w:history="1" r:id="rId0hdwkaexqakhmxf60pfar">
         <w:r>
           <w:rPr>
             <w:color w:val="0563C1"/>
@@ -8548,7 +8548,7 @@
       <w:r>
         <w:t xml:space="preserve">Office of the Historian, US Department of State. </w:t>
       </w:r>
-      <w:hyperlink w:history="1" r:id="rIdunfz55ckb5wmi1nv1_zzv">
+      <w:hyperlink w:history="1" r:id="rId9roztkr9hyepfqoyxfn4n">
         <w:r>
           <w:rPr>
             <w:color w:val="0563C1"/>
@@ -8576,7 +8576,7 @@
       <w:r>
         <w:t xml:space="preserve">“‘Greenland Belongs to Greenland’: </w:t>
       </w:r>
-      <w:hyperlink w:history="1" r:id="rIdud_trojlnts0qcfl33jaf">
+      <w:hyperlink w:history="1" r:id="rIdnj5yjkizi2ljw51ixbhys">
         <w:r>
           <w:rPr>
             <w:color w:val="0563C1"/>
@@ -8604,7 +8604,7 @@
       <w:r>
         <w:t xml:space="preserve">BBC News. Report on </w:t>
       </w:r>
-      <w:hyperlink w:history="1" r:id="rIdsq9gbscggzjkfedzz7e8i">
+      <w:hyperlink w:history="1" r:id="rIdtdiabspfr3irrek4zxz7m">
         <w:r>
           <w:rPr>
             <w:color w:val="0563C1"/>
@@ -8632,7 +8632,7 @@
       <w:r>
         <w:t xml:space="preserve">BBC News. </w:t>
       </w:r>
-      <w:hyperlink w:history="1" r:id="rIdff07vm6umzhfxl9j03t1e">
+      <w:hyperlink w:history="1" r:id="rIdbwpki3jbdzgrwk68xwxyt">
         <w:r>
           <w:rPr>
             <w:color w:val="0563C1"/>
@@ -8643,6 +8643,34 @@
       </w:hyperlink>
       <w:r>
         <w:t xml:space="preserve">, January 12, 2025.</w:t>
+      </w:r>
+    </w:p>
+    <w:p>
+      <w:pPr>
+        <w:spacing w:after="120"/>
+        <w:ind w:left="360" w:hanging="360"/>
+      </w:pPr>
+      <w:r>
+        <w:rPr>
+          <w:i/>
+          <w:iCs/>
+        </w:rPr>
+        <w:t xml:space="preserve">Greenland’s population, about 57,000. </w:t>
+      </w:r>
+      <w:r>
+        <w:t xml:space="preserve">Statistics Greenland. “</w:t>
+      </w:r>
+      <w:hyperlink w:history="1" r:id="rIdsewlpqn6de-djyj9o8ed2">
+        <w:r>
+          <w:rPr>
+            <w:color w:val="0563C1"/>
+            <w:u w:val="single"/>
+          </w:rPr>
+          <w:t xml:space="preserve">Population Estimates, January 1st 2026</w:t>
+        </w:r>
+      </w:hyperlink>
+      <w:r>
+        <w:t xml:space="preserve">.” Statistics Greenland, 2026 (56,740 residents on January 1, 2026; 56,948 on April 1, 2026).</w:t>
       </w:r>
     </w:p>
     <w:p>
@@ -8696,7 +8724,7 @@
       <w:r>
         <w:t xml:space="preserve">COVID-19 National Preparedness Collaborators. “</w:t>
       </w:r>
-      <w:hyperlink w:history="1" r:id="rIdsum20wlmvurgcjyhkjndy">
+      <w:hyperlink w:history="1" r:id="rIdydecnounezskuwnmg265g">
         <w:r>
           <w:rPr>
             <w:color w:val="0563C1"/>
@@ -8724,7 +8752,7 @@
       <w:r>
         <w:t xml:space="preserve">Msemburi, William, et al. “</w:t>
       </w:r>
-      <w:hyperlink w:history="1" r:id="rIdj-fxhnmywsfopatpqrb_-">
+      <w:hyperlink w:history="1" r:id="rIdzvsgxv0ozorxv5oavtioc">
         <w:r>
           <w:rPr>
             <w:color w:val="0563C1"/>
@@ -8808,7 +8836,7 @@
       <w:r>
         <w:t xml:space="preserve">Jinek, Martin, et al. “</w:t>
       </w:r>
-      <w:hyperlink w:history="1" r:id="rIdk6sdlyg9x1qubmt-3m4dk">
+      <w:hyperlink w:history="1" r:id="rIdbshskvzwb8lvujiloovwq">
         <w:r>
           <w:rPr>
             <w:color w:val="0563C1"/>
@@ -8836,7 +8864,7 @@
       <w:r>
         <w:t xml:space="preserve">Fehilly, Carole B., S. M. Willadsen, and Elizabeth M. Tucker. “</w:t>
       </w:r>
-      <w:hyperlink w:history="1" r:id="rIdpvqsa-o3a5ddtqtrtz-p7">
+      <w:hyperlink w:history="1" r:id="rIdtqlmhijgd3rvmguejxl0h">
         <w:r>
           <w:rPr>
             <w:color w:val="0563C1"/>
@@ -8884,7 +8912,7 @@
       <w:r>
         <w:t xml:space="preserve">Ganopolski, A., R. Winkelmann, and H. J. Schellnhuber. “</w:t>
       </w:r>
-      <w:hyperlink w:history="1" r:id="rIdua0xjov0rs_wqaytb0uxh">
+      <w:hyperlink w:history="1" r:id="rIdpdeh61rvd5gtlwwqi4glv">
         <w:r>
           <w:rPr>
             <w:color w:val="0563C1"/>
@@ -8932,7 +8960,7 @@
       <w:r>
         <w:t xml:space="preserve">Hawking, S. W. “</w:t>
       </w:r>
-      <w:hyperlink w:history="1" r:id="rIdcoxsmhmtr9wy2uet6z5bw">
+      <w:hyperlink w:history="1" r:id="rIdukxpmpwghoqlt-acvm3b1">
         <w:r>
           <w:rPr>
             <w:color w:val="0563C1"/>
@@ -8960,7 +8988,7 @@
       <w:r>
         <w:t xml:space="preserve">LIGO Scientific Collaboration and Virgo Collaboration. “</w:t>
       </w:r>
-      <w:hyperlink w:history="1" r:id="rIdk7eh4cxr89mcr1-0ilcv4">
+      <w:hyperlink w:history="1" r:id="rIdm4doshlzptdhzkqgffafc">
         <w:r>
           <w:rPr>
             <w:color w:val="0563C1"/>
@@ -8988,7 +9016,7 @@
       <w:r>
         <w:t xml:space="preserve">ATLAS Collaboration. “</w:t>
       </w:r>
-      <w:hyperlink w:history="1" r:id="rIdh6rquucvifc3hjyou6w2l">
+      <w:hyperlink w:history="1" r:id="rIdtvuovoovrfjq6pbeqzwja">
         <w:r>
           <w:rPr>
             <w:color w:val="0563C1"/>
@@ -9016,7 +9044,7 @@
       <w:r>
         <w:t xml:space="preserve">Abu-Shawareb, H., et al. (Indirect Drive ICF Collaboration). “</w:t>
       </w:r>
-      <w:hyperlink w:history="1" r:id="rIdwe8dfo--7yrawbs4ayyod">
+      <w:hyperlink w:history="1" r:id="rIdhywxn-kwzg8znamkgxqjj">
         <w:r>
           <w:rPr>
             <w:color w:val="0563C1"/>

--- a/The Dolphins' View of History/chapters/Notes and Sources.docx
+++ b/The Dolphins' View of History/chapters/Notes and Sources.docx
@@ -5,6 +5,7 @@
     <w:p>
       <w:pPr>
         <w:pStyle w:val="Heading1"/>
+        <w:pageBreakBefore/>
         <w:spacing w:after="300"/>
         <w:jc w:val="center"/>
         <w:outlineLvl w:val="0"/>
@@ -15,9 +16,9 @@
           <w:rFonts w:ascii="Amazon Ember" w:cs="Amazon Ember" w:eastAsia="Amazon Ember" w:hAnsi="Amazon Ember"/>
           <w:b/>
           <w:bCs/>
-          <w:color w:val="0000FF"/>
-          <w:sz w:val="36"/>
-          <w:szCs w:val="36"/>
+          <w:color w:val="1F4E79"/>
+          <w:sz w:val="32"/>
+          <w:szCs w:val="32"/>
         </w:rPr>
         <w:t xml:space="preserve">Notes and Sources</w:t>
       </w:r>
@@ -60,9 +61,9 @@
           <w:rFonts w:ascii="Amazon Ember" w:cs="Amazon Ember" w:eastAsia="Amazon Ember" w:hAnsi="Amazon Ember"/>
           <w:b/>
           <w:bCs/>
-          <w:color w:val="0000FF"/>
-          <w:sz w:val="36"/>
-          <w:szCs w:val="36"/>
+          <w:color w:val="1F4E79"/>
+          <w:sz w:val="32"/>
+          <w:szCs w:val="32"/>
         </w:rPr>
         <w:t xml:space="preserve">Prologue: Humans Have Ape Ancestors</w:t>
       </w:r>
@@ -82,7 +83,7 @@
       <w:r>
         <w:t xml:space="preserve">Thewissen, J. G. M., et al. “</w:t>
       </w:r>
-      <w:hyperlink w:history="1" r:id="rIdxhbif83gybcovxch_pa5c">
+      <w:hyperlink w:history="1" r:id="rIda1pm-_dwbimdkc58l1eyl">
         <w:r>
           <w:rPr>
             <w:color w:val="0563C1"/>
@@ -110,7 +111,7 @@
       <w:r>
         <w:t xml:space="preserve">Stringer, Chris. </w:t>
       </w:r>
-      <w:hyperlink w:history="1" r:id="rId-thiawtqghs4veo7j-7re">
+      <w:hyperlink w:history="1" r:id="rIdsuehstimuq9njgq7yehwf">
         <w:r>
           <w:rPr>
             <w:color w:val="0563C1"/>
@@ -136,9 +137,9 @@
           <w:rFonts w:ascii="Amazon Ember" w:cs="Amazon Ember" w:eastAsia="Amazon Ember" w:hAnsi="Amazon Ember"/>
           <w:b/>
           <w:bCs/>
-          <w:color w:val="0000FF"/>
-          <w:sz w:val="36"/>
-          <w:szCs w:val="36"/>
+          <w:color w:val="1F4E79"/>
+          <w:sz w:val="32"/>
+          <w:szCs w:val="32"/>
         </w:rPr>
         <w:t xml:space="preserve">The Last Fifty Million Years: No Hands, No Cities — Why the Dolphins Only Watched</w:t>
       </w:r>
@@ -158,7 +159,7 @@
       <w:r>
         <w:t xml:space="preserve">Marino, Lori. “</w:t>
       </w:r>
-      <w:hyperlink w:history="1" r:id="rIde0avdfaknqxi6w409ao7f">
+      <w:hyperlink w:history="1" r:id="rIdt5ttao7fq4wx7qpo2b1b8">
         <w:r>
           <w:rPr>
             <w:color w:val="0563C1"/>
@@ -186,7 +187,7 @@
       <w:r>
         <w:t xml:space="preserve">Janik, Vincent M., Laela S. Sayigh, and Randall S. Wells. “</w:t>
       </w:r>
-      <w:hyperlink w:history="1" r:id="rIdcewjaszjxnl6_s2rzrmcn">
+      <w:hyperlink w:history="1" r:id="rIdwarhbbvr9zd0nbqwyrlv0">
         <w:r>
           <w:rPr>
             <w:color w:val="0563C1"/>
@@ -214,7 +215,7 @@
       <w:r>
         <w:t xml:space="preserve">Krützen, Michael, et al. “</w:t>
       </w:r>
-      <w:hyperlink w:history="1" r:id="rId8j-byv-4nzo_bk6axyvf1">
+      <w:hyperlink w:history="1" r:id="rIdfgmhqni-0rqu291trpju2">
         <w:r>
           <w:rPr>
             <w:color w:val="0563C1"/>
@@ -242,7 +243,7 @@
       <w:r>
         <w:t xml:space="preserve">Tennie, Claudio, Josep Call, and Michael Tomasello. “</w:t>
       </w:r>
-      <w:hyperlink w:history="1" r:id="rIdrzn1viqu1che96tqhtael">
+      <w:hyperlink w:history="1" r:id="rIdeewkcpr1hrwew34gicj_j">
         <w:r>
           <w:rPr>
             <w:color w:val="0563C1"/>
@@ -284,9 +285,9 @@
           <w:rFonts w:ascii="Amazon Ember" w:cs="Amazon Ember" w:eastAsia="Amazon Ember" w:hAnsi="Amazon Ember"/>
           <w:b/>
           <w:bCs/>
-          <w:color w:val="0000FF"/>
-          <w:sz w:val="36"/>
-          <w:szCs w:val="36"/>
+          <w:color w:val="1F4E79"/>
+          <w:sz w:val="32"/>
+          <w:szCs w:val="32"/>
         </w:rPr>
         <w:t xml:space="preserve">7 Million to 300,000 Years Ago: Where Everyone Is From — Africa and the Making of Humans</w:t>
       </w:r>
@@ -306,7 +307,7 @@
       <w:r>
         <w:t xml:space="preserve">Hublin, Jean-Jacques, et al. “</w:t>
       </w:r>
-      <w:hyperlink w:history="1" r:id="rIdcesav8bksvdgizzgr5xgu">
+      <w:hyperlink w:history="1" r:id="rId7an24lyo-0l5dmrtic5qy">
         <w:r>
           <w:rPr>
             <w:color w:val="0563C1"/>
@@ -334,7 +335,7 @@
       <w:r>
         <w:t xml:space="preserve">Scerri, Eleanor M. L., et al. “</w:t>
       </w:r>
-      <w:hyperlink w:history="1" r:id="rIdf3lm0h5kbfhvnzsw7csyp">
+      <w:hyperlink w:history="1" r:id="rIdudyzz_rz1qrvcnukceo5x">
         <w:r>
           <w:rPr>
             <w:color w:val="0563C1"/>
@@ -362,7 +363,7 @@
       <w:r>
         <w:t xml:space="preserve">Leakey, M. D., and R. L. Hay. “</w:t>
       </w:r>
-      <w:hyperlink w:history="1" r:id="rIdmcz78r_3-clk5g8mpkx59">
+      <w:hyperlink w:history="1" r:id="rId8b_fq79rflfa6swhjrjzu">
         <w:r>
           <w:rPr>
             <w:color w:val="0563C1"/>
@@ -390,7 +391,7 @@
       <w:r>
         <w:t xml:space="preserve">Villmoare, Brian, et al. “</w:t>
       </w:r>
-      <w:hyperlink w:history="1" r:id="rIdbshzn22wk-hao1w6cks8l">
+      <w:hyperlink w:history="1" r:id="rIdjeeryhrgekfh3_rhbtegj">
         <w:r>
           <w:rPr>
             <w:color w:val="0563C1"/>
@@ -418,7 +419,7 @@
       <w:r>
         <w:t xml:space="preserve">Lordkipanidze, David, et al. “</w:t>
       </w:r>
-      <w:hyperlink w:history="1" r:id="rIddgn4fc48epsvldvy0vxgz">
+      <w:hyperlink w:history="1" r:id="rIdgd8sinqw-nzvtw4x26y27">
         <w:r>
           <w:rPr>
             <w:color w:val="0563C1"/>
@@ -446,7 +447,7 @@
       <w:r>
         <w:t xml:space="preserve">Dirks, Paul H. G. M., et al. “</w:t>
       </w:r>
-      <w:hyperlink w:history="1" r:id="rIdiffhe_aobpd52iz0ydsej">
+      <w:hyperlink w:history="1" r:id="rIdxg374gb4mngfboendfxmo">
         <w:r>
           <w:rPr>
             <w:color w:val="0563C1"/>
@@ -474,7 +475,7 @@
       <w:r>
         <w:t xml:space="preserve">Henshilwood, Christopher S., et al. “</w:t>
       </w:r>
-      <w:hyperlink w:history="1" r:id="rIddzvf177uztpk1eiobx6sc">
+      <w:hyperlink w:history="1" r:id="rIdv5lcluttvloyloaqh_qt9">
         <w:r>
           <w:rPr>
             <w:color w:val="0563C1"/>
@@ -500,9 +501,9 @@
           <w:rFonts w:ascii="Amazon Ember" w:cs="Amazon Ember" w:eastAsia="Amazon Ember" w:hAnsi="Amazon Ember"/>
           <w:b/>
           <w:bCs/>
-          <w:color w:val="0000FF"/>
-          <w:sz w:val="36"/>
-          <w:szCs w:val="36"/>
+          <w:color w:val="1F4E79"/>
+          <w:sz w:val="32"/>
+          <w:szCs w:val="32"/>
         </w:rPr>
         <w:t xml:space="preserve">The Old Stone Age, a Million Years Ago: The First Fires — Early Humans and the Spark of Culture</w:t>
       </w:r>
@@ -522,7 +523,7 @@
       <w:r>
         <w:t xml:space="preserve">Berna, Francesco, et al. “</w:t>
       </w:r>
-      <w:hyperlink w:history="1" r:id="rIdw7c-pki33ydjz64x7mo9d">
+      <w:hyperlink w:history="1" r:id="rIdpxtzvgiiwddftwfbvwyqp">
         <w:r>
           <w:rPr>
             <w:color w:val="0563C1"/>
@@ -550,7 +551,7 @@
       <w:r>
         <w:t xml:space="preserve">Shahack-Gross, Ruth, et al. “</w:t>
       </w:r>
-      <w:hyperlink w:history="1" r:id="rId_knayul9vl6cdc3anwrta">
+      <w:hyperlink w:history="1" r:id="rIdtbipcjehmfxqchhfe01fq">
         <w:r>
           <w:rPr>
             <w:color w:val="0563C1"/>
@@ -578,7 +579,7 @@
       <w:r>
         <w:t xml:space="preserve">Harmand, Sonia, et al. “</w:t>
       </w:r>
-      <w:hyperlink w:history="1" r:id="rIdnwpusxhgifmndhagqsjrv">
+      <w:hyperlink w:history="1" r:id="rIda3drvzspotyivbbp8fmyn">
         <w:r>
           <w:rPr>
             <w:color w:val="0563C1"/>
@@ -606,7 +607,7 @@
       <w:r>
         <w:t xml:space="preserve">Lepre, Christopher J., et al. “</w:t>
       </w:r>
-      <w:hyperlink w:history="1" r:id="rIdhvkcvabnte2vdlrobfu5j">
+      <w:hyperlink w:history="1" r:id="rIdmfap8u59dfi_prtklfxhj">
         <w:r>
           <w:rPr>
             <w:color w:val="0563C1"/>
@@ -634,7 +635,7 @@
       <w:r>
         <w:t xml:space="preserve">Brown, Kyle S., et al. “</w:t>
       </w:r>
-      <w:hyperlink w:history="1" r:id="rId1gi1smozjtz5oexwbq0fi">
+      <w:hyperlink w:history="1" r:id="rIdlvkf40l8y2l5l99_9ocn8">
         <w:r>
           <w:rPr>
             <w:color w:val="0563C1"/>
@@ -662,7 +663,7 @@
       <w:r>
         <w:t xml:space="preserve">Wrangham, Richard. </w:t>
       </w:r>
-      <w:hyperlink w:history="1" r:id="rId4vs3h8he-12mi3c220vd8">
+      <w:hyperlink w:history="1" r:id="rIdqppat2rsrzb5cs01uqvlh">
         <w:r>
           <w:rPr>
             <w:color w:val="0563C1"/>
@@ -690,7 +691,7 @@
       <w:r>
         <w:t xml:space="preserve">Fitch, W. Tecumseh. </w:t>
       </w:r>
-      <w:hyperlink w:history="1" r:id="rIddivwocfqfjynma-l8xrlj">
+      <w:hyperlink w:history="1" r:id="rIdzb1xmdve8_ay9j4e2gfzo">
         <w:r>
           <w:rPr>
             <w:color w:val="0563C1"/>
@@ -716,9 +717,9 @@
           <w:rFonts w:ascii="Amazon Ember" w:cs="Amazon Ember" w:eastAsia="Amazon Ember" w:hAnsi="Amazon Ember"/>
           <w:b/>
           <w:bCs/>
-          <w:color w:val="0000FF"/>
-          <w:sz w:val="36"/>
-          <w:szCs w:val="36"/>
+          <w:color w:val="1F4E79"/>
+          <w:sz w:val="32"/>
+          <w:szCs w:val="32"/>
         </w:rPr>
         <w:t xml:space="preserve">70,000 to 15,000 Years Ago: Out of Africa — The Long Walk Across the World</w:t>
       </w:r>
@@ -738,7 +739,7 @@
       <w:r>
         <w:t xml:space="preserve">Clarkson, Chris, et al. “</w:t>
       </w:r>
-      <w:hyperlink w:history="1" r:id="rId5gbochzlmt2ffaqgnqujw">
+      <w:hyperlink w:history="1" r:id="rIdn9h6kmdd1qv4vb4ee35kk">
         <w:r>
           <w:rPr>
             <w:color w:val="0563C1"/>
@@ -766,7 +767,7 @@
       <w:r>
         <w:t xml:space="preserve">O’Connell, James F., et al. “</w:t>
       </w:r>
-      <w:hyperlink w:history="1" r:id="rIdhl5nmmcsjgpa3whvtsafs">
+      <w:hyperlink w:history="1" r:id="rIdr9uajokisgz9yvlf2exyc">
         <w:r>
           <w:rPr>
             <w:color w:val="0563C1"/>
@@ -794,7 +795,7 @@
       <w:r>
         <w:t xml:space="preserve">Reich, David, et al. “</w:t>
       </w:r>
-      <w:hyperlink w:history="1" r:id="rIdqk--smamnsyhwdaxqw8xk">
+      <w:hyperlink w:history="1" r:id="rIdiaq5hl1m1xz-i5w3ocfkm">
         <w:r>
           <w:rPr>
             <w:color w:val="0563C1"/>
@@ -822,7 +823,7 @@
       <w:r>
         <w:t xml:space="preserve">Chen, Fahu, et al. “</w:t>
       </w:r>
-      <w:hyperlink w:history="1" r:id="rIdbpgvkfzf9i_kx-fe5qpda">
+      <w:hyperlink w:history="1" r:id="rIdab01b8ynp7kecs4ibjtqb">
         <w:r>
           <w:rPr>
             <w:color w:val="0563C1"/>
@@ -850,7 +851,7 @@
       <w:r>
         <w:t xml:space="preserve">Higham, Tom, et al. “</w:t>
       </w:r>
-      <w:hyperlink w:history="1" r:id="rIdqgzvw4fnbc5auzyphnsic">
+      <w:hyperlink w:history="1" r:id="rIdh_h7p0thmensha15rkh8r">
         <w:r>
           <w:rPr>
             <w:color w:val="0563C1"/>
@@ -878,7 +879,7 @@
       <w:r>
         <w:t xml:space="preserve">Sutikna, Thomas, et al. “</w:t>
       </w:r>
-      <w:hyperlink w:history="1" r:id="rIdizblle0ci-ma9bakiqx3v">
+      <w:hyperlink w:history="1" r:id="rId6yxjo4nspciu5-lqgw9ij">
         <w:r>
           <w:rPr>
             <w:color w:val="0563C1"/>
@@ -906,7 +907,7 @@
       <w:r>
         <w:t xml:space="preserve">Oktaviana, Adhi Agus, et al. “</w:t>
       </w:r>
-      <w:hyperlink w:history="1" r:id="rId-coq_msqnpwbgfsayncyw">
+      <w:hyperlink w:history="1" r:id="rIdagjln_zxnplfe6rjwqeq9">
         <w:r>
           <w:rPr>
             <w:color w:val="0563C1"/>
@@ -934,7 +935,7 @@
       <w:r>
         <w:t xml:space="preserve">Bennett, Matthew R., et al. “</w:t>
       </w:r>
-      <w:hyperlink w:history="1" r:id="rIdj3g4kpb6-29lm0eje2zxe">
+      <w:hyperlink w:history="1" r:id="rIdkhejdxhreb01hzgrzhowr">
         <w:r>
           <w:rPr>
             <w:color w:val="0563C1"/>
@@ -962,7 +963,7 @@
       <w:r>
         <w:t xml:space="preserve">Reich, David. </w:t>
       </w:r>
-      <w:hyperlink w:history="1" r:id="rIdmetkznapgzcdtecbukqv8">
+      <w:hyperlink w:history="1" r:id="rIdwrr2ybf-hm_vb1setw451">
         <w:r>
           <w:rPr>
             <w:color w:val="0563C1"/>
@@ -988,9 +989,9 @@
           <w:rFonts w:ascii="Amazon Ember" w:cs="Amazon Ember" w:eastAsia="Amazon Ember" w:hAnsi="Amazon Ember"/>
           <w:b/>
           <w:bCs/>
-          <w:color w:val="0000FF"/>
-          <w:sz w:val="36"/>
-          <w:szCs w:val="36"/>
+          <w:color w:val="1F4E79"/>
+          <w:sz w:val="32"/>
+          <w:szCs w:val="32"/>
         </w:rPr>
         <w:t xml:space="preserve">The Neolithic, from 10,000 BCE: The First Villages — Agriculture and the End of Wandering</w:t>
       </w:r>
@@ -1010,7 +1011,7 @@
       <w:r>
         <w:t xml:space="preserve">Dietrich, Oliver, et al. “</w:t>
       </w:r>
-      <w:hyperlink w:history="1" r:id="rIdxbi9qzcwcm-syrcwiwq7k">
+      <w:hyperlink w:history="1" r:id="rIddqnyfpkvjbotqnxbg-udw">
         <w:r>
           <w:rPr>
             <w:color w:val="0563C1"/>
@@ -1038,7 +1039,7 @@
       <w:r>
         <w:t xml:space="preserve">Larson, Greger, et al. “</w:t>
       </w:r>
-      <w:hyperlink w:history="1" r:id="rIdjo_hl1uafj4yzzi_ybl4j">
+      <w:hyperlink w:history="1" r:id="rId5toiavcbgcnfnlfm6w7_9">
         <w:r>
           <w:rPr>
             <w:color w:val="0563C1"/>
@@ -1066,7 +1067,7 @@
       <w:r>
         <w:t xml:space="preserve">Fuller, Dorian Q., et al. “</w:t>
       </w:r>
-      <w:hyperlink w:history="1" r:id="rIdloek4ljg0xtu_v_ythydo">
+      <w:hyperlink w:history="1" r:id="rIdpgjd1-0cjaqwd9hhrf1uy">
         <w:r>
           <w:rPr>
             <w:color w:val="0563C1"/>
@@ -1094,7 +1095,7 @@
       <w:r>
         <w:t xml:space="preserve">Larsen, Clark Spencer. “</w:t>
       </w:r>
-      <w:hyperlink w:history="1" r:id="rIdkdiu_azpay-zvmyvkmrtd">
+      <w:hyperlink w:history="1" r:id="rId3acxcxtfq6jyugzsud1_-">
         <w:r>
           <w:rPr>
             <w:color w:val="0563C1"/>
@@ -1122,7 +1123,7 @@
       <w:r>
         <w:t xml:space="preserve">Hodder, Ian. </w:t>
       </w:r>
-      <w:hyperlink w:history="1" r:id="rIdtaikwbjjkakx7ekznqkug">
+      <w:hyperlink w:history="1" r:id="rIdwfjash14ug2f1ba0z7hxd">
         <w:r>
           <w:rPr>
             <w:color w:val="0563C1"/>
@@ -1150,7 +1151,7 @@
       <w:r>
         <w:t xml:space="preserve">Scott, James C. </w:t>
       </w:r>
-      <w:hyperlink w:history="1" r:id="rId3xcnghmtgs0vcmcrbuels">
+      <w:hyperlink w:history="1" r:id="rIdi3tidzgbhqqe8l5uxit4-">
         <w:r>
           <w:rPr>
             <w:color w:val="0563C1"/>
@@ -1192,9 +1193,9 @@
           <w:rFonts w:ascii="Amazon Ember" w:cs="Amazon Ember" w:eastAsia="Amazon Ember" w:hAnsi="Amazon Ember"/>
           <w:b/>
           <w:bCs/>
-          <w:color w:val="0000FF"/>
-          <w:sz w:val="36"/>
-          <w:szCs w:val="36"/>
+          <w:color w:val="1F4E79"/>
+          <w:sz w:val="32"/>
+          <w:szCs w:val="32"/>
         </w:rPr>
         <w:t xml:space="preserve">From 3200 BCE: Writing and Memory — How Humans Learned to Speak to the Future</w:t>
       </w:r>
@@ -1214,7 +1215,7 @@
       <w:r>
         <w:t xml:space="preserve">Schmandt-Besserat, Denise. </w:t>
       </w:r>
-      <w:hyperlink w:history="1" r:id="rIddgpyus9dad4rjpcqszvcv">
+      <w:hyperlink w:history="1" r:id="rId6j6lijia6t3fnf88kodpq">
         <w:r>
           <w:rPr>
             <w:color w:val="0563C1"/>
@@ -1242,7 +1243,7 @@
       <w:r>
         <w:t xml:space="preserve">Nissen, Hans J., Peter Damerow, and Robert K. Englund. </w:t>
       </w:r>
-      <w:hyperlink w:history="1" r:id="rIdi-oh2-hyt_wrdx7uqwj-a">
+      <w:hyperlink w:history="1" r:id="rIdk17lljgzfvtbfjwcm-40n">
         <w:r>
           <w:rPr>
             <w:color w:val="0563C1"/>
@@ -1270,7 +1271,7 @@
       <w:r>
         <w:t xml:space="preserve">Houston, Stephen D., ed. </w:t>
       </w:r>
-      <w:hyperlink w:history="1" r:id="rIdouve1ot8u3gogb7n2rycv">
+      <w:hyperlink w:history="1" r:id="rId_jqjdi_idrcwndz1irbdx">
         <w:r>
           <w:rPr>
             <w:color w:val="0563C1"/>
@@ -1298,7 +1299,7 @@
       <w:r>
         <w:t xml:space="preserve">Schacter, Daniel L. </w:t>
       </w:r>
-      <w:hyperlink w:history="1" r:id="rIdmhc_x_l6fcelscna6af7q">
+      <w:hyperlink w:history="1" r:id="rIdcdyhqyoye_w678dqrdjhb">
         <w:r>
           <w:rPr>
             <w:color w:val="0563C1"/>
@@ -1356,9 +1357,9 @@
           <w:rFonts w:ascii="Amazon Ember" w:cs="Amazon Ember" w:eastAsia="Amazon Ember" w:hAnsi="Amazon Ember"/>
           <w:b/>
           <w:bCs/>
-          <w:color w:val="0000FF"/>
-          <w:sz w:val="36"/>
-          <w:szCs w:val="36"/>
+          <w:color w:val="1F4E79"/>
+          <w:sz w:val="32"/>
+          <w:szCs w:val="32"/>
         </w:rPr>
         <w:t xml:space="preserve">The Bronze Age, 3100–1150 BCE: Gods and Kings — Mesopotamia, Egypt, and the First Empires</w:t>
       </w:r>
@@ -1378,7 +1379,7 @@
       <w:r>
         <w:t xml:space="preserve">Van De Mieroop, Marc. </w:t>
       </w:r>
-      <w:hyperlink w:history="1" r:id="rIdrdby2j86dnb8f6nsirern">
+      <w:hyperlink w:history="1" r:id="rIdxmgouccizgolpizfzcfkw">
         <w:r>
           <w:rPr>
             <w:color w:val="0563C1"/>
@@ -1406,7 +1407,7 @@
       <w:r>
         <w:t xml:space="preserve">Lehner, Mark, and Zahi Hawass. </w:t>
       </w:r>
-      <w:hyperlink w:history="1" r:id="rId0bkko__e06jznryen3jx2">
+      <w:hyperlink w:history="1" r:id="rIdcfa2dsfrtvghxw_pvudij">
         <w:r>
           <w:rPr>
             <w:color w:val="0563C1"/>
@@ -1434,7 +1435,7 @@
       <w:r>
         <w:t xml:space="preserve">Edgerton, William F. “</w:t>
       </w:r>
-      <w:hyperlink w:history="1" r:id="rId0_my5vu7mppvpk3bowrhm">
+      <w:hyperlink w:history="1" r:id="rIdt-n8npkuplgqjnxf4jaz-">
         <w:r>
           <w:rPr>
             <w:color w:val="0563C1"/>
@@ -1462,7 +1463,7 @@
       <w:r>
         <w:t xml:space="preserve">Roth, Martha T. </w:t>
       </w:r>
-      <w:hyperlink w:history="1" r:id="rIdqen5ideyfbdwwinp6n0er">
+      <w:hyperlink w:history="1" r:id="rIdo8eurdpjzsrzoxix9rbz0">
         <w:r>
           <w:rPr>
             <w:color w:val="0563C1"/>
@@ -1490,7 +1491,7 @@
       <w:r>
         <w:t xml:space="preserve">Bryce, Trevor. </w:t>
       </w:r>
-      <w:hyperlink w:history="1" r:id="rIdtavxx0l65elosaydkjiif">
+      <w:hyperlink w:history="1" r:id="rIdliuuu09sfcqugcsvihkxr">
         <w:r>
           <w:rPr>
             <w:color w:val="0563C1"/>
@@ -1518,7 +1519,7 @@
       <w:r>
         <w:t xml:space="preserve">Parkinson, Richard. </w:t>
       </w:r>
-      <w:hyperlink w:history="1" r:id="rIdyttagfyu8rwo7x4gsm1om">
+      <w:hyperlink w:history="1" r:id="rIdfw8ldlas3i07qzsldqhyc">
         <w:r>
           <w:rPr>
             <w:color w:val="0563C1"/>
@@ -1544,9 +1545,9 @@
           <w:rFonts w:ascii="Amazon Ember" w:cs="Amazon Ember" w:eastAsia="Amazon Ember" w:hAnsi="Amazon Ember"/>
           <w:b/>
           <w:bCs/>
-          <w:color w:val="0000FF"/>
-          <w:sz w:val="36"/>
-          <w:szCs w:val="36"/>
+          <w:color w:val="1F4E79"/>
+          <w:sz w:val="32"/>
+          <w:szCs w:val="32"/>
         </w:rPr>
         <w:t xml:space="preserve">1600 BCE to 589 CE: The Middle Kingdom — China’s Long Civilization</w:t>
       </w:r>
@@ -1566,7 +1567,7 @@
       <w:r>
         <w:t xml:space="preserve">Keightley, David N. </w:t>
       </w:r>
-      <w:hyperlink w:history="1" r:id="rIdfqu9k19l3ldb1qg8gca32">
+      <w:hyperlink w:history="1" r:id="rIduvhvx5btmd-k9hy1rqgth">
         <w:r>
           <w:rPr>
             <w:color w:val="0563C1"/>
@@ -1594,7 +1595,7 @@
       <w:r>
         <w:t xml:space="preserve">Lewis, Mark Edward. </w:t>
       </w:r>
-      <w:hyperlink w:history="1" r:id="rIdllfpy4utzy2w2dwqu1_gn">
+      <w:hyperlink w:history="1" r:id="rIdwqvy-gjugz8rz1v7mfww4">
         <w:r>
           <w:rPr>
             <w:color w:val="0563C1"/>
@@ -1622,7 +1623,7 @@
       <w:r>
         <w:t xml:space="preserve">Elman, Benjamin A. </w:t>
       </w:r>
-      <w:hyperlink w:history="1" r:id="rId-bs9op-hgrxotnq0vczuc">
+      <w:hyperlink w:history="1" r:id="rIdnzgsoohk0wkv7kkgla1tn">
         <w:r>
           <w:rPr>
             <w:color w:val="0563C1"/>
@@ -1650,7 +1651,7 @@
       <w:r>
         <w:t xml:space="preserve">Liu, Li, and Xingcan Chen. </w:t>
       </w:r>
-      <w:hyperlink w:history="1" r:id="rIdllnsj1zon6q_szoswf27q">
+      <w:hyperlink w:history="1" r:id="rIdxbd3jgta6t5ldtdur7yv3">
         <w:r>
           <w:rPr>
             <w:color w:val="0563C1"/>
@@ -1676,9 +1677,9 @@
           <w:rFonts w:ascii="Amazon Ember" w:cs="Amazon Ember" w:eastAsia="Amazon Ember" w:hAnsi="Amazon Ember"/>
           <w:b/>
           <w:bCs/>
-          <w:color w:val="0000FF"/>
-          <w:sz w:val="36"/>
-          <w:szCs w:val="36"/>
+          <w:color w:val="1F4E79"/>
+          <w:sz w:val="32"/>
+          <w:szCs w:val="32"/>
         </w:rPr>
         <w:t xml:space="preserve">2600 BCE to 550 CE: The Subcontinent — Zero, Gods, and Glorious Complexity</w:t>
       </w:r>
@@ -1698,7 +1699,7 @@
       <w:r>
         <w:t xml:space="preserve">Possehl, Gregory L. </w:t>
       </w:r>
-      <w:hyperlink w:history="1" r:id="rIduorwoqikka_4udnv1k_eg">
+      <w:hyperlink w:history="1" r:id="rIdm-mn2r8w1xjhzpvuhxjde">
         <w:r>
           <w:rPr>
             <w:color w:val="0563C1"/>
@@ -1726,7 +1727,7 @@
       <w:r>
         <w:t xml:space="preserve">Thapar, Romila. </w:t>
       </w:r>
-      <w:hyperlink w:history="1" r:id="rIdhj-vmqyimwx33jrenphnr">
+      <w:hyperlink w:history="1" r:id="rIdnmc11ikoeotd81t9hfxxc">
         <w:r>
           <w:rPr>
             <w:color w:val="0563C1"/>
@@ -1754,7 +1755,7 @@
       <w:r>
         <w:t xml:space="preserve">Plofker, Kim. </w:t>
       </w:r>
-      <w:hyperlink w:history="1" r:id="rIdp2miva1vfr6m9fcnmgjcj">
+      <w:hyperlink w:history="1" r:id="rIdzkwbldluz1awpjqgajouj">
         <w:r>
           <w:rPr>
             <w:color w:val="0563C1"/>
@@ -1782,7 +1783,7 @@
       <w:r>
         <w:t xml:space="preserve">Dirks, Nicholas B. </w:t>
       </w:r>
-      <w:hyperlink w:history="1" r:id="rIddpfkstqhi3turkqfr0_24">
+      <w:hyperlink w:history="1" r:id="rIdwyskvhm6ftdkomwieexbc">
         <w:r>
           <w:rPr>
             <w:color w:val="0563C1"/>
@@ -1810,7 +1811,7 @@
       <w:r>
         <w:t xml:space="preserve">Dundas, Paul. </w:t>
       </w:r>
-      <w:hyperlink w:history="1" r:id="rIdk4guidzdaplcuahq3_htj">
+      <w:hyperlink w:history="1" r:id="rIdxp4_fksdxp19vgvjm9qrv">
         <w:r>
           <w:rPr>
             <w:color w:val="0563C1"/>
@@ -1852,9 +1853,9 @@
           <w:rFonts w:ascii="Amazon Ember" w:cs="Amazon Ember" w:eastAsia="Amazon Ember" w:hAnsi="Amazon Ember"/>
           <w:b/>
           <w:bCs/>
-          <w:color w:val="0000FF"/>
-          <w:sz w:val="36"/>
-          <w:szCs w:val="36"/>
+          <w:color w:val="1F4E79"/>
+          <w:sz w:val="32"/>
+          <w:szCs w:val="32"/>
         </w:rPr>
         <w:t xml:space="preserve">Classical Greece, 508–323 BCE: Democracy’s Experiment — Ancient Greece</w:t>
       </w:r>
@@ -1890,7 +1891,7 @@
       <w:r>
         <w:t xml:space="preserve">Cartledge, Paul. </w:t>
       </w:r>
-      <w:hyperlink w:history="1" r:id="rId4uln-7ofbttj0bdxik5ma">
+      <w:hyperlink w:history="1" r:id="rIdfnnmvnxghbmpt3e5glqda">
         <w:r>
           <w:rPr>
             <w:color w:val="0563C1"/>
@@ -1918,7 +1919,7 @@
       <w:r>
         <w:t xml:space="preserve">Freeth, Tony, et al. “</w:t>
       </w:r>
-      <w:hyperlink w:history="1" r:id="rId0bc1_5i_wx8vtwrkjlogg">
+      <w:hyperlink w:history="1" r:id="rId11gbf8xjght3_vibk5_o0">
         <w:r>
           <w:rPr>
             <w:color w:val="0563C1"/>
@@ -1946,7 +1947,7 @@
       <w:r>
         <w:t xml:space="preserve">Freeth, Tony, et al. “</w:t>
       </w:r>
-      <w:hyperlink w:history="1" r:id="rIddtdovsuby0_t5bn1iprfr">
+      <w:hyperlink w:history="1" r:id="rIdb-xrrg9lfcapmpmzhidp5">
         <w:r>
           <w:rPr>
             <w:color w:val="0563C1"/>
@@ -1972,9 +1973,9 @@
           <w:rFonts w:ascii="Amazon Ember" w:cs="Amazon Ember" w:eastAsia="Amazon Ember" w:hAnsi="Amazon Ember"/>
           <w:b/>
           <w:bCs/>
-          <w:color w:val="0000FF"/>
-          <w:sz w:val="36"/>
-          <w:szCs w:val="36"/>
+          <w:color w:val="1F4E79"/>
+          <w:sz w:val="32"/>
+          <w:szCs w:val="32"/>
         </w:rPr>
         <w:t xml:space="preserve">The 8th Century BCE to 476 CE: Rome — The Empire That Built the World and Broke It</w:t>
       </w:r>
@@ -1994,7 +1995,7 @@
       <w:r>
         <w:t xml:space="preserve">Beard, Mary. </w:t>
       </w:r>
-      <w:hyperlink w:history="1" r:id="rIdlaqic7-lskipd2hrjkn4x">
+      <w:hyperlink w:history="1" r:id="rIdivcbzpnbjhuphh99kwtv5">
         <w:r>
           <w:rPr>
             <w:color w:val="0563C1"/>
@@ -2022,7 +2023,7 @@
       <w:r>
         <w:t xml:space="preserve">Ward-Perkins, Bryan. </w:t>
       </w:r>
-      <w:hyperlink w:history="1" r:id="rId4zfrqjoueikjpvuyyihz9">
+      <w:hyperlink w:history="1" r:id="rIdmshcxk7ju1bjw6btkil2f">
         <w:r>
           <w:rPr>
             <w:color w:val="0563C1"/>
@@ -2050,7 +2051,7 @@
       <w:r>
         <w:t xml:space="preserve">Brown, Peter. </w:t>
       </w:r>
-      <w:hyperlink w:history="1" r:id="rIdtvmqy1hgpgo6a1dudpizz">
+      <w:hyperlink w:history="1" r:id="rIdckzdw28hvoui1ib8oy5c1">
         <w:r>
           <w:rPr>
             <w:color w:val="0563C1"/>
@@ -2078,7 +2079,7 @@
       <w:r>
         <w:t xml:space="preserve">Harper, Kyle. </w:t>
       </w:r>
-      <w:hyperlink w:history="1" r:id="rIdi9g8uhhar6em_gqk-wqpq">
+      <w:hyperlink w:history="1" r:id="rIde9l80lgp1nhkejifyjcdu">
         <w:r>
           <w:rPr>
             <w:color w:val="0563C1"/>
@@ -2104,9 +2105,9 @@
           <w:rFonts w:ascii="Amazon Ember" w:cs="Amazon Ember" w:eastAsia="Amazon Ember" w:hAnsi="Amazon Ember"/>
           <w:b/>
           <w:bCs/>
-          <w:color w:val="0000FF"/>
-          <w:sz w:val="36"/>
-          <w:szCs w:val="36"/>
+          <w:color w:val="1F4E79"/>
+          <w:sz w:val="32"/>
+          <w:szCs w:val="32"/>
         </w:rPr>
         <w:t xml:space="preserve">The 5th Century BCE to 1291 CE: Faiths, Crusades, and the Medieval World</w:t>
       </w:r>
@@ -2126,7 +2127,7 @@
       <w:r>
         <w:t xml:space="preserve">Kennedy, Hugh. </w:t>
       </w:r>
-      <w:hyperlink w:history="1" r:id="rIdl_oif9dkhkwid2oyhzzk8">
+      <w:hyperlink w:history="1" r:id="rIdxglcqhu5hih9guilghovz">
         <w:r>
           <w:rPr>
             <w:color w:val="0563C1"/>
@@ -2154,7 +2155,7 @@
       <w:r>
         <w:t xml:space="preserve">Gutas, Dimitri. </w:t>
       </w:r>
-      <w:hyperlink w:history="1" r:id="rIdzemzml92ykb4cy90spfxm">
+      <w:hyperlink w:history="1" r:id="rIdjyw5wova_ulk4i-hu5pxg">
         <w:r>
           <w:rPr>
             <w:color w:val="0563C1"/>
@@ -2182,7 +2183,7 @@
       <w:r>
         <w:t xml:space="preserve">Riley-Smith, Jonathan. </w:t>
       </w:r>
-      <w:hyperlink w:history="1" r:id="rIdwl65wtha83s5lnlwhzgek">
+      <w:hyperlink w:history="1" r:id="rIdyoxudzs40amhon14o7oyb">
         <w:r>
           <w:rPr>
             <w:color w:val="0563C1"/>
@@ -2210,7 +2211,7 @@
       <w:r>
         <w:t xml:space="preserve">Phillips, Jonathan. </w:t>
       </w:r>
-      <w:hyperlink w:history="1" r:id="rIdfbhjgar0hkvdikpjec6rw">
+      <w:hyperlink w:history="1" r:id="rIdjwly6dffc-almtxvyore2">
         <w:r>
           <w:rPr>
             <w:color w:val="0563C1"/>
@@ -2238,7 +2239,7 @@
       <w:r>
         <w:t xml:space="preserve">Stark, Rodney. </w:t>
       </w:r>
-      <w:hyperlink w:history="1" r:id="rIdb34grikquaofmog1beufk">
+      <w:hyperlink w:history="1" r:id="rIdi2cdexxuc6devjif2i4b6">
         <w:r>
           <w:rPr>
             <w:color w:val="0563C1"/>
@@ -2264,9 +2265,9 @@
           <w:rFonts w:ascii="Amazon Ember" w:cs="Amazon Ember" w:eastAsia="Amazon Ember" w:hAnsi="Amazon Ember"/>
           <w:b/>
           <w:bCs/>
-          <w:color w:val="0000FF"/>
-          <w:sz w:val="36"/>
-          <w:szCs w:val="36"/>
+          <w:color w:val="1F4E79"/>
+          <w:sz w:val="32"/>
+          <w:szCs w:val="32"/>
         </w:rPr>
         <w:t xml:space="preserve">The Early Middle Ages, 476–1000 CE: The Allegedly Dark Ages</w:t>
       </w:r>
@@ -2286,7 +2287,7 @@
       <w:r>
         <w:t xml:space="preserve">Mommsen, Theodor E. “</w:t>
       </w:r>
-      <w:hyperlink w:history="1" r:id="rIdr64basn4zh7pmvldcecih">
+      <w:hyperlink w:history="1" r:id="rId5nb6vvgzk_-8bz3fz1vmq">
         <w:r>
           <w:rPr>
             <w:color w:val="0563C1"/>
@@ -2314,7 +2315,7 @@
       <w:r>
         <w:t xml:space="preserve">Wickham, Chris. </w:t>
       </w:r>
-      <w:hyperlink w:history="1" r:id="rIdk8fc2095jjq5qyrofgoo0">
+      <w:hyperlink w:history="1" r:id="rIdgfjy_hwvy5dmvvlk8vn7f">
         <w:r>
           <w:rPr>
             <w:color w:val="0563C1"/>
@@ -2342,7 +2343,7 @@
       <w:r>
         <w:t xml:space="preserve">Russell, Jeffrey Burton. </w:t>
       </w:r>
-      <w:hyperlink w:history="1" r:id="rIdm8t1qadtzianu3pkpujmr">
+      <w:hyperlink w:history="1" r:id="rIdhq71zbnvkpgbtbfmpmsnz">
         <w:r>
           <w:rPr>
             <w:color w:val="0563C1"/>
@@ -2384,9 +2385,9 @@
           <w:rFonts w:ascii="Amazon Ember" w:cs="Amazon Ember" w:eastAsia="Amazon Ember" w:hAnsi="Amazon Ember"/>
           <w:b/>
           <w:bCs/>
-          <w:color w:val="0000FF"/>
-          <w:sz w:val="36"/>
-          <w:szCs w:val="36"/>
+          <w:color w:val="1F4E79"/>
+          <w:sz w:val="32"/>
+          <w:szCs w:val="32"/>
         </w:rPr>
         <w:t xml:space="preserve">The 2nd Century BCE to 1368 CE: Silk, Steppe, and Plague — The Roads That Connected Everyone, Including the Germs</w:t>
       </w:r>
@@ -2406,7 +2407,7 @@
       <w:r>
         <w:t xml:space="preserve">Hansen, Valerie. </w:t>
       </w:r>
-      <w:hyperlink w:history="1" r:id="rIdpp51xiqgldebnwzw2qfpk">
+      <w:hyperlink w:history="1" r:id="rIdjnhmuntz3-yszfixjitrk">
         <w:r>
           <w:rPr>
             <w:color w:val="0563C1"/>
@@ -2434,7 +2435,7 @@
       <w:r>
         <w:t xml:space="preserve">Spyrou, Maria A., et al. “</w:t>
       </w:r>
-      <w:hyperlink w:history="1" r:id="rIdtx2tmwp1eftsvcuxa897u">
+      <w:hyperlink w:history="1" r:id="rIdshbvz6vhxko3yculpwmno">
         <w:r>
           <w:rPr>
             <w:color w:val="0563C1"/>
@@ -2462,7 +2463,7 @@
       <w:r>
         <w:t xml:space="preserve">Wheelis, Mark. “</w:t>
       </w:r>
-      <w:hyperlink w:history="1" r:id="rIdh15l6tkiars6achaaqbup">
+      <w:hyperlink w:history="1" r:id="rIdkgcehxj9fs9f5xjktg0n7">
         <w:r>
           <w:rPr>
             <w:color w:val="0563C1"/>
@@ -2490,7 +2491,7 @@
       <w:r>
         <w:t xml:space="preserve">Dean, Katharine R., et al. “</w:t>
       </w:r>
-      <w:hyperlink w:history="1" r:id="rIdbqff4rt4usto6hq8z_f2p">
+      <w:hyperlink w:history="1" r:id="rIdwobcz5h6jr2wx9uhkow6t">
         <w:r>
           <w:rPr>
             <w:color w:val="0563C1"/>
@@ -2518,7 +2519,7 @@
       <w:r>
         <w:t xml:space="preserve">Benedictow, Ole J. </w:t>
       </w:r>
-      <w:hyperlink w:history="1" r:id="rIdjoevl6qz68mvv42-1grcb">
+      <w:hyperlink w:history="1" r:id="rIdb9--nvdgmayzalip9usdn">
         <w:r>
           <w:rPr>
             <w:color w:val="0563C1"/>
@@ -2560,9 +2561,9 @@
           <w:rFonts w:ascii="Amazon Ember" w:cs="Amazon Ember" w:eastAsia="Amazon Ember" w:hAnsi="Amazon Ember"/>
           <w:b/>
           <w:bCs/>
-          <w:color w:val="0000FF"/>
-          <w:sz w:val="36"/>
-          <w:szCs w:val="36"/>
+          <w:color w:val="1F4E79"/>
+          <w:sz w:val="32"/>
+          <w:szCs w:val="32"/>
         </w:rPr>
         <w:t xml:space="preserve">The 8th Century BCE to 1897 CE: Gold, Salt, and Stone — The Kingdoms of Africa</w:t>
       </w:r>
@@ -2582,7 +2583,7 @@
       <w:r>
         <w:t xml:space="preserve">Gomez, Michael A. </w:t>
       </w:r>
-      <w:hyperlink w:history="1" r:id="rIdvbv2s7o7anhfmkqfoaqlg">
+      <w:hyperlink w:history="1" r:id="rIdheqyktrhlnzdpt9w4m1-l">
         <w:r>
           <w:rPr>
             <w:color w:val="0563C1"/>
@@ -2642,7 +2643,7 @@
       <w:r>
         <w:t xml:space="preserve">Edwards, David N. </w:t>
       </w:r>
-      <w:hyperlink w:history="1" r:id="rIdz4lqyqlzzuk6nvqa5ku5a">
+      <w:hyperlink w:history="1" r:id="rIdgxqbriode367oqqinwn_j">
         <w:r>
           <w:rPr>
             <w:color w:val="0563C1"/>
@@ -2670,7 +2671,7 @@
       <w:r>
         <w:t xml:space="preserve">Pikirayi, Innocent. </w:t>
       </w:r>
-      <w:hyperlink w:history="1" r:id="rIdxgm4wkscbsimy9crh6mey">
+      <w:hyperlink w:history="1" r:id="rIdkgvm91stgelf76zqjuuzr">
         <w:r>
           <w:rPr>
             <w:color w:val="0563C1"/>
@@ -2698,7 +2699,7 @@
       <w:r>
         <w:t xml:space="preserve">Hicks, Dan. </w:t>
       </w:r>
-      <w:hyperlink w:history="1" r:id="rIdrl4b9e5xhqtesrfnqqge6">
+      <w:hyperlink w:history="1" r:id="rIdw6aydn-w_vyhceiwpr6cz">
         <w:r>
           <w:rPr>
             <w:color w:val="0563C1"/>
@@ -2724,9 +2725,9 @@
           <w:rFonts w:ascii="Amazon Ember" w:cs="Amazon Ember" w:eastAsia="Amazon Ember" w:hAnsi="Amazon Ember"/>
           <w:b/>
           <w:bCs/>
-          <w:color w:val="0000FF"/>
-          <w:sz w:val="36"/>
-          <w:szCs w:val="36"/>
+          <w:color w:val="1F4E79"/>
+          <w:sz w:val="32"/>
+          <w:szCs w:val="32"/>
         </w:rPr>
         <w:t xml:space="preserve">1482 to Today: The Richness Moved — Africa’s Resources and Who Took Them</w:t>
       </w:r>
@@ -2746,7 +2747,7 @@
       <w:r>
         <w:t xml:space="preserve">Thornton, John K. </w:t>
       </w:r>
-      <w:hyperlink w:history="1" r:id="rIdqnzqvnlctow9ztvpq8ql8">
+      <w:hyperlink w:history="1" r:id="rIdy7mus5yr9y6dshpyvlp2r">
         <w:r>
           <w:rPr>
             <w:color w:val="0563C1"/>
@@ -2774,7 +2775,7 @@
       <w:r>
         <w:t xml:space="preserve">McCaskie, T. C. </w:t>
       </w:r>
-      <w:hyperlink w:history="1" r:id="rIdt1dvfv4lklje--98m4mlm">
+      <w:hyperlink w:history="1" r:id="rIdioh6kdedafu0r-jwv79zd">
         <w:r>
           <w:rPr>
             <w:color w:val="0563C1"/>
@@ -2802,7 +2803,7 @@
       <w:r>
         <w:t xml:space="preserve">Hochschild, Adam. </w:t>
       </w:r>
-      <w:hyperlink w:history="1" r:id="rIdgrcooalp6ytw99u1npnnm">
+      <w:hyperlink w:history="1" r:id="rIdojrmxjoonweepcwttzjaf">
         <w:r>
           <w:rPr>
             <w:color w:val="0563C1"/>
@@ -2846,7 +2847,7 @@
       <w:r>
         <w:t xml:space="preserve">Kara, Siddharth. </w:t>
       </w:r>
-      <w:hyperlink w:history="1" r:id="rId9u2m_bppdgwcl9k3gtpj9">
+      <w:hyperlink w:history="1" r:id="rIdxbhsf9gjilmvsqrrfqekw">
         <w:r>
           <w:rPr>
             <w:color w:val="0563C1"/>
@@ -2872,9 +2873,9 @@
           <w:rFonts w:ascii="Amazon Ember" w:cs="Amazon Ember" w:eastAsia="Amazon Ember" w:hAnsi="Amazon Ember"/>
           <w:b/>
           <w:bCs/>
-          <w:color w:val="0000FF"/>
-          <w:sz w:val="36"/>
-          <w:szCs w:val="36"/>
+          <w:color w:val="1F4E79"/>
+          <w:sz w:val="32"/>
+          <w:szCs w:val="32"/>
         </w:rPr>
         <w:t xml:space="preserve">2600 BCE to 1491 CE: Before Columbus — Cities, Corn, and Knotted String</w:t>
       </w:r>
@@ -2894,7 +2895,7 @@
       <w:r>
         <w:t xml:space="preserve">Mann, Charles C. </w:t>
       </w:r>
-      <w:hyperlink w:history="1" r:id="rIdxe8mkmoyc2hmvrhmqrlw-">
+      <w:hyperlink w:history="1" r:id="rIdbqs_dtul7vmisn8ti2tgk">
         <w:r>
           <w:rPr>
             <w:color w:val="0563C1"/>
@@ -2922,7 +2923,7 @@
       <w:r>
         <w:t xml:space="preserve">Matsuoka, Yoshihiro, et al. “</w:t>
       </w:r>
-      <w:hyperlink w:history="1" r:id="rIducvzwkn0ndhecnnafatqy">
+      <w:hyperlink w:history="1" r:id="rId3p9lgnmvxai5v4yofbc1e">
         <w:r>
           <w:rPr>
             <w:color w:val="0563C1"/>
@@ -2950,7 +2951,7 @@
       <w:r>
         <w:t xml:space="preserve">Shady Solis, Ruth, Jonathan Haas, and Winifred Creamer. “</w:t>
       </w:r>
-      <w:hyperlink w:history="1" r:id="rIdtupetp9akocfbueojtl66">
+      <w:hyperlink w:history="1" r:id="rIdpzkverefzw-xcxbdb_gfi">
         <w:r>
           <w:rPr>
             <w:color w:val="0563C1"/>
@@ -2978,7 +2979,7 @@
       <w:r>
         <w:t xml:space="preserve">Urton, Gary. </w:t>
       </w:r>
-      <w:hyperlink w:history="1" r:id="rIdmwx7lvvsvthq_1tbg2f2n">
+      <w:hyperlink w:history="1" r:id="rIdwgk1irq7ltentxvk3n6on">
         <w:r>
           <w:rPr>
             <w:color w:val="0563C1"/>
@@ -3006,7 +3007,7 @@
       <w:r>
         <w:t xml:space="preserve">Denevan, William M., ed. </w:t>
       </w:r>
-      <w:hyperlink w:history="1" r:id="rIdnq6szx4hwlgp9i1ifdrmf">
+      <w:hyperlink w:history="1" r:id="rIduioeczfapjrk9wccjq7aq">
         <w:r>
           <w:rPr>
             <w:color w:val="0563C1"/>
@@ -3034,7 +3035,7 @@
       <w:r>
         <w:t xml:space="preserve">Henige, David. </w:t>
       </w:r>
-      <w:hyperlink w:history="1" r:id="rIdg6mcxohjv9ozespxi9lat">
+      <w:hyperlink w:history="1" r:id="rIdvdm0dgie2j4mb3zkscbq-">
         <w:r>
           <w:rPr>
             <w:color w:val="0563C1"/>
@@ -3062,7 +3063,7 @@
       <w:r>
         <w:t xml:space="preserve">Koch, Alexander, Chris Brierley, Mark M. Maslin, and Simon L. Lewis. “</w:t>
       </w:r>
-      <w:hyperlink w:history="1" r:id="rIdtomqdq5uw8fcrpwjkt7ro">
+      <w:hyperlink w:history="1" r:id="rIdsmsboxt9turqcgny7lsw3">
         <w:r>
           <w:rPr>
             <w:color w:val="0563C1"/>
@@ -3090,7 +3091,7 @@
       <w:r>
         <w:t xml:space="preserve">Ioannidis, Alexander G., et al. “</w:t>
       </w:r>
-      <w:hyperlink w:history="1" r:id="rIdfu_zffe-nfyetqz8oc5aj">
+      <w:hyperlink w:history="1" r:id="rIdbbdnzv76qh2o0avwqq1ro">
         <w:r>
           <w:rPr>
             <w:color w:val="0563C1"/>
@@ -3118,7 +3119,7 @@
       <w:r>
         <w:t xml:space="preserve">Pauketat, Timothy R. </w:t>
       </w:r>
-      <w:hyperlink w:history="1" r:id="rIdqt8imjdvdhrywq9-ejrwm">
+      <w:hyperlink w:history="1" r:id="rIdfreakdfobztuqgmgwfuc1">
         <w:r>
           <w:rPr>
             <w:color w:val="0563C1"/>
@@ -3146,7 +3147,7 @@
       <w:r>
         <w:t xml:space="preserve">Dobyns, Henry F. “</w:t>
       </w:r>
-      <w:hyperlink w:history="1" r:id="rIdlrtqevpjtqwbtob8ea5nu">
+      <w:hyperlink w:history="1" r:id="rIdchxrx3_mzaq6o15ptlxwa">
         <w:r>
           <w:rPr>
             <w:color w:val="0563C1"/>
@@ -3172,9 +3173,9 @@
           <w:rFonts w:ascii="Amazon Ember" w:cs="Amazon Ember" w:eastAsia="Amazon Ember" w:hAnsi="Amazon Ember"/>
           <w:b/>
           <w:bCs/>
-          <w:color w:val="0000FF"/>
-          <w:sz w:val="36"/>
-          <w:szCs w:val="36"/>
+          <w:color w:val="1F4E79"/>
+          <w:sz w:val="32"/>
+          <w:szCs w:val="32"/>
         </w:rPr>
         <w:t xml:space="preserve">The 15th to 17th Centuries: Ships, Gunpowder, and Gold — Exploration, Conquest, and the Colonial Age</w:t>
       </w:r>
@@ -3207,7 +3208,7 @@
         </w:rPr>
         <w:t xml:space="preserve">The voyages database behind those numbers. </w:t>
       </w:r>
-      <w:hyperlink w:history="1" r:id="rIdlqiugfz2il93gdzahtcaa">
+      <w:hyperlink w:history="1" r:id="rId38mcxas5ej649ncxmjpgx">
         <w:r>
           <w:rPr>
             <w:color w:val="0563C1"/>
@@ -3235,7 +3236,7 @@
       <w:r>
         <w:t xml:space="preserve">Equiano, Olaudah. </w:t>
       </w:r>
-      <w:hyperlink w:history="1" r:id="rIdrlqprblbp-cdtvok8bheh">
+      <w:hyperlink w:history="1" r:id="rIdmt7cmvpmyzc65kmbojoy0">
         <w:r>
           <w:rPr>
             <w:color w:val="0563C1"/>
@@ -3263,7 +3264,7 @@
       <w:r>
         <w:t xml:space="preserve">Carretta, Vincent. </w:t>
       </w:r>
-      <w:hyperlink w:history="1" r:id="rIdfkue36bbqlybofnk_9uyj">
+      <w:hyperlink w:history="1" r:id="rIdvxy_toccgbninslgd4tie">
         <w:r>
           <w:rPr>
             <w:color w:val="0563C1"/>
@@ -3291,7 +3292,7 @@
       <w:r>
         <w:t xml:space="preserve">Hurston, Zora Neale. </w:t>
       </w:r>
-      <w:hyperlink w:history="1" r:id="rIdkld37cxbltqefbjd2hmoz">
+      <w:hyperlink w:history="1" r:id="rIdch4f9sip2jgtbvi5hfakk">
         <w:r>
           <w:rPr>
             <w:color w:val="0563C1"/>
@@ -3319,7 +3320,7 @@
       <w:r>
         <w:t xml:space="preserve">Diouf, Sylviane A. </w:t>
       </w:r>
-      <w:hyperlink w:history="1" r:id="rIdueepbc5eo-77hfklxcfks">
+      <w:hyperlink w:history="1" r:id="rIdn22dyl9ce_zvablgqtegn">
         <w:r>
           <w:rPr>
             <w:color w:val="0563C1"/>
@@ -3347,7 +3348,7 @@
       <w:r>
         <w:t xml:space="preserve">Livi Bacci, Massimo. </w:t>
       </w:r>
-      <w:hyperlink w:history="1" r:id="rIdddrxdjtdupc2vq_myedux">
+      <w:hyperlink w:history="1" r:id="rId5quayswqn11qfqv20721k">
         <w:r>
           <w:rPr>
             <w:color w:val="0563C1"/>
@@ -3375,7 +3376,7 @@
       <w:r>
         <w:t xml:space="preserve">Reséndez, Andrés. </w:t>
       </w:r>
-      <w:hyperlink w:history="1" r:id="rIdho8xe2aqb34jtgu75lgz6">
+      <w:hyperlink w:history="1" r:id="rIdhgfyubuygcraxqkiltttp">
         <w:r>
           <w:rPr>
             <w:color w:val="0563C1"/>
@@ -3403,7 +3404,7 @@
       <w:r>
         <w:t xml:space="preserve">Dreyer, Edward L. </w:t>
       </w:r>
-      <w:hyperlink w:history="1" r:id="rIdmgey0kqq5gwdpblxzldej">
+      <w:hyperlink w:history="1" r:id="rIdfwk22rxljtg31tjfbzhtj">
         <w:r>
           <w:rPr>
             <w:color w:val="0563C1"/>
@@ -3429,9 +3430,9 @@
           <w:rFonts w:ascii="Amazon Ember" w:cs="Amazon Ember" w:eastAsia="Amazon Ember" w:hAnsi="Amazon Ember"/>
           <w:b/>
           <w:bCs/>
-          <w:color w:val="0000FF"/>
-          <w:sz w:val="36"/>
-          <w:szCs w:val="36"/>
+          <w:color w:val="1F4E79"/>
+          <w:sz w:val="32"/>
+          <w:szCs w:val="32"/>
         </w:rPr>
         <w:t xml:space="preserve">1450 to the Late 1800s: Machines and Manifestos — Renaissance, Enlightenment, and Industry</w:t>
       </w:r>
@@ -3451,7 +3452,7 @@
       <w:r>
         <w:t xml:space="preserve">Eisenstein, Elizabeth L. </w:t>
       </w:r>
-      <w:hyperlink w:history="1" r:id="rId3i5y1poedpsvnjnibnb_f">
+      <w:hyperlink w:history="1" r:id="rIdewy7rngabcgndxqq-qj_t">
         <w:r>
           <w:rPr>
             <w:color w:val="0563C1"/>
@@ -3479,7 +3480,7 @@
       <w:r>
         <w:t xml:space="preserve">Allen, Robert C. </w:t>
       </w:r>
-      <w:hyperlink w:history="1" r:id="rId8yitihwkr1clb13n-c_xp">
+      <w:hyperlink w:history="1" r:id="rIdtf5chs5airfdt-s7tbmjy">
         <w:r>
           <w:rPr>
             <w:color w:val="0563C1"/>
@@ -3507,7 +3508,7 @@
       <w:r>
         <w:t xml:space="preserve">Humphries, Jane. </w:t>
       </w:r>
-      <w:hyperlink w:history="1" r:id="rIdurbivikv5x-v2kgzr_lh2">
+      <w:hyperlink w:history="1" r:id="rIdreavug6p7nvkpgi_pr0nz">
         <w:r>
           <w:rPr>
             <w:color w:val="0563C1"/>
@@ -3535,7 +3536,7 @@
       <w:r>
         <w:t xml:space="preserve">Pomeranz, Kenneth. </w:t>
       </w:r>
-      <w:hyperlink w:history="1" r:id="rIdifwxgrlexxz6oukkkzdsl">
+      <w:hyperlink w:history="1" r:id="rId9pas4lq1k5y3fozhhywp4">
         <w:r>
           <w:rPr>
             <w:color w:val="0563C1"/>
@@ -3563,7 +3564,7 @@
       <w:r>
         <w:t xml:space="preserve">Bell, Michelle L., and Devra Lee Davis. “</w:t>
       </w:r>
-      <w:hyperlink w:history="1" r:id="rId6udqzwics9hopyt1m4fy6">
+      <w:hyperlink w:history="1" r:id="rId0mlhq1adxvddy5q1bfmgp">
         <w:r>
           <w:rPr>
             <w:color w:val="0563C1"/>
@@ -3589,9 +3590,9 @@
           <w:rFonts w:ascii="Amazon Ember" w:cs="Amazon Ember" w:eastAsia="Amazon Ember" w:hAnsi="Amazon Ember"/>
           <w:b/>
           <w:bCs/>
-          <w:color w:val="0000FF"/>
-          <w:sz w:val="36"/>
-          <w:szCs w:val="36"/>
+          <w:color w:val="1F4E79"/>
+          <w:sz w:val="32"/>
+          <w:szCs w:val="32"/>
         </w:rPr>
         <w:t xml:space="preserve">1776–1865: The Republic, With Exceptions — America</w:t>
       </w:r>
@@ -3611,7 +3612,7 @@
       <w:r>
         <w:t xml:space="preserve">Hacker, J. David. “</w:t>
       </w:r>
-      <w:hyperlink w:history="1" r:id="rIdgkir7p-f8iv428umasxhu">
+      <w:hyperlink w:history="1" r:id="rIdwui7be0auyrprp7slyir5">
         <w:r>
           <w:rPr>
             <w:color w:val="0563C1"/>
@@ -3639,7 +3640,7 @@
       <w:r>
         <w:t xml:space="preserve">Foner, Eric. </w:t>
       </w:r>
-      <w:hyperlink w:history="1" r:id="rIdugifcs57gt8xfplvrw5m7">
+      <w:hyperlink w:history="1" r:id="rIdhrph6monqqso3yezg1wux">
         <w:r>
           <w:rPr>
             <w:color w:val="0563C1"/>
@@ -3667,7 +3668,7 @@
       <w:r>
         <w:t xml:space="preserve">Saunt, Claudio. </w:t>
       </w:r>
-      <w:hyperlink w:history="1" r:id="rIdch4bwcwxd1jkvnawx_nqz">
+      <w:hyperlink w:history="1" r:id="rIdimgvuqzw298ullmvmh4gh">
         <w:r>
           <w:rPr>
             <w:color w:val="0563C1"/>
@@ -3695,7 +3696,7 @@
       <w:r>
         <w:t xml:space="preserve">Dubois, Laurent. </w:t>
       </w:r>
-      <w:hyperlink w:history="1" r:id="rIdbvxcemwkimmfreuz7nu1k">
+      <w:hyperlink w:history="1" r:id="rId6j_pnjv2bxzeypr1wvqjd">
         <w:r>
           <w:rPr>
             <w:color w:val="0563C1"/>
@@ -3723,7 +3724,7 @@
       <w:r>
         <w:t xml:space="preserve">Dolin, Eric Jay. </w:t>
       </w:r>
-      <w:hyperlink w:history="1" r:id="rIdvafwvflmmafdv_k_kg8zq">
+      <w:hyperlink w:history="1" r:id="rIdbsdjmn9rp_ihudekdmiqy">
         <w:r>
           <w:rPr>
             <w:color w:val="0563C1"/>
@@ -3751,7 +3752,7 @@
       <w:r>
         <w:t xml:space="preserve">Horn, James. </w:t>
       </w:r>
-      <w:hyperlink w:history="1" r:id="rId5mue-ou0pd7mmiwlsrvyq">
+      <w:hyperlink w:history="1" r:id="rIdqlo9fvntag9ub3kkg9yzo">
         <w:r>
           <w:rPr>
             <w:color w:val="0563C1"/>
@@ -3779,7 +3780,7 @@
       <w:r>
         <w:t xml:space="preserve">Wilentz, Sean. </w:t>
       </w:r>
-      <w:hyperlink w:history="1" r:id="rId9g2mekddxg3fj4zsf7hck">
+      <w:hyperlink w:history="1" r:id="rIdo_eoj98eibko7hbxkckja">
         <w:r>
           <w:rPr>
             <w:color w:val="0563C1"/>
@@ -3805,9 +3806,9 @@
           <w:rFonts w:ascii="Amazon Ember" w:cs="Amazon Ember" w:eastAsia="Amazon Ember" w:hAnsi="Amazon Ember"/>
           <w:b/>
           <w:bCs/>
-          <w:color w:val="0000FF"/>
-          <w:sz w:val="36"/>
-          <w:szCs w:val="36"/>
+          <w:color w:val="1F4E79"/>
+          <w:sz w:val="32"/>
+          <w:szCs w:val="32"/>
         </w:rPr>
         <w:t xml:space="preserve">1865 to Today: After the Bargain — America’s Long Account</w:t>
       </w:r>
@@ -3827,7 +3828,7 @@
       <w:r>
         <w:t xml:space="preserve">Equal Justice Initiative. </w:t>
       </w:r>
-      <w:hyperlink w:history="1" r:id="rIdtuzbbqfmx6dwioe6gxc1-">
+      <w:hyperlink w:history="1" r:id="rIdj12phqtp3_rsf2oasyoqw">
         <w:r>
           <w:rPr>
             <w:color w:val="0563C1"/>
@@ -3871,7 +3872,7 @@
       <w:r>
         <w:t xml:space="preserve">Robinson, Greg. </w:t>
       </w:r>
-      <w:hyperlink w:history="1" r:id="rIduuhb42ud4n2ajriodveg9">
+      <w:hyperlink w:history="1" r:id="rIdtbbbkgso8505e3vadp6hk">
         <w:r>
           <w:rPr>
             <w:color w:val="0563C1"/>
@@ -3899,7 +3900,7 @@
       <w:r>
         <w:t xml:space="preserve">Blinder, Alan S. </w:t>
       </w:r>
-      <w:hyperlink w:history="1" r:id="rIduesoahpmlmwzf8kcduzae">
+      <w:hyperlink w:history="1" r:id="rIdwdvpksoezqlje4hcbq5s4">
         <w:r>
           <w:rPr>
             <w:color w:val="0563C1"/>
@@ -3925,9 +3926,9 @@
           <w:rFonts w:ascii="Amazon Ember" w:cs="Amazon Ember" w:eastAsia="Amazon Ember" w:hAnsi="Amazon Ember"/>
           <w:b/>
           <w:bCs/>
-          <w:color w:val="0000FF"/>
-          <w:sz w:val="36"/>
-          <w:szCs w:val="36"/>
+          <w:color w:val="1F4E79"/>
+          <w:sz w:val="32"/>
+          <w:szCs w:val="32"/>
         </w:rPr>
         <w:t xml:space="preserve">1620 to 1993: God’s Own Experiment — Religion in America</w:t>
       </w:r>
@@ -3947,7 +3948,7 @@
       <w:r>
         <w:t xml:space="preserve">Butler, Jon. </w:t>
       </w:r>
-      <w:hyperlink w:history="1" r:id="rId00yoy0yyzlzvh9yibikrx">
+      <w:hyperlink w:history="1" r:id="rIdvnjcfntejpwyfbampvhaz">
         <w:r>
           <w:rPr>
             <w:color w:val="0563C1"/>
@@ -3975,7 +3976,7 @@
       <w:r>
         <w:t xml:space="preserve">Hatch, Nathan O. </w:t>
       </w:r>
-      <w:hyperlink w:history="1" r:id="rId6svn8gpoxup9gyzmbg79l">
+      <w:hyperlink w:history="1" r:id="rIdbzje5hgkts2q1_crb-yxp">
         <w:r>
           <w:rPr>
             <w:color w:val="0563C1"/>
@@ -4003,7 +4004,7 @@
       <w:r>
         <w:t xml:space="preserve">Bushman, Richard Lyman. </w:t>
       </w:r>
-      <w:hyperlink w:history="1" r:id="rIdzo0teiptfvi4we_zna6xd">
+      <w:hyperlink w:history="1" r:id="rIdmzvw0zryo0msjkqeq0wso">
         <w:r>
           <w:rPr>
             <w:color w:val="0563C1"/>
@@ -4031,7 +4032,7 @@
       <w:r>
         <w:t xml:space="preserve">Kraybill, Donald B., Karen M. Johnson-Weiner, and Steven M. Nolt. </w:t>
       </w:r>
-      <w:hyperlink w:history="1" r:id="rIduxzsfhs28eezwguuaiptp">
+      <w:hyperlink w:history="1" r:id="rId1xbwmcideu5ggwheaapqh">
         <w:r>
           <w:rPr>
             <w:color w:val="0563C1"/>
@@ -4059,7 +4060,7 @@
       <w:r>
         <w:t xml:space="preserve">Moore, Rebecca. </w:t>
       </w:r>
-      <w:hyperlink w:history="1" r:id="rIdmvtwt_z-x6qwhoxemwojy">
+      <w:hyperlink w:history="1" r:id="rIdcqxap34hy8y36-_3dl-lx">
         <w:r>
           <w:rPr>
             <w:color w:val="0563C1"/>
@@ -4085,9 +4086,9 @@
           <w:rFonts w:ascii="Amazon Ember" w:cs="Amazon Ember" w:eastAsia="Amazon Ember" w:hAnsi="Amazon Ember"/>
           <w:b/>
           <w:bCs/>
-          <w:color w:val="0000FF"/>
-          <w:sz w:val="36"/>
-          <w:szCs w:val="36"/>
+          <w:color w:val="1F4E79"/>
+          <w:sz w:val="32"/>
+          <w:szCs w:val="32"/>
         </w:rPr>
         <w:t xml:space="preserve">1808 to Today: Liberators and Generals — Latin America After the Empires</w:t>
       </w:r>
@@ -4123,7 +4124,7 @@
       <w:r>
         <w:t xml:space="preserve">Lynch, John. </w:t>
       </w:r>
-      <w:hyperlink w:history="1" r:id="rIdxsi3yvvc-d7ki_kgto5e4">
+      <w:hyperlink w:history="1" r:id="rIdekwzb8_v9_l-fnmjigkyk">
         <w:r>
           <w:rPr>
             <w:color w:val="0563C1"/>
@@ -4151,7 +4152,7 @@
       <w:r>
         <w:t xml:space="preserve">Dubois, Laurent. </w:t>
       </w:r>
-      <w:hyperlink w:history="1" r:id="rId_cdqfb3zceaiuqnb172mt">
+      <w:hyperlink w:history="1" r:id="rIdw1jlplcmdlgziv_90vgku">
         <w:r>
           <w:rPr>
             <w:color w:val="0563C1"/>
@@ -4179,7 +4180,7 @@
       <w:r>
         <w:t xml:space="preserve">Conrad, Robert Edgar. </w:t>
       </w:r>
-      <w:hyperlink w:history="1" r:id="rIdipgdpvvyj98qivwenslnx">
+      <w:hyperlink w:history="1" r:id="rId7ohvde5wxn7rhutzl4vfu">
         <w:r>
           <w:rPr>
             <w:color w:val="0563C1"/>
@@ -4204,7 +4205,7 @@
         </w:rPr>
         <w:t xml:space="preserve">Brazil’s share of the Atlantic slave trade. </w:t>
       </w:r>
-      <w:hyperlink w:history="1" r:id="rIdmq5mtdasb1-rirmvbbg3v">
+      <w:hyperlink w:history="1" r:id="rIdtbuvmkgqx27phvdlbxbmu">
         <w:r>
           <w:rPr>
             <w:color w:val="0563C1"/>
@@ -4232,7 +4233,7 @@
       <w:r>
         <w:t xml:space="preserve">Smith, Peter H. </w:t>
       </w:r>
-      <w:hyperlink w:history="1" r:id="rIdca85packxqxmatuks70zv">
+      <w:hyperlink w:history="1" r:id="rIdsh-e1rcphtgsuvv-z_ndw">
         <w:r>
           <w:rPr>
             <w:color w:val="0563C1"/>
@@ -4260,7 +4261,7 @@
       <w:r>
         <w:t xml:space="preserve">Schlesinger, Stephen, and Stephen Kinzer. </w:t>
       </w:r>
-      <w:hyperlink w:history="1" r:id="rIdm5ti8jaes4h-lzw12ekzw">
+      <w:hyperlink w:history="1" r:id="rIdlvh7gm6yzrtabxwxtohrh">
         <w:r>
           <w:rPr>
             <w:color w:val="0563C1"/>
@@ -4288,7 +4289,7 @@
       <w:r>
         <w:t xml:space="preserve">Slater, Candace. </w:t>
       </w:r>
-      <w:hyperlink w:history="1" r:id="rIdzseckuomwlpbhdpbvgiw5">
+      <w:hyperlink w:history="1" r:id="rIdzhsymcwc8qf6r1ubngwwl">
         <w:r>
           <w:rPr>
             <w:color w:val="0563C1"/>
@@ -4316,7 +4317,7 @@
       <w:r>
         <w:t xml:space="preserve">Taylor, Barbara L., et al. “</w:t>
       </w:r>
-      <w:hyperlink w:history="1" r:id="rIdm6p6yt-xqg_7_o6-ao1af">
+      <w:hyperlink w:history="1" r:id="rIdirihl7bco6hjcjstmqift">
         <w:r>
           <w:rPr>
             <w:color w:val="0563C1"/>
@@ -4344,7 +4345,7 @@
       <w:r>
         <w:t xml:space="preserve">NOAA Fisheries. “</w:t>
       </w:r>
-      <w:hyperlink w:history="1" r:id="rIdem_bffjynqcuboijt-kwl">
+      <w:hyperlink w:history="1" r:id="rIdgk9k7r32xhirs8emh-vew">
         <w:r>
           <w:rPr>
             <w:color w:val="0563C1"/>
@@ -4372,7 +4373,7 @@
       <w:r>
         <w:t xml:space="preserve">Skidmore, Thomas E. </w:t>
       </w:r>
-      <w:hyperlink w:history="1" r:id="rIdxfru67qpt4sy6wgw1kaks">
+      <w:hyperlink w:history="1" r:id="rIduoq7rc-vdv7csldzknotg">
         <w:r>
           <w:rPr>
             <w:color w:val="0563C1"/>
@@ -4400,7 +4401,7 @@
       <w:r>
         <w:t xml:space="preserve">Comisión Nacional sobre la Desaparición de Personas. </w:t>
       </w:r>
-      <w:hyperlink w:history="1" r:id="rIdcprufcccty7js3of-ewb_">
+      <w:hyperlink w:history="1" r:id="rIdadyjuq_ieevjilrn4bagk">
         <w:r>
           <w:rPr>
             <w:color w:val="0563C1"/>
@@ -4428,7 +4429,7 @@
       <w:r>
         <w:t xml:space="preserve">Nino, Carlos Santiago. </w:t>
       </w:r>
-      <w:hyperlink w:history="1" r:id="rIda1ty1vqufnykgkk75gsnj">
+      <w:hyperlink w:history="1" r:id="rIdxyw0gi6cmk00yfmyskcqu">
         <w:r>
           <w:rPr>
             <w:color w:val="0563C1"/>
@@ -4456,7 +4457,7 @@
       <w:r>
         <w:t xml:space="preserve">Bouvard, Marguerite Guzman. </w:t>
       </w:r>
-      <w:hyperlink w:history="1" r:id="rIdnfb6lp_kptm0eccaalwnz">
+      <w:hyperlink w:history="1" r:id="rIdatk9co6q-9lihsi8fz_3z">
         <w:r>
           <w:rPr>
             <w:color w:val="0563C1"/>
@@ -4484,7 +4485,7 @@
       <w:r>
         <w:t xml:space="preserve">Kornbluh, Peter. </w:t>
       </w:r>
-      <w:hyperlink w:history="1" r:id="rId96idubpp4fnlr3adk3q7s">
+      <w:hyperlink w:history="1" r:id="rIdpdefuzihye0tmgllyf627">
         <w:r>
           <w:rPr>
             <w:color w:val="0563C1"/>
@@ -4512,7 +4513,7 @@
       <w:r>
         <w:t xml:space="preserve">Jara, Joan. </w:t>
       </w:r>
-      <w:hyperlink w:history="1" r:id="rId7v5k4cas-a3m8uy1fjkep">
+      <w:hyperlink w:history="1" r:id="rId1uvn4o0m1faiaijkypip_">
         <w:r>
           <w:rPr>
             <w:color w:val="0563C1"/>
@@ -4540,7 +4541,7 @@
       <w:r>
         <w:t xml:space="preserve">LeoGrande, William M., and Peter Kornbluh. </w:t>
       </w:r>
-      <w:hyperlink w:history="1" r:id="rIdmxetzgutrmbilv9nojvoq">
+      <w:hyperlink w:history="1" r:id="rIdv4lpqll3mptzwco6kcpsg">
         <w:r>
           <w:rPr>
             <w:color w:val="0563C1"/>
@@ -4600,7 +4601,7 @@
       <w:r>
         <w:t xml:space="preserve">Secretaría de Gobernación (Mexico). “</w:t>
       </w:r>
-      <w:hyperlink w:history="1" r:id="rIdjxohij_zijqe2geldqze2">
+      <w:hyperlink w:history="1" r:id="rIdm5cotbgh59is4wnxbkx_l">
         <w:r>
           <w:rPr>
             <w:color w:val="0563C1"/>
@@ -4626,9 +4627,9 @@
           <w:rFonts w:ascii="Amazon Ember" w:cs="Amazon Ember" w:eastAsia="Amazon Ember" w:hAnsi="Amazon Ember"/>
           <w:b/>
           <w:bCs/>
-          <w:color w:val="0000FF"/>
-          <w:sz w:val="36"/>
-          <w:szCs w:val="36"/>
+          <w:color w:val="1F4E79"/>
+          <w:sz w:val="32"/>
+          <w:szCs w:val="32"/>
         </w:rPr>
         <w:t xml:space="preserve">1299 to Today: The Sublime Porte — The Ottoman Empire and the Map It Left</w:t>
       </w:r>
@@ -4648,7 +4649,7 @@
       <w:r>
         <w:t xml:space="preserve">Finkel, Caroline. </w:t>
       </w:r>
-      <w:hyperlink w:history="1" r:id="rIdi-bfqxzyqjdpdvp_vhiis">
+      <w:hyperlink w:history="1" r:id="rIdaud0b27qi2ayq7ef_rpzu">
         <w:r>
           <w:rPr>
             <w:color w:val="0563C1"/>
@@ -4676,7 +4677,7 @@
       <w:r>
         <w:t xml:space="preserve">Crowley, Roger. </w:t>
       </w:r>
-      <w:hyperlink w:history="1" r:id="rIdrccnbag6s8s5vmilyobmo">
+      <w:hyperlink w:history="1" r:id="rIdej-2kx8iaawkfdbiutwss">
         <w:r>
           <w:rPr>
             <w:color w:val="0563C1"/>
@@ -4704,7 +4705,7 @@
       <w:r>
         <w:t xml:space="preserve">Barkey, Karen. </w:t>
       </w:r>
-      <w:hyperlink w:history="1" r:id="rIdwlnl04dqnt_rqnj_-wv7x">
+      <w:hyperlink w:history="1" r:id="rIdjnivtzcybecbn6n7oqvcp">
         <w:r>
           <w:rPr>
             <w:color w:val="0563C1"/>
@@ -4732,7 +4733,7 @@
       <w:r>
         <w:t xml:space="preserve">Mazower, Mark. </w:t>
       </w:r>
-      <w:hyperlink w:history="1" r:id="rIdoyr268dfatjiw_v0zx4mk">
+      <w:hyperlink w:history="1" r:id="rIdnb9yrhjctnvzvinh3zh7e">
         <w:r>
           <w:rPr>
             <w:color w:val="0563C1"/>
@@ -4760,7 +4761,7 @@
       <w:r>
         <w:t xml:space="preserve">Suny, Ronald Grigor. “</w:t>
       </w:r>
-      <w:hyperlink w:history="1" r:id="rId1je_ncdbncxe5eg7ypmim">
+      <w:hyperlink w:history="1" r:id="rIdqi8yle6asgdx6x9ipfm2n">
         <w:r>
           <w:rPr>
             <w:color w:val="0563C1"/>
@@ -4788,7 +4789,7 @@
       <w:r>
         <w:t xml:space="preserve">Power, Samantha. “</w:t>
       </w:r>
-      <w:hyperlink w:history="1" r:id="rIdmbxury0kdtubij03gbjp7">
+      <w:hyperlink w:history="1" r:id="rIdhd5bj7kmrc7zjadukwf4k">
         <w:r>
           <w:rPr>
             <w:color w:val="0563C1"/>
@@ -4816,7 +4817,7 @@
       <w:r>
         <w:t xml:space="preserve">Hirschon, Renée, ed. </w:t>
       </w:r>
-      <w:hyperlink w:history="1" r:id="rIdusvibm74805pplmcictkq">
+      <w:hyperlink w:history="1" r:id="rIduz0itzpmsf3s7otnm1alh">
         <w:r>
           <w:rPr>
             <w:color w:val="0563C1"/>
@@ -4844,7 +4845,7 @@
       <w:r>
         <w:t xml:space="preserve">Rogan, Eugene. </w:t>
       </w:r>
-      <w:hyperlink w:history="1" r:id="rIdt3mre-gwr7jpi4ue8qctd">
+      <w:hyperlink w:history="1" r:id="rIdovdegfemp9e3n-s-pjqku">
         <w:r>
           <w:rPr>
             <w:color w:val="0563C1"/>
@@ -4872,7 +4873,7 @@
       <w:r>
         <w:t xml:space="preserve">Barr, James. </w:t>
       </w:r>
-      <w:hyperlink w:history="1" r:id="rIdvbbqvgz5wubapueoninyx">
+      <w:hyperlink w:history="1" r:id="rId4qnr2j1fjlhe7f7esblvu">
         <w:r>
           <w:rPr>
             <w:color w:val="0563C1"/>
@@ -4900,7 +4901,7 @@
       <w:r>
         <w:t xml:space="preserve">McDowall, David. </w:t>
       </w:r>
-      <w:hyperlink w:history="1" r:id="rIdcmgfz0ywtdhvluypu5ofk">
+      <w:hyperlink w:history="1" r:id="rIdaq6ho8ku9ddytfq9-9472">
         <w:r>
           <w:rPr>
             <w:color w:val="0563C1"/>
@@ -4928,7 +4929,7 @@
       <w:r>
         <w:t xml:space="preserve">Abrahamian, Ervand. </w:t>
       </w:r>
-      <w:hyperlink w:history="1" r:id="rIdswnrczw4pcdpwngudlj6w">
+      <w:hyperlink w:history="1" r:id="rIdnm0b0mbkfcezq_78lnpli">
         <w:r>
           <w:rPr>
             <w:color w:val="0563C1"/>
@@ -4956,7 +4957,7 @@
       <w:r>
         <w:t xml:space="preserve">Razoux, Pierre. </w:t>
       </w:r>
-      <w:hyperlink w:history="1" r:id="rIdravrq8nnhtv9ntpa4ugne">
+      <w:hyperlink w:history="1" r:id="rIdjy-xaups-yyrsutg1w8cz">
         <w:r>
           <w:rPr>
             <w:color w:val="0563C1"/>
@@ -4982,9 +4983,9 @@
           <w:rFonts w:ascii="Amazon Ember" w:cs="Amazon Ember" w:eastAsia="Amazon Ember" w:hAnsi="Amazon Ember"/>
           <w:b/>
           <w:bCs/>
-          <w:color w:val="0000FF"/>
-          <w:sz w:val="36"/>
-          <w:szCs w:val="36"/>
+          <w:color w:val="1F4E79"/>
+          <w:sz w:val="32"/>
+          <w:szCs w:val="32"/>
         </w:rPr>
         <w:t xml:space="preserve">1914–1918: Home by Christmas — The First World War</w:t>
       </w:r>
@@ -5004,7 +5005,7 @@
       <w:r>
         <w:t xml:space="preserve">Clark, Christopher. </w:t>
       </w:r>
-      <w:hyperlink w:history="1" r:id="rIdszo7iwv6mbzvgqs6lqlq0">
+      <w:hyperlink w:history="1" r:id="rIdtzfskf2piumoup9psawdl">
         <w:r>
           <w:rPr>
             <w:color w:val="0563C1"/>
@@ -5032,7 +5033,7 @@
       <w:r>
         <w:t xml:space="preserve">Strachan, Hew. </w:t>
       </w:r>
-      <w:hyperlink w:history="1" r:id="rIdbjik8xzmumqwikccmaqke">
+      <w:hyperlink w:history="1" r:id="rIdqgh8rxqqqkhbvyykrseiu">
         <w:r>
           <w:rPr>
             <w:color w:val="0563C1"/>
@@ -5076,7 +5077,7 @@
       <w:r>
         <w:t xml:space="preserve">Weintraub, Stanley. </w:t>
       </w:r>
-      <w:hyperlink w:history="1" r:id="rIduyuilxhemv0-bxgl0f0gf">
+      <w:hyperlink w:history="1" r:id="rIdsetcqtv8qedr63g_kxvdq">
         <w:r>
           <w:rPr>
             <w:color w:val="0563C1"/>
@@ -5104,7 +5105,7 @@
       <w:r>
         <w:t xml:space="preserve">Johnson, Niall P. A. S., and Juergen Mueller. “</w:t>
       </w:r>
-      <w:hyperlink w:history="1" r:id="rIdxvttnlwbyzhygegilv6ll">
+      <w:hyperlink w:history="1" r:id="rIdp-az7hhcsrkuzylwa6poa">
         <w:r>
           <w:rPr>
             <w:color w:val="0563C1"/>
@@ -5132,7 +5133,7 @@
       <w:r>
         <w:t xml:space="preserve">Spreeuwenberg, Peter, et al. “</w:t>
       </w:r>
-      <w:hyperlink w:history="1" r:id="rIdagvx6zq2ttviomomvl4us">
+      <w:hyperlink w:history="1" r:id="rIdbkxqnpmocc7i4ieclswjd">
         <w:r>
           <w:rPr>
             <w:color w:val="0563C1"/>
@@ -5160,7 +5161,7 @@
       <w:r>
         <w:t xml:space="preserve">Keynes, John Maynard. </w:t>
       </w:r>
-      <w:hyperlink w:history="1" r:id="rIdetv3vt5jby_ulfu_9oisx">
+      <w:hyperlink w:history="1" r:id="rIdv9hvvweqfmxn3o4csowcg">
         <w:r>
           <w:rPr>
             <w:color w:val="0563C1"/>
@@ -5186,9 +5187,9 @@
           <w:rFonts w:ascii="Amazon Ember" w:cs="Amazon Ember" w:eastAsia="Amazon Ember" w:hAnsi="Amazon Ember"/>
           <w:b/>
           <w:bCs/>
-          <w:color w:val="0000FF"/>
-          <w:sz w:val="36"/>
-          <w:szCs w:val="36"/>
+          <w:color w:val="1F4E79"/>
+          <w:sz w:val="32"/>
+          <w:szCs w:val="32"/>
         </w:rPr>
         <w:t xml:space="preserve">The Twentieth Century: Genius and Catastrophe — Great Countries, Terrible Decades</w:t>
       </w:r>
@@ -5208,7 +5209,7 @@
       <w:r>
         <w:t xml:space="preserve">Evans, Richard J. </w:t>
       </w:r>
-      <w:hyperlink w:history="1" r:id="rId7vshbyr3com_d1upakmtg">
+      <w:hyperlink w:history="1" r:id="rIds9ql-xw63xoptxdsmyteo">
         <w:r>
           <w:rPr>
             <w:color w:val="0563C1"/>
@@ -5236,7 +5237,7 @@
       <w:r>
         <w:t xml:space="preserve">Hilberg, Raul. </w:t>
       </w:r>
-      <w:hyperlink w:history="1" r:id="rIdhzjxudeiwfmn3srmmuxig">
+      <w:hyperlink w:history="1" r:id="rId4yq79j3vyaau6phree4du">
         <w:r>
           <w:rPr>
             <w:color w:val="0563C1"/>
@@ -5264,7 +5265,7 @@
       <w:r>
         <w:t xml:space="preserve">Kiernan, Ben. </w:t>
       </w:r>
-      <w:hyperlink w:history="1" r:id="rIdgbzxxw5zrqehenywgum9i">
+      <w:hyperlink w:history="1" r:id="rIdqjmogogli7cyvkjeo4wcv">
         <w:r>
           <w:rPr>
             <w:color w:val="0563C1"/>
@@ -5292,7 +5293,7 @@
       <w:r>
         <w:t xml:space="preserve">Levitsky, Steven, and Daniel Ziblatt. </w:t>
       </w:r>
-      <w:hyperlink w:history="1" r:id="rIdortmerukf7re7vrxtoccm">
+      <w:hyperlink w:history="1" r:id="rIdlhkjxj8ay3b2hsoteq1-m">
         <w:r>
           <w:rPr>
             <w:color w:val="0563C1"/>
@@ -5320,7 +5321,7 @@
       <w:r>
         <w:t xml:space="preserve">Neiman, Susan. </w:t>
       </w:r>
-      <w:hyperlink w:history="1" r:id="rId0e3b67mtielm9rnxfvpbk">
+      <w:hyperlink w:history="1" r:id="rIdy6ce-yiqp0mnu7b7xjjs2">
         <w:r>
           <w:rPr>
             <w:color w:val="0563C1"/>
@@ -5364,7 +5365,7 @@
       <w:r>
         <w:t xml:space="preserve">Broberg, Gunnar, and Nils Roll-Hansen, eds. </w:t>
       </w:r>
-      <w:hyperlink w:history="1" r:id="rIdko25qojpnw83bz-kjvhli">
+      <w:hyperlink w:history="1" r:id="rIdgyyeoevab-bdiex-8e2e8">
         <w:r>
           <w:rPr>
             <w:color w:val="0563C1"/>
@@ -5390,9 +5391,9 @@
           <w:rFonts w:ascii="Amazon Ember" w:cs="Amazon Ember" w:eastAsia="Amazon Ember" w:hAnsi="Amazon Ember"/>
           <w:b/>
           <w:bCs/>
-          <w:color w:val="0000FF"/>
-          <w:sz w:val="36"/>
-          <w:szCs w:val="36"/>
+          <w:color w:val="1F4E79"/>
+          <w:sz w:val="32"/>
+          <w:szCs w:val="32"/>
         </w:rPr>
         <w:t xml:space="preserve">1853–1947: Japan, Restoration, and Empire</w:t>
       </w:r>
@@ -5412,7 +5413,7 @@
       <w:r>
         <w:t xml:space="preserve">Jansen, Marius B. </w:t>
       </w:r>
-      <w:hyperlink w:history="1" r:id="rIdj_juvvjr7ty-ifalqy61j">
+      <w:hyperlink w:history="1" r:id="rIdjqz0v4r4xgmuqz3wfan2r">
         <w:r>
           <w:rPr>
             <w:color w:val="0563C1"/>
@@ -5440,7 +5441,7 @@
       <w:r>
         <w:t xml:space="preserve">Fogel, Joshua A., ed. </w:t>
       </w:r>
-      <w:hyperlink w:history="1" r:id="rIdsprb2yneqrzcchblb5uvw">
+      <w:hyperlink w:history="1" r:id="rIdvivizuedvhzdt_nedqp7a">
         <w:r>
           <w:rPr>
             <w:color w:val="0563C1"/>
@@ -5468,7 +5469,7 @@
       <w:r>
         <w:t xml:space="preserve">Ohnuki-Tierney, Emiko. </w:t>
       </w:r>
-      <w:hyperlink w:history="1" r:id="rIdu3d2ym4nfltj74xnimoek">
+      <w:hyperlink w:history="1" r:id="rIdhopcmnbqyfhx-upw5a8sa">
         <w:r>
           <w:rPr>
             <w:color w:val="0563C1"/>
@@ -5496,7 +5497,7 @@
       <w:r>
         <w:t xml:space="preserve">Dower, John W. </w:t>
       </w:r>
-      <w:hyperlink w:history="1" r:id="rIdnvuu1vxkut_bxtqcrv3kk">
+      <w:hyperlink w:history="1" r:id="rIdi1pf7654tflis963ckon9">
         <w:r>
           <w:rPr>
             <w:color w:val="0563C1"/>
@@ -5522,9 +5523,9 @@
           <w:rFonts w:ascii="Amazon Ember" w:cs="Amazon Ember" w:eastAsia="Amazon Ember" w:hAnsi="Amazon Ember"/>
           <w:b/>
           <w:bCs/>
-          <w:color w:val="0000FF"/>
-          <w:sz w:val="36"/>
-          <w:szCs w:val="36"/>
+          <w:color w:val="1F4E79"/>
+          <w:sz w:val="32"/>
+          <w:szCs w:val="32"/>
         </w:rPr>
         <w:t xml:space="preserve">1861–1946: Italy, Rome’s Heir and the Fascist Detour</w:t>
       </w:r>
@@ -5544,7 +5545,7 @@
       <w:r>
         <w:t xml:space="preserve">Duggan, Christopher. </w:t>
       </w:r>
-      <w:hyperlink w:history="1" r:id="rIdpmpmletifqcukej9ydh2g">
+      <w:hyperlink w:history="1" r:id="rId0vmyhpbrvhwvmfscrrn-t">
         <w:r>
           <w:rPr>
             <w:color w:val="0563C1"/>
@@ -5572,7 +5573,7 @@
       <w:r>
         <w:t xml:space="preserve">Bosworth, R. J. B. </w:t>
       </w:r>
-      <w:hyperlink w:history="1" r:id="rIdjlrkb0ucrlhpmzll1byk8">
+      <w:hyperlink w:history="1" r:id="rIdon5-sxu5imu0fxa9k1g4i">
         <w:r>
           <w:rPr>
             <w:color w:val="0563C1"/>
@@ -5600,7 +5601,7 @@
       <w:r>
         <w:t xml:space="preserve">Domenico, Roy Palmer. </w:t>
       </w:r>
-      <w:hyperlink w:history="1" r:id="rIdvhgkll7sfwy0fbyj31pyl">
+      <w:hyperlink w:history="1" r:id="rIdfmnx5x3ncw7edeybq7fvc">
         <w:r>
           <w:rPr>
             <w:color w:val="0563C1"/>
@@ -5626,9 +5627,9 @@
           <w:rFonts w:ascii="Amazon Ember" w:cs="Amazon Ember" w:eastAsia="Amazon Ember" w:hAnsi="Amazon Ember"/>
           <w:b/>
           <w:bCs/>
-          <w:color w:val="0000FF"/>
-          <w:sz w:val="36"/>
-          <w:szCs w:val="36"/>
+          <w:color w:val="1F4E79"/>
+          <w:sz w:val="32"/>
+          <w:szCs w:val="32"/>
         </w:rPr>
         <w:t xml:space="preserve">Medieval Córdoba to 1981: Spain, Convivencia and the General</w:t>
       </w:r>
@@ -5648,7 +5649,7 @@
       <w:r>
         <w:t xml:space="preserve">Menocal, María Rosa. </w:t>
       </w:r>
-      <w:hyperlink w:history="1" r:id="rIdnd1w7bcnmiamqg76vlpmu">
+      <w:hyperlink w:history="1" r:id="rId7xkmb3w8aiycuyvkfxf8_">
         <w:r>
           <w:rPr>
             <w:color w:val="0563C1"/>
@@ -5676,7 +5677,7 @@
       <w:r>
         <w:t xml:space="preserve">Fernández-Morera, Darío. </w:t>
       </w:r>
-      <w:hyperlink w:history="1" r:id="rIdfcfz7-qk9wkzjknb_2wl_">
+      <w:hyperlink w:history="1" r:id="rIdhsh2ybhjttmaxatij_s8y">
         <w:r>
           <w:rPr>
             <w:color w:val="0563C1"/>
@@ -5704,7 +5705,7 @@
       <w:r>
         <w:t xml:space="preserve">Kraemer, Joel L. </w:t>
       </w:r>
-      <w:hyperlink w:history="1" r:id="rIddenu-4hzvyjlloa6hz8fs">
+      <w:hyperlink w:history="1" r:id="rIday2lmt_813994swtyoa7p">
         <w:r>
           <w:rPr>
             <w:color w:val="0563C1"/>
@@ -5732,7 +5733,7 @@
       <w:r>
         <w:t xml:space="preserve">Preston, Paul. </w:t>
       </w:r>
-      <w:hyperlink w:history="1" r:id="rIdwgrtxnknurinoanqhkfhg">
+      <w:hyperlink w:history="1" r:id="rIdoxevcnnjk_mh60rtkvgxg">
         <w:r>
           <w:rPr>
             <w:color w:val="0563C1"/>
@@ -5760,7 +5761,7 @@
       <w:r>
         <w:t xml:space="preserve">Aguilar, Paloma. </w:t>
       </w:r>
-      <w:hyperlink w:history="1" r:id="rIdssyahjjm3hascaisakbc1">
+      <w:hyperlink w:history="1" r:id="rId9rvxmwzv_ajdnxeatzx3e">
         <w:r>
           <w:rPr>
             <w:color w:val="0563C1"/>
@@ -5786,9 +5787,9 @@
           <w:rFonts w:ascii="Amazon Ember" w:cs="Amazon Ember" w:eastAsia="Amazon Ember" w:hAnsi="Amazon Ember"/>
           <w:b/>
           <w:bCs/>
-          <w:color w:val="0000FF"/>
-          <w:sz w:val="36"/>
-          <w:szCs w:val="36"/>
+          <w:color w:val="1F4E79"/>
+          <w:sz w:val="32"/>
+          <w:szCs w:val="32"/>
         </w:rPr>
         <w:t xml:space="preserve">1917–1991: The Soviet Union, Ideals and Iron</w:t>
       </w:r>
@@ -5824,7 +5825,7 @@
       <w:r>
         <w:t xml:space="preserve">Applebaum, Anne. </w:t>
       </w:r>
-      <w:hyperlink w:history="1" r:id="rId7of1r6n9yxsx-rymf6dva">
+      <w:hyperlink w:history="1" r:id="rId0jr-mctlkmbvzgq-g86ie">
         <w:r>
           <w:rPr>
             <w:color w:val="0563C1"/>
@@ -5852,7 +5853,7 @@
       <w:r>
         <w:t xml:space="preserve">Applebaum, Anne. </w:t>
       </w:r>
-      <w:hyperlink w:history="1" r:id="rIdw2rcmwnpotn_i5lefwcfl">
+      <w:hyperlink w:history="1" r:id="rId4y3jy5hnuebgj1axay9l2">
         <w:r>
           <w:rPr>
             <w:color w:val="0563C1"/>
@@ -5880,7 +5881,7 @@
       <w:r>
         <w:t xml:space="preserve">Sanford, George. </w:t>
       </w:r>
-      <w:hyperlink w:history="1" r:id="rId66rnvpshdwkbxtguku8uc">
+      <w:hyperlink w:history="1" r:id="rId_nft6gul-yf9hipp3onrx">
         <w:r>
           <w:rPr>
             <w:color w:val="0563C1"/>
@@ -5908,7 +5909,7 @@
       <w:r>
         <w:t xml:space="preserve">Plokhy, Serhii. </w:t>
       </w:r>
-      <w:hyperlink w:history="1" r:id="rIdcezaaqvy9dq3p7rzyjvtc">
+      <w:hyperlink w:history="1" r:id="rIdjdi_sarbqhelwx9uyc6kg">
         <w:r>
           <w:rPr>
             <w:color w:val="0563C1"/>
@@ -5936,7 +5937,7 @@
       <w:r>
         <w:t xml:space="preserve">Roberts, Geoffrey. </w:t>
       </w:r>
-      <w:hyperlink w:history="1" r:id="rId7lpovsnfglc3npitil42l">
+      <w:hyperlink w:history="1" r:id="rIdlo-9ygun4m6zvxue9sjyg">
         <w:r>
           <w:rPr>
             <w:color w:val="0563C1"/>
@@ -5962,9 +5963,9 @@
           <w:rFonts w:ascii="Amazon Ember" w:cs="Amazon Ember" w:eastAsia="Amazon Ember" w:hAnsi="Amazon Ember"/>
           <w:b/>
           <w:bCs/>
-          <w:color w:val="0000FF"/>
-          <w:sz w:val="36"/>
-          <w:szCs w:val="36"/>
+          <w:color w:val="1F4E79"/>
+          <w:sz w:val="32"/>
+          <w:szCs w:val="32"/>
         </w:rPr>
         <w:t xml:space="preserve">1949 to Today: China, the Long Memory and the Great Leap</w:t>
       </w:r>
@@ -5984,7 +5985,7 @@
       <w:r>
         <w:t xml:space="preserve">Dikötter, Frank. </w:t>
       </w:r>
-      <w:hyperlink w:history="1" r:id="rIdjaudqxn-8xkhha881i0ym">
+      <w:hyperlink w:history="1" r:id="rIdhzpjlbplla-s5pqb0ms6h">
         <w:r>
           <w:rPr>
             <w:color w:val="0563C1"/>
@@ -6012,7 +6013,7 @@
       <w:r>
         <w:t xml:space="preserve">Yang Jisheng. </w:t>
       </w:r>
-      <w:hyperlink w:history="1" r:id="rIdxoatxzalym_6dmrycklb6">
+      <w:hyperlink w:history="1" r:id="rIdu1ow73xtj1eph3q73hqo9">
         <w:r>
           <w:rPr>
             <w:color w:val="0563C1"/>
@@ -6040,7 +6041,7 @@
       <w:r>
         <w:t xml:space="preserve">MacFarquhar, Roderick, and Michael Schoenhals. </w:t>
       </w:r>
-      <w:hyperlink w:history="1" r:id="rIdm69vthbylwiexjbpeb8z7">
+      <w:hyperlink w:history="1" r:id="rIdygtos_hyj2awyxd6vb-mf">
         <w:r>
           <w:rPr>
             <w:color w:val="0563C1"/>
@@ -6068,7 +6069,7 @@
       <w:r>
         <w:t xml:space="preserve">Jambeck, Jenna R., et al. “</w:t>
       </w:r>
-      <w:hyperlink w:history="1" r:id="rIdh7zphugsjmmajuaq8-jsd">
+      <w:hyperlink w:history="1" r:id="rIdp3lvu_c6sw1lfeuaz0bgs">
         <w:r>
           <w:rPr>
             <w:color w:val="0563C1"/>
@@ -6096,7 +6097,7 @@
       <w:r>
         <w:t xml:space="preserve">Meijer, Lourens J. J., et al. “</w:t>
       </w:r>
-      <w:hyperlink w:history="1" r:id="rIdpkay5wk_sxxbtazeku8r8">
+      <w:hyperlink w:history="1" r:id="rIdaphy4fcmdu8jxeyglvacn">
         <w:r>
           <w:rPr>
             <w:color w:val="0563C1"/>
@@ -6124,7 +6125,7 @@
       <w:r>
         <w:t xml:space="preserve">Economy, Elizabeth C. </w:t>
       </w:r>
-      <w:hyperlink w:history="1" r:id="rIde4sphfeb7ng6qm8tf_q4_">
+      <w:hyperlink w:history="1" r:id="rIds8qludylw3fc7oer5ryac">
         <w:r>
           <w:rPr>
             <w:color w:val="0563C1"/>
@@ -6184,7 +6185,7 @@
       <w:r>
         <w:t xml:space="preserve">McDonell, Stephen. “</w:t>
       </w:r>
-      <w:hyperlink w:history="1" r:id="rIdmpogxxxj3k76e3fgstysp">
+      <w:hyperlink w:history="1" r:id="rIdxjrg2vl-zugvailb0pa1k">
         <w:r>
           <w:rPr>
             <w:color w:val="0563C1"/>
@@ -6212,7 +6213,7 @@
       <w:r>
         <w:t xml:space="preserve">Agence France-Presse. “‘Oh, Bother’: </w:t>
       </w:r>
-      <w:hyperlink w:history="1" r:id="rIdb44kkuff1ewzlbmmuhpxv">
+      <w:hyperlink w:history="1" r:id="rId2i632bore7xpbkvlgey2w">
         <w:r>
           <w:rPr>
             <w:color w:val="0563C1"/>
@@ -6238,9 +6239,9 @@
           <w:rFonts w:ascii="Amazon Ember" w:cs="Amazon Ember" w:eastAsia="Amazon Ember" w:hAnsi="Amazon Ember"/>
           <w:b/>
           <w:bCs/>
-          <w:color w:val="0000FF"/>
-          <w:sz w:val="36"/>
-          <w:szCs w:val="36"/>
+          <w:color w:val="1F4E79"/>
+          <w:sz w:val="32"/>
+          <w:szCs w:val="32"/>
         </w:rPr>
         <w:t xml:space="preserve">The 13th Century BCE to 1948 CE: The People Who Kept Their Story — A Complete History of the Jews</w:t>
       </w:r>
@@ -6260,7 +6261,7 @@
       <w:r>
         <w:t xml:space="preserve">Schama, Simon. </w:t>
       </w:r>
-      <w:hyperlink w:history="1" r:id="rIdnudpcyl_ue2zwxuyqlnd-">
+      <w:hyperlink w:history="1" r:id="rIdtldmebzkjmdfsb4tcwu2m">
         <w:r>
           <w:rPr>
             <w:color w:val="0563C1"/>
@@ -6288,7 +6289,7 @@
       <w:r>
         <w:t xml:space="preserve">Finkelstein, Israel, and Neil Asher Silberman. </w:t>
       </w:r>
-      <w:hyperlink w:history="1" r:id="rIdjthmprw1wgjzurks1chb5">
+      <w:hyperlink w:history="1" r:id="rIdwb97vrpfogyxeku_we7lv">
         <w:r>
           <w:rPr>
             <w:color w:val="0563C1"/>
@@ -6316,7 +6317,7 @@
       <w:r>
         <w:t xml:space="preserve">VanderKam, James C. </w:t>
       </w:r>
-      <w:hyperlink w:history="1" r:id="rIdcfgnvqbsxnvguldhpzwcd">
+      <w:hyperlink w:history="1" r:id="rIdzlqiei_jo0ivslvxf5sgc">
         <w:r>
           <w:rPr>
             <w:color w:val="0563C1"/>
@@ -6344,7 +6345,7 @@
       <w:r>
         <w:t xml:space="preserve">Magness, Jodi. </w:t>
       </w:r>
-      <w:hyperlink w:history="1" r:id="rIdz3cczvk1n9rdnbcafmvpr">
+      <w:hyperlink w:history="1" r:id="rIdvc2im45mwue01mwiteujo">
         <w:r>
           <w:rPr>
             <w:color w:val="0563C1"/>
@@ -6372,7 +6373,7 @@
       <w:r>
         <w:t xml:space="preserve">Morris, Benny. </w:t>
       </w:r>
-      <w:hyperlink w:history="1" r:id="rIdo-l8vfziwdvknit6kibj-">
+      <w:hyperlink w:history="1" r:id="rIdbpy7utr5wrbw-aebewczk">
         <w:r>
           <w:rPr>
             <w:color w:val="0563C1"/>
@@ -6398,9 +6399,9 @@
           <w:rFonts w:ascii="Amazon Ember" w:cs="Amazon Ember" w:eastAsia="Amazon Ember" w:hAnsi="Amazon Ember"/>
           <w:b/>
           <w:bCs/>
-          <w:color w:val="0000FF"/>
-          <w:sz w:val="36"/>
-          <w:szCs w:val="36"/>
+          <w:color w:val="1F4E79"/>
+          <w:sz w:val="32"/>
+          <w:szCs w:val="32"/>
         </w:rPr>
         <w:t xml:space="preserve">1945–1991: Cold War — Two Powers, One Planet</w:t>
       </w:r>
@@ -6420,7 +6421,7 @@
       <w:r>
         <w:t xml:space="preserve">Gaddis, John Lewis. </w:t>
       </w:r>
-      <w:hyperlink w:history="1" r:id="rIdff2ipwn-y9b-pxx27nfs9">
+      <w:hyperlink w:history="1" r:id="rId7swe9mdztxnqzvwre1osl">
         <w:r>
           <w:rPr>
             <w:color w:val="0563C1"/>
@@ -6448,7 +6449,7 @@
       <w:r>
         <w:t xml:space="preserve">Savranskaya, Svetlana V. “</w:t>
       </w:r>
-      <w:hyperlink w:history="1" r:id="rId3abd--ehbef5pbhx9isxz">
+      <w:hyperlink w:history="1" r:id="rIdn3p60tlkizcbrzdqc2aoh">
         <w:r>
           <w:rPr>
             <w:color w:val="0563C1"/>
@@ -6476,7 +6477,7 @@
       <w:r>
         <w:t xml:space="preserve">Hoffman, David E. </w:t>
       </w:r>
-      <w:hyperlink w:history="1" r:id="rId9uxchstj4vzc0gba1fgq5">
+      <w:hyperlink w:history="1" r:id="rIdanxnwi2eafthw9xxqeqyr">
         <w:r>
           <w:rPr>
             <w:color w:val="0563C1"/>
@@ -6504,7 +6505,7 @@
       <w:r>
         <w:t xml:space="preserve">Rhodes, Richard. </w:t>
       </w:r>
-      <w:hyperlink w:history="1" r:id="rIdm_gz8mtifo8fjvl1ao4ii">
+      <w:hyperlink w:history="1" r:id="rIdgwj1yfoa3l_nb0xundtsh">
         <w:r>
           <w:rPr>
             <w:color w:val="0563C1"/>
@@ -6532,7 +6533,7 @@
       <w:r>
         <w:t xml:space="preserve">Niedenthal, Jack. </w:t>
       </w:r>
-      <w:hyperlink w:history="1" r:id="rIdzlwqaj-wf8alaipwzevu2">
+      <w:hyperlink w:history="1" r:id="rId4fyfbkmz5c5ii98ihdumb">
         <w:r>
           <w:rPr>
             <w:color w:val="0563C1"/>
@@ -6558,9 +6559,9 @@
           <w:rFonts w:ascii="Amazon Ember" w:cs="Amazon Ember" w:eastAsia="Amazon Ember" w:hAnsi="Amazon Ember"/>
           <w:b/>
           <w:bCs/>
-          <w:color w:val="0000FF"/>
-          <w:sz w:val="36"/>
-          <w:szCs w:val="36"/>
+          <w:color w:val="1F4E79"/>
+          <w:sz w:val="32"/>
+          <w:szCs w:val="32"/>
         </w:rPr>
         <w:t xml:space="preserve">1957 to 2026: Leaving the Cradle — Space Travel, the Moon, Mars, and (Maybe) the Galaxy</w:t>
       </w:r>
@@ -6580,7 +6581,7 @@
       <w:r>
         <w:t xml:space="preserve">NASA. “</w:t>
       </w:r>
-      <w:hyperlink w:history="1" r:id="rIdnlmyeebekyool7yvb79sc">
+      <w:hyperlink w:history="1" r:id="rId6odzxv74-wuyrms61kcly">
         <w:r>
           <w:rPr>
             <w:color w:val="0563C1"/>
@@ -6608,7 +6609,7 @@
       <w:r>
         <w:t xml:space="preserve">Chaikin, Andrew. </w:t>
       </w:r>
-      <w:hyperlink w:history="1" r:id="rIdgy99crtydgnqheun2zoj7">
+      <w:hyperlink w:history="1" r:id="rIdsx2x8u179ang6tykynq9r">
         <w:r>
           <w:rPr>
             <w:color w:val="0563C1"/>
@@ -6636,7 +6637,7 @@
       <w:r>
         <w:t xml:space="preserve">Siddiqi, Asif A. </w:t>
       </w:r>
-      <w:hyperlink w:history="1" r:id="rIdeqotxwvwh_yw8wt28pdmf">
+      <w:hyperlink w:history="1" r:id="rIddmhg12u5ualsffh0i2mku">
         <w:r>
           <w:rPr>
             <w:color w:val="0563C1"/>
@@ -6664,7 +6665,7 @@
       <w:r>
         <w:t xml:space="preserve">Colaprete, Anthony, et al. “</w:t>
       </w:r>
-      <w:hyperlink w:history="1" r:id="rId-yd-bbe-vfcy_0meftorh">
+      <w:hyperlink w:history="1" r:id="rIdvdv2irh2qguhkiu1u0szy">
         <w:r>
           <w:rPr>
             <w:color w:val="0563C1"/>
@@ -6692,7 +6693,7 @@
       <w:r>
         <w:t xml:space="preserve">Sheehan, William. </w:t>
       </w:r>
-      <w:hyperlink w:history="1" r:id="rIdzt1suhu7jcsincbt7qs1o">
+      <w:hyperlink w:history="1" r:id="rId2q7c7awqgpsqnx_ba74cj">
         <w:r>
           <w:rPr>
             <w:color w:val="0563C1"/>
@@ -6720,7 +6721,7 @@
       <w:r>
         <w:t xml:space="preserve">Grotzinger, John P., et al. “</w:t>
       </w:r>
-      <w:hyperlink w:history="1" r:id="rIdhc-0tvcopldte93ot82b2">
+      <w:hyperlink w:history="1" r:id="rIdwuswqlien40u_dtnl8ldd">
         <w:r>
           <w:rPr>
             <w:color w:val="0563C1"/>
@@ -6748,7 +6749,7 @@
       <w:r>
         <w:t xml:space="preserve">Mangold, Nicolas, et al. “</w:t>
       </w:r>
-      <w:hyperlink w:history="1" r:id="rId1bswieww9gdkuwbhcuahk">
+      <w:hyperlink w:history="1" r:id="rId8fgfjcqwspvahdekr5k46">
         <w:r>
           <w:rPr>
             <w:color w:val="0563C1"/>
@@ -6774,9 +6775,9 @@
           <w:rFonts w:ascii="Amazon Ember" w:cs="Amazon Ember" w:eastAsia="Amazon Ember" w:hAnsi="Amazon Ember"/>
           <w:b/>
           <w:bCs/>
-          <w:color w:val="0000FF"/>
-          <w:sz w:val="36"/>
-          <w:szCs w:val="36"/>
+          <w:color w:val="1F4E79"/>
+          <w:sz w:val="32"/>
+          <w:szCs w:val="32"/>
         </w:rPr>
         <w:t xml:space="preserve">1905 Onward: The Physics That Finally Made Sense to Someone</w:t>
       </w:r>
@@ -6796,7 +6797,7 @@
       <w:r>
         <w:t xml:space="preserve">Ashby, Neil. “</w:t>
       </w:r>
-      <w:hyperlink w:history="1" r:id="rIdmqkrhzld92dktekz_vpnm">
+      <w:hyperlink w:history="1" r:id="rIdx8vfoo7hrthq85ztupewc">
         <w:r>
           <w:rPr>
             <w:color w:val="0563C1"/>
@@ -6824,7 +6825,7 @@
       <w:r>
         <w:t xml:space="preserve">Dyson, F. W., A. S. Eddington, and C. Davidson. “</w:t>
       </w:r>
-      <w:hyperlink w:history="1" r:id="rIdsyrw4oglrplr17hjwwsxw">
+      <w:hyperlink w:history="1" r:id="rId37_2t49gnzbe-ukb7zpzn">
         <w:r>
           <w:rPr>
             <w:color w:val="0563C1"/>
@@ -6852,7 +6853,7 @@
       <w:r>
         <w:t xml:space="preserve">Au, Whitlow W. L. </w:t>
       </w:r>
-      <w:hyperlink w:history="1" r:id="rIdcmaq0j0zc9cmxxzwminyr">
+      <w:hyperlink w:history="1" r:id="rIdcl_a9lasksbt_1lpo6bcf">
         <w:r>
           <w:rPr>
             <w:color w:val="0563C1"/>
@@ -6880,7 +6881,7 @@
       <w:r>
         <w:t xml:space="preserve">Susskind, Leonard. “</w:t>
       </w:r>
-      <w:hyperlink w:history="1" r:id="rIdiabgncoe41hehsug_x7nj">
+      <w:hyperlink w:history="1" r:id="rIdegqinw77sqzhyld7rbg4m">
         <w:r>
           <w:rPr>
             <w:color w:val="0563C1"/>
@@ -6908,7 +6909,7 @@
       <w:r>
         <w:t xml:space="preserve">Scerri, Eric R. </w:t>
       </w:r>
-      <w:hyperlink w:history="1" r:id="rId5xsqiydlvjb6sv-b02gvr">
+      <w:hyperlink w:history="1" r:id="rIdejefailacr4mujifaqul4">
         <w:r>
           <w:rPr>
             <w:color w:val="0563C1"/>
@@ -6936,7 +6937,7 @@
       <w:r>
         <w:t xml:space="preserve">Erisman, Jan Willem, et al. “</w:t>
       </w:r>
-      <w:hyperlink w:history="1" r:id="rId0envqoi7kpqgso_gyzxy5">
+      <w:hyperlink w:history="1" r:id="rId7-a-_lmokowu0mft0ihbm">
         <w:r>
           <w:rPr>
             <w:color w:val="0563C1"/>
@@ -6964,7 +6965,7 @@
       <w:r>
         <w:t xml:space="preserve">Watson, J. D., and F. H. C. Crick. “</w:t>
       </w:r>
-      <w:hyperlink w:history="1" r:id="rIdfyqaqeqn5lthhvmzhdswk">
+      <w:hyperlink w:history="1" r:id="rIdr4ui5imaytkb2p6e1oyeg">
         <w:r>
           <w:rPr>
             <w:color w:val="0563C1"/>
@@ -6992,7 +6993,7 @@
       <w:r>
         <w:t xml:space="preserve">Franklin, Rosalind E., and R. G. Gosling. “</w:t>
       </w:r>
-      <w:hyperlink w:history="1" r:id="rIdngv3uxkb236za7lup8a9z">
+      <w:hyperlink w:history="1" r:id="rIdiysvegtwcbjctojxoxxxq">
         <w:r>
           <w:rPr>
             <w:color w:val="0563C1"/>
@@ -7020,7 +7021,7 @@
       <w:r>
         <w:t xml:space="preserve">International Human Genome Sequencing Consortium. “</w:t>
       </w:r>
-      <w:hyperlink w:history="1" r:id="rIdzjnw8ebx7ofbl8j9hbnf3">
+      <w:hyperlink w:history="1" r:id="rIdg7i-ixwipctf9ixmenlf4">
         <w:r>
           <w:rPr>
             <w:color w:val="0563C1"/>
@@ -7048,7 +7049,7 @@
       <w:r>
         <w:t xml:space="preserve">International Human Genome Sequencing Consortium. “</w:t>
       </w:r>
-      <w:hyperlink w:history="1" r:id="rIdqdgoqwiny9oahprlhsxpg">
+      <w:hyperlink w:history="1" r:id="rIdp3hkscadiuj-59njnsa_q">
         <w:r>
           <w:rPr>
             <w:color w:val="0563C1"/>
@@ -7076,7 +7077,7 @@
       <w:r>
         <w:t xml:space="preserve">Nurk, Sergey, et al. “</w:t>
       </w:r>
-      <w:hyperlink w:history="1" r:id="rIdbv-bhk9anskbwcgyyaupn">
+      <w:hyperlink w:history="1" r:id="rId8oo5hm3ir5fic5zcyce-f">
         <w:r>
           <w:rPr>
             <w:color w:val="0563C1"/>
@@ -7104,7 +7105,7 @@
       <w:r>
         <w:t xml:space="preserve">Vine, F. J., and D. H. Matthews. “</w:t>
       </w:r>
-      <w:hyperlink w:history="1" r:id="rIdgnysofoaqzsprpflcve6x">
+      <w:hyperlink w:history="1" r:id="rId_f31b9wt-5nqppiulllcx">
         <w:r>
           <w:rPr>
             <w:color w:val="0563C1"/>
@@ -7132,7 +7133,7 @@
       <w:r>
         <w:t xml:space="preserve">Alpher, Ralph A., and Robert Herman. “</w:t>
       </w:r>
-      <w:hyperlink w:history="1" r:id="rIduyxnw9g2v8p2bp4piix2z">
+      <w:hyperlink w:history="1" r:id="rIdu5q5yjhm8lfbdcu9oenpm">
         <w:r>
           <w:rPr>
             <w:color w:val="0563C1"/>
@@ -7160,7 +7161,7 @@
       <w:r>
         <w:t xml:space="preserve">Penzias, A. A., and R. W. Wilson. “</w:t>
       </w:r>
-      <w:hyperlink w:history="1" r:id="rIddj8dkjhgj-fp6vdbxtams">
+      <w:hyperlink w:history="1" r:id="rIdplqlulvnq49j5oi2hnieb">
         <w:r>
           <w:rPr>
             <w:color w:val="0563C1"/>
@@ -7188,7 +7189,7 @@
       <w:r>
         <w:t xml:space="preserve">Fleischmann, Martin, and Stanley Pons. “</w:t>
       </w:r>
-      <w:hyperlink w:history="1" r:id="rIdstiepszhllav3tyokxlcl">
+      <w:hyperlink w:history="1" r:id="rIdkkp6uohdzfu8fav8w1w2i">
         <w:r>
           <w:rPr>
             <w:color w:val="0563C1"/>
@@ -7216,7 +7217,7 @@
       <w:r>
         <w:t xml:space="preserve">Wolfe-Simon, Felisa, et al. “</w:t>
       </w:r>
-      <w:hyperlink w:history="1" r:id="rIdup_wosjd7z3p1qgrqmzol">
+      <w:hyperlink w:history="1" r:id="rIdcfgjck8ffurtqf_enpyvj">
         <w:r>
           <w:rPr>
             <w:color w:val="0563C1"/>
@@ -7244,7 +7245,7 @@
       <w:r>
         <w:t xml:space="preserve">Reaves, Marshall Louis, et al. “</w:t>
       </w:r>
-      <w:hyperlink w:history="1" r:id="rIdnbcrakrz1ojphb0q4hpah">
+      <w:hyperlink w:history="1" r:id="rIdtmqmvieoknvakbcptrrax">
         <w:r>
           <w:rPr>
             <w:color w:val="0563C1"/>
@@ -7270,9 +7271,9 @@
           <w:rFonts w:ascii="Amazon Ember" w:cs="Amazon Ember" w:eastAsia="Amazon Ember" w:hAnsi="Amazon Ember"/>
           <w:b/>
           <w:bCs/>
-          <w:color w:val="0000FF"/>
-          <w:sz w:val="36"/>
-          <w:szCs w:val="36"/>
+          <w:color w:val="1F4E79"/>
+          <w:sz w:val="32"/>
+          <w:szCs w:val="32"/>
         </w:rPr>
         <w:t xml:space="preserve">The 1940s to the 1970s: Decolonization — The World Redraws Itself</w:t>
       </w:r>
@@ -7292,7 +7293,7 @@
       <w:r>
         <w:t xml:space="preserve">Dalrymple, William. </w:t>
       </w:r>
-      <w:hyperlink w:history="1" r:id="rIdrubeinafyndmod3bjwvci">
+      <w:hyperlink w:history="1" r:id="rIdnoojya0idshgdkpu6suhn">
         <w:r>
           <w:rPr>
             <w:color w:val="0563C1"/>
@@ -7320,7 +7321,7 @@
       <w:r>
         <w:t xml:space="preserve">Maddison, Angus. </w:t>
       </w:r>
-      <w:hyperlink w:history="1" r:id="rId5-ajc3nkxvkbo4i38vgl1">
+      <w:hyperlink w:history="1" r:id="rIds91epsshhorlf2cq3o68d">
         <w:r>
           <w:rPr>
             <w:color w:val="0563C1"/>
@@ -7348,7 +7349,7 @@
       <w:r>
         <w:t xml:space="preserve">Sen, Amartya. </w:t>
       </w:r>
-      <w:hyperlink w:history="1" r:id="rIdlx1qniveilxau5r2cd4m-">
+      <w:hyperlink w:history="1" r:id="rIdhh6wectno8jadact99pfr">
         <w:r>
           <w:rPr>
             <w:color w:val="0563C1"/>
@@ -7376,7 +7377,7 @@
       <w:r>
         <w:t xml:space="preserve">Khan, Yasmin. </w:t>
       </w:r>
-      <w:hyperlink w:history="1" r:id="rIdznjljyqzrq0d6066bln08">
+      <w:hyperlink w:history="1" r:id="rIdpsfscx5rocvpicrusp7hb">
         <w:r>
           <w:rPr>
             <w:color w:val="0563C1"/>
@@ -7404,7 +7405,7 @@
       <w:r>
         <w:t xml:space="preserve">Elkins, Caroline. </w:t>
       </w:r>
-      <w:hyperlink w:history="1" r:id="rIds0onp2czek-o5flwkc_za">
+      <w:hyperlink w:history="1" r:id="rId_qi-cfrkq3xzarcvcscct">
         <w:r>
           <w:rPr>
             <w:color w:val="0563C1"/>
@@ -7432,7 +7433,7 @@
       <w:r>
         <w:t xml:space="preserve">Jansen, Jan C., and Jürgen Osterhammel. </w:t>
       </w:r>
-      <w:hyperlink w:history="1" r:id="rId3b0rfby5biggonsba38gb">
+      <w:hyperlink w:history="1" r:id="rId3ws61a7ytl_z4eg0qgxuq">
         <w:r>
           <w:rPr>
             <w:color w:val="0563C1"/>
@@ -7460,7 +7461,7 @@
       <w:r>
         <w:t xml:space="preserve">Des Forges, Alison. </w:t>
       </w:r>
-      <w:hyperlink w:history="1" r:id="rId7vt71oh9by1avdhigragh">
+      <w:hyperlink w:history="1" r:id="rId-wajhjcmasbbuo5lgpsc4">
         <w:r>
           <w:rPr>
             <w:color w:val="0563C1"/>
@@ -7488,7 +7489,7 @@
       <w:r>
         <w:t xml:space="preserve">Newbury, Catharine. </w:t>
       </w:r>
-      <w:hyperlink w:history="1" r:id="rIdo0con6sv80y_pmocdrcjv">
+      <w:hyperlink w:history="1" r:id="rId7a_p-45rcgt1zpevudr1s">
         <w:r>
           <w:rPr>
             <w:color w:val="0563C1"/>
@@ -7514,9 +7515,9 @@
           <w:rFonts w:ascii="Amazon Ember" w:cs="Amazon Ember" w:eastAsia="Amazon Ember" w:hAnsi="Amazon Ember"/>
           <w:b/>
           <w:bCs/>
-          <w:color w:val="0000FF"/>
-          <w:sz w:val="36"/>
-          <w:szCs w:val="36"/>
+          <w:color w:val="1F4E79"/>
+          <w:sz w:val="32"/>
+          <w:szCs w:val="32"/>
         </w:rPr>
         <w:t xml:space="preserve">1893 to 1994: Civil Rights and Liberation — Humanity Argues With Itself</w:t>
       </w:r>
@@ -7536,7 +7537,7 @@
       <w:r>
         <w:t xml:space="preserve">Branch, Taylor. </w:t>
       </w:r>
-      <w:hyperlink w:history="1" r:id="rIdf6vrkihrtggll8a2ly6sj">
+      <w:hyperlink w:history="1" r:id="rIdxbgrahvtcr7lohzo6wv6d">
         <w:r>
           <w:rPr>
             <w:color w:val="0563C1"/>
@@ -7564,7 +7565,7 @@
       <w:r>
         <w:t xml:space="preserve">Hoose, Phillip. </w:t>
       </w:r>
-      <w:hyperlink w:history="1" r:id="rIdimid7o_egxyziqhpubvt7">
+      <w:hyperlink w:history="1" r:id="rId6ioy7sr-vbans4pf-osn_">
         <w:r>
           <w:rPr>
             <w:color w:val="0563C1"/>
@@ -7592,7 +7593,7 @@
       <w:r>
         <w:t xml:space="preserve">Tyson, Timothy B. </w:t>
       </w:r>
-      <w:hyperlink w:history="1" r:id="rIdx3cozz2wjhk8vdj7hzjmd">
+      <w:hyperlink w:history="1" r:id="rIde2dl_zfnrxg9rqx-7dst4">
         <w:r>
           <w:rPr>
             <w:color w:val="0563C1"/>
@@ -7620,7 +7621,7 @@
       <w:r>
         <w:t xml:space="preserve">Mandela, Nelson. </w:t>
       </w:r>
-      <w:hyperlink w:history="1" r:id="rIdect0z6qh3be4fwlxoc70t">
+      <w:hyperlink w:history="1" r:id="rIdwce71xdasgxv20z2kxyu-">
         <w:r>
           <w:rPr>
             <w:color w:val="0563C1"/>
@@ -7648,7 +7649,7 @@
       <w:r>
         <w:t xml:space="preserve">Carter, David. </w:t>
       </w:r>
-      <w:hyperlink w:history="1" r:id="rIdty-lgueruvtug22sbubjo">
+      <w:hyperlink w:history="1" r:id="rId7mtlc3btjnuqurshiqlqt">
         <w:r>
           <w:rPr>
             <w:color w:val="0563C1"/>
@@ -7674,9 +7675,9 @@
           <w:rFonts w:ascii="Amazon Ember" w:cs="Amazon Ember" w:eastAsia="Amazon Ember" w:hAnsi="Amazon Ember"/>
           <w:b/>
           <w:bCs/>
-          <w:color w:val="0000FF"/>
-          <w:sz w:val="36"/>
-          <w:szCs w:val="36"/>
+          <w:color w:val="1F4E79"/>
+          <w:sz w:val="32"/>
+          <w:szCs w:val="32"/>
         </w:rPr>
         <w:t xml:space="preserve">1843 to 2007: The Digital Leap — Computers, Networks, and a Connected World</w:t>
       </w:r>
@@ -7696,7 +7697,7 @@
       <w:r>
         <w:t xml:space="preserve">Turing, A. M. “</w:t>
       </w:r>
-      <w:hyperlink w:history="1" r:id="rIdmxdvrjwek4t7rncvfe4y3">
+      <w:hyperlink w:history="1" r:id="rIdonqccnk04bvhikhlt2ciy">
         <w:r>
           <w:rPr>
             <w:color w:val="0563C1"/>
@@ -7724,7 +7725,7 @@
       <w:r>
         <w:t xml:space="preserve">Copeland, B. Jack, ed. </w:t>
       </w:r>
-      <w:hyperlink w:history="1" r:id="rIdqpkpvhpa3kveojdtlfezu">
+      <w:hyperlink w:history="1" r:id="rIdtupu9xzzoewirwvozfmth">
         <w:r>
           <w:rPr>
             <w:color w:val="0563C1"/>
@@ -7752,7 +7753,7 @@
       <w:r>
         <w:t xml:space="preserve">Isaacson, Walter. </w:t>
       </w:r>
-      <w:hyperlink w:history="1" r:id="rIdkgydd2pkzqb9qccvojudl">
+      <w:hyperlink w:history="1" r:id="rIdquetitn3vlpomldcjsc9c">
         <w:r>
           <w:rPr>
             <w:color w:val="0563C1"/>
@@ -7780,7 +7781,7 @@
       <w:r>
         <w:t xml:space="preserve">Vosoughi, Soroush, Deb Roy, and Sinan Aral. “</w:t>
       </w:r>
-      <w:hyperlink w:history="1" r:id="rIdjpnquc2wpa9dgbx0dpy--">
+      <w:hyperlink w:history="1" r:id="rIdrn9xrkyluxdmyuo5fi4ft">
         <w:r>
           <w:rPr>
             <w:color w:val="0563C1"/>
@@ -7806,9 +7807,9 @@
           <w:rFonts w:ascii="Amazon Ember" w:cs="Amazon Ember" w:eastAsia="Amazon Ember" w:hAnsi="Amazon Ember"/>
           <w:b/>
           <w:bCs/>
-          <w:color w:val="0000FF"/>
-          <w:sz w:val="36"/>
-          <w:szCs w:val="36"/>
+          <w:color w:val="1F4E79"/>
+          <w:sz w:val="32"/>
+          <w:szCs w:val="32"/>
         </w:rPr>
         <w:t xml:space="preserve">The Thirteenth B’ak’tun, 2012: The World Was Supposed to End in 2012 (It Didn’t)</w:t>
       </w:r>
@@ -7828,7 +7829,7 @@
       <w:r>
         <w:t xml:space="preserve">Stuart, David. </w:t>
       </w:r>
-      <w:hyperlink w:history="1" r:id="rIdh1yqgrxavlqofsdm4qryx">
+      <w:hyperlink w:history="1" r:id="rIdyi-c6dksw4i0dr4kz1egz">
         <w:r>
           <w:rPr>
             <w:color w:val="0563C1"/>
@@ -7856,7 +7857,7 @@
       <w:r>
         <w:t xml:space="preserve">Aveni, Anthony. </w:t>
       </w:r>
-      <w:hyperlink w:history="1" r:id="rIdyhiwimldb50udwzq2aw20">
+      <w:hyperlink w:history="1" r:id="rIdjnss-8ikqjbhasajnupip">
         <w:r>
           <w:rPr>
             <w:color w:val="0563C1"/>
@@ -7882,9 +7883,9 @@
           <w:rFonts w:ascii="Amazon Ember" w:cs="Amazon Ember" w:eastAsia="Amazon Ember" w:hAnsi="Amazon Ember"/>
           <w:b/>
           <w:bCs/>
-          <w:color w:val="0000FF"/>
-          <w:sz w:val="36"/>
-          <w:szCs w:val="36"/>
+          <w:color w:val="1F4E79"/>
+          <w:sz w:val="32"/>
+          <w:szCs w:val="32"/>
         </w:rPr>
         <w:t xml:space="preserve">1950 to the 2020s: Something Might Be Watching (Probably Not What You Think)</w:t>
       </w:r>
@@ -7904,7 +7905,7 @@
       <w:r>
         <w:t xml:space="preserve">Meech, Karen J., et al. “</w:t>
       </w:r>
-      <w:hyperlink w:history="1" r:id="rIdqmxbgnqclubuyc1p82_yu">
+      <w:hyperlink w:history="1" r:id="rIdxeziiudltv3nvbijqoa5o">
         <w:r>
           <w:rPr>
             <w:color w:val="0563C1"/>
@@ -7932,7 +7933,7 @@
       <w:r>
         <w:t xml:space="preserve">Micheli, Marco, et al. “</w:t>
       </w:r>
-      <w:hyperlink w:history="1" r:id="rIdoqpxwngqsnuoivaqu44-8">
+      <w:hyperlink w:history="1" r:id="rIdyhx-ufelxh3gortqwh0ce">
         <w:r>
           <w:rPr>
             <w:color w:val="0563C1"/>
@@ -7960,7 +7961,7 @@
       <w:r>
         <w:t xml:space="preserve">‘Oumuamua ISSI Team. “</w:t>
       </w:r>
-      <w:hyperlink w:history="1" r:id="rIddy456w2sk-5tpghrcrccd">
+      <w:hyperlink w:history="1" r:id="rIdyuhgvpuym1lh9bb7owdjd">
         <w:r>
           <w:rPr>
             <w:color w:val="0563C1"/>
@@ -7988,7 +7989,7 @@
       <w:r>
         <w:t xml:space="preserve">Staff at the National Astronomy and Ionosphere Center. “</w:t>
       </w:r>
-      <w:hyperlink w:history="1" r:id="rId5j9fh_wduqiejv0v2ywgb">
+      <w:hyperlink w:history="1" r:id="rIdnyv196aqelfqffa93mksx">
         <w:r>
           <w:rPr>
             <w:color w:val="0563C1"/>
@@ -8030,9 +8031,9 @@
           <w:rFonts w:ascii="Amazon Ember" w:cs="Amazon Ember" w:eastAsia="Amazon Ember" w:hAnsi="Amazon Ember"/>
           <w:b/>
           <w:bCs/>
-          <w:color w:val="0000FF"/>
-          <w:sz w:val="36"/>
-          <w:szCs w:val="36"/>
+          <w:color w:val="1F4E79"/>
+          <w:sz w:val="32"/>
+          <w:szCs w:val="32"/>
         </w:rPr>
         <w:t xml:space="preserve">1796 to Today: Medicine and Its Cost — How Humans Learned to Heal</w:t>
       </w:r>
@@ -8052,7 +8053,7 @@
       <w:r>
         <w:t xml:space="preserve">Riley, James C. “</w:t>
       </w:r>
-      <w:hyperlink w:history="1" r:id="rIdb42ro2edl0jwd_fsyqed7">
+      <w:hyperlink w:history="1" r:id="rIdorork0l_0hy5eavjnjeg0">
         <w:r>
           <w:rPr>
             <w:color w:val="0563C1"/>
@@ -8080,7 +8081,7 @@
       <w:r>
         <w:t xml:space="preserve">Bliss, Michael. </w:t>
       </w:r>
-      <w:hyperlink w:history="1" r:id="rIdch5veyk9rhy9jmd_psvua">
+      <w:hyperlink w:history="1" r:id="rIdppdjj9b-h_gtwaeggr701">
         <w:r>
           <w:rPr>
             <w:color w:val="0563C1"/>
@@ -8108,7 +8109,7 @@
       <w:r>
         <w:t xml:space="preserve">Reverby, Susan M. </w:t>
       </w:r>
-      <w:hyperlink w:history="1" r:id="rIdj3faz0w7-lsepbf4znfcq">
+      <w:hyperlink w:history="1" r:id="rIdwpaqbfhzww9sphd5r0mjo">
         <w:r>
           <w:rPr>
             <w:color w:val="0563C1"/>
@@ -8136,7 +8137,7 @@
       <w:r>
         <w:t xml:space="preserve">Keefe, Patrick Radden. </w:t>
       </w:r>
-      <w:hyperlink w:history="1" r:id="rIdaookhrhadhg_mbhck3pvj">
+      <w:hyperlink w:history="1" r:id="rIdo-kqkr2yfbtrfujwog6pb">
         <w:r>
           <w:rPr>
             <w:color w:val="0563C1"/>
@@ -8164,7 +8165,7 @@
       <w:r>
         <w:t xml:space="preserve">Antimicrobial Resistance Collaborators. “</w:t>
       </w:r>
-      <w:hyperlink w:history="1" r:id="rIdb5ln3bubdvxsr_inqxbwb">
+      <w:hyperlink w:history="1" r:id="rIdd7wt6nmalgkjpxz1bdhai">
         <w:r>
           <w:rPr>
             <w:color w:val="0563C1"/>
@@ -8192,7 +8193,7 @@
       <w:r>
         <w:t xml:space="preserve">Van Bressem, Marie-Françoise, et al. “</w:t>
       </w:r>
-      <w:hyperlink w:history="1" r:id="rIdlas9fkwncboaritulbngv">
+      <w:hyperlink w:history="1" r:id="rIdgkmi7wmoxocrc7eksfjkh">
         <w:r>
           <w:rPr>
             <w:color w:val="0563C1"/>
@@ -8220,7 +8221,7 @@
       <w:r>
         <w:t xml:space="preserve">Oshinsky, David M. </w:t>
       </w:r>
-      <w:hyperlink w:history="1" r:id="rIdwh0hrtecaj2nmplfmgaq7">
+      <w:hyperlink w:history="1" r:id="rIdeo0527ikv7ikehs_dig_9">
         <w:r>
           <w:rPr>
             <w:color w:val="0563C1"/>
@@ -8248,7 +8249,7 @@
       <w:r>
         <w:t xml:space="preserve">Polack, Fernando P., et al. “</w:t>
       </w:r>
-      <w:hyperlink w:history="1" r:id="rId9lgl5pzw_xszdyvdcqgrk">
+      <w:hyperlink w:history="1" r:id="rIdx5dftt4qzb8zxnpesnmv0">
         <w:r>
           <w:rPr>
             <w:color w:val="0563C1"/>
@@ -8274,9 +8275,9 @@
           <w:rFonts w:ascii="Amazon Ember" w:cs="Amazon Ember" w:eastAsia="Amazon Ember" w:hAnsi="Amazon Ember"/>
           <w:b/>
           <w:bCs/>
-          <w:color w:val="0000FF"/>
-          <w:sz w:val="36"/>
-          <w:szCs w:val="36"/>
+          <w:color w:val="1F4E79"/>
+          <w:sz w:val="32"/>
+          <w:szCs w:val="32"/>
         </w:rPr>
         <w:t xml:space="preserve">1896 to Today: Climate and Consequence — The Price of Progress</w:t>
       </w:r>
@@ -8296,7 +8297,7 @@
       <w:r>
         <w:t xml:space="preserve">Arrhenius, Svante. “</w:t>
       </w:r>
-      <w:hyperlink w:history="1" r:id="rIdhzkso96-5o5rla2x3fygw">
+      <w:hyperlink w:history="1" r:id="rIdgxnaqrw57dsgoqouqgn7p">
         <w:r>
           <w:rPr>
             <w:color w:val="0563C1"/>
@@ -8324,7 +8325,7 @@
       <w:r>
         <w:t xml:space="preserve">Philip, Sjoukje Y., et al. “</w:t>
       </w:r>
-      <w:hyperlink w:history="1" r:id="rId8xr0lndphk4kp67pg618o">
+      <w:hyperlink w:history="1" r:id="rIdzpgj4deu6lqzhxy37dbse">
         <w:r>
           <w:rPr>
             <w:color w:val="0563C1"/>
@@ -8352,7 +8353,7 @@
       <w:r>
         <w:t xml:space="preserve">Supran, G., S. Rahmstorf, and N. Oreskes. “</w:t>
       </w:r>
-      <w:hyperlink w:history="1" r:id="rId-qj403l0upw3h4zjo-p6p">
+      <w:hyperlink w:history="1" r:id="rIdqr0dtfuv2ats8d5mr4-yv">
         <w:r>
           <w:rPr>
             <w:color w:val="0563C1"/>
@@ -8380,7 +8381,7 @@
       <w:r>
         <w:t xml:space="preserve">Witze, Alexandra. “</w:t>
       </w:r>
-      <w:hyperlink w:history="1" r:id="rId2hy_vlwt_x74stvzmecaw">
+      <w:hyperlink w:history="1" r:id="rIdy63oycw8f6vw5yv54juc1">
         <w:r>
           <w:rPr>
             <w:color w:val="0563C1"/>
@@ -8408,7 +8409,7 @@
       <w:r>
         <w:t xml:space="preserve">IPCC. </w:t>
       </w:r>
-      <w:hyperlink w:history="1" r:id="rIdkamnthzw_7ch_arxj9ijj">
+      <w:hyperlink w:history="1" r:id="rIdzpq16ur7kphrhqdprzvvh">
         <w:r>
           <w:rPr>
             <w:color w:val="0563C1"/>
@@ -8436,7 +8437,7 @@
       <w:r>
         <w:t xml:space="preserve">Morlighem, Mathieu, et al. “</w:t>
       </w:r>
-      <w:hyperlink w:history="1" r:id="rIdavdlqhkq8pcb2oeq6p7bw">
+      <w:hyperlink w:history="1" r:id="rIdxcafqjg9zgfvr5mcv0agx">
         <w:r>
           <w:rPr>
             <w:color w:val="0563C1"/>
@@ -8464,7 +8465,7 @@
       <w:r>
         <w:t xml:space="preserve">IMBIE Team. “</w:t>
       </w:r>
-      <w:hyperlink w:history="1" r:id="rIdkpqggkpqna75qemdkdaih">
+      <w:hyperlink w:history="1" r:id="rId7zunonhsxpbpuquj1cbtp">
         <w:r>
           <w:rPr>
             <w:color w:val="0563C1"/>
@@ -8492,7 +8493,7 @@
       <w:r>
         <w:t xml:space="preserve">Joughin, Ian, Benjamin E. Smith, and Brooke Medley. “</w:t>
       </w:r>
-      <w:hyperlink w:history="1" r:id="rIdxtxlj3mpaaac5mmbyscge">
+      <w:hyperlink w:history="1" r:id="rId4dsinchinoezmkkt4j-rd">
         <w:r>
           <w:rPr>
             <w:color w:val="0563C1"/>
@@ -8520,7 +8521,7 @@
       <w:r>
         <w:t xml:space="preserve">Secretariat of the Antarctic Treaty. “</w:t>
       </w:r>
-      <w:hyperlink w:history="1" r:id="rId0hdwkaexqakhmxf60pfar">
+      <w:hyperlink w:history="1" r:id="rIdqyus0mzzhz4ubuniem-y_">
         <w:r>
           <w:rPr>
             <w:color w:val="0563C1"/>
@@ -8548,7 +8549,7 @@
       <w:r>
         <w:t xml:space="preserve">Office of the Historian, US Department of State. </w:t>
       </w:r>
-      <w:hyperlink w:history="1" r:id="rId9roztkr9hyepfqoyxfn4n">
+      <w:hyperlink w:history="1" r:id="rIduexcdhmg3ndr_v4m0ldo_">
         <w:r>
           <w:rPr>
             <w:color w:val="0563C1"/>
@@ -8576,7 +8577,7 @@
       <w:r>
         <w:t xml:space="preserve">“‘Greenland Belongs to Greenland’: </w:t>
       </w:r>
-      <w:hyperlink w:history="1" r:id="rIdnj5yjkizi2ljw51ixbhys">
+      <w:hyperlink w:history="1" r:id="rIde3zwr0rgr9dd7k8vqbiwc">
         <w:r>
           <w:rPr>
             <w:color w:val="0563C1"/>
@@ -8604,7 +8605,7 @@
       <w:r>
         <w:t xml:space="preserve">BBC News. Report on </w:t>
       </w:r>
-      <w:hyperlink w:history="1" r:id="rIdtdiabspfr3irrek4zxz7m">
+      <w:hyperlink w:history="1" r:id="rIdtxvbaeqaoyub7ydhbqz52">
         <w:r>
           <w:rPr>
             <w:color w:val="0563C1"/>
@@ -8632,7 +8633,7 @@
       <w:r>
         <w:t xml:space="preserve">BBC News. </w:t>
       </w:r>
-      <w:hyperlink w:history="1" r:id="rIdbwpki3jbdzgrwk68xwxyt">
+      <w:hyperlink w:history="1" r:id="rIdfco9ximfjysjcgvy8-dhh">
         <w:r>
           <w:rPr>
             <w:color w:val="0563C1"/>
@@ -8660,7 +8661,7 @@
       <w:r>
         <w:t xml:space="preserve">Statistics Greenland. “</w:t>
       </w:r>
-      <w:hyperlink w:history="1" r:id="rIdsewlpqn6de-djyj9o8ed2">
+      <w:hyperlink w:history="1" r:id="rIdljeobuhkyezjfiuraimhg">
         <w:r>
           <w:rPr>
             <w:color w:val="0563C1"/>
@@ -8686,9 +8687,9 @@
           <w:rFonts w:ascii="Amazon Ember" w:cs="Amazon Ember" w:eastAsia="Amazon Ember" w:hAnsi="Amazon Ember"/>
           <w:b/>
           <w:bCs/>
-          <w:color w:val="0000FF"/>
-          <w:sz w:val="36"/>
-          <w:szCs w:val="36"/>
+          <w:color w:val="1F4E79"/>
+          <w:sz w:val="32"/>
+          <w:szCs w:val="32"/>
         </w:rPr>
         <w:t xml:space="preserve">1991 to Today: A Fractured Present — Democracy, Authoritarianism, and the Information Age</w:t>
       </w:r>
@@ -8724,7 +8725,7 @@
       <w:r>
         <w:t xml:space="preserve">COVID-19 National Preparedness Collaborators. “</w:t>
       </w:r>
-      <w:hyperlink w:history="1" r:id="rIdydecnounezskuwnmg265g">
+      <w:hyperlink w:history="1" r:id="rIdhqw0phm2fsesm4dgvkj9c">
         <w:r>
           <w:rPr>
             <w:color w:val="0563C1"/>
@@ -8752,7 +8753,7 @@
       <w:r>
         <w:t xml:space="preserve">Msemburi, William, et al. “</w:t>
       </w:r>
-      <w:hyperlink w:history="1" r:id="rIdzvsgxv0ozorxv5oavtioc">
+      <w:hyperlink w:history="1" r:id="rIdfi-q4m7k3fcbbtr-zsnnq">
         <w:r>
           <w:rPr>
             <w:color w:val="0563C1"/>
@@ -8778,9 +8779,9 @@
           <w:rFonts w:ascii="Amazon Ember" w:cs="Amazon Ember" w:eastAsia="Amazon Ember" w:hAnsi="Amazon Ember"/>
           <w:b/>
           <w:bCs/>
-          <w:color w:val="0000FF"/>
-          <w:sz w:val="36"/>
-          <w:szCs w:val="36"/>
+          <w:color w:val="1F4E79"/>
+          <w:sz w:val="32"/>
+          <w:szCs w:val="32"/>
         </w:rPr>
         <w:t xml:space="preserve">Seven Million Years to Today: The Dolphins’ Long View — What a Non-Human Species Makes of Human History</w:t>
       </w:r>
@@ -8814,9 +8815,9 @@
           <w:rFonts w:ascii="Amazon Ember" w:cs="Amazon Ember" w:eastAsia="Amazon Ember" w:hAnsi="Amazon Ember"/>
           <w:b/>
           <w:bCs/>
-          <w:color w:val="0000FF"/>
-          <w:sz w:val="36"/>
-          <w:szCs w:val="36"/>
+          <w:color w:val="1F4E79"/>
+          <w:sz w:val="32"/>
+          <w:szCs w:val="32"/>
         </w:rPr>
         <w:t xml:space="preserve">Epilogue: After Homo Sapiens — Superhumans and Androids</w:t>
       </w:r>
@@ -8836,7 +8837,7 @@
       <w:r>
         <w:t xml:space="preserve">Jinek, Martin, et al. “</w:t>
       </w:r>
-      <w:hyperlink w:history="1" r:id="rIdbshskvzwb8lvujiloovwq">
+      <w:hyperlink w:history="1" r:id="rIdlh4uycfdeqdaitrjxemyc">
         <w:r>
           <w:rPr>
             <w:color w:val="0563C1"/>
@@ -8864,7 +8865,7 @@
       <w:r>
         <w:t xml:space="preserve">Fehilly, Carole B., S. M. Willadsen, and Elizabeth M. Tucker. “</w:t>
       </w:r>
-      <w:hyperlink w:history="1" r:id="rIdtqlmhijgd3rvmguejxl0h">
+      <w:hyperlink w:history="1" r:id="rIde7ise6ymebliywzmhzage">
         <w:r>
           <w:rPr>
             <w:color w:val="0563C1"/>
@@ -8890,9 +8891,9 @@
           <w:rFonts w:ascii="Amazon Ember" w:cs="Amazon Ember" w:eastAsia="Amazon Ember" w:hAnsi="Amazon Ember"/>
           <w:b/>
           <w:bCs/>
-          <w:color w:val="0000FF"/>
-          <w:sz w:val="36"/>
-          <w:szCs w:val="36"/>
+          <w:color w:val="1F4E79"/>
+          <w:sz w:val="32"/>
+          <w:szCs w:val="32"/>
         </w:rPr>
         <w:t xml:space="preserve">A Timeline — For Humans Who Like Their History in Order</w:t>
       </w:r>
@@ -8912,7 +8913,7 @@
       <w:r>
         <w:t xml:space="preserve">Ganopolski, A., R. Winkelmann, and H. J. Schellnhuber. “</w:t>
       </w:r>
-      <w:hyperlink w:history="1" r:id="rIdpdeh61rvd5gtlwwqi4glv">
+      <w:hyperlink w:history="1" r:id="rIdnilvldcaa-mkf0-mbcffi">
         <w:r>
           <w:rPr>
             <w:color w:val="0563C1"/>
@@ -8938,9 +8939,9 @@
           <w:rFonts w:ascii="Amazon Ember" w:cs="Amazon Ember" w:eastAsia="Amazon Ember" w:hAnsi="Amazon Ember"/>
           <w:b/>
           <w:bCs/>
-          <w:color w:val="0000FF"/>
-          <w:sz w:val="36"/>
-          <w:szCs w:val="36"/>
+          <w:color w:val="1F4E79"/>
+          <w:sz w:val="32"/>
+          <w:szCs w:val="32"/>
         </w:rPr>
         <w:t xml:space="preserve">What the Physics Is For — An Appendix on Uses and the One Theory Not Yet Found</w:t>
       </w:r>
@@ -8960,7 +8961,7 @@
       <w:r>
         <w:t xml:space="preserve">Hawking, S. W. “</w:t>
       </w:r>
-      <w:hyperlink w:history="1" r:id="rIdukxpmpwghoqlt-acvm3b1">
+      <w:hyperlink w:history="1" r:id="rIdh0xsssza4ld80r3qesj-a">
         <w:r>
           <w:rPr>
             <w:color w:val="0563C1"/>
@@ -8988,7 +8989,7 @@
       <w:r>
         <w:t xml:space="preserve">LIGO Scientific Collaboration and Virgo Collaboration. “</w:t>
       </w:r>
-      <w:hyperlink w:history="1" r:id="rIdm4doshlzptdhzkqgffafc">
+      <w:hyperlink w:history="1" r:id="rIdouyddt8ydba319-wyo2cc">
         <w:r>
           <w:rPr>
             <w:color w:val="0563C1"/>
@@ -9016,7 +9017,7 @@
       <w:r>
         <w:t xml:space="preserve">ATLAS Collaboration. “</w:t>
       </w:r>
-      <w:hyperlink w:history="1" r:id="rIdtvuovoovrfjq6pbeqzwja">
+      <w:hyperlink w:history="1" r:id="rIdbrgpgpvsqfgtcwwzbhcvi">
         <w:r>
           <w:rPr>
             <w:color w:val="0563C1"/>
@@ -9044,7 +9045,7 @@
       <w:r>
         <w:t xml:space="preserve">Abu-Shawareb, H., et al. (Indirect Drive ICF Collaboration). “</w:t>
       </w:r>
-      <w:hyperlink w:history="1" r:id="rIdhywxn-kwzg8znamkgxqjj">
+      <w:hyperlink w:history="1" r:id="rIdjet8uuk2jnpjpgahiesgf">
         <w:r>
           <w:rPr>
             <w:color w:val="0563C1"/>
@@ -9058,7 +9059,7 @@
       </w:r>
     </w:p>
     <w:sectPr>
-      <w:pgSz w:w="12240" w:h="15840" w:orient="portrait"/>
+      <w:pgSz w:w="8640" w:h="12960" w:orient="portrait"/>
       <w:pgMar w:top="1440" w:right="1440" w:bottom="1440" w:left="1440" w:header="708" w:footer="708" w:gutter="0"/>
       <w:pgNumType/>
       <w:docGrid w:linePitch="360"/>

--- a/The Dolphins' View of History/chapters/Notes and Sources.docx
+++ b/The Dolphins' View of History/chapters/Notes and Sources.docx
@@ -83,7 +83,7 @@
       <w:r>
         <w:t xml:space="preserve">Thewissen, J. G. M., et al. “</w:t>
       </w:r>
-      <w:hyperlink w:history="1" r:id="rIda1pm-_dwbimdkc58l1eyl">
+      <w:hyperlink w:history="1" r:id="rIdzqx0festoftha6ibv9m-f">
         <w:r>
           <w:rPr>
             <w:color w:val="0563C1"/>
@@ -111,7 +111,7 @@
       <w:r>
         <w:t xml:space="preserve">Stringer, Chris. </w:t>
       </w:r>
-      <w:hyperlink w:history="1" r:id="rIdsuehstimuq9njgq7yehwf">
+      <w:hyperlink w:history="1" r:id="rIdqcwhmoshi_-pdkqsh-vz_">
         <w:r>
           <w:rPr>
             <w:color w:val="0563C1"/>
@@ -159,7 +159,7 @@
       <w:r>
         <w:t xml:space="preserve">Marino, Lori. “</w:t>
       </w:r>
-      <w:hyperlink w:history="1" r:id="rIdt5ttao7fq4wx7qpo2b1b8">
+      <w:hyperlink w:history="1" r:id="rIdsspm5pqkikb9xlsw-ue9b">
         <w:r>
           <w:rPr>
             <w:color w:val="0563C1"/>
@@ -187,7 +187,7 @@
       <w:r>
         <w:t xml:space="preserve">Janik, Vincent M., Laela S. Sayigh, and Randall S. Wells. “</w:t>
       </w:r>
-      <w:hyperlink w:history="1" r:id="rIdwarhbbvr9zd0nbqwyrlv0">
+      <w:hyperlink w:history="1" r:id="rId7e9th46ycfyme9jqjg7-s">
         <w:r>
           <w:rPr>
             <w:color w:val="0563C1"/>
@@ -215,7 +215,7 @@
       <w:r>
         <w:t xml:space="preserve">Krützen, Michael, et al. “</w:t>
       </w:r>
-      <w:hyperlink w:history="1" r:id="rIdfgmhqni-0rqu291trpju2">
+      <w:hyperlink w:history="1" r:id="rIdj0g9wd4frwx0zl3cfeln-">
         <w:r>
           <w:rPr>
             <w:color w:val="0563C1"/>
@@ -243,7 +243,7 @@
       <w:r>
         <w:t xml:space="preserve">Tennie, Claudio, Josep Call, and Michael Tomasello. “</w:t>
       </w:r>
-      <w:hyperlink w:history="1" r:id="rIdeewkcpr1hrwew34gicj_j">
+      <w:hyperlink w:history="1" r:id="rIdhrqah8nyl-a9pzb_eji95">
         <w:r>
           <w:rPr>
             <w:color w:val="0563C1"/>
@@ -307,7 +307,7 @@
       <w:r>
         <w:t xml:space="preserve">Hublin, Jean-Jacques, et al. “</w:t>
       </w:r>
-      <w:hyperlink w:history="1" r:id="rId7an24lyo-0l5dmrtic5qy">
+      <w:hyperlink w:history="1" r:id="rIdaprfx1un6ifehhzehavlj">
         <w:r>
           <w:rPr>
             <w:color w:val="0563C1"/>
@@ -335,7 +335,7 @@
       <w:r>
         <w:t xml:space="preserve">Scerri, Eleanor M. L., et al. “</w:t>
       </w:r>
-      <w:hyperlink w:history="1" r:id="rIdudyzz_rz1qrvcnukceo5x">
+      <w:hyperlink w:history="1" r:id="rIdqpgrcg1y7fcvspezrfcv5">
         <w:r>
           <w:rPr>
             <w:color w:val="0563C1"/>
@@ -363,7 +363,7 @@
       <w:r>
         <w:t xml:space="preserve">Leakey, M. D., and R. L. Hay. “</w:t>
       </w:r>
-      <w:hyperlink w:history="1" r:id="rId8b_fq79rflfa6swhjrjzu">
+      <w:hyperlink w:history="1" r:id="rIdtkoput7uik8icwp8k8ew1">
         <w:r>
           <w:rPr>
             <w:color w:val="0563C1"/>
@@ -391,7 +391,7 @@
       <w:r>
         <w:t xml:space="preserve">Villmoare, Brian, et al. “</w:t>
       </w:r>
-      <w:hyperlink w:history="1" r:id="rIdjeeryhrgekfh3_rhbtegj">
+      <w:hyperlink w:history="1" r:id="rIda8egqgtbx3eho6vgvco3v">
         <w:r>
           <w:rPr>
             <w:color w:val="0563C1"/>
@@ -419,7 +419,7 @@
       <w:r>
         <w:t xml:space="preserve">Lordkipanidze, David, et al. “</w:t>
       </w:r>
-      <w:hyperlink w:history="1" r:id="rIdgd8sinqw-nzvtw4x26y27">
+      <w:hyperlink w:history="1" r:id="rIdtfy9r-v5ddlmq3lh9icxc">
         <w:r>
           <w:rPr>
             <w:color w:val="0563C1"/>
@@ -447,7 +447,7 @@
       <w:r>
         <w:t xml:space="preserve">Dirks, Paul H. G. M., et al. “</w:t>
       </w:r>
-      <w:hyperlink w:history="1" r:id="rIdxg374gb4mngfboendfxmo">
+      <w:hyperlink w:history="1" r:id="rIdaelphz7txtc7lhgncrjrx">
         <w:r>
           <w:rPr>
             <w:color w:val="0563C1"/>
@@ -475,7 +475,7 @@
       <w:r>
         <w:t xml:space="preserve">Henshilwood, Christopher S., et al. “</w:t>
       </w:r>
-      <w:hyperlink w:history="1" r:id="rIdv5lcluttvloyloaqh_qt9">
+      <w:hyperlink w:history="1" r:id="rIdwpfercaeyv4ysnspmotqc">
         <w:r>
           <w:rPr>
             <w:color w:val="0563C1"/>
@@ -523,7 +523,7 @@
       <w:r>
         <w:t xml:space="preserve">Berna, Francesco, et al. “</w:t>
       </w:r>
-      <w:hyperlink w:history="1" r:id="rIdpxtzvgiiwddftwfbvwyqp">
+      <w:hyperlink w:history="1" r:id="rIde7b9vh9rwqnw_duxaglo2">
         <w:r>
           <w:rPr>
             <w:color w:val="0563C1"/>
@@ -551,7 +551,7 @@
       <w:r>
         <w:t xml:space="preserve">Shahack-Gross, Ruth, et al. “</w:t>
       </w:r>
-      <w:hyperlink w:history="1" r:id="rIdtbipcjehmfxqchhfe01fq">
+      <w:hyperlink w:history="1" r:id="rIdtci3qbk8sq-0skju5w8fq">
         <w:r>
           <w:rPr>
             <w:color w:val="0563C1"/>
@@ -579,7 +579,7 @@
       <w:r>
         <w:t xml:space="preserve">Harmand, Sonia, et al. “</w:t>
       </w:r>
-      <w:hyperlink w:history="1" r:id="rIda3drvzspotyivbbp8fmyn">
+      <w:hyperlink w:history="1" r:id="rIdtjykdikcb3l11_8jypue6">
         <w:r>
           <w:rPr>
             <w:color w:val="0563C1"/>
@@ -607,7 +607,7 @@
       <w:r>
         <w:t xml:space="preserve">Lepre, Christopher J., et al. “</w:t>
       </w:r>
-      <w:hyperlink w:history="1" r:id="rIdmfap8u59dfi_prtklfxhj">
+      <w:hyperlink w:history="1" r:id="rIdmnyrgvzr_xnzqvih6jrgc">
         <w:r>
           <w:rPr>
             <w:color w:val="0563C1"/>
@@ -635,7 +635,7 @@
       <w:r>
         <w:t xml:space="preserve">Brown, Kyle S., et al. “</w:t>
       </w:r>
-      <w:hyperlink w:history="1" r:id="rIdlvkf40l8y2l5l99_9ocn8">
+      <w:hyperlink w:history="1" r:id="rIdw1jilp-kpzkuuynqntsoy">
         <w:r>
           <w:rPr>
             <w:color w:val="0563C1"/>
@@ -663,7 +663,7 @@
       <w:r>
         <w:t xml:space="preserve">Wrangham, Richard. </w:t>
       </w:r>
-      <w:hyperlink w:history="1" r:id="rIdqppat2rsrzb5cs01uqvlh">
+      <w:hyperlink w:history="1" r:id="rIdt_vsbmfcr8x2ugmgxajyo">
         <w:r>
           <w:rPr>
             <w:color w:val="0563C1"/>
@@ -691,7 +691,7 @@
       <w:r>
         <w:t xml:space="preserve">Fitch, W. Tecumseh. </w:t>
       </w:r>
-      <w:hyperlink w:history="1" r:id="rIdzb1xmdve8_ay9j4e2gfzo">
+      <w:hyperlink w:history="1" r:id="rIdnhm0yyt-hpzfv1tfpwedy">
         <w:r>
           <w:rPr>
             <w:color w:val="0563C1"/>
@@ -739,7 +739,7 @@
       <w:r>
         <w:t xml:space="preserve">Clarkson, Chris, et al. “</w:t>
       </w:r>
-      <w:hyperlink w:history="1" r:id="rIdn9h6kmdd1qv4vb4ee35kk">
+      <w:hyperlink w:history="1" r:id="rIdizrgaazvjb1wvcf3r-ilh">
         <w:r>
           <w:rPr>
             <w:color w:val="0563C1"/>
@@ -767,7 +767,7 @@
       <w:r>
         <w:t xml:space="preserve">O’Connell, James F., et al. “</w:t>
       </w:r>
-      <w:hyperlink w:history="1" r:id="rIdr9uajokisgz9yvlf2exyc">
+      <w:hyperlink w:history="1" r:id="rId-dizgq0slpljojeuh4qwa">
         <w:r>
           <w:rPr>
             <w:color w:val="0563C1"/>
@@ -795,7 +795,7 @@
       <w:r>
         <w:t xml:space="preserve">Reich, David, et al. “</w:t>
       </w:r>
-      <w:hyperlink w:history="1" r:id="rIdiaq5hl1m1xz-i5w3ocfkm">
+      <w:hyperlink w:history="1" r:id="rId92xiaxr3b6i4x8wvykhos">
         <w:r>
           <w:rPr>
             <w:color w:val="0563C1"/>
@@ -823,7 +823,7 @@
       <w:r>
         <w:t xml:space="preserve">Chen, Fahu, et al. “</w:t>
       </w:r>
-      <w:hyperlink w:history="1" r:id="rIdab01b8ynp7kecs4ibjtqb">
+      <w:hyperlink w:history="1" r:id="rIdioruxq_txcp2gxeiz3ozl">
         <w:r>
           <w:rPr>
             <w:color w:val="0563C1"/>
@@ -851,7 +851,7 @@
       <w:r>
         <w:t xml:space="preserve">Higham, Tom, et al. “</w:t>
       </w:r>
-      <w:hyperlink w:history="1" r:id="rIdh_h7p0thmensha15rkh8r">
+      <w:hyperlink w:history="1" r:id="rIdbkliwfej2ah8hm2ktnbpf">
         <w:r>
           <w:rPr>
             <w:color w:val="0563C1"/>
@@ -879,7 +879,7 @@
       <w:r>
         <w:t xml:space="preserve">Sutikna, Thomas, et al. “</w:t>
       </w:r>
-      <w:hyperlink w:history="1" r:id="rId6yxjo4nspciu5-lqgw9ij">
+      <w:hyperlink w:history="1" r:id="rIdkdukjduifkqfeql_y7tzp">
         <w:r>
           <w:rPr>
             <w:color w:val="0563C1"/>
@@ -907,7 +907,7 @@
       <w:r>
         <w:t xml:space="preserve">Oktaviana, Adhi Agus, et al. “</w:t>
       </w:r>
-      <w:hyperlink w:history="1" r:id="rIdagjln_zxnplfe6rjwqeq9">
+      <w:hyperlink w:history="1" r:id="rIdxpsuduku5d7wi1vjftmsf">
         <w:r>
           <w:rPr>
             <w:color w:val="0563C1"/>
@@ -935,7 +935,7 @@
       <w:r>
         <w:t xml:space="preserve">Bennett, Matthew R., et al. “</w:t>
       </w:r>
-      <w:hyperlink w:history="1" r:id="rIdkhejdxhreb01hzgrzhowr">
+      <w:hyperlink w:history="1" r:id="rIdncr_ka_urnydpum0zj6zb">
         <w:r>
           <w:rPr>
             <w:color w:val="0563C1"/>
@@ -963,7 +963,7 @@
       <w:r>
         <w:t xml:space="preserve">Reich, David. </w:t>
       </w:r>
-      <w:hyperlink w:history="1" r:id="rIdwrr2ybf-hm_vb1setw451">
+      <w:hyperlink w:history="1" r:id="rId840gi_rs03a7kobph2b-4">
         <w:r>
           <w:rPr>
             <w:color w:val="0563C1"/>
@@ -1011,7 +1011,7 @@
       <w:r>
         <w:t xml:space="preserve">Dietrich, Oliver, et al. “</w:t>
       </w:r>
-      <w:hyperlink w:history="1" r:id="rIddqnyfpkvjbotqnxbg-udw">
+      <w:hyperlink w:history="1" r:id="rIdvlnmo_xdbp0oxt1cpvgtv">
         <w:r>
           <w:rPr>
             <w:color w:val="0563C1"/>
@@ -1039,7 +1039,7 @@
       <w:r>
         <w:t xml:space="preserve">Larson, Greger, et al. “</w:t>
       </w:r>
-      <w:hyperlink w:history="1" r:id="rId5toiavcbgcnfnlfm6w7_9">
+      <w:hyperlink w:history="1" r:id="rIdg9tmi_2z873dmaswrytye">
         <w:r>
           <w:rPr>
             <w:color w:val="0563C1"/>
@@ -1067,7 +1067,7 @@
       <w:r>
         <w:t xml:space="preserve">Fuller, Dorian Q., et al. “</w:t>
       </w:r>
-      <w:hyperlink w:history="1" r:id="rIdpgjd1-0cjaqwd9hhrf1uy">
+      <w:hyperlink w:history="1" r:id="rId5uzve4crlsxjbgqwtomjs">
         <w:r>
           <w:rPr>
             <w:color w:val="0563C1"/>
@@ -1095,7 +1095,7 @@
       <w:r>
         <w:t xml:space="preserve">Larsen, Clark Spencer. “</w:t>
       </w:r>
-      <w:hyperlink w:history="1" r:id="rId3acxcxtfq6jyugzsud1_-">
+      <w:hyperlink w:history="1" r:id="rIdw0a0vpsm4xchhqaiytjtw">
         <w:r>
           <w:rPr>
             <w:color w:val="0563C1"/>
@@ -1123,7 +1123,7 @@
       <w:r>
         <w:t xml:space="preserve">Hodder, Ian. </w:t>
       </w:r>
-      <w:hyperlink w:history="1" r:id="rIdwfjash14ug2f1ba0z7hxd">
+      <w:hyperlink w:history="1" r:id="rIdy9eqjbhmztyvbtecaauvd">
         <w:r>
           <w:rPr>
             <w:color w:val="0563C1"/>
@@ -1151,7 +1151,7 @@
       <w:r>
         <w:t xml:space="preserve">Scott, James C. </w:t>
       </w:r>
-      <w:hyperlink w:history="1" r:id="rIdi3tidzgbhqqe8l5uxit4-">
+      <w:hyperlink w:history="1" r:id="rIdm1rgdyxjyuzlox-q1ofac">
         <w:r>
           <w:rPr>
             <w:color w:val="0563C1"/>
@@ -1215,7 +1215,7 @@
       <w:r>
         <w:t xml:space="preserve">Schmandt-Besserat, Denise. </w:t>
       </w:r>
-      <w:hyperlink w:history="1" r:id="rId6j6lijia6t3fnf88kodpq">
+      <w:hyperlink w:history="1" r:id="rIdduppwwndolhnk6veqipne">
         <w:r>
           <w:rPr>
             <w:color w:val="0563C1"/>
@@ -1243,7 +1243,7 @@
       <w:r>
         <w:t xml:space="preserve">Nissen, Hans J., Peter Damerow, and Robert K. Englund. </w:t>
       </w:r>
-      <w:hyperlink w:history="1" r:id="rIdk17lljgzfvtbfjwcm-40n">
+      <w:hyperlink w:history="1" r:id="rIdxtytwztaurml-cha5ranf">
         <w:r>
           <w:rPr>
             <w:color w:val="0563C1"/>
@@ -1271,7 +1271,7 @@
       <w:r>
         <w:t xml:space="preserve">Houston, Stephen D., ed. </w:t>
       </w:r>
-      <w:hyperlink w:history="1" r:id="rId_jqjdi_idrcwndz1irbdx">
+      <w:hyperlink w:history="1" r:id="rId61vtyrnp5mll10pgrl3eu">
         <w:r>
           <w:rPr>
             <w:color w:val="0563C1"/>
@@ -1299,7 +1299,7 @@
       <w:r>
         <w:t xml:space="preserve">Schacter, Daniel L. </w:t>
       </w:r>
-      <w:hyperlink w:history="1" r:id="rIdcdyhqyoye_w678dqrdjhb">
+      <w:hyperlink w:history="1" r:id="rIdd0g7oiypbhje9zmiesgxq">
         <w:r>
           <w:rPr>
             <w:color w:val="0563C1"/>
@@ -1379,7 +1379,7 @@
       <w:r>
         <w:t xml:space="preserve">Van De Mieroop, Marc. </w:t>
       </w:r>
-      <w:hyperlink w:history="1" r:id="rIdxmgouccizgolpizfzcfkw">
+      <w:hyperlink w:history="1" r:id="rId3nb67g-jswfjppijqrtok">
         <w:r>
           <w:rPr>
             <w:color w:val="0563C1"/>
@@ -1407,7 +1407,7 @@
       <w:r>
         <w:t xml:space="preserve">Lehner, Mark, and Zahi Hawass. </w:t>
       </w:r>
-      <w:hyperlink w:history="1" r:id="rIdcfa2dsfrtvghxw_pvudij">
+      <w:hyperlink w:history="1" r:id="rId5ezrpm4kward8umc-1ox2">
         <w:r>
           <w:rPr>
             <w:color w:val="0563C1"/>
@@ -1435,7 +1435,7 @@
       <w:r>
         <w:t xml:space="preserve">Edgerton, William F. “</w:t>
       </w:r>
-      <w:hyperlink w:history="1" r:id="rIdt-n8npkuplgqjnxf4jaz-">
+      <w:hyperlink w:history="1" r:id="rIdwktfdcrxpeksrqunw5imj">
         <w:r>
           <w:rPr>
             <w:color w:val="0563C1"/>
@@ -1463,7 +1463,7 @@
       <w:r>
         <w:t xml:space="preserve">Roth, Martha T. </w:t>
       </w:r>
-      <w:hyperlink w:history="1" r:id="rIdo8eurdpjzsrzoxix9rbz0">
+      <w:hyperlink w:history="1" r:id="rIdijgv-socnu8jgr61esj7h">
         <w:r>
           <w:rPr>
             <w:color w:val="0563C1"/>
@@ -1491,7 +1491,7 @@
       <w:r>
         <w:t xml:space="preserve">Bryce, Trevor. </w:t>
       </w:r>
-      <w:hyperlink w:history="1" r:id="rIdliuuu09sfcqugcsvihkxr">
+      <w:hyperlink w:history="1" r:id="rIdpvlvec67fkvy3cw9okhk9">
         <w:r>
           <w:rPr>
             <w:color w:val="0563C1"/>
@@ -1519,7 +1519,7 @@
       <w:r>
         <w:t xml:space="preserve">Parkinson, Richard. </w:t>
       </w:r>
-      <w:hyperlink w:history="1" r:id="rIdfw8ldlas3i07qzsldqhyc">
+      <w:hyperlink w:history="1" r:id="rId3qnvb5qstlaekr8frbamu">
         <w:r>
           <w:rPr>
             <w:color w:val="0563C1"/>
@@ -1567,7 +1567,7 @@
       <w:r>
         <w:t xml:space="preserve">Keightley, David N. </w:t>
       </w:r>
-      <w:hyperlink w:history="1" r:id="rIduvhvx5btmd-k9hy1rqgth">
+      <w:hyperlink w:history="1" r:id="rIdlo9-g3binw5hdwoduzn0l">
         <w:r>
           <w:rPr>
             <w:color w:val="0563C1"/>
@@ -1595,7 +1595,7 @@
       <w:r>
         <w:t xml:space="preserve">Lewis, Mark Edward. </w:t>
       </w:r>
-      <w:hyperlink w:history="1" r:id="rIdwqvy-gjugz8rz1v7mfww4">
+      <w:hyperlink w:history="1" r:id="rIdtxn988fxoth4fhllnnqmz">
         <w:r>
           <w:rPr>
             <w:color w:val="0563C1"/>
@@ -1623,7 +1623,7 @@
       <w:r>
         <w:t xml:space="preserve">Elman, Benjamin A. </w:t>
       </w:r>
-      <w:hyperlink w:history="1" r:id="rIdnzgsoohk0wkv7kkgla1tn">
+      <w:hyperlink w:history="1" r:id="rIddlqyznj1obebqbzr2lchp">
         <w:r>
           <w:rPr>
             <w:color w:val="0563C1"/>
@@ -1651,7 +1651,7 @@
       <w:r>
         <w:t xml:space="preserve">Liu, Li, and Xingcan Chen. </w:t>
       </w:r>
-      <w:hyperlink w:history="1" r:id="rIdxbd3jgta6t5ldtdur7yv3">
+      <w:hyperlink w:history="1" r:id="rIdcyh3hjt7zfbexae6hk3o0">
         <w:r>
           <w:rPr>
             <w:color w:val="0563C1"/>
@@ -1699,7 +1699,7 @@
       <w:r>
         <w:t xml:space="preserve">Possehl, Gregory L. </w:t>
       </w:r>
-      <w:hyperlink w:history="1" r:id="rIdm-mn2r8w1xjhzpvuhxjde">
+      <w:hyperlink w:history="1" r:id="rIdzmok5ikxp2e-qhfx4soe7">
         <w:r>
           <w:rPr>
             <w:color w:val="0563C1"/>
@@ -1727,7 +1727,7 @@
       <w:r>
         <w:t xml:space="preserve">Thapar, Romila. </w:t>
       </w:r>
-      <w:hyperlink w:history="1" r:id="rIdnmc11ikoeotd81t9hfxxc">
+      <w:hyperlink w:history="1" r:id="rIdkzuxfgkekzaqgjdgzvgl5">
         <w:r>
           <w:rPr>
             <w:color w:val="0563C1"/>
@@ -1755,7 +1755,7 @@
       <w:r>
         <w:t xml:space="preserve">Plofker, Kim. </w:t>
       </w:r>
-      <w:hyperlink w:history="1" r:id="rIdzkwbldluz1awpjqgajouj">
+      <w:hyperlink w:history="1" r:id="rId_37zfbvh0wajdvmvj4nx8">
         <w:r>
           <w:rPr>
             <w:color w:val="0563C1"/>
@@ -1783,7 +1783,7 @@
       <w:r>
         <w:t xml:space="preserve">Dirks, Nicholas B. </w:t>
       </w:r>
-      <w:hyperlink w:history="1" r:id="rIdwyskvhm6ftdkomwieexbc">
+      <w:hyperlink w:history="1" r:id="rIdyoigeucunkd_rj7nrkiho">
         <w:r>
           <w:rPr>
             <w:color w:val="0563C1"/>
@@ -1811,7 +1811,7 @@
       <w:r>
         <w:t xml:space="preserve">Dundas, Paul. </w:t>
       </w:r>
-      <w:hyperlink w:history="1" r:id="rIdxp4_fksdxp19vgvjm9qrv">
+      <w:hyperlink w:history="1" r:id="rIdchp6fyiwk6imwqfy5jeyr">
         <w:r>
           <w:rPr>
             <w:color w:val="0563C1"/>
@@ -1891,7 +1891,7 @@
       <w:r>
         <w:t xml:space="preserve">Cartledge, Paul. </w:t>
       </w:r>
-      <w:hyperlink w:history="1" r:id="rIdfnnmvnxghbmpt3e5glqda">
+      <w:hyperlink w:history="1" r:id="rIdtjoupvu8gis0enyjkrvsb">
         <w:r>
           <w:rPr>
             <w:color w:val="0563C1"/>
@@ -1919,7 +1919,7 @@
       <w:r>
         <w:t xml:space="preserve">Freeth, Tony, et al. “</w:t>
       </w:r>
-      <w:hyperlink w:history="1" r:id="rId11gbf8xjght3_vibk5_o0">
+      <w:hyperlink w:history="1" r:id="rIddgu0higvxolrglorduqld">
         <w:r>
           <w:rPr>
             <w:color w:val="0563C1"/>
@@ -1947,7 +1947,7 @@
       <w:r>
         <w:t xml:space="preserve">Freeth, Tony, et al. “</w:t>
       </w:r>
-      <w:hyperlink w:history="1" r:id="rIdb-xrrg9lfcapmpmzhidp5">
+      <w:hyperlink w:history="1" r:id="rIdhnrb-mgyodiyr4ta0s-tw">
         <w:r>
           <w:rPr>
             <w:color w:val="0563C1"/>
@@ -1995,7 +1995,7 @@
       <w:r>
         <w:t xml:space="preserve">Beard, Mary. </w:t>
       </w:r>
-      <w:hyperlink w:history="1" r:id="rIdivcbzpnbjhuphh99kwtv5">
+      <w:hyperlink w:history="1" r:id="rId7yzuzt2mjrsijzt3l1xqi">
         <w:r>
           <w:rPr>
             <w:color w:val="0563C1"/>
@@ -2023,7 +2023,7 @@
       <w:r>
         <w:t xml:space="preserve">Ward-Perkins, Bryan. </w:t>
       </w:r>
-      <w:hyperlink w:history="1" r:id="rIdmshcxk7ju1bjw6btkil2f">
+      <w:hyperlink w:history="1" r:id="rIdwmcblibcb4b22ihroytyp">
         <w:r>
           <w:rPr>
             <w:color w:val="0563C1"/>
@@ -2051,7 +2051,7 @@
       <w:r>
         <w:t xml:space="preserve">Brown, Peter. </w:t>
       </w:r>
-      <w:hyperlink w:history="1" r:id="rIdckzdw28hvoui1ib8oy5c1">
+      <w:hyperlink w:history="1" r:id="rIdnf9mhpkd1hgntzoqljxno">
         <w:r>
           <w:rPr>
             <w:color w:val="0563C1"/>
@@ -2079,7 +2079,7 @@
       <w:r>
         <w:t xml:space="preserve">Harper, Kyle. </w:t>
       </w:r>
-      <w:hyperlink w:history="1" r:id="rIde9l80lgp1nhkejifyjcdu">
+      <w:hyperlink w:history="1" r:id="rIdt3agbngybvaw1e0kbowmk">
         <w:r>
           <w:rPr>
             <w:color w:val="0563C1"/>
@@ -2127,7 +2127,7 @@
       <w:r>
         <w:t xml:space="preserve">Kennedy, Hugh. </w:t>
       </w:r>
-      <w:hyperlink w:history="1" r:id="rIdxglcqhu5hih9guilghovz">
+      <w:hyperlink w:history="1" r:id="rIdxtfuek16pe12_9ei17whi">
         <w:r>
           <w:rPr>
             <w:color w:val="0563C1"/>
@@ -2155,7 +2155,7 @@
       <w:r>
         <w:t xml:space="preserve">Gutas, Dimitri. </w:t>
       </w:r>
-      <w:hyperlink w:history="1" r:id="rIdjyw5wova_ulk4i-hu5pxg">
+      <w:hyperlink w:history="1" r:id="rIdr83gppsqlcki_lqdwiqrg">
         <w:r>
           <w:rPr>
             <w:color w:val="0563C1"/>
@@ -2183,7 +2183,7 @@
       <w:r>
         <w:t xml:space="preserve">Riley-Smith, Jonathan. </w:t>
       </w:r>
-      <w:hyperlink w:history="1" r:id="rIdyoxudzs40amhon14o7oyb">
+      <w:hyperlink w:history="1" r:id="rIdpmft3wdlnt1akthlkvmwg">
         <w:r>
           <w:rPr>
             <w:color w:val="0563C1"/>
@@ -2211,7 +2211,7 @@
       <w:r>
         <w:t xml:space="preserve">Phillips, Jonathan. </w:t>
       </w:r>
-      <w:hyperlink w:history="1" r:id="rIdjwly6dffc-almtxvyore2">
+      <w:hyperlink w:history="1" r:id="rIdqdr5q0t2s2-gal1prp2dg">
         <w:r>
           <w:rPr>
             <w:color w:val="0563C1"/>
@@ -2239,7 +2239,7 @@
       <w:r>
         <w:t xml:space="preserve">Stark, Rodney. </w:t>
       </w:r>
-      <w:hyperlink w:history="1" r:id="rIdi2cdexxuc6devjif2i4b6">
+      <w:hyperlink w:history="1" r:id="rIdvrxrbx7f4s3rm3cylujfo">
         <w:r>
           <w:rPr>
             <w:color w:val="0563C1"/>
@@ -2287,7 +2287,7 @@
       <w:r>
         <w:t xml:space="preserve">Mommsen, Theodor E. “</w:t>
       </w:r>
-      <w:hyperlink w:history="1" r:id="rId5nb6vvgzk_-8bz3fz1vmq">
+      <w:hyperlink w:history="1" r:id="rIdh61h_slnjheoj4o-mxyvo">
         <w:r>
           <w:rPr>
             <w:color w:val="0563C1"/>
@@ -2315,7 +2315,7 @@
       <w:r>
         <w:t xml:space="preserve">Wickham, Chris. </w:t>
       </w:r>
-      <w:hyperlink w:history="1" r:id="rIdgfjy_hwvy5dmvvlk8vn7f">
+      <w:hyperlink w:history="1" r:id="rId36vvfktaedhwufqq6qde5">
         <w:r>
           <w:rPr>
             <w:color w:val="0563C1"/>
@@ -2343,7 +2343,7 @@
       <w:r>
         <w:t xml:space="preserve">Russell, Jeffrey Burton. </w:t>
       </w:r>
-      <w:hyperlink w:history="1" r:id="rIdhq71zbnvkpgbtbfmpmsnz">
+      <w:hyperlink w:history="1" r:id="rId3uinibjrknps3tpb_hc4v">
         <w:r>
           <w:rPr>
             <w:color w:val="0563C1"/>
@@ -2407,7 +2407,7 @@
       <w:r>
         <w:t xml:space="preserve">Hansen, Valerie. </w:t>
       </w:r>
-      <w:hyperlink w:history="1" r:id="rIdjnhmuntz3-yszfixjitrk">
+      <w:hyperlink w:history="1" r:id="rIdgvlm8amnb4vew--cjerze">
         <w:r>
           <w:rPr>
             <w:color w:val="0563C1"/>
@@ -2435,7 +2435,7 @@
       <w:r>
         <w:t xml:space="preserve">Spyrou, Maria A., et al. “</w:t>
       </w:r>
-      <w:hyperlink w:history="1" r:id="rIdshbvz6vhxko3yculpwmno">
+      <w:hyperlink w:history="1" r:id="rIdgamaeufdfeploqncw2ewg">
         <w:r>
           <w:rPr>
             <w:color w:val="0563C1"/>
@@ -2463,7 +2463,7 @@
       <w:r>
         <w:t xml:space="preserve">Wheelis, Mark. “</w:t>
       </w:r>
-      <w:hyperlink w:history="1" r:id="rIdkgcehxj9fs9f5xjktg0n7">
+      <w:hyperlink w:history="1" r:id="rId7syqkl_lwecnshx5jvzye">
         <w:r>
           <w:rPr>
             <w:color w:val="0563C1"/>
@@ -2491,7 +2491,7 @@
       <w:r>
         <w:t xml:space="preserve">Dean, Katharine R., et al. “</w:t>
       </w:r>
-      <w:hyperlink w:history="1" r:id="rIdwobcz5h6jr2wx9uhkow6t">
+      <w:hyperlink w:history="1" r:id="rIdjymt02qyifrhm5uzk4_1e">
         <w:r>
           <w:rPr>
             <w:color w:val="0563C1"/>
@@ -2519,7 +2519,7 @@
       <w:r>
         <w:t xml:space="preserve">Benedictow, Ole J. </w:t>
       </w:r>
-      <w:hyperlink w:history="1" r:id="rIdb9--nvdgmayzalip9usdn">
+      <w:hyperlink w:history="1" r:id="rId3wgjgnogenwgi7ebe6cwc">
         <w:r>
           <w:rPr>
             <w:color w:val="0563C1"/>
@@ -2583,7 +2583,7 @@
       <w:r>
         <w:t xml:space="preserve">Gomez, Michael A. </w:t>
       </w:r>
-      <w:hyperlink w:history="1" r:id="rIdheqyktrhlnzdpt9w4m1-l">
+      <w:hyperlink w:history="1" r:id="rIdlx1bh0xd0sqkjb5m233_y">
         <w:r>
           <w:rPr>
             <w:color w:val="0563C1"/>
@@ -2643,7 +2643,7 @@
       <w:r>
         <w:t xml:space="preserve">Edwards, David N. </w:t>
       </w:r>
-      <w:hyperlink w:history="1" r:id="rIdgxqbriode367oqqinwn_j">
+      <w:hyperlink w:history="1" r:id="rId9etcmqqzpsoqtk5nhzm5a">
         <w:r>
           <w:rPr>
             <w:color w:val="0563C1"/>
@@ -2671,7 +2671,7 @@
       <w:r>
         <w:t xml:space="preserve">Pikirayi, Innocent. </w:t>
       </w:r>
-      <w:hyperlink w:history="1" r:id="rIdkgvm91stgelf76zqjuuzr">
+      <w:hyperlink w:history="1" r:id="rIdo9mejcfzkqioorbmtrz4z">
         <w:r>
           <w:rPr>
             <w:color w:val="0563C1"/>
@@ -2699,7 +2699,7 @@
       <w:r>
         <w:t xml:space="preserve">Hicks, Dan. </w:t>
       </w:r>
-      <w:hyperlink w:history="1" r:id="rIdw6aydn-w_vyhceiwpr6cz">
+      <w:hyperlink w:history="1" r:id="rIdsx0-ubtlp8zwr8mp_ildc">
         <w:r>
           <w:rPr>
             <w:color w:val="0563C1"/>
@@ -2747,7 +2747,7 @@
       <w:r>
         <w:t xml:space="preserve">Thornton, John K. </w:t>
       </w:r>
-      <w:hyperlink w:history="1" r:id="rIdy7mus5yr9y6dshpyvlp2r">
+      <w:hyperlink w:history="1" r:id="rId-26dsid51ifimzb-obbrl">
         <w:r>
           <w:rPr>
             <w:color w:val="0563C1"/>
@@ -2775,7 +2775,7 @@
       <w:r>
         <w:t xml:space="preserve">McCaskie, T. C. </w:t>
       </w:r>
-      <w:hyperlink w:history="1" r:id="rIdioh6kdedafu0r-jwv79zd">
+      <w:hyperlink w:history="1" r:id="rId-lbfogjpi_wrsgu9ln9fk">
         <w:r>
           <w:rPr>
             <w:color w:val="0563C1"/>
@@ -2803,7 +2803,7 @@
       <w:r>
         <w:t xml:space="preserve">Hochschild, Adam. </w:t>
       </w:r>
-      <w:hyperlink w:history="1" r:id="rIdojrmxjoonweepcwttzjaf">
+      <w:hyperlink w:history="1" r:id="rIdkazrc9c4lmqlctbnlcczx">
         <w:r>
           <w:rPr>
             <w:color w:val="0563C1"/>
@@ -2847,7 +2847,7 @@
       <w:r>
         <w:t xml:space="preserve">Kara, Siddharth. </w:t>
       </w:r>
-      <w:hyperlink w:history="1" r:id="rIdxbhsf9gjilmvsqrrfqekw">
+      <w:hyperlink w:history="1" r:id="rIdqq697byivvr4uhpmrt1io">
         <w:r>
           <w:rPr>
             <w:color w:val="0563C1"/>
@@ -2895,7 +2895,7 @@
       <w:r>
         <w:t xml:space="preserve">Mann, Charles C. </w:t>
       </w:r>
-      <w:hyperlink w:history="1" r:id="rIdbqs_dtul7vmisn8ti2tgk">
+      <w:hyperlink w:history="1" r:id="rIdtbct6iugalhqsahp_ktf6">
         <w:r>
           <w:rPr>
             <w:color w:val="0563C1"/>
@@ -2923,7 +2923,7 @@
       <w:r>
         <w:t xml:space="preserve">Matsuoka, Yoshihiro, et al. “</w:t>
       </w:r>
-      <w:hyperlink w:history="1" r:id="rId3p9lgnmvxai5v4yofbc1e">
+      <w:hyperlink w:history="1" r:id="rId2cvw5zvkukdnwarxwcbd9">
         <w:r>
           <w:rPr>
             <w:color w:val="0563C1"/>
@@ -2951,7 +2951,7 @@
       <w:r>
         <w:t xml:space="preserve">Shady Solis, Ruth, Jonathan Haas, and Winifred Creamer. “</w:t>
       </w:r>
-      <w:hyperlink w:history="1" r:id="rIdpzkverefzw-xcxbdb_gfi">
+      <w:hyperlink w:history="1" r:id="rIdyr3v5se23uutqb5echgny">
         <w:r>
           <w:rPr>
             <w:color w:val="0563C1"/>
@@ -2979,7 +2979,7 @@
       <w:r>
         <w:t xml:space="preserve">Urton, Gary. </w:t>
       </w:r>
-      <w:hyperlink w:history="1" r:id="rIdwgk1irq7ltentxvk3n6on">
+      <w:hyperlink w:history="1" r:id="rIdrbzlayyh3o-28y0fbfulk">
         <w:r>
           <w:rPr>
             <w:color w:val="0563C1"/>
@@ -3007,7 +3007,7 @@
       <w:r>
         <w:t xml:space="preserve">Denevan, William M., ed. </w:t>
       </w:r>
-      <w:hyperlink w:history="1" r:id="rIduioeczfapjrk9wccjq7aq">
+      <w:hyperlink w:history="1" r:id="rIdtkxn2zalu0l5t9xzhzth2">
         <w:r>
           <w:rPr>
             <w:color w:val="0563C1"/>
@@ -3035,7 +3035,7 @@
       <w:r>
         <w:t xml:space="preserve">Henige, David. </w:t>
       </w:r>
-      <w:hyperlink w:history="1" r:id="rIdvdm0dgie2j4mb3zkscbq-">
+      <w:hyperlink w:history="1" r:id="rIdgn9clwc9bf3giodxrzvra">
         <w:r>
           <w:rPr>
             <w:color w:val="0563C1"/>
@@ -3063,7 +3063,7 @@
       <w:r>
         <w:t xml:space="preserve">Koch, Alexander, Chris Brierley, Mark M. Maslin, and Simon L. Lewis. “</w:t>
       </w:r>
-      <w:hyperlink w:history="1" r:id="rIdsmsboxt9turqcgny7lsw3">
+      <w:hyperlink w:history="1" r:id="rId64xj_ebhegf6rqp0wri6f">
         <w:r>
           <w:rPr>
             <w:color w:val="0563C1"/>
@@ -3091,7 +3091,7 @@
       <w:r>
         <w:t xml:space="preserve">Ioannidis, Alexander G., et al. “</w:t>
       </w:r>
-      <w:hyperlink w:history="1" r:id="rIdbbdnzv76qh2o0avwqq1ro">
+      <w:hyperlink w:history="1" r:id="rId7ir3jvkeljdo4sjkzjayj">
         <w:r>
           <w:rPr>
             <w:color w:val="0563C1"/>
@@ -3119,7 +3119,7 @@
       <w:r>
         <w:t xml:space="preserve">Pauketat, Timothy R. </w:t>
       </w:r>
-      <w:hyperlink w:history="1" r:id="rIdfreakdfobztuqgmgwfuc1">
+      <w:hyperlink w:history="1" r:id="rIdrluouvtcqroq58jzjx3i_">
         <w:r>
           <w:rPr>
             <w:color w:val="0563C1"/>
@@ -3147,7 +3147,7 @@
       <w:r>
         <w:t xml:space="preserve">Dobyns, Henry F. “</w:t>
       </w:r>
-      <w:hyperlink w:history="1" r:id="rIdchxrx3_mzaq6o15ptlxwa">
+      <w:hyperlink w:history="1" r:id="rIdvz9opftq5csa3yxcfmfhb">
         <w:r>
           <w:rPr>
             <w:color w:val="0563C1"/>
@@ -3208,7 +3208,7 @@
         </w:rPr>
         <w:t xml:space="preserve">The voyages database behind those numbers. </w:t>
       </w:r>
-      <w:hyperlink w:history="1" r:id="rId38mcxas5ej649ncxmjpgx">
+      <w:hyperlink w:history="1" r:id="rIdag40o89kb4xfaxcqcc4hc">
         <w:r>
           <w:rPr>
             <w:color w:val="0563C1"/>
@@ -3236,7 +3236,7 @@
       <w:r>
         <w:t xml:space="preserve">Equiano, Olaudah. </w:t>
       </w:r>
-      <w:hyperlink w:history="1" r:id="rIdmt7cmvpmyzc65kmbojoy0">
+      <w:hyperlink w:history="1" r:id="rId0km652pp1jkbdub-bwak2">
         <w:r>
           <w:rPr>
             <w:color w:val="0563C1"/>
@@ -3264,7 +3264,7 @@
       <w:r>
         <w:t xml:space="preserve">Carretta, Vincent. </w:t>
       </w:r>
-      <w:hyperlink w:history="1" r:id="rIdvxy_toccgbninslgd4tie">
+      <w:hyperlink w:history="1" r:id="rId3ojscxyj_96aufbuictrn">
         <w:r>
           <w:rPr>
             <w:color w:val="0563C1"/>
@@ -3292,7 +3292,7 @@
       <w:r>
         <w:t xml:space="preserve">Hurston, Zora Neale. </w:t>
       </w:r>
-      <w:hyperlink w:history="1" r:id="rIdch4f9sip2jgtbvi5hfakk">
+      <w:hyperlink w:history="1" r:id="rIde__jyyg5pf6awi27nbxae">
         <w:r>
           <w:rPr>
             <w:color w:val="0563C1"/>
@@ -3320,7 +3320,7 @@
       <w:r>
         <w:t xml:space="preserve">Diouf, Sylviane A. </w:t>
       </w:r>
-      <w:hyperlink w:history="1" r:id="rIdn22dyl9ce_zvablgqtegn">
+      <w:hyperlink w:history="1" r:id="rIdngnzbactd4r1slmrcnzao">
         <w:r>
           <w:rPr>
             <w:color w:val="0563C1"/>
@@ -3348,7 +3348,7 @@
       <w:r>
         <w:t xml:space="preserve">Livi Bacci, Massimo. </w:t>
       </w:r>
-      <w:hyperlink w:history="1" r:id="rId5quayswqn11qfqv20721k">
+      <w:hyperlink w:history="1" r:id="rIdwn869_jnit1q_l1ubg1xk">
         <w:r>
           <w:rPr>
             <w:color w:val="0563C1"/>
@@ -3376,7 +3376,7 @@
       <w:r>
         <w:t xml:space="preserve">Reséndez, Andrés. </w:t>
       </w:r>
-      <w:hyperlink w:history="1" r:id="rIdhgfyubuygcraxqkiltttp">
+      <w:hyperlink w:history="1" r:id="rId6yepri9leej-jdfps5vyx">
         <w:r>
           <w:rPr>
             <w:color w:val="0563C1"/>
@@ -3404,7 +3404,7 @@
       <w:r>
         <w:t xml:space="preserve">Dreyer, Edward L. </w:t>
       </w:r>
-      <w:hyperlink w:history="1" r:id="rIdfwk22rxljtg31tjfbzhtj">
+      <w:hyperlink w:history="1" r:id="rIdrl8lijkf3hjvsnbz1gunw">
         <w:r>
           <w:rPr>
             <w:color w:val="0563C1"/>
@@ -3452,7 +3452,7 @@
       <w:r>
         <w:t xml:space="preserve">Eisenstein, Elizabeth L. </w:t>
       </w:r>
-      <w:hyperlink w:history="1" r:id="rIdewy7rngabcgndxqq-qj_t">
+      <w:hyperlink w:history="1" r:id="rIde7kwxkltwwn73e0q2wbax">
         <w:r>
           <w:rPr>
             <w:color w:val="0563C1"/>
@@ -3480,7 +3480,7 @@
       <w:r>
         <w:t xml:space="preserve">Allen, Robert C. </w:t>
       </w:r>
-      <w:hyperlink w:history="1" r:id="rIdtf5chs5airfdt-s7tbmjy">
+      <w:hyperlink w:history="1" r:id="rIdguwjzih7xwzh26zjjjuit">
         <w:r>
           <w:rPr>
             <w:color w:val="0563C1"/>
@@ -3508,7 +3508,7 @@
       <w:r>
         <w:t xml:space="preserve">Humphries, Jane. </w:t>
       </w:r>
-      <w:hyperlink w:history="1" r:id="rIdreavug6p7nvkpgi_pr0nz">
+      <w:hyperlink w:history="1" r:id="rIdpmjgabpk9bmhsgzujssfz">
         <w:r>
           <w:rPr>
             <w:color w:val="0563C1"/>
@@ -3536,7 +3536,7 @@
       <w:r>
         <w:t xml:space="preserve">Pomeranz, Kenneth. </w:t>
       </w:r>
-      <w:hyperlink w:history="1" r:id="rId9pas4lq1k5y3fozhhywp4">
+      <w:hyperlink w:history="1" r:id="rIdsuxuwfmjbattcoe7xdnk6">
         <w:r>
           <w:rPr>
             <w:color w:val="0563C1"/>
@@ -3564,7 +3564,7 @@
       <w:r>
         <w:t xml:space="preserve">Bell, Michelle L., and Devra Lee Davis. “</w:t>
       </w:r>
-      <w:hyperlink w:history="1" r:id="rId0mlhq1adxvddy5q1bfmgp">
+      <w:hyperlink w:history="1" r:id="rIdngp8cdmftcr7kjjixcpoq">
         <w:r>
           <w:rPr>
             <w:color w:val="0563C1"/>
@@ -3612,7 +3612,7 @@
       <w:r>
         <w:t xml:space="preserve">Hacker, J. David. “</w:t>
       </w:r>
-      <w:hyperlink w:history="1" r:id="rIdwui7be0auyrprp7slyir5">
+      <w:hyperlink w:history="1" r:id="rIdxjdrgxcqed22_aaqsyxbo">
         <w:r>
           <w:rPr>
             <w:color w:val="0563C1"/>
@@ -3640,7 +3640,7 @@
       <w:r>
         <w:t xml:space="preserve">Foner, Eric. </w:t>
       </w:r>
-      <w:hyperlink w:history="1" r:id="rIdhrph6monqqso3yezg1wux">
+      <w:hyperlink w:history="1" r:id="rId4emxufqwyaqweg_drp4aw">
         <w:r>
           <w:rPr>
             <w:color w:val="0563C1"/>
@@ -3668,7 +3668,7 @@
       <w:r>
         <w:t xml:space="preserve">Saunt, Claudio. </w:t>
       </w:r>
-      <w:hyperlink w:history="1" r:id="rIdimgvuqzw298ullmvmh4gh">
+      <w:hyperlink w:history="1" r:id="rId2vh1t9iidxt4dhq91gibi">
         <w:r>
           <w:rPr>
             <w:color w:val="0563C1"/>
@@ -3696,7 +3696,7 @@
       <w:r>
         <w:t xml:space="preserve">Dubois, Laurent. </w:t>
       </w:r>
-      <w:hyperlink w:history="1" r:id="rId6j_pnjv2bxzeypr1wvqjd">
+      <w:hyperlink w:history="1" r:id="rIdlm1iacjyn7adw7-c9afhv">
         <w:r>
           <w:rPr>
             <w:color w:val="0563C1"/>
@@ -3724,7 +3724,7 @@
       <w:r>
         <w:t xml:space="preserve">Dolin, Eric Jay. </w:t>
       </w:r>
-      <w:hyperlink w:history="1" r:id="rIdbsdjmn9rp_ihudekdmiqy">
+      <w:hyperlink w:history="1" r:id="rIdtmvi9bn2xf9t9dnqg-lqm">
         <w:r>
           <w:rPr>
             <w:color w:val="0563C1"/>
@@ -3752,7 +3752,7 @@
       <w:r>
         <w:t xml:space="preserve">Horn, James. </w:t>
       </w:r>
-      <w:hyperlink w:history="1" r:id="rIdqlo9fvntag9ub3kkg9yzo">
+      <w:hyperlink w:history="1" r:id="rId6hs_zuoln3wijjeffjivt">
         <w:r>
           <w:rPr>
             <w:color w:val="0563C1"/>
@@ -3780,7 +3780,7 @@
       <w:r>
         <w:t xml:space="preserve">Wilentz, Sean. </w:t>
       </w:r>
-      <w:hyperlink w:history="1" r:id="rIdo_eoj98eibko7hbxkckja">
+      <w:hyperlink w:history="1" r:id="rIdnsdm8ucvm7dn9ahd7dlnd">
         <w:r>
           <w:rPr>
             <w:color w:val="0563C1"/>
@@ -3828,7 +3828,7 @@
       <w:r>
         <w:t xml:space="preserve">Equal Justice Initiative. </w:t>
       </w:r>
-      <w:hyperlink w:history="1" r:id="rIdj12phqtp3_rsf2oasyoqw">
+      <w:hyperlink w:history="1" r:id="rIduoqlrgl34nnxjvuebtbqt">
         <w:r>
           <w:rPr>
             <w:color w:val="0563C1"/>
@@ -3872,7 +3872,7 @@
       <w:r>
         <w:t xml:space="preserve">Robinson, Greg. </w:t>
       </w:r>
-      <w:hyperlink w:history="1" r:id="rIdtbbbkgso8505e3vadp6hk">
+      <w:hyperlink w:history="1" r:id="rId-a_y_k45qgvhlelpnyacj">
         <w:r>
           <w:rPr>
             <w:color w:val="0563C1"/>
@@ -3900,7 +3900,7 @@
       <w:r>
         <w:t xml:space="preserve">Blinder, Alan S. </w:t>
       </w:r>
-      <w:hyperlink w:history="1" r:id="rIdwdvpksoezqlje4hcbq5s4">
+      <w:hyperlink w:history="1" r:id="rIdv0fwytynp7-tw79kc7j1q">
         <w:r>
           <w:rPr>
             <w:color w:val="0563C1"/>
@@ -3948,7 +3948,7 @@
       <w:r>
         <w:t xml:space="preserve">Butler, Jon. </w:t>
       </w:r>
-      <w:hyperlink w:history="1" r:id="rIdvnjcfntejpwyfbampvhaz">
+      <w:hyperlink w:history="1" r:id="rIdkpepapxpsi7fkxfhewsmc">
         <w:r>
           <w:rPr>
             <w:color w:val="0563C1"/>
@@ -3976,7 +3976,7 @@
       <w:r>
         <w:t xml:space="preserve">Hatch, Nathan O. </w:t>
       </w:r>
-      <w:hyperlink w:history="1" r:id="rIdbzje5hgkts2q1_crb-yxp">
+      <w:hyperlink w:history="1" r:id="rId9vni0otpv77-v-afo7fwd">
         <w:r>
           <w:rPr>
             <w:color w:val="0563C1"/>
@@ -4004,7 +4004,7 @@
       <w:r>
         <w:t xml:space="preserve">Bushman, Richard Lyman. </w:t>
       </w:r>
-      <w:hyperlink w:history="1" r:id="rIdmzvw0zryo0msjkqeq0wso">
+      <w:hyperlink w:history="1" r:id="rIdok5zsmxslf37tp-wqgc26">
         <w:r>
           <w:rPr>
             <w:color w:val="0563C1"/>
@@ -4032,7 +4032,7 @@
       <w:r>
         <w:t xml:space="preserve">Kraybill, Donald B., Karen M. Johnson-Weiner, and Steven M. Nolt. </w:t>
       </w:r>
-      <w:hyperlink w:history="1" r:id="rId1xbwmcideu5ggwheaapqh">
+      <w:hyperlink w:history="1" r:id="rIdzwyjmnk9ph6dzmvlkoim4">
         <w:r>
           <w:rPr>
             <w:color w:val="0563C1"/>
@@ -4060,7 +4060,7 @@
       <w:r>
         <w:t xml:space="preserve">Moore, Rebecca. </w:t>
       </w:r>
-      <w:hyperlink w:history="1" r:id="rIdcqxap34hy8y36-_3dl-lx">
+      <w:hyperlink w:history="1" r:id="rId0rws8fs3wlmyj8whm8cjt">
         <w:r>
           <w:rPr>
             <w:color w:val="0563C1"/>
@@ -4124,7 +4124,7 @@
       <w:r>
         <w:t xml:space="preserve">Lynch, John. </w:t>
       </w:r>
-      <w:hyperlink w:history="1" r:id="rIdekwzb8_v9_l-fnmjigkyk">
+      <w:hyperlink w:history="1" r:id="rIdrwk-zwn7xsuivojg7wmlx">
         <w:r>
           <w:rPr>
             <w:color w:val="0563C1"/>
@@ -4152,7 +4152,7 @@
       <w:r>
         <w:t xml:space="preserve">Dubois, Laurent. </w:t>
       </w:r>
-      <w:hyperlink w:history="1" r:id="rIdw1jlplcmdlgziv_90vgku">
+      <w:hyperlink w:history="1" r:id="rIdlplpteidwjtbjuvnsxr5-">
         <w:r>
           <w:rPr>
             <w:color w:val="0563C1"/>
@@ -4180,7 +4180,7 @@
       <w:r>
         <w:t xml:space="preserve">Conrad, Robert Edgar. </w:t>
       </w:r>
-      <w:hyperlink w:history="1" r:id="rId7ohvde5wxn7rhutzl4vfu">
+      <w:hyperlink w:history="1" r:id="rIdqtlhnq2xehm6i935jdye7">
         <w:r>
           <w:rPr>
             <w:color w:val="0563C1"/>
@@ -4205,7 +4205,7 @@
         </w:rPr>
         <w:t xml:space="preserve">Brazil’s share of the Atlantic slave trade. </w:t>
       </w:r>
-      <w:hyperlink w:history="1" r:id="rIdtbuvmkgqx27phvdlbxbmu">
+      <w:hyperlink w:history="1" r:id="rIds7ulcaqy3jymxbhagtc8g">
         <w:r>
           <w:rPr>
             <w:color w:val="0563C1"/>
@@ -4233,7 +4233,7 @@
       <w:r>
         <w:t xml:space="preserve">Smith, Peter H. </w:t>
       </w:r>
-      <w:hyperlink w:history="1" r:id="rIdsh-e1rcphtgsuvv-z_ndw">
+      <w:hyperlink w:history="1" r:id="rIdhvnzzfkw0-nqjqc1v3w2a">
         <w:r>
           <w:rPr>
             <w:color w:val="0563C1"/>
@@ -4261,7 +4261,7 @@
       <w:r>
         <w:t xml:space="preserve">Schlesinger, Stephen, and Stephen Kinzer. </w:t>
       </w:r>
-      <w:hyperlink w:history="1" r:id="rIdlvh7gm6yzrtabxwxtohrh">
+      <w:hyperlink w:history="1" r:id="rIdlilked_kynicxoay4vow-">
         <w:r>
           <w:rPr>
             <w:color w:val="0563C1"/>
@@ -4289,7 +4289,7 @@
       <w:r>
         <w:t xml:space="preserve">Slater, Candace. </w:t>
       </w:r>
-      <w:hyperlink w:history="1" r:id="rIdzhsymcwc8qf6r1ubngwwl">
+      <w:hyperlink w:history="1" r:id="rIdhda4ter0xvz0hc799zcgb">
         <w:r>
           <w:rPr>
             <w:color w:val="0563C1"/>
@@ -4317,7 +4317,7 @@
       <w:r>
         <w:t xml:space="preserve">Taylor, Barbara L., et al. “</w:t>
       </w:r>
-      <w:hyperlink w:history="1" r:id="rIdirihl7bco6hjcjstmqift">
+      <w:hyperlink w:history="1" r:id="rIdva-94vbagwrp3gpql0cm_">
         <w:r>
           <w:rPr>
             <w:color w:val="0563C1"/>
@@ -4345,7 +4345,7 @@
       <w:r>
         <w:t xml:space="preserve">NOAA Fisheries. “</w:t>
       </w:r>
-      <w:hyperlink w:history="1" r:id="rIdgk9k7r32xhirs8emh-vew">
+      <w:hyperlink w:history="1" r:id="rIdvyxmj5bp8x7o_naubg5ye">
         <w:r>
           <w:rPr>
             <w:color w:val="0563C1"/>
@@ -4373,7 +4373,7 @@
       <w:r>
         <w:t xml:space="preserve">Skidmore, Thomas E. </w:t>
       </w:r>
-      <w:hyperlink w:history="1" r:id="rIduoq7rc-vdv7csldzknotg">
+      <w:hyperlink w:history="1" r:id="rIdiyifhfjry55bid3sjvmab">
         <w:r>
           <w:rPr>
             <w:color w:val="0563C1"/>
@@ -4401,7 +4401,7 @@
       <w:r>
         <w:t xml:space="preserve">Comisión Nacional sobre la Desaparición de Personas. </w:t>
       </w:r>
-      <w:hyperlink w:history="1" r:id="rIdadyjuq_ieevjilrn4bagk">
+      <w:hyperlink w:history="1" r:id="rIdtxhmvq4g36b4b3l-9hr18">
         <w:r>
           <w:rPr>
             <w:color w:val="0563C1"/>
@@ -4429,7 +4429,7 @@
       <w:r>
         <w:t xml:space="preserve">Nino, Carlos Santiago. </w:t>
       </w:r>
-      <w:hyperlink w:history="1" r:id="rIdxyw0gi6cmk00yfmyskcqu">
+      <w:hyperlink w:history="1" r:id="rIdfk7l-aufe2yfeqjesnoqr">
         <w:r>
           <w:rPr>
             <w:color w:val="0563C1"/>
@@ -4457,7 +4457,7 @@
       <w:r>
         <w:t xml:space="preserve">Bouvard, Marguerite Guzman. </w:t>
       </w:r>
-      <w:hyperlink w:history="1" r:id="rIdatk9co6q-9lihsi8fz_3z">
+      <w:hyperlink w:history="1" r:id="rIdthq1zv5iyymy7q7xghvn9">
         <w:r>
           <w:rPr>
             <w:color w:val="0563C1"/>
@@ -4485,7 +4485,7 @@
       <w:r>
         <w:t xml:space="preserve">Kornbluh, Peter. </w:t>
       </w:r>
-      <w:hyperlink w:history="1" r:id="rIdpdefuzihye0tmgllyf627">
+      <w:hyperlink w:history="1" r:id="rIduckmij9rl36mrf5dqh60f">
         <w:r>
           <w:rPr>
             <w:color w:val="0563C1"/>
@@ -4513,7 +4513,7 @@
       <w:r>
         <w:t xml:space="preserve">Jara, Joan. </w:t>
       </w:r>
-      <w:hyperlink w:history="1" r:id="rId1uvn4o0m1faiaijkypip_">
+      <w:hyperlink w:history="1" r:id="rId-k0ejtloxkugequ_cisq4">
         <w:r>
           <w:rPr>
             <w:color w:val="0563C1"/>
@@ -4541,7 +4541,7 @@
       <w:r>
         <w:t xml:space="preserve">LeoGrande, William M., and Peter Kornbluh. </w:t>
       </w:r>
-      <w:hyperlink w:history="1" r:id="rIdv4lpqll3mptzwco6kcpsg">
+      <w:hyperlink w:history="1" r:id="rId04ssj4-0ixt8a2_v-v-cy">
         <w:r>
           <w:rPr>
             <w:color w:val="0563C1"/>
@@ -4601,7 +4601,7 @@
       <w:r>
         <w:t xml:space="preserve">Secretaría de Gobernación (Mexico). “</w:t>
       </w:r>
-      <w:hyperlink w:history="1" r:id="rIdm5cotbgh59is4wnxbkx_l">
+      <w:hyperlink w:history="1" r:id="rIdtywqqh74rq0_waqsmvcw5">
         <w:r>
           <w:rPr>
             <w:color w:val="0563C1"/>
@@ -4649,7 +4649,7 @@
       <w:r>
         <w:t xml:space="preserve">Finkel, Caroline. </w:t>
       </w:r>
-      <w:hyperlink w:history="1" r:id="rIdaud0b27qi2ayq7ef_rpzu">
+      <w:hyperlink w:history="1" r:id="rId0x1gomqgps0mhbvnrq0uc">
         <w:r>
           <w:rPr>
             <w:color w:val="0563C1"/>
@@ -4677,7 +4677,7 @@
       <w:r>
         <w:t xml:space="preserve">Crowley, Roger. </w:t>
       </w:r>
-      <w:hyperlink w:history="1" r:id="rIdej-2kx8iaawkfdbiutwss">
+      <w:hyperlink w:history="1" r:id="rIdg5ui_ikdapv_cocsvsme1">
         <w:r>
           <w:rPr>
             <w:color w:val="0563C1"/>
@@ -4705,7 +4705,7 @@
       <w:r>
         <w:t xml:space="preserve">Barkey, Karen. </w:t>
       </w:r>
-      <w:hyperlink w:history="1" r:id="rIdjnivtzcybecbn6n7oqvcp">
+      <w:hyperlink w:history="1" r:id="rIdy7sfbbq0ekos-qrtvlyud">
         <w:r>
           <w:rPr>
             <w:color w:val="0563C1"/>
@@ -4733,7 +4733,7 @@
       <w:r>
         <w:t xml:space="preserve">Mazower, Mark. </w:t>
       </w:r>
-      <w:hyperlink w:history="1" r:id="rIdnb9yrhjctnvzvinh3zh7e">
+      <w:hyperlink w:history="1" r:id="rIdcfseqytmponxpdgferijp">
         <w:r>
           <w:rPr>
             <w:color w:val="0563C1"/>
@@ -4761,7 +4761,7 @@
       <w:r>
         <w:t xml:space="preserve">Suny, Ronald Grigor. “</w:t>
       </w:r>
-      <w:hyperlink w:history="1" r:id="rIdqi8yle6asgdx6x9ipfm2n">
+      <w:hyperlink w:history="1" r:id="rIdzykekyy_mbcilah_mm6rm">
         <w:r>
           <w:rPr>
             <w:color w:val="0563C1"/>
@@ -4789,7 +4789,7 @@
       <w:r>
         <w:t xml:space="preserve">Power, Samantha. “</w:t>
       </w:r>
-      <w:hyperlink w:history="1" r:id="rIdhd5bj7kmrc7zjadukwf4k">
+      <w:hyperlink w:history="1" r:id="rIdmjombk4hvit3ova6z1fwd">
         <w:r>
           <w:rPr>
             <w:color w:val="0563C1"/>
@@ -4817,7 +4817,7 @@
       <w:r>
         <w:t xml:space="preserve">Hirschon, Renée, ed. </w:t>
       </w:r>
-      <w:hyperlink w:history="1" r:id="rIduz0itzpmsf3s7otnm1alh">
+      <w:hyperlink w:history="1" r:id="rIderks2jibpu8myhzlf41hy">
         <w:r>
           <w:rPr>
             <w:color w:val="0563C1"/>
@@ -4845,7 +4845,7 @@
       <w:r>
         <w:t xml:space="preserve">Rogan, Eugene. </w:t>
       </w:r>
-      <w:hyperlink w:history="1" r:id="rIdovdegfemp9e3n-s-pjqku">
+      <w:hyperlink w:history="1" r:id="rIdz94rdtpmkop0flvrxpfrm">
         <w:r>
           <w:rPr>
             <w:color w:val="0563C1"/>
@@ -4873,7 +4873,7 @@
       <w:r>
         <w:t xml:space="preserve">Barr, James. </w:t>
       </w:r>
-      <w:hyperlink w:history="1" r:id="rId4qnr2j1fjlhe7f7esblvu">
+      <w:hyperlink w:history="1" r:id="rIdkkoaoabqcfusjb58w2f5g">
         <w:r>
           <w:rPr>
             <w:color w:val="0563C1"/>
@@ -4901,7 +4901,7 @@
       <w:r>
         <w:t xml:space="preserve">McDowall, David. </w:t>
       </w:r>
-      <w:hyperlink w:history="1" r:id="rIdaq6ho8ku9ddytfq9-9472">
+      <w:hyperlink w:history="1" r:id="rIdju5vhitsmtvznuv3qp2uv">
         <w:r>
           <w:rPr>
             <w:color w:val="0563C1"/>
@@ -4929,7 +4929,7 @@
       <w:r>
         <w:t xml:space="preserve">Abrahamian, Ervand. </w:t>
       </w:r>
-      <w:hyperlink w:history="1" r:id="rIdnm0b0mbkfcezq_78lnpli">
+      <w:hyperlink w:history="1" r:id="rIde4pmgmrzb59il1z1_hnfn">
         <w:r>
           <w:rPr>
             <w:color w:val="0563C1"/>
@@ -4957,7 +4957,7 @@
       <w:r>
         <w:t xml:space="preserve">Razoux, Pierre. </w:t>
       </w:r>
-      <w:hyperlink w:history="1" r:id="rIdjy-xaups-yyrsutg1w8cz">
+      <w:hyperlink w:history="1" r:id="rIdb34evmwhtyrv68itno_8r">
         <w:r>
           <w:rPr>
             <w:color w:val="0563C1"/>
@@ -5005,7 +5005,7 @@
       <w:r>
         <w:t xml:space="preserve">Clark, Christopher. </w:t>
       </w:r>
-      <w:hyperlink w:history="1" r:id="rIdtzfskf2piumoup9psawdl">
+      <w:hyperlink w:history="1" r:id="rIdw3vddguhc_3ed3zdr-4ek">
         <w:r>
           <w:rPr>
             <w:color w:val="0563C1"/>
@@ -5033,7 +5033,7 @@
       <w:r>
         <w:t xml:space="preserve">Strachan, Hew. </w:t>
       </w:r>
-      <w:hyperlink w:history="1" r:id="rIdqgh8rxqqqkhbvyykrseiu">
+      <w:hyperlink w:history="1" r:id="rIdlset-9qfbyfgp2jiozx1k">
         <w:r>
           <w:rPr>
             <w:color w:val="0563C1"/>
@@ -5077,7 +5077,7 @@
       <w:r>
         <w:t xml:space="preserve">Weintraub, Stanley. </w:t>
       </w:r>
-      <w:hyperlink w:history="1" r:id="rIdsetcqtv8qedr63g_kxvdq">
+      <w:hyperlink w:history="1" r:id="rIdf-jz_svr0jzk7c6q35dkt">
         <w:r>
           <w:rPr>
             <w:color w:val="0563C1"/>
@@ -5105,7 +5105,7 @@
       <w:r>
         <w:t xml:space="preserve">Johnson, Niall P. A. S., and Juergen Mueller. “</w:t>
       </w:r>
-      <w:hyperlink w:history="1" r:id="rIdp-az7hhcsrkuzylwa6poa">
+      <w:hyperlink w:history="1" r:id="rIdwf9beyty_ftx0qgtkqlgh">
         <w:r>
           <w:rPr>
             <w:color w:val="0563C1"/>
@@ -5133,7 +5133,7 @@
       <w:r>
         <w:t xml:space="preserve">Spreeuwenberg, Peter, et al. “</w:t>
       </w:r>
-      <w:hyperlink w:history="1" r:id="rIdbkxqnpmocc7i4ieclswjd">
+      <w:hyperlink w:history="1" r:id="rId8brimjgiwa6ugudtekuy0">
         <w:r>
           <w:rPr>
             <w:color w:val="0563C1"/>
@@ -5161,7 +5161,7 @@
       <w:r>
         <w:t xml:space="preserve">Keynes, John Maynard. </w:t>
       </w:r>
-      <w:hyperlink w:history="1" r:id="rIdv9hvvweqfmxn3o4csowcg">
+      <w:hyperlink w:history="1" r:id="rIdppi4vdghg5xtuglym-00i">
         <w:r>
           <w:rPr>
             <w:color w:val="0563C1"/>
@@ -5209,7 +5209,7 @@
       <w:r>
         <w:t xml:space="preserve">Evans, Richard J. </w:t>
       </w:r>
-      <w:hyperlink w:history="1" r:id="rIds9ql-xw63xoptxdsmyteo">
+      <w:hyperlink w:history="1" r:id="rIdgf1l0r3s85tbfltmgbt3l">
         <w:r>
           <w:rPr>
             <w:color w:val="0563C1"/>
@@ -5237,7 +5237,7 @@
       <w:r>
         <w:t xml:space="preserve">Hilberg, Raul. </w:t>
       </w:r>
-      <w:hyperlink w:history="1" r:id="rId4yq79j3vyaau6phree4du">
+      <w:hyperlink w:history="1" r:id="rIdhy8eaph9dhwyidxsp4nm2">
         <w:r>
           <w:rPr>
             <w:color w:val="0563C1"/>
@@ -5265,7 +5265,7 @@
       <w:r>
         <w:t xml:space="preserve">Kiernan, Ben. </w:t>
       </w:r>
-      <w:hyperlink w:history="1" r:id="rIdqjmogogli7cyvkjeo4wcv">
+      <w:hyperlink w:history="1" r:id="rIdl3v21upo3-iyvtv_hlf9g">
         <w:r>
           <w:rPr>
             <w:color w:val="0563C1"/>
@@ -5293,7 +5293,7 @@
       <w:r>
         <w:t xml:space="preserve">Levitsky, Steven, and Daniel Ziblatt. </w:t>
       </w:r>
-      <w:hyperlink w:history="1" r:id="rIdlhkjxj8ay3b2hsoteq1-m">
+      <w:hyperlink w:history="1" r:id="rIdoraqackjhno8glgv2ddvf">
         <w:r>
           <w:rPr>
             <w:color w:val="0563C1"/>
@@ -5321,7 +5321,7 @@
       <w:r>
         <w:t xml:space="preserve">Neiman, Susan. </w:t>
       </w:r>
-      <w:hyperlink w:history="1" r:id="rIdy6ce-yiqp0mnu7b7xjjs2">
+      <w:hyperlink w:history="1" r:id="rIdzod4opazvy5l236s9kyew">
         <w:r>
           <w:rPr>
             <w:color w:val="0563C1"/>
@@ -5365,7 +5365,7 @@
       <w:r>
         <w:t xml:space="preserve">Broberg, Gunnar, and Nils Roll-Hansen, eds. </w:t>
       </w:r>
-      <w:hyperlink w:history="1" r:id="rIdgyyeoevab-bdiex-8e2e8">
+      <w:hyperlink w:history="1" r:id="rIdpzct6lt0cka6iwhhw2r62">
         <w:r>
           <w:rPr>
             <w:color w:val="0563C1"/>
@@ -5413,7 +5413,7 @@
       <w:r>
         <w:t xml:space="preserve">Jansen, Marius B. </w:t>
       </w:r>
-      <w:hyperlink w:history="1" r:id="rIdjqz0v4r4xgmuqz3wfan2r">
+      <w:hyperlink w:history="1" r:id="rIdqyns7pfczffpxpcdibbmm">
         <w:r>
           <w:rPr>
             <w:color w:val="0563C1"/>
@@ -5441,7 +5441,7 @@
       <w:r>
         <w:t xml:space="preserve">Fogel, Joshua A., ed. </w:t>
       </w:r>
-      <w:hyperlink w:history="1" r:id="rIdvivizuedvhzdt_nedqp7a">
+      <w:hyperlink w:history="1" r:id="rIdixtkwwv34egn6nm6fkmvq">
         <w:r>
           <w:rPr>
             <w:color w:val="0563C1"/>
@@ -5469,7 +5469,7 @@
       <w:r>
         <w:t xml:space="preserve">Ohnuki-Tierney, Emiko. </w:t>
       </w:r>
-      <w:hyperlink w:history="1" r:id="rIdhopcmnbqyfhx-upw5a8sa">
+      <w:hyperlink w:history="1" r:id="rIdtq5nihdkg5yiyv5vafcwh">
         <w:r>
           <w:rPr>
             <w:color w:val="0563C1"/>
@@ -5497,7 +5497,7 @@
       <w:r>
         <w:t xml:space="preserve">Dower, John W. </w:t>
       </w:r>
-      <w:hyperlink w:history="1" r:id="rIdi1pf7654tflis963ckon9">
+      <w:hyperlink w:history="1" r:id="rId_rpxlvh6b3qogoi1hndpl">
         <w:r>
           <w:rPr>
             <w:color w:val="0563C1"/>
@@ -5545,7 +5545,7 @@
       <w:r>
         <w:t xml:space="preserve">Duggan, Christopher. </w:t>
       </w:r>
-      <w:hyperlink w:history="1" r:id="rId0vmyhpbrvhwvmfscrrn-t">
+      <w:hyperlink w:history="1" r:id="rIdirt7f96p-5ckkwyspbdz5">
         <w:r>
           <w:rPr>
             <w:color w:val="0563C1"/>
@@ -5573,7 +5573,7 @@
       <w:r>
         <w:t xml:space="preserve">Bosworth, R. J. B. </w:t>
       </w:r>
-      <w:hyperlink w:history="1" r:id="rIdon5-sxu5imu0fxa9k1g4i">
+      <w:hyperlink w:history="1" r:id="rId2goycj0-ezhnv8ys6mwrc">
         <w:r>
           <w:rPr>
             <w:color w:val="0563C1"/>
@@ -5601,7 +5601,7 @@
       <w:r>
         <w:t xml:space="preserve">Domenico, Roy Palmer. </w:t>
       </w:r>
-      <w:hyperlink w:history="1" r:id="rIdfmnx5x3ncw7edeybq7fvc">
+      <w:hyperlink w:history="1" r:id="rIdbb5s_x4xtfzky-awvgpoy">
         <w:r>
           <w:rPr>
             <w:color w:val="0563C1"/>
@@ -5649,7 +5649,7 @@
       <w:r>
         <w:t xml:space="preserve">Menocal, María Rosa. </w:t>
       </w:r>
-      <w:hyperlink w:history="1" r:id="rId7xkmb3w8aiycuyvkfxf8_">
+      <w:hyperlink w:history="1" r:id="rIdd8azglskirqnvx8wfccxn">
         <w:r>
           <w:rPr>
             <w:color w:val="0563C1"/>
@@ -5677,7 +5677,7 @@
       <w:r>
         <w:t xml:space="preserve">Fernández-Morera, Darío. </w:t>
       </w:r>
-      <w:hyperlink w:history="1" r:id="rIdhsh2ybhjttmaxatij_s8y">
+      <w:hyperlink w:history="1" r:id="rIdlpqvilrwijic9lt32syha">
         <w:r>
           <w:rPr>
             <w:color w:val="0563C1"/>
@@ -5705,7 +5705,7 @@
       <w:r>
         <w:t xml:space="preserve">Kraemer, Joel L. </w:t>
       </w:r>
-      <w:hyperlink w:history="1" r:id="rIday2lmt_813994swtyoa7p">
+      <w:hyperlink w:history="1" r:id="rId_v0kq_ztkgcwvkedwafzv">
         <w:r>
           <w:rPr>
             <w:color w:val="0563C1"/>
@@ -5733,7 +5733,7 @@
       <w:r>
         <w:t xml:space="preserve">Preston, Paul. </w:t>
       </w:r>
-      <w:hyperlink w:history="1" r:id="rIdoxevcnnjk_mh60rtkvgxg">
+      <w:hyperlink w:history="1" r:id="rIdfhqhfoijsz1uqv2d4rwhs">
         <w:r>
           <w:rPr>
             <w:color w:val="0563C1"/>
@@ -5761,7 +5761,7 @@
       <w:r>
         <w:t xml:space="preserve">Aguilar, Paloma. </w:t>
       </w:r>
-      <w:hyperlink w:history="1" r:id="rId9rvxmwzv_ajdnxeatzx3e">
+      <w:hyperlink w:history="1" r:id="rIdcjhsyzol5ut-8hrk6dygi">
         <w:r>
           <w:rPr>
             <w:color w:val="0563C1"/>
@@ -5825,7 +5825,7 @@
       <w:r>
         <w:t xml:space="preserve">Applebaum, Anne. </w:t>
       </w:r>
-      <w:hyperlink w:history="1" r:id="rId0jr-mctlkmbvzgq-g86ie">
+      <w:hyperlink w:history="1" r:id="rId6meblfevt-shen031phk1">
         <w:r>
           <w:rPr>
             <w:color w:val="0563C1"/>
@@ -5853,7 +5853,7 @@
       <w:r>
         <w:t xml:space="preserve">Applebaum, Anne. </w:t>
       </w:r>
-      <w:hyperlink w:history="1" r:id="rId4y3jy5hnuebgj1axay9l2">
+      <w:hyperlink w:history="1" r:id="rId3nuk2pfdlx4ctbvq3iccv">
         <w:r>
           <w:rPr>
             <w:color w:val="0563C1"/>
@@ -5881,7 +5881,7 @@
       <w:r>
         <w:t xml:space="preserve">Sanford, George. </w:t>
       </w:r>
-      <w:hyperlink w:history="1" r:id="rId_nft6gul-yf9hipp3onrx">
+      <w:hyperlink w:history="1" r:id="rIdnxxfehpwhh_g79-xdvjzp">
         <w:r>
           <w:rPr>
             <w:color w:val="0563C1"/>
@@ -5909,7 +5909,7 @@
       <w:r>
         <w:t xml:space="preserve">Plokhy, Serhii. </w:t>
       </w:r>
-      <w:hyperlink w:history="1" r:id="rIdjdi_sarbqhelwx9uyc6kg">
+      <w:hyperlink w:history="1" r:id="rIdzd5dafh-ovg1ewctkvv7m">
         <w:r>
           <w:rPr>
             <w:color w:val="0563C1"/>
@@ -5937,7 +5937,7 @@
       <w:r>
         <w:t xml:space="preserve">Roberts, Geoffrey. </w:t>
       </w:r>
-      <w:hyperlink w:history="1" r:id="rIdlo-9ygun4m6zvxue9sjyg">
+      <w:hyperlink w:history="1" r:id="rIdgge7izblcwfcpl6wnpyos">
         <w:r>
           <w:rPr>
             <w:color w:val="0563C1"/>
@@ -5985,7 +5985,7 @@
       <w:r>
         <w:t xml:space="preserve">Dikötter, Frank. </w:t>
       </w:r>
-      <w:hyperlink w:history="1" r:id="rIdhzpjlbplla-s5pqb0ms6h">
+      <w:hyperlink w:history="1" r:id="rIdq7m07o3it_-ydqwek9qda">
         <w:r>
           <w:rPr>
             <w:color w:val="0563C1"/>
@@ -6013,7 +6013,7 @@
       <w:r>
         <w:t xml:space="preserve">Yang Jisheng. </w:t>
       </w:r>
-      <w:hyperlink w:history="1" r:id="rIdu1ow73xtj1eph3q73hqo9">
+      <w:hyperlink w:history="1" r:id="rIdcvo6wwuvlj4jdxcgieauw">
         <w:r>
           <w:rPr>
             <w:color w:val="0563C1"/>
@@ -6041,7 +6041,7 @@
       <w:r>
         <w:t xml:space="preserve">MacFarquhar, Roderick, and Michael Schoenhals. </w:t>
       </w:r>
-      <w:hyperlink w:history="1" r:id="rIdygtos_hyj2awyxd6vb-mf">
+      <w:hyperlink w:history="1" r:id="rId2au3mh9jei1v714z6uddo">
         <w:r>
           <w:rPr>
             <w:color w:val="0563C1"/>
@@ -6069,7 +6069,7 @@
       <w:r>
         <w:t xml:space="preserve">Jambeck, Jenna R., et al. “</w:t>
       </w:r>
-      <w:hyperlink w:history="1" r:id="rIdp3lvu_c6sw1lfeuaz0bgs">
+      <w:hyperlink w:history="1" r:id="rIdue8fy-mrfhyhbeqkpjljo">
         <w:r>
           <w:rPr>
             <w:color w:val="0563C1"/>
@@ -6097,7 +6097,7 @@
       <w:r>
         <w:t xml:space="preserve">Meijer, Lourens J. J., et al. “</w:t>
       </w:r>
-      <w:hyperlink w:history="1" r:id="rIdaphy4fcmdu8jxeyglvacn">
+      <w:hyperlink w:history="1" r:id="rIdli9powdmi0facqohubphv">
         <w:r>
           <w:rPr>
             <w:color w:val="0563C1"/>
@@ -6125,7 +6125,7 @@
       <w:r>
         <w:t xml:space="preserve">Economy, Elizabeth C. </w:t>
       </w:r>
-      <w:hyperlink w:history="1" r:id="rIds8qludylw3fc7oer5ryac">
+      <w:hyperlink w:history="1" r:id="rIdkqq3ogkuz9v18v40i6mql">
         <w:r>
           <w:rPr>
             <w:color w:val="0563C1"/>
@@ -6185,7 +6185,7 @@
       <w:r>
         <w:t xml:space="preserve">McDonell, Stephen. “</w:t>
       </w:r>
-      <w:hyperlink w:history="1" r:id="rIdxjrg2vl-zugvailb0pa1k">
+      <w:hyperlink w:history="1" r:id="rId1w6a_cuzaicwkpknk4f01">
         <w:r>
           <w:rPr>
             <w:color w:val="0563C1"/>
@@ -6213,7 +6213,7 @@
       <w:r>
         <w:t xml:space="preserve">Agence France-Presse. “‘Oh, Bother’: </w:t>
       </w:r>
-      <w:hyperlink w:history="1" r:id="rId2i632bore7xpbkvlgey2w">
+      <w:hyperlink w:history="1" r:id="rIdczr5cdhphmikrjyaxgjuc">
         <w:r>
           <w:rPr>
             <w:color w:val="0563C1"/>
@@ -6261,7 +6261,7 @@
       <w:r>
         <w:t xml:space="preserve">Schama, Simon. </w:t>
       </w:r>
-      <w:hyperlink w:history="1" r:id="rIdtldmebzkjmdfsb4tcwu2m">
+      <w:hyperlink w:history="1" r:id="rIdkpx4cmnhkjb5-sbcfabhs">
         <w:r>
           <w:rPr>
             <w:color w:val="0563C1"/>
@@ -6289,7 +6289,7 @@
       <w:r>
         <w:t xml:space="preserve">Finkelstein, Israel, and Neil Asher Silberman. </w:t>
       </w:r>
-      <w:hyperlink w:history="1" r:id="rIdwb97vrpfogyxeku_we7lv">
+      <w:hyperlink w:history="1" r:id="rIdeo4zd9h9c88qkbm3z1uhs">
         <w:r>
           <w:rPr>
             <w:color w:val="0563C1"/>
@@ -6317,7 +6317,7 @@
       <w:r>
         <w:t xml:space="preserve">VanderKam, James C. </w:t>
       </w:r>
-      <w:hyperlink w:history="1" r:id="rIdzlqiei_jo0ivslvxf5sgc">
+      <w:hyperlink w:history="1" r:id="rIdpoc1prwjz_ppxit3qz5k2">
         <w:r>
           <w:rPr>
             <w:color w:val="0563C1"/>
@@ -6345,7 +6345,7 @@
       <w:r>
         <w:t xml:space="preserve">Magness, Jodi. </w:t>
       </w:r>
-      <w:hyperlink w:history="1" r:id="rIdvc2im45mwue01mwiteujo">
+      <w:hyperlink w:history="1" r:id="rIdvh-yt1hyiszp4dsovpizm">
         <w:r>
           <w:rPr>
             <w:color w:val="0563C1"/>
@@ -6373,7 +6373,7 @@
       <w:r>
         <w:t xml:space="preserve">Morris, Benny. </w:t>
       </w:r>
-      <w:hyperlink w:history="1" r:id="rIdbpy7utr5wrbw-aebewczk">
+      <w:hyperlink w:history="1" r:id="rIdr-d0syikxgdkzkf6dsep2">
         <w:r>
           <w:rPr>
             <w:color w:val="0563C1"/>
@@ -6421,7 +6421,7 @@
       <w:r>
         <w:t xml:space="preserve">Gaddis, John Lewis. </w:t>
       </w:r>
-      <w:hyperlink w:history="1" r:id="rId7swe9mdztxnqzvwre1osl">
+      <w:hyperlink w:history="1" r:id="rIdvewis1-esunl4ltk4asjj">
         <w:r>
           <w:rPr>
             <w:color w:val="0563C1"/>
@@ -6449,7 +6449,7 @@
       <w:r>
         <w:t xml:space="preserve">Savranskaya, Svetlana V. “</w:t>
       </w:r>
-      <w:hyperlink w:history="1" r:id="rIdn3p60tlkizcbrzdqc2aoh">
+      <w:hyperlink w:history="1" r:id="rIdouqxviole0leko5jdnnn-">
         <w:r>
           <w:rPr>
             <w:color w:val="0563C1"/>
@@ -6477,7 +6477,7 @@
       <w:r>
         <w:t xml:space="preserve">Hoffman, David E. </w:t>
       </w:r>
-      <w:hyperlink w:history="1" r:id="rIdanxnwi2eafthw9xxqeqyr">
+      <w:hyperlink w:history="1" r:id="rIdibp0airxy7srpkksmay-z">
         <w:r>
           <w:rPr>
             <w:color w:val="0563C1"/>
@@ -6505,7 +6505,7 @@
       <w:r>
         <w:t xml:space="preserve">Rhodes, Richard. </w:t>
       </w:r>
-      <w:hyperlink w:history="1" r:id="rIdgwj1yfoa3l_nb0xundtsh">
+      <w:hyperlink w:history="1" r:id="rIdjtdrpqlan5hcu8gbhcfn7">
         <w:r>
           <w:rPr>
             <w:color w:val="0563C1"/>
@@ -6533,7 +6533,7 @@
       <w:r>
         <w:t xml:space="preserve">Niedenthal, Jack. </w:t>
       </w:r>
-      <w:hyperlink w:history="1" r:id="rId4fyfbkmz5c5ii98ihdumb">
+      <w:hyperlink w:history="1" r:id="rIdbtfcg0k8sd1sikwz6q-ed">
         <w:r>
           <w:rPr>
             <w:color w:val="0563C1"/>
@@ -6581,7 +6581,7 @@
       <w:r>
         <w:t xml:space="preserve">NASA. “</w:t>
       </w:r>
-      <w:hyperlink w:history="1" r:id="rId6odzxv74-wuyrms61kcly">
+      <w:hyperlink w:history="1" r:id="rIdybxdrmczv4adcugvckni4">
         <w:r>
           <w:rPr>
             <w:color w:val="0563C1"/>
@@ -6609,7 +6609,7 @@
       <w:r>
         <w:t xml:space="preserve">Chaikin, Andrew. </w:t>
       </w:r>
-      <w:hyperlink w:history="1" r:id="rIdsx2x8u179ang6tykynq9r">
+      <w:hyperlink w:history="1" r:id="rIdsplcxhbqrbyictordazto">
         <w:r>
           <w:rPr>
             <w:color w:val="0563C1"/>
@@ -6637,7 +6637,7 @@
       <w:r>
         <w:t xml:space="preserve">Siddiqi, Asif A. </w:t>
       </w:r>
-      <w:hyperlink w:history="1" r:id="rIddmhg12u5ualsffh0i2mku">
+      <w:hyperlink w:history="1" r:id="rId8kwhqaiso67oijo3-nkdy">
         <w:r>
           <w:rPr>
             <w:color w:val="0563C1"/>
@@ -6665,7 +6665,7 @@
       <w:r>
         <w:t xml:space="preserve">Colaprete, Anthony, et al. “</w:t>
       </w:r>
-      <w:hyperlink w:history="1" r:id="rIdvdv2irh2qguhkiu1u0szy">
+      <w:hyperlink w:history="1" r:id="rIdg6zstf28g6dlnnicqtvkz">
         <w:r>
           <w:rPr>
             <w:color w:val="0563C1"/>
@@ -6693,7 +6693,7 @@
       <w:r>
         <w:t xml:space="preserve">Sheehan, William. </w:t>
       </w:r>
-      <w:hyperlink w:history="1" r:id="rId2q7c7awqgpsqnx_ba74cj">
+      <w:hyperlink w:history="1" r:id="rIddv8znss55-x97qgpwvioe">
         <w:r>
           <w:rPr>
             <w:color w:val="0563C1"/>
@@ -6721,7 +6721,7 @@
       <w:r>
         <w:t xml:space="preserve">Grotzinger, John P., et al. “</w:t>
       </w:r>
-      <w:hyperlink w:history="1" r:id="rIdwuswqlien40u_dtnl8ldd">
+      <w:hyperlink w:history="1" r:id="rIdz3vvfltwtv1j88k5h9ogz">
         <w:r>
           <w:rPr>
             <w:color w:val="0563C1"/>
@@ -6749,7 +6749,7 @@
       <w:r>
         <w:t xml:space="preserve">Mangold, Nicolas, et al. “</w:t>
       </w:r>
-      <w:hyperlink w:history="1" r:id="rId8fgfjcqwspvahdekr5k46">
+      <w:hyperlink w:history="1" r:id="rIdmcj_ir_bpru_gjvk6ip3h">
         <w:r>
           <w:rPr>
             <w:color w:val="0563C1"/>
@@ -6797,7 +6797,7 @@
       <w:r>
         <w:t xml:space="preserve">Ashby, Neil. “</w:t>
       </w:r>
-      <w:hyperlink w:history="1" r:id="rIdx8vfoo7hrthq85ztupewc">
+      <w:hyperlink w:history="1" r:id="rIdy3nrfbulpmhezbtlvia8o">
         <w:r>
           <w:rPr>
             <w:color w:val="0563C1"/>
@@ -6825,7 +6825,7 @@
       <w:r>
         <w:t xml:space="preserve">Dyson, F. W., A. S. Eddington, and C. Davidson. “</w:t>
       </w:r>
-      <w:hyperlink w:history="1" r:id="rId37_2t49gnzbe-ukb7zpzn">
+      <w:hyperlink w:history="1" r:id="rIdarridpdtm182jpqjdwmkv">
         <w:r>
           <w:rPr>
             <w:color w:val="0563C1"/>
@@ -6853,7 +6853,7 @@
       <w:r>
         <w:t xml:space="preserve">Au, Whitlow W. L. </w:t>
       </w:r>
-      <w:hyperlink w:history="1" r:id="rIdcl_a9lasksbt_1lpo6bcf">
+      <w:hyperlink w:history="1" r:id="rIdq7rgbj_6rk8gobf2p60n9">
         <w:r>
           <w:rPr>
             <w:color w:val="0563C1"/>
@@ -6881,7 +6881,7 @@
       <w:r>
         <w:t xml:space="preserve">Susskind, Leonard. “</w:t>
       </w:r>
-      <w:hyperlink w:history="1" r:id="rIdegqinw77sqzhyld7rbg4m">
+      <w:hyperlink w:history="1" r:id="rIdub0njdsr_nnetn8k0f2na">
         <w:r>
           <w:rPr>
             <w:color w:val="0563C1"/>
@@ -6909,7 +6909,7 @@
       <w:r>
         <w:t xml:space="preserve">Scerri, Eric R. </w:t>
       </w:r>
-      <w:hyperlink w:history="1" r:id="rIdejefailacr4mujifaqul4">
+      <w:hyperlink w:history="1" r:id="rIdbj4_pj0nv-wyluwrkb2dk">
         <w:r>
           <w:rPr>
             <w:color w:val="0563C1"/>
@@ -6937,7 +6937,7 @@
       <w:r>
         <w:t xml:space="preserve">Erisman, Jan Willem, et al. “</w:t>
       </w:r>
-      <w:hyperlink w:history="1" r:id="rId7-a-_lmokowu0mft0ihbm">
+      <w:hyperlink w:history="1" r:id="rIdiole_8ulpsv9knwu_rvzs">
         <w:r>
           <w:rPr>
             <w:color w:val="0563C1"/>
@@ -6965,7 +6965,7 @@
       <w:r>
         <w:t xml:space="preserve">Watson, J. D., and F. H. C. Crick. “</w:t>
       </w:r>
-      <w:hyperlink w:history="1" r:id="rIdr4ui5imaytkb2p6e1oyeg">
+      <w:hyperlink w:history="1" r:id="rIdnde5xuvbsto6sltv0hpzs">
         <w:r>
           <w:rPr>
             <w:color w:val="0563C1"/>
@@ -6993,7 +6993,7 @@
       <w:r>
         <w:t xml:space="preserve">Franklin, Rosalind E., and R. G. Gosling. “</w:t>
       </w:r>
-      <w:hyperlink w:history="1" r:id="rIdiysvegtwcbjctojxoxxxq">
+      <w:hyperlink w:history="1" r:id="rId1ujrkg3bpg8zt-naec3qk">
         <w:r>
           <w:rPr>
             <w:color w:val="0563C1"/>
@@ -7021,7 +7021,7 @@
       <w:r>
         <w:t xml:space="preserve">International Human Genome Sequencing Consortium. “</w:t>
       </w:r>
-      <w:hyperlink w:history="1" r:id="rIdg7i-ixwipctf9ixmenlf4">
+      <w:hyperlink w:history="1" r:id="rId6tja5rljgk72yhcrnwjx4">
         <w:r>
           <w:rPr>
             <w:color w:val="0563C1"/>
@@ -7049,7 +7049,7 @@
       <w:r>
         <w:t xml:space="preserve">International Human Genome Sequencing Consortium. “</w:t>
       </w:r>
-      <w:hyperlink w:history="1" r:id="rIdp3hkscadiuj-59njnsa_q">
+      <w:hyperlink w:history="1" r:id="rIdetr6ypebj8viwcjtxu7_v">
         <w:r>
           <w:rPr>
             <w:color w:val="0563C1"/>
@@ -7077,7 +7077,7 @@
       <w:r>
         <w:t xml:space="preserve">Nurk, Sergey, et al. “</w:t>
       </w:r>
-      <w:hyperlink w:history="1" r:id="rId8oo5hm3ir5fic5zcyce-f">
+      <w:hyperlink w:history="1" r:id="rId8gf0rw9evo-wkgzhaualf">
         <w:r>
           <w:rPr>
             <w:color w:val="0563C1"/>
@@ -7105,7 +7105,7 @@
       <w:r>
         <w:t xml:space="preserve">Vine, F. J., and D. H. Matthews. “</w:t>
       </w:r>
-      <w:hyperlink w:history="1" r:id="rId_f31b9wt-5nqppiulllcx">
+      <w:hyperlink w:history="1" r:id="rIdn5zm1dza0cqavvyn9gax9">
         <w:r>
           <w:rPr>
             <w:color w:val="0563C1"/>
@@ -7133,7 +7133,7 @@
       <w:r>
         <w:t xml:space="preserve">Alpher, Ralph A., and Robert Herman. “</w:t>
       </w:r>
-      <w:hyperlink w:history="1" r:id="rIdu5q5yjhm8lfbdcu9oenpm">
+      <w:hyperlink w:history="1" r:id="rIdygddsodae6fmy70xu-nfx">
         <w:r>
           <w:rPr>
             <w:color w:val="0563C1"/>
@@ -7161,7 +7161,7 @@
       <w:r>
         <w:t xml:space="preserve">Penzias, A. A., and R. W. Wilson. “</w:t>
       </w:r>
-      <w:hyperlink w:history="1" r:id="rIdplqlulvnq49j5oi2hnieb">
+      <w:hyperlink w:history="1" r:id="rIddjxejm8p5qiv0f40ajsxi">
         <w:r>
           <w:rPr>
             <w:color w:val="0563C1"/>
@@ -7189,7 +7189,7 @@
       <w:r>
         <w:t xml:space="preserve">Fleischmann, Martin, and Stanley Pons. “</w:t>
       </w:r>
-      <w:hyperlink w:history="1" r:id="rIdkkp6uohdzfu8fav8w1w2i">
+      <w:hyperlink w:history="1" r:id="rIdchrrvpxxy0rycsk8nrjso">
         <w:r>
           <w:rPr>
             <w:color w:val="0563C1"/>
@@ -7217,7 +7217,7 @@
       <w:r>
         <w:t xml:space="preserve">Wolfe-Simon, Felisa, et al. “</w:t>
       </w:r>
-      <w:hyperlink w:history="1" r:id="rIdcfgjck8ffurtqf_enpyvj">
+      <w:hyperlink w:history="1" r:id="rIdubigrgio_twm_wmvbxu8f">
         <w:r>
           <w:rPr>
             <w:color w:val="0563C1"/>
@@ -7245,7 +7245,7 @@
       <w:r>
         <w:t xml:space="preserve">Reaves, Marshall Louis, et al. “</w:t>
       </w:r>
-      <w:hyperlink w:history="1" r:id="rIdtmqmvieoknvakbcptrrax">
+      <w:hyperlink w:history="1" r:id="rIdfga_uyrfdss5_3zgu3sgp">
         <w:r>
           <w:rPr>
             <w:color w:val="0563C1"/>
@@ -7293,7 +7293,7 @@
       <w:r>
         <w:t xml:space="preserve">Dalrymple, William. </w:t>
       </w:r>
-      <w:hyperlink w:history="1" r:id="rIdnoojya0idshgdkpu6suhn">
+      <w:hyperlink w:history="1" r:id="rId_ohjdgfbi8hna7pkp4dad">
         <w:r>
           <w:rPr>
             <w:color w:val="0563C1"/>
@@ -7321,7 +7321,7 @@
       <w:r>
         <w:t xml:space="preserve">Maddison, Angus. </w:t>
       </w:r>
-      <w:hyperlink w:history="1" r:id="rIds91epsshhorlf2cq3o68d">
+      <w:hyperlink w:history="1" r:id="rIdtpa2cgwon9jnfhfwm2r_y">
         <w:r>
           <w:rPr>
             <w:color w:val="0563C1"/>
@@ -7349,7 +7349,7 @@
       <w:r>
         <w:t xml:space="preserve">Sen, Amartya. </w:t>
       </w:r>
-      <w:hyperlink w:history="1" r:id="rIdhh6wectno8jadact99pfr">
+      <w:hyperlink w:history="1" r:id="rIdxicbpdldsmsyjjuhrsiak">
         <w:r>
           <w:rPr>
             <w:color w:val="0563C1"/>
@@ -7377,7 +7377,7 @@
       <w:r>
         <w:t xml:space="preserve">Khan, Yasmin. </w:t>
       </w:r>
-      <w:hyperlink w:history="1" r:id="rIdpsfscx5rocvpicrusp7hb">
+      <w:hyperlink w:history="1" r:id="rIdfhn7kimdppopbxsazx_pr">
         <w:r>
           <w:rPr>
             <w:color w:val="0563C1"/>
@@ -7405,7 +7405,7 @@
       <w:r>
         <w:t xml:space="preserve">Elkins, Caroline. </w:t>
       </w:r>
-      <w:hyperlink w:history="1" r:id="rId_qi-cfrkq3xzarcvcscct">
+      <w:hyperlink w:history="1" r:id="rIdecerzs0hed9jnd0ld4pdr">
         <w:r>
           <w:rPr>
             <w:color w:val="0563C1"/>
@@ -7433,7 +7433,7 @@
       <w:r>
         <w:t xml:space="preserve">Jansen, Jan C., and Jürgen Osterhammel. </w:t>
       </w:r>
-      <w:hyperlink w:history="1" r:id="rId3ws61a7ytl_z4eg0qgxuq">
+      <w:hyperlink w:history="1" r:id="rId6spxgnbpw_apu4oddmckm">
         <w:r>
           <w:rPr>
             <w:color w:val="0563C1"/>
@@ -7461,7 +7461,7 @@
       <w:r>
         <w:t xml:space="preserve">Des Forges, Alison. </w:t>
       </w:r>
-      <w:hyperlink w:history="1" r:id="rId-wajhjcmasbbuo5lgpsc4">
+      <w:hyperlink w:history="1" r:id="rId-ilxrudjtun8spsrowynl">
         <w:r>
           <w:rPr>
             <w:color w:val="0563C1"/>
@@ -7489,7 +7489,7 @@
       <w:r>
         <w:t xml:space="preserve">Newbury, Catharine. </w:t>
       </w:r>
-      <w:hyperlink w:history="1" r:id="rId7a_p-45rcgt1zpevudr1s">
+      <w:hyperlink w:history="1" r:id="rIdsgmoerhnbs4kk54k0mbji">
         <w:r>
           <w:rPr>
             <w:color w:val="0563C1"/>
@@ -7537,7 +7537,7 @@
       <w:r>
         <w:t xml:space="preserve">Branch, Taylor. </w:t>
       </w:r>
-      <w:hyperlink w:history="1" r:id="rIdxbgrahvtcr7lohzo6wv6d">
+      <w:hyperlink w:history="1" r:id="rIdufec8494q4yandom-mja8">
         <w:r>
           <w:rPr>
             <w:color w:val="0563C1"/>
@@ -7565,7 +7565,7 @@
       <w:r>
         <w:t xml:space="preserve">Hoose, Phillip. </w:t>
       </w:r>
-      <w:hyperlink w:history="1" r:id="rId6ioy7sr-vbans4pf-osn_">
+      <w:hyperlink w:history="1" r:id="rIdksqtouym3jati4ihtqyuh">
         <w:r>
           <w:rPr>
             <w:color w:val="0563C1"/>
@@ -7593,7 +7593,7 @@
       <w:r>
         <w:t xml:space="preserve">Tyson, Timothy B. </w:t>
       </w:r>
-      <w:hyperlink w:history="1" r:id="rIde2dl_zfnrxg9rqx-7dst4">
+      <w:hyperlink w:history="1" r:id="rIdlmwj8jnnzoyt3vq-72d8z">
         <w:r>
           <w:rPr>
             <w:color w:val="0563C1"/>
@@ -7621,7 +7621,7 @@
       <w:r>
         <w:t xml:space="preserve">Mandela, Nelson. </w:t>
       </w:r>
-      <w:hyperlink w:history="1" r:id="rIdwce71xdasgxv20z2kxyu-">
+      <w:hyperlink w:history="1" r:id="rIdkru8c8iqlxua2ip3rptyt">
         <w:r>
           <w:rPr>
             <w:color w:val="0563C1"/>
@@ -7649,7 +7649,7 @@
       <w:r>
         <w:t xml:space="preserve">Carter, David. </w:t>
       </w:r>
-      <w:hyperlink w:history="1" r:id="rId7mtlc3btjnuqurshiqlqt">
+      <w:hyperlink w:history="1" r:id="rIdnn4qn_s9zrmfuyckf2ynd">
         <w:r>
           <w:rPr>
             <w:color w:val="0563C1"/>
@@ -7697,7 +7697,7 @@
       <w:r>
         <w:t xml:space="preserve">Turing, A. M. “</w:t>
       </w:r>
-      <w:hyperlink w:history="1" r:id="rIdonqccnk04bvhikhlt2ciy">
+      <w:hyperlink w:history="1" r:id="rIdcydw8ug-0x6uikgzkdjrc">
         <w:r>
           <w:rPr>
             <w:color w:val="0563C1"/>
@@ -7725,7 +7725,7 @@
       <w:r>
         <w:t xml:space="preserve">Copeland, B. Jack, ed. </w:t>
       </w:r>
-      <w:hyperlink w:history="1" r:id="rIdtupu9xzzoewirwvozfmth">
+      <w:hyperlink w:history="1" r:id="rIdheyzpls_cdtyfkxl-i-w2">
         <w:r>
           <w:rPr>
             <w:color w:val="0563C1"/>
@@ -7753,7 +7753,7 @@
       <w:r>
         <w:t xml:space="preserve">Isaacson, Walter. </w:t>
       </w:r>
-      <w:hyperlink w:history="1" r:id="rIdquetitn3vlpomldcjsc9c">
+      <w:hyperlink w:history="1" r:id="rIdav5gncjfxli4yjbbhiqzb">
         <w:r>
           <w:rPr>
             <w:color w:val="0563C1"/>
@@ -7781,7 +7781,7 @@
       <w:r>
         <w:t xml:space="preserve">Vosoughi, Soroush, Deb Roy, and Sinan Aral. “</w:t>
       </w:r>
-      <w:hyperlink w:history="1" r:id="rIdrn9xrkyluxdmyuo5fi4ft">
+      <w:hyperlink w:history="1" r:id="rIdautptegs6xwknelxpywzn">
         <w:r>
           <w:rPr>
             <w:color w:val="0563C1"/>
@@ -7829,7 +7829,7 @@
       <w:r>
         <w:t xml:space="preserve">Stuart, David. </w:t>
       </w:r>
-      <w:hyperlink w:history="1" r:id="rIdyi-c6dksw4i0dr4kz1egz">
+      <w:hyperlink w:history="1" r:id="rIdkqytk4nlzjjza6w-llyf-">
         <w:r>
           <w:rPr>
             <w:color w:val="0563C1"/>
@@ -7857,7 +7857,7 @@
       <w:r>
         <w:t xml:space="preserve">Aveni, Anthony. </w:t>
       </w:r>
-      <w:hyperlink w:history="1" r:id="rIdjnss-8ikqjbhasajnupip">
+      <w:hyperlink w:history="1" r:id="rIdtvgsyvxbgdrgknr90zeyh">
         <w:r>
           <w:rPr>
             <w:color w:val="0563C1"/>
@@ -7905,7 +7905,7 @@
       <w:r>
         <w:t xml:space="preserve">Meech, Karen J., et al. “</w:t>
       </w:r>
-      <w:hyperlink w:history="1" r:id="rIdxeziiudltv3nvbijqoa5o">
+      <w:hyperlink w:history="1" r:id="rIdn4gctazjvbyh6pbbrgcza">
         <w:r>
           <w:rPr>
             <w:color w:val="0563C1"/>
@@ -7933,7 +7933,7 @@
       <w:r>
         <w:t xml:space="preserve">Micheli, Marco, et al. “</w:t>
       </w:r>
-      <w:hyperlink w:history="1" r:id="rIdyhx-ufelxh3gortqwh0ce">
+      <w:hyperlink w:history="1" r:id="rIdi7xpiakdeu4lkbuomvvyi">
         <w:r>
           <w:rPr>
             <w:color w:val="0563C1"/>
@@ -7961,7 +7961,7 @@
       <w:r>
         <w:t xml:space="preserve">‘Oumuamua ISSI Team. “</w:t>
       </w:r>
-      <w:hyperlink w:history="1" r:id="rIdyuhgvpuym1lh9bb7owdjd">
+      <w:hyperlink w:history="1" r:id="rId6rq_eaiksoec4lnsnajpk">
         <w:r>
           <w:rPr>
             <w:color w:val="0563C1"/>
@@ -7989,7 +7989,7 @@
       <w:r>
         <w:t xml:space="preserve">Staff at the National Astronomy and Ionosphere Center. “</w:t>
       </w:r>
-      <w:hyperlink w:history="1" r:id="rIdnyv196aqelfqffa93mksx">
+      <w:hyperlink w:history="1" r:id="rIdlvemxwfmyhoribx_vffmd">
         <w:r>
           <w:rPr>
             <w:color w:val="0563C1"/>
@@ -8053,7 +8053,7 @@
       <w:r>
         <w:t xml:space="preserve">Riley, James C. “</w:t>
       </w:r>
-      <w:hyperlink w:history="1" r:id="rIdorork0l_0hy5eavjnjeg0">
+      <w:hyperlink w:history="1" r:id="rIdwpoufqkkx3wilhsbiodkb">
         <w:r>
           <w:rPr>
             <w:color w:val="0563C1"/>
@@ -8081,7 +8081,7 @@
       <w:r>
         <w:t xml:space="preserve">Bliss, Michael. </w:t>
       </w:r>
-      <w:hyperlink w:history="1" r:id="rIdppdjj9b-h_gtwaeggr701">
+      <w:hyperlink w:history="1" r:id="rIdnxjxjzrzmraptklhrggvg">
         <w:r>
           <w:rPr>
             <w:color w:val="0563C1"/>
@@ -8109,7 +8109,7 @@
       <w:r>
         <w:t xml:space="preserve">Reverby, Susan M. </w:t>
       </w:r>
-      <w:hyperlink w:history="1" r:id="rIdwpaqbfhzww9sphd5r0mjo">
+      <w:hyperlink w:history="1" r:id="rIduf1ywhmnkbv6sb7gxymel">
         <w:r>
           <w:rPr>
             <w:color w:val="0563C1"/>
@@ -8137,7 +8137,7 @@
       <w:r>
         <w:t xml:space="preserve">Keefe, Patrick Radden. </w:t>
       </w:r>
-      <w:hyperlink w:history="1" r:id="rIdo-kqkr2yfbtrfujwog6pb">
+      <w:hyperlink w:history="1" r:id="rIdksjkeog2y1w0ttbguxvdg">
         <w:r>
           <w:rPr>
             <w:color w:val="0563C1"/>
@@ -8165,7 +8165,7 @@
       <w:r>
         <w:t xml:space="preserve">Antimicrobial Resistance Collaborators. “</w:t>
       </w:r>
-      <w:hyperlink w:history="1" r:id="rIdd7wt6nmalgkjpxz1bdhai">
+      <w:hyperlink w:history="1" r:id="rIduehldurasmq7zlelkqnc7">
         <w:r>
           <w:rPr>
             <w:color w:val="0563C1"/>
@@ -8193,7 +8193,7 @@
       <w:r>
         <w:t xml:space="preserve">Van Bressem, Marie-Françoise, et al. “</w:t>
       </w:r>
-      <w:hyperlink w:history="1" r:id="rIdgkmi7wmoxocrc7eksfjkh">
+      <w:hyperlink w:history="1" r:id="rIdhyyw-a76ecqqg7yafpwxf">
         <w:r>
           <w:rPr>
             <w:color w:val="0563C1"/>
@@ -8221,7 +8221,7 @@
       <w:r>
         <w:t xml:space="preserve">Oshinsky, David M. </w:t>
       </w:r>
-      <w:hyperlink w:history="1" r:id="rIdeo0527ikv7ikehs_dig_9">
+      <w:hyperlink w:history="1" r:id="rId6we0k8j4edl6zpgkvbbtm">
         <w:r>
           <w:rPr>
             <w:color w:val="0563C1"/>
@@ -8249,7 +8249,7 @@
       <w:r>
         <w:t xml:space="preserve">Polack, Fernando P., et al. “</w:t>
       </w:r>
-      <w:hyperlink w:history="1" r:id="rIdx5dftt4qzb8zxnpesnmv0">
+      <w:hyperlink w:history="1" r:id="rIdr0fnrmj_s1bo0nsrocfod">
         <w:r>
           <w:rPr>
             <w:color w:val="0563C1"/>
@@ -8297,7 +8297,7 @@
       <w:r>
         <w:t xml:space="preserve">Arrhenius, Svante. “</w:t>
       </w:r>
-      <w:hyperlink w:history="1" r:id="rIdgxnaqrw57dsgoqouqgn7p">
+      <w:hyperlink w:history="1" r:id="rIdvsmwtn6hvm9rbiq2k4hhs">
         <w:r>
           <w:rPr>
             <w:color w:val="0563C1"/>
@@ -8325,7 +8325,7 @@
       <w:r>
         <w:t xml:space="preserve">Philip, Sjoukje Y., et al. “</w:t>
       </w:r>
-      <w:hyperlink w:history="1" r:id="rIdzpgj4deu6lqzhxy37dbse">
+      <w:hyperlink w:history="1" r:id="rIdbkdc8yz-cnutzadrpzo73">
         <w:r>
           <w:rPr>
             <w:color w:val="0563C1"/>
@@ -8353,7 +8353,7 @@
       <w:r>
         <w:t xml:space="preserve">Supran, G., S. Rahmstorf, and N. Oreskes. “</w:t>
       </w:r>
-      <w:hyperlink w:history="1" r:id="rIdqr0dtfuv2ats8d5mr4-yv">
+      <w:hyperlink w:history="1" r:id="rIddhhodgpd2sgyzrvlyvkbw">
         <w:r>
           <w:rPr>
             <w:color w:val="0563C1"/>
@@ -8381,7 +8381,7 @@
       <w:r>
         <w:t xml:space="preserve">Witze, Alexandra. “</w:t>
       </w:r>
-      <w:hyperlink w:history="1" r:id="rIdy63oycw8f6vw5yv54juc1">
+      <w:hyperlink w:history="1" r:id="rIdmvoo8se7bqsfe98awhhmf">
         <w:r>
           <w:rPr>
             <w:color w:val="0563C1"/>
@@ -8409,7 +8409,7 @@
       <w:r>
         <w:t xml:space="preserve">IPCC. </w:t>
       </w:r>
-      <w:hyperlink w:history="1" r:id="rIdzpq16ur7kphrhqdprzvvh">
+      <w:hyperlink w:history="1" r:id="rIdqvlak8ect41117k1qb9up">
         <w:r>
           <w:rPr>
             <w:color w:val="0563C1"/>
@@ -8437,7 +8437,7 @@
       <w:r>
         <w:t xml:space="preserve">Morlighem, Mathieu, et al. “</w:t>
       </w:r>
-      <w:hyperlink w:history="1" r:id="rIdxcafqjg9zgfvr5mcv0agx">
+      <w:hyperlink w:history="1" r:id="rId-uil-p1mieqehqkgx1jke">
         <w:r>
           <w:rPr>
             <w:color w:val="0563C1"/>
@@ -8465,7 +8465,7 @@
       <w:r>
         <w:t xml:space="preserve">IMBIE Team. “</w:t>
       </w:r>
-      <w:hyperlink w:history="1" r:id="rId7zunonhsxpbpuquj1cbtp">
+      <w:hyperlink w:history="1" r:id="rId2twjinrmrp6-qxcnlnzum">
         <w:r>
           <w:rPr>
             <w:color w:val="0563C1"/>
@@ -8493,7 +8493,7 @@
       <w:r>
         <w:t xml:space="preserve">Joughin, Ian, Benjamin E. Smith, and Brooke Medley. “</w:t>
       </w:r>
-      <w:hyperlink w:history="1" r:id="rId4dsinchinoezmkkt4j-rd">
+      <w:hyperlink w:history="1" r:id="rIddwyixchv9vi9eh2nrzzmy">
         <w:r>
           <w:rPr>
             <w:color w:val="0563C1"/>
@@ -8521,7 +8521,7 @@
       <w:r>
         <w:t xml:space="preserve">Secretariat of the Antarctic Treaty. “</w:t>
       </w:r>
-      <w:hyperlink w:history="1" r:id="rIdqyus0mzzhz4ubuniem-y_">
+      <w:hyperlink w:history="1" r:id="rIdi-kntl8ggkrltfzv16hvw">
         <w:r>
           <w:rPr>
             <w:color w:val="0563C1"/>
@@ -8549,7 +8549,7 @@
       <w:r>
         <w:t xml:space="preserve">Office of the Historian, US Department of State. </w:t>
       </w:r>
-      <w:hyperlink w:history="1" r:id="rIduexcdhmg3ndr_v4m0ldo_">
+      <w:hyperlink w:history="1" r:id="rIdcw3k3qpytvduffkyrutxb">
         <w:r>
           <w:rPr>
             <w:color w:val="0563C1"/>
@@ -8577,7 +8577,7 @@
       <w:r>
         <w:t xml:space="preserve">“‘Greenland Belongs to Greenland’: </w:t>
       </w:r>
-      <w:hyperlink w:history="1" r:id="rIde3zwr0rgr9dd7k8vqbiwc">
+      <w:hyperlink w:history="1" r:id="rIdvgxynxm7updcbx8gmhxwb">
         <w:r>
           <w:rPr>
             <w:color w:val="0563C1"/>
@@ -8605,7 +8605,7 @@
       <w:r>
         <w:t xml:space="preserve">BBC News. Report on </w:t>
       </w:r>
-      <w:hyperlink w:history="1" r:id="rIdtxvbaeqaoyub7ydhbqz52">
+      <w:hyperlink w:history="1" r:id="rId5jflb_mc5sukvxssgigeq">
         <w:r>
           <w:rPr>
             <w:color w:val="0563C1"/>
@@ -8633,7 +8633,7 @@
       <w:r>
         <w:t xml:space="preserve">BBC News. </w:t>
       </w:r>
-      <w:hyperlink w:history="1" r:id="rIdfco9ximfjysjcgvy8-dhh">
+      <w:hyperlink w:history="1" r:id="rIdl-kwd27f5suhc83tizkay">
         <w:r>
           <w:rPr>
             <w:color w:val="0563C1"/>
@@ -8661,7 +8661,7 @@
       <w:r>
         <w:t xml:space="preserve">Statistics Greenland. “</w:t>
       </w:r>
-      <w:hyperlink w:history="1" r:id="rIdljeobuhkyezjfiuraimhg">
+      <w:hyperlink w:history="1" r:id="rIdtuscxt2opyczgh3lcxwh6">
         <w:r>
           <w:rPr>
             <w:color w:val="0563C1"/>
@@ -8725,7 +8725,7 @@
       <w:r>
         <w:t xml:space="preserve">COVID-19 National Preparedness Collaborators. “</w:t>
       </w:r>
-      <w:hyperlink w:history="1" r:id="rIdhqw0phm2fsesm4dgvkj9c">
+      <w:hyperlink w:history="1" r:id="rIdbeb2uu8wlrojbhbt08vqu">
         <w:r>
           <w:rPr>
             <w:color w:val="0563C1"/>
@@ -8753,7 +8753,7 @@
       <w:r>
         <w:t xml:space="preserve">Msemburi, William, et al. “</w:t>
       </w:r>
-      <w:hyperlink w:history="1" r:id="rIdfi-q4m7k3fcbbtr-zsnnq">
+      <w:hyperlink w:history="1" r:id="rIdb8tyit0cx8ytyisj3xh8e">
         <w:r>
           <w:rPr>
             <w:color w:val="0563C1"/>
@@ -8837,7 +8837,7 @@
       <w:r>
         <w:t xml:space="preserve">Jinek, Martin, et al. “</w:t>
       </w:r>
-      <w:hyperlink w:history="1" r:id="rIdlh4uycfdeqdaitrjxemyc">
+      <w:hyperlink w:history="1" r:id="rIdmc4e7zdqr-j_xpvjwrrql">
         <w:r>
           <w:rPr>
             <w:color w:val="0563C1"/>
@@ -8865,7 +8865,7 @@
       <w:r>
         <w:t xml:space="preserve">Fehilly, Carole B., S. M. Willadsen, and Elizabeth M. Tucker. “</w:t>
       </w:r>
-      <w:hyperlink w:history="1" r:id="rIde7ise6ymebliywzmhzage">
+      <w:hyperlink w:history="1" r:id="rIdqnkvojl2xoxyl2dan5gld">
         <w:r>
           <w:rPr>
             <w:color w:val="0563C1"/>
@@ -8913,7 +8913,7 @@
       <w:r>
         <w:t xml:space="preserve">Ganopolski, A., R. Winkelmann, and H. J. Schellnhuber. “</w:t>
       </w:r>
-      <w:hyperlink w:history="1" r:id="rIdnilvldcaa-mkf0-mbcffi">
+      <w:hyperlink w:history="1" r:id="rIduobjqqyh4qtzi0aksjrbr">
         <w:r>
           <w:rPr>
             <w:color w:val="0563C1"/>
@@ -8961,7 +8961,7 @@
       <w:r>
         <w:t xml:space="preserve">Hawking, S. W. “</w:t>
       </w:r>
-      <w:hyperlink w:history="1" r:id="rIdh0xsssza4ld80r3qesj-a">
+      <w:hyperlink w:history="1" r:id="rIdtlzsns3xmjqferfmnibas">
         <w:r>
           <w:rPr>
             <w:color w:val="0563C1"/>
@@ -8989,7 +8989,7 @@
       <w:r>
         <w:t xml:space="preserve">LIGO Scientific Collaboration and Virgo Collaboration. “</w:t>
       </w:r>
-      <w:hyperlink w:history="1" r:id="rIdouyddt8ydba319-wyo2cc">
+      <w:hyperlink w:history="1" r:id="rIdhtfvkr7lw1-zzyrveiuaw">
         <w:r>
           <w:rPr>
             <w:color w:val="0563C1"/>
@@ -9017,7 +9017,7 @@
       <w:r>
         <w:t xml:space="preserve">ATLAS Collaboration. “</w:t>
       </w:r>
-      <w:hyperlink w:history="1" r:id="rIdbrgpgpvsqfgtcwwzbhcvi">
+      <w:hyperlink w:history="1" r:id="rIdhyyfkveyge_cvm_eeusel">
         <w:r>
           <w:rPr>
             <w:color w:val="0563C1"/>
@@ -9045,7 +9045,7 @@
       <w:r>
         <w:t xml:space="preserve">Abu-Shawareb, H., et al. (Indirect Drive ICF Collaboration). “</w:t>
       </w:r>
-      <w:hyperlink w:history="1" r:id="rIdjet8uuk2jnpjpgahiesgf">
+      <w:hyperlink w:history="1" r:id="rId6hkftqghtak2cor8dd_jo">
         <w:r>
           <w:rPr>
             <w:color w:val="0563C1"/>

--- a/The Dolphins' View of History/chapters/Notes and Sources.docx
+++ b/The Dolphins' View of History/chapters/Notes and Sources.docx
@@ -83,7 +83,7 @@
       <w:r>
         <w:t xml:space="preserve">Thewissen, J. G. M., et al. “</w:t>
       </w:r>
-      <w:hyperlink w:history="1" r:id="rIdzqx0festoftha6ibv9m-f">
+      <w:hyperlink w:history="1" r:id="rIdfyjr0jcou3cf4btcvu96p">
         <w:r>
           <w:rPr>
             <w:color w:val="0563C1"/>
@@ -111,7 +111,7 @@
       <w:r>
         <w:t xml:space="preserve">Stringer, Chris. </w:t>
       </w:r>
-      <w:hyperlink w:history="1" r:id="rIdqcwhmoshi_-pdkqsh-vz_">
+      <w:hyperlink w:history="1" r:id="rIdpjq2vekpgo1bbsjwf415n">
         <w:r>
           <w:rPr>
             <w:color w:val="0563C1"/>
@@ -159,7 +159,7 @@
       <w:r>
         <w:t xml:space="preserve">Marino, Lori. “</w:t>
       </w:r>
-      <w:hyperlink w:history="1" r:id="rIdsspm5pqkikb9xlsw-ue9b">
+      <w:hyperlink w:history="1" r:id="rIdmpowncwg7fnjjae-pg3hu">
         <w:r>
           <w:rPr>
             <w:color w:val="0563C1"/>
@@ -187,7 +187,7 @@
       <w:r>
         <w:t xml:space="preserve">Janik, Vincent M., Laela S. Sayigh, and Randall S. Wells. “</w:t>
       </w:r>
-      <w:hyperlink w:history="1" r:id="rId7e9th46ycfyme9jqjg7-s">
+      <w:hyperlink w:history="1" r:id="rIdbmudxkzlfstihuiilhibi">
         <w:r>
           <w:rPr>
             <w:color w:val="0563C1"/>
@@ -215,7 +215,7 @@
       <w:r>
         <w:t xml:space="preserve">Krützen, Michael, et al. “</w:t>
       </w:r>
-      <w:hyperlink w:history="1" r:id="rIdj0g9wd4frwx0zl3cfeln-">
+      <w:hyperlink w:history="1" r:id="rIdxtgkk2hpss_w5dm7qkj3a">
         <w:r>
           <w:rPr>
             <w:color w:val="0563C1"/>
@@ -243,7 +243,7 @@
       <w:r>
         <w:t xml:space="preserve">Tennie, Claudio, Josep Call, and Michael Tomasello. “</w:t>
       </w:r>
-      <w:hyperlink w:history="1" r:id="rIdhrqah8nyl-a9pzb_eji95">
+      <w:hyperlink w:history="1" r:id="rIdyepkiwbjj15n_gir52_pb">
         <w:r>
           <w:rPr>
             <w:color w:val="0563C1"/>
@@ -307,7 +307,7 @@
       <w:r>
         <w:t xml:space="preserve">Hublin, Jean-Jacques, et al. “</w:t>
       </w:r>
-      <w:hyperlink w:history="1" r:id="rIdaprfx1un6ifehhzehavlj">
+      <w:hyperlink w:history="1" r:id="rIdkgd3n0j-2qvl00ksjvhz4">
         <w:r>
           <w:rPr>
             <w:color w:val="0563C1"/>
@@ -335,7 +335,7 @@
       <w:r>
         <w:t xml:space="preserve">Scerri, Eleanor M. L., et al. “</w:t>
       </w:r>
-      <w:hyperlink w:history="1" r:id="rIdqpgrcg1y7fcvspezrfcv5">
+      <w:hyperlink w:history="1" r:id="rId6vqu2lhn6hk9r2x-xqm6e">
         <w:r>
           <w:rPr>
             <w:color w:val="0563C1"/>
@@ -363,7 +363,7 @@
       <w:r>
         <w:t xml:space="preserve">Leakey, M. D., and R. L. Hay. “</w:t>
       </w:r>
-      <w:hyperlink w:history="1" r:id="rIdtkoput7uik8icwp8k8ew1">
+      <w:hyperlink w:history="1" r:id="rIdi6xbctxyar311bqmo_mmy">
         <w:r>
           <w:rPr>
             <w:color w:val="0563C1"/>
@@ -391,7 +391,7 @@
       <w:r>
         <w:t xml:space="preserve">Villmoare, Brian, et al. “</w:t>
       </w:r>
-      <w:hyperlink w:history="1" r:id="rIda8egqgtbx3eho6vgvco3v">
+      <w:hyperlink w:history="1" r:id="rIdxabbllqrkai9htgzdigqb">
         <w:r>
           <w:rPr>
             <w:color w:val="0563C1"/>
@@ -419,7 +419,7 @@
       <w:r>
         <w:t xml:space="preserve">Lordkipanidze, David, et al. “</w:t>
       </w:r>
-      <w:hyperlink w:history="1" r:id="rIdtfy9r-v5ddlmq3lh9icxc">
+      <w:hyperlink w:history="1" r:id="rIdeem3xm5r45ueiotyjq-ee">
         <w:r>
           <w:rPr>
             <w:color w:val="0563C1"/>
@@ -447,7 +447,7 @@
       <w:r>
         <w:t xml:space="preserve">Dirks, Paul H. G. M., et al. “</w:t>
       </w:r>
-      <w:hyperlink w:history="1" r:id="rIdaelphz7txtc7lhgncrjrx">
+      <w:hyperlink w:history="1" r:id="rId3dabeqhb9kvubst7mrkxg">
         <w:r>
           <w:rPr>
             <w:color w:val="0563C1"/>
@@ -475,7 +475,7 @@
       <w:r>
         <w:t xml:space="preserve">Henshilwood, Christopher S., et al. “</w:t>
       </w:r>
-      <w:hyperlink w:history="1" r:id="rIdwpfercaeyv4ysnspmotqc">
+      <w:hyperlink w:history="1" r:id="rIdjxg_fx7sr9_vxn9v_l0rb">
         <w:r>
           <w:rPr>
             <w:color w:val="0563C1"/>
@@ -523,7 +523,7 @@
       <w:r>
         <w:t xml:space="preserve">Berna, Francesco, et al. “</w:t>
       </w:r>
-      <w:hyperlink w:history="1" r:id="rIde7b9vh9rwqnw_duxaglo2">
+      <w:hyperlink w:history="1" r:id="rId0w26kmg9rwm_nezi5zezv">
         <w:r>
           <w:rPr>
             <w:color w:val="0563C1"/>
@@ -551,7 +551,7 @@
       <w:r>
         <w:t xml:space="preserve">Shahack-Gross, Ruth, et al. “</w:t>
       </w:r>
-      <w:hyperlink w:history="1" r:id="rIdtci3qbk8sq-0skju5w8fq">
+      <w:hyperlink w:history="1" r:id="rId9i2nempcppa_cvgop0gv0">
         <w:r>
           <w:rPr>
             <w:color w:val="0563C1"/>
@@ -579,7 +579,7 @@
       <w:r>
         <w:t xml:space="preserve">Harmand, Sonia, et al. “</w:t>
       </w:r>
-      <w:hyperlink w:history="1" r:id="rIdtjykdikcb3l11_8jypue6">
+      <w:hyperlink w:history="1" r:id="rIdwvrcgpavqd_ptdqzq_htp">
         <w:r>
           <w:rPr>
             <w:color w:val="0563C1"/>
@@ -607,7 +607,7 @@
       <w:r>
         <w:t xml:space="preserve">Lepre, Christopher J., et al. “</w:t>
       </w:r>
-      <w:hyperlink w:history="1" r:id="rIdmnyrgvzr_xnzqvih6jrgc">
+      <w:hyperlink w:history="1" r:id="rId_yczc0ead1gmdg6abawqe">
         <w:r>
           <w:rPr>
             <w:color w:val="0563C1"/>
@@ -635,7 +635,7 @@
       <w:r>
         <w:t xml:space="preserve">Brown, Kyle S., et al. “</w:t>
       </w:r>
-      <w:hyperlink w:history="1" r:id="rIdw1jilp-kpzkuuynqntsoy">
+      <w:hyperlink w:history="1" r:id="rIdcmizmwbd0ljar5ghb82m5">
         <w:r>
           <w:rPr>
             <w:color w:val="0563C1"/>
@@ -663,7 +663,7 @@
       <w:r>
         <w:t xml:space="preserve">Wrangham, Richard. </w:t>
       </w:r>
-      <w:hyperlink w:history="1" r:id="rIdt_vsbmfcr8x2ugmgxajyo">
+      <w:hyperlink w:history="1" r:id="rId4bgar6qs3cy3lfn3wepth">
         <w:r>
           <w:rPr>
             <w:color w:val="0563C1"/>
@@ -691,7 +691,7 @@
       <w:r>
         <w:t xml:space="preserve">Fitch, W. Tecumseh. </w:t>
       </w:r>
-      <w:hyperlink w:history="1" r:id="rIdnhm0yyt-hpzfv1tfpwedy">
+      <w:hyperlink w:history="1" r:id="rIdedk-lfqbft1bnr_xm_f8u">
         <w:r>
           <w:rPr>
             <w:color w:val="0563C1"/>
@@ -739,7 +739,7 @@
       <w:r>
         <w:t xml:space="preserve">Clarkson, Chris, et al. “</w:t>
       </w:r>
-      <w:hyperlink w:history="1" r:id="rIdizrgaazvjb1wvcf3r-ilh">
+      <w:hyperlink w:history="1" r:id="rIdvb4osxeqoawhwj41udli-">
         <w:r>
           <w:rPr>
             <w:color w:val="0563C1"/>
@@ -767,7 +767,7 @@
       <w:r>
         <w:t xml:space="preserve">O’Connell, James F., et al. “</w:t>
       </w:r>
-      <w:hyperlink w:history="1" r:id="rId-dizgq0slpljojeuh4qwa">
+      <w:hyperlink w:history="1" r:id="rIdv6s8kor-f53k25aj1n0jv">
         <w:r>
           <w:rPr>
             <w:color w:val="0563C1"/>
@@ -795,7 +795,7 @@
       <w:r>
         <w:t xml:space="preserve">Reich, David, et al. “</w:t>
       </w:r>
-      <w:hyperlink w:history="1" r:id="rId92xiaxr3b6i4x8wvykhos">
+      <w:hyperlink w:history="1" r:id="rIdhrb0owrnvvdtbbbgquw6l">
         <w:r>
           <w:rPr>
             <w:color w:val="0563C1"/>
@@ -823,7 +823,7 @@
       <w:r>
         <w:t xml:space="preserve">Chen, Fahu, et al. “</w:t>
       </w:r>
-      <w:hyperlink w:history="1" r:id="rIdioruxq_txcp2gxeiz3ozl">
+      <w:hyperlink w:history="1" r:id="rIddlqbamb--jdrl2fywdtuv">
         <w:r>
           <w:rPr>
             <w:color w:val="0563C1"/>
@@ -851,7 +851,7 @@
       <w:r>
         <w:t xml:space="preserve">Higham, Tom, et al. “</w:t>
       </w:r>
-      <w:hyperlink w:history="1" r:id="rIdbkliwfej2ah8hm2ktnbpf">
+      <w:hyperlink w:history="1" r:id="rIdfcpqpw6cuknyhwmw5wmqy">
         <w:r>
           <w:rPr>
             <w:color w:val="0563C1"/>
@@ -879,7 +879,7 @@
       <w:r>
         <w:t xml:space="preserve">Sutikna, Thomas, et al. “</w:t>
       </w:r>
-      <w:hyperlink w:history="1" r:id="rIdkdukjduifkqfeql_y7tzp">
+      <w:hyperlink w:history="1" r:id="rIdpyecbhq5xxva6map_dr5p">
         <w:r>
           <w:rPr>
             <w:color w:val="0563C1"/>
@@ -907,7 +907,7 @@
       <w:r>
         <w:t xml:space="preserve">Oktaviana, Adhi Agus, et al. “</w:t>
       </w:r>
-      <w:hyperlink w:history="1" r:id="rIdxpsuduku5d7wi1vjftmsf">
+      <w:hyperlink w:history="1" r:id="rIdt00xkz7gw84i9dm--7jx7">
         <w:r>
           <w:rPr>
             <w:color w:val="0563C1"/>
@@ -935,7 +935,7 @@
       <w:r>
         <w:t xml:space="preserve">Bennett, Matthew R., et al. “</w:t>
       </w:r>
-      <w:hyperlink w:history="1" r:id="rIdncr_ka_urnydpum0zj6zb">
+      <w:hyperlink w:history="1" r:id="rIdga5piru0rsx6vd9tuj0tx">
         <w:r>
           <w:rPr>
             <w:color w:val="0563C1"/>
@@ -963,7 +963,7 @@
       <w:r>
         <w:t xml:space="preserve">Reich, David. </w:t>
       </w:r>
-      <w:hyperlink w:history="1" r:id="rId840gi_rs03a7kobph2b-4">
+      <w:hyperlink w:history="1" r:id="rIdusot2vnoxkrfqhc_efdne">
         <w:r>
           <w:rPr>
             <w:color w:val="0563C1"/>
@@ -1011,7 +1011,7 @@
       <w:r>
         <w:t xml:space="preserve">Dietrich, Oliver, et al. “</w:t>
       </w:r>
-      <w:hyperlink w:history="1" r:id="rIdvlnmo_xdbp0oxt1cpvgtv">
+      <w:hyperlink w:history="1" r:id="rIdel5nhml3ebs7sn52_l1g3">
         <w:r>
           <w:rPr>
             <w:color w:val="0563C1"/>
@@ -1039,7 +1039,7 @@
       <w:r>
         <w:t xml:space="preserve">Larson, Greger, et al. “</w:t>
       </w:r>
-      <w:hyperlink w:history="1" r:id="rIdg9tmi_2z873dmaswrytye">
+      <w:hyperlink w:history="1" r:id="rIdyqb3rfzcn56uqw5o_q1zm">
         <w:r>
           <w:rPr>
             <w:color w:val="0563C1"/>
@@ -1067,7 +1067,7 @@
       <w:r>
         <w:t xml:space="preserve">Fuller, Dorian Q., et al. “</w:t>
       </w:r>
-      <w:hyperlink w:history="1" r:id="rId5uzve4crlsxjbgqwtomjs">
+      <w:hyperlink w:history="1" r:id="rIdszaipi_2uetcu-cyvhhtn">
         <w:r>
           <w:rPr>
             <w:color w:val="0563C1"/>
@@ -1095,7 +1095,7 @@
       <w:r>
         <w:t xml:space="preserve">Larsen, Clark Spencer. “</w:t>
       </w:r>
-      <w:hyperlink w:history="1" r:id="rIdw0a0vpsm4xchhqaiytjtw">
+      <w:hyperlink w:history="1" r:id="rIdo4spt3d3t2nhkcubd6e5m">
         <w:r>
           <w:rPr>
             <w:color w:val="0563C1"/>
@@ -1123,7 +1123,7 @@
       <w:r>
         <w:t xml:space="preserve">Hodder, Ian. </w:t>
       </w:r>
-      <w:hyperlink w:history="1" r:id="rIdy9eqjbhmztyvbtecaauvd">
+      <w:hyperlink w:history="1" r:id="rIdiacs2bqdgsdoltraf4yey">
         <w:r>
           <w:rPr>
             <w:color w:val="0563C1"/>
@@ -1151,7 +1151,7 @@
       <w:r>
         <w:t xml:space="preserve">Scott, James C. </w:t>
       </w:r>
-      <w:hyperlink w:history="1" r:id="rIdm1rgdyxjyuzlox-q1ofac">
+      <w:hyperlink w:history="1" r:id="rIdvwtmclsshrfspe5em5taa">
         <w:r>
           <w:rPr>
             <w:color w:val="0563C1"/>
@@ -1215,7 +1215,7 @@
       <w:r>
         <w:t xml:space="preserve">Schmandt-Besserat, Denise. </w:t>
       </w:r>
-      <w:hyperlink w:history="1" r:id="rIdduppwwndolhnk6veqipne">
+      <w:hyperlink w:history="1" r:id="rIdrnkoiadt_zj-lk-yx0bo5">
         <w:r>
           <w:rPr>
             <w:color w:val="0563C1"/>
@@ -1243,7 +1243,7 @@
       <w:r>
         <w:t xml:space="preserve">Nissen, Hans J., Peter Damerow, and Robert K. Englund. </w:t>
       </w:r>
-      <w:hyperlink w:history="1" r:id="rIdxtytwztaurml-cha5ranf">
+      <w:hyperlink w:history="1" r:id="rIdh0cpp-crhrw5bwp3jqyaf">
         <w:r>
           <w:rPr>
             <w:color w:val="0563C1"/>
@@ -1271,7 +1271,7 @@
       <w:r>
         <w:t xml:space="preserve">Houston, Stephen D., ed. </w:t>
       </w:r>
-      <w:hyperlink w:history="1" r:id="rId61vtyrnp5mll10pgrl3eu">
+      <w:hyperlink w:history="1" r:id="rIdwcpwsfu3v6r5fzvyclf62">
         <w:r>
           <w:rPr>
             <w:color w:val="0563C1"/>
@@ -1299,7 +1299,7 @@
       <w:r>
         <w:t xml:space="preserve">Schacter, Daniel L. </w:t>
       </w:r>
-      <w:hyperlink w:history="1" r:id="rIdd0g7oiypbhje9zmiesgxq">
+      <w:hyperlink w:history="1" r:id="rId1lm8lap1cv0suwyglkm3r">
         <w:r>
           <w:rPr>
             <w:color w:val="0563C1"/>
@@ -1379,7 +1379,7 @@
       <w:r>
         <w:t xml:space="preserve">Van De Mieroop, Marc. </w:t>
       </w:r>
-      <w:hyperlink w:history="1" r:id="rId3nb67g-jswfjppijqrtok">
+      <w:hyperlink w:history="1" r:id="rId6dk1-qnkeyjdgfgwt0kmz">
         <w:r>
           <w:rPr>
             <w:color w:val="0563C1"/>
@@ -1407,7 +1407,7 @@
       <w:r>
         <w:t xml:space="preserve">Lehner, Mark, and Zahi Hawass. </w:t>
       </w:r>
-      <w:hyperlink w:history="1" r:id="rId5ezrpm4kward8umc-1ox2">
+      <w:hyperlink w:history="1" r:id="rIduruq_dcxed173m_kttlta">
         <w:r>
           <w:rPr>
             <w:color w:val="0563C1"/>
@@ -1435,7 +1435,7 @@
       <w:r>
         <w:t xml:space="preserve">Edgerton, William F. “</w:t>
       </w:r>
-      <w:hyperlink w:history="1" r:id="rIdwktfdcrxpeksrqunw5imj">
+      <w:hyperlink w:history="1" r:id="rIddf1j0ufaw8chm6jx-yd9y">
         <w:r>
           <w:rPr>
             <w:color w:val="0563C1"/>
@@ -1463,7 +1463,7 @@
       <w:r>
         <w:t xml:space="preserve">Roth, Martha T. </w:t>
       </w:r>
-      <w:hyperlink w:history="1" r:id="rIdijgv-socnu8jgr61esj7h">
+      <w:hyperlink w:history="1" r:id="rIdxgne4pg1qldice4bg9qbd">
         <w:r>
           <w:rPr>
             <w:color w:val="0563C1"/>
@@ -1491,7 +1491,7 @@
       <w:r>
         <w:t xml:space="preserve">Bryce, Trevor. </w:t>
       </w:r>
-      <w:hyperlink w:history="1" r:id="rIdpvlvec67fkvy3cw9okhk9">
+      <w:hyperlink w:history="1" r:id="rIdnrupe3wbsiub8kwejufs2">
         <w:r>
           <w:rPr>
             <w:color w:val="0563C1"/>
@@ -1519,7 +1519,7 @@
       <w:r>
         <w:t xml:space="preserve">Parkinson, Richard. </w:t>
       </w:r>
-      <w:hyperlink w:history="1" r:id="rId3qnvb5qstlaekr8frbamu">
+      <w:hyperlink w:history="1" r:id="rIdriltspbek9aty2nonfuxo">
         <w:r>
           <w:rPr>
             <w:color w:val="0563C1"/>
@@ -1567,7 +1567,7 @@
       <w:r>
         <w:t xml:space="preserve">Keightley, David N. </w:t>
       </w:r>
-      <w:hyperlink w:history="1" r:id="rIdlo9-g3binw5hdwoduzn0l">
+      <w:hyperlink w:history="1" r:id="rIdh7qr3jrjohron6mx_vycb">
         <w:r>
           <w:rPr>
             <w:color w:val="0563C1"/>
@@ -1595,7 +1595,7 @@
       <w:r>
         <w:t xml:space="preserve">Lewis, Mark Edward. </w:t>
       </w:r>
-      <w:hyperlink w:history="1" r:id="rIdtxn988fxoth4fhllnnqmz">
+      <w:hyperlink w:history="1" r:id="rIdgmqeg_fl9v-rvng36_kjp">
         <w:r>
           <w:rPr>
             <w:color w:val="0563C1"/>
@@ -1623,7 +1623,7 @@
       <w:r>
         <w:t xml:space="preserve">Elman, Benjamin A. </w:t>
       </w:r>
-      <w:hyperlink w:history="1" r:id="rIddlqyznj1obebqbzr2lchp">
+      <w:hyperlink w:history="1" r:id="rIdjzixbctc2as71rhi6jcsn">
         <w:r>
           <w:rPr>
             <w:color w:val="0563C1"/>
@@ -1651,7 +1651,7 @@
       <w:r>
         <w:t xml:space="preserve">Liu, Li, and Xingcan Chen. </w:t>
       </w:r>
-      <w:hyperlink w:history="1" r:id="rIdcyh3hjt7zfbexae6hk3o0">
+      <w:hyperlink w:history="1" r:id="rIdtkd40mmme8p5dow9t0lcu">
         <w:r>
           <w:rPr>
             <w:color w:val="0563C1"/>
@@ -1699,7 +1699,7 @@
       <w:r>
         <w:t xml:space="preserve">Possehl, Gregory L. </w:t>
       </w:r>
-      <w:hyperlink w:history="1" r:id="rIdzmok5ikxp2e-qhfx4soe7">
+      <w:hyperlink w:history="1" r:id="rIdmyte_ddj-alkrerqorc7c">
         <w:r>
           <w:rPr>
             <w:color w:val="0563C1"/>
@@ -1727,7 +1727,7 @@
       <w:r>
         <w:t xml:space="preserve">Thapar, Romila. </w:t>
       </w:r>
-      <w:hyperlink w:history="1" r:id="rIdkzuxfgkekzaqgjdgzvgl5">
+      <w:hyperlink w:history="1" r:id="rId3cagz7rxpndevsg7frboe">
         <w:r>
           <w:rPr>
             <w:color w:val="0563C1"/>
@@ -1755,7 +1755,7 @@
       <w:r>
         <w:t xml:space="preserve">Plofker, Kim. </w:t>
       </w:r>
-      <w:hyperlink w:history="1" r:id="rId_37zfbvh0wajdvmvj4nx8">
+      <w:hyperlink w:history="1" r:id="rIdi8koyzzeavb5jacvfjshv">
         <w:r>
           <w:rPr>
             <w:color w:val="0563C1"/>
@@ -1783,7 +1783,7 @@
       <w:r>
         <w:t xml:space="preserve">Dirks, Nicholas B. </w:t>
       </w:r>
-      <w:hyperlink w:history="1" r:id="rIdyoigeucunkd_rj7nrkiho">
+      <w:hyperlink w:history="1" r:id="rIdlefu1vcewrg4uc5fq3-ve">
         <w:r>
           <w:rPr>
             <w:color w:val="0563C1"/>
@@ -1811,7 +1811,7 @@
       <w:r>
         <w:t xml:space="preserve">Dundas, Paul. </w:t>
       </w:r>
-      <w:hyperlink w:history="1" r:id="rIdchp6fyiwk6imwqfy5jeyr">
+      <w:hyperlink w:history="1" r:id="rIdfnz9txa5brax-tmnqd8wu">
         <w:r>
           <w:rPr>
             <w:color w:val="0563C1"/>
@@ -1891,7 +1891,7 @@
       <w:r>
         <w:t xml:space="preserve">Cartledge, Paul. </w:t>
       </w:r>
-      <w:hyperlink w:history="1" r:id="rIdtjoupvu8gis0enyjkrvsb">
+      <w:hyperlink w:history="1" r:id="rIdmoncbfxmtavo_4vy9ijtq">
         <w:r>
           <w:rPr>
             <w:color w:val="0563C1"/>
@@ -1919,7 +1919,7 @@
       <w:r>
         <w:t xml:space="preserve">Freeth, Tony, et al. “</w:t>
       </w:r>
-      <w:hyperlink w:history="1" r:id="rIddgu0higvxolrglorduqld">
+      <w:hyperlink w:history="1" r:id="rId5v5_cqbpotakv-e7mg4on">
         <w:r>
           <w:rPr>
             <w:color w:val="0563C1"/>
@@ -1947,7 +1947,7 @@
       <w:r>
         <w:t xml:space="preserve">Freeth, Tony, et al. “</w:t>
       </w:r>
-      <w:hyperlink w:history="1" r:id="rIdhnrb-mgyodiyr4ta0s-tw">
+      <w:hyperlink w:history="1" r:id="rId1bsuv2d8fqgmfaiwgorpu">
         <w:r>
           <w:rPr>
             <w:color w:val="0563C1"/>
@@ -1995,7 +1995,7 @@
       <w:r>
         <w:t xml:space="preserve">Beard, Mary. </w:t>
       </w:r>
-      <w:hyperlink w:history="1" r:id="rId7yzuzt2mjrsijzt3l1xqi">
+      <w:hyperlink w:history="1" r:id="rIdatb3oa6ywyvvlo-tf9qtu">
         <w:r>
           <w:rPr>
             <w:color w:val="0563C1"/>
@@ -2023,7 +2023,7 @@
       <w:r>
         <w:t xml:space="preserve">Ward-Perkins, Bryan. </w:t>
       </w:r>
-      <w:hyperlink w:history="1" r:id="rIdwmcblibcb4b22ihroytyp">
+      <w:hyperlink w:history="1" r:id="rIdzd06yyui9savfon0ac9-u">
         <w:r>
           <w:rPr>
             <w:color w:val="0563C1"/>
@@ -2051,7 +2051,7 @@
       <w:r>
         <w:t xml:space="preserve">Brown, Peter. </w:t>
       </w:r>
-      <w:hyperlink w:history="1" r:id="rIdnf9mhpkd1hgntzoqljxno">
+      <w:hyperlink w:history="1" r:id="rIdb9l8cn4lqsjukgixj_mu8">
         <w:r>
           <w:rPr>
             <w:color w:val="0563C1"/>
@@ -2079,7 +2079,7 @@
       <w:r>
         <w:t xml:space="preserve">Harper, Kyle. </w:t>
       </w:r>
-      <w:hyperlink w:history="1" r:id="rIdt3agbngybvaw1e0kbowmk">
+      <w:hyperlink w:history="1" r:id="rIdhjuawuadfvs6pf_ouomsa">
         <w:r>
           <w:rPr>
             <w:color w:val="0563C1"/>
@@ -2127,7 +2127,7 @@
       <w:r>
         <w:t xml:space="preserve">Kennedy, Hugh. </w:t>
       </w:r>
-      <w:hyperlink w:history="1" r:id="rIdxtfuek16pe12_9ei17whi">
+      <w:hyperlink w:history="1" r:id="rIdud5m7k1uxhtxme4imxisi">
         <w:r>
           <w:rPr>
             <w:color w:val="0563C1"/>
@@ -2150,12 +2150,12 @@
           <w:i/>
           <w:iCs/>
         </w:rPr>
-        <w:t xml:space="preserve">The translation movement in Baghdad. </w:t>
+        <w:t xml:space="preserve">The translation movement in Baghdad; Avicenna and Averroes reaching Europe. </w:t>
       </w:r>
       <w:r>
         <w:t xml:space="preserve">Gutas, Dimitri. </w:t>
       </w:r>
-      <w:hyperlink w:history="1" r:id="rIdr83gppsqlcki_lqdwiqrg">
+      <w:hyperlink w:history="1" r:id="rIdwtmbdghn-3h6idglgd4pd">
         <w:r>
           <w:rPr>
             <w:color w:val="0563C1"/>
@@ -2178,12 +2178,44 @@
           <w:i/>
           <w:iCs/>
         </w:rPr>
+        <w:t xml:space="preserve">The Great Schism of 1054. </w:t>
+      </w:r>
+      <w:r>
+        <w:t xml:space="preserve">Chadwick, Henry. East and West: The Making of a Rift in the Church. Oxford: Oxford University Press, 2003.</w:t>
+      </w:r>
+    </w:p>
+    <w:p>
+      <w:pPr>
+        <w:spacing w:after="120"/>
+        <w:ind w:left="360" w:hanging="360"/>
+      </w:pPr>
+      <w:r>
+        <w:rPr>
+          <w:i/>
+          <w:iCs/>
+        </w:rPr>
+        <w:t xml:space="preserve">The Investiture Controversy and Canossa. </w:t>
+      </w:r>
+      <w:r>
+        <w:t xml:space="preserve">Blumenthal, Uta-Renate. The Investiture Controversy: Church and Monarchy from the Ninth to the Twelfth Century. Philadelphia: University of Pennsylvania Press, 1988.</w:t>
+      </w:r>
+    </w:p>
+    <w:p>
+      <w:pPr>
+        <w:spacing w:after="120"/>
+        <w:ind w:left="360" w:hanging="360"/>
+      </w:pPr>
+      <w:r>
+        <w:rPr>
+          <w:i/>
+          <w:iCs/>
+        </w:rPr>
         <w:t xml:space="preserve">The Crusades. </w:t>
       </w:r>
       <w:r>
         <w:t xml:space="preserve">Riley-Smith, Jonathan. </w:t>
       </w:r>
-      <w:hyperlink w:history="1" r:id="rIdpmft3wdlnt1akthlkvmwg">
+      <w:hyperlink w:history="1" r:id="rIdlzyvtvvlzi4-qypljz6jm">
         <w:r>
           <w:rPr>
             <w:color w:val="0563C1"/>
@@ -2206,12 +2238,28 @@
           <w:i/>
           <w:iCs/>
         </w:rPr>
+        <w:t xml:space="preserve">Saladin’s retaking of Jerusalem, 1187. </w:t>
+      </w:r>
+      <w:r>
+        <w:t xml:space="preserve">Phillips, Jonathan. The Life and Legend of the Sultan Saladin. New Haven: Yale University Press, 2019.</w:t>
+      </w:r>
+    </w:p>
+    <w:p>
+      <w:pPr>
+        <w:spacing w:after="120"/>
+        <w:ind w:left="360" w:hanging="360"/>
+      </w:pPr>
+      <w:r>
+        <w:rPr>
+          <w:i/>
+          <w:iCs/>
+        </w:rPr>
         <w:t xml:space="preserve">The sack of Constantinople, 1204. </w:t>
       </w:r>
       <w:r>
         <w:t xml:space="preserve">Phillips, Jonathan. </w:t>
       </w:r>
-      <w:hyperlink w:history="1" r:id="rIdqdr5q0t2s2-gal1prp2dg">
+      <w:hyperlink w:history="1" r:id="rIdge31pzciehqtudoym9zfw">
         <w:r>
           <w:rPr>
             <w:color w:val="0563C1"/>
@@ -2239,7 +2287,7 @@
       <w:r>
         <w:t xml:space="preserve">Stark, Rodney. </w:t>
       </w:r>
-      <w:hyperlink w:history="1" r:id="rIdvrxrbx7f4s3rm3cylujfo">
+      <w:hyperlink w:history="1" r:id="rIdqtnqzer3-dd7soavhnwrg">
         <w:r>
           <w:rPr>
             <w:color w:val="0563C1"/>
@@ -2287,7 +2335,7 @@
       <w:r>
         <w:t xml:space="preserve">Mommsen, Theodor E. “</w:t>
       </w:r>
-      <w:hyperlink w:history="1" r:id="rIdh61h_slnjheoj4o-mxyvo">
+      <w:hyperlink w:history="1" r:id="rIdybjigy-wsv3lzlv86oz8u">
         <w:r>
           <w:rPr>
             <w:color w:val="0563C1"/>
@@ -2315,7 +2363,7 @@
       <w:r>
         <w:t xml:space="preserve">Wickham, Chris. </w:t>
       </w:r>
-      <w:hyperlink w:history="1" r:id="rId36vvfktaedhwufqq6qde5">
+      <w:hyperlink w:history="1" r:id="rIdg3ayg3tnqmckp7k3msoog">
         <w:r>
           <w:rPr>
             <w:color w:val="0563C1"/>
@@ -2343,7 +2391,7 @@
       <w:r>
         <w:t xml:space="preserve">Russell, Jeffrey Burton. </w:t>
       </w:r>
-      <w:hyperlink w:history="1" r:id="rId3uinibjrknps3tpb_hc4v">
+      <w:hyperlink w:history="1" r:id="rIdtymclje6oyinneg_khkts">
         <w:r>
           <w:rPr>
             <w:color w:val="0563C1"/>
@@ -2407,7 +2455,7 @@
       <w:r>
         <w:t xml:space="preserve">Hansen, Valerie. </w:t>
       </w:r>
-      <w:hyperlink w:history="1" r:id="rIdgvlm8amnb4vew--cjerze">
+      <w:hyperlink w:history="1" r:id="rId9t8_7niv92zkp2dlv8ys9">
         <w:r>
           <w:rPr>
             <w:color w:val="0563C1"/>
@@ -2435,7 +2483,7 @@
       <w:r>
         <w:t xml:space="preserve">Spyrou, Maria A., et al. “</w:t>
       </w:r>
-      <w:hyperlink w:history="1" r:id="rIdgamaeufdfeploqncw2ewg">
+      <w:hyperlink w:history="1" r:id="rIdmcnmow_bu0uqkvsvgmdec">
         <w:r>
           <w:rPr>
             <w:color w:val="0563C1"/>
@@ -2463,7 +2511,7 @@
       <w:r>
         <w:t xml:space="preserve">Wheelis, Mark. “</w:t>
       </w:r>
-      <w:hyperlink w:history="1" r:id="rId7syqkl_lwecnshx5jvzye">
+      <w:hyperlink w:history="1" r:id="rIds874yteen7i2ayvac8xrk">
         <w:r>
           <w:rPr>
             <w:color w:val="0563C1"/>
@@ -2491,7 +2539,7 @@
       <w:r>
         <w:t xml:space="preserve">Dean, Katharine R., et al. “</w:t>
       </w:r>
-      <w:hyperlink w:history="1" r:id="rIdjymt02qyifrhm5uzk4_1e">
+      <w:hyperlink w:history="1" r:id="rId_qnjvl-qc6viaamv8safl">
         <w:r>
           <w:rPr>
             <w:color w:val="0563C1"/>
@@ -2519,7 +2567,7 @@
       <w:r>
         <w:t xml:space="preserve">Benedictow, Ole J. </w:t>
       </w:r>
-      <w:hyperlink w:history="1" r:id="rId3wgjgnogenwgi7ebe6cwc">
+      <w:hyperlink w:history="1" r:id="rId9apufj72kmxvwuxyquva4">
         <w:r>
           <w:rPr>
             <w:color w:val="0563C1"/>
@@ -2583,7 +2631,7 @@
       <w:r>
         <w:t xml:space="preserve">Gomez, Michael A. </w:t>
       </w:r>
-      <w:hyperlink w:history="1" r:id="rIdlx1bh0xd0sqkjb5m233_y">
+      <w:hyperlink w:history="1" r:id="rIdpq8unxp3i8g01g1zqcmkn">
         <w:r>
           <w:rPr>
             <w:color w:val="0563C1"/>
@@ -2643,7 +2691,7 @@
       <w:r>
         <w:t xml:space="preserve">Edwards, David N. </w:t>
       </w:r>
-      <w:hyperlink w:history="1" r:id="rId9etcmqqzpsoqtk5nhzm5a">
+      <w:hyperlink w:history="1" r:id="rIdae5371yihpznkxnbk8g3x">
         <w:r>
           <w:rPr>
             <w:color w:val="0563C1"/>
@@ -2671,7 +2719,7 @@
       <w:r>
         <w:t xml:space="preserve">Pikirayi, Innocent. </w:t>
       </w:r>
-      <w:hyperlink w:history="1" r:id="rIdo9mejcfzkqioorbmtrz4z">
+      <w:hyperlink w:history="1" r:id="rId6zmhqudstnigkd-e8ny-d">
         <w:r>
           <w:rPr>
             <w:color w:val="0563C1"/>
@@ -2699,7 +2747,7 @@
       <w:r>
         <w:t xml:space="preserve">Hicks, Dan. </w:t>
       </w:r>
-      <w:hyperlink w:history="1" r:id="rIdsx0-ubtlp8zwr8mp_ildc">
+      <w:hyperlink w:history="1" r:id="rIdxppaodfldj_oofs_daegu">
         <w:r>
           <w:rPr>
             <w:color w:val="0563C1"/>
@@ -2747,7 +2795,7 @@
       <w:r>
         <w:t xml:space="preserve">Thornton, John K. </w:t>
       </w:r>
-      <w:hyperlink w:history="1" r:id="rId-26dsid51ifimzb-obbrl">
+      <w:hyperlink w:history="1" r:id="rIdfcz10mwc4drnej3rvu3sz">
         <w:r>
           <w:rPr>
             <w:color w:val="0563C1"/>
@@ -2775,7 +2823,7 @@
       <w:r>
         <w:t xml:space="preserve">McCaskie, T. C. </w:t>
       </w:r>
-      <w:hyperlink w:history="1" r:id="rId-lbfogjpi_wrsgu9ln9fk">
+      <w:hyperlink w:history="1" r:id="rIduabg0yc-aybwfcvzkekuz">
         <w:r>
           <w:rPr>
             <w:color w:val="0563C1"/>
@@ -2803,7 +2851,7 @@
       <w:r>
         <w:t xml:space="preserve">Hochschild, Adam. </w:t>
       </w:r>
-      <w:hyperlink w:history="1" r:id="rIdkazrc9c4lmqlctbnlcczx">
+      <w:hyperlink w:history="1" r:id="rIdg1yqvnazcixuffwl83hjd">
         <w:r>
           <w:rPr>
             <w:color w:val="0563C1"/>
@@ -2847,7 +2895,7 @@
       <w:r>
         <w:t xml:space="preserve">Kara, Siddharth. </w:t>
       </w:r>
-      <w:hyperlink w:history="1" r:id="rIdqq697byivvr4uhpmrt1io">
+      <w:hyperlink w:history="1" r:id="rId8kz-54dkopt5ybcvxc7qc">
         <w:r>
           <w:rPr>
             <w:color w:val="0563C1"/>
@@ -2895,7 +2943,7 @@
       <w:r>
         <w:t xml:space="preserve">Mann, Charles C. </w:t>
       </w:r>
-      <w:hyperlink w:history="1" r:id="rIdtbct6iugalhqsahp_ktf6">
+      <w:hyperlink w:history="1" r:id="rId3j3p78z4vlvmdd-5ektp9">
         <w:r>
           <w:rPr>
             <w:color w:val="0563C1"/>
@@ -2923,7 +2971,7 @@
       <w:r>
         <w:t xml:space="preserve">Matsuoka, Yoshihiro, et al. “</w:t>
       </w:r>
-      <w:hyperlink w:history="1" r:id="rId2cvw5zvkukdnwarxwcbd9">
+      <w:hyperlink w:history="1" r:id="rIdccv-93zihpts6msx_nxln">
         <w:r>
           <w:rPr>
             <w:color w:val="0563C1"/>
@@ -2951,7 +2999,7 @@
       <w:r>
         <w:t xml:space="preserve">Shady Solis, Ruth, Jonathan Haas, and Winifred Creamer. “</w:t>
       </w:r>
-      <w:hyperlink w:history="1" r:id="rIdyr3v5se23uutqb5echgny">
+      <w:hyperlink w:history="1" r:id="rIdylnaxmpjt86zdfdkfg1wf">
         <w:r>
           <w:rPr>
             <w:color w:val="0563C1"/>
@@ -2979,7 +3027,7 @@
       <w:r>
         <w:t xml:space="preserve">Urton, Gary. </w:t>
       </w:r>
-      <w:hyperlink w:history="1" r:id="rIdrbzlayyh3o-28y0fbfulk">
+      <w:hyperlink w:history="1" r:id="rIdt-hafci-7ic6c5p1a3dl4">
         <w:r>
           <w:rPr>
             <w:color w:val="0563C1"/>
@@ -3007,7 +3055,7 @@
       <w:r>
         <w:t xml:space="preserve">Denevan, William M., ed. </w:t>
       </w:r>
-      <w:hyperlink w:history="1" r:id="rIdtkxn2zalu0l5t9xzhzth2">
+      <w:hyperlink w:history="1" r:id="rId0ogyu9jovdlzfaixpiaid">
         <w:r>
           <w:rPr>
             <w:color w:val="0563C1"/>
@@ -3035,7 +3083,7 @@
       <w:r>
         <w:t xml:space="preserve">Henige, David. </w:t>
       </w:r>
-      <w:hyperlink w:history="1" r:id="rIdgn9clwc9bf3giodxrzvra">
+      <w:hyperlink w:history="1" r:id="rIde-irx9myc5peuim87kotn">
         <w:r>
           <w:rPr>
             <w:color w:val="0563C1"/>
@@ -3063,7 +3111,7 @@
       <w:r>
         <w:t xml:space="preserve">Koch, Alexander, Chris Brierley, Mark M. Maslin, and Simon L. Lewis. “</w:t>
       </w:r>
-      <w:hyperlink w:history="1" r:id="rId64xj_ebhegf6rqp0wri6f">
+      <w:hyperlink w:history="1" r:id="rId_lfoftmjqjaqd51mmpuss">
         <w:r>
           <w:rPr>
             <w:color w:val="0563C1"/>
@@ -3091,7 +3139,7 @@
       <w:r>
         <w:t xml:space="preserve">Ioannidis, Alexander G., et al. “</w:t>
       </w:r>
-      <w:hyperlink w:history="1" r:id="rId7ir3jvkeljdo4sjkzjayj">
+      <w:hyperlink w:history="1" r:id="rId8mbtu3snflckboaoeswlt">
         <w:r>
           <w:rPr>
             <w:color w:val="0563C1"/>
@@ -3119,7 +3167,7 @@
       <w:r>
         <w:t xml:space="preserve">Pauketat, Timothy R. </w:t>
       </w:r>
-      <w:hyperlink w:history="1" r:id="rIdrluouvtcqroq58jzjx3i_">
+      <w:hyperlink w:history="1" r:id="rIdl-mo2s0ijf1av0fficxzn">
         <w:r>
           <w:rPr>
             <w:color w:val="0563C1"/>
@@ -3147,7 +3195,7 @@
       <w:r>
         <w:t xml:space="preserve">Dobyns, Henry F. “</w:t>
       </w:r>
-      <w:hyperlink w:history="1" r:id="rIdvz9opftq5csa3yxcfmfhb">
+      <w:hyperlink w:history="1" r:id="rIdauvdlsn0nnuju9p1g3qsk">
         <w:r>
           <w:rPr>
             <w:color w:val="0563C1"/>
@@ -3208,7 +3256,7 @@
         </w:rPr>
         <w:t xml:space="preserve">The voyages database behind those numbers. </w:t>
       </w:r>
-      <w:hyperlink w:history="1" r:id="rIdag40o89kb4xfaxcqcc4hc">
+      <w:hyperlink w:history="1" r:id="rIdfoa9ireupf806p_2ppkyz">
         <w:r>
           <w:rPr>
             <w:color w:val="0563C1"/>
@@ -3236,7 +3284,7 @@
       <w:r>
         <w:t xml:space="preserve">Equiano, Olaudah. </w:t>
       </w:r>
-      <w:hyperlink w:history="1" r:id="rId0km652pp1jkbdub-bwak2">
+      <w:hyperlink w:history="1" r:id="rIdoportxyvv2vaojnd9h1ud">
         <w:r>
           <w:rPr>
             <w:color w:val="0563C1"/>
@@ -3264,7 +3312,7 @@
       <w:r>
         <w:t xml:space="preserve">Carretta, Vincent. </w:t>
       </w:r>
-      <w:hyperlink w:history="1" r:id="rId3ojscxyj_96aufbuictrn">
+      <w:hyperlink w:history="1" r:id="rIdpem-p3jazdnjsmdjwdry_">
         <w:r>
           <w:rPr>
             <w:color w:val="0563C1"/>
@@ -3292,7 +3340,7 @@
       <w:r>
         <w:t xml:space="preserve">Hurston, Zora Neale. </w:t>
       </w:r>
-      <w:hyperlink w:history="1" r:id="rIde__jyyg5pf6awi27nbxae">
+      <w:hyperlink w:history="1" r:id="rIdgftuzhgyw0iocsgltomhs">
         <w:r>
           <w:rPr>
             <w:color w:val="0563C1"/>
@@ -3320,7 +3368,7 @@
       <w:r>
         <w:t xml:space="preserve">Diouf, Sylviane A. </w:t>
       </w:r>
-      <w:hyperlink w:history="1" r:id="rIdngnzbactd4r1slmrcnzao">
+      <w:hyperlink w:history="1" r:id="rIdlqezybpbprurnh0l1ppxr">
         <w:r>
           <w:rPr>
             <w:color w:val="0563C1"/>
@@ -3348,7 +3396,7 @@
       <w:r>
         <w:t xml:space="preserve">Livi Bacci, Massimo. </w:t>
       </w:r>
-      <w:hyperlink w:history="1" r:id="rIdwn869_jnit1q_l1ubg1xk">
+      <w:hyperlink w:history="1" r:id="rIdbwgwe4yfyu_hx5yukyuq-">
         <w:r>
           <w:rPr>
             <w:color w:val="0563C1"/>
@@ -3376,7 +3424,7 @@
       <w:r>
         <w:t xml:space="preserve">Reséndez, Andrés. </w:t>
       </w:r>
-      <w:hyperlink w:history="1" r:id="rId6yepri9leej-jdfps5vyx">
+      <w:hyperlink w:history="1" r:id="rIddezqafy7dscxnpwcremas">
         <w:r>
           <w:rPr>
             <w:color w:val="0563C1"/>
@@ -3404,7 +3452,7 @@
       <w:r>
         <w:t xml:space="preserve">Dreyer, Edward L. </w:t>
       </w:r>
-      <w:hyperlink w:history="1" r:id="rIdrl8lijkf3hjvsnbz1gunw">
+      <w:hyperlink w:history="1" r:id="rIdoyrm6j7z9hkaaxeqsnzlc">
         <w:r>
           <w:rPr>
             <w:color w:val="0563C1"/>
@@ -3452,7 +3500,7 @@
       <w:r>
         <w:t xml:space="preserve">Eisenstein, Elizabeth L. </w:t>
       </w:r>
-      <w:hyperlink w:history="1" r:id="rIde7kwxkltwwn73e0q2wbax">
+      <w:hyperlink w:history="1" r:id="rIdpwrrrtjeu52b79w5go54p">
         <w:r>
           <w:rPr>
             <w:color w:val="0563C1"/>
@@ -3480,7 +3528,7 @@
       <w:r>
         <w:t xml:space="preserve">Allen, Robert C. </w:t>
       </w:r>
-      <w:hyperlink w:history="1" r:id="rIdguwjzih7xwzh26zjjjuit">
+      <w:hyperlink w:history="1" r:id="rIddety4f51pid4sjq-5xm-9">
         <w:r>
           <w:rPr>
             <w:color w:val="0563C1"/>
@@ -3508,7 +3556,7 @@
       <w:r>
         <w:t xml:space="preserve">Humphries, Jane. </w:t>
       </w:r>
-      <w:hyperlink w:history="1" r:id="rIdpmjgabpk9bmhsgzujssfz">
+      <w:hyperlink w:history="1" r:id="rIdefvrwgoaq11-3g8l_-0zb">
         <w:r>
           <w:rPr>
             <w:color w:val="0563C1"/>
@@ -3536,7 +3584,7 @@
       <w:r>
         <w:t xml:space="preserve">Pomeranz, Kenneth. </w:t>
       </w:r>
-      <w:hyperlink w:history="1" r:id="rIdsuxuwfmjbattcoe7xdnk6">
+      <w:hyperlink w:history="1" r:id="rId6g8ux3hiluzmpno6xcdtg">
         <w:r>
           <w:rPr>
             <w:color w:val="0563C1"/>
@@ -3564,7 +3612,7 @@
       <w:r>
         <w:t xml:space="preserve">Bell, Michelle L., and Devra Lee Davis. “</w:t>
       </w:r>
-      <w:hyperlink w:history="1" r:id="rIdngp8cdmftcr7kjjixcpoq">
+      <w:hyperlink w:history="1" r:id="rIdgb0isib560emnukzc5q1i">
         <w:r>
           <w:rPr>
             <w:color w:val="0563C1"/>
@@ -3612,7 +3660,7 @@
       <w:r>
         <w:t xml:space="preserve">Hacker, J. David. “</w:t>
       </w:r>
-      <w:hyperlink w:history="1" r:id="rIdxjdrgxcqed22_aaqsyxbo">
+      <w:hyperlink w:history="1" r:id="rId3vhj81vfi2lt4xcwycb0a">
         <w:r>
           <w:rPr>
             <w:color w:val="0563C1"/>
@@ -3640,7 +3688,7 @@
       <w:r>
         <w:t xml:space="preserve">Foner, Eric. </w:t>
       </w:r>
-      <w:hyperlink w:history="1" r:id="rId4emxufqwyaqweg_drp4aw">
+      <w:hyperlink w:history="1" r:id="rIdgqcllaorutxx7ke3dio4x">
         <w:r>
           <w:rPr>
             <w:color w:val="0563C1"/>
@@ -3668,7 +3716,7 @@
       <w:r>
         <w:t xml:space="preserve">Saunt, Claudio. </w:t>
       </w:r>
-      <w:hyperlink w:history="1" r:id="rId2vh1t9iidxt4dhq91gibi">
+      <w:hyperlink w:history="1" r:id="rIdjsiqgikllzxgfjh_fgtoz">
         <w:r>
           <w:rPr>
             <w:color w:val="0563C1"/>
@@ -3696,7 +3744,7 @@
       <w:r>
         <w:t xml:space="preserve">Dubois, Laurent. </w:t>
       </w:r>
-      <w:hyperlink w:history="1" r:id="rIdlm1iacjyn7adw7-c9afhv">
+      <w:hyperlink w:history="1" r:id="rIde30mlcuixe7dyrrydnztl">
         <w:r>
           <w:rPr>
             <w:color w:val="0563C1"/>
@@ -3724,7 +3772,7 @@
       <w:r>
         <w:t xml:space="preserve">Dolin, Eric Jay. </w:t>
       </w:r>
-      <w:hyperlink w:history="1" r:id="rIdtmvi9bn2xf9t9dnqg-lqm">
+      <w:hyperlink w:history="1" r:id="rIdb4achtatstvbvwrvl4nan">
         <w:r>
           <w:rPr>
             <w:color w:val="0563C1"/>
@@ -3752,7 +3800,7 @@
       <w:r>
         <w:t xml:space="preserve">Horn, James. </w:t>
       </w:r>
-      <w:hyperlink w:history="1" r:id="rId6hs_zuoln3wijjeffjivt">
+      <w:hyperlink w:history="1" r:id="rIdp2zkxfqv97spnv9cb7kja">
         <w:r>
           <w:rPr>
             <w:color w:val="0563C1"/>
@@ -3780,7 +3828,7 @@
       <w:r>
         <w:t xml:space="preserve">Wilentz, Sean. </w:t>
       </w:r>
-      <w:hyperlink w:history="1" r:id="rIdnsdm8ucvm7dn9ahd7dlnd">
+      <w:hyperlink w:history="1" r:id="rIdkxvut5nu7b2rl2dkz5lcr">
         <w:r>
           <w:rPr>
             <w:color w:val="0563C1"/>
@@ -3828,7 +3876,7 @@
       <w:r>
         <w:t xml:space="preserve">Equal Justice Initiative. </w:t>
       </w:r>
-      <w:hyperlink w:history="1" r:id="rIduoqlrgl34nnxjvuebtbqt">
+      <w:hyperlink w:history="1" r:id="rIdtenrbq4fz7yk0hdjajdj3">
         <w:r>
           <w:rPr>
             <w:color w:val="0563C1"/>
@@ -3872,7 +3920,7 @@
       <w:r>
         <w:t xml:space="preserve">Robinson, Greg. </w:t>
       </w:r>
-      <w:hyperlink w:history="1" r:id="rId-a_y_k45qgvhlelpnyacj">
+      <w:hyperlink w:history="1" r:id="rId2hrncjz3b-tacs4d-5slc">
         <w:r>
           <w:rPr>
             <w:color w:val="0563C1"/>
@@ -3900,7 +3948,7 @@
       <w:r>
         <w:t xml:space="preserve">Blinder, Alan S. </w:t>
       </w:r>
-      <w:hyperlink w:history="1" r:id="rIdv0fwytynp7-tw79kc7j1q">
+      <w:hyperlink w:history="1" r:id="rId8uxcc1ch6bcbw1ap6yepq">
         <w:r>
           <w:rPr>
             <w:color w:val="0563C1"/>
@@ -3948,7 +3996,7 @@
       <w:r>
         <w:t xml:space="preserve">Butler, Jon. </w:t>
       </w:r>
-      <w:hyperlink w:history="1" r:id="rIdkpepapxpsi7fkxfhewsmc">
+      <w:hyperlink w:history="1" r:id="rIdhiacx0ks6k3wamkxmkwh7">
         <w:r>
           <w:rPr>
             <w:color w:val="0563C1"/>
@@ -3976,7 +4024,7 @@
       <w:r>
         <w:t xml:space="preserve">Hatch, Nathan O. </w:t>
       </w:r>
-      <w:hyperlink w:history="1" r:id="rId9vni0otpv77-v-afo7fwd">
+      <w:hyperlink w:history="1" r:id="rIdkoebml5_vpfnnj8f2xal9">
         <w:r>
           <w:rPr>
             <w:color w:val="0563C1"/>
@@ -4004,7 +4052,7 @@
       <w:r>
         <w:t xml:space="preserve">Bushman, Richard Lyman. </w:t>
       </w:r>
-      <w:hyperlink w:history="1" r:id="rIdok5zsmxslf37tp-wqgc26">
+      <w:hyperlink w:history="1" r:id="rIdsuqxzxcsv5qc39zye6f3t">
         <w:r>
           <w:rPr>
             <w:color w:val="0563C1"/>
@@ -4032,7 +4080,7 @@
       <w:r>
         <w:t xml:space="preserve">Kraybill, Donald B., Karen M. Johnson-Weiner, and Steven M. Nolt. </w:t>
       </w:r>
-      <w:hyperlink w:history="1" r:id="rIdzwyjmnk9ph6dzmvlkoim4">
+      <w:hyperlink w:history="1" r:id="rId_b2rvmsevhwmplx9i9zks">
         <w:r>
           <w:rPr>
             <w:color w:val="0563C1"/>
@@ -4060,7 +4108,7 @@
       <w:r>
         <w:t xml:space="preserve">Moore, Rebecca. </w:t>
       </w:r>
-      <w:hyperlink w:history="1" r:id="rId0rws8fs3wlmyj8whm8cjt">
+      <w:hyperlink w:history="1" r:id="rId451g4xckamikrqn64xrjs">
         <w:r>
           <w:rPr>
             <w:color w:val="0563C1"/>
@@ -4124,7 +4172,7 @@
       <w:r>
         <w:t xml:space="preserve">Lynch, John. </w:t>
       </w:r>
-      <w:hyperlink w:history="1" r:id="rIdrwk-zwn7xsuivojg7wmlx">
+      <w:hyperlink w:history="1" r:id="rIdvddkfvcrtryhx6jtnq6hz">
         <w:r>
           <w:rPr>
             <w:color w:val="0563C1"/>
@@ -4152,7 +4200,7 @@
       <w:r>
         <w:t xml:space="preserve">Dubois, Laurent. </w:t>
       </w:r>
-      <w:hyperlink w:history="1" r:id="rIdlplpteidwjtbjuvnsxr5-">
+      <w:hyperlink w:history="1" r:id="rIduu4acy4q8s5smrfndr31d">
         <w:r>
           <w:rPr>
             <w:color w:val="0563C1"/>
@@ -4180,7 +4228,7 @@
       <w:r>
         <w:t xml:space="preserve">Conrad, Robert Edgar. </w:t>
       </w:r>
-      <w:hyperlink w:history="1" r:id="rIdqtlhnq2xehm6i935jdye7">
+      <w:hyperlink w:history="1" r:id="rIdojlcv-frgvjexw-fzd9dn">
         <w:r>
           <w:rPr>
             <w:color w:val="0563C1"/>
@@ -4205,7 +4253,7 @@
         </w:rPr>
         <w:t xml:space="preserve">Brazil’s share of the Atlantic slave trade. </w:t>
       </w:r>
-      <w:hyperlink w:history="1" r:id="rIds7ulcaqy3jymxbhagtc8g">
+      <w:hyperlink w:history="1" r:id="rIdojhobq08-yb6fshueb07_">
         <w:r>
           <w:rPr>
             <w:color w:val="0563C1"/>
@@ -4233,7 +4281,7 @@
       <w:r>
         <w:t xml:space="preserve">Smith, Peter H. </w:t>
       </w:r>
-      <w:hyperlink w:history="1" r:id="rIdhvnzzfkw0-nqjqc1v3w2a">
+      <w:hyperlink w:history="1" r:id="rIdihpbnpirmtj_4x7msmq1g">
         <w:r>
           <w:rPr>
             <w:color w:val="0563C1"/>
@@ -4261,7 +4309,7 @@
       <w:r>
         <w:t xml:space="preserve">Schlesinger, Stephen, and Stephen Kinzer. </w:t>
       </w:r>
-      <w:hyperlink w:history="1" r:id="rIdlilked_kynicxoay4vow-">
+      <w:hyperlink w:history="1" r:id="rIdnna21umrtx0p-cuz1xhsj">
         <w:r>
           <w:rPr>
             <w:color w:val="0563C1"/>
@@ -4289,7 +4337,7 @@
       <w:r>
         <w:t xml:space="preserve">Slater, Candace. </w:t>
       </w:r>
-      <w:hyperlink w:history="1" r:id="rIdhda4ter0xvz0hc799zcgb">
+      <w:hyperlink w:history="1" r:id="rIdazi6fvu4dqpnnzt1efaui">
         <w:r>
           <w:rPr>
             <w:color w:val="0563C1"/>
@@ -4317,7 +4365,7 @@
       <w:r>
         <w:t xml:space="preserve">Taylor, Barbara L., et al. “</w:t>
       </w:r>
-      <w:hyperlink w:history="1" r:id="rIdva-94vbagwrp3gpql0cm_">
+      <w:hyperlink w:history="1" r:id="rIdvmv7lovtnzo0_cs_rbu05">
         <w:r>
           <w:rPr>
             <w:color w:val="0563C1"/>
@@ -4345,7 +4393,7 @@
       <w:r>
         <w:t xml:space="preserve">NOAA Fisheries. “</w:t>
       </w:r>
-      <w:hyperlink w:history="1" r:id="rIdvyxmj5bp8x7o_naubg5ye">
+      <w:hyperlink w:history="1" r:id="rIdcswxgh_rsztqskjpxvum7">
         <w:r>
           <w:rPr>
             <w:color w:val="0563C1"/>
@@ -4373,7 +4421,7 @@
       <w:r>
         <w:t xml:space="preserve">Skidmore, Thomas E. </w:t>
       </w:r>
-      <w:hyperlink w:history="1" r:id="rIdiyifhfjry55bid3sjvmab">
+      <w:hyperlink w:history="1" r:id="rIdqyxl9vn1ea3xmkezbglxr">
         <w:r>
           <w:rPr>
             <w:color w:val="0563C1"/>
@@ -4401,7 +4449,7 @@
       <w:r>
         <w:t xml:space="preserve">Comisión Nacional sobre la Desaparición de Personas. </w:t>
       </w:r>
-      <w:hyperlink w:history="1" r:id="rIdtxhmvq4g36b4b3l-9hr18">
+      <w:hyperlink w:history="1" r:id="rIdcxw7urvucmyihmliawsn7">
         <w:r>
           <w:rPr>
             <w:color w:val="0563C1"/>
@@ -4429,7 +4477,7 @@
       <w:r>
         <w:t xml:space="preserve">Nino, Carlos Santiago. </w:t>
       </w:r>
-      <w:hyperlink w:history="1" r:id="rIdfk7l-aufe2yfeqjesnoqr">
+      <w:hyperlink w:history="1" r:id="rIdgrosrmhk8yjsubpblgn_m">
         <w:r>
           <w:rPr>
             <w:color w:val="0563C1"/>
@@ -4457,7 +4505,7 @@
       <w:r>
         <w:t xml:space="preserve">Bouvard, Marguerite Guzman. </w:t>
       </w:r>
-      <w:hyperlink w:history="1" r:id="rIdthq1zv5iyymy7q7xghvn9">
+      <w:hyperlink w:history="1" r:id="rIdje0bbyxyytfu_qt5m1kmw">
         <w:r>
           <w:rPr>
             <w:color w:val="0563C1"/>
@@ -4485,7 +4533,7 @@
       <w:r>
         <w:t xml:space="preserve">Kornbluh, Peter. </w:t>
       </w:r>
-      <w:hyperlink w:history="1" r:id="rIduckmij9rl36mrf5dqh60f">
+      <w:hyperlink w:history="1" r:id="rIdkimcftqjybzixpqv7j0yw">
         <w:r>
           <w:rPr>
             <w:color w:val="0563C1"/>
@@ -4513,7 +4561,7 @@
       <w:r>
         <w:t xml:space="preserve">Jara, Joan. </w:t>
       </w:r>
-      <w:hyperlink w:history="1" r:id="rId-k0ejtloxkugequ_cisq4">
+      <w:hyperlink w:history="1" r:id="rIdhptvykivsoqxjwwvjzfvx">
         <w:r>
           <w:rPr>
             <w:color w:val="0563C1"/>
@@ -4541,7 +4589,7 @@
       <w:r>
         <w:t xml:space="preserve">LeoGrande, William M., and Peter Kornbluh. </w:t>
       </w:r>
-      <w:hyperlink w:history="1" r:id="rId04ssj4-0ixt8a2_v-v-cy">
+      <w:hyperlink w:history="1" r:id="rIdzhhtryqmfjnw4jbl-l8ka">
         <w:r>
           <w:rPr>
             <w:color w:val="0563C1"/>
@@ -4601,7 +4649,7 @@
       <w:r>
         <w:t xml:space="preserve">Secretaría de Gobernación (Mexico). “</w:t>
       </w:r>
-      <w:hyperlink w:history="1" r:id="rIdtywqqh74rq0_waqsmvcw5">
+      <w:hyperlink w:history="1" r:id="rIdriot9ndc54d48nsavsxfh">
         <w:r>
           <w:rPr>
             <w:color w:val="0563C1"/>
@@ -4649,7 +4697,7 @@
       <w:r>
         <w:t xml:space="preserve">Finkel, Caroline. </w:t>
       </w:r>
-      <w:hyperlink w:history="1" r:id="rId0x1gomqgps0mhbvnrq0uc">
+      <w:hyperlink w:history="1" r:id="rId6gllj1rh-kcw8is9i0ruv">
         <w:r>
           <w:rPr>
             <w:color w:val="0563C1"/>
@@ -4677,7 +4725,7 @@
       <w:r>
         <w:t xml:space="preserve">Crowley, Roger. </w:t>
       </w:r>
-      <w:hyperlink w:history="1" r:id="rIdg5ui_ikdapv_cocsvsme1">
+      <w:hyperlink w:history="1" r:id="rIdqpjxqkzn97jtuutpfd_yz">
         <w:r>
           <w:rPr>
             <w:color w:val="0563C1"/>
@@ -4705,7 +4753,7 @@
       <w:r>
         <w:t xml:space="preserve">Barkey, Karen. </w:t>
       </w:r>
-      <w:hyperlink w:history="1" r:id="rIdy7sfbbq0ekos-qrtvlyud">
+      <w:hyperlink w:history="1" r:id="rId-3bndkje4hrchrd4juns-">
         <w:r>
           <w:rPr>
             <w:color w:val="0563C1"/>
@@ -4733,7 +4781,7 @@
       <w:r>
         <w:t xml:space="preserve">Mazower, Mark. </w:t>
       </w:r>
-      <w:hyperlink w:history="1" r:id="rIdcfseqytmponxpdgferijp">
+      <w:hyperlink w:history="1" r:id="rIdejia8bggaqpokkafzvrs-">
         <w:r>
           <w:rPr>
             <w:color w:val="0563C1"/>
@@ -4761,7 +4809,7 @@
       <w:r>
         <w:t xml:space="preserve">Suny, Ronald Grigor. “</w:t>
       </w:r>
-      <w:hyperlink w:history="1" r:id="rIdzykekyy_mbcilah_mm6rm">
+      <w:hyperlink w:history="1" r:id="rIdqaylnuwgj97uboexnmegl">
         <w:r>
           <w:rPr>
             <w:color w:val="0563C1"/>
@@ -4789,7 +4837,7 @@
       <w:r>
         <w:t xml:space="preserve">Power, Samantha. “</w:t>
       </w:r>
-      <w:hyperlink w:history="1" r:id="rIdmjombk4hvit3ova6z1fwd">
+      <w:hyperlink w:history="1" r:id="rIdvkkn294dfcizrh7zj4ipg">
         <w:r>
           <w:rPr>
             <w:color w:val="0563C1"/>
@@ -4817,7 +4865,7 @@
       <w:r>
         <w:t xml:space="preserve">Hirschon, Renée, ed. </w:t>
       </w:r>
-      <w:hyperlink w:history="1" r:id="rIderks2jibpu8myhzlf41hy">
+      <w:hyperlink w:history="1" r:id="rIdndsxamwgqo3koiwqdcytg">
         <w:r>
           <w:rPr>
             <w:color w:val="0563C1"/>
@@ -4845,7 +4893,7 @@
       <w:r>
         <w:t xml:space="preserve">Rogan, Eugene. </w:t>
       </w:r>
-      <w:hyperlink w:history="1" r:id="rIdz94rdtpmkop0flvrxpfrm">
+      <w:hyperlink w:history="1" r:id="rIdklqrxkk6od0px5au366mr">
         <w:r>
           <w:rPr>
             <w:color w:val="0563C1"/>
@@ -4873,7 +4921,7 @@
       <w:r>
         <w:t xml:space="preserve">Barr, James. </w:t>
       </w:r>
-      <w:hyperlink w:history="1" r:id="rIdkkoaoabqcfusjb58w2f5g">
+      <w:hyperlink w:history="1" r:id="rIdzzny7cyjtp6uthjc3gs2v">
         <w:r>
           <w:rPr>
             <w:color w:val="0563C1"/>
@@ -4901,7 +4949,7 @@
       <w:r>
         <w:t xml:space="preserve">McDowall, David. </w:t>
       </w:r>
-      <w:hyperlink w:history="1" r:id="rIdju5vhitsmtvznuv3qp2uv">
+      <w:hyperlink w:history="1" r:id="rIdho11osds5a5wci27vpc2v">
         <w:r>
           <w:rPr>
             <w:color w:val="0563C1"/>
@@ -4929,7 +4977,7 @@
       <w:r>
         <w:t xml:space="preserve">Abrahamian, Ervand. </w:t>
       </w:r>
-      <w:hyperlink w:history="1" r:id="rIde4pmgmrzb59il1z1_hnfn">
+      <w:hyperlink w:history="1" r:id="rIdimu8z5tgtk-j85wsxdppj">
         <w:r>
           <w:rPr>
             <w:color w:val="0563C1"/>
@@ -4957,7 +5005,7 @@
       <w:r>
         <w:t xml:space="preserve">Razoux, Pierre. </w:t>
       </w:r>
-      <w:hyperlink w:history="1" r:id="rIdb34evmwhtyrv68itno_8r">
+      <w:hyperlink w:history="1" r:id="rIdl0taxgvryxqasswqg3knf">
         <w:r>
           <w:rPr>
             <w:color w:val="0563C1"/>
@@ -5005,7 +5053,7 @@
       <w:r>
         <w:t xml:space="preserve">Clark, Christopher. </w:t>
       </w:r>
-      <w:hyperlink w:history="1" r:id="rIdw3vddguhc_3ed3zdr-4ek">
+      <w:hyperlink w:history="1" r:id="rIdfmyo3dq6axbfc4lqip0ag">
         <w:r>
           <w:rPr>
             <w:color w:val="0563C1"/>
@@ -5033,7 +5081,7 @@
       <w:r>
         <w:t xml:space="preserve">Strachan, Hew. </w:t>
       </w:r>
-      <w:hyperlink w:history="1" r:id="rIdlset-9qfbyfgp2jiozx1k">
+      <w:hyperlink w:history="1" r:id="rIdezdddwkjvyh3ezmnj0fen">
         <w:r>
           <w:rPr>
             <w:color w:val="0563C1"/>
@@ -5077,7 +5125,7 @@
       <w:r>
         <w:t xml:space="preserve">Weintraub, Stanley. </w:t>
       </w:r>
-      <w:hyperlink w:history="1" r:id="rIdf-jz_svr0jzk7c6q35dkt">
+      <w:hyperlink w:history="1" r:id="rIdgu8grozvk93dvidqh945s">
         <w:r>
           <w:rPr>
             <w:color w:val="0563C1"/>
@@ -5105,7 +5153,7 @@
       <w:r>
         <w:t xml:space="preserve">Johnson, Niall P. A. S., and Juergen Mueller. “</w:t>
       </w:r>
-      <w:hyperlink w:history="1" r:id="rIdwf9beyty_ftx0qgtkqlgh">
+      <w:hyperlink w:history="1" r:id="rIdg6pez0fuljn39hxxltxit">
         <w:r>
           <w:rPr>
             <w:color w:val="0563C1"/>
@@ -5133,7 +5181,7 @@
       <w:r>
         <w:t xml:space="preserve">Spreeuwenberg, Peter, et al. “</w:t>
       </w:r>
-      <w:hyperlink w:history="1" r:id="rId8brimjgiwa6ugudtekuy0">
+      <w:hyperlink w:history="1" r:id="rIdcyvabha-5wiiiusbnygjx">
         <w:r>
           <w:rPr>
             <w:color w:val="0563C1"/>
@@ -5161,7 +5209,7 @@
       <w:r>
         <w:t xml:space="preserve">Keynes, John Maynard. </w:t>
       </w:r>
-      <w:hyperlink w:history="1" r:id="rIdppi4vdghg5xtuglym-00i">
+      <w:hyperlink w:history="1" r:id="rIdjozmgi3nqasopt_getfpp">
         <w:r>
           <w:rPr>
             <w:color w:val="0563C1"/>
@@ -5209,7 +5257,7 @@
       <w:r>
         <w:t xml:space="preserve">Evans, Richard J. </w:t>
       </w:r>
-      <w:hyperlink w:history="1" r:id="rIdgf1l0r3s85tbfltmgbt3l">
+      <w:hyperlink w:history="1" r:id="rIdfugnqgvn06tv62gwpog5n">
         <w:r>
           <w:rPr>
             <w:color w:val="0563C1"/>
@@ -5237,7 +5285,7 @@
       <w:r>
         <w:t xml:space="preserve">Hilberg, Raul. </w:t>
       </w:r>
-      <w:hyperlink w:history="1" r:id="rIdhy8eaph9dhwyidxsp4nm2">
+      <w:hyperlink w:history="1" r:id="rIdojb2nhs8na6jedghdjtqg">
         <w:r>
           <w:rPr>
             <w:color w:val="0563C1"/>
@@ -5265,7 +5313,7 @@
       <w:r>
         <w:t xml:space="preserve">Kiernan, Ben. </w:t>
       </w:r>
-      <w:hyperlink w:history="1" r:id="rIdl3v21upo3-iyvtv_hlf9g">
+      <w:hyperlink w:history="1" r:id="rId_9zcfguvs6xglh6cuhhdv">
         <w:r>
           <w:rPr>
             <w:color w:val="0563C1"/>
@@ -5293,7 +5341,7 @@
       <w:r>
         <w:t xml:space="preserve">Levitsky, Steven, and Daniel Ziblatt. </w:t>
       </w:r>
-      <w:hyperlink w:history="1" r:id="rIdoraqackjhno8glgv2ddvf">
+      <w:hyperlink w:history="1" r:id="rId4tpdcitmoi9ob1clveeoc">
         <w:r>
           <w:rPr>
             <w:color w:val="0563C1"/>
@@ -5321,7 +5369,7 @@
       <w:r>
         <w:t xml:space="preserve">Neiman, Susan. </w:t>
       </w:r>
-      <w:hyperlink w:history="1" r:id="rIdzod4opazvy5l236s9kyew">
+      <w:hyperlink w:history="1" r:id="rIdlemksewgeolvho26m7_ju">
         <w:r>
           <w:rPr>
             <w:color w:val="0563C1"/>
@@ -5365,7 +5413,7 @@
       <w:r>
         <w:t xml:space="preserve">Broberg, Gunnar, and Nils Roll-Hansen, eds. </w:t>
       </w:r>
-      <w:hyperlink w:history="1" r:id="rIdpzct6lt0cka6iwhhw2r62">
+      <w:hyperlink w:history="1" r:id="rIdf5zwvar1uwjyf9urzzseo">
         <w:r>
           <w:rPr>
             <w:color w:val="0563C1"/>
@@ -5413,7 +5461,7 @@
       <w:r>
         <w:t xml:space="preserve">Jansen, Marius B. </w:t>
       </w:r>
-      <w:hyperlink w:history="1" r:id="rIdqyns7pfczffpxpcdibbmm">
+      <w:hyperlink w:history="1" r:id="rId1e_flhk8kxetzjyaukcay">
         <w:r>
           <w:rPr>
             <w:color w:val="0563C1"/>
@@ -5441,7 +5489,7 @@
       <w:r>
         <w:t xml:space="preserve">Fogel, Joshua A., ed. </w:t>
       </w:r>
-      <w:hyperlink w:history="1" r:id="rIdixtkwwv34egn6nm6fkmvq">
+      <w:hyperlink w:history="1" r:id="rIdtdzicxjj8nlfaax-jnzsk">
         <w:r>
           <w:rPr>
             <w:color w:val="0563C1"/>
@@ -5469,7 +5517,7 @@
       <w:r>
         <w:t xml:space="preserve">Ohnuki-Tierney, Emiko. </w:t>
       </w:r>
-      <w:hyperlink w:history="1" r:id="rIdtq5nihdkg5yiyv5vafcwh">
+      <w:hyperlink w:history="1" r:id="rId2tvwawmtvvkdqkxb0iyrj">
         <w:r>
           <w:rPr>
             <w:color w:val="0563C1"/>
@@ -5497,7 +5545,7 @@
       <w:r>
         <w:t xml:space="preserve">Dower, John W. </w:t>
       </w:r>
-      <w:hyperlink w:history="1" r:id="rId_rpxlvh6b3qogoi1hndpl">
+      <w:hyperlink w:history="1" r:id="rIdsgrzi8tpqpvhg3lhxdha-">
         <w:r>
           <w:rPr>
             <w:color w:val="0563C1"/>
@@ -5545,7 +5593,7 @@
       <w:r>
         <w:t xml:space="preserve">Duggan, Christopher. </w:t>
       </w:r>
-      <w:hyperlink w:history="1" r:id="rIdirt7f96p-5ckkwyspbdz5">
+      <w:hyperlink w:history="1" r:id="rIdqmthnxeetc7fiqilqkkn5">
         <w:r>
           <w:rPr>
             <w:color w:val="0563C1"/>
@@ -5573,7 +5621,7 @@
       <w:r>
         <w:t xml:space="preserve">Bosworth, R. J. B. </w:t>
       </w:r>
-      <w:hyperlink w:history="1" r:id="rId2goycj0-ezhnv8ys6mwrc">
+      <w:hyperlink w:history="1" r:id="rIdia1lyuc9dps_amwswvuhq">
         <w:r>
           <w:rPr>
             <w:color w:val="0563C1"/>
@@ -5601,7 +5649,7 @@
       <w:r>
         <w:t xml:space="preserve">Domenico, Roy Palmer. </w:t>
       </w:r>
-      <w:hyperlink w:history="1" r:id="rIdbb5s_x4xtfzky-awvgpoy">
+      <w:hyperlink w:history="1" r:id="rId-b4ubhxtxcbomhjltktv6">
         <w:r>
           <w:rPr>
             <w:color w:val="0563C1"/>
@@ -5649,7 +5697,7 @@
       <w:r>
         <w:t xml:space="preserve">Menocal, María Rosa. </w:t>
       </w:r>
-      <w:hyperlink w:history="1" r:id="rIdd8azglskirqnvx8wfccxn">
+      <w:hyperlink w:history="1" r:id="rIdljutrlp1dbup3iztj8azd">
         <w:r>
           <w:rPr>
             <w:color w:val="0563C1"/>
@@ -5677,7 +5725,7 @@
       <w:r>
         <w:t xml:space="preserve">Fernández-Morera, Darío. </w:t>
       </w:r>
-      <w:hyperlink w:history="1" r:id="rIdlpqvilrwijic9lt32syha">
+      <w:hyperlink w:history="1" r:id="rIdf5btztxeqa-m-xwi9etoq">
         <w:r>
           <w:rPr>
             <w:color w:val="0563C1"/>
@@ -5705,7 +5753,7 @@
       <w:r>
         <w:t xml:space="preserve">Kraemer, Joel L. </w:t>
       </w:r>
-      <w:hyperlink w:history="1" r:id="rId_v0kq_ztkgcwvkedwafzv">
+      <w:hyperlink w:history="1" r:id="rIdsmke_zelqxh_-zwswlsss">
         <w:r>
           <w:rPr>
             <w:color w:val="0563C1"/>
@@ -5733,7 +5781,7 @@
       <w:r>
         <w:t xml:space="preserve">Preston, Paul. </w:t>
       </w:r>
-      <w:hyperlink w:history="1" r:id="rIdfhqhfoijsz1uqv2d4rwhs">
+      <w:hyperlink w:history="1" r:id="rId5smeo5vyjo1cst8jkommj">
         <w:r>
           <w:rPr>
             <w:color w:val="0563C1"/>
@@ -5761,7 +5809,7 @@
       <w:r>
         <w:t xml:space="preserve">Aguilar, Paloma. </w:t>
       </w:r>
-      <w:hyperlink w:history="1" r:id="rIdcjhsyzol5ut-8hrk6dygi">
+      <w:hyperlink w:history="1" r:id="rIdnvawyfmkjjgzoyqkuhyxm">
         <w:r>
           <w:rPr>
             <w:color w:val="0563C1"/>
@@ -5825,7 +5873,7 @@
       <w:r>
         <w:t xml:space="preserve">Applebaum, Anne. </w:t>
       </w:r>
-      <w:hyperlink w:history="1" r:id="rId6meblfevt-shen031phk1">
+      <w:hyperlink w:history="1" r:id="rIdhcrezq_2mzpk8euubtcmc">
         <w:r>
           <w:rPr>
             <w:color w:val="0563C1"/>
@@ -5853,7 +5901,7 @@
       <w:r>
         <w:t xml:space="preserve">Applebaum, Anne. </w:t>
       </w:r>
-      <w:hyperlink w:history="1" r:id="rId3nuk2pfdlx4ctbvq3iccv">
+      <w:hyperlink w:history="1" r:id="rIdkwkv_u1crrztgekhcdfdr">
         <w:r>
           <w:rPr>
             <w:color w:val="0563C1"/>
@@ -5881,7 +5929,7 @@
       <w:r>
         <w:t xml:space="preserve">Sanford, George. </w:t>
       </w:r>
-      <w:hyperlink w:history="1" r:id="rIdnxxfehpwhh_g79-xdvjzp">
+      <w:hyperlink w:history="1" r:id="rIdo-zanupsyyorqw8mf_2oj">
         <w:r>
           <w:rPr>
             <w:color w:val="0563C1"/>
@@ -5909,7 +5957,7 @@
       <w:r>
         <w:t xml:space="preserve">Plokhy, Serhii. </w:t>
       </w:r>
-      <w:hyperlink w:history="1" r:id="rIdzd5dafh-ovg1ewctkvv7m">
+      <w:hyperlink w:history="1" r:id="rIdmjiwmf5tmmtsblcoclaiz">
         <w:r>
           <w:rPr>
             <w:color w:val="0563C1"/>
@@ -5937,7 +5985,7 @@
       <w:r>
         <w:t xml:space="preserve">Roberts, Geoffrey. </w:t>
       </w:r>
-      <w:hyperlink w:history="1" r:id="rIdgge7izblcwfcpl6wnpyos">
+      <w:hyperlink w:history="1" r:id="rIdlgo3mey35dg7are41rxxd">
         <w:r>
           <w:rPr>
             <w:color w:val="0563C1"/>
@@ -5985,7 +6033,7 @@
       <w:r>
         <w:t xml:space="preserve">Dikötter, Frank. </w:t>
       </w:r>
-      <w:hyperlink w:history="1" r:id="rIdq7m07o3it_-ydqwek9qda">
+      <w:hyperlink w:history="1" r:id="rId0m_eprl2fws919w3xvyyz">
         <w:r>
           <w:rPr>
             <w:color w:val="0563C1"/>
@@ -6013,7 +6061,7 @@
       <w:r>
         <w:t xml:space="preserve">Yang Jisheng. </w:t>
       </w:r>
-      <w:hyperlink w:history="1" r:id="rIdcvo6wwuvlj4jdxcgieauw">
+      <w:hyperlink w:history="1" r:id="rIdh_pfpx15pom5i3horh6kv">
         <w:r>
           <w:rPr>
             <w:color w:val="0563C1"/>
@@ -6041,7 +6089,7 @@
       <w:r>
         <w:t xml:space="preserve">MacFarquhar, Roderick, and Michael Schoenhals. </w:t>
       </w:r>
-      <w:hyperlink w:history="1" r:id="rId2au3mh9jei1v714z6uddo">
+      <w:hyperlink w:history="1" r:id="rId6qrqcr0stlm2_rjmtkas7">
         <w:r>
           <w:rPr>
             <w:color w:val="0563C1"/>
@@ -6069,7 +6117,7 @@
       <w:r>
         <w:t xml:space="preserve">Jambeck, Jenna R., et al. “</w:t>
       </w:r>
-      <w:hyperlink w:history="1" r:id="rIdue8fy-mrfhyhbeqkpjljo">
+      <w:hyperlink w:history="1" r:id="rIdd53qr_v4zyh50j65xf_cd">
         <w:r>
           <w:rPr>
             <w:color w:val="0563C1"/>
@@ -6097,7 +6145,7 @@
       <w:r>
         <w:t xml:space="preserve">Meijer, Lourens J. J., et al. “</w:t>
       </w:r>
-      <w:hyperlink w:history="1" r:id="rIdli9powdmi0facqohubphv">
+      <w:hyperlink w:history="1" r:id="rIda8kym6cgb2fk4ghyby33k">
         <w:r>
           <w:rPr>
             <w:color w:val="0563C1"/>
@@ -6125,7 +6173,7 @@
       <w:r>
         <w:t xml:space="preserve">Economy, Elizabeth C. </w:t>
       </w:r>
-      <w:hyperlink w:history="1" r:id="rIdkqq3ogkuz9v18v40i6mql">
+      <w:hyperlink w:history="1" r:id="rIdp0xv1rgnurdtruav5nep9">
         <w:r>
           <w:rPr>
             <w:color w:val="0563C1"/>
@@ -6185,7 +6233,7 @@
       <w:r>
         <w:t xml:space="preserve">McDonell, Stephen. “</w:t>
       </w:r>
-      <w:hyperlink w:history="1" r:id="rId1w6a_cuzaicwkpknk4f01">
+      <w:hyperlink w:history="1" r:id="rIdeha8abya2g-vyswjwity3">
         <w:r>
           <w:rPr>
             <w:color w:val="0563C1"/>
@@ -6213,7 +6261,7 @@
       <w:r>
         <w:t xml:space="preserve">Agence France-Presse. “‘Oh, Bother’: </w:t>
       </w:r>
-      <w:hyperlink w:history="1" r:id="rIdczr5cdhphmikrjyaxgjuc">
+      <w:hyperlink w:history="1" r:id="rIdepzy22cbbomorxu23nlbm">
         <w:r>
           <w:rPr>
             <w:color w:val="0563C1"/>
@@ -6261,7 +6309,7 @@
       <w:r>
         <w:t xml:space="preserve">Schama, Simon. </w:t>
       </w:r>
-      <w:hyperlink w:history="1" r:id="rIdkpx4cmnhkjb5-sbcfabhs">
+      <w:hyperlink w:history="1" r:id="rIdhbaxksmzechulxng2b_9f">
         <w:r>
           <w:rPr>
             <w:color w:val="0563C1"/>
@@ -6289,7 +6337,7 @@
       <w:r>
         <w:t xml:space="preserve">Finkelstein, Israel, and Neil Asher Silberman. </w:t>
       </w:r>
-      <w:hyperlink w:history="1" r:id="rIdeo4zd9h9c88qkbm3z1uhs">
+      <w:hyperlink w:history="1" r:id="rIdah0blpoq4rjjouy1lj6jh">
         <w:r>
           <w:rPr>
             <w:color w:val="0563C1"/>
@@ -6317,7 +6365,7 @@
       <w:r>
         <w:t xml:space="preserve">VanderKam, James C. </w:t>
       </w:r>
-      <w:hyperlink w:history="1" r:id="rIdpoc1prwjz_ppxit3qz5k2">
+      <w:hyperlink w:history="1" r:id="rIdq8ooaaa42zbvfhdtqgquq">
         <w:r>
           <w:rPr>
             <w:color w:val="0563C1"/>
@@ -6345,7 +6393,7 @@
       <w:r>
         <w:t xml:space="preserve">Magness, Jodi. </w:t>
       </w:r>
-      <w:hyperlink w:history="1" r:id="rIdvh-yt1hyiszp4dsovpizm">
+      <w:hyperlink w:history="1" r:id="rIdcjwphu1nnaymidd8pq557">
         <w:r>
           <w:rPr>
             <w:color w:val="0563C1"/>
@@ -6373,7 +6421,7 @@
       <w:r>
         <w:t xml:space="preserve">Morris, Benny. </w:t>
       </w:r>
-      <w:hyperlink w:history="1" r:id="rIdr-d0syikxgdkzkf6dsep2">
+      <w:hyperlink w:history="1" r:id="rIds18f6iwmsfyvf64yyjsgm">
         <w:r>
           <w:rPr>
             <w:color w:val="0563C1"/>
@@ -6421,7 +6469,7 @@
       <w:r>
         <w:t xml:space="preserve">Gaddis, John Lewis. </w:t>
       </w:r>
-      <w:hyperlink w:history="1" r:id="rIdvewis1-esunl4ltk4asjj">
+      <w:hyperlink w:history="1" r:id="rId_3jwrkurwhgkzsynvcprd">
         <w:r>
           <w:rPr>
             <w:color w:val="0563C1"/>
@@ -6449,7 +6497,7 @@
       <w:r>
         <w:t xml:space="preserve">Savranskaya, Svetlana V. “</w:t>
       </w:r>
-      <w:hyperlink w:history="1" r:id="rIdouqxviole0leko5jdnnn-">
+      <w:hyperlink w:history="1" r:id="rIdcb7gv9lwnpryzrzi3ueud">
         <w:r>
           <w:rPr>
             <w:color w:val="0563C1"/>
@@ -6477,7 +6525,7 @@
       <w:r>
         <w:t xml:space="preserve">Hoffman, David E. </w:t>
       </w:r>
-      <w:hyperlink w:history="1" r:id="rIdibp0airxy7srpkksmay-z">
+      <w:hyperlink w:history="1" r:id="rIdufgxjbmy_ysojebd4nmn4">
         <w:r>
           <w:rPr>
             <w:color w:val="0563C1"/>
@@ -6505,7 +6553,7 @@
       <w:r>
         <w:t xml:space="preserve">Rhodes, Richard. </w:t>
       </w:r>
-      <w:hyperlink w:history="1" r:id="rIdjtdrpqlan5hcu8gbhcfn7">
+      <w:hyperlink w:history="1" r:id="rId6hfdjdo9nudt_1-ryxjm6">
         <w:r>
           <w:rPr>
             <w:color w:val="0563C1"/>
@@ -6533,7 +6581,7 @@
       <w:r>
         <w:t xml:space="preserve">Niedenthal, Jack. </w:t>
       </w:r>
-      <w:hyperlink w:history="1" r:id="rIdbtfcg0k8sd1sikwz6q-ed">
+      <w:hyperlink w:history="1" r:id="rIdaxjxps0yk2_93cf5jloee">
         <w:r>
           <w:rPr>
             <w:color w:val="0563C1"/>
@@ -6581,7 +6629,7 @@
       <w:r>
         <w:t xml:space="preserve">NASA. “</w:t>
       </w:r>
-      <w:hyperlink w:history="1" r:id="rIdybxdrmczv4adcugvckni4">
+      <w:hyperlink w:history="1" r:id="rIdv-_2kb95ceculinhjzdsx">
         <w:r>
           <w:rPr>
             <w:color w:val="0563C1"/>
@@ -6609,7 +6657,7 @@
       <w:r>
         <w:t xml:space="preserve">Chaikin, Andrew. </w:t>
       </w:r>
-      <w:hyperlink w:history="1" r:id="rIdsplcxhbqrbyictordazto">
+      <w:hyperlink w:history="1" r:id="rId3ozald1qjmwmltu0cdw4n">
         <w:r>
           <w:rPr>
             <w:color w:val="0563C1"/>
@@ -6637,7 +6685,7 @@
       <w:r>
         <w:t xml:space="preserve">Siddiqi, Asif A. </w:t>
       </w:r>
-      <w:hyperlink w:history="1" r:id="rId8kwhqaiso67oijo3-nkdy">
+      <w:hyperlink w:history="1" r:id="rIdrd2s4jg8ohcnmqdtmratc">
         <w:r>
           <w:rPr>
             <w:color w:val="0563C1"/>
@@ -6665,7 +6713,7 @@
       <w:r>
         <w:t xml:space="preserve">Colaprete, Anthony, et al. “</w:t>
       </w:r>
-      <w:hyperlink w:history="1" r:id="rIdg6zstf28g6dlnnicqtvkz">
+      <w:hyperlink w:history="1" r:id="rIdjyhk5hk7pwwmbutau0xtb">
         <w:r>
           <w:rPr>
             <w:color w:val="0563C1"/>
@@ -6693,7 +6741,7 @@
       <w:r>
         <w:t xml:space="preserve">Sheehan, William. </w:t>
       </w:r>
-      <w:hyperlink w:history="1" r:id="rIddv8znss55-x97qgpwvioe">
+      <w:hyperlink w:history="1" r:id="rId4eoj2o-hjpbvikboqglcb">
         <w:r>
           <w:rPr>
             <w:color w:val="0563C1"/>
@@ -6721,7 +6769,7 @@
       <w:r>
         <w:t xml:space="preserve">Grotzinger, John P., et al. “</w:t>
       </w:r>
-      <w:hyperlink w:history="1" r:id="rIdz3vvfltwtv1j88k5h9ogz">
+      <w:hyperlink w:history="1" r:id="rId-qkblywcz83dw46ih0g3x">
         <w:r>
           <w:rPr>
             <w:color w:val="0563C1"/>
@@ -6749,7 +6797,7 @@
       <w:r>
         <w:t xml:space="preserve">Mangold, Nicolas, et al. “</w:t>
       </w:r>
-      <w:hyperlink w:history="1" r:id="rIdmcj_ir_bpru_gjvk6ip3h">
+      <w:hyperlink w:history="1" r:id="rIdav_4uxunr-_5menulf7yd">
         <w:r>
           <w:rPr>
             <w:color w:val="0563C1"/>
@@ -6797,7 +6845,7 @@
       <w:r>
         <w:t xml:space="preserve">Ashby, Neil. “</w:t>
       </w:r>
-      <w:hyperlink w:history="1" r:id="rIdy3nrfbulpmhezbtlvia8o">
+      <w:hyperlink w:history="1" r:id="rIdndyfznrr_0bjkuvae3_0r">
         <w:r>
           <w:rPr>
             <w:color w:val="0563C1"/>
@@ -6825,7 +6873,7 @@
       <w:r>
         <w:t xml:space="preserve">Dyson, F. W., A. S. Eddington, and C. Davidson. “</w:t>
       </w:r>
-      <w:hyperlink w:history="1" r:id="rIdarridpdtm182jpqjdwmkv">
+      <w:hyperlink w:history="1" r:id="rIdyr-byrs0vmldqrgjcface">
         <w:r>
           <w:rPr>
             <w:color w:val="0563C1"/>
@@ -6853,7 +6901,7 @@
       <w:r>
         <w:t xml:space="preserve">Au, Whitlow W. L. </w:t>
       </w:r>
-      <w:hyperlink w:history="1" r:id="rIdq7rgbj_6rk8gobf2p60n9">
+      <w:hyperlink w:history="1" r:id="rIdyfrwpzv-evzqkk0mwvg7p">
         <w:r>
           <w:rPr>
             <w:color w:val="0563C1"/>
@@ -6881,7 +6929,7 @@
       <w:r>
         <w:t xml:space="preserve">Susskind, Leonard. “</w:t>
       </w:r>
-      <w:hyperlink w:history="1" r:id="rIdub0njdsr_nnetn8k0f2na">
+      <w:hyperlink w:history="1" r:id="rIdphufpfsulfxjlgjt8irut">
         <w:r>
           <w:rPr>
             <w:color w:val="0563C1"/>
@@ -6909,7 +6957,7 @@
       <w:r>
         <w:t xml:space="preserve">Scerri, Eric R. </w:t>
       </w:r>
-      <w:hyperlink w:history="1" r:id="rIdbj4_pj0nv-wyluwrkb2dk">
+      <w:hyperlink w:history="1" r:id="rIdmzhpuv7i8mbwu1kapnk3n">
         <w:r>
           <w:rPr>
             <w:color w:val="0563C1"/>
@@ -6937,7 +6985,7 @@
       <w:r>
         <w:t xml:space="preserve">Erisman, Jan Willem, et al. “</w:t>
       </w:r>
-      <w:hyperlink w:history="1" r:id="rIdiole_8ulpsv9knwu_rvzs">
+      <w:hyperlink w:history="1" r:id="rId6ivj_enks3l_aa-ilimwb">
         <w:r>
           <w:rPr>
             <w:color w:val="0563C1"/>
@@ -6965,7 +7013,7 @@
       <w:r>
         <w:t xml:space="preserve">Watson, J. D., and F. H. C. Crick. “</w:t>
       </w:r>
-      <w:hyperlink w:history="1" r:id="rIdnde5xuvbsto6sltv0hpzs">
+      <w:hyperlink w:history="1" r:id="rIdbw0aqqttohfcynp0cmkx8">
         <w:r>
           <w:rPr>
             <w:color w:val="0563C1"/>
@@ -6993,7 +7041,7 @@
       <w:r>
         <w:t xml:space="preserve">Franklin, Rosalind E., and R. G. Gosling. “</w:t>
       </w:r>
-      <w:hyperlink w:history="1" r:id="rId1ujrkg3bpg8zt-naec3qk">
+      <w:hyperlink w:history="1" r:id="rIdezb6k154pjbndcbz7ppnf">
         <w:r>
           <w:rPr>
             <w:color w:val="0563C1"/>
@@ -7021,7 +7069,7 @@
       <w:r>
         <w:t xml:space="preserve">International Human Genome Sequencing Consortium. “</w:t>
       </w:r>
-      <w:hyperlink w:history="1" r:id="rId6tja5rljgk72yhcrnwjx4">
+      <w:hyperlink w:history="1" r:id="rIdnetrd0ddo_dpuxb03svie">
         <w:r>
           <w:rPr>
             <w:color w:val="0563C1"/>
@@ -7049,7 +7097,7 @@
       <w:r>
         <w:t xml:space="preserve">International Human Genome Sequencing Consortium. “</w:t>
       </w:r>
-      <w:hyperlink w:history="1" r:id="rIdetr6ypebj8viwcjtxu7_v">
+      <w:hyperlink w:history="1" r:id="rIdnn1wls_g-pwrvhhfxs-lj">
         <w:r>
           <w:rPr>
             <w:color w:val="0563C1"/>
@@ -7077,7 +7125,7 @@
       <w:r>
         <w:t xml:space="preserve">Nurk, Sergey, et al. “</w:t>
       </w:r>
-      <w:hyperlink w:history="1" r:id="rId8gf0rw9evo-wkgzhaualf">
+      <w:hyperlink w:history="1" r:id="rId_f3kmmoegh6zr2inbeioc">
         <w:r>
           <w:rPr>
             <w:color w:val="0563C1"/>
@@ -7105,7 +7153,7 @@
       <w:r>
         <w:t xml:space="preserve">Vine, F. J., and D. H. Matthews. “</w:t>
       </w:r>
-      <w:hyperlink w:history="1" r:id="rIdn5zm1dza0cqavvyn9gax9">
+      <w:hyperlink w:history="1" r:id="rId08kwzowq9b64jq1adlnrn">
         <w:r>
           <w:rPr>
             <w:color w:val="0563C1"/>
@@ -7133,7 +7181,7 @@
       <w:r>
         <w:t xml:space="preserve">Alpher, Ralph A., and Robert Herman. “</w:t>
       </w:r>
-      <w:hyperlink w:history="1" r:id="rIdygddsodae6fmy70xu-nfx">
+      <w:hyperlink w:history="1" r:id="rId8kzducmvjo085anmlihtj">
         <w:r>
           <w:rPr>
             <w:color w:val="0563C1"/>
@@ -7161,7 +7209,7 @@
       <w:r>
         <w:t xml:space="preserve">Penzias, A. A., and R. W. Wilson. “</w:t>
       </w:r>
-      <w:hyperlink w:history="1" r:id="rIddjxejm8p5qiv0f40ajsxi">
+      <w:hyperlink w:history="1" r:id="rId_c2zzfy-okivjshzn0vb_">
         <w:r>
           <w:rPr>
             <w:color w:val="0563C1"/>
@@ -7189,7 +7237,7 @@
       <w:r>
         <w:t xml:space="preserve">Fleischmann, Martin, and Stanley Pons. “</w:t>
       </w:r>
-      <w:hyperlink w:history="1" r:id="rIdchrrvpxxy0rycsk8nrjso">
+      <w:hyperlink w:history="1" r:id="rIdnxkrg9krktkrpnzbbku37">
         <w:r>
           <w:rPr>
             <w:color w:val="0563C1"/>
@@ -7217,7 +7265,7 @@
       <w:r>
         <w:t xml:space="preserve">Wolfe-Simon, Felisa, et al. “</w:t>
       </w:r>
-      <w:hyperlink w:history="1" r:id="rIdubigrgio_twm_wmvbxu8f">
+      <w:hyperlink w:history="1" r:id="rIdg1ggw1ssg574-bvmnwq_w">
         <w:r>
           <w:rPr>
             <w:color w:val="0563C1"/>
@@ -7245,7 +7293,7 @@
       <w:r>
         <w:t xml:space="preserve">Reaves, Marshall Louis, et al. “</w:t>
       </w:r>
-      <w:hyperlink w:history="1" r:id="rIdfga_uyrfdss5_3zgu3sgp">
+      <w:hyperlink w:history="1" r:id="rIdjyxz-h1yzkqfu1ruqse0z">
         <w:r>
           <w:rPr>
             <w:color w:val="0563C1"/>
@@ -7293,7 +7341,7 @@
       <w:r>
         <w:t xml:space="preserve">Dalrymple, William. </w:t>
       </w:r>
-      <w:hyperlink w:history="1" r:id="rId_ohjdgfbi8hna7pkp4dad">
+      <w:hyperlink w:history="1" r:id="rIddh5dvdgaxu8zetkolh3sf">
         <w:r>
           <w:rPr>
             <w:color w:val="0563C1"/>
@@ -7321,7 +7369,7 @@
       <w:r>
         <w:t xml:space="preserve">Maddison, Angus. </w:t>
       </w:r>
-      <w:hyperlink w:history="1" r:id="rIdtpa2cgwon9jnfhfwm2r_y">
+      <w:hyperlink w:history="1" r:id="rIdpqob7hibvb4p0clzeyday">
         <w:r>
           <w:rPr>
             <w:color w:val="0563C1"/>
@@ -7349,7 +7397,7 @@
       <w:r>
         <w:t xml:space="preserve">Sen, Amartya. </w:t>
       </w:r>
-      <w:hyperlink w:history="1" r:id="rIdxicbpdldsmsyjjuhrsiak">
+      <w:hyperlink w:history="1" r:id="rIdog8n5qr9_kxh_bdcaoa8t">
         <w:r>
           <w:rPr>
             <w:color w:val="0563C1"/>
@@ -7377,7 +7425,7 @@
       <w:r>
         <w:t xml:space="preserve">Khan, Yasmin. </w:t>
       </w:r>
-      <w:hyperlink w:history="1" r:id="rIdfhn7kimdppopbxsazx_pr">
+      <w:hyperlink w:history="1" r:id="rIdr-yzgd5wq-nn4pbuwtj2-">
         <w:r>
           <w:rPr>
             <w:color w:val="0563C1"/>
@@ -7405,7 +7453,7 @@
       <w:r>
         <w:t xml:space="preserve">Elkins, Caroline. </w:t>
       </w:r>
-      <w:hyperlink w:history="1" r:id="rIdecerzs0hed9jnd0ld4pdr">
+      <w:hyperlink w:history="1" r:id="rIdnvslozsvkgmbp6tspzpzw">
         <w:r>
           <w:rPr>
             <w:color w:val="0563C1"/>
@@ -7433,7 +7481,7 @@
       <w:r>
         <w:t xml:space="preserve">Jansen, Jan C., and Jürgen Osterhammel. </w:t>
       </w:r>
-      <w:hyperlink w:history="1" r:id="rId6spxgnbpw_apu4oddmckm">
+      <w:hyperlink w:history="1" r:id="rIdjlgw0koylvztx3acc9e-t">
         <w:r>
           <w:rPr>
             <w:color w:val="0563C1"/>
@@ -7461,7 +7509,7 @@
       <w:r>
         <w:t xml:space="preserve">Des Forges, Alison. </w:t>
       </w:r>
-      <w:hyperlink w:history="1" r:id="rId-ilxrudjtun8spsrowynl">
+      <w:hyperlink w:history="1" r:id="rIdxkx6jragjbyvbiepem5kz">
         <w:r>
           <w:rPr>
             <w:color w:val="0563C1"/>
@@ -7489,7 +7537,7 @@
       <w:r>
         <w:t xml:space="preserve">Newbury, Catharine. </w:t>
       </w:r>
-      <w:hyperlink w:history="1" r:id="rIdsgmoerhnbs4kk54k0mbji">
+      <w:hyperlink w:history="1" r:id="rIdj1z4md4yiteywif0-ucup">
         <w:r>
           <w:rPr>
             <w:color w:val="0563C1"/>
@@ -7537,7 +7585,7 @@
       <w:r>
         <w:t xml:space="preserve">Branch, Taylor. </w:t>
       </w:r>
-      <w:hyperlink w:history="1" r:id="rIdufec8494q4yandom-mja8">
+      <w:hyperlink w:history="1" r:id="rIdoao-v1midbcld5svpndzh">
         <w:r>
           <w:rPr>
             <w:color w:val="0563C1"/>
@@ -7565,7 +7613,7 @@
       <w:r>
         <w:t xml:space="preserve">Hoose, Phillip. </w:t>
       </w:r>
-      <w:hyperlink w:history="1" r:id="rIdksqtouym3jati4ihtqyuh">
+      <w:hyperlink w:history="1" r:id="rIda137mznjey-sben0ceb2g">
         <w:r>
           <w:rPr>
             <w:color w:val="0563C1"/>
@@ -7593,7 +7641,7 @@
       <w:r>
         <w:t xml:space="preserve">Tyson, Timothy B. </w:t>
       </w:r>
-      <w:hyperlink w:history="1" r:id="rIdlmwj8jnnzoyt3vq-72d8z">
+      <w:hyperlink w:history="1" r:id="rIder5zt87ga1bemqyyspmn6">
         <w:r>
           <w:rPr>
             <w:color w:val="0563C1"/>
@@ -7621,7 +7669,7 @@
       <w:r>
         <w:t xml:space="preserve">Mandela, Nelson. </w:t>
       </w:r>
-      <w:hyperlink w:history="1" r:id="rIdkru8c8iqlxua2ip3rptyt">
+      <w:hyperlink w:history="1" r:id="rIdkdg_tgk0bmssndqktlgns">
         <w:r>
           <w:rPr>
             <w:color w:val="0563C1"/>
@@ -7649,7 +7697,7 @@
       <w:r>
         <w:t xml:space="preserve">Carter, David. </w:t>
       </w:r>
-      <w:hyperlink w:history="1" r:id="rIdnn4qn_s9zrmfuyckf2ynd">
+      <w:hyperlink w:history="1" r:id="rIdjfrm6-gj_iynvrcsz_58l">
         <w:r>
           <w:rPr>
             <w:color w:val="0563C1"/>
@@ -7697,7 +7745,7 @@
       <w:r>
         <w:t xml:space="preserve">Turing, A. M. “</w:t>
       </w:r>
-      <w:hyperlink w:history="1" r:id="rIdcydw8ug-0x6uikgzkdjrc">
+      <w:hyperlink w:history="1" r:id="rIdiozag2x_2ti8fvgettlxl">
         <w:r>
           <w:rPr>
             <w:color w:val="0563C1"/>
@@ -7725,7 +7773,7 @@
       <w:r>
         <w:t xml:space="preserve">Copeland, B. Jack, ed. </w:t>
       </w:r>
-      <w:hyperlink w:history="1" r:id="rIdheyzpls_cdtyfkxl-i-w2">
+      <w:hyperlink w:history="1" r:id="rIdsstj4zv9ij-flh2mxaehk">
         <w:r>
           <w:rPr>
             <w:color w:val="0563C1"/>
@@ -7753,7 +7801,7 @@
       <w:r>
         <w:t xml:space="preserve">Isaacson, Walter. </w:t>
       </w:r>
-      <w:hyperlink w:history="1" r:id="rIdav5gncjfxli4yjbbhiqzb">
+      <w:hyperlink w:history="1" r:id="rIddoz4czs_nop_viwj26gj_">
         <w:r>
           <w:rPr>
             <w:color w:val="0563C1"/>
@@ -7781,7 +7829,7 @@
       <w:r>
         <w:t xml:space="preserve">Vosoughi, Soroush, Deb Roy, and Sinan Aral. “</w:t>
       </w:r>
-      <w:hyperlink w:history="1" r:id="rIdautptegs6xwknelxpywzn">
+      <w:hyperlink w:history="1" r:id="rIdhlabldno5q8i2p-dg0qkv">
         <w:r>
           <w:rPr>
             <w:color w:val="0563C1"/>
@@ -7829,7 +7877,7 @@
       <w:r>
         <w:t xml:space="preserve">Stuart, David. </w:t>
       </w:r>
-      <w:hyperlink w:history="1" r:id="rIdkqytk4nlzjjza6w-llyf-">
+      <w:hyperlink w:history="1" r:id="rIdcce6i-kmmw8bj37opteld">
         <w:r>
           <w:rPr>
             <w:color w:val="0563C1"/>
@@ -7857,7 +7905,7 @@
       <w:r>
         <w:t xml:space="preserve">Aveni, Anthony. </w:t>
       </w:r>
-      <w:hyperlink w:history="1" r:id="rIdtvgsyvxbgdrgknr90zeyh">
+      <w:hyperlink w:history="1" r:id="rIdexj_jkzo9rhpzo6evphmx">
         <w:r>
           <w:rPr>
             <w:color w:val="0563C1"/>
@@ -7905,7 +7953,7 @@
       <w:r>
         <w:t xml:space="preserve">Meech, Karen J., et al. “</w:t>
       </w:r>
-      <w:hyperlink w:history="1" r:id="rIdn4gctazjvbyh6pbbrgcza">
+      <w:hyperlink w:history="1" r:id="rIdbkwf9sjyj4kvfbqqeekf0">
         <w:r>
           <w:rPr>
             <w:color w:val="0563C1"/>
@@ -7933,7 +7981,7 @@
       <w:r>
         <w:t xml:space="preserve">Micheli, Marco, et al. “</w:t>
       </w:r>
-      <w:hyperlink w:history="1" r:id="rIdi7xpiakdeu4lkbuomvvyi">
+      <w:hyperlink w:history="1" r:id="rIdxbe6hosmwyjzqbtixbb6b">
         <w:r>
           <w:rPr>
             <w:color w:val="0563C1"/>
@@ -7961,7 +8009,7 @@
       <w:r>
         <w:t xml:space="preserve">‘Oumuamua ISSI Team. “</w:t>
       </w:r>
-      <w:hyperlink w:history="1" r:id="rId6rq_eaiksoec4lnsnajpk">
+      <w:hyperlink w:history="1" r:id="rId4hrfy90ojb7vvsk7cpdf-">
         <w:r>
           <w:rPr>
             <w:color w:val="0563C1"/>
@@ -7989,7 +8037,7 @@
       <w:r>
         <w:t xml:space="preserve">Staff at the National Astronomy and Ionosphere Center. “</w:t>
       </w:r>
-      <w:hyperlink w:history="1" r:id="rIdlvemxwfmyhoribx_vffmd">
+      <w:hyperlink w:history="1" r:id="rIdnkti2scxwl34txva7tzny">
         <w:r>
           <w:rPr>
             <w:color w:val="0563C1"/>
@@ -8053,7 +8101,7 @@
       <w:r>
         <w:t xml:space="preserve">Riley, James C. “</w:t>
       </w:r>
-      <w:hyperlink w:history="1" r:id="rIdwpoufqkkx3wilhsbiodkb">
+      <w:hyperlink w:history="1" r:id="rId--_crl9-c9ocdmmpalomn">
         <w:r>
           <w:rPr>
             <w:color w:val="0563C1"/>
@@ -8081,7 +8129,7 @@
       <w:r>
         <w:t xml:space="preserve">Bliss, Michael. </w:t>
       </w:r>
-      <w:hyperlink w:history="1" r:id="rIdnxjxjzrzmraptklhrggvg">
+      <w:hyperlink w:history="1" r:id="rId_78smdivw92ux-hanuprp">
         <w:r>
           <w:rPr>
             <w:color w:val="0563C1"/>
@@ -8109,7 +8157,7 @@
       <w:r>
         <w:t xml:space="preserve">Reverby, Susan M. </w:t>
       </w:r>
-      <w:hyperlink w:history="1" r:id="rIduf1ywhmnkbv6sb7gxymel">
+      <w:hyperlink w:history="1" r:id="rIdfdfppmsv3vjtxqkfiin45">
         <w:r>
           <w:rPr>
             <w:color w:val="0563C1"/>
@@ -8137,7 +8185,7 @@
       <w:r>
         <w:t xml:space="preserve">Keefe, Patrick Radden. </w:t>
       </w:r>
-      <w:hyperlink w:history="1" r:id="rIdksjkeog2y1w0ttbguxvdg">
+      <w:hyperlink w:history="1" r:id="rIdwqjeihe_npiomvramycik">
         <w:r>
           <w:rPr>
             <w:color w:val="0563C1"/>
@@ -8165,7 +8213,7 @@
       <w:r>
         <w:t xml:space="preserve">Antimicrobial Resistance Collaborators. “</w:t>
       </w:r>
-      <w:hyperlink w:history="1" r:id="rIduehldurasmq7zlelkqnc7">
+      <w:hyperlink w:history="1" r:id="rIdtccfkfbfyuzyku_g_cvmm">
         <w:r>
           <w:rPr>
             <w:color w:val="0563C1"/>
@@ -8193,7 +8241,7 @@
       <w:r>
         <w:t xml:space="preserve">Van Bressem, Marie-Françoise, et al. “</w:t>
       </w:r>
-      <w:hyperlink w:history="1" r:id="rIdhyyw-a76ecqqg7yafpwxf">
+      <w:hyperlink w:history="1" r:id="rIdp_pfglqqvxzmmt9edbn-o">
         <w:r>
           <w:rPr>
             <w:color w:val="0563C1"/>
@@ -8221,7 +8269,7 @@
       <w:r>
         <w:t xml:space="preserve">Oshinsky, David M. </w:t>
       </w:r>
-      <w:hyperlink w:history="1" r:id="rId6we0k8j4edl6zpgkvbbtm">
+      <w:hyperlink w:history="1" r:id="rIdugz0hkptalyu2ws4cbc1s">
         <w:r>
           <w:rPr>
             <w:color w:val="0563C1"/>
@@ -8249,7 +8297,7 @@
       <w:r>
         <w:t xml:space="preserve">Polack, Fernando P., et al. “</w:t>
       </w:r>
-      <w:hyperlink w:history="1" r:id="rIdr0fnrmj_s1bo0nsrocfod">
+      <w:hyperlink w:history="1" r:id="rIdmp1kcctfib6hozjh2szvp">
         <w:r>
           <w:rPr>
             <w:color w:val="0563C1"/>
@@ -8297,7 +8345,7 @@
       <w:r>
         <w:t xml:space="preserve">Arrhenius, Svante. “</w:t>
       </w:r>
-      <w:hyperlink w:history="1" r:id="rIdvsmwtn6hvm9rbiq2k4hhs">
+      <w:hyperlink w:history="1" r:id="rId9lzv6bxor6nzp6kn4tauh">
         <w:r>
           <w:rPr>
             <w:color w:val="0563C1"/>
@@ -8325,7 +8373,7 @@
       <w:r>
         <w:t xml:space="preserve">Philip, Sjoukje Y., et al. “</w:t>
       </w:r>
-      <w:hyperlink w:history="1" r:id="rIdbkdc8yz-cnutzadrpzo73">
+      <w:hyperlink w:history="1" r:id="rId1gunkyywysqn4ihmvmnx5">
         <w:r>
           <w:rPr>
             <w:color w:val="0563C1"/>
@@ -8353,7 +8401,7 @@
       <w:r>
         <w:t xml:space="preserve">Supran, G., S. Rahmstorf, and N. Oreskes. “</w:t>
       </w:r>
-      <w:hyperlink w:history="1" r:id="rIddhhodgpd2sgyzrvlyvkbw">
+      <w:hyperlink w:history="1" r:id="rId5yhynfb8ddqs-850h2izn">
         <w:r>
           <w:rPr>
             <w:color w:val="0563C1"/>
@@ -8381,7 +8429,7 @@
       <w:r>
         <w:t xml:space="preserve">Witze, Alexandra. “</w:t>
       </w:r>
-      <w:hyperlink w:history="1" r:id="rIdmvoo8se7bqsfe98awhhmf">
+      <w:hyperlink w:history="1" r:id="rIdztt5w_mckht4hbgf2v8hx">
         <w:r>
           <w:rPr>
             <w:color w:val="0563C1"/>
@@ -8409,7 +8457,7 @@
       <w:r>
         <w:t xml:space="preserve">IPCC. </w:t>
       </w:r>
-      <w:hyperlink w:history="1" r:id="rIdqvlak8ect41117k1qb9up">
+      <w:hyperlink w:history="1" r:id="rIdsahh1jzdnqpk9ylxwvfsw">
         <w:r>
           <w:rPr>
             <w:color w:val="0563C1"/>
@@ -8437,7 +8485,7 @@
       <w:r>
         <w:t xml:space="preserve">Morlighem, Mathieu, et al. “</w:t>
       </w:r>
-      <w:hyperlink w:history="1" r:id="rId-uil-p1mieqehqkgx1jke">
+      <w:hyperlink w:history="1" r:id="rIdwaewaquxco_gdra0denqt">
         <w:r>
           <w:rPr>
             <w:color w:val="0563C1"/>
@@ -8465,7 +8513,7 @@
       <w:r>
         <w:t xml:space="preserve">IMBIE Team. “</w:t>
       </w:r>
-      <w:hyperlink w:history="1" r:id="rId2twjinrmrp6-qxcnlnzum">
+      <w:hyperlink w:history="1" r:id="rIdizuchauusynzckuflgkpu">
         <w:r>
           <w:rPr>
             <w:color w:val="0563C1"/>
@@ -8493,7 +8541,7 @@
       <w:r>
         <w:t xml:space="preserve">Joughin, Ian, Benjamin E. Smith, and Brooke Medley. “</w:t>
       </w:r>
-      <w:hyperlink w:history="1" r:id="rIddwyixchv9vi9eh2nrzzmy">
+      <w:hyperlink w:history="1" r:id="rIddtpzunvieg0fv7lpfrbce">
         <w:r>
           <w:rPr>
             <w:color w:val="0563C1"/>
@@ -8521,7 +8569,7 @@
       <w:r>
         <w:t xml:space="preserve">Secretariat of the Antarctic Treaty. “</w:t>
       </w:r>
-      <w:hyperlink w:history="1" r:id="rIdi-kntl8ggkrltfzv16hvw">
+      <w:hyperlink w:history="1" r:id="rIdl36ezwcfkfiu7ssgikijt">
         <w:r>
           <w:rPr>
             <w:color w:val="0563C1"/>
@@ -8549,7 +8597,7 @@
       <w:r>
         <w:t xml:space="preserve">Office of the Historian, US Department of State. </w:t>
       </w:r>
-      <w:hyperlink w:history="1" r:id="rIdcw3k3qpytvduffkyrutxb">
+      <w:hyperlink w:history="1" r:id="rIdmrnkwcfe6kfabc0upjoes">
         <w:r>
           <w:rPr>
             <w:color w:val="0563C1"/>
@@ -8577,7 +8625,7 @@
       <w:r>
         <w:t xml:space="preserve">“‘Greenland Belongs to Greenland’: </w:t>
       </w:r>
-      <w:hyperlink w:history="1" r:id="rIdvgxynxm7updcbx8gmhxwb">
+      <w:hyperlink w:history="1" r:id="rIdp7mhdfi_dhaaiuj37j-vz">
         <w:r>
           <w:rPr>
             <w:color w:val="0563C1"/>
@@ -8605,7 +8653,7 @@
       <w:r>
         <w:t xml:space="preserve">BBC News. Report on </w:t>
       </w:r>
-      <w:hyperlink w:history="1" r:id="rId5jflb_mc5sukvxssgigeq">
+      <w:hyperlink w:history="1" r:id="rIdrv5icjhjoczqwdayclxmn">
         <w:r>
           <w:rPr>
             <w:color w:val="0563C1"/>
@@ -8633,7 +8681,7 @@
       <w:r>
         <w:t xml:space="preserve">BBC News. </w:t>
       </w:r>
-      <w:hyperlink w:history="1" r:id="rIdl-kwd27f5suhc83tizkay">
+      <w:hyperlink w:history="1" r:id="rIdsp1obpua2fvwlc7_3nfcy">
         <w:r>
           <w:rPr>
             <w:color w:val="0563C1"/>
@@ -8661,7 +8709,7 @@
       <w:r>
         <w:t xml:space="preserve">Statistics Greenland. “</w:t>
       </w:r>
-      <w:hyperlink w:history="1" r:id="rIdtuscxt2opyczgh3lcxwh6">
+      <w:hyperlink w:history="1" r:id="rId97yr4j-sm5itfpyv8jtm1">
         <w:r>
           <w:rPr>
             <w:color w:val="0563C1"/>
@@ -8725,7 +8773,7 @@
       <w:r>
         <w:t xml:space="preserve">COVID-19 National Preparedness Collaborators. “</w:t>
       </w:r>
-      <w:hyperlink w:history="1" r:id="rIdbeb2uu8wlrojbhbt08vqu">
+      <w:hyperlink w:history="1" r:id="rIdvytymkr56frdbqcme4m59">
         <w:r>
           <w:rPr>
             <w:color w:val="0563C1"/>
@@ -8753,7 +8801,7 @@
       <w:r>
         <w:t xml:space="preserve">Msemburi, William, et al. “</w:t>
       </w:r>
-      <w:hyperlink w:history="1" r:id="rIdb8tyit0cx8ytyisj3xh8e">
+      <w:hyperlink w:history="1" r:id="rIdae4lzz4dbfx-6a0tkkogt">
         <w:r>
           <w:rPr>
             <w:color w:val="0563C1"/>
@@ -8837,7 +8885,7 @@
       <w:r>
         <w:t xml:space="preserve">Jinek, Martin, et al. “</w:t>
       </w:r>
-      <w:hyperlink w:history="1" r:id="rIdmc4e7zdqr-j_xpvjwrrql">
+      <w:hyperlink w:history="1" r:id="rIdcqfkn-goppdgqswjpie-y">
         <w:r>
           <w:rPr>
             <w:color w:val="0563C1"/>
@@ -8865,7 +8913,7 @@
       <w:r>
         <w:t xml:space="preserve">Fehilly, Carole B., S. M. Willadsen, and Elizabeth M. Tucker. “</w:t>
       </w:r>
-      <w:hyperlink w:history="1" r:id="rIdqnkvojl2xoxyl2dan5gld">
+      <w:hyperlink w:history="1" r:id="rIdizmsvsfmshtfs9yf6zt31">
         <w:r>
           <w:rPr>
             <w:color w:val="0563C1"/>
@@ -8913,7 +8961,7 @@
       <w:r>
         <w:t xml:space="preserve">Ganopolski, A., R. Winkelmann, and H. J. Schellnhuber. “</w:t>
       </w:r>
-      <w:hyperlink w:history="1" r:id="rIduobjqqyh4qtzi0aksjrbr">
+      <w:hyperlink w:history="1" r:id="rIdo20_dbzu4sahuj8dhgaor">
         <w:r>
           <w:rPr>
             <w:color w:val="0563C1"/>
@@ -8961,7 +9009,7 @@
       <w:r>
         <w:t xml:space="preserve">Hawking, S. W. “</w:t>
       </w:r>
-      <w:hyperlink w:history="1" r:id="rIdtlzsns3xmjqferfmnibas">
+      <w:hyperlink w:history="1" r:id="rIdvwngdldsqikflkm55vns0">
         <w:r>
           <w:rPr>
             <w:color w:val="0563C1"/>
@@ -8989,7 +9037,7 @@
       <w:r>
         <w:t xml:space="preserve">LIGO Scientific Collaboration and Virgo Collaboration. “</w:t>
       </w:r>
-      <w:hyperlink w:history="1" r:id="rIdhtfvkr7lw1-zzyrveiuaw">
+      <w:hyperlink w:history="1" r:id="rIdf_bsa4sdzql1ohxz_j1ek">
         <w:r>
           <w:rPr>
             <w:color w:val="0563C1"/>
@@ -9017,7 +9065,7 @@
       <w:r>
         <w:t xml:space="preserve">ATLAS Collaboration. “</w:t>
       </w:r>
-      <w:hyperlink w:history="1" r:id="rIdhyyfkveyge_cvm_eeusel">
+      <w:hyperlink w:history="1" r:id="rIdum0kaevj2dr99qhjacbqo">
         <w:r>
           <w:rPr>
             <w:color w:val="0563C1"/>
@@ -9045,7 +9093,7 @@
       <w:r>
         <w:t xml:space="preserve">Abu-Shawareb, H., et al. (Indirect Drive ICF Collaboration). “</w:t>
       </w:r>
-      <w:hyperlink w:history="1" r:id="rId6hkftqghtak2cor8dd_jo">
+      <w:hyperlink w:history="1" r:id="rIdvzt-_zhl_wv-599wfvko8">
         <w:r>
           <w:rPr>
             <w:color w:val="0563C1"/>

--- a/The Dolphins' View of History/chapters/Notes and Sources.docx
+++ b/The Dolphins' View of History/chapters/Notes and Sources.docx
@@ -83,7 +83,7 @@
       <w:r>
         <w:t xml:space="preserve">Thewissen, J. G. M., et al. “</w:t>
       </w:r>
-      <w:hyperlink w:history="1" r:id="rIdfyjr0jcou3cf4btcvu96p">
+      <w:hyperlink w:history="1" r:id="rIddxus2vz9_-rwagwyd-rik">
         <w:r>
           <w:rPr>
             <w:color w:val="0563C1"/>
@@ -111,7 +111,7 @@
       <w:r>
         <w:t xml:space="preserve">Stringer, Chris. </w:t>
       </w:r>
-      <w:hyperlink w:history="1" r:id="rIdpjq2vekpgo1bbsjwf415n">
+      <w:hyperlink w:history="1" r:id="rIdcgm3n9ddozqewwoxu-e96">
         <w:r>
           <w:rPr>
             <w:color w:val="0563C1"/>
@@ -159,7 +159,7 @@
       <w:r>
         <w:t xml:space="preserve">Marino, Lori. “</w:t>
       </w:r>
-      <w:hyperlink w:history="1" r:id="rIdmpowncwg7fnjjae-pg3hu">
+      <w:hyperlink w:history="1" r:id="rIddqstp42f5xwwleka2toew">
         <w:r>
           <w:rPr>
             <w:color w:val="0563C1"/>
@@ -187,7 +187,7 @@
       <w:r>
         <w:t xml:space="preserve">Janik, Vincent M., Laela S. Sayigh, and Randall S. Wells. “</w:t>
       </w:r>
-      <w:hyperlink w:history="1" r:id="rIdbmudxkzlfstihuiilhibi">
+      <w:hyperlink w:history="1" r:id="rIdio95x3frz4fqlytevnmjo">
         <w:r>
           <w:rPr>
             <w:color w:val="0563C1"/>
@@ -215,7 +215,7 @@
       <w:r>
         <w:t xml:space="preserve">Krützen, Michael, et al. “</w:t>
       </w:r>
-      <w:hyperlink w:history="1" r:id="rIdxtgkk2hpss_w5dm7qkj3a">
+      <w:hyperlink w:history="1" r:id="rIdid0lj-pvazxrjmwrzkvn9">
         <w:r>
           <w:rPr>
             <w:color w:val="0563C1"/>
@@ -243,7 +243,7 @@
       <w:r>
         <w:t xml:space="preserve">Tennie, Claudio, Josep Call, and Michael Tomasello. “</w:t>
       </w:r>
-      <w:hyperlink w:history="1" r:id="rIdyepkiwbjj15n_gir52_pb">
+      <w:hyperlink w:history="1" r:id="rIdvig_x3qvjju8bbfysvog1">
         <w:r>
           <w:rPr>
             <w:color w:val="0563C1"/>
@@ -307,7 +307,7 @@
       <w:r>
         <w:t xml:space="preserve">Hublin, Jean-Jacques, et al. “</w:t>
       </w:r>
-      <w:hyperlink w:history="1" r:id="rIdkgd3n0j-2qvl00ksjvhz4">
+      <w:hyperlink w:history="1" r:id="rIdu5gwsxszb0fszjxtfyunq">
         <w:r>
           <w:rPr>
             <w:color w:val="0563C1"/>
@@ -335,7 +335,7 @@
       <w:r>
         <w:t xml:space="preserve">Scerri, Eleanor M. L., et al. “</w:t>
       </w:r>
-      <w:hyperlink w:history="1" r:id="rId6vqu2lhn6hk9r2x-xqm6e">
+      <w:hyperlink w:history="1" r:id="rIdo067zmgts2ztc71v9mtuo">
         <w:r>
           <w:rPr>
             <w:color w:val="0563C1"/>
@@ -363,7 +363,7 @@
       <w:r>
         <w:t xml:space="preserve">Leakey, M. D., and R. L. Hay. “</w:t>
       </w:r>
-      <w:hyperlink w:history="1" r:id="rIdi6xbctxyar311bqmo_mmy">
+      <w:hyperlink w:history="1" r:id="rIdoge_kgwyq4miepnqq160x">
         <w:r>
           <w:rPr>
             <w:color w:val="0563C1"/>
@@ -391,7 +391,7 @@
       <w:r>
         <w:t xml:space="preserve">Villmoare, Brian, et al. “</w:t>
       </w:r>
-      <w:hyperlink w:history="1" r:id="rIdxabbllqrkai9htgzdigqb">
+      <w:hyperlink w:history="1" r:id="rIdhhvsi8jetohtnpdlvljcw">
         <w:r>
           <w:rPr>
             <w:color w:val="0563C1"/>
@@ -419,7 +419,7 @@
       <w:r>
         <w:t xml:space="preserve">Lordkipanidze, David, et al. “</w:t>
       </w:r>
-      <w:hyperlink w:history="1" r:id="rIdeem3xm5r45ueiotyjq-ee">
+      <w:hyperlink w:history="1" r:id="rIdoqfpkw2fo0ef5kszq8idi">
         <w:r>
           <w:rPr>
             <w:color w:val="0563C1"/>
@@ -447,7 +447,7 @@
       <w:r>
         <w:t xml:space="preserve">Dirks, Paul H. G. M., et al. “</w:t>
       </w:r>
-      <w:hyperlink w:history="1" r:id="rId3dabeqhb9kvubst7mrkxg">
+      <w:hyperlink w:history="1" r:id="rIdxempbcqm-kspnaknloj00">
         <w:r>
           <w:rPr>
             <w:color w:val="0563C1"/>
@@ -475,7 +475,7 @@
       <w:r>
         <w:t xml:space="preserve">Henshilwood, Christopher S., et al. “</w:t>
       </w:r>
-      <w:hyperlink w:history="1" r:id="rIdjxg_fx7sr9_vxn9v_l0rb">
+      <w:hyperlink w:history="1" r:id="rIdfz89le07jslbkgthdzv7j">
         <w:r>
           <w:rPr>
             <w:color w:val="0563C1"/>
@@ -523,7 +523,7 @@
       <w:r>
         <w:t xml:space="preserve">Berna, Francesco, et al. “</w:t>
       </w:r>
-      <w:hyperlink w:history="1" r:id="rId0w26kmg9rwm_nezi5zezv">
+      <w:hyperlink w:history="1" r:id="rIdq6ywwzhrppyogv_gf10kk">
         <w:r>
           <w:rPr>
             <w:color w:val="0563C1"/>
@@ -551,7 +551,7 @@
       <w:r>
         <w:t xml:space="preserve">Shahack-Gross, Ruth, et al. “</w:t>
       </w:r>
-      <w:hyperlink w:history="1" r:id="rId9i2nempcppa_cvgop0gv0">
+      <w:hyperlink w:history="1" r:id="rIdjwt2kca1gocilzadnfvux">
         <w:r>
           <w:rPr>
             <w:color w:val="0563C1"/>
@@ -579,7 +579,7 @@
       <w:r>
         <w:t xml:space="preserve">Harmand, Sonia, et al. “</w:t>
       </w:r>
-      <w:hyperlink w:history="1" r:id="rIdwvrcgpavqd_ptdqzq_htp">
+      <w:hyperlink w:history="1" r:id="rIdj_tutvocucuqnznqws5vx">
         <w:r>
           <w:rPr>
             <w:color w:val="0563C1"/>
@@ -607,7 +607,7 @@
       <w:r>
         <w:t xml:space="preserve">Lepre, Christopher J., et al. “</w:t>
       </w:r>
-      <w:hyperlink w:history="1" r:id="rId_yczc0ead1gmdg6abawqe">
+      <w:hyperlink w:history="1" r:id="rId77eagmseixjdnuoonwqtz">
         <w:r>
           <w:rPr>
             <w:color w:val="0563C1"/>
@@ -635,7 +635,7 @@
       <w:r>
         <w:t xml:space="preserve">Brown, Kyle S., et al. “</w:t>
       </w:r>
-      <w:hyperlink w:history="1" r:id="rIdcmizmwbd0ljar5ghb82m5">
+      <w:hyperlink w:history="1" r:id="rIdly_jpjufnbedeiljgtkvs">
         <w:r>
           <w:rPr>
             <w:color w:val="0563C1"/>
@@ -663,7 +663,7 @@
       <w:r>
         <w:t xml:space="preserve">Wrangham, Richard. </w:t>
       </w:r>
-      <w:hyperlink w:history="1" r:id="rId4bgar6qs3cy3lfn3wepth">
+      <w:hyperlink w:history="1" r:id="rIdgxkfah-1y7nw-j6sg9tqs">
         <w:r>
           <w:rPr>
             <w:color w:val="0563C1"/>
@@ -691,7 +691,7 @@
       <w:r>
         <w:t xml:space="preserve">Fitch, W. Tecumseh. </w:t>
       </w:r>
-      <w:hyperlink w:history="1" r:id="rIdedk-lfqbft1bnr_xm_f8u">
+      <w:hyperlink w:history="1" r:id="rIdlpbqayctbev3mfnggsyjn">
         <w:r>
           <w:rPr>
             <w:color w:val="0563C1"/>
@@ -739,7 +739,7 @@
       <w:r>
         <w:t xml:space="preserve">Clarkson, Chris, et al. “</w:t>
       </w:r>
-      <w:hyperlink w:history="1" r:id="rIdvb4osxeqoawhwj41udli-">
+      <w:hyperlink w:history="1" r:id="rIdjbggrtxdhbncnxitj8a8v">
         <w:r>
           <w:rPr>
             <w:color w:val="0563C1"/>
@@ -767,7 +767,7 @@
       <w:r>
         <w:t xml:space="preserve">O’Connell, James F., et al. “</w:t>
       </w:r>
-      <w:hyperlink w:history="1" r:id="rIdv6s8kor-f53k25aj1n0jv">
+      <w:hyperlink w:history="1" r:id="rIdug2wbnhqd7oivkysidetr">
         <w:r>
           <w:rPr>
             <w:color w:val="0563C1"/>
@@ -795,7 +795,7 @@
       <w:r>
         <w:t xml:space="preserve">Reich, David, et al. “</w:t>
       </w:r>
-      <w:hyperlink w:history="1" r:id="rIdhrb0owrnvvdtbbbgquw6l">
+      <w:hyperlink w:history="1" r:id="rIdmmk1jlsm2uyikxnrubb62">
         <w:r>
           <w:rPr>
             <w:color w:val="0563C1"/>
@@ -823,7 +823,7 @@
       <w:r>
         <w:t xml:space="preserve">Chen, Fahu, et al. “</w:t>
       </w:r>
-      <w:hyperlink w:history="1" r:id="rIddlqbamb--jdrl2fywdtuv">
+      <w:hyperlink w:history="1" r:id="rIdfq59eopwtkpfj7hwovgih">
         <w:r>
           <w:rPr>
             <w:color w:val="0563C1"/>
@@ -851,7 +851,7 @@
       <w:r>
         <w:t xml:space="preserve">Higham, Tom, et al. “</w:t>
       </w:r>
-      <w:hyperlink w:history="1" r:id="rIdfcpqpw6cuknyhwmw5wmqy">
+      <w:hyperlink w:history="1" r:id="rIdp6_lxls9l-u0-wrbeynah">
         <w:r>
           <w:rPr>
             <w:color w:val="0563C1"/>
@@ -879,7 +879,7 @@
       <w:r>
         <w:t xml:space="preserve">Sutikna, Thomas, et al. “</w:t>
       </w:r>
-      <w:hyperlink w:history="1" r:id="rIdpyecbhq5xxva6map_dr5p">
+      <w:hyperlink w:history="1" r:id="rIdqhzqj0u05cxrjytarqjos">
         <w:r>
           <w:rPr>
             <w:color w:val="0563C1"/>
@@ -907,7 +907,7 @@
       <w:r>
         <w:t xml:space="preserve">Oktaviana, Adhi Agus, et al. “</w:t>
       </w:r>
-      <w:hyperlink w:history="1" r:id="rIdt00xkz7gw84i9dm--7jx7">
+      <w:hyperlink w:history="1" r:id="rIdfb587udihfbhm9vah668a">
         <w:r>
           <w:rPr>
             <w:color w:val="0563C1"/>
@@ -935,7 +935,7 @@
       <w:r>
         <w:t xml:space="preserve">Bennett, Matthew R., et al. “</w:t>
       </w:r>
-      <w:hyperlink w:history="1" r:id="rIdga5piru0rsx6vd9tuj0tx">
+      <w:hyperlink w:history="1" r:id="rIdnjgd5u6hggi3449qicdsx">
         <w:r>
           <w:rPr>
             <w:color w:val="0563C1"/>
@@ -963,7 +963,7 @@
       <w:r>
         <w:t xml:space="preserve">Reich, David. </w:t>
       </w:r>
-      <w:hyperlink w:history="1" r:id="rIdusot2vnoxkrfqhc_efdne">
+      <w:hyperlink w:history="1" r:id="rIdw45-gn7s-bclzte8kcst-">
         <w:r>
           <w:rPr>
             <w:color w:val="0563C1"/>
@@ -1011,7 +1011,7 @@
       <w:r>
         <w:t xml:space="preserve">Dietrich, Oliver, et al. “</w:t>
       </w:r>
-      <w:hyperlink w:history="1" r:id="rIdel5nhml3ebs7sn52_l1g3">
+      <w:hyperlink w:history="1" r:id="rIdy2jcpm8wf1aaradfpdcau">
         <w:r>
           <w:rPr>
             <w:color w:val="0563C1"/>
@@ -1039,7 +1039,7 @@
       <w:r>
         <w:t xml:space="preserve">Larson, Greger, et al. “</w:t>
       </w:r>
-      <w:hyperlink w:history="1" r:id="rIdyqb3rfzcn56uqw5o_q1zm">
+      <w:hyperlink w:history="1" r:id="rIdri8wdiyizgewmjktwx2ls">
         <w:r>
           <w:rPr>
             <w:color w:val="0563C1"/>
@@ -1067,7 +1067,7 @@
       <w:r>
         <w:t xml:space="preserve">Fuller, Dorian Q., et al. “</w:t>
       </w:r>
-      <w:hyperlink w:history="1" r:id="rIdszaipi_2uetcu-cyvhhtn">
+      <w:hyperlink w:history="1" r:id="rIdvm7djc3hlmez20eh1_x8r">
         <w:r>
           <w:rPr>
             <w:color w:val="0563C1"/>
@@ -1095,7 +1095,7 @@
       <w:r>
         <w:t xml:space="preserve">Larsen, Clark Spencer. “</w:t>
       </w:r>
-      <w:hyperlink w:history="1" r:id="rIdo4spt3d3t2nhkcubd6e5m">
+      <w:hyperlink w:history="1" r:id="rIdrm5d7idwidembpiqbakkk">
         <w:r>
           <w:rPr>
             <w:color w:val="0563C1"/>
@@ -1123,7 +1123,7 @@
       <w:r>
         <w:t xml:space="preserve">Hodder, Ian. </w:t>
       </w:r>
-      <w:hyperlink w:history="1" r:id="rIdiacs2bqdgsdoltraf4yey">
+      <w:hyperlink w:history="1" r:id="rIdm5qfxm7_gfd5eld71_gov">
         <w:r>
           <w:rPr>
             <w:color w:val="0563C1"/>
@@ -1151,7 +1151,7 @@
       <w:r>
         <w:t xml:space="preserve">Scott, James C. </w:t>
       </w:r>
-      <w:hyperlink w:history="1" r:id="rIdvwtmclsshrfspe5em5taa">
+      <w:hyperlink w:history="1" r:id="rId6xhqlcn_9dlktv9whmw0m">
         <w:r>
           <w:rPr>
             <w:color w:val="0563C1"/>
@@ -1215,7 +1215,7 @@
       <w:r>
         <w:t xml:space="preserve">Schmandt-Besserat, Denise. </w:t>
       </w:r>
-      <w:hyperlink w:history="1" r:id="rIdrnkoiadt_zj-lk-yx0bo5">
+      <w:hyperlink w:history="1" r:id="rIdp0bbadnxwb3mrear9gj0q">
         <w:r>
           <w:rPr>
             <w:color w:val="0563C1"/>
@@ -1243,7 +1243,7 @@
       <w:r>
         <w:t xml:space="preserve">Nissen, Hans J., Peter Damerow, and Robert K. Englund. </w:t>
       </w:r>
-      <w:hyperlink w:history="1" r:id="rIdh0cpp-crhrw5bwp3jqyaf">
+      <w:hyperlink w:history="1" r:id="rIdxdqjyzez4qr8r9ihrpujk">
         <w:r>
           <w:rPr>
             <w:color w:val="0563C1"/>
@@ -1271,7 +1271,7 @@
       <w:r>
         <w:t xml:space="preserve">Houston, Stephen D., ed. </w:t>
       </w:r>
-      <w:hyperlink w:history="1" r:id="rIdwcpwsfu3v6r5fzvyclf62">
+      <w:hyperlink w:history="1" r:id="rId8xom4p1z0pdhheph1jgpa">
         <w:r>
           <w:rPr>
             <w:color w:val="0563C1"/>
@@ -1299,7 +1299,7 @@
       <w:r>
         <w:t xml:space="preserve">Schacter, Daniel L. </w:t>
       </w:r>
-      <w:hyperlink w:history="1" r:id="rId1lm8lap1cv0suwyglkm3r">
+      <w:hyperlink w:history="1" r:id="rIdopf1kvahx81_yhf3ac56p">
         <w:r>
           <w:rPr>
             <w:color w:val="0563C1"/>
@@ -1379,7 +1379,7 @@
       <w:r>
         <w:t xml:space="preserve">Van De Mieroop, Marc. </w:t>
       </w:r>
-      <w:hyperlink w:history="1" r:id="rId6dk1-qnkeyjdgfgwt0kmz">
+      <w:hyperlink w:history="1" r:id="rIdu7i8mm_hekam2frj3ycnx">
         <w:r>
           <w:rPr>
             <w:color w:val="0563C1"/>
@@ -1407,7 +1407,7 @@
       <w:r>
         <w:t xml:space="preserve">Lehner, Mark, and Zahi Hawass. </w:t>
       </w:r>
-      <w:hyperlink w:history="1" r:id="rIduruq_dcxed173m_kttlta">
+      <w:hyperlink w:history="1" r:id="rIdmerk0nw_kxxunbb7cr56k">
         <w:r>
           <w:rPr>
             <w:color w:val="0563C1"/>
@@ -1435,7 +1435,7 @@
       <w:r>
         <w:t xml:space="preserve">Edgerton, William F. “</w:t>
       </w:r>
-      <w:hyperlink w:history="1" r:id="rIddf1j0ufaw8chm6jx-yd9y">
+      <w:hyperlink w:history="1" r:id="rIdhz3d09_vtffltgqiu8lhr">
         <w:r>
           <w:rPr>
             <w:color w:val="0563C1"/>
@@ -1463,7 +1463,7 @@
       <w:r>
         <w:t xml:space="preserve">Roth, Martha T. </w:t>
       </w:r>
-      <w:hyperlink w:history="1" r:id="rIdxgne4pg1qldice4bg9qbd">
+      <w:hyperlink w:history="1" r:id="rIdmp4lz3gqpxbypktj-ls59">
         <w:r>
           <w:rPr>
             <w:color w:val="0563C1"/>
@@ -1491,7 +1491,7 @@
       <w:r>
         <w:t xml:space="preserve">Bryce, Trevor. </w:t>
       </w:r>
-      <w:hyperlink w:history="1" r:id="rIdnrupe3wbsiub8kwejufs2">
+      <w:hyperlink w:history="1" r:id="rIdkmwaymak3tqouj18hhbje">
         <w:r>
           <w:rPr>
             <w:color w:val="0563C1"/>
@@ -1519,7 +1519,7 @@
       <w:r>
         <w:t xml:space="preserve">Parkinson, Richard. </w:t>
       </w:r>
-      <w:hyperlink w:history="1" r:id="rIdriltspbek9aty2nonfuxo">
+      <w:hyperlink w:history="1" r:id="rIdp6-ujui4qf1zu5fo7qhog">
         <w:r>
           <w:rPr>
             <w:color w:val="0563C1"/>
@@ -1567,7 +1567,7 @@
       <w:r>
         <w:t xml:space="preserve">Keightley, David N. </w:t>
       </w:r>
-      <w:hyperlink w:history="1" r:id="rIdh7qr3jrjohron6mx_vycb">
+      <w:hyperlink w:history="1" r:id="rIdiwpruzxlk4pk2nflgcizq">
         <w:r>
           <w:rPr>
             <w:color w:val="0563C1"/>
@@ -1595,7 +1595,7 @@
       <w:r>
         <w:t xml:space="preserve">Lewis, Mark Edward. </w:t>
       </w:r>
-      <w:hyperlink w:history="1" r:id="rIdgmqeg_fl9v-rvng36_kjp">
+      <w:hyperlink w:history="1" r:id="rIdiffhobwmztmz7_j539-bj">
         <w:r>
           <w:rPr>
             <w:color w:val="0563C1"/>
@@ -1623,7 +1623,7 @@
       <w:r>
         <w:t xml:space="preserve">Elman, Benjamin A. </w:t>
       </w:r>
-      <w:hyperlink w:history="1" r:id="rIdjzixbctc2as71rhi6jcsn">
+      <w:hyperlink w:history="1" r:id="rId3t7wtu2sxdzzpr-mtv-xp">
         <w:r>
           <w:rPr>
             <w:color w:val="0563C1"/>
@@ -1651,7 +1651,7 @@
       <w:r>
         <w:t xml:space="preserve">Liu, Li, and Xingcan Chen. </w:t>
       </w:r>
-      <w:hyperlink w:history="1" r:id="rIdtkd40mmme8p5dow9t0lcu">
+      <w:hyperlink w:history="1" r:id="rIdcx-nnut_ffw2grpmbzq5z">
         <w:r>
           <w:rPr>
             <w:color w:val="0563C1"/>
@@ -1699,7 +1699,7 @@
       <w:r>
         <w:t xml:space="preserve">Possehl, Gregory L. </w:t>
       </w:r>
-      <w:hyperlink w:history="1" r:id="rIdmyte_ddj-alkrerqorc7c">
+      <w:hyperlink w:history="1" r:id="rIdpuyp3wjhi2fgd6up2-hss">
         <w:r>
           <w:rPr>
             <w:color w:val="0563C1"/>
@@ -1727,7 +1727,7 @@
       <w:r>
         <w:t xml:space="preserve">Thapar, Romila. </w:t>
       </w:r>
-      <w:hyperlink w:history="1" r:id="rId3cagz7rxpndevsg7frboe">
+      <w:hyperlink w:history="1" r:id="rIdxhdo31neanr00e7_-uxfs">
         <w:r>
           <w:rPr>
             <w:color w:val="0563C1"/>
@@ -1755,7 +1755,7 @@
       <w:r>
         <w:t xml:space="preserve">Plofker, Kim. </w:t>
       </w:r>
-      <w:hyperlink w:history="1" r:id="rIdi8koyzzeavb5jacvfjshv">
+      <w:hyperlink w:history="1" r:id="rIdrxhqh2qrhwyxqsb8h0nvo">
         <w:r>
           <w:rPr>
             <w:color w:val="0563C1"/>
@@ -1783,7 +1783,7 @@
       <w:r>
         <w:t xml:space="preserve">Dirks, Nicholas B. </w:t>
       </w:r>
-      <w:hyperlink w:history="1" r:id="rIdlefu1vcewrg4uc5fq3-ve">
+      <w:hyperlink w:history="1" r:id="rIdhd8whnucelwjt52dta_w_">
         <w:r>
           <w:rPr>
             <w:color w:val="0563C1"/>
@@ -1811,7 +1811,7 @@
       <w:r>
         <w:t xml:space="preserve">Dundas, Paul. </w:t>
       </w:r>
-      <w:hyperlink w:history="1" r:id="rIdfnz9txa5brax-tmnqd8wu">
+      <w:hyperlink w:history="1" r:id="rIduy1alulfoq_xi3fg8bclv">
         <w:r>
           <w:rPr>
             <w:color w:val="0563C1"/>
@@ -1891,7 +1891,7 @@
       <w:r>
         <w:t xml:space="preserve">Cartledge, Paul. </w:t>
       </w:r>
-      <w:hyperlink w:history="1" r:id="rIdmoncbfxmtavo_4vy9ijtq">
+      <w:hyperlink w:history="1" r:id="rIdcsvskaw90qjztudnuc_ov">
         <w:r>
           <w:rPr>
             <w:color w:val="0563C1"/>
@@ -1919,7 +1919,7 @@
       <w:r>
         <w:t xml:space="preserve">Freeth, Tony, et al. “</w:t>
       </w:r>
-      <w:hyperlink w:history="1" r:id="rId5v5_cqbpotakv-e7mg4on">
+      <w:hyperlink w:history="1" r:id="rId0ph7wmxgladn9ppn2xbld">
         <w:r>
           <w:rPr>
             <w:color w:val="0563C1"/>
@@ -1947,7 +1947,7 @@
       <w:r>
         <w:t xml:space="preserve">Freeth, Tony, et al. “</w:t>
       </w:r>
-      <w:hyperlink w:history="1" r:id="rId1bsuv2d8fqgmfaiwgorpu">
+      <w:hyperlink w:history="1" r:id="rIdeprz10qlptpbxoyzvnyxs">
         <w:r>
           <w:rPr>
             <w:color w:val="0563C1"/>
@@ -1995,7 +1995,7 @@
       <w:r>
         <w:t xml:space="preserve">Beard, Mary. </w:t>
       </w:r>
-      <w:hyperlink w:history="1" r:id="rIdatb3oa6ywyvvlo-tf9qtu">
+      <w:hyperlink w:history="1" r:id="rId-1irr15wjne1f2cb8pdap">
         <w:r>
           <w:rPr>
             <w:color w:val="0563C1"/>
@@ -2023,7 +2023,7 @@
       <w:r>
         <w:t xml:space="preserve">Ward-Perkins, Bryan. </w:t>
       </w:r>
-      <w:hyperlink w:history="1" r:id="rIdzd06yyui9savfon0ac9-u">
+      <w:hyperlink w:history="1" r:id="rId_0ehqnje9844yhf_e1zj5">
         <w:r>
           <w:rPr>
             <w:color w:val="0563C1"/>
@@ -2051,7 +2051,7 @@
       <w:r>
         <w:t xml:space="preserve">Brown, Peter. </w:t>
       </w:r>
-      <w:hyperlink w:history="1" r:id="rIdb9l8cn4lqsjukgixj_mu8">
+      <w:hyperlink w:history="1" r:id="rIdlgmmmsrqtlme0ihdgkuxn">
         <w:r>
           <w:rPr>
             <w:color w:val="0563C1"/>
@@ -2079,7 +2079,7 @@
       <w:r>
         <w:t xml:space="preserve">Harper, Kyle. </w:t>
       </w:r>
-      <w:hyperlink w:history="1" r:id="rIdhjuawuadfvs6pf_ouomsa">
+      <w:hyperlink w:history="1" r:id="rIdkdojr5zqoonwmn_yovu-k">
         <w:r>
           <w:rPr>
             <w:color w:val="0563C1"/>
@@ -2127,7 +2127,7 @@
       <w:r>
         <w:t xml:space="preserve">Kennedy, Hugh. </w:t>
       </w:r>
-      <w:hyperlink w:history="1" r:id="rIdud5m7k1uxhtxme4imxisi">
+      <w:hyperlink w:history="1" r:id="rIdemlnswdv7yihr5h5ighds">
         <w:r>
           <w:rPr>
             <w:color w:val="0563C1"/>
@@ -2155,7 +2155,7 @@
       <w:r>
         <w:t xml:space="preserve">Gutas, Dimitri. </w:t>
       </w:r>
-      <w:hyperlink w:history="1" r:id="rIdwtmbdghn-3h6idglgd4pd">
+      <w:hyperlink w:history="1" r:id="rId46_plawtfchx1m0km0rjq">
         <w:r>
           <w:rPr>
             <w:color w:val="0563C1"/>
@@ -2215,7 +2215,7 @@
       <w:r>
         <w:t xml:space="preserve">Riley-Smith, Jonathan. </w:t>
       </w:r>
-      <w:hyperlink w:history="1" r:id="rIdlzyvtvvlzi4-qypljz6jm">
+      <w:hyperlink w:history="1" r:id="rIddigtmfziua6fhbbnhd6ne">
         <w:r>
           <w:rPr>
             <w:color w:val="0563C1"/>
@@ -2259,7 +2259,7 @@
       <w:r>
         <w:t xml:space="preserve">Phillips, Jonathan. </w:t>
       </w:r>
-      <w:hyperlink w:history="1" r:id="rIdge31pzciehqtudoym9zfw">
+      <w:hyperlink w:history="1" r:id="rIdvx3d42d1aztiyos08s9uk">
         <w:r>
           <w:rPr>
             <w:color w:val="0563C1"/>
@@ -2287,7 +2287,7 @@
       <w:r>
         <w:t xml:space="preserve">Stark, Rodney. </w:t>
       </w:r>
-      <w:hyperlink w:history="1" r:id="rIdqtnqzer3-dd7soavhnwrg">
+      <w:hyperlink w:history="1" r:id="rIdxpctompdj1vxn13zd2zbt">
         <w:r>
           <w:rPr>
             <w:color w:val="0563C1"/>
@@ -2335,7 +2335,7 @@
       <w:r>
         <w:t xml:space="preserve">Mommsen, Theodor E. “</w:t>
       </w:r>
-      <w:hyperlink w:history="1" r:id="rIdybjigy-wsv3lzlv86oz8u">
+      <w:hyperlink w:history="1" r:id="rIdrbzdpluuljd9ugaz6kvar">
         <w:r>
           <w:rPr>
             <w:color w:val="0563C1"/>
@@ -2363,7 +2363,7 @@
       <w:r>
         <w:t xml:space="preserve">Wickham, Chris. </w:t>
       </w:r>
-      <w:hyperlink w:history="1" r:id="rIdg3ayg3tnqmckp7k3msoog">
+      <w:hyperlink w:history="1" r:id="rIdu1g-jieix0znf7jpdi7kk">
         <w:r>
           <w:rPr>
             <w:color w:val="0563C1"/>
@@ -2391,7 +2391,7 @@
       <w:r>
         <w:t xml:space="preserve">Russell, Jeffrey Burton. </w:t>
       </w:r>
-      <w:hyperlink w:history="1" r:id="rIdtymclje6oyinneg_khkts">
+      <w:hyperlink w:history="1" r:id="rIdivow5w8yoxtnyoyuankid">
         <w:r>
           <w:rPr>
             <w:color w:val="0563C1"/>
@@ -2455,7 +2455,7 @@
       <w:r>
         <w:t xml:space="preserve">Hansen, Valerie. </w:t>
       </w:r>
-      <w:hyperlink w:history="1" r:id="rId9t8_7niv92zkp2dlv8ys9">
+      <w:hyperlink w:history="1" r:id="rIdmtzh49d6u-ihpocbz-5mh">
         <w:r>
           <w:rPr>
             <w:color w:val="0563C1"/>
@@ -2483,7 +2483,7 @@
       <w:r>
         <w:t xml:space="preserve">Spyrou, Maria A., et al. “</w:t>
       </w:r>
-      <w:hyperlink w:history="1" r:id="rIdmcnmow_bu0uqkvsvgmdec">
+      <w:hyperlink w:history="1" r:id="rId7vjf4lswpkwaha8qxloyt">
         <w:r>
           <w:rPr>
             <w:color w:val="0563C1"/>
@@ -2511,7 +2511,7 @@
       <w:r>
         <w:t xml:space="preserve">Wheelis, Mark. “</w:t>
       </w:r>
-      <w:hyperlink w:history="1" r:id="rIds874yteen7i2ayvac8xrk">
+      <w:hyperlink w:history="1" r:id="rIdy33v3dw2wbdodcxellcdk">
         <w:r>
           <w:rPr>
             <w:color w:val="0563C1"/>
@@ -2539,7 +2539,7 @@
       <w:r>
         <w:t xml:space="preserve">Dean, Katharine R., et al. “</w:t>
       </w:r>
-      <w:hyperlink w:history="1" r:id="rId_qnjvl-qc6viaamv8safl">
+      <w:hyperlink w:history="1" r:id="rIdlpaf7wmjmjlijl1ebd9sf">
         <w:r>
           <w:rPr>
             <w:color w:val="0563C1"/>
@@ -2567,7 +2567,7 @@
       <w:r>
         <w:t xml:space="preserve">Benedictow, Ole J. </w:t>
       </w:r>
-      <w:hyperlink w:history="1" r:id="rId9apufj72kmxvwuxyquva4">
+      <w:hyperlink w:history="1" r:id="rId0qp5ccprj1k2jchfpqar6">
         <w:r>
           <w:rPr>
             <w:color w:val="0563C1"/>
@@ -2631,7 +2631,7 @@
       <w:r>
         <w:t xml:space="preserve">Gomez, Michael A. </w:t>
       </w:r>
-      <w:hyperlink w:history="1" r:id="rIdpq8unxp3i8g01g1zqcmkn">
+      <w:hyperlink w:history="1" r:id="rIdobee0jqa4z8kpea2ixlck">
         <w:r>
           <w:rPr>
             <w:color w:val="0563C1"/>
@@ -2691,7 +2691,7 @@
       <w:r>
         <w:t xml:space="preserve">Edwards, David N. </w:t>
       </w:r>
-      <w:hyperlink w:history="1" r:id="rIdae5371yihpznkxnbk8g3x">
+      <w:hyperlink w:history="1" r:id="rId1ag_fbmzkzpjv7h6biu4b">
         <w:r>
           <w:rPr>
             <w:color w:val="0563C1"/>
@@ -2719,7 +2719,7 @@
       <w:r>
         <w:t xml:space="preserve">Pikirayi, Innocent. </w:t>
       </w:r>
-      <w:hyperlink w:history="1" r:id="rId6zmhqudstnigkd-e8ny-d">
+      <w:hyperlink w:history="1" r:id="rIdxxcsgsotkin-usydwqev1">
         <w:r>
           <w:rPr>
             <w:color w:val="0563C1"/>
@@ -2747,7 +2747,7 @@
       <w:r>
         <w:t xml:space="preserve">Hicks, Dan. </w:t>
       </w:r>
-      <w:hyperlink w:history="1" r:id="rIdxppaodfldj_oofs_daegu">
+      <w:hyperlink w:history="1" r:id="rId2fy_ltbtumzt30ndusr3s">
         <w:r>
           <w:rPr>
             <w:color w:val="0563C1"/>
@@ -2795,7 +2795,7 @@
       <w:r>
         <w:t xml:space="preserve">Thornton, John K. </w:t>
       </w:r>
-      <w:hyperlink w:history="1" r:id="rIdfcz10mwc4drnej3rvu3sz">
+      <w:hyperlink w:history="1" r:id="rIdjxix3mrlvv2wfyoqmeuo3">
         <w:r>
           <w:rPr>
             <w:color w:val="0563C1"/>
@@ -2823,7 +2823,7 @@
       <w:r>
         <w:t xml:space="preserve">McCaskie, T. C. </w:t>
       </w:r>
-      <w:hyperlink w:history="1" r:id="rIduabg0yc-aybwfcvzkekuz">
+      <w:hyperlink w:history="1" r:id="rIdc0trntmwwegngqakayc9k">
         <w:r>
           <w:rPr>
             <w:color w:val="0563C1"/>
@@ -2851,7 +2851,7 @@
       <w:r>
         <w:t xml:space="preserve">Hochschild, Adam. </w:t>
       </w:r>
-      <w:hyperlink w:history="1" r:id="rIdg1yqvnazcixuffwl83hjd">
+      <w:hyperlink w:history="1" r:id="rIdmjlidgu32tuzmi7dgjlil">
         <w:r>
           <w:rPr>
             <w:color w:val="0563C1"/>
@@ -2895,7 +2895,7 @@
       <w:r>
         <w:t xml:space="preserve">Kara, Siddharth. </w:t>
       </w:r>
-      <w:hyperlink w:history="1" r:id="rId8kz-54dkopt5ybcvxc7qc">
+      <w:hyperlink w:history="1" r:id="rIdhn1utzamntu-ovnhsxgps">
         <w:r>
           <w:rPr>
             <w:color w:val="0563C1"/>
@@ -2943,7 +2943,7 @@
       <w:r>
         <w:t xml:space="preserve">Mann, Charles C. </w:t>
       </w:r>
-      <w:hyperlink w:history="1" r:id="rId3j3p78z4vlvmdd-5ektp9">
+      <w:hyperlink w:history="1" r:id="rIddin_swk3fn7g5j-9mbc-m">
         <w:r>
           <w:rPr>
             <w:color w:val="0563C1"/>
@@ -2971,7 +2971,7 @@
       <w:r>
         <w:t xml:space="preserve">Matsuoka, Yoshihiro, et al. “</w:t>
       </w:r>
-      <w:hyperlink w:history="1" r:id="rIdccv-93zihpts6msx_nxln">
+      <w:hyperlink w:history="1" r:id="rIdwyof3atvezxtufqh7ibo5">
         <w:r>
           <w:rPr>
             <w:color w:val="0563C1"/>
@@ -2999,7 +2999,7 @@
       <w:r>
         <w:t xml:space="preserve">Shady Solis, Ruth, Jonathan Haas, and Winifred Creamer. “</w:t>
       </w:r>
-      <w:hyperlink w:history="1" r:id="rIdylnaxmpjt86zdfdkfg1wf">
+      <w:hyperlink w:history="1" r:id="rIdgn2aexnofrfrxlqrimcma">
         <w:r>
           <w:rPr>
             <w:color w:val="0563C1"/>
@@ -3027,7 +3027,7 @@
       <w:r>
         <w:t xml:space="preserve">Urton, Gary. </w:t>
       </w:r>
-      <w:hyperlink w:history="1" r:id="rIdt-hafci-7ic6c5p1a3dl4">
+      <w:hyperlink w:history="1" r:id="rIdlqbx7kvi8m82nzcre9pfg">
         <w:r>
           <w:rPr>
             <w:color w:val="0563C1"/>
@@ -3055,7 +3055,7 @@
       <w:r>
         <w:t xml:space="preserve">Denevan, William M., ed. </w:t>
       </w:r>
-      <w:hyperlink w:history="1" r:id="rId0ogyu9jovdlzfaixpiaid">
+      <w:hyperlink w:history="1" r:id="rId6mlzvtk7j_z_-kwyo0ofb">
         <w:r>
           <w:rPr>
             <w:color w:val="0563C1"/>
@@ -3083,7 +3083,7 @@
       <w:r>
         <w:t xml:space="preserve">Henige, David. </w:t>
       </w:r>
-      <w:hyperlink w:history="1" r:id="rIde-irx9myc5peuim87kotn">
+      <w:hyperlink w:history="1" r:id="rIdeaccx5l5wj-kwc_75dkfo">
         <w:r>
           <w:rPr>
             <w:color w:val="0563C1"/>
@@ -3111,7 +3111,7 @@
       <w:r>
         <w:t xml:space="preserve">Koch, Alexander, Chris Brierley, Mark M. Maslin, and Simon L. Lewis. “</w:t>
       </w:r>
-      <w:hyperlink w:history="1" r:id="rId_lfoftmjqjaqd51mmpuss">
+      <w:hyperlink w:history="1" r:id="rId_mm7di5zgl9a5qgx88lkn">
         <w:r>
           <w:rPr>
             <w:color w:val="0563C1"/>
@@ -3139,7 +3139,7 @@
       <w:r>
         <w:t xml:space="preserve">Ioannidis, Alexander G., et al. “</w:t>
       </w:r>
-      <w:hyperlink w:history="1" r:id="rId8mbtu3snflckboaoeswlt">
+      <w:hyperlink w:history="1" r:id="rIdzlakngufmjozaruzrr3cp">
         <w:r>
           <w:rPr>
             <w:color w:val="0563C1"/>
@@ -3167,7 +3167,7 @@
       <w:r>
         <w:t xml:space="preserve">Pauketat, Timothy R. </w:t>
       </w:r>
-      <w:hyperlink w:history="1" r:id="rIdl-mo2s0ijf1av0fficxzn">
+      <w:hyperlink w:history="1" r:id="rIdvesadcndgvzrwdmgjy2sp">
         <w:r>
           <w:rPr>
             <w:color w:val="0563C1"/>
@@ -3195,7 +3195,7 @@
       <w:r>
         <w:t xml:space="preserve">Dobyns, Henry F. “</w:t>
       </w:r>
-      <w:hyperlink w:history="1" r:id="rIdauvdlsn0nnuju9p1g3qsk">
+      <w:hyperlink w:history="1" r:id="rIdrt2akauayaenjtvxbfdi4">
         <w:r>
           <w:rPr>
             <w:color w:val="0563C1"/>
@@ -3256,7 +3256,7 @@
         </w:rPr>
         <w:t xml:space="preserve">The voyages database behind those numbers. </w:t>
       </w:r>
-      <w:hyperlink w:history="1" r:id="rIdfoa9ireupf806p_2ppkyz">
+      <w:hyperlink w:history="1" r:id="rIdfajblaykairtiv8prx2-a">
         <w:r>
           <w:rPr>
             <w:color w:val="0563C1"/>
@@ -3284,7 +3284,7 @@
       <w:r>
         <w:t xml:space="preserve">Equiano, Olaudah. </w:t>
       </w:r>
-      <w:hyperlink w:history="1" r:id="rIdoportxyvv2vaojnd9h1ud">
+      <w:hyperlink w:history="1" r:id="rIdij2lekbzcrgyxdnvwfu5m">
         <w:r>
           <w:rPr>
             <w:color w:val="0563C1"/>
@@ -3312,7 +3312,7 @@
       <w:r>
         <w:t xml:space="preserve">Carretta, Vincent. </w:t>
       </w:r>
-      <w:hyperlink w:history="1" r:id="rIdpem-p3jazdnjsmdjwdry_">
+      <w:hyperlink w:history="1" r:id="rId3mo8w8o0pbovjmhox-7ex">
         <w:r>
           <w:rPr>
             <w:color w:val="0563C1"/>
@@ -3340,7 +3340,7 @@
       <w:r>
         <w:t xml:space="preserve">Hurston, Zora Neale. </w:t>
       </w:r>
-      <w:hyperlink w:history="1" r:id="rIdgftuzhgyw0iocsgltomhs">
+      <w:hyperlink w:history="1" r:id="rIdaihbvyknleckxtjt3yyaw">
         <w:r>
           <w:rPr>
             <w:color w:val="0563C1"/>
@@ -3368,7 +3368,7 @@
       <w:r>
         <w:t xml:space="preserve">Diouf, Sylviane A. </w:t>
       </w:r>
-      <w:hyperlink w:history="1" r:id="rIdlqezybpbprurnh0l1ppxr">
+      <w:hyperlink w:history="1" r:id="rIdeipzyham42hgohna5ya_1">
         <w:r>
           <w:rPr>
             <w:color w:val="0563C1"/>
@@ -3396,7 +3396,7 @@
       <w:r>
         <w:t xml:space="preserve">Livi Bacci, Massimo. </w:t>
       </w:r>
-      <w:hyperlink w:history="1" r:id="rIdbwgwe4yfyu_hx5yukyuq-">
+      <w:hyperlink w:history="1" r:id="rIdpzrhvfrbwkm22kpf6loyg">
         <w:r>
           <w:rPr>
             <w:color w:val="0563C1"/>
@@ -3424,7 +3424,7 @@
       <w:r>
         <w:t xml:space="preserve">Reséndez, Andrés. </w:t>
       </w:r>
-      <w:hyperlink w:history="1" r:id="rIddezqafy7dscxnpwcremas">
+      <w:hyperlink w:history="1" r:id="rIdjpxejyvopypkizh8avvjj">
         <w:r>
           <w:rPr>
             <w:color w:val="0563C1"/>
@@ -3452,7 +3452,7 @@
       <w:r>
         <w:t xml:space="preserve">Dreyer, Edward L. </w:t>
       </w:r>
-      <w:hyperlink w:history="1" r:id="rIdoyrm6j7z9hkaaxeqsnzlc">
+      <w:hyperlink w:history="1" r:id="rIdfghrgom0jjqvsmt0ybj4p">
         <w:r>
           <w:rPr>
             <w:color w:val="0563C1"/>
@@ -3500,7 +3500,7 @@
       <w:r>
         <w:t xml:space="preserve">Eisenstein, Elizabeth L. </w:t>
       </w:r>
-      <w:hyperlink w:history="1" r:id="rIdpwrrrtjeu52b79w5go54p">
+      <w:hyperlink w:history="1" r:id="rIdqdknrfov4t1sy_lboapxz">
         <w:r>
           <w:rPr>
             <w:color w:val="0563C1"/>
@@ -3528,7 +3528,7 @@
       <w:r>
         <w:t xml:space="preserve">Allen, Robert C. </w:t>
       </w:r>
-      <w:hyperlink w:history="1" r:id="rIddety4f51pid4sjq-5xm-9">
+      <w:hyperlink w:history="1" r:id="rIdi98zzq4rw5x5xpy7609ri">
         <w:r>
           <w:rPr>
             <w:color w:val="0563C1"/>
@@ -3556,7 +3556,7 @@
       <w:r>
         <w:t xml:space="preserve">Humphries, Jane. </w:t>
       </w:r>
-      <w:hyperlink w:history="1" r:id="rIdefvrwgoaq11-3g8l_-0zb">
+      <w:hyperlink w:history="1" r:id="rIdiexksr7fg_gdbv4dgg5yj">
         <w:r>
           <w:rPr>
             <w:color w:val="0563C1"/>
@@ -3584,7 +3584,7 @@
       <w:r>
         <w:t xml:space="preserve">Pomeranz, Kenneth. </w:t>
       </w:r>
-      <w:hyperlink w:history="1" r:id="rId6g8ux3hiluzmpno6xcdtg">
+      <w:hyperlink w:history="1" r:id="rIdiroz_v_mve4rwtdq5den0">
         <w:r>
           <w:rPr>
             <w:color w:val="0563C1"/>
@@ -3612,7 +3612,7 @@
       <w:r>
         <w:t xml:space="preserve">Bell, Michelle L., and Devra Lee Davis. “</w:t>
       </w:r>
-      <w:hyperlink w:history="1" r:id="rIdgb0isib560emnukzc5q1i">
+      <w:hyperlink w:history="1" r:id="rIdeplv5csnw8h56naf9n6au">
         <w:r>
           <w:rPr>
             <w:color w:val="0563C1"/>
@@ -3660,7 +3660,7 @@
       <w:r>
         <w:t xml:space="preserve">Hacker, J. David. “</w:t>
       </w:r>
-      <w:hyperlink w:history="1" r:id="rId3vhj81vfi2lt4xcwycb0a">
+      <w:hyperlink w:history="1" r:id="rIdsksdeflnka7vyir5nxpxn">
         <w:r>
           <w:rPr>
             <w:color w:val="0563C1"/>
@@ -3688,7 +3688,7 @@
       <w:r>
         <w:t xml:space="preserve">Foner, Eric. </w:t>
       </w:r>
-      <w:hyperlink w:history="1" r:id="rIdgqcllaorutxx7ke3dio4x">
+      <w:hyperlink w:history="1" r:id="rIdn2b84amyfltjh3c7p_tli">
         <w:r>
           <w:rPr>
             <w:color w:val="0563C1"/>
@@ -3716,7 +3716,7 @@
       <w:r>
         <w:t xml:space="preserve">Saunt, Claudio. </w:t>
       </w:r>
-      <w:hyperlink w:history="1" r:id="rIdjsiqgikllzxgfjh_fgtoz">
+      <w:hyperlink w:history="1" r:id="rIdey8mvipg0cron0vvepz6h">
         <w:r>
           <w:rPr>
             <w:color w:val="0563C1"/>
@@ -3744,7 +3744,7 @@
       <w:r>
         <w:t xml:space="preserve">Dubois, Laurent. </w:t>
       </w:r>
-      <w:hyperlink w:history="1" r:id="rIde30mlcuixe7dyrrydnztl">
+      <w:hyperlink w:history="1" r:id="rId0usuhl_n2gysjbshg0aia">
         <w:r>
           <w:rPr>
             <w:color w:val="0563C1"/>
@@ -3772,7 +3772,7 @@
       <w:r>
         <w:t xml:space="preserve">Dolin, Eric Jay. </w:t>
       </w:r>
-      <w:hyperlink w:history="1" r:id="rIdb4achtatstvbvwrvl4nan">
+      <w:hyperlink w:history="1" r:id="rId8r6ia2j3bevry0dbjokx3">
         <w:r>
           <w:rPr>
             <w:color w:val="0563C1"/>
@@ -3800,7 +3800,7 @@
       <w:r>
         <w:t xml:space="preserve">Horn, James. </w:t>
       </w:r>
-      <w:hyperlink w:history="1" r:id="rIdp2zkxfqv97spnv9cb7kja">
+      <w:hyperlink w:history="1" r:id="rIdmnyrxeypehvlbip4w7mxt">
         <w:r>
           <w:rPr>
             <w:color w:val="0563C1"/>
@@ -3828,7 +3828,7 @@
       <w:r>
         <w:t xml:space="preserve">Wilentz, Sean. </w:t>
       </w:r>
-      <w:hyperlink w:history="1" r:id="rIdkxvut5nu7b2rl2dkz5lcr">
+      <w:hyperlink w:history="1" r:id="rIducqr2m4akywdgylrahyku">
         <w:r>
           <w:rPr>
             <w:color w:val="0563C1"/>
@@ -3876,7 +3876,7 @@
       <w:r>
         <w:t xml:space="preserve">Equal Justice Initiative. </w:t>
       </w:r>
-      <w:hyperlink w:history="1" r:id="rIdtenrbq4fz7yk0hdjajdj3">
+      <w:hyperlink w:history="1" r:id="rIdhhzojwz9t337revnaxnvf">
         <w:r>
           <w:rPr>
             <w:color w:val="0563C1"/>
@@ -3920,7 +3920,7 @@
       <w:r>
         <w:t xml:space="preserve">Robinson, Greg. </w:t>
       </w:r>
-      <w:hyperlink w:history="1" r:id="rId2hrncjz3b-tacs4d-5slc">
+      <w:hyperlink w:history="1" r:id="rIdtqlghgpouimqewgybrsg0">
         <w:r>
           <w:rPr>
             <w:color w:val="0563C1"/>
@@ -3948,7 +3948,7 @@
       <w:r>
         <w:t xml:space="preserve">Blinder, Alan S. </w:t>
       </w:r>
-      <w:hyperlink w:history="1" r:id="rId8uxcc1ch6bcbw1ap6yepq">
+      <w:hyperlink w:history="1" r:id="rIdtrkkqgpdmmcywimn5ct9w">
         <w:r>
           <w:rPr>
             <w:color w:val="0563C1"/>
@@ -3996,7 +3996,7 @@
       <w:r>
         <w:t xml:space="preserve">Butler, Jon. </w:t>
       </w:r>
-      <w:hyperlink w:history="1" r:id="rIdhiacx0ks6k3wamkxmkwh7">
+      <w:hyperlink w:history="1" r:id="rIdv3a-ojhdcgq9fg0tswais">
         <w:r>
           <w:rPr>
             <w:color w:val="0563C1"/>
@@ -4024,7 +4024,7 @@
       <w:r>
         <w:t xml:space="preserve">Hatch, Nathan O. </w:t>
       </w:r>
-      <w:hyperlink w:history="1" r:id="rIdkoebml5_vpfnnj8f2xal9">
+      <w:hyperlink w:history="1" r:id="rId-ewgw29oxdgbsstdlwxgj">
         <w:r>
           <w:rPr>
             <w:color w:val="0563C1"/>
@@ -4052,7 +4052,7 @@
       <w:r>
         <w:t xml:space="preserve">Bushman, Richard Lyman. </w:t>
       </w:r>
-      <w:hyperlink w:history="1" r:id="rIdsuqxzxcsv5qc39zye6f3t">
+      <w:hyperlink w:history="1" r:id="rId6dpxmse91txueygbygewn">
         <w:r>
           <w:rPr>
             <w:color w:val="0563C1"/>
@@ -4080,7 +4080,7 @@
       <w:r>
         <w:t xml:space="preserve">Kraybill, Donald B., Karen M. Johnson-Weiner, and Steven M. Nolt. </w:t>
       </w:r>
-      <w:hyperlink w:history="1" r:id="rId_b2rvmsevhwmplx9i9zks">
+      <w:hyperlink w:history="1" r:id="rIdorlemxmzm84btx9ii-qd3">
         <w:r>
           <w:rPr>
             <w:color w:val="0563C1"/>
@@ -4108,7 +4108,7 @@
       <w:r>
         <w:t xml:space="preserve">Moore, Rebecca. </w:t>
       </w:r>
-      <w:hyperlink w:history="1" r:id="rId451g4xckamikrqn64xrjs">
+      <w:hyperlink w:history="1" r:id="rIdau8u-qegeaxzankgerltb">
         <w:r>
           <w:rPr>
             <w:color w:val="0563C1"/>
@@ -4172,7 +4172,7 @@
       <w:r>
         <w:t xml:space="preserve">Lynch, John. </w:t>
       </w:r>
-      <w:hyperlink w:history="1" r:id="rIdvddkfvcrtryhx6jtnq6hz">
+      <w:hyperlink w:history="1" r:id="rIdewen4vlmieworeqm6hept">
         <w:r>
           <w:rPr>
             <w:color w:val="0563C1"/>
@@ -4200,7 +4200,7 @@
       <w:r>
         <w:t xml:space="preserve">Dubois, Laurent. </w:t>
       </w:r>
-      <w:hyperlink w:history="1" r:id="rIduu4acy4q8s5smrfndr31d">
+      <w:hyperlink w:history="1" r:id="rIdcrn-rtye7vpm3dbiiol5e">
         <w:r>
           <w:rPr>
             <w:color w:val="0563C1"/>
@@ -4228,7 +4228,7 @@
       <w:r>
         <w:t xml:space="preserve">Conrad, Robert Edgar. </w:t>
       </w:r>
-      <w:hyperlink w:history="1" r:id="rIdojlcv-frgvjexw-fzd9dn">
+      <w:hyperlink w:history="1" r:id="rIdewmokgpdeusbqtn1lxzqg">
         <w:r>
           <w:rPr>
             <w:color w:val="0563C1"/>
@@ -4253,7 +4253,7 @@
         </w:rPr>
         <w:t xml:space="preserve">Brazil’s share of the Atlantic slave trade. </w:t>
       </w:r>
-      <w:hyperlink w:history="1" r:id="rIdojhobq08-yb6fshueb07_">
+      <w:hyperlink w:history="1" r:id="rIdu9mrdbflr8aducalphftg">
         <w:r>
           <w:rPr>
             <w:color w:val="0563C1"/>
@@ -4281,7 +4281,7 @@
       <w:r>
         <w:t xml:space="preserve">Smith, Peter H. </w:t>
       </w:r>
-      <w:hyperlink w:history="1" r:id="rIdihpbnpirmtj_4x7msmq1g">
+      <w:hyperlink w:history="1" r:id="rIdaahsyw46acfuejjqgpih1">
         <w:r>
           <w:rPr>
             <w:color w:val="0563C1"/>
@@ -4309,7 +4309,7 @@
       <w:r>
         <w:t xml:space="preserve">Schlesinger, Stephen, and Stephen Kinzer. </w:t>
       </w:r>
-      <w:hyperlink w:history="1" r:id="rIdnna21umrtx0p-cuz1xhsj">
+      <w:hyperlink w:history="1" r:id="rId4sboagvynputx7xvcprj9">
         <w:r>
           <w:rPr>
             <w:color w:val="0563C1"/>
@@ -4337,7 +4337,7 @@
       <w:r>
         <w:t xml:space="preserve">Slater, Candace. </w:t>
       </w:r>
-      <w:hyperlink w:history="1" r:id="rIdazi6fvu4dqpnnzt1efaui">
+      <w:hyperlink w:history="1" r:id="rIdl43bofoqnibnw2agdeier">
         <w:r>
           <w:rPr>
             <w:color w:val="0563C1"/>
@@ -4365,7 +4365,7 @@
       <w:r>
         <w:t xml:space="preserve">Taylor, Barbara L., et al. “</w:t>
       </w:r>
-      <w:hyperlink w:history="1" r:id="rIdvmv7lovtnzo0_cs_rbu05">
+      <w:hyperlink w:history="1" r:id="rIdsod5pq7cayjcg8qkjo7tb">
         <w:r>
           <w:rPr>
             <w:color w:val="0563C1"/>
@@ -4393,7 +4393,7 @@
       <w:r>
         <w:t xml:space="preserve">NOAA Fisheries. “</w:t>
       </w:r>
-      <w:hyperlink w:history="1" r:id="rIdcswxgh_rsztqskjpxvum7">
+      <w:hyperlink w:history="1" r:id="rIdvceh8sfsdebcnkonphulh">
         <w:r>
           <w:rPr>
             <w:color w:val="0563C1"/>
@@ -4421,7 +4421,7 @@
       <w:r>
         <w:t xml:space="preserve">Skidmore, Thomas E. </w:t>
       </w:r>
-      <w:hyperlink w:history="1" r:id="rIdqyxl9vn1ea3xmkezbglxr">
+      <w:hyperlink w:history="1" r:id="rId4_0k_p4wdjp2pqoq-x59h">
         <w:r>
           <w:rPr>
             <w:color w:val="0563C1"/>
@@ -4449,7 +4449,7 @@
       <w:r>
         <w:t xml:space="preserve">Comisión Nacional sobre la Desaparición de Personas. </w:t>
       </w:r>
-      <w:hyperlink w:history="1" r:id="rIdcxw7urvucmyihmliawsn7">
+      <w:hyperlink w:history="1" r:id="rIdm6-jnyd0albhq-y-orftq">
         <w:r>
           <w:rPr>
             <w:color w:val="0563C1"/>
@@ -4477,7 +4477,7 @@
       <w:r>
         <w:t xml:space="preserve">Nino, Carlos Santiago. </w:t>
       </w:r>
-      <w:hyperlink w:history="1" r:id="rIdgrosrmhk8yjsubpblgn_m">
+      <w:hyperlink w:history="1" r:id="rIdt6jbgljxycfjxb-6_fii9">
         <w:r>
           <w:rPr>
             <w:color w:val="0563C1"/>
@@ -4505,7 +4505,7 @@
       <w:r>
         <w:t xml:space="preserve">Bouvard, Marguerite Guzman. </w:t>
       </w:r>
-      <w:hyperlink w:history="1" r:id="rIdje0bbyxyytfu_qt5m1kmw">
+      <w:hyperlink w:history="1" r:id="rIdlt4ewgu-dfxq0vmsncqfu">
         <w:r>
           <w:rPr>
             <w:color w:val="0563C1"/>
@@ -4533,7 +4533,7 @@
       <w:r>
         <w:t xml:space="preserve">Kornbluh, Peter. </w:t>
       </w:r>
-      <w:hyperlink w:history="1" r:id="rIdkimcftqjybzixpqv7j0yw">
+      <w:hyperlink w:history="1" r:id="rId0p98pi0bem03dflmj0nzx">
         <w:r>
           <w:rPr>
             <w:color w:val="0563C1"/>
@@ -4561,7 +4561,7 @@
       <w:r>
         <w:t xml:space="preserve">Jara, Joan. </w:t>
       </w:r>
-      <w:hyperlink w:history="1" r:id="rIdhptvykivsoqxjwwvjzfvx">
+      <w:hyperlink w:history="1" r:id="rId3nxj4vhrd2halqsqspe-1">
         <w:r>
           <w:rPr>
             <w:color w:val="0563C1"/>
@@ -4589,7 +4589,7 @@
       <w:r>
         <w:t xml:space="preserve">LeoGrande, William M., and Peter Kornbluh. </w:t>
       </w:r>
-      <w:hyperlink w:history="1" r:id="rIdzhhtryqmfjnw4jbl-l8ka">
+      <w:hyperlink w:history="1" r:id="rIdmgar3_zlbk-cktjnkuzjf">
         <w:r>
           <w:rPr>
             <w:color w:val="0563C1"/>
@@ -4649,7 +4649,7 @@
       <w:r>
         <w:t xml:space="preserve">Secretaría de Gobernación (Mexico). “</w:t>
       </w:r>
-      <w:hyperlink w:history="1" r:id="rIdriot9ndc54d48nsavsxfh">
+      <w:hyperlink w:history="1" r:id="rIdoyjylyyvyvzdftxbmjrcs">
         <w:r>
           <w:rPr>
             <w:color w:val="0563C1"/>
@@ -4697,7 +4697,7 @@
       <w:r>
         <w:t xml:space="preserve">Finkel, Caroline. </w:t>
       </w:r>
-      <w:hyperlink w:history="1" r:id="rId6gllj1rh-kcw8is9i0ruv">
+      <w:hyperlink w:history="1" r:id="rIdy3boitkwwoqz5_z6aeqin">
         <w:r>
           <w:rPr>
             <w:color w:val="0563C1"/>
@@ -4725,7 +4725,7 @@
       <w:r>
         <w:t xml:space="preserve">Crowley, Roger. </w:t>
       </w:r>
-      <w:hyperlink w:history="1" r:id="rIdqpjxqkzn97jtuutpfd_yz">
+      <w:hyperlink w:history="1" r:id="rIdmt_ra0-uks2kni61n-_po">
         <w:r>
           <w:rPr>
             <w:color w:val="0563C1"/>
@@ -4753,7 +4753,7 @@
       <w:r>
         <w:t xml:space="preserve">Barkey, Karen. </w:t>
       </w:r>
-      <w:hyperlink w:history="1" r:id="rId-3bndkje4hrchrd4juns-">
+      <w:hyperlink w:history="1" r:id="rId4ktxg0embfrb8fvqmfofr">
         <w:r>
           <w:rPr>
             <w:color w:val="0563C1"/>
@@ -4781,7 +4781,7 @@
       <w:r>
         <w:t xml:space="preserve">Mazower, Mark. </w:t>
       </w:r>
-      <w:hyperlink w:history="1" r:id="rIdejia8bggaqpokkafzvrs-">
+      <w:hyperlink w:history="1" r:id="rIdsgwlzmr_dq_upsoljw4vl">
         <w:r>
           <w:rPr>
             <w:color w:val="0563C1"/>
@@ -4809,7 +4809,7 @@
       <w:r>
         <w:t xml:space="preserve">Suny, Ronald Grigor. “</w:t>
       </w:r>
-      <w:hyperlink w:history="1" r:id="rIdqaylnuwgj97uboexnmegl">
+      <w:hyperlink w:history="1" r:id="rId_gptos95qntoiupsrkckf">
         <w:r>
           <w:rPr>
             <w:color w:val="0563C1"/>
@@ -4837,7 +4837,7 @@
       <w:r>
         <w:t xml:space="preserve">Power, Samantha. “</w:t>
       </w:r>
-      <w:hyperlink w:history="1" r:id="rIdvkkn294dfcizrh7zj4ipg">
+      <w:hyperlink w:history="1" r:id="rIddg_wq3rnxxlispvc56kgh">
         <w:r>
           <w:rPr>
             <w:color w:val="0563C1"/>
@@ -4865,7 +4865,7 @@
       <w:r>
         <w:t xml:space="preserve">Hirschon, Renée, ed. </w:t>
       </w:r>
-      <w:hyperlink w:history="1" r:id="rIdndsxamwgqo3koiwqdcytg">
+      <w:hyperlink w:history="1" r:id="rIdv4rqe7_ow4uhssy_lrwjt">
         <w:r>
           <w:rPr>
             <w:color w:val="0563C1"/>
@@ -4893,7 +4893,7 @@
       <w:r>
         <w:t xml:space="preserve">Rogan, Eugene. </w:t>
       </w:r>
-      <w:hyperlink w:history="1" r:id="rIdklqrxkk6od0px5au366mr">
+      <w:hyperlink w:history="1" r:id="rIdjzszrvh_cymmn89ylhimg">
         <w:r>
           <w:rPr>
             <w:color w:val="0563C1"/>
@@ -4921,7 +4921,7 @@
       <w:r>
         <w:t xml:space="preserve">Barr, James. </w:t>
       </w:r>
-      <w:hyperlink w:history="1" r:id="rIdzzny7cyjtp6uthjc3gs2v">
+      <w:hyperlink w:history="1" r:id="rIdv8kow0l8a4a2opj78-wwb">
         <w:r>
           <w:rPr>
             <w:color w:val="0563C1"/>
@@ -4949,7 +4949,7 @@
       <w:r>
         <w:t xml:space="preserve">McDowall, David. </w:t>
       </w:r>
-      <w:hyperlink w:history="1" r:id="rIdho11osds5a5wci27vpc2v">
+      <w:hyperlink w:history="1" r:id="rIdj9gimr1esxnwnpw5ealee">
         <w:r>
           <w:rPr>
             <w:color w:val="0563C1"/>
@@ -4977,7 +4977,7 @@
       <w:r>
         <w:t xml:space="preserve">Abrahamian, Ervand. </w:t>
       </w:r>
-      <w:hyperlink w:history="1" r:id="rIdimu8z5tgtk-j85wsxdppj">
+      <w:hyperlink w:history="1" r:id="rIdomqqqz5dn9anxjbklavbp">
         <w:r>
           <w:rPr>
             <w:color w:val="0563C1"/>
@@ -5005,7 +5005,7 @@
       <w:r>
         <w:t xml:space="preserve">Razoux, Pierre. </w:t>
       </w:r>
-      <w:hyperlink w:history="1" r:id="rIdl0taxgvryxqasswqg3knf">
+      <w:hyperlink w:history="1" r:id="rIdebg8p1-mpo31je1mjzbto">
         <w:r>
           <w:rPr>
             <w:color w:val="0563C1"/>
@@ -5053,7 +5053,7 @@
       <w:r>
         <w:t xml:space="preserve">Clark, Christopher. </w:t>
       </w:r>
-      <w:hyperlink w:history="1" r:id="rIdfmyo3dq6axbfc4lqip0ag">
+      <w:hyperlink w:history="1" r:id="rIdye3owito12ayglqlfonvx">
         <w:r>
           <w:rPr>
             <w:color w:val="0563C1"/>
@@ -5081,7 +5081,7 @@
       <w:r>
         <w:t xml:space="preserve">Strachan, Hew. </w:t>
       </w:r>
-      <w:hyperlink w:history="1" r:id="rIdezdddwkjvyh3ezmnj0fen">
+      <w:hyperlink w:history="1" r:id="rIdp6hq0mcn6rgtmcf1e383b">
         <w:r>
           <w:rPr>
             <w:color w:val="0563C1"/>
@@ -5125,7 +5125,7 @@
       <w:r>
         <w:t xml:space="preserve">Weintraub, Stanley. </w:t>
       </w:r>
-      <w:hyperlink w:history="1" r:id="rIdgu8grozvk93dvidqh945s">
+      <w:hyperlink w:history="1" r:id="rIdji8ciafuw8tzygbxv22ex">
         <w:r>
           <w:rPr>
             <w:color w:val="0563C1"/>
@@ -5153,7 +5153,7 @@
       <w:r>
         <w:t xml:space="preserve">Johnson, Niall P. A. S., and Juergen Mueller. “</w:t>
       </w:r>
-      <w:hyperlink w:history="1" r:id="rIdg6pez0fuljn39hxxltxit">
+      <w:hyperlink w:history="1" r:id="rIdmdhgnzhbwu-mfgvznu1p3">
         <w:r>
           <w:rPr>
             <w:color w:val="0563C1"/>
@@ -5181,7 +5181,7 @@
       <w:r>
         <w:t xml:space="preserve">Spreeuwenberg, Peter, et al. “</w:t>
       </w:r>
-      <w:hyperlink w:history="1" r:id="rIdcyvabha-5wiiiusbnygjx">
+      <w:hyperlink w:history="1" r:id="rIdm9ryk09phon9gkzk3hegn">
         <w:r>
           <w:rPr>
             <w:color w:val="0563C1"/>
@@ -5209,7 +5209,7 @@
       <w:r>
         <w:t xml:space="preserve">Keynes, John Maynard. </w:t>
       </w:r>
-      <w:hyperlink w:history="1" r:id="rIdjozmgi3nqasopt_getfpp">
+      <w:hyperlink w:history="1" r:id="rId65wz0paabwnjoduqbjkey">
         <w:r>
           <w:rPr>
             <w:color w:val="0563C1"/>
@@ -5257,7 +5257,7 @@
       <w:r>
         <w:t xml:space="preserve">Evans, Richard J. </w:t>
       </w:r>
-      <w:hyperlink w:history="1" r:id="rIdfugnqgvn06tv62gwpog5n">
+      <w:hyperlink w:history="1" r:id="rIdf5vdsov0w7ia9q02-nii9">
         <w:r>
           <w:rPr>
             <w:color w:val="0563C1"/>
@@ -5285,7 +5285,7 @@
       <w:r>
         <w:t xml:space="preserve">Hilberg, Raul. </w:t>
       </w:r>
-      <w:hyperlink w:history="1" r:id="rIdojb2nhs8na6jedghdjtqg">
+      <w:hyperlink w:history="1" r:id="rIdnftmjrybwbynyyhk-cuxi">
         <w:r>
           <w:rPr>
             <w:color w:val="0563C1"/>
@@ -5313,7 +5313,7 @@
       <w:r>
         <w:t xml:space="preserve">Kiernan, Ben. </w:t>
       </w:r>
-      <w:hyperlink w:history="1" r:id="rId_9zcfguvs6xglh6cuhhdv">
+      <w:hyperlink w:history="1" r:id="rIdkrovyysq6lbvxmeogur_g">
         <w:r>
           <w:rPr>
             <w:color w:val="0563C1"/>
@@ -5341,7 +5341,7 @@
       <w:r>
         <w:t xml:space="preserve">Levitsky, Steven, and Daniel Ziblatt. </w:t>
       </w:r>
-      <w:hyperlink w:history="1" r:id="rId4tpdcitmoi9ob1clveeoc">
+      <w:hyperlink w:history="1" r:id="rIdxi309q19izo8x_z1nks6t">
         <w:r>
           <w:rPr>
             <w:color w:val="0563C1"/>
@@ -5369,7 +5369,7 @@
       <w:r>
         <w:t xml:space="preserve">Neiman, Susan. </w:t>
       </w:r>
-      <w:hyperlink w:history="1" r:id="rIdlemksewgeolvho26m7_ju">
+      <w:hyperlink w:history="1" r:id="rIdxsgx32l5cjp9yaxizlocb">
         <w:r>
           <w:rPr>
             <w:color w:val="0563C1"/>
@@ -5413,7 +5413,7 @@
       <w:r>
         <w:t xml:space="preserve">Broberg, Gunnar, and Nils Roll-Hansen, eds. </w:t>
       </w:r>
-      <w:hyperlink w:history="1" r:id="rIdf5zwvar1uwjyf9urzzseo">
+      <w:hyperlink w:history="1" r:id="rIda81if7fymmyk2xydlj490">
         <w:r>
           <w:rPr>
             <w:color w:val="0563C1"/>
@@ -5461,7 +5461,7 @@
       <w:r>
         <w:t xml:space="preserve">Jansen, Marius B. </w:t>
       </w:r>
-      <w:hyperlink w:history="1" r:id="rId1e_flhk8kxetzjyaukcay">
+      <w:hyperlink w:history="1" r:id="rId2ap1vepqpe1qaecclkyjz">
         <w:r>
           <w:rPr>
             <w:color w:val="0563C1"/>
@@ -5489,7 +5489,7 @@
       <w:r>
         <w:t xml:space="preserve">Fogel, Joshua A., ed. </w:t>
       </w:r>
-      <w:hyperlink w:history="1" r:id="rIdtdzicxjj8nlfaax-jnzsk">
+      <w:hyperlink w:history="1" r:id="rIdleigf7kcca8kx95wuun6f">
         <w:r>
           <w:rPr>
             <w:color w:val="0563C1"/>
@@ -5517,7 +5517,7 @@
       <w:r>
         <w:t xml:space="preserve">Ohnuki-Tierney, Emiko. </w:t>
       </w:r>
-      <w:hyperlink w:history="1" r:id="rId2tvwawmtvvkdqkxb0iyrj">
+      <w:hyperlink w:history="1" r:id="rIdao-flsi_jmxcvyjtvwpdb">
         <w:r>
           <w:rPr>
             <w:color w:val="0563C1"/>
@@ -5545,7 +5545,7 @@
       <w:r>
         <w:t xml:space="preserve">Dower, John W. </w:t>
       </w:r>
-      <w:hyperlink w:history="1" r:id="rIdsgrzi8tpqpvhg3lhxdha-">
+      <w:hyperlink w:history="1" r:id="rIdx9hvgj6ujmalzk-pvb3o4">
         <w:r>
           <w:rPr>
             <w:color w:val="0563C1"/>
@@ -5593,7 +5593,7 @@
       <w:r>
         <w:t xml:space="preserve">Duggan, Christopher. </w:t>
       </w:r>
-      <w:hyperlink w:history="1" r:id="rIdqmthnxeetc7fiqilqkkn5">
+      <w:hyperlink w:history="1" r:id="rId7a6s0pa8ggphojhzdk8ke">
         <w:r>
           <w:rPr>
             <w:color w:val="0563C1"/>
@@ -5621,7 +5621,7 @@
       <w:r>
         <w:t xml:space="preserve">Bosworth, R. J. B. </w:t>
       </w:r>
-      <w:hyperlink w:history="1" r:id="rIdia1lyuc9dps_amwswvuhq">
+      <w:hyperlink w:history="1" r:id="rId17iw7sklhmps1jgbwsjxt">
         <w:r>
           <w:rPr>
             <w:color w:val="0563C1"/>
@@ -5649,7 +5649,7 @@
       <w:r>
         <w:t xml:space="preserve">Domenico, Roy Palmer. </w:t>
       </w:r>
-      <w:hyperlink w:history="1" r:id="rId-b4ubhxtxcbomhjltktv6">
+      <w:hyperlink w:history="1" r:id="rIdya7xnjywvxbfbdsk99ntp">
         <w:r>
           <w:rPr>
             <w:color w:val="0563C1"/>
@@ -5697,7 +5697,7 @@
       <w:r>
         <w:t xml:space="preserve">Menocal, María Rosa. </w:t>
       </w:r>
-      <w:hyperlink w:history="1" r:id="rIdljutrlp1dbup3iztj8azd">
+      <w:hyperlink w:history="1" r:id="rIdup9kslyuvov9j0nu-gy1q">
         <w:r>
           <w:rPr>
             <w:color w:val="0563C1"/>
@@ -5725,7 +5725,7 @@
       <w:r>
         <w:t xml:space="preserve">Fernández-Morera, Darío. </w:t>
       </w:r>
-      <w:hyperlink w:history="1" r:id="rIdf5btztxeqa-m-xwi9etoq">
+      <w:hyperlink w:history="1" r:id="rIdupojs8xyii9vykf8l6ksf">
         <w:r>
           <w:rPr>
             <w:color w:val="0563C1"/>
@@ -5753,7 +5753,7 @@
       <w:r>
         <w:t xml:space="preserve">Kraemer, Joel L. </w:t>
       </w:r>
-      <w:hyperlink w:history="1" r:id="rIdsmke_zelqxh_-zwswlsss">
+      <w:hyperlink w:history="1" r:id="rId59600axqavue_osspausw">
         <w:r>
           <w:rPr>
             <w:color w:val="0563C1"/>
@@ -5781,7 +5781,7 @@
       <w:r>
         <w:t xml:space="preserve">Preston, Paul. </w:t>
       </w:r>
-      <w:hyperlink w:history="1" r:id="rId5smeo5vyjo1cst8jkommj">
+      <w:hyperlink w:history="1" r:id="rIdv_ft5ayguegxaqctb4m9s">
         <w:r>
           <w:rPr>
             <w:color w:val="0563C1"/>
@@ -5809,7 +5809,7 @@
       <w:r>
         <w:t xml:space="preserve">Aguilar, Paloma. </w:t>
       </w:r>
-      <w:hyperlink w:history="1" r:id="rIdnvawyfmkjjgzoyqkuhyxm">
+      <w:hyperlink w:history="1" r:id="rId3e7nonqm5aoacaxvuk-x2">
         <w:r>
           <w:rPr>
             <w:color w:val="0563C1"/>
@@ -5873,7 +5873,7 @@
       <w:r>
         <w:t xml:space="preserve">Applebaum, Anne. </w:t>
       </w:r>
-      <w:hyperlink w:history="1" r:id="rIdhcrezq_2mzpk8euubtcmc">
+      <w:hyperlink w:history="1" r:id="rId9xod45-gvle4hckdrpowg">
         <w:r>
           <w:rPr>
             <w:color w:val="0563C1"/>
@@ -5901,7 +5901,7 @@
       <w:r>
         <w:t xml:space="preserve">Applebaum, Anne. </w:t>
       </w:r>
-      <w:hyperlink w:history="1" r:id="rIdkwkv_u1crrztgekhcdfdr">
+      <w:hyperlink w:history="1" r:id="rIdqersj12gzzpvk9waj3aus">
         <w:r>
           <w:rPr>
             <w:color w:val="0563C1"/>
@@ -5929,7 +5929,7 @@
       <w:r>
         <w:t xml:space="preserve">Sanford, George. </w:t>
       </w:r>
-      <w:hyperlink w:history="1" r:id="rIdo-zanupsyyorqw8mf_2oj">
+      <w:hyperlink w:history="1" r:id="rIde7a6kd1-68uz_kcmiylhd">
         <w:r>
           <w:rPr>
             <w:color w:val="0563C1"/>
@@ -5957,7 +5957,7 @@
       <w:r>
         <w:t xml:space="preserve">Plokhy, Serhii. </w:t>
       </w:r>
-      <w:hyperlink w:history="1" r:id="rIdmjiwmf5tmmtsblcoclaiz">
+      <w:hyperlink w:history="1" r:id="rIdczx0abctn1uzqazrgzcjj">
         <w:r>
           <w:rPr>
             <w:color w:val="0563C1"/>
@@ -5985,7 +5985,7 @@
       <w:r>
         <w:t xml:space="preserve">Roberts, Geoffrey. </w:t>
       </w:r>
-      <w:hyperlink w:history="1" r:id="rIdlgo3mey35dg7are41rxxd">
+      <w:hyperlink w:history="1" r:id="rIdsnjxdzczxqw3-rsmzujhj">
         <w:r>
           <w:rPr>
             <w:color w:val="0563C1"/>
@@ -6033,7 +6033,7 @@
       <w:r>
         <w:t xml:space="preserve">Dikötter, Frank. </w:t>
       </w:r>
-      <w:hyperlink w:history="1" r:id="rId0m_eprl2fws919w3xvyyz">
+      <w:hyperlink w:history="1" r:id="rIdlwgtlxj5pwezv6c05z8vq">
         <w:r>
           <w:rPr>
             <w:color w:val="0563C1"/>
@@ -6061,7 +6061,7 @@
       <w:r>
         <w:t xml:space="preserve">Yang Jisheng. </w:t>
       </w:r>
-      <w:hyperlink w:history="1" r:id="rIdh_pfpx15pom5i3horh6kv">
+      <w:hyperlink w:history="1" r:id="rIdh21nbafyecrok6su3t_ly">
         <w:r>
           <w:rPr>
             <w:color w:val="0563C1"/>
@@ -6089,7 +6089,7 @@
       <w:r>
         <w:t xml:space="preserve">MacFarquhar, Roderick, and Michael Schoenhals. </w:t>
       </w:r>
-      <w:hyperlink w:history="1" r:id="rId6qrqcr0stlm2_rjmtkas7">
+      <w:hyperlink w:history="1" r:id="rId9vvk4fe-gkzreozewucai">
         <w:r>
           <w:rPr>
             <w:color w:val="0563C1"/>
@@ -6117,7 +6117,7 @@
       <w:r>
         <w:t xml:space="preserve">Jambeck, Jenna R., et al. “</w:t>
       </w:r>
-      <w:hyperlink w:history="1" r:id="rIdd53qr_v4zyh50j65xf_cd">
+      <w:hyperlink w:history="1" r:id="rIdlr7ntwimp9dkqkgpvkfnr">
         <w:r>
           <w:rPr>
             <w:color w:val="0563C1"/>
@@ -6145,7 +6145,7 @@
       <w:r>
         <w:t xml:space="preserve">Meijer, Lourens J. J., et al. “</w:t>
       </w:r>
-      <w:hyperlink w:history="1" r:id="rIda8kym6cgb2fk4ghyby33k">
+      <w:hyperlink w:history="1" r:id="rIdq_bcz935egarjj1oywrui">
         <w:r>
           <w:rPr>
             <w:color w:val="0563C1"/>
@@ -6173,7 +6173,7 @@
       <w:r>
         <w:t xml:space="preserve">Economy, Elizabeth C. </w:t>
       </w:r>
-      <w:hyperlink w:history="1" r:id="rIdp0xv1rgnurdtruav5nep9">
+      <w:hyperlink w:history="1" r:id="rIde2nktdpvqasmc9xmz0zqa">
         <w:r>
           <w:rPr>
             <w:color w:val="0563C1"/>
@@ -6233,7 +6233,7 @@
       <w:r>
         <w:t xml:space="preserve">McDonell, Stephen. “</w:t>
       </w:r>
-      <w:hyperlink w:history="1" r:id="rIdeha8abya2g-vyswjwity3">
+      <w:hyperlink w:history="1" r:id="rId7mtoq53ihxebztura0zso">
         <w:r>
           <w:rPr>
             <w:color w:val="0563C1"/>
@@ -6261,7 +6261,7 @@
       <w:r>
         <w:t xml:space="preserve">Agence France-Presse. “‘Oh, Bother’: </w:t>
       </w:r>
-      <w:hyperlink w:history="1" r:id="rIdepzy22cbbomorxu23nlbm">
+      <w:hyperlink w:history="1" r:id="rIdormtudxuf_3mvmuedlbfm">
         <w:r>
           <w:rPr>
             <w:color w:val="0563C1"/>
@@ -6309,7 +6309,7 @@
       <w:r>
         <w:t xml:space="preserve">Schama, Simon. </w:t>
       </w:r>
-      <w:hyperlink w:history="1" r:id="rIdhbaxksmzechulxng2b_9f">
+      <w:hyperlink w:history="1" r:id="rId7ictuoj3kdoweaw5twn8t">
         <w:r>
           <w:rPr>
             <w:color w:val="0563C1"/>
@@ -6337,7 +6337,7 @@
       <w:r>
         <w:t xml:space="preserve">Finkelstein, Israel, and Neil Asher Silberman. </w:t>
       </w:r>
-      <w:hyperlink w:history="1" r:id="rIdah0blpoq4rjjouy1lj6jh">
+      <w:hyperlink w:history="1" r:id="rIdh372y4r45h_btx7gts-8x">
         <w:r>
           <w:rPr>
             <w:color w:val="0563C1"/>
@@ -6365,7 +6365,7 @@
       <w:r>
         <w:t xml:space="preserve">VanderKam, James C. </w:t>
       </w:r>
-      <w:hyperlink w:history="1" r:id="rIdq8ooaaa42zbvfhdtqgquq">
+      <w:hyperlink w:history="1" r:id="rIdflq3ehvhdemwmfl8dxrev">
         <w:r>
           <w:rPr>
             <w:color w:val="0563C1"/>
@@ -6393,7 +6393,7 @@
       <w:r>
         <w:t xml:space="preserve">Magness, Jodi. </w:t>
       </w:r>
-      <w:hyperlink w:history="1" r:id="rIdcjwphu1nnaymidd8pq557">
+      <w:hyperlink w:history="1" r:id="rIdrbawogv7svcxrsbkkvvsq">
         <w:r>
           <w:rPr>
             <w:color w:val="0563C1"/>
@@ -6421,7 +6421,7 @@
       <w:r>
         <w:t xml:space="preserve">Morris, Benny. </w:t>
       </w:r>
-      <w:hyperlink w:history="1" r:id="rIds18f6iwmsfyvf64yyjsgm">
+      <w:hyperlink w:history="1" r:id="rIdiocbckib4qilnuolhk1s2">
         <w:r>
           <w:rPr>
             <w:color w:val="0563C1"/>
@@ -6469,7 +6469,7 @@
       <w:r>
         <w:t xml:space="preserve">Gaddis, John Lewis. </w:t>
       </w:r>
-      <w:hyperlink w:history="1" r:id="rId_3jwrkurwhgkzsynvcprd">
+      <w:hyperlink w:history="1" r:id="rIdvjvw4ha-hjazqnxz5okfo">
         <w:r>
           <w:rPr>
             <w:color w:val="0563C1"/>
@@ -6497,7 +6497,7 @@
       <w:r>
         <w:t xml:space="preserve">Savranskaya, Svetlana V. “</w:t>
       </w:r>
-      <w:hyperlink w:history="1" r:id="rIdcb7gv9lwnpryzrzi3ueud">
+      <w:hyperlink w:history="1" r:id="rId6p11g1k33ojbs3rq16rvq">
         <w:r>
           <w:rPr>
             <w:color w:val="0563C1"/>
@@ -6525,7 +6525,7 @@
       <w:r>
         <w:t xml:space="preserve">Hoffman, David E. </w:t>
       </w:r>
-      <w:hyperlink w:history="1" r:id="rIdufgxjbmy_ysojebd4nmn4">
+      <w:hyperlink w:history="1" r:id="rIdvym92wbjurv9bzhcmxwyo">
         <w:r>
           <w:rPr>
             <w:color w:val="0563C1"/>
@@ -6553,7 +6553,7 @@
       <w:r>
         <w:t xml:space="preserve">Rhodes, Richard. </w:t>
       </w:r>
-      <w:hyperlink w:history="1" r:id="rId6hfdjdo9nudt_1-ryxjm6">
+      <w:hyperlink w:history="1" r:id="rIdelagbkznouci61d8czxpq">
         <w:r>
           <w:rPr>
             <w:color w:val="0563C1"/>
@@ -6581,7 +6581,7 @@
       <w:r>
         <w:t xml:space="preserve">Niedenthal, Jack. </w:t>
       </w:r>
-      <w:hyperlink w:history="1" r:id="rIdaxjxps0yk2_93cf5jloee">
+      <w:hyperlink w:history="1" r:id="rIdvkr5pqvlpmb3vo9ki20b6">
         <w:r>
           <w:rPr>
             <w:color w:val="0563C1"/>
@@ -6629,7 +6629,7 @@
       <w:r>
         <w:t xml:space="preserve">NASA. “</w:t>
       </w:r>
-      <w:hyperlink w:history="1" r:id="rIdv-_2kb95ceculinhjzdsx">
+      <w:hyperlink w:history="1" r:id="rIdihq_522tw3hjj1bgf5u_l">
         <w:r>
           <w:rPr>
             <w:color w:val="0563C1"/>
@@ -6657,7 +6657,7 @@
       <w:r>
         <w:t xml:space="preserve">Chaikin, Andrew. </w:t>
       </w:r>
-      <w:hyperlink w:history="1" r:id="rId3ozald1qjmwmltu0cdw4n">
+      <w:hyperlink w:history="1" r:id="rIdtqld4hugjmb6ghlxkiiad">
         <w:r>
           <w:rPr>
             <w:color w:val="0563C1"/>
@@ -6685,7 +6685,7 @@
       <w:r>
         <w:t xml:space="preserve">Siddiqi, Asif A. </w:t>
       </w:r>
-      <w:hyperlink w:history="1" r:id="rIdrd2s4jg8ohcnmqdtmratc">
+      <w:hyperlink w:history="1" r:id="rId2rgqrbqhuveh5g3q3lmut">
         <w:r>
           <w:rPr>
             <w:color w:val="0563C1"/>
@@ -6713,7 +6713,7 @@
       <w:r>
         <w:t xml:space="preserve">Colaprete, Anthony, et al. “</w:t>
       </w:r>
-      <w:hyperlink w:history="1" r:id="rIdjyhk5hk7pwwmbutau0xtb">
+      <w:hyperlink w:history="1" r:id="rIdfahqt_h5gefy7hkwltpzr">
         <w:r>
           <w:rPr>
             <w:color w:val="0563C1"/>
@@ -6741,7 +6741,7 @@
       <w:r>
         <w:t xml:space="preserve">Sheehan, William. </w:t>
       </w:r>
-      <w:hyperlink w:history="1" r:id="rId4eoj2o-hjpbvikboqglcb">
+      <w:hyperlink w:history="1" r:id="rIdahyjo45wvkrryv4o2hqpl">
         <w:r>
           <w:rPr>
             <w:color w:val="0563C1"/>
@@ -6769,7 +6769,7 @@
       <w:r>
         <w:t xml:space="preserve">Grotzinger, John P., et al. “</w:t>
       </w:r>
-      <w:hyperlink w:history="1" r:id="rId-qkblywcz83dw46ih0g3x">
+      <w:hyperlink w:history="1" r:id="rIdciegsrjon4ewpr3mkczv5">
         <w:r>
           <w:rPr>
             <w:color w:val="0563C1"/>
@@ -6797,7 +6797,7 @@
       <w:r>
         <w:t xml:space="preserve">Mangold, Nicolas, et al. “</w:t>
       </w:r>
-      <w:hyperlink w:history="1" r:id="rIdav_4uxunr-_5menulf7yd">
+      <w:hyperlink w:history="1" r:id="rIdiook95bbur3bnwun4ooco">
         <w:r>
           <w:rPr>
             <w:color w:val="0563C1"/>
@@ -6845,7 +6845,7 @@
       <w:r>
         <w:t xml:space="preserve">Ashby, Neil. “</w:t>
       </w:r>
-      <w:hyperlink w:history="1" r:id="rIdndyfznrr_0bjkuvae3_0r">
+      <w:hyperlink w:history="1" r:id="rIdklktblaenspmiaj1qisyp">
         <w:r>
           <w:rPr>
             <w:color w:val="0563C1"/>
@@ -6873,7 +6873,7 @@
       <w:r>
         <w:t xml:space="preserve">Dyson, F. W., A. S. Eddington, and C. Davidson. “</w:t>
       </w:r>
-      <w:hyperlink w:history="1" r:id="rIdyr-byrs0vmldqrgjcface">
+      <w:hyperlink w:history="1" r:id="rIdajrs4ivqhudz5nkvsdi6s">
         <w:r>
           <w:rPr>
             <w:color w:val="0563C1"/>
@@ -6901,7 +6901,7 @@
       <w:r>
         <w:t xml:space="preserve">Au, Whitlow W. L. </w:t>
       </w:r>
-      <w:hyperlink w:history="1" r:id="rIdyfrwpzv-evzqkk0mwvg7p">
+      <w:hyperlink w:history="1" r:id="rIdu5inxxw0hcspslfedyikl">
         <w:r>
           <w:rPr>
             <w:color w:val="0563C1"/>
@@ -6929,7 +6929,7 @@
       <w:r>
         <w:t xml:space="preserve">Susskind, Leonard. “</w:t>
       </w:r>
-      <w:hyperlink w:history="1" r:id="rIdphufpfsulfxjlgjt8irut">
+      <w:hyperlink w:history="1" r:id="rIdvpggjby4mg3saszfyrogf">
         <w:r>
           <w:rPr>
             <w:color w:val="0563C1"/>
@@ -6957,7 +6957,7 @@
       <w:r>
         <w:t xml:space="preserve">Scerri, Eric R. </w:t>
       </w:r>
-      <w:hyperlink w:history="1" r:id="rIdmzhpuv7i8mbwu1kapnk3n">
+      <w:hyperlink w:history="1" r:id="rIdagwqxkicmp8bv1qkue2hh">
         <w:r>
           <w:rPr>
             <w:color w:val="0563C1"/>
@@ -6985,7 +6985,7 @@
       <w:r>
         <w:t xml:space="preserve">Erisman, Jan Willem, et al. “</w:t>
       </w:r>
-      <w:hyperlink w:history="1" r:id="rId6ivj_enks3l_aa-ilimwb">
+      <w:hyperlink w:history="1" r:id="rIdjstowzea90fzyzbmzajdu">
         <w:r>
           <w:rPr>
             <w:color w:val="0563C1"/>
@@ -7013,7 +7013,7 @@
       <w:r>
         <w:t xml:space="preserve">Watson, J. D., and F. H. C. Crick. “</w:t>
       </w:r>
-      <w:hyperlink w:history="1" r:id="rIdbw0aqqttohfcynp0cmkx8">
+      <w:hyperlink w:history="1" r:id="rIdcpijfehodocuy5vlfwtbr">
         <w:r>
           <w:rPr>
             <w:color w:val="0563C1"/>
@@ -7041,7 +7041,7 @@
       <w:r>
         <w:t xml:space="preserve">Franklin, Rosalind E., and R. G. Gosling. “</w:t>
       </w:r>
-      <w:hyperlink w:history="1" r:id="rIdezb6k154pjbndcbz7ppnf">
+      <w:hyperlink w:history="1" r:id="rId8nyj_xeaj4jivu91hkfxx">
         <w:r>
           <w:rPr>
             <w:color w:val="0563C1"/>
@@ -7069,7 +7069,7 @@
       <w:r>
         <w:t xml:space="preserve">International Human Genome Sequencing Consortium. “</w:t>
       </w:r>
-      <w:hyperlink w:history="1" r:id="rIdnetrd0ddo_dpuxb03svie">
+      <w:hyperlink w:history="1" r:id="rIdekurxadnhlpvwmsuc_z8n">
         <w:r>
           <w:rPr>
             <w:color w:val="0563C1"/>
@@ -7097,7 +7097,7 @@
       <w:r>
         <w:t xml:space="preserve">International Human Genome Sequencing Consortium. “</w:t>
       </w:r>
-      <w:hyperlink w:history="1" r:id="rIdnn1wls_g-pwrvhhfxs-lj">
+      <w:hyperlink w:history="1" r:id="rIddk5p_c9m-12hsm3flzhw7">
         <w:r>
           <w:rPr>
             <w:color w:val="0563C1"/>
@@ -7125,7 +7125,7 @@
       <w:r>
         <w:t xml:space="preserve">Nurk, Sergey, et al. “</w:t>
       </w:r>
-      <w:hyperlink w:history="1" r:id="rId_f3kmmoegh6zr2inbeioc">
+      <w:hyperlink w:history="1" r:id="rIdgmaltt4gtqow_brtmzhbe">
         <w:r>
           <w:rPr>
             <w:color w:val="0563C1"/>
@@ -7153,7 +7153,7 @@
       <w:r>
         <w:t xml:space="preserve">Vine, F. J., and D. H. Matthews. “</w:t>
       </w:r>
-      <w:hyperlink w:history="1" r:id="rId08kwzowq9b64jq1adlnrn">
+      <w:hyperlink w:history="1" r:id="rIdetoixuwf3tl5myjvv5gtc">
         <w:r>
           <w:rPr>
             <w:color w:val="0563C1"/>
@@ -7181,7 +7181,7 @@
       <w:r>
         <w:t xml:space="preserve">Alpher, Ralph A., and Robert Herman. “</w:t>
       </w:r>
-      <w:hyperlink w:history="1" r:id="rId8kzducmvjo085anmlihtj">
+      <w:hyperlink w:history="1" r:id="rIdkmjnbnal112rsvu9knbjq">
         <w:r>
           <w:rPr>
             <w:color w:val="0563C1"/>
@@ -7209,7 +7209,7 @@
       <w:r>
         <w:t xml:space="preserve">Penzias, A. A., and R. W. Wilson. “</w:t>
       </w:r>
-      <w:hyperlink w:history="1" r:id="rId_c2zzfy-okivjshzn0vb_">
+      <w:hyperlink w:history="1" r:id="rIdmswfqsonuez1qqejsjlnz">
         <w:r>
           <w:rPr>
             <w:color w:val="0563C1"/>
@@ -7237,7 +7237,7 @@
       <w:r>
         <w:t xml:space="preserve">Fleischmann, Martin, and Stanley Pons. “</w:t>
       </w:r>
-      <w:hyperlink w:history="1" r:id="rIdnxkrg9krktkrpnzbbku37">
+      <w:hyperlink w:history="1" r:id="rIdkgak8t4poh-aeytawckyc">
         <w:r>
           <w:rPr>
             <w:color w:val="0563C1"/>
@@ -7265,7 +7265,7 @@
       <w:r>
         <w:t xml:space="preserve">Wolfe-Simon, Felisa, et al. “</w:t>
       </w:r>
-      <w:hyperlink w:history="1" r:id="rIdg1ggw1ssg574-bvmnwq_w">
+      <w:hyperlink w:history="1" r:id="rIdtpbasdgjpirya7p2invny">
         <w:r>
           <w:rPr>
             <w:color w:val="0563C1"/>
@@ -7293,7 +7293,7 @@
       <w:r>
         <w:t xml:space="preserve">Reaves, Marshall Louis, et al. “</w:t>
       </w:r>
-      <w:hyperlink w:history="1" r:id="rIdjyxz-h1yzkqfu1ruqse0z">
+      <w:hyperlink w:history="1" r:id="rIdhct1tt0gwnqjlctjzuuw-">
         <w:r>
           <w:rPr>
             <w:color w:val="0563C1"/>
@@ -7341,7 +7341,7 @@
       <w:r>
         <w:t xml:space="preserve">Dalrymple, William. </w:t>
       </w:r>
-      <w:hyperlink w:history="1" r:id="rIddh5dvdgaxu8zetkolh3sf">
+      <w:hyperlink w:history="1" r:id="rIdvjzrwed_eikucb90bw3qz">
         <w:r>
           <w:rPr>
             <w:color w:val="0563C1"/>
@@ -7369,7 +7369,7 @@
       <w:r>
         <w:t xml:space="preserve">Maddison, Angus. </w:t>
       </w:r>
-      <w:hyperlink w:history="1" r:id="rIdpqob7hibvb4p0clzeyday">
+      <w:hyperlink w:history="1" r:id="rIdmnykikjy5nzs1i6wjwg5_">
         <w:r>
           <w:rPr>
             <w:color w:val="0563C1"/>
@@ -7397,7 +7397,7 @@
       <w:r>
         <w:t xml:space="preserve">Sen, Amartya. </w:t>
       </w:r>
-      <w:hyperlink w:history="1" r:id="rIdog8n5qr9_kxh_bdcaoa8t">
+      <w:hyperlink w:history="1" r:id="rId16wvwcqqe7uwexrvy-9eq">
         <w:r>
           <w:rPr>
             <w:color w:val="0563C1"/>
@@ -7425,7 +7425,7 @@
       <w:r>
         <w:t xml:space="preserve">Khan, Yasmin. </w:t>
       </w:r>
-      <w:hyperlink w:history="1" r:id="rIdr-yzgd5wq-nn4pbuwtj2-">
+      <w:hyperlink w:history="1" r:id="rIduxxhlqwj4-3_b4dgc37mz">
         <w:r>
           <w:rPr>
             <w:color w:val="0563C1"/>
@@ -7453,7 +7453,7 @@
       <w:r>
         <w:t xml:space="preserve">Elkins, Caroline. </w:t>
       </w:r>
-      <w:hyperlink w:history="1" r:id="rIdnvslozsvkgmbp6tspzpzw">
+      <w:hyperlink w:history="1" r:id="rIdxzlmr9ramzsxwnbx4tom8">
         <w:r>
           <w:rPr>
             <w:color w:val="0563C1"/>
@@ -7481,7 +7481,7 @@
       <w:r>
         <w:t xml:space="preserve">Jansen, Jan C., and Jürgen Osterhammel. </w:t>
       </w:r>
-      <w:hyperlink w:history="1" r:id="rIdjlgw0koylvztx3acc9e-t">
+      <w:hyperlink w:history="1" r:id="rIdw66sfe8x6ivoeryvipgjv">
         <w:r>
           <w:rPr>
             <w:color w:val="0563C1"/>
@@ -7509,7 +7509,7 @@
       <w:r>
         <w:t xml:space="preserve">Des Forges, Alison. </w:t>
       </w:r>
-      <w:hyperlink w:history="1" r:id="rIdxkx6jragjbyvbiepem5kz">
+      <w:hyperlink w:history="1" r:id="rIdbobkld3scqukc_35yqlww">
         <w:r>
           <w:rPr>
             <w:color w:val="0563C1"/>
@@ -7537,7 +7537,7 @@
       <w:r>
         <w:t xml:space="preserve">Newbury, Catharine. </w:t>
       </w:r>
-      <w:hyperlink w:history="1" r:id="rIdj1z4md4yiteywif0-ucup">
+      <w:hyperlink w:history="1" r:id="rIdwrocfnp1dnreejrlvthfn">
         <w:r>
           <w:rPr>
             <w:color w:val="0563C1"/>
@@ -7585,7 +7585,7 @@
       <w:r>
         <w:t xml:space="preserve">Branch, Taylor. </w:t>
       </w:r>
-      <w:hyperlink w:history="1" r:id="rIdoao-v1midbcld5svpndzh">
+      <w:hyperlink w:history="1" r:id="rIdhzohzui4saibhsz6nbxdk">
         <w:r>
           <w:rPr>
             <w:color w:val="0563C1"/>
@@ -7613,7 +7613,7 @@
       <w:r>
         <w:t xml:space="preserve">Hoose, Phillip. </w:t>
       </w:r>
-      <w:hyperlink w:history="1" r:id="rIda137mznjey-sben0ceb2g">
+      <w:hyperlink w:history="1" r:id="rIdm-o5nbfvogvo6awhqpciy">
         <w:r>
           <w:rPr>
             <w:color w:val="0563C1"/>
@@ -7641,7 +7641,7 @@
       <w:r>
         <w:t xml:space="preserve">Tyson, Timothy B. </w:t>
       </w:r>
-      <w:hyperlink w:history="1" r:id="rIder5zt87ga1bemqyyspmn6">
+      <w:hyperlink w:history="1" r:id="rIdemftlbuzjg-g0f-qxf3vg">
         <w:r>
           <w:rPr>
             <w:color w:val="0563C1"/>
@@ -7669,7 +7669,7 @@
       <w:r>
         <w:t xml:space="preserve">Mandela, Nelson. </w:t>
       </w:r>
-      <w:hyperlink w:history="1" r:id="rIdkdg_tgk0bmssndqktlgns">
+      <w:hyperlink w:history="1" r:id="rId5tqpm2n8-co4rzu1fteej">
         <w:r>
           <w:rPr>
             <w:color w:val="0563C1"/>
@@ -7697,7 +7697,7 @@
       <w:r>
         <w:t xml:space="preserve">Carter, David. </w:t>
       </w:r>
-      <w:hyperlink w:history="1" r:id="rIdjfrm6-gj_iynvrcsz_58l">
+      <w:hyperlink w:history="1" r:id="rIdvn6txzghb8-iwryjdvu3x">
         <w:r>
           <w:rPr>
             <w:color w:val="0563C1"/>
@@ -7745,7 +7745,7 @@
       <w:r>
         <w:t xml:space="preserve">Turing, A. M. “</w:t>
       </w:r>
-      <w:hyperlink w:history="1" r:id="rIdiozag2x_2ti8fvgettlxl">
+      <w:hyperlink w:history="1" r:id="rId0abtxvablhqitynmve_ua">
         <w:r>
           <w:rPr>
             <w:color w:val="0563C1"/>
@@ -7773,7 +7773,7 @@
       <w:r>
         <w:t xml:space="preserve">Copeland, B. Jack, ed. </w:t>
       </w:r>
-      <w:hyperlink w:history="1" r:id="rIdsstj4zv9ij-flh2mxaehk">
+      <w:hyperlink w:history="1" r:id="rIdwd71vkhcsjkfhz9ip3uuw">
         <w:r>
           <w:rPr>
             <w:color w:val="0563C1"/>
@@ -7801,7 +7801,7 @@
       <w:r>
         <w:t xml:space="preserve">Isaacson, Walter. </w:t>
       </w:r>
-      <w:hyperlink w:history="1" r:id="rIddoz4czs_nop_viwj26gj_">
+      <w:hyperlink w:history="1" r:id="rIdzcuzpx0a7g4crwn5zdndx">
         <w:r>
           <w:rPr>
             <w:color w:val="0563C1"/>
@@ -7829,7 +7829,7 @@
       <w:r>
         <w:t xml:space="preserve">Vosoughi, Soroush, Deb Roy, and Sinan Aral. “</w:t>
       </w:r>
-      <w:hyperlink w:history="1" r:id="rIdhlabldno5q8i2p-dg0qkv">
+      <w:hyperlink w:history="1" r:id="rIdm2f2cxugs9u_n2g1orgd3">
         <w:r>
           <w:rPr>
             <w:color w:val="0563C1"/>
@@ -7877,7 +7877,7 @@
       <w:r>
         <w:t xml:space="preserve">Stuart, David. </w:t>
       </w:r>
-      <w:hyperlink w:history="1" r:id="rIdcce6i-kmmw8bj37opteld">
+      <w:hyperlink w:history="1" r:id="rIdx7l8oxhjw-mmrorcpnzu9">
         <w:r>
           <w:rPr>
             <w:color w:val="0563C1"/>
@@ -7905,7 +7905,7 @@
       <w:r>
         <w:t xml:space="preserve">Aveni, Anthony. </w:t>
       </w:r>
-      <w:hyperlink w:history="1" r:id="rIdexj_jkzo9rhpzo6evphmx">
+      <w:hyperlink w:history="1" r:id="rIdem-bqior7l-n4hh3oh3-i">
         <w:r>
           <w:rPr>
             <w:color w:val="0563C1"/>
@@ -7953,7 +7953,7 @@
       <w:r>
         <w:t xml:space="preserve">Meech, Karen J., et al. “</w:t>
       </w:r>
-      <w:hyperlink w:history="1" r:id="rIdbkwf9sjyj4kvfbqqeekf0">
+      <w:hyperlink w:history="1" r:id="rIdgh5hin9l3sfh6tywizwdq">
         <w:r>
           <w:rPr>
             <w:color w:val="0563C1"/>
@@ -7981,7 +7981,7 @@
       <w:r>
         <w:t xml:space="preserve">Micheli, Marco, et al. “</w:t>
       </w:r>
-      <w:hyperlink w:history="1" r:id="rIdxbe6hosmwyjzqbtixbb6b">
+      <w:hyperlink w:history="1" r:id="rIdnykkewkvmm0vj5euf5qbz">
         <w:r>
           <w:rPr>
             <w:color w:val="0563C1"/>
@@ -8009,7 +8009,7 @@
       <w:r>
         <w:t xml:space="preserve">‘Oumuamua ISSI Team. “</w:t>
       </w:r>
-      <w:hyperlink w:history="1" r:id="rId4hrfy90ojb7vvsk7cpdf-">
+      <w:hyperlink w:history="1" r:id="rIdzq3zjy8l1wvn2xk0i-r5g">
         <w:r>
           <w:rPr>
             <w:color w:val="0563C1"/>
@@ -8037,7 +8037,7 @@
       <w:r>
         <w:t xml:space="preserve">Staff at the National Astronomy and Ionosphere Center. “</w:t>
       </w:r>
-      <w:hyperlink w:history="1" r:id="rIdnkti2scxwl34txva7tzny">
+      <w:hyperlink w:history="1" r:id="rIdh18_odwjmvq-iz4sadr9r">
         <w:r>
           <w:rPr>
             <w:color w:val="0563C1"/>
@@ -8101,7 +8101,7 @@
       <w:r>
         <w:t xml:space="preserve">Riley, James C. “</w:t>
       </w:r>
-      <w:hyperlink w:history="1" r:id="rId--_crl9-c9ocdmmpalomn">
+      <w:hyperlink w:history="1" r:id="rIdfq6ofqbo5k2ndrpuatx8c">
         <w:r>
           <w:rPr>
             <w:color w:val="0563C1"/>
@@ -8129,7 +8129,7 @@
       <w:r>
         <w:t xml:space="preserve">Bliss, Michael. </w:t>
       </w:r>
-      <w:hyperlink w:history="1" r:id="rId_78smdivw92ux-hanuprp">
+      <w:hyperlink w:history="1" r:id="rIdnkqxykbyqoaiietv3pqkr">
         <w:r>
           <w:rPr>
             <w:color w:val="0563C1"/>
@@ -8157,7 +8157,7 @@
       <w:r>
         <w:t xml:space="preserve">Reverby, Susan M. </w:t>
       </w:r>
-      <w:hyperlink w:history="1" r:id="rIdfdfppmsv3vjtxqkfiin45">
+      <w:hyperlink w:history="1" r:id="rIdgjh4yfd7gllvummoqix-2">
         <w:r>
           <w:rPr>
             <w:color w:val="0563C1"/>
@@ -8185,7 +8185,7 @@
       <w:r>
         <w:t xml:space="preserve">Keefe, Patrick Radden. </w:t>
       </w:r>
-      <w:hyperlink w:history="1" r:id="rIdwqjeihe_npiomvramycik">
+      <w:hyperlink w:history="1" r:id="rIdgi1rsxblihtjd1mtwzuwg">
         <w:r>
           <w:rPr>
             <w:color w:val="0563C1"/>
@@ -8213,7 +8213,7 @@
       <w:r>
         <w:t xml:space="preserve">Antimicrobial Resistance Collaborators. “</w:t>
       </w:r>
-      <w:hyperlink w:history="1" r:id="rIdtccfkfbfyuzyku_g_cvmm">
+      <w:hyperlink w:history="1" r:id="rId44pfss-3pyuqwdekxr7jf">
         <w:r>
           <w:rPr>
             <w:color w:val="0563C1"/>
@@ -8241,7 +8241,7 @@
       <w:r>
         <w:t xml:space="preserve">Van Bressem, Marie-Françoise, et al. “</w:t>
       </w:r>
-      <w:hyperlink w:history="1" r:id="rIdp_pfglqqvxzmmt9edbn-o">
+      <w:hyperlink w:history="1" r:id="rId6yj_umy2by_bwzot6npzs">
         <w:r>
           <w:rPr>
             <w:color w:val="0563C1"/>
@@ -8269,7 +8269,7 @@
       <w:r>
         <w:t xml:space="preserve">Oshinsky, David M. </w:t>
       </w:r>
-      <w:hyperlink w:history="1" r:id="rIdugz0hkptalyu2ws4cbc1s">
+      <w:hyperlink w:history="1" r:id="rIdr_4e8ysajbbf5etlyfh2m">
         <w:r>
           <w:rPr>
             <w:color w:val="0563C1"/>
@@ -8297,7 +8297,7 @@
       <w:r>
         <w:t xml:space="preserve">Polack, Fernando P., et al. “</w:t>
       </w:r>
-      <w:hyperlink w:history="1" r:id="rIdmp1kcctfib6hozjh2szvp">
+      <w:hyperlink w:history="1" r:id="rIdj9fq3_63w0cx9dzns8zhg">
         <w:r>
           <w:rPr>
             <w:color w:val="0563C1"/>
@@ -8345,7 +8345,7 @@
       <w:r>
         <w:t xml:space="preserve">Arrhenius, Svante. “</w:t>
       </w:r>
-      <w:hyperlink w:history="1" r:id="rId9lzv6bxor6nzp6kn4tauh">
+      <w:hyperlink w:history="1" r:id="rIdh4uhhqjkynvzfrhbsdjcm">
         <w:r>
           <w:rPr>
             <w:color w:val="0563C1"/>
@@ -8373,7 +8373,7 @@
       <w:r>
         <w:t xml:space="preserve">Philip, Sjoukje Y., et al. “</w:t>
       </w:r>
-      <w:hyperlink w:history="1" r:id="rId1gunkyywysqn4ihmvmnx5">
+      <w:hyperlink w:history="1" r:id="rIdh8uozz3dkhtzzdvgagx5a">
         <w:r>
           <w:rPr>
             <w:color w:val="0563C1"/>
@@ -8401,7 +8401,7 @@
       <w:r>
         <w:t xml:space="preserve">Supran, G., S. Rahmstorf, and N. Oreskes. “</w:t>
       </w:r>
-      <w:hyperlink w:history="1" r:id="rId5yhynfb8ddqs-850h2izn">
+      <w:hyperlink w:history="1" r:id="rIdhr3b7xiu2wvviwbw_6odz">
         <w:r>
           <w:rPr>
             <w:color w:val="0563C1"/>
@@ -8429,7 +8429,7 @@
       <w:r>
         <w:t xml:space="preserve">Witze, Alexandra. “</w:t>
       </w:r>
-      <w:hyperlink w:history="1" r:id="rIdztt5w_mckht4hbgf2v8hx">
+      <w:hyperlink w:history="1" r:id="rId03qad-yuvsxtu2tmuj146">
         <w:r>
           <w:rPr>
             <w:color w:val="0563C1"/>
@@ -8457,7 +8457,7 @@
       <w:r>
         <w:t xml:space="preserve">IPCC. </w:t>
       </w:r>
-      <w:hyperlink w:history="1" r:id="rIdsahh1jzdnqpk9ylxwvfsw">
+      <w:hyperlink w:history="1" r:id="rId0lzreeqwo4kxprdfjoaey">
         <w:r>
           <w:rPr>
             <w:color w:val="0563C1"/>
@@ -8485,7 +8485,7 @@
       <w:r>
         <w:t xml:space="preserve">Morlighem, Mathieu, et al. “</w:t>
       </w:r>
-      <w:hyperlink w:history="1" r:id="rIdwaewaquxco_gdra0denqt">
+      <w:hyperlink w:history="1" r:id="rIdhkh044n_lj4dxlmoc6g9e">
         <w:r>
           <w:rPr>
             <w:color w:val="0563C1"/>
@@ -8513,7 +8513,7 @@
       <w:r>
         <w:t xml:space="preserve">IMBIE Team. “</w:t>
       </w:r>
-      <w:hyperlink w:history="1" r:id="rIdizuchauusynzckuflgkpu">
+      <w:hyperlink w:history="1" r:id="rId2zlgdt-hbp7shuvvwghav">
         <w:r>
           <w:rPr>
             <w:color w:val="0563C1"/>
@@ -8541,7 +8541,7 @@
       <w:r>
         <w:t xml:space="preserve">Joughin, Ian, Benjamin E. Smith, and Brooke Medley. “</w:t>
       </w:r>
-      <w:hyperlink w:history="1" r:id="rIddtpzunvieg0fv7lpfrbce">
+      <w:hyperlink w:history="1" r:id="rIdz_vkg7gjngjuudpkt9gc7">
         <w:r>
           <w:rPr>
             <w:color w:val="0563C1"/>
@@ -8569,7 +8569,7 @@
       <w:r>
         <w:t xml:space="preserve">Secretariat of the Antarctic Treaty. “</w:t>
       </w:r>
-      <w:hyperlink w:history="1" r:id="rIdl36ezwcfkfiu7ssgikijt">
+      <w:hyperlink w:history="1" r:id="rId39uxndgg2dj8gyiadwfnj">
         <w:r>
           <w:rPr>
             <w:color w:val="0563C1"/>
@@ -8597,7 +8597,7 @@
       <w:r>
         <w:t xml:space="preserve">Office of the Historian, US Department of State. </w:t>
       </w:r>
-      <w:hyperlink w:history="1" r:id="rIdmrnkwcfe6kfabc0upjoes">
+      <w:hyperlink w:history="1" r:id="rIdxwsxhdrs3pcc9tqnfqqws">
         <w:r>
           <w:rPr>
             <w:color w:val="0563C1"/>
@@ -8625,7 +8625,7 @@
       <w:r>
         <w:t xml:space="preserve">“‘Greenland Belongs to Greenland’: </w:t>
       </w:r>
-      <w:hyperlink w:history="1" r:id="rIdp7mhdfi_dhaaiuj37j-vz">
+      <w:hyperlink w:history="1" r:id="rIdcwgwt5y9ajo0ox44m_zz8">
         <w:r>
           <w:rPr>
             <w:color w:val="0563C1"/>
@@ -8653,7 +8653,7 @@
       <w:r>
         <w:t xml:space="preserve">BBC News. Report on </w:t>
       </w:r>
-      <w:hyperlink w:history="1" r:id="rIdrv5icjhjoczqwdayclxmn">
+      <w:hyperlink w:history="1" r:id="rIdbkgmdifeljuidgyashgmj">
         <w:r>
           <w:rPr>
             <w:color w:val="0563C1"/>
@@ -8681,7 +8681,7 @@
       <w:r>
         <w:t xml:space="preserve">BBC News. </w:t>
       </w:r>
-      <w:hyperlink w:history="1" r:id="rIdsp1obpua2fvwlc7_3nfcy">
+      <w:hyperlink w:history="1" r:id="rIdbhamxttku9yu7bjmwwhyy">
         <w:r>
           <w:rPr>
             <w:color w:val="0563C1"/>
@@ -8709,7 +8709,7 @@
       <w:r>
         <w:t xml:space="preserve">Statistics Greenland. “</w:t>
       </w:r>
-      <w:hyperlink w:history="1" r:id="rId97yr4j-sm5itfpyv8jtm1">
+      <w:hyperlink w:history="1" r:id="rIdggwqchtx__fu4tklchotx">
         <w:r>
           <w:rPr>
             <w:color w:val="0563C1"/>
@@ -8773,7 +8773,7 @@
       <w:r>
         <w:t xml:space="preserve">COVID-19 National Preparedness Collaborators. “</w:t>
       </w:r>
-      <w:hyperlink w:history="1" r:id="rIdvytymkr56frdbqcme4m59">
+      <w:hyperlink w:history="1" r:id="rIdgtlxqqccf77fvm9keekmm">
         <w:r>
           <w:rPr>
             <w:color w:val="0563C1"/>
@@ -8801,7 +8801,7 @@
       <w:r>
         <w:t xml:space="preserve">Msemburi, William, et al. “</w:t>
       </w:r>
-      <w:hyperlink w:history="1" r:id="rIdae4lzz4dbfx-6a0tkkogt">
+      <w:hyperlink w:history="1" r:id="rIdrdox_d2wrxgs0lte1qw6o">
         <w:r>
           <w:rPr>
             <w:color w:val="0563C1"/>
@@ -8885,7 +8885,7 @@
       <w:r>
         <w:t xml:space="preserve">Jinek, Martin, et al. “</w:t>
       </w:r>
-      <w:hyperlink w:history="1" r:id="rIdcqfkn-goppdgqswjpie-y">
+      <w:hyperlink w:history="1" r:id="rIdrhndqrkdzixef3hi4vphp">
         <w:r>
           <w:rPr>
             <w:color w:val="0563C1"/>
@@ -8913,7 +8913,7 @@
       <w:r>
         <w:t xml:space="preserve">Fehilly, Carole B., S. M. Willadsen, and Elizabeth M. Tucker. “</w:t>
       </w:r>
-      <w:hyperlink w:history="1" r:id="rIdizmsvsfmshtfs9yf6zt31">
+      <w:hyperlink w:history="1" r:id="rIdlq9cueogqyzadr8qj3owk">
         <w:r>
           <w:rPr>
             <w:color w:val="0563C1"/>
@@ -8961,7 +8961,7 @@
       <w:r>
         <w:t xml:space="preserve">Ganopolski, A., R. Winkelmann, and H. J. Schellnhuber. “</w:t>
       </w:r>
-      <w:hyperlink w:history="1" r:id="rIdo20_dbzu4sahuj8dhgaor">
+      <w:hyperlink w:history="1" r:id="rIdim_xchpy3sj1gs8z6fvj6">
         <w:r>
           <w:rPr>
             <w:color w:val="0563C1"/>
@@ -9009,7 +9009,7 @@
       <w:r>
         <w:t xml:space="preserve">Hawking, S. W. “</w:t>
       </w:r>
-      <w:hyperlink w:history="1" r:id="rIdvwngdldsqikflkm55vns0">
+      <w:hyperlink w:history="1" r:id="rIdhmxcjhvd2a3m3ual8chug">
         <w:r>
           <w:rPr>
             <w:color w:val="0563C1"/>
@@ -9037,7 +9037,7 @@
       <w:r>
         <w:t xml:space="preserve">LIGO Scientific Collaboration and Virgo Collaboration. “</w:t>
       </w:r>
-      <w:hyperlink w:history="1" r:id="rIdf_bsa4sdzql1ohxz_j1ek">
+      <w:hyperlink w:history="1" r:id="rIdjgs3gjwjjo1waplqbc6_y">
         <w:r>
           <w:rPr>
             <w:color w:val="0563C1"/>
@@ -9065,7 +9065,7 @@
       <w:r>
         <w:t xml:space="preserve">ATLAS Collaboration. “</w:t>
       </w:r>
-      <w:hyperlink w:history="1" r:id="rIdum0kaevj2dr99qhjacbqo">
+      <w:hyperlink w:history="1" r:id="rIds38rjyuxbjs6jewcjxvsu">
         <w:r>
           <w:rPr>
             <w:color w:val="0563C1"/>
@@ -9093,7 +9093,7 @@
       <w:r>
         <w:t xml:space="preserve">Abu-Shawareb, H., et al. (Indirect Drive ICF Collaboration). “</w:t>
       </w:r>
-      <w:hyperlink w:history="1" r:id="rIdvzt-_zhl_wv-599wfvko8">
+      <w:hyperlink w:history="1" r:id="rIdrpcsfeyevytnqeliguuvk">
         <w:r>
           <w:rPr>
             <w:color w:val="0563C1"/>

--- a/The Dolphins' View of History/chapters/Notes and Sources.docx
+++ b/The Dolphins' View of History/chapters/Notes and Sources.docx
@@ -83,7 +83,7 @@
       <w:r>
         <w:t xml:space="preserve">Thewissen, J. G. M., et al. “</w:t>
       </w:r>
-      <w:hyperlink w:history="1" r:id="rIddxus2vz9_-rwagwyd-rik">
+      <w:hyperlink w:history="1" r:id="rIdarrgybltmbenexl4bb6x2">
         <w:r>
           <w:rPr>
             <w:color w:val="0563C1"/>
@@ -111,7 +111,7 @@
       <w:r>
         <w:t xml:space="preserve">Stringer, Chris. </w:t>
       </w:r>
-      <w:hyperlink w:history="1" r:id="rIdcgm3n9ddozqewwoxu-e96">
+      <w:hyperlink w:history="1" r:id="rId8fqygzpsln7ifujz29ilo">
         <w:r>
           <w:rPr>
             <w:color w:val="0563C1"/>
@@ -159,7 +159,7 @@
       <w:r>
         <w:t xml:space="preserve">Marino, Lori. “</w:t>
       </w:r>
-      <w:hyperlink w:history="1" r:id="rIddqstp42f5xwwleka2toew">
+      <w:hyperlink w:history="1" r:id="rIdwvqqfg9sieui3dym8_qmd">
         <w:r>
           <w:rPr>
             <w:color w:val="0563C1"/>
@@ -187,7 +187,7 @@
       <w:r>
         <w:t xml:space="preserve">Janik, Vincent M., Laela S. Sayigh, and Randall S. Wells. “</w:t>
       </w:r>
-      <w:hyperlink w:history="1" r:id="rIdio95x3frz4fqlytevnmjo">
+      <w:hyperlink w:history="1" r:id="rIdi1b83bieqxnhfh_-go57i">
         <w:r>
           <w:rPr>
             <w:color w:val="0563C1"/>
@@ -215,7 +215,7 @@
       <w:r>
         <w:t xml:space="preserve">Krützen, Michael, et al. “</w:t>
       </w:r>
-      <w:hyperlink w:history="1" r:id="rIdid0lj-pvazxrjmwrzkvn9">
+      <w:hyperlink w:history="1" r:id="rIdw1ur-0kqjw9wv2ul7s9s6">
         <w:r>
           <w:rPr>
             <w:color w:val="0563C1"/>
@@ -243,7 +243,7 @@
       <w:r>
         <w:t xml:space="preserve">Tennie, Claudio, Josep Call, and Michael Tomasello. “</w:t>
       </w:r>
-      <w:hyperlink w:history="1" r:id="rIdvig_x3qvjju8bbfysvog1">
+      <w:hyperlink w:history="1" r:id="rIdcoiwf3giaz4u3sw1utf-g">
         <w:r>
           <w:rPr>
             <w:color w:val="0563C1"/>
@@ -307,7 +307,7 @@
       <w:r>
         <w:t xml:space="preserve">Hublin, Jean-Jacques, et al. “</w:t>
       </w:r>
-      <w:hyperlink w:history="1" r:id="rIdu5gwsxszb0fszjxtfyunq">
+      <w:hyperlink w:history="1" r:id="rIdbj85ypqgarh-qloc0ljrj">
         <w:r>
           <w:rPr>
             <w:color w:val="0563C1"/>
@@ -335,7 +335,7 @@
       <w:r>
         <w:t xml:space="preserve">Scerri, Eleanor M. L., et al. “</w:t>
       </w:r>
-      <w:hyperlink w:history="1" r:id="rIdo067zmgts2ztc71v9mtuo">
+      <w:hyperlink w:history="1" r:id="rIdjabxpezq4e7n7zlttxgd1">
         <w:r>
           <w:rPr>
             <w:color w:val="0563C1"/>
@@ -363,7 +363,7 @@
       <w:r>
         <w:t xml:space="preserve">Leakey, M. D., and R. L. Hay. “</w:t>
       </w:r>
-      <w:hyperlink w:history="1" r:id="rIdoge_kgwyq4miepnqq160x">
+      <w:hyperlink w:history="1" r:id="rId8xwdicakrwzemfzvek5jv">
         <w:r>
           <w:rPr>
             <w:color w:val="0563C1"/>
@@ -391,7 +391,7 @@
       <w:r>
         <w:t xml:space="preserve">Villmoare, Brian, et al. “</w:t>
       </w:r>
-      <w:hyperlink w:history="1" r:id="rIdhhvsi8jetohtnpdlvljcw">
+      <w:hyperlink w:history="1" r:id="rId3ssu4p7n45lczibxeyqmj">
         <w:r>
           <w:rPr>
             <w:color w:val="0563C1"/>
@@ -419,7 +419,7 @@
       <w:r>
         <w:t xml:space="preserve">Lordkipanidze, David, et al. “</w:t>
       </w:r>
-      <w:hyperlink w:history="1" r:id="rIdoqfpkw2fo0ef5kszq8idi">
+      <w:hyperlink w:history="1" r:id="rIdi-be2nysfjjundkvqxy4o">
         <w:r>
           <w:rPr>
             <w:color w:val="0563C1"/>
@@ -447,7 +447,7 @@
       <w:r>
         <w:t xml:space="preserve">Dirks, Paul H. G. M., et al. “</w:t>
       </w:r>
-      <w:hyperlink w:history="1" r:id="rIdxempbcqm-kspnaknloj00">
+      <w:hyperlink w:history="1" r:id="rId0ryqvq6tokgliudscsakz">
         <w:r>
           <w:rPr>
             <w:color w:val="0563C1"/>
@@ -475,7 +475,7 @@
       <w:r>
         <w:t xml:space="preserve">Henshilwood, Christopher S., et al. “</w:t>
       </w:r>
-      <w:hyperlink w:history="1" r:id="rIdfz89le07jslbkgthdzv7j">
+      <w:hyperlink w:history="1" r:id="rIdo9zwwhq_mh17pceecx60e">
         <w:r>
           <w:rPr>
             <w:color w:val="0563C1"/>
@@ -523,7 +523,7 @@
       <w:r>
         <w:t xml:space="preserve">Berna, Francesco, et al. “</w:t>
       </w:r>
-      <w:hyperlink w:history="1" r:id="rIdq6ywwzhrppyogv_gf10kk">
+      <w:hyperlink w:history="1" r:id="rIdd54fqjyina00iwd3esoyt">
         <w:r>
           <w:rPr>
             <w:color w:val="0563C1"/>
@@ -551,7 +551,7 @@
       <w:r>
         <w:t xml:space="preserve">Shahack-Gross, Ruth, et al. “</w:t>
       </w:r>
-      <w:hyperlink w:history="1" r:id="rIdjwt2kca1gocilzadnfvux">
+      <w:hyperlink w:history="1" r:id="rId4lxpqbiy9hzmavluifkxo">
         <w:r>
           <w:rPr>
             <w:color w:val="0563C1"/>
@@ -579,7 +579,7 @@
       <w:r>
         <w:t xml:space="preserve">Harmand, Sonia, et al. “</w:t>
       </w:r>
-      <w:hyperlink w:history="1" r:id="rIdj_tutvocucuqnznqws5vx">
+      <w:hyperlink w:history="1" r:id="rIdcice3li7t-1jpt-wrpbwq">
         <w:r>
           <w:rPr>
             <w:color w:val="0563C1"/>
@@ -607,7 +607,7 @@
       <w:r>
         <w:t xml:space="preserve">Lepre, Christopher J., et al. “</w:t>
       </w:r>
-      <w:hyperlink w:history="1" r:id="rId77eagmseixjdnuoonwqtz">
+      <w:hyperlink w:history="1" r:id="rId_iulpvvrta6qf3aaskifv">
         <w:r>
           <w:rPr>
             <w:color w:val="0563C1"/>
@@ -635,7 +635,7 @@
       <w:r>
         <w:t xml:space="preserve">Brown, Kyle S., et al. “</w:t>
       </w:r>
-      <w:hyperlink w:history="1" r:id="rIdly_jpjufnbedeiljgtkvs">
+      <w:hyperlink w:history="1" r:id="rId1kvnbqlszfpistq4ksrim">
         <w:r>
           <w:rPr>
             <w:color w:val="0563C1"/>
@@ -663,7 +663,7 @@
       <w:r>
         <w:t xml:space="preserve">Wrangham, Richard. </w:t>
       </w:r>
-      <w:hyperlink w:history="1" r:id="rIdgxkfah-1y7nw-j6sg9tqs">
+      <w:hyperlink w:history="1" r:id="rId5tuhh472bjypt6-jdf1vh">
         <w:r>
           <w:rPr>
             <w:color w:val="0563C1"/>
@@ -691,7 +691,7 @@
       <w:r>
         <w:t xml:space="preserve">Fitch, W. Tecumseh. </w:t>
       </w:r>
-      <w:hyperlink w:history="1" r:id="rIdlpbqayctbev3mfnggsyjn">
+      <w:hyperlink w:history="1" r:id="rIdmdmcivvhz9pogrcz5iyrd">
         <w:r>
           <w:rPr>
             <w:color w:val="0563C1"/>
@@ -739,7 +739,7 @@
       <w:r>
         <w:t xml:space="preserve">Clarkson, Chris, et al. “</w:t>
       </w:r>
-      <w:hyperlink w:history="1" r:id="rIdjbggrtxdhbncnxitj8a8v">
+      <w:hyperlink w:history="1" r:id="rIdhvbxbixccpxxc5vkfmrhf">
         <w:r>
           <w:rPr>
             <w:color w:val="0563C1"/>
@@ -767,7 +767,7 @@
       <w:r>
         <w:t xml:space="preserve">O’Connell, James F., et al. “</w:t>
       </w:r>
-      <w:hyperlink w:history="1" r:id="rIdug2wbnhqd7oivkysidetr">
+      <w:hyperlink w:history="1" r:id="rIdaala2en-vqpduu5uaqq1t">
         <w:r>
           <w:rPr>
             <w:color w:val="0563C1"/>
@@ -795,7 +795,7 @@
       <w:r>
         <w:t xml:space="preserve">Reich, David, et al. “</w:t>
       </w:r>
-      <w:hyperlink w:history="1" r:id="rIdmmk1jlsm2uyikxnrubb62">
+      <w:hyperlink w:history="1" r:id="rIdbolsawc5tqlbvpvhv7tfn">
         <w:r>
           <w:rPr>
             <w:color w:val="0563C1"/>
@@ -823,7 +823,7 @@
       <w:r>
         <w:t xml:space="preserve">Chen, Fahu, et al. “</w:t>
       </w:r>
-      <w:hyperlink w:history="1" r:id="rIdfq59eopwtkpfj7hwovgih">
+      <w:hyperlink w:history="1" r:id="rIdtlju5pgiq4oq_e8zo9jfv">
         <w:r>
           <w:rPr>
             <w:color w:val="0563C1"/>
@@ -851,7 +851,7 @@
       <w:r>
         <w:t xml:space="preserve">Higham, Tom, et al. “</w:t>
       </w:r>
-      <w:hyperlink w:history="1" r:id="rIdp6_lxls9l-u0-wrbeynah">
+      <w:hyperlink w:history="1" r:id="rIdzlkezvqpijmiywduelfh6">
         <w:r>
           <w:rPr>
             <w:color w:val="0563C1"/>
@@ -879,7 +879,7 @@
       <w:r>
         <w:t xml:space="preserve">Sutikna, Thomas, et al. “</w:t>
       </w:r>
-      <w:hyperlink w:history="1" r:id="rIdqhzqj0u05cxrjytarqjos">
+      <w:hyperlink w:history="1" r:id="rIdl94jo6tovvevac8fvczdr">
         <w:r>
           <w:rPr>
             <w:color w:val="0563C1"/>
@@ -907,7 +907,7 @@
       <w:r>
         <w:t xml:space="preserve">Oktaviana, Adhi Agus, et al. “</w:t>
       </w:r>
-      <w:hyperlink w:history="1" r:id="rIdfb587udihfbhm9vah668a">
+      <w:hyperlink w:history="1" r:id="rIdgme-2cdi2ynvig8l74vb7">
         <w:r>
           <w:rPr>
             <w:color w:val="0563C1"/>
@@ -935,7 +935,7 @@
       <w:r>
         <w:t xml:space="preserve">Bennett, Matthew R., et al. “</w:t>
       </w:r>
-      <w:hyperlink w:history="1" r:id="rIdnjgd5u6hggi3449qicdsx">
+      <w:hyperlink w:history="1" r:id="rIdrjhqlir9pdwmntn_65azi">
         <w:r>
           <w:rPr>
             <w:color w:val="0563C1"/>
@@ -963,7 +963,7 @@
       <w:r>
         <w:t xml:space="preserve">Reich, David. </w:t>
       </w:r>
-      <w:hyperlink w:history="1" r:id="rIdw45-gn7s-bclzte8kcst-">
+      <w:hyperlink w:history="1" r:id="rId9fqwgfkpz6cwq3yoruf5q">
         <w:r>
           <w:rPr>
             <w:color w:val="0563C1"/>
@@ -1011,7 +1011,7 @@
       <w:r>
         <w:t xml:space="preserve">Dietrich, Oliver, et al. “</w:t>
       </w:r>
-      <w:hyperlink w:history="1" r:id="rIdy2jcpm8wf1aaradfpdcau">
+      <w:hyperlink w:history="1" r:id="rIdgydibohanuthqw02g7fcc">
         <w:r>
           <w:rPr>
             <w:color w:val="0563C1"/>
@@ -1039,7 +1039,7 @@
       <w:r>
         <w:t xml:space="preserve">Larson, Greger, et al. “</w:t>
       </w:r>
-      <w:hyperlink w:history="1" r:id="rIdri8wdiyizgewmjktwx2ls">
+      <w:hyperlink w:history="1" r:id="rId3xuq7qj5cya6vworws7w2">
         <w:r>
           <w:rPr>
             <w:color w:val="0563C1"/>
@@ -1067,7 +1067,7 @@
       <w:r>
         <w:t xml:space="preserve">Fuller, Dorian Q., et al. “</w:t>
       </w:r>
-      <w:hyperlink w:history="1" r:id="rIdvm7djc3hlmez20eh1_x8r">
+      <w:hyperlink w:history="1" r:id="rIdacf-olhhavxjv20bpvrt1">
         <w:r>
           <w:rPr>
             <w:color w:val="0563C1"/>
@@ -1095,7 +1095,7 @@
       <w:r>
         <w:t xml:space="preserve">Larsen, Clark Spencer. “</w:t>
       </w:r>
-      <w:hyperlink w:history="1" r:id="rIdrm5d7idwidembpiqbakkk">
+      <w:hyperlink w:history="1" r:id="rIdppa01qur7rukgdy8e6kec">
         <w:r>
           <w:rPr>
             <w:color w:val="0563C1"/>
@@ -1123,7 +1123,7 @@
       <w:r>
         <w:t xml:space="preserve">Hodder, Ian. </w:t>
       </w:r>
-      <w:hyperlink w:history="1" r:id="rIdm5qfxm7_gfd5eld71_gov">
+      <w:hyperlink w:history="1" r:id="rIde-y3yl-4ccvx4zj4vogz8">
         <w:r>
           <w:rPr>
             <w:color w:val="0563C1"/>
@@ -1151,7 +1151,7 @@
       <w:r>
         <w:t xml:space="preserve">Scott, James C. </w:t>
       </w:r>
-      <w:hyperlink w:history="1" r:id="rId6xhqlcn_9dlktv9whmw0m">
+      <w:hyperlink w:history="1" r:id="rIdx925fivlx-zwl43crdyaw">
         <w:r>
           <w:rPr>
             <w:color w:val="0563C1"/>
@@ -1215,7 +1215,7 @@
       <w:r>
         <w:t xml:space="preserve">Schmandt-Besserat, Denise. </w:t>
       </w:r>
-      <w:hyperlink w:history="1" r:id="rIdp0bbadnxwb3mrear9gj0q">
+      <w:hyperlink w:history="1" r:id="rIdauvaokzo7o7fxq8apy2cu">
         <w:r>
           <w:rPr>
             <w:color w:val="0563C1"/>
@@ -1243,7 +1243,7 @@
       <w:r>
         <w:t xml:space="preserve">Nissen, Hans J., Peter Damerow, and Robert K. Englund. </w:t>
       </w:r>
-      <w:hyperlink w:history="1" r:id="rIdxdqjyzez4qr8r9ihrpujk">
+      <w:hyperlink w:history="1" r:id="rIduhfgnr6mfmc9l2rw1r_wn">
         <w:r>
           <w:rPr>
             <w:color w:val="0563C1"/>
@@ -1271,7 +1271,7 @@
       <w:r>
         <w:t xml:space="preserve">Houston, Stephen D., ed. </w:t>
       </w:r>
-      <w:hyperlink w:history="1" r:id="rId8xom4p1z0pdhheph1jgpa">
+      <w:hyperlink w:history="1" r:id="rIdjzuje-jdpql7n0ggvti0l">
         <w:r>
           <w:rPr>
             <w:color w:val="0563C1"/>
@@ -1299,7 +1299,7 @@
       <w:r>
         <w:t xml:space="preserve">Schacter, Daniel L. </w:t>
       </w:r>
-      <w:hyperlink w:history="1" r:id="rIdopf1kvahx81_yhf3ac56p">
+      <w:hyperlink w:history="1" r:id="rIdpxfirmebwijmdples3ewh">
         <w:r>
           <w:rPr>
             <w:color w:val="0563C1"/>
@@ -1379,7 +1379,7 @@
       <w:r>
         <w:t xml:space="preserve">Van De Mieroop, Marc. </w:t>
       </w:r>
-      <w:hyperlink w:history="1" r:id="rIdu7i8mm_hekam2frj3ycnx">
+      <w:hyperlink w:history="1" r:id="rId_mcf6xrmrpocmm_sfaeqq">
         <w:r>
           <w:rPr>
             <w:color w:val="0563C1"/>
@@ -1407,7 +1407,7 @@
       <w:r>
         <w:t xml:space="preserve">Lehner, Mark, and Zahi Hawass. </w:t>
       </w:r>
-      <w:hyperlink w:history="1" r:id="rIdmerk0nw_kxxunbb7cr56k">
+      <w:hyperlink w:history="1" r:id="rIdlki1caaakmgzk8ptwhi1g">
         <w:r>
           <w:rPr>
             <w:color w:val="0563C1"/>
@@ -1435,7 +1435,7 @@
       <w:r>
         <w:t xml:space="preserve">Edgerton, William F. “</w:t>
       </w:r>
-      <w:hyperlink w:history="1" r:id="rIdhz3d09_vtffltgqiu8lhr">
+      <w:hyperlink w:history="1" r:id="rIdyywfuys31pqfrfufjehha">
         <w:r>
           <w:rPr>
             <w:color w:val="0563C1"/>
@@ -1463,7 +1463,7 @@
       <w:r>
         <w:t xml:space="preserve">Roth, Martha T. </w:t>
       </w:r>
-      <w:hyperlink w:history="1" r:id="rIdmp4lz3gqpxbypktj-ls59">
+      <w:hyperlink w:history="1" r:id="rIdvz0o3auznfbzexc7f0bmd">
         <w:r>
           <w:rPr>
             <w:color w:val="0563C1"/>
@@ -1491,7 +1491,7 @@
       <w:r>
         <w:t xml:space="preserve">Bryce, Trevor. </w:t>
       </w:r>
-      <w:hyperlink w:history="1" r:id="rIdkmwaymak3tqouj18hhbje">
+      <w:hyperlink w:history="1" r:id="rIdpqzbupn1mja6u91jq-yk5">
         <w:r>
           <w:rPr>
             <w:color w:val="0563C1"/>
@@ -1519,7 +1519,7 @@
       <w:r>
         <w:t xml:space="preserve">Parkinson, Richard. </w:t>
       </w:r>
-      <w:hyperlink w:history="1" r:id="rIdp6-ujui4qf1zu5fo7qhog">
+      <w:hyperlink w:history="1" r:id="rId1a1jibfok_a2jhgv-8pwl">
         <w:r>
           <w:rPr>
             <w:color w:val="0563C1"/>
@@ -1567,7 +1567,7 @@
       <w:r>
         <w:t xml:space="preserve">Keightley, David N. </w:t>
       </w:r>
-      <w:hyperlink w:history="1" r:id="rIdiwpruzxlk4pk2nflgcizq">
+      <w:hyperlink w:history="1" r:id="rIdgan0tiz1ihfdcdvgyvndu">
         <w:r>
           <w:rPr>
             <w:color w:val="0563C1"/>
@@ -1595,7 +1595,7 @@
       <w:r>
         <w:t xml:space="preserve">Lewis, Mark Edward. </w:t>
       </w:r>
-      <w:hyperlink w:history="1" r:id="rIdiffhobwmztmz7_j539-bj">
+      <w:hyperlink w:history="1" r:id="rIdoxzl3avleov4bncytxlyr">
         <w:r>
           <w:rPr>
             <w:color w:val="0563C1"/>
@@ -1623,7 +1623,7 @@
       <w:r>
         <w:t xml:space="preserve">Elman, Benjamin A. </w:t>
       </w:r>
-      <w:hyperlink w:history="1" r:id="rId3t7wtu2sxdzzpr-mtv-xp">
+      <w:hyperlink w:history="1" r:id="rIdztnvmkqc-yhdwb4hwwroa">
         <w:r>
           <w:rPr>
             <w:color w:val="0563C1"/>
@@ -1651,7 +1651,7 @@
       <w:r>
         <w:t xml:space="preserve">Liu, Li, and Xingcan Chen. </w:t>
       </w:r>
-      <w:hyperlink w:history="1" r:id="rIdcx-nnut_ffw2grpmbzq5z">
+      <w:hyperlink w:history="1" r:id="rIduqffdc8-zard1uaa6z5os">
         <w:r>
           <w:rPr>
             <w:color w:val="0563C1"/>
@@ -1699,7 +1699,7 @@
       <w:r>
         <w:t xml:space="preserve">Possehl, Gregory L. </w:t>
       </w:r>
-      <w:hyperlink w:history="1" r:id="rIdpuyp3wjhi2fgd6up2-hss">
+      <w:hyperlink w:history="1" r:id="rIdohhh4j86nzpqfmrpxhobm">
         <w:r>
           <w:rPr>
             <w:color w:val="0563C1"/>
@@ -1727,7 +1727,7 @@
       <w:r>
         <w:t xml:space="preserve">Thapar, Romila. </w:t>
       </w:r>
-      <w:hyperlink w:history="1" r:id="rIdxhdo31neanr00e7_-uxfs">
+      <w:hyperlink w:history="1" r:id="rIdiex9g0yzew1wer4q_virc">
         <w:r>
           <w:rPr>
             <w:color w:val="0563C1"/>
@@ -1755,7 +1755,7 @@
       <w:r>
         <w:t xml:space="preserve">Plofker, Kim. </w:t>
       </w:r>
-      <w:hyperlink w:history="1" r:id="rIdrxhqh2qrhwyxqsb8h0nvo">
+      <w:hyperlink w:history="1" r:id="rId0nu75jgbw8o5yjjhjzhzt">
         <w:r>
           <w:rPr>
             <w:color w:val="0563C1"/>
@@ -1783,7 +1783,7 @@
       <w:r>
         <w:t xml:space="preserve">Dirks, Nicholas B. </w:t>
       </w:r>
-      <w:hyperlink w:history="1" r:id="rIdhd8whnucelwjt52dta_w_">
+      <w:hyperlink w:history="1" r:id="rIdxsidln4zik8f1ikzwdbqu">
         <w:r>
           <w:rPr>
             <w:color w:val="0563C1"/>
@@ -1811,7 +1811,7 @@
       <w:r>
         <w:t xml:space="preserve">Dundas, Paul. </w:t>
       </w:r>
-      <w:hyperlink w:history="1" r:id="rIduy1alulfoq_xi3fg8bclv">
+      <w:hyperlink w:history="1" r:id="rIdztluzg7ayagq-n1tzstqr">
         <w:r>
           <w:rPr>
             <w:color w:val="0563C1"/>
@@ -1891,7 +1891,7 @@
       <w:r>
         <w:t xml:space="preserve">Cartledge, Paul. </w:t>
       </w:r>
-      <w:hyperlink w:history="1" r:id="rIdcsvskaw90qjztudnuc_ov">
+      <w:hyperlink w:history="1" r:id="rIdhzvn8pnbwqa3h37hlnh0f">
         <w:r>
           <w:rPr>
             <w:color w:val="0563C1"/>
@@ -1919,7 +1919,7 @@
       <w:r>
         <w:t xml:space="preserve">Freeth, Tony, et al. “</w:t>
       </w:r>
-      <w:hyperlink w:history="1" r:id="rId0ph7wmxgladn9ppn2xbld">
+      <w:hyperlink w:history="1" r:id="rIdupwi4yhynqllpo20byu3t">
         <w:r>
           <w:rPr>
             <w:color w:val="0563C1"/>
@@ -1947,7 +1947,7 @@
       <w:r>
         <w:t xml:space="preserve">Freeth, Tony, et al. “</w:t>
       </w:r>
-      <w:hyperlink w:history="1" r:id="rIdeprz10qlptpbxoyzvnyxs">
+      <w:hyperlink w:history="1" r:id="rId-vrw8vqy1aqee4-poh2s7">
         <w:r>
           <w:rPr>
             <w:color w:val="0563C1"/>
@@ -1995,7 +1995,7 @@
       <w:r>
         <w:t xml:space="preserve">Beard, Mary. </w:t>
       </w:r>
-      <w:hyperlink w:history="1" r:id="rId-1irr15wjne1f2cb8pdap">
+      <w:hyperlink w:history="1" r:id="rIdjveuki3r3ygvtqywypj1g">
         <w:r>
           <w:rPr>
             <w:color w:val="0563C1"/>
@@ -2023,7 +2023,7 @@
       <w:r>
         <w:t xml:space="preserve">Ward-Perkins, Bryan. </w:t>
       </w:r>
-      <w:hyperlink w:history="1" r:id="rId_0ehqnje9844yhf_e1zj5">
+      <w:hyperlink w:history="1" r:id="rId-wuxf4qhzhxcqydaf96rr">
         <w:r>
           <w:rPr>
             <w:color w:val="0563C1"/>
@@ -2051,7 +2051,7 @@
       <w:r>
         <w:t xml:space="preserve">Brown, Peter. </w:t>
       </w:r>
-      <w:hyperlink w:history="1" r:id="rIdlgmmmsrqtlme0ihdgkuxn">
+      <w:hyperlink w:history="1" r:id="rIdswjq7f_vo9vzbx-7g6v97">
         <w:r>
           <w:rPr>
             <w:color w:val="0563C1"/>
@@ -2079,7 +2079,7 @@
       <w:r>
         <w:t xml:space="preserve">Harper, Kyle. </w:t>
       </w:r>
-      <w:hyperlink w:history="1" r:id="rIdkdojr5zqoonwmn_yovu-k">
+      <w:hyperlink w:history="1" r:id="rIddarkus4ui1mmdnkprntvg">
         <w:r>
           <w:rPr>
             <w:color w:val="0563C1"/>
@@ -2127,7 +2127,7 @@
       <w:r>
         <w:t xml:space="preserve">Kennedy, Hugh. </w:t>
       </w:r>
-      <w:hyperlink w:history="1" r:id="rIdemlnswdv7yihr5h5ighds">
+      <w:hyperlink w:history="1" r:id="rIdyu-jrfy0nysj9dcglhye5">
         <w:r>
           <w:rPr>
             <w:color w:val="0563C1"/>
@@ -2155,7 +2155,7 @@
       <w:r>
         <w:t xml:space="preserve">Gutas, Dimitri. </w:t>
       </w:r>
-      <w:hyperlink w:history="1" r:id="rId46_plawtfchx1m0km0rjq">
+      <w:hyperlink w:history="1" r:id="rId-j2qhujxscqo4aurzuzwl">
         <w:r>
           <w:rPr>
             <w:color w:val="0563C1"/>
@@ -2215,7 +2215,7 @@
       <w:r>
         <w:t xml:space="preserve">Riley-Smith, Jonathan. </w:t>
       </w:r>
-      <w:hyperlink w:history="1" r:id="rIddigtmfziua6fhbbnhd6ne">
+      <w:hyperlink w:history="1" r:id="rIdcgbzpqffwsjeyrexz5v00">
         <w:r>
           <w:rPr>
             <w:color w:val="0563C1"/>
@@ -2259,7 +2259,7 @@
       <w:r>
         <w:t xml:space="preserve">Phillips, Jonathan. </w:t>
       </w:r>
-      <w:hyperlink w:history="1" r:id="rIdvx3d42d1aztiyos08s9uk">
+      <w:hyperlink w:history="1" r:id="rIdu0znebpcpgzlx6dh2lwkx">
         <w:r>
           <w:rPr>
             <w:color w:val="0563C1"/>
@@ -2287,7 +2287,7 @@
       <w:r>
         <w:t xml:space="preserve">Stark, Rodney. </w:t>
       </w:r>
-      <w:hyperlink w:history="1" r:id="rIdxpctompdj1vxn13zd2zbt">
+      <w:hyperlink w:history="1" r:id="rIdyldknv706_nschwd_hy8q">
         <w:r>
           <w:rPr>
             <w:color w:val="0563C1"/>
@@ -2335,7 +2335,7 @@
       <w:r>
         <w:t xml:space="preserve">Mommsen, Theodor E. “</w:t>
       </w:r>
-      <w:hyperlink w:history="1" r:id="rIdrbzdpluuljd9ugaz6kvar">
+      <w:hyperlink w:history="1" r:id="rId7oa8xmxytrazyhhzcnktr">
         <w:r>
           <w:rPr>
             <w:color w:val="0563C1"/>
@@ -2363,7 +2363,7 @@
       <w:r>
         <w:t xml:space="preserve">Wickham, Chris. </w:t>
       </w:r>
-      <w:hyperlink w:history="1" r:id="rIdu1g-jieix0znf7jpdi7kk">
+      <w:hyperlink w:history="1" r:id="rIdw2xdtey32o8kbvkqxzyng">
         <w:r>
           <w:rPr>
             <w:color w:val="0563C1"/>
@@ -2391,7 +2391,7 @@
       <w:r>
         <w:t xml:space="preserve">Russell, Jeffrey Burton. </w:t>
       </w:r>
-      <w:hyperlink w:history="1" r:id="rIdivow5w8yoxtnyoyuankid">
+      <w:hyperlink w:history="1" r:id="rIdoz7qo0gudbr0n4l4zbhrc">
         <w:r>
           <w:rPr>
             <w:color w:val="0563C1"/>
@@ -2455,7 +2455,7 @@
       <w:r>
         <w:t xml:space="preserve">Hansen, Valerie. </w:t>
       </w:r>
-      <w:hyperlink w:history="1" r:id="rIdmtzh49d6u-ihpocbz-5mh">
+      <w:hyperlink w:history="1" r:id="rId6gpmbt8jws8l6v2gdizbv">
         <w:r>
           <w:rPr>
             <w:color w:val="0563C1"/>
@@ -2483,7 +2483,7 @@
       <w:r>
         <w:t xml:space="preserve">Spyrou, Maria A., et al. “</w:t>
       </w:r>
-      <w:hyperlink w:history="1" r:id="rId7vjf4lswpkwaha8qxloyt">
+      <w:hyperlink w:history="1" r:id="rId20zdxvtiacwlcm7hrgpb_">
         <w:r>
           <w:rPr>
             <w:color w:val="0563C1"/>
@@ -2511,7 +2511,7 @@
       <w:r>
         <w:t xml:space="preserve">Wheelis, Mark. “</w:t>
       </w:r>
-      <w:hyperlink w:history="1" r:id="rIdy33v3dw2wbdodcxellcdk">
+      <w:hyperlink w:history="1" r:id="rIdfzmi-ie1wyxn2vqjbxbgl">
         <w:r>
           <w:rPr>
             <w:color w:val="0563C1"/>
@@ -2539,7 +2539,7 @@
       <w:r>
         <w:t xml:space="preserve">Dean, Katharine R., et al. “</w:t>
       </w:r>
-      <w:hyperlink w:history="1" r:id="rIdlpaf7wmjmjlijl1ebd9sf">
+      <w:hyperlink w:history="1" r:id="rIdxmmwv9ryaeuipr4lxy-iw">
         <w:r>
           <w:rPr>
             <w:color w:val="0563C1"/>
@@ -2567,7 +2567,7 @@
       <w:r>
         <w:t xml:space="preserve">Benedictow, Ole J. </w:t>
       </w:r>
-      <w:hyperlink w:history="1" r:id="rId0qp5ccprj1k2jchfpqar6">
+      <w:hyperlink w:history="1" r:id="rIddxuloizaqihs0fxs7rekg">
         <w:r>
           <w:rPr>
             <w:color w:val="0563C1"/>
@@ -2631,7 +2631,7 @@
       <w:r>
         <w:t xml:space="preserve">Gomez, Michael A. </w:t>
       </w:r>
-      <w:hyperlink w:history="1" r:id="rIdobee0jqa4z8kpea2ixlck">
+      <w:hyperlink w:history="1" r:id="rId8k2rsxhavv6nhof7qtdut">
         <w:r>
           <w:rPr>
             <w:color w:val="0563C1"/>
@@ -2691,7 +2691,7 @@
       <w:r>
         <w:t xml:space="preserve">Edwards, David N. </w:t>
       </w:r>
-      <w:hyperlink w:history="1" r:id="rId1ag_fbmzkzpjv7h6biu4b">
+      <w:hyperlink w:history="1" r:id="rIdhtt8zugupwwkaw3_cg3qi">
         <w:r>
           <w:rPr>
             <w:color w:val="0563C1"/>
@@ -2719,7 +2719,7 @@
       <w:r>
         <w:t xml:space="preserve">Pikirayi, Innocent. </w:t>
       </w:r>
-      <w:hyperlink w:history="1" r:id="rIdxxcsgsotkin-usydwqev1">
+      <w:hyperlink w:history="1" r:id="rIdvdi5r_gs2bqmeuteomx_c">
         <w:r>
           <w:rPr>
             <w:color w:val="0563C1"/>
@@ -2747,7 +2747,7 @@
       <w:r>
         <w:t xml:space="preserve">Hicks, Dan. </w:t>
       </w:r>
-      <w:hyperlink w:history="1" r:id="rId2fy_ltbtumzt30ndusr3s">
+      <w:hyperlink w:history="1" r:id="rIdplgwh8zhqjep3uywtyuas">
         <w:r>
           <w:rPr>
             <w:color w:val="0563C1"/>
@@ -2795,7 +2795,7 @@
       <w:r>
         <w:t xml:space="preserve">Thornton, John K. </w:t>
       </w:r>
-      <w:hyperlink w:history="1" r:id="rIdjxix3mrlvv2wfyoqmeuo3">
+      <w:hyperlink w:history="1" r:id="rIdmflocbeymqmsyacaercve">
         <w:r>
           <w:rPr>
             <w:color w:val="0563C1"/>
@@ -2823,7 +2823,7 @@
       <w:r>
         <w:t xml:space="preserve">McCaskie, T. C. </w:t>
       </w:r>
-      <w:hyperlink w:history="1" r:id="rIdc0trntmwwegngqakayc9k">
+      <w:hyperlink w:history="1" r:id="rIdh65etaz7xovscxztgsvky">
         <w:r>
           <w:rPr>
             <w:color w:val="0563C1"/>
@@ -2851,7 +2851,7 @@
       <w:r>
         <w:t xml:space="preserve">Hochschild, Adam. </w:t>
       </w:r>
-      <w:hyperlink w:history="1" r:id="rIdmjlidgu32tuzmi7dgjlil">
+      <w:hyperlink w:history="1" r:id="rIdjrltdyd0o2dyseovqxhvu">
         <w:r>
           <w:rPr>
             <w:color w:val="0563C1"/>
@@ -2895,7 +2895,7 @@
       <w:r>
         <w:t xml:space="preserve">Kara, Siddharth. </w:t>
       </w:r>
-      <w:hyperlink w:history="1" r:id="rIdhn1utzamntu-ovnhsxgps">
+      <w:hyperlink w:history="1" r:id="rIdqrfsmhqyuotjb6iw290i3">
         <w:r>
           <w:rPr>
             <w:color w:val="0563C1"/>
@@ -2943,7 +2943,7 @@
       <w:r>
         <w:t xml:space="preserve">Mann, Charles C. </w:t>
       </w:r>
-      <w:hyperlink w:history="1" r:id="rIddin_swk3fn7g5j-9mbc-m">
+      <w:hyperlink w:history="1" r:id="rIdtfvogwqa4ujfzhwgrkonj">
         <w:r>
           <w:rPr>
             <w:color w:val="0563C1"/>
@@ -2971,7 +2971,7 @@
       <w:r>
         <w:t xml:space="preserve">Matsuoka, Yoshihiro, et al. “</w:t>
       </w:r>
-      <w:hyperlink w:history="1" r:id="rIdwyof3atvezxtufqh7ibo5">
+      <w:hyperlink w:history="1" r:id="rIderm0owpwkzlwi3k_ttcpo">
         <w:r>
           <w:rPr>
             <w:color w:val="0563C1"/>
@@ -2999,7 +2999,7 @@
       <w:r>
         <w:t xml:space="preserve">Shady Solis, Ruth, Jonathan Haas, and Winifred Creamer. “</w:t>
       </w:r>
-      <w:hyperlink w:history="1" r:id="rIdgn2aexnofrfrxlqrimcma">
+      <w:hyperlink w:history="1" r:id="rIdaov7qpfijszbru1wpz42c">
         <w:r>
           <w:rPr>
             <w:color w:val="0563C1"/>
@@ -3027,7 +3027,7 @@
       <w:r>
         <w:t xml:space="preserve">Urton, Gary. </w:t>
       </w:r>
-      <w:hyperlink w:history="1" r:id="rIdlqbx7kvi8m82nzcre9pfg">
+      <w:hyperlink w:history="1" r:id="rIdwzf8tmggu8y7jgpfhwude">
         <w:r>
           <w:rPr>
             <w:color w:val="0563C1"/>
@@ -3055,7 +3055,7 @@
       <w:r>
         <w:t xml:space="preserve">Denevan, William M., ed. </w:t>
       </w:r>
-      <w:hyperlink w:history="1" r:id="rId6mlzvtk7j_z_-kwyo0ofb">
+      <w:hyperlink w:history="1" r:id="rIdz-a5zmvbosg5cdnx3nygg">
         <w:r>
           <w:rPr>
             <w:color w:val="0563C1"/>
@@ -3083,7 +3083,7 @@
       <w:r>
         <w:t xml:space="preserve">Henige, David. </w:t>
       </w:r>
-      <w:hyperlink w:history="1" r:id="rIdeaccx5l5wj-kwc_75dkfo">
+      <w:hyperlink w:history="1" r:id="rIdejqdibszpuzr8vr4wp13j">
         <w:r>
           <w:rPr>
             <w:color w:val="0563C1"/>
@@ -3111,7 +3111,7 @@
       <w:r>
         <w:t xml:space="preserve">Koch, Alexander, Chris Brierley, Mark M. Maslin, and Simon L. Lewis. “</w:t>
       </w:r>
-      <w:hyperlink w:history="1" r:id="rId_mm7di5zgl9a5qgx88lkn">
+      <w:hyperlink w:history="1" r:id="rIdl6b2e8oxnq6sfnv--oj4i">
         <w:r>
           <w:rPr>
             <w:color w:val="0563C1"/>
@@ -3139,7 +3139,7 @@
       <w:r>
         <w:t xml:space="preserve">Ioannidis, Alexander G., et al. “</w:t>
       </w:r>
-      <w:hyperlink w:history="1" r:id="rIdzlakngufmjozaruzrr3cp">
+      <w:hyperlink w:history="1" r:id="rIdr56qsxxjejz0wbujh9xsj">
         <w:r>
           <w:rPr>
             <w:color w:val="0563C1"/>
@@ -3167,7 +3167,7 @@
       <w:r>
         <w:t xml:space="preserve">Pauketat, Timothy R. </w:t>
       </w:r>
-      <w:hyperlink w:history="1" r:id="rIdvesadcndgvzrwdmgjy2sp">
+      <w:hyperlink w:history="1" r:id="rId4a6yzxpvpofuidn3oito_">
         <w:r>
           <w:rPr>
             <w:color w:val="0563C1"/>
@@ -3195,7 +3195,7 @@
       <w:r>
         <w:t xml:space="preserve">Dobyns, Henry F. “</w:t>
       </w:r>
-      <w:hyperlink w:history="1" r:id="rIdrt2akauayaenjtvxbfdi4">
+      <w:hyperlink w:history="1" r:id="rIdsuwdrnqjv8dqxkwdgwvzj">
         <w:r>
           <w:rPr>
             <w:color w:val="0563C1"/>
@@ -3256,7 +3256,7 @@
         </w:rPr>
         <w:t xml:space="preserve">The voyages database behind those numbers. </w:t>
       </w:r>
-      <w:hyperlink w:history="1" r:id="rIdfajblaykairtiv8prx2-a">
+      <w:hyperlink w:history="1" r:id="rIduwccqifivi3hveuimnogg">
         <w:r>
           <w:rPr>
             <w:color w:val="0563C1"/>
@@ -3284,7 +3284,7 @@
       <w:r>
         <w:t xml:space="preserve">Equiano, Olaudah. </w:t>
       </w:r>
-      <w:hyperlink w:history="1" r:id="rIdij2lekbzcrgyxdnvwfu5m">
+      <w:hyperlink w:history="1" r:id="rIdi5_5zbfr4o0hgco-sa6q0">
         <w:r>
           <w:rPr>
             <w:color w:val="0563C1"/>
@@ -3312,7 +3312,7 @@
       <w:r>
         <w:t xml:space="preserve">Carretta, Vincent. </w:t>
       </w:r>
-      <w:hyperlink w:history="1" r:id="rId3mo8w8o0pbovjmhox-7ex">
+      <w:hyperlink w:history="1" r:id="rIdbmbfj2ot3vtpt9lkpb_j2">
         <w:r>
           <w:rPr>
             <w:color w:val="0563C1"/>
@@ -3340,7 +3340,7 @@
       <w:r>
         <w:t xml:space="preserve">Hurston, Zora Neale. </w:t>
       </w:r>
-      <w:hyperlink w:history="1" r:id="rIdaihbvyknleckxtjt3yyaw">
+      <w:hyperlink w:history="1" r:id="rIdb7txmyceqpvqnthh1vod5">
         <w:r>
           <w:rPr>
             <w:color w:val="0563C1"/>
@@ -3368,7 +3368,7 @@
       <w:r>
         <w:t xml:space="preserve">Diouf, Sylviane A. </w:t>
       </w:r>
-      <w:hyperlink w:history="1" r:id="rIdeipzyham42hgohna5ya_1">
+      <w:hyperlink w:history="1" r:id="rId-hwjreauygojgccb1-8tw">
         <w:r>
           <w:rPr>
             <w:color w:val="0563C1"/>
@@ -3396,7 +3396,7 @@
       <w:r>
         <w:t xml:space="preserve">Livi Bacci, Massimo. </w:t>
       </w:r>
-      <w:hyperlink w:history="1" r:id="rIdpzrhvfrbwkm22kpf6loyg">
+      <w:hyperlink w:history="1" r:id="rId6t6sgmudop1qficku4rwb">
         <w:r>
           <w:rPr>
             <w:color w:val="0563C1"/>
@@ -3424,7 +3424,7 @@
       <w:r>
         <w:t xml:space="preserve">Reséndez, Andrés. </w:t>
       </w:r>
-      <w:hyperlink w:history="1" r:id="rIdjpxejyvopypkizh8avvjj">
+      <w:hyperlink w:history="1" r:id="rIdstbqgwbpafrw9e3jaktai">
         <w:r>
           <w:rPr>
             <w:color w:val="0563C1"/>
@@ -3452,7 +3452,7 @@
       <w:r>
         <w:t xml:space="preserve">Dreyer, Edward L. </w:t>
       </w:r>
-      <w:hyperlink w:history="1" r:id="rIdfghrgom0jjqvsmt0ybj4p">
+      <w:hyperlink w:history="1" r:id="rIdizursbnc2gbsw2qgxgxcc">
         <w:r>
           <w:rPr>
             <w:color w:val="0563C1"/>
@@ -3500,7 +3500,7 @@
       <w:r>
         <w:t xml:space="preserve">Eisenstein, Elizabeth L. </w:t>
       </w:r>
-      <w:hyperlink w:history="1" r:id="rIdqdknrfov4t1sy_lboapxz">
+      <w:hyperlink w:history="1" r:id="rIdx9mn42yrd6uffmaatt5sx">
         <w:r>
           <w:rPr>
             <w:color w:val="0563C1"/>
@@ -3528,7 +3528,7 @@
       <w:r>
         <w:t xml:space="preserve">Allen, Robert C. </w:t>
       </w:r>
-      <w:hyperlink w:history="1" r:id="rIdi98zzq4rw5x5xpy7609ri">
+      <w:hyperlink w:history="1" r:id="rIdxass4qupuzwdbz6fkylop">
         <w:r>
           <w:rPr>
             <w:color w:val="0563C1"/>
@@ -3556,7 +3556,7 @@
       <w:r>
         <w:t xml:space="preserve">Humphries, Jane. </w:t>
       </w:r>
-      <w:hyperlink w:history="1" r:id="rIdiexksr7fg_gdbv4dgg5yj">
+      <w:hyperlink w:history="1" r:id="rId6wzkdzph9xvm2bifmqj3t">
         <w:r>
           <w:rPr>
             <w:color w:val="0563C1"/>
@@ -3584,7 +3584,7 @@
       <w:r>
         <w:t xml:space="preserve">Pomeranz, Kenneth. </w:t>
       </w:r>
-      <w:hyperlink w:history="1" r:id="rIdiroz_v_mve4rwtdq5den0">
+      <w:hyperlink w:history="1" r:id="rIdem7knv2k5axicm1kcttmr">
         <w:r>
           <w:rPr>
             <w:color w:val="0563C1"/>
@@ -3612,7 +3612,7 @@
       <w:r>
         <w:t xml:space="preserve">Bell, Michelle L., and Devra Lee Davis. “</w:t>
       </w:r>
-      <w:hyperlink w:history="1" r:id="rIdeplv5csnw8h56naf9n6au">
+      <w:hyperlink w:history="1" r:id="rIdxhh2xu0sbwir-jsigp-cz">
         <w:r>
           <w:rPr>
             <w:color w:val="0563C1"/>
@@ -3660,7 +3660,7 @@
       <w:r>
         <w:t xml:space="preserve">Hacker, J. David. “</w:t>
       </w:r>
-      <w:hyperlink w:history="1" r:id="rIdsksdeflnka7vyir5nxpxn">
+      <w:hyperlink w:history="1" r:id="rIdfgjfragqhpyf7i3q0axiq">
         <w:r>
           <w:rPr>
             <w:color w:val="0563C1"/>
@@ -3688,7 +3688,7 @@
       <w:r>
         <w:t xml:space="preserve">Foner, Eric. </w:t>
       </w:r>
-      <w:hyperlink w:history="1" r:id="rIdn2b84amyfltjh3c7p_tli">
+      <w:hyperlink w:history="1" r:id="rId3big1f29kvws5iqzorm6j">
         <w:r>
           <w:rPr>
             <w:color w:val="0563C1"/>
@@ -3716,7 +3716,7 @@
       <w:r>
         <w:t xml:space="preserve">Saunt, Claudio. </w:t>
       </w:r>
-      <w:hyperlink w:history="1" r:id="rIdey8mvipg0cron0vvepz6h">
+      <w:hyperlink w:history="1" r:id="rIdiutcirgfrm272rxdlgfln">
         <w:r>
           <w:rPr>
             <w:color w:val="0563C1"/>
@@ -3744,7 +3744,7 @@
       <w:r>
         <w:t xml:space="preserve">Dubois, Laurent. </w:t>
       </w:r>
-      <w:hyperlink w:history="1" r:id="rId0usuhl_n2gysjbshg0aia">
+      <w:hyperlink w:history="1" r:id="rId1unazcnvfxhazldga61xf">
         <w:r>
           <w:rPr>
             <w:color w:val="0563C1"/>
@@ -3772,7 +3772,7 @@
       <w:r>
         <w:t xml:space="preserve">Dolin, Eric Jay. </w:t>
       </w:r>
-      <w:hyperlink w:history="1" r:id="rId8r6ia2j3bevry0dbjokx3">
+      <w:hyperlink w:history="1" r:id="rIdfconb5lb6voxczvca3uvy">
         <w:r>
           <w:rPr>
             <w:color w:val="0563C1"/>
@@ -3800,7 +3800,7 @@
       <w:r>
         <w:t xml:space="preserve">Horn, James. </w:t>
       </w:r>
-      <w:hyperlink w:history="1" r:id="rIdmnyrxeypehvlbip4w7mxt">
+      <w:hyperlink w:history="1" r:id="rIdtmoyoo9b2jgjkzcijpl_m">
         <w:r>
           <w:rPr>
             <w:color w:val="0563C1"/>
@@ -3828,7 +3828,7 @@
       <w:r>
         <w:t xml:space="preserve">Wilentz, Sean. </w:t>
       </w:r>
-      <w:hyperlink w:history="1" r:id="rIducqr2m4akywdgylrahyku">
+      <w:hyperlink w:history="1" r:id="rIdpef18mts96w1jcrtpn3uy">
         <w:r>
           <w:rPr>
             <w:color w:val="0563C1"/>
@@ -3876,7 +3876,7 @@
       <w:r>
         <w:t xml:space="preserve">Equal Justice Initiative. </w:t>
       </w:r>
-      <w:hyperlink w:history="1" r:id="rIdhhzojwz9t337revnaxnvf">
+      <w:hyperlink w:history="1" r:id="rIdxapt0wywo0kagnlfo_rhk">
         <w:r>
           <w:rPr>
             <w:color w:val="0563C1"/>
@@ -3920,7 +3920,7 @@
       <w:r>
         <w:t xml:space="preserve">Robinson, Greg. </w:t>
       </w:r>
-      <w:hyperlink w:history="1" r:id="rIdtqlghgpouimqewgybrsg0">
+      <w:hyperlink w:history="1" r:id="rIdsrdm1e6m0imcubhcg1mg1">
         <w:r>
           <w:rPr>
             <w:color w:val="0563C1"/>
@@ -3948,7 +3948,7 @@
       <w:r>
         <w:t xml:space="preserve">Blinder, Alan S. </w:t>
       </w:r>
-      <w:hyperlink w:history="1" r:id="rIdtrkkqgpdmmcywimn5ct9w">
+      <w:hyperlink w:history="1" r:id="rIdxbtyvzdqs0vycnntzbx3p">
         <w:r>
           <w:rPr>
             <w:color w:val="0563C1"/>
@@ -3996,7 +3996,7 @@
       <w:r>
         <w:t xml:space="preserve">Butler, Jon. </w:t>
       </w:r>
-      <w:hyperlink w:history="1" r:id="rIdv3a-ojhdcgq9fg0tswais">
+      <w:hyperlink w:history="1" r:id="rId13ye5mvnd2yr1wxrpc3s8">
         <w:r>
           <w:rPr>
             <w:color w:val="0563C1"/>
@@ -4024,7 +4024,7 @@
       <w:r>
         <w:t xml:space="preserve">Hatch, Nathan O. </w:t>
       </w:r>
-      <w:hyperlink w:history="1" r:id="rId-ewgw29oxdgbsstdlwxgj">
+      <w:hyperlink w:history="1" r:id="rIdulwdzwdppas7d2zkmnl1t">
         <w:r>
           <w:rPr>
             <w:color w:val="0563C1"/>
@@ -4052,7 +4052,7 @@
       <w:r>
         <w:t xml:space="preserve">Bushman, Richard Lyman. </w:t>
       </w:r>
-      <w:hyperlink w:history="1" r:id="rId6dpxmse91txueygbygewn">
+      <w:hyperlink w:history="1" r:id="rIdppkcyg1-h6ahqsjgbtxk5">
         <w:r>
           <w:rPr>
             <w:color w:val="0563C1"/>
@@ -4080,7 +4080,7 @@
       <w:r>
         <w:t xml:space="preserve">Kraybill, Donald B., Karen M. Johnson-Weiner, and Steven M. Nolt. </w:t>
       </w:r>
-      <w:hyperlink w:history="1" r:id="rIdorlemxmzm84btx9ii-qd3">
+      <w:hyperlink w:history="1" r:id="rIdhfpfjo8ulxiyjzz5ryx_d">
         <w:r>
           <w:rPr>
             <w:color w:val="0563C1"/>
@@ -4108,7 +4108,7 @@
       <w:r>
         <w:t xml:space="preserve">Moore, Rebecca. </w:t>
       </w:r>
-      <w:hyperlink w:history="1" r:id="rIdau8u-qegeaxzankgerltb">
+      <w:hyperlink w:history="1" r:id="rIdeiv13fp1et6n0sff8nfx-">
         <w:r>
           <w:rPr>
             <w:color w:val="0563C1"/>
@@ -4172,7 +4172,7 @@
       <w:r>
         <w:t xml:space="preserve">Lynch, John. </w:t>
       </w:r>
-      <w:hyperlink w:history="1" r:id="rIdewen4vlmieworeqm6hept">
+      <w:hyperlink w:history="1" r:id="rIdk9framxh8pgj7bbdvdgsl">
         <w:r>
           <w:rPr>
             <w:color w:val="0563C1"/>
@@ -4200,7 +4200,7 @@
       <w:r>
         <w:t xml:space="preserve">Dubois, Laurent. </w:t>
       </w:r>
-      <w:hyperlink w:history="1" r:id="rIdcrn-rtye7vpm3dbiiol5e">
+      <w:hyperlink w:history="1" r:id="rIdbemaeufdv_wuo9juzgx8k">
         <w:r>
           <w:rPr>
             <w:color w:val="0563C1"/>
@@ -4228,7 +4228,7 @@
       <w:r>
         <w:t xml:space="preserve">Conrad, Robert Edgar. </w:t>
       </w:r>
-      <w:hyperlink w:history="1" r:id="rIdewmokgpdeusbqtn1lxzqg">
+      <w:hyperlink w:history="1" r:id="rIdpfezcmyblgreeq4sriaa_">
         <w:r>
           <w:rPr>
             <w:color w:val="0563C1"/>
@@ -4253,7 +4253,7 @@
         </w:rPr>
         <w:t xml:space="preserve">Brazil’s share of the Atlantic slave trade. </w:t>
       </w:r>
-      <w:hyperlink w:history="1" r:id="rIdu9mrdbflr8aducalphftg">
+      <w:hyperlink w:history="1" r:id="rId_tswc4fr4ewu4xi1sagyt">
         <w:r>
           <w:rPr>
             <w:color w:val="0563C1"/>
@@ -4281,7 +4281,7 @@
       <w:r>
         <w:t xml:space="preserve">Smith, Peter H. </w:t>
       </w:r>
-      <w:hyperlink w:history="1" r:id="rIdaahsyw46acfuejjqgpih1">
+      <w:hyperlink w:history="1" r:id="rIdufix0qs5y21hrhusors7t">
         <w:r>
           <w:rPr>
             <w:color w:val="0563C1"/>
@@ -4309,7 +4309,7 @@
       <w:r>
         <w:t xml:space="preserve">Schlesinger, Stephen, and Stephen Kinzer. </w:t>
       </w:r>
-      <w:hyperlink w:history="1" r:id="rId4sboagvynputx7xvcprj9">
+      <w:hyperlink w:history="1" r:id="rIdqsogqhr2by_hoe7vvul2i">
         <w:r>
           <w:rPr>
             <w:color w:val="0563C1"/>
@@ -4337,7 +4337,7 @@
       <w:r>
         <w:t xml:space="preserve">Slater, Candace. </w:t>
       </w:r>
-      <w:hyperlink w:history="1" r:id="rIdl43bofoqnibnw2agdeier">
+      <w:hyperlink w:history="1" r:id="rIdz-sfozzhxtbd2xarqwpth">
         <w:r>
           <w:rPr>
             <w:color w:val="0563C1"/>
@@ -4365,7 +4365,7 @@
       <w:r>
         <w:t xml:space="preserve">Taylor, Barbara L., et al. “</w:t>
       </w:r>
-      <w:hyperlink w:history="1" r:id="rIdsod5pq7cayjcg8qkjo7tb">
+      <w:hyperlink w:history="1" r:id="rIdunfp29kcjwyfwl94iz6pd">
         <w:r>
           <w:rPr>
             <w:color w:val="0563C1"/>
@@ -4393,7 +4393,7 @@
       <w:r>
         <w:t xml:space="preserve">NOAA Fisheries. “</w:t>
       </w:r>
-      <w:hyperlink w:history="1" r:id="rIdvceh8sfsdebcnkonphulh">
+      <w:hyperlink w:history="1" r:id="rId5uissr9gdd3xkk2ipsvbr">
         <w:r>
           <w:rPr>
             <w:color w:val="0563C1"/>
@@ -4421,7 +4421,7 @@
       <w:r>
         <w:t xml:space="preserve">Skidmore, Thomas E. </w:t>
       </w:r>
-      <w:hyperlink w:history="1" r:id="rId4_0k_p4wdjp2pqoq-x59h">
+      <w:hyperlink w:history="1" r:id="rId55pufgnuj_bjkisudaief">
         <w:r>
           <w:rPr>
             <w:color w:val="0563C1"/>
@@ -4449,7 +4449,7 @@
       <w:r>
         <w:t xml:space="preserve">Comisión Nacional sobre la Desaparición de Personas. </w:t>
       </w:r>
-      <w:hyperlink w:history="1" r:id="rIdm6-jnyd0albhq-y-orftq">
+      <w:hyperlink w:history="1" r:id="rIdoksrvzvnu7tux-ojy6ht4">
         <w:r>
           <w:rPr>
             <w:color w:val="0563C1"/>
@@ -4477,7 +4477,7 @@
       <w:r>
         <w:t xml:space="preserve">Nino, Carlos Santiago. </w:t>
       </w:r>
-      <w:hyperlink w:history="1" r:id="rIdt6jbgljxycfjxb-6_fii9">
+      <w:hyperlink w:history="1" r:id="rIduspnsvasuabzcra7hphq_">
         <w:r>
           <w:rPr>
             <w:color w:val="0563C1"/>
@@ -4505,7 +4505,7 @@
       <w:r>
         <w:t xml:space="preserve">Bouvard, Marguerite Guzman. </w:t>
       </w:r>
-      <w:hyperlink w:history="1" r:id="rIdlt4ewgu-dfxq0vmsncqfu">
+      <w:hyperlink w:history="1" r:id="rIdmkmopwxx3qzaoi1xytdiy">
         <w:r>
           <w:rPr>
             <w:color w:val="0563C1"/>
@@ -4533,7 +4533,7 @@
       <w:r>
         <w:t xml:space="preserve">Kornbluh, Peter. </w:t>
       </w:r>
-      <w:hyperlink w:history="1" r:id="rId0p98pi0bem03dflmj0nzx">
+      <w:hyperlink w:history="1" r:id="rIdk1hkdbwsewdojkxbymas0">
         <w:r>
           <w:rPr>
             <w:color w:val="0563C1"/>
@@ -4561,7 +4561,7 @@
       <w:r>
         <w:t xml:space="preserve">Jara, Joan. </w:t>
       </w:r>
-      <w:hyperlink w:history="1" r:id="rId3nxj4vhrd2halqsqspe-1">
+      <w:hyperlink w:history="1" r:id="rIdx8mxc4zehrnk1ouyttzlh">
         <w:r>
           <w:rPr>
             <w:color w:val="0563C1"/>
@@ -4589,7 +4589,7 @@
       <w:r>
         <w:t xml:space="preserve">LeoGrande, William M., and Peter Kornbluh. </w:t>
       </w:r>
-      <w:hyperlink w:history="1" r:id="rIdmgar3_zlbk-cktjnkuzjf">
+      <w:hyperlink w:history="1" r:id="rIdiqt2oj8nj8sztcd57kqrq">
         <w:r>
           <w:rPr>
             <w:color w:val="0563C1"/>
@@ -4649,7 +4649,7 @@
       <w:r>
         <w:t xml:space="preserve">Secretaría de Gobernación (Mexico). “</w:t>
       </w:r>
-      <w:hyperlink w:history="1" r:id="rIdoyjylyyvyvzdftxbmjrcs">
+      <w:hyperlink w:history="1" r:id="rIdfxhojhbclsx49-ltgv2cq">
         <w:r>
           <w:rPr>
             <w:color w:val="0563C1"/>
@@ -4697,7 +4697,7 @@
       <w:r>
         <w:t xml:space="preserve">Finkel, Caroline. </w:t>
       </w:r>
-      <w:hyperlink w:history="1" r:id="rIdy3boitkwwoqz5_z6aeqin">
+      <w:hyperlink w:history="1" r:id="rIdr-rkz10ah71weziku-mzg">
         <w:r>
           <w:rPr>
             <w:color w:val="0563C1"/>
@@ -4725,7 +4725,7 @@
       <w:r>
         <w:t xml:space="preserve">Crowley, Roger. </w:t>
       </w:r>
-      <w:hyperlink w:history="1" r:id="rIdmt_ra0-uks2kni61n-_po">
+      <w:hyperlink w:history="1" r:id="rIdrtcksyvpniqvsgmrmwvos">
         <w:r>
           <w:rPr>
             <w:color w:val="0563C1"/>
@@ -4753,7 +4753,7 @@
       <w:r>
         <w:t xml:space="preserve">Barkey, Karen. </w:t>
       </w:r>
-      <w:hyperlink w:history="1" r:id="rId4ktxg0embfrb8fvqmfofr">
+      <w:hyperlink w:history="1" r:id="rIdsaib7fc32uzco57mri4pm">
         <w:r>
           <w:rPr>
             <w:color w:val="0563C1"/>
@@ -4781,7 +4781,7 @@
       <w:r>
         <w:t xml:space="preserve">Mazower, Mark. </w:t>
       </w:r>
-      <w:hyperlink w:history="1" r:id="rIdsgwlzmr_dq_upsoljw4vl">
+      <w:hyperlink w:history="1" r:id="rId-d4_r0rn7wun5lk72spcl">
         <w:r>
           <w:rPr>
             <w:color w:val="0563C1"/>
@@ -4809,7 +4809,7 @@
       <w:r>
         <w:t xml:space="preserve">Suny, Ronald Grigor. “</w:t>
       </w:r>
-      <w:hyperlink w:history="1" r:id="rId_gptos95qntoiupsrkckf">
+      <w:hyperlink w:history="1" r:id="rIdrgqdfn9xyf9qjzw5irft9">
         <w:r>
           <w:rPr>
             <w:color w:val="0563C1"/>
@@ -4837,7 +4837,7 @@
       <w:r>
         <w:t xml:space="preserve">Power, Samantha. “</w:t>
       </w:r>
-      <w:hyperlink w:history="1" r:id="rIddg_wq3rnxxlispvc56kgh">
+      <w:hyperlink w:history="1" r:id="rIdgwx34567qdps_hyhbzswj">
         <w:r>
           <w:rPr>
             <w:color w:val="0563C1"/>
@@ -4865,7 +4865,7 @@
       <w:r>
         <w:t xml:space="preserve">Hirschon, Renée, ed. </w:t>
       </w:r>
-      <w:hyperlink w:history="1" r:id="rIdv4rqe7_ow4uhssy_lrwjt">
+      <w:hyperlink w:history="1" r:id="rIdkvotrtn0ofglrluetr7sl">
         <w:r>
           <w:rPr>
             <w:color w:val="0563C1"/>
@@ -4893,7 +4893,7 @@
       <w:r>
         <w:t xml:space="preserve">Rogan, Eugene. </w:t>
       </w:r>
-      <w:hyperlink w:history="1" r:id="rIdjzszrvh_cymmn89ylhimg">
+      <w:hyperlink w:history="1" r:id="rIdb8eg9t-fyqghmr3hfcfzb">
         <w:r>
           <w:rPr>
             <w:color w:val="0563C1"/>
@@ -4921,7 +4921,7 @@
       <w:r>
         <w:t xml:space="preserve">Barr, James. </w:t>
       </w:r>
-      <w:hyperlink w:history="1" r:id="rIdv8kow0l8a4a2opj78-wwb">
+      <w:hyperlink w:history="1" r:id="rIdkxgrmrteu2tzw1hjdcj-7">
         <w:r>
           <w:rPr>
             <w:color w:val="0563C1"/>
@@ -4949,7 +4949,7 @@
       <w:r>
         <w:t xml:space="preserve">McDowall, David. </w:t>
       </w:r>
-      <w:hyperlink w:history="1" r:id="rIdj9gimr1esxnwnpw5ealee">
+      <w:hyperlink w:history="1" r:id="rIdlmi3vijitjvopcfxmy3gx">
         <w:r>
           <w:rPr>
             <w:color w:val="0563C1"/>
@@ -4977,7 +4977,7 @@
       <w:r>
         <w:t xml:space="preserve">Abrahamian, Ervand. </w:t>
       </w:r>
-      <w:hyperlink w:history="1" r:id="rIdomqqqz5dn9anxjbklavbp">
+      <w:hyperlink w:history="1" r:id="rId03consz_rqo614tjm8p3z">
         <w:r>
           <w:rPr>
             <w:color w:val="0563C1"/>
@@ -5005,7 +5005,7 @@
       <w:r>
         <w:t xml:space="preserve">Razoux, Pierre. </w:t>
       </w:r>
-      <w:hyperlink w:history="1" r:id="rIdebg8p1-mpo31je1mjzbto">
+      <w:hyperlink w:history="1" r:id="rId1vcudvlfoh2amqtwdv4af">
         <w:r>
           <w:rPr>
             <w:color w:val="0563C1"/>
@@ -5053,7 +5053,7 @@
       <w:r>
         <w:t xml:space="preserve">Clark, Christopher. </w:t>
       </w:r>
-      <w:hyperlink w:history="1" r:id="rIdye3owito12ayglqlfonvx">
+      <w:hyperlink w:history="1" r:id="rId7hkaa6c1efmzkzhqxkbr5">
         <w:r>
           <w:rPr>
             <w:color w:val="0563C1"/>
@@ -5081,7 +5081,7 @@
       <w:r>
         <w:t xml:space="preserve">Strachan, Hew. </w:t>
       </w:r>
-      <w:hyperlink w:history="1" r:id="rIdp6hq0mcn6rgtmcf1e383b">
+      <w:hyperlink w:history="1" r:id="rIdegag2nrseaz0rmejrpml8">
         <w:r>
           <w:rPr>
             <w:color w:val="0563C1"/>
@@ -5125,7 +5125,7 @@
       <w:r>
         <w:t xml:space="preserve">Weintraub, Stanley. </w:t>
       </w:r>
-      <w:hyperlink w:history="1" r:id="rIdji8ciafuw8tzygbxv22ex">
+      <w:hyperlink w:history="1" r:id="rId1i8ss7t0l2g0vtbmy51qg">
         <w:r>
           <w:rPr>
             <w:color w:val="0563C1"/>
@@ -5153,7 +5153,7 @@
       <w:r>
         <w:t xml:space="preserve">Johnson, Niall P. A. S., and Juergen Mueller. “</w:t>
       </w:r>
-      <w:hyperlink w:history="1" r:id="rIdmdhgnzhbwu-mfgvznu1p3">
+      <w:hyperlink w:history="1" r:id="rId3qwbfmj3ybljyfcfsnlg_">
         <w:r>
           <w:rPr>
             <w:color w:val="0563C1"/>
@@ -5181,7 +5181,7 @@
       <w:r>
         <w:t xml:space="preserve">Spreeuwenberg, Peter, et al. “</w:t>
       </w:r>
-      <w:hyperlink w:history="1" r:id="rIdm9ryk09phon9gkzk3hegn">
+      <w:hyperlink w:history="1" r:id="rIdrpr73xfrap_e03klyvel_">
         <w:r>
           <w:rPr>
             <w:color w:val="0563C1"/>
@@ -5209,7 +5209,7 @@
       <w:r>
         <w:t xml:space="preserve">Keynes, John Maynard. </w:t>
       </w:r>
-      <w:hyperlink w:history="1" r:id="rId65wz0paabwnjoduqbjkey">
+      <w:hyperlink w:history="1" r:id="rIdk6ubvoss1bbzyh0emuoim">
         <w:r>
           <w:rPr>
             <w:color w:val="0563C1"/>
@@ -5257,7 +5257,7 @@
       <w:r>
         <w:t xml:space="preserve">Evans, Richard J. </w:t>
       </w:r>
-      <w:hyperlink w:history="1" r:id="rIdf5vdsov0w7ia9q02-nii9">
+      <w:hyperlink w:history="1" r:id="rId_gklw60pemcvvlkmrgv6a">
         <w:r>
           <w:rPr>
             <w:color w:val="0563C1"/>
@@ -5285,7 +5285,7 @@
       <w:r>
         <w:t xml:space="preserve">Hilberg, Raul. </w:t>
       </w:r>
-      <w:hyperlink w:history="1" r:id="rIdnftmjrybwbynyyhk-cuxi">
+      <w:hyperlink w:history="1" r:id="rIdm3-4yxxbw_6fvzsv-iba1">
         <w:r>
           <w:rPr>
             <w:color w:val="0563C1"/>
@@ -5313,7 +5313,7 @@
       <w:r>
         <w:t xml:space="preserve">Kiernan, Ben. </w:t>
       </w:r>
-      <w:hyperlink w:history="1" r:id="rIdkrovyysq6lbvxmeogur_g">
+      <w:hyperlink w:history="1" r:id="rIdkp0m8xkmgmnjm_k3stvyg">
         <w:r>
           <w:rPr>
             <w:color w:val="0563C1"/>
@@ -5341,7 +5341,7 @@
       <w:r>
         <w:t xml:space="preserve">Levitsky, Steven, and Daniel Ziblatt. </w:t>
       </w:r>
-      <w:hyperlink w:history="1" r:id="rIdxi309q19izo8x_z1nks6t">
+      <w:hyperlink w:history="1" r:id="rId1t1rv5vddac5evxswdet7">
         <w:r>
           <w:rPr>
             <w:color w:val="0563C1"/>
@@ -5369,7 +5369,7 @@
       <w:r>
         <w:t xml:space="preserve">Neiman, Susan. </w:t>
       </w:r>
-      <w:hyperlink w:history="1" r:id="rIdxsgx32l5cjp9yaxizlocb">
+      <w:hyperlink w:history="1" r:id="rIducuqufpezs1qhkdofiuia">
         <w:r>
           <w:rPr>
             <w:color w:val="0563C1"/>
@@ -5413,7 +5413,7 @@
       <w:r>
         <w:t xml:space="preserve">Broberg, Gunnar, and Nils Roll-Hansen, eds. </w:t>
       </w:r>
-      <w:hyperlink w:history="1" r:id="rIda81if7fymmyk2xydlj490">
+      <w:hyperlink w:history="1" r:id="rIdk8yj_smuf9xumambgoczw">
         <w:r>
           <w:rPr>
             <w:color w:val="0563C1"/>
@@ -5461,7 +5461,7 @@
       <w:r>
         <w:t xml:space="preserve">Jansen, Marius B. </w:t>
       </w:r>
-      <w:hyperlink w:history="1" r:id="rId2ap1vepqpe1qaecclkyjz">
+      <w:hyperlink w:history="1" r:id="rIdijwuw5qs7fxomjuxbjatq">
         <w:r>
           <w:rPr>
             <w:color w:val="0563C1"/>
@@ -5489,7 +5489,7 @@
       <w:r>
         <w:t xml:space="preserve">Fogel, Joshua A., ed. </w:t>
       </w:r>
-      <w:hyperlink w:history="1" r:id="rIdleigf7kcca8kx95wuun6f">
+      <w:hyperlink w:history="1" r:id="rIdrjlbny9uhsekcbywav0dt">
         <w:r>
           <w:rPr>
             <w:color w:val="0563C1"/>
@@ -5517,7 +5517,7 @@
       <w:r>
         <w:t xml:space="preserve">Ohnuki-Tierney, Emiko. </w:t>
       </w:r>
-      <w:hyperlink w:history="1" r:id="rIdao-flsi_jmxcvyjtvwpdb">
+      <w:hyperlink w:history="1" r:id="rIdmk-1nzjervio-taebn0io">
         <w:r>
           <w:rPr>
             <w:color w:val="0563C1"/>
@@ -5545,7 +5545,7 @@
       <w:r>
         <w:t xml:space="preserve">Dower, John W. </w:t>
       </w:r>
-      <w:hyperlink w:history="1" r:id="rIdx9hvgj6ujmalzk-pvb3o4">
+      <w:hyperlink w:history="1" r:id="rIdw0qn3_r7qkzbagaghpves">
         <w:r>
           <w:rPr>
             <w:color w:val="0563C1"/>
@@ -5593,7 +5593,7 @@
       <w:r>
         <w:t xml:space="preserve">Duggan, Christopher. </w:t>
       </w:r>
-      <w:hyperlink w:history="1" r:id="rId7a6s0pa8ggphojhzdk8ke">
+      <w:hyperlink w:history="1" r:id="rId2tjjztbgjw1vwebz4xei7">
         <w:r>
           <w:rPr>
             <w:color w:val="0563C1"/>
@@ -5621,7 +5621,7 @@
       <w:r>
         <w:t xml:space="preserve">Bosworth, R. J. B. </w:t>
       </w:r>
-      <w:hyperlink w:history="1" r:id="rId17iw7sklhmps1jgbwsjxt">
+      <w:hyperlink w:history="1" r:id="rIdytdhnffdf_m97x-cd6saz">
         <w:r>
           <w:rPr>
             <w:color w:val="0563C1"/>
@@ -5649,7 +5649,7 @@
       <w:r>
         <w:t xml:space="preserve">Domenico, Roy Palmer. </w:t>
       </w:r>
-      <w:hyperlink w:history="1" r:id="rIdya7xnjywvxbfbdsk99ntp">
+      <w:hyperlink w:history="1" r:id="rIdurw8svu2iak6eycqb-jkj">
         <w:r>
           <w:rPr>
             <w:color w:val="0563C1"/>
@@ -5697,7 +5697,7 @@
       <w:r>
         <w:t xml:space="preserve">Menocal, María Rosa. </w:t>
       </w:r>
-      <w:hyperlink w:history="1" r:id="rIdup9kslyuvov9j0nu-gy1q">
+      <w:hyperlink w:history="1" r:id="rIdblqq3smczirideefj4vzh">
         <w:r>
           <w:rPr>
             <w:color w:val="0563C1"/>
@@ -5725,7 +5725,7 @@
       <w:r>
         <w:t xml:space="preserve">Fernández-Morera, Darío. </w:t>
       </w:r>
-      <w:hyperlink w:history="1" r:id="rIdupojs8xyii9vykf8l6ksf">
+      <w:hyperlink w:history="1" r:id="rIdsplqkyk9b6_m394sjenmf">
         <w:r>
           <w:rPr>
             <w:color w:val="0563C1"/>
@@ -5753,7 +5753,7 @@
       <w:r>
         <w:t xml:space="preserve">Kraemer, Joel L. </w:t>
       </w:r>
-      <w:hyperlink w:history="1" r:id="rId59600axqavue_osspausw">
+      <w:hyperlink w:history="1" r:id="rIdhzwzwbbxm-pjx414dslf9">
         <w:r>
           <w:rPr>
             <w:color w:val="0563C1"/>
@@ -5781,7 +5781,7 @@
       <w:r>
         <w:t xml:space="preserve">Preston, Paul. </w:t>
       </w:r>
-      <w:hyperlink w:history="1" r:id="rIdv_ft5ayguegxaqctb4m9s">
+      <w:hyperlink w:history="1" r:id="rIdsjgxvn-67aqaqhjfjeyag">
         <w:r>
           <w:rPr>
             <w:color w:val="0563C1"/>
@@ -5809,7 +5809,7 @@
       <w:r>
         <w:t xml:space="preserve">Aguilar, Paloma. </w:t>
       </w:r>
-      <w:hyperlink w:history="1" r:id="rId3e7nonqm5aoacaxvuk-x2">
+      <w:hyperlink w:history="1" r:id="rIdf7usiolguj0luhv3enkj9">
         <w:r>
           <w:rPr>
             <w:color w:val="0563C1"/>
@@ -5873,7 +5873,7 @@
       <w:r>
         <w:t xml:space="preserve">Applebaum, Anne. </w:t>
       </w:r>
-      <w:hyperlink w:history="1" r:id="rId9xod45-gvle4hckdrpowg">
+      <w:hyperlink w:history="1" r:id="rId9iqgw6hoeeyyjscckntng">
         <w:r>
           <w:rPr>
             <w:color w:val="0563C1"/>
@@ -5901,7 +5901,7 @@
       <w:r>
         <w:t xml:space="preserve">Applebaum, Anne. </w:t>
       </w:r>
-      <w:hyperlink w:history="1" r:id="rIdqersj12gzzpvk9waj3aus">
+      <w:hyperlink w:history="1" r:id="rId_bxzyty9vbeifq7if_o8o">
         <w:r>
           <w:rPr>
             <w:color w:val="0563C1"/>
@@ -5929,7 +5929,7 @@
       <w:r>
         <w:t xml:space="preserve">Sanford, George. </w:t>
       </w:r>
-      <w:hyperlink w:history="1" r:id="rIde7a6kd1-68uz_kcmiylhd">
+      <w:hyperlink w:history="1" r:id="rIdnbpnncd_ump78w5ez7-di">
         <w:r>
           <w:rPr>
             <w:color w:val="0563C1"/>
@@ -5957,7 +5957,7 @@
       <w:r>
         <w:t xml:space="preserve">Plokhy, Serhii. </w:t>
       </w:r>
-      <w:hyperlink w:history="1" r:id="rIdczx0abctn1uzqazrgzcjj">
+      <w:hyperlink w:history="1" r:id="rId5okalz3w4j8clnw1vgoan">
         <w:r>
           <w:rPr>
             <w:color w:val="0563C1"/>
@@ -5985,7 +5985,7 @@
       <w:r>
         <w:t xml:space="preserve">Roberts, Geoffrey. </w:t>
       </w:r>
-      <w:hyperlink w:history="1" r:id="rIdsnjxdzczxqw3-rsmzujhj">
+      <w:hyperlink w:history="1" r:id="rIdmn3gt5vvoaaqcdhihirua">
         <w:r>
           <w:rPr>
             <w:color w:val="0563C1"/>
@@ -6033,7 +6033,7 @@
       <w:r>
         <w:t xml:space="preserve">Dikötter, Frank. </w:t>
       </w:r>
-      <w:hyperlink w:history="1" r:id="rIdlwgtlxj5pwezv6c05z8vq">
+      <w:hyperlink w:history="1" r:id="rId2krqilwzkwqk7qwjjwpff">
         <w:r>
           <w:rPr>
             <w:color w:val="0563C1"/>
@@ -6061,7 +6061,7 @@
       <w:r>
         <w:t xml:space="preserve">Yang Jisheng. </w:t>
       </w:r>
-      <w:hyperlink w:history="1" r:id="rIdh21nbafyecrok6su3t_ly">
+      <w:hyperlink w:history="1" r:id="rId9jlelt_jv3bvcheuf55la">
         <w:r>
           <w:rPr>
             <w:color w:val="0563C1"/>
@@ -6089,7 +6089,7 @@
       <w:r>
         <w:t xml:space="preserve">MacFarquhar, Roderick, and Michael Schoenhals. </w:t>
       </w:r>
-      <w:hyperlink w:history="1" r:id="rId9vvk4fe-gkzreozewucai">
+      <w:hyperlink w:history="1" r:id="rIdt2fyz2tnibthlouoq9eif">
         <w:r>
           <w:rPr>
             <w:color w:val="0563C1"/>
@@ -6117,7 +6117,7 @@
       <w:r>
         <w:t xml:space="preserve">Jambeck, Jenna R., et al. “</w:t>
       </w:r>
-      <w:hyperlink w:history="1" r:id="rIdlr7ntwimp9dkqkgpvkfnr">
+      <w:hyperlink w:history="1" r:id="rIdfacojxgpr0zia92ghqhmz">
         <w:r>
           <w:rPr>
             <w:color w:val="0563C1"/>
@@ -6145,7 +6145,7 @@
       <w:r>
         <w:t xml:space="preserve">Meijer, Lourens J. J., et al. “</w:t>
       </w:r>
-      <w:hyperlink w:history="1" r:id="rIdq_bcz935egarjj1oywrui">
+      <w:hyperlink w:history="1" r:id="rId9yatpqsifw_lcgvnnooj4">
         <w:r>
           <w:rPr>
             <w:color w:val="0563C1"/>
@@ -6173,7 +6173,7 @@
       <w:r>
         <w:t xml:space="preserve">Economy, Elizabeth C. </w:t>
       </w:r>
-      <w:hyperlink w:history="1" r:id="rIde2nktdpvqasmc9xmz0zqa">
+      <w:hyperlink w:history="1" r:id="rId6y-_xjyyh0d7dv862ju_z">
         <w:r>
           <w:rPr>
             <w:color w:val="0563C1"/>
@@ -6233,7 +6233,7 @@
       <w:r>
         <w:t xml:space="preserve">McDonell, Stephen. “</w:t>
       </w:r>
-      <w:hyperlink w:history="1" r:id="rId7mtoq53ihxebztura0zso">
+      <w:hyperlink w:history="1" r:id="rIdz1zr0lz23bsswkye7enqy">
         <w:r>
           <w:rPr>
             <w:color w:val="0563C1"/>
@@ -6261,7 +6261,7 @@
       <w:r>
         <w:t xml:space="preserve">Agence France-Presse. “‘Oh, Bother’: </w:t>
       </w:r>
-      <w:hyperlink w:history="1" r:id="rIdormtudxuf_3mvmuedlbfm">
+      <w:hyperlink w:history="1" r:id="rIdequuurygihqlejsqsb0au">
         <w:r>
           <w:rPr>
             <w:color w:val="0563C1"/>
@@ -6309,7 +6309,7 @@
       <w:r>
         <w:t xml:space="preserve">Schama, Simon. </w:t>
       </w:r>
-      <w:hyperlink w:history="1" r:id="rId7ictuoj3kdoweaw5twn8t">
+      <w:hyperlink w:history="1" r:id="rIdsyjqugniqrlyvtorbqsww">
         <w:r>
           <w:rPr>
             <w:color w:val="0563C1"/>
@@ -6337,7 +6337,7 @@
       <w:r>
         <w:t xml:space="preserve">Finkelstein, Israel, and Neil Asher Silberman. </w:t>
       </w:r>
-      <w:hyperlink w:history="1" r:id="rIdh372y4r45h_btx7gts-8x">
+      <w:hyperlink w:history="1" r:id="rIddx-qicmzmv_pvndusmsv9">
         <w:r>
           <w:rPr>
             <w:color w:val="0563C1"/>
@@ -6365,7 +6365,7 @@
       <w:r>
         <w:t xml:space="preserve">VanderKam, James C. </w:t>
       </w:r>
-      <w:hyperlink w:history="1" r:id="rIdflq3ehvhdemwmfl8dxrev">
+      <w:hyperlink w:history="1" r:id="rId8xdh44tdqflqbqhy26txp">
         <w:r>
           <w:rPr>
             <w:color w:val="0563C1"/>
@@ -6393,7 +6393,7 @@
       <w:r>
         <w:t xml:space="preserve">Magness, Jodi. </w:t>
       </w:r>
-      <w:hyperlink w:history="1" r:id="rIdrbawogv7svcxrsbkkvvsq">
+      <w:hyperlink w:history="1" r:id="rIdbz7qpekap-fdsf4ly4q6k">
         <w:r>
           <w:rPr>
             <w:color w:val="0563C1"/>
@@ -6421,7 +6421,7 @@
       <w:r>
         <w:t xml:space="preserve">Morris, Benny. </w:t>
       </w:r>
-      <w:hyperlink w:history="1" r:id="rIdiocbckib4qilnuolhk1s2">
+      <w:hyperlink w:history="1" r:id="rIdhpf3qmzqkkawx_7tyqdh6">
         <w:r>
           <w:rPr>
             <w:color w:val="0563C1"/>
@@ -6469,7 +6469,7 @@
       <w:r>
         <w:t xml:space="preserve">Gaddis, John Lewis. </w:t>
       </w:r>
-      <w:hyperlink w:history="1" r:id="rIdvjvw4ha-hjazqnxz5okfo">
+      <w:hyperlink w:history="1" r:id="rIddhnrg-gsvofmakevjyxh5">
         <w:r>
           <w:rPr>
             <w:color w:val="0563C1"/>
@@ -6497,7 +6497,7 @@
       <w:r>
         <w:t xml:space="preserve">Savranskaya, Svetlana V. “</w:t>
       </w:r>
-      <w:hyperlink w:history="1" r:id="rId6p11g1k33ojbs3rq16rvq">
+      <w:hyperlink w:history="1" r:id="rIdk09a3h7iwueck3gwtimkh">
         <w:r>
           <w:rPr>
             <w:color w:val="0563C1"/>
@@ -6525,7 +6525,7 @@
       <w:r>
         <w:t xml:space="preserve">Hoffman, David E. </w:t>
       </w:r>
-      <w:hyperlink w:history="1" r:id="rIdvym92wbjurv9bzhcmxwyo">
+      <w:hyperlink w:history="1" r:id="rIdlrvat2ohfxcdpjgmvsgpu">
         <w:r>
           <w:rPr>
             <w:color w:val="0563C1"/>
@@ -6553,7 +6553,7 @@
       <w:r>
         <w:t xml:space="preserve">Rhodes, Richard. </w:t>
       </w:r>
-      <w:hyperlink w:history="1" r:id="rIdelagbkznouci61d8czxpq">
+      <w:hyperlink w:history="1" r:id="rIdl-4vu1ij5wef4tevdbfjn">
         <w:r>
           <w:rPr>
             <w:color w:val="0563C1"/>
@@ -6581,7 +6581,7 @@
       <w:r>
         <w:t xml:space="preserve">Niedenthal, Jack. </w:t>
       </w:r>
-      <w:hyperlink w:history="1" r:id="rIdvkr5pqvlpmb3vo9ki20b6">
+      <w:hyperlink w:history="1" r:id="rId5nfrizofuqmrgzo-z9wut">
         <w:r>
           <w:rPr>
             <w:color w:val="0563C1"/>
@@ -6629,7 +6629,7 @@
       <w:r>
         <w:t xml:space="preserve">NASA. “</w:t>
       </w:r>
-      <w:hyperlink w:history="1" r:id="rIdihq_522tw3hjj1bgf5u_l">
+      <w:hyperlink w:history="1" r:id="rIdkuqba4ehftx1vnqdsd8tk">
         <w:r>
           <w:rPr>
             <w:color w:val="0563C1"/>
@@ -6657,7 +6657,7 @@
       <w:r>
         <w:t xml:space="preserve">Chaikin, Andrew. </w:t>
       </w:r>
-      <w:hyperlink w:history="1" r:id="rIdtqld4hugjmb6ghlxkiiad">
+      <w:hyperlink w:history="1" r:id="rIdpni8xycqj8_sdscayke26">
         <w:r>
           <w:rPr>
             <w:color w:val="0563C1"/>
@@ -6685,7 +6685,7 @@
       <w:r>
         <w:t xml:space="preserve">Siddiqi, Asif A. </w:t>
       </w:r>
-      <w:hyperlink w:history="1" r:id="rId2rgqrbqhuveh5g3q3lmut">
+      <w:hyperlink w:history="1" r:id="rIdvncab8fn8nx3k0d99vz6s">
         <w:r>
           <w:rPr>
             <w:color w:val="0563C1"/>
@@ -6713,7 +6713,7 @@
       <w:r>
         <w:t xml:space="preserve">Colaprete, Anthony, et al. “</w:t>
       </w:r>
-      <w:hyperlink w:history="1" r:id="rIdfahqt_h5gefy7hkwltpzr">
+      <w:hyperlink w:history="1" r:id="rIdhjo9z8ohuenowxozxu3kp">
         <w:r>
           <w:rPr>
             <w:color w:val="0563C1"/>
@@ -6741,7 +6741,7 @@
       <w:r>
         <w:t xml:space="preserve">Sheehan, William. </w:t>
       </w:r>
-      <w:hyperlink w:history="1" r:id="rIdahyjo45wvkrryv4o2hqpl">
+      <w:hyperlink w:history="1" r:id="rIdgriftd_1kdtwllgsoqzw4">
         <w:r>
           <w:rPr>
             <w:color w:val="0563C1"/>
@@ -6769,7 +6769,7 @@
       <w:r>
         <w:t xml:space="preserve">Grotzinger, John P., et al. “</w:t>
       </w:r>
-      <w:hyperlink w:history="1" r:id="rIdciegsrjon4ewpr3mkczv5">
+      <w:hyperlink w:history="1" r:id="rId1xdq5wafqirb2_ovmjge0">
         <w:r>
           <w:rPr>
             <w:color w:val="0563C1"/>
@@ -6797,7 +6797,7 @@
       <w:r>
         <w:t xml:space="preserve">Mangold, Nicolas, et al. “</w:t>
       </w:r>
-      <w:hyperlink w:history="1" r:id="rIdiook95bbur3bnwun4ooco">
+      <w:hyperlink w:history="1" r:id="rIdb8ae5cp5k3mdkihdv4eae">
         <w:r>
           <w:rPr>
             <w:color w:val="0563C1"/>
@@ -6845,7 +6845,7 @@
       <w:r>
         <w:t xml:space="preserve">Ashby, Neil. “</w:t>
       </w:r>
-      <w:hyperlink w:history="1" r:id="rIdklktblaenspmiaj1qisyp">
+      <w:hyperlink w:history="1" r:id="rIdz-9xsqdfxhqpbkcz-paue">
         <w:r>
           <w:rPr>
             <w:color w:val="0563C1"/>
@@ -6873,7 +6873,7 @@
       <w:r>
         <w:t xml:space="preserve">Dyson, F. W., A. S. Eddington, and C. Davidson. “</w:t>
       </w:r>
-      <w:hyperlink w:history="1" r:id="rIdajrs4ivqhudz5nkvsdi6s">
+      <w:hyperlink w:history="1" r:id="rIdp7ovfqgcxl9kxltuatqho">
         <w:r>
           <w:rPr>
             <w:color w:val="0563C1"/>
@@ -6901,7 +6901,7 @@
       <w:r>
         <w:t xml:space="preserve">Au, Whitlow W. L. </w:t>
       </w:r>
-      <w:hyperlink w:history="1" r:id="rIdu5inxxw0hcspslfedyikl">
+      <w:hyperlink w:history="1" r:id="rIdycwar6z51mzvlsh1qubaj">
         <w:r>
           <w:rPr>
             <w:color w:val="0563C1"/>
@@ -6929,7 +6929,7 @@
       <w:r>
         <w:t xml:space="preserve">Susskind, Leonard. “</w:t>
       </w:r>
-      <w:hyperlink w:history="1" r:id="rIdvpggjby4mg3saszfyrogf">
+      <w:hyperlink w:history="1" r:id="rIdximtjbun4bqdw7pudld3y">
         <w:r>
           <w:rPr>
             <w:color w:val="0563C1"/>
@@ -6957,7 +6957,7 @@
       <w:r>
         <w:t xml:space="preserve">Scerri, Eric R. </w:t>
       </w:r>
-      <w:hyperlink w:history="1" r:id="rIdagwqxkicmp8bv1qkue2hh">
+      <w:hyperlink w:history="1" r:id="rId5mrkpilx90adwi6o9bqqd">
         <w:r>
           <w:rPr>
             <w:color w:val="0563C1"/>
@@ -6985,7 +6985,7 @@
       <w:r>
         <w:t xml:space="preserve">Erisman, Jan Willem, et al. “</w:t>
       </w:r>
-      <w:hyperlink w:history="1" r:id="rIdjstowzea90fzyzbmzajdu">
+      <w:hyperlink w:history="1" r:id="rIdafbetkkgvzm8krc7tkxxc">
         <w:r>
           <w:rPr>
             <w:color w:val="0563C1"/>
@@ -7013,7 +7013,7 @@
       <w:r>
         <w:t xml:space="preserve">Watson, J. D., and F. H. C. Crick. “</w:t>
       </w:r>
-      <w:hyperlink w:history="1" r:id="rIdcpijfehodocuy5vlfwtbr">
+      <w:hyperlink w:history="1" r:id="rIdgidndceysoc28joxxante">
         <w:r>
           <w:rPr>
             <w:color w:val="0563C1"/>
@@ -7041,7 +7041,7 @@
       <w:r>
         <w:t xml:space="preserve">Franklin, Rosalind E., and R. G. Gosling. “</w:t>
       </w:r>
-      <w:hyperlink w:history="1" r:id="rId8nyj_xeaj4jivu91hkfxx">
+      <w:hyperlink w:history="1" r:id="rIds20_4psynecuo8tqsfdc5">
         <w:r>
           <w:rPr>
             <w:color w:val="0563C1"/>
@@ -7069,7 +7069,7 @@
       <w:r>
         <w:t xml:space="preserve">International Human Genome Sequencing Consortium. “</w:t>
       </w:r>
-      <w:hyperlink w:history="1" r:id="rIdekurxadnhlpvwmsuc_z8n">
+      <w:hyperlink w:history="1" r:id="rIddemayegl3agqhqdtzyrqy">
         <w:r>
           <w:rPr>
             <w:color w:val="0563C1"/>
@@ -7097,7 +7097,7 @@
       <w:r>
         <w:t xml:space="preserve">International Human Genome Sequencing Consortium. “</w:t>
       </w:r>
-      <w:hyperlink w:history="1" r:id="rIddk5p_c9m-12hsm3flzhw7">
+      <w:hyperlink w:history="1" r:id="rIdmopf_attie7qzgu9eui_5">
         <w:r>
           <w:rPr>
             <w:color w:val="0563C1"/>
@@ -7125,7 +7125,7 @@
       <w:r>
         <w:t xml:space="preserve">Nurk, Sergey, et al. “</w:t>
       </w:r>
-      <w:hyperlink w:history="1" r:id="rIdgmaltt4gtqow_brtmzhbe">
+      <w:hyperlink w:history="1" r:id="rIdb_thrgl-mj2vz690jodwp">
         <w:r>
           <w:rPr>
             <w:color w:val="0563C1"/>
@@ -7153,7 +7153,7 @@
       <w:r>
         <w:t xml:space="preserve">Vine, F. J., and D. H. Matthews. “</w:t>
       </w:r>
-      <w:hyperlink w:history="1" r:id="rIdetoixuwf3tl5myjvv5gtc">
+      <w:hyperlink w:history="1" r:id="rIdowzylkkdutgw9v5n-1jks">
         <w:r>
           <w:rPr>
             <w:color w:val="0563C1"/>
@@ -7181,7 +7181,7 @@
       <w:r>
         <w:t xml:space="preserve">Alpher, Ralph A., and Robert Herman. “</w:t>
       </w:r>
-      <w:hyperlink w:history="1" r:id="rIdkmjnbnal112rsvu9knbjq">
+      <w:hyperlink w:history="1" r:id="rIdg_zrwslvi5xckutqrtxqn">
         <w:r>
           <w:rPr>
             <w:color w:val="0563C1"/>
@@ -7209,7 +7209,7 @@
       <w:r>
         <w:t xml:space="preserve">Penzias, A. A., and R. W. Wilson. “</w:t>
       </w:r>
-      <w:hyperlink w:history="1" r:id="rIdmswfqsonuez1qqejsjlnz">
+      <w:hyperlink w:history="1" r:id="rIdn-3b3ljmr6ewsh10485va">
         <w:r>
           <w:rPr>
             <w:color w:val="0563C1"/>
@@ -7237,7 +7237,7 @@
       <w:r>
         <w:t xml:space="preserve">Fleischmann, Martin, and Stanley Pons. “</w:t>
       </w:r>
-      <w:hyperlink w:history="1" r:id="rIdkgak8t4poh-aeytawckyc">
+      <w:hyperlink w:history="1" r:id="rId6fuqljvyzs_n-46e3eigh">
         <w:r>
           <w:rPr>
             <w:color w:val="0563C1"/>
@@ -7265,7 +7265,7 @@
       <w:r>
         <w:t xml:space="preserve">Wolfe-Simon, Felisa, et al. “</w:t>
       </w:r>
-      <w:hyperlink w:history="1" r:id="rIdtpbasdgjpirya7p2invny">
+      <w:hyperlink w:history="1" r:id="rIdsxerlsxr2ki0mds9eyudj">
         <w:r>
           <w:rPr>
             <w:color w:val="0563C1"/>
@@ -7293,7 +7293,7 @@
       <w:r>
         <w:t xml:space="preserve">Reaves, Marshall Louis, et al. “</w:t>
       </w:r>
-      <w:hyperlink w:history="1" r:id="rIdhct1tt0gwnqjlctjzuuw-">
+      <w:hyperlink w:history="1" r:id="rId2_vbvvhjv-4vb-mcyzrfg">
         <w:r>
           <w:rPr>
             <w:color w:val="0563C1"/>
@@ -7341,7 +7341,7 @@
       <w:r>
         <w:t xml:space="preserve">Dalrymple, William. </w:t>
       </w:r>
-      <w:hyperlink w:history="1" r:id="rIdvjzrwed_eikucb90bw3qz">
+      <w:hyperlink w:history="1" r:id="rId4rrdrfijdrkaa-yewqzen">
         <w:r>
           <w:rPr>
             <w:color w:val="0563C1"/>
@@ -7369,7 +7369,7 @@
       <w:r>
         <w:t xml:space="preserve">Maddison, Angus. </w:t>
       </w:r>
-      <w:hyperlink w:history="1" r:id="rIdmnykikjy5nzs1i6wjwg5_">
+      <w:hyperlink w:history="1" r:id="rIdqfgwvtyndr4-uu6lwnm3h">
         <w:r>
           <w:rPr>
             <w:color w:val="0563C1"/>
@@ -7397,7 +7397,7 @@
       <w:r>
         <w:t xml:space="preserve">Sen, Amartya. </w:t>
       </w:r>
-      <w:hyperlink w:history="1" r:id="rId16wvwcqqe7uwexrvy-9eq">
+      <w:hyperlink w:history="1" r:id="rIdi2giq90cvdhmzj2ggitmk">
         <w:r>
           <w:rPr>
             <w:color w:val="0563C1"/>
@@ -7425,7 +7425,7 @@
       <w:r>
         <w:t xml:space="preserve">Khan, Yasmin. </w:t>
       </w:r>
-      <w:hyperlink w:history="1" r:id="rIduxxhlqwj4-3_b4dgc37mz">
+      <w:hyperlink w:history="1" r:id="rIddd9bpcntgruw3ae8cyk2q">
         <w:r>
           <w:rPr>
             <w:color w:val="0563C1"/>
@@ -7453,7 +7453,7 @@
       <w:r>
         <w:t xml:space="preserve">Elkins, Caroline. </w:t>
       </w:r>
-      <w:hyperlink w:history="1" r:id="rIdxzlmr9ramzsxwnbx4tom8">
+      <w:hyperlink w:history="1" r:id="rIdcknoo4lavh1wmynxs6da5">
         <w:r>
           <w:rPr>
             <w:color w:val="0563C1"/>
@@ -7481,7 +7481,7 @@
       <w:r>
         <w:t xml:space="preserve">Jansen, Jan C., and Jürgen Osterhammel. </w:t>
       </w:r>
-      <w:hyperlink w:history="1" r:id="rIdw66sfe8x6ivoeryvipgjv">
+      <w:hyperlink w:history="1" r:id="rIdz95p2dlkad_10bs4g2hrs">
         <w:r>
           <w:rPr>
             <w:color w:val="0563C1"/>
@@ -7509,7 +7509,7 @@
       <w:r>
         <w:t xml:space="preserve">Des Forges, Alison. </w:t>
       </w:r>
-      <w:hyperlink w:history="1" r:id="rIdbobkld3scqukc_35yqlww">
+      <w:hyperlink w:history="1" r:id="rIdwjes3ahpxcv1jqm3w9m0x">
         <w:r>
           <w:rPr>
             <w:color w:val="0563C1"/>
@@ -7537,7 +7537,7 @@
       <w:r>
         <w:t xml:space="preserve">Newbury, Catharine. </w:t>
       </w:r>
-      <w:hyperlink w:history="1" r:id="rIdwrocfnp1dnreejrlvthfn">
+      <w:hyperlink w:history="1" r:id="rIdmtfja1hneu8dsjw1hmx_n">
         <w:r>
           <w:rPr>
             <w:color w:val="0563C1"/>
@@ -7585,7 +7585,7 @@
       <w:r>
         <w:t xml:space="preserve">Branch, Taylor. </w:t>
       </w:r>
-      <w:hyperlink w:history="1" r:id="rIdhzohzui4saibhsz6nbxdk">
+      <w:hyperlink w:history="1" r:id="rIdbuiqq9lu51xtjpw-jd27y">
         <w:r>
           <w:rPr>
             <w:color w:val="0563C1"/>
@@ -7613,7 +7613,7 @@
       <w:r>
         <w:t xml:space="preserve">Hoose, Phillip. </w:t>
       </w:r>
-      <w:hyperlink w:history="1" r:id="rIdm-o5nbfvogvo6awhqpciy">
+      <w:hyperlink w:history="1" r:id="rId1h1qovalpl-ceurzrpood">
         <w:r>
           <w:rPr>
             <w:color w:val="0563C1"/>
@@ -7641,7 +7641,7 @@
       <w:r>
         <w:t xml:space="preserve">Tyson, Timothy B. </w:t>
       </w:r>
-      <w:hyperlink w:history="1" r:id="rIdemftlbuzjg-g0f-qxf3vg">
+      <w:hyperlink w:history="1" r:id="rIdvrumv53ed40t01r0xro-k">
         <w:r>
           <w:rPr>
             <w:color w:val="0563C1"/>
@@ -7669,7 +7669,7 @@
       <w:r>
         <w:t xml:space="preserve">Mandela, Nelson. </w:t>
       </w:r>
-      <w:hyperlink w:history="1" r:id="rId5tqpm2n8-co4rzu1fteej">
+      <w:hyperlink w:history="1" r:id="rIdcscxnc4x001lm2i1nhhx9">
         <w:r>
           <w:rPr>
             <w:color w:val="0563C1"/>
@@ -7697,7 +7697,7 @@
       <w:r>
         <w:t xml:space="preserve">Carter, David. </w:t>
       </w:r>
-      <w:hyperlink w:history="1" r:id="rIdvn6txzghb8-iwryjdvu3x">
+      <w:hyperlink w:history="1" r:id="rIdqly7rryy2ldy6voru6qkr">
         <w:r>
           <w:rPr>
             <w:color w:val="0563C1"/>
@@ -7745,7 +7745,7 @@
       <w:r>
         <w:t xml:space="preserve">Turing, A. M. “</w:t>
       </w:r>
-      <w:hyperlink w:history="1" r:id="rId0abtxvablhqitynmve_ua">
+      <w:hyperlink w:history="1" r:id="rIddoqefymrknt9xc7ycl5ti">
         <w:r>
           <w:rPr>
             <w:color w:val="0563C1"/>
@@ -7773,7 +7773,7 @@
       <w:r>
         <w:t xml:space="preserve">Copeland, B. Jack, ed. </w:t>
       </w:r>
-      <w:hyperlink w:history="1" r:id="rIdwd71vkhcsjkfhz9ip3uuw">
+      <w:hyperlink w:history="1" r:id="rIdz8xxzuxyfuno9mkhlryxe">
         <w:r>
           <w:rPr>
             <w:color w:val="0563C1"/>
@@ -7801,7 +7801,7 @@
       <w:r>
         <w:t xml:space="preserve">Isaacson, Walter. </w:t>
       </w:r>
-      <w:hyperlink w:history="1" r:id="rIdzcuzpx0a7g4crwn5zdndx">
+      <w:hyperlink w:history="1" r:id="rIdvlbtogx3qzot20wai3rp1">
         <w:r>
           <w:rPr>
             <w:color w:val="0563C1"/>
@@ -7829,7 +7829,7 @@
       <w:r>
         <w:t xml:space="preserve">Vosoughi, Soroush, Deb Roy, and Sinan Aral. “</w:t>
       </w:r>
-      <w:hyperlink w:history="1" r:id="rIdm2f2cxugs9u_n2g1orgd3">
+      <w:hyperlink w:history="1" r:id="rIdpkf83dpomkq1tsby7okhy">
         <w:r>
           <w:rPr>
             <w:color w:val="0563C1"/>
@@ -7877,7 +7877,7 @@
       <w:r>
         <w:t xml:space="preserve">Stuart, David. </w:t>
       </w:r>
-      <w:hyperlink w:history="1" r:id="rIdx7l8oxhjw-mmrorcpnzu9">
+      <w:hyperlink w:history="1" r:id="rIdovkekke66pkomrf5ht79u">
         <w:r>
           <w:rPr>
             <w:color w:val="0563C1"/>
@@ -7905,7 +7905,7 @@
       <w:r>
         <w:t xml:space="preserve">Aveni, Anthony. </w:t>
       </w:r>
-      <w:hyperlink w:history="1" r:id="rIdem-bqior7l-n4hh3oh3-i">
+      <w:hyperlink w:history="1" r:id="rIdzellb4s0t5heovt7pm34z">
         <w:r>
           <w:rPr>
             <w:color w:val="0563C1"/>
@@ -7953,7 +7953,7 @@
       <w:r>
         <w:t xml:space="preserve">Meech, Karen J., et al. “</w:t>
       </w:r>
-      <w:hyperlink w:history="1" r:id="rIdgh5hin9l3sfh6tywizwdq">
+      <w:hyperlink w:history="1" r:id="rIdrxtenxv2cea5lytun9wuo">
         <w:r>
           <w:rPr>
             <w:color w:val="0563C1"/>
@@ -7981,7 +7981,7 @@
       <w:r>
         <w:t xml:space="preserve">Micheli, Marco, et al. “</w:t>
       </w:r>
-      <w:hyperlink w:history="1" r:id="rIdnykkewkvmm0vj5euf5qbz">
+      <w:hyperlink w:history="1" r:id="rIdux7d5a2tq1q4r0st7e_pu">
         <w:r>
           <w:rPr>
             <w:color w:val="0563C1"/>
@@ -8009,7 +8009,7 @@
       <w:r>
         <w:t xml:space="preserve">‘Oumuamua ISSI Team. “</w:t>
       </w:r>
-      <w:hyperlink w:history="1" r:id="rIdzq3zjy8l1wvn2xk0i-r5g">
+      <w:hyperlink w:history="1" r:id="rId6auji38_kl62ljh8jzdkx">
         <w:r>
           <w:rPr>
             <w:color w:val="0563C1"/>
@@ -8037,7 +8037,7 @@
       <w:r>
         <w:t xml:space="preserve">Staff at the National Astronomy and Ionosphere Center. “</w:t>
       </w:r>
-      <w:hyperlink w:history="1" r:id="rIdh18_odwjmvq-iz4sadr9r">
+      <w:hyperlink w:history="1" r:id="rIdetntvwlrecmpfhkgx9r4z">
         <w:r>
           <w:rPr>
             <w:color w:val="0563C1"/>
@@ -8101,7 +8101,7 @@
       <w:r>
         <w:t xml:space="preserve">Riley, James C. “</w:t>
       </w:r>
-      <w:hyperlink w:history="1" r:id="rIdfq6ofqbo5k2ndrpuatx8c">
+      <w:hyperlink w:history="1" r:id="rIdz_isk1sfrwhaabc6-tjpw">
         <w:r>
           <w:rPr>
             <w:color w:val="0563C1"/>
@@ -8129,7 +8129,7 @@
       <w:r>
         <w:t xml:space="preserve">Bliss, Michael. </w:t>
       </w:r>
-      <w:hyperlink w:history="1" r:id="rIdnkqxykbyqoaiietv3pqkr">
+      <w:hyperlink w:history="1" r:id="rIdlpchrphxcngeb0vlwstsw">
         <w:r>
           <w:rPr>
             <w:color w:val="0563C1"/>
@@ -8157,7 +8157,7 @@
       <w:r>
         <w:t xml:space="preserve">Reverby, Susan M. </w:t>
       </w:r>
-      <w:hyperlink w:history="1" r:id="rIdgjh4yfd7gllvummoqix-2">
+      <w:hyperlink w:history="1" r:id="rId0rw3sfuopfffwsxgvzrsa">
         <w:r>
           <w:rPr>
             <w:color w:val="0563C1"/>
@@ -8185,7 +8185,7 @@
       <w:r>
         <w:t xml:space="preserve">Keefe, Patrick Radden. </w:t>
       </w:r>
-      <w:hyperlink w:history="1" r:id="rIdgi1rsxblihtjd1mtwzuwg">
+      <w:hyperlink w:history="1" r:id="rId_gjcwoalqgia3rm0j161z">
         <w:r>
           <w:rPr>
             <w:color w:val="0563C1"/>
@@ -8213,7 +8213,7 @@
       <w:r>
         <w:t xml:space="preserve">Antimicrobial Resistance Collaborators. “</w:t>
       </w:r>
-      <w:hyperlink w:history="1" r:id="rId44pfss-3pyuqwdekxr7jf">
+      <w:hyperlink w:history="1" r:id="rId84-gms-xs2x4fssbrftny">
         <w:r>
           <w:rPr>
             <w:color w:val="0563C1"/>
@@ -8241,7 +8241,7 @@
       <w:r>
         <w:t xml:space="preserve">Van Bressem, Marie-Françoise, et al. “</w:t>
       </w:r>
-      <w:hyperlink w:history="1" r:id="rId6yj_umy2by_bwzot6npzs">
+      <w:hyperlink w:history="1" r:id="rIdcdsd48kfmswf9mqcecdkz">
         <w:r>
           <w:rPr>
             <w:color w:val="0563C1"/>
@@ -8269,7 +8269,7 @@
       <w:r>
         <w:t xml:space="preserve">Oshinsky, David M. </w:t>
       </w:r>
-      <w:hyperlink w:history="1" r:id="rIdr_4e8ysajbbf5etlyfh2m">
+      <w:hyperlink w:history="1" r:id="rId8hwx1qhbio4ai8t-jaugx">
         <w:r>
           <w:rPr>
             <w:color w:val="0563C1"/>
@@ -8297,7 +8297,7 @@
       <w:r>
         <w:t xml:space="preserve">Polack, Fernando P., et al. “</w:t>
       </w:r>
-      <w:hyperlink w:history="1" r:id="rIdj9fq3_63w0cx9dzns8zhg">
+      <w:hyperlink w:history="1" r:id="rIdm73m7dar3ruz9etmq0kgj">
         <w:r>
           <w:rPr>
             <w:color w:val="0563C1"/>
@@ -8345,7 +8345,7 @@
       <w:r>
         <w:t xml:space="preserve">Arrhenius, Svante. “</w:t>
       </w:r>
-      <w:hyperlink w:history="1" r:id="rIdh4uhhqjkynvzfrhbsdjcm">
+      <w:hyperlink w:history="1" r:id="rIdesoyx9v7hybd9g1qxe8bs">
         <w:r>
           <w:rPr>
             <w:color w:val="0563C1"/>
@@ -8373,7 +8373,7 @@
       <w:r>
         <w:t xml:space="preserve">Philip, Sjoukje Y., et al. “</w:t>
       </w:r>
-      <w:hyperlink w:history="1" r:id="rIdh8uozz3dkhtzzdvgagx5a">
+      <w:hyperlink w:history="1" r:id="rIdhvlsxqij4nu_rwqabe33s">
         <w:r>
           <w:rPr>
             <w:color w:val="0563C1"/>
@@ -8401,7 +8401,7 @@
       <w:r>
         <w:t xml:space="preserve">Supran, G., S. Rahmstorf, and N. Oreskes. “</w:t>
       </w:r>
-      <w:hyperlink w:history="1" r:id="rIdhr3b7xiu2wvviwbw_6odz">
+      <w:hyperlink w:history="1" r:id="rIde1gqryvemtiahyfwqlezr">
         <w:r>
           <w:rPr>
             <w:color w:val="0563C1"/>
@@ -8429,7 +8429,7 @@
       <w:r>
         <w:t xml:space="preserve">Witze, Alexandra. “</w:t>
       </w:r>
-      <w:hyperlink w:history="1" r:id="rId03qad-yuvsxtu2tmuj146">
+      <w:hyperlink w:history="1" r:id="rIdu84ygywvhlplh62kigrwn">
         <w:r>
           <w:rPr>
             <w:color w:val="0563C1"/>
@@ -8457,7 +8457,7 @@
       <w:r>
         <w:t xml:space="preserve">IPCC. </w:t>
       </w:r>
-      <w:hyperlink w:history="1" r:id="rId0lzreeqwo4kxprdfjoaey">
+      <w:hyperlink w:history="1" r:id="rIdbyrw3avfoja_onnhas9av">
         <w:r>
           <w:rPr>
             <w:color w:val="0563C1"/>
@@ -8485,7 +8485,7 @@
       <w:r>
         <w:t xml:space="preserve">Morlighem, Mathieu, et al. “</w:t>
       </w:r>
-      <w:hyperlink w:history="1" r:id="rIdhkh044n_lj4dxlmoc6g9e">
+      <w:hyperlink w:history="1" r:id="rIdbkw7ovpc4fh0x32xkcc4t">
         <w:r>
           <w:rPr>
             <w:color w:val="0563C1"/>
@@ -8513,7 +8513,7 @@
       <w:r>
         <w:t xml:space="preserve">IMBIE Team. “</w:t>
       </w:r>
-      <w:hyperlink w:history="1" r:id="rId2zlgdt-hbp7shuvvwghav">
+      <w:hyperlink w:history="1" r:id="rIdrc9uyigqqaofp8gjbazro">
         <w:r>
           <w:rPr>
             <w:color w:val="0563C1"/>
@@ -8541,7 +8541,7 @@
       <w:r>
         <w:t xml:space="preserve">Joughin, Ian, Benjamin E. Smith, and Brooke Medley. “</w:t>
       </w:r>
-      <w:hyperlink w:history="1" r:id="rIdz_vkg7gjngjuudpkt9gc7">
+      <w:hyperlink w:history="1" r:id="rIdnzldybxvkwl7uk9f94ior">
         <w:r>
           <w:rPr>
             <w:color w:val="0563C1"/>
@@ -8569,7 +8569,7 @@
       <w:r>
         <w:t xml:space="preserve">Secretariat of the Antarctic Treaty. “</w:t>
       </w:r>
-      <w:hyperlink w:history="1" r:id="rId39uxndgg2dj8gyiadwfnj">
+      <w:hyperlink w:history="1" r:id="rIddjeyosweig7o3ewdm34sl">
         <w:r>
           <w:rPr>
             <w:color w:val="0563C1"/>
@@ -8597,7 +8597,7 @@
       <w:r>
         <w:t xml:space="preserve">Office of the Historian, US Department of State. </w:t>
       </w:r>
-      <w:hyperlink w:history="1" r:id="rIdxwsxhdrs3pcc9tqnfqqws">
+      <w:hyperlink w:history="1" r:id="rIdwtqvscaapetfbkcdjfsfc">
         <w:r>
           <w:rPr>
             <w:color w:val="0563C1"/>
@@ -8625,7 +8625,7 @@
       <w:r>
         <w:t xml:space="preserve">“‘Greenland Belongs to Greenland’: </w:t>
       </w:r>
-      <w:hyperlink w:history="1" r:id="rIdcwgwt5y9ajo0ox44m_zz8">
+      <w:hyperlink w:history="1" r:id="rIdcgmn-owom5m2hfl7eubpv">
         <w:r>
           <w:rPr>
             <w:color w:val="0563C1"/>
@@ -8653,7 +8653,7 @@
       <w:r>
         <w:t xml:space="preserve">BBC News. Report on </w:t>
       </w:r>
-      <w:hyperlink w:history="1" r:id="rIdbkgmdifeljuidgyashgmj">
+      <w:hyperlink w:history="1" r:id="rIdxzwqfpsz0qdeyxcaembp9">
         <w:r>
           <w:rPr>
             <w:color w:val="0563C1"/>
@@ -8681,7 +8681,7 @@
       <w:r>
         <w:t xml:space="preserve">BBC News. </w:t>
       </w:r>
-      <w:hyperlink w:history="1" r:id="rIdbhamxttku9yu7bjmwwhyy">
+      <w:hyperlink w:history="1" r:id="rIdnux9jcxb3rbrvxqdzwfoo">
         <w:r>
           <w:rPr>
             <w:color w:val="0563C1"/>
@@ -8709,7 +8709,7 @@
       <w:r>
         <w:t xml:space="preserve">Statistics Greenland. “</w:t>
       </w:r>
-      <w:hyperlink w:history="1" r:id="rIdggwqchtx__fu4tklchotx">
+      <w:hyperlink w:history="1" r:id="rIdd3x8ravotrc81ow4slpvq">
         <w:r>
           <w:rPr>
             <w:color w:val="0563C1"/>
@@ -8773,7 +8773,7 @@
       <w:r>
         <w:t xml:space="preserve">COVID-19 National Preparedness Collaborators. “</w:t>
       </w:r>
-      <w:hyperlink w:history="1" r:id="rIdgtlxqqccf77fvm9keekmm">
+      <w:hyperlink w:history="1" r:id="rIdwns_b0n9zt-ie9hlzxdt3">
         <w:r>
           <w:rPr>
             <w:color w:val="0563C1"/>
@@ -8801,7 +8801,7 @@
       <w:r>
         <w:t xml:space="preserve">Msemburi, William, et al. “</w:t>
       </w:r>
-      <w:hyperlink w:history="1" r:id="rIdrdox_d2wrxgs0lte1qw6o">
+      <w:hyperlink w:history="1" r:id="rIdmp8gtbetnp48-ncbjvjar">
         <w:r>
           <w:rPr>
             <w:color w:val="0563C1"/>
@@ -8885,7 +8885,7 @@
       <w:r>
         <w:t xml:space="preserve">Jinek, Martin, et al. “</w:t>
       </w:r>
-      <w:hyperlink w:history="1" r:id="rIdrhndqrkdzixef3hi4vphp">
+      <w:hyperlink w:history="1" r:id="rIdjj_kj7fj382azq8oqwnib">
         <w:r>
           <w:rPr>
             <w:color w:val="0563C1"/>
@@ -8913,7 +8913,7 @@
       <w:r>
         <w:t xml:space="preserve">Fehilly, Carole B., S. M. Willadsen, and Elizabeth M. Tucker. “</w:t>
       </w:r>
-      <w:hyperlink w:history="1" r:id="rIdlq9cueogqyzadr8qj3owk">
+      <w:hyperlink w:history="1" r:id="rIdcdb0ljbxxhlyllhlnwn1t">
         <w:r>
           <w:rPr>
             <w:color w:val="0563C1"/>
@@ -8961,7 +8961,7 @@
       <w:r>
         <w:t xml:space="preserve">Ganopolski, A., R. Winkelmann, and H. J. Schellnhuber. “</w:t>
       </w:r>
-      <w:hyperlink w:history="1" r:id="rIdim_xchpy3sj1gs8z6fvj6">
+      <w:hyperlink w:history="1" r:id="rIdn4ado6wwcjnzq2aovqv_3">
         <w:r>
           <w:rPr>
             <w:color w:val="0563C1"/>
@@ -9009,7 +9009,7 @@
       <w:r>
         <w:t xml:space="preserve">Hawking, S. W. “</w:t>
       </w:r>
-      <w:hyperlink w:history="1" r:id="rIdhmxcjhvd2a3m3ual8chug">
+      <w:hyperlink w:history="1" r:id="rIdwrvnxoiqbawuv99w4axdz">
         <w:r>
           <w:rPr>
             <w:color w:val="0563C1"/>
@@ -9037,7 +9037,7 @@
       <w:r>
         <w:t xml:space="preserve">LIGO Scientific Collaboration and Virgo Collaboration. “</w:t>
       </w:r>
-      <w:hyperlink w:history="1" r:id="rIdjgs3gjwjjo1waplqbc6_y">
+      <w:hyperlink w:history="1" r:id="rIdufa9urcorlqxh3znqg7rt">
         <w:r>
           <w:rPr>
             <w:color w:val="0563C1"/>
@@ -9065,7 +9065,7 @@
       <w:r>
         <w:t xml:space="preserve">ATLAS Collaboration. “</w:t>
       </w:r>
-      <w:hyperlink w:history="1" r:id="rIds38rjyuxbjs6jewcjxvsu">
+      <w:hyperlink w:history="1" r:id="rIdnwgkopqpqy1mrgetemqtl">
         <w:r>
           <w:rPr>
             <w:color w:val="0563C1"/>
@@ -9093,7 +9093,7 @@
       <w:r>
         <w:t xml:space="preserve">Abu-Shawareb, H., et al. (Indirect Drive ICF Collaboration). “</w:t>
       </w:r>
-      <w:hyperlink w:history="1" r:id="rIdrpcsfeyevytnqeliguuvk">
+      <w:hyperlink w:history="1" r:id="rIda44svgdp496bvxbogwx6c">
         <w:r>
           <w:rPr>
             <w:color w:val="0563C1"/>

--- a/The Dolphins' View of History/chapters/Notes and Sources.docx
+++ b/The Dolphins' View of History/chapters/Notes and Sources.docx
@@ -83,7 +83,7 @@
       <w:r>
         <w:t xml:space="preserve">Thewissen, J. G. M., et al. “</w:t>
       </w:r>
-      <w:hyperlink w:history="1" r:id="rIdarrgybltmbenexl4bb6x2">
+      <w:hyperlink w:history="1" r:id="rId83ltt1dtl6ryy7trupf8b">
         <w:r>
           <w:rPr>
             <w:color w:val="0563C1"/>
@@ -111,7 +111,7 @@
       <w:r>
         <w:t xml:space="preserve">Stringer, Chris. </w:t>
       </w:r>
-      <w:hyperlink w:history="1" r:id="rId8fqygzpsln7ifujz29ilo">
+      <w:hyperlink w:history="1" r:id="rIdorualu49ii8s3ok2lqkuc">
         <w:r>
           <w:rPr>
             <w:color w:val="0563C1"/>
@@ -159,7 +159,7 @@
       <w:r>
         <w:t xml:space="preserve">Marino, Lori. “</w:t>
       </w:r>
-      <w:hyperlink w:history="1" r:id="rIdwvqqfg9sieui3dym8_qmd">
+      <w:hyperlink w:history="1" r:id="rIdm49ujpwlujujmja9e3q23">
         <w:r>
           <w:rPr>
             <w:color w:val="0563C1"/>
@@ -187,7 +187,7 @@
       <w:r>
         <w:t xml:space="preserve">Janik, Vincent M., Laela S. Sayigh, and Randall S. Wells. “</w:t>
       </w:r>
-      <w:hyperlink w:history="1" r:id="rIdi1b83bieqxnhfh_-go57i">
+      <w:hyperlink w:history="1" r:id="rIdvqddfyn-f3ammdec_9d65">
         <w:r>
           <w:rPr>
             <w:color w:val="0563C1"/>
@@ -215,7 +215,7 @@
       <w:r>
         <w:t xml:space="preserve">Krützen, Michael, et al. “</w:t>
       </w:r>
-      <w:hyperlink w:history="1" r:id="rIdw1ur-0kqjw9wv2ul7s9s6">
+      <w:hyperlink w:history="1" r:id="rIdab6xeq23spitils3fqu-x">
         <w:r>
           <w:rPr>
             <w:color w:val="0563C1"/>
@@ -243,7 +243,7 @@
       <w:r>
         <w:t xml:space="preserve">Tennie, Claudio, Josep Call, and Michael Tomasello. “</w:t>
       </w:r>
-      <w:hyperlink w:history="1" r:id="rIdcoiwf3giaz4u3sw1utf-g">
+      <w:hyperlink w:history="1" r:id="rIddhskli0kksw6gqoj70mf-">
         <w:r>
           <w:rPr>
             <w:color w:val="0563C1"/>
@@ -307,7 +307,7 @@
       <w:r>
         <w:t xml:space="preserve">Hublin, Jean-Jacques, et al. “</w:t>
       </w:r>
-      <w:hyperlink w:history="1" r:id="rIdbj85ypqgarh-qloc0ljrj">
+      <w:hyperlink w:history="1" r:id="rIdwuhrgy4mjpr_vxidpg9t8">
         <w:r>
           <w:rPr>
             <w:color w:val="0563C1"/>
@@ -335,7 +335,7 @@
       <w:r>
         <w:t xml:space="preserve">Scerri, Eleanor M. L., et al. “</w:t>
       </w:r>
-      <w:hyperlink w:history="1" r:id="rIdjabxpezq4e7n7zlttxgd1">
+      <w:hyperlink w:history="1" r:id="rIdfe_9kct5jn_k7quq5kfuu">
         <w:r>
           <w:rPr>
             <w:color w:val="0563C1"/>
@@ -363,7 +363,7 @@
       <w:r>
         <w:t xml:space="preserve">Leakey, M. D., and R. L. Hay. “</w:t>
       </w:r>
-      <w:hyperlink w:history="1" r:id="rId8xwdicakrwzemfzvek5jv">
+      <w:hyperlink w:history="1" r:id="rIdk4xoktixod0fzftfsjaat">
         <w:r>
           <w:rPr>
             <w:color w:val="0563C1"/>
@@ -391,7 +391,7 @@
       <w:r>
         <w:t xml:space="preserve">Villmoare, Brian, et al. “</w:t>
       </w:r>
-      <w:hyperlink w:history="1" r:id="rId3ssu4p7n45lczibxeyqmj">
+      <w:hyperlink w:history="1" r:id="rId7hz4mlevi1hf5q16rcujq">
         <w:r>
           <w:rPr>
             <w:color w:val="0563C1"/>
@@ -419,7 +419,7 @@
       <w:r>
         <w:t xml:space="preserve">Lordkipanidze, David, et al. “</w:t>
       </w:r>
-      <w:hyperlink w:history="1" r:id="rIdi-be2nysfjjundkvqxy4o">
+      <w:hyperlink w:history="1" r:id="rIdzrvyyjmpcfl4dkcr4jse4">
         <w:r>
           <w:rPr>
             <w:color w:val="0563C1"/>
@@ -447,7 +447,7 @@
       <w:r>
         <w:t xml:space="preserve">Dirks, Paul H. G. M., et al. “</w:t>
       </w:r>
-      <w:hyperlink w:history="1" r:id="rId0ryqvq6tokgliudscsakz">
+      <w:hyperlink w:history="1" r:id="rId8j9lxoamnz84xeq0hkwpd">
         <w:r>
           <w:rPr>
             <w:color w:val="0563C1"/>
@@ -475,7 +475,7 @@
       <w:r>
         <w:t xml:space="preserve">Henshilwood, Christopher S., et al. “</w:t>
       </w:r>
-      <w:hyperlink w:history="1" r:id="rIdo9zwwhq_mh17pceecx60e">
+      <w:hyperlink w:history="1" r:id="rIdwxfjm851i_qqcfm_ln3et">
         <w:r>
           <w:rPr>
             <w:color w:val="0563C1"/>
@@ -523,7 +523,7 @@
       <w:r>
         <w:t xml:space="preserve">Berna, Francesco, et al. “</w:t>
       </w:r>
-      <w:hyperlink w:history="1" r:id="rIdd54fqjyina00iwd3esoyt">
+      <w:hyperlink w:history="1" r:id="rIdminf3h8weep0yaviz_dn2">
         <w:r>
           <w:rPr>
             <w:color w:val="0563C1"/>
@@ -551,7 +551,7 @@
       <w:r>
         <w:t xml:space="preserve">Shahack-Gross, Ruth, et al. “</w:t>
       </w:r>
-      <w:hyperlink w:history="1" r:id="rId4lxpqbiy9hzmavluifkxo">
+      <w:hyperlink w:history="1" r:id="rIdo6zgpjy5dj6pv-0fqpcw-">
         <w:r>
           <w:rPr>
             <w:color w:val="0563C1"/>
@@ -579,7 +579,7 @@
       <w:r>
         <w:t xml:space="preserve">Harmand, Sonia, et al. “</w:t>
       </w:r>
-      <w:hyperlink w:history="1" r:id="rIdcice3li7t-1jpt-wrpbwq">
+      <w:hyperlink w:history="1" r:id="rIdwxvnlf0ebe3yccumzp6_n">
         <w:r>
           <w:rPr>
             <w:color w:val="0563C1"/>
@@ -607,7 +607,7 @@
       <w:r>
         <w:t xml:space="preserve">Lepre, Christopher J., et al. “</w:t>
       </w:r>
-      <w:hyperlink w:history="1" r:id="rId_iulpvvrta6qf3aaskifv">
+      <w:hyperlink w:history="1" r:id="rId8ukro6hchj_upkl3ecs7c">
         <w:r>
           <w:rPr>
             <w:color w:val="0563C1"/>
@@ -635,7 +635,7 @@
       <w:r>
         <w:t xml:space="preserve">Brown, Kyle S., et al. “</w:t>
       </w:r>
-      <w:hyperlink w:history="1" r:id="rId1kvnbqlszfpistq4ksrim">
+      <w:hyperlink w:history="1" r:id="rIdormpkgotusitxkjnvpdy3">
         <w:r>
           <w:rPr>
             <w:color w:val="0563C1"/>
@@ -663,7 +663,7 @@
       <w:r>
         <w:t xml:space="preserve">Wrangham, Richard. </w:t>
       </w:r>
-      <w:hyperlink w:history="1" r:id="rId5tuhh472bjypt6-jdf1vh">
+      <w:hyperlink w:history="1" r:id="rIdeyadinpw7fcctl7o_sjub">
         <w:r>
           <w:rPr>
             <w:color w:val="0563C1"/>
@@ -691,7 +691,7 @@
       <w:r>
         <w:t xml:space="preserve">Fitch, W. Tecumseh. </w:t>
       </w:r>
-      <w:hyperlink w:history="1" r:id="rIdmdmcivvhz9pogrcz5iyrd">
+      <w:hyperlink w:history="1" r:id="rIdneww9hcb1iczdqwapkpuy">
         <w:r>
           <w:rPr>
             <w:color w:val="0563C1"/>
@@ -739,7 +739,7 @@
       <w:r>
         <w:t xml:space="preserve">Clarkson, Chris, et al. “</w:t>
       </w:r>
-      <w:hyperlink w:history="1" r:id="rIdhvbxbixccpxxc5vkfmrhf">
+      <w:hyperlink w:history="1" r:id="rIdekcgbsa4pgkd8lwczcsqm">
         <w:r>
           <w:rPr>
             <w:color w:val="0563C1"/>
@@ -767,7 +767,7 @@
       <w:r>
         <w:t xml:space="preserve">O’Connell, James F., et al. “</w:t>
       </w:r>
-      <w:hyperlink w:history="1" r:id="rIdaala2en-vqpduu5uaqq1t">
+      <w:hyperlink w:history="1" r:id="rIdwrcpdhwhcs2strg2yt1wl">
         <w:r>
           <w:rPr>
             <w:color w:val="0563C1"/>
@@ -795,7 +795,7 @@
       <w:r>
         <w:t xml:space="preserve">Reich, David, et al. “</w:t>
       </w:r>
-      <w:hyperlink w:history="1" r:id="rIdbolsawc5tqlbvpvhv7tfn">
+      <w:hyperlink w:history="1" r:id="rIdrvjxydozu5z7-n-4tirhr">
         <w:r>
           <w:rPr>
             <w:color w:val="0563C1"/>
@@ -823,7 +823,7 @@
       <w:r>
         <w:t xml:space="preserve">Chen, Fahu, et al. “</w:t>
       </w:r>
-      <w:hyperlink w:history="1" r:id="rIdtlju5pgiq4oq_e8zo9jfv">
+      <w:hyperlink w:history="1" r:id="rIdf0--qhdnlmquyoknzzery">
         <w:r>
           <w:rPr>
             <w:color w:val="0563C1"/>
@@ -851,7 +851,7 @@
       <w:r>
         <w:t xml:space="preserve">Higham, Tom, et al. “</w:t>
       </w:r>
-      <w:hyperlink w:history="1" r:id="rIdzlkezvqpijmiywduelfh6">
+      <w:hyperlink w:history="1" r:id="rId1ze-s4nki8fqoxoc3hqef">
         <w:r>
           <w:rPr>
             <w:color w:val="0563C1"/>
@@ -879,7 +879,7 @@
       <w:r>
         <w:t xml:space="preserve">Sutikna, Thomas, et al. “</w:t>
       </w:r>
-      <w:hyperlink w:history="1" r:id="rIdl94jo6tovvevac8fvczdr">
+      <w:hyperlink w:history="1" r:id="rIduquggcvgw0tjmuxcc1bm0">
         <w:r>
           <w:rPr>
             <w:color w:val="0563C1"/>
@@ -907,7 +907,7 @@
       <w:r>
         <w:t xml:space="preserve">Oktaviana, Adhi Agus, et al. “</w:t>
       </w:r>
-      <w:hyperlink w:history="1" r:id="rIdgme-2cdi2ynvig8l74vb7">
+      <w:hyperlink w:history="1" r:id="rIdcbzrhfydbngkurkk1rm7-">
         <w:r>
           <w:rPr>
             <w:color w:val="0563C1"/>
@@ -935,7 +935,7 @@
       <w:r>
         <w:t xml:space="preserve">Bennett, Matthew R., et al. “</w:t>
       </w:r>
-      <w:hyperlink w:history="1" r:id="rIdrjhqlir9pdwmntn_65azi">
+      <w:hyperlink w:history="1" r:id="rIdb2xt1f4cqjnmxmxw0_va5">
         <w:r>
           <w:rPr>
             <w:color w:val="0563C1"/>
@@ -963,7 +963,7 @@
       <w:r>
         <w:t xml:space="preserve">Reich, David. </w:t>
       </w:r>
-      <w:hyperlink w:history="1" r:id="rId9fqwgfkpz6cwq3yoruf5q">
+      <w:hyperlink w:history="1" r:id="rIdn33ckmizcyibcim9jnxm0">
         <w:r>
           <w:rPr>
             <w:color w:val="0563C1"/>
@@ -1011,7 +1011,7 @@
       <w:r>
         <w:t xml:space="preserve">Dietrich, Oliver, et al. “</w:t>
       </w:r>
-      <w:hyperlink w:history="1" r:id="rIdgydibohanuthqw02g7fcc">
+      <w:hyperlink w:history="1" r:id="rIdqdkhqm_nge_vcdz3ag40q">
         <w:r>
           <w:rPr>
             <w:color w:val="0563C1"/>
@@ -1039,7 +1039,7 @@
       <w:r>
         <w:t xml:space="preserve">Larson, Greger, et al. “</w:t>
       </w:r>
-      <w:hyperlink w:history="1" r:id="rId3xuq7qj5cya6vworws7w2">
+      <w:hyperlink w:history="1" r:id="rIdfzpvu-wvuu2msmkvu0jgf">
         <w:r>
           <w:rPr>
             <w:color w:val="0563C1"/>
@@ -1067,7 +1067,7 @@
       <w:r>
         <w:t xml:space="preserve">Fuller, Dorian Q., et al. “</w:t>
       </w:r>
-      <w:hyperlink w:history="1" r:id="rIdacf-olhhavxjv20bpvrt1">
+      <w:hyperlink w:history="1" r:id="rIdwtf-ipau6lpapdeyxqhyo">
         <w:r>
           <w:rPr>
             <w:color w:val="0563C1"/>
@@ -1095,7 +1095,7 @@
       <w:r>
         <w:t xml:space="preserve">Larsen, Clark Spencer. “</w:t>
       </w:r>
-      <w:hyperlink w:history="1" r:id="rIdppa01qur7rukgdy8e6kec">
+      <w:hyperlink w:history="1" r:id="rIdx9adgpsaafzjwmuguqlfl">
         <w:r>
           <w:rPr>
             <w:color w:val="0563C1"/>
@@ -1123,7 +1123,7 @@
       <w:r>
         <w:t xml:space="preserve">Hodder, Ian. </w:t>
       </w:r>
-      <w:hyperlink w:history="1" r:id="rIde-y3yl-4ccvx4zj4vogz8">
+      <w:hyperlink w:history="1" r:id="rIduw1ot6iststvax8yl24gb">
         <w:r>
           <w:rPr>
             <w:color w:val="0563C1"/>
@@ -1151,7 +1151,7 @@
       <w:r>
         <w:t xml:space="preserve">Scott, James C. </w:t>
       </w:r>
-      <w:hyperlink w:history="1" r:id="rIdx925fivlx-zwl43crdyaw">
+      <w:hyperlink w:history="1" r:id="rIdmfvcf3xx0w5zdlyc17kjv">
         <w:r>
           <w:rPr>
             <w:color w:val="0563C1"/>
@@ -1215,7 +1215,7 @@
       <w:r>
         <w:t xml:space="preserve">Schmandt-Besserat, Denise. </w:t>
       </w:r>
-      <w:hyperlink w:history="1" r:id="rIdauvaokzo7o7fxq8apy2cu">
+      <w:hyperlink w:history="1" r:id="rId0f245yew-q9tcoccukext">
         <w:r>
           <w:rPr>
             <w:color w:val="0563C1"/>
@@ -1243,7 +1243,7 @@
       <w:r>
         <w:t xml:space="preserve">Nissen, Hans J., Peter Damerow, and Robert K. Englund. </w:t>
       </w:r>
-      <w:hyperlink w:history="1" r:id="rIduhfgnr6mfmc9l2rw1r_wn">
+      <w:hyperlink w:history="1" r:id="rIdzvi3rsrfe3gats_ods6mj">
         <w:r>
           <w:rPr>
             <w:color w:val="0563C1"/>
@@ -1271,7 +1271,7 @@
       <w:r>
         <w:t xml:space="preserve">Houston, Stephen D., ed. </w:t>
       </w:r>
-      <w:hyperlink w:history="1" r:id="rIdjzuje-jdpql7n0ggvti0l">
+      <w:hyperlink w:history="1" r:id="rIdqwrxizsq_ghtew1dmtuxs">
         <w:r>
           <w:rPr>
             <w:color w:val="0563C1"/>
@@ -1299,7 +1299,7 @@
       <w:r>
         <w:t xml:space="preserve">Schacter, Daniel L. </w:t>
       </w:r>
-      <w:hyperlink w:history="1" r:id="rIdpxfirmebwijmdples3ewh">
+      <w:hyperlink w:history="1" r:id="rIdi8_mff2gnaryhfrefqmn6">
         <w:r>
           <w:rPr>
             <w:color w:val="0563C1"/>
@@ -1379,7 +1379,7 @@
       <w:r>
         <w:t xml:space="preserve">Van De Mieroop, Marc. </w:t>
       </w:r>
-      <w:hyperlink w:history="1" r:id="rId_mcf6xrmrpocmm_sfaeqq">
+      <w:hyperlink w:history="1" r:id="rId-ndbzu-c_uiwmcxzh2ihg">
         <w:r>
           <w:rPr>
             <w:color w:val="0563C1"/>
@@ -1407,7 +1407,7 @@
       <w:r>
         <w:t xml:space="preserve">Lehner, Mark, and Zahi Hawass. </w:t>
       </w:r>
-      <w:hyperlink w:history="1" r:id="rIdlki1caaakmgzk8ptwhi1g">
+      <w:hyperlink w:history="1" r:id="rIdtoz8nulpqxvjonnza8lf_">
         <w:r>
           <w:rPr>
             <w:color w:val="0563C1"/>
@@ -1435,7 +1435,7 @@
       <w:r>
         <w:t xml:space="preserve">Edgerton, William F. “</w:t>
       </w:r>
-      <w:hyperlink w:history="1" r:id="rIdyywfuys31pqfrfufjehha">
+      <w:hyperlink w:history="1" r:id="rIdkbaznewjdtoafiu2385jz">
         <w:r>
           <w:rPr>
             <w:color w:val="0563C1"/>
@@ -1463,7 +1463,7 @@
       <w:r>
         <w:t xml:space="preserve">Roth, Martha T. </w:t>
       </w:r>
-      <w:hyperlink w:history="1" r:id="rIdvz0o3auznfbzexc7f0bmd">
+      <w:hyperlink w:history="1" r:id="rIdugqe3gk6x6mq24neft3sv">
         <w:r>
           <w:rPr>
             <w:color w:val="0563C1"/>
@@ -1491,7 +1491,7 @@
       <w:r>
         <w:t xml:space="preserve">Bryce, Trevor. </w:t>
       </w:r>
-      <w:hyperlink w:history="1" r:id="rIdpqzbupn1mja6u91jq-yk5">
+      <w:hyperlink w:history="1" r:id="rId0t7lihyfvsrznl7recmxn">
         <w:r>
           <w:rPr>
             <w:color w:val="0563C1"/>
@@ -1519,7 +1519,7 @@
       <w:r>
         <w:t xml:space="preserve">Parkinson, Richard. </w:t>
       </w:r>
-      <w:hyperlink w:history="1" r:id="rId1a1jibfok_a2jhgv-8pwl">
+      <w:hyperlink w:history="1" r:id="rIdovws-s5ioojkbk8ufhgrt">
         <w:r>
           <w:rPr>
             <w:color w:val="0563C1"/>
@@ -1567,7 +1567,7 @@
       <w:r>
         <w:t xml:space="preserve">Keightley, David N. </w:t>
       </w:r>
-      <w:hyperlink w:history="1" r:id="rIdgan0tiz1ihfdcdvgyvndu">
+      <w:hyperlink w:history="1" r:id="rIdil5h8ort6lugzcp11bxzd">
         <w:r>
           <w:rPr>
             <w:color w:val="0563C1"/>
@@ -1595,7 +1595,7 @@
       <w:r>
         <w:t xml:space="preserve">Lewis, Mark Edward. </w:t>
       </w:r>
-      <w:hyperlink w:history="1" r:id="rIdoxzl3avleov4bncytxlyr">
+      <w:hyperlink w:history="1" r:id="rIdlxtpoddrmtblm7p3wns77">
         <w:r>
           <w:rPr>
             <w:color w:val="0563C1"/>
@@ -1623,7 +1623,7 @@
       <w:r>
         <w:t xml:space="preserve">Elman, Benjamin A. </w:t>
       </w:r>
-      <w:hyperlink w:history="1" r:id="rIdztnvmkqc-yhdwb4hwwroa">
+      <w:hyperlink w:history="1" r:id="rIdgvtsfepv6lrbryy4ae6un">
         <w:r>
           <w:rPr>
             <w:color w:val="0563C1"/>
@@ -1651,7 +1651,7 @@
       <w:r>
         <w:t xml:space="preserve">Liu, Li, and Xingcan Chen. </w:t>
       </w:r>
-      <w:hyperlink w:history="1" r:id="rIduqffdc8-zard1uaa6z5os">
+      <w:hyperlink w:history="1" r:id="rIdbyv9as4t5j9w8k155hnih">
         <w:r>
           <w:rPr>
             <w:color w:val="0563C1"/>
@@ -1699,7 +1699,7 @@
       <w:r>
         <w:t xml:space="preserve">Possehl, Gregory L. </w:t>
       </w:r>
-      <w:hyperlink w:history="1" r:id="rIdohhh4j86nzpqfmrpxhobm">
+      <w:hyperlink w:history="1" r:id="rIdlthhlyupwyf6jby3njljs">
         <w:r>
           <w:rPr>
             <w:color w:val="0563C1"/>
@@ -1727,7 +1727,7 @@
       <w:r>
         <w:t xml:space="preserve">Thapar, Romila. </w:t>
       </w:r>
-      <w:hyperlink w:history="1" r:id="rIdiex9g0yzew1wer4q_virc">
+      <w:hyperlink w:history="1" r:id="rIduevcblamzkr9jdavdfei5">
         <w:r>
           <w:rPr>
             <w:color w:val="0563C1"/>
@@ -1755,7 +1755,7 @@
       <w:r>
         <w:t xml:space="preserve">Plofker, Kim. </w:t>
       </w:r>
-      <w:hyperlink w:history="1" r:id="rId0nu75jgbw8o5yjjhjzhzt">
+      <w:hyperlink w:history="1" r:id="rId_pdgkmclc-jj1o3tgkkuf">
         <w:r>
           <w:rPr>
             <w:color w:val="0563C1"/>
@@ -1783,7 +1783,7 @@
       <w:r>
         <w:t xml:space="preserve">Dirks, Nicholas B. </w:t>
       </w:r>
-      <w:hyperlink w:history="1" r:id="rIdxsidln4zik8f1ikzwdbqu">
+      <w:hyperlink w:history="1" r:id="rId1-ab_bq8xpjppq7tllcvm">
         <w:r>
           <w:rPr>
             <w:color w:val="0563C1"/>
@@ -1811,7 +1811,7 @@
       <w:r>
         <w:t xml:space="preserve">Dundas, Paul. </w:t>
       </w:r>
-      <w:hyperlink w:history="1" r:id="rIdztluzg7ayagq-n1tzstqr">
+      <w:hyperlink w:history="1" r:id="rIdbnnzih77wqjpqq6lxcjry">
         <w:r>
           <w:rPr>
             <w:color w:val="0563C1"/>
@@ -1891,7 +1891,7 @@
       <w:r>
         <w:t xml:space="preserve">Cartledge, Paul. </w:t>
       </w:r>
-      <w:hyperlink w:history="1" r:id="rIdhzvn8pnbwqa3h37hlnh0f">
+      <w:hyperlink w:history="1" r:id="rIdgq1j4ta208gol82-rhp69">
         <w:r>
           <w:rPr>
             <w:color w:val="0563C1"/>
@@ -1919,7 +1919,7 @@
       <w:r>
         <w:t xml:space="preserve">Freeth, Tony, et al. “</w:t>
       </w:r>
-      <w:hyperlink w:history="1" r:id="rIdupwi4yhynqllpo20byu3t">
+      <w:hyperlink w:history="1" r:id="rIdvsqhbttcapjlia-ghhj5g">
         <w:r>
           <w:rPr>
             <w:color w:val="0563C1"/>
@@ -1947,7 +1947,7 @@
       <w:r>
         <w:t xml:space="preserve">Freeth, Tony, et al. “</w:t>
       </w:r>
-      <w:hyperlink w:history="1" r:id="rId-vrw8vqy1aqee4-poh2s7">
+      <w:hyperlink w:history="1" r:id="rIdekonrytet3jimazc_wrq_">
         <w:r>
           <w:rPr>
             <w:color w:val="0563C1"/>
@@ -1995,7 +1995,7 @@
       <w:r>
         <w:t xml:space="preserve">Beard, Mary. </w:t>
       </w:r>
-      <w:hyperlink w:history="1" r:id="rIdjveuki3r3ygvtqywypj1g">
+      <w:hyperlink w:history="1" r:id="rId0crcvz5pgu-qapv_vaf2l">
         <w:r>
           <w:rPr>
             <w:color w:val="0563C1"/>
@@ -2023,7 +2023,7 @@
       <w:r>
         <w:t xml:space="preserve">Ward-Perkins, Bryan. </w:t>
       </w:r>
-      <w:hyperlink w:history="1" r:id="rId-wuxf4qhzhxcqydaf96rr">
+      <w:hyperlink w:history="1" r:id="rId5gl1z7qua1h4jh3xfs5kw">
         <w:r>
           <w:rPr>
             <w:color w:val="0563C1"/>
@@ -2051,7 +2051,7 @@
       <w:r>
         <w:t xml:space="preserve">Brown, Peter. </w:t>
       </w:r>
-      <w:hyperlink w:history="1" r:id="rIdswjq7f_vo9vzbx-7g6v97">
+      <w:hyperlink w:history="1" r:id="rIdoemrsa0skdvbjxn5tjr6n">
         <w:r>
           <w:rPr>
             <w:color w:val="0563C1"/>
@@ -2079,7 +2079,7 @@
       <w:r>
         <w:t xml:space="preserve">Harper, Kyle. </w:t>
       </w:r>
-      <w:hyperlink w:history="1" r:id="rIddarkus4ui1mmdnkprntvg">
+      <w:hyperlink w:history="1" r:id="rIdjv_bp878oawilf50hqos1">
         <w:r>
           <w:rPr>
             <w:color w:val="0563C1"/>
@@ -2127,7 +2127,7 @@
       <w:r>
         <w:t xml:space="preserve">Kennedy, Hugh. </w:t>
       </w:r>
-      <w:hyperlink w:history="1" r:id="rIdyu-jrfy0nysj9dcglhye5">
+      <w:hyperlink w:history="1" r:id="rIdwmbgj1qkf1mspevd0jsrn">
         <w:r>
           <w:rPr>
             <w:color w:val="0563C1"/>
@@ -2155,7 +2155,7 @@
       <w:r>
         <w:t xml:space="preserve">Gutas, Dimitri. </w:t>
       </w:r>
-      <w:hyperlink w:history="1" r:id="rId-j2qhujxscqo4aurzuzwl">
+      <w:hyperlink w:history="1" r:id="rIdqjg5gnaxiv5ista-tr8g5">
         <w:r>
           <w:rPr>
             <w:color w:val="0563C1"/>
@@ -2215,7 +2215,7 @@
       <w:r>
         <w:t xml:space="preserve">Riley-Smith, Jonathan. </w:t>
       </w:r>
-      <w:hyperlink w:history="1" r:id="rIdcgbzpqffwsjeyrexz5v00">
+      <w:hyperlink w:history="1" r:id="rIdhrsnu21opu8an43cy6iob">
         <w:r>
           <w:rPr>
             <w:color w:val="0563C1"/>
@@ -2259,7 +2259,7 @@
       <w:r>
         <w:t xml:space="preserve">Phillips, Jonathan. </w:t>
       </w:r>
-      <w:hyperlink w:history="1" r:id="rIdu0znebpcpgzlx6dh2lwkx">
+      <w:hyperlink w:history="1" r:id="rIdvdiucnvom3i6ce7go6wli">
         <w:r>
           <w:rPr>
             <w:color w:val="0563C1"/>
@@ -2287,7 +2287,7 @@
       <w:r>
         <w:t xml:space="preserve">Stark, Rodney. </w:t>
       </w:r>
-      <w:hyperlink w:history="1" r:id="rIdyldknv706_nschwd_hy8q">
+      <w:hyperlink w:history="1" r:id="rIdrakf-ck-rpzhg6xeqynpf">
         <w:r>
           <w:rPr>
             <w:color w:val="0563C1"/>
@@ -2335,7 +2335,7 @@
       <w:r>
         <w:t xml:space="preserve">Mommsen, Theodor E. “</w:t>
       </w:r>
-      <w:hyperlink w:history="1" r:id="rId7oa8xmxytrazyhhzcnktr">
+      <w:hyperlink w:history="1" r:id="rIdxcvvolpp74fa8iz27zea8">
         <w:r>
           <w:rPr>
             <w:color w:val="0563C1"/>
@@ -2363,7 +2363,7 @@
       <w:r>
         <w:t xml:space="preserve">Wickham, Chris. </w:t>
       </w:r>
-      <w:hyperlink w:history="1" r:id="rIdw2xdtey32o8kbvkqxzyng">
+      <w:hyperlink w:history="1" r:id="rIdt0at0kzl_90uyfw-94ymh">
         <w:r>
           <w:rPr>
             <w:color w:val="0563C1"/>
@@ -2391,7 +2391,7 @@
       <w:r>
         <w:t xml:space="preserve">Russell, Jeffrey Burton. </w:t>
       </w:r>
-      <w:hyperlink w:history="1" r:id="rIdoz7qo0gudbr0n4l4zbhrc">
+      <w:hyperlink w:history="1" r:id="rIdwteizxklnoe51zuzmzk_o">
         <w:r>
           <w:rPr>
             <w:color w:val="0563C1"/>
@@ -2455,7 +2455,7 @@
       <w:r>
         <w:t xml:space="preserve">Hansen, Valerie. </w:t>
       </w:r>
-      <w:hyperlink w:history="1" r:id="rId6gpmbt8jws8l6v2gdizbv">
+      <w:hyperlink w:history="1" r:id="rIdqrdyvfnmzokjjs-uptgdu">
         <w:r>
           <w:rPr>
             <w:color w:val="0563C1"/>
@@ -2483,7 +2483,7 @@
       <w:r>
         <w:t xml:space="preserve">Spyrou, Maria A., et al. “</w:t>
       </w:r>
-      <w:hyperlink w:history="1" r:id="rId20zdxvtiacwlcm7hrgpb_">
+      <w:hyperlink w:history="1" r:id="rId7i7n5n6hwnml9rcijwbpp">
         <w:r>
           <w:rPr>
             <w:color w:val="0563C1"/>
@@ -2511,7 +2511,7 @@
       <w:r>
         <w:t xml:space="preserve">Wheelis, Mark. “</w:t>
       </w:r>
-      <w:hyperlink w:history="1" r:id="rIdfzmi-ie1wyxn2vqjbxbgl">
+      <w:hyperlink w:history="1" r:id="rIdc0jkcvvdlw-lg6xqrmoe7">
         <w:r>
           <w:rPr>
             <w:color w:val="0563C1"/>
@@ -2539,7 +2539,7 @@
       <w:r>
         <w:t xml:space="preserve">Dean, Katharine R., et al. “</w:t>
       </w:r>
-      <w:hyperlink w:history="1" r:id="rIdxmmwv9ryaeuipr4lxy-iw">
+      <w:hyperlink w:history="1" r:id="rIdfqaubaj4pnp2vgksaq99x">
         <w:r>
           <w:rPr>
             <w:color w:val="0563C1"/>
@@ -2567,7 +2567,7 @@
       <w:r>
         <w:t xml:space="preserve">Benedictow, Ole J. </w:t>
       </w:r>
-      <w:hyperlink w:history="1" r:id="rIddxuloizaqihs0fxs7rekg">
+      <w:hyperlink w:history="1" r:id="rIdayf955w0sorbzpe4ukme3">
         <w:r>
           <w:rPr>
             <w:color w:val="0563C1"/>
@@ -2631,7 +2631,7 @@
       <w:r>
         <w:t xml:space="preserve">Gomez, Michael A. </w:t>
       </w:r>
-      <w:hyperlink w:history="1" r:id="rId8k2rsxhavv6nhof7qtdut">
+      <w:hyperlink w:history="1" r:id="rIdjloduuerq5b-omawwkjn7">
         <w:r>
           <w:rPr>
             <w:color w:val="0563C1"/>
@@ -2691,7 +2691,7 @@
       <w:r>
         <w:t xml:space="preserve">Edwards, David N. </w:t>
       </w:r>
-      <w:hyperlink w:history="1" r:id="rIdhtt8zugupwwkaw3_cg3qi">
+      <w:hyperlink w:history="1" r:id="rId0ai7haxys-u6-h80zllos">
         <w:r>
           <w:rPr>
             <w:color w:val="0563C1"/>
@@ -2719,7 +2719,7 @@
       <w:r>
         <w:t xml:space="preserve">Pikirayi, Innocent. </w:t>
       </w:r>
-      <w:hyperlink w:history="1" r:id="rIdvdi5r_gs2bqmeuteomx_c">
+      <w:hyperlink w:history="1" r:id="rIdzii16i-mtoua3yyphg-tw">
         <w:r>
           <w:rPr>
             <w:color w:val="0563C1"/>
@@ -2747,7 +2747,7 @@
       <w:r>
         <w:t xml:space="preserve">Hicks, Dan. </w:t>
       </w:r>
-      <w:hyperlink w:history="1" r:id="rIdplgwh8zhqjep3uywtyuas">
+      <w:hyperlink w:history="1" r:id="rIdmfyph3h1ifi2vbbzsf7i0">
         <w:r>
           <w:rPr>
             <w:color w:val="0563C1"/>
@@ -2795,7 +2795,7 @@
       <w:r>
         <w:t xml:space="preserve">Thornton, John K. </w:t>
       </w:r>
-      <w:hyperlink w:history="1" r:id="rIdmflocbeymqmsyacaercve">
+      <w:hyperlink w:history="1" r:id="rIdpnuul099_zxnw5e0y-uss">
         <w:r>
           <w:rPr>
             <w:color w:val="0563C1"/>
@@ -2823,7 +2823,7 @@
       <w:r>
         <w:t xml:space="preserve">McCaskie, T. C. </w:t>
       </w:r>
-      <w:hyperlink w:history="1" r:id="rIdh65etaz7xovscxztgsvky">
+      <w:hyperlink w:history="1" r:id="rIde6ff3tufznacg-byof61u">
         <w:r>
           <w:rPr>
             <w:color w:val="0563C1"/>
@@ -2851,7 +2851,7 @@
       <w:r>
         <w:t xml:space="preserve">Hochschild, Adam. </w:t>
       </w:r>
-      <w:hyperlink w:history="1" r:id="rIdjrltdyd0o2dyseovqxhvu">
+      <w:hyperlink w:history="1" r:id="rIdtrvdqoz3bun_ynpbduj7q">
         <w:r>
           <w:rPr>
             <w:color w:val="0563C1"/>
@@ -2895,7 +2895,7 @@
       <w:r>
         <w:t xml:space="preserve">Kara, Siddharth. </w:t>
       </w:r>
-      <w:hyperlink w:history="1" r:id="rIdqrfsmhqyuotjb6iw290i3">
+      <w:hyperlink w:history="1" r:id="rIdfsibrm8lyptbmaubc8xko">
         <w:r>
           <w:rPr>
             <w:color w:val="0563C1"/>
@@ -2943,7 +2943,7 @@
       <w:r>
         <w:t xml:space="preserve">Mann, Charles C. </w:t>
       </w:r>
-      <w:hyperlink w:history="1" r:id="rIdtfvogwqa4ujfzhwgrkonj">
+      <w:hyperlink w:history="1" r:id="rIdfhvs4ti8nd8msyeuhdfan">
         <w:r>
           <w:rPr>
             <w:color w:val="0563C1"/>
@@ -2971,7 +2971,7 @@
       <w:r>
         <w:t xml:space="preserve">Matsuoka, Yoshihiro, et al. “</w:t>
       </w:r>
-      <w:hyperlink w:history="1" r:id="rIderm0owpwkzlwi3k_ttcpo">
+      <w:hyperlink w:history="1" r:id="rIdzfy57hxg9mjzbfrfct358">
         <w:r>
           <w:rPr>
             <w:color w:val="0563C1"/>
@@ -2999,7 +2999,7 @@
       <w:r>
         <w:t xml:space="preserve">Shady Solis, Ruth, Jonathan Haas, and Winifred Creamer. “</w:t>
       </w:r>
-      <w:hyperlink w:history="1" r:id="rIdaov7qpfijszbru1wpz42c">
+      <w:hyperlink w:history="1" r:id="rId7tm1ipholury0jwbytjsv">
         <w:r>
           <w:rPr>
             <w:color w:val="0563C1"/>
@@ -3027,7 +3027,7 @@
       <w:r>
         <w:t xml:space="preserve">Urton, Gary. </w:t>
       </w:r>
-      <w:hyperlink w:history="1" r:id="rIdwzf8tmggu8y7jgpfhwude">
+      <w:hyperlink w:history="1" r:id="rIdhpss--ht8icrhnfjljuls">
         <w:r>
           <w:rPr>
             <w:color w:val="0563C1"/>
@@ -3055,7 +3055,7 @@
       <w:r>
         <w:t xml:space="preserve">Denevan, William M., ed. </w:t>
       </w:r>
-      <w:hyperlink w:history="1" r:id="rIdz-a5zmvbosg5cdnx3nygg">
+      <w:hyperlink w:history="1" r:id="rIdmg7-snwinpbkkpa6ciqrg">
         <w:r>
           <w:rPr>
             <w:color w:val="0563C1"/>
@@ -3083,7 +3083,7 @@
       <w:r>
         <w:t xml:space="preserve">Henige, David. </w:t>
       </w:r>
-      <w:hyperlink w:history="1" r:id="rIdejqdibszpuzr8vr4wp13j">
+      <w:hyperlink w:history="1" r:id="rIda6ctqabqks9anbbo635cr">
         <w:r>
           <w:rPr>
             <w:color w:val="0563C1"/>
@@ -3111,7 +3111,7 @@
       <w:r>
         <w:t xml:space="preserve">Koch, Alexander, Chris Brierley, Mark M. Maslin, and Simon L. Lewis. “</w:t>
       </w:r>
-      <w:hyperlink w:history="1" r:id="rIdl6b2e8oxnq6sfnv--oj4i">
+      <w:hyperlink w:history="1" r:id="rIdpy2dycmun6apgijku2cs7">
         <w:r>
           <w:rPr>
             <w:color w:val="0563C1"/>
@@ -3139,7 +3139,7 @@
       <w:r>
         <w:t xml:space="preserve">Ioannidis, Alexander G., et al. “</w:t>
       </w:r>
-      <w:hyperlink w:history="1" r:id="rIdr56qsxxjejz0wbujh9xsj">
+      <w:hyperlink w:history="1" r:id="rId_yixkm3gxk8wpacp3lown">
         <w:r>
           <w:rPr>
             <w:color w:val="0563C1"/>
@@ -3167,7 +3167,7 @@
       <w:r>
         <w:t xml:space="preserve">Pauketat, Timothy R. </w:t>
       </w:r>
-      <w:hyperlink w:history="1" r:id="rId4a6yzxpvpofuidn3oito_">
+      <w:hyperlink w:history="1" r:id="rIdeqosh4ijwuecfj7pexntx">
         <w:r>
           <w:rPr>
             <w:color w:val="0563C1"/>
@@ -3195,7 +3195,7 @@
       <w:r>
         <w:t xml:space="preserve">Dobyns, Henry F. “</w:t>
       </w:r>
-      <w:hyperlink w:history="1" r:id="rIdsuwdrnqjv8dqxkwdgwvzj">
+      <w:hyperlink w:history="1" r:id="rIdbu0fece7mtadgcrks2ysl">
         <w:r>
           <w:rPr>
             <w:color w:val="0563C1"/>
@@ -3256,7 +3256,7 @@
         </w:rPr>
         <w:t xml:space="preserve">The voyages database behind those numbers. </w:t>
       </w:r>
-      <w:hyperlink w:history="1" r:id="rIduwccqifivi3hveuimnogg">
+      <w:hyperlink w:history="1" r:id="rIds5nehkc-ehcgvaau1mu7h">
         <w:r>
           <w:rPr>
             <w:color w:val="0563C1"/>
@@ -3284,7 +3284,7 @@
       <w:r>
         <w:t xml:space="preserve">Equiano, Olaudah. </w:t>
       </w:r>
-      <w:hyperlink w:history="1" r:id="rIdi5_5zbfr4o0hgco-sa6q0">
+      <w:hyperlink w:history="1" r:id="rIdr0up5_rtvdnp1esdlsheo">
         <w:r>
           <w:rPr>
             <w:color w:val="0563C1"/>
@@ -3312,7 +3312,7 @@
       <w:r>
         <w:t xml:space="preserve">Carretta, Vincent. </w:t>
       </w:r>
-      <w:hyperlink w:history="1" r:id="rIdbmbfj2ot3vtpt9lkpb_j2">
+      <w:hyperlink w:history="1" r:id="rIdzasq-tg3tmvaplofhcwp7">
         <w:r>
           <w:rPr>
             <w:color w:val="0563C1"/>
@@ -3340,7 +3340,7 @@
       <w:r>
         <w:t xml:space="preserve">Hurston, Zora Neale. </w:t>
       </w:r>
-      <w:hyperlink w:history="1" r:id="rIdb7txmyceqpvqnthh1vod5">
+      <w:hyperlink w:history="1" r:id="rIdh-oaukl9i5r1icx-xw_ad">
         <w:r>
           <w:rPr>
             <w:color w:val="0563C1"/>
@@ -3368,7 +3368,7 @@
       <w:r>
         <w:t xml:space="preserve">Diouf, Sylviane A. </w:t>
       </w:r>
-      <w:hyperlink w:history="1" r:id="rId-hwjreauygojgccb1-8tw">
+      <w:hyperlink w:history="1" r:id="rIdsnpqdubjn9u_h3wvyrxqz">
         <w:r>
           <w:rPr>
             <w:color w:val="0563C1"/>
@@ -3396,7 +3396,7 @@
       <w:r>
         <w:t xml:space="preserve">Livi Bacci, Massimo. </w:t>
       </w:r>
-      <w:hyperlink w:history="1" r:id="rId6t6sgmudop1qficku4rwb">
+      <w:hyperlink w:history="1" r:id="rIdiqyqkbpzinunbrdco2n1i">
         <w:r>
           <w:rPr>
             <w:color w:val="0563C1"/>
@@ -3424,7 +3424,7 @@
       <w:r>
         <w:t xml:space="preserve">Reséndez, Andrés. </w:t>
       </w:r>
-      <w:hyperlink w:history="1" r:id="rIdstbqgwbpafrw9e3jaktai">
+      <w:hyperlink w:history="1" r:id="rIdr253b7kjzp0qpnn8p7mzl">
         <w:r>
           <w:rPr>
             <w:color w:val="0563C1"/>
@@ -3452,7 +3452,7 @@
       <w:r>
         <w:t xml:space="preserve">Dreyer, Edward L. </w:t>
       </w:r>
-      <w:hyperlink w:history="1" r:id="rIdizursbnc2gbsw2qgxgxcc">
+      <w:hyperlink w:history="1" r:id="rId5szhrsqzxv0_qwmjmzmv-">
         <w:r>
           <w:rPr>
             <w:color w:val="0563C1"/>
@@ -3500,7 +3500,7 @@
       <w:r>
         <w:t xml:space="preserve">Eisenstein, Elizabeth L. </w:t>
       </w:r>
-      <w:hyperlink w:history="1" r:id="rIdx9mn42yrd6uffmaatt5sx">
+      <w:hyperlink w:history="1" r:id="rIdbwvyz9r_-np6ymb88nrpx">
         <w:r>
           <w:rPr>
             <w:color w:val="0563C1"/>
@@ -3528,7 +3528,7 @@
       <w:r>
         <w:t xml:space="preserve">Allen, Robert C. </w:t>
       </w:r>
-      <w:hyperlink w:history="1" r:id="rIdxass4qupuzwdbz6fkylop">
+      <w:hyperlink w:history="1" r:id="rIdiq7avd8akdl9m1j0xbzzy">
         <w:r>
           <w:rPr>
             <w:color w:val="0563C1"/>
@@ -3556,7 +3556,7 @@
       <w:r>
         <w:t xml:space="preserve">Humphries, Jane. </w:t>
       </w:r>
-      <w:hyperlink w:history="1" r:id="rId6wzkdzph9xvm2bifmqj3t">
+      <w:hyperlink w:history="1" r:id="rIdyiziipsc-kzbk3pojqlkv">
         <w:r>
           <w:rPr>
             <w:color w:val="0563C1"/>
@@ -3584,7 +3584,7 @@
       <w:r>
         <w:t xml:space="preserve">Pomeranz, Kenneth. </w:t>
       </w:r>
-      <w:hyperlink w:history="1" r:id="rIdem7knv2k5axicm1kcttmr">
+      <w:hyperlink w:history="1" r:id="rIdpv-f5epwwuhi8tfqtcpkp">
         <w:r>
           <w:rPr>
             <w:color w:val="0563C1"/>
@@ -3612,7 +3612,7 @@
       <w:r>
         <w:t xml:space="preserve">Bell, Michelle L., and Devra Lee Davis. “</w:t>
       </w:r>
-      <w:hyperlink w:history="1" r:id="rIdxhh2xu0sbwir-jsigp-cz">
+      <w:hyperlink w:history="1" r:id="rIdkxq3cxtqszzpyttzucy9b">
         <w:r>
           <w:rPr>
             <w:color w:val="0563C1"/>
@@ -3660,7 +3660,7 @@
       <w:r>
         <w:t xml:space="preserve">Hacker, J. David. “</w:t>
       </w:r>
-      <w:hyperlink w:history="1" r:id="rIdfgjfragqhpyf7i3q0axiq">
+      <w:hyperlink w:history="1" r:id="rId5cs-ip4jafniptg668r38">
         <w:r>
           <w:rPr>
             <w:color w:val="0563C1"/>
@@ -3688,7 +3688,7 @@
       <w:r>
         <w:t xml:space="preserve">Foner, Eric. </w:t>
       </w:r>
-      <w:hyperlink w:history="1" r:id="rId3big1f29kvws5iqzorm6j">
+      <w:hyperlink w:history="1" r:id="rIdeuadkt4l_c3xz-vw4eixx">
         <w:r>
           <w:rPr>
             <w:color w:val="0563C1"/>
@@ -3716,7 +3716,7 @@
       <w:r>
         <w:t xml:space="preserve">Saunt, Claudio. </w:t>
       </w:r>
-      <w:hyperlink w:history="1" r:id="rIdiutcirgfrm272rxdlgfln">
+      <w:hyperlink w:history="1" r:id="rIdjg9657rvoycysoia4nt2q">
         <w:r>
           <w:rPr>
             <w:color w:val="0563C1"/>
@@ -3744,7 +3744,7 @@
       <w:r>
         <w:t xml:space="preserve">Dubois, Laurent. </w:t>
       </w:r>
-      <w:hyperlink w:history="1" r:id="rId1unazcnvfxhazldga61xf">
+      <w:hyperlink w:history="1" r:id="rIdferadx0zao882eg0zv8ld">
         <w:r>
           <w:rPr>
             <w:color w:val="0563C1"/>
@@ -3772,7 +3772,7 @@
       <w:r>
         <w:t xml:space="preserve">Dolin, Eric Jay. </w:t>
       </w:r>
-      <w:hyperlink w:history="1" r:id="rIdfconb5lb6voxczvca3uvy">
+      <w:hyperlink w:history="1" r:id="rIddtyjerbwesc2y13o4hydh">
         <w:r>
           <w:rPr>
             <w:color w:val="0563C1"/>
@@ -3800,7 +3800,7 @@
       <w:r>
         <w:t xml:space="preserve">Horn, James. </w:t>
       </w:r>
-      <w:hyperlink w:history="1" r:id="rIdtmoyoo9b2jgjkzcijpl_m">
+      <w:hyperlink w:history="1" r:id="rId7h1p4s_2qkcpnxnockmv2">
         <w:r>
           <w:rPr>
             <w:color w:val="0563C1"/>
@@ -3828,7 +3828,7 @@
       <w:r>
         <w:t xml:space="preserve">Wilentz, Sean. </w:t>
       </w:r>
-      <w:hyperlink w:history="1" r:id="rIdpef18mts96w1jcrtpn3uy">
+      <w:hyperlink w:history="1" r:id="rIdcxphkuwwvwpwkg5eud3yf">
         <w:r>
           <w:rPr>
             <w:color w:val="0563C1"/>
@@ -3876,7 +3876,7 @@
       <w:r>
         <w:t xml:space="preserve">Equal Justice Initiative. </w:t>
       </w:r>
-      <w:hyperlink w:history="1" r:id="rIdxapt0wywo0kagnlfo_rhk">
+      <w:hyperlink w:history="1" r:id="rIdleazc1mkbapoh89bwhbt6">
         <w:r>
           <w:rPr>
             <w:color w:val="0563C1"/>
@@ -3920,7 +3920,7 @@
       <w:r>
         <w:t xml:space="preserve">Robinson, Greg. </w:t>
       </w:r>
-      <w:hyperlink w:history="1" r:id="rIdsrdm1e6m0imcubhcg1mg1">
+      <w:hyperlink w:history="1" r:id="rId2ovplg5ob90dciag1bb5w">
         <w:r>
           <w:rPr>
             <w:color w:val="0563C1"/>
@@ -3948,7 +3948,7 @@
       <w:r>
         <w:t xml:space="preserve">Blinder, Alan S. </w:t>
       </w:r>
-      <w:hyperlink w:history="1" r:id="rIdxbtyvzdqs0vycnntzbx3p">
+      <w:hyperlink w:history="1" r:id="rIde1xhzncebes-oea0zim3k">
         <w:r>
           <w:rPr>
             <w:color w:val="0563C1"/>
@@ -3996,7 +3996,7 @@
       <w:r>
         <w:t xml:space="preserve">Butler, Jon. </w:t>
       </w:r>
-      <w:hyperlink w:history="1" r:id="rId13ye5mvnd2yr1wxrpc3s8">
+      <w:hyperlink w:history="1" r:id="rIdohusaqawkirb0uepgrkbh">
         <w:r>
           <w:rPr>
             <w:color w:val="0563C1"/>
@@ -4024,7 +4024,7 @@
       <w:r>
         <w:t xml:space="preserve">Hatch, Nathan O. </w:t>
       </w:r>
-      <w:hyperlink w:history="1" r:id="rIdulwdzwdppas7d2zkmnl1t">
+      <w:hyperlink w:history="1" r:id="rIdqrtg-rltgc1oxnhkrmcuy">
         <w:r>
           <w:rPr>
             <w:color w:val="0563C1"/>
@@ -4052,7 +4052,7 @@
       <w:r>
         <w:t xml:space="preserve">Bushman, Richard Lyman. </w:t>
       </w:r>
-      <w:hyperlink w:history="1" r:id="rIdppkcyg1-h6ahqsjgbtxk5">
+      <w:hyperlink w:history="1" r:id="rIdbso7w6_ziybjs7pqauytx">
         <w:r>
           <w:rPr>
             <w:color w:val="0563C1"/>
@@ -4080,7 +4080,7 @@
       <w:r>
         <w:t xml:space="preserve">Kraybill, Donald B., Karen M. Johnson-Weiner, and Steven M. Nolt. </w:t>
       </w:r>
-      <w:hyperlink w:history="1" r:id="rIdhfpfjo8ulxiyjzz5ryx_d">
+      <w:hyperlink w:history="1" r:id="rIdirs_u6wmqljsjizb4gjry">
         <w:r>
           <w:rPr>
             <w:color w:val="0563C1"/>
@@ -4108,7 +4108,7 @@
       <w:r>
         <w:t xml:space="preserve">Moore, Rebecca. </w:t>
       </w:r>
-      <w:hyperlink w:history="1" r:id="rIdeiv13fp1et6n0sff8nfx-">
+      <w:hyperlink w:history="1" r:id="rIdafgzuaf8nr91alnhzmann">
         <w:r>
           <w:rPr>
             <w:color w:val="0563C1"/>
@@ -4172,7 +4172,7 @@
       <w:r>
         <w:t xml:space="preserve">Lynch, John. </w:t>
       </w:r>
-      <w:hyperlink w:history="1" r:id="rIdk9framxh8pgj7bbdvdgsl">
+      <w:hyperlink w:history="1" r:id="rId2avqhprzk9gh-67qxm29o">
         <w:r>
           <w:rPr>
             <w:color w:val="0563C1"/>
@@ -4200,7 +4200,7 @@
       <w:r>
         <w:t xml:space="preserve">Dubois, Laurent. </w:t>
       </w:r>
-      <w:hyperlink w:history="1" r:id="rIdbemaeufdv_wuo9juzgx8k">
+      <w:hyperlink w:history="1" r:id="rId9ot2gj69fy_jp-bf2xq_h">
         <w:r>
           <w:rPr>
             <w:color w:val="0563C1"/>
@@ -4228,7 +4228,7 @@
       <w:r>
         <w:t xml:space="preserve">Conrad, Robert Edgar. </w:t>
       </w:r>
-      <w:hyperlink w:history="1" r:id="rIdpfezcmyblgreeq4sriaa_">
+      <w:hyperlink w:history="1" r:id="rIddy2jil5r4vfxxhkvcp25_">
         <w:r>
           <w:rPr>
             <w:color w:val="0563C1"/>
@@ -4253,7 +4253,7 @@
         </w:rPr>
         <w:t xml:space="preserve">Brazil’s share of the Atlantic slave trade. </w:t>
       </w:r>
-      <w:hyperlink w:history="1" r:id="rId_tswc4fr4ewu4xi1sagyt">
+      <w:hyperlink w:history="1" r:id="rIdtyylp35sbu-rdn7l53n5c">
         <w:r>
           <w:rPr>
             <w:color w:val="0563C1"/>
@@ -4281,7 +4281,7 @@
       <w:r>
         <w:t xml:space="preserve">Smith, Peter H. </w:t>
       </w:r>
-      <w:hyperlink w:history="1" r:id="rIdufix0qs5y21hrhusors7t">
+      <w:hyperlink w:history="1" r:id="rIdjw_usmdv5st8srfvaxaur">
         <w:r>
           <w:rPr>
             <w:color w:val="0563C1"/>
@@ -4309,7 +4309,7 @@
       <w:r>
         <w:t xml:space="preserve">Schlesinger, Stephen, and Stephen Kinzer. </w:t>
       </w:r>
-      <w:hyperlink w:history="1" r:id="rIdqsogqhr2by_hoe7vvul2i">
+      <w:hyperlink w:history="1" r:id="rIdjrcefg_yn3y1dmg3uizqz">
         <w:r>
           <w:rPr>
             <w:color w:val="0563C1"/>
@@ -4337,7 +4337,7 @@
       <w:r>
         <w:t xml:space="preserve">Slater, Candace. </w:t>
       </w:r>
-      <w:hyperlink w:history="1" r:id="rIdz-sfozzhxtbd2xarqwpth">
+      <w:hyperlink w:history="1" r:id="rIdormy3jfjk_boardcjijx-">
         <w:r>
           <w:rPr>
             <w:color w:val="0563C1"/>
@@ -4365,7 +4365,7 @@
       <w:r>
         <w:t xml:space="preserve">Taylor, Barbara L., et al. “</w:t>
       </w:r>
-      <w:hyperlink w:history="1" r:id="rIdunfp29kcjwyfwl94iz6pd">
+      <w:hyperlink w:history="1" r:id="rIdo5xbcm-hstatsa4qtklgl">
         <w:r>
           <w:rPr>
             <w:color w:val="0563C1"/>
@@ -4393,7 +4393,7 @@
       <w:r>
         <w:t xml:space="preserve">NOAA Fisheries. “</w:t>
       </w:r>
-      <w:hyperlink w:history="1" r:id="rId5uissr9gdd3xkk2ipsvbr">
+      <w:hyperlink w:history="1" r:id="rIdat7_rqtpk6dcbswzvsnob">
         <w:r>
           <w:rPr>
             <w:color w:val="0563C1"/>
@@ -4421,7 +4421,7 @@
       <w:r>
         <w:t xml:space="preserve">Skidmore, Thomas E. </w:t>
       </w:r>
-      <w:hyperlink w:history="1" r:id="rId55pufgnuj_bjkisudaief">
+      <w:hyperlink w:history="1" r:id="rIdkdo0atjr6syln3toseopd">
         <w:r>
           <w:rPr>
             <w:color w:val="0563C1"/>
@@ -4449,7 +4449,7 @@
       <w:r>
         <w:t xml:space="preserve">Comisión Nacional sobre la Desaparición de Personas. </w:t>
       </w:r>
-      <w:hyperlink w:history="1" r:id="rIdoksrvzvnu7tux-ojy6ht4">
+      <w:hyperlink w:history="1" r:id="rIdrcz83c9mfvve9mawzymxn">
         <w:r>
           <w:rPr>
             <w:color w:val="0563C1"/>
@@ -4477,7 +4477,7 @@
       <w:r>
         <w:t xml:space="preserve">Nino, Carlos Santiago. </w:t>
       </w:r>
-      <w:hyperlink w:history="1" r:id="rIduspnsvasuabzcra7hphq_">
+      <w:hyperlink w:history="1" r:id="rIdawki6jestf-lf-4mg63nf">
         <w:r>
           <w:rPr>
             <w:color w:val="0563C1"/>
@@ -4505,7 +4505,7 @@
       <w:r>
         <w:t xml:space="preserve">Bouvard, Marguerite Guzman. </w:t>
       </w:r>
-      <w:hyperlink w:history="1" r:id="rIdmkmopwxx3qzaoi1xytdiy">
+      <w:hyperlink w:history="1" r:id="rId8yfke9yyc3nsvsdfai8pl">
         <w:r>
           <w:rPr>
             <w:color w:val="0563C1"/>
@@ -4533,7 +4533,7 @@
       <w:r>
         <w:t xml:space="preserve">Kornbluh, Peter. </w:t>
       </w:r>
-      <w:hyperlink w:history="1" r:id="rIdk1hkdbwsewdojkxbymas0">
+      <w:hyperlink w:history="1" r:id="rIdn3i735ir3xcaqzb-hbsep">
         <w:r>
           <w:rPr>
             <w:color w:val="0563C1"/>
@@ -4561,7 +4561,7 @@
       <w:r>
         <w:t xml:space="preserve">Jara, Joan. </w:t>
       </w:r>
-      <w:hyperlink w:history="1" r:id="rIdx8mxc4zehrnk1ouyttzlh">
+      <w:hyperlink w:history="1" r:id="rIdja4uu6kjew7sidka2tuwl">
         <w:r>
           <w:rPr>
             <w:color w:val="0563C1"/>
@@ -4589,7 +4589,7 @@
       <w:r>
         <w:t xml:space="preserve">LeoGrande, William M., and Peter Kornbluh. </w:t>
       </w:r>
-      <w:hyperlink w:history="1" r:id="rIdiqt2oj8nj8sztcd57kqrq">
+      <w:hyperlink w:history="1" r:id="rIdqt3upgottqciyjdc-u4jp">
         <w:r>
           <w:rPr>
             <w:color w:val="0563C1"/>
@@ -4649,7 +4649,7 @@
       <w:r>
         <w:t xml:space="preserve">Secretaría de Gobernación (Mexico). “</w:t>
       </w:r>
-      <w:hyperlink w:history="1" r:id="rIdfxhojhbclsx49-ltgv2cq">
+      <w:hyperlink w:history="1" r:id="rIdu84evgy-cr7ei6ojgide8">
         <w:r>
           <w:rPr>
             <w:color w:val="0563C1"/>
@@ -4697,7 +4697,7 @@
       <w:r>
         <w:t xml:space="preserve">Finkel, Caroline. </w:t>
       </w:r>
-      <w:hyperlink w:history="1" r:id="rIdr-rkz10ah71weziku-mzg">
+      <w:hyperlink w:history="1" r:id="rIdips9mev2c-wlweuzei3jn">
         <w:r>
           <w:rPr>
             <w:color w:val="0563C1"/>
@@ -4725,7 +4725,7 @@
       <w:r>
         <w:t xml:space="preserve">Crowley, Roger. </w:t>
       </w:r>
-      <w:hyperlink w:history="1" r:id="rIdrtcksyvpniqvsgmrmwvos">
+      <w:hyperlink w:history="1" r:id="rIdj0ljntnlar2sms-jmly7m">
         <w:r>
           <w:rPr>
             <w:color w:val="0563C1"/>
@@ -4753,7 +4753,7 @@
       <w:r>
         <w:t xml:space="preserve">Barkey, Karen. </w:t>
       </w:r>
-      <w:hyperlink w:history="1" r:id="rIdsaib7fc32uzco57mri4pm">
+      <w:hyperlink w:history="1" r:id="rId_j-g5nd9apofonhlxggrq">
         <w:r>
           <w:rPr>
             <w:color w:val="0563C1"/>
@@ -4781,7 +4781,7 @@
       <w:r>
         <w:t xml:space="preserve">Mazower, Mark. </w:t>
       </w:r>
-      <w:hyperlink w:history="1" r:id="rId-d4_r0rn7wun5lk72spcl">
+      <w:hyperlink w:history="1" r:id="rIdldpm3klc51an1iyfiemvu">
         <w:r>
           <w:rPr>
             <w:color w:val="0563C1"/>
@@ -4809,7 +4809,7 @@
       <w:r>
         <w:t xml:space="preserve">Suny, Ronald Grigor. “</w:t>
       </w:r>
-      <w:hyperlink w:history="1" r:id="rIdrgqdfn9xyf9qjzw5irft9">
+      <w:hyperlink w:history="1" r:id="rId2nrzan9cw-aazgmzjxr2_">
         <w:r>
           <w:rPr>
             <w:color w:val="0563C1"/>
@@ -4837,7 +4837,7 @@
       <w:r>
         <w:t xml:space="preserve">Power, Samantha. “</w:t>
       </w:r>
-      <w:hyperlink w:history="1" r:id="rIdgwx34567qdps_hyhbzswj">
+      <w:hyperlink w:history="1" r:id="rIdjwggbjntrtnmvgiramiev">
         <w:r>
           <w:rPr>
             <w:color w:val="0563C1"/>
@@ -4865,7 +4865,7 @@
       <w:r>
         <w:t xml:space="preserve">Hirschon, Renée, ed. </w:t>
       </w:r>
-      <w:hyperlink w:history="1" r:id="rIdkvotrtn0ofglrluetr7sl">
+      <w:hyperlink w:history="1" r:id="rId2sdv8hvxkua2e40lwkqe5">
         <w:r>
           <w:rPr>
             <w:color w:val="0563C1"/>
@@ -4893,7 +4893,7 @@
       <w:r>
         <w:t xml:space="preserve">Rogan, Eugene. </w:t>
       </w:r>
-      <w:hyperlink w:history="1" r:id="rIdb8eg9t-fyqghmr3hfcfzb">
+      <w:hyperlink w:history="1" r:id="rId11_kjxfhtvpijspiuha2y">
         <w:r>
           <w:rPr>
             <w:color w:val="0563C1"/>
@@ -4921,7 +4921,7 @@
       <w:r>
         <w:t xml:space="preserve">Barr, James. </w:t>
       </w:r>
-      <w:hyperlink w:history="1" r:id="rIdkxgrmrteu2tzw1hjdcj-7">
+      <w:hyperlink w:history="1" r:id="rIdi0mnv73v0o-3ldptu2ndx">
         <w:r>
           <w:rPr>
             <w:color w:val="0563C1"/>
@@ -4949,7 +4949,7 @@
       <w:r>
         <w:t xml:space="preserve">McDowall, David. </w:t>
       </w:r>
-      <w:hyperlink w:history="1" r:id="rIdlmi3vijitjvopcfxmy3gx">
+      <w:hyperlink w:history="1" r:id="rIdmcouhiw7whuxth7ajgne8">
         <w:r>
           <w:rPr>
             <w:color w:val="0563C1"/>
@@ -4977,7 +4977,7 @@
       <w:r>
         <w:t xml:space="preserve">Abrahamian, Ervand. </w:t>
       </w:r>
-      <w:hyperlink w:history="1" r:id="rId03consz_rqo614tjm8p3z">
+      <w:hyperlink w:history="1" r:id="rIdyadat8nalbhve_iurbcvx">
         <w:r>
           <w:rPr>
             <w:color w:val="0563C1"/>
@@ -5005,7 +5005,7 @@
       <w:r>
         <w:t xml:space="preserve">Razoux, Pierre. </w:t>
       </w:r>
-      <w:hyperlink w:history="1" r:id="rId1vcudvlfoh2amqtwdv4af">
+      <w:hyperlink w:history="1" r:id="rIdftyhb3ysrerbrcaxrslm1">
         <w:r>
           <w:rPr>
             <w:color w:val="0563C1"/>
@@ -5053,7 +5053,7 @@
       <w:r>
         <w:t xml:space="preserve">Clark, Christopher. </w:t>
       </w:r>
-      <w:hyperlink w:history="1" r:id="rId7hkaa6c1efmzkzhqxkbr5">
+      <w:hyperlink w:history="1" r:id="rIdhdpqb8c-kxcwlsi6hzccl">
         <w:r>
           <w:rPr>
             <w:color w:val="0563C1"/>
@@ -5081,7 +5081,7 @@
       <w:r>
         <w:t xml:space="preserve">Strachan, Hew. </w:t>
       </w:r>
-      <w:hyperlink w:history="1" r:id="rIdegag2nrseaz0rmejrpml8">
+      <w:hyperlink w:history="1" r:id="rId23vbgertxbnudvyhwmwiz">
         <w:r>
           <w:rPr>
             <w:color w:val="0563C1"/>
@@ -5125,7 +5125,7 @@
       <w:r>
         <w:t xml:space="preserve">Weintraub, Stanley. </w:t>
       </w:r>
-      <w:hyperlink w:history="1" r:id="rId1i8ss7t0l2g0vtbmy51qg">
+      <w:hyperlink w:history="1" r:id="rIdyxel7jyav90cidu6jcwob">
         <w:r>
           <w:rPr>
             <w:color w:val="0563C1"/>
@@ -5153,7 +5153,7 @@
       <w:r>
         <w:t xml:space="preserve">Johnson, Niall P. A. S., and Juergen Mueller. “</w:t>
       </w:r>
-      <w:hyperlink w:history="1" r:id="rId3qwbfmj3ybljyfcfsnlg_">
+      <w:hyperlink w:history="1" r:id="rIdc9lwkkruotfels1trmzen">
         <w:r>
           <w:rPr>
             <w:color w:val="0563C1"/>
@@ -5181,7 +5181,7 @@
       <w:r>
         <w:t xml:space="preserve">Spreeuwenberg, Peter, et al. “</w:t>
       </w:r>
-      <w:hyperlink w:history="1" r:id="rIdrpr73xfrap_e03klyvel_">
+      <w:hyperlink w:history="1" r:id="rIdgf2lrbujacayormeizhxz">
         <w:r>
           <w:rPr>
             <w:color w:val="0563C1"/>
@@ -5209,7 +5209,7 @@
       <w:r>
         <w:t xml:space="preserve">Keynes, John Maynard. </w:t>
       </w:r>
-      <w:hyperlink w:history="1" r:id="rIdk6ubvoss1bbzyh0emuoim">
+      <w:hyperlink w:history="1" r:id="rIdz5lhikdoi5dahdxuv6c38">
         <w:r>
           <w:rPr>
             <w:color w:val="0563C1"/>
@@ -5257,7 +5257,7 @@
       <w:r>
         <w:t xml:space="preserve">Evans, Richard J. </w:t>
       </w:r>
-      <w:hyperlink w:history="1" r:id="rId_gklw60pemcvvlkmrgv6a">
+      <w:hyperlink w:history="1" r:id="rId-yuz2x_r9psukgn9k-tah">
         <w:r>
           <w:rPr>
             <w:color w:val="0563C1"/>
@@ -5285,7 +5285,7 @@
       <w:r>
         <w:t xml:space="preserve">Hilberg, Raul. </w:t>
       </w:r>
-      <w:hyperlink w:history="1" r:id="rIdm3-4yxxbw_6fvzsv-iba1">
+      <w:hyperlink w:history="1" r:id="rIdqoe1vdqjekexxesrbqddy">
         <w:r>
           <w:rPr>
             <w:color w:val="0563C1"/>
@@ -5313,7 +5313,7 @@
       <w:r>
         <w:t xml:space="preserve">Kiernan, Ben. </w:t>
       </w:r>
-      <w:hyperlink w:history="1" r:id="rIdkp0m8xkmgmnjm_k3stvyg">
+      <w:hyperlink w:history="1" r:id="rIdhkvwhjcbycpt7hpx2m_qu">
         <w:r>
           <w:rPr>
             <w:color w:val="0563C1"/>
@@ -5341,7 +5341,7 @@
       <w:r>
         <w:t xml:space="preserve">Levitsky, Steven, and Daniel Ziblatt. </w:t>
       </w:r>
-      <w:hyperlink w:history="1" r:id="rId1t1rv5vddac5evxswdet7">
+      <w:hyperlink w:history="1" r:id="rId9c92yj4ccb_ixpxbb7_iv">
         <w:r>
           <w:rPr>
             <w:color w:val="0563C1"/>
@@ -5369,7 +5369,7 @@
       <w:r>
         <w:t xml:space="preserve">Neiman, Susan. </w:t>
       </w:r>
-      <w:hyperlink w:history="1" r:id="rIducuqufpezs1qhkdofiuia">
+      <w:hyperlink w:history="1" r:id="rIdvmqw_ruig0bhewaidfzvr">
         <w:r>
           <w:rPr>
             <w:color w:val="0563C1"/>
@@ -5413,7 +5413,7 @@
       <w:r>
         <w:t xml:space="preserve">Broberg, Gunnar, and Nils Roll-Hansen, eds. </w:t>
       </w:r>
-      <w:hyperlink w:history="1" r:id="rIdk8yj_smuf9xumambgoczw">
+      <w:hyperlink w:history="1" r:id="rIdm36mlw46_epb4nwe9ohql">
         <w:r>
           <w:rPr>
             <w:color w:val="0563C1"/>
@@ -5461,7 +5461,7 @@
       <w:r>
         <w:t xml:space="preserve">Jansen, Marius B. </w:t>
       </w:r>
-      <w:hyperlink w:history="1" r:id="rIdijwuw5qs7fxomjuxbjatq">
+      <w:hyperlink w:history="1" r:id="rId6pnote5biftj3neab_u9l">
         <w:r>
           <w:rPr>
             <w:color w:val="0563C1"/>
@@ -5489,7 +5489,7 @@
       <w:r>
         <w:t xml:space="preserve">Fogel, Joshua A., ed. </w:t>
       </w:r>
-      <w:hyperlink w:history="1" r:id="rIdrjlbny9uhsekcbywav0dt">
+      <w:hyperlink w:history="1" r:id="rId3q-qq4epunsjkgeq6lpws">
         <w:r>
           <w:rPr>
             <w:color w:val="0563C1"/>
@@ -5517,7 +5517,7 @@
       <w:r>
         <w:t xml:space="preserve">Ohnuki-Tierney, Emiko. </w:t>
       </w:r>
-      <w:hyperlink w:history="1" r:id="rIdmk-1nzjervio-taebn0io">
+      <w:hyperlink w:history="1" r:id="rIdyro6agafbxzkl5ogkduux">
         <w:r>
           <w:rPr>
             <w:color w:val="0563C1"/>
@@ -5545,7 +5545,7 @@
       <w:r>
         <w:t xml:space="preserve">Dower, John W. </w:t>
       </w:r>
-      <w:hyperlink w:history="1" r:id="rIdw0qn3_r7qkzbagaghpves">
+      <w:hyperlink w:history="1" r:id="rId1hs0erlkc83abjcmx9rmn">
         <w:r>
           <w:rPr>
             <w:color w:val="0563C1"/>
@@ -5593,7 +5593,7 @@
       <w:r>
         <w:t xml:space="preserve">Duggan, Christopher. </w:t>
       </w:r>
-      <w:hyperlink w:history="1" r:id="rId2tjjztbgjw1vwebz4xei7">
+      <w:hyperlink w:history="1" r:id="rIdxio7ubpyvdskjp4frhg9-">
         <w:r>
           <w:rPr>
             <w:color w:val="0563C1"/>
@@ -5621,7 +5621,7 @@
       <w:r>
         <w:t xml:space="preserve">Bosworth, R. J. B. </w:t>
       </w:r>
-      <w:hyperlink w:history="1" r:id="rIdytdhnffdf_m97x-cd6saz">
+      <w:hyperlink w:history="1" r:id="rIdeuhetcppajc1wfhpofhqr">
         <w:r>
           <w:rPr>
             <w:color w:val="0563C1"/>
@@ -5649,7 +5649,7 @@
       <w:r>
         <w:t xml:space="preserve">Domenico, Roy Palmer. </w:t>
       </w:r>
-      <w:hyperlink w:history="1" r:id="rIdurw8svu2iak6eycqb-jkj">
+      <w:hyperlink w:history="1" r:id="rIdr74ylkzbutcm_pf6yldzw">
         <w:r>
           <w:rPr>
             <w:color w:val="0563C1"/>
@@ -5697,7 +5697,7 @@
       <w:r>
         <w:t xml:space="preserve">Menocal, María Rosa. </w:t>
       </w:r>
-      <w:hyperlink w:history="1" r:id="rIdblqq3smczirideefj4vzh">
+      <w:hyperlink w:history="1" r:id="rIdgqtasqxjxduscweonjza3">
         <w:r>
           <w:rPr>
             <w:color w:val="0563C1"/>
@@ -5725,7 +5725,7 @@
       <w:r>
         <w:t xml:space="preserve">Fernández-Morera, Darío. </w:t>
       </w:r>
-      <w:hyperlink w:history="1" r:id="rIdsplqkyk9b6_m394sjenmf">
+      <w:hyperlink w:history="1" r:id="rIdxg8p-xf2zrnaywg7gwusg">
         <w:r>
           <w:rPr>
             <w:color w:val="0563C1"/>
@@ -5753,7 +5753,7 @@
       <w:r>
         <w:t xml:space="preserve">Kraemer, Joel L. </w:t>
       </w:r>
-      <w:hyperlink w:history="1" r:id="rIdhzwzwbbxm-pjx414dslf9">
+      <w:hyperlink w:history="1" r:id="rIdnekk8tqxrwh9vvut_91pw">
         <w:r>
           <w:rPr>
             <w:color w:val="0563C1"/>
@@ -5781,7 +5781,7 @@
       <w:r>
         <w:t xml:space="preserve">Preston, Paul. </w:t>
       </w:r>
-      <w:hyperlink w:history="1" r:id="rIdsjgxvn-67aqaqhjfjeyag">
+      <w:hyperlink w:history="1" r:id="rIdwuot3yc3ejj2olqgkqbsh">
         <w:r>
           <w:rPr>
             <w:color w:val="0563C1"/>
@@ -5809,7 +5809,7 @@
       <w:r>
         <w:t xml:space="preserve">Aguilar, Paloma. </w:t>
       </w:r>
-      <w:hyperlink w:history="1" r:id="rIdf7usiolguj0luhv3enkj9">
+      <w:hyperlink w:history="1" r:id="rIdxnyhvmi23txu1h58qkalm">
         <w:r>
           <w:rPr>
             <w:color w:val="0563C1"/>
@@ -5873,7 +5873,7 @@
       <w:r>
         <w:t xml:space="preserve">Applebaum, Anne. </w:t>
       </w:r>
-      <w:hyperlink w:history="1" r:id="rId9iqgw6hoeeyyjscckntng">
+      <w:hyperlink w:history="1" r:id="rIdbrbryz-agan4bwgdzp71y">
         <w:r>
           <w:rPr>
             <w:color w:val="0563C1"/>
@@ -5901,7 +5901,7 @@
       <w:r>
         <w:t xml:space="preserve">Applebaum, Anne. </w:t>
       </w:r>
-      <w:hyperlink w:history="1" r:id="rId_bxzyty9vbeifq7if_o8o">
+      <w:hyperlink w:history="1" r:id="rId-m24zbbst8xmaa-eqnpsh">
         <w:r>
           <w:rPr>
             <w:color w:val="0563C1"/>
@@ -5929,7 +5929,7 @@
       <w:r>
         <w:t xml:space="preserve">Sanford, George. </w:t>
       </w:r>
-      <w:hyperlink w:history="1" r:id="rIdnbpnncd_ump78w5ez7-di">
+      <w:hyperlink w:history="1" r:id="rIdqihae5w6feu634drmijbb">
         <w:r>
           <w:rPr>
             <w:color w:val="0563C1"/>
@@ -5957,7 +5957,7 @@
       <w:r>
         <w:t xml:space="preserve">Plokhy, Serhii. </w:t>
       </w:r>
-      <w:hyperlink w:history="1" r:id="rId5okalz3w4j8clnw1vgoan">
+      <w:hyperlink w:history="1" r:id="rIdns-tr8apfy0xagk6wy8wa">
         <w:r>
           <w:rPr>
             <w:color w:val="0563C1"/>
@@ -5985,7 +5985,7 @@
       <w:r>
         <w:t xml:space="preserve">Roberts, Geoffrey. </w:t>
       </w:r>
-      <w:hyperlink w:history="1" r:id="rIdmn3gt5vvoaaqcdhihirua">
+      <w:hyperlink w:history="1" r:id="rIdkjuiqtukqvhdd36dym3ca">
         <w:r>
           <w:rPr>
             <w:color w:val="0563C1"/>
@@ -6033,7 +6033,7 @@
       <w:r>
         <w:t xml:space="preserve">Dikötter, Frank. </w:t>
       </w:r>
-      <w:hyperlink w:history="1" r:id="rId2krqilwzkwqk7qwjjwpff">
+      <w:hyperlink w:history="1" r:id="rIdeugyuhxepakx7khxpwqih">
         <w:r>
           <w:rPr>
             <w:color w:val="0563C1"/>
@@ -6061,7 +6061,7 @@
       <w:r>
         <w:t xml:space="preserve">Yang Jisheng. </w:t>
       </w:r>
-      <w:hyperlink w:history="1" r:id="rId9jlelt_jv3bvcheuf55la">
+      <w:hyperlink w:history="1" r:id="rIdx2w04ys7ogji9xzaoqylf">
         <w:r>
           <w:rPr>
             <w:color w:val="0563C1"/>
@@ -6089,7 +6089,7 @@
       <w:r>
         <w:t xml:space="preserve">MacFarquhar, Roderick, and Michael Schoenhals. </w:t>
       </w:r>
-      <w:hyperlink w:history="1" r:id="rIdt2fyz2tnibthlouoq9eif">
+      <w:hyperlink w:history="1" r:id="rIdtkr7lymmgrck-l561erek">
         <w:r>
           <w:rPr>
             <w:color w:val="0563C1"/>
@@ -6117,7 +6117,7 @@
       <w:r>
         <w:t xml:space="preserve">Jambeck, Jenna R., et al. “</w:t>
       </w:r>
-      <w:hyperlink w:history="1" r:id="rIdfacojxgpr0zia92ghqhmz">
+      <w:hyperlink w:history="1" r:id="rId73q_pk9l3vs7qcfzk9dps">
         <w:r>
           <w:rPr>
             <w:color w:val="0563C1"/>
@@ -6145,7 +6145,7 @@
       <w:r>
         <w:t xml:space="preserve">Meijer, Lourens J. J., et al. “</w:t>
       </w:r>
-      <w:hyperlink w:history="1" r:id="rId9yatpqsifw_lcgvnnooj4">
+      <w:hyperlink w:history="1" r:id="rId_5ylmfli8lvdpf5ewzsne">
         <w:r>
           <w:rPr>
             <w:color w:val="0563C1"/>
@@ -6173,7 +6173,7 @@
       <w:r>
         <w:t xml:space="preserve">Economy, Elizabeth C. </w:t>
       </w:r>
-      <w:hyperlink w:history="1" r:id="rId6y-_xjyyh0d7dv862ju_z">
+      <w:hyperlink w:history="1" r:id="rIdobp_qwzdxeocppyhow7yr">
         <w:r>
           <w:rPr>
             <w:color w:val="0563C1"/>
@@ -6233,7 +6233,7 @@
       <w:r>
         <w:t xml:space="preserve">McDonell, Stephen. “</w:t>
       </w:r>
-      <w:hyperlink w:history="1" r:id="rIdz1zr0lz23bsswkye7enqy">
+      <w:hyperlink w:history="1" r:id="rIdhupnoibuftyyyayq57vel">
         <w:r>
           <w:rPr>
             <w:color w:val="0563C1"/>
@@ -6261,7 +6261,7 @@
       <w:r>
         <w:t xml:space="preserve">Agence France-Presse. “‘Oh, Bother’: </w:t>
       </w:r>
-      <w:hyperlink w:history="1" r:id="rIdequuurygihqlejsqsb0au">
+      <w:hyperlink w:history="1" r:id="rIdipumwtqctf80p6pdy18us">
         <w:r>
           <w:rPr>
             <w:color w:val="0563C1"/>
@@ -6309,7 +6309,7 @@
       <w:r>
         <w:t xml:space="preserve">Schama, Simon. </w:t>
       </w:r>
-      <w:hyperlink w:history="1" r:id="rIdsyjqugniqrlyvtorbqsww">
+      <w:hyperlink w:history="1" r:id="rId9bz8s1wh10ujrvrkmfeuv">
         <w:r>
           <w:rPr>
             <w:color w:val="0563C1"/>
@@ -6337,7 +6337,7 @@
       <w:r>
         <w:t xml:space="preserve">Finkelstein, Israel, and Neil Asher Silberman. </w:t>
       </w:r>
-      <w:hyperlink w:history="1" r:id="rIddx-qicmzmv_pvndusmsv9">
+      <w:hyperlink w:history="1" r:id="rIdphrpwsc0cseow2j8_mdhh">
         <w:r>
           <w:rPr>
             <w:color w:val="0563C1"/>
@@ -6365,7 +6365,7 @@
       <w:r>
         <w:t xml:space="preserve">VanderKam, James C. </w:t>
       </w:r>
-      <w:hyperlink w:history="1" r:id="rId8xdh44tdqflqbqhy26txp">
+      <w:hyperlink w:history="1" r:id="rId31yjiu6avakd1lnmxn-7g">
         <w:r>
           <w:rPr>
             <w:color w:val="0563C1"/>
@@ -6393,7 +6393,7 @@
       <w:r>
         <w:t xml:space="preserve">Magness, Jodi. </w:t>
       </w:r>
-      <w:hyperlink w:history="1" r:id="rIdbz7qpekap-fdsf4ly4q6k">
+      <w:hyperlink w:history="1" r:id="rIdetcozv6gat61_tfomeipg">
         <w:r>
           <w:rPr>
             <w:color w:val="0563C1"/>
@@ -6421,7 +6421,7 @@
       <w:r>
         <w:t xml:space="preserve">Morris, Benny. </w:t>
       </w:r>
-      <w:hyperlink w:history="1" r:id="rIdhpf3qmzqkkawx_7tyqdh6">
+      <w:hyperlink w:history="1" r:id="rIdm4kx_7evhan8wxa17ojd6">
         <w:r>
           <w:rPr>
             <w:color w:val="0563C1"/>
@@ -6469,7 +6469,7 @@
       <w:r>
         <w:t xml:space="preserve">Gaddis, John Lewis. </w:t>
       </w:r>
-      <w:hyperlink w:history="1" r:id="rIddhnrg-gsvofmakevjyxh5">
+      <w:hyperlink w:history="1" r:id="rIdwinjy-4z06nkllmqdunjh">
         <w:r>
           <w:rPr>
             <w:color w:val="0563C1"/>
@@ -6497,7 +6497,7 @@
       <w:r>
         <w:t xml:space="preserve">Savranskaya, Svetlana V. “</w:t>
       </w:r>
-      <w:hyperlink w:history="1" r:id="rIdk09a3h7iwueck3gwtimkh">
+      <w:hyperlink w:history="1" r:id="rId09niv-tbhl2uue6jqxedl">
         <w:r>
           <w:rPr>
             <w:color w:val="0563C1"/>
@@ -6525,7 +6525,7 @@
       <w:r>
         <w:t xml:space="preserve">Hoffman, David E. </w:t>
       </w:r>
-      <w:hyperlink w:history="1" r:id="rIdlrvat2ohfxcdpjgmvsgpu">
+      <w:hyperlink w:history="1" r:id="rIdntul2qq5dgrxtjmsrj-ed">
         <w:r>
           <w:rPr>
             <w:color w:val="0563C1"/>
@@ -6553,7 +6553,7 @@
       <w:r>
         <w:t xml:space="preserve">Rhodes, Richard. </w:t>
       </w:r>
-      <w:hyperlink w:history="1" r:id="rIdl-4vu1ij5wef4tevdbfjn">
+      <w:hyperlink w:history="1" r:id="rId0objja2debeeb4bsc19xh">
         <w:r>
           <w:rPr>
             <w:color w:val="0563C1"/>
@@ -6581,7 +6581,7 @@
       <w:r>
         <w:t xml:space="preserve">Niedenthal, Jack. </w:t>
       </w:r>
-      <w:hyperlink w:history="1" r:id="rId5nfrizofuqmrgzo-z9wut">
+      <w:hyperlink w:history="1" r:id="rId6vcolkbcknjqtxedsnurc">
         <w:r>
           <w:rPr>
             <w:color w:val="0563C1"/>
@@ -6629,7 +6629,7 @@
       <w:r>
         <w:t xml:space="preserve">NASA. “</w:t>
       </w:r>
-      <w:hyperlink w:history="1" r:id="rIdkuqba4ehftx1vnqdsd8tk">
+      <w:hyperlink w:history="1" r:id="rIds_foshmgg_79_y7akluxn">
         <w:r>
           <w:rPr>
             <w:color w:val="0563C1"/>
@@ -6657,7 +6657,7 @@
       <w:r>
         <w:t xml:space="preserve">Chaikin, Andrew. </w:t>
       </w:r>
-      <w:hyperlink w:history="1" r:id="rIdpni8xycqj8_sdscayke26">
+      <w:hyperlink w:history="1" r:id="rId6jtqdnzq4iwjwzgluurkk">
         <w:r>
           <w:rPr>
             <w:color w:val="0563C1"/>
@@ -6685,7 +6685,7 @@
       <w:r>
         <w:t xml:space="preserve">Siddiqi, Asif A. </w:t>
       </w:r>
-      <w:hyperlink w:history="1" r:id="rIdvncab8fn8nx3k0d99vz6s">
+      <w:hyperlink w:history="1" r:id="rId2v_bl_cn49bkaqnp6mdwf">
         <w:r>
           <w:rPr>
             <w:color w:val="0563C1"/>
@@ -6713,7 +6713,7 @@
       <w:r>
         <w:t xml:space="preserve">Colaprete, Anthony, et al. “</w:t>
       </w:r>
-      <w:hyperlink w:history="1" r:id="rIdhjo9z8ohuenowxozxu3kp">
+      <w:hyperlink w:history="1" r:id="rIdau1-qfdjb66oiwgjhinlz">
         <w:r>
           <w:rPr>
             <w:color w:val="0563C1"/>
@@ -6741,7 +6741,7 @@
       <w:r>
         <w:t xml:space="preserve">Sheehan, William. </w:t>
       </w:r>
-      <w:hyperlink w:history="1" r:id="rIdgriftd_1kdtwllgsoqzw4">
+      <w:hyperlink w:history="1" r:id="rIdb5dcpn6hfclornlev6sle">
         <w:r>
           <w:rPr>
             <w:color w:val="0563C1"/>
@@ -6769,7 +6769,7 @@
       <w:r>
         <w:t xml:space="preserve">Grotzinger, John P., et al. “</w:t>
       </w:r>
-      <w:hyperlink w:history="1" r:id="rId1xdq5wafqirb2_ovmjge0">
+      <w:hyperlink w:history="1" r:id="rIdgyizo_xnvlgcfcuuxjxto">
         <w:r>
           <w:rPr>
             <w:color w:val="0563C1"/>
@@ -6797,7 +6797,7 @@
       <w:r>
         <w:t xml:space="preserve">Mangold, Nicolas, et al. “</w:t>
       </w:r>
-      <w:hyperlink w:history="1" r:id="rIdb8ae5cp5k3mdkihdv4eae">
+      <w:hyperlink w:history="1" r:id="rIdvcvmrlq_wmujlcczocgpd">
         <w:r>
           <w:rPr>
             <w:color w:val="0563C1"/>
@@ -6845,7 +6845,7 @@
       <w:r>
         <w:t xml:space="preserve">Ashby, Neil. “</w:t>
       </w:r>
-      <w:hyperlink w:history="1" r:id="rIdz-9xsqdfxhqpbkcz-paue">
+      <w:hyperlink w:history="1" r:id="rId0c0u14gmhmj2dipm3zgly">
         <w:r>
           <w:rPr>
             <w:color w:val="0563C1"/>
@@ -6873,7 +6873,7 @@
       <w:r>
         <w:t xml:space="preserve">Dyson, F. W., A. S. Eddington, and C. Davidson. “</w:t>
       </w:r>
-      <w:hyperlink w:history="1" r:id="rIdp7ovfqgcxl9kxltuatqho">
+      <w:hyperlink w:history="1" r:id="rIdvixv78anm6rhf00v9ytol">
         <w:r>
           <w:rPr>
             <w:color w:val="0563C1"/>
@@ -6901,7 +6901,7 @@
       <w:r>
         <w:t xml:space="preserve">Au, Whitlow W. L. </w:t>
       </w:r>
-      <w:hyperlink w:history="1" r:id="rIdycwar6z51mzvlsh1qubaj">
+      <w:hyperlink w:history="1" r:id="rIdrdqoy_ejvz-c7xm80vfcw">
         <w:r>
           <w:rPr>
             <w:color w:val="0563C1"/>
@@ -6929,7 +6929,7 @@
       <w:r>
         <w:t xml:space="preserve">Susskind, Leonard. “</w:t>
       </w:r>
-      <w:hyperlink w:history="1" r:id="rIdximtjbun4bqdw7pudld3y">
+      <w:hyperlink w:history="1" r:id="rId7kirxvalxn_eennvjqgvt">
         <w:r>
           <w:rPr>
             <w:color w:val="0563C1"/>
@@ -6957,7 +6957,7 @@
       <w:r>
         <w:t xml:space="preserve">Scerri, Eric R. </w:t>
       </w:r>
-      <w:hyperlink w:history="1" r:id="rId5mrkpilx90adwi6o9bqqd">
+      <w:hyperlink w:history="1" r:id="rId4vchyakfmh7rum9qzuqho">
         <w:r>
           <w:rPr>
             <w:color w:val="0563C1"/>
@@ -6985,7 +6985,7 @@
       <w:r>
         <w:t xml:space="preserve">Erisman, Jan Willem, et al. “</w:t>
       </w:r>
-      <w:hyperlink w:history="1" r:id="rIdafbetkkgvzm8krc7tkxxc">
+      <w:hyperlink w:history="1" r:id="rIdrlawjyzs678s6fzwdoimz">
         <w:r>
           <w:rPr>
             <w:color w:val="0563C1"/>
@@ -7013,7 +7013,7 @@
       <w:r>
         <w:t xml:space="preserve">Watson, J. D., and F. H. C. Crick. “</w:t>
       </w:r>
-      <w:hyperlink w:history="1" r:id="rIdgidndceysoc28joxxante">
+      <w:hyperlink w:history="1" r:id="rIdmpwb8gizncqs66-cmbswe">
         <w:r>
           <w:rPr>
             <w:color w:val="0563C1"/>
@@ -7041,7 +7041,7 @@
       <w:r>
         <w:t xml:space="preserve">Franklin, Rosalind E., and R. G. Gosling. “</w:t>
       </w:r>
-      <w:hyperlink w:history="1" r:id="rIds20_4psynecuo8tqsfdc5">
+      <w:hyperlink w:history="1" r:id="rIddthmistoy-q7sgptrycbe">
         <w:r>
           <w:rPr>
             <w:color w:val="0563C1"/>
@@ -7069,7 +7069,7 @@
       <w:r>
         <w:t xml:space="preserve">International Human Genome Sequencing Consortium. “</w:t>
       </w:r>
-      <w:hyperlink w:history="1" r:id="rIddemayegl3agqhqdtzyrqy">
+      <w:hyperlink w:history="1" r:id="rIdfgsxvochklnuqe2xwdyjb">
         <w:r>
           <w:rPr>
             <w:color w:val="0563C1"/>
@@ -7097,7 +7097,7 @@
       <w:r>
         <w:t xml:space="preserve">International Human Genome Sequencing Consortium. “</w:t>
       </w:r>
-      <w:hyperlink w:history="1" r:id="rIdmopf_attie7qzgu9eui_5">
+      <w:hyperlink w:history="1" r:id="rIdwnw92tl5dhw3p177t1upr">
         <w:r>
           <w:rPr>
             <w:color w:val="0563C1"/>
@@ -7125,7 +7125,7 @@
       <w:r>
         <w:t xml:space="preserve">Nurk, Sergey, et al. “</w:t>
       </w:r>
-      <w:hyperlink w:history="1" r:id="rIdb_thrgl-mj2vz690jodwp">
+      <w:hyperlink w:history="1" r:id="rIdn791u0nfrgw73q9c1dwlj">
         <w:r>
           <w:rPr>
             <w:color w:val="0563C1"/>
@@ -7153,7 +7153,7 @@
       <w:r>
         <w:t xml:space="preserve">Vine, F. J., and D. H. Matthews. “</w:t>
       </w:r>
-      <w:hyperlink w:history="1" r:id="rIdowzylkkdutgw9v5n-1jks">
+      <w:hyperlink w:history="1" r:id="rIdyzugqbtjfs2zc5sdyu7gb">
         <w:r>
           <w:rPr>
             <w:color w:val="0563C1"/>
@@ -7181,7 +7181,7 @@
       <w:r>
         <w:t xml:space="preserve">Alpher, Ralph A., and Robert Herman. “</w:t>
       </w:r>
-      <w:hyperlink w:history="1" r:id="rIdg_zrwslvi5xckutqrtxqn">
+      <w:hyperlink w:history="1" r:id="rIdpibv-yyurbn6eo-dyn9hw">
         <w:r>
           <w:rPr>
             <w:color w:val="0563C1"/>
@@ -7209,7 +7209,7 @@
       <w:r>
         <w:t xml:space="preserve">Penzias, A. A., and R. W. Wilson. “</w:t>
       </w:r>
-      <w:hyperlink w:history="1" r:id="rIdn-3b3ljmr6ewsh10485va">
+      <w:hyperlink w:history="1" r:id="rIdsjkjc-c6utwnloi_etvrn">
         <w:r>
           <w:rPr>
             <w:color w:val="0563C1"/>
@@ -7237,7 +7237,7 @@
       <w:r>
         <w:t xml:space="preserve">Fleischmann, Martin, and Stanley Pons. “</w:t>
       </w:r>
-      <w:hyperlink w:history="1" r:id="rId6fuqljvyzs_n-46e3eigh">
+      <w:hyperlink w:history="1" r:id="rId4nb52yheveh-2mf4olmom">
         <w:r>
           <w:rPr>
             <w:color w:val="0563C1"/>
@@ -7265,7 +7265,7 @@
       <w:r>
         <w:t xml:space="preserve">Wolfe-Simon, Felisa, et al. “</w:t>
       </w:r>
-      <w:hyperlink w:history="1" r:id="rIdsxerlsxr2ki0mds9eyudj">
+      <w:hyperlink w:history="1" r:id="rIdhw-3vpdnwecmzoh0r5u73">
         <w:r>
           <w:rPr>
             <w:color w:val="0563C1"/>
@@ -7293,7 +7293,7 @@
       <w:r>
         <w:t xml:space="preserve">Reaves, Marshall Louis, et al. “</w:t>
       </w:r>
-      <w:hyperlink w:history="1" r:id="rId2_vbvvhjv-4vb-mcyzrfg">
+      <w:hyperlink w:history="1" r:id="rIdbg6bp02diclx5xi0hv3zl">
         <w:r>
           <w:rPr>
             <w:color w:val="0563C1"/>
@@ -7341,7 +7341,7 @@
       <w:r>
         <w:t xml:space="preserve">Dalrymple, William. </w:t>
       </w:r>
-      <w:hyperlink w:history="1" r:id="rId4rrdrfijdrkaa-yewqzen">
+      <w:hyperlink w:history="1" r:id="rId-mcfip4qhyf0cnyupwl-v">
         <w:r>
           <w:rPr>
             <w:color w:val="0563C1"/>
@@ -7369,7 +7369,7 @@
       <w:r>
         <w:t xml:space="preserve">Maddison, Angus. </w:t>
       </w:r>
-      <w:hyperlink w:history="1" r:id="rIdqfgwvtyndr4-uu6lwnm3h">
+      <w:hyperlink w:history="1" r:id="rIdvm7-bvwzlyik6nzgpqqap">
         <w:r>
           <w:rPr>
             <w:color w:val="0563C1"/>
@@ -7397,7 +7397,7 @@
       <w:r>
         <w:t xml:space="preserve">Sen, Amartya. </w:t>
       </w:r>
-      <w:hyperlink w:history="1" r:id="rIdi2giq90cvdhmzj2ggitmk">
+      <w:hyperlink w:history="1" r:id="rIdo6gjvwd5dpytsqzusb4bi">
         <w:r>
           <w:rPr>
             <w:color w:val="0563C1"/>
@@ -7425,7 +7425,7 @@
       <w:r>
         <w:t xml:space="preserve">Khan, Yasmin. </w:t>
       </w:r>
-      <w:hyperlink w:history="1" r:id="rIddd9bpcntgruw3ae8cyk2q">
+      <w:hyperlink w:history="1" r:id="rId3l_hyvlc8frjzine3tzmd">
         <w:r>
           <w:rPr>
             <w:color w:val="0563C1"/>
@@ -7453,7 +7453,7 @@
       <w:r>
         <w:t xml:space="preserve">Elkins, Caroline. </w:t>
       </w:r>
-      <w:hyperlink w:history="1" r:id="rIdcknoo4lavh1wmynxs6da5">
+      <w:hyperlink w:history="1" r:id="rIdi7jv70zrvkku3w7gnrghn">
         <w:r>
           <w:rPr>
             <w:color w:val="0563C1"/>
@@ -7481,7 +7481,7 @@
       <w:r>
         <w:t xml:space="preserve">Jansen, Jan C., and Jürgen Osterhammel. </w:t>
       </w:r>
-      <w:hyperlink w:history="1" r:id="rIdz95p2dlkad_10bs4g2hrs">
+      <w:hyperlink w:history="1" r:id="rIdv_d8lfs_7a1nplh8bsipq">
         <w:r>
           <w:rPr>
             <w:color w:val="0563C1"/>
@@ -7509,7 +7509,7 @@
       <w:r>
         <w:t xml:space="preserve">Des Forges, Alison. </w:t>
       </w:r>
-      <w:hyperlink w:history="1" r:id="rIdwjes3ahpxcv1jqm3w9m0x">
+      <w:hyperlink w:history="1" r:id="rId9afyh9hejfutai3xnu3r4">
         <w:r>
           <w:rPr>
             <w:color w:val="0563C1"/>
@@ -7537,7 +7537,7 @@
       <w:r>
         <w:t xml:space="preserve">Newbury, Catharine. </w:t>
       </w:r>
-      <w:hyperlink w:history="1" r:id="rIdmtfja1hneu8dsjw1hmx_n">
+      <w:hyperlink w:history="1" r:id="rId3cnypxzxwg0he5jsudoe-">
         <w:r>
           <w:rPr>
             <w:color w:val="0563C1"/>
@@ -7585,7 +7585,7 @@
       <w:r>
         <w:t xml:space="preserve">Branch, Taylor. </w:t>
       </w:r>
-      <w:hyperlink w:history="1" r:id="rIdbuiqq9lu51xtjpw-jd27y">
+      <w:hyperlink w:history="1" r:id="rIdelugvuqccxdwx4_cb2vfs">
         <w:r>
           <w:rPr>
             <w:color w:val="0563C1"/>
@@ -7613,7 +7613,7 @@
       <w:r>
         <w:t xml:space="preserve">Hoose, Phillip. </w:t>
       </w:r>
-      <w:hyperlink w:history="1" r:id="rId1h1qovalpl-ceurzrpood">
+      <w:hyperlink w:history="1" r:id="rIdvypzd5crd5oxy2eicdi3j">
         <w:r>
           <w:rPr>
             <w:color w:val="0563C1"/>
@@ -7641,7 +7641,7 @@
       <w:r>
         <w:t xml:space="preserve">Tyson, Timothy B. </w:t>
       </w:r>
-      <w:hyperlink w:history="1" r:id="rIdvrumv53ed40t01r0xro-k">
+      <w:hyperlink w:history="1" r:id="rIdq2z2oktpwq5xrc2y8jbs4">
         <w:r>
           <w:rPr>
             <w:color w:val="0563C1"/>
@@ -7669,7 +7669,7 @@
       <w:r>
         <w:t xml:space="preserve">Mandela, Nelson. </w:t>
       </w:r>
-      <w:hyperlink w:history="1" r:id="rIdcscxnc4x001lm2i1nhhx9">
+      <w:hyperlink w:history="1" r:id="rIdbxj1nvtos7tx-n3berk88">
         <w:r>
           <w:rPr>
             <w:color w:val="0563C1"/>
@@ -7697,7 +7697,7 @@
       <w:r>
         <w:t xml:space="preserve">Carter, David. </w:t>
       </w:r>
-      <w:hyperlink w:history="1" r:id="rIdqly7rryy2ldy6voru6qkr">
+      <w:hyperlink w:history="1" r:id="rId-zu1_eim5ded4vwue0n1_">
         <w:r>
           <w:rPr>
             <w:color w:val="0563C1"/>
@@ -7745,7 +7745,7 @@
       <w:r>
         <w:t xml:space="preserve">Turing, A. M. “</w:t>
       </w:r>
-      <w:hyperlink w:history="1" r:id="rIddoqefymrknt9xc7ycl5ti">
+      <w:hyperlink w:history="1" r:id="rIdf58cyz3nikhll2ultv11_">
         <w:r>
           <w:rPr>
             <w:color w:val="0563C1"/>
@@ -7773,7 +7773,7 @@
       <w:r>
         <w:t xml:space="preserve">Copeland, B. Jack, ed. </w:t>
       </w:r>
-      <w:hyperlink w:history="1" r:id="rIdz8xxzuxyfuno9mkhlryxe">
+      <w:hyperlink w:history="1" r:id="rId4u0mps-zsnzqphqtzz9r2">
         <w:r>
           <w:rPr>
             <w:color w:val="0563C1"/>
@@ -7801,7 +7801,7 @@
       <w:r>
         <w:t xml:space="preserve">Isaacson, Walter. </w:t>
       </w:r>
-      <w:hyperlink w:history="1" r:id="rIdvlbtogx3qzot20wai3rp1">
+      <w:hyperlink w:history="1" r:id="rIdpx3qkf6jfqxekcfoqdkzk">
         <w:r>
           <w:rPr>
             <w:color w:val="0563C1"/>
@@ -7829,7 +7829,7 @@
       <w:r>
         <w:t xml:space="preserve">Vosoughi, Soroush, Deb Roy, and Sinan Aral. “</w:t>
       </w:r>
-      <w:hyperlink w:history="1" r:id="rIdpkf83dpomkq1tsby7okhy">
+      <w:hyperlink w:history="1" r:id="rIdaf9zxityvtv5rtt1fvpsa">
         <w:r>
           <w:rPr>
             <w:color w:val="0563C1"/>
@@ -7877,7 +7877,7 @@
       <w:r>
         <w:t xml:space="preserve">Stuart, David. </w:t>
       </w:r>
-      <w:hyperlink w:history="1" r:id="rIdovkekke66pkomrf5ht79u">
+      <w:hyperlink w:history="1" r:id="rIdzifwuy8pxjbfsvmsp8qun">
         <w:r>
           <w:rPr>
             <w:color w:val="0563C1"/>
@@ -7905,7 +7905,7 @@
       <w:r>
         <w:t xml:space="preserve">Aveni, Anthony. </w:t>
       </w:r>
-      <w:hyperlink w:history="1" r:id="rIdzellb4s0t5heovt7pm34z">
+      <w:hyperlink w:history="1" r:id="rIdly5mqgs0wgupthwzwscex">
         <w:r>
           <w:rPr>
             <w:color w:val="0563C1"/>
@@ -7953,7 +7953,7 @@
       <w:r>
         <w:t xml:space="preserve">Meech, Karen J., et al. “</w:t>
       </w:r>
-      <w:hyperlink w:history="1" r:id="rIdrxtenxv2cea5lytun9wuo">
+      <w:hyperlink w:history="1" r:id="rIdiicldd81bflewlk1kewbe">
         <w:r>
           <w:rPr>
             <w:color w:val="0563C1"/>
@@ -7981,7 +7981,7 @@
       <w:r>
         <w:t xml:space="preserve">Micheli, Marco, et al. “</w:t>
       </w:r>
-      <w:hyperlink w:history="1" r:id="rIdux7d5a2tq1q4r0st7e_pu">
+      <w:hyperlink w:history="1" r:id="rIdfh12sehu6kergefu99r6n">
         <w:r>
           <w:rPr>
             <w:color w:val="0563C1"/>
@@ -8009,7 +8009,7 @@
       <w:r>
         <w:t xml:space="preserve">‘Oumuamua ISSI Team. “</w:t>
       </w:r>
-      <w:hyperlink w:history="1" r:id="rId6auji38_kl62ljh8jzdkx">
+      <w:hyperlink w:history="1" r:id="rIdthgwpoz15fgqpy8veavy0">
         <w:r>
           <w:rPr>
             <w:color w:val="0563C1"/>
@@ -8037,7 +8037,7 @@
       <w:r>
         <w:t xml:space="preserve">Staff at the National Astronomy and Ionosphere Center. “</w:t>
       </w:r>
-      <w:hyperlink w:history="1" r:id="rIdetntvwlrecmpfhkgx9r4z">
+      <w:hyperlink w:history="1" r:id="rIduwdiplf2oonxpx3novb30">
         <w:r>
           <w:rPr>
             <w:color w:val="0563C1"/>
@@ -8101,7 +8101,7 @@
       <w:r>
         <w:t xml:space="preserve">Riley, James C. “</w:t>
       </w:r>
-      <w:hyperlink w:history="1" r:id="rIdz_isk1sfrwhaabc6-tjpw">
+      <w:hyperlink w:history="1" r:id="rId3aheplv9-1uxi0mmq1d49">
         <w:r>
           <w:rPr>
             <w:color w:val="0563C1"/>
@@ -8129,7 +8129,7 @@
       <w:r>
         <w:t xml:space="preserve">Bliss, Michael. </w:t>
       </w:r>
-      <w:hyperlink w:history="1" r:id="rIdlpchrphxcngeb0vlwstsw">
+      <w:hyperlink w:history="1" r:id="rIdpcadetsnmwhvu03yrpobu">
         <w:r>
           <w:rPr>
             <w:color w:val="0563C1"/>
@@ -8157,7 +8157,7 @@
       <w:r>
         <w:t xml:space="preserve">Reverby, Susan M. </w:t>
       </w:r>
-      <w:hyperlink w:history="1" r:id="rId0rw3sfuopfffwsxgvzrsa">
+      <w:hyperlink w:history="1" r:id="rIdjyteheozkmkjhsalgoxyg">
         <w:r>
           <w:rPr>
             <w:color w:val="0563C1"/>
@@ -8185,7 +8185,7 @@
       <w:r>
         <w:t xml:space="preserve">Keefe, Patrick Radden. </w:t>
       </w:r>
-      <w:hyperlink w:history="1" r:id="rId_gjcwoalqgia3rm0j161z">
+      <w:hyperlink w:history="1" r:id="rIdrsorkgtlquzr2_vwe1brp">
         <w:r>
           <w:rPr>
             <w:color w:val="0563C1"/>
@@ -8213,7 +8213,7 @@
       <w:r>
         <w:t xml:space="preserve">Antimicrobial Resistance Collaborators. “</w:t>
       </w:r>
-      <w:hyperlink w:history="1" r:id="rId84-gms-xs2x4fssbrftny">
+      <w:hyperlink w:history="1" r:id="rIdekjjyljqsbekghyqkvkpe">
         <w:r>
           <w:rPr>
             <w:color w:val="0563C1"/>
@@ -8241,7 +8241,7 @@
       <w:r>
         <w:t xml:space="preserve">Van Bressem, Marie-Françoise, et al. “</w:t>
       </w:r>
-      <w:hyperlink w:history="1" r:id="rIdcdsd48kfmswf9mqcecdkz">
+      <w:hyperlink w:history="1" r:id="rIdcevigowx5s998gxedpjus">
         <w:r>
           <w:rPr>
             <w:color w:val="0563C1"/>
@@ -8269,7 +8269,7 @@
       <w:r>
         <w:t xml:space="preserve">Oshinsky, David M. </w:t>
       </w:r>
-      <w:hyperlink w:history="1" r:id="rId8hwx1qhbio4ai8t-jaugx">
+      <w:hyperlink w:history="1" r:id="rIdglhxj_2jklir2ppm67gt6">
         <w:r>
           <w:rPr>
             <w:color w:val="0563C1"/>
@@ -8297,7 +8297,7 @@
       <w:r>
         <w:t xml:space="preserve">Polack, Fernando P., et al. “</w:t>
       </w:r>
-      <w:hyperlink w:history="1" r:id="rIdm73m7dar3ruz9etmq0kgj">
+      <w:hyperlink w:history="1" r:id="rIdfjn-uduvv71yijvhhebus">
         <w:r>
           <w:rPr>
             <w:color w:val="0563C1"/>
@@ -8345,7 +8345,7 @@
       <w:r>
         <w:t xml:space="preserve">Arrhenius, Svante. “</w:t>
       </w:r>
-      <w:hyperlink w:history="1" r:id="rIdesoyx9v7hybd9g1qxe8bs">
+      <w:hyperlink w:history="1" r:id="rIdygjglqqimrrjmlb5jivwx">
         <w:r>
           <w:rPr>
             <w:color w:val="0563C1"/>
@@ -8373,7 +8373,7 @@
       <w:r>
         <w:t xml:space="preserve">Philip, Sjoukje Y., et al. “</w:t>
       </w:r>
-      <w:hyperlink w:history="1" r:id="rIdhvlsxqij4nu_rwqabe33s">
+      <w:hyperlink w:history="1" r:id="rIdvgsr2veqciezjwqf245pr">
         <w:r>
           <w:rPr>
             <w:color w:val="0563C1"/>
@@ -8401,7 +8401,7 @@
       <w:r>
         <w:t xml:space="preserve">Supran, G., S. Rahmstorf, and N. Oreskes. “</w:t>
       </w:r>
-      <w:hyperlink w:history="1" r:id="rIde1gqryvemtiahyfwqlezr">
+      <w:hyperlink w:history="1" r:id="rIdurtb1w9no2kx92bd7ozgn">
         <w:r>
           <w:rPr>
             <w:color w:val="0563C1"/>
@@ -8429,7 +8429,7 @@
       <w:r>
         <w:t xml:space="preserve">Witze, Alexandra. “</w:t>
       </w:r>
-      <w:hyperlink w:history="1" r:id="rIdu84ygywvhlplh62kigrwn">
+      <w:hyperlink w:history="1" r:id="rId1cjwapzqrrxa-mddeua95">
         <w:r>
           <w:rPr>
             <w:color w:val="0563C1"/>
@@ -8457,7 +8457,7 @@
       <w:r>
         <w:t xml:space="preserve">IPCC. </w:t>
       </w:r>
-      <w:hyperlink w:history="1" r:id="rIdbyrw3avfoja_onnhas9av">
+      <w:hyperlink w:history="1" r:id="rIdtkh1srwg8xxe3tjeepcud">
         <w:r>
           <w:rPr>
             <w:color w:val="0563C1"/>
@@ -8485,7 +8485,7 @@
       <w:r>
         <w:t xml:space="preserve">Morlighem, Mathieu, et al. “</w:t>
       </w:r>
-      <w:hyperlink w:history="1" r:id="rIdbkw7ovpc4fh0x32xkcc4t">
+      <w:hyperlink w:history="1" r:id="rIdhaejfdd51l47ujrlzztwy">
         <w:r>
           <w:rPr>
             <w:color w:val="0563C1"/>
@@ -8513,7 +8513,7 @@
       <w:r>
         <w:t xml:space="preserve">IMBIE Team. “</w:t>
       </w:r>
-      <w:hyperlink w:history="1" r:id="rIdrc9uyigqqaofp8gjbazro">
+      <w:hyperlink w:history="1" r:id="rId61h80uqown15vhqjd3yfj">
         <w:r>
           <w:rPr>
             <w:color w:val="0563C1"/>
@@ -8541,7 +8541,7 @@
       <w:r>
         <w:t xml:space="preserve">Joughin, Ian, Benjamin E. Smith, and Brooke Medley. “</w:t>
       </w:r>
-      <w:hyperlink w:history="1" r:id="rIdnzldybxvkwl7uk9f94ior">
+      <w:hyperlink w:history="1" r:id="rIdjbq4719pjb2wr_al2nfds">
         <w:r>
           <w:rPr>
             <w:color w:val="0563C1"/>
@@ -8569,7 +8569,7 @@
       <w:r>
         <w:t xml:space="preserve">Secretariat of the Antarctic Treaty. “</w:t>
       </w:r>
-      <w:hyperlink w:history="1" r:id="rIddjeyosweig7o3ewdm34sl">
+      <w:hyperlink w:history="1" r:id="rIdjwwyubxposrjasxolfbpj">
         <w:r>
           <w:rPr>
             <w:color w:val="0563C1"/>
@@ -8597,7 +8597,7 @@
       <w:r>
         <w:t xml:space="preserve">Office of the Historian, US Department of State. </w:t>
       </w:r>
-      <w:hyperlink w:history="1" r:id="rIdwtqvscaapetfbkcdjfsfc">
+      <w:hyperlink w:history="1" r:id="rIdsxiyp1r1gmmr3zetj0uf6">
         <w:r>
           <w:rPr>
             <w:color w:val="0563C1"/>
@@ -8625,7 +8625,7 @@
       <w:r>
         <w:t xml:space="preserve">“‘Greenland Belongs to Greenland’: </w:t>
       </w:r>
-      <w:hyperlink w:history="1" r:id="rIdcgmn-owom5m2hfl7eubpv">
+      <w:hyperlink w:history="1" r:id="rIdzfo4bqa0m_bkwejiv6kdw">
         <w:r>
           <w:rPr>
             <w:color w:val="0563C1"/>
@@ -8653,7 +8653,7 @@
       <w:r>
         <w:t xml:space="preserve">BBC News. Report on </w:t>
       </w:r>
-      <w:hyperlink w:history="1" r:id="rIdxzwqfpsz0qdeyxcaembp9">
+      <w:hyperlink w:history="1" r:id="rIdexjqhx7_dddy6lrej83fa">
         <w:r>
           <w:rPr>
             <w:color w:val="0563C1"/>
@@ -8681,7 +8681,7 @@
       <w:r>
         <w:t xml:space="preserve">BBC News. </w:t>
       </w:r>
-      <w:hyperlink w:history="1" r:id="rIdnux9jcxb3rbrvxqdzwfoo">
+      <w:hyperlink w:history="1" r:id="rId44qzpi2ma2wz0uakffj3t">
         <w:r>
           <w:rPr>
             <w:color w:val="0563C1"/>
@@ -8709,7 +8709,7 @@
       <w:r>
         <w:t xml:space="preserve">Statistics Greenland. “</w:t>
       </w:r>
-      <w:hyperlink w:history="1" r:id="rIdd3x8ravotrc81ow4slpvq">
+      <w:hyperlink w:history="1" r:id="rIdntsw-injciticyx7g_1nw">
         <w:r>
           <w:rPr>
             <w:color w:val="0563C1"/>
@@ -8773,7 +8773,7 @@
       <w:r>
         <w:t xml:space="preserve">COVID-19 National Preparedness Collaborators. “</w:t>
       </w:r>
-      <w:hyperlink w:history="1" r:id="rIdwns_b0n9zt-ie9hlzxdt3">
+      <w:hyperlink w:history="1" r:id="rIdob_kvcxdjv7rytgux7gle">
         <w:r>
           <w:rPr>
             <w:color w:val="0563C1"/>
@@ -8801,7 +8801,7 @@
       <w:r>
         <w:t xml:space="preserve">Msemburi, William, et al. “</w:t>
       </w:r>
-      <w:hyperlink w:history="1" r:id="rIdmp8gtbetnp48-ncbjvjar">
+      <w:hyperlink w:history="1" r:id="rIdltozu-ckn2wmfrg15vljr">
         <w:r>
           <w:rPr>
             <w:color w:val="0563C1"/>
@@ -8885,7 +8885,7 @@
       <w:r>
         <w:t xml:space="preserve">Jinek, Martin, et al. “</w:t>
       </w:r>
-      <w:hyperlink w:history="1" r:id="rIdjj_kj7fj382azq8oqwnib">
+      <w:hyperlink w:history="1" r:id="rIdjtinaxpewbuhpyoco9gn-">
         <w:r>
           <w:rPr>
             <w:color w:val="0563C1"/>
@@ -8913,7 +8913,7 @@
       <w:r>
         <w:t xml:space="preserve">Fehilly, Carole B., S. M. Willadsen, and Elizabeth M. Tucker. “</w:t>
       </w:r>
-      <w:hyperlink w:history="1" r:id="rIdcdb0ljbxxhlyllhlnwn1t">
+      <w:hyperlink w:history="1" r:id="rIdrpdbxc1dovs5hdv17p6fn">
         <w:r>
           <w:rPr>
             <w:color w:val="0563C1"/>
@@ -8961,7 +8961,7 @@
       <w:r>
         <w:t xml:space="preserve">Ganopolski, A., R. Winkelmann, and H. J. Schellnhuber. “</w:t>
       </w:r>
-      <w:hyperlink w:history="1" r:id="rIdn4ado6wwcjnzq2aovqv_3">
+      <w:hyperlink w:history="1" r:id="rIddsb979whjhkqewkzxkzzr">
         <w:r>
           <w:rPr>
             <w:color w:val="0563C1"/>
@@ -9009,7 +9009,7 @@
       <w:r>
         <w:t xml:space="preserve">Hawking, S. W. “</w:t>
       </w:r>
-      <w:hyperlink w:history="1" r:id="rIdwrvnxoiqbawuv99w4axdz">
+      <w:hyperlink w:history="1" r:id="rIdndkzj7cmqpkk16isepg7l">
         <w:r>
           <w:rPr>
             <w:color w:val="0563C1"/>
@@ -9037,7 +9037,7 @@
       <w:r>
         <w:t xml:space="preserve">LIGO Scientific Collaboration and Virgo Collaboration. “</w:t>
       </w:r>
-      <w:hyperlink w:history="1" r:id="rIdufa9urcorlqxh3znqg7rt">
+      <w:hyperlink w:history="1" r:id="rIdbkvzee-4tz61ikyhmw5bp">
         <w:r>
           <w:rPr>
             <w:color w:val="0563C1"/>
@@ -9065,7 +9065,7 @@
       <w:r>
         <w:t xml:space="preserve">ATLAS Collaboration. “</w:t>
       </w:r>
-      <w:hyperlink w:history="1" r:id="rIdnwgkopqpqy1mrgetemqtl">
+      <w:hyperlink w:history="1" r:id="rIdhc330lhoydpnwmiyzbfsx">
         <w:r>
           <w:rPr>
             <w:color w:val="0563C1"/>
@@ -9093,7 +9093,7 @@
       <w:r>
         <w:t xml:space="preserve">Abu-Shawareb, H., et al. (Indirect Drive ICF Collaboration). “</w:t>
       </w:r>
-      <w:hyperlink w:history="1" r:id="rIda44svgdp496bvxbogwx6c">
+      <w:hyperlink w:history="1" r:id="rIdixagnu3dr2uqgxnuo4uou">
         <w:r>
           <w:rPr>
             <w:color w:val="0563C1"/>

--- a/The Dolphins' View of History/chapters/Notes and Sources.docx
+++ b/The Dolphins' View of History/chapters/Notes and Sources.docx
@@ -83,7 +83,7 @@
       <w:r>
         <w:t xml:space="preserve">Thewissen, J. G. M., et al. “</w:t>
       </w:r>
-      <w:hyperlink w:history="1" r:id="rIddxus2vz9_-rwagwyd-rik">
+      <w:hyperlink w:history="1" r:id="rId83ltt1dtl6ryy7trupf8b">
         <w:r>
           <w:rPr>
             <w:color w:val="0563C1"/>
@@ -111,7 +111,7 @@
       <w:r>
         <w:t xml:space="preserve">Stringer, Chris. </w:t>
       </w:r>
-      <w:hyperlink w:history="1" r:id="rIdcgm3n9ddozqewwoxu-e96">
+      <w:hyperlink w:history="1" r:id="rIdorualu49ii8s3ok2lqkuc">
         <w:r>
           <w:rPr>
             <w:color w:val="0563C1"/>
@@ -159,7 +159,7 @@
       <w:r>
         <w:t xml:space="preserve">Marino, Lori. “</w:t>
       </w:r>
-      <w:hyperlink w:history="1" r:id="rIddqstp42f5xwwleka2toew">
+      <w:hyperlink w:history="1" r:id="rIdm49ujpwlujujmja9e3q23">
         <w:r>
           <w:rPr>
             <w:color w:val="0563C1"/>
@@ -187,7 +187,7 @@
       <w:r>
         <w:t xml:space="preserve">Janik, Vincent M., Laela S. Sayigh, and Randall S. Wells. “</w:t>
       </w:r>
-      <w:hyperlink w:history="1" r:id="rIdio95x3frz4fqlytevnmjo">
+      <w:hyperlink w:history="1" r:id="rIdvqddfyn-f3ammdec_9d65">
         <w:r>
           <w:rPr>
             <w:color w:val="0563C1"/>
@@ -215,7 +215,7 @@
       <w:r>
         <w:t xml:space="preserve">Krützen, Michael, et al. “</w:t>
       </w:r>
-      <w:hyperlink w:history="1" r:id="rIdid0lj-pvazxrjmwrzkvn9">
+      <w:hyperlink w:history="1" r:id="rIdab6xeq23spitils3fqu-x">
         <w:r>
           <w:rPr>
             <w:color w:val="0563C1"/>
@@ -243,7 +243,7 @@
       <w:r>
         <w:t xml:space="preserve">Tennie, Claudio, Josep Call, and Michael Tomasello. “</w:t>
       </w:r>
-      <w:hyperlink w:history="1" r:id="rIdvig_x3qvjju8bbfysvog1">
+      <w:hyperlink w:history="1" r:id="rIddhskli0kksw6gqoj70mf-">
         <w:r>
           <w:rPr>
             <w:color w:val="0563C1"/>
@@ -307,7 +307,7 @@
       <w:r>
         <w:t xml:space="preserve">Hublin, Jean-Jacques, et al. “</w:t>
       </w:r>
-      <w:hyperlink w:history="1" r:id="rIdu5gwsxszb0fszjxtfyunq">
+      <w:hyperlink w:history="1" r:id="rIdwuhrgy4mjpr_vxidpg9t8">
         <w:r>
           <w:rPr>
             <w:color w:val="0563C1"/>
@@ -335,7 +335,7 @@
       <w:r>
         <w:t xml:space="preserve">Scerri, Eleanor M. L., et al. “</w:t>
       </w:r>
-      <w:hyperlink w:history="1" r:id="rIdo067zmgts2ztc71v9mtuo">
+      <w:hyperlink w:history="1" r:id="rIdfe_9kct5jn_k7quq5kfuu">
         <w:r>
           <w:rPr>
             <w:color w:val="0563C1"/>
@@ -363,7 +363,7 @@
       <w:r>
         <w:t xml:space="preserve">Leakey, M. D., and R. L. Hay. “</w:t>
       </w:r>
-      <w:hyperlink w:history="1" r:id="rIdoge_kgwyq4miepnqq160x">
+      <w:hyperlink w:history="1" r:id="rIdk4xoktixod0fzftfsjaat">
         <w:r>
           <w:rPr>
             <w:color w:val="0563C1"/>
@@ -391,7 +391,7 @@
       <w:r>
         <w:t xml:space="preserve">Villmoare, Brian, et al. “</w:t>
       </w:r>
-      <w:hyperlink w:history="1" r:id="rIdhhvsi8jetohtnpdlvljcw">
+      <w:hyperlink w:history="1" r:id="rId7hz4mlevi1hf5q16rcujq">
         <w:r>
           <w:rPr>
             <w:color w:val="0563C1"/>
@@ -419,7 +419,7 @@
       <w:r>
         <w:t xml:space="preserve">Lordkipanidze, David, et al. “</w:t>
       </w:r>
-      <w:hyperlink w:history="1" r:id="rIdoqfpkw2fo0ef5kszq8idi">
+      <w:hyperlink w:history="1" r:id="rIdzrvyyjmpcfl4dkcr4jse4">
         <w:r>
           <w:rPr>
             <w:color w:val="0563C1"/>
@@ -447,7 +447,7 @@
       <w:r>
         <w:t xml:space="preserve">Dirks, Paul H. G. M., et al. “</w:t>
       </w:r>
-      <w:hyperlink w:history="1" r:id="rIdxempbcqm-kspnaknloj00">
+      <w:hyperlink w:history="1" r:id="rId8j9lxoamnz84xeq0hkwpd">
         <w:r>
           <w:rPr>
             <w:color w:val="0563C1"/>
@@ -475,7 +475,7 @@
       <w:r>
         <w:t xml:space="preserve">Henshilwood, Christopher S., et al. “</w:t>
       </w:r>
-      <w:hyperlink w:history="1" r:id="rIdfz89le07jslbkgthdzv7j">
+      <w:hyperlink w:history="1" r:id="rIdwxfjm851i_qqcfm_ln3et">
         <w:r>
           <w:rPr>
             <w:color w:val="0563C1"/>
@@ -523,7 +523,7 @@
       <w:r>
         <w:t xml:space="preserve">Berna, Francesco, et al. “</w:t>
       </w:r>
-      <w:hyperlink w:history="1" r:id="rIdq6ywwzhrppyogv_gf10kk">
+      <w:hyperlink w:history="1" r:id="rIdminf3h8weep0yaviz_dn2">
         <w:r>
           <w:rPr>
             <w:color w:val="0563C1"/>
@@ -551,7 +551,7 @@
       <w:r>
         <w:t xml:space="preserve">Shahack-Gross, Ruth, et al. “</w:t>
       </w:r>
-      <w:hyperlink w:history="1" r:id="rIdjwt2kca1gocilzadnfvux">
+      <w:hyperlink w:history="1" r:id="rIdo6zgpjy5dj6pv-0fqpcw-">
         <w:r>
           <w:rPr>
             <w:color w:val="0563C1"/>
@@ -579,7 +579,7 @@
       <w:r>
         <w:t xml:space="preserve">Harmand, Sonia, et al. “</w:t>
       </w:r>
-      <w:hyperlink w:history="1" r:id="rIdj_tutvocucuqnznqws5vx">
+      <w:hyperlink w:history="1" r:id="rIdwxvnlf0ebe3yccumzp6_n">
         <w:r>
           <w:rPr>
             <w:color w:val="0563C1"/>
@@ -607,7 +607,7 @@
       <w:r>
         <w:t xml:space="preserve">Lepre, Christopher J., et al. “</w:t>
       </w:r>
-      <w:hyperlink w:history="1" r:id="rId77eagmseixjdnuoonwqtz">
+      <w:hyperlink w:history="1" r:id="rId8ukro6hchj_upkl3ecs7c">
         <w:r>
           <w:rPr>
             <w:color w:val="0563C1"/>
@@ -635,7 +635,7 @@
       <w:r>
         <w:t xml:space="preserve">Brown, Kyle S., et al. “</w:t>
       </w:r>
-      <w:hyperlink w:history="1" r:id="rIdly_jpjufnbedeiljgtkvs">
+      <w:hyperlink w:history="1" r:id="rIdormpkgotusitxkjnvpdy3">
         <w:r>
           <w:rPr>
             <w:color w:val="0563C1"/>
@@ -663,7 +663,7 @@
       <w:r>
         <w:t xml:space="preserve">Wrangham, Richard. </w:t>
       </w:r>
-      <w:hyperlink w:history="1" r:id="rIdgxkfah-1y7nw-j6sg9tqs">
+      <w:hyperlink w:history="1" r:id="rIdeyadinpw7fcctl7o_sjub">
         <w:r>
           <w:rPr>
             <w:color w:val="0563C1"/>
@@ -691,7 +691,7 @@
       <w:r>
         <w:t xml:space="preserve">Fitch, W. Tecumseh. </w:t>
       </w:r>
-      <w:hyperlink w:history="1" r:id="rIdlpbqayctbev3mfnggsyjn">
+      <w:hyperlink w:history="1" r:id="rIdneww9hcb1iczdqwapkpuy">
         <w:r>
           <w:rPr>
             <w:color w:val="0563C1"/>
@@ -739,7 +739,7 @@
       <w:r>
         <w:t xml:space="preserve">Clarkson, Chris, et al. “</w:t>
       </w:r>
-      <w:hyperlink w:history="1" r:id="rIdjbggrtxdhbncnxitj8a8v">
+      <w:hyperlink w:history="1" r:id="rIdekcgbsa4pgkd8lwczcsqm">
         <w:r>
           <w:rPr>
             <w:color w:val="0563C1"/>
@@ -767,7 +767,7 @@
       <w:r>
         <w:t xml:space="preserve">O’Connell, James F., et al. “</w:t>
       </w:r>
-      <w:hyperlink w:history="1" r:id="rIdug2wbnhqd7oivkysidetr">
+      <w:hyperlink w:history="1" r:id="rIdwrcpdhwhcs2strg2yt1wl">
         <w:r>
           <w:rPr>
             <w:color w:val="0563C1"/>
@@ -795,7 +795,7 @@
       <w:r>
         <w:t xml:space="preserve">Reich, David, et al. “</w:t>
       </w:r>
-      <w:hyperlink w:history="1" r:id="rIdmmk1jlsm2uyikxnrubb62">
+      <w:hyperlink w:history="1" r:id="rIdrvjxydozu5z7-n-4tirhr">
         <w:r>
           <w:rPr>
             <w:color w:val="0563C1"/>
@@ -823,7 +823,7 @@
       <w:r>
         <w:t xml:space="preserve">Chen, Fahu, et al. “</w:t>
       </w:r>
-      <w:hyperlink w:history="1" r:id="rIdfq59eopwtkpfj7hwovgih">
+      <w:hyperlink w:history="1" r:id="rIdf0--qhdnlmquyoknzzery">
         <w:r>
           <w:rPr>
             <w:color w:val="0563C1"/>
@@ -851,7 +851,7 @@
       <w:r>
         <w:t xml:space="preserve">Higham, Tom, et al. “</w:t>
       </w:r>
-      <w:hyperlink w:history="1" r:id="rIdp6_lxls9l-u0-wrbeynah">
+      <w:hyperlink w:history="1" r:id="rId1ze-s4nki8fqoxoc3hqef">
         <w:r>
           <w:rPr>
             <w:color w:val="0563C1"/>
@@ -879,7 +879,7 @@
       <w:r>
         <w:t xml:space="preserve">Sutikna, Thomas, et al. “</w:t>
       </w:r>
-      <w:hyperlink w:history="1" r:id="rIdqhzqj0u05cxrjytarqjos">
+      <w:hyperlink w:history="1" r:id="rIduquggcvgw0tjmuxcc1bm0">
         <w:r>
           <w:rPr>
             <w:color w:val="0563C1"/>
@@ -907,7 +907,7 @@
       <w:r>
         <w:t xml:space="preserve">Oktaviana, Adhi Agus, et al. “</w:t>
       </w:r>
-      <w:hyperlink w:history="1" r:id="rIdfb587udihfbhm9vah668a">
+      <w:hyperlink w:history="1" r:id="rIdcbzrhfydbngkurkk1rm7-">
         <w:r>
           <w:rPr>
             <w:color w:val="0563C1"/>
@@ -935,7 +935,7 @@
       <w:r>
         <w:t xml:space="preserve">Bennett, Matthew R., et al. “</w:t>
       </w:r>
-      <w:hyperlink w:history="1" r:id="rIdnjgd5u6hggi3449qicdsx">
+      <w:hyperlink w:history="1" r:id="rIdb2xt1f4cqjnmxmxw0_va5">
         <w:r>
           <w:rPr>
             <w:color w:val="0563C1"/>
@@ -963,7 +963,7 @@
       <w:r>
         <w:t xml:space="preserve">Reich, David. </w:t>
       </w:r>
-      <w:hyperlink w:history="1" r:id="rIdw45-gn7s-bclzte8kcst-">
+      <w:hyperlink w:history="1" r:id="rIdn33ckmizcyibcim9jnxm0">
         <w:r>
           <w:rPr>
             <w:color w:val="0563C1"/>
@@ -1011,7 +1011,7 @@
       <w:r>
         <w:t xml:space="preserve">Dietrich, Oliver, et al. “</w:t>
       </w:r>
-      <w:hyperlink w:history="1" r:id="rIdy2jcpm8wf1aaradfpdcau">
+      <w:hyperlink w:history="1" r:id="rIdqdkhqm_nge_vcdz3ag40q">
         <w:r>
           <w:rPr>
             <w:color w:val="0563C1"/>
@@ -1039,7 +1039,7 @@
       <w:r>
         <w:t xml:space="preserve">Larson, Greger, et al. “</w:t>
       </w:r>
-      <w:hyperlink w:history="1" r:id="rIdri8wdiyizgewmjktwx2ls">
+      <w:hyperlink w:history="1" r:id="rIdfzpvu-wvuu2msmkvu0jgf">
         <w:r>
           <w:rPr>
             <w:color w:val="0563C1"/>
@@ -1067,7 +1067,7 @@
       <w:r>
         <w:t xml:space="preserve">Fuller, Dorian Q., et al. “</w:t>
       </w:r>
-      <w:hyperlink w:history="1" r:id="rIdvm7djc3hlmez20eh1_x8r">
+      <w:hyperlink w:history="1" r:id="rIdwtf-ipau6lpapdeyxqhyo">
         <w:r>
           <w:rPr>
             <w:color w:val="0563C1"/>
@@ -1095,7 +1095,7 @@
       <w:r>
         <w:t xml:space="preserve">Larsen, Clark Spencer. “</w:t>
       </w:r>
-      <w:hyperlink w:history="1" r:id="rIdrm5d7idwidembpiqbakkk">
+      <w:hyperlink w:history="1" r:id="rIdx9adgpsaafzjwmuguqlfl">
         <w:r>
           <w:rPr>
             <w:color w:val="0563C1"/>
@@ -1123,7 +1123,7 @@
       <w:r>
         <w:t xml:space="preserve">Hodder, Ian. </w:t>
       </w:r>
-      <w:hyperlink w:history="1" r:id="rIdm5qfxm7_gfd5eld71_gov">
+      <w:hyperlink w:history="1" r:id="rIduw1ot6iststvax8yl24gb">
         <w:r>
           <w:rPr>
             <w:color w:val="0563C1"/>
@@ -1151,7 +1151,7 @@
       <w:r>
         <w:t xml:space="preserve">Scott, James C. </w:t>
       </w:r>
-      <w:hyperlink w:history="1" r:id="rId6xhqlcn_9dlktv9whmw0m">
+      <w:hyperlink w:history="1" r:id="rIdmfvcf3xx0w5zdlyc17kjv">
         <w:r>
           <w:rPr>
             <w:color w:val="0563C1"/>
@@ -1215,7 +1215,7 @@
       <w:r>
         <w:t xml:space="preserve">Schmandt-Besserat, Denise. </w:t>
       </w:r>
-      <w:hyperlink w:history="1" r:id="rIdp0bbadnxwb3mrear9gj0q">
+      <w:hyperlink w:history="1" r:id="rId0f245yew-q9tcoccukext">
         <w:r>
           <w:rPr>
             <w:color w:val="0563C1"/>
@@ -1243,7 +1243,7 @@
       <w:r>
         <w:t xml:space="preserve">Nissen, Hans J., Peter Damerow, and Robert K. Englund. </w:t>
       </w:r>
-      <w:hyperlink w:history="1" r:id="rIdxdqjyzez4qr8r9ihrpujk">
+      <w:hyperlink w:history="1" r:id="rIdzvi3rsrfe3gats_ods6mj">
         <w:r>
           <w:rPr>
             <w:color w:val="0563C1"/>
@@ -1271,7 +1271,7 @@
       <w:r>
         <w:t xml:space="preserve">Houston, Stephen D., ed. </w:t>
       </w:r>
-      <w:hyperlink w:history="1" r:id="rId8xom4p1z0pdhheph1jgpa">
+      <w:hyperlink w:history="1" r:id="rIdqwrxizsq_ghtew1dmtuxs">
         <w:r>
           <w:rPr>
             <w:color w:val="0563C1"/>
@@ -1299,7 +1299,7 @@
       <w:r>
         <w:t xml:space="preserve">Schacter, Daniel L. </w:t>
       </w:r>
-      <w:hyperlink w:history="1" r:id="rIdopf1kvahx81_yhf3ac56p">
+      <w:hyperlink w:history="1" r:id="rIdi8_mff2gnaryhfrefqmn6">
         <w:r>
           <w:rPr>
             <w:color w:val="0563C1"/>
@@ -1379,7 +1379,7 @@
       <w:r>
         <w:t xml:space="preserve">Van De Mieroop, Marc. </w:t>
       </w:r>
-      <w:hyperlink w:history="1" r:id="rIdu7i8mm_hekam2frj3ycnx">
+      <w:hyperlink w:history="1" r:id="rId-ndbzu-c_uiwmcxzh2ihg">
         <w:r>
           <w:rPr>
             <w:color w:val="0563C1"/>
@@ -1407,7 +1407,7 @@
       <w:r>
         <w:t xml:space="preserve">Lehner, Mark, and Zahi Hawass. </w:t>
       </w:r>
-      <w:hyperlink w:history="1" r:id="rIdmerk0nw_kxxunbb7cr56k">
+      <w:hyperlink w:history="1" r:id="rIdtoz8nulpqxvjonnza8lf_">
         <w:r>
           <w:rPr>
             <w:color w:val="0563C1"/>
@@ -1435,7 +1435,7 @@
       <w:r>
         <w:t xml:space="preserve">Edgerton, William F. “</w:t>
       </w:r>
-      <w:hyperlink w:history="1" r:id="rIdhz3d09_vtffltgqiu8lhr">
+      <w:hyperlink w:history="1" r:id="rIdkbaznewjdtoafiu2385jz">
         <w:r>
           <w:rPr>
             <w:color w:val="0563C1"/>
@@ -1463,7 +1463,7 @@
       <w:r>
         <w:t xml:space="preserve">Roth, Martha T. </w:t>
       </w:r>
-      <w:hyperlink w:history="1" r:id="rIdmp4lz3gqpxbypktj-ls59">
+      <w:hyperlink w:history="1" r:id="rIdugqe3gk6x6mq24neft3sv">
         <w:r>
           <w:rPr>
             <w:color w:val="0563C1"/>
@@ -1491,7 +1491,7 @@
       <w:r>
         <w:t xml:space="preserve">Bryce, Trevor. </w:t>
       </w:r>
-      <w:hyperlink w:history="1" r:id="rIdkmwaymak3tqouj18hhbje">
+      <w:hyperlink w:history="1" r:id="rId0t7lihyfvsrznl7recmxn">
         <w:r>
           <w:rPr>
             <w:color w:val="0563C1"/>
@@ -1519,7 +1519,7 @@
       <w:r>
         <w:t xml:space="preserve">Parkinson, Richard. </w:t>
       </w:r>
-      <w:hyperlink w:history="1" r:id="rIdp6-ujui4qf1zu5fo7qhog">
+      <w:hyperlink w:history="1" r:id="rIdovws-s5ioojkbk8ufhgrt">
         <w:r>
           <w:rPr>
             <w:color w:val="0563C1"/>
@@ -1567,7 +1567,7 @@
       <w:r>
         <w:t xml:space="preserve">Keightley, David N. </w:t>
       </w:r>
-      <w:hyperlink w:history="1" r:id="rIdiwpruzxlk4pk2nflgcizq">
+      <w:hyperlink w:history="1" r:id="rIdil5h8ort6lugzcp11bxzd">
         <w:r>
           <w:rPr>
             <w:color w:val="0563C1"/>
@@ -1595,7 +1595,7 @@
       <w:r>
         <w:t xml:space="preserve">Lewis, Mark Edward. </w:t>
       </w:r>
-      <w:hyperlink w:history="1" r:id="rIdiffhobwmztmz7_j539-bj">
+      <w:hyperlink w:history="1" r:id="rIdlxtpoddrmtblm7p3wns77">
         <w:r>
           <w:rPr>
             <w:color w:val="0563C1"/>
@@ -1623,7 +1623,7 @@
       <w:r>
         <w:t xml:space="preserve">Elman, Benjamin A. </w:t>
       </w:r>
-      <w:hyperlink w:history="1" r:id="rId3t7wtu2sxdzzpr-mtv-xp">
+      <w:hyperlink w:history="1" r:id="rIdgvtsfepv6lrbryy4ae6un">
         <w:r>
           <w:rPr>
             <w:color w:val="0563C1"/>
@@ -1651,7 +1651,7 @@
       <w:r>
         <w:t xml:space="preserve">Liu, Li, and Xingcan Chen. </w:t>
       </w:r>
-      <w:hyperlink w:history="1" r:id="rIdcx-nnut_ffw2grpmbzq5z">
+      <w:hyperlink w:history="1" r:id="rIdbyv9as4t5j9w8k155hnih">
         <w:r>
           <w:rPr>
             <w:color w:val="0563C1"/>
@@ -1699,7 +1699,7 @@
       <w:r>
         <w:t xml:space="preserve">Possehl, Gregory L. </w:t>
       </w:r>
-      <w:hyperlink w:history="1" r:id="rIdpuyp3wjhi2fgd6up2-hss">
+      <w:hyperlink w:history="1" r:id="rIdlthhlyupwyf6jby3njljs">
         <w:r>
           <w:rPr>
             <w:color w:val="0563C1"/>
@@ -1727,7 +1727,7 @@
       <w:r>
         <w:t xml:space="preserve">Thapar, Romila. </w:t>
       </w:r>
-      <w:hyperlink w:history="1" r:id="rIdxhdo31neanr00e7_-uxfs">
+      <w:hyperlink w:history="1" r:id="rIduevcblamzkr9jdavdfei5">
         <w:r>
           <w:rPr>
             <w:color w:val="0563C1"/>
@@ -1755,7 +1755,7 @@
       <w:r>
         <w:t xml:space="preserve">Plofker, Kim. </w:t>
       </w:r>
-      <w:hyperlink w:history="1" r:id="rIdrxhqh2qrhwyxqsb8h0nvo">
+      <w:hyperlink w:history="1" r:id="rId_pdgkmclc-jj1o3tgkkuf">
         <w:r>
           <w:rPr>
             <w:color w:val="0563C1"/>
@@ -1783,7 +1783,7 @@
       <w:r>
         <w:t xml:space="preserve">Dirks, Nicholas B. </w:t>
       </w:r>
-      <w:hyperlink w:history="1" r:id="rIdhd8whnucelwjt52dta_w_">
+      <w:hyperlink w:history="1" r:id="rId1-ab_bq8xpjppq7tllcvm">
         <w:r>
           <w:rPr>
             <w:color w:val="0563C1"/>
@@ -1811,7 +1811,7 @@
       <w:r>
         <w:t xml:space="preserve">Dundas, Paul. </w:t>
       </w:r>
-      <w:hyperlink w:history="1" r:id="rIduy1alulfoq_xi3fg8bclv">
+      <w:hyperlink w:history="1" r:id="rIdbnnzih77wqjpqq6lxcjry">
         <w:r>
           <w:rPr>
             <w:color w:val="0563C1"/>
@@ -1891,7 +1891,7 @@
       <w:r>
         <w:t xml:space="preserve">Cartledge, Paul. </w:t>
       </w:r>
-      <w:hyperlink w:history="1" r:id="rIdcsvskaw90qjztudnuc_ov">
+      <w:hyperlink w:history="1" r:id="rIdgq1j4ta208gol82-rhp69">
         <w:r>
           <w:rPr>
             <w:color w:val="0563C1"/>
@@ -1919,7 +1919,7 @@
       <w:r>
         <w:t xml:space="preserve">Freeth, Tony, et al. “</w:t>
       </w:r>
-      <w:hyperlink w:history="1" r:id="rId0ph7wmxgladn9ppn2xbld">
+      <w:hyperlink w:history="1" r:id="rIdvsqhbttcapjlia-ghhj5g">
         <w:r>
           <w:rPr>
             <w:color w:val="0563C1"/>
@@ -1947,7 +1947,7 @@
       <w:r>
         <w:t xml:space="preserve">Freeth, Tony, et al. “</w:t>
       </w:r>
-      <w:hyperlink w:history="1" r:id="rIdeprz10qlptpbxoyzvnyxs">
+      <w:hyperlink w:history="1" r:id="rIdekonrytet3jimazc_wrq_">
         <w:r>
           <w:rPr>
             <w:color w:val="0563C1"/>
@@ -1995,7 +1995,7 @@
       <w:r>
         <w:t xml:space="preserve">Beard, Mary. </w:t>
       </w:r>
-      <w:hyperlink w:history="1" r:id="rId-1irr15wjne1f2cb8pdap">
+      <w:hyperlink w:history="1" r:id="rId0crcvz5pgu-qapv_vaf2l">
         <w:r>
           <w:rPr>
             <w:color w:val="0563C1"/>
@@ -2023,7 +2023,7 @@
       <w:r>
         <w:t xml:space="preserve">Ward-Perkins, Bryan. </w:t>
       </w:r>
-      <w:hyperlink w:history="1" r:id="rId_0ehqnje9844yhf_e1zj5">
+      <w:hyperlink w:history="1" r:id="rId5gl1z7qua1h4jh3xfs5kw">
         <w:r>
           <w:rPr>
             <w:color w:val="0563C1"/>
@@ -2051,7 +2051,7 @@
       <w:r>
         <w:t xml:space="preserve">Brown, Peter. </w:t>
       </w:r>
-      <w:hyperlink w:history="1" r:id="rIdlgmmmsrqtlme0ihdgkuxn">
+      <w:hyperlink w:history="1" r:id="rIdoemrsa0skdvbjxn5tjr6n">
         <w:r>
           <w:rPr>
             <w:color w:val="0563C1"/>
@@ -2079,7 +2079,7 @@
       <w:r>
         <w:t xml:space="preserve">Harper, Kyle. </w:t>
       </w:r>
-      <w:hyperlink w:history="1" r:id="rIdkdojr5zqoonwmn_yovu-k">
+      <w:hyperlink w:history="1" r:id="rIdjv_bp878oawilf50hqos1">
         <w:r>
           <w:rPr>
             <w:color w:val="0563C1"/>
@@ -2127,7 +2127,7 @@
       <w:r>
         <w:t xml:space="preserve">Kennedy, Hugh. </w:t>
       </w:r>
-      <w:hyperlink w:history="1" r:id="rIdemlnswdv7yihr5h5ighds">
+      <w:hyperlink w:history="1" r:id="rIdwmbgj1qkf1mspevd0jsrn">
         <w:r>
           <w:rPr>
             <w:color w:val="0563C1"/>
@@ -2155,7 +2155,7 @@
       <w:r>
         <w:t xml:space="preserve">Gutas, Dimitri. </w:t>
       </w:r>
-      <w:hyperlink w:history="1" r:id="rId46_plawtfchx1m0km0rjq">
+      <w:hyperlink w:history="1" r:id="rIdqjg5gnaxiv5ista-tr8g5">
         <w:r>
           <w:rPr>
             <w:color w:val="0563C1"/>
@@ -2215,7 +2215,7 @@
       <w:r>
         <w:t xml:space="preserve">Riley-Smith, Jonathan. </w:t>
       </w:r>
-      <w:hyperlink w:history="1" r:id="rIddigtmfziua6fhbbnhd6ne">
+      <w:hyperlink w:history="1" r:id="rIdhrsnu21opu8an43cy6iob">
         <w:r>
           <w:rPr>
             <w:color w:val="0563C1"/>
@@ -2259,7 +2259,7 @@
       <w:r>
         <w:t xml:space="preserve">Phillips, Jonathan. </w:t>
       </w:r>
-      <w:hyperlink w:history="1" r:id="rIdvx3d42d1aztiyos08s9uk">
+      <w:hyperlink w:history="1" r:id="rIdvdiucnvom3i6ce7go6wli">
         <w:r>
           <w:rPr>
             <w:color w:val="0563C1"/>
@@ -2287,7 +2287,7 @@
       <w:r>
         <w:t xml:space="preserve">Stark, Rodney. </w:t>
       </w:r>
-      <w:hyperlink w:history="1" r:id="rIdxpctompdj1vxn13zd2zbt">
+      <w:hyperlink w:history="1" r:id="rIdrakf-ck-rpzhg6xeqynpf">
         <w:r>
           <w:rPr>
             <w:color w:val="0563C1"/>
@@ -2335,7 +2335,7 @@
       <w:r>
         <w:t xml:space="preserve">Mommsen, Theodor E. “</w:t>
       </w:r>
-      <w:hyperlink w:history="1" r:id="rIdrbzdpluuljd9ugaz6kvar">
+      <w:hyperlink w:history="1" r:id="rIdxcvvolpp74fa8iz27zea8">
         <w:r>
           <w:rPr>
             <w:color w:val="0563C1"/>
@@ -2363,7 +2363,7 @@
       <w:r>
         <w:t xml:space="preserve">Wickham, Chris. </w:t>
       </w:r>
-      <w:hyperlink w:history="1" r:id="rIdu1g-jieix0znf7jpdi7kk">
+      <w:hyperlink w:history="1" r:id="rIdt0at0kzl_90uyfw-94ymh">
         <w:r>
           <w:rPr>
             <w:color w:val="0563C1"/>
@@ -2391,7 +2391,7 @@
       <w:r>
         <w:t xml:space="preserve">Russell, Jeffrey Burton. </w:t>
       </w:r>
-      <w:hyperlink w:history="1" r:id="rIdivow5w8yoxtnyoyuankid">
+      <w:hyperlink w:history="1" r:id="rIdwteizxklnoe51zuzmzk_o">
         <w:r>
           <w:rPr>
             <w:color w:val="0563C1"/>
@@ -2455,7 +2455,7 @@
       <w:r>
         <w:t xml:space="preserve">Hansen, Valerie. </w:t>
       </w:r>
-      <w:hyperlink w:history="1" r:id="rIdmtzh49d6u-ihpocbz-5mh">
+      <w:hyperlink w:history="1" r:id="rIdqrdyvfnmzokjjs-uptgdu">
         <w:r>
           <w:rPr>
             <w:color w:val="0563C1"/>
@@ -2483,7 +2483,7 @@
       <w:r>
         <w:t xml:space="preserve">Spyrou, Maria A., et al. “</w:t>
       </w:r>
-      <w:hyperlink w:history="1" r:id="rId7vjf4lswpkwaha8qxloyt">
+      <w:hyperlink w:history="1" r:id="rId7i7n5n6hwnml9rcijwbpp">
         <w:r>
           <w:rPr>
             <w:color w:val="0563C1"/>
@@ -2511,7 +2511,7 @@
       <w:r>
         <w:t xml:space="preserve">Wheelis, Mark. “</w:t>
       </w:r>
-      <w:hyperlink w:history="1" r:id="rIdy33v3dw2wbdodcxellcdk">
+      <w:hyperlink w:history="1" r:id="rIdc0jkcvvdlw-lg6xqrmoe7">
         <w:r>
           <w:rPr>
             <w:color w:val="0563C1"/>
@@ -2539,7 +2539,7 @@
       <w:r>
         <w:t xml:space="preserve">Dean, Katharine R., et al. “</w:t>
       </w:r>
-      <w:hyperlink w:history="1" r:id="rIdlpaf7wmjmjlijl1ebd9sf">
+      <w:hyperlink w:history="1" r:id="rIdfqaubaj4pnp2vgksaq99x">
         <w:r>
           <w:rPr>
             <w:color w:val="0563C1"/>
@@ -2567,7 +2567,7 @@
       <w:r>
         <w:t xml:space="preserve">Benedictow, Ole J. </w:t>
       </w:r>
-      <w:hyperlink w:history="1" r:id="rId0qp5ccprj1k2jchfpqar6">
+      <w:hyperlink w:history="1" r:id="rIdayf955w0sorbzpe4ukme3">
         <w:r>
           <w:rPr>
             <w:color w:val="0563C1"/>
@@ -2631,7 +2631,7 @@
       <w:r>
         <w:t xml:space="preserve">Gomez, Michael A. </w:t>
       </w:r>
-      <w:hyperlink w:history="1" r:id="rIdobee0jqa4z8kpea2ixlck">
+      <w:hyperlink w:history="1" r:id="rIdjloduuerq5b-omawwkjn7">
         <w:r>
           <w:rPr>
             <w:color w:val="0563C1"/>
@@ -2691,7 +2691,7 @@
       <w:r>
         <w:t xml:space="preserve">Edwards, David N. </w:t>
       </w:r>
-      <w:hyperlink w:history="1" r:id="rId1ag_fbmzkzpjv7h6biu4b">
+      <w:hyperlink w:history="1" r:id="rId0ai7haxys-u6-h80zllos">
         <w:r>
           <w:rPr>
             <w:color w:val="0563C1"/>
@@ -2719,7 +2719,7 @@
       <w:r>
         <w:t xml:space="preserve">Pikirayi, Innocent. </w:t>
       </w:r>
-      <w:hyperlink w:history="1" r:id="rIdxxcsgsotkin-usydwqev1">
+      <w:hyperlink w:history="1" r:id="rIdzii16i-mtoua3yyphg-tw">
         <w:r>
           <w:rPr>
             <w:color w:val="0563C1"/>
@@ -2747,7 +2747,7 @@
       <w:r>
         <w:t xml:space="preserve">Hicks, Dan. </w:t>
       </w:r>
-      <w:hyperlink w:history="1" r:id="rId2fy_ltbtumzt30ndusr3s">
+      <w:hyperlink w:history="1" r:id="rIdmfyph3h1ifi2vbbzsf7i0">
         <w:r>
           <w:rPr>
             <w:color w:val="0563C1"/>
@@ -2795,7 +2795,7 @@
       <w:r>
         <w:t xml:space="preserve">Thornton, John K. </w:t>
       </w:r>
-      <w:hyperlink w:history="1" r:id="rIdjxix3mrlvv2wfyoqmeuo3">
+      <w:hyperlink w:history="1" r:id="rIdpnuul099_zxnw5e0y-uss">
         <w:r>
           <w:rPr>
             <w:color w:val="0563C1"/>
@@ -2823,7 +2823,7 @@
       <w:r>
         <w:t xml:space="preserve">McCaskie, T. C. </w:t>
       </w:r>
-      <w:hyperlink w:history="1" r:id="rIdc0trntmwwegngqakayc9k">
+      <w:hyperlink w:history="1" r:id="rIde6ff3tufznacg-byof61u">
         <w:r>
           <w:rPr>
             <w:color w:val="0563C1"/>
@@ -2851,7 +2851,7 @@
       <w:r>
         <w:t xml:space="preserve">Hochschild, Adam. </w:t>
       </w:r>
-      <w:hyperlink w:history="1" r:id="rIdmjlidgu32tuzmi7dgjlil">
+      <w:hyperlink w:history="1" r:id="rIdtrvdqoz3bun_ynpbduj7q">
         <w:r>
           <w:rPr>
             <w:color w:val="0563C1"/>
@@ -2895,7 +2895,7 @@
       <w:r>
         <w:t xml:space="preserve">Kara, Siddharth. </w:t>
       </w:r>
-      <w:hyperlink w:history="1" r:id="rIdhn1utzamntu-ovnhsxgps">
+      <w:hyperlink w:history="1" r:id="rIdfsibrm8lyptbmaubc8xko">
         <w:r>
           <w:rPr>
             <w:color w:val="0563C1"/>
@@ -2943,7 +2943,7 @@
       <w:r>
         <w:t xml:space="preserve">Mann, Charles C. </w:t>
       </w:r>
-      <w:hyperlink w:history="1" r:id="rIddin_swk3fn7g5j-9mbc-m">
+      <w:hyperlink w:history="1" r:id="rIdfhvs4ti8nd8msyeuhdfan">
         <w:r>
           <w:rPr>
             <w:color w:val="0563C1"/>
@@ -2971,7 +2971,7 @@
       <w:r>
         <w:t xml:space="preserve">Matsuoka, Yoshihiro, et al. “</w:t>
       </w:r>
-      <w:hyperlink w:history="1" r:id="rIdwyof3atvezxtufqh7ibo5">
+      <w:hyperlink w:history="1" r:id="rIdzfy57hxg9mjzbfrfct358">
         <w:r>
           <w:rPr>
             <w:color w:val="0563C1"/>
@@ -2999,7 +2999,7 @@
       <w:r>
         <w:t xml:space="preserve">Shady Solis, Ruth, Jonathan Haas, and Winifred Creamer. “</w:t>
       </w:r>
-      <w:hyperlink w:history="1" r:id="rIdgn2aexnofrfrxlqrimcma">
+      <w:hyperlink w:history="1" r:id="rId7tm1ipholury0jwbytjsv">
         <w:r>
           <w:rPr>
             <w:color w:val="0563C1"/>
@@ -3027,7 +3027,7 @@
       <w:r>
         <w:t xml:space="preserve">Urton, Gary. </w:t>
       </w:r>
-      <w:hyperlink w:history="1" r:id="rIdlqbx7kvi8m82nzcre9pfg">
+      <w:hyperlink w:history="1" r:id="rIdhpss--ht8icrhnfjljuls">
         <w:r>
           <w:rPr>
             <w:color w:val="0563C1"/>
@@ -3055,7 +3055,7 @@
       <w:r>
         <w:t xml:space="preserve">Denevan, William M., ed. </w:t>
       </w:r>
-      <w:hyperlink w:history="1" r:id="rId6mlzvtk7j_z_-kwyo0ofb">
+      <w:hyperlink w:history="1" r:id="rIdmg7-snwinpbkkpa6ciqrg">
         <w:r>
           <w:rPr>
             <w:color w:val="0563C1"/>
@@ -3083,7 +3083,7 @@
       <w:r>
         <w:t xml:space="preserve">Henige, David. </w:t>
       </w:r>
-      <w:hyperlink w:history="1" r:id="rIdeaccx5l5wj-kwc_75dkfo">
+      <w:hyperlink w:history="1" r:id="rIda6ctqabqks9anbbo635cr">
         <w:r>
           <w:rPr>
             <w:color w:val="0563C1"/>
@@ -3111,7 +3111,7 @@
       <w:r>
         <w:t xml:space="preserve">Koch, Alexander, Chris Brierley, Mark M. Maslin, and Simon L. Lewis. “</w:t>
       </w:r>
-      <w:hyperlink w:history="1" r:id="rId_mm7di5zgl9a5qgx88lkn">
+      <w:hyperlink w:history="1" r:id="rIdpy2dycmun6apgijku2cs7">
         <w:r>
           <w:rPr>
             <w:color w:val="0563C1"/>
@@ -3139,7 +3139,7 @@
       <w:r>
         <w:t xml:space="preserve">Ioannidis, Alexander G., et al. “</w:t>
       </w:r>
-      <w:hyperlink w:history="1" r:id="rIdzlakngufmjozaruzrr3cp">
+      <w:hyperlink w:history="1" r:id="rId_yixkm3gxk8wpacp3lown">
         <w:r>
           <w:rPr>
             <w:color w:val="0563C1"/>
@@ -3167,7 +3167,7 @@
       <w:r>
         <w:t xml:space="preserve">Pauketat, Timothy R. </w:t>
       </w:r>
-      <w:hyperlink w:history="1" r:id="rIdvesadcndgvzrwdmgjy2sp">
+      <w:hyperlink w:history="1" r:id="rIdeqosh4ijwuecfj7pexntx">
         <w:r>
           <w:rPr>
             <w:color w:val="0563C1"/>
@@ -3195,7 +3195,7 @@
       <w:r>
         <w:t xml:space="preserve">Dobyns, Henry F. “</w:t>
       </w:r>
-      <w:hyperlink w:history="1" r:id="rIdrt2akauayaenjtvxbfdi4">
+      <w:hyperlink w:history="1" r:id="rIdbu0fece7mtadgcrks2ysl">
         <w:r>
           <w:rPr>
             <w:color w:val="0563C1"/>
@@ -3256,7 +3256,7 @@
         </w:rPr>
         <w:t xml:space="preserve">The voyages database behind those numbers. </w:t>
       </w:r>
-      <w:hyperlink w:history="1" r:id="rIdfajblaykairtiv8prx2-a">
+      <w:hyperlink w:history="1" r:id="rIds5nehkc-ehcgvaau1mu7h">
         <w:r>
           <w:rPr>
             <w:color w:val="0563C1"/>
@@ -3284,7 +3284,7 @@
       <w:r>
         <w:t xml:space="preserve">Equiano, Olaudah. </w:t>
       </w:r>
-      <w:hyperlink w:history="1" r:id="rIdij2lekbzcrgyxdnvwfu5m">
+      <w:hyperlink w:history="1" r:id="rIdr0up5_rtvdnp1esdlsheo">
         <w:r>
           <w:rPr>
             <w:color w:val="0563C1"/>
@@ -3312,7 +3312,7 @@
       <w:r>
         <w:t xml:space="preserve">Carretta, Vincent. </w:t>
       </w:r>
-      <w:hyperlink w:history="1" r:id="rId3mo8w8o0pbovjmhox-7ex">
+      <w:hyperlink w:history="1" r:id="rIdzasq-tg3tmvaplofhcwp7">
         <w:r>
           <w:rPr>
             <w:color w:val="0563C1"/>
@@ -3340,7 +3340,7 @@
       <w:r>
         <w:t xml:space="preserve">Hurston, Zora Neale. </w:t>
       </w:r>
-      <w:hyperlink w:history="1" r:id="rIdaihbvyknleckxtjt3yyaw">
+      <w:hyperlink w:history="1" r:id="rIdh-oaukl9i5r1icx-xw_ad">
         <w:r>
           <w:rPr>
             <w:color w:val="0563C1"/>
@@ -3368,7 +3368,7 @@
       <w:r>
         <w:t xml:space="preserve">Diouf, Sylviane A. </w:t>
       </w:r>
-      <w:hyperlink w:history="1" r:id="rIdeipzyham42hgohna5ya_1">
+      <w:hyperlink w:history="1" r:id="rIdsnpqdubjn9u_h3wvyrxqz">
         <w:r>
           <w:rPr>
             <w:color w:val="0563C1"/>
@@ -3396,7 +3396,7 @@
       <w:r>
         <w:t xml:space="preserve">Livi Bacci, Massimo. </w:t>
       </w:r>
-      <w:hyperlink w:history="1" r:id="rIdpzrhvfrbwkm22kpf6loyg">
+      <w:hyperlink w:history="1" r:id="rIdiqyqkbpzinunbrdco2n1i">
         <w:r>
           <w:rPr>
             <w:color w:val="0563C1"/>
@@ -3424,7 +3424,7 @@
       <w:r>
         <w:t xml:space="preserve">Reséndez, Andrés. </w:t>
       </w:r>
-      <w:hyperlink w:history="1" r:id="rIdjpxejyvopypkizh8avvjj">
+      <w:hyperlink w:history="1" r:id="rIdr253b7kjzp0qpnn8p7mzl">
         <w:r>
           <w:rPr>
             <w:color w:val="0563C1"/>
@@ -3452,7 +3452,7 @@
       <w:r>
         <w:t xml:space="preserve">Dreyer, Edward L. </w:t>
       </w:r>
-      <w:hyperlink w:history="1" r:id="rIdfghrgom0jjqvsmt0ybj4p">
+      <w:hyperlink w:history="1" r:id="rId5szhrsqzxv0_qwmjmzmv-">
         <w:r>
           <w:rPr>
             <w:color w:val="0563C1"/>
@@ -3500,7 +3500,7 @@
       <w:r>
         <w:t xml:space="preserve">Eisenstein, Elizabeth L. </w:t>
       </w:r>
-      <w:hyperlink w:history="1" r:id="rIdqdknrfov4t1sy_lboapxz">
+      <w:hyperlink w:history="1" r:id="rIdbwvyz9r_-np6ymb88nrpx">
         <w:r>
           <w:rPr>
             <w:color w:val="0563C1"/>
@@ -3528,7 +3528,7 @@
       <w:r>
         <w:t xml:space="preserve">Allen, Robert C. </w:t>
       </w:r>
-      <w:hyperlink w:history="1" r:id="rIdi98zzq4rw5x5xpy7609ri">
+      <w:hyperlink w:history="1" r:id="rIdiq7avd8akdl9m1j0xbzzy">
         <w:r>
           <w:rPr>
             <w:color w:val="0563C1"/>
@@ -3556,7 +3556,7 @@
       <w:r>
         <w:t xml:space="preserve">Humphries, Jane. </w:t>
       </w:r>
-      <w:hyperlink w:history="1" r:id="rIdiexksr7fg_gdbv4dgg5yj">
+      <w:hyperlink w:history="1" r:id="rIdyiziipsc-kzbk3pojqlkv">
         <w:r>
           <w:rPr>
             <w:color w:val="0563C1"/>
@@ -3584,7 +3584,7 @@
       <w:r>
         <w:t xml:space="preserve">Pomeranz, Kenneth. </w:t>
       </w:r>
-      <w:hyperlink w:history="1" r:id="rIdiroz_v_mve4rwtdq5den0">
+      <w:hyperlink w:history="1" r:id="rIdpv-f5epwwuhi8tfqtcpkp">
         <w:r>
           <w:rPr>
             <w:color w:val="0563C1"/>
@@ -3612,7 +3612,7 @@
       <w:r>
         <w:t xml:space="preserve">Bell, Michelle L., and Devra Lee Davis. “</w:t>
       </w:r>
-      <w:hyperlink w:history="1" r:id="rIdeplv5csnw8h56naf9n6au">
+      <w:hyperlink w:history="1" r:id="rIdkxq3cxtqszzpyttzucy9b">
         <w:r>
           <w:rPr>
             <w:color w:val="0563C1"/>
@@ -3660,7 +3660,7 @@
       <w:r>
         <w:t xml:space="preserve">Hacker, J. David. “</w:t>
       </w:r>
-      <w:hyperlink w:history="1" r:id="rIdsksdeflnka7vyir5nxpxn">
+      <w:hyperlink w:history="1" r:id="rId5cs-ip4jafniptg668r38">
         <w:r>
           <w:rPr>
             <w:color w:val="0563C1"/>
@@ -3688,7 +3688,7 @@
       <w:r>
         <w:t xml:space="preserve">Foner, Eric. </w:t>
       </w:r>
-      <w:hyperlink w:history="1" r:id="rIdn2b84amyfltjh3c7p_tli">
+      <w:hyperlink w:history="1" r:id="rIdeuadkt4l_c3xz-vw4eixx">
         <w:r>
           <w:rPr>
             <w:color w:val="0563C1"/>
@@ -3716,7 +3716,7 @@
       <w:r>
         <w:t xml:space="preserve">Saunt, Claudio. </w:t>
       </w:r>
-      <w:hyperlink w:history="1" r:id="rIdey8mvipg0cron0vvepz6h">
+      <w:hyperlink w:history="1" r:id="rIdjg9657rvoycysoia4nt2q">
         <w:r>
           <w:rPr>
             <w:color w:val="0563C1"/>
@@ -3744,7 +3744,7 @@
       <w:r>
         <w:t xml:space="preserve">Dubois, Laurent. </w:t>
       </w:r>
-      <w:hyperlink w:history="1" r:id="rId0usuhl_n2gysjbshg0aia">
+      <w:hyperlink w:history="1" r:id="rIdferadx0zao882eg0zv8ld">
         <w:r>
           <w:rPr>
             <w:color w:val="0563C1"/>
@@ -3772,7 +3772,7 @@
       <w:r>
         <w:t xml:space="preserve">Dolin, Eric Jay. </w:t>
       </w:r>
-      <w:hyperlink w:history="1" r:id="rId8r6ia2j3bevry0dbjokx3">
+      <w:hyperlink w:history="1" r:id="rIddtyjerbwesc2y13o4hydh">
         <w:r>
           <w:rPr>
             <w:color w:val="0563C1"/>
@@ -3800,7 +3800,7 @@
       <w:r>
         <w:t xml:space="preserve">Horn, James. </w:t>
       </w:r>
-      <w:hyperlink w:history="1" r:id="rIdmnyrxeypehvlbip4w7mxt">
+      <w:hyperlink w:history="1" r:id="rId7h1p4s_2qkcpnxnockmv2">
         <w:r>
           <w:rPr>
             <w:color w:val="0563C1"/>
@@ -3828,7 +3828,7 @@
       <w:r>
         <w:t xml:space="preserve">Wilentz, Sean. </w:t>
       </w:r>
-      <w:hyperlink w:history="1" r:id="rIducqr2m4akywdgylrahyku">
+      <w:hyperlink w:history="1" r:id="rIdcxphkuwwvwpwkg5eud3yf">
         <w:r>
           <w:rPr>
             <w:color w:val="0563C1"/>
@@ -3876,7 +3876,7 @@
       <w:r>
         <w:t xml:space="preserve">Equal Justice Initiative. </w:t>
       </w:r>
-      <w:hyperlink w:history="1" r:id="rIdhhzojwz9t337revnaxnvf">
+      <w:hyperlink w:history="1" r:id="rIdleazc1mkbapoh89bwhbt6">
         <w:r>
           <w:rPr>
             <w:color w:val="0563C1"/>
@@ -3920,7 +3920,7 @@
       <w:r>
         <w:t xml:space="preserve">Robinson, Greg. </w:t>
       </w:r>
-      <w:hyperlink w:history="1" r:id="rIdtqlghgpouimqewgybrsg0">
+      <w:hyperlink w:history="1" r:id="rId2ovplg5ob90dciag1bb5w">
         <w:r>
           <w:rPr>
             <w:color w:val="0563C1"/>
@@ -3948,7 +3948,7 @@
       <w:r>
         <w:t xml:space="preserve">Blinder, Alan S. </w:t>
       </w:r>
-      <w:hyperlink w:history="1" r:id="rIdtrkkqgpdmmcywimn5ct9w">
+      <w:hyperlink w:history="1" r:id="rIde1xhzncebes-oea0zim3k">
         <w:r>
           <w:rPr>
             <w:color w:val="0563C1"/>
@@ -3996,7 +3996,7 @@
       <w:r>
         <w:t xml:space="preserve">Butler, Jon. </w:t>
       </w:r>
-      <w:hyperlink w:history="1" r:id="rIdv3a-ojhdcgq9fg0tswais">
+      <w:hyperlink w:history="1" r:id="rIdohusaqawkirb0uepgrkbh">
         <w:r>
           <w:rPr>
             <w:color w:val="0563C1"/>
@@ -4024,7 +4024,7 @@
       <w:r>
         <w:t xml:space="preserve">Hatch, Nathan O. </w:t>
       </w:r>
-      <w:hyperlink w:history="1" r:id="rId-ewgw29oxdgbsstdlwxgj">
+      <w:hyperlink w:history="1" r:id="rIdqrtg-rltgc1oxnhkrmcuy">
         <w:r>
           <w:rPr>
             <w:color w:val="0563C1"/>
@@ -4052,7 +4052,7 @@
       <w:r>
         <w:t xml:space="preserve">Bushman, Richard Lyman. </w:t>
       </w:r>
-      <w:hyperlink w:history="1" r:id="rId6dpxmse91txueygbygewn">
+      <w:hyperlink w:history="1" r:id="rIdbso7w6_ziybjs7pqauytx">
         <w:r>
           <w:rPr>
             <w:color w:val="0563C1"/>
@@ -4080,7 +4080,7 @@
       <w:r>
         <w:t xml:space="preserve">Kraybill, Donald B., Karen M. Johnson-Weiner, and Steven M. Nolt. </w:t>
       </w:r>
-      <w:hyperlink w:history="1" r:id="rIdorlemxmzm84btx9ii-qd3">
+      <w:hyperlink w:history="1" r:id="rIdirs_u6wmqljsjizb4gjry">
         <w:r>
           <w:rPr>
             <w:color w:val="0563C1"/>
@@ -4108,7 +4108,7 @@
       <w:r>
         <w:t xml:space="preserve">Moore, Rebecca. </w:t>
       </w:r>
-      <w:hyperlink w:history="1" r:id="rIdau8u-qegeaxzankgerltb">
+      <w:hyperlink w:history="1" r:id="rIdafgzuaf8nr91alnhzmann">
         <w:r>
           <w:rPr>
             <w:color w:val="0563C1"/>
@@ -4172,7 +4172,7 @@
       <w:r>
         <w:t xml:space="preserve">Lynch, John. </w:t>
       </w:r>
-      <w:hyperlink w:history="1" r:id="rIdewen4vlmieworeqm6hept">
+      <w:hyperlink w:history="1" r:id="rId2avqhprzk9gh-67qxm29o">
         <w:r>
           <w:rPr>
             <w:color w:val="0563C1"/>
@@ -4200,7 +4200,7 @@
       <w:r>
         <w:t xml:space="preserve">Dubois, Laurent. </w:t>
       </w:r>
-      <w:hyperlink w:history="1" r:id="rIdcrn-rtye7vpm3dbiiol5e">
+      <w:hyperlink w:history="1" r:id="rId9ot2gj69fy_jp-bf2xq_h">
         <w:r>
           <w:rPr>
             <w:color w:val="0563C1"/>
@@ -4228,7 +4228,7 @@
       <w:r>
         <w:t xml:space="preserve">Conrad, Robert Edgar. </w:t>
       </w:r>
-      <w:hyperlink w:history="1" r:id="rIdewmokgpdeusbqtn1lxzqg">
+      <w:hyperlink w:history="1" r:id="rIddy2jil5r4vfxxhkvcp25_">
         <w:r>
           <w:rPr>
             <w:color w:val="0563C1"/>
@@ -4253,7 +4253,7 @@
         </w:rPr>
         <w:t xml:space="preserve">Brazil’s share of the Atlantic slave trade. </w:t>
       </w:r>
-      <w:hyperlink w:history="1" r:id="rIdu9mrdbflr8aducalphftg">
+      <w:hyperlink w:history="1" r:id="rIdtyylp35sbu-rdn7l53n5c">
         <w:r>
           <w:rPr>
             <w:color w:val="0563C1"/>
@@ -4281,7 +4281,7 @@
       <w:r>
         <w:t xml:space="preserve">Smith, Peter H. </w:t>
       </w:r>
-      <w:hyperlink w:history="1" r:id="rIdaahsyw46acfuejjqgpih1">
+      <w:hyperlink w:history="1" r:id="rIdjw_usmdv5st8srfvaxaur">
         <w:r>
           <w:rPr>
             <w:color w:val="0563C1"/>
@@ -4309,7 +4309,7 @@
       <w:r>
         <w:t xml:space="preserve">Schlesinger, Stephen, and Stephen Kinzer. </w:t>
       </w:r>
-      <w:hyperlink w:history="1" r:id="rId4sboagvynputx7xvcprj9">
+      <w:hyperlink w:history="1" r:id="rIdjrcefg_yn3y1dmg3uizqz">
         <w:r>
           <w:rPr>
             <w:color w:val="0563C1"/>
@@ -4337,7 +4337,7 @@
       <w:r>
         <w:t xml:space="preserve">Slater, Candace. </w:t>
       </w:r>
-      <w:hyperlink w:history="1" r:id="rIdl43bofoqnibnw2agdeier">
+      <w:hyperlink w:history="1" r:id="rIdormy3jfjk_boardcjijx-">
         <w:r>
           <w:rPr>
             <w:color w:val="0563C1"/>
@@ -4365,7 +4365,7 @@
       <w:r>
         <w:t xml:space="preserve">Taylor, Barbara L., et al. “</w:t>
       </w:r>
-      <w:hyperlink w:history="1" r:id="rIdsod5pq7cayjcg8qkjo7tb">
+      <w:hyperlink w:history="1" r:id="rIdo5xbcm-hstatsa4qtklgl">
         <w:r>
           <w:rPr>
             <w:color w:val="0563C1"/>
@@ -4393,7 +4393,7 @@
       <w:r>
         <w:t xml:space="preserve">NOAA Fisheries. “</w:t>
       </w:r>
-      <w:hyperlink w:history="1" r:id="rIdvceh8sfsdebcnkonphulh">
+      <w:hyperlink w:history="1" r:id="rIdat7_rqtpk6dcbswzvsnob">
         <w:r>
           <w:rPr>
             <w:color w:val="0563C1"/>
@@ -4421,7 +4421,7 @@
       <w:r>
         <w:t xml:space="preserve">Skidmore, Thomas E. </w:t>
       </w:r>
-      <w:hyperlink w:history="1" r:id="rId4_0k_p4wdjp2pqoq-x59h">
+      <w:hyperlink w:history="1" r:id="rIdkdo0atjr6syln3toseopd">
         <w:r>
           <w:rPr>
             <w:color w:val="0563C1"/>
@@ -4449,7 +4449,7 @@
       <w:r>
         <w:t xml:space="preserve">Comisión Nacional sobre la Desaparición de Personas. </w:t>
       </w:r>
-      <w:hyperlink w:history="1" r:id="rIdm6-jnyd0albhq-y-orftq">
+      <w:hyperlink w:history="1" r:id="rIdrcz83c9mfvve9mawzymxn">
         <w:r>
           <w:rPr>
             <w:color w:val="0563C1"/>
@@ -4477,7 +4477,7 @@
       <w:r>
         <w:t xml:space="preserve">Nino, Carlos Santiago. </w:t>
       </w:r>
-      <w:hyperlink w:history="1" r:id="rIdt6jbgljxycfjxb-6_fii9">
+      <w:hyperlink w:history="1" r:id="rIdawki6jestf-lf-4mg63nf">
         <w:r>
           <w:rPr>
             <w:color w:val="0563C1"/>
@@ -4505,7 +4505,7 @@
       <w:r>
         <w:t xml:space="preserve">Bouvard, Marguerite Guzman. </w:t>
       </w:r>
-      <w:hyperlink w:history="1" r:id="rIdlt4ewgu-dfxq0vmsncqfu">
+      <w:hyperlink w:history="1" r:id="rId8yfke9yyc3nsvsdfai8pl">
         <w:r>
           <w:rPr>
             <w:color w:val="0563C1"/>
@@ -4533,7 +4533,7 @@
       <w:r>
         <w:t xml:space="preserve">Kornbluh, Peter. </w:t>
       </w:r>
-      <w:hyperlink w:history="1" r:id="rId0p98pi0bem03dflmj0nzx">
+      <w:hyperlink w:history="1" r:id="rIdn3i735ir3xcaqzb-hbsep">
         <w:r>
           <w:rPr>
             <w:color w:val="0563C1"/>
@@ -4561,7 +4561,7 @@
       <w:r>
         <w:t xml:space="preserve">Jara, Joan. </w:t>
       </w:r>
-      <w:hyperlink w:history="1" r:id="rId3nxj4vhrd2halqsqspe-1">
+      <w:hyperlink w:history="1" r:id="rIdja4uu6kjew7sidka2tuwl">
         <w:r>
           <w:rPr>
             <w:color w:val="0563C1"/>
@@ -4589,7 +4589,7 @@
       <w:r>
         <w:t xml:space="preserve">LeoGrande, William M., and Peter Kornbluh. </w:t>
       </w:r>
-      <w:hyperlink w:history="1" r:id="rIdmgar3_zlbk-cktjnkuzjf">
+      <w:hyperlink w:history="1" r:id="rIdqt3upgottqciyjdc-u4jp">
         <w:r>
           <w:rPr>
             <w:color w:val="0563C1"/>
@@ -4649,7 +4649,7 @@
       <w:r>
         <w:t xml:space="preserve">Secretaría de Gobernación (Mexico). “</w:t>
       </w:r>
-      <w:hyperlink w:history="1" r:id="rIdoyjylyyvyvzdftxbmjrcs">
+      <w:hyperlink w:history="1" r:id="rIdu84evgy-cr7ei6ojgide8">
         <w:r>
           <w:rPr>
             <w:color w:val="0563C1"/>
@@ -4697,7 +4697,7 @@
       <w:r>
         <w:t xml:space="preserve">Finkel, Caroline. </w:t>
       </w:r>
-      <w:hyperlink w:history="1" r:id="rIdy3boitkwwoqz5_z6aeqin">
+      <w:hyperlink w:history="1" r:id="rIdips9mev2c-wlweuzei3jn">
         <w:r>
           <w:rPr>
             <w:color w:val="0563C1"/>
@@ -4725,7 +4725,7 @@
       <w:r>
         <w:t xml:space="preserve">Crowley, Roger. </w:t>
       </w:r>
-      <w:hyperlink w:history="1" r:id="rIdmt_ra0-uks2kni61n-_po">
+      <w:hyperlink w:history="1" r:id="rIdj0ljntnlar2sms-jmly7m">
         <w:r>
           <w:rPr>
             <w:color w:val="0563C1"/>
@@ -4753,7 +4753,7 @@
       <w:r>
         <w:t xml:space="preserve">Barkey, Karen. </w:t>
       </w:r>
-      <w:hyperlink w:history="1" r:id="rId4ktxg0embfrb8fvqmfofr">
+      <w:hyperlink w:history="1" r:id="rId_j-g5nd9apofonhlxggrq">
         <w:r>
           <w:rPr>
             <w:color w:val="0563C1"/>
@@ -4781,7 +4781,7 @@
       <w:r>
         <w:t xml:space="preserve">Mazower, Mark. </w:t>
       </w:r>
-      <w:hyperlink w:history="1" r:id="rIdsgwlzmr_dq_upsoljw4vl">
+      <w:hyperlink w:history="1" r:id="rIdldpm3klc51an1iyfiemvu">
         <w:r>
           <w:rPr>
             <w:color w:val="0563C1"/>
@@ -4809,7 +4809,7 @@
       <w:r>
         <w:t xml:space="preserve">Suny, Ronald Grigor. “</w:t>
       </w:r>
-      <w:hyperlink w:history="1" r:id="rId_gptos95qntoiupsrkckf">
+      <w:hyperlink w:history="1" r:id="rId2nrzan9cw-aazgmzjxr2_">
         <w:r>
           <w:rPr>
             <w:color w:val="0563C1"/>
@@ -4837,7 +4837,7 @@
       <w:r>
         <w:t xml:space="preserve">Power, Samantha. “</w:t>
       </w:r>
-      <w:hyperlink w:history="1" r:id="rIddg_wq3rnxxlispvc56kgh">
+      <w:hyperlink w:history="1" r:id="rIdjwggbjntrtnmvgiramiev">
         <w:r>
           <w:rPr>
             <w:color w:val="0563C1"/>
@@ -4865,7 +4865,7 @@
       <w:r>
         <w:t xml:space="preserve">Hirschon, Renée, ed. </w:t>
       </w:r>
-      <w:hyperlink w:history="1" r:id="rIdv4rqe7_ow4uhssy_lrwjt">
+      <w:hyperlink w:history="1" r:id="rId2sdv8hvxkua2e40lwkqe5">
         <w:r>
           <w:rPr>
             <w:color w:val="0563C1"/>
@@ -4893,7 +4893,7 @@
       <w:r>
         <w:t xml:space="preserve">Rogan, Eugene. </w:t>
       </w:r>
-      <w:hyperlink w:history="1" r:id="rIdjzszrvh_cymmn89ylhimg">
+      <w:hyperlink w:history="1" r:id="rId11_kjxfhtvpijspiuha2y">
         <w:r>
           <w:rPr>
             <w:color w:val="0563C1"/>
@@ -4921,7 +4921,7 @@
       <w:r>
         <w:t xml:space="preserve">Barr, James. </w:t>
       </w:r>
-      <w:hyperlink w:history="1" r:id="rIdv8kow0l8a4a2opj78-wwb">
+      <w:hyperlink w:history="1" r:id="rIdi0mnv73v0o-3ldptu2ndx">
         <w:r>
           <w:rPr>
             <w:color w:val="0563C1"/>
@@ -4949,7 +4949,7 @@
       <w:r>
         <w:t xml:space="preserve">McDowall, David. </w:t>
       </w:r>
-      <w:hyperlink w:history="1" r:id="rIdj9gimr1esxnwnpw5ealee">
+      <w:hyperlink w:history="1" r:id="rIdmcouhiw7whuxth7ajgne8">
         <w:r>
           <w:rPr>
             <w:color w:val="0563C1"/>
@@ -4977,7 +4977,7 @@
       <w:r>
         <w:t xml:space="preserve">Abrahamian, Ervand. </w:t>
       </w:r>
-      <w:hyperlink w:history="1" r:id="rIdomqqqz5dn9anxjbklavbp">
+      <w:hyperlink w:history="1" r:id="rIdyadat8nalbhve_iurbcvx">
         <w:r>
           <w:rPr>
             <w:color w:val="0563C1"/>
@@ -5005,7 +5005,7 @@
       <w:r>
         <w:t xml:space="preserve">Razoux, Pierre. </w:t>
       </w:r>
-      <w:hyperlink w:history="1" r:id="rIdebg8p1-mpo31je1mjzbto">
+      <w:hyperlink w:history="1" r:id="rIdftyhb3ysrerbrcaxrslm1">
         <w:r>
           <w:rPr>
             <w:color w:val="0563C1"/>
@@ -5053,7 +5053,7 @@
       <w:r>
         <w:t xml:space="preserve">Clark, Christopher. </w:t>
       </w:r>
-      <w:hyperlink w:history="1" r:id="rIdye3owito12ayglqlfonvx">
+      <w:hyperlink w:history="1" r:id="rIdhdpqb8c-kxcwlsi6hzccl">
         <w:r>
           <w:rPr>
             <w:color w:val="0563C1"/>
@@ -5081,7 +5081,7 @@
       <w:r>
         <w:t xml:space="preserve">Strachan, Hew. </w:t>
       </w:r>
-      <w:hyperlink w:history="1" r:id="rIdp6hq0mcn6rgtmcf1e383b">
+      <w:hyperlink w:history="1" r:id="rId23vbgertxbnudvyhwmwiz">
         <w:r>
           <w:rPr>
             <w:color w:val="0563C1"/>
@@ -5125,7 +5125,7 @@
       <w:r>
         <w:t xml:space="preserve">Weintraub, Stanley. </w:t>
       </w:r>
-      <w:hyperlink w:history="1" r:id="rIdji8ciafuw8tzygbxv22ex">
+      <w:hyperlink w:history="1" r:id="rIdyxel7jyav90cidu6jcwob">
         <w:r>
           <w:rPr>
             <w:color w:val="0563C1"/>
@@ -5153,7 +5153,7 @@
       <w:r>
         <w:t xml:space="preserve">Johnson, Niall P. A. S., and Juergen Mueller. “</w:t>
       </w:r>
-      <w:hyperlink w:history="1" r:id="rIdmdhgnzhbwu-mfgvznu1p3">
+      <w:hyperlink w:history="1" r:id="rIdc9lwkkruotfels1trmzen">
         <w:r>
           <w:rPr>
             <w:color w:val="0563C1"/>
@@ -5181,7 +5181,7 @@
       <w:r>
         <w:t xml:space="preserve">Spreeuwenberg, Peter, et al. “</w:t>
       </w:r>
-      <w:hyperlink w:history="1" r:id="rIdm9ryk09phon9gkzk3hegn">
+      <w:hyperlink w:history="1" r:id="rIdgf2lrbujacayormeizhxz">
         <w:r>
           <w:rPr>
             <w:color w:val="0563C1"/>
@@ -5209,7 +5209,7 @@
       <w:r>
         <w:t xml:space="preserve">Keynes, John Maynard. </w:t>
       </w:r>
-      <w:hyperlink w:history="1" r:id="rId65wz0paabwnjoduqbjkey">
+      <w:hyperlink w:history="1" r:id="rIdz5lhikdoi5dahdxuv6c38">
         <w:r>
           <w:rPr>
             <w:color w:val="0563C1"/>
@@ -5257,7 +5257,7 @@
       <w:r>
         <w:t xml:space="preserve">Evans, Richard J. </w:t>
       </w:r>
-      <w:hyperlink w:history="1" r:id="rIdf5vdsov0w7ia9q02-nii9">
+      <w:hyperlink w:history="1" r:id="rId-yuz2x_r9psukgn9k-tah">
         <w:r>
           <w:rPr>
             <w:color w:val="0563C1"/>
@@ -5285,7 +5285,7 @@
       <w:r>
         <w:t xml:space="preserve">Hilberg, Raul. </w:t>
       </w:r>
-      <w:hyperlink w:history="1" r:id="rIdnftmjrybwbynyyhk-cuxi">
+      <w:hyperlink w:history="1" r:id="rIdqoe1vdqjekexxesrbqddy">
         <w:r>
           <w:rPr>
             <w:color w:val="0563C1"/>
@@ -5313,7 +5313,7 @@
       <w:r>
         <w:t xml:space="preserve">Kiernan, Ben. </w:t>
       </w:r>
-      <w:hyperlink w:history="1" r:id="rIdkrovyysq6lbvxmeogur_g">
+      <w:hyperlink w:history="1" r:id="rIdhkvwhjcbycpt7hpx2m_qu">
         <w:r>
           <w:rPr>
             <w:color w:val="0563C1"/>
@@ -5341,7 +5341,7 @@
       <w:r>
         <w:t xml:space="preserve">Levitsky, Steven, and Daniel Ziblatt. </w:t>
       </w:r>
-      <w:hyperlink w:history="1" r:id="rIdxi309q19izo8x_z1nks6t">
+      <w:hyperlink w:history="1" r:id="rId9c92yj4ccb_ixpxbb7_iv">
         <w:r>
           <w:rPr>
             <w:color w:val="0563C1"/>
@@ -5369,7 +5369,7 @@
       <w:r>
         <w:t xml:space="preserve">Neiman, Susan. </w:t>
       </w:r>
-      <w:hyperlink w:history="1" r:id="rIdxsgx32l5cjp9yaxizlocb">
+      <w:hyperlink w:history="1" r:id="rIdvmqw_ruig0bhewaidfzvr">
         <w:r>
           <w:rPr>
             <w:color w:val="0563C1"/>
@@ -5413,7 +5413,7 @@
       <w:r>
         <w:t xml:space="preserve">Broberg, Gunnar, and Nils Roll-Hansen, eds. </w:t>
       </w:r>
-      <w:hyperlink w:history="1" r:id="rIda81if7fymmyk2xydlj490">
+      <w:hyperlink w:history="1" r:id="rIdm36mlw46_epb4nwe9ohql">
         <w:r>
           <w:rPr>
             <w:color w:val="0563C1"/>
@@ -5461,7 +5461,7 @@
       <w:r>
         <w:t xml:space="preserve">Jansen, Marius B. </w:t>
       </w:r>
-      <w:hyperlink w:history="1" r:id="rId2ap1vepqpe1qaecclkyjz">
+      <w:hyperlink w:history="1" r:id="rId6pnote5biftj3neab_u9l">
         <w:r>
           <w:rPr>
             <w:color w:val="0563C1"/>
@@ -5489,7 +5489,7 @@
       <w:r>
         <w:t xml:space="preserve">Fogel, Joshua A., ed. </w:t>
       </w:r>
-      <w:hyperlink w:history="1" r:id="rIdleigf7kcca8kx95wuun6f">
+      <w:hyperlink w:history="1" r:id="rId3q-qq4epunsjkgeq6lpws">
         <w:r>
           <w:rPr>
             <w:color w:val="0563C1"/>
@@ -5517,7 +5517,7 @@
       <w:r>
         <w:t xml:space="preserve">Ohnuki-Tierney, Emiko. </w:t>
       </w:r>
-      <w:hyperlink w:history="1" r:id="rIdao-flsi_jmxcvyjtvwpdb">
+      <w:hyperlink w:history="1" r:id="rIdyro6agafbxzkl5ogkduux">
         <w:r>
           <w:rPr>
             <w:color w:val="0563C1"/>
@@ -5545,7 +5545,7 @@
       <w:r>
         <w:t xml:space="preserve">Dower, John W. </w:t>
       </w:r>
-      <w:hyperlink w:history="1" r:id="rIdx9hvgj6ujmalzk-pvb3o4">
+      <w:hyperlink w:history="1" r:id="rId1hs0erlkc83abjcmx9rmn">
         <w:r>
           <w:rPr>
             <w:color w:val="0563C1"/>
@@ -5593,7 +5593,7 @@
       <w:r>
         <w:t xml:space="preserve">Duggan, Christopher. </w:t>
       </w:r>
-      <w:hyperlink w:history="1" r:id="rId7a6s0pa8ggphojhzdk8ke">
+      <w:hyperlink w:history="1" r:id="rIdxio7ubpyvdskjp4frhg9-">
         <w:r>
           <w:rPr>
             <w:color w:val="0563C1"/>
@@ -5621,7 +5621,7 @@
       <w:r>
         <w:t xml:space="preserve">Bosworth, R. J. B. </w:t>
       </w:r>
-      <w:hyperlink w:history="1" r:id="rId17iw7sklhmps1jgbwsjxt">
+      <w:hyperlink w:history="1" r:id="rIdeuhetcppajc1wfhpofhqr">
         <w:r>
           <w:rPr>
             <w:color w:val="0563C1"/>
@@ -5649,7 +5649,7 @@
       <w:r>
         <w:t xml:space="preserve">Domenico, Roy Palmer. </w:t>
       </w:r>
-      <w:hyperlink w:history="1" r:id="rIdya7xnjywvxbfbdsk99ntp">
+      <w:hyperlink w:history="1" r:id="rIdr74ylkzbutcm_pf6yldzw">
         <w:r>
           <w:rPr>
             <w:color w:val="0563C1"/>
@@ -5697,7 +5697,7 @@
       <w:r>
         <w:t xml:space="preserve">Menocal, María Rosa. </w:t>
       </w:r>
-      <w:hyperlink w:history="1" r:id="rIdup9kslyuvov9j0nu-gy1q">
+      <w:hyperlink w:history="1" r:id="rIdgqtasqxjxduscweonjza3">
         <w:r>
           <w:rPr>
             <w:color w:val="0563C1"/>
@@ -5725,7 +5725,7 @@
       <w:r>
         <w:t xml:space="preserve">Fernández-Morera, Darío. </w:t>
       </w:r>
-      <w:hyperlink w:history="1" r:id="rIdupojs8xyii9vykf8l6ksf">
+      <w:hyperlink w:history="1" r:id="rIdxg8p-xf2zrnaywg7gwusg">
         <w:r>
           <w:rPr>
             <w:color w:val="0563C1"/>
@@ -5753,7 +5753,7 @@
       <w:r>
         <w:t xml:space="preserve">Kraemer, Joel L. </w:t>
       </w:r>
-      <w:hyperlink w:history="1" r:id="rId59600axqavue_osspausw">
+      <w:hyperlink w:history="1" r:id="rIdnekk8tqxrwh9vvut_91pw">
         <w:r>
           <w:rPr>
             <w:color w:val="0563C1"/>
@@ -5781,7 +5781,7 @@
       <w:r>
         <w:t xml:space="preserve">Preston, Paul. </w:t>
       </w:r>
-      <w:hyperlink w:history="1" r:id="rIdv_ft5ayguegxaqctb4m9s">
+      <w:hyperlink w:history="1" r:id="rIdwuot3yc3ejj2olqgkqbsh">
         <w:r>
           <w:rPr>
             <w:color w:val="0563C1"/>
@@ -5809,7 +5809,7 @@
       <w:r>
         <w:t xml:space="preserve">Aguilar, Paloma. </w:t>
       </w:r>
-      <w:hyperlink w:history="1" r:id="rId3e7nonqm5aoacaxvuk-x2">
+      <w:hyperlink w:history="1" r:id="rIdxnyhvmi23txu1h58qkalm">
         <w:r>
           <w:rPr>
             <w:color w:val="0563C1"/>
@@ -5873,7 +5873,7 @@
       <w:r>
         <w:t xml:space="preserve">Applebaum, Anne. </w:t>
       </w:r>
-      <w:hyperlink w:history="1" r:id="rId9xod45-gvle4hckdrpowg">
+      <w:hyperlink w:history="1" r:id="rIdbrbryz-agan4bwgdzp71y">
         <w:r>
           <w:rPr>
             <w:color w:val="0563C1"/>
@@ -5901,7 +5901,7 @@
       <w:r>
         <w:t xml:space="preserve">Applebaum, Anne. </w:t>
       </w:r>
-      <w:hyperlink w:history="1" r:id="rIdqersj12gzzpvk9waj3aus">
+      <w:hyperlink w:history="1" r:id="rId-m24zbbst8xmaa-eqnpsh">
         <w:r>
           <w:rPr>
             <w:color w:val="0563C1"/>
@@ -5929,7 +5929,7 @@
       <w:r>
         <w:t xml:space="preserve">Sanford, George. </w:t>
       </w:r>
-      <w:hyperlink w:history="1" r:id="rIde7a6kd1-68uz_kcmiylhd">
+      <w:hyperlink w:history="1" r:id="rIdqihae5w6feu634drmijbb">
         <w:r>
           <w:rPr>
             <w:color w:val="0563C1"/>
@@ -5957,7 +5957,7 @@
       <w:r>
         <w:t xml:space="preserve">Plokhy, Serhii. </w:t>
       </w:r>
-      <w:hyperlink w:history="1" r:id="rIdczx0abctn1uzqazrgzcjj">
+      <w:hyperlink w:history="1" r:id="rIdns-tr8apfy0xagk6wy8wa">
         <w:r>
           <w:rPr>
             <w:color w:val="0563C1"/>
@@ -5985,7 +5985,7 @@
       <w:r>
         <w:t xml:space="preserve">Roberts, Geoffrey. </w:t>
       </w:r>
-      <w:hyperlink w:history="1" r:id="rIdsnjxdzczxqw3-rsmzujhj">
+      <w:hyperlink w:history="1" r:id="rIdkjuiqtukqvhdd36dym3ca">
         <w:r>
           <w:rPr>
             <w:color w:val="0563C1"/>
@@ -6033,7 +6033,7 @@
       <w:r>
         <w:t xml:space="preserve">Dikötter, Frank. </w:t>
       </w:r>
-      <w:hyperlink w:history="1" r:id="rIdlwgtlxj5pwezv6c05z8vq">
+      <w:hyperlink w:history="1" r:id="rIdeugyuhxepakx7khxpwqih">
         <w:r>
           <w:rPr>
             <w:color w:val="0563C1"/>
@@ -6061,7 +6061,7 @@
       <w:r>
         <w:t xml:space="preserve">Yang Jisheng. </w:t>
       </w:r>
-      <w:hyperlink w:history="1" r:id="rIdh21nbafyecrok6su3t_ly">
+      <w:hyperlink w:history="1" r:id="rIdx2w04ys7ogji9xzaoqylf">
         <w:r>
           <w:rPr>
             <w:color w:val="0563C1"/>
@@ -6089,7 +6089,7 @@
       <w:r>
         <w:t xml:space="preserve">MacFarquhar, Roderick, and Michael Schoenhals. </w:t>
       </w:r>
-      <w:hyperlink w:history="1" r:id="rId9vvk4fe-gkzreozewucai">
+      <w:hyperlink w:history="1" r:id="rIdtkr7lymmgrck-l561erek">
         <w:r>
           <w:rPr>
             <w:color w:val="0563C1"/>
@@ -6117,7 +6117,7 @@
       <w:r>
         <w:t xml:space="preserve">Jambeck, Jenna R., et al. “</w:t>
       </w:r>
-      <w:hyperlink w:history="1" r:id="rIdlr7ntwimp9dkqkgpvkfnr">
+      <w:hyperlink w:history="1" r:id="rId73q_pk9l3vs7qcfzk9dps">
         <w:r>
           <w:rPr>
             <w:color w:val="0563C1"/>
@@ -6145,7 +6145,7 @@
       <w:r>
         <w:t xml:space="preserve">Meijer, Lourens J. J., et al. “</w:t>
       </w:r>
-      <w:hyperlink w:history="1" r:id="rIdq_bcz935egarjj1oywrui">
+      <w:hyperlink w:history="1" r:id="rId_5ylmfli8lvdpf5ewzsne">
         <w:r>
           <w:rPr>
             <w:color w:val="0563C1"/>
@@ -6173,7 +6173,7 @@
       <w:r>
         <w:t xml:space="preserve">Economy, Elizabeth C. </w:t>
       </w:r>
-      <w:hyperlink w:history="1" r:id="rIde2nktdpvqasmc9xmz0zqa">
+      <w:hyperlink w:history="1" r:id="rIdobp_qwzdxeocppyhow7yr">
         <w:r>
           <w:rPr>
             <w:color w:val="0563C1"/>
@@ -6233,7 +6233,7 @@
       <w:r>
         <w:t xml:space="preserve">McDonell, Stephen. “</w:t>
       </w:r>
-      <w:hyperlink w:history="1" r:id="rId7mtoq53ihxebztura0zso">
+      <w:hyperlink w:history="1" r:id="rIdhupnoibuftyyyayq57vel">
         <w:r>
           <w:rPr>
             <w:color w:val="0563C1"/>
@@ -6261,7 +6261,7 @@
       <w:r>
         <w:t xml:space="preserve">Agence France-Presse. “‘Oh, Bother’: </w:t>
       </w:r>
-      <w:hyperlink w:history="1" r:id="rIdormtudxuf_3mvmuedlbfm">
+      <w:hyperlink w:history="1" r:id="rIdipumwtqctf80p6pdy18us">
         <w:r>
           <w:rPr>
             <w:color w:val="0563C1"/>
@@ -6309,7 +6309,7 @@
       <w:r>
         <w:t xml:space="preserve">Schama, Simon. </w:t>
       </w:r>
-      <w:hyperlink w:history="1" r:id="rId7ictuoj3kdoweaw5twn8t">
+      <w:hyperlink w:history="1" r:id="rId9bz8s1wh10ujrvrkmfeuv">
         <w:r>
           <w:rPr>
             <w:color w:val="0563C1"/>
@@ -6337,7 +6337,7 @@
       <w:r>
         <w:t xml:space="preserve">Finkelstein, Israel, and Neil Asher Silberman. </w:t>
       </w:r>
-      <w:hyperlink w:history="1" r:id="rIdh372y4r45h_btx7gts-8x">
+      <w:hyperlink w:history="1" r:id="rIdphrpwsc0cseow2j8_mdhh">
         <w:r>
           <w:rPr>
             <w:color w:val="0563C1"/>
@@ -6365,7 +6365,7 @@
       <w:r>
         <w:t xml:space="preserve">VanderKam, James C. </w:t>
       </w:r>
-      <w:hyperlink w:history="1" r:id="rIdflq3ehvhdemwmfl8dxrev">
+      <w:hyperlink w:history="1" r:id="rId31yjiu6avakd1lnmxn-7g">
         <w:r>
           <w:rPr>
             <w:color w:val="0563C1"/>
@@ -6393,7 +6393,7 @@
       <w:r>
         <w:t xml:space="preserve">Magness, Jodi. </w:t>
       </w:r>
-      <w:hyperlink w:history="1" r:id="rIdrbawogv7svcxrsbkkvvsq">
+      <w:hyperlink w:history="1" r:id="rIdetcozv6gat61_tfomeipg">
         <w:r>
           <w:rPr>
             <w:color w:val="0563C1"/>
@@ -6421,7 +6421,7 @@
       <w:r>
         <w:t xml:space="preserve">Morris, Benny. </w:t>
       </w:r>
-      <w:hyperlink w:history="1" r:id="rIdiocbckib4qilnuolhk1s2">
+      <w:hyperlink w:history="1" r:id="rIdm4kx_7evhan8wxa17ojd6">
         <w:r>
           <w:rPr>
             <w:color w:val="0563C1"/>
@@ -6469,7 +6469,7 @@
       <w:r>
         <w:t xml:space="preserve">Gaddis, John Lewis. </w:t>
       </w:r>
-      <w:hyperlink w:history="1" r:id="rIdvjvw4ha-hjazqnxz5okfo">
+      <w:hyperlink w:history="1" r:id="rIdwinjy-4z06nkllmqdunjh">
         <w:r>
           <w:rPr>
             <w:color w:val="0563C1"/>
@@ -6497,7 +6497,7 @@
       <w:r>
         <w:t xml:space="preserve">Savranskaya, Svetlana V. “</w:t>
       </w:r>
-      <w:hyperlink w:history="1" r:id="rId6p11g1k33ojbs3rq16rvq">
+      <w:hyperlink w:history="1" r:id="rId09niv-tbhl2uue6jqxedl">
         <w:r>
           <w:rPr>
             <w:color w:val="0563C1"/>
@@ -6525,7 +6525,7 @@
       <w:r>
         <w:t xml:space="preserve">Hoffman, David E. </w:t>
       </w:r>
-      <w:hyperlink w:history="1" r:id="rIdvym92wbjurv9bzhcmxwyo">
+      <w:hyperlink w:history="1" r:id="rIdntul2qq5dgrxtjmsrj-ed">
         <w:r>
           <w:rPr>
             <w:color w:val="0563C1"/>
@@ -6553,7 +6553,7 @@
       <w:r>
         <w:t xml:space="preserve">Rhodes, Richard. </w:t>
       </w:r>
-      <w:hyperlink w:history="1" r:id="rIdelagbkznouci61d8czxpq">
+      <w:hyperlink w:history="1" r:id="rId0objja2debeeb4bsc19xh">
         <w:r>
           <w:rPr>
             <w:color w:val="0563C1"/>
@@ -6581,7 +6581,7 @@
       <w:r>
         <w:t xml:space="preserve">Niedenthal, Jack. </w:t>
       </w:r>
-      <w:hyperlink w:history="1" r:id="rIdvkr5pqvlpmb3vo9ki20b6">
+      <w:hyperlink w:history="1" r:id="rId6vcolkbcknjqtxedsnurc">
         <w:r>
           <w:rPr>
             <w:color w:val="0563C1"/>
@@ -6629,7 +6629,7 @@
       <w:r>
         <w:t xml:space="preserve">NASA. “</w:t>
       </w:r>
-      <w:hyperlink w:history="1" r:id="rIdihq_522tw3hjj1bgf5u_l">
+      <w:hyperlink w:history="1" r:id="rIds_foshmgg_79_y7akluxn">
         <w:r>
           <w:rPr>
             <w:color w:val="0563C1"/>
@@ -6657,7 +6657,7 @@
       <w:r>
         <w:t xml:space="preserve">Chaikin, Andrew. </w:t>
       </w:r>
-      <w:hyperlink w:history="1" r:id="rIdtqld4hugjmb6ghlxkiiad">
+      <w:hyperlink w:history="1" r:id="rId6jtqdnzq4iwjwzgluurkk">
         <w:r>
           <w:rPr>
             <w:color w:val="0563C1"/>
@@ -6685,7 +6685,7 @@
       <w:r>
         <w:t xml:space="preserve">Siddiqi, Asif A. </w:t>
       </w:r>
-      <w:hyperlink w:history="1" r:id="rId2rgqrbqhuveh5g3q3lmut">
+      <w:hyperlink w:history="1" r:id="rId2v_bl_cn49bkaqnp6mdwf">
         <w:r>
           <w:rPr>
             <w:color w:val="0563C1"/>
@@ -6713,7 +6713,7 @@
       <w:r>
         <w:t xml:space="preserve">Colaprete, Anthony, et al. “</w:t>
       </w:r>
-      <w:hyperlink w:history="1" r:id="rIdfahqt_h5gefy7hkwltpzr">
+      <w:hyperlink w:history="1" r:id="rIdau1-qfdjb66oiwgjhinlz">
         <w:r>
           <w:rPr>
             <w:color w:val="0563C1"/>
@@ -6741,7 +6741,7 @@
       <w:r>
         <w:t xml:space="preserve">Sheehan, William. </w:t>
       </w:r>
-      <w:hyperlink w:history="1" r:id="rIdahyjo45wvkrryv4o2hqpl">
+      <w:hyperlink w:history="1" r:id="rIdb5dcpn6hfclornlev6sle">
         <w:r>
           <w:rPr>
             <w:color w:val="0563C1"/>
@@ -6769,7 +6769,7 @@
       <w:r>
         <w:t xml:space="preserve">Grotzinger, John P., et al. “</w:t>
       </w:r>
-      <w:hyperlink w:history="1" r:id="rIdciegsrjon4ewpr3mkczv5">
+      <w:hyperlink w:history="1" r:id="rIdgyizo_xnvlgcfcuuxjxto">
         <w:r>
           <w:rPr>
             <w:color w:val="0563C1"/>
@@ -6797,7 +6797,7 @@
       <w:r>
         <w:t xml:space="preserve">Mangold, Nicolas, et al. “</w:t>
       </w:r>
-      <w:hyperlink w:history="1" r:id="rIdiook95bbur3bnwun4ooco">
+      <w:hyperlink w:history="1" r:id="rIdvcvmrlq_wmujlcczocgpd">
         <w:r>
           <w:rPr>
             <w:color w:val="0563C1"/>
@@ -6845,7 +6845,7 @@
       <w:r>
         <w:t xml:space="preserve">Ashby, Neil. “</w:t>
       </w:r>
-      <w:hyperlink w:history="1" r:id="rIdklktblaenspmiaj1qisyp">
+      <w:hyperlink w:history="1" r:id="rId0c0u14gmhmj2dipm3zgly">
         <w:r>
           <w:rPr>
             <w:color w:val="0563C1"/>
@@ -6873,7 +6873,7 @@
       <w:r>
         <w:t xml:space="preserve">Dyson, F. W., A. S. Eddington, and C. Davidson. “</w:t>
       </w:r>
-      <w:hyperlink w:history="1" r:id="rIdajrs4ivqhudz5nkvsdi6s">
+      <w:hyperlink w:history="1" r:id="rIdvixv78anm6rhf00v9ytol">
         <w:r>
           <w:rPr>
             <w:color w:val="0563C1"/>
@@ -6901,7 +6901,7 @@
       <w:r>
         <w:t xml:space="preserve">Au, Whitlow W. L. </w:t>
       </w:r>
-      <w:hyperlink w:history="1" r:id="rIdu5inxxw0hcspslfedyikl">
+      <w:hyperlink w:history="1" r:id="rIdrdqoy_ejvz-c7xm80vfcw">
         <w:r>
           <w:rPr>
             <w:color w:val="0563C1"/>
@@ -6929,7 +6929,7 @@
       <w:r>
         <w:t xml:space="preserve">Susskind, Leonard. “</w:t>
       </w:r>
-      <w:hyperlink w:history="1" r:id="rIdvpggjby4mg3saszfyrogf">
+      <w:hyperlink w:history="1" r:id="rId7kirxvalxn_eennvjqgvt">
         <w:r>
           <w:rPr>
             <w:color w:val="0563C1"/>
@@ -6957,7 +6957,7 @@
       <w:r>
         <w:t xml:space="preserve">Scerri, Eric R. </w:t>
       </w:r>
-      <w:hyperlink w:history="1" r:id="rIdagwqxkicmp8bv1qkue2hh">
+      <w:hyperlink w:history="1" r:id="rId4vchyakfmh7rum9qzuqho">
         <w:r>
           <w:rPr>
             <w:color w:val="0563C1"/>
@@ -6985,7 +6985,7 @@
       <w:r>
         <w:t xml:space="preserve">Erisman, Jan Willem, et al. “</w:t>
       </w:r>
-      <w:hyperlink w:history="1" r:id="rIdjstowzea90fzyzbmzajdu">
+      <w:hyperlink w:history="1" r:id="rIdrlawjyzs678s6fzwdoimz">
         <w:r>
           <w:rPr>
             <w:color w:val="0563C1"/>
@@ -7013,7 +7013,7 @@
       <w:r>
         <w:t xml:space="preserve">Watson, J. D., and F. H. C. Crick. “</w:t>
       </w:r>
-      <w:hyperlink w:history="1" r:id="rIdcpijfehodocuy5vlfwtbr">
+      <w:hyperlink w:history="1" r:id="rIdmpwb8gizncqs66-cmbswe">
         <w:r>
           <w:rPr>
             <w:color w:val="0563C1"/>
@@ -7041,7 +7041,7 @@
       <w:r>
         <w:t xml:space="preserve">Franklin, Rosalind E., and R. G. Gosling. “</w:t>
       </w:r>
-      <w:hyperlink w:history="1" r:id="rId8nyj_xeaj4jivu91hkfxx">
+      <w:hyperlink w:history="1" r:id="rIddthmistoy-q7sgptrycbe">
         <w:r>
           <w:rPr>
             <w:color w:val="0563C1"/>
@@ -7069,7 +7069,7 @@
       <w:r>
         <w:t xml:space="preserve">International Human Genome Sequencing Consortium. “</w:t>
       </w:r>
-      <w:hyperlink w:history="1" r:id="rIdekurxadnhlpvwmsuc_z8n">
+      <w:hyperlink w:history="1" r:id="rIdfgsxvochklnuqe2xwdyjb">
         <w:r>
           <w:rPr>
             <w:color w:val="0563C1"/>
@@ -7097,7 +7097,7 @@
       <w:r>
         <w:t xml:space="preserve">International Human Genome Sequencing Consortium. “</w:t>
       </w:r>
-      <w:hyperlink w:history="1" r:id="rIddk5p_c9m-12hsm3flzhw7">
+      <w:hyperlink w:history="1" r:id="rIdwnw92tl5dhw3p177t1upr">
         <w:r>
           <w:rPr>
             <w:color w:val="0563C1"/>
@@ -7125,7 +7125,7 @@
       <w:r>
         <w:t xml:space="preserve">Nurk, Sergey, et al. “</w:t>
       </w:r>
-      <w:hyperlink w:history="1" r:id="rIdgmaltt4gtqow_brtmzhbe">
+      <w:hyperlink w:history="1" r:id="rIdn791u0nfrgw73q9c1dwlj">
         <w:r>
           <w:rPr>
             <w:color w:val="0563C1"/>
@@ -7153,7 +7153,7 @@
       <w:r>
         <w:t xml:space="preserve">Vine, F. J., and D. H. Matthews. “</w:t>
       </w:r>
-      <w:hyperlink w:history="1" r:id="rIdetoixuwf3tl5myjvv5gtc">
+      <w:hyperlink w:history="1" r:id="rIdyzugqbtjfs2zc5sdyu7gb">
         <w:r>
           <w:rPr>
             <w:color w:val="0563C1"/>
@@ -7181,7 +7181,7 @@
       <w:r>
         <w:t xml:space="preserve">Alpher, Ralph A., and Robert Herman. “</w:t>
       </w:r>
-      <w:hyperlink w:history="1" r:id="rIdkmjnbnal112rsvu9knbjq">
+      <w:hyperlink w:history="1" r:id="rIdpibv-yyurbn6eo-dyn9hw">
         <w:r>
           <w:rPr>
             <w:color w:val="0563C1"/>
@@ -7209,7 +7209,7 @@
       <w:r>
         <w:t xml:space="preserve">Penzias, A. A., and R. W. Wilson. “</w:t>
       </w:r>
-      <w:hyperlink w:history="1" r:id="rIdmswfqsonuez1qqejsjlnz">
+      <w:hyperlink w:history="1" r:id="rIdsjkjc-c6utwnloi_etvrn">
         <w:r>
           <w:rPr>
             <w:color w:val="0563C1"/>
@@ -7237,7 +7237,7 @@
       <w:r>
         <w:t xml:space="preserve">Fleischmann, Martin, and Stanley Pons. “</w:t>
       </w:r>
-      <w:hyperlink w:history="1" r:id="rIdkgak8t4poh-aeytawckyc">
+      <w:hyperlink w:history="1" r:id="rId4nb52yheveh-2mf4olmom">
         <w:r>
           <w:rPr>
             <w:color w:val="0563C1"/>
@@ -7265,7 +7265,7 @@
       <w:r>
         <w:t xml:space="preserve">Wolfe-Simon, Felisa, et al. “</w:t>
       </w:r>
-      <w:hyperlink w:history="1" r:id="rIdtpbasdgjpirya7p2invny">
+      <w:hyperlink w:history="1" r:id="rIdhw-3vpdnwecmzoh0r5u73">
         <w:r>
           <w:rPr>
             <w:color w:val="0563C1"/>
@@ -7293,7 +7293,7 @@
       <w:r>
         <w:t xml:space="preserve">Reaves, Marshall Louis, et al. “</w:t>
       </w:r>
-      <w:hyperlink w:history="1" r:id="rIdhct1tt0gwnqjlctjzuuw-">
+      <w:hyperlink w:history="1" r:id="rIdbg6bp02diclx5xi0hv3zl">
         <w:r>
           <w:rPr>
             <w:color w:val="0563C1"/>
@@ -7341,7 +7341,7 @@
       <w:r>
         <w:t xml:space="preserve">Dalrymple, William. </w:t>
       </w:r>
-      <w:hyperlink w:history="1" r:id="rIdvjzrwed_eikucb90bw3qz">
+      <w:hyperlink w:history="1" r:id="rId-mcfip4qhyf0cnyupwl-v">
         <w:r>
           <w:rPr>
             <w:color w:val="0563C1"/>
@@ -7369,7 +7369,7 @@
       <w:r>
         <w:t xml:space="preserve">Maddison, Angus. </w:t>
       </w:r>
-      <w:hyperlink w:history="1" r:id="rIdmnykikjy5nzs1i6wjwg5_">
+      <w:hyperlink w:history="1" r:id="rIdvm7-bvwzlyik6nzgpqqap">
         <w:r>
           <w:rPr>
             <w:color w:val="0563C1"/>
@@ -7397,7 +7397,7 @@
       <w:r>
         <w:t xml:space="preserve">Sen, Amartya. </w:t>
       </w:r>
-      <w:hyperlink w:history="1" r:id="rId16wvwcqqe7uwexrvy-9eq">
+      <w:hyperlink w:history="1" r:id="rIdo6gjvwd5dpytsqzusb4bi">
         <w:r>
           <w:rPr>
             <w:color w:val="0563C1"/>
@@ -7425,7 +7425,7 @@
       <w:r>
         <w:t xml:space="preserve">Khan, Yasmin. </w:t>
       </w:r>
-      <w:hyperlink w:history="1" r:id="rIduxxhlqwj4-3_b4dgc37mz">
+      <w:hyperlink w:history="1" r:id="rId3l_hyvlc8frjzine3tzmd">
         <w:r>
           <w:rPr>
             <w:color w:val="0563C1"/>
@@ -7453,7 +7453,7 @@
       <w:r>
         <w:t xml:space="preserve">Elkins, Caroline. </w:t>
       </w:r>
-      <w:hyperlink w:history="1" r:id="rIdxzlmr9ramzsxwnbx4tom8">
+      <w:hyperlink w:history="1" r:id="rIdi7jv70zrvkku3w7gnrghn">
         <w:r>
           <w:rPr>
             <w:color w:val="0563C1"/>
@@ -7481,7 +7481,7 @@
       <w:r>
         <w:t xml:space="preserve">Jansen, Jan C., and Jürgen Osterhammel. </w:t>
       </w:r>
-      <w:hyperlink w:history="1" r:id="rIdw66sfe8x6ivoeryvipgjv">
+      <w:hyperlink w:history="1" r:id="rIdv_d8lfs_7a1nplh8bsipq">
         <w:r>
           <w:rPr>
             <w:color w:val="0563C1"/>
@@ -7509,7 +7509,7 @@
       <w:r>
         <w:t xml:space="preserve">Des Forges, Alison. </w:t>
       </w:r>
-      <w:hyperlink w:history="1" r:id="rIdbobkld3scqukc_35yqlww">
+      <w:hyperlink w:history="1" r:id="rId9afyh9hejfutai3xnu3r4">
         <w:r>
           <w:rPr>
             <w:color w:val="0563C1"/>
@@ -7537,7 +7537,7 @@
       <w:r>
         <w:t xml:space="preserve">Newbury, Catharine. </w:t>
       </w:r>
-      <w:hyperlink w:history="1" r:id="rIdwrocfnp1dnreejrlvthfn">
+      <w:hyperlink w:history="1" r:id="rId3cnypxzxwg0he5jsudoe-">
         <w:r>
           <w:rPr>
             <w:color w:val="0563C1"/>
@@ -7585,7 +7585,7 @@
       <w:r>
         <w:t xml:space="preserve">Branch, Taylor. </w:t>
       </w:r>
-      <w:hyperlink w:history="1" r:id="rIdhzohzui4saibhsz6nbxdk">
+      <w:hyperlink w:history="1" r:id="rIdelugvuqccxdwx4_cb2vfs">
         <w:r>
           <w:rPr>
             <w:color w:val="0563C1"/>
@@ -7613,7 +7613,7 @@
       <w:r>
         <w:t xml:space="preserve">Hoose, Phillip. </w:t>
       </w:r>
-      <w:hyperlink w:history="1" r:id="rIdm-o5nbfvogvo6awhqpciy">
+      <w:hyperlink w:history="1" r:id="rIdvypzd5crd5oxy2eicdi3j">
         <w:r>
           <w:rPr>
             <w:color w:val="0563C1"/>
@@ -7641,7 +7641,7 @@
       <w:r>
         <w:t xml:space="preserve">Tyson, Timothy B. </w:t>
       </w:r>
-      <w:hyperlink w:history="1" r:id="rIdemftlbuzjg-g0f-qxf3vg">
+      <w:hyperlink w:history="1" r:id="rIdq2z2oktpwq5xrc2y8jbs4">
         <w:r>
           <w:rPr>
             <w:color w:val="0563C1"/>
@@ -7669,7 +7669,7 @@
       <w:r>
         <w:t xml:space="preserve">Mandela, Nelson. </w:t>
       </w:r>
-      <w:hyperlink w:history="1" r:id="rId5tqpm2n8-co4rzu1fteej">
+      <w:hyperlink w:history="1" r:id="rIdbxj1nvtos7tx-n3berk88">
         <w:r>
           <w:rPr>
             <w:color w:val="0563C1"/>
@@ -7697,7 +7697,7 @@
       <w:r>
         <w:t xml:space="preserve">Carter, David. </w:t>
       </w:r>
-      <w:hyperlink w:history="1" r:id="rIdvn6txzghb8-iwryjdvu3x">
+      <w:hyperlink w:history="1" r:id="rId-zu1_eim5ded4vwue0n1_">
         <w:r>
           <w:rPr>
             <w:color w:val="0563C1"/>
@@ -7745,7 +7745,7 @@
       <w:r>
         <w:t xml:space="preserve">Turing, A. M. “</w:t>
       </w:r>
-      <w:hyperlink w:history="1" r:id="rId0abtxvablhqitynmve_ua">
+      <w:hyperlink w:history="1" r:id="rIdf58cyz3nikhll2ultv11_">
         <w:r>
           <w:rPr>
             <w:color w:val="0563C1"/>
@@ -7773,7 +7773,7 @@
       <w:r>
         <w:t xml:space="preserve">Copeland, B. Jack, ed. </w:t>
       </w:r>
-      <w:hyperlink w:history="1" r:id="rIdwd71vkhcsjkfhz9ip3uuw">
+      <w:hyperlink w:history="1" r:id="rId4u0mps-zsnzqphqtzz9r2">
         <w:r>
           <w:rPr>
             <w:color w:val="0563C1"/>
@@ -7801,7 +7801,7 @@
       <w:r>
         <w:t xml:space="preserve">Isaacson, Walter. </w:t>
       </w:r>
-      <w:hyperlink w:history="1" r:id="rIdzcuzpx0a7g4crwn5zdndx">
+      <w:hyperlink w:history="1" r:id="rIdpx3qkf6jfqxekcfoqdkzk">
         <w:r>
           <w:rPr>
             <w:color w:val="0563C1"/>
@@ -7829,7 +7829,7 @@
       <w:r>
         <w:t xml:space="preserve">Vosoughi, Soroush, Deb Roy, and Sinan Aral. “</w:t>
       </w:r>
-      <w:hyperlink w:history="1" r:id="rIdm2f2cxugs9u_n2g1orgd3">
+      <w:hyperlink w:history="1" r:id="rIdaf9zxityvtv5rtt1fvpsa">
         <w:r>
           <w:rPr>
             <w:color w:val="0563C1"/>
@@ -7877,7 +7877,7 @@
       <w:r>
         <w:t xml:space="preserve">Stuart, David. </w:t>
       </w:r>
-      <w:hyperlink w:history="1" r:id="rIdx7l8oxhjw-mmrorcpnzu9">
+      <w:hyperlink w:history="1" r:id="rIdzifwuy8pxjbfsvmsp8qun">
         <w:r>
           <w:rPr>
             <w:color w:val="0563C1"/>
@@ -7905,7 +7905,7 @@
       <w:r>
         <w:t xml:space="preserve">Aveni, Anthony. </w:t>
       </w:r>
-      <w:hyperlink w:history="1" r:id="rIdem-bqior7l-n4hh3oh3-i">
+      <w:hyperlink w:history="1" r:id="rIdly5mqgs0wgupthwzwscex">
         <w:r>
           <w:rPr>
             <w:color w:val="0563C1"/>
@@ -7953,7 +7953,7 @@
       <w:r>
         <w:t xml:space="preserve">Meech, Karen J., et al. “</w:t>
       </w:r>
-      <w:hyperlink w:history="1" r:id="rIdgh5hin9l3sfh6tywizwdq">
+      <w:hyperlink w:history="1" r:id="rIdiicldd81bflewlk1kewbe">
         <w:r>
           <w:rPr>
             <w:color w:val="0563C1"/>
@@ -7981,7 +7981,7 @@
       <w:r>
         <w:t xml:space="preserve">Micheli, Marco, et al. “</w:t>
       </w:r>
-      <w:hyperlink w:history="1" r:id="rIdnykkewkvmm0vj5euf5qbz">
+      <w:hyperlink w:history="1" r:id="rIdfh12sehu6kergefu99r6n">
         <w:r>
           <w:rPr>
             <w:color w:val="0563C1"/>
@@ -8009,7 +8009,7 @@
       <w:r>
         <w:t xml:space="preserve">‘Oumuamua ISSI Team. “</w:t>
       </w:r>
-      <w:hyperlink w:history="1" r:id="rIdzq3zjy8l1wvn2xk0i-r5g">
+      <w:hyperlink w:history="1" r:id="rIdthgwpoz15fgqpy8veavy0">
         <w:r>
           <w:rPr>
             <w:color w:val="0563C1"/>
@@ -8037,7 +8037,7 @@
       <w:r>
         <w:t xml:space="preserve">Staff at the National Astronomy and Ionosphere Center. “</w:t>
       </w:r>
-      <w:hyperlink w:history="1" r:id="rIdh18_odwjmvq-iz4sadr9r">
+      <w:hyperlink w:history="1" r:id="rIduwdiplf2oonxpx3novb30">
         <w:r>
           <w:rPr>
             <w:color w:val="0563C1"/>
@@ -8101,7 +8101,7 @@
       <w:r>
         <w:t xml:space="preserve">Riley, James C. “</w:t>
       </w:r>
-      <w:hyperlink w:history="1" r:id="rIdfq6ofqbo5k2ndrpuatx8c">
+      <w:hyperlink w:history="1" r:id="rId3aheplv9-1uxi0mmq1d49">
         <w:r>
           <w:rPr>
             <w:color w:val="0563C1"/>
@@ -8129,7 +8129,7 @@
       <w:r>
         <w:t xml:space="preserve">Bliss, Michael. </w:t>
       </w:r>
-      <w:hyperlink w:history="1" r:id="rIdnkqxykbyqoaiietv3pqkr">
+      <w:hyperlink w:history="1" r:id="rIdpcadetsnmwhvu03yrpobu">
         <w:r>
           <w:rPr>
             <w:color w:val="0563C1"/>
@@ -8157,7 +8157,7 @@
       <w:r>
         <w:t xml:space="preserve">Reverby, Susan M. </w:t>
       </w:r>
-      <w:hyperlink w:history="1" r:id="rIdgjh4yfd7gllvummoqix-2">
+      <w:hyperlink w:history="1" r:id="rIdjyteheozkmkjhsalgoxyg">
         <w:r>
           <w:rPr>
             <w:color w:val="0563C1"/>
@@ -8185,7 +8185,7 @@
       <w:r>
         <w:t xml:space="preserve">Keefe, Patrick Radden. </w:t>
       </w:r>
-      <w:hyperlink w:history="1" r:id="rIdgi1rsxblihtjd1mtwzuwg">
+      <w:hyperlink w:history="1" r:id="rIdrsorkgtlquzr2_vwe1brp">
         <w:r>
           <w:rPr>
             <w:color w:val="0563C1"/>
@@ -8213,7 +8213,7 @@
       <w:r>
         <w:t xml:space="preserve">Antimicrobial Resistance Collaborators. “</w:t>
       </w:r>
-      <w:hyperlink w:history="1" r:id="rId44pfss-3pyuqwdekxr7jf">
+      <w:hyperlink w:history="1" r:id="rIdekjjyljqsbekghyqkvkpe">
         <w:r>
           <w:rPr>
             <w:color w:val="0563C1"/>
@@ -8241,7 +8241,7 @@
       <w:r>
         <w:t xml:space="preserve">Van Bressem, Marie-Françoise, et al. “</w:t>
       </w:r>
-      <w:hyperlink w:history="1" r:id="rId6yj_umy2by_bwzot6npzs">
+      <w:hyperlink w:history="1" r:id="rIdcevigowx5s998gxedpjus">
         <w:r>
           <w:rPr>
             <w:color w:val="0563C1"/>
@@ -8269,7 +8269,7 @@
       <w:r>
         <w:t xml:space="preserve">Oshinsky, David M. </w:t>
       </w:r>
-      <w:hyperlink w:history="1" r:id="rIdr_4e8ysajbbf5etlyfh2m">
+      <w:hyperlink w:history="1" r:id="rIdglhxj_2jklir2ppm67gt6">
         <w:r>
           <w:rPr>
             <w:color w:val="0563C1"/>
@@ -8297,7 +8297,7 @@
       <w:r>
         <w:t xml:space="preserve">Polack, Fernando P., et al. “</w:t>
       </w:r>
-      <w:hyperlink w:history="1" r:id="rIdj9fq3_63w0cx9dzns8zhg">
+      <w:hyperlink w:history="1" r:id="rIdfjn-uduvv71yijvhhebus">
         <w:r>
           <w:rPr>
             <w:color w:val="0563C1"/>
@@ -8345,7 +8345,7 @@
       <w:r>
         <w:t xml:space="preserve">Arrhenius, Svante. “</w:t>
       </w:r>
-      <w:hyperlink w:history="1" r:id="rIdh4uhhqjkynvzfrhbsdjcm">
+      <w:hyperlink w:history="1" r:id="rIdygjglqqimrrjmlb5jivwx">
         <w:r>
           <w:rPr>
             <w:color w:val="0563C1"/>
@@ -8373,7 +8373,7 @@
       <w:r>
         <w:t xml:space="preserve">Philip, Sjoukje Y., et al. “</w:t>
       </w:r>
-      <w:hyperlink w:history="1" r:id="rIdh8uozz3dkhtzzdvgagx5a">
+      <w:hyperlink w:history="1" r:id="rIdvgsr2veqciezjwqf245pr">
         <w:r>
           <w:rPr>
             <w:color w:val="0563C1"/>
@@ -8401,7 +8401,7 @@
       <w:r>
         <w:t xml:space="preserve">Supran, G., S. Rahmstorf, and N. Oreskes. “</w:t>
       </w:r>
-      <w:hyperlink w:history="1" r:id="rIdhr3b7xiu2wvviwbw_6odz">
+      <w:hyperlink w:history="1" r:id="rIdurtb1w9no2kx92bd7ozgn">
         <w:r>
           <w:rPr>
             <w:color w:val="0563C1"/>
@@ -8429,7 +8429,7 @@
       <w:r>
         <w:t xml:space="preserve">Witze, Alexandra. “</w:t>
       </w:r>
-      <w:hyperlink w:history="1" r:id="rId03qad-yuvsxtu2tmuj146">
+      <w:hyperlink w:history="1" r:id="rId1cjwapzqrrxa-mddeua95">
         <w:r>
           <w:rPr>
             <w:color w:val="0563C1"/>
@@ -8457,7 +8457,7 @@
       <w:r>
         <w:t xml:space="preserve">IPCC. </w:t>
       </w:r>
-      <w:hyperlink w:history="1" r:id="rId0lzreeqwo4kxprdfjoaey">
+      <w:hyperlink w:history="1" r:id="rIdtkh1srwg8xxe3tjeepcud">
         <w:r>
           <w:rPr>
             <w:color w:val="0563C1"/>
@@ -8485,7 +8485,7 @@
       <w:r>
         <w:t xml:space="preserve">Morlighem, Mathieu, et al. “</w:t>
       </w:r>
-      <w:hyperlink w:history="1" r:id="rIdhkh044n_lj4dxlmoc6g9e">
+      <w:hyperlink w:history="1" r:id="rIdhaejfdd51l47ujrlzztwy">
         <w:r>
           <w:rPr>
             <w:color w:val="0563C1"/>
@@ -8513,7 +8513,7 @@
       <w:r>
         <w:t xml:space="preserve">IMBIE Team. “</w:t>
       </w:r>
-      <w:hyperlink w:history="1" r:id="rId2zlgdt-hbp7shuvvwghav">
+      <w:hyperlink w:history="1" r:id="rId61h80uqown15vhqjd3yfj">
         <w:r>
           <w:rPr>
             <w:color w:val="0563C1"/>
@@ -8541,7 +8541,7 @@
       <w:r>
         <w:t xml:space="preserve">Joughin, Ian, Benjamin E. Smith, and Brooke Medley. “</w:t>
       </w:r>
-      <w:hyperlink w:history="1" r:id="rIdz_vkg7gjngjuudpkt9gc7">
+      <w:hyperlink w:history="1" r:id="rIdjbq4719pjb2wr_al2nfds">
         <w:r>
           <w:rPr>
             <w:color w:val="0563C1"/>
@@ -8569,7 +8569,7 @@
       <w:r>
         <w:t xml:space="preserve">Secretariat of the Antarctic Treaty. “</w:t>
       </w:r>
-      <w:hyperlink w:history="1" r:id="rId39uxndgg2dj8gyiadwfnj">
+      <w:hyperlink w:history="1" r:id="rIdjwwyubxposrjasxolfbpj">
         <w:r>
           <w:rPr>
             <w:color w:val="0563C1"/>
@@ -8597,7 +8597,7 @@
       <w:r>
         <w:t xml:space="preserve">Office of the Historian, US Department of State. </w:t>
       </w:r>
-      <w:hyperlink w:history="1" r:id="rIdxwsxhdrs3pcc9tqnfqqws">
+      <w:hyperlink w:history="1" r:id="rIdsxiyp1r1gmmr3zetj0uf6">
         <w:r>
           <w:rPr>
             <w:color w:val="0563C1"/>
@@ -8625,7 +8625,7 @@
       <w:r>
         <w:t xml:space="preserve">“‘Greenland Belongs to Greenland’: </w:t>
       </w:r>
-      <w:hyperlink w:history="1" r:id="rIdcwgwt5y9ajo0ox44m_zz8">
+      <w:hyperlink w:history="1" r:id="rIdzfo4bqa0m_bkwejiv6kdw">
         <w:r>
           <w:rPr>
             <w:color w:val="0563C1"/>
@@ -8653,7 +8653,7 @@
       <w:r>
         <w:t xml:space="preserve">BBC News. Report on </w:t>
       </w:r>
-      <w:hyperlink w:history="1" r:id="rIdbkgmdifeljuidgyashgmj">
+      <w:hyperlink w:history="1" r:id="rIdexjqhx7_dddy6lrej83fa">
         <w:r>
           <w:rPr>
             <w:color w:val="0563C1"/>
@@ -8681,7 +8681,7 @@
       <w:r>
         <w:t xml:space="preserve">BBC News. </w:t>
       </w:r>
-      <w:hyperlink w:history="1" r:id="rIdbhamxttku9yu7bjmwwhyy">
+      <w:hyperlink w:history="1" r:id="rId44qzpi2ma2wz0uakffj3t">
         <w:r>
           <w:rPr>
             <w:color w:val="0563C1"/>
@@ -8709,7 +8709,7 @@
       <w:r>
         <w:t xml:space="preserve">Statistics Greenland. “</w:t>
       </w:r>
-      <w:hyperlink w:history="1" r:id="rIdggwqchtx__fu4tklchotx">
+      <w:hyperlink w:history="1" r:id="rIdntsw-injciticyx7g_1nw">
         <w:r>
           <w:rPr>
             <w:color w:val="0563C1"/>
@@ -8773,7 +8773,7 @@
       <w:r>
         <w:t xml:space="preserve">COVID-19 National Preparedness Collaborators. “</w:t>
       </w:r>
-      <w:hyperlink w:history="1" r:id="rIdgtlxqqccf77fvm9keekmm">
+      <w:hyperlink w:history="1" r:id="rIdob_kvcxdjv7rytgux7gle">
         <w:r>
           <w:rPr>
             <w:color w:val="0563C1"/>
@@ -8801,7 +8801,7 @@
       <w:r>
         <w:t xml:space="preserve">Msemburi, William, et al. “</w:t>
       </w:r>
-      <w:hyperlink w:history="1" r:id="rIdrdox_d2wrxgs0lte1qw6o">
+      <w:hyperlink w:history="1" r:id="rIdltozu-ckn2wmfrg15vljr">
         <w:r>
           <w:rPr>
             <w:color w:val="0563C1"/>
@@ -8885,7 +8885,7 @@
       <w:r>
         <w:t xml:space="preserve">Jinek, Martin, et al. “</w:t>
       </w:r>
-      <w:hyperlink w:history="1" r:id="rIdrhndqrkdzixef3hi4vphp">
+      <w:hyperlink w:history="1" r:id="rIdjtinaxpewbuhpyoco9gn-">
         <w:r>
           <w:rPr>
             <w:color w:val="0563C1"/>
@@ -8913,7 +8913,7 @@
       <w:r>
         <w:t xml:space="preserve">Fehilly, Carole B., S. M. Willadsen, and Elizabeth M. Tucker. “</w:t>
       </w:r>
-      <w:hyperlink w:history="1" r:id="rIdlq9cueogqyzadr8qj3owk">
+      <w:hyperlink w:history="1" r:id="rIdrpdbxc1dovs5hdv17p6fn">
         <w:r>
           <w:rPr>
             <w:color w:val="0563C1"/>
@@ -8961,7 +8961,7 @@
       <w:r>
         <w:t xml:space="preserve">Ganopolski, A., R. Winkelmann, and H. J. Schellnhuber. “</w:t>
       </w:r>
-      <w:hyperlink w:history="1" r:id="rIdim_xchpy3sj1gs8z6fvj6">
+      <w:hyperlink w:history="1" r:id="rIddsb979whjhkqewkzxkzzr">
         <w:r>
           <w:rPr>
             <w:color w:val="0563C1"/>
@@ -9009,7 +9009,7 @@
       <w:r>
         <w:t xml:space="preserve">Hawking, S. W. “</w:t>
       </w:r>
-      <w:hyperlink w:history="1" r:id="rIdhmxcjhvd2a3m3ual8chug">
+      <w:hyperlink w:history="1" r:id="rIdndkzj7cmqpkk16isepg7l">
         <w:r>
           <w:rPr>
             <w:color w:val="0563C1"/>
@@ -9037,7 +9037,7 @@
       <w:r>
         <w:t xml:space="preserve">LIGO Scientific Collaboration and Virgo Collaboration. “</w:t>
       </w:r>
-      <w:hyperlink w:history="1" r:id="rIdjgs3gjwjjo1waplqbc6_y">
+      <w:hyperlink w:history="1" r:id="rIdbkvzee-4tz61ikyhmw5bp">
         <w:r>
           <w:rPr>
             <w:color w:val="0563C1"/>
@@ -9065,7 +9065,7 @@
       <w:r>
         <w:t xml:space="preserve">ATLAS Collaboration. “</w:t>
       </w:r>
-      <w:hyperlink w:history="1" r:id="rIds38rjyuxbjs6jewcjxvsu">
+      <w:hyperlink w:history="1" r:id="rIdhc330lhoydpnwmiyzbfsx">
         <w:r>
           <w:rPr>
             <w:color w:val="0563C1"/>
@@ -9093,7 +9093,7 @@
       <w:r>
         <w:t xml:space="preserve">Abu-Shawareb, H., et al. (Indirect Drive ICF Collaboration). “</w:t>
       </w:r>
-      <w:hyperlink w:history="1" r:id="rIdrpcsfeyevytnqeliguuvk">
+      <w:hyperlink w:history="1" r:id="rIdixagnu3dr2uqgxnuo4uou">
         <w:r>
           <w:rPr>
             <w:color w:val="0563C1"/>

--- a/The Dolphins' View of History/chapters/Notes and Sources.docx
+++ b/The Dolphins' View of History/chapters/Notes and Sources.docx
@@ -83,7 +83,7 @@
       <w:r>
         <w:t xml:space="preserve">Thewissen, J. G. M., et al. “</w:t>
       </w:r>
-      <w:hyperlink w:history="1" r:id="rId83ltt1dtl6ryy7trupf8b">
+      <w:hyperlink w:history="1" r:id="rIdtg_-xv6qstn3ojvjuzysq">
         <w:r>
           <w:rPr>
             <w:color w:val="0563C1"/>
@@ -111,7 +111,7 @@
       <w:r>
         <w:t xml:space="preserve">Stringer, Chris. </w:t>
       </w:r>
-      <w:hyperlink w:history="1" r:id="rIdorualu49ii8s3ok2lqkuc">
+      <w:hyperlink w:history="1" r:id="rIdkl9pnbygv3hgirnckgixy">
         <w:r>
           <w:rPr>
             <w:color w:val="0563C1"/>
@@ -159,7 +159,7 @@
       <w:r>
         <w:t xml:space="preserve">Marino, Lori. “</w:t>
       </w:r>
-      <w:hyperlink w:history="1" r:id="rIdm49ujpwlujujmja9e3q23">
+      <w:hyperlink w:history="1" r:id="rIdzozkf0umil8j6rw2uc7tz">
         <w:r>
           <w:rPr>
             <w:color w:val="0563C1"/>
@@ -187,7 +187,7 @@
       <w:r>
         <w:t xml:space="preserve">Janik, Vincent M., Laela S. Sayigh, and Randall S. Wells. “</w:t>
       </w:r>
-      <w:hyperlink w:history="1" r:id="rIdvqddfyn-f3ammdec_9d65">
+      <w:hyperlink w:history="1" r:id="rId_k3fpzflyovcpap556rlw">
         <w:r>
           <w:rPr>
             <w:color w:val="0563C1"/>
@@ -215,7 +215,7 @@
       <w:r>
         <w:t xml:space="preserve">Krützen, Michael, et al. “</w:t>
       </w:r>
-      <w:hyperlink w:history="1" r:id="rIdab6xeq23spitils3fqu-x">
+      <w:hyperlink w:history="1" r:id="rIdwkzsjp1b57spkzk9jyuow">
         <w:r>
           <w:rPr>
             <w:color w:val="0563C1"/>
@@ -243,7 +243,7 @@
       <w:r>
         <w:t xml:space="preserve">Tennie, Claudio, Josep Call, and Michael Tomasello. “</w:t>
       </w:r>
-      <w:hyperlink w:history="1" r:id="rIddhskli0kksw6gqoj70mf-">
+      <w:hyperlink w:history="1" r:id="rIdqphmbk2xvwtkomrs_wrss">
         <w:r>
           <w:rPr>
             <w:color w:val="0563C1"/>
@@ -307,7 +307,7 @@
       <w:r>
         <w:t xml:space="preserve">Hublin, Jean-Jacques, et al. “</w:t>
       </w:r>
-      <w:hyperlink w:history="1" r:id="rIdwuhrgy4mjpr_vxidpg9t8">
+      <w:hyperlink w:history="1" r:id="rId9qz7qcey9ycnzld2mlety">
         <w:r>
           <w:rPr>
             <w:color w:val="0563C1"/>
@@ -335,7 +335,7 @@
       <w:r>
         <w:t xml:space="preserve">Scerri, Eleanor M. L., et al. “</w:t>
       </w:r>
-      <w:hyperlink w:history="1" r:id="rIdfe_9kct5jn_k7quq5kfuu">
+      <w:hyperlink w:history="1" r:id="rIdtklzrhkc3fl37c4x0igba">
         <w:r>
           <w:rPr>
             <w:color w:val="0563C1"/>
@@ -363,7 +363,7 @@
       <w:r>
         <w:t xml:space="preserve">Leakey, M. D., and R. L. Hay. “</w:t>
       </w:r>
-      <w:hyperlink w:history="1" r:id="rIdk4xoktixod0fzftfsjaat">
+      <w:hyperlink w:history="1" r:id="rIdghoii1pkwvughplg-7c_d">
         <w:r>
           <w:rPr>
             <w:color w:val="0563C1"/>
@@ -391,7 +391,7 @@
       <w:r>
         <w:t xml:space="preserve">Villmoare, Brian, et al. “</w:t>
       </w:r>
-      <w:hyperlink w:history="1" r:id="rId7hz4mlevi1hf5q16rcujq">
+      <w:hyperlink w:history="1" r:id="rIdztstmndc7lw5wsppfvmjk">
         <w:r>
           <w:rPr>
             <w:color w:val="0563C1"/>
@@ -419,7 +419,7 @@
       <w:r>
         <w:t xml:space="preserve">Lordkipanidze, David, et al. “</w:t>
       </w:r>
-      <w:hyperlink w:history="1" r:id="rIdzrvyyjmpcfl4dkcr4jse4">
+      <w:hyperlink w:history="1" r:id="rIdu5t_5pbuc629-c9nbwe0t">
         <w:r>
           <w:rPr>
             <w:color w:val="0563C1"/>
@@ -447,7 +447,7 @@
       <w:r>
         <w:t xml:space="preserve">Dirks, Paul H. G. M., et al. “</w:t>
       </w:r>
-      <w:hyperlink w:history="1" r:id="rId8j9lxoamnz84xeq0hkwpd">
+      <w:hyperlink w:history="1" r:id="rIduto_wururvmoi9ojdop0b">
         <w:r>
           <w:rPr>
             <w:color w:val="0563C1"/>
@@ -475,7 +475,7 @@
       <w:r>
         <w:t xml:space="preserve">Henshilwood, Christopher S., et al. “</w:t>
       </w:r>
-      <w:hyperlink w:history="1" r:id="rIdwxfjm851i_qqcfm_ln3et">
+      <w:hyperlink w:history="1" r:id="rIdeicibqax66vc12q54jt-o">
         <w:r>
           <w:rPr>
             <w:color w:val="0563C1"/>
@@ -486,6 +486,22 @@
       </w:hyperlink>
       <w:r>
         <w:t xml:space="preserve">.” Science 295 (2002): 1278–80.</w:t>
+      </w:r>
+    </w:p>
+    <w:p>
+      <w:pPr>
+        <w:spacing w:after="120"/>
+        <w:ind w:left="360" w:hanging="360"/>
+      </w:pPr>
+      <w:r>
+        <w:rPr>
+          <w:i/>
+          <w:iCs/>
+        </w:rPr>
+        <w:t xml:space="preserve">Blombos Cave shell beads. </w:t>
+      </w:r>
+      <w:r>
+        <w:t xml:space="preserve">Henshilwood, Christopher S., et al. “Middle Stone Age Shell Beads from South Africa.” Science 304 (2004): 404.</w:t>
       </w:r>
     </w:p>
     <w:p>
@@ -523,7 +539,7 @@
       <w:r>
         <w:t xml:space="preserve">Berna, Francesco, et al. “</w:t>
       </w:r>
-      <w:hyperlink w:history="1" r:id="rIdminf3h8weep0yaviz_dn2">
+      <w:hyperlink w:history="1" r:id="rIdmaui2ra-rblauadgpghb_">
         <w:r>
           <w:rPr>
             <w:color w:val="0563C1"/>
@@ -551,7 +567,7 @@
       <w:r>
         <w:t xml:space="preserve">Shahack-Gross, Ruth, et al. “</w:t>
       </w:r>
-      <w:hyperlink w:history="1" r:id="rIdo6zgpjy5dj6pv-0fqpcw-">
+      <w:hyperlink w:history="1" r:id="rId-lplsgbxnyy0klpavtreh">
         <w:r>
           <w:rPr>
             <w:color w:val="0563C1"/>
@@ -579,7 +595,7 @@
       <w:r>
         <w:t xml:space="preserve">Harmand, Sonia, et al. “</w:t>
       </w:r>
-      <w:hyperlink w:history="1" r:id="rIdwxvnlf0ebe3yccumzp6_n">
+      <w:hyperlink w:history="1" r:id="rIdlft5a2acw4etphl8c_dja">
         <w:r>
           <w:rPr>
             <w:color w:val="0563C1"/>
@@ -607,7 +623,7 @@
       <w:r>
         <w:t xml:space="preserve">Lepre, Christopher J., et al. “</w:t>
       </w:r>
-      <w:hyperlink w:history="1" r:id="rId8ukro6hchj_upkl3ecs7c">
+      <w:hyperlink w:history="1" r:id="rIdyum6r5ffpp6ruvodngb-r">
         <w:r>
           <w:rPr>
             <w:color w:val="0563C1"/>
@@ -635,7 +651,7 @@
       <w:r>
         <w:t xml:space="preserve">Brown, Kyle S., et al. “</w:t>
       </w:r>
-      <w:hyperlink w:history="1" r:id="rIdormpkgotusitxkjnvpdy3">
+      <w:hyperlink w:history="1" r:id="rIdm9g_4ji1ndt9evidv_mp7">
         <w:r>
           <w:rPr>
             <w:color w:val="0563C1"/>
@@ -663,7 +679,7 @@
       <w:r>
         <w:t xml:space="preserve">Wrangham, Richard. </w:t>
       </w:r>
-      <w:hyperlink w:history="1" r:id="rIdeyadinpw7fcctl7o_sjub">
+      <w:hyperlink w:history="1" r:id="rIdpkbtms_mhbyaox3cxxurz">
         <w:r>
           <w:rPr>
             <w:color w:val="0563C1"/>
@@ -691,7 +707,7 @@
       <w:r>
         <w:t xml:space="preserve">Fitch, W. Tecumseh. </w:t>
       </w:r>
-      <w:hyperlink w:history="1" r:id="rIdneww9hcb1iczdqwapkpuy">
+      <w:hyperlink w:history="1" r:id="rIdiwipc1gjlv6gslnabiuxp">
         <w:r>
           <w:rPr>
             <w:color w:val="0563C1"/>
@@ -739,7 +755,7 @@
       <w:r>
         <w:t xml:space="preserve">Clarkson, Chris, et al. “</w:t>
       </w:r>
-      <w:hyperlink w:history="1" r:id="rIdekcgbsa4pgkd8lwczcsqm">
+      <w:hyperlink w:history="1" r:id="rIdultulk8zz3xderfe_ax_g">
         <w:r>
           <w:rPr>
             <w:color w:val="0563C1"/>
@@ -767,7 +783,7 @@
       <w:r>
         <w:t xml:space="preserve">O’Connell, James F., et al. “</w:t>
       </w:r>
-      <w:hyperlink w:history="1" r:id="rIdwrcpdhwhcs2strg2yt1wl">
+      <w:hyperlink w:history="1" r:id="rIdtfa6irt_u3v9zm_pp6ovr">
         <w:r>
           <w:rPr>
             <w:color w:val="0563C1"/>
@@ -795,7 +811,7 @@
       <w:r>
         <w:t xml:space="preserve">Reich, David, et al. “</w:t>
       </w:r>
-      <w:hyperlink w:history="1" r:id="rIdrvjxydozu5z7-n-4tirhr">
+      <w:hyperlink w:history="1" r:id="rIdudaquzbxc35wrzkf_7gqc">
         <w:r>
           <w:rPr>
             <w:color w:val="0563C1"/>
@@ -823,7 +839,7 @@
       <w:r>
         <w:t xml:space="preserve">Chen, Fahu, et al. “</w:t>
       </w:r>
-      <w:hyperlink w:history="1" r:id="rIdf0--qhdnlmquyoknzzery">
+      <w:hyperlink w:history="1" r:id="rIdlbcuofg8cnboyltlfym__">
         <w:r>
           <w:rPr>
             <w:color w:val="0563C1"/>
@@ -851,7 +867,7 @@
       <w:r>
         <w:t xml:space="preserve">Higham, Tom, et al. “</w:t>
       </w:r>
-      <w:hyperlink w:history="1" r:id="rId1ze-s4nki8fqoxoc3hqef">
+      <w:hyperlink w:history="1" r:id="rIdejjbrtmrh_q0e7fj1ezii">
         <w:r>
           <w:rPr>
             <w:color w:val="0563C1"/>
@@ -879,7 +895,7 @@
       <w:r>
         <w:t xml:space="preserve">Sutikna, Thomas, et al. “</w:t>
       </w:r>
-      <w:hyperlink w:history="1" r:id="rIduquggcvgw0tjmuxcc1bm0">
+      <w:hyperlink w:history="1" r:id="rIdsifg6xr7essbwzac_ujyh">
         <w:r>
           <w:rPr>
             <w:color w:val="0563C1"/>
@@ -907,7 +923,7 @@
       <w:r>
         <w:t xml:space="preserve">Oktaviana, Adhi Agus, et al. “</w:t>
       </w:r>
-      <w:hyperlink w:history="1" r:id="rIdcbzrhfydbngkurkk1rm7-">
+      <w:hyperlink w:history="1" r:id="rIdfhiwxhs7iqgteaf_jvo4e">
         <w:r>
           <w:rPr>
             <w:color w:val="0563C1"/>
@@ -935,7 +951,7 @@
       <w:r>
         <w:t xml:space="preserve">Bennett, Matthew R., et al. “</w:t>
       </w:r>
-      <w:hyperlink w:history="1" r:id="rIdb2xt1f4cqjnmxmxw0_va5">
+      <w:hyperlink w:history="1" r:id="rIdhr90t95qsibverwvoayjg">
         <w:r>
           <w:rPr>
             <w:color w:val="0563C1"/>
@@ -963,7 +979,7 @@
       <w:r>
         <w:t xml:space="preserve">Reich, David. </w:t>
       </w:r>
-      <w:hyperlink w:history="1" r:id="rIdn33ckmizcyibcim9jnxm0">
+      <w:hyperlink w:history="1" r:id="rIdg1uku7vwxohr9lyzxvzlv">
         <w:r>
           <w:rPr>
             <w:color w:val="0563C1"/>
@@ -1011,7 +1027,7 @@
       <w:r>
         <w:t xml:space="preserve">Dietrich, Oliver, et al. “</w:t>
       </w:r>
-      <w:hyperlink w:history="1" r:id="rIdqdkhqm_nge_vcdz3ag40q">
+      <w:hyperlink w:history="1" r:id="rIdf3nyqaarvjaegwmr3nbai">
         <w:r>
           <w:rPr>
             <w:color w:val="0563C1"/>
@@ -1039,7 +1055,7 @@
       <w:r>
         <w:t xml:space="preserve">Larson, Greger, et al. “</w:t>
       </w:r>
-      <w:hyperlink w:history="1" r:id="rIdfzpvu-wvuu2msmkvu0jgf">
+      <w:hyperlink w:history="1" r:id="rIdvj0-zwgpcinfa0zxeedr9">
         <w:r>
           <w:rPr>
             <w:color w:val="0563C1"/>
@@ -1067,7 +1083,7 @@
       <w:r>
         <w:t xml:space="preserve">Fuller, Dorian Q., et al. “</w:t>
       </w:r>
-      <w:hyperlink w:history="1" r:id="rIdwtf-ipau6lpapdeyxqhyo">
+      <w:hyperlink w:history="1" r:id="rIdwucskjbqqcg1_kzohviqn">
         <w:r>
           <w:rPr>
             <w:color w:val="0563C1"/>
@@ -1095,7 +1111,7 @@
       <w:r>
         <w:t xml:space="preserve">Larsen, Clark Spencer. “</w:t>
       </w:r>
-      <w:hyperlink w:history="1" r:id="rIdx9adgpsaafzjwmuguqlfl">
+      <w:hyperlink w:history="1" r:id="rIdxvqgy5ivow_gyn9ugdxdx">
         <w:r>
           <w:rPr>
             <w:color w:val="0563C1"/>
@@ -1123,7 +1139,7 @@
       <w:r>
         <w:t xml:space="preserve">Hodder, Ian. </w:t>
       </w:r>
-      <w:hyperlink w:history="1" r:id="rIduw1ot6iststvax8yl24gb">
+      <w:hyperlink w:history="1" r:id="rIda6sahlknj67ww6pw-cfcw">
         <w:r>
           <w:rPr>
             <w:color w:val="0563C1"/>
@@ -1151,7 +1167,7 @@
       <w:r>
         <w:t xml:space="preserve">Scott, James C. </w:t>
       </w:r>
-      <w:hyperlink w:history="1" r:id="rIdmfvcf3xx0w5zdlyc17kjv">
+      <w:hyperlink w:history="1" r:id="rIdwmlpt40zxqfndvapymjoz">
         <w:r>
           <w:rPr>
             <w:color w:val="0563C1"/>
@@ -1215,7 +1231,7 @@
       <w:r>
         <w:t xml:space="preserve">Schmandt-Besserat, Denise. </w:t>
       </w:r>
-      <w:hyperlink w:history="1" r:id="rId0f245yew-q9tcoccukext">
+      <w:hyperlink w:history="1" r:id="rId77zxedbtoj8e7_tzdbt9f">
         <w:r>
           <w:rPr>
             <w:color w:val="0563C1"/>
@@ -1243,7 +1259,7 @@
       <w:r>
         <w:t xml:space="preserve">Nissen, Hans J., Peter Damerow, and Robert K. Englund. </w:t>
       </w:r>
-      <w:hyperlink w:history="1" r:id="rIdzvi3rsrfe3gats_ods6mj">
+      <w:hyperlink w:history="1" r:id="rId_7j7pked2ooam58vryefr">
         <w:r>
           <w:rPr>
             <w:color w:val="0563C1"/>
@@ -1271,7 +1287,7 @@
       <w:r>
         <w:t xml:space="preserve">Houston, Stephen D., ed. </w:t>
       </w:r>
-      <w:hyperlink w:history="1" r:id="rIdqwrxizsq_ghtew1dmtuxs">
+      <w:hyperlink w:history="1" r:id="rIdmrwmbvrqbgg3pa1wsqs01">
         <w:r>
           <w:rPr>
             <w:color w:val="0563C1"/>
@@ -1299,7 +1315,7 @@
       <w:r>
         <w:t xml:space="preserve">Schacter, Daniel L. </w:t>
       </w:r>
-      <w:hyperlink w:history="1" r:id="rIdi8_mff2gnaryhfrefqmn6">
+      <w:hyperlink w:history="1" r:id="rIdh5iyhvtnujuc1txehzf4f">
         <w:r>
           <w:rPr>
             <w:color w:val="0563C1"/>
@@ -1379,7 +1395,7 @@
       <w:r>
         <w:t xml:space="preserve">Van De Mieroop, Marc. </w:t>
       </w:r>
-      <w:hyperlink w:history="1" r:id="rId-ndbzu-c_uiwmcxzh2ihg">
+      <w:hyperlink w:history="1" r:id="rIdnqcxaayjbbm-gc9bsaoho">
         <w:r>
           <w:rPr>
             <w:color w:val="0563C1"/>
@@ -1407,7 +1423,7 @@
       <w:r>
         <w:t xml:space="preserve">Lehner, Mark, and Zahi Hawass. </w:t>
       </w:r>
-      <w:hyperlink w:history="1" r:id="rIdtoz8nulpqxvjonnza8lf_">
+      <w:hyperlink w:history="1" r:id="rIdo-gd5xw3xulppj_kfue5z">
         <w:r>
           <w:rPr>
             <w:color w:val="0563C1"/>
@@ -1435,7 +1451,7 @@
       <w:r>
         <w:t xml:space="preserve">Edgerton, William F. “</w:t>
       </w:r>
-      <w:hyperlink w:history="1" r:id="rIdkbaznewjdtoafiu2385jz">
+      <w:hyperlink w:history="1" r:id="rIdmhqjv7ngyzqt02yutz2je">
         <w:r>
           <w:rPr>
             <w:color w:val="0563C1"/>
@@ -1463,7 +1479,7 @@
       <w:r>
         <w:t xml:space="preserve">Roth, Martha T. </w:t>
       </w:r>
-      <w:hyperlink w:history="1" r:id="rIdugqe3gk6x6mq24neft3sv">
+      <w:hyperlink w:history="1" r:id="rId8c6axpybcxw00w3b0cjbv">
         <w:r>
           <w:rPr>
             <w:color w:val="0563C1"/>
@@ -1491,7 +1507,7 @@
       <w:r>
         <w:t xml:space="preserve">Bryce, Trevor. </w:t>
       </w:r>
-      <w:hyperlink w:history="1" r:id="rId0t7lihyfvsrznl7recmxn">
+      <w:hyperlink w:history="1" r:id="rIdukpeinxmley6hk-puxljt">
         <w:r>
           <w:rPr>
             <w:color w:val="0563C1"/>
@@ -1519,7 +1535,7 @@
       <w:r>
         <w:t xml:space="preserve">Parkinson, Richard. </w:t>
       </w:r>
-      <w:hyperlink w:history="1" r:id="rIdovws-s5ioojkbk8ufhgrt">
+      <w:hyperlink w:history="1" r:id="rIdlqa62e8djakihle8tup9k">
         <w:r>
           <w:rPr>
             <w:color w:val="0563C1"/>
@@ -1567,7 +1583,7 @@
       <w:r>
         <w:t xml:space="preserve">Keightley, David N. </w:t>
       </w:r>
-      <w:hyperlink w:history="1" r:id="rIdil5h8ort6lugzcp11bxzd">
+      <w:hyperlink w:history="1" r:id="rId4lh4exdtrym-3luw6jfhv">
         <w:r>
           <w:rPr>
             <w:color w:val="0563C1"/>
@@ -1595,7 +1611,7 @@
       <w:r>
         <w:t xml:space="preserve">Lewis, Mark Edward. </w:t>
       </w:r>
-      <w:hyperlink w:history="1" r:id="rIdlxtpoddrmtblm7p3wns77">
+      <w:hyperlink w:history="1" r:id="rIdebenxsetmo_spviyiqc5n">
         <w:r>
           <w:rPr>
             <w:color w:val="0563C1"/>
@@ -1623,7 +1639,7 @@
       <w:r>
         <w:t xml:space="preserve">Elman, Benjamin A. </w:t>
       </w:r>
-      <w:hyperlink w:history="1" r:id="rIdgvtsfepv6lrbryy4ae6un">
+      <w:hyperlink w:history="1" r:id="rIdwd59urh3tg13uoxnaqep8">
         <w:r>
           <w:rPr>
             <w:color w:val="0563C1"/>
@@ -1651,7 +1667,7 @@
       <w:r>
         <w:t xml:space="preserve">Liu, Li, and Xingcan Chen. </w:t>
       </w:r>
-      <w:hyperlink w:history="1" r:id="rIdbyv9as4t5j9w8k155hnih">
+      <w:hyperlink w:history="1" r:id="rIddv3gxtszvp4onlw7vidxf">
         <w:r>
           <w:rPr>
             <w:color w:val="0563C1"/>
@@ -1662,6 +1678,22 @@
       </w:hyperlink>
       <w:r>
         <w:t xml:space="preserve">. Cambridge: Cambridge University Press, 2012.</w:t>
+      </w:r>
+    </w:p>
+    <w:p>
+      <w:pPr>
+        <w:spacing w:after="120"/>
+        <w:ind w:left="360" w:hanging="360"/>
+      </w:pPr>
+      <w:r>
+        <w:rPr>
+          <w:i/>
+          <w:iCs/>
+        </w:rPr>
+        <w:t xml:space="preserve">The Daodejing’s composite authorship and the Guodian manuscripts. </w:t>
+      </w:r>
+      <w:r>
+        <w:t xml:space="preserve">Boltz, William G. “The Fourth-Century B.C. Guodian Manuscripts from Jingmen and Their Place in the Lao-tzu Tradition.” Journal of the American Oriental Society 119 (1999): 590–608.</w:t>
       </w:r>
     </w:p>
     <w:p>
@@ -1699,7 +1731,7 @@
       <w:r>
         <w:t xml:space="preserve">Possehl, Gregory L. </w:t>
       </w:r>
-      <w:hyperlink w:history="1" r:id="rIdlthhlyupwyf6jby3njljs">
+      <w:hyperlink w:history="1" r:id="rId31sm3fry7mbqjrdgptgbb">
         <w:r>
           <w:rPr>
             <w:color w:val="0563C1"/>
@@ -1727,7 +1759,7 @@
       <w:r>
         <w:t xml:space="preserve">Thapar, Romila. </w:t>
       </w:r>
-      <w:hyperlink w:history="1" r:id="rIduevcblamzkr9jdavdfei5">
+      <w:hyperlink w:history="1" r:id="rIdizpzuri_pufn-ascpvybk">
         <w:r>
           <w:rPr>
             <w:color w:val="0563C1"/>
@@ -1755,7 +1787,7 @@
       <w:r>
         <w:t xml:space="preserve">Plofker, Kim. </w:t>
       </w:r>
-      <w:hyperlink w:history="1" r:id="rId_pdgkmclc-jj1o3tgkkuf">
+      <w:hyperlink w:history="1" r:id="rIduzpzyd6uyruy9shwdw62v">
         <w:r>
           <w:rPr>
             <w:color w:val="0563C1"/>
@@ -1783,7 +1815,7 @@
       <w:r>
         <w:t xml:space="preserve">Dirks, Nicholas B. </w:t>
       </w:r>
-      <w:hyperlink w:history="1" r:id="rId1-ab_bq8xpjppq7tllcvm">
+      <w:hyperlink w:history="1" r:id="rIdjbruhsfbeuiuhelai2ukg">
         <w:r>
           <w:rPr>
             <w:color w:val="0563C1"/>
@@ -1811,7 +1843,7 @@
       <w:r>
         <w:t xml:space="preserve">Dundas, Paul. </w:t>
       </w:r>
-      <w:hyperlink w:history="1" r:id="rIdbnnzih77wqjpqq6lxcjry">
+      <w:hyperlink w:history="1" r:id="rIdz8yvrv0ft3c4smg5chtiz">
         <w:r>
           <w:rPr>
             <w:color w:val="0563C1"/>
@@ -1891,7 +1923,7 @@
       <w:r>
         <w:t xml:space="preserve">Cartledge, Paul. </w:t>
       </w:r>
-      <w:hyperlink w:history="1" r:id="rIdgq1j4ta208gol82-rhp69">
+      <w:hyperlink w:history="1" r:id="rIdk75axxds8n5u_x9ab6lix">
         <w:r>
           <w:rPr>
             <w:color w:val="0563C1"/>
@@ -1919,7 +1951,7 @@
       <w:r>
         <w:t xml:space="preserve">Freeth, Tony, et al. “</w:t>
       </w:r>
-      <w:hyperlink w:history="1" r:id="rIdvsqhbttcapjlia-ghhj5g">
+      <w:hyperlink w:history="1" r:id="rIdshmkcjwhjllztvohyteq6">
         <w:r>
           <w:rPr>
             <w:color w:val="0563C1"/>
@@ -1947,7 +1979,7 @@
       <w:r>
         <w:t xml:space="preserve">Freeth, Tony, et al. “</w:t>
       </w:r>
-      <w:hyperlink w:history="1" r:id="rIdekonrytet3jimazc_wrq_">
+      <w:hyperlink w:history="1" r:id="rIdtzetsp2lbg4cz4thlmmb5">
         <w:r>
           <w:rPr>
             <w:color w:val="0563C1"/>
@@ -1995,7 +2027,7 @@
       <w:r>
         <w:t xml:space="preserve">Beard, Mary. </w:t>
       </w:r>
-      <w:hyperlink w:history="1" r:id="rId0crcvz5pgu-qapv_vaf2l">
+      <w:hyperlink w:history="1" r:id="rIdy9888och4rks5p8v31is1">
         <w:r>
           <w:rPr>
             <w:color w:val="0563C1"/>
@@ -2023,7 +2055,7 @@
       <w:r>
         <w:t xml:space="preserve">Ward-Perkins, Bryan. </w:t>
       </w:r>
-      <w:hyperlink w:history="1" r:id="rId5gl1z7qua1h4jh3xfs5kw">
+      <w:hyperlink w:history="1" r:id="rIdl5psgxe9qvf3cb54j4tvc">
         <w:r>
           <w:rPr>
             <w:color w:val="0563C1"/>
@@ -2051,7 +2083,7 @@
       <w:r>
         <w:t xml:space="preserve">Brown, Peter. </w:t>
       </w:r>
-      <w:hyperlink w:history="1" r:id="rIdoemrsa0skdvbjxn5tjr6n">
+      <w:hyperlink w:history="1" r:id="rIdgn8gi2twt2gpden5whzt-">
         <w:r>
           <w:rPr>
             <w:color w:val="0563C1"/>
@@ -2079,7 +2111,7 @@
       <w:r>
         <w:t xml:space="preserve">Harper, Kyle. </w:t>
       </w:r>
-      <w:hyperlink w:history="1" r:id="rIdjv_bp878oawilf50hqos1">
+      <w:hyperlink w:history="1" r:id="rIdcle73hnztlhi5u1kamxbl">
         <w:r>
           <w:rPr>
             <w:color w:val="0563C1"/>
@@ -2127,7 +2159,7 @@
       <w:r>
         <w:t xml:space="preserve">Kennedy, Hugh. </w:t>
       </w:r>
-      <w:hyperlink w:history="1" r:id="rIdwmbgj1qkf1mspevd0jsrn">
+      <w:hyperlink w:history="1" r:id="rIdww-xt10o_pdnbu3ljxlao">
         <w:r>
           <w:rPr>
             <w:color w:val="0563C1"/>
@@ -2155,7 +2187,7 @@
       <w:r>
         <w:t xml:space="preserve">Gutas, Dimitri. </w:t>
       </w:r>
-      <w:hyperlink w:history="1" r:id="rIdqjg5gnaxiv5ista-tr8g5">
+      <w:hyperlink w:history="1" r:id="rId1eodrknhrgl2wiuqovjjq">
         <w:r>
           <w:rPr>
             <w:color w:val="0563C1"/>
@@ -2215,7 +2247,7 @@
       <w:r>
         <w:t xml:space="preserve">Riley-Smith, Jonathan. </w:t>
       </w:r>
-      <w:hyperlink w:history="1" r:id="rIdhrsnu21opu8an43cy6iob">
+      <w:hyperlink w:history="1" r:id="rIdlrbb8xpwg3m979dc4vuui">
         <w:r>
           <w:rPr>
             <w:color w:val="0563C1"/>
@@ -2259,7 +2291,7 @@
       <w:r>
         <w:t xml:space="preserve">Phillips, Jonathan. </w:t>
       </w:r>
-      <w:hyperlink w:history="1" r:id="rIdvdiucnvom3i6ce7go6wli">
+      <w:hyperlink w:history="1" r:id="rIdfeyuvbzdkgxdjiq0yhoag">
         <w:r>
           <w:rPr>
             <w:color w:val="0563C1"/>
@@ -2287,7 +2319,7 @@
       <w:r>
         <w:t xml:space="preserve">Stark, Rodney. </w:t>
       </w:r>
-      <w:hyperlink w:history="1" r:id="rIdrakf-ck-rpzhg6xeqynpf">
+      <w:hyperlink w:history="1" r:id="rIdhfzkq8pbowjul_mgmhalv">
         <w:r>
           <w:rPr>
             <w:color w:val="0563C1"/>
@@ -2335,7 +2367,7 @@
       <w:r>
         <w:t xml:space="preserve">Mommsen, Theodor E. “</w:t>
       </w:r>
-      <w:hyperlink w:history="1" r:id="rIdxcvvolpp74fa8iz27zea8">
+      <w:hyperlink w:history="1" r:id="rIdxim_lziqgdrmc3ksmmyfy">
         <w:r>
           <w:rPr>
             <w:color w:val="0563C1"/>
@@ -2363,7 +2395,7 @@
       <w:r>
         <w:t xml:space="preserve">Wickham, Chris. </w:t>
       </w:r>
-      <w:hyperlink w:history="1" r:id="rIdt0at0kzl_90uyfw-94ymh">
+      <w:hyperlink w:history="1" r:id="rIdoafuusoy9o_qhn4bpszi9">
         <w:r>
           <w:rPr>
             <w:color w:val="0563C1"/>
@@ -2391,7 +2423,7 @@
       <w:r>
         <w:t xml:space="preserve">Russell, Jeffrey Burton. </w:t>
       </w:r>
-      <w:hyperlink w:history="1" r:id="rIdwteizxklnoe51zuzmzk_o">
+      <w:hyperlink w:history="1" r:id="rIdlo7gipmcjper_xnpusgkp">
         <w:r>
           <w:rPr>
             <w:color w:val="0563C1"/>
@@ -2455,7 +2487,7 @@
       <w:r>
         <w:t xml:space="preserve">Hansen, Valerie. </w:t>
       </w:r>
-      <w:hyperlink w:history="1" r:id="rIdqrdyvfnmzokjjs-uptgdu">
+      <w:hyperlink w:history="1" r:id="rIdfsgaswo-mveggha9y2g3z">
         <w:r>
           <w:rPr>
             <w:color w:val="0563C1"/>
@@ -2483,7 +2515,7 @@
       <w:r>
         <w:t xml:space="preserve">Spyrou, Maria A., et al. “</w:t>
       </w:r>
-      <w:hyperlink w:history="1" r:id="rId7i7n5n6hwnml9rcijwbpp">
+      <w:hyperlink w:history="1" r:id="rIdesgamcku75mx7nzpu_lhm">
         <w:r>
           <w:rPr>
             <w:color w:val="0563C1"/>
@@ -2511,7 +2543,7 @@
       <w:r>
         <w:t xml:space="preserve">Wheelis, Mark. “</w:t>
       </w:r>
-      <w:hyperlink w:history="1" r:id="rIdc0jkcvvdlw-lg6xqrmoe7">
+      <w:hyperlink w:history="1" r:id="rIdj_jg2jpuqz90pfedf6pzo">
         <w:r>
           <w:rPr>
             <w:color w:val="0563C1"/>
@@ -2539,7 +2571,7 @@
       <w:r>
         <w:t xml:space="preserve">Dean, Katharine R., et al. “</w:t>
       </w:r>
-      <w:hyperlink w:history="1" r:id="rIdfqaubaj4pnp2vgksaq99x">
+      <w:hyperlink w:history="1" r:id="rId9h8_4g06xhhuaoyprrlw9">
         <w:r>
           <w:rPr>
             <w:color w:val="0563C1"/>
@@ -2567,7 +2599,7 @@
       <w:r>
         <w:t xml:space="preserve">Benedictow, Ole J. </w:t>
       </w:r>
-      <w:hyperlink w:history="1" r:id="rIdayf955w0sorbzpe4ukme3">
+      <w:hyperlink w:history="1" r:id="rId5nmyvekngrm5f9g1dtza2">
         <w:r>
           <w:rPr>
             <w:color w:val="0563C1"/>
@@ -2631,7 +2663,7 @@
       <w:r>
         <w:t xml:space="preserve">Gomez, Michael A. </w:t>
       </w:r>
-      <w:hyperlink w:history="1" r:id="rIdjloduuerq5b-omawwkjn7">
+      <w:hyperlink w:history="1" r:id="rIdp3hzngbsasbq1odxit9vy">
         <w:r>
           <w:rPr>
             <w:color w:val="0563C1"/>
@@ -2691,7 +2723,7 @@
       <w:r>
         <w:t xml:space="preserve">Edwards, David N. </w:t>
       </w:r>
-      <w:hyperlink w:history="1" r:id="rId0ai7haxys-u6-h80zllos">
+      <w:hyperlink w:history="1" r:id="rIdvqgj-d8e9inctwxp_t9ov">
         <w:r>
           <w:rPr>
             <w:color w:val="0563C1"/>
@@ -2719,7 +2751,7 @@
       <w:r>
         <w:t xml:space="preserve">Pikirayi, Innocent. </w:t>
       </w:r>
-      <w:hyperlink w:history="1" r:id="rIdzii16i-mtoua3yyphg-tw">
+      <w:hyperlink w:history="1" r:id="rIdu_hgfqa_paikum6citviy">
         <w:r>
           <w:rPr>
             <w:color w:val="0563C1"/>
@@ -2747,7 +2779,7 @@
       <w:r>
         <w:t xml:space="preserve">Hicks, Dan. </w:t>
       </w:r>
-      <w:hyperlink w:history="1" r:id="rIdmfyph3h1ifi2vbbzsf7i0">
+      <w:hyperlink w:history="1" r:id="rIdybilh3c-jel6gmzzv_zjs">
         <w:r>
           <w:rPr>
             <w:color w:val="0563C1"/>
@@ -2795,7 +2827,7 @@
       <w:r>
         <w:t xml:space="preserve">Thornton, John K. </w:t>
       </w:r>
-      <w:hyperlink w:history="1" r:id="rIdpnuul099_zxnw5e0y-uss">
+      <w:hyperlink w:history="1" r:id="rIdu4ehxsqspmhwiu8hmhl-s">
         <w:r>
           <w:rPr>
             <w:color w:val="0563C1"/>
@@ -2823,7 +2855,7 @@
       <w:r>
         <w:t xml:space="preserve">McCaskie, T. C. </w:t>
       </w:r>
-      <w:hyperlink w:history="1" r:id="rIde6ff3tufznacg-byof61u">
+      <w:hyperlink w:history="1" r:id="rIdlg1nni81ut-qlyojtous6">
         <w:r>
           <w:rPr>
             <w:color w:val="0563C1"/>
@@ -2851,7 +2883,7 @@
       <w:r>
         <w:t xml:space="preserve">Hochschild, Adam. </w:t>
       </w:r>
-      <w:hyperlink w:history="1" r:id="rIdtrvdqoz3bun_ynpbduj7q">
+      <w:hyperlink w:history="1" r:id="rIduspr-sx_hyrkdjialwrtc">
         <w:r>
           <w:rPr>
             <w:color w:val="0563C1"/>
@@ -2895,7 +2927,7 @@
       <w:r>
         <w:t xml:space="preserve">Kara, Siddharth. </w:t>
       </w:r>
-      <w:hyperlink w:history="1" r:id="rIdfsibrm8lyptbmaubc8xko">
+      <w:hyperlink w:history="1" r:id="rIdrsroh5y6of00pq_en-n9c">
         <w:r>
           <w:rPr>
             <w:color w:val="0563C1"/>
@@ -2938,12 +2970,28 @@
           <w:i/>
           <w:iCs/>
         </w:rPr>
+        <w:t xml:space="preserve">The Spanish soldiers wondering if they were dreaming. </w:t>
+      </w:r>
+      <w:r>
+        <w:t xml:space="preserve">Díaz del Castillo, Bernal. The Conquest of New Spain. c. 1568. Translated by J. M. Cohen. London: Penguin, 1963.</w:t>
+      </w:r>
+    </w:p>
+    <w:p>
+      <w:pPr>
+        <w:spacing w:after="120"/>
+        <w:ind w:left="360" w:hanging="360"/>
+      </w:pPr>
+      <w:r>
+        <w:rPr>
+          <w:i/>
+          <w:iCs/>
+        </w:rPr>
         <w:t xml:space="preserve">The Americas before 1492. </w:t>
       </w:r>
       <w:r>
         <w:t xml:space="preserve">Mann, Charles C. </w:t>
       </w:r>
-      <w:hyperlink w:history="1" r:id="rIdfhvs4ti8nd8msyeuhdfan">
+      <w:hyperlink w:history="1" r:id="rIdtex2a5zy9md-5nb2xcxfo">
         <w:r>
           <w:rPr>
             <w:color w:val="0563C1"/>
@@ -2971,7 +3019,7 @@
       <w:r>
         <w:t xml:space="preserve">Matsuoka, Yoshihiro, et al. “</w:t>
       </w:r>
-      <w:hyperlink w:history="1" r:id="rIdzfy57hxg9mjzbfrfct358">
+      <w:hyperlink w:history="1" r:id="rIdot8giyn781snbddgq9ar_">
         <w:r>
           <w:rPr>
             <w:color w:val="0563C1"/>
@@ -2999,7 +3047,7 @@
       <w:r>
         <w:t xml:space="preserve">Shady Solis, Ruth, Jonathan Haas, and Winifred Creamer. “</w:t>
       </w:r>
-      <w:hyperlink w:history="1" r:id="rId7tm1ipholury0jwbytjsv">
+      <w:hyperlink w:history="1" r:id="rId0x42yqlwxilql6v9_bl7k">
         <w:r>
           <w:rPr>
             <w:color w:val="0563C1"/>
@@ -3027,7 +3075,7 @@
       <w:r>
         <w:t xml:space="preserve">Urton, Gary. </w:t>
       </w:r>
-      <w:hyperlink w:history="1" r:id="rIdhpss--ht8icrhnfjljuls">
+      <w:hyperlink w:history="1" r:id="rIdzg2g2efvu60nu1ld2_ya-">
         <w:r>
           <w:rPr>
             <w:color w:val="0563C1"/>
@@ -3055,7 +3103,7 @@
       <w:r>
         <w:t xml:space="preserve">Denevan, William M., ed. </w:t>
       </w:r>
-      <w:hyperlink w:history="1" r:id="rIdmg7-snwinpbkkpa6ciqrg">
+      <w:hyperlink w:history="1" r:id="rId85ywlveshyixdwymsfplg">
         <w:r>
           <w:rPr>
             <w:color w:val="0563C1"/>
@@ -3083,7 +3131,7 @@
       <w:r>
         <w:t xml:space="preserve">Henige, David. </w:t>
       </w:r>
-      <w:hyperlink w:history="1" r:id="rIda6ctqabqks9anbbo635cr">
+      <w:hyperlink w:history="1" r:id="rIdwpkavi2cb3qhxjhqovak_">
         <w:r>
           <w:rPr>
             <w:color w:val="0563C1"/>
@@ -3111,7 +3159,7 @@
       <w:r>
         <w:t xml:space="preserve">Koch, Alexander, Chris Brierley, Mark M. Maslin, and Simon L. Lewis. “</w:t>
       </w:r>
-      <w:hyperlink w:history="1" r:id="rIdpy2dycmun6apgijku2cs7">
+      <w:hyperlink w:history="1" r:id="rIdh-hvezinzixgutt3-pwjy">
         <w:r>
           <w:rPr>
             <w:color w:val="0563C1"/>
@@ -3139,7 +3187,7 @@
       <w:r>
         <w:t xml:space="preserve">Ioannidis, Alexander G., et al. “</w:t>
       </w:r>
-      <w:hyperlink w:history="1" r:id="rId_yixkm3gxk8wpacp3lown">
+      <w:hyperlink w:history="1" r:id="rIdou_hm1xehscrsk5xmapa3">
         <w:r>
           <w:rPr>
             <w:color w:val="0563C1"/>
@@ -3167,7 +3215,7 @@
       <w:r>
         <w:t xml:space="preserve">Pauketat, Timothy R. </w:t>
       </w:r>
-      <w:hyperlink w:history="1" r:id="rIdeqosh4ijwuecfj7pexntx">
+      <w:hyperlink w:history="1" r:id="rIdhy3pris1xthazjpu1hqi8">
         <w:r>
           <w:rPr>
             <w:color w:val="0563C1"/>
@@ -3195,7 +3243,7 @@
       <w:r>
         <w:t xml:space="preserve">Dobyns, Henry F. “</w:t>
       </w:r>
-      <w:hyperlink w:history="1" r:id="rIdbu0fece7mtadgcrks2ysl">
+      <w:hyperlink w:history="1" r:id="rId9hobfl_1c97nuwopivpox">
         <w:r>
           <w:rPr>
             <w:color w:val="0563C1"/>
@@ -3256,7 +3304,7 @@
         </w:rPr>
         <w:t xml:space="preserve">The voyages database behind those numbers. </w:t>
       </w:r>
-      <w:hyperlink w:history="1" r:id="rIds5nehkc-ehcgvaau1mu7h">
+      <w:hyperlink w:history="1" r:id="rIdth57wilg5gia4ojirsd33">
         <w:r>
           <w:rPr>
             <w:color w:val="0563C1"/>
@@ -3284,7 +3332,7 @@
       <w:r>
         <w:t xml:space="preserve">Equiano, Olaudah. </w:t>
       </w:r>
-      <w:hyperlink w:history="1" r:id="rIdr0up5_rtvdnp1esdlsheo">
+      <w:hyperlink w:history="1" r:id="rIdr9nz0tamyn2d73v2ei7ar">
         <w:r>
           <w:rPr>
             <w:color w:val="0563C1"/>
@@ -3312,7 +3360,7 @@
       <w:r>
         <w:t xml:space="preserve">Carretta, Vincent. </w:t>
       </w:r>
-      <w:hyperlink w:history="1" r:id="rIdzasq-tg3tmvaplofhcwp7">
+      <w:hyperlink w:history="1" r:id="rIdp-o9ton4xp5a6v8lz-qzk">
         <w:r>
           <w:rPr>
             <w:color w:val="0563C1"/>
@@ -3340,7 +3388,7 @@
       <w:r>
         <w:t xml:space="preserve">Hurston, Zora Neale. </w:t>
       </w:r>
-      <w:hyperlink w:history="1" r:id="rIdh-oaukl9i5r1icx-xw_ad">
+      <w:hyperlink w:history="1" r:id="rIdsi4rgiyo5eqziermypvks">
         <w:r>
           <w:rPr>
             <w:color w:val="0563C1"/>
@@ -3368,7 +3416,7 @@
       <w:r>
         <w:t xml:space="preserve">Diouf, Sylviane A. </w:t>
       </w:r>
-      <w:hyperlink w:history="1" r:id="rIdsnpqdubjn9u_h3wvyrxqz">
+      <w:hyperlink w:history="1" r:id="rIdanslxjy6_pvnwsn3r6pfu">
         <w:r>
           <w:rPr>
             <w:color w:val="0563C1"/>
@@ -3396,7 +3444,7 @@
       <w:r>
         <w:t xml:space="preserve">Livi Bacci, Massimo. </w:t>
       </w:r>
-      <w:hyperlink w:history="1" r:id="rIdiqyqkbpzinunbrdco2n1i">
+      <w:hyperlink w:history="1" r:id="rIdqf3payyulxezut_enxwsw">
         <w:r>
           <w:rPr>
             <w:color w:val="0563C1"/>
@@ -3424,7 +3472,7 @@
       <w:r>
         <w:t xml:space="preserve">Reséndez, Andrés. </w:t>
       </w:r>
-      <w:hyperlink w:history="1" r:id="rIdr253b7kjzp0qpnn8p7mzl">
+      <w:hyperlink w:history="1" r:id="rIdzacihrnq2uqzvjvxz9a1n">
         <w:r>
           <w:rPr>
             <w:color w:val="0563C1"/>
@@ -3452,7 +3500,7 @@
       <w:r>
         <w:t xml:space="preserve">Dreyer, Edward L. </w:t>
       </w:r>
-      <w:hyperlink w:history="1" r:id="rId5szhrsqzxv0_qwmjmzmv-">
+      <w:hyperlink w:history="1" r:id="rIdzqvl1yqdeis9uuzijtoxw">
         <w:r>
           <w:rPr>
             <w:color w:val="0563C1"/>
@@ -3495,12 +3543,28 @@
           <w:i/>
           <w:iCs/>
         </w:rPr>
+        <w:t xml:space="preserve">Why historians no longer speak of one unified Scientific Revolution. </w:t>
+      </w:r>
+      <w:r>
+        <w:t xml:space="preserve">Shapin, Steven. The Scientific Revolution. Chicago: University of Chicago Press, 1996.</w:t>
+      </w:r>
+    </w:p>
+    <w:p>
+      <w:pPr>
+        <w:spacing w:after="120"/>
+        <w:ind w:left="360" w:hanging="360"/>
+      </w:pPr>
+      <w:r>
+        <w:rPr>
+          <w:i/>
+          <w:iCs/>
+        </w:rPr>
         <w:t xml:space="preserve">Printing and its consequences. </w:t>
       </w:r>
       <w:r>
         <w:t xml:space="preserve">Eisenstein, Elizabeth L. </w:t>
       </w:r>
-      <w:hyperlink w:history="1" r:id="rIdbwvyz9r_-np6ymb88nrpx">
+      <w:hyperlink w:history="1" r:id="rIdp7l5dredahlz9naa0ccdt">
         <w:r>
           <w:rPr>
             <w:color w:val="0563C1"/>
@@ -3528,7 +3592,7 @@
       <w:r>
         <w:t xml:space="preserve">Allen, Robert C. </w:t>
       </w:r>
-      <w:hyperlink w:history="1" r:id="rIdiq7avd8akdl9m1j0xbzzy">
+      <w:hyperlink w:history="1" r:id="rIdfmmwdnizhcadm2mcvzdrv">
         <w:r>
           <w:rPr>
             <w:color w:val="0563C1"/>
@@ -3556,7 +3620,7 @@
       <w:r>
         <w:t xml:space="preserve">Humphries, Jane. </w:t>
       </w:r>
-      <w:hyperlink w:history="1" r:id="rIdyiziipsc-kzbk3pojqlkv">
+      <w:hyperlink w:history="1" r:id="rIdpu0dun1f6czelh5nsaoki">
         <w:r>
           <w:rPr>
             <w:color w:val="0563C1"/>
@@ -3584,7 +3648,7 @@
       <w:r>
         <w:t xml:space="preserve">Pomeranz, Kenneth. </w:t>
       </w:r>
-      <w:hyperlink w:history="1" r:id="rIdpv-f5epwwuhi8tfqtcpkp">
+      <w:hyperlink w:history="1" r:id="rIdqxyi0fdfzpiik3vyslk2b">
         <w:r>
           <w:rPr>
             <w:color w:val="0563C1"/>
@@ -3612,7 +3676,7 @@
       <w:r>
         <w:t xml:space="preserve">Bell, Michelle L., and Devra Lee Davis. “</w:t>
       </w:r>
-      <w:hyperlink w:history="1" r:id="rIdkxq3cxtqszzpyttzucy9b">
+      <w:hyperlink w:history="1" r:id="rIdgabkswb32p7z3knlf_rzo">
         <w:r>
           <w:rPr>
             <w:color w:val="0563C1"/>
@@ -3660,7 +3724,7 @@
       <w:r>
         <w:t xml:space="preserve">Hacker, J. David. “</w:t>
       </w:r>
-      <w:hyperlink w:history="1" r:id="rId5cs-ip4jafniptg668r38">
+      <w:hyperlink w:history="1" r:id="rIdgezdek5f75nbiqo22hibo">
         <w:r>
           <w:rPr>
             <w:color w:val="0563C1"/>
@@ -3688,7 +3752,7 @@
       <w:r>
         <w:t xml:space="preserve">Foner, Eric. </w:t>
       </w:r>
-      <w:hyperlink w:history="1" r:id="rIdeuadkt4l_c3xz-vw4eixx">
+      <w:hyperlink w:history="1" r:id="rIdap5fqkzqo0sdlfulacsh-">
         <w:r>
           <w:rPr>
             <w:color w:val="0563C1"/>
@@ -3716,7 +3780,7 @@
       <w:r>
         <w:t xml:space="preserve">Saunt, Claudio. </w:t>
       </w:r>
-      <w:hyperlink w:history="1" r:id="rIdjg9657rvoycysoia4nt2q">
+      <w:hyperlink w:history="1" r:id="rIdgug5rnx9onyhmgr8xgvmg">
         <w:r>
           <w:rPr>
             <w:color w:val="0563C1"/>
@@ -3739,68 +3803,12 @@
           <w:i/>
           <w:iCs/>
         </w:rPr>
-        <w:t xml:space="preserve">The Haitian Revolution. </w:t>
-      </w:r>
-      <w:r>
-        <w:t xml:space="preserve">Dubois, Laurent. </w:t>
-      </w:r>
-      <w:hyperlink w:history="1" r:id="rIdferadx0zao882eg0zv8ld">
-        <w:r>
-          <w:rPr>
-            <w:color w:val="0563C1"/>
-            <w:u w:val="single"/>
-          </w:rPr>
-          <w:t xml:space="preserve">Avengers of the New World: The Story of the Haitian Revolution</w:t>
-        </w:r>
-      </w:hyperlink>
-      <w:r>
-        <w:t xml:space="preserve">. Cambridge, MA: Harvard University Press, 2004.</w:t>
-      </w:r>
-    </w:p>
-    <w:p>
-      <w:pPr>
-        <w:spacing w:after="120"/>
-        <w:ind w:left="360" w:hanging="360"/>
-      </w:pPr>
-      <w:r>
-        <w:rPr>
-          <w:i/>
-          <w:iCs/>
-        </w:rPr>
-        <w:t xml:space="preserve">American whaling and its decline. </w:t>
-      </w:r>
-      <w:r>
-        <w:t xml:space="preserve">Dolin, Eric Jay. </w:t>
-      </w:r>
-      <w:hyperlink w:history="1" r:id="rIddtyjerbwesc2y13o4hydh">
-        <w:r>
-          <w:rPr>
-            <w:color w:val="0563C1"/>
-            <w:u w:val="single"/>
-          </w:rPr>
-          <w:t xml:space="preserve">Leviathan: The History of Whaling in America</w:t>
-        </w:r>
-      </w:hyperlink>
-      <w:r>
-        <w:t xml:space="preserve">. New York: Norton, 2007.</w:t>
-      </w:r>
-    </w:p>
-    <w:p>
-      <w:pPr>
-        <w:spacing w:after="120"/>
-        <w:ind w:left="360" w:hanging="360"/>
-      </w:pPr>
-      <w:r>
-        <w:rPr>
-          <w:i/>
-          <w:iCs/>
-        </w:rPr>
         <w:t xml:space="preserve">Jamestown, tobacco, and 1619. </w:t>
       </w:r>
       <w:r>
         <w:t xml:space="preserve">Horn, James. </w:t>
       </w:r>
-      <w:hyperlink w:history="1" r:id="rId7h1p4s_2qkcpnxnockmv2">
+      <w:hyperlink w:history="1" r:id="rIdaaqfhtvuoorjv-v37ddwz">
         <w:r>
           <w:rPr>
             <w:color w:val="0563C1"/>
@@ -3828,7 +3836,7 @@
       <w:r>
         <w:t xml:space="preserve">Wilentz, Sean. </w:t>
       </w:r>
-      <w:hyperlink w:history="1" r:id="rIdcxphkuwwvwpwkg5eud3yf">
+      <w:hyperlink w:history="1" r:id="rIdvxpchh8tlc06rtjjiaitr">
         <w:r>
           <w:rPr>
             <w:color w:val="0563C1"/>
@@ -3876,7 +3884,7 @@
       <w:r>
         <w:t xml:space="preserve">Equal Justice Initiative. </w:t>
       </w:r>
-      <w:hyperlink w:history="1" r:id="rIdleazc1mkbapoh89bwhbt6">
+      <w:hyperlink w:history="1" r:id="rId6mwzjldspuumzvshkky6o">
         <w:r>
           <w:rPr>
             <w:color w:val="0563C1"/>
@@ -3920,7 +3928,7 @@
       <w:r>
         <w:t xml:space="preserve">Robinson, Greg. </w:t>
       </w:r>
-      <w:hyperlink w:history="1" r:id="rId2ovplg5ob90dciag1bb5w">
+      <w:hyperlink w:history="1" r:id="rIdxx5yfephg_7utdyaiv-jv">
         <w:r>
           <w:rPr>
             <w:color w:val="0563C1"/>
@@ -3948,7 +3956,7 @@
       <w:r>
         <w:t xml:space="preserve">Blinder, Alan S. </w:t>
       </w:r>
-      <w:hyperlink w:history="1" r:id="rIde1xhzncebes-oea0zim3k">
+      <w:hyperlink w:history="1" r:id="rId9tpsqkp7ngf6lndn5xyrr">
         <w:r>
           <w:rPr>
             <w:color w:val="0563C1"/>
@@ -3996,7 +4004,7 @@
       <w:r>
         <w:t xml:space="preserve">Butler, Jon. </w:t>
       </w:r>
-      <w:hyperlink w:history="1" r:id="rIdohusaqawkirb0uepgrkbh">
+      <w:hyperlink w:history="1" r:id="rIdaocxm-hhcbrrgebcmh0j3">
         <w:r>
           <w:rPr>
             <w:color w:val="0563C1"/>
@@ -4024,7 +4032,7 @@
       <w:r>
         <w:t xml:space="preserve">Hatch, Nathan O. </w:t>
       </w:r>
-      <w:hyperlink w:history="1" r:id="rIdqrtg-rltgc1oxnhkrmcuy">
+      <w:hyperlink w:history="1" r:id="rIdh5mgp0cw-7zygaschg8c0">
         <w:r>
           <w:rPr>
             <w:color w:val="0563C1"/>
@@ -4052,7 +4060,7 @@
       <w:r>
         <w:t xml:space="preserve">Bushman, Richard Lyman. </w:t>
       </w:r>
-      <w:hyperlink w:history="1" r:id="rIdbso7w6_ziybjs7pqauytx">
+      <w:hyperlink w:history="1" r:id="rId5w12_qkfddhcb2-ukeafn">
         <w:r>
           <w:rPr>
             <w:color w:val="0563C1"/>
@@ -4080,7 +4088,7 @@
       <w:r>
         <w:t xml:space="preserve">Kraybill, Donald B., Karen M. Johnson-Weiner, and Steven M. Nolt. </w:t>
       </w:r>
-      <w:hyperlink w:history="1" r:id="rIdirs_u6wmqljsjizb4gjry">
+      <w:hyperlink w:history="1" r:id="rIdtij6cznqntxd8nhwrlvnt">
         <w:r>
           <w:rPr>
             <w:color w:val="0563C1"/>
@@ -4108,7 +4116,7 @@
       <w:r>
         <w:t xml:space="preserve">Moore, Rebecca. </w:t>
       </w:r>
-      <w:hyperlink w:history="1" r:id="rIdafgzuaf8nr91alnhzmann">
+      <w:hyperlink w:history="1" r:id="rIdpehu2nougtfgkpygvge_z">
         <w:r>
           <w:rPr>
             <w:color w:val="0563C1"/>
@@ -4172,7 +4180,7 @@
       <w:r>
         <w:t xml:space="preserve">Lynch, John. </w:t>
       </w:r>
-      <w:hyperlink w:history="1" r:id="rId2avqhprzk9gh-67qxm29o">
+      <w:hyperlink w:history="1" r:id="rIdgrthu2-tnd4n2kr-1utam">
         <w:r>
           <w:rPr>
             <w:color w:val="0563C1"/>
@@ -4200,7 +4208,7 @@
       <w:r>
         <w:t xml:space="preserve">Dubois, Laurent. </w:t>
       </w:r>
-      <w:hyperlink w:history="1" r:id="rId9ot2gj69fy_jp-bf2xq_h">
+      <w:hyperlink w:history="1" r:id="rIdllikznyrertxbegj6xj4-">
         <w:r>
           <w:rPr>
             <w:color w:val="0563C1"/>
@@ -4228,7 +4236,7 @@
       <w:r>
         <w:t xml:space="preserve">Conrad, Robert Edgar. </w:t>
       </w:r>
-      <w:hyperlink w:history="1" r:id="rIddy2jil5r4vfxxhkvcp25_">
+      <w:hyperlink w:history="1" r:id="rIddbf1zepb7vyrifvs1oigf">
         <w:r>
           <w:rPr>
             <w:color w:val="0563C1"/>
@@ -4253,7 +4261,7 @@
         </w:rPr>
         <w:t xml:space="preserve">Brazil’s share of the Atlantic slave trade. </w:t>
       </w:r>
-      <w:hyperlink w:history="1" r:id="rIdtyylp35sbu-rdn7l53n5c">
+      <w:hyperlink w:history="1" r:id="rId0l6aae-bijwsq2nwowpas">
         <w:r>
           <w:rPr>
             <w:color w:val="0563C1"/>
@@ -4281,7 +4289,7 @@
       <w:r>
         <w:t xml:space="preserve">Smith, Peter H. </w:t>
       </w:r>
-      <w:hyperlink w:history="1" r:id="rIdjw_usmdv5st8srfvaxaur">
+      <w:hyperlink w:history="1" r:id="rIdusopkdrffok30zowgs2w8">
         <w:r>
           <w:rPr>
             <w:color w:val="0563C1"/>
@@ -4309,7 +4317,7 @@
       <w:r>
         <w:t xml:space="preserve">Schlesinger, Stephen, and Stephen Kinzer. </w:t>
       </w:r>
-      <w:hyperlink w:history="1" r:id="rIdjrcefg_yn3y1dmg3uizqz">
+      <w:hyperlink w:history="1" r:id="rId30qly58yt1a4qf0chgmjz">
         <w:r>
           <w:rPr>
             <w:color w:val="0563C1"/>
@@ -4337,7 +4345,7 @@
       <w:r>
         <w:t xml:space="preserve">Slater, Candace. </w:t>
       </w:r>
-      <w:hyperlink w:history="1" r:id="rIdormy3jfjk_boardcjijx-">
+      <w:hyperlink w:history="1" r:id="rIdu9qf8bqkerifsxyytkocw">
         <w:r>
           <w:rPr>
             <w:color w:val="0563C1"/>
@@ -4365,7 +4373,7 @@
       <w:r>
         <w:t xml:space="preserve">Taylor, Barbara L., et al. “</w:t>
       </w:r>
-      <w:hyperlink w:history="1" r:id="rIdo5xbcm-hstatsa4qtklgl">
+      <w:hyperlink w:history="1" r:id="rIdgvo42admnl5sfw7iu8bw-">
         <w:r>
           <w:rPr>
             <w:color w:val="0563C1"/>
@@ -4393,7 +4401,7 @@
       <w:r>
         <w:t xml:space="preserve">NOAA Fisheries. “</w:t>
       </w:r>
-      <w:hyperlink w:history="1" r:id="rIdat7_rqtpk6dcbswzvsnob">
+      <w:hyperlink w:history="1" r:id="rIdyd1hzqfyyt1irn1fn_y2z">
         <w:r>
           <w:rPr>
             <w:color w:val="0563C1"/>
@@ -4421,7 +4429,7 @@
       <w:r>
         <w:t xml:space="preserve">Skidmore, Thomas E. </w:t>
       </w:r>
-      <w:hyperlink w:history="1" r:id="rIdkdo0atjr6syln3toseopd">
+      <w:hyperlink w:history="1" r:id="rIdm2jwmhzq4msnl_pmq3thb">
         <w:r>
           <w:rPr>
             <w:color w:val="0563C1"/>
@@ -4449,7 +4457,7 @@
       <w:r>
         <w:t xml:space="preserve">Comisión Nacional sobre la Desaparición de Personas. </w:t>
       </w:r>
-      <w:hyperlink w:history="1" r:id="rIdrcz83c9mfvve9mawzymxn">
+      <w:hyperlink w:history="1" r:id="rId2jcmj_twflqglblaac6ht">
         <w:r>
           <w:rPr>
             <w:color w:val="0563C1"/>
@@ -4477,7 +4485,7 @@
       <w:r>
         <w:t xml:space="preserve">Nino, Carlos Santiago. </w:t>
       </w:r>
-      <w:hyperlink w:history="1" r:id="rIdawki6jestf-lf-4mg63nf">
+      <w:hyperlink w:history="1" r:id="rIdzs65up5yhcbl6irazmbdl">
         <w:r>
           <w:rPr>
             <w:color w:val="0563C1"/>
@@ -4505,7 +4513,7 @@
       <w:r>
         <w:t xml:space="preserve">Bouvard, Marguerite Guzman. </w:t>
       </w:r>
-      <w:hyperlink w:history="1" r:id="rId8yfke9yyc3nsvsdfai8pl">
+      <w:hyperlink w:history="1" r:id="rId4a8v7od8lw4egcnipx64p">
         <w:r>
           <w:rPr>
             <w:color w:val="0563C1"/>
@@ -4533,7 +4541,7 @@
       <w:r>
         <w:t xml:space="preserve">Kornbluh, Peter. </w:t>
       </w:r>
-      <w:hyperlink w:history="1" r:id="rIdn3i735ir3xcaqzb-hbsep">
+      <w:hyperlink w:history="1" r:id="rIday1_fftcwdu-sfhddlaul">
         <w:r>
           <w:rPr>
             <w:color w:val="0563C1"/>
@@ -4561,7 +4569,7 @@
       <w:r>
         <w:t xml:space="preserve">Jara, Joan. </w:t>
       </w:r>
-      <w:hyperlink w:history="1" r:id="rIdja4uu6kjew7sidka2tuwl">
+      <w:hyperlink w:history="1" r:id="rIdl56zgg0h2b7f-rk-j1u6j">
         <w:r>
           <w:rPr>
             <w:color w:val="0563C1"/>
@@ -4589,7 +4597,7 @@
       <w:r>
         <w:t xml:space="preserve">LeoGrande, William M., and Peter Kornbluh. </w:t>
       </w:r>
-      <w:hyperlink w:history="1" r:id="rIdqt3upgottqciyjdc-u4jp">
+      <w:hyperlink w:history="1" r:id="rIdlqlz084drvj7x4fza9oti">
         <w:r>
           <w:rPr>
             <w:color w:val="0563C1"/>
@@ -4649,7 +4657,7 @@
       <w:r>
         <w:t xml:space="preserve">Secretaría de Gobernación (Mexico). “</w:t>
       </w:r>
-      <w:hyperlink w:history="1" r:id="rIdu84evgy-cr7ei6ojgide8">
+      <w:hyperlink w:history="1" r:id="rIdm_mssp8xarv0dm43i80fr">
         <w:r>
           <w:rPr>
             <w:color w:val="0563C1"/>
@@ -4697,7 +4705,7 @@
       <w:r>
         <w:t xml:space="preserve">Finkel, Caroline. </w:t>
       </w:r>
-      <w:hyperlink w:history="1" r:id="rIdips9mev2c-wlweuzei3jn">
+      <w:hyperlink w:history="1" r:id="rIdb7ozampbstkm2blpsf0nc">
         <w:r>
           <w:rPr>
             <w:color w:val="0563C1"/>
@@ -4725,7 +4733,7 @@
       <w:r>
         <w:t xml:space="preserve">Crowley, Roger. </w:t>
       </w:r>
-      <w:hyperlink w:history="1" r:id="rIdj0ljntnlar2sms-jmly7m">
+      <w:hyperlink w:history="1" r:id="rIdljixy2apzow5xal1sw14t">
         <w:r>
           <w:rPr>
             <w:color w:val="0563C1"/>
@@ -4753,7 +4761,7 @@
       <w:r>
         <w:t xml:space="preserve">Barkey, Karen. </w:t>
       </w:r>
-      <w:hyperlink w:history="1" r:id="rId_j-g5nd9apofonhlxggrq">
+      <w:hyperlink w:history="1" r:id="rIdnnfnp40qvajdjvcosdnsr">
         <w:r>
           <w:rPr>
             <w:color w:val="0563C1"/>
@@ -4781,7 +4789,7 @@
       <w:r>
         <w:t xml:space="preserve">Mazower, Mark. </w:t>
       </w:r>
-      <w:hyperlink w:history="1" r:id="rIdldpm3klc51an1iyfiemvu">
+      <w:hyperlink w:history="1" r:id="rIdeukzxary4bqkqfoqouw1b">
         <w:r>
           <w:rPr>
             <w:color w:val="0563C1"/>
@@ -4809,7 +4817,7 @@
       <w:r>
         <w:t xml:space="preserve">Suny, Ronald Grigor. “</w:t>
       </w:r>
-      <w:hyperlink w:history="1" r:id="rId2nrzan9cw-aazgmzjxr2_">
+      <w:hyperlink w:history="1" r:id="rId0gi6zu0tprlmpq4x4wkw9">
         <w:r>
           <w:rPr>
             <w:color w:val="0563C1"/>
@@ -4837,7 +4845,7 @@
       <w:r>
         <w:t xml:space="preserve">Power, Samantha. “</w:t>
       </w:r>
-      <w:hyperlink w:history="1" r:id="rIdjwggbjntrtnmvgiramiev">
+      <w:hyperlink w:history="1" r:id="rIdehb2yz1_vk9knoixjxuvw">
         <w:r>
           <w:rPr>
             <w:color w:val="0563C1"/>
@@ -4865,7 +4873,7 @@
       <w:r>
         <w:t xml:space="preserve">Hirschon, Renée, ed. </w:t>
       </w:r>
-      <w:hyperlink w:history="1" r:id="rId2sdv8hvxkua2e40lwkqe5">
+      <w:hyperlink w:history="1" r:id="rIdt8cdt3uend5gjyvmzyrdb">
         <w:r>
           <w:rPr>
             <w:color w:val="0563C1"/>
@@ -4893,7 +4901,7 @@
       <w:r>
         <w:t xml:space="preserve">Rogan, Eugene. </w:t>
       </w:r>
-      <w:hyperlink w:history="1" r:id="rId11_kjxfhtvpijspiuha2y">
+      <w:hyperlink w:history="1" r:id="rIdqpu2ddkiypm2ultx72yhb">
         <w:r>
           <w:rPr>
             <w:color w:val="0563C1"/>
@@ -4921,7 +4929,7 @@
       <w:r>
         <w:t xml:space="preserve">Barr, James. </w:t>
       </w:r>
-      <w:hyperlink w:history="1" r:id="rIdi0mnv73v0o-3ldptu2ndx">
+      <w:hyperlink w:history="1" r:id="rIdkdbowkzijf1zgtqkfpbch">
         <w:r>
           <w:rPr>
             <w:color w:val="0563C1"/>
@@ -4949,7 +4957,7 @@
       <w:r>
         <w:t xml:space="preserve">McDowall, David. </w:t>
       </w:r>
-      <w:hyperlink w:history="1" r:id="rIdmcouhiw7whuxth7ajgne8">
+      <w:hyperlink w:history="1" r:id="rIdabtkvehfnongonebc3jo6">
         <w:r>
           <w:rPr>
             <w:color w:val="0563C1"/>
@@ -4977,7 +4985,7 @@
       <w:r>
         <w:t xml:space="preserve">Abrahamian, Ervand. </w:t>
       </w:r>
-      <w:hyperlink w:history="1" r:id="rIdyadat8nalbhve_iurbcvx">
+      <w:hyperlink w:history="1" r:id="rIdznbfwwdigmcfgm4ibtxqi">
         <w:r>
           <w:rPr>
             <w:color w:val="0563C1"/>
@@ -5005,7 +5013,7 @@
       <w:r>
         <w:t xml:space="preserve">Razoux, Pierre. </w:t>
       </w:r>
-      <w:hyperlink w:history="1" r:id="rIdftyhb3ysrerbrcaxrslm1">
+      <w:hyperlink w:history="1" r:id="rIdar0nupqzgtbcdqov1do20">
         <w:r>
           <w:rPr>
             <w:color w:val="0563C1"/>
@@ -5053,7 +5061,7 @@
       <w:r>
         <w:t xml:space="preserve">Clark, Christopher. </w:t>
       </w:r>
-      <w:hyperlink w:history="1" r:id="rIdhdpqb8c-kxcwlsi6hzccl">
+      <w:hyperlink w:history="1" r:id="rIdn-yz2ehwcjhlls9lupzfv">
         <w:r>
           <w:rPr>
             <w:color w:val="0563C1"/>
@@ -5081,7 +5089,7 @@
       <w:r>
         <w:t xml:space="preserve">Strachan, Hew. </w:t>
       </w:r>
-      <w:hyperlink w:history="1" r:id="rId23vbgertxbnudvyhwmwiz">
+      <w:hyperlink w:history="1" r:id="rIdpuuzjuqbz1ejq-haimrjs">
         <w:r>
           <w:rPr>
             <w:color w:val="0563C1"/>
@@ -5125,7 +5133,7 @@
       <w:r>
         <w:t xml:space="preserve">Weintraub, Stanley. </w:t>
       </w:r>
-      <w:hyperlink w:history="1" r:id="rIdyxel7jyav90cidu6jcwob">
+      <w:hyperlink w:history="1" r:id="rIdoep7hnbxj-3crtljjda48">
         <w:r>
           <w:rPr>
             <w:color w:val="0563C1"/>
@@ -5153,7 +5161,7 @@
       <w:r>
         <w:t xml:space="preserve">Johnson, Niall P. A. S., and Juergen Mueller. “</w:t>
       </w:r>
-      <w:hyperlink w:history="1" r:id="rIdc9lwkkruotfels1trmzen">
+      <w:hyperlink w:history="1" r:id="rIdtemyjeh2nzrke3z6cwk6i">
         <w:r>
           <w:rPr>
             <w:color w:val="0563C1"/>
@@ -5181,7 +5189,7 @@
       <w:r>
         <w:t xml:space="preserve">Spreeuwenberg, Peter, et al. “</w:t>
       </w:r>
-      <w:hyperlink w:history="1" r:id="rIdgf2lrbujacayormeizhxz">
+      <w:hyperlink w:history="1" r:id="rIdwbmi2bx5haxtjwymveryr">
         <w:r>
           <w:rPr>
             <w:color w:val="0563C1"/>
@@ -5209,7 +5217,7 @@
       <w:r>
         <w:t xml:space="preserve">Keynes, John Maynard. </w:t>
       </w:r>
-      <w:hyperlink w:history="1" r:id="rIdz5lhikdoi5dahdxuv6c38">
+      <w:hyperlink w:history="1" r:id="rId6f-y4rzhjvopujgq9k-tn">
         <w:r>
           <w:rPr>
             <w:color w:val="0563C1"/>
@@ -5257,7 +5265,7 @@
       <w:r>
         <w:t xml:space="preserve">Evans, Richard J. </w:t>
       </w:r>
-      <w:hyperlink w:history="1" r:id="rId-yuz2x_r9psukgn9k-tah">
+      <w:hyperlink w:history="1" r:id="rIdqavzxim6q4h_mh_xjyvsz">
         <w:r>
           <w:rPr>
             <w:color w:val="0563C1"/>
@@ -5285,7 +5293,7 @@
       <w:r>
         <w:t xml:space="preserve">Hilberg, Raul. </w:t>
       </w:r>
-      <w:hyperlink w:history="1" r:id="rIdqoe1vdqjekexxesrbqddy">
+      <w:hyperlink w:history="1" r:id="rId_temrnintxnx8skttpk6n">
         <w:r>
           <w:rPr>
             <w:color w:val="0563C1"/>
@@ -5313,7 +5321,7 @@
       <w:r>
         <w:t xml:space="preserve">Kiernan, Ben. </w:t>
       </w:r>
-      <w:hyperlink w:history="1" r:id="rIdhkvwhjcbycpt7hpx2m_qu">
+      <w:hyperlink w:history="1" r:id="rId8x5l1owluxe25yofd8e4i">
         <w:r>
           <w:rPr>
             <w:color w:val="0563C1"/>
@@ -5341,7 +5349,7 @@
       <w:r>
         <w:t xml:space="preserve">Levitsky, Steven, and Daniel Ziblatt. </w:t>
       </w:r>
-      <w:hyperlink w:history="1" r:id="rId9c92yj4ccb_ixpxbb7_iv">
+      <w:hyperlink w:history="1" r:id="rIdvmryimumkbxytkrdscsjr">
         <w:r>
           <w:rPr>
             <w:color w:val="0563C1"/>
@@ -5369,7 +5377,7 @@
       <w:r>
         <w:t xml:space="preserve">Neiman, Susan. </w:t>
       </w:r>
-      <w:hyperlink w:history="1" r:id="rIdvmqw_ruig0bhewaidfzvr">
+      <w:hyperlink w:history="1" r:id="rIdo9342yocykjvq6_qrw14j">
         <w:r>
           <w:rPr>
             <w:color w:val="0563C1"/>
@@ -5413,7 +5421,7 @@
       <w:r>
         <w:t xml:space="preserve">Broberg, Gunnar, and Nils Roll-Hansen, eds. </w:t>
       </w:r>
-      <w:hyperlink w:history="1" r:id="rIdm36mlw46_epb4nwe9ohql">
+      <w:hyperlink w:history="1" r:id="rIdr2ih27pbb09fkd8vir1ic">
         <w:r>
           <w:rPr>
             <w:color w:val="0563C1"/>
@@ -5461,7 +5469,7 @@
       <w:r>
         <w:t xml:space="preserve">Jansen, Marius B. </w:t>
       </w:r>
-      <w:hyperlink w:history="1" r:id="rId6pnote5biftj3neab_u9l">
+      <w:hyperlink w:history="1" r:id="rId_fffhgruarhnuwqjejt5x">
         <w:r>
           <w:rPr>
             <w:color w:val="0563C1"/>
@@ -5489,7 +5497,7 @@
       <w:r>
         <w:t xml:space="preserve">Fogel, Joshua A., ed. </w:t>
       </w:r>
-      <w:hyperlink w:history="1" r:id="rId3q-qq4epunsjkgeq6lpws">
+      <w:hyperlink w:history="1" r:id="rIdmtfcgm0eqhpi3sla3gj8h">
         <w:r>
           <w:rPr>
             <w:color w:val="0563C1"/>
@@ -5517,7 +5525,7 @@
       <w:r>
         <w:t xml:space="preserve">Ohnuki-Tierney, Emiko. </w:t>
       </w:r>
-      <w:hyperlink w:history="1" r:id="rIdyro6agafbxzkl5ogkduux">
+      <w:hyperlink w:history="1" r:id="rIdxqgqfum_2ensjorbye42s">
         <w:r>
           <w:rPr>
             <w:color w:val="0563C1"/>
@@ -5545,7 +5553,7 @@
       <w:r>
         <w:t xml:space="preserve">Dower, John W. </w:t>
       </w:r>
-      <w:hyperlink w:history="1" r:id="rId1hs0erlkc83abjcmx9rmn">
+      <w:hyperlink w:history="1" r:id="rIdehnolnxf3zzbshmy6l6_k">
         <w:r>
           <w:rPr>
             <w:color w:val="0563C1"/>
@@ -5593,7 +5601,7 @@
       <w:r>
         <w:t xml:space="preserve">Duggan, Christopher. </w:t>
       </w:r>
-      <w:hyperlink w:history="1" r:id="rIdxio7ubpyvdskjp4frhg9-">
+      <w:hyperlink w:history="1" r:id="rId9mce96sqfswyyryk8i2te">
         <w:r>
           <w:rPr>
             <w:color w:val="0563C1"/>
@@ -5621,7 +5629,7 @@
       <w:r>
         <w:t xml:space="preserve">Bosworth, R. J. B. </w:t>
       </w:r>
-      <w:hyperlink w:history="1" r:id="rIdeuhetcppajc1wfhpofhqr">
+      <w:hyperlink w:history="1" r:id="rIdsja-j24nqk8e-uk_izghh">
         <w:r>
           <w:rPr>
             <w:color w:val="0563C1"/>
@@ -5649,7 +5657,7 @@
       <w:r>
         <w:t xml:space="preserve">Domenico, Roy Palmer. </w:t>
       </w:r>
-      <w:hyperlink w:history="1" r:id="rIdr74ylkzbutcm_pf6yldzw">
+      <w:hyperlink w:history="1" r:id="rIdl7qqjw8zgl2hbgjcnwl-s">
         <w:r>
           <w:rPr>
             <w:color w:val="0563C1"/>
@@ -5697,7 +5705,7 @@
       <w:r>
         <w:t xml:space="preserve">Menocal, María Rosa. </w:t>
       </w:r>
-      <w:hyperlink w:history="1" r:id="rIdgqtasqxjxduscweonjza3">
+      <w:hyperlink w:history="1" r:id="rIdzm1wpmuuv5v74ngxjjow1">
         <w:r>
           <w:rPr>
             <w:color w:val="0563C1"/>
@@ -5725,7 +5733,7 @@
       <w:r>
         <w:t xml:space="preserve">Fernández-Morera, Darío. </w:t>
       </w:r>
-      <w:hyperlink w:history="1" r:id="rIdxg8p-xf2zrnaywg7gwusg">
+      <w:hyperlink w:history="1" r:id="rIdueujiw-xi2kzi1nbjfi9l">
         <w:r>
           <w:rPr>
             <w:color w:val="0563C1"/>
@@ -5753,7 +5761,7 @@
       <w:r>
         <w:t xml:space="preserve">Kraemer, Joel L. </w:t>
       </w:r>
-      <w:hyperlink w:history="1" r:id="rIdnekk8tqxrwh9vvut_91pw">
+      <w:hyperlink w:history="1" r:id="rIdzpcqltoatlemr1kbkncrk">
         <w:r>
           <w:rPr>
             <w:color w:val="0563C1"/>
@@ -5781,7 +5789,7 @@
       <w:r>
         <w:t xml:space="preserve">Preston, Paul. </w:t>
       </w:r>
-      <w:hyperlink w:history="1" r:id="rIdwuot3yc3ejj2olqgkqbsh">
+      <w:hyperlink w:history="1" r:id="rIdrd0gbvq1uq6pmwip_qbat">
         <w:r>
           <w:rPr>
             <w:color w:val="0563C1"/>
@@ -5809,7 +5817,7 @@
       <w:r>
         <w:t xml:space="preserve">Aguilar, Paloma. </w:t>
       </w:r>
-      <w:hyperlink w:history="1" r:id="rIdxnyhvmi23txu1h58qkalm">
+      <w:hyperlink w:history="1" r:id="rIdakhl-abdun6y6zrljwdoa">
         <w:r>
           <w:rPr>
             <w:color w:val="0563C1"/>
@@ -5873,7 +5881,7 @@
       <w:r>
         <w:t xml:space="preserve">Applebaum, Anne. </w:t>
       </w:r>
-      <w:hyperlink w:history="1" r:id="rIdbrbryz-agan4bwgdzp71y">
+      <w:hyperlink w:history="1" r:id="rIdgw9ih2qoxjvy-ptthrjre">
         <w:r>
           <w:rPr>
             <w:color w:val="0563C1"/>
@@ -5901,7 +5909,7 @@
       <w:r>
         <w:t xml:space="preserve">Applebaum, Anne. </w:t>
       </w:r>
-      <w:hyperlink w:history="1" r:id="rId-m24zbbst8xmaa-eqnpsh">
+      <w:hyperlink w:history="1" r:id="rId5lmk2xnoyk55tryoslyu2">
         <w:r>
           <w:rPr>
             <w:color w:val="0563C1"/>
@@ -5929,7 +5937,7 @@
       <w:r>
         <w:t xml:space="preserve">Sanford, George. </w:t>
       </w:r>
-      <w:hyperlink w:history="1" r:id="rIdqihae5w6feu634drmijbb">
+      <w:hyperlink w:history="1" r:id="rIdbpwpbjlmqgut4-vqbzyno">
         <w:r>
           <w:rPr>
             <w:color w:val="0563C1"/>
@@ -5957,7 +5965,7 @@
       <w:r>
         <w:t xml:space="preserve">Plokhy, Serhii. </w:t>
       </w:r>
-      <w:hyperlink w:history="1" r:id="rIdns-tr8apfy0xagk6wy8wa">
+      <w:hyperlink w:history="1" r:id="rId5fvq4bym5by66sln2zbpr">
         <w:r>
           <w:rPr>
             <w:color w:val="0563C1"/>
@@ -5985,7 +5993,7 @@
       <w:r>
         <w:t xml:space="preserve">Roberts, Geoffrey. </w:t>
       </w:r>
-      <w:hyperlink w:history="1" r:id="rIdkjuiqtukqvhdd36dym3ca">
+      <w:hyperlink w:history="1" r:id="rIdlxlkxzklxwoqg0irhg1ev">
         <w:r>
           <w:rPr>
             <w:color w:val="0563C1"/>
@@ -6033,7 +6041,7 @@
       <w:r>
         <w:t xml:space="preserve">Dikötter, Frank. </w:t>
       </w:r>
-      <w:hyperlink w:history="1" r:id="rIdeugyuhxepakx7khxpwqih">
+      <w:hyperlink w:history="1" r:id="rIdr7zdkkvwfzsqkc0vfz-ku">
         <w:r>
           <w:rPr>
             <w:color w:val="0563C1"/>
@@ -6061,7 +6069,7 @@
       <w:r>
         <w:t xml:space="preserve">Yang Jisheng. </w:t>
       </w:r>
-      <w:hyperlink w:history="1" r:id="rIdx2w04ys7ogji9xzaoqylf">
+      <w:hyperlink w:history="1" r:id="rId0v-jhzvwvotagvtwk7jsb">
         <w:r>
           <w:rPr>
             <w:color w:val="0563C1"/>
@@ -6089,7 +6097,7 @@
       <w:r>
         <w:t xml:space="preserve">MacFarquhar, Roderick, and Michael Schoenhals. </w:t>
       </w:r>
-      <w:hyperlink w:history="1" r:id="rIdtkr7lymmgrck-l561erek">
+      <w:hyperlink w:history="1" r:id="rIdjtjzgbxsvtfms8zd9itb-">
         <w:r>
           <w:rPr>
             <w:color w:val="0563C1"/>
@@ -6117,7 +6125,7 @@
       <w:r>
         <w:t xml:space="preserve">Jambeck, Jenna R., et al. “</w:t>
       </w:r>
-      <w:hyperlink w:history="1" r:id="rId73q_pk9l3vs7qcfzk9dps">
+      <w:hyperlink w:history="1" r:id="rId7alo5m59zgt286hzmxbgl">
         <w:r>
           <w:rPr>
             <w:color w:val="0563C1"/>
@@ -6145,7 +6153,7 @@
       <w:r>
         <w:t xml:space="preserve">Meijer, Lourens J. J., et al. “</w:t>
       </w:r>
-      <w:hyperlink w:history="1" r:id="rId_5ylmfli8lvdpf5ewzsne">
+      <w:hyperlink w:history="1" r:id="rIdjedzdfj-ncpvxqri9chuf">
         <w:r>
           <w:rPr>
             <w:color w:val="0563C1"/>
@@ -6173,7 +6181,7 @@
       <w:r>
         <w:t xml:space="preserve">Economy, Elizabeth C. </w:t>
       </w:r>
-      <w:hyperlink w:history="1" r:id="rIdobp_qwzdxeocppyhow7yr">
+      <w:hyperlink w:history="1" r:id="rIdlkwv2zqknccgvwzef7g8d">
         <w:r>
           <w:rPr>
             <w:color w:val="0563C1"/>
@@ -6233,7 +6241,7 @@
       <w:r>
         <w:t xml:space="preserve">McDonell, Stephen. “</w:t>
       </w:r>
-      <w:hyperlink w:history="1" r:id="rIdhupnoibuftyyyayq57vel">
+      <w:hyperlink w:history="1" r:id="rIdtq3msqepe8y2uzc84dzvl">
         <w:r>
           <w:rPr>
             <w:color w:val="0563C1"/>
@@ -6261,7 +6269,7 @@
       <w:r>
         <w:t xml:space="preserve">Agence France-Presse. “‘Oh, Bother’: </w:t>
       </w:r>
-      <w:hyperlink w:history="1" r:id="rIdipumwtqctf80p6pdy18us">
+      <w:hyperlink w:history="1" r:id="rIdqoptqfojx-vhzklzd1pfk">
         <w:r>
           <w:rPr>
             <w:color w:val="0563C1"/>
@@ -6309,7 +6317,7 @@
       <w:r>
         <w:t xml:space="preserve">Schama, Simon. </w:t>
       </w:r>
-      <w:hyperlink w:history="1" r:id="rId9bz8s1wh10ujrvrkmfeuv">
+      <w:hyperlink w:history="1" r:id="rId7fn0d0y3i_mm32ybs2jjb">
         <w:r>
           <w:rPr>
             <w:color w:val="0563C1"/>
@@ -6337,7 +6345,7 @@
       <w:r>
         <w:t xml:space="preserve">Finkelstein, Israel, and Neil Asher Silberman. </w:t>
       </w:r>
-      <w:hyperlink w:history="1" r:id="rIdphrpwsc0cseow2j8_mdhh">
+      <w:hyperlink w:history="1" r:id="rIdgzjav3hocmna0qmgr8efw">
         <w:r>
           <w:rPr>
             <w:color w:val="0563C1"/>
@@ -6365,7 +6373,7 @@
       <w:r>
         <w:t xml:space="preserve">VanderKam, James C. </w:t>
       </w:r>
-      <w:hyperlink w:history="1" r:id="rId31yjiu6avakd1lnmxn-7g">
+      <w:hyperlink w:history="1" r:id="rIdqwwhcwomplfypurq3fxng">
         <w:r>
           <w:rPr>
             <w:color w:val="0563C1"/>
@@ -6393,7 +6401,7 @@
       <w:r>
         <w:t xml:space="preserve">Magness, Jodi. </w:t>
       </w:r>
-      <w:hyperlink w:history="1" r:id="rIdetcozv6gat61_tfomeipg">
+      <w:hyperlink w:history="1" r:id="rId4hgwcllewlm0d_kv6glxd">
         <w:r>
           <w:rPr>
             <w:color w:val="0563C1"/>
@@ -6421,7 +6429,7 @@
       <w:r>
         <w:t xml:space="preserve">Morris, Benny. </w:t>
       </w:r>
-      <w:hyperlink w:history="1" r:id="rIdm4kx_7evhan8wxa17ojd6">
+      <w:hyperlink w:history="1" r:id="rIdnfv05oi6ssdsaa9mgleyv">
         <w:r>
           <w:rPr>
             <w:color w:val="0563C1"/>
@@ -6469,7 +6477,7 @@
       <w:r>
         <w:t xml:space="preserve">Gaddis, John Lewis. </w:t>
       </w:r>
-      <w:hyperlink w:history="1" r:id="rIdwinjy-4z06nkllmqdunjh">
+      <w:hyperlink w:history="1" r:id="rIdkdoxiobcyxondqpkcolr1">
         <w:r>
           <w:rPr>
             <w:color w:val="0563C1"/>
@@ -6497,7 +6505,7 @@
       <w:r>
         <w:t xml:space="preserve">Savranskaya, Svetlana V. “</w:t>
       </w:r>
-      <w:hyperlink w:history="1" r:id="rId09niv-tbhl2uue6jqxedl">
+      <w:hyperlink w:history="1" r:id="rIdswztddpo9vdjxexdtoylg">
         <w:r>
           <w:rPr>
             <w:color w:val="0563C1"/>
@@ -6525,7 +6533,7 @@
       <w:r>
         <w:t xml:space="preserve">Hoffman, David E. </w:t>
       </w:r>
-      <w:hyperlink w:history="1" r:id="rIdntul2qq5dgrxtjmsrj-ed">
+      <w:hyperlink w:history="1" r:id="rIdlrwtavgee4zliriv98acg">
         <w:r>
           <w:rPr>
             <w:color w:val="0563C1"/>
@@ -6553,7 +6561,7 @@
       <w:r>
         <w:t xml:space="preserve">Rhodes, Richard. </w:t>
       </w:r>
-      <w:hyperlink w:history="1" r:id="rId0objja2debeeb4bsc19xh">
+      <w:hyperlink w:history="1" r:id="rIdb6edw2ch3hiaf4tpolxpz">
         <w:r>
           <w:rPr>
             <w:color w:val="0563C1"/>
@@ -6581,7 +6589,7 @@
       <w:r>
         <w:t xml:space="preserve">Niedenthal, Jack. </w:t>
       </w:r>
-      <w:hyperlink w:history="1" r:id="rId6vcolkbcknjqtxedsnurc">
+      <w:hyperlink w:history="1" r:id="rIdo6_ihr-_f-ugb15nb5ehp">
         <w:r>
           <w:rPr>
             <w:color w:val="0563C1"/>
@@ -6629,7 +6637,7 @@
       <w:r>
         <w:t xml:space="preserve">NASA. “</w:t>
       </w:r>
-      <w:hyperlink w:history="1" r:id="rIds_foshmgg_79_y7akluxn">
+      <w:hyperlink w:history="1" r:id="rIdrirpwnfle-lwvvgu94mt7">
         <w:r>
           <w:rPr>
             <w:color w:val="0563C1"/>
@@ -6657,7 +6665,7 @@
       <w:r>
         <w:t xml:space="preserve">Chaikin, Andrew. </w:t>
       </w:r>
-      <w:hyperlink w:history="1" r:id="rId6jtqdnzq4iwjwzgluurkk">
+      <w:hyperlink w:history="1" r:id="rIderkv9_9fusfzgalu-5tug">
         <w:r>
           <w:rPr>
             <w:color w:val="0563C1"/>
@@ -6685,7 +6693,7 @@
       <w:r>
         <w:t xml:space="preserve">Siddiqi, Asif A. </w:t>
       </w:r>
-      <w:hyperlink w:history="1" r:id="rId2v_bl_cn49bkaqnp6mdwf">
+      <w:hyperlink w:history="1" r:id="rId3pctkljjebuav4vy0re2x">
         <w:r>
           <w:rPr>
             <w:color w:val="0563C1"/>
@@ -6713,7 +6721,7 @@
       <w:r>
         <w:t xml:space="preserve">Colaprete, Anthony, et al. “</w:t>
       </w:r>
-      <w:hyperlink w:history="1" r:id="rIdau1-qfdjb66oiwgjhinlz">
+      <w:hyperlink w:history="1" r:id="rIdt4exdtmgmt-jryvhxutq7">
         <w:r>
           <w:rPr>
             <w:color w:val="0563C1"/>
@@ -6741,7 +6749,7 @@
       <w:r>
         <w:t xml:space="preserve">Sheehan, William. </w:t>
       </w:r>
-      <w:hyperlink w:history="1" r:id="rIdb5dcpn6hfclornlev6sle">
+      <w:hyperlink w:history="1" r:id="rIdctk2k7j_iyb1q6hvkxak2">
         <w:r>
           <w:rPr>
             <w:color w:val="0563C1"/>
@@ -6769,7 +6777,7 @@
       <w:r>
         <w:t xml:space="preserve">Grotzinger, John P., et al. “</w:t>
       </w:r>
-      <w:hyperlink w:history="1" r:id="rIdgyizo_xnvlgcfcuuxjxto">
+      <w:hyperlink w:history="1" r:id="rId0ivijhbdg27z54ga8dqjo">
         <w:r>
           <w:rPr>
             <w:color w:val="0563C1"/>
@@ -6797,7 +6805,7 @@
       <w:r>
         <w:t xml:space="preserve">Mangold, Nicolas, et al. “</w:t>
       </w:r>
-      <w:hyperlink w:history="1" r:id="rIdvcvmrlq_wmujlcczocgpd">
+      <w:hyperlink w:history="1" r:id="rIdbp1ksawwooy5xfi1rrnb5">
         <w:r>
           <w:rPr>
             <w:color w:val="0563C1"/>
@@ -6845,7 +6853,7 @@
       <w:r>
         <w:t xml:space="preserve">Ashby, Neil. “</w:t>
       </w:r>
-      <w:hyperlink w:history="1" r:id="rId0c0u14gmhmj2dipm3zgly">
+      <w:hyperlink w:history="1" r:id="rId-zdgub-ibbkbntrgwawpr">
         <w:r>
           <w:rPr>
             <w:color w:val="0563C1"/>
@@ -6873,7 +6881,7 @@
       <w:r>
         <w:t xml:space="preserve">Dyson, F. W., A. S. Eddington, and C. Davidson. “</w:t>
       </w:r>
-      <w:hyperlink w:history="1" r:id="rIdvixv78anm6rhf00v9ytol">
+      <w:hyperlink w:history="1" r:id="rIdrq0ycbs0thco35of5hfz0">
         <w:r>
           <w:rPr>
             <w:color w:val="0563C1"/>
@@ -6901,7 +6909,7 @@
       <w:r>
         <w:t xml:space="preserve">Au, Whitlow W. L. </w:t>
       </w:r>
-      <w:hyperlink w:history="1" r:id="rIdrdqoy_ejvz-c7xm80vfcw">
+      <w:hyperlink w:history="1" r:id="rIdsyceyrxrxlh0ru7sx2htt">
         <w:r>
           <w:rPr>
             <w:color w:val="0563C1"/>
@@ -6929,7 +6937,7 @@
       <w:r>
         <w:t xml:space="preserve">Susskind, Leonard. “</w:t>
       </w:r>
-      <w:hyperlink w:history="1" r:id="rId7kirxvalxn_eennvjqgvt">
+      <w:hyperlink w:history="1" r:id="rIdly8nx9x0jzn090ryq6enn">
         <w:r>
           <w:rPr>
             <w:color w:val="0563C1"/>
@@ -6957,7 +6965,7 @@
       <w:r>
         <w:t xml:space="preserve">Scerri, Eric R. </w:t>
       </w:r>
-      <w:hyperlink w:history="1" r:id="rId4vchyakfmh7rum9qzuqho">
+      <w:hyperlink w:history="1" r:id="rIdkdvnx80kimtum1gfb4-ba">
         <w:r>
           <w:rPr>
             <w:color w:val="0563C1"/>
@@ -6985,7 +6993,7 @@
       <w:r>
         <w:t xml:space="preserve">Erisman, Jan Willem, et al. “</w:t>
       </w:r>
-      <w:hyperlink w:history="1" r:id="rIdrlawjyzs678s6fzwdoimz">
+      <w:hyperlink w:history="1" r:id="rIdeklays4uj3ckqi_sgh9ny">
         <w:r>
           <w:rPr>
             <w:color w:val="0563C1"/>
@@ -7013,7 +7021,7 @@
       <w:r>
         <w:t xml:space="preserve">Watson, J. D., and F. H. C. Crick. “</w:t>
       </w:r>
-      <w:hyperlink w:history="1" r:id="rIdmpwb8gizncqs66-cmbswe">
+      <w:hyperlink w:history="1" r:id="rIdvxxb-mnmpa5cilft8gnt1">
         <w:r>
           <w:rPr>
             <w:color w:val="0563C1"/>
@@ -7041,7 +7049,7 @@
       <w:r>
         <w:t xml:space="preserve">Franklin, Rosalind E., and R. G. Gosling. “</w:t>
       </w:r>
-      <w:hyperlink w:history="1" r:id="rIddthmistoy-q7sgptrycbe">
+      <w:hyperlink w:history="1" r:id="rIdlhgxlzrw5w9uaeu25wepl">
         <w:r>
           <w:rPr>
             <w:color w:val="0563C1"/>
@@ -7069,7 +7077,7 @@
       <w:r>
         <w:t xml:space="preserve">International Human Genome Sequencing Consortium. “</w:t>
       </w:r>
-      <w:hyperlink w:history="1" r:id="rIdfgsxvochklnuqe2xwdyjb">
+      <w:hyperlink w:history="1" r:id="rId2e3w2t_xszqyojl3cqwmk">
         <w:r>
           <w:rPr>
             <w:color w:val="0563C1"/>
@@ -7097,7 +7105,7 @@
       <w:r>
         <w:t xml:space="preserve">International Human Genome Sequencing Consortium. “</w:t>
       </w:r>
-      <w:hyperlink w:history="1" r:id="rIdwnw92tl5dhw3p177t1upr">
+      <w:hyperlink w:history="1" r:id="rIdm6k9i1g7wyla1qfal-r32">
         <w:r>
           <w:rPr>
             <w:color w:val="0563C1"/>
@@ -7125,7 +7133,7 @@
       <w:r>
         <w:t xml:space="preserve">Nurk, Sergey, et al. “</w:t>
       </w:r>
-      <w:hyperlink w:history="1" r:id="rIdn791u0nfrgw73q9c1dwlj">
+      <w:hyperlink w:history="1" r:id="rIdrgograh2p3nex_zxalrwt">
         <w:r>
           <w:rPr>
             <w:color w:val="0563C1"/>
@@ -7153,7 +7161,7 @@
       <w:r>
         <w:t xml:space="preserve">Vine, F. J., and D. H. Matthews. “</w:t>
       </w:r>
-      <w:hyperlink w:history="1" r:id="rIdyzugqbtjfs2zc5sdyu7gb">
+      <w:hyperlink w:history="1" r:id="rIdpugafx-hl62xeveabyjby">
         <w:r>
           <w:rPr>
             <w:color w:val="0563C1"/>
@@ -7181,7 +7189,7 @@
       <w:r>
         <w:t xml:space="preserve">Alpher, Ralph A., and Robert Herman. “</w:t>
       </w:r>
-      <w:hyperlink w:history="1" r:id="rIdpibv-yyurbn6eo-dyn9hw">
+      <w:hyperlink w:history="1" r:id="rIdom_mrf4kkvfarc3iuyymo">
         <w:r>
           <w:rPr>
             <w:color w:val="0563C1"/>
@@ -7209,7 +7217,7 @@
       <w:r>
         <w:t xml:space="preserve">Penzias, A. A., and R. W. Wilson. “</w:t>
       </w:r>
-      <w:hyperlink w:history="1" r:id="rIdsjkjc-c6utwnloi_etvrn">
+      <w:hyperlink w:history="1" r:id="rIddinweokzzzjfgynefh0qd">
         <w:r>
           <w:rPr>
             <w:color w:val="0563C1"/>
@@ -7237,7 +7245,7 @@
       <w:r>
         <w:t xml:space="preserve">Fleischmann, Martin, and Stanley Pons. “</w:t>
       </w:r>
-      <w:hyperlink w:history="1" r:id="rId4nb52yheveh-2mf4olmom">
+      <w:hyperlink w:history="1" r:id="rId2nxlkf-ey2lyluy7vhxbi">
         <w:r>
           <w:rPr>
             <w:color w:val="0563C1"/>
@@ -7265,7 +7273,7 @@
       <w:r>
         <w:t xml:space="preserve">Wolfe-Simon, Felisa, et al. “</w:t>
       </w:r>
-      <w:hyperlink w:history="1" r:id="rIdhw-3vpdnwecmzoh0r5u73">
+      <w:hyperlink w:history="1" r:id="rIdk_ib0vlzgdvqfkderbtpp">
         <w:r>
           <w:rPr>
             <w:color w:val="0563C1"/>
@@ -7293,7 +7301,7 @@
       <w:r>
         <w:t xml:space="preserve">Reaves, Marshall Louis, et al. “</w:t>
       </w:r>
-      <w:hyperlink w:history="1" r:id="rIdbg6bp02diclx5xi0hv3zl">
+      <w:hyperlink w:history="1" r:id="rId-bnv5hsydjjzyql8umkvh">
         <w:r>
           <w:rPr>
             <w:color w:val="0563C1"/>
@@ -7341,7 +7349,7 @@
       <w:r>
         <w:t xml:space="preserve">Dalrymple, William. </w:t>
       </w:r>
-      <w:hyperlink w:history="1" r:id="rId-mcfip4qhyf0cnyupwl-v">
+      <w:hyperlink w:history="1" r:id="rIdf7dxvqtucipq_cjckruqg">
         <w:r>
           <w:rPr>
             <w:color w:val="0563C1"/>
@@ -7369,7 +7377,7 @@
       <w:r>
         <w:t xml:space="preserve">Maddison, Angus. </w:t>
       </w:r>
-      <w:hyperlink w:history="1" r:id="rIdvm7-bvwzlyik6nzgpqqap">
+      <w:hyperlink w:history="1" r:id="rIdydvu5wytv5adjv_ria5ye">
         <w:r>
           <w:rPr>
             <w:color w:val="0563C1"/>
@@ -7397,7 +7405,7 @@
       <w:r>
         <w:t xml:space="preserve">Sen, Amartya. </w:t>
       </w:r>
-      <w:hyperlink w:history="1" r:id="rIdo6gjvwd5dpytsqzusb4bi">
+      <w:hyperlink w:history="1" r:id="rIdkxaig2bchpwcm6yrumvc4">
         <w:r>
           <w:rPr>
             <w:color w:val="0563C1"/>
@@ -7425,7 +7433,7 @@
       <w:r>
         <w:t xml:space="preserve">Khan, Yasmin. </w:t>
       </w:r>
-      <w:hyperlink w:history="1" r:id="rId3l_hyvlc8frjzine3tzmd">
+      <w:hyperlink w:history="1" r:id="rIdngcrodywdibarjiv4vohj">
         <w:r>
           <w:rPr>
             <w:color w:val="0563C1"/>
@@ -7448,12 +7456,28 @@
           <w:i/>
           <w:iCs/>
         </w:rPr>
+        <w:t xml:space="preserve">The ‘transfer of power’ reading of 1947. </w:t>
+      </w:r>
+      <w:r>
+        <w:t xml:space="preserve">Moore, R. J. Escape from Empire: The Attlee Government and the Indian Problem. Oxford: Clarendon Press, 1983.</w:t>
+      </w:r>
+    </w:p>
+    <w:p>
+      <w:pPr>
+        <w:spacing w:after="120"/>
+        <w:ind w:left="360" w:hanging="360"/>
+      </w:pPr>
+      <w:r>
+        <w:rPr>
+          <w:i/>
+          <w:iCs/>
+        </w:rPr>
         <w:t xml:space="preserve">Kenya and the detention camps. </w:t>
       </w:r>
       <w:r>
         <w:t xml:space="preserve">Elkins, Caroline. </w:t>
       </w:r>
-      <w:hyperlink w:history="1" r:id="rIdi7jv70zrvkku3w7gnrghn">
+      <w:hyperlink w:history="1" r:id="rIdsv76posyo2gflzwxjifhj">
         <w:r>
           <w:rPr>
             <w:color w:val="0563C1"/>
@@ -7481,7 +7505,7 @@
       <w:r>
         <w:t xml:space="preserve">Jansen, Jan C., and Jürgen Osterhammel. </w:t>
       </w:r>
-      <w:hyperlink w:history="1" r:id="rIdv_d8lfs_7a1nplh8bsipq">
+      <w:hyperlink w:history="1" r:id="rIdoprasswgomyf54ykcwvd9">
         <w:r>
           <w:rPr>
             <w:color w:val="0563C1"/>
@@ -7509,7 +7533,7 @@
       <w:r>
         <w:t xml:space="preserve">Des Forges, Alison. </w:t>
       </w:r>
-      <w:hyperlink w:history="1" r:id="rId9afyh9hejfutai3xnu3r4">
+      <w:hyperlink w:history="1" r:id="rIdzmrlxqznkmj3wbpwcnp31">
         <w:r>
           <w:rPr>
             <w:color w:val="0563C1"/>
@@ -7537,7 +7561,7 @@
       <w:r>
         <w:t xml:space="preserve">Newbury, Catharine. </w:t>
       </w:r>
-      <w:hyperlink w:history="1" r:id="rId3cnypxzxwg0he5jsudoe-">
+      <w:hyperlink w:history="1" r:id="rIdflzodyhgbbynqacsxzenq">
         <w:r>
           <w:rPr>
             <w:color w:val="0563C1"/>
@@ -7585,7 +7609,7 @@
       <w:r>
         <w:t xml:space="preserve">Branch, Taylor. </w:t>
       </w:r>
-      <w:hyperlink w:history="1" r:id="rIdelugvuqccxdwx4_cb2vfs">
+      <w:hyperlink w:history="1" r:id="rId22s0czonx7vin2rhfmkhu">
         <w:r>
           <w:rPr>
             <w:color w:val="0563C1"/>
@@ -7613,7 +7637,7 @@
       <w:r>
         <w:t xml:space="preserve">Hoose, Phillip. </w:t>
       </w:r>
-      <w:hyperlink w:history="1" r:id="rIdvypzd5crd5oxy2eicdi3j">
+      <w:hyperlink w:history="1" r:id="rIdxgcmhxkogrqhxpoud7b0d">
         <w:r>
           <w:rPr>
             <w:color w:val="0563C1"/>
@@ -7641,7 +7665,7 @@
       <w:r>
         <w:t xml:space="preserve">Tyson, Timothy B. </w:t>
       </w:r>
-      <w:hyperlink w:history="1" r:id="rIdq2z2oktpwq5xrc2y8jbs4">
+      <w:hyperlink w:history="1" r:id="rIdbuieoji_eirnxn8dv8b8z">
         <w:r>
           <w:rPr>
             <w:color w:val="0563C1"/>
@@ -7669,7 +7693,7 @@
       <w:r>
         <w:t xml:space="preserve">Mandela, Nelson. </w:t>
       </w:r>
-      <w:hyperlink w:history="1" r:id="rIdbxj1nvtos7tx-n3berk88">
+      <w:hyperlink w:history="1" r:id="rId6sxyodhnn8-r28dfvsq7q">
         <w:r>
           <w:rPr>
             <w:color w:val="0563C1"/>
@@ -7692,12 +7716,28 @@
           <w:i/>
           <w:iCs/>
         </w:rPr>
+        <w:t xml:space="preserve">Apartheid’s end as a multi-factor negotiation, not a single memoir’s account. </w:t>
+      </w:r>
+      <w:r>
+        <w:t xml:space="preserve">Dubow, Saul. Apartheid, 1948–1994. Oxford: Oxford University Press, 2014.</w:t>
+      </w:r>
+    </w:p>
+    <w:p>
+      <w:pPr>
+        <w:spacing w:after="120"/>
+        <w:ind w:left="360" w:hanging="360"/>
+      </w:pPr>
+      <w:r>
+        <w:rPr>
+          <w:i/>
+          <w:iCs/>
+        </w:rPr>
         <w:t xml:space="preserve">Stonewall. </w:t>
       </w:r>
       <w:r>
         <w:t xml:space="preserve">Carter, David. </w:t>
       </w:r>
-      <w:hyperlink w:history="1" r:id="rId-zu1_eim5ded4vwue0n1_">
+      <w:hyperlink w:history="1" r:id="rIdrq_n0uesgqcn4rdrb5oet">
         <w:r>
           <w:rPr>
             <w:color w:val="0563C1"/>
@@ -7745,7 +7785,7 @@
       <w:r>
         <w:t xml:space="preserve">Turing, A. M. “</w:t>
       </w:r>
-      <w:hyperlink w:history="1" r:id="rIdf58cyz3nikhll2ultv11_">
+      <w:hyperlink w:history="1" r:id="rIde3y_pmm_mvec6ty1jb0-w">
         <w:r>
           <w:rPr>
             <w:color w:val="0563C1"/>
@@ -7773,7 +7813,7 @@
       <w:r>
         <w:t xml:space="preserve">Copeland, B. Jack, ed. </w:t>
       </w:r>
-      <w:hyperlink w:history="1" r:id="rId4u0mps-zsnzqphqtzz9r2">
+      <w:hyperlink w:history="1" r:id="rIdvdyr2xzkpts6odzuxqegl">
         <w:r>
           <w:rPr>
             <w:color w:val="0563C1"/>
@@ -7801,7 +7841,7 @@
       <w:r>
         <w:t xml:space="preserve">Isaacson, Walter. </w:t>
       </w:r>
-      <w:hyperlink w:history="1" r:id="rIdpx3qkf6jfqxekcfoqdkzk">
+      <w:hyperlink w:history="1" r:id="rIdqtimuvv1u7-ve6qz38972">
         <w:r>
           <w:rPr>
             <w:color w:val="0563C1"/>
@@ -7829,7 +7869,7 @@
       <w:r>
         <w:t xml:space="preserve">Vosoughi, Soroush, Deb Roy, and Sinan Aral. “</w:t>
       </w:r>
-      <w:hyperlink w:history="1" r:id="rIdaf9zxityvtv5rtt1fvpsa">
+      <w:hyperlink w:history="1" r:id="rId7vfqp1kepwmxrtrnrrfed">
         <w:r>
           <w:rPr>
             <w:color w:val="0563C1"/>
@@ -7877,7 +7917,7 @@
       <w:r>
         <w:t xml:space="preserve">Stuart, David. </w:t>
       </w:r>
-      <w:hyperlink w:history="1" r:id="rIdzifwuy8pxjbfsvmsp8qun">
+      <w:hyperlink w:history="1" r:id="rIdwic7wq9qojcxmzk91xg_s">
         <w:r>
           <w:rPr>
             <w:color w:val="0563C1"/>
@@ -7905,7 +7945,7 @@
       <w:r>
         <w:t xml:space="preserve">Aveni, Anthony. </w:t>
       </w:r>
-      <w:hyperlink w:history="1" r:id="rIdly5mqgs0wgupthwzwscex">
+      <w:hyperlink w:history="1" r:id="rId9cmkgtaxjn7vjjxgx_6kx">
         <w:r>
           <w:rPr>
             <w:color w:val="0563C1"/>
@@ -7953,7 +7993,7 @@
       <w:r>
         <w:t xml:space="preserve">Meech, Karen J., et al. “</w:t>
       </w:r>
-      <w:hyperlink w:history="1" r:id="rIdiicldd81bflewlk1kewbe">
+      <w:hyperlink w:history="1" r:id="rId7x5bmdjs3vnwp1w6s0sp2">
         <w:r>
           <w:rPr>
             <w:color w:val="0563C1"/>
@@ -7981,7 +8021,7 @@
       <w:r>
         <w:t xml:space="preserve">Micheli, Marco, et al. “</w:t>
       </w:r>
-      <w:hyperlink w:history="1" r:id="rIdfh12sehu6kergefu99r6n">
+      <w:hyperlink w:history="1" r:id="rIdak9vujeu4dma3ad5trugh">
         <w:r>
           <w:rPr>
             <w:color w:val="0563C1"/>
@@ -8009,7 +8049,7 @@
       <w:r>
         <w:t xml:space="preserve">‘Oumuamua ISSI Team. “</w:t>
       </w:r>
-      <w:hyperlink w:history="1" r:id="rIdthgwpoz15fgqpy8veavy0">
+      <w:hyperlink w:history="1" r:id="rIdr8_2une-lx5ntvd_sqcyt">
         <w:r>
           <w:rPr>
             <w:color w:val="0563C1"/>
@@ -8037,7 +8077,7 @@
       <w:r>
         <w:t xml:space="preserve">Staff at the National Astronomy and Ionosphere Center. “</w:t>
       </w:r>
-      <w:hyperlink w:history="1" r:id="rIduwdiplf2oonxpx3novb30">
+      <w:hyperlink w:history="1" r:id="rIdob-ieeqyop_ew7pqj5vx4">
         <w:r>
           <w:rPr>
             <w:color w:val="0563C1"/>
@@ -8101,7 +8141,7 @@
       <w:r>
         <w:t xml:space="preserve">Riley, James C. “</w:t>
       </w:r>
-      <w:hyperlink w:history="1" r:id="rId3aheplv9-1uxi0mmq1d49">
+      <w:hyperlink w:history="1" r:id="rIdiopdnp-xu8dlernwdfcov">
         <w:r>
           <w:rPr>
             <w:color w:val="0563C1"/>
@@ -8129,7 +8169,7 @@
       <w:r>
         <w:t xml:space="preserve">Bliss, Michael. </w:t>
       </w:r>
-      <w:hyperlink w:history="1" r:id="rIdpcadetsnmwhvu03yrpobu">
+      <w:hyperlink w:history="1" r:id="rIdqyq-gitq0bkhqpsfjdt3b">
         <w:r>
           <w:rPr>
             <w:color w:val="0563C1"/>
@@ -8157,7 +8197,7 @@
       <w:r>
         <w:t xml:space="preserve">Reverby, Susan M. </w:t>
       </w:r>
-      <w:hyperlink w:history="1" r:id="rIdjyteheozkmkjhsalgoxyg">
+      <w:hyperlink w:history="1" r:id="rIdvrbquqlwsz6ghx7bucalm">
         <w:r>
           <w:rPr>
             <w:color w:val="0563C1"/>
@@ -8185,7 +8225,7 @@
       <w:r>
         <w:t xml:space="preserve">Keefe, Patrick Radden. </w:t>
       </w:r>
-      <w:hyperlink w:history="1" r:id="rIdrsorkgtlquzr2_vwe1brp">
+      <w:hyperlink w:history="1" r:id="rIdksi6ejpu1g2xhay8-m-hi">
         <w:r>
           <w:rPr>
             <w:color w:val="0563C1"/>
@@ -8213,7 +8253,7 @@
       <w:r>
         <w:t xml:space="preserve">Antimicrobial Resistance Collaborators. “</w:t>
       </w:r>
-      <w:hyperlink w:history="1" r:id="rIdekjjyljqsbekghyqkvkpe">
+      <w:hyperlink w:history="1" r:id="rIdj5ypugzqae-0hqagyyvpb">
         <w:r>
           <w:rPr>
             <w:color w:val="0563C1"/>
@@ -8241,7 +8281,7 @@
       <w:r>
         <w:t xml:space="preserve">Van Bressem, Marie-Françoise, et al. “</w:t>
       </w:r>
-      <w:hyperlink w:history="1" r:id="rIdcevigowx5s998gxedpjus">
+      <w:hyperlink w:history="1" r:id="rIdh9911b3mre4yijvuifzhr">
         <w:r>
           <w:rPr>
             <w:color w:val="0563C1"/>
@@ -8269,7 +8309,7 @@
       <w:r>
         <w:t xml:space="preserve">Oshinsky, David M. </w:t>
       </w:r>
-      <w:hyperlink w:history="1" r:id="rIdglhxj_2jklir2ppm67gt6">
+      <w:hyperlink w:history="1" r:id="rIdo2jbhtswdn3ectlz0jvrm">
         <w:r>
           <w:rPr>
             <w:color w:val="0563C1"/>
@@ -8297,7 +8337,7 @@
       <w:r>
         <w:t xml:space="preserve">Polack, Fernando P., et al. “</w:t>
       </w:r>
-      <w:hyperlink w:history="1" r:id="rIdfjn-uduvv71yijvhhebus">
+      <w:hyperlink w:history="1" r:id="rIdy1zdot8arklkvnz757nu6">
         <w:r>
           <w:rPr>
             <w:color w:val="0563C1"/>
@@ -8345,7 +8385,7 @@
       <w:r>
         <w:t xml:space="preserve">Arrhenius, Svante. “</w:t>
       </w:r>
-      <w:hyperlink w:history="1" r:id="rIdygjglqqimrrjmlb5jivwx">
+      <w:hyperlink w:history="1" r:id="rIdgfa-drqhq8asz-yfvab0y">
         <w:r>
           <w:rPr>
             <w:color w:val="0563C1"/>
@@ -8373,7 +8413,7 @@
       <w:r>
         <w:t xml:space="preserve">Philip, Sjoukje Y., et al. “</w:t>
       </w:r>
-      <w:hyperlink w:history="1" r:id="rIdvgsr2veqciezjwqf245pr">
+      <w:hyperlink w:history="1" r:id="rIdjwknbntm8pwtxst7g6-2u">
         <w:r>
           <w:rPr>
             <w:color w:val="0563C1"/>
@@ -8401,7 +8441,7 @@
       <w:r>
         <w:t xml:space="preserve">Supran, G., S. Rahmstorf, and N. Oreskes. “</w:t>
       </w:r>
-      <w:hyperlink w:history="1" r:id="rIdurtb1w9no2kx92bd7ozgn">
+      <w:hyperlink w:history="1" r:id="rIdlxqnqzftqbmeali2bjihq">
         <w:r>
           <w:rPr>
             <w:color w:val="0563C1"/>
@@ -8429,7 +8469,7 @@
       <w:r>
         <w:t xml:space="preserve">Witze, Alexandra. “</w:t>
       </w:r>
-      <w:hyperlink w:history="1" r:id="rId1cjwapzqrrxa-mddeua95">
+      <w:hyperlink w:history="1" r:id="rIdu_v7bppn36pzzgtnsxie6">
         <w:r>
           <w:rPr>
             <w:color w:val="0563C1"/>
@@ -8457,7 +8497,7 @@
       <w:r>
         <w:t xml:space="preserve">IPCC. </w:t>
       </w:r>
-      <w:hyperlink w:history="1" r:id="rIdtkh1srwg8xxe3tjeepcud">
+      <w:hyperlink w:history="1" r:id="rIdzp1mjd75sdw8a91svprsk">
         <w:r>
           <w:rPr>
             <w:color w:val="0563C1"/>
@@ -8485,7 +8525,7 @@
       <w:r>
         <w:t xml:space="preserve">Morlighem, Mathieu, et al. “</w:t>
       </w:r>
-      <w:hyperlink w:history="1" r:id="rIdhaejfdd51l47ujrlzztwy">
+      <w:hyperlink w:history="1" r:id="rId_a2kbs9eu9bi_rugbrbed">
         <w:r>
           <w:rPr>
             <w:color w:val="0563C1"/>
@@ -8513,7 +8553,7 @@
       <w:r>
         <w:t xml:space="preserve">IMBIE Team. “</w:t>
       </w:r>
-      <w:hyperlink w:history="1" r:id="rId61h80uqown15vhqjd3yfj">
+      <w:hyperlink w:history="1" r:id="rIdhvx8e0jsq3l9domdu_7dh">
         <w:r>
           <w:rPr>
             <w:color w:val="0563C1"/>
@@ -8541,7 +8581,7 @@
       <w:r>
         <w:t xml:space="preserve">Joughin, Ian, Benjamin E. Smith, and Brooke Medley. “</w:t>
       </w:r>
-      <w:hyperlink w:history="1" r:id="rIdjbq4719pjb2wr_al2nfds">
+      <w:hyperlink w:history="1" r:id="rIdu2jeyawwaniszyeqbariy">
         <w:r>
           <w:rPr>
             <w:color w:val="0563C1"/>
@@ -8569,7 +8609,7 @@
       <w:r>
         <w:t xml:space="preserve">Secretariat of the Antarctic Treaty. “</w:t>
       </w:r>
-      <w:hyperlink w:history="1" r:id="rIdjwwyubxposrjasxolfbpj">
+      <w:hyperlink w:history="1" r:id="rId1laqlhwcrvxytes-jejnp">
         <w:r>
           <w:rPr>
             <w:color w:val="0563C1"/>
@@ -8597,7 +8637,7 @@
       <w:r>
         <w:t xml:space="preserve">Office of the Historian, US Department of State. </w:t>
       </w:r>
-      <w:hyperlink w:history="1" r:id="rIdsxiyp1r1gmmr3zetj0uf6">
+      <w:hyperlink w:history="1" r:id="rIdsw2o6ecf3arrferftpo_o">
         <w:r>
           <w:rPr>
             <w:color w:val="0563C1"/>
@@ -8625,7 +8665,7 @@
       <w:r>
         <w:t xml:space="preserve">“‘Greenland Belongs to Greenland’: </w:t>
       </w:r>
-      <w:hyperlink w:history="1" r:id="rIdzfo4bqa0m_bkwejiv6kdw">
+      <w:hyperlink w:history="1" r:id="rId6fceecnrtddiv_iw2wqmq">
         <w:r>
           <w:rPr>
             <w:color w:val="0563C1"/>
@@ -8653,7 +8693,7 @@
       <w:r>
         <w:t xml:space="preserve">BBC News. Report on </w:t>
       </w:r>
-      <w:hyperlink w:history="1" r:id="rIdexjqhx7_dddy6lrej83fa">
+      <w:hyperlink w:history="1" r:id="rIdoxoa8bsnrakljz_wjwwov">
         <w:r>
           <w:rPr>
             <w:color w:val="0563C1"/>
@@ -8681,7 +8721,7 @@
       <w:r>
         <w:t xml:space="preserve">BBC News. </w:t>
       </w:r>
-      <w:hyperlink w:history="1" r:id="rId44qzpi2ma2wz0uakffj3t">
+      <w:hyperlink w:history="1" r:id="rIdrpk_ymjdkgwkvcps66aik">
         <w:r>
           <w:rPr>
             <w:color w:val="0563C1"/>
@@ -8709,7 +8749,7 @@
       <w:r>
         <w:t xml:space="preserve">Statistics Greenland. “</w:t>
       </w:r>
-      <w:hyperlink w:history="1" r:id="rIdntsw-injciticyx7g_1nw">
+      <w:hyperlink w:history="1" r:id="rIdm8arfkpdt_iam7i2akykd">
         <w:r>
           <w:rPr>
             <w:color w:val="0563C1"/>
@@ -8773,7 +8813,7 @@
       <w:r>
         <w:t xml:space="preserve">COVID-19 National Preparedness Collaborators. “</w:t>
       </w:r>
-      <w:hyperlink w:history="1" r:id="rIdob_kvcxdjv7rytgux7gle">
+      <w:hyperlink w:history="1" r:id="rIdjy8caqcbwtlorf7fthnwn">
         <w:r>
           <w:rPr>
             <w:color w:val="0563C1"/>
@@ -8801,7 +8841,7 @@
       <w:r>
         <w:t xml:space="preserve">Msemburi, William, et al. “</w:t>
       </w:r>
-      <w:hyperlink w:history="1" r:id="rIdltozu-ckn2wmfrg15vljr">
+      <w:hyperlink w:history="1" r:id="rIdj8dcvcmxniidq75cfyzt5">
         <w:r>
           <w:rPr>
             <w:color w:val="0563C1"/>
@@ -8885,7 +8925,7 @@
       <w:r>
         <w:t xml:space="preserve">Jinek, Martin, et al. “</w:t>
       </w:r>
-      <w:hyperlink w:history="1" r:id="rIdjtinaxpewbuhpyoco9gn-">
+      <w:hyperlink w:history="1" r:id="rIdvjplkyhc6psko24eqxfjw">
         <w:r>
           <w:rPr>
             <w:color w:val="0563C1"/>
@@ -8913,7 +8953,7 @@
       <w:r>
         <w:t xml:space="preserve">Fehilly, Carole B., S. M. Willadsen, and Elizabeth M. Tucker. “</w:t>
       </w:r>
-      <w:hyperlink w:history="1" r:id="rIdrpdbxc1dovs5hdv17p6fn">
+      <w:hyperlink w:history="1" r:id="rIduv4ktq6mai0ntxiv394lo">
         <w:r>
           <w:rPr>
             <w:color w:val="0563C1"/>
@@ -8961,7 +9001,7 @@
       <w:r>
         <w:t xml:space="preserve">Ganopolski, A., R. Winkelmann, and H. J. Schellnhuber. “</w:t>
       </w:r>
-      <w:hyperlink w:history="1" r:id="rIddsb979whjhkqewkzxkzzr">
+      <w:hyperlink w:history="1" r:id="rIdjguu6dukxnr11ttcis6y6">
         <w:r>
           <w:rPr>
             <w:color w:val="0563C1"/>
@@ -9009,7 +9049,7 @@
       <w:r>
         <w:t xml:space="preserve">Hawking, S. W. “</w:t>
       </w:r>
-      <w:hyperlink w:history="1" r:id="rIdndkzj7cmqpkk16isepg7l">
+      <w:hyperlink w:history="1" r:id="rIdtk6r7i8ktacrorztj1mqy">
         <w:r>
           <w:rPr>
             <w:color w:val="0563C1"/>
@@ -9037,7 +9077,7 @@
       <w:r>
         <w:t xml:space="preserve">LIGO Scientific Collaboration and Virgo Collaboration. “</w:t>
       </w:r>
-      <w:hyperlink w:history="1" r:id="rIdbkvzee-4tz61ikyhmw5bp">
+      <w:hyperlink w:history="1" r:id="rIdfzvwiloxdfroh6kqbj68_">
         <w:r>
           <w:rPr>
             <w:color w:val="0563C1"/>
@@ -9065,7 +9105,7 @@
       <w:r>
         <w:t xml:space="preserve">ATLAS Collaboration. “</w:t>
       </w:r>
-      <w:hyperlink w:history="1" r:id="rIdhc330lhoydpnwmiyzbfsx">
+      <w:hyperlink w:history="1" r:id="rIdkgrg_es24i3uqc9w3ts-6">
         <w:r>
           <w:rPr>
             <w:color w:val="0563C1"/>
@@ -9093,7 +9133,7 @@
       <w:r>
         <w:t xml:space="preserve">Abu-Shawareb, H., et al. (Indirect Drive ICF Collaboration). “</w:t>
       </w:r>
-      <w:hyperlink w:history="1" r:id="rIdixagnu3dr2uqgxnuo4uou">
+      <w:hyperlink w:history="1" r:id="rIdu3bfpdgsgb0zmlaxtg1zi">
         <w:r>
           <w:rPr>
             <w:color w:val="0563C1"/>

--- a/The Dolphins' View of History/chapters/Notes and Sources.docx
+++ b/The Dolphins' View of History/chapters/Notes and Sources.docx
@@ -83,7 +83,7 @@
       <w:r>
         <w:t xml:space="preserve">Thewissen, J. G. M., et al. “</w:t>
       </w:r>
-      <w:hyperlink w:history="1" r:id="rIdtg_-xv6qstn3ojvjuzysq">
+      <w:hyperlink w:history="1" r:id="rIda6slchj2kyslsekwuoyy2">
         <w:r>
           <w:rPr>
             <w:color w:val="0563C1"/>
@@ -111,7 +111,7 @@
       <w:r>
         <w:t xml:space="preserve">Stringer, Chris. </w:t>
       </w:r>
-      <w:hyperlink w:history="1" r:id="rIdkl9pnbygv3hgirnckgixy">
+      <w:hyperlink w:history="1" r:id="rIdgci2xmbtsqrpfnzbgnpnn">
         <w:r>
           <w:rPr>
             <w:color w:val="0563C1"/>
@@ -159,7 +159,7 @@
       <w:r>
         <w:t xml:space="preserve">Marino, Lori. “</w:t>
       </w:r>
-      <w:hyperlink w:history="1" r:id="rIdzozkf0umil8j6rw2uc7tz">
+      <w:hyperlink w:history="1" r:id="rId12yj4t54frgnrx8soiz4a">
         <w:r>
           <w:rPr>
             <w:color w:val="0563C1"/>
@@ -187,7 +187,7 @@
       <w:r>
         <w:t xml:space="preserve">Janik, Vincent M., Laela S. Sayigh, and Randall S. Wells. “</w:t>
       </w:r>
-      <w:hyperlink w:history="1" r:id="rId_k3fpzflyovcpap556rlw">
+      <w:hyperlink w:history="1" r:id="rIdpfm_ytk3tjo8atvx9awfe">
         <w:r>
           <w:rPr>
             <w:color w:val="0563C1"/>
@@ -215,7 +215,7 @@
       <w:r>
         <w:t xml:space="preserve">Krützen, Michael, et al. “</w:t>
       </w:r>
-      <w:hyperlink w:history="1" r:id="rIdwkzsjp1b57spkzk9jyuow">
+      <w:hyperlink w:history="1" r:id="rIdng24xejwys-si07kw9psk">
         <w:r>
           <w:rPr>
             <w:color w:val="0563C1"/>
@@ -243,7 +243,7 @@
       <w:r>
         <w:t xml:space="preserve">Tennie, Claudio, Josep Call, and Michael Tomasello. “</w:t>
       </w:r>
-      <w:hyperlink w:history="1" r:id="rIdqphmbk2xvwtkomrs_wrss">
+      <w:hyperlink w:history="1" r:id="rId58dujbsfnd_o8840mla1k">
         <w:r>
           <w:rPr>
             <w:color w:val="0563C1"/>
@@ -307,7 +307,7 @@
       <w:r>
         <w:t xml:space="preserve">Hublin, Jean-Jacques, et al. “</w:t>
       </w:r>
-      <w:hyperlink w:history="1" r:id="rId9qz7qcey9ycnzld2mlety">
+      <w:hyperlink w:history="1" r:id="rIdsonmkv8gzky2ulvv-idri">
         <w:r>
           <w:rPr>
             <w:color w:val="0563C1"/>
@@ -335,7 +335,7 @@
       <w:r>
         <w:t xml:space="preserve">Scerri, Eleanor M. L., et al. “</w:t>
       </w:r>
-      <w:hyperlink w:history="1" r:id="rIdtklzrhkc3fl37c4x0igba">
+      <w:hyperlink w:history="1" r:id="rIdn-7al1z27_wqf70n5-nd1">
         <w:r>
           <w:rPr>
             <w:color w:val="0563C1"/>
@@ -363,7 +363,7 @@
       <w:r>
         <w:t xml:space="preserve">Leakey, M. D., and R. L. Hay. “</w:t>
       </w:r>
-      <w:hyperlink w:history="1" r:id="rIdghoii1pkwvughplg-7c_d">
+      <w:hyperlink w:history="1" r:id="rIdn0hsu6-bpl-2i6z6gbyv-">
         <w:r>
           <w:rPr>
             <w:color w:val="0563C1"/>
@@ -391,7 +391,7 @@
       <w:r>
         <w:t xml:space="preserve">Villmoare, Brian, et al. “</w:t>
       </w:r>
-      <w:hyperlink w:history="1" r:id="rIdztstmndc7lw5wsppfvmjk">
+      <w:hyperlink w:history="1" r:id="rIdsfaajlialeehg0ak8znfv">
         <w:r>
           <w:rPr>
             <w:color w:val="0563C1"/>
@@ -419,7 +419,7 @@
       <w:r>
         <w:t xml:space="preserve">Lordkipanidze, David, et al. “</w:t>
       </w:r>
-      <w:hyperlink w:history="1" r:id="rIdu5t_5pbuc629-c9nbwe0t">
+      <w:hyperlink w:history="1" r:id="rIdd2hskkmwzulshnjhdyl43">
         <w:r>
           <w:rPr>
             <w:color w:val="0563C1"/>
@@ -447,7 +447,7 @@
       <w:r>
         <w:t xml:space="preserve">Dirks, Paul H. G. M., et al. “</w:t>
       </w:r>
-      <w:hyperlink w:history="1" r:id="rIduto_wururvmoi9ojdop0b">
+      <w:hyperlink w:history="1" r:id="rId1dr1zlspa_iltqlrhpmc7">
         <w:r>
           <w:rPr>
             <w:color w:val="0563C1"/>
@@ -475,7 +475,7 @@
       <w:r>
         <w:t xml:space="preserve">Henshilwood, Christopher S., et al. “</w:t>
       </w:r>
-      <w:hyperlink w:history="1" r:id="rIdeicibqax66vc12q54jt-o">
+      <w:hyperlink w:history="1" r:id="rIdt81w2hknnuypqbnaoqg-n">
         <w:r>
           <w:rPr>
             <w:color w:val="0563C1"/>
@@ -539,7 +539,7 @@
       <w:r>
         <w:t xml:space="preserve">Berna, Francesco, et al. “</w:t>
       </w:r>
-      <w:hyperlink w:history="1" r:id="rIdmaui2ra-rblauadgpghb_">
+      <w:hyperlink w:history="1" r:id="rIdgpvyux3m4sasvtryo-vxo">
         <w:r>
           <w:rPr>
             <w:color w:val="0563C1"/>
@@ -567,7 +567,7 @@
       <w:r>
         <w:t xml:space="preserve">Shahack-Gross, Ruth, et al. “</w:t>
       </w:r>
-      <w:hyperlink w:history="1" r:id="rId-lplsgbxnyy0klpavtreh">
+      <w:hyperlink w:history="1" r:id="rIdwmiqfsdlp5escowiekxft">
         <w:r>
           <w:rPr>
             <w:color w:val="0563C1"/>
@@ -595,7 +595,7 @@
       <w:r>
         <w:t xml:space="preserve">Harmand, Sonia, et al. “</w:t>
       </w:r>
-      <w:hyperlink w:history="1" r:id="rIdlft5a2acw4etphl8c_dja">
+      <w:hyperlink w:history="1" r:id="rId9xiifb7dorauk-pgud_w9">
         <w:r>
           <w:rPr>
             <w:color w:val="0563C1"/>
@@ -623,7 +623,7 @@
       <w:r>
         <w:t xml:space="preserve">Lepre, Christopher J., et al. “</w:t>
       </w:r>
-      <w:hyperlink w:history="1" r:id="rIdyum6r5ffpp6ruvodngb-r">
+      <w:hyperlink w:history="1" r:id="rIdb1cx86ciltdyvgcbxakzx">
         <w:r>
           <w:rPr>
             <w:color w:val="0563C1"/>
@@ -651,7 +651,7 @@
       <w:r>
         <w:t xml:space="preserve">Brown, Kyle S., et al. “</w:t>
       </w:r>
-      <w:hyperlink w:history="1" r:id="rIdm9g_4ji1ndt9evidv_mp7">
+      <w:hyperlink w:history="1" r:id="rIdmn6iue2wou9v5wlveo5ob">
         <w:r>
           <w:rPr>
             <w:color w:val="0563C1"/>
@@ -679,7 +679,7 @@
       <w:r>
         <w:t xml:space="preserve">Wrangham, Richard. </w:t>
       </w:r>
-      <w:hyperlink w:history="1" r:id="rIdpkbtms_mhbyaox3cxxurz">
+      <w:hyperlink w:history="1" r:id="rIdufzxfykkqacesiia2axjh">
         <w:r>
           <w:rPr>
             <w:color w:val="0563C1"/>
@@ -707,7 +707,7 @@
       <w:r>
         <w:t xml:space="preserve">Fitch, W. Tecumseh. </w:t>
       </w:r>
-      <w:hyperlink w:history="1" r:id="rIdiwipc1gjlv6gslnabiuxp">
+      <w:hyperlink w:history="1" r:id="rId4grfxzd4pqx4xngxdazwv">
         <w:r>
           <w:rPr>
             <w:color w:val="0563C1"/>
@@ -755,7 +755,7 @@
       <w:r>
         <w:t xml:space="preserve">Clarkson, Chris, et al. “</w:t>
       </w:r>
-      <w:hyperlink w:history="1" r:id="rIdultulk8zz3xderfe_ax_g">
+      <w:hyperlink w:history="1" r:id="rIdeeqkmh6gdqecexta1ffsl">
         <w:r>
           <w:rPr>
             <w:color w:val="0563C1"/>
@@ -783,7 +783,7 @@
       <w:r>
         <w:t xml:space="preserve">O’Connell, James F., et al. “</w:t>
       </w:r>
-      <w:hyperlink w:history="1" r:id="rIdtfa6irt_u3v9zm_pp6ovr">
+      <w:hyperlink w:history="1" r:id="rIdgn45v5qiydrwsa8hvz1ht">
         <w:r>
           <w:rPr>
             <w:color w:val="0563C1"/>
@@ -811,7 +811,7 @@
       <w:r>
         <w:t xml:space="preserve">Reich, David, et al. “</w:t>
       </w:r>
-      <w:hyperlink w:history="1" r:id="rIdudaquzbxc35wrzkf_7gqc">
+      <w:hyperlink w:history="1" r:id="rIdmkd2x0b92qbojlvb5cj60">
         <w:r>
           <w:rPr>
             <w:color w:val="0563C1"/>
@@ -839,7 +839,7 @@
       <w:r>
         <w:t xml:space="preserve">Chen, Fahu, et al. “</w:t>
       </w:r>
-      <w:hyperlink w:history="1" r:id="rIdlbcuofg8cnboyltlfym__">
+      <w:hyperlink w:history="1" r:id="rIdnh_a56jfp7edtriqc7rvt">
         <w:r>
           <w:rPr>
             <w:color w:val="0563C1"/>
@@ -867,7 +867,7 @@
       <w:r>
         <w:t xml:space="preserve">Higham, Tom, et al. “</w:t>
       </w:r>
-      <w:hyperlink w:history="1" r:id="rIdejjbrtmrh_q0e7fj1ezii">
+      <w:hyperlink w:history="1" r:id="rId7aafuoyczn9idtnuudny3">
         <w:r>
           <w:rPr>
             <w:color w:val="0563C1"/>
@@ -895,7 +895,7 @@
       <w:r>
         <w:t xml:space="preserve">Sutikna, Thomas, et al. “</w:t>
       </w:r>
-      <w:hyperlink w:history="1" r:id="rIdsifg6xr7essbwzac_ujyh">
+      <w:hyperlink w:history="1" r:id="rIdl44cdzqgsaojl59qg4pvw">
         <w:r>
           <w:rPr>
             <w:color w:val="0563C1"/>
@@ -923,7 +923,7 @@
       <w:r>
         <w:t xml:space="preserve">Oktaviana, Adhi Agus, et al. “</w:t>
       </w:r>
-      <w:hyperlink w:history="1" r:id="rIdfhiwxhs7iqgteaf_jvo4e">
+      <w:hyperlink w:history="1" r:id="rIdrpqfgg5gyccvfegeodsta">
         <w:r>
           <w:rPr>
             <w:color w:val="0563C1"/>
@@ -951,7 +951,7 @@
       <w:r>
         <w:t xml:space="preserve">Bennett, Matthew R., et al. “</w:t>
       </w:r>
-      <w:hyperlink w:history="1" r:id="rIdhr90t95qsibverwvoayjg">
+      <w:hyperlink w:history="1" r:id="rIdls7kvsempstvpt_3ahvwv">
         <w:r>
           <w:rPr>
             <w:color w:val="0563C1"/>
@@ -979,7 +979,7 @@
       <w:r>
         <w:t xml:space="preserve">Reich, David. </w:t>
       </w:r>
-      <w:hyperlink w:history="1" r:id="rIdg1uku7vwxohr9lyzxvzlv">
+      <w:hyperlink w:history="1" r:id="rId54rw3uzsqquiomjhrqg-n">
         <w:r>
           <w:rPr>
             <w:color w:val="0563C1"/>
@@ -1027,7 +1027,7 @@
       <w:r>
         <w:t xml:space="preserve">Dietrich, Oliver, et al. “</w:t>
       </w:r>
-      <w:hyperlink w:history="1" r:id="rIdf3nyqaarvjaegwmr3nbai">
+      <w:hyperlink w:history="1" r:id="rId3uxzk7upkhkmbrvhebi5k">
         <w:r>
           <w:rPr>
             <w:color w:val="0563C1"/>
@@ -1055,7 +1055,7 @@
       <w:r>
         <w:t xml:space="preserve">Larson, Greger, et al. “</w:t>
       </w:r>
-      <w:hyperlink w:history="1" r:id="rIdvj0-zwgpcinfa0zxeedr9">
+      <w:hyperlink w:history="1" r:id="rIdigclnrhsd22bl_yucxi8m">
         <w:r>
           <w:rPr>
             <w:color w:val="0563C1"/>
@@ -1083,7 +1083,7 @@
       <w:r>
         <w:t xml:space="preserve">Fuller, Dorian Q., et al. “</w:t>
       </w:r>
-      <w:hyperlink w:history="1" r:id="rIdwucskjbqqcg1_kzohviqn">
+      <w:hyperlink w:history="1" r:id="rId1kjgasgrzry2f1ptcmam5">
         <w:r>
           <w:rPr>
             <w:color w:val="0563C1"/>
@@ -1111,7 +1111,7 @@
       <w:r>
         <w:t xml:space="preserve">Larsen, Clark Spencer. “</w:t>
       </w:r>
-      <w:hyperlink w:history="1" r:id="rIdxvqgy5ivow_gyn9ugdxdx">
+      <w:hyperlink w:history="1" r:id="rId2yb2jm0qapx-b3b7m5xjr">
         <w:r>
           <w:rPr>
             <w:color w:val="0563C1"/>
@@ -1139,7 +1139,7 @@
       <w:r>
         <w:t xml:space="preserve">Hodder, Ian. </w:t>
       </w:r>
-      <w:hyperlink w:history="1" r:id="rIda6sahlknj67ww6pw-cfcw">
+      <w:hyperlink w:history="1" r:id="rIdjaxa5ftm8ai42ljolix15">
         <w:r>
           <w:rPr>
             <w:color w:val="0563C1"/>
@@ -1167,7 +1167,7 @@
       <w:r>
         <w:t xml:space="preserve">Scott, James C. </w:t>
       </w:r>
-      <w:hyperlink w:history="1" r:id="rIdwmlpt40zxqfndvapymjoz">
+      <w:hyperlink w:history="1" r:id="rIdzvf18hna794rrm7v_io9h">
         <w:r>
           <w:rPr>
             <w:color w:val="0563C1"/>
@@ -1231,7 +1231,7 @@
       <w:r>
         <w:t xml:space="preserve">Schmandt-Besserat, Denise. </w:t>
       </w:r>
-      <w:hyperlink w:history="1" r:id="rId77zxedbtoj8e7_tzdbt9f">
+      <w:hyperlink w:history="1" r:id="rIdhjgvjk2kft1g9stk9kcxu">
         <w:r>
           <w:rPr>
             <w:color w:val="0563C1"/>
@@ -1259,7 +1259,7 @@
       <w:r>
         <w:t xml:space="preserve">Nissen, Hans J., Peter Damerow, and Robert K. Englund. </w:t>
       </w:r>
-      <w:hyperlink w:history="1" r:id="rId_7j7pked2ooam58vryefr">
+      <w:hyperlink w:history="1" r:id="rIdb3zgveg396zaz1kznatz3">
         <w:r>
           <w:rPr>
             <w:color w:val="0563C1"/>
@@ -1287,7 +1287,7 @@
       <w:r>
         <w:t xml:space="preserve">Houston, Stephen D., ed. </w:t>
       </w:r>
-      <w:hyperlink w:history="1" r:id="rIdmrwmbvrqbgg3pa1wsqs01">
+      <w:hyperlink w:history="1" r:id="rIdqd4vb0h7vwt4gyqrxe9iz">
         <w:r>
           <w:rPr>
             <w:color w:val="0563C1"/>
@@ -1315,7 +1315,7 @@
       <w:r>
         <w:t xml:space="preserve">Schacter, Daniel L. </w:t>
       </w:r>
-      <w:hyperlink w:history="1" r:id="rIdh5iyhvtnujuc1txehzf4f">
+      <w:hyperlink w:history="1" r:id="rIdrenpobsulggzd03x9ncdk">
         <w:r>
           <w:rPr>
             <w:color w:val="0563C1"/>
@@ -1395,7 +1395,7 @@
       <w:r>
         <w:t xml:space="preserve">Van De Mieroop, Marc. </w:t>
       </w:r>
-      <w:hyperlink w:history="1" r:id="rIdnqcxaayjbbm-gc9bsaoho">
+      <w:hyperlink w:history="1" r:id="rIde-gfw9jfff_llyekfqb35">
         <w:r>
           <w:rPr>
             <w:color w:val="0563C1"/>
@@ -1423,7 +1423,7 @@
       <w:r>
         <w:t xml:space="preserve">Lehner, Mark, and Zahi Hawass. </w:t>
       </w:r>
-      <w:hyperlink w:history="1" r:id="rIdo-gd5xw3xulppj_kfue5z">
+      <w:hyperlink w:history="1" r:id="rIdem09pqhx-qjznoxo1x4qi">
         <w:r>
           <w:rPr>
             <w:color w:val="0563C1"/>
@@ -1451,7 +1451,7 @@
       <w:r>
         <w:t xml:space="preserve">Edgerton, William F. “</w:t>
       </w:r>
-      <w:hyperlink w:history="1" r:id="rIdmhqjv7ngyzqt02yutz2je">
+      <w:hyperlink w:history="1" r:id="rIdibig1oarix3fpdiy-m470">
         <w:r>
           <w:rPr>
             <w:color w:val="0563C1"/>
@@ -1479,7 +1479,7 @@
       <w:r>
         <w:t xml:space="preserve">Roth, Martha T. </w:t>
       </w:r>
-      <w:hyperlink w:history="1" r:id="rId8c6axpybcxw00w3b0cjbv">
+      <w:hyperlink w:history="1" r:id="rIdtnjhln2cvjtfxxmba-ll-">
         <w:r>
           <w:rPr>
             <w:color w:val="0563C1"/>
@@ -1507,7 +1507,7 @@
       <w:r>
         <w:t xml:space="preserve">Bryce, Trevor. </w:t>
       </w:r>
-      <w:hyperlink w:history="1" r:id="rIdukpeinxmley6hk-puxljt">
+      <w:hyperlink w:history="1" r:id="rIddcmhd-vogfv6gq9mq5qer">
         <w:r>
           <w:rPr>
             <w:color w:val="0563C1"/>
@@ -1535,7 +1535,7 @@
       <w:r>
         <w:t xml:space="preserve">Parkinson, Richard. </w:t>
       </w:r>
-      <w:hyperlink w:history="1" r:id="rIdlqa62e8djakihle8tup9k">
+      <w:hyperlink w:history="1" r:id="rIddlqrwmnzbaf--_67xtsvg">
         <w:r>
           <w:rPr>
             <w:color w:val="0563C1"/>
@@ -1583,7 +1583,7 @@
       <w:r>
         <w:t xml:space="preserve">Keightley, David N. </w:t>
       </w:r>
-      <w:hyperlink w:history="1" r:id="rId4lh4exdtrym-3luw6jfhv">
+      <w:hyperlink w:history="1" r:id="rIdmv1fqx7eeehzcfjaqf0qp">
         <w:r>
           <w:rPr>
             <w:color w:val="0563C1"/>
@@ -1611,7 +1611,7 @@
       <w:r>
         <w:t xml:space="preserve">Lewis, Mark Edward. </w:t>
       </w:r>
-      <w:hyperlink w:history="1" r:id="rIdebenxsetmo_spviyiqc5n">
+      <w:hyperlink w:history="1" r:id="rIdndgfnn210n2ab9eq3enwx">
         <w:r>
           <w:rPr>
             <w:color w:val="0563C1"/>
@@ -1639,7 +1639,7 @@
       <w:r>
         <w:t xml:space="preserve">Elman, Benjamin A. </w:t>
       </w:r>
-      <w:hyperlink w:history="1" r:id="rIdwd59urh3tg13uoxnaqep8">
+      <w:hyperlink w:history="1" r:id="rId5vxboqcqfx5dvzg-8kvsn">
         <w:r>
           <w:rPr>
             <w:color w:val="0563C1"/>
@@ -1667,7 +1667,7 @@
       <w:r>
         <w:t xml:space="preserve">Liu, Li, and Xingcan Chen. </w:t>
       </w:r>
-      <w:hyperlink w:history="1" r:id="rIddv3gxtszvp4onlw7vidxf">
+      <w:hyperlink w:history="1" r:id="rIdnawtkvm4vt9za_gvkpffp">
         <w:r>
           <w:rPr>
             <w:color w:val="0563C1"/>
@@ -1731,7 +1731,7 @@
       <w:r>
         <w:t xml:space="preserve">Possehl, Gregory L. </w:t>
       </w:r>
-      <w:hyperlink w:history="1" r:id="rId31sm3fry7mbqjrdgptgbb">
+      <w:hyperlink w:history="1" r:id="rIdv_choi7skbcohxbx6sq--">
         <w:r>
           <w:rPr>
             <w:color w:val="0563C1"/>
@@ -1759,7 +1759,7 @@
       <w:r>
         <w:t xml:space="preserve">Thapar, Romila. </w:t>
       </w:r>
-      <w:hyperlink w:history="1" r:id="rIdizpzuri_pufn-ascpvybk">
+      <w:hyperlink w:history="1" r:id="rId3qbqj2bcsvjmrkmgi7rfw">
         <w:r>
           <w:rPr>
             <w:color w:val="0563C1"/>
@@ -1787,7 +1787,7 @@
       <w:r>
         <w:t xml:space="preserve">Plofker, Kim. </w:t>
       </w:r>
-      <w:hyperlink w:history="1" r:id="rIduzpzyd6uyruy9shwdw62v">
+      <w:hyperlink w:history="1" r:id="rIdlcch-kpmlk4stil1ms9c3">
         <w:r>
           <w:rPr>
             <w:color w:val="0563C1"/>
@@ -1815,7 +1815,7 @@
       <w:r>
         <w:t xml:space="preserve">Dirks, Nicholas B. </w:t>
       </w:r>
-      <w:hyperlink w:history="1" r:id="rIdjbruhsfbeuiuhelai2ukg">
+      <w:hyperlink w:history="1" r:id="rIdvxmq-hew3muc3uy4fsfod">
         <w:r>
           <w:rPr>
             <w:color w:val="0563C1"/>
@@ -1843,7 +1843,7 @@
       <w:r>
         <w:t xml:space="preserve">Dundas, Paul. </w:t>
       </w:r>
-      <w:hyperlink w:history="1" r:id="rIdz8yvrv0ft3c4smg5chtiz">
+      <w:hyperlink w:history="1" r:id="rIdn75lo7n9aqx9rxwgpkxow">
         <w:r>
           <w:rPr>
             <w:color w:val="0563C1"/>
@@ -1923,7 +1923,7 @@
       <w:r>
         <w:t xml:space="preserve">Cartledge, Paul. </w:t>
       </w:r>
-      <w:hyperlink w:history="1" r:id="rIdk75axxds8n5u_x9ab6lix">
+      <w:hyperlink w:history="1" r:id="rIdes8uidx0fyvocibmvqlkj">
         <w:r>
           <w:rPr>
             <w:color w:val="0563C1"/>
@@ -1951,7 +1951,7 @@
       <w:r>
         <w:t xml:space="preserve">Freeth, Tony, et al. “</w:t>
       </w:r>
-      <w:hyperlink w:history="1" r:id="rIdshmkcjwhjllztvohyteq6">
+      <w:hyperlink w:history="1" r:id="rIdsqhxunxturjxbfkou95nb">
         <w:r>
           <w:rPr>
             <w:color w:val="0563C1"/>
@@ -1979,7 +1979,7 @@
       <w:r>
         <w:t xml:space="preserve">Freeth, Tony, et al. “</w:t>
       </w:r>
-      <w:hyperlink w:history="1" r:id="rIdtzetsp2lbg4cz4thlmmb5">
+      <w:hyperlink w:history="1" r:id="rId7_cfowxufd81vph-kx2pu">
         <w:r>
           <w:rPr>
             <w:color w:val="0563C1"/>
@@ -2027,7 +2027,7 @@
       <w:r>
         <w:t xml:space="preserve">Beard, Mary. </w:t>
       </w:r>
-      <w:hyperlink w:history="1" r:id="rIdy9888och4rks5p8v31is1">
+      <w:hyperlink w:history="1" r:id="rId3bmf3ushmck78pfd2rpka">
         <w:r>
           <w:rPr>
             <w:color w:val="0563C1"/>
@@ -2055,7 +2055,7 @@
       <w:r>
         <w:t xml:space="preserve">Ward-Perkins, Bryan. </w:t>
       </w:r>
-      <w:hyperlink w:history="1" r:id="rIdl5psgxe9qvf3cb54j4tvc">
+      <w:hyperlink w:history="1" r:id="rIdn7dd-fcnu0vmoznaphh1c">
         <w:r>
           <w:rPr>
             <w:color w:val="0563C1"/>
@@ -2083,7 +2083,7 @@
       <w:r>
         <w:t xml:space="preserve">Brown, Peter. </w:t>
       </w:r>
-      <w:hyperlink w:history="1" r:id="rIdgn8gi2twt2gpden5whzt-">
+      <w:hyperlink w:history="1" r:id="rIdk8e6ici6bjo3ra_tb8fws">
         <w:r>
           <w:rPr>
             <w:color w:val="0563C1"/>
@@ -2111,7 +2111,7 @@
       <w:r>
         <w:t xml:space="preserve">Harper, Kyle. </w:t>
       </w:r>
-      <w:hyperlink w:history="1" r:id="rIdcle73hnztlhi5u1kamxbl">
+      <w:hyperlink w:history="1" r:id="rIdzadkfseklwhkauthbyyqh">
         <w:r>
           <w:rPr>
             <w:color w:val="0563C1"/>
@@ -2159,7 +2159,7 @@
       <w:r>
         <w:t xml:space="preserve">Kennedy, Hugh. </w:t>
       </w:r>
-      <w:hyperlink w:history="1" r:id="rIdww-xt10o_pdnbu3ljxlao">
+      <w:hyperlink w:history="1" r:id="rIdnvn4lilfkpnrwy2rcjl30">
         <w:r>
           <w:rPr>
             <w:color w:val="0563C1"/>
@@ -2187,7 +2187,7 @@
       <w:r>
         <w:t xml:space="preserve">Gutas, Dimitri. </w:t>
       </w:r>
-      <w:hyperlink w:history="1" r:id="rId1eodrknhrgl2wiuqovjjq">
+      <w:hyperlink w:history="1" r:id="rIdpi9eulwihqyt3ytw1igcu">
         <w:r>
           <w:rPr>
             <w:color w:val="0563C1"/>
@@ -2247,7 +2247,7 @@
       <w:r>
         <w:t xml:space="preserve">Riley-Smith, Jonathan. </w:t>
       </w:r>
-      <w:hyperlink w:history="1" r:id="rIdlrbb8xpwg3m979dc4vuui">
+      <w:hyperlink w:history="1" r:id="rIdizndyivp-inoiaetstgxf">
         <w:r>
           <w:rPr>
             <w:color w:val="0563C1"/>
@@ -2291,7 +2291,7 @@
       <w:r>
         <w:t xml:space="preserve">Phillips, Jonathan. </w:t>
       </w:r>
-      <w:hyperlink w:history="1" r:id="rIdfeyuvbzdkgxdjiq0yhoag">
+      <w:hyperlink w:history="1" r:id="rIdmup7sfkmzfikr0sk1bkv6">
         <w:r>
           <w:rPr>
             <w:color w:val="0563C1"/>
@@ -2319,7 +2319,7 @@
       <w:r>
         <w:t xml:space="preserve">Stark, Rodney. </w:t>
       </w:r>
-      <w:hyperlink w:history="1" r:id="rIdhfzkq8pbowjul_mgmhalv">
+      <w:hyperlink w:history="1" r:id="rIddjgmpy44fmawylpouy6wg">
         <w:r>
           <w:rPr>
             <w:color w:val="0563C1"/>
@@ -2367,7 +2367,7 @@
       <w:r>
         <w:t xml:space="preserve">Mommsen, Theodor E. “</w:t>
       </w:r>
-      <w:hyperlink w:history="1" r:id="rIdxim_lziqgdrmc3ksmmyfy">
+      <w:hyperlink w:history="1" r:id="rIdhrayiv7ukcrzk4akupac6">
         <w:r>
           <w:rPr>
             <w:color w:val="0563C1"/>
@@ -2395,7 +2395,7 @@
       <w:r>
         <w:t xml:space="preserve">Wickham, Chris. </w:t>
       </w:r>
-      <w:hyperlink w:history="1" r:id="rIdoafuusoy9o_qhn4bpszi9">
+      <w:hyperlink w:history="1" r:id="rIdlhpfnyq-0_puapwkzlxif">
         <w:r>
           <w:rPr>
             <w:color w:val="0563C1"/>
@@ -2423,7 +2423,7 @@
       <w:r>
         <w:t xml:space="preserve">Russell, Jeffrey Burton. </w:t>
       </w:r>
-      <w:hyperlink w:history="1" r:id="rIdlo7gipmcjper_xnpusgkp">
+      <w:hyperlink w:history="1" r:id="rIdrv13hbod0j3ewuewfs95j">
         <w:r>
           <w:rPr>
             <w:color w:val="0563C1"/>
@@ -2487,7 +2487,7 @@
       <w:r>
         <w:t xml:space="preserve">Hansen, Valerie. </w:t>
       </w:r>
-      <w:hyperlink w:history="1" r:id="rIdfsgaswo-mveggha9y2g3z">
+      <w:hyperlink w:history="1" r:id="rIdabcdg3u6cggmwhiiha9ob">
         <w:r>
           <w:rPr>
             <w:color w:val="0563C1"/>
@@ -2515,7 +2515,7 @@
       <w:r>
         <w:t xml:space="preserve">Spyrou, Maria A., et al. “</w:t>
       </w:r>
-      <w:hyperlink w:history="1" r:id="rIdesgamcku75mx7nzpu_lhm">
+      <w:hyperlink w:history="1" r:id="rIdipr-wo1bguwufgetvn4ur">
         <w:r>
           <w:rPr>
             <w:color w:val="0563C1"/>
@@ -2543,7 +2543,7 @@
       <w:r>
         <w:t xml:space="preserve">Wheelis, Mark. “</w:t>
       </w:r>
-      <w:hyperlink w:history="1" r:id="rIdj_jg2jpuqz90pfedf6pzo">
+      <w:hyperlink w:history="1" r:id="rId8dj3focivi02nsbqkmm3f">
         <w:r>
           <w:rPr>
             <w:color w:val="0563C1"/>
@@ -2571,7 +2571,7 @@
       <w:r>
         <w:t xml:space="preserve">Dean, Katharine R., et al. “</w:t>
       </w:r>
-      <w:hyperlink w:history="1" r:id="rId9h8_4g06xhhuaoyprrlw9">
+      <w:hyperlink w:history="1" r:id="rId9u-kuax5ex47n-etko_kb">
         <w:r>
           <w:rPr>
             <w:color w:val="0563C1"/>
@@ -2599,7 +2599,7 @@
       <w:r>
         <w:t xml:space="preserve">Benedictow, Ole J. </w:t>
       </w:r>
-      <w:hyperlink w:history="1" r:id="rId5nmyvekngrm5f9g1dtza2">
+      <w:hyperlink w:history="1" r:id="rIdsqkhdfkgyefkmmgpmn3fq">
         <w:r>
           <w:rPr>
             <w:color w:val="0563C1"/>
@@ -2663,7 +2663,7 @@
       <w:r>
         <w:t xml:space="preserve">Gomez, Michael A. </w:t>
       </w:r>
-      <w:hyperlink w:history="1" r:id="rIdp3hzngbsasbq1odxit9vy">
+      <w:hyperlink w:history="1" r:id="rId9okmst_kwepkpmfmkobjo">
         <w:r>
           <w:rPr>
             <w:color w:val="0563C1"/>
@@ -2723,7 +2723,7 @@
       <w:r>
         <w:t xml:space="preserve">Edwards, David N. </w:t>
       </w:r>
-      <w:hyperlink w:history="1" r:id="rIdvqgj-d8e9inctwxp_t9ov">
+      <w:hyperlink w:history="1" r:id="rId7gvm7tcabu6tly_tbudcn">
         <w:r>
           <w:rPr>
             <w:color w:val="0563C1"/>
@@ -2751,7 +2751,7 @@
       <w:r>
         <w:t xml:space="preserve">Pikirayi, Innocent. </w:t>
       </w:r>
-      <w:hyperlink w:history="1" r:id="rIdu_hgfqa_paikum6citviy">
+      <w:hyperlink w:history="1" r:id="rIdwiwxyxduxqjzxyrwphly3">
         <w:r>
           <w:rPr>
             <w:color w:val="0563C1"/>
@@ -2779,7 +2779,7 @@
       <w:r>
         <w:t xml:space="preserve">Hicks, Dan. </w:t>
       </w:r>
-      <w:hyperlink w:history="1" r:id="rIdybilh3c-jel6gmzzv_zjs">
+      <w:hyperlink w:history="1" r:id="rIdky9j0rjt7g578e3szatpm">
         <w:r>
           <w:rPr>
             <w:color w:val="0563C1"/>
@@ -2827,7 +2827,7 @@
       <w:r>
         <w:t xml:space="preserve">Thornton, John K. </w:t>
       </w:r>
-      <w:hyperlink w:history="1" r:id="rIdu4ehxsqspmhwiu8hmhl-s">
+      <w:hyperlink w:history="1" r:id="rIdtbego943fmtdxqrs5solh">
         <w:r>
           <w:rPr>
             <w:color w:val="0563C1"/>
@@ -2855,7 +2855,7 @@
       <w:r>
         <w:t xml:space="preserve">McCaskie, T. C. </w:t>
       </w:r>
-      <w:hyperlink w:history="1" r:id="rIdlg1nni81ut-qlyojtous6">
+      <w:hyperlink w:history="1" r:id="rIdwsmziwr0queceby0jlvnp">
         <w:r>
           <w:rPr>
             <w:color w:val="0563C1"/>
@@ -2883,7 +2883,7 @@
       <w:r>
         <w:t xml:space="preserve">Hochschild, Adam. </w:t>
       </w:r>
-      <w:hyperlink w:history="1" r:id="rIduspr-sx_hyrkdjialwrtc">
+      <w:hyperlink w:history="1" r:id="rIdfjkqumh84i5gcrx2zrltr">
         <w:r>
           <w:rPr>
             <w:color w:val="0563C1"/>
@@ -2927,7 +2927,7 @@
       <w:r>
         <w:t xml:space="preserve">Kara, Siddharth. </w:t>
       </w:r>
-      <w:hyperlink w:history="1" r:id="rIdrsroh5y6of00pq_en-n9c">
+      <w:hyperlink w:history="1" r:id="rIdlkkzmjm6iwoxshdxxkfl8">
         <w:r>
           <w:rPr>
             <w:color w:val="0563C1"/>
@@ -2991,7 +2991,7 @@
       <w:r>
         <w:t xml:space="preserve">Mann, Charles C. </w:t>
       </w:r>
-      <w:hyperlink w:history="1" r:id="rIdtex2a5zy9md-5nb2xcxfo">
+      <w:hyperlink w:history="1" r:id="rIdwx-3s5vjxdk7vioqbuwg6">
         <w:r>
           <w:rPr>
             <w:color w:val="0563C1"/>
@@ -3019,7 +3019,7 @@
       <w:r>
         <w:t xml:space="preserve">Matsuoka, Yoshihiro, et al. “</w:t>
       </w:r>
-      <w:hyperlink w:history="1" r:id="rIdot8giyn781snbddgq9ar_">
+      <w:hyperlink w:history="1" r:id="rIdi7zgqhvx1oyie1oyztwah">
         <w:r>
           <w:rPr>
             <w:color w:val="0563C1"/>
@@ -3047,7 +3047,7 @@
       <w:r>
         <w:t xml:space="preserve">Shady Solis, Ruth, Jonathan Haas, and Winifred Creamer. “</w:t>
       </w:r>
-      <w:hyperlink w:history="1" r:id="rId0x42yqlwxilql6v9_bl7k">
+      <w:hyperlink w:history="1" r:id="rIdkpeh6nssjj2rnrah-rswb">
         <w:r>
           <w:rPr>
             <w:color w:val="0563C1"/>
@@ -3075,7 +3075,7 @@
       <w:r>
         <w:t xml:space="preserve">Urton, Gary. </w:t>
       </w:r>
-      <w:hyperlink w:history="1" r:id="rIdzg2g2efvu60nu1ld2_ya-">
+      <w:hyperlink w:history="1" r:id="rIdobsuzmrxwjz2ibocpnfdl">
         <w:r>
           <w:rPr>
             <w:color w:val="0563C1"/>
@@ -3103,7 +3103,7 @@
       <w:r>
         <w:t xml:space="preserve">Denevan, William M., ed. </w:t>
       </w:r>
-      <w:hyperlink w:history="1" r:id="rId85ywlveshyixdwymsfplg">
+      <w:hyperlink w:history="1" r:id="rIdkrv1fe9goweyby6dk08qg">
         <w:r>
           <w:rPr>
             <w:color w:val="0563C1"/>
@@ -3131,7 +3131,7 @@
       <w:r>
         <w:t xml:space="preserve">Henige, David. </w:t>
       </w:r>
-      <w:hyperlink w:history="1" r:id="rIdwpkavi2cb3qhxjhqovak_">
+      <w:hyperlink w:history="1" r:id="rIdewssqthhznc_m3-a_w6hb">
         <w:r>
           <w:rPr>
             <w:color w:val="0563C1"/>
@@ -3159,7 +3159,7 @@
       <w:r>
         <w:t xml:space="preserve">Koch, Alexander, Chris Brierley, Mark M. Maslin, and Simon L. Lewis. “</w:t>
       </w:r>
-      <w:hyperlink w:history="1" r:id="rIdh-hvezinzixgutt3-pwjy">
+      <w:hyperlink w:history="1" r:id="rIdbnkze9ts8qv5ivvxpbwbh">
         <w:r>
           <w:rPr>
             <w:color w:val="0563C1"/>
@@ -3187,7 +3187,7 @@
       <w:r>
         <w:t xml:space="preserve">Ioannidis, Alexander G., et al. “</w:t>
       </w:r>
-      <w:hyperlink w:history="1" r:id="rIdou_hm1xehscrsk5xmapa3">
+      <w:hyperlink w:history="1" r:id="rIderm9xmgszv8uha2umrsmg">
         <w:r>
           <w:rPr>
             <w:color w:val="0563C1"/>
@@ -3215,7 +3215,7 @@
       <w:r>
         <w:t xml:space="preserve">Pauketat, Timothy R. </w:t>
       </w:r>
-      <w:hyperlink w:history="1" r:id="rIdhy3pris1xthazjpu1hqi8">
+      <w:hyperlink w:history="1" r:id="rIdwz-9mlwhyhsawi0urfkfw">
         <w:r>
           <w:rPr>
             <w:color w:val="0563C1"/>
@@ -3243,7 +3243,7 @@
       <w:r>
         <w:t xml:space="preserve">Dobyns, Henry F. “</w:t>
       </w:r>
-      <w:hyperlink w:history="1" r:id="rId9hobfl_1c97nuwopivpox">
+      <w:hyperlink w:history="1" r:id="rIdrc1vizip25ayqxnjqsl8y">
         <w:r>
           <w:rPr>
             <w:color w:val="0563C1"/>
@@ -3304,7 +3304,7 @@
         </w:rPr>
         <w:t xml:space="preserve">The voyages database behind those numbers. </w:t>
       </w:r>
-      <w:hyperlink w:history="1" r:id="rIdth57wilg5gia4ojirsd33">
+      <w:hyperlink w:history="1" r:id="rIduc_-kztwb-p3z_uu5vgsr">
         <w:r>
           <w:rPr>
             <w:color w:val="0563C1"/>
@@ -3332,7 +3332,7 @@
       <w:r>
         <w:t xml:space="preserve">Equiano, Olaudah. </w:t>
       </w:r>
-      <w:hyperlink w:history="1" r:id="rIdr9nz0tamyn2d73v2ei7ar">
+      <w:hyperlink w:history="1" r:id="rId7musqwtf23zxbxhv_zlvm">
         <w:r>
           <w:rPr>
             <w:color w:val="0563C1"/>
@@ -3360,7 +3360,7 @@
       <w:r>
         <w:t xml:space="preserve">Carretta, Vincent. </w:t>
       </w:r>
-      <w:hyperlink w:history="1" r:id="rIdp-o9ton4xp5a6v8lz-qzk">
+      <w:hyperlink w:history="1" r:id="rIdoy8fnlzjmnxe2zd-tjwpp">
         <w:r>
           <w:rPr>
             <w:color w:val="0563C1"/>
@@ -3388,7 +3388,7 @@
       <w:r>
         <w:t xml:space="preserve">Hurston, Zora Neale. </w:t>
       </w:r>
-      <w:hyperlink w:history="1" r:id="rIdsi4rgiyo5eqziermypvks">
+      <w:hyperlink w:history="1" r:id="rIdnzdtszswp4wc1q0nzrdta">
         <w:r>
           <w:rPr>
             <w:color w:val="0563C1"/>
@@ -3416,7 +3416,7 @@
       <w:r>
         <w:t xml:space="preserve">Diouf, Sylviane A. </w:t>
       </w:r>
-      <w:hyperlink w:history="1" r:id="rIdanslxjy6_pvnwsn3r6pfu">
+      <w:hyperlink w:history="1" r:id="rIdr07urkpwdjfqhfwxk-gkn">
         <w:r>
           <w:rPr>
             <w:color w:val="0563C1"/>
@@ -3444,7 +3444,7 @@
       <w:r>
         <w:t xml:space="preserve">Livi Bacci, Massimo. </w:t>
       </w:r>
-      <w:hyperlink w:history="1" r:id="rIdqf3payyulxezut_enxwsw">
+      <w:hyperlink w:history="1" r:id="rIdcuwjt5vc2zsptr6-pefec">
         <w:r>
           <w:rPr>
             <w:color w:val="0563C1"/>
@@ -3472,7 +3472,7 @@
       <w:r>
         <w:t xml:space="preserve">Reséndez, Andrés. </w:t>
       </w:r>
-      <w:hyperlink w:history="1" r:id="rIdzacihrnq2uqzvjvxz9a1n">
+      <w:hyperlink w:history="1" r:id="rIdafrq5dkjxwt5btw2qo3m2">
         <w:r>
           <w:rPr>
             <w:color w:val="0563C1"/>
@@ -3500,7 +3500,7 @@
       <w:r>
         <w:t xml:space="preserve">Dreyer, Edward L. </w:t>
       </w:r>
-      <w:hyperlink w:history="1" r:id="rIdzqvl1yqdeis9uuzijtoxw">
+      <w:hyperlink w:history="1" r:id="rIdnmntpbdjkhckg-rph2ovz">
         <w:r>
           <w:rPr>
             <w:color w:val="0563C1"/>
@@ -3564,7 +3564,7 @@
       <w:r>
         <w:t xml:space="preserve">Eisenstein, Elizabeth L. </w:t>
       </w:r>
-      <w:hyperlink w:history="1" r:id="rIdp7l5dredahlz9naa0ccdt">
+      <w:hyperlink w:history="1" r:id="rIdmc9cvsgg3-jumzxuic2hh">
         <w:r>
           <w:rPr>
             <w:color w:val="0563C1"/>
@@ -3592,7 +3592,7 @@
       <w:r>
         <w:t xml:space="preserve">Allen, Robert C. </w:t>
       </w:r>
-      <w:hyperlink w:history="1" r:id="rIdfmmwdnizhcadm2mcvzdrv">
+      <w:hyperlink w:history="1" r:id="rIdatysbsr7as1-262p7xxwp">
         <w:r>
           <w:rPr>
             <w:color w:val="0563C1"/>
@@ -3620,7 +3620,7 @@
       <w:r>
         <w:t xml:space="preserve">Humphries, Jane. </w:t>
       </w:r>
-      <w:hyperlink w:history="1" r:id="rIdpu0dun1f6czelh5nsaoki">
+      <w:hyperlink w:history="1" r:id="rIdgpdimjhawez71orpv8uxv">
         <w:r>
           <w:rPr>
             <w:color w:val="0563C1"/>
@@ -3648,7 +3648,7 @@
       <w:r>
         <w:t xml:space="preserve">Pomeranz, Kenneth. </w:t>
       </w:r>
-      <w:hyperlink w:history="1" r:id="rIdqxyi0fdfzpiik3vyslk2b">
+      <w:hyperlink w:history="1" r:id="rIdhjjemkcikyvigsebqjw4t">
         <w:r>
           <w:rPr>
             <w:color w:val="0563C1"/>
@@ -3676,7 +3676,7 @@
       <w:r>
         <w:t xml:space="preserve">Bell, Michelle L., and Devra Lee Davis. “</w:t>
       </w:r>
-      <w:hyperlink w:history="1" r:id="rIdgabkswb32p7z3knlf_rzo">
+      <w:hyperlink w:history="1" r:id="rIdqp2a8jzvwa6dtqjtz7-b5">
         <w:r>
           <w:rPr>
             <w:color w:val="0563C1"/>
@@ -3719,12 +3719,28 @@
           <w:i/>
           <w:iCs/>
         </w:rPr>
+        <w:t xml:space="preserve">Noah Webster’s dictionary and the American spelling reform. </w:t>
+      </w:r>
+      <w:r>
+        <w:t xml:space="preserve">Kendall, Joshua. The Forgotten Founding Father: Noah Webster’s Obsession and the Creation of an American Culture. New York: G. P. Putnam’s Sons, 2010.</w:t>
+      </w:r>
+    </w:p>
+    <w:p>
+      <w:pPr>
+        <w:spacing w:after="120"/>
+        <w:ind w:left="360" w:hanging="360"/>
+      </w:pPr>
+      <w:r>
+        <w:rPr>
+          <w:i/>
+          <w:iCs/>
+        </w:rPr>
         <w:t xml:space="preserve">The Civil War death toll. </w:t>
       </w:r>
       <w:r>
         <w:t xml:space="preserve">Hacker, J. David. “</w:t>
       </w:r>
-      <w:hyperlink w:history="1" r:id="rIdgezdek5f75nbiqo22hibo">
+      <w:hyperlink w:history="1" r:id="rIdw5wzqkgt0bejawr7wpon-">
         <w:r>
           <w:rPr>
             <w:color w:val="0563C1"/>
@@ -3752,7 +3768,7 @@
       <w:r>
         <w:t xml:space="preserve">Foner, Eric. </w:t>
       </w:r>
-      <w:hyperlink w:history="1" r:id="rIdap5fqkzqo0sdlfulacsh-">
+      <w:hyperlink w:history="1" r:id="rIdtnv0nf3ynxc_25o_vpfjb">
         <w:r>
           <w:rPr>
             <w:color w:val="0563C1"/>
@@ -3780,7 +3796,7 @@
       <w:r>
         <w:t xml:space="preserve">Saunt, Claudio. </w:t>
       </w:r>
-      <w:hyperlink w:history="1" r:id="rIdgug5rnx9onyhmgr8xgvmg">
+      <w:hyperlink w:history="1" r:id="rId6wfohgg8psqup-l8oivbo">
         <w:r>
           <w:rPr>
             <w:color w:val="0563C1"/>
@@ -3808,7 +3824,7 @@
       <w:r>
         <w:t xml:space="preserve">Horn, James. </w:t>
       </w:r>
-      <w:hyperlink w:history="1" r:id="rIdaaqfhtvuoorjv-v37ddwz">
+      <w:hyperlink w:history="1" r:id="rIdjwmqbh296yv3qec-k67vs">
         <w:r>
           <w:rPr>
             <w:color w:val="0563C1"/>
@@ -3836,7 +3852,7 @@
       <w:r>
         <w:t xml:space="preserve">Wilentz, Sean. </w:t>
       </w:r>
-      <w:hyperlink w:history="1" r:id="rIdvxpchh8tlc06rtjjiaitr">
+      <w:hyperlink w:history="1" r:id="rIdhb7bcup5zkv-dpzpe3x9g">
         <w:r>
           <w:rPr>
             <w:color w:val="0563C1"/>
@@ -3884,7 +3900,7 @@
       <w:r>
         <w:t xml:space="preserve">Equal Justice Initiative. </w:t>
       </w:r>
-      <w:hyperlink w:history="1" r:id="rId6mwzjldspuumzvshkky6o">
+      <w:hyperlink w:history="1" r:id="rIdyvh3g1i6dzycnmghb_mjt">
         <w:r>
           <w:rPr>
             <w:color w:val="0563C1"/>
@@ -3928,7 +3944,7 @@
       <w:r>
         <w:t xml:space="preserve">Robinson, Greg. </w:t>
       </w:r>
-      <w:hyperlink w:history="1" r:id="rIdxx5yfephg_7utdyaiv-jv">
+      <w:hyperlink w:history="1" r:id="rId_gevqbdey67gnbbjvsyhd">
         <w:r>
           <w:rPr>
             <w:color w:val="0563C1"/>
@@ -3956,7 +3972,7 @@
       <w:r>
         <w:t xml:space="preserve">Blinder, Alan S. </w:t>
       </w:r>
-      <w:hyperlink w:history="1" r:id="rId9tpsqkp7ngf6lndn5xyrr">
+      <w:hyperlink w:history="1" r:id="rId7csm_q1jbzfnffg0ypemy">
         <w:r>
           <w:rPr>
             <w:color w:val="0563C1"/>
@@ -4004,7 +4020,7 @@
       <w:r>
         <w:t xml:space="preserve">Butler, Jon. </w:t>
       </w:r>
-      <w:hyperlink w:history="1" r:id="rIdaocxm-hhcbrrgebcmh0j3">
+      <w:hyperlink w:history="1" r:id="rIdkdqi_mk3h3ngsrdv08xoa">
         <w:r>
           <w:rPr>
             <w:color w:val="0563C1"/>
@@ -4032,7 +4048,7 @@
       <w:r>
         <w:t xml:space="preserve">Hatch, Nathan O. </w:t>
       </w:r>
-      <w:hyperlink w:history="1" r:id="rIdh5mgp0cw-7zygaschg8c0">
+      <w:hyperlink w:history="1" r:id="rIdmnxvd2cu3ipinpptt5xyv">
         <w:r>
           <w:rPr>
             <w:color w:val="0563C1"/>
@@ -4060,7 +4076,7 @@
       <w:r>
         <w:t xml:space="preserve">Bushman, Richard Lyman. </w:t>
       </w:r>
-      <w:hyperlink w:history="1" r:id="rId5w12_qkfddhcb2-ukeafn">
+      <w:hyperlink w:history="1" r:id="rIdr97h3jxigch30tvcirirj">
         <w:r>
           <w:rPr>
             <w:color w:val="0563C1"/>
@@ -4088,7 +4104,7 @@
       <w:r>
         <w:t xml:space="preserve">Kraybill, Donald B., Karen M. Johnson-Weiner, and Steven M. Nolt. </w:t>
       </w:r>
-      <w:hyperlink w:history="1" r:id="rIdtij6cznqntxd8nhwrlvnt">
+      <w:hyperlink w:history="1" r:id="rIdgnj3bsqaueriw2pwhmsy3">
         <w:r>
           <w:rPr>
             <w:color w:val="0563C1"/>
@@ -4116,7 +4132,7 @@
       <w:r>
         <w:t xml:space="preserve">Moore, Rebecca. </w:t>
       </w:r>
-      <w:hyperlink w:history="1" r:id="rIdpehu2nougtfgkpygvge_z">
+      <w:hyperlink w:history="1" r:id="rIdiv9bqlxyfatig-ckm50kw">
         <w:r>
           <w:rPr>
             <w:color w:val="0563C1"/>
@@ -4180,7 +4196,7 @@
       <w:r>
         <w:t xml:space="preserve">Lynch, John. </w:t>
       </w:r>
-      <w:hyperlink w:history="1" r:id="rIdgrthu2-tnd4n2kr-1utam">
+      <w:hyperlink w:history="1" r:id="rId1exlfrie6gc4brq74sf7u">
         <w:r>
           <w:rPr>
             <w:color w:val="0563C1"/>
@@ -4208,7 +4224,7 @@
       <w:r>
         <w:t xml:space="preserve">Dubois, Laurent. </w:t>
       </w:r>
-      <w:hyperlink w:history="1" r:id="rIdllikznyrertxbegj6xj4-">
+      <w:hyperlink w:history="1" r:id="rIddgswzisupu1fdy9cqfang">
         <w:r>
           <w:rPr>
             <w:color w:val="0563C1"/>
@@ -4236,7 +4252,7 @@
       <w:r>
         <w:t xml:space="preserve">Conrad, Robert Edgar. </w:t>
       </w:r>
-      <w:hyperlink w:history="1" r:id="rIddbf1zepb7vyrifvs1oigf">
+      <w:hyperlink w:history="1" r:id="rIdm3gb0fovfniryvpkcsc5v">
         <w:r>
           <w:rPr>
             <w:color w:val="0563C1"/>
@@ -4261,7 +4277,7 @@
         </w:rPr>
         <w:t xml:space="preserve">Brazil’s share of the Atlantic slave trade. </w:t>
       </w:r>
-      <w:hyperlink w:history="1" r:id="rId0l6aae-bijwsq2nwowpas">
+      <w:hyperlink w:history="1" r:id="rIditbee-wq1p_ci95ykzdyn">
         <w:r>
           <w:rPr>
             <w:color w:val="0563C1"/>
@@ -4289,7 +4305,7 @@
       <w:r>
         <w:t xml:space="preserve">Smith, Peter H. </w:t>
       </w:r>
-      <w:hyperlink w:history="1" r:id="rIdusopkdrffok30zowgs2w8">
+      <w:hyperlink w:history="1" r:id="rIdf2mxuv9qiloa99zo1iew-">
         <w:r>
           <w:rPr>
             <w:color w:val="0563C1"/>
@@ -4317,7 +4333,7 @@
       <w:r>
         <w:t xml:space="preserve">Schlesinger, Stephen, and Stephen Kinzer. </w:t>
       </w:r>
-      <w:hyperlink w:history="1" r:id="rId30qly58yt1a4qf0chgmjz">
+      <w:hyperlink w:history="1" r:id="rIde9fiex_3uf_wni630m4xn">
         <w:r>
           <w:rPr>
             <w:color w:val="0563C1"/>
@@ -4345,7 +4361,7 @@
       <w:r>
         <w:t xml:space="preserve">Slater, Candace. </w:t>
       </w:r>
-      <w:hyperlink w:history="1" r:id="rIdu9qf8bqkerifsxyytkocw">
+      <w:hyperlink w:history="1" r:id="rIdaqeiggj4uk1q0rs-ckr-3">
         <w:r>
           <w:rPr>
             <w:color w:val="0563C1"/>
@@ -4373,7 +4389,7 @@
       <w:r>
         <w:t xml:space="preserve">Taylor, Barbara L., et al. “</w:t>
       </w:r>
-      <w:hyperlink w:history="1" r:id="rIdgvo42admnl5sfw7iu8bw-">
+      <w:hyperlink w:history="1" r:id="rIdvvmtpgtbscrntpmphcpqx">
         <w:r>
           <w:rPr>
             <w:color w:val="0563C1"/>
@@ -4401,7 +4417,7 @@
       <w:r>
         <w:t xml:space="preserve">NOAA Fisheries. “</w:t>
       </w:r>
-      <w:hyperlink w:history="1" r:id="rIdyd1hzqfyyt1irn1fn_y2z">
+      <w:hyperlink w:history="1" r:id="rId_ecgrpppwyn0c6l3l2h6o">
         <w:r>
           <w:rPr>
             <w:color w:val="0563C1"/>
@@ -4429,7 +4445,7 @@
       <w:r>
         <w:t xml:space="preserve">Skidmore, Thomas E. </w:t>
       </w:r>
-      <w:hyperlink w:history="1" r:id="rIdm2jwmhzq4msnl_pmq3thb">
+      <w:hyperlink w:history="1" r:id="rId7b6d7ybabz5tzvwjdlmds">
         <w:r>
           <w:rPr>
             <w:color w:val="0563C1"/>
@@ -4457,7 +4473,7 @@
       <w:r>
         <w:t xml:space="preserve">Comisión Nacional sobre la Desaparición de Personas. </w:t>
       </w:r>
-      <w:hyperlink w:history="1" r:id="rId2jcmj_twflqglblaac6ht">
+      <w:hyperlink w:history="1" r:id="rIdzh2pc-d4iqfndnwcaewma">
         <w:r>
           <w:rPr>
             <w:color w:val="0563C1"/>
@@ -4485,7 +4501,7 @@
       <w:r>
         <w:t xml:space="preserve">Nino, Carlos Santiago. </w:t>
       </w:r>
-      <w:hyperlink w:history="1" r:id="rIdzs65up5yhcbl6irazmbdl">
+      <w:hyperlink w:history="1" r:id="rIdk3wumhxlsuaqyhc5zxkxo">
         <w:r>
           <w:rPr>
             <w:color w:val="0563C1"/>
@@ -4513,7 +4529,7 @@
       <w:r>
         <w:t xml:space="preserve">Bouvard, Marguerite Guzman. </w:t>
       </w:r>
-      <w:hyperlink w:history="1" r:id="rId4a8v7od8lw4egcnipx64p">
+      <w:hyperlink w:history="1" r:id="rIdnwxv_usr1wqiy13hft7od">
         <w:r>
           <w:rPr>
             <w:color w:val="0563C1"/>
@@ -4541,7 +4557,7 @@
       <w:r>
         <w:t xml:space="preserve">Kornbluh, Peter. </w:t>
       </w:r>
-      <w:hyperlink w:history="1" r:id="rIday1_fftcwdu-sfhddlaul">
+      <w:hyperlink w:history="1" r:id="rId5ofjaq8hzqd_jaetph7zz">
         <w:r>
           <w:rPr>
             <w:color w:val="0563C1"/>
@@ -4569,7 +4585,7 @@
       <w:r>
         <w:t xml:space="preserve">Jara, Joan. </w:t>
       </w:r>
-      <w:hyperlink w:history="1" r:id="rIdl56zgg0h2b7f-rk-j1u6j">
+      <w:hyperlink w:history="1" r:id="rIdjv6z_iqe9prbikml0-bqm">
         <w:r>
           <w:rPr>
             <w:color w:val="0563C1"/>
@@ -4597,7 +4613,7 @@
       <w:r>
         <w:t xml:space="preserve">LeoGrande, William M., and Peter Kornbluh. </w:t>
       </w:r>
-      <w:hyperlink w:history="1" r:id="rIdlqlz084drvj7x4fza9oti">
+      <w:hyperlink w:history="1" r:id="rIdn4jeq280mks9nevcyrw2i">
         <w:r>
           <w:rPr>
             <w:color w:val="0563C1"/>
@@ -4657,7 +4673,7 @@
       <w:r>
         <w:t xml:space="preserve">Secretaría de Gobernación (Mexico). “</w:t>
       </w:r>
-      <w:hyperlink w:history="1" r:id="rIdm_mssp8xarv0dm43i80fr">
+      <w:hyperlink w:history="1" r:id="rIdglj3-zludcaicgpu6sgtw">
         <w:r>
           <w:rPr>
             <w:color w:val="0563C1"/>
@@ -4705,7 +4721,7 @@
       <w:r>
         <w:t xml:space="preserve">Finkel, Caroline. </w:t>
       </w:r>
-      <w:hyperlink w:history="1" r:id="rIdb7ozampbstkm2blpsf0nc">
+      <w:hyperlink w:history="1" r:id="rIdugm1fkarvs46zy6ktwc-e">
         <w:r>
           <w:rPr>
             <w:color w:val="0563C1"/>
@@ -4733,7 +4749,7 @@
       <w:r>
         <w:t xml:space="preserve">Crowley, Roger. </w:t>
       </w:r>
-      <w:hyperlink w:history="1" r:id="rIdljixy2apzow5xal1sw14t">
+      <w:hyperlink w:history="1" r:id="rId0ptvz4cnoe_0t7w4ifj88">
         <w:r>
           <w:rPr>
             <w:color w:val="0563C1"/>
@@ -4761,7 +4777,7 @@
       <w:r>
         <w:t xml:space="preserve">Barkey, Karen. </w:t>
       </w:r>
-      <w:hyperlink w:history="1" r:id="rIdnnfnp40qvajdjvcosdnsr">
+      <w:hyperlink w:history="1" r:id="rIdewbqntkvsfiqqtpsxwmul">
         <w:r>
           <w:rPr>
             <w:color w:val="0563C1"/>
@@ -4789,7 +4805,7 @@
       <w:r>
         <w:t xml:space="preserve">Mazower, Mark. </w:t>
       </w:r>
-      <w:hyperlink w:history="1" r:id="rIdeukzxary4bqkqfoqouw1b">
+      <w:hyperlink w:history="1" r:id="rIdnwwiifr7ikt5f7ujoczrj">
         <w:r>
           <w:rPr>
             <w:color w:val="0563C1"/>
@@ -4817,7 +4833,7 @@
       <w:r>
         <w:t xml:space="preserve">Suny, Ronald Grigor. “</w:t>
       </w:r>
-      <w:hyperlink w:history="1" r:id="rId0gi6zu0tprlmpq4x4wkw9">
+      <w:hyperlink w:history="1" r:id="rIdaj9z_kz8fnyjojb1gk5ve">
         <w:r>
           <w:rPr>
             <w:color w:val="0563C1"/>
@@ -4845,7 +4861,7 @@
       <w:r>
         <w:t xml:space="preserve">Power, Samantha. “</w:t>
       </w:r>
-      <w:hyperlink w:history="1" r:id="rIdehb2yz1_vk9knoixjxuvw">
+      <w:hyperlink w:history="1" r:id="rIdukfpv7p7g9f78tzr_op62">
         <w:r>
           <w:rPr>
             <w:color w:val="0563C1"/>
@@ -4873,7 +4889,7 @@
       <w:r>
         <w:t xml:space="preserve">Hirschon, Renée, ed. </w:t>
       </w:r>
-      <w:hyperlink w:history="1" r:id="rIdt8cdt3uend5gjyvmzyrdb">
+      <w:hyperlink w:history="1" r:id="rIdfcb1zwtcl7svzadwvppia">
         <w:r>
           <w:rPr>
             <w:color w:val="0563C1"/>
@@ -4901,7 +4917,7 @@
       <w:r>
         <w:t xml:space="preserve">Rogan, Eugene. </w:t>
       </w:r>
-      <w:hyperlink w:history="1" r:id="rIdqpu2ddkiypm2ultx72yhb">
+      <w:hyperlink w:history="1" r:id="rIdzatxezwbhfy3jmn2hsny-">
         <w:r>
           <w:rPr>
             <w:color w:val="0563C1"/>
@@ -4929,7 +4945,7 @@
       <w:r>
         <w:t xml:space="preserve">Barr, James. </w:t>
       </w:r>
-      <w:hyperlink w:history="1" r:id="rIdkdbowkzijf1zgtqkfpbch">
+      <w:hyperlink w:history="1" r:id="rIdwiti8eumvg-io8sbc6b6m">
         <w:r>
           <w:rPr>
             <w:color w:val="0563C1"/>
@@ -4957,7 +4973,7 @@
       <w:r>
         <w:t xml:space="preserve">McDowall, David. </w:t>
       </w:r>
-      <w:hyperlink w:history="1" r:id="rIdabtkvehfnongonebc3jo6">
+      <w:hyperlink w:history="1" r:id="rId4h7vstwz9jvqlaetcw7dm">
         <w:r>
           <w:rPr>
             <w:color w:val="0563C1"/>
@@ -4985,7 +5001,7 @@
       <w:r>
         <w:t xml:space="preserve">Abrahamian, Ervand. </w:t>
       </w:r>
-      <w:hyperlink w:history="1" r:id="rIdznbfwwdigmcfgm4ibtxqi">
+      <w:hyperlink w:history="1" r:id="rIddgdxdprg6wnjscciixvzi">
         <w:r>
           <w:rPr>
             <w:color w:val="0563C1"/>
@@ -5013,7 +5029,7 @@
       <w:r>
         <w:t xml:space="preserve">Razoux, Pierre. </w:t>
       </w:r>
-      <w:hyperlink w:history="1" r:id="rIdar0nupqzgtbcdqov1do20">
+      <w:hyperlink w:history="1" r:id="rIdgxnsiebtrnca65pfsy_x-">
         <w:r>
           <w:rPr>
             <w:color w:val="0563C1"/>
@@ -5061,7 +5077,7 @@
       <w:r>
         <w:t xml:space="preserve">Clark, Christopher. </w:t>
       </w:r>
-      <w:hyperlink w:history="1" r:id="rIdn-yz2ehwcjhlls9lupzfv">
+      <w:hyperlink w:history="1" r:id="rIdy90at-dkrg4-1fwbj1e2u">
         <w:r>
           <w:rPr>
             <w:color w:val="0563C1"/>
@@ -5089,7 +5105,7 @@
       <w:r>
         <w:t xml:space="preserve">Strachan, Hew. </w:t>
       </w:r>
-      <w:hyperlink w:history="1" r:id="rIdpuuzjuqbz1ejq-haimrjs">
+      <w:hyperlink w:history="1" r:id="rIdzvnp8kjihco5omfiacmyo">
         <w:r>
           <w:rPr>
             <w:color w:val="0563C1"/>
@@ -5133,7 +5149,7 @@
       <w:r>
         <w:t xml:space="preserve">Weintraub, Stanley. </w:t>
       </w:r>
-      <w:hyperlink w:history="1" r:id="rIdoep7hnbxj-3crtljjda48">
+      <w:hyperlink w:history="1" r:id="rIdpev_a-6-nedvcrbuw9axk">
         <w:r>
           <w:rPr>
             <w:color w:val="0563C1"/>
@@ -5161,7 +5177,7 @@
       <w:r>
         <w:t xml:space="preserve">Johnson, Niall P. A. S., and Juergen Mueller. “</w:t>
       </w:r>
-      <w:hyperlink w:history="1" r:id="rIdtemyjeh2nzrke3z6cwk6i">
+      <w:hyperlink w:history="1" r:id="rIdgnbbno5jojc5fx5xq6uvf">
         <w:r>
           <w:rPr>
             <w:color w:val="0563C1"/>
@@ -5189,7 +5205,7 @@
       <w:r>
         <w:t xml:space="preserve">Spreeuwenberg, Peter, et al. “</w:t>
       </w:r>
-      <w:hyperlink w:history="1" r:id="rIdwbmi2bx5haxtjwymveryr">
+      <w:hyperlink w:history="1" r:id="rId0zgldtgpopsgxjvx4nlqb">
         <w:r>
           <w:rPr>
             <w:color w:val="0563C1"/>
@@ -5217,7 +5233,7 @@
       <w:r>
         <w:t xml:space="preserve">Keynes, John Maynard. </w:t>
       </w:r>
-      <w:hyperlink w:history="1" r:id="rId6f-y4rzhjvopujgq9k-tn">
+      <w:hyperlink w:history="1" r:id="rIdfc-snxjcfcqdhzmfj32sv">
         <w:r>
           <w:rPr>
             <w:color w:val="0563C1"/>
@@ -5265,7 +5281,7 @@
       <w:r>
         <w:t xml:space="preserve">Evans, Richard J. </w:t>
       </w:r>
-      <w:hyperlink w:history="1" r:id="rIdqavzxim6q4h_mh_xjyvsz">
+      <w:hyperlink w:history="1" r:id="rIdixvqse9-2ex32r1-ybbef">
         <w:r>
           <w:rPr>
             <w:color w:val="0563C1"/>
@@ -5293,7 +5309,7 @@
       <w:r>
         <w:t xml:space="preserve">Hilberg, Raul. </w:t>
       </w:r>
-      <w:hyperlink w:history="1" r:id="rId_temrnintxnx8skttpk6n">
+      <w:hyperlink w:history="1" r:id="rIdxg_jh103rlqva5flzp5nq">
         <w:r>
           <w:rPr>
             <w:color w:val="0563C1"/>
@@ -5321,7 +5337,7 @@
       <w:r>
         <w:t xml:space="preserve">Kiernan, Ben. </w:t>
       </w:r>
-      <w:hyperlink w:history="1" r:id="rId8x5l1owluxe25yofd8e4i">
+      <w:hyperlink w:history="1" r:id="rIdo95hq5jghnskop9wmkoex">
         <w:r>
           <w:rPr>
             <w:color w:val="0563C1"/>
@@ -5349,7 +5365,7 @@
       <w:r>
         <w:t xml:space="preserve">Levitsky, Steven, and Daniel Ziblatt. </w:t>
       </w:r>
-      <w:hyperlink w:history="1" r:id="rIdvmryimumkbxytkrdscsjr">
+      <w:hyperlink w:history="1" r:id="rIdnatfumbliuo-xfpojg0g6">
         <w:r>
           <w:rPr>
             <w:color w:val="0563C1"/>
@@ -5377,7 +5393,7 @@
       <w:r>
         <w:t xml:space="preserve">Neiman, Susan. </w:t>
       </w:r>
-      <w:hyperlink w:history="1" r:id="rIdo9342yocykjvq6_qrw14j">
+      <w:hyperlink w:history="1" r:id="rIdry7cadrk11wxtm79qd0e2">
         <w:r>
           <w:rPr>
             <w:color w:val="0563C1"/>
@@ -5421,7 +5437,7 @@
       <w:r>
         <w:t xml:space="preserve">Broberg, Gunnar, and Nils Roll-Hansen, eds. </w:t>
       </w:r>
-      <w:hyperlink w:history="1" r:id="rIdr2ih27pbb09fkd8vir1ic">
+      <w:hyperlink w:history="1" r:id="rIdflpz28axckbpi68gmpgay">
         <w:r>
           <w:rPr>
             <w:color w:val="0563C1"/>
@@ -5469,7 +5485,7 @@
       <w:r>
         <w:t xml:space="preserve">Jansen, Marius B. </w:t>
       </w:r>
-      <w:hyperlink w:history="1" r:id="rId_fffhgruarhnuwqjejt5x">
+      <w:hyperlink w:history="1" r:id="rIdl8i75xaobtew1kqhzd3oy">
         <w:r>
           <w:rPr>
             <w:color w:val="0563C1"/>
@@ -5497,7 +5513,7 @@
       <w:r>
         <w:t xml:space="preserve">Fogel, Joshua A., ed. </w:t>
       </w:r>
-      <w:hyperlink w:history="1" r:id="rIdmtfcgm0eqhpi3sla3gj8h">
+      <w:hyperlink w:history="1" r:id="rId29wuqhj2qjjkhfgwpimyu">
         <w:r>
           <w:rPr>
             <w:color w:val="0563C1"/>
@@ -5525,7 +5541,7 @@
       <w:r>
         <w:t xml:space="preserve">Ohnuki-Tierney, Emiko. </w:t>
       </w:r>
-      <w:hyperlink w:history="1" r:id="rIdxqgqfum_2ensjorbye42s">
+      <w:hyperlink w:history="1" r:id="rIdsudrg05hfuvixfmtgwke0">
         <w:r>
           <w:rPr>
             <w:color w:val="0563C1"/>
@@ -5553,7 +5569,7 @@
       <w:r>
         <w:t xml:space="preserve">Dower, John W. </w:t>
       </w:r>
-      <w:hyperlink w:history="1" r:id="rIdehnolnxf3zzbshmy6l6_k">
+      <w:hyperlink w:history="1" r:id="rIdcexfe1foyxkpk-x2kwinc">
         <w:r>
           <w:rPr>
             <w:color w:val="0563C1"/>
@@ -5601,7 +5617,7 @@
       <w:r>
         <w:t xml:space="preserve">Duggan, Christopher. </w:t>
       </w:r>
-      <w:hyperlink w:history="1" r:id="rId9mce96sqfswyyryk8i2te">
+      <w:hyperlink w:history="1" r:id="rIdk-pmawl207bdz5osnolp_">
         <w:r>
           <w:rPr>
             <w:color w:val="0563C1"/>
@@ -5629,7 +5645,7 @@
       <w:r>
         <w:t xml:space="preserve">Bosworth, R. J. B. </w:t>
       </w:r>
-      <w:hyperlink w:history="1" r:id="rIdsja-j24nqk8e-uk_izghh">
+      <w:hyperlink w:history="1" r:id="rIdwh0-3jfnusavkpdhu-bmj">
         <w:r>
           <w:rPr>
             <w:color w:val="0563C1"/>
@@ -5657,7 +5673,7 @@
       <w:r>
         <w:t xml:space="preserve">Domenico, Roy Palmer. </w:t>
       </w:r>
-      <w:hyperlink w:history="1" r:id="rIdl7qqjw8zgl2hbgjcnwl-s">
+      <w:hyperlink w:history="1" r:id="rIdy7yazrix45sdy8us7hsdd">
         <w:r>
           <w:rPr>
             <w:color w:val="0563C1"/>
@@ -5705,7 +5721,7 @@
       <w:r>
         <w:t xml:space="preserve">Menocal, María Rosa. </w:t>
       </w:r>
-      <w:hyperlink w:history="1" r:id="rIdzm1wpmuuv5v74ngxjjow1">
+      <w:hyperlink w:history="1" r:id="rIdeccqp9l3v5amrx2rslqpt">
         <w:r>
           <w:rPr>
             <w:color w:val="0563C1"/>
@@ -5733,7 +5749,7 @@
       <w:r>
         <w:t xml:space="preserve">Fernández-Morera, Darío. </w:t>
       </w:r>
-      <w:hyperlink w:history="1" r:id="rIdueujiw-xi2kzi1nbjfi9l">
+      <w:hyperlink w:history="1" r:id="rIddmolhbkfp_va1a3w4m9bg">
         <w:r>
           <w:rPr>
             <w:color w:val="0563C1"/>
@@ -5761,7 +5777,7 @@
       <w:r>
         <w:t xml:space="preserve">Kraemer, Joel L. </w:t>
       </w:r>
-      <w:hyperlink w:history="1" r:id="rIdzpcqltoatlemr1kbkncrk">
+      <w:hyperlink w:history="1" r:id="rIdwkhprj5mmzwuazfpl5col">
         <w:r>
           <w:rPr>
             <w:color w:val="0563C1"/>
@@ -5789,7 +5805,7 @@
       <w:r>
         <w:t xml:space="preserve">Preston, Paul. </w:t>
       </w:r>
-      <w:hyperlink w:history="1" r:id="rIdrd0gbvq1uq6pmwip_qbat">
+      <w:hyperlink w:history="1" r:id="rIdxeg--tbnhls57z04_z0qv">
         <w:r>
           <w:rPr>
             <w:color w:val="0563C1"/>
@@ -5817,7 +5833,7 @@
       <w:r>
         <w:t xml:space="preserve">Aguilar, Paloma. </w:t>
       </w:r>
-      <w:hyperlink w:history="1" r:id="rIdakhl-abdun6y6zrljwdoa">
+      <w:hyperlink w:history="1" r:id="rIdlyky9iuc9b38rxcvw54fc">
         <w:r>
           <w:rPr>
             <w:color w:val="0563C1"/>
@@ -5881,7 +5897,7 @@
       <w:r>
         <w:t xml:space="preserve">Applebaum, Anne. </w:t>
       </w:r>
-      <w:hyperlink w:history="1" r:id="rIdgw9ih2qoxjvy-ptthrjre">
+      <w:hyperlink w:history="1" r:id="rIdzbybeczl24xu9jgd1pyin">
         <w:r>
           <w:rPr>
             <w:color w:val="0563C1"/>
@@ -5909,7 +5925,7 @@
       <w:r>
         <w:t xml:space="preserve">Applebaum, Anne. </w:t>
       </w:r>
-      <w:hyperlink w:history="1" r:id="rId5lmk2xnoyk55tryoslyu2">
+      <w:hyperlink w:history="1" r:id="rIdgkpoj2fatgl69cjh8kilj">
         <w:r>
           <w:rPr>
             <w:color w:val="0563C1"/>
@@ -5937,7 +5953,7 @@
       <w:r>
         <w:t xml:space="preserve">Sanford, George. </w:t>
       </w:r>
-      <w:hyperlink w:history="1" r:id="rIdbpwpbjlmqgut4-vqbzyno">
+      <w:hyperlink w:history="1" r:id="rIdff-mu30tfl-6q3azbtfrp">
         <w:r>
           <w:rPr>
             <w:color w:val="0563C1"/>
@@ -5965,7 +5981,7 @@
       <w:r>
         <w:t xml:space="preserve">Plokhy, Serhii. </w:t>
       </w:r>
-      <w:hyperlink w:history="1" r:id="rId5fvq4bym5by66sln2zbpr">
+      <w:hyperlink w:history="1" r:id="rId78s_2qbvcqhirhtk5t2-0">
         <w:r>
           <w:rPr>
             <w:color w:val="0563C1"/>
@@ -5993,7 +6009,7 @@
       <w:r>
         <w:t xml:space="preserve">Roberts, Geoffrey. </w:t>
       </w:r>
-      <w:hyperlink w:history="1" r:id="rIdlxlkxzklxwoqg0irhg1ev">
+      <w:hyperlink w:history="1" r:id="rIdxt-zdglevbohgla0tutks">
         <w:r>
           <w:rPr>
             <w:color w:val="0563C1"/>
@@ -6041,7 +6057,7 @@
       <w:r>
         <w:t xml:space="preserve">Dikötter, Frank. </w:t>
       </w:r>
-      <w:hyperlink w:history="1" r:id="rIdr7zdkkvwfzsqkc0vfz-ku">
+      <w:hyperlink w:history="1" r:id="rIdoqas-06wx7qbunmhc8gkw">
         <w:r>
           <w:rPr>
             <w:color w:val="0563C1"/>
@@ -6069,7 +6085,7 @@
       <w:r>
         <w:t xml:space="preserve">Yang Jisheng. </w:t>
       </w:r>
-      <w:hyperlink w:history="1" r:id="rId0v-jhzvwvotagvtwk7jsb">
+      <w:hyperlink w:history="1" r:id="rId4k36eulg2pch2dtmitstr">
         <w:r>
           <w:rPr>
             <w:color w:val="0563C1"/>
@@ -6097,7 +6113,7 @@
       <w:r>
         <w:t xml:space="preserve">MacFarquhar, Roderick, and Michael Schoenhals. </w:t>
       </w:r>
-      <w:hyperlink w:history="1" r:id="rIdjtjzgbxsvtfms8zd9itb-">
+      <w:hyperlink w:history="1" r:id="rId4bru8c4f_nff7ovyglp5j">
         <w:r>
           <w:rPr>
             <w:color w:val="0563C1"/>
@@ -6125,7 +6141,7 @@
       <w:r>
         <w:t xml:space="preserve">Jambeck, Jenna R., et al. “</w:t>
       </w:r>
-      <w:hyperlink w:history="1" r:id="rId7alo5m59zgt286hzmxbgl">
+      <w:hyperlink w:history="1" r:id="rIdblosphnvx7n_j7ydjfuwz">
         <w:r>
           <w:rPr>
             <w:color w:val="0563C1"/>
@@ -6153,7 +6169,7 @@
       <w:r>
         <w:t xml:space="preserve">Meijer, Lourens J. J., et al. “</w:t>
       </w:r>
-      <w:hyperlink w:history="1" r:id="rIdjedzdfj-ncpvxqri9chuf">
+      <w:hyperlink w:history="1" r:id="rIdwjlxoq7qvlpevtaqra-v_">
         <w:r>
           <w:rPr>
             <w:color w:val="0563C1"/>
@@ -6181,7 +6197,7 @@
       <w:r>
         <w:t xml:space="preserve">Economy, Elizabeth C. </w:t>
       </w:r>
-      <w:hyperlink w:history="1" r:id="rIdlkwv2zqknccgvwzef7g8d">
+      <w:hyperlink w:history="1" r:id="rId6xktslh6ya2mdt37pbw6b">
         <w:r>
           <w:rPr>
             <w:color w:val="0563C1"/>
@@ -6241,7 +6257,7 @@
       <w:r>
         <w:t xml:space="preserve">McDonell, Stephen. “</w:t>
       </w:r>
-      <w:hyperlink w:history="1" r:id="rIdtq3msqepe8y2uzc84dzvl">
+      <w:hyperlink w:history="1" r:id="rIdp6ywyernznropcgdonkfe">
         <w:r>
           <w:rPr>
             <w:color w:val="0563C1"/>
@@ -6269,7 +6285,7 @@
       <w:r>
         <w:t xml:space="preserve">Agence France-Presse. “‘Oh, Bother’: </w:t>
       </w:r>
-      <w:hyperlink w:history="1" r:id="rIdqoptqfojx-vhzklzd1pfk">
+      <w:hyperlink w:history="1" r:id="rIdzn7_nfvcgvxfak1obu6bu">
         <w:r>
           <w:rPr>
             <w:color w:val="0563C1"/>
@@ -6317,7 +6333,7 @@
       <w:r>
         <w:t xml:space="preserve">Schama, Simon. </w:t>
       </w:r>
-      <w:hyperlink w:history="1" r:id="rId7fn0d0y3i_mm32ybs2jjb">
+      <w:hyperlink w:history="1" r:id="rIdy51b0jllrqhau4o61-d5l">
         <w:r>
           <w:rPr>
             <w:color w:val="0563C1"/>
@@ -6345,7 +6361,7 @@
       <w:r>
         <w:t xml:space="preserve">Finkelstein, Israel, and Neil Asher Silberman. </w:t>
       </w:r>
-      <w:hyperlink w:history="1" r:id="rIdgzjav3hocmna0qmgr8efw">
+      <w:hyperlink w:history="1" r:id="rIdjevkphcqfzsp0xmt7axlc">
         <w:r>
           <w:rPr>
             <w:color w:val="0563C1"/>
@@ -6373,7 +6389,7 @@
       <w:r>
         <w:t xml:space="preserve">VanderKam, James C. </w:t>
       </w:r>
-      <w:hyperlink w:history="1" r:id="rIdqwwhcwomplfypurq3fxng">
+      <w:hyperlink w:history="1" r:id="rIdzunzqd_hezl3j2pvuotwo">
         <w:r>
           <w:rPr>
             <w:color w:val="0563C1"/>
@@ -6401,7 +6417,7 @@
       <w:r>
         <w:t xml:space="preserve">Magness, Jodi. </w:t>
       </w:r>
-      <w:hyperlink w:history="1" r:id="rId4hgwcllewlm0d_kv6glxd">
+      <w:hyperlink w:history="1" r:id="rId88jytezzmg-tduwra52ec">
         <w:r>
           <w:rPr>
             <w:color w:val="0563C1"/>
@@ -6429,7 +6445,7 @@
       <w:r>
         <w:t xml:space="preserve">Morris, Benny. </w:t>
       </w:r>
-      <w:hyperlink w:history="1" r:id="rIdnfv05oi6ssdsaa9mgleyv">
+      <w:hyperlink w:history="1" r:id="rIdqhqdcihh27b6hm1asoz2b">
         <w:r>
           <w:rPr>
             <w:color w:val="0563C1"/>
@@ -6477,7 +6493,7 @@
       <w:r>
         <w:t xml:space="preserve">Gaddis, John Lewis. </w:t>
       </w:r>
-      <w:hyperlink w:history="1" r:id="rIdkdoxiobcyxondqpkcolr1">
+      <w:hyperlink w:history="1" r:id="rIdx0bmu57pf7zhhzcwiys7-">
         <w:r>
           <w:rPr>
             <w:color w:val="0563C1"/>
@@ -6505,7 +6521,7 @@
       <w:r>
         <w:t xml:space="preserve">Savranskaya, Svetlana V. “</w:t>
       </w:r>
-      <w:hyperlink w:history="1" r:id="rIdswztddpo9vdjxexdtoylg">
+      <w:hyperlink w:history="1" r:id="rIdv58mrxiart9-jlnp7xf9g">
         <w:r>
           <w:rPr>
             <w:color w:val="0563C1"/>
@@ -6533,7 +6549,7 @@
       <w:r>
         <w:t xml:space="preserve">Hoffman, David E. </w:t>
       </w:r>
-      <w:hyperlink w:history="1" r:id="rIdlrwtavgee4zliriv98acg">
+      <w:hyperlink w:history="1" r:id="rIdrwhco3fio713isw0yt0-p">
         <w:r>
           <w:rPr>
             <w:color w:val="0563C1"/>
@@ -6561,7 +6577,7 @@
       <w:r>
         <w:t xml:space="preserve">Rhodes, Richard. </w:t>
       </w:r>
-      <w:hyperlink w:history="1" r:id="rIdb6edw2ch3hiaf4tpolxpz">
+      <w:hyperlink w:history="1" r:id="rIdlck41txbvumjl4jado3an">
         <w:r>
           <w:rPr>
             <w:color w:val="0563C1"/>
@@ -6589,7 +6605,7 @@
       <w:r>
         <w:t xml:space="preserve">Niedenthal, Jack. </w:t>
       </w:r>
-      <w:hyperlink w:history="1" r:id="rIdo6_ihr-_f-ugb15nb5ehp">
+      <w:hyperlink w:history="1" r:id="rIdiytggtvd6nkvozrtctaaw">
         <w:r>
           <w:rPr>
             <w:color w:val="0563C1"/>
@@ -6637,7 +6653,7 @@
       <w:r>
         <w:t xml:space="preserve">NASA. “</w:t>
       </w:r>
-      <w:hyperlink w:history="1" r:id="rIdrirpwnfle-lwvvgu94mt7">
+      <w:hyperlink w:history="1" r:id="rIddxb5lng9abxmnt_wu2e9l">
         <w:r>
           <w:rPr>
             <w:color w:val="0563C1"/>
@@ -6665,7 +6681,7 @@
       <w:r>
         <w:t xml:space="preserve">Chaikin, Andrew. </w:t>
       </w:r>
-      <w:hyperlink w:history="1" r:id="rIderkv9_9fusfzgalu-5tug">
+      <w:hyperlink w:history="1" r:id="rIdsvshvospy99fa1fkmkdgu">
         <w:r>
           <w:rPr>
             <w:color w:val="0563C1"/>
@@ -6693,7 +6709,7 @@
       <w:r>
         <w:t xml:space="preserve">Siddiqi, Asif A. </w:t>
       </w:r>
-      <w:hyperlink w:history="1" r:id="rId3pctkljjebuav4vy0re2x">
+      <w:hyperlink w:history="1" r:id="rIdn_jlo79xh-mxb8-opsg-s">
         <w:r>
           <w:rPr>
             <w:color w:val="0563C1"/>
@@ -6721,7 +6737,7 @@
       <w:r>
         <w:t xml:space="preserve">Colaprete, Anthony, et al. “</w:t>
       </w:r>
-      <w:hyperlink w:history="1" r:id="rIdt4exdtmgmt-jryvhxutq7">
+      <w:hyperlink w:history="1" r:id="rIdfx0qopxm3kyaudtcup5yp">
         <w:r>
           <w:rPr>
             <w:color w:val="0563C1"/>
@@ -6749,7 +6765,7 @@
       <w:r>
         <w:t xml:space="preserve">Sheehan, William. </w:t>
       </w:r>
-      <w:hyperlink w:history="1" r:id="rIdctk2k7j_iyb1q6hvkxak2">
+      <w:hyperlink w:history="1" r:id="rId0pqtn-kqmtl3c2qfrtsdr">
         <w:r>
           <w:rPr>
             <w:color w:val="0563C1"/>
@@ -6777,7 +6793,7 @@
       <w:r>
         <w:t xml:space="preserve">Grotzinger, John P., et al. “</w:t>
       </w:r>
-      <w:hyperlink w:history="1" r:id="rId0ivijhbdg27z54ga8dqjo">
+      <w:hyperlink w:history="1" r:id="rIdpa3lpaq5t640d__ps1-ws">
         <w:r>
           <w:rPr>
             <w:color w:val="0563C1"/>
@@ -6805,7 +6821,7 @@
       <w:r>
         <w:t xml:space="preserve">Mangold, Nicolas, et al. “</w:t>
       </w:r>
-      <w:hyperlink w:history="1" r:id="rIdbp1ksawwooy5xfi1rrnb5">
+      <w:hyperlink w:history="1" r:id="rIdcq4k9pnbc_cruwgdzmysz">
         <w:r>
           <w:rPr>
             <w:color w:val="0563C1"/>
@@ -6853,7 +6869,7 @@
       <w:r>
         <w:t xml:space="preserve">Ashby, Neil. “</w:t>
       </w:r>
-      <w:hyperlink w:history="1" r:id="rId-zdgub-ibbkbntrgwawpr">
+      <w:hyperlink w:history="1" r:id="rIdpdxwg9tbdcuzs_tr3wznm">
         <w:r>
           <w:rPr>
             <w:color w:val="0563C1"/>
@@ -6881,7 +6897,7 @@
       <w:r>
         <w:t xml:space="preserve">Dyson, F. W., A. S. Eddington, and C. Davidson. “</w:t>
       </w:r>
-      <w:hyperlink w:history="1" r:id="rIdrq0ycbs0thco35of5hfz0">
+      <w:hyperlink w:history="1" r:id="rId1adrwysr28nxwolfhogiv">
         <w:r>
           <w:rPr>
             <w:color w:val="0563C1"/>
@@ -6909,7 +6925,7 @@
       <w:r>
         <w:t xml:space="preserve">Au, Whitlow W. L. </w:t>
       </w:r>
-      <w:hyperlink w:history="1" r:id="rIdsyceyrxrxlh0ru7sx2htt">
+      <w:hyperlink w:history="1" r:id="rIdzgzyyhh_zk3pyxyriw4pp">
         <w:r>
           <w:rPr>
             <w:color w:val="0563C1"/>
@@ -6937,7 +6953,7 @@
       <w:r>
         <w:t xml:space="preserve">Susskind, Leonard. “</w:t>
       </w:r>
-      <w:hyperlink w:history="1" r:id="rIdly8nx9x0jzn090ryq6enn">
+      <w:hyperlink w:history="1" r:id="rIdpjvcgpgtiqkpxbdqy1mnl">
         <w:r>
           <w:rPr>
             <w:color w:val="0563C1"/>
@@ -6965,7 +6981,7 @@
       <w:r>
         <w:t xml:space="preserve">Scerri, Eric R. </w:t>
       </w:r>
-      <w:hyperlink w:history="1" r:id="rIdkdvnx80kimtum1gfb4-ba">
+      <w:hyperlink w:history="1" r:id="rIdrdywuppsmh96bodmatkv1">
         <w:r>
           <w:rPr>
             <w:color w:val="0563C1"/>
@@ -6993,7 +7009,7 @@
       <w:r>
         <w:t xml:space="preserve">Erisman, Jan Willem, et al. “</w:t>
       </w:r>
-      <w:hyperlink w:history="1" r:id="rIdeklays4uj3ckqi_sgh9ny">
+      <w:hyperlink w:history="1" r:id="rIdviuhjeui2rorrdymvksll">
         <w:r>
           <w:rPr>
             <w:color w:val="0563C1"/>
@@ -7021,7 +7037,7 @@
       <w:r>
         <w:t xml:space="preserve">Watson, J. D., and F. H. C. Crick. “</w:t>
       </w:r>
-      <w:hyperlink w:history="1" r:id="rIdvxxb-mnmpa5cilft8gnt1">
+      <w:hyperlink w:history="1" r:id="rId9x2yqtqbpyvbby1-c-0l3">
         <w:r>
           <w:rPr>
             <w:color w:val="0563C1"/>
@@ -7049,7 +7065,7 @@
       <w:r>
         <w:t xml:space="preserve">Franklin, Rosalind E., and R. G. Gosling. “</w:t>
       </w:r>
-      <w:hyperlink w:history="1" r:id="rIdlhgxlzrw5w9uaeu25wepl">
+      <w:hyperlink w:history="1" r:id="rIdtiuyqbtx2oy5nfn3_fkpf">
         <w:r>
           <w:rPr>
             <w:color w:val="0563C1"/>
@@ -7077,7 +7093,7 @@
       <w:r>
         <w:t xml:space="preserve">International Human Genome Sequencing Consortium. “</w:t>
       </w:r>
-      <w:hyperlink w:history="1" r:id="rId2e3w2t_xszqyojl3cqwmk">
+      <w:hyperlink w:history="1" r:id="rIddm-7xjliakzeg503qvt9c">
         <w:r>
           <w:rPr>
             <w:color w:val="0563C1"/>
@@ -7105,7 +7121,7 @@
       <w:r>
         <w:t xml:space="preserve">International Human Genome Sequencing Consortium. “</w:t>
       </w:r>
-      <w:hyperlink w:history="1" r:id="rIdm6k9i1g7wyla1qfal-r32">
+      <w:hyperlink w:history="1" r:id="rIdg-tzdnsm_-f0ouovzn3mq">
         <w:r>
           <w:rPr>
             <w:color w:val="0563C1"/>
@@ -7133,7 +7149,7 @@
       <w:r>
         <w:t xml:space="preserve">Nurk, Sergey, et al. “</w:t>
       </w:r>
-      <w:hyperlink w:history="1" r:id="rIdrgograh2p3nex_zxalrwt">
+      <w:hyperlink w:history="1" r:id="rIdjalifivr9mg8i1crgh1tq">
         <w:r>
           <w:rPr>
             <w:color w:val="0563C1"/>
@@ -7161,7 +7177,7 @@
       <w:r>
         <w:t xml:space="preserve">Vine, F. J., and D. H. Matthews. “</w:t>
       </w:r>
-      <w:hyperlink w:history="1" r:id="rIdpugafx-hl62xeveabyjby">
+      <w:hyperlink w:history="1" r:id="rIdpl3g2qze78gtswej5iu8y">
         <w:r>
           <w:rPr>
             <w:color w:val="0563C1"/>
@@ -7189,7 +7205,7 @@
       <w:r>
         <w:t xml:space="preserve">Alpher, Ralph A., and Robert Herman. “</w:t>
       </w:r>
-      <w:hyperlink w:history="1" r:id="rIdom_mrf4kkvfarc3iuyymo">
+      <w:hyperlink w:history="1" r:id="rIdsmoteiuakyco9qf0uvipi">
         <w:r>
           <w:rPr>
             <w:color w:val="0563C1"/>
@@ -7217,7 +7233,7 @@
       <w:r>
         <w:t xml:space="preserve">Penzias, A. A., and R. W. Wilson. “</w:t>
       </w:r>
-      <w:hyperlink w:history="1" r:id="rIddinweokzzzjfgynefh0qd">
+      <w:hyperlink w:history="1" r:id="rIdxu4q_kw9rttypylbj5m4m">
         <w:r>
           <w:rPr>
             <w:color w:val="0563C1"/>
@@ -7245,7 +7261,7 @@
       <w:r>
         <w:t xml:space="preserve">Fleischmann, Martin, and Stanley Pons. “</w:t>
       </w:r>
-      <w:hyperlink w:history="1" r:id="rId2nxlkf-ey2lyluy7vhxbi">
+      <w:hyperlink w:history="1" r:id="rIdr3qohmi4v0jjtqmlwmre1">
         <w:r>
           <w:rPr>
             <w:color w:val="0563C1"/>
@@ -7273,7 +7289,7 @@
       <w:r>
         <w:t xml:space="preserve">Wolfe-Simon, Felisa, et al. “</w:t>
       </w:r>
-      <w:hyperlink w:history="1" r:id="rIdk_ib0vlzgdvqfkderbtpp">
+      <w:hyperlink w:history="1" r:id="rId8j8j6sq4vh-z4bcwj5ymd">
         <w:r>
           <w:rPr>
             <w:color w:val="0563C1"/>
@@ -7301,7 +7317,7 @@
       <w:r>
         <w:t xml:space="preserve">Reaves, Marshall Louis, et al. “</w:t>
       </w:r>
-      <w:hyperlink w:history="1" r:id="rId-bnv5hsydjjzyql8umkvh">
+      <w:hyperlink w:history="1" r:id="rIdtuzi-bfuzmdgvxhhvzyfe">
         <w:r>
           <w:rPr>
             <w:color w:val="0563C1"/>
@@ -7349,7 +7365,7 @@
       <w:r>
         <w:t xml:space="preserve">Dalrymple, William. </w:t>
       </w:r>
-      <w:hyperlink w:history="1" r:id="rIdf7dxvqtucipq_cjckruqg">
+      <w:hyperlink w:history="1" r:id="rId4i7mj4oolp5rvowg8khqr">
         <w:r>
           <w:rPr>
             <w:color w:val="0563C1"/>
@@ -7377,7 +7393,7 @@
       <w:r>
         <w:t xml:space="preserve">Maddison, Angus. </w:t>
       </w:r>
-      <w:hyperlink w:history="1" r:id="rIdydvu5wytv5adjv_ria5ye">
+      <w:hyperlink w:history="1" r:id="rIds1d9nm7lxuq3qxon7f6jf">
         <w:r>
           <w:rPr>
             <w:color w:val="0563C1"/>
@@ -7405,7 +7421,7 @@
       <w:r>
         <w:t xml:space="preserve">Sen, Amartya. </w:t>
       </w:r>
-      <w:hyperlink w:history="1" r:id="rIdkxaig2bchpwcm6yrumvc4">
+      <w:hyperlink w:history="1" r:id="rId4deuo7z7jdobh4cibpnvi">
         <w:r>
           <w:rPr>
             <w:color w:val="0563C1"/>
@@ -7433,7 +7449,7 @@
       <w:r>
         <w:t xml:space="preserve">Khan, Yasmin. </w:t>
       </w:r>
-      <w:hyperlink w:history="1" r:id="rIdngcrodywdibarjiv4vohj">
+      <w:hyperlink w:history="1" r:id="rIdo-tu_uhwa8hvkxqu0_h9k">
         <w:r>
           <w:rPr>
             <w:color w:val="0563C1"/>
@@ -7477,7 +7493,7 @@
       <w:r>
         <w:t xml:space="preserve">Elkins, Caroline. </w:t>
       </w:r>
-      <w:hyperlink w:history="1" r:id="rIdsv76posyo2gflzwxjifhj">
+      <w:hyperlink w:history="1" r:id="rIdortkaxg7j3oo0og3ak_cf">
         <w:r>
           <w:rPr>
             <w:color w:val="0563C1"/>
@@ -7505,7 +7521,7 @@
       <w:r>
         <w:t xml:space="preserve">Jansen, Jan C., and Jürgen Osterhammel. </w:t>
       </w:r>
-      <w:hyperlink w:history="1" r:id="rIdoprasswgomyf54ykcwvd9">
+      <w:hyperlink w:history="1" r:id="rId42m3dif1ad387uy1dser4">
         <w:r>
           <w:rPr>
             <w:color w:val="0563C1"/>
@@ -7533,7 +7549,7 @@
       <w:r>
         <w:t xml:space="preserve">Des Forges, Alison. </w:t>
       </w:r>
-      <w:hyperlink w:history="1" r:id="rIdzmrlxqznkmj3wbpwcnp31">
+      <w:hyperlink w:history="1" r:id="rIdsax3bdihsgarazt687cpc">
         <w:r>
           <w:rPr>
             <w:color w:val="0563C1"/>
@@ -7561,7 +7577,7 @@
       <w:r>
         <w:t xml:space="preserve">Newbury, Catharine. </w:t>
       </w:r>
-      <w:hyperlink w:history="1" r:id="rIdflzodyhgbbynqacsxzenq">
+      <w:hyperlink w:history="1" r:id="rIdytfva00qp1kgj-welpaea">
         <w:r>
           <w:rPr>
             <w:color w:val="0563C1"/>
@@ -7609,7 +7625,7 @@
       <w:r>
         <w:t xml:space="preserve">Branch, Taylor. </w:t>
       </w:r>
-      <w:hyperlink w:history="1" r:id="rId22s0czonx7vin2rhfmkhu">
+      <w:hyperlink w:history="1" r:id="rIds6yahri5hemuzrqkscbka">
         <w:r>
           <w:rPr>
             <w:color w:val="0563C1"/>
@@ -7637,7 +7653,7 @@
       <w:r>
         <w:t xml:space="preserve">Hoose, Phillip. </w:t>
       </w:r>
-      <w:hyperlink w:history="1" r:id="rIdxgcmhxkogrqhxpoud7b0d">
+      <w:hyperlink w:history="1" r:id="rIdxifmigcv2fial1klxynuy">
         <w:r>
           <w:rPr>
             <w:color w:val="0563C1"/>
@@ -7665,7 +7681,7 @@
       <w:r>
         <w:t xml:space="preserve">Tyson, Timothy B. </w:t>
       </w:r>
-      <w:hyperlink w:history="1" r:id="rIdbuieoji_eirnxn8dv8b8z">
+      <w:hyperlink w:history="1" r:id="rIdgv95evtzsqwucsg93ej48">
         <w:r>
           <w:rPr>
             <w:color w:val="0563C1"/>
@@ -7693,7 +7709,7 @@
       <w:r>
         <w:t xml:space="preserve">Mandela, Nelson. </w:t>
       </w:r>
-      <w:hyperlink w:history="1" r:id="rId6sxyodhnn8-r28dfvsq7q">
+      <w:hyperlink w:history="1" r:id="rIddel0xrrhegwyzdcbjfvao">
         <w:r>
           <w:rPr>
             <w:color w:val="0563C1"/>
@@ -7737,7 +7753,7 @@
       <w:r>
         <w:t xml:space="preserve">Carter, David. </w:t>
       </w:r>
-      <w:hyperlink w:history="1" r:id="rIdrq_n0uesgqcn4rdrb5oet">
+      <w:hyperlink w:history="1" r:id="rIdld3tlyuz_hkvinupkfqmd">
         <w:r>
           <w:rPr>
             <w:color w:val="0563C1"/>
@@ -7785,7 +7801,7 @@
       <w:r>
         <w:t xml:space="preserve">Turing, A. M. “</w:t>
       </w:r>
-      <w:hyperlink w:history="1" r:id="rIde3y_pmm_mvec6ty1jb0-w">
+      <w:hyperlink w:history="1" r:id="rIdvci1r5--y5mbkpgobb6oh">
         <w:r>
           <w:rPr>
             <w:color w:val="0563C1"/>
@@ -7813,7 +7829,7 @@
       <w:r>
         <w:t xml:space="preserve">Copeland, B. Jack, ed. </w:t>
       </w:r>
-      <w:hyperlink w:history="1" r:id="rIdvdyr2xzkpts6odzuxqegl">
+      <w:hyperlink w:history="1" r:id="rIdqljy05sufniqklo6traey">
         <w:r>
           <w:rPr>
             <w:color w:val="0563C1"/>
@@ -7841,7 +7857,7 @@
       <w:r>
         <w:t xml:space="preserve">Isaacson, Walter. </w:t>
       </w:r>
-      <w:hyperlink w:history="1" r:id="rIdqtimuvv1u7-ve6qz38972">
+      <w:hyperlink w:history="1" r:id="rIdt2hweu7xpjkf7qcxy98vz">
         <w:r>
           <w:rPr>
             <w:color w:val="0563C1"/>
@@ -7869,7 +7885,7 @@
       <w:r>
         <w:t xml:space="preserve">Vosoughi, Soroush, Deb Roy, and Sinan Aral. “</w:t>
       </w:r>
-      <w:hyperlink w:history="1" r:id="rId7vfqp1kepwmxrtrnrrfed">
+      <w:hyperlink w:history="1" r:id="rIdqskmubbz3kf98orwbmx1m">
         <w:r>
           <w:rPr>
             <w:color w:val="0563C1"/>
@@ -7917,7 +7933,7 @@
       <w:r>
         <w:t xml:space="preserve">Stuart, David. </w:t>
       </w:r>
-      <w:hyperlink w:history="1" r:id="rIdwic7wq9qojcxmzk91xg_s">
+      <w:hyperlink w:history="1" r:id="rIdrwgtml6wgqus5dxh0sp4k">
         <w:r>
           <w:rPr>
             <w:color w:val="0563C1"/>
@@ -7945,7 +7961,7 @@
       <w:r>
         <w:t xml:space="preserve">Aveni, Anthony. </w:t>
       </w:r>
-      <w:hyperlink w:history="1" r:id="rId9cmkgtaxjn7vjjxgx_6kx">
+      <w:hyperlink w:history="1" r:id="rIdqwdzkey8zk4pv4nzadjbx">
         <w:r>
           <w:rPr>
             <w:color w:val="0563C1"/>
@@ -7993,7 +8009,7 @@
       <w:r>
         <w:t xml:space="preserve">Meech, Karen J., et al. “</w:t>
       </w:r>
-      <w:hyperlink w:history="1" r:id="rId7x5bmdjs3vnwp1w6s0sp2">
+      <w:hyperlink w:history="1" r:id="rId5-ey_mmafsrozaxvftvgr">
         <w:r>
           <w:rPr>
             <w:color w:val="0563C1"/>
@@ -8021,7 +8037,7 @@
       <w:r>
         <w:t xml:space="preserve">Micheli, Marco, et al. “</w:t>
       </w:r>
-      <w:hyperlink w:history="1" r:id="rIdak9vujeu4dma3ad5trugh">
+      <w:hyperlink w:history="1" r:id="rIdr4tffvli9pnmzncui-aks">
         <w:r>
           <w:rPr>
             <w:color w:val="0563C1"/>
@@ -8049,7 +8065,7 @@
       <w:r>
         <w:t xml:space="preserve">‘Oumuamua ISSI Team. “</w:t>
       </w:r>
-      <w:hyperlink w:history="1" r:id="rIdr8_2une-lx5ntvd_sqcyt">
+      <w:hyperlink w:history="1" r:id="rIdzyjn9souzd094xsu9x7jg">
         <w:r>
           <w:rPr>
             <w:color w:val="0563C1"/>
@@ -8077,7 +8093,7 @@
       <w:r>
         <w:t xml:space="preserve">Staff at the National Astronomy and Ionosphere Center. “</w:t>
       </w:r>
-      <w:hyperlink w:history="1" r:id="rIdob-ieeqyop_ew7pqj5vx4">
+      <w:hyperlink w:history="1" r:id="rIdqxtzi2vcrs27jgrkdxxg8">
         <w:r>
           <w:rPr>
             <w:color w:val="0563C1"/>
@@ -8141,7 +8157,7 @@
       <w:r>
         <w:t xml:space="preserve">Riley, James C. “</w:t>
       </w:r>
-      <w:hyperlink w:history="1" r:id="rIdiopdnp-xu8dlernwdfcov">
+      <w:hyperlink w:history="1" r:id="rId5yp1saf4kpq9bdiiuyovy">
         <w:r>
           <w:rPr>
             <w:color w:val="0563C1"/>
@@ -8169,7 +8185,7 @@
       <w:r>
         <w:t xml:space="preserve">Bliss, Michael. </w:t>
       </w:r>
-      <w:hyperlink w:history="1" r:id="rIdqyq-gitq0bkhqpsfjdt3b">
+      <w:hyperlink w:history="1" r:id="rIdwcdts4nhtgcmlc6c8at1h">
         <w:r>
           <w:rPr>
             <w:color w:val="0563C1"/>
@@ -8197,7 +8213,7 @@
       <w:r>
         <w:t xml:space="preserve">Reverby, Susan M. </w:t>
       </w:r>
-      <w:hyperlink w:history="1" r:id="rIdvrbquqlwsz6ghx7bucalm">
+      <w:hyperlink w:history="1" r:id="rId4yt72vhtj1kjx33k0h4fm">
         <w:r>
           <w:rPr>
             <w:color w:val="0563C1"/>
@@ -8225,7 +8241,7 @@
       <w:r>
         <w:t xml:space="preserve">Keefe, Patrick Radden. </w:t>
       </w:r>
-      <w:hyperlink w:history="1" r:id="rIdksi6ejpu1g2xhay8-m-hi">
+      <w:hyperlink w:history="1" r:id="rIdxm9palzlnn-rorokljfav">
         <w:r>
           <w:rPr>
             <w:color w:val="0563C1"/>
@@ -8253,7 +8269,7 @@
       <w:r>
         <w:t xml:space="preserve">Antimicrobial Resistance Collaborators. “</w:t>
       </w:r>
-      <w:hyperlink w:history="1" r:id="rIdj5ypugzqae-0hqagyyvpb">
+      <w:hyperlink w:history="1" r:id="rId-efehq62vc7tbkzsppew6">
         <w:r>
           <w:rPr>
             <w:color w:val="0563C1"/>
@@ -8281,7 +8297,7 @@
       <w:r>
         <w:t xml:space="preserve">Van Bressem, Marie-Françoise, et al. “</w:t>
       </w:r>
-      <w:hyperlink w:history="1" r:id="rIdh9911b3mre4yijvuifzhr">
+      <w:hyperlink w:history="1" r:id="rIdcv61go2iioagfny8cj1x7">
         <w:r>
           <w:rPr>
             <w:color w:val="0563C1"/>
@@ -8309,7 +8325,7 @@
       <w:r>
         <w:t xml:space="preserve">Oshinsky, David M. </w:t>
       </w:r>
-      <w:hyperlink w:history="1" r:id="rIdo2jbhtswdn3ectlz0jvrm">
+      <w:hyperlink w:history="1" r:id="rIdaal3d3upkyn9apecb8bmb">
         <w:r>
           <w:rPr>
             <w:color w:val="0563C1"/>
@@ -8337,7 +8353,7 @@
       <w:r>
         <w:t xml:space="preserve">Polack, Fernando P., et al. “</w:t>
       </w:r>
-      <w:hyperlink w:history="1" r:id="rIdy1zdot8arklkvnz757nu6">
+      <w:hyperlink w:history="1" r:id="rIdzni_0tvxz0clewlbdwn2h">
         <w:r>
           <w:rPr>
             <w:color w:val="0563C1"/>
@@ -8385,7 +8401,7 @@
       <w:r>
         <w:t xml:space="preserve">Arrhenius, Svante. “</w:t>
       </w:r>
-      <w:hyperlink w:history="1" r:id="rIdgfa-drqhq8asz-yfvab0y">
+      <w:hyperlink w:history="1" r:id="rIdtvdjq5xbae7bfeappqqas">
         <w:r>
           <w:rPr>
             <w:color w:val="0563C1"/>
@@ -8413,7 +8429,7 @@
       <w:r>
         <w:t xml:space="preserve">Philip, Sjoukje Y., et al. “</w:t>
       </w:r>
-      <w:hyperlink w:history="1" r:id="rIdjwknbntm8pwtxst7g6-2u">
+      <w:hyperlink w:history="1" r:id="rIdxnhvq4d7zrd6lqitqtus4">
         <w:r>
           <w:rPr>
             <w:color w:val="0563C1"/>
@@ -8441,7 +8457,7 @@
       <w:r>
         <w:t xml:space="preserve">Supran, G., S. Rahmstorf, and N. Oreskes. “</w:t>
       </w:r>
-      <w:hyperlink w:history="1" r:id="rIdlxqnqzftqbmeali2bjihq">
+      <w:hyperlink w:history="1" r:id="rIdkanz9q8-yz361-kx86xu4">
         <w:r>
           <w:rPr>
             <w:color w:val="0563C1"/>
@@ -8469,7 +8485,7 @@
       <w:r>
         <w:t xml:space="preserve">Witze, Alexandra. “</w:t>
       </w:r>
-      <w:hyperlink w:history="1" r:id="rIdu_v7bppn36pzzgtnsxie6">
+      <w:hyperlink w:history="1" r:id="rIdebjrtuiz1wbbypxbxm5bc">
         <w:r>
           <w:rPr>
             <w:color w:val="0563C1"/>
@@ -8497,7 +8513,7 @@
       <w:r>
         <w:t xml:space="preserve">IPCC. </w:t>
       </w:r>
-      <w:hyperlink w:history="1" r:id="rIdzp1mjd75sdw8a91svprsk">
+      <w:hyperlink w:history="1" r:id="rIduo6-txq4g7cn3jdgsma83">
         <w:r>
           <w:rPr>
             <w:color w:val="0563C1"/>
@@ -8525,7 +8541,7 @@
       <w:r>
         <w:t xml:space="preserve">Morlighem, Mathieu, et al. “</w:t>
       </w:r>
-      <w:hyperlink w:history="1" r:id="rId_a2kbs9eu9bi_rugbrbed">
+      <w:hyperlink w:history="1" r:id="rIddyfynumzk41pijuqag6mg">
         <w:r>
           <w:rPr>
             <w:color w:val="0563C1"/>
@@ -8553,7 +8569,7 @@
       <w:r>
         <w:t xml:space="preserve">IMBIE Team. “</w:t>
       </w:r>
-      <w:hyperlink w:history="1" r:id="rIdhvx8e0jsq3l9domdu_7dh">
+      <w:hyperlink w:history="1" r:id="rIdzdy-rtctz8t9fbhrzklqh">
         <w:r>
           <w:rPr>
             <w:color w:val="0563C1"/>
@@ -8581,7 +8597,7 @@
       <w:r>
         <w:t xml:space="preserve">Joughin, Ian, Benjamin E. Smith, and Brooke Medley. “</w:t>
       </w:r>
-      <w:hyperlink w:history="1" r:id="rIdu2jeyawwaniszyeqbariy">
+      <w:hyperlink w:history="1" r:id="rIdl05ognxqzka2vsdqo1ezx">
         <w:r>
           <w:rPr>
             <w:color w:val="0563C1"/>
@@ -8609,7 +8625,7 @@
       <w:r>
         <w:t xml:space="preserve">Secretariat of the Antarctic Treaty. “</w:t>
       </w:r>
-      <w:hyperlink w:history="1" r:id="rId1laqlhwcrvxytes-jejnp">
+      <w:hyperlink w:history="1" r:id="rIdt8h8ygmng9mj5vmlqof8x">
         <w:r>
           <w:rPr>
             <w:color w:val="0563C1"/>
@@ -8637,7 +8653,7 @@
       <w:r>
         <w:t xml:space="preserve">Office of the Historian, US Department of State. </w:t>
       </w:r>
-      <w:hyperlink w:history="1" r:id="rIdsw2o6ecf3arrferftpo_o">
+      <w:hyperlink w:history="1" r:id="rIdcuxqggyqvpei203lxzb3i">
         <w:r>
           <w:rPr>
             <w:color w:val="0563C1"/>
@@ -8665,7 +8681,7 @@
       <w:r>
         <w:t xml:space="preserve">“‘Greenland Belongs to Greenland’: </w:t>
       </w:r>
-      <w:hyperlink w:history="1" r:id="rId6fceecnrtddiv_iw2wqmq">
+      <w:hyperlink w:history="1" r:id="rId5yuitephysguaex9wlfds">
         <w:r>
           <w:rPr>
             <w:color w:val="0563C1"/>
@@ -8693,7 +8709,7 @@
       <w:r>
         <w:t xml:space="preserve">BBC News. Report on </w:t>
       </w:r>
-      <w:hyperlink w:history="1" r:id="rIdoxoa8bsnrakljz_wjwwov">
+      <w:hyperlink w:history="1" r:id="rIdwkcrhw0dbgdtuao8p96d0">
         <w:r>
           <w:rPr>
             <w:color w:val="0563C1"/>
@@ -8721,7 +8737,7 @@
       <w:r>
         <w:t xml:space="preserve">BBC News. </w:t>
       </w:r>
-      <w:hyperlink w:history="1" r:id="rIdrpk_ymjdkgwkvcps66aik">
+      <w:hyperlink w:history="1" r:id="rIdfsr7i5vswru6p5m0qa-gl">
         <w:r>
           <w:rPr>
             <w:color w:val="0563C1"/>
@@ -8749,7 +8765,7 @@
       <w:r>
         <w:t xml:space="preserve">Statistics Greenland. “</w:t>
       </w:r>
-      <w:hyperlink w:history="1" r:id="rIdm8arfkpdt_iam7i2akykd">
+      <w:hyperlink w:history="1" r:id="rId41w5iusv3zhg5qagsizmo">
         <w:r>
           <w:rPr>
             <w:color w:val="0563C1"/>
@@ -8813,7 +8829,7 @@
       <w:r>
         <w:t xml:space="preserve">COVID-19 National Preparedness Collaborators. “</w:t>
       </w:r>
-      <w:hyperlink w:history="1" r:id="rIdjy8caqcbwtlorf7fthnwn">
+      <w:hyperlink w:history="1" r:id="rId2rdzljy6q1x5dip-9dgq0">
         <w:r>
           <w:rPr>
             <w:color w:val="0563C1"/>
@@ -8841,7 +8857,7 @@
       <w:r>
         <w:t xml:space="preserve">Msemburi, William, et al. “</w:t>
       </w:r>
-      <w:hyperlink w:history="1" r:id="rIdj8dcvcmxniidq75cfyzt5">
+      <w:hyperlink w:history="1" r:id="rId57nlfxhlgevvo6dxo71sx">
         <w:r>
           <w:rPr>
             <w:color w:val="0563C1"/>
@@ -8925,7 +8941,7 @@
       <w:r>
         <w:t xml:space="preserve">Jinek, Martin, et al. “</w:t>
       </w:r>
-      <w:hyperlink w:history="1" r:id="rIdvjplkyhc6psko24eqxfjw">
+      <w:hyperlink w:history="1" r:id="rIdnf_l1us6jseaxvy-9xppb">
         <w:r>
           <w:rPr>
             <w:color w:val="0563C1"/>
@@ -8953,7 +8969,7 @@
       <w:r>
         <w:t xml:space="preserve">Fehilly, Carole B., S. M. Willadsen, and Elizabeth M. Tucker. “</w:t>
       </w:r>
-      <w:hyperlink w:history="1" r:id="rIduv4ktq6mai0ntxiv394lo">
+      <w:hyperlink w:history="1" r:id="rId9dlh3_wrxyecwaagng2tc">
         <w:r>
           <w:rPr>
             <w:color w:val="0563C1"/>
@@ -9001,7 +9017,7 @@
       <w:r>
         <w:t xml:space="preserve">Ganopolski, A., R. Winkelmann, and H. J. Schellnhuber. “</w:t>
       </w:r>
-      <w:hyperlink w:history="1" r:id="rIdjguu6dukxnr11ttcis6y6">
+      <w:hyperlink w:history="1" r:id="rIdumh3dwcg6-rexchzxudk3">
         <w:r>
           <w:rPr>
             <w:color w:val="0563C1"/>
@@ -9049,7 +9065,7 @@
       <w:r>
         <w:t xml:space="preserve">Hawking, S. W. “</w:t>
       </w:r>
-      <w:hyperlink w:history="1" r:id="rIdtk6r7i8ktacrorztj1mqy">
+      <w:hyperlink w:history="1" r:id="rIdchxf3_r8xgg-0hc_mnl9-">
         <w:r>
           <w:rPr>
             <w:color w:val="0563C1"/>
@@ -9077,7 +9093,7 @@
       <w:r>
         <w:t xml:space="preserve">LIGO Scientific Collaboration and Virgo Collaboration. “</w:t>
       </w:r>
-      <w:hyperlink w:history="1" r:id="rIdfzvwiloxdfroh6kqbj68_">
+      <w:hyperlink w:history="1" r:id="rId6bhejktfrpj2jjgabtyx_">
         <w:r>
           <w:rPr>
             <w:color w:val="0563C1"/>
@@ -9105,7 +9121,7 @@
       <w:r>
         <w:t xml:space="preserve">ATLAS Collaboration. “</w:t>
       </w:r>
-      <w:hyperlink w:history="1" r:id="rIdkgrg_es24i3uqc9w3ts-6">
+      <w:hyperlink w:history="1" r:id="rId4qcs1sscolxr2f9hayhis">
         <w:r>
           <w:rPr>
             <w:color w:val="0563C1"/>
@@ -9133,7 +9149,7 @@
       <w:r>
         <w:t xml:space="preserve">Abu-Shawareb, H., et al. (Indirect Drive ICF Collaboration). “</w:t>
       </w:r>
-      <w:hyperlink w:history="1" r:id="rIdu3bfpdgsgb0zmlaxtg1zi">
+      <w:hyperlink w:history="1" r:id="rIdhh1chtxroegfj8ef4vlto">
         <w:r>
           <w:rPr>
             <w:color w:val="0563C1"/>

--- a/The Dolphins' View of History/chapters/Notes and Sources.docx
+++ b/The Dolphins' View of History/chapters/Notes and Sources.docx
@@ -83,7 +83,7 @@
       <w:r>
         <w:t xml:space="preserve">Thewissen, J. G. M., et al. “</w:t>
       </w:r>
-      <w:hyperlink w:history="1" r:id="rId83ltt1dtl6ryy7trupf8b">
+      <w:hyperlink w:history="1" r:id="rIda6slchj2kyslsekwuoyy2">
         <w:r>
           <w:rPr>
             <w:color w:val="0563C1"/>
@@ -111,7 +111,7 @@
       <w:r>
         <w:t xml:space="preserve">Stringer, Chris. </w:t>
       </w:r>
-      <w:hyperlink w:history="1" r:id="rIdorualu49ii8s3ok2lqkuc">
+      <w:hyperlink w:history="1" r:id="rIdgci2xmbtsqrpfnzbgnpnn">
         <w:r>
           <w:rPr>
             <w:color w:val="0563C1"/>
@@ -159,7 +159,7 @@
       <w:r>
         <w:t xml:space="preserve">Marino, Lori. “</w:t>
       </w:r>
-      <w:hyperlink w:history="1" r:id="rIdm49ujpwlujujmja9e3q23">
+      <w:hyperlink w:history="1" r:id="rId12yj4t54frgnrx8soiz4a">
         <w:r>
           <w:rPr>
             <w:color w:val="0563C1"/>
@@ -187,7 +187,7 @@
       <w:r>
         <w:t xml:space="preserve">Janik, Vincent M., Laela S. Sayigh, and Randall S. Wells. “</w:t>
       </w:r>
-      <w:hyperlink w:history="1" r:id="rIdvqddfyn-f3ammdec_9d65">
+      <w:hyperlink w:history="1" r:id="rIdpfm_ytk3tjo8atvx9awfe">
         <w:r>
           <w:rPr>
             <w:color w:val="0563C1"/>
@@ -215,7 +215,7 @@
       <w:r>
         <w:t xml:space="preserve">Krützen, Michael, et al. “</w:t>
       </w:r>
-      <w:hyperlink w:history="1" r:id="rIdab6xeq23spitils3fqu-x">
+      <w:hyperlink w:history="1" r:id="rIdng24xejwys-si07kw9psk">
         <w:r>
           <w:rPr>
             <w:color w:val="0563C1"/>
@@ -243,7 +243,7 @@
       <w:r>
         <w:t xml:space="preserve">Tennie, Claudio, Josep Call, and Michael Tomasello. “</w:t>
       </w:r>
-      <w:hyperlink w:history="1" r:id="rIddhskli0kksw6gqoj70mf-">
+      <w:hyperlink w:history="1" r:id="rId58dujbsfnd_o8840mla1k">
         <w:r>
           <w:rPr>
             <w:color w:val="0563C1"/>
@@ -307,7 +307,7 @@
       <w:r>
         <w:t xml:space="preserve">Hublin, Jean-Jacques, et al. “</w:t>
       </w:r>
-      <w:hyperlink w:history="1" r:id="rIdwuhrgy4mjpr_vxidpg9t8">
+      <w:hyperlink w:history="1" r:id="rIdsonmkv8gzky2ulvv-idri">
         <w:r>
           <w:rPr>
             <w:color w:val="0563C1"/>
@@ -335,7 +335,7 @@
       <w:r>
         <w:t xml:space="preserve">Scerri, Eleanor M. L., et al. “</w:t>
       </w:r>
-      <w:hyperlink w:history="1" r:id="rIdfe_9kct5jn_k7quq5kfuu">
+      <w:hyperlink w:history="1" r:id="rIdn-7al1z27_wqf70n5-nd1">
         <w:r>
           <w:rPr>
             <w:color w:val="0563C1"/>
@@ -363,7 +363,7 @@
       <w:r>
         <w:t xml:space="preserve">Leakey, M. D., and R. L. Hay. “</w:t>
       </w:r>
-      <w:hyperlink w:history="1" r:id="rIdk4xoktixod0fzftfsjaat">
+      <w:hyperlink w:history="1" r:id="rIdn0hsu6-bpl-2i6z6gbyv-">
         <w:r>
           <w:rPr>
             <w:color w:val="0563C1"/>
@@ -391,7 +391,7 @@
       <w:r>
         <w:t xml:space="preserve">Villmoare, Brian, et al. “</w:t>
       </w:r>
-      <w:hyperlink w:history="1" r:id="rId7hz4mlevi1hf5q16rcujq">
+      <w:hyperlink w:history="1" r:id="rIdsfaajlialeehg0ak8znfv">
         <w:r>
           <w:rPr>
             <w:color w:val="0563C1"/>
@@ -419,7 +419,7 @@
       <w:r>
         <w:t xml:space="preserve">Lordkipanidze, David, et al. “</w:t>
       </w:r>
-      <w:hyperlink w:history="1" r:id="rIdzrvyyjmpcfl4dkcr4jse4">
+      <w:hyperlink w:history="1" r:id="rIdd2hskkmwzulshnjhdyl43">
         <w:r>
           <w:rPr>
             <w:color w:val="0563C1"/>
@@ -447,7 +447,7 @@
       <w:r>
         <w:t xml:space="preserve">Dirks, Paul H. G. M., et al. “</w:t>
       </w:r>
-      <w:hyperlink w:history="1" r:id="rId8j9lxoamnz84xeq0hkwpd">
+      <w:hyperlink w:history="1" r:id="rId1dr1zlspa_iltqlrhpmc7">
         <w:r>
           <w:rPr>
             <w:color w:val="0563C1"/>
@@ -475,7 +475,7 @@
       <w:r>
         <w:t xml:space="preserve">Henshilwood, Christopher S., et al. “</w:t>
       </w:r>
-      <w:hyperlink w:history="1" r:id="rIdwxfjm851i_qqcfm_ln3et">
+      <w:hyperlink w:history="1" r:id="rIdt81w2hknnuypqbnaoqg-n">
         <w:r>
           <w:rPr>
             <w:color w:val="0563C1"/>
@@ -486,6 +486,22 @@
       </w:hyperlink>
       <w:r>
         <w:t xml:space="preserve">.” Science 295 (2002): 1278–80.</w:t>
+      </w:r>
+    </w:p>
+    <w:p>
+      <w:pPr>
+        <w:spacing w:after="120"/>
+        <w:ind w:left="360" w:hanging="360"/>
+      </w:pPr>
+      <w:r>
+        <w:rPr>
+          <w:i/>
+          <w:iCs/>
+        </w:rPr>
+        <w:t xml:space="preserve">Blombos Cave shell beads. </w:t>
+      </w:r>
+      <w:r>
+        <w:t xml:space="preserve">Henshilwood, Christopher S., et al. “Middle Stone Age Shell Beads from South Africa.” Science 304 (2004): 404.</w:t>
       </w:r>
     </w:p>
     <w:p>
@@ -523,7 +539,7 @@
       <w:r>
         <w:t xml:space="preserve">Berna, Francesco, et al. “</w:t>
       </w:r>
-      <w:hyperlink w:history="1" r:id="rIdminf3h8weep0yaviz_dn2">
+      <w:hyperlink w:history="1" r:id="rIdgpvyux3m4sasvtryo-vxo">
         <w:r>
           <w:rPr>
             <w:color w:val="0563C1"/>
@@ -551,7 +567,7 @@
       <w:r>
         <w:t xml:space="preserve">Shahack-Gross, Ruth, et al. “</w:t>
       </w:r>
-      <w:hyperlink w:history="1" r:id="rIdo6zgpjy5dj6pv-0fqpcw-">
+      <w:hyperlink w:history="1" r:id="rIdwmiqfsdlp5escowiekxft">
         <w:r>
           <w:rPr>
             <w:color w:val="0563C1"/>
@@ -579,7 +595,7 @@
       <w:r>
         <w:t xml:space="preserve">Harmand, Sonia, et al. “</w:t>
       </w:r>
-      <w:hyperlink w:history="1" r:id="rIdwxvnlf0ebe3yccumzp6_n">
+      <w:hyperlink w:history="1" r:id="rId9xiifb7dorauk-pgud_w9">
         <w:r>
           <w:rPr>
             <w:color w:val="0563C1"/>
@@ -607,7 +623,7 @@
       <w:r>
         <w:t xml:space="preserve">Lepre, Christopher J., et al. “</w:t>
       </w:r>
-      <w:hyperlink w:history="1" r:id="rId8ukro6hchj_upkl3ecs7c">
+      <w:hyperlink w:history="1" r:id="rIdb1cx86ciltdyvgcbxakzx">
         <w:r>
           <w:rPr>
             <w:color w:val="0563C1"/>
@@ -635,7 +651,7 @@
       <w:r>
         <w:t xml:space="preserve">Brown, Kyle S., et al. “</w:t>
       </w:r>
-      <w:hyperlink w:history="1" r:id="rIdormpkgotusitxkjnvpdy3">
+      <w:hyperlink w:history="1" r:id="rIdmn6iue2wou9v5wlveo5ob">
         <w:r>
           <w:rPr>
             <w:color w:val="0563C1"/>
@@ -663,7 +679,7 @@
       <w:r>
         <w:t xml:space="preserve">Wrangham, Richard. </w:t>
       </w:r>
-      <w:hyperlink w:history="1" r:id="rIdeyadinpw7fcctl7o_sjub">
+      <w:hyperlink w:history="1" r:id="rIdufzxfykkqacesiia2axjh">
         <w:r>
           <w:rPr>
             <w:color w:val="0563C1"/>
@@ -691,7 +707,7 @@
       <w:r>
         <w:t xml:space="preserve">Fitch, W. Tecumseh. </w:t>
       </w:r>
-      <w:hyperlink w:history="1" r:id="rIdneww9hcb1iczdqwapkpuy">
+      <w:hyperlink w:history="1" r:id="rId4grfxzd4pqx4xngxdazwv">
         <w:r>
           <w:rPr>
             <w:color w:val="0563C1"/>
@@ -739,7 +755,7 @@
       <w:r>
         <w:t xml:space="preserve">Clarkson, Chris, et al. “</w:t>
       </w:r>
-      <w:hyperlink w:history="1" r:id="rIdekcgbsa4pgkd8lwczcsqm">
+      <w:hyperlink w:history="1" r:id="rIdeeqkmh6gdqecexta1ffsl">
         <w:r>
           <w:rPr>
             <w:color w:val="0563C1"/>
@@ -767,7 +783,7 @@
       <w:r>
         <w:t xml:space="preserve">O’Connell, James F., et al. “</w:t>
       </w:r>
-      <w:hyperlink w:history="1" r:id="rIdwrcpdhwhcs2strg2yt1wl">
+      <w:hyperlink w:history="1" r:id="rIdgn45v5qiydrwsa8hvz1ht">
         <w:r>
           <w:rPr>
             <w:color w:val="0563C1"/>
@@ -795,7 +811,7 @@
       <w:r>
         <w:t xml:space="preserve">Reich, David, et al. “</w:t>
       </w:r>
-      <w:hyperlink w:history="1" r:id="rIdrvjxydozu5z7-n-4tirhr">
+      <w:hyperlink w:history="1" r:id="rIdmkd2x0b92qbojlvb5cj60">
         <w:r>
           <w:rPr>
             <w:color w:val="0563C1"/>
@@ -823,7 +839,7 @@
       <w:r>
         <w:t xml:space="preserve">Chen, Fahu, et al. “</w:t>
       </w:r>
-      <w:hyperlink w:history="1" r:id="rIdf0--qhdnlmquyoknzzery">
+      <w:hyperlink w:history="1" r:id="rIdnh_a56jfp7edtriqc7rvt">
         <w:r>
           <w:rPr>
             <w:color w:val="0563C1"/>
@@ -851,7 +867,7 @@
       <w:r>
         <w:t xml:space="preserve">Higham, Tom, et al. “</w:t>
       </w:r>
-      <w:hyperlink w:history="1" r:id="rId1ze-s4nki8fqoxoc3hqef">
+      <w:hyperlink w:history="1" r:id="rId7aafuoyczn9idtnuudny3">
         <w:r>
           <w:rPr>
             <w:color w:val="0563C1"/>
@@ -879,7 +895,7 @@
       <w:r>
         <w:t xml:space="preserve">Sutikna, Thomas, et al. “</w:t>
       </w:r>
-      <w:hyperlink w:history="1" r:id="rIduquggcvgw0tjmuxcc1bm0">
+      <w:hyperlink w:history="1" r:id="rIdl44cdzqgsaojl59qg4pvw">
         <w:r>
           <w:rPr>
             <w:color w:val="0563C1"/>
@@ -907,7 +923,7 @@
       <w:r>
         <w:t xml:space="preserve">Oktaviana, Adhi Agus, et al. “</w:t>
       </w:r>
-      <w:hyperlink w:history="1" r:id="rIdcbzrhfydbngkurkk1rm7-">
+      <w:hyperlink w:history="1" r:id="rIdrpqfgg5gyccvfegeodsta">
         <w:r>
           <w:rPr>
             <w:color w:val="0563C1"/>
@@ -935,7 +951,7 @@
       <w:r>
         <w:t xml:space="preserve">Bennett, Matthew R., et al. “</w:t>
       </w:r>
-      <w:hyperlink w:history="1" r:id="rIdb2xt1f4cqjnmxmxw0_va5">
+      <w:hyperlink w:history="1" r:id="rIdls7kvsempstvpt_3ahvwv">
         <w:r>
           <w:rPr>
             <w:color w:val="0563C1"/>
@@ -963,7 +979,7 @@
       <w:r>
         <w:t xml:space="preserve">Reich, David. </w:t>
       </w:r>
-      <w:hyperlink w:history="1" r:id="rIdn33ckmizcyibcim9jnxm0">
+      <w:hyperlink w:history="1" r:id="rId54rw3uzsqquiomjhrqg-n">
         <w:r>
           <w:rPr>
             <w:color w:val="0563C1"/>
@@ -1011,7 +1027,7 @@
       <w:r>
         <w:t xml:space="preserve">Dietrich, Oliver, et al. “</w:t>
       </w:r>
-      <w:hyperlink w:history="1" r:id="rIdqdkhqm_nge_vcdz3ag40q">
+      <w:hyperlink w:history="1" r:id="rId3uxzk7upkhkmbrvhebi5k">
         <w:r>
           <w:rPr>
             <w:color w:val="0563C1"/>
@@ -1039,7 +1055,7 @@
       <w:r>
         <w:t xml:space="preserve">Larson, Greger, et al. “</w:t>
       </w:r>
-      <w:hyperlink w:history="1" r:id="rIdfzpvu-wvuu2msmkvu0jgf">
+      <w:hyperlink w:history="1" r:id="rIdigclnrhsd22bl_yucxi8m">
         <w:r>
           <w:rPr>
             <w:color w:val="0563C1"/>
@@ -1067,7 +1083,7 @@
       <w:r>
         <w:t xml:space="preserve">Fuller, Dorian Q., et al. “</w:t>
       </w:r>
-      <w:hyperlink w:history="1" r:id="rIdwtf-ipau6lpapdeyxqhyo">
+      <w:hyperlink w:history="1" r:id="rId1kjgasgrzry2f1ptcmam5">
         <w:r>
           <w:rPr>
             <w:color w:val="0563C1"/>
@@ -1095,7 +1111,7 @@
       <w:r>
         <w:t xml:space="preserve">Larsen, Clark Spencer. “</w:t>
       </w:r>
-      <w:hyperlink w:history="1" r:id="rIdx9adgpsaafzjwmuguqlfl">
+      <w:hyperlink w:history="1" r:id="rId2yb2jm0qapx-b3b7m5xjr">
         <w:r>
           <w:rPr>
             <w:color w:val="0563C1"/>
@@ -1123,7 +1139,7 @@
       <w:r>
         <w:t xml:space="preserve">Hodder, Ian. </w:t>
       </w:r>
-      <w:hyperlink w:history="1" r:id="rIduw1ot6iststvax8yl24gb">
+      <w:hyperlink w:history="1" r:id="rIdjaxa5ftm8ai42ljolix15">
         <w:r>
           <w:rPr>
             <w:color w:val="0563C1"/>
@@ -1151,7 +1167,7 @@
       <w:r>
         <w:t xml:space="preserve">Scott, James C. </w:t>
       </w:r>
-      <w:hyperlink w:history="1" r:id="rIdmfvcf3xx0w5zdlyc17kjv">
+      <w:hyperlink w:history="1" r:id="rIdzvf18hna794rrm7v_io9h">
         <w:r>
           <w:rPr>
             <w:color w:val="0563C1"/>
@@ -1215,7 +1231,7 @@
       <w:r>
         <w:t xml:space="preserve">Schmandt-Besserat, Denise. </w:t>
       </w:r>
-      <w:hyperlink w:history="1" r:id="rId0f245yew-q9tcoccukext">
+      <w:hyperlink w:history="1" r:id="rIdhjgvjk2kft1g9stk9kcxu">
         <w:r>
           <w:rPr>
             <w:color w:val="0563C1"/>
@@ -1243,7 +1259,7 @@
       <w:r>
         <w:t xml:space="preserve">Nissen, Hans J., Peter Damerow, and Robert K. Englund. </w:t>
       </w:r>
-      <w:hyperlink w:history="1" r:id="rIdzvi3rsrfe3gats_ods6mj">
+      <w:hyperlink w:history="1" r:id="rIdb3zgveg396zaz1kznatz3">
         <w:r>
           <w:rPr>
             <w:color w:val="0563C1"/>
@@ -1271,7 +1287,7 @@
       <w:r>
         <w:t xml:space="preserve">Houston, Stephen D., ed. </w:t>
       </w:r>
-      <w:hyperlink w:history="1" r:id="rIdqwrxizsq_ghtew1dmtuxs">
+      <w:hyperlink w:history="1" r:id="rIdqd4vb0h7vwt4gyqrxe9iz">
         <w:r>
           <w:rPr>
             <w:color w:val="0563C1"/>
@@ -1299,7 +1315,7 @@
       <w:r>
         <w:t xml:space="preserve">Schacter, Daniel L. </w:t>
       </w:r>
-      <w:hyperlink w:history="1" r:id="rIdi8_mff2gnaryhfrefqmn6">
+      <w:hyperlink w:history="1" r:id="rIdrenpobsulggzd03x9ncdk">
         <w:r>
           <w:rPr>
             <w:color w:val="0563C1"/>
@@ -1379,7 +1395,7 @@
       <w:r>
         <w:t xml:space="preserve">Van De Mieroop, Marc. </w:t>
       </w:r>
-      <w:hyperlink w:history="1" r:id="rId-ndbzu-c_uiwmcxzh2ihg">
+      <w:hyperlink w:history="1" r:id="rIde-gfw9jfff_llyekfqb35">
         <w:r>
           <w:rPr>
             <w:color w:val="0563C1"/>
@@ -1407,7 +1423,7 @@
       <w:r>
         <w:t xml:space="preserve">Lehner, Mark, and Zahi Hawass. </w:t>
       </w:r>
-      <w:hyperlink w:history="1" r:id="rIdtoz8nulpqxvjonnza8lf_">
+      <w:hyperlink w:history="1" r:id="rIdem09pqhx-qjznoxo1x4qi">
         <w:r>
           <w:rPr>
             <w:color w:val="0563C1"/>
@@ -1435,7 +1451,7 @@
       <w:r>
         <w:t xml:space="preserve">Edgerton, William F. “</w:t>
       </w:r>
-      <w:hyperlink w:history="1" r:id="rIdkbaznewjdtoafiu2385jz">
+      <w:hyperlink w:history="1" r:id="rIdibig1oarix3fpdiy-m470">
         <w:r>
           <w:rPr>
             <w:color w:val="0563C1"/>
@@ -1463,7 +1479,7 @@
       <w:r>
         <w:t xml:space="preserve">Roth, Martha T. </w:t>
       </w:r>
-      <w:hyperlink w:history="1" r:id="rIdugqe3gk6x6mq24neft3sv">
+      <w:hyperlink w:history="1" r:id="rIdtnjhln2cvjtfxxmba-ll-">
         <w:r>
           <w:rPr>
             <w:color w:val="0563C1"/>
@@ -1491,7 +1507,7 @@
       <w:r>
         <w:t xml:space="preserve">Bryce, Trevor. </w:t>
       </w:r>
-      <w:hyperlink w:history="1" r:id="rId0t7lihyfvsrznl7recmxn">
+      <w:hyperlink w:history="1" r:id="rIddcmhd-vogfv6gq9mq5qer">
         <w:r>
           <w:rPr>
             <w:color w:val="0563C1"/>
@@ -1519,7 +1535,7 @@
       <w:r>
         <w:t xml:space="preserve">Parkinson, Richard. </w:t>
       </w:r>
-      <w:hyperlink w:history="1" r:id="rIdovws-s5ioojkbk8ufhgrt">
+      <w:hyperlink w:history="1" r:id="rIddlqrwmnzbaf--_67xtsvg">
         <w:r>
           <w:rPr>
             <w:color w:val="0563C1"/>
@@ -1567,7 +1583,7 @@
       <w:r>
         <w:t xml:space="preserve">Keightley, David N. </w:t>
       </w:r>
-      <w:hyperlink w:history="1" r:id="rIdil5h8ort6lugzcp11bxzd">
+      <w:hyperlink w:history="1" r:id="rIdmv1fqx7eeehzcfjaqf0qp">
         <w:r>
           <w:rPr>
             <w:color w:val="0563C1"/>
@@ -1595,7 +1611,7 @@
       <w:r>
         <w:t xml:space="preserve">Lewis, Mark Edward. </w:t>
       </w:r>
-      <w:hyperlink w:history="1" r:id="rIdlxtpoddrmtblm7p3wns77">
+      <w:hyperlink w:history="1" r:id="rIdndgfnn210n2ab9eq3enwx">
         <w:r>
           <w:rPr>
             <w:color w:val="0563C1"/>
@@ -1623,7 +1639,7 @@
       <w:r>
         <w:t xml:space="preserve">Elman, Benjamin A. </w:t>
       </w:r>
-      <w:hyperlink w:history="1" r:id="rIdgvtsfepv6lrbryy4ae6un">
+      <w:hyperlink w:history="1" r:id="rId5vxboqcqfx5dvzg-8kvsn">
         <w:r>
           <w:rPr>
             <w:color w:val="0563C1"/>
@@ -1651,7 +1667,7 @@
       <w:r>
         <w:t xml:space="preserve">Liu, Li, and Xingcan Chen. </w:t>
       </w:r>
-      <w:hyperlink w:history="1" r:id="rIdbyv9as4t5j9w8k155hnih">
+      <w:hyperlink w:history="1" r:id="rIdnawtkvm4vt9za_gvkpffp">
         <w:r>
           <w:rPr>
             <w:color w:val="0563C1"/>
@@ -1662,6 +1678,22 @@
       </w:hyperlink>
       <w:r>
         <w:t xml:space="preserve">. Cambridge: Cambridge University Press, 2012.</w:t>
+      </w:r>
+    </w:p>
+    <w:p>
+      <w:pPr>
+        <w:spacing w:after="120"/>
+        <w:ind w:left="360" w:hanging="360"/>
+      </w:pPr>
+      <w:r>
+        <w:rPr>
+          <w:i/>
+          <w:iCs/>
+        </w:rPr>
+        <w:t xml:space="preserve">The Daodejing’s composite authorship and the Guodian manuscripts. </w:t>
+      </w:r>
+      <w:r>
+        <w:t xml:space="preserve">Boltz, William G. “The Fourth-Century B.C. Guodian Manuscripts from Jingmen and Their Place in the Lao-tzu Tradition.” Journal of the American Oriental Society 119 (1999): 590–608.</w:t>
       </w:r>
     </w:p>
     <w:p>
@@ -1699,7 +1731,7 @@
       <w:r>
         <w:t xml:space="preserve">Possehl, Gregory L. </w:t>
       </w:r>
-      <w:hyperlink w:history="1" r:id="rIdlthhlyupwyf6jby3njljs">
+      <w:hyperlink w:history="1" r:id="rIdv_choi7skbcohxbx6sq--">
         <w:r>
           <w:rPr>
             <w:color w:val="0563C1"/>
@@ -1727,7 +1759,7 @@
       <w:r>
         <w:t xml:space="preserve">Thapar, Romila. </w:t>
       </w:r>
-      <w:hyperlink w:history="1" r:id="rIduevcblamzkr9jdavdfei5">
+      <w:hyperlink w:history="1" r:id="rId3qbqj2bcsvjmrkmgi7rfw">
         <w:r>
           <w:rPr>
             <w:color w:val="0563C1"/>
@@ -1755,7 +1787,7 @@
       <w:r>
         <w:t xml:space="preserve">Plofker, Kim. </w:t>
       </w:r>
-      <w:hyperlink w:history="1" r:id="rId_pdgkmclc-jj1o3tgkkuf">
+      <w:hyperlink w:history="1" r:id="rIdlcch-kpmlk4stil1ms9c3">
         <w:r>
           <w:rPr>
             <w:color w:val="0563C1"/>
@@ -1783,7 +1815,7 @@
       <w:r>
         <w:t xml:space="preserve">Dirks, Nicholas B. </w:t>
       </w:r>
-      <w:hyperlink w:history="1" r:id="rId1-ab_bq8xpjppq7tllcvm">
+      <w:hyperlink w:history="1" r:id="rIdvxmq-hew3muc3uy4fsfod">
         <w:r>
           <w:rPr>
             <w:color w:val="0563C1"/>
@@ -1811,7 +1843,7 @@
       <w:r>
         <w:t xml:space="preserve">Dundas, Paul. </w:t>
       </w:r>
-      <w:hyperlink w:history="1" r:id="rIdbnnzih77wqjpqq6lxcjry">
+      <w:hyperlink w:history="1" r:id="rIdn75lo7n9aqx9rxwgpkxow">
         <w:r>
           <w:rPr>
             <w:color w:val="0563C1"/>
@@ -1891,7 +1923,7 @@
       <w:r>
         <w:t xml:space="preserve">Cartledge, Paul. </w:t>
       </w:r>
-      <w:hyperlink w:history="1" r:id="rIdgq1j4ta208gol82-rhp69">
+      <w:hyperlink w:history="1" r:id="rIdes8uidx0fyvocibmvqlkj">
         <w:r>
           <w:rPr>
             <w:color w:val="0563C1"/>
@@ -1919,7 +1951,7 @@
       <w:r>
         <w:t xml:space="preserve">Freeth, Tony, et al. “</w:t>
       </w:r>
-      <w:hyperlink w:history="1" r:id="rIdvsqhbttcapjlia-ghhj5g">
+      <w:hyperlink w:history="1" r:id="rIdsqhxunxturjxbfkou95nb">
         <w:r>
           <w:rPr>
             <w:color w:val="0563C1"/>
@@ -1947,7 +1979,7 @@
       <w:r>
         <w:t xml:space="preserve">Freeth, Tony, et al. “</w:t>
       </w:r>
-      <w:hyperlink w:history="1" r:id="rIdekonrytet3jimazc_wrq_">
+      <w:hyperlink w:history="1" r:id="rId7_cfowxufd81vph-kx2pu">
         <w:r>
           <w:rPr>
             <w:color w:val="0563C1"/>
@@ -1995,7 +2027,7 @@
       <w:r>
         <w:t xml:space="preserve">Beard, Mary. </w:t>
       </w:r>
-      <w:hyperlink w:history="1" r:id="rId0crcvz5pgu-qapv_vaf2l">
+      <w:hyperlink w:history="1" r:id="rId3bmf3ushmck78pfd2rpka">
         <w:r>
           <w:rPr>
             <w:color w:val="0563C1"/>
@@ -2023,7 +2055,7 @@
       <w:r>
         <w:t xml:space="preserve">Ward-Perkins, Bryan. </w:t>
       </w:r>
-      <w:hyperlink w:history="1" r:id="rId5gl1z7qua1h4jh3xfs5kw">
+      <w:hyperlink w:history="1" r:id="rIdn7dd-fcnu0vmoznaphh1c">
         <w:r>
           <w:rPr>
             <w:color w:val="0563C1"/>
@@ -2051,7 +2083,7 @@
       <w:r>
         <w:t xml:space="preserve">Brown, Peter. </w:t>
       </w:r>
-      <w:hyperlink w:history="1" r:id="rIdoemrsa0skdvbjxn5tjr6n">
+      <w:hyperlink w:history="1" r:id="rIdk8e6ici6bjo3ra_tb8fws">
         <w:r>
           <w:rPr>
             <w:color w:val="0563C1"/>
@@ -2079,7 +2111,7 @@
       <w:r>
         <w:t xml:space="preserve">Harper, Kyle. </w:t>
       </w:r>
-      <w:hyperlink w:history="1" r:id="rIdjv_bp878oawilf50hqos1">
+      <w:hyperlink w:history="1" r:id="rIdzadkfseklwhkauthbyyqh">
         <w:r>
           <w:rPr>
             <w:color w:val="0563C1"/>
@@ -2127,7 +2159,7 @@
       <w:r>
         <w:t xml:space="preserve">Kennedy, Hugh. </w:t>
       </w:r>
-      <w:hyperlink w:history="1" r:id="rIdwmbgj1qkf1mspevd0jsrn">
+      <w:hyperlink w:history="1" r:id="rIdnvn4lilfkpnrwy2rcjl30">
         <w:r>
           <w:rPr>
             <w:color w:val="0563C1"/>
@@ -2155,7 +2187,7 @@
       <w:r>
         <w:t xml:space="preserve">Gutas, Dimitri. </w:t>
       </w:r>
-      <w:hyperlink w:history="1" r:id="rIdqjg5gnaxiv5ista-tr8g5">
+      <w:hyperlink w:history="1" r:id="rIdpi9eulwihqyt3ytw1igcu">
         <w:r>
           <w:rPr>
             <w:color w:val="0563C1"/>
@@ -2215,7 +2247,7 @@
       <w:r>
         <w:t xml:space="preserve">Riley-Smith, Jonathan. </w:t>
       </w:r>
-      <w:hyperlink w:history="1" r:id="rIdhrsnu21opu8an43cy6iob">
+      <w:hyperlink w:history="1" r:id="rIdizndyivp-inoiaetstgxf">
         <w:r>
           <w:rPr>
             <w:color w:val="0563C1"/>
@@ -2259,7 +2291,7 @@
       <w:r>
         <w:t xml:space="preserve">Phillips, Jonathan. </w:t>
       </w:r>
-      <w:hyperlink w:history="1" r:id="rIdvdiucnvom3i6ce7go6wli">
+      <w:hyperlink w:history="1" r:id="rIdmup7sfkmzfikr0sk1bkv6">
         <w:r>
           <w:rPr>
             <w:color w:val="0563C1"/>
@@ -2287,7 +2319,7 @@
       <w:r>
         <w:t xml:space="preserve">Stark, Rodney. </w:t>
       </w:r>
-      <w:hyperlink w:history="1" r:id="rIdrakf-ck-rpzhg6xeqynpf">
+      <w:hyperlink w:history="1" r:id="rIddjgmpy44fmawylpouy6wg">
         <w:r>
           <w:rPr>
             <w:color w:val="0563C1"/>
@@ -2335,7 +2367,7 @@
       <w:r>
         <w:t xml:space="preserve">Mommsen, Theodor E. “</w:t>
       </w:r>
-      <w:hyperlink w:history="1" r:id="rIdxcvvolpp74fa8iz27zea8">
+      <w:hyperlink w:history="1" r:id="rIdhrayiv7ukcrzk4akupac6">
         <w:r>
           <w:rPr>
             <w:color w:val="0563C1"/>
@@ -2363,7 +2395,7 @@
       <w:r>
         <w:t xml:space="preserve">Wickham, Chris. </w:t>
       </w:r>
-      <w:hyperlink w:history="1" r:id="rIdt0at0kzl_90uyfw-94ymh">
+      <w:hyperlink w:history="1" r:id="rIdlhpfnyq-0_puapwkzlxif">
         <w:r>
           <w:rPr>
             <w:color w:val="0563C1"/>
@@ -2391,7 +2423,7 @@
       <w:r>
         <w:t xml:space="preserve">Russell, Jeffrey Burton. </w:t>
       </w:r>
-      <w:hyperlink w:history="1" r:id="rIdwteizxklnoe51zuzmzk_o">
+      <w:hyperlink w:history="1" r:id="rIdrv13hbod0j3ewuewfs95j">
         <w:r>
           <w:rPr>
             <w:color w:val="0563C1"/>
@@ -2455,7 +2487,7 @@
       <w:r>
         <w:t xml:space="preserve">Hansen, Valerie. </w:t>
       </w:r>
-      <w:hyperlink w:history="1" r:id="rIdqrdyvfnmzokjjs-uptgdu">
+      <w:hyperlink w:history="1" r:id="rIdabcdg3u6cggmwhiiha9ob">
         <w:r>
           <w:rPr>
             <w:color w:val="0563C1"/>
@@ -2483,7 +2515,7 @@
       <w:r>
         <w:t xml:space="preserve">Spyrou, Maria A., et al. “</w:t>
       </w:r>
-      <w:hyperlink w:history="1" r:id="rId7i7n5n6hwnml9rcijwbpp">
+      <w:hyperlink w:history="1" r:id="rIdipr-wo1bguwufgetvn4ur">
         <w:r>
           <w:rPr>
             <w:color w:val="0563C1"/>
@@ -2511,7 +2543,7 @@
       <w:r>
         <w:t xml:space="preserve">Wheelis, Mark. “</w:t>
       </w:r>
-      <w:hyperlink w:history="1" r:id="rIdc0jkcvvdlw-lg6xqrmoe7">
+      <w:hyperlink w:history="1" r:id="rId8dj3focivi02nsbqkmm3f">
         <w:r>
           <w:rPr>
             <w:color w:val="0563C1"/>
@@ -2539,7 +2571,7 @@
       <w:r>
         <w:t xml:space="preserve">Dean, Katharine R., et al. “</w:t>
       </w:r>
-      <w:hyperlink w:history="1" r:id="rIdfqaubaj4pnp2vgksaq99x">
+      <w:hyperlink w:history="1" r:id="rId9u-kuax5ex47n-etko_kb">
         <w:r>
           <w:rPr>
             <w:color w:val="0563C1"/>
@@ -2567,7 +2599,7 @@
       <w:r>
         <w:t xml:space="preserve">Benedictow, Ole J. </w:t>
       </w:r>
-      <w:hyperlink w:history="1" r:id="rIdayf955w0sorbzpe4ukme3">
+      <w:hyperlink w:history="1" r:id="rIdsqkhdfkgyefkmmgpmn3fq">
         <w:r>
           <w:rPr>
             <w:color w:val="0563C1"/>
@@ -2631,7 +2663,7 @@
       <w:r>
         <w:t xml:space="preserve">Gomez, Michael A. </w:t>
       </w:r>
-      <w:hyperlink w:history="1" r:id="rIdjloduuerq5b-omawwkjn7">
+      <w:hyperlink w:history="1" r:id="rId9okmst_kwepkpmfmkobjo">
         <w:r>
           <w:rPr>
             <w:color w:val="0563C1"/>
@@ -2691,7 +2723,7 @@
       <w:r>
         <w:t xml:space="preserve">Edwards, David N. </w:t>
       </w:r>
-      <w:hyperlink w:history="1" r:id="rId0ai7haxys-u6-h80zllos">
+      <w:hyperlink w:history="1" r:id="rId7gvm7tcabu6tly_tbudcn">
         <w:r>
           <w:rPr>
             <w:color w:val="0563C1"/>
@@ -2719,7 +2751,7 @@
       <w:r>
         <w:t xml:space="preserve">Pikirayi, Innocent. </w:t>
       </w:r>
-      <w:hyperlink w:history="1" r:id="rIdzii16i-mtoua3yyphg-tw">
+      <w:hyperlink w:history="1" r:id="rIdwiwxyxduxqjzxyrwphly3">
         <w:r>
           <w:rPr>
             <w:color w:val="0563C1"/>
@@ -2747,7 +2779,7 @@
       <w:r>
         <w:t xml:space="preserve">Hicks, Dan. </w:t>
       </w:r>
-      <w:hyperlink w:history="1" r:id="rIdmfyph3h1ifi2vbbzsf7i0">
+      <w:hyperlink w:history="1" r:id="rIdky9j0rjt7g578e3szatpm">
         <w:r>
           <w:rPr>
             <w:color w:val="0563C1"/>
@@ -2795,7 +2827,7 @@
       <w:r>
         <w:t xml:space="preserve">Thornton, John K. </w:t>
       </w:r>
-      <w:hyperlink w:history="1" r:id="rIdpnuul099_zxnw5e0y-uss">
+      <w:hyperlink w:history="1" r:id="rIdtbego943fmtdxqrs5solh">
         <w:r>
           <w:rPr>
             <w:color w:val="0563C1"/>
@@ -2823,7 +2855,7 @@
       <w:r>
         <w:t xml:space="preserve">McCaskie, T. C. </w:t>
       </w:r>
-      <w:hyperlink w:history="1" r:id="rIde6ff3tufznacg-byof61u">
+      <w:hyperlink w:history="1" r:id="rIdwsmziwr0queceby0jlvnp">
         <w:r>
           <w:rPr>
             <w:color w:val="0563C1"/>
@@ -2851,7 +2883,7 @@
       <w:r>
         <w:t xml:space="preserve">Hochschild, Adam. </w:t>
       </w:r>
-      <w:hyperlink w:history="1" r:id="rIdtrvdqoz3bun_ynpbduj7q">
+      <w:hyperlink w:history="1" r:id="rIdfjkqumh84i5gcrx2zrltr">
         <w:r>
           <w:rPr>
             <w:color w:val="0563C1"/>
@@ -2895,7 +2927,7 @@
       <w:r>
         <w:t xml:space="preserve">Kara, Siddharth. </w:t>
       </w:r>
-      <w:hyperlink w:history="1" r:id="rIdfsibrm8lyptbmaubc8xko">
+      <w:hyperlink w:history="1" r:id="rIdlkkzmjm6iwoxshdxxkfl8">
         <w:r>
           <w:rPr>
             <w:color w:val="0563C1"/>
@@ -2938,12 +2970,28 @@
           <w:i/>
           <w:iCs/>
         </w:rPr>
+        <w:t xml:space="preserve">The Spanish soldiers wondering if they were dreaming. </w:t>
+      </w:r>
+      <w:r>
+        <w:t xml:space="preserve">Díaz del Castillo, Bernal. The Conquest of New Spain. c. 1568. Translated by J. M. Cohen. London: Penguin, 1963.</w:t>
+      </w:r>
+    </w:p>
+    <w:p>
+      <w:pPr>
+        <w:spacing w:after="120"/>
+        <w:ind w:left="360" w:hanging="360"/>
+      </w:pPr>
+      <w:r>
+        <w:rPr>
+          <w:i/>
+          <w:iCs/>
+        </w:rPr>
         <w:t xml:space="preserve">The Americas before 1492. </w:t>
       </w:r>
       <w:r>
         <w:t xml:space="preserve">Mann, Charles C. </w:t>
       </w:r>
-      <w:hyperlink w:history="1" r:id="rIdfhvs4ti8nd8msyeuhdfan">
+      <w:hyperlink w:history="1" r:id="rIdwx-3s5vjxdk7vioqbuwg6">
         <w:r>
           <w:rPr>
             <w:color w:val="0563C1"/>
@@ -2971,7 +3019,7 @@
       <w:r>
         <w:t xml:space="preserve">Matsuoka, Yoshihiro, et al. “</w:t>
       </w:r>
-      <w:hyperlink w:history="1" r:id="rIdzfy57hxg9mjzbfrfct358">
+      <w:hyperlink w:history="1" r:id="rIdi7zgqhvx1oyie1oyztwah">
         <w:r>
           <w:rPr>
             <w:color w:val="0563C1"/>
@@ -2999,7 +3047,7 @@
       <w:r>
         <w:t xml:space="preserve">Shady Solis, Ruth, Jonathan Haas, and Winifred Creamer. “</w:t>
       </w:r>
-      <w:hyperlink w:history="1" r:id="rId7tm1ipholury0jwbytjsv">
+      <w:hyperlink w:history="1" r:id="rIdkpeh6nssjj2rnrah-rswb">
         <w:r>
           <w:rPr>
             <w:color w:val="0563C1"/>
@@ -3027,7 +3075,7 @@
       <w:r>
         <w:t xml:space="preserve">Urton, Gary. </w:t>
       </w:r>
-      <w:hyperlink w:history="1" r:id="rIdhpss--ht8icrhnfjljuls">
+      <w:hyperlink w:history="1" r:id="rIdobsuzmrxwjz2ibocpnfdl">
         <w:r>
           <w:rPr>
             <w:color w:val="0563C1"/>
@@ -3055,7 +3103,7 @@
       <w:r>
         <w:t xml:space="preserve">Denevan, William M., ed. </w:t>
       </w:r>
-      <w:hyperlink w:history="1" r:id="rIdmg7-snwinpbkkpa6ciqrg">
+      <w:hyperlink w:history="1" r:id="rIdkrv1fe9goweyby6dk08qg">
         <w:r>
           <w:rPr>
             <w:color w:val="0563C1"/>
@@ -3083,7 +3131,7 @@
       <w:r>
         <w:t xml:space="preserve">Henige, David. </w:t>
       </w:r>
-      <w:hyperlink w:history="1" r:id="rIda6ctqabqks9anbbo635cr">
+      <w:hyperlink w:history="1" r:id="rIdewssqthhznc_m3-a_w6hb">
         <w:r>
           <w:rPr>
             <w:color w:val="0563C1"/>
@@ -3111,7 +3159,7 @@
       <w:r>
         <w:t xml:space="preserve">Koch, Alexander, Chris Brierley, Mark M. Maslin, and Simon L. Lewis. “</w:t>
       </w:r>
-      <w:hyperlink w:history="1" r:id="rIdpy2dycmun6apgijku2cs7">
+      <w:hyperlink w:history="1" r:id="rIdbnkze9ts8qv5ivvxpbwbh">
         <w:r>
           <w:rPr>
             <w:color w:val="0563C1"/>
@@ -3139,7 +3187,7 @@
       <w:r>
         <w:t xml:space="preserve">Ioannidis, Alexander G., et al. “</w:t>
       </w:r>
-      <w:hyperlink w:history="1" r:id="rId_yixkm3gxk8wpacp3lown">
+      <w:hyperlink w:history="1" r:id="rIderm9xmgszv8uha2umrsmg">
         <w:r>
           <w:rPr>
             <w:color w:val="0563C1"/>
@@ -3167,7 +3215,7 @@
       <w:r>
         <w:t xml:space="preserve">Pauketat, Timothy R. </w:t>
       </w:r>
-      <w:hyperlink w:history="1" r:id="rIdeqosh4ijwuecfj7pexntx">
+      <w:hyperlink w:history="1" r:id="rIdwz-9mlwhyhsawi0urfkfw">
         <w:r>
           <w:rPr>
             <w:color w:val="0563C1"/>
@@ -3195,7 +3243,7 @@
       <w:r>
         <w:t xml:space="preserve">Dobyns, Henry F. “</w:t>
       </w:r>
-      <w:hyperlink w:history="1" r:id="rIdbu0fece7mtadgcrks2ysl">
+      <w:hyperlink w:history="1" r:id="rIdrc1vizip25ayqxnjqsl8y">
         <w:r>
           <w:rPr>
             <w:color w:val="0563C1"/>
@@ -3256,7 +3304,7 @@
         </w:rPr>
         <w:t xml:space="preserve">The voyages database behind those numbers. </w:t>
       </w:r>
-      <w:hyperlink w:history="1" r:id="rIds5nehkc-ehcgvaau1mu7h">
+      <w:hyperlink w:history="1" r:id="rIduc_-kztwb-p3z_uu5vgsr">
         <w:r>
           <w:rPr>
             <w:color w:val="0563C1"/>
@@ -3284,7 +3332,7 @@
       <w:r>
         <w:t xml:space="preserve">Equiano, Olaudah. </w:t>
       </w:r>
-      <w:hyperlink w:history="1" r:id="rIdr0up5_rtvdnp1esdlsheo">
+      <w:hyperlink w:history="1" r:id="rId7musqwtf23zxbxhv_zlvm">
         <w:r>
           <w:rPr>
             <w:color w:val="0563C1"/>
@@ -3312,7 +3360,7 @@
       <w:r>
         <w:t xml:space="preserve">Carretta, Vincent. </w:t>
       </w:r>
-      <w:hyperlink w:history="1" r:id="rIdzasq-tg3tmvaplofhcwp7">
+      <w:hyperlink w:history="1" r:id="rIdoy8fnlzjmnxe2zd-tjwpp">
         <w:r>
           <w:rPr>
             <w:color w:val="0563C1"/>
@@ -3340,7 +3388,7 @@
       <w:r>
         <w:t xml:space="preserve">Hurston, Zora Neale. </w:t>
       </w:r>
-      <w:hyperlink w:history="1" r:id="rIdh-oaukl9i5r1icx-xw_ad">
+      <w:hyperlink w:history="1" r:id="rIdnzdtszswp4wc1q0nzrdta">
         <w:r>
           <w:rPr>
             <w:color w:val="0563C1"/>
@@ -3368,7 +3416,7 @@
       <w:r>
         <w:t xml:space="preserve">Diouf, Sylviane A. </w:t>
       </w:r>
-      <w:hyperlink w:history="1" r:id="rIdsnpqdubjn9u_h3wvyrxqz">
+      <w:hyperlink w:history="1" r:id="rIdr07urkpwdjfqhfwxk-gkn">
         <w:r>
           <w:rPr>
             <w:color w:val="0563C1"/>
@@ -3396,7 +3444,7 @@
       <w:r>
         <w:t xml:space="preserve">Livi Bacci, Massimo. </w:t>
       </w:r>
-      <w:hyperlink w:history="1" r:id="rIdiqyqkbpzinunbrdco2n1i">
+      <w:hyperlink w:history="1" r:id="rIdcuwjt5vc2zsptr6-pefec">
         <w:r>
           <w:rPr>
             <w:color w:val="0563C1"/>
@@ -3424,7 +3472,7 @@
       <w:r>
         <w:t xml:space="preserve">Reséndez, Andrés. </w:t>
       </w:r>
-      <w:hyperlink w:history="1" r:id="rIdr253b7kjzp0qpnn8p7mzl">
+      <w:hyperlink w:history="1" r:id="rIdafrq5dkjxwt5btw2qo3m2">
         <w:r>
           <w:rPr>
             <w:color w:val="0563C1"/>
@@ -3452,7 +3500,7 @@
       <w:r>
         <w:t xml:space="preserve">Dreyer, Edward L. </w:t>
       </w:r>
-      <w:hyperlink w:history="1" r:id="rId5szhrsqzxv0_qwmjmzmv-">
+      <w:hyperlink w:history="1" r:id="rIdnmntpbdjkhckg-rph2ovz">
         <w:r>
           <w:rPr>
             <w:color w:val="0563C1"/>
@@ -3495,12 +3543,28 @@
           <w:i/>
           <w:iCs/>
         </w:rPr>
+        <w:t xml:space="preserve">Why historians no longer speak of one unified Scientific Revolution. </w:t>
+      </w:r>
+      <w:r>
+        <w:t xml:space="preserve">Shapin, Steven. The Scientific Revolution. Chicago: University of Chicago Press, 1996.</w:t>
+      </w:r>
+    </w:p>
+    <w:p>
+      <w:pPr>
+        <w:spacing w:after="120"/>
+        <w:ind w:left="360" w:hanging="360"/>
+      </w:pPr>
+      <w:r>
+        <w:rPr>
+          <w:i/>
+          <w:iCs/>
+        </w:rPr>
         <w:t xml:space="preserve">Printing and its consequences. </w:t>
       </w:r>
       <w:r>
         <w:t xml:space="preserve">Eisenstein, Elizabeth L. </w:t>
       </w:r>
-      <w:hyperlink w:history="1" r:id="rIdbwvyz9r_-np6ymb88nrpx">
+      <w:hyperlink w:history="1" r:id="rIdmc9cvsgg3-jumzxuic2hh">
         <w:r>
           <w:rPr>
             <w:color w:val="0563C1"/>
@@ -3528,7 +3592,7 @@
       <w:r>
         <w:t xml:space="preserve">Allen, Robert C. </w:t>
       </w:r>
-      <w:hyperlink w:history="1" r:id="rIdiq7avd8akdl9m1j0xbzzy">
+      <w:hyperlink w:history="1" r:id="rIdatysbsr7as1-262p7xxwp">
         <w:r>
           <w:rPr>
             <w:color w:val="0563C1"/>
@@ -3556,7 +3620,7 @@
       <w:r>
         <w:t xml:space="preserve">Humphries, Jane. </w:t>
       </w:r>
-      <w:hyperlink w:history="1" r:id="rIdyiziipsc-kzbk3pojqlkv">
+      <w:hyperlink w:history="1" r:id="rIdgpdimjhawez71orpv8uxv">
         <w:r>
           <w:rPr>
             <w:color w:val="0563C1"/>
@@ -3584,7 +3648,7 @@
       <w:r>
         <w:t xml:space="preserve">Pomeranz, Kenneth. </w:t>
       </w:r>
-      <w:hyperlink w:history="1" r:id="rIdpv-f5epwwuhi8tfqtcpkp">
+      <w:hyperlink w:history="1" r:id="rIdhjjemkcikyvigsebqjw4t">
         <w:r>
           <w:rPr>
             <w:color w:val="0563C1"/>
@@ -3612,7 +3676,7 @@
       <w:r>
         <w:t xml:space="preserve">Bell, Michelle L., and Devra Lee Davis. “</w:t>
       </w:r>
-      <w:hyperlink w:history="1" r:id="rIdkxq3cxtqszzpyttzucy9b">
+      <w:hyperlink w:history="1" r:id="rIdqp2a8jzvwa6dtqjtz7-b5">
         <w:r>
           <w:rPr>
             <w:color w:val="0563C1"/>
@@ -3655,12 +3719,28 @@
           <w:i/>
           <w:iCs/>
         </w:rPr>
+        <w:t xml:space="preserve">Noah Webster’s dictionary and the American spelling reform. </w:t>
+      </w:r>
+      <w:r>
+        <w:t xml:space="preserve">Kendall, Joshua. The Forgotten Founding Father: Noah Webster’s Obsession and the Creation of an American Culture. New York: G. P. Putnam’s Sons, 2010.</w:t>
+      </w:r>
+    </w:p>
+    <w:p>
+      <w:pPr>
+        <w:spacing w:after="120"/>
+        <w:ind w:left="360" w:hanging="360"/>
+      </w:pPr>
+      <w:r>
+        <w:rPr>
+          <w:i/>
+          <w:iCs/>
+        </w:rPr>
         <w:t xml:space="preserve">The Civil War death toll. </w:t>
       </w:r>
       <w:r>
         <w:t xml:space="preserve">Hacker, J. David. “</w:t>
       </w:r>
-      <w:hyperlink w:history="1" r:id="rId5cs-ip4jafniptg668r38">
+      <w:hyperlink w:history="1" r:id="rIdw5wzqkgt0bejawr7wpon-">
         <w:r>
           <w:rPr>
             <w:color w:val="0563C1"/>
@@ -3688,7 +3768,7 @@
       <w:r>
         <w:t xml:space="preserve">Foner, Eric. </w:t>
       </w:r>
-      <w:hyperlink w:history="1" r:id="rIdeuadkt4l_c3xz-vw4eixx">
+      <w:hyperlink w:history="1" r:id="rIdtnv0nf3ynxc_25o_vpfjb">
         <w:r>
           <w:rPr>
             <w:color w:val="0563C1"/>
@@ -3716,7 +3796,7 @@
       <w:r>
         <w:t xml:space="preserve">Saunt, Claudio. </w:t>
       </w:r>
-      <w:hyperlink w:history="1" r:id="rIdjg9657rvoycysoia4nt2q">
+      <w:hyperlink w:history="1" r:id="rId6wfohgg8psqup-l8oivbo">
         <w:r>
           <w:rPr>
             <w:color w:val="0563C1"/>
@@ -3739,68 +3819,12 @@
           <w:i/>
           <w:iCs/>
         </w:rPr>
-        <w:t xml:space="preserve">The Haitian Revolution. </w:t>
-      </w:r>
-      <w:r>
-        <w:t xml:space="preserve">Dubois, Laurent. </w:t>
-      </w:r>
-      <w:hyperlink w:history="1" r:id="rIdferadx0zao882eg0zv8ld">
-        <w:r>
-          <w:rPr>
-            <w:color w:val="0563C1"/>
-            <w:u w:val="single"/>
-          </w:rPr>
-          <w:t xml:space="preserve">Avengers of the New World: The Story of the Haitian Revolution</w:t>
-        </w:r>
-      </w:hyperlink>
-      <w:r>
-        <w:t xml:space="preserve">. Cambridge, MA: Harvard University Press, 2004.</w:t>
-      </w:r>
-    </w:p>
-    <w:p>
-      <w:pPr>
-        <w:spacing w:after="120"/>
-        <w:ind w:left="360" w:hanging="360"/>
-      </w:pPr>
-      <w:r>
-        <w:rPr>
-          <w:i/>
-          <w:iCs/>
-        </w:rPr>
-        <w:t xml:space="preserve">American whaling and its decline. </w:t>
-      </w:r>
-      <w:r>
-        <w:t xml:space="preserve">Dolin, Eric Jay. </w:t>
-      </w:r>
-      <w:hyperlink w:history="1" r:id="rIddtyjerbwesc2y13o4hydh">
-        <w:r>
-          <w:rPr>
-            <w:color w:val="0563C1"/>
-            <w:u w:val="single"/>
-          </w:rPr>
-          <w:t xml:space="preserve">Leviathan: The History of Whaling in America</w:t>
-        </w:r>
-      </w:hyperlink>
-      <w:r>
-        <w:t xml:space="preserve">. New York: Norton, 2007.</w:t>
-      </w:r>
-    </w:p>
-    <w:p>
-      <w:pPr>
-        <w:spacing w:after="120"/>
-        <w:ind w:left="360" w:hanging="360"/>
-      </w:pPr>
-      <w:r>
-        <w:rPr>
-          <w:i/>
-          <w:iCs/>
-        </w:rPr>
         <w:t xml:space="preserve">Jamestown, tobacco, and 1619. </w:t>
       </w:r>
       <w:r>
         <w:t xml:space="preserve">Horn, James. </w:t>
       </w:r>
-      <w:hyperlink w:history="1" r:id="rId7h1p4s_2qkcpnxnockmv2">
+      <w:hyperlink w:history="1" r:id="rIdjwmqbh296yv3qec-k67vs">
         <w:r>
           <w:rPr>
             <w:color w:val="0563C1"/>
@@ -3828,7 +3852,7 @@
       <w:r>
         <w:t xml:space="preserve">Wilentz, Sean. </w:t>
       </w:r>
-      <w:hyperlink w:history="1" r:id="rIdcxphkuwwvwpwkg5eud3yf">
+      <w:hyperlink w:history="1" r:id="rIdhb7bcup5zkv-dpzpe3x9g">
         <w:r>
           <w:rPr>
             <w:color w:val="0563C1"/>
@@ -3876,7 +3900,7 @@
       <w:r>
         <w:t xml:space="preserve">Equal Justice Initiative. </w:t>
       </w:r>
-      <w:hyperlink w:history="1" r:id="rIdleazc1mkbapoh89bwhbt6">
+      <w:hyperlink w:history="1" r:id="rIdyvh3g1i6dzycnmghb_mjt">
         <w:r>
           <w:rPr>
             <w:color w:val="0563C1"/>
@@ -3920,7 +3944,7 @@
       <w:r>
         <w:t xml:space="preserve">Robinson, Greg. </w:t>
       </w:r>
-      <w:hyperlink w:history="1" r:id="rId2ovplg5ob90dciag1bb5w">
+      <w:hyperlink w:history="1" r:id="rId_gevqbdey67gnbbjvsyhd">
         <w:r>
           <w:rPr>
             <w:color w:val="0563C1"/>
@@ -3948,7 +3972,7 @@
       <w:r>
         <w:t xml:space="preserve">Blinder, Alan S. </w:t>
       </w:r>
-      <w:hyperlink w:history="1" r:id="rIde1xhzncebes-oea0zim3k">
+      <w:hyperlink w:history="1" r:id="rId7csm_q1jbzfnffg0ypemy">
         <w:r>
           <w:rPr>
             <w:color w:val="0563C1"/>
@@ -3996,7 +4020,7 @@
       <w:r>
         <w:t xml:space="preserve">Butler, Jon. </w:t>
       </w:r>
-      <w:hyperlink w:history="1" r:id="rIdohusaqawkirb0uepgrkbh">
+      <w:hyperlink w:history="1" r:id="rIdkdqi_mk3h3ngsrdv08xoa">
         <w:r>
           <w:rPr>
             <w:color w:val="0563C1"/>
@@ -4024,7 +4048,7 @@
       <w:r>
         <w:t xml:space="preserve">Hatch, Nathan O. </w:t>
       </w:r>
-      <w:hyperlink w:history="1" r:id="rIdqrtg-rltgc1oxnhkrmcuy">
+      <w:hyperlink w:history="1" r:id="rIdmnxvd2cu3ipinpptt5xyv">
         <w:r>
           <w:rPr>
             <w:color w:val="0563C1"/>
@@ -4052,7 +4076,7 @@
       <w:r>
         <w:t xml:space="preserve">Bushman, Richard Lyman. </w:t>
       </w:r>
-      <w:hyperlink w:history="1" r:id="rIdbso7w6_ziybjs7pqauytx">
+      <w:hyperlink w:history="1" r:id="rIdr97h3jxigch30tvcirirj">
         <w:r>
           <w:rPr>
             <w:color w:val="0563C1"/>
@@ -4080,7 +4104,7 @@
       <w:r>
         <w:t xml:space="preserve">Kraybill, Donald B., Karen M. Johnson-Weiner, and Steven M. Nolt. </w:t>
       </w:r>
-      <w:hyperlink w:history="1" r:id="rIdirs_u6wmqljsjizb4gjry">
+      <w:hyperlink w:history="1" r:id="rIdgnj3bsqaueriw2pwhmsy3">
         <w:r>
           <w:rPr>
             <w:color w:val="0563C1"/>
@@ -4108,7 +4132,7 @@
       <w:r>
         <w:t xml:space="preserve">Moore, Rebecca. </w:t>
       </w:r>
-      <w:hyperlink w:history="1" r:id="rIdafgzuaf8nr91alnhzmann">
+      <w:hyperlink w:history="1" r:id="rIdiv9bqlxyfatig-ckm50kw">
         <w:r>
           <w:rPr>
             <w:color w:val="0563C1"/>
@@ -4172,7 +4196,7 @@
       <w:r>
         <w:t xml:space="preserve">Lynch, John. </w:t>
       </w:r>
-      <w:hyperlink w:history="1" r:id="rId2avqhprzk9gh-67qxm29o">
+      <w:hyperlink w:history="1" r:id="rId1exlfrie6gc4brq74sf7u">
         <w:r>
           <w:rPr>
             <w:color w:val="0563C1"/>
@@ -4200,7 +4224,7 @@
       <w:r>
         <w:t xml:space="preserve">Dubois, Laurent. </w:t>
       </w:r>
-      <w:hyperlink w:history="1" r:id="rId9ot2gj69fy_jp-bf2xq_h">
+      <w:hyperlink w:history="1" r:id="rIddgswzisupu1fdy9cqfang">
         <w:r>
           <w:rPr>
             <w:color w:val="0563C1"/>
@@ -4228,7 +4252,7 @@
       <w:r>
         <w:t xml:space="preserve">Conrad, Robert Edgar. </w:t>
       </w:r>
-      <w:hyperlink w:history="1" r:id="rIddy2jil5r4vfxxhkvcp25_">
+      <w:hyperlink w:history="1" r:id="rIdm3gb0fovfniryvpkcsc5v">
         <w:r>
           <w:rPr>
             <w:color w:val="0563C1"/>
@@ -4253,7 +4277,7 @@
         </w:rPr>
         <w:t xml:space="preserve">Brazil’s share of the Atlantic slave trade. </w:t>
       </w:r>
-      <w:hyperlink w:history="1" r:id="rIdtyylp35sbu-rdn7l53n5c">
+      <w:hyperlink w:history="1" r:id="rIditbee-wq1p_ci95ykzdyn">
         <w:r>
           <w:rPr>
             <w:color w:val="0563C1"/>
@@ -4281,7 +4305,7 @@
       <w:r>
         <w:t xml:space="preserve">Smith, Peter H. </w:t>
       </w:r>
-      <w:hyperlink w:history="1" r:id="rIdjw_usmdv5st8srfvaxaur">
+      <w:hyperlink w:history="1" r:id="rIdf2mxuv9qiloa99zo1iew-">
         <w:r>
           <w:rPr>
             <w:color w:val="0563C1"/>
@@ -4309,7 +4333,7 @@
       <w:r>
         <w:t xml:space="preserve">Schlesinger, Stephen, and Stephen Kinzer. </w:t>
       </w:r>
-      <w:hyperlink w:history="1" r:id="rIdjrcefg_yn3y1dmg3uizqz">
+      <w:hyperlink w:history="1" r:id="rIde9fiex_3uf_wni630m4xn">
         <w:r>
           <w:rPr>
             <w:color w:val="0563C1"/>
@@ -4337,7 +4361,7 @@
       <w:r>
         <w:t xml:space="preserve">Slater, Candace. </w:t>
       </w:r>
-      <w:hyperlink w:history="1" r:id="rIdormy3jfjk_boardcjijx-">
+      <w:hyperlink w:history="1" r:id="rIdaqeiggj4uk1q0rs-ckr-3">
         <w:r>
           <w:rPr>
             <w:color w:val="0563C1"/>
@@ -4365,7 +4389,7 @@
       <w:r>
         <w:t xml:space="preserve">Taylor, Barbara L., et al. “</w:t>
       </w:r>
-      <w:hyperlink w:history="1" r:id="rIdo5xbcm-hstatsa4qtklgl">
+      <w:hyperlink w:history="1" r:id="rIdvvmtpgtbscrntpmphcpqx">
         <w:r>
           <w:rPr>
             <w:color w:val="0563C1"/>
@@ -4393,7 +4417,7 @@
       <w:r>
         <w:t xml:space="preserve">NOAA Fisheries. “</w:t>
       </w:r>
-      <w:hyperlink w:history="1" r:id="rIdat7_rqtpk6dcbswzvsnob">
+      <w:hyperlink w:history="1" r:id="rId_ecgrpppwyn0c6l3l2h6o">
         <w:r>
           <w:rPr>
             <w:color w:val="0563C1"/>
@@ -4421,7 +4445,7 @@
       <w:r>
         <w:t xml:space="preserve">Skidmore, Thomas E. </w:t>
       </w:r>
-      <w:hyperlink w:history="1" r:id="rIdkdo0atjr6syln3toseopd">
+      <w:hyperlink w:history="1" r:id="rId7b6d7ybabz5tzvwjdlmds">
         <w:r>
           <w:rPr>
             <w:color w:val="0563C1"/>
@@ -4449,7 +4473,7 @@
       <w:r>
         <w:t xml:space="preserve">Comisión Nacional sobre la Desaparición de Personas. </w:t>
       </w:r>
-      <w:hyperlink w:history="1" r:id="rIdrcz83c9mfvve9mawzymxn">
+      <w:hyperlink w:history="1" r:id="rIdzh2pc-d4iqfndnwcaewma">
         <w:r>
           <w:rPr>
             <w:color w:val="0563C1"/>
@@ -4477,7 +4501,7 @@
       <w:r>
         <w:t xml:space="preserve">Nino, Carlos Santiago. </w:t>
       </w:r>
-      <w:hyperlink w:history="1" r:id="rIdawki6jestf-lf-4mg63nf">
+      <w:hyperlink w:history="1" r:id="rIdk3wumhxlsuaqyhc5zxkxo">
         <w:r>
           <w:rPr>
             <w:color w:val="0563C1"/>
@@ -4505,7 +4529,7 @@
       <w:r>
         <w:t xml:space="preserve">Bouvard, Marguerite Guzman. </w:t>
       </w:r>
-      <w:hyperlink w:history="1" r:id="rId8yfke9yyc3nsvsdfai8pl">
+      <w:hyperlink w:history="1" r:id="rIdnwxv_usr1wqiy13hft7od">
         <w:r>
           <w:rPr>
             <w:color w:val="0563C1"/>
@@ -4533,7 +4557,7 @@
       <w:r>
         <w:t xml:space="preserve">Kornbluh, Peter. </w:t>
       </w:r>
-      <w:hyperlink w:history="1" r:id="rIdn3i735ir3xcaqzb-hbsep">
+      <w:hyperlink w:history="1" r:id="rId5ofjaq8hzqd_jaetph7zz">
         <w:r>
           <w:rPr>
             <w:color w:val="0563C1"/>
@@ -4561,7 +4585,7 @@
       <w:r>
         <w:t xml:space="preserve">Jara, Joan. </w:t>
       </w:r>
-      <w:hyperlink w:history="1" r:id="rIdja4uu6kjew7sidka2tuwl">
+      <w:hyperlink w:history="1" r:id="rIdjv6z_iqe9prbikml0-bqm">
         <w:r>
           <w:rPr>
             <w:color w:val="0563C1"/>
@@ -4589,7 +4613,7 @@
       <w:r>
         <w:t xml:space="preserve">LeoGrande, William M., and Peter Kornbluh. </w:t>
       </w:r>
-      <w:hyperlink w:history="1" r:id="rIdqt3upgottqciyjdc-u4jp">
+      <w:hyperlink w:history="1" r:id="rIdn4jeq280mks9nevcyrw2i">
         <w:r>
           <w:rPr>
             <w:color w:val="0563C1"/>
@@ -4649,7 +4673,7 @@
       <w:r>
         <w:t xml:space="preserve">Secretaría de Gobernación (Mexico). “</w:t>
       </w:r>
-      <w:hyperlink w:history="1" r:id="rIdu84evgy-cr7ei6ojgide8">
+      <w:hyperlink w:history="1" r:id="rIdglj3-zludcaicgpu6sgtw">
         <w:r>
           <w:rPr>
             <w:color w:val="0563C1"/>
@@ -4697,7 +4721,7 @@
       <w:r>
         <w:t xml:space="preserve">Finkel, Caroline. </w:t>
       </w:r>
-      <w:hyperlink w:history="1" r:id="rIdips9mev2c-wlweuzei3jn">
+      <w:hyperlink w:history="1" r:id="rIdugm1fkarvs46zy6ktwc-e">
         <w:r>
           <w:rPr>
             <w:color w:val="0563C1"/>
@@ -4725,7 +4749,7 @@
       <w:r>
         <w:t xml:space="preserve">Crowley, Roger. </w:t>
       </w:r>
-      <w:hyperlink w:history="1" r:id="rIdj0ljntnlar2sms-jmly7m">
+      <w:hyperlink w:history="1" r:id="rId0ptvz4cnoe_0t7w4ifj88">
         <w:r>
           <w:rPr>
             <w:color w:val="0563C1"/>
@@ -4753,7 +4777,7 @@
       <w:r>
         <w:t xml:space="preserve">Barkey, Karen. </w:t>
       </w:r>
-      <w:hyperlink w:history="1" r:id="rId_j-g5nd9apofonhlxggrq">
+      <w:hyperlink w:history="1" r:id="rIdewbqntkvsfiqqtpsxwmul">
         <w:r>
           <w:rPr>
             <w:color w:val="0563C1"/>
@@ -4781,7 +4805,7 @@
       <w:r>
         <w:t xml:space="preserve">Mazower, Mark. </w:t>
       </w:r>
-      <w:hyperlink w:history="1" r:id="rIdldpm3klc51an1iyfiemvu">
+      <w:hyperlink w:history="1" r:id="rIdnwwiifr7ikt5f7ujoczrj">
         <w:r>
           <w:rPr>
             <w:color w:val="0563C1"/>
@@ -4809,7 +4833,7 @@
       <w:r>
         <w:t xml:space="preserve">Suny, Ronald Grigor. “</w:t>
       </w:r>
-      <w:hyperlink w:history="1" r:id="rId2nrzan9cw-aazgmzjxr2_">
+      <w:hyperlink w:history="1" r:id="rIdaj9z_kz8fnyjojb1gk5ve">
         <w:r>
           <w:rPr>
             <w:color w:val="0563C1"/>
@@ -4837,7 +4861,7 @@
       <w:r>
         <w:t xml:space="preserve">Power, Samantha. “</w:t>
       </w:r>
-      <w:hyperlink w:history="1" r:id="rIdjwggbjntrtnmvgiramiev">
+      <w:hyperlink w:history="1" r:id="rIdukfpv7p7g9f78tzr_op62">
         <w:r>
           <w:rPr>
             <w:color w:val="0563C1"/>
@@ -4865,7 +4889,7 @@
       <w:r>
         <w:t xml:space="preserve">Hirschon, Renée, ed. </w:t>
       </w:r>
-      <w:hyperlink w:history="1" r:id="rId2sdv8hvxkua2e40lwkqe5">
+      <w:hyperlink w:history="1" r:id="rIdfcb1zwtcl7svzadwvppia">
         <w:r>
           <w:rPr>
             <w:color w:val="0563C1"/>
@@ -4893,7 +4917,7 @@
       <w:r>
         <w:t xml:space="preserve">Rogan, Eugene. </w:t>
       </w:r>
-      <w:hyperlink w:history="1" r:id="rId11_kjxfhtvpijspiuha2y">
+      <w:hyperlink w:history="1" r:id="rIdzatxezwbhfy3jmn2hsny-">
         <w:r>
           <w:rPr>
             <w:color w:val="0563C1"/>
@@ -4921,7 +4945,7 @@
       <w:r>
         <w:t xml:space="preserve">Barr, James. </w:t>
       </w:r>
-      <w:hyperlink w:history="1" r:id="rIdi0mnv73v0o-3ldptu2ndx">
+      <w:hyperlink w:history="1" r:id="rIdwiti8eumvg-io8sbc6b6m">
         <w:r>
           <w:rPr>
             <w:color w:val="0563C1"/>
@@ -4949,7 +4973,7 @@
       <w:r>
         <w:t xml:space="preserve">McDowall, David. </w:t>
       </w:r>
-      <w:hyperlink w:history="1" r:id="rIdmcouhiw7whuxth7ajgne8">
+      <w:hyperlink w:history="1" r:id="rId4h7vstwz9jvqlaetcw7dm">
         <w:r>
           <w:rPr>
             <w:color w:val="0563C1"/>
@@ -4977,7 +5001,7 @@
       <w:r>
         <w:t xml:space="preserve">Abrahamian, Ervand. </w:t>
       </w:r>
-      <w:hyperlink w:history="1" r:id="rIdyadat8nalbhve_iurbcvx">
+      <w:hyperlink w:history="1" r:id="rIddgdxdprg6wnjscciixvzi">
         <w:r>
           <w:rPr>
             <w:color w:val="0563C1"/>
@@ -5005,7 +5029,7 @@
       <w:r>
         <w:t xml:space="preserve">Razoux, Pierre. </w:t>
       </w:r>
-      <w:hyperlink w:history="1" r:id="rIdftyhb3ysrerbrcaxrslm1">
+      <w:hyperlink w:history="1" r:id="rIdgxnsiebtrnca65pfsy_x-">
         <w:r>
           <w:rPr>
             <w:color w:val="0563C1"/>
@@ -5053,7 +5077,7 @@
       <w:r>
         <w:t xml:space="preserve">Clark, Christopher. </w:t>
       </w:r>
-      <w:hyperlink w:history="1" r:id="rIdhdpqb8c-kxcwlsi6hzccl">
+      <w:hyperlink w:history="1" r:id="rIdy90at-dkrg4-1fwbj1e2u">
         <w:r>
           <w:rPr>
             <w:color w:val="0563C1"/>
@@ -5081,7 +5105,7 @@
       <w:r>
         <w:t xml:space="preserve">Strachan, Hew. </w:t>
       </w:r>
-      <w:hyperlink w:history="1" r:id="rId23vbgertxbnudvyhwmwiz">
+      <w:hyperlink w:history="1" r:id="rIdzvnp8kjihco5omfiacmyo">
         <w:r>
           <w:rPr>
             <w:color w:val="0563C1"/>
@@ -5125,7 +5149,7 @@
       <w:r>
         <w:t xml:space="preserve">Weintraub, Stanley. </w:t>
       </w:r>
-      <w:hyperlink w:history="1" r:id="rIdyxel7jyav90cidu6jcwob">
+      <w:hyperlink w:history="1" r:id="rIdpev_a-6-nedvcrbuw9axk">
         <w:r>
           <w:rPr>
             <w:color w:val="0563C1"/>
@@ -5153,7 +5177,7 @@
       <w:r>
         <w:t xml:space="preserve">Johnson, Niall P. A. S., and Juergen Mueller. “</w:t>
       </w:r>
-      <w:hyperlink w:history="1" r:id="rIdc9lwkkruotfels1trmzen">
+      <w:hyperlink w:history="1" r:id="rIdgnbbno5jojc5fx5xq6uvf">
         <w:r>
           <w:rPr>
             <w:color w:val="0563C1"/>
@@ -5181,7 +5205,7 @@
       <w:r>
         <w:t xml:space="preserve">Spreeuwenberg, Peter, et al. “</w:t>
       </w:r>
-      <w:hyperlink w:history="1" r:id="rIdgf2lrbujacayormeizhxz">
+      <w:hyperlink w:history="1" r:id="rId0zgldtgpopsgxjvx4nlqb">
         <w:r>
           <w:rPr>
             <w:color w:val="0563C1"/>
@@ -5209,7 +5233,7 @@
       <w:r>
         <w:t xml:space="preserve">Keynes, John Maynard. </w:t>
       </w:r>
-      <w:hyperlink w:history="1" r:id="rIdz5lhikdoi5dahdxuv6c38">
+      <w:hyperlink w:history="1" r:id="rIdfc-snxjcfcqdhzmfj32sv">
         <w:r>
           <w:rPr>
             <w:color w:val="0563C1"/>
@@ -5257,7 +5281,7 @@
       <w:r>
         <w:t xml:space="preserve">Evans, Richard J. </w:t>
       </w:r>
-      <w:hyperlink w:history="1" r:id="rId-yuz2x_r9psukgn9k-tah">
+      <w:hyperlink w:history="1" r:id="rIdixvqse9-2ex32r1-ybbef">
         <w:r>
           <w:rPr>
             <w:color w:val="0563C1"/>
@@ -5285,7 +5309,7 @@
       <w:r>
         <w:t xml:space="preserve">Hilberg, Raul. </w:t>
       </w:r>
-      <w:hyperlink w:history="1" r:id="rIdqoe1vdqjekexxesrbqddy">
+      <w:hyperlink w:history="1" r:id="rIdxg_jh103rlqva5flzp5nq">
         <w:r>
           <w:rPr>
             <w:color w:val="0563C1"/>
@@ -5313,7 +5337,7 @@
       <w:r>
         <w:t xml:space="preserve">Kiernan, Ben. </w:t>
       </w:r>
-      <w:hyperlink w:history="1" r:id="rIdhkvwhjcbycpt7hpx2m_qu">
+      <w:hyperlink w:history="1" r:id="rIdo95hq5jghnskop9wmkoex">
         <w:r>
           <w:rPr>
             <w:color w:val="0563C1"/>
@@ -5341,7 +5365,7 @@
       <w:r>
         <w:t xml:space="preserve">Levitsky, Steven, and Daniel Ziblatt. </w:t>
       </w:r>
-      <w:hyperlink w:history="1" r:id="rId9c92yj4ccb_ixpxbb7_iv">
+      <w:hyperlink w:history="1" r:id="rIdnatfumbliuo-xfpojg0g6">
         <w:r>
           <w:rPr>
             <w:color w:val="0563C1"/>
@@ -5369,7 +5393,7 @@
       <w:r>
         <w:t xml:space="preserve">Neiman, Susan. </w:t>
       </w:r>
-      <w:hyperlink w:history="1" r:id="rIdvmqw_ruig0bhewaidfzvr">
+      <w:hyperlink w:history="1" r:id="rIdry7cadrk11wxtm79qd0e2">
         <w:r>
           <w:rPr>
             <w:color w:val="0563C1"/>
@@ -5413,7 +5437,7 @@
       <w:r>
         <w:t xml:space="preserve">Broberg, Gunnar, and Nils Roll-Hansen, eds. </w:t>
       </w:r>
-      <w:hyperlink w:history="1" r:id="rIdm36mlw46_epb4nwe9ohql">
+      <w:hyperlink w:history="1" r:id="rIdflpz28axckbpi68gmpgay">
         <w:r>
           <w:rPr>
             <w:color w:val="0563C1"/>
@@ -5461,7 +5485,7 @@
       <w:r>
         <w:t xml:space="preserve">Jansen, Marius B. </w:t>
       </w:r>
-      <w:hyperlink w:history="1" r:id="rId6pnote5biftj3neab_u9l">
+      <w:hyperlink w:history="1" r:id="rIdl8i75xaobtew1kqhzd3oy">
         <w:r>
           <w:rPr>
             <w:color w:val="0563C1"/>
@@ -5489,7 +5513,7 @@
       <w:r>
         <w:t xml:space="preserve">Fogel, Joshua A., ed. </w:t>
       </w:r>
-      <w:hyperlink w:history="1" r:id="rId3q-qq4epunsjkgeq6lpws">
+      <w:hyperlink w:history="1" r:id="rId29wuqhj2qjjkhfgwpimyu">
         <w:r>
           <w:rPr>
             <w:color w:val="0563C1"/>
@@ -5517,7 +5541,7 @@
       <w:r>
         <w:t xml:space="preserve">Ohnuki-Tierney, Emiko. </w:t>
       </w:r>
-      <w:hyperlink w:history="1" r:id="rIdyro6agafbxzkl5ogkduux">
+      <w:hyperlink w:history="1" r:id="rIdsudrg05hfuvixfmtgwke0">
         <w:r>
           <w:rPr>
             <w:color w:val="0563C1"/>
@@ -5545,7 +5569,7 @@
       <w:r>
         <w:t xml:space="preserve">Dower, John W. </w:t>
       </w:r>
-      <w:hyperlink w:history="1" r:id="rId1hs0erlkc83abjcmx9rmn">
+      <w:hyperlink w:history="1" r:id="rIdcexfe1foyxkpk-x2kwinc">
         <w:r>
           <w:rPr>
             <w:color w:val="0563C1"/>
@@ -5593,7 +5617,7 @@
       <w:r>
         <w:t xml:space="preserve">Duggan, Christopher. </w:t>
       </w:r>
-      <w:hyperlink w:history="1" r:id="rIdxio7ubpyvdskjp4frhg9-">
+      <w:hyperlink w:history="1" r:id="rIdk-pmawl207bdz5osnolp_">
         <w:r>
           <w:rPr>
             <w:color w:val="0563C1"/>
@@ -5621,7 +5645,7 @@
       <w:r>
         <w:t xml:space="preserve">Bosworth, R. J. B. </w:t>
       </w:r>
-      <w:hyperlink w:history="1" r:id="rIdeuhetcppajc1wfhpofhqr">
+      <w:hyperlink w:history="1" r:id="rIdwh0-3jfnusavkpdhu-bmj">
         <w:r>
           <w:rPr>
             <w:color w:val="0563C1"/>
@@ -5649,7 +5673,7 @@
       <w:r>
         <w:t xml:space="preserve">Domenico, Roy Palmer. </w:t>
       </w:r>
-      <w:hyperlink w:history="1" r:id="rIdr74ylkzbutcm_pf6yldzw">
+      <w:hyperlink w:history="1" r:id="rIdy7yazrix45sdy8us7hsdd">
         <w:r>
           <w:rPr>
             <w:color w:val="0563C1"/>
@@ -5697,7 +5721,7 @@
       <w:r>
         <w:t xml:space="preserve">Menocal, María Rosa. </w:t>
       </w:r>
-      <w:hyperlink w:history="1" r:id="rIdgqtasqxjxduscweonjza3">
+      <w:hyperlink w:history="1" r:id="rIdeccqp9l3v5amrx2rslqpt">
         <w:r>
           <w:rPr>
             <w:color w:val="0563C1"/>
@@ -5725,7 +5749,7 @@
       <w:r>
         <w:t xml:space="preserve">Fernández-Morera, Darío. </w:t>
       </w:r>
-      <w:hyperlink w:history="1" r:id="rIdxg8p-xf2zrnaywg7gwusg">
+      <w:hyperlink w:history="1" r:id="rIddmolhbkfp_va1a3w4m9bg">
         <w:r>
           <w:rPr>
             <w:color w:val="0563C1"/>
@@ -5753,7 +5777,7 @@
       <w:r>
         <w:t xml:space="preserve">Kraemer, Joel L. </w:t>
       </w:r>
-      <w:hyperlink w:history="1" r:id="rIdnekk8tqxrwh9vvut_91pw">
+      <w:hyperlink w:history="1" r:id="rIdwkhprj5mmzwuazfpl5col">
         <w:r>
           <w:rPr>
             <w:color w:val="0563C1"/>
@@ -5781,7 +5805,7 @@
       <w:r>
         <w:t xml:space="preserve">Preston, Paul. </w:t>
       </w:r>
-      <w:hyperlink w:history="1" r:id="rIdwuot3yc3ejj2olqgkqbsh">
+      <w:hyperlink w:history="1" r:id="rIdxeg--tbnhls57z04_z0qv">
         <w:r>
           <w:rPr>
             <w:color w:val="0563C1"/>
@@ -5809,7 +5833,7 @@
       <w:r>
         <w:t xml:space="preserve">Aguilar, Paloma. </w:t>
       </w:r>
-      <w:hyperlink w:history="1" r:id="rIdxnyhvmi23txu1h58qkalm">
+      <w:hyperlink w:history="1" r:id="rIdlyky9iuc9b38rxcvw54fc">
         <w:r>
           <w:rPr>
             <w:color w:val="0563C1"/>
@@ -5873,7 +5897,7 @@
       <w:r>
         <w:t xml:space="preserve">Applebaum, Anne. </w:t>
       </w:r>
-      <w:hyperlink w:history="1" r:id="rIdbrbryz-agan4bwgdzp71y">
+      <w:hyperlink w:history="1" r:id="rIdzbybeczl24xu9jgd1pyin">
         <w:r>
           <w:rPr>
             <w:color w:val="0563C1"/>
@@ -5901,7 +5925,7 @@
       <w:r>
         <w:t xml:space="preserve">Applebaum, Anne. </w:t>
       </w:r>
-      <w:hyperlink w:history="1" r:id="rId-m24zbbst8xmaa-eqnpsh">
+      <w:hyperlink w:history="1" r:id="rIdgkpoj2fatgl69cjh8kilj">
         <w:r>
           <w:rPr>
             <w:color w:val="0563C1"/>
@@ -5929,7 +5953,7 @@
       <w:r>
         <w:t xml:space="preserve">Sanford, George. </w:t>
       </w:r>
-      <w:hyperlink w:history="1" r:id="rIdqihae5w6feu634drmijbb">
+      <w:hyperlink w:history="1" r:id="rIdff-mu30tfl-6q3azbtfrp">
         <w:r>
           <w:rPr>
             <w:color w:val="0563C1"/>
@@ -5957,7 +5981,7 @@
       <w:r>
         <w:t xml:space="preserve">Plokhy, Serhii. </w:t>
       </w:r>
-      <w:hyperlink w:history="1" r:id="rIdns-tr8apfy0xagk6wy8wa">
+      <w:hyperlink w:history="1" r:id="rId78s_2qbvcqhirhtk5t2-0">
         <w:r>
           <w:rPr>
             <w:color w:val="0563C1"/>
@@ -5985,7 +6009,7 @@
       <w:r>
         <w:t xml:space="preserve">Roberts, Geoffrey. </w:t>
       </w:r>
-      <w:hyperlink w:history="1" r:id="rIdkjuiqtukqvhdd36dym3ca">
+      <w:hyperlink w:history="1" r:id="rIdxt-zdglevbohgla0tutks">
         <w:r>
           <w:rPr>
             <w:color w:val="0563C1"/>
@@ -6033,7 +6057,7 @@
       <w:r>
         <w:t xml:space="preserve">Dikötter, Frank. </w:t>
       </w:r>
-      <w:hyperlink w:history="1" r:id="rIdeugyuhxepakx7khxpwqih">
+      <w:hyperlink w:history="1" r:id="rIdoqas-06wx7qbunmhc8gkw">
         <w:r>
           <w:rPr>
             <w:color w:val="0563C1"/>
@@ -6061,7 +6085,7 @@
       <w:r>
         <w:t xml:space="preserve">Yang Jisheng. </w:t>
       </w:r>
-      <w:hyperlink w:history="1" r:id="rIdx2w04ys7ogji9xzaoqylf">
+      <w:hyperlink w:history="1" r:id="rId4k36eulg2pch2dtmitstr">
         <w:r>
           <w:rPr>
             <w:color w:val="0563C1"/>
@@ -6089,7 +6113,7 @@
       <w:r>
         <w:t xml:space="preserve">MacFarquhar, Roderick, and Michael Schoenhals. </w:t>
       </w:r>
-      <w:hyperlink w:history="1" r:id="rIdtkr7lymmgrck-l561erek">
+      <w:hyperlink w:history="1" r:id="rId4bru8c4f_nff7ovyglp5j">
         <w:r>
           <w:rPr>
             <w:color w:val="0563C1"/>
@@ -6117,7 +6141,7 @@
       <w:r>
         <w:t xml:space="preserve">Jambeck, Jenna R., et al. “</w:t>
       </w:r>
-      <w:hyperlink w:history="1" r:id="rId73q_pk9l3vs7qcfzk9dps">
+      <w:hyperlink w:history="1" r:id="rIdblosphnvx7n_j7ydjfuwz">
         <w:r>
           <w:rPr>
             <w:color w:val="0563C1"/>
@@ -6145,7 +6169,7 @@
       <w:r>
         <w:t xml:space="preserve">Meijer, Lourens J. J., et al. “</w:t>
       </w:r>
-      <w:hyperlink w:history="1" r:id="rId_5ylmfli8lvdpf5ewzsne">
+      <w:hyperlink w:history="1" r:id="rIdwjlxoq7qvlpevtaqra-v_">
         <w:r>
           <w:rPr>
             <w:color w:val="0563C1"/>
@@ -6173,7 +6197,7 @@
       <w:r>
         <w:t xml:space="preserve">Economy, Elizabeth C. </w:t>
       </w:r>
-      <w:hyperlink w:history="1" r:id="rIdobp_qwzdxeocppyhow7yr">
+      <w:hyperlink w:history="1" r:id="rId6xktslh6ya2mdt37pbw6b">
         <w:r>
           <w:rPr>
             <w:color w:val="0563C1"/>
@@ -6233,7 +6257,7 @@
       <w:r>
         <w:t xml:space="preserve">McDonell, Stephen. “</w:t>
       </w:r>
-      <w:hyperlink w:history="1" r:id="rIdhupnoibuftyyyayq57vel">
+      <w:hyperlink w:history="1" r:id="rIdp6ywyernznropcgdonkfe">
         <w:r>
           <w:rPr>
             <w:color w:val="0563C1"/>
@@ -6261,7 +6285,7 @@
       <w:r>
         <w:t xml:space="preserve">Agence France-Presse. “‘Oh, Bother’: </w:t>
       </w:r>
-      <w:hyperlink w:history="1" r:id="rIdipumwtqctf80p6pdy18us">
+      <w:hyperlink w:history="1" r:id="rIdzn7_nfvcgvxfak1obu6bu">
         <w:r>
           <w:rPr>
             <w:color w:val="0563C1"/>
@@ -6309,7 +6333,7 @@
       <w:r>
         <w:t xml:space="preserve">Schama, Simon. </w:t>
       </w:r>
-      <w:hyperlink w:history="1" r:id="rId9bz8s1wh10ujrvrkmfeuv">
+      <w:hyperlink w:history="1" r:id="rIdy51b0jllrqhau4o61-d5l">
         <w:r>
           <w:rPr>
             <w:color w:val="0563C1"/>
@@ -6337,7 +6361,7 @@
       <w:r>
         <w:t xml:space="preserve">Finkelstein, Israel, and Neil Asher Silberman. </w:t>
       </w:r>
-      <w:hyperlink w:history="1" r:id="rIdphrpwsc0cseow2j8_mdhh">
+      <w:hyperlink w:history="1" r:id="rIdjevkphcqfzsp0xmt7axlc">
         <w:r>
           <w:rPr>
             <w:color w:val="0563C1"/>
@@ -6365,7 +6389,7 @@
       <w:r>
         <w:t xml:space="preserve">VanderKam, James C. </w:t>
       </w:r>
-      <w:hyperlink w:history="1" r:id="rId31yjiu6avakd1lnmxn-7g">
+      <w:hyperlink w:history="1" r:id="rIdzunzqd_hezl3j2pvuotwo">
         <w:r>
           <w:rPr>
             <w:color w:val="0563C1"/>
@@ -6393,7 +6417,7 @@
       <w:r>
         <w:t xml:space="preserve">Magness, Jodi. </w:t>
       </w:r>
-      <w:hyperlink w:history="1" r:id="rIdetcozv6gat61_tfomeipg">
+      <w:hyperlink w:history="1" r:id="rId88jytezzmg-tduwra52ec">
         <w:r>
           <w:rPr>
             <w:color w:val="0563C1"/>
@@ -6421,7 +6445,7 @@
       <w:r>
         <w:t xml:space="preserve">Morris, Benny. </w:t>
       </w:r>
-      <w:hyperlink w:history="1" r:id="rIdm4kx_7evhan8wxa17ojd6">
+      <w:hyperlink w:history="1" r:id="rIdqhqdcihh27b6hm1asoz2b">
         <w:r>
           <w:rPr>
             <w:color w:val="0563C1"/>
@@ -6469,7 +6493,7 @@
       <w:r>
         <w:t xml:space="preserve">Gaddis, John Lewis. </w:t>
       </w:r>
-      <w:hyperlink w:history="1" r:id="rIdwinjy-4z06nkllmqdunjh">
+      <w:hyperlink w:history="1" r:id="rIdx0bmu57pf7zhhzcwiys7-">
         <w:r>
           <w:rPr>
             <w:color w:val="0563C1"/>
@@ -6497,7 +6521,7 @@
       <w:r>
         <w:t xml:space="preserve">Savranskaya, Svetlana V. “</w:t>
       </w:r>
-      <w:hyperlink w:history="1" r:id="rId09niv-tbhl2uue6jqxedl">
+      <w:hyperlink w:history="1" r:id="rIdv58mrxiart9-jlnp7xf9g">
         <w:r>
           <w:rPr>
             <w:color w:val="0563C1"/>
@@ -6525,7 +6549,7 @@
       <w:r>
         <w:t xml:space="preserve">Hoffman, David E. </w:t>
       </w:r>
-      <w:hyperlink w:history="1" r:id="rIdntul2qq5dgrxtjmsrj-ed">
+      <w:hyperlink w:history="1" r:id="rIdrwhco3fio713isw0yt0-p">
         <w:r>
           <w:rPr>
             <w:color w:val="0563C1"/>
@@ -6553,7 +6577,7 @@
       <w:r>
         <w:t xml:space="preserve">Rhodes, Richard. </w:t>
       </w:r>
-      <w:hyperlink w:history="1" r:id="rId0objja2debeeb4bsc19xh">
+      <w:hyperlink w:history="1" r:id="rIdlck41txbvumjl4jado3an">
         <w:r>
           <w:rPr>
             <w:color w:val="0563C1"/>
@@ -6581,7 +6605,7 @@
       <w:r>
         <w:t xml:space="preserve">Niedenthal, Jack. </w:t>
       </w:r>
-      <w:hyperlink w:history="1" r:id="rId6vcolkbcknjqtxedsnurc">
+      <w:hyperlink w:history="1" r:id="rIdiytggtvd6nkvozrtctaaw">
         <w:r>
           <w:rPr>
             <w:color w:val="0563C1"/>
@@ -6629,7 +6653,7 @@
       <w:r>
         <w:t xml:space="preserve">NASA. “</w:t>
       </w:r>
-      <w:hyperlink w:history="1" r:id="rIds_foshmgg_79_y7akluxn">
+      <w:hyperlink w:history="1" r:id="rIddxb5lng9abxmnt_wu2e9l">
         <w:r>
           <w:rPr>
             <w:color w:val="0563C1"/>
@@ -6657,7 +6681,7 @@
       <w:r>
         <w:t xml:space="preserve">Chaikin, Andrew. </w:t>
       </w:r>
-      <w:hyperlink w:history="1" r:id="rId6jtqdnzq4iwjwzgluurkk">
+      <w:hyperlink w:history="1" r:id="rIdsvshvospy99fa1fkmkdgu">
         <w:r>
           <w:rPr>
             <w:color w:val="0563C1"/>
@@ -6685,7 +6709,7 @@
       <w:r>
         <w:t xml:space="preserve">Siddiqi, Asif A. </w:t>
       </w:r>
-      <w:hyperlink w:history="1" r:id="rId2v_bl_cn49bkaqnp6mdwf">
+      <w:hyperlink w:history="1" r:id="rIdn_jlo79xh-mxb8-opsg-s">
         <w:r>
           <w:rPr>
             <w:color w:val="0563C1"/>
@@ -6713,7 +6737,7 @@
       <w:r>
         <w:t xml:space="preserve">Colaprete, Anthony, et al. “</w:t>
       </w:r>
-      <w:hyperlink w:history="1" r:id="rIdau1-qfdjb66oiwgjhinlz">
+      <w:hyperlink w:history="1" r:id="rIdfx0qopxm3kyaudtcup5yp">
         <w:r>
           <w:rPr>
             <w:color w:val="0563C1"/>
@@ -6741,7 +6765,7 @@
       <w:r>
         <w:t xml:space="preserve">Sheehan, William. </w:t>
       </w:r>
-      <w:hyperlink w:history="1" r:id="rIdb5dcpn6hfclornlev6sle">
+      <w:hyperlink w:history="1" r:id="rId0pqtn-kqmtl3c2qfrtsdr">
         <w:r>
           <w:rPr>
             <w:color w:val="0563C1"/>
@@ -6769,7 +6793,7 @@
       <w:r>
         <w:t xml:space="preserve">Grotzinger, John P., et al. “</w:t>
       </w:r>
-      <w:hyperlink w:history="1" r:id="rIdgyizo_xnvlgcfcuuxjxto">
+      <w:hyperlink w:history="1" r:id="rIdpa3lpaq5t640d__ps1-ws">
         <w:r>
           <w:rPr>
             <w:color w:val="0563C1"/>
@@ -6797,7 +6821,7 @@
       <w:r>
         <w:t xml:space="preserve">Mangold, Nicolas, et al. “</w:t>
       </w:r>
-      <w:hyperlink w:history="1" r:id="rIdvcvmrlq_wmujlcczocgpd">
+      <w:hyperlink w:history="1" r:id="rIdcq4k9pnbc_cruwgdzmysz">
         <w:r>
           <w:rPr>
             <w:color w:val="0563C1"/>
@@ -6845,7 +6869,7 @@
       <w:r>
         <w:t xml:space="preserve">Ashby, Neil. “</w:t>
       </w:r>
-      <w:hyperlink w:history="1" r:id="rId0c0u14gmhmj2dipm3zgly">
+      <w:hyperlink w:history="1" r:id="rIdpdxwg9tbdcuzs_tr3wznm">
         <w:r>
           <w:rPr>
             <w:color w:val="0563C1"/>
@@ -6873,7 +6897,7 @@
       <w:r>
         <w:t xml:space="preserve">Dyson, F. W., A. S. Eddington, and C. Davidson. “</w:t>
       </w:r>
-      <w:hyperlink w:history="1" r:id="rIdvixv78anm6rhf00v9ytol">
+      <w:hyperlink w:history="1" r:id="rId1adrwysr28nxwolfhogiv">
         <w:r>
           <w:rPr>
             <w:color w:val="0563C1"/>
@@ -6901,7 +6925,7 @@
       <w:r>
         <w:t xml:space="preserve">Au, Whitlow W. L. </w:t>
       </w:r>
-      <w:hyperlink w:history="1" r:id="rIdrdqoy_ejvz-c7xm80vfcw">
+      <w:hyperlink w:history="1" r:id="rIdzgzyyhh_zk3pyxyriw4pp">
         <w:r>
           <w:rPr>
             <w:color w:val="0563C1"/>
@@ -6929,7 +6953,7 @@
       <w:r>
         <w:t xml:space="preserve">Susskind, Leonard. “</w:t>
       </w:r>
-      <w:hyperlink w:history="1" r:id="rId7kirxvalxn_eennvjqgvt">
+      <w:hyperlink w:history="1" r:id="rIdpjvcgpgtiqkpxbdqy1mnl">
         <w:r>
           <w:rPr>
             <w:color w:val="0563C1"/>
@@ -6957,7 +6981,7 @@
       <w:r>
         <w:t xml:space="preserve">Scerri, Eric R. </w:t>
       </w:r>
-      <w:hyperlink w:history="1" r:id="rId4vchyakfmh7rum9qzuqho">
+      <w:hyperlink w:history="1" r:id="rIdrdywuppsmh96bodmatkv1">
         <w:r>
           <w:rPr>
             <w:color w:val="0563C1"/>
@@ -6985,7 +7009,7 @@
       <w:r>
         <w:t xml:space="preserve">Erisman, Jan Willem, et al. “</w:t>
       </w:r>
-      <w:hyperlink w:history="1" r:id="rIdrlawjyzs678s6fzwdoimz">
+      <w:hyperlink w:history="1" r:id="rIdviuhjeui2rorrdymvksll">
         <w:r>
           <w:rPr>
             <w:color w:val="0563C1"/>
@@ -7013,7 +7037,7 @@
       <w:r>
         <w:t xml:space="preserve">Watson, J. D., and F. H. C. Crick. “</w:t>
       </w:r>
-      <w:hyperlink w:history="1" r:id="rIdmpwb8gizncqs66-cmbswe">
+      <w:hyperlink w:history="1" r:id="rId9x2yqtqbpyvbby1-c-0l3">
         <w:r>
           <w:rPr>
             <w:color w:val="0563C1"/>
@@ -7041,7 +7065,7 @@
       <w:r>
         <w:t xml:space="preserve">Franklin, Rosalind E., and R. G. Gosling. “</w:t>
       </w:r>
-      <w:hyperlink w:history="1" r:id="rIddthmistoy-q7sgptrycbe">
+      <w:hyperlink w:history="1" r:id="rIdtiuyqbtx2oy5nfn3_fkpf">
         <w:r>
           <w:rPr>
             <w:color w:val="0563C1"/>
@@ -7069,7 +7093,7 @@
       <w:r>
         <w:t xml:space="preserve">International Human Genome Sequencing Consortium. “</w:t>
       </w:r>
-      <w:hyperlink w:history="1" r:id="rIdfgsxvochklnuqe2xwdyjb">
+      <w:hyperlink w:history="1" r:id="rIddm-7xjliakzeg503qvt9c">
         <w:r>
           <w:rPr>
             <w:color w:val="0563C1"/>
@@ -7097,7 +7121,7 @@
       <w:r>
         <w:t xml:space="preserve">International Human Genome Sequencing Consortium. “</w:t>
       </w:r>
-      <w:hyperlink w:history="1" r:id="rIdwnw92tl5dhw3p177t1upr">
+      <w:hyperlink w:history="1" r:id="rIdg-tzdnsm_-f0ouovzn3mq">
         <w:r>
           <w:rPr>
             <w:color w:val="0563C1"/>
@@ -7125,7 +7149,7 @@
       <w:r>
         <w:t xml:space="preserve">Nurk, Sergey, et al. “</w:t>
       </w:r>
-      <w:hyperlink w:history="1" r:id="rIdn791u0nfrgw73q9c1dwlj">
+      <w:hyperlink w:history="1" r:id="rIdjalifivr9mg8i1crgh1tq">
         <w:r>
           <w:rPr>
             <w:color w:val="0563C1"/>
@@ -7153,7 +7177,7 @@
       <w:r>
         <w:t xml:space="preserve">Vine, F. J., and D. H. Matthews. “</w:t>
       </w:r>
-      <w:hyperlink w:history="1" r:id="rIdyzugqbtjfs2zc5sdyu7gb">
+      <w:hyperlink w:history="1" r:id="rIdpl3g2qze78gtswej5iu8y">
         <w:r>
           <w:rPr>
             <w:color w:val="0563C1"/>
@@ -7181,7 +7205,7 @@
       <w:r>
         <w:t xml:space="preserve">Alpher, Ralph A., and Robert Herman. “</w:t>
       </w:r>
-      <w:hyperlink w:history="1" r:id="rIdpibv-yyurbn6eo-dyn9hw">
+      <w:hyperlink w:history="1" r:id="rIdsmoteiuakyco9qf0uvipi">
         <w:r>
           <w:rPr>
             <w:color w:val="0563C1"/>
@@ -7209,7 +7233,7 @@
       <w:r>
         <w:t xml:space="preserve">Penzias, A. A., and R. W. Wilson. “</w:t>
       </w:r>
-      <w:hyperlink w:history="1" r:id="rIdsjkjc-c6utwnloi_etvrn">
+      <w:hyperlink w:history="1" r:id="rIdxu4q_kw9rttypylbj5m4m">
         <w:r>
           <w:rPr>
             <w:color w:val="0563C1"/>
@@ -7237,7 +7261,7 @@
       <w:r>
         <w:t xml:space="preserve">Fleischmann, Martin, and Stanley Pons. “</w:t>
       </w:r>
-      <w:hyperlink w:history="1" r:id="rId4nb52yheveh-2mf4olmom">
+      <w:hyperlink w:history="1" r:id="rIdr3qohmi4v0jjtqmlwmre1">
         <w:r>
           <w:rPr>
             <w:color w:val="0563C1"/>
@@ -7265,7 +7289,7 @@
       <w:r>
         <w:t xml:space="preserve">Wolfe-Simon, Felisa, et al. “</w:t>
       </w:r>
-      <w:hyperlink w:history="1" r:id="rIdhw-3vpdnwecmzoh0r5u73">
+      <w:hyperlink w:history="1" r:id="rId8j8j6sq4vh-z4bcwj5ymd">
         <w:r>
           <w:rPr>
             <w:color w:val="0563C1"/>
@@ -7293,7 +7317,7 @@
       <w:r>
         <w:t xml:space="preserve">Reaves, Marshall Louis, et al. “</w:t>
       </w:r>
-      <w:hyperlink w:history="1" r:id="rIdbg6bp02diclx5xi0hv3zl">
+      <w:hyperlink w:history="1" r:id="rIdtuzi-bfuzmdgvxhhvzyfe">
         <w:r>
           <w:rPr>
             <w:color w:val="0563C1"/>
@@ -7341,7 +7365,7 @@
       <w:r>
         <w:t xml:space="preserve">Dalrymple, William. </w:t>
       </w:r>
-      <w:hyperlink w:history="1" r:id="rId-mcfip4qhyf0cnyupwl-v">
+      <w:hyperlink w:history="1" r:id="rId4i7mj4oolp5rvowg8khqr">
         <w:r>
           <w:rPr>
             <w:color w:val="0563C1"/>
@@ -7369,7 +7393,7 @@
       <w:r>
         <w:t xml:space="preserve">Maddison, Angus. </w:t>
       </w:r>
-      <w:hyperlink w:history="1" r:id="rIdvm7-bvwzlyik6nzgpqqap">
+      <w:hyperlink w:history="1" r:id="rIds1d9nm7lxuq3qxon7f6jf">
         <w:r>
           <w:rPr>
             <w:color w:val="0563C1"/>
@@ -7397,7 +7421,7 @@
       <w:r>
         <w:t xml:space="preserve">Sen, Amartya. </w:t>
       </w:r>
-      <w:hyperlink w:history="1" r:id="rIdo6gjvwd5dpytsqzusb4bi">
+      <w:hyperlink w:history="1" r:id="rId4deuo7z7jdobh4cibpnvi">
         <w:r>
           <w:rPr>
             <w:color w:val="0563C1"/>
@@ -7425,7 +7449,7 @@
       <w:r>
         <w:t xml:space="preserve">Khan, Yasmin. </w:t>
       </w:r>
-      <w:hyperlink w:history="1" r:id="rId3l_hyvlc8frjzine3tzmd">
+      <w:hyperlink w:history="1" r:id="rIdo-tu_uhwa8hvkxqu0_h9k">
         <w:r>
           <w:rPr>
             <w:color w:val="0563C1"/>
@@ -7448,12 +7472,28 @@
           <w:i/>
           <w:iCs/>
         </w:rPr>
+        <w:t xml:space="preserve">The ‘transfer of power’ reading of 1947. </w:t>
+      </w:r>
+      <w:r>
+        <w:t xml:space="preserve">Moore, R. J. Escape from Empire: The Attlee Government and the Indian Problem. Oxford: Clarendon Press, 1983.</w:t>
+      </w:r>
+    </w:p>
+    <w:p>
+      <w:pPr>
+        <w:spacing w:after="120"/>
+        <w:ind w:left="360" w:hanging="360"/>
+      </w:pPr>
+      <w:r>
+        <w:rPr>
+          <w:i/>
+          <w:iCs/>
+        </w:rPr>
         <w:t xml:space="preserve">Kenya and the detention camps. </w:t>
       </w:r>
       <w:r>
         <w:t xml:space="preserve">Elkins, Caroline. </w:t>
       </w:r>
-      <w:hyperlink w:history="1" r:id="rIdi7jv70zrvkku3w7gnrghn">
+      <w:hyperlink w:history="1" r:id="rIdortkaxg7j3oo0og3ak_cf">
         <w:r>
           <w:rPr>
             <w:color w:val="0563C1"/>
@@ -7481,7 +7521,7 @@
       <w:r>
         <w:t xml:space="preserve">Jansen, Jan C., and Jürgen Osterhammel. </w:t>
       </w:r>
-      <w:hyperlink w:history="1" r:id="rIdv_d8lfs_7a1nplh8bsipq">
+      <w:hyperlink w:history="1" r:id="rId42m3dif1ad387uy1dser4">
         <w:r>
           <w:rPr>
             <w:color w:val="0563C1"/>
@@ -7509,7 +7549,7 @@
       <w:r>
         <w:t xml:space="preserve">Des Forges, Alison. </w:t>
       </w:r>
-      <w:hyperlink w:history="1" r:id="rId9afyh9hejfutai3xnu3r4">
+      <w:hyperlink w:history="1" r:id="rIdsax3bdihsgarazt687cpc">
         <w:r>
           <w:rPr>
             <w:color w:val="0563C1"/>
@@ -7537,7 +7577,7 @@
       <w:r>
         <w:t xml:space="preserve">Newbury, Catharine. </w:t>
       </w:r>
-      <w:hyperlink w:history="1" r:id="rId3cnypxzxwg0he5jsudoe-">
+      <w:hyperlink w:history="1" r:id="rIdytfva00qp1kgj-welpaea">
         <w:r>
           <w:rPr>
             <w:color w:val="0563C1"/>
@@ -7585,7 +7625,7 @@
       <w:r>
         <w:t xml:space="preserve">Branch, Taylor. </w:t>
       </w:r>
-      <w:hyperlink w:history="1" r:id="rIdelugvuqccxdwx4_cb2vfs">
+      <w:hyperlink w:history="1" r:id="rIds6yahri5hemuzrqkscbka">
         <w:r>
           <w:rPr>
             <w:color w:val="0563C1"/>
@@ -7613,7 +7653,7 @@
       <w:r>
         <w:t xml:space="preserve">Hoose, Phillip. </w:t>
       </w:r>
-      <w:hyperlink w:history="1" r:id="rIdvypzd5crd5oxy2eicdi3j">
+      <w:hyperlink w:history="1" r:id="rIdxifmigcv2fial1klxynuy">
         <w:r>
           <w:rPr>
             <w:color w:val="0563C1"/>
@@ -7641,7 +7681,7 @@
       <w:r>
         <w:t xml:space="preserve">Tyson, Timothy B. </w:t>
       </w:r>
-      <w:hyperlink w:history="1" r:id="rIdq2z2oktpwq5xrc2y8jbs4">
+      <w:hyperlink w:history="1" r:id="rIdgv95evtzsqwucsg93ej48">
         <w:r>
           <w:rPr>
             <w:color w:val="0563C1"/>
@@ -7669,7 +7709,7 @@
       <w:r>
         <w:t xml:space="preserve">Mandela, Nelson. </w:t>
       </w:r>
-      <w:hyperlink w:history="1" r:id="rIdbxj1nvtos7tx-n3berk88">
+      <w:hyperlink w:history="1" r:id="rIddel0xrrhegwyzdcbjfvao">
         <w:r>
           <w:rPr>
             <w:color w:val="0563C1"/>
@@ -7692,12 +7732,28 @@
           <w:i/>
           <w:iCs/>
         </w:rPr>
+        <w:t xml:space="preserve">Apartheid’s end as a multi-factor negotiation, not a single memoir’s account. </w:t>
+      </w:r>
+      <w:r>
+        <w:t xml:space="preserve">Dubow, Saul. Apartheid, 1948–1994. Oxford: Oxford University Press, 2014.</w:t>
+      </w:r>
+    </w:p>
+    <w:p>
+      <w:pPr>
+        <w:spacing w:after="120"/>
+        <w:ind w:left="360" w:hanging="360"/>
+      </w:pPr>
+      <w:r>
+        <w:rPr>
+          <w:i/>
+          <w:iCs/>
+        </w:rPr>
         <w:t xml:space="preserve">Stonewall. </w:t>
       </w:r>
       <w:r>
         <w:t xml:space="preserve">Carter, David. </w:t>
       </w:r>
-      <w:hyperlink w:history="1" r:id="rId-zu1_eim5ded4vwue0n1_">
+      <w:hyperlink w:history="1" r:id="rIdld3tlyuz_hkvinupkfqmd">
         <w:r>
           <w:rPr>
             <w:color w:val="0563C1"/>
@@ -7745,7 +7801,7 @@
       <w:r>
         <w:t xml:space="preserve">Turing, A. M. “</w:t>
       </w:r>
-      <w:hyperlink w:history="1" r:id="rIdf58cyz3nikhll2ultv11_">
+      <w:hyperlink w:history="1" r:id="rIdvci1r5--y5mbkpgobb6oh">
         <w:r>
           <w:rPr>
             <w:color w:val="0563C1"/>
@@ -7773,7 +7829,7 @@
       <w:r>
         <w:t xml:space="preserve">Copeland, B. Jack, ed. </w:t>
       </w:r>
-      <w:hyperlink w:history="1" r:id="rId4u0mps-zsnzqphqtzz9r2">
+      <w:hyperlink w:history="1" r:id="rIdqljy05sufniqklo6traey">
         <w:r>
           <w:rPr>
             <w:color w:val="0563C1"/>
@@ -7801,7 +7857,7 @@
       <w:r>
         <w:t xml:space="preserve">Isaacson, Walter. </w:t>
       </w:r>
-      <w:hyperlink w:history="1" r:id="rIdpx3qkf6jfqxekcfoqdkzk">
+      <w:hyperlink w:history="1" r:id="rIdt2hweu7xpjkf7qcxy98vz">
         <w:r>
           <w:rPr>
             <w:color w:val="0563C1"/>
@@ -7829,7 +7885,7 @@
       <w:r>
         <w:t xml:space="preserve">Vosoughi, Soroush, Deb Roy, and Sinan Aral. “</w:t>
       </w:r>
-      <w:hyperlink w:history="1" r:id="rIdaf9zxityvtv5rtt1fvpsa">
+      <w:hyperlink w:history="1" r:id="rIdqskmubbz3kf98orwbmx1m">
         <w:r>
           <w:rPr>
             <w:color w:val="0563C1"/>
@@ -7877,7 +7933,7 @@
       <w:r>
         <w:t xml:space="preserve">Stuart, David. </w:t>
       </w:r>
-      <w:hyperlink w:history="1" r:id="rIdzifwuy8pxjbfsvmsp8qun">
+      <w:hyperlink w:history="1" r:id="rIdrwgtml6wgqus5dxh0sp4k">
         <w:r>
           <w:rPr>
             <w:color w:val="0563C1"/>
@@ -7905,7 +7961,7 @@
       <w:r>
         <w:t xml:space="preserve">Aveni, Anthony. </w:t>
       </w:r>
-      <w:hyperlink w:history="1" r:id="rIdly5mqgs0wgupthwzwscex">
+      <w:hyperlink w:history="1" r:id="rIdqwdzkey8zk4pv4nzadjbx">
         <w:r>
           <w:rPr>
             <w:color w:val="0563C1"/>
@@ -7953,7 +8009,7 @@
       <w:r>
         <w:t xml:space="preserve">Meech, Karen J., et al. “</w:t>
       </w:r>
-      <w:hyperlink w:history="1" r:id="rIdiicldd81bflewlk1kewbe">
+      <w:hyperlink w:history="1" r:id="rId5-ey_mmafsrozaxvftvgr">
         <w:r>
           <w:rPr>
             <w:color w:val="0563C1"/>
@@ -7981,7 +8037,7 @@
       <w:r>
         <w:t xml:space="preserve">Micheli, Marco, et al. “</w:t>
       </w:r>
-      <w:hyperlink w:history="1" r:id="rIdfh12sehu6kergefu99r6n">
+      <w:hyperlink w:history="1" r:id="rIdr4tffvli9pnmzncui-aks">
         <w:r>
           <w:rPr>
             <w:color w:val="0563C1"/>
@@ -8009,7 +8065,7 @@
       <w:r>
         <w:t xml:space="preserve">‘Oumuamua ISSI Team. “</w:t>
       </w:r>
-      <w:hyperlink w:history="1" r:id="rIdthgwpoz15fgqpy8veavy0">
+      <w:hyperlink w:history="1" r:id="rIdzyjn9souzd094xsu9x7jg">
         <w:r>
           <w:rPr>
             <w:color w:val="0563C1"/>
@@ -8037,7 +8093,7 @@
       <w:r>
         <w:t xml:space="preserve">Staff at the National Astronomy and Ionosphere Center. “</w:t>
       </w:r>
-      <w:hyperlink w:history="1" r:id="rIduwdiplf2oonxpx3novb30">
+      <w:hyperlink w:history="1" r:id="rIdqxtzi2vcrs27jgrkdxxg8">
         <w:r>
           <w:rPr>
             <w:color w:val="0563C1"/>
@@ -8101,7 +8157,7 @@
       <w:r>
         <w:t xml:space="preserve">Riley, James C. “</w:t>
       </w:r>
-      <w:hyperlink w:history="1" r:id="rId3aheplv9-1uxi0mmq1d49">
+      <w:hyperlink w:history="1" r:id="rId5yp1saf4kpq9bdiiuyovy">
         <w:r>
           <w:rPr>
             <w:color w:val="0563C1"/>
@@ -8129,7 +8185,7 @@
       <w:r>
         <w:t xml:space="preserve">Bliss, Michael. </w:t>
       </w:r>
-      <w:hyperlink w:history="1" r:id="rIdpcadetsnmwhvu03yrpobu">
+      <w:hyperlink w:history="1" r:id="rIdwcdts4nhtgcmlc6c8at1h">
         <w:r>
           <w:rPr>
             <w:color w:val="0563C1"/>
@@ -8157,7 +8213,7 @@
       <w:r>
         <w:t xml:space="preserve">Reverby, Susan M. </w:t>
       </w:r>
-      <w:hyperlink w:history="1" r:id="rIdjyteheozkmkjhsalgoxyg">
+      <w:hyperlink w:history="1" r:id="rId4yt72vhtj1kjx33k0h4fm">
         <w:r>
           <w:rPr>
             <w:color w:val="0563C1"/>
@@ -8185,7 +8241,7 @@
       <w:r>
         <w:t xml:space="preserve">Keefe, Patrick Radden. </w:t>
       </w:r>
-      <w:hyperlink w:history="1" r:id="rIdrsorkgtlquzr2_vwe1brp">
+      <w:hyperlink w:history="1" r:id="rIdxm9palzlnn-rorokljfav">
         <w:r>
           <w:rPr>
             <w:color w:val="0563C1"/>
@@ -8213,7 +8269,7 @@
       <w:r>
         <w:t xml:space="preserve">Antimicrobial Resistance Collaborators. “</w:t>
       </w:r>
-      <w:hyperlink w:history="1" r:id="rIdekjjyljqsbekghyqkvkpe">
+      <w:hyperlink w:history="1" r:id="rId-efehq62vc7tbkzsppew6">
         <w:r>
           <w:rPr>
             <w:color w:val="0563C1"/>
@@ -8241,7 +8297,7 @@
       <w:r>
         <w:t xml:space="preserve">Van Bressem, Marie-Françoise, et al. “</w:t>
       </w:r>
-      <w:hyperlink w:history="1" r:id="rIdcevigowx5s998gxedpjus">
+      <w:hyperlink w:history="1" r:id="rIdcv61go2iioagfny8cj1x7">
         <w:r>
           <w:rPr>
             <w:color w:val="0563C1"/>
@@ -8269,7 +8325,7 @@
       <w:r>
         <w:t xml:space="preserve">Oshinsky, David M. </w:t>
       </w:r>
-      <w:hyperlink w:history="1" r:id="rIdglhxj_2jklir2ppm67gt6">
+      <w:hyperlink w:history="1" r:id="rIdaal3d3upkyn9apecb8bmb">
         <w:r>
           <w:rPr>
             <w:color w:val="0563C1"/>
@@ -8297,7 +8353,7 @@
       <w:r>
         <w:t xml:space="preserve">Polack, Fernando P., et al. “</w:t>
       </w:r>
-      <w:hyperlink w:history="1" r:id="rIdfjn-uduvv71yijvhhebus">
+      <w:hyperlink w:history="1" r:id="rIdzni_0tvxz0clewlbdwn2h">
         <w:r>
           <w:rPr>
             <w:color w:val="0563C1"/>
@@ -8345,7 +8401,7 @@
       <w:r>
         <w:t xml:space="preserve">Arrhenius, Svante. “</w:t>
       </w:r>
-      <w:hyperlink w:history="1" r:id="rIdygjglqqimrrjmlb5jivwx">
+      <w:hyperlink w:history="1" r:id="rIdtvdjq5xbae7bfeappqqas">
         <w:r>
           <w:rPr>
             <w:color w:val="0563C1"/>
@@ -8373,7 +8429,7 @@
       <w:r>
         <w:t xml:space="preserve">Philip, Sjoukje Y., et al. “</w:t>
       </w:r>
-      <w:hyperlink w:history="1" r:id="rIdvgsr2veqciezjwqf245pr">
+      <w:hyperlink w:history="1" r:id="rIdxnhvq4d7zrd6lqitqtus4">
         <w:r>
           <w:rPr>
             <w:color w:val="0563C1"/>
@@ -8401,7 +8457,7 @@
       <w:r>
         <w:t xml:space="preserve">Supran, G., S. Rahmstorf, and N. Oreskes. “</w:t>
       </w:r>
-      <w:hyperlink w:history="1" r:id="rIdurtb1w9no2kx92bd7ozgn">
+      <w:hyperlink w:history="1" r:id="rIdkanz9q8-yz361-kx86xu4">
         <w:r>
           <w:rPr>
             <w:color w:val="0563C1"/>
@@ -8429,7 +8485,7 @@
       <w:r>
         <w:t xml:space="preserve">Witze, Alexandra. “</w:t>
       </w:r>
-      <w:hyperlink w:history="1" r:id="rId1cjwapzqrrxa-mddeua95">
+      <w:hyperlink w:history="1" r:id="rIdebjrtuiz1wbbypxbxm5bc">
         <w:r>
           <w:rPr>
             <w:color w:val="0563C1"/>
@@ -8457,7 +8513,7 @@
       <w:r>
         <w:t xml:space="preserve">IPCC. </w:t>
       </w:r>
-      <w:hyperlink w:history="1" r:id="rIdtkh1srwg8xxe3tjeepcud">
+      <w:hyperlink w:history="1" r:id="rIduo6-txq4g7cn3jdgsma83">
         <w:r>
           <w:rPr>
             <w:color w:val="0563C1"/>
@@ -8485,7 +8541,7 @@
       <w:r>
         <w:t xml:space="preserve">Morlighem, Mathieu, et al. “</w:t>
       </w:r>
-      <w:hyperlink w:history="1" r:id="rIdhaejfdd51l47ujrlzztwy">
+      <w:hyperlink w:history="1" r:id="rIddyfynumzk41pijuqag6mg">
         <w:r>
           <w:rPr>
             <w:color w:val="0563C1"/>
@@ -8513,7 +8569,7 @@
       <w:r>
         <w:t xml:space="preserve">IMBIE Team. “</w:t>
       </w:r>
-      <w:hyperlink w:history="1" r:id="rId61h80uqown15vhqjd3yfj">
+      <w:hyperlink w:history="1" r:id="rIdzdy-rtctz8t9fbhrzklqh">
         <w:r>
           <w:rPr>
             <w:color w:val="0563C1"/>
@@ -8541,7 +8597,7 @@
       <w:r>
         <w:t xml:space="preserve">Joughin, Ian, Benjamin E. Smith, and Brooke Medley. “</w:t>
       </w:r>
-      <w:hyperlink w:history="1" r:id="rIdjbq4719pjb2wr_al2nfds">
+      <w:hyperlink w:history="1" r:id="rIdl05ognxqzka2vsdqo1ezx">
         <w:r>
           <w:rPr>
             <w:color w:val="0563C1"/>
@@ -8569,7 +8625,7 @@
       <w:r>
         <w:t xml:space="preserve">Secretariat of the Antarctic Treaty. “</w:t>
       </w:r>
-      <w:hyperlink w:history="1" r:id="rIdjwwyubxposrjasxolfbpj">
+      <w:hyperlink w:history="1" r:id="rIdt8h8ygmng9mj5vmlqof8x">
         <w:r>
           <w:rPr>
             <w:color w:val="0563C1"/>
@@ -8597,7 +8653,7 @@
       <w:r>
         <w:t xml:space="preserve">Office of the Historian, US Department of State. </w:t>
       </w:r>
-      <w:hyperlink w:history="1" r:id="rIdsxiyp1r1gmmr3zetj0uf6">
+      <w:hyperlink w:history="1" r:id="rIdcuxqggyqvpei203lxzb3i">
         <w:r>
           <w:rPr>
             <w:color w:val="0563C1"/>
@@ -8625,7 +8681,7 @@
       <w:r>
         <w:t xml:space="preserve">“‘Greenland Belongs to Greenland’: </w:t>
       </w:r>
-      <w:hyperlink w:history="1" r:id="rIdzfo4bqa0m_bkwejiv6kdw">
+      <w:hyperlink w:history="1" r:id="rId5yuitephysguaex9wlfds">
         <w:r>
           <w:rPr>
             <w:color w:val="0563C1"/>
@@ -8653,7 +8709,7 @@
       <w:r>
         <w:t xml:space="preserve">BBC News. Report on </w:t>
       </w:r>
-      <w:hyperlink w:history="1" r:id="rIdexjqhx7_dddy6lrej83fa">
+      <w:hyperlink w:history="1" r:id="rIdwkcrhw0dbgdtuao8p96d0">
         <w:r>
           <w:rPr>
             <w:color w:val="0563C1"/>
@@ -8681,7 +8737,7 @@
       <w:r>
         <w:t xml:space="preserve">BBC News. </w:t>
       </w:r>
-      <w:hyperlink w:history="1" r:id="rId44qzpi2ma2wz0uakffj3t">
+      <w:hyperlink w:history="1" r:id="rIdfsr7i5vswru6p5m0qa-gl">
         <w:r>
           <w:rPr>
             <w:color w:val="0563C1"/>
@@ -8709,7 +8765,7 @@
       <w:r>
         <w:t xml:space="preserve">Statistics Greenland. “</w:t>
       </w:r>
-      <w:hyperlink w:history="1" r:id="rIdntsw-injciticyx7g_1nw">
+      <w:hyperlink w:history="1" r:id="rId41w5iusv3zhg5qagsizmo">
         <w:r>
           <w:rPr>
             <w:color w:val="0563C1"/>
@@ -8773,7 +8829,7 @@
       <w:r>
         <w:t xml:space="preserve">COVID-19 National Preparedness Collaborators. “</w:t>
       </w:r>
-      <w:hyperlink w:history="1" r:id="rIdob_kvcxdjv7rytgux7gle">
+      <w:hyperlink w:history="1" r:id="rId2rdzljy6q1x5dip-9dgq0">
         <w:r>
           <w:rPr>
             <w:color w:val="0563C1"/>
@@ -8801,7 +8857,7 @@
       <w:r>
         <w:t xml:space="preserve">Msemburi, William, et al. “</w:t>
       </w:r>
-      <w:hyperlink w:history="1" r:id="rIdltozu-ckn2wmfrg15vljr">
+      <w:hyperlink w:history="1" r:id="rId57nlfxhlgevvo6dxo71sx">
         <w:r>
           <w:rPr>
             <w:color w:val="0563C1"/>
@@ -8885,7 +8941,7 @@
       <w:r>
         <w:t xml:space="preserve">Jinek, Martin, et al. “</w:t>
       </w:r>
-      <w:hyperlink w:history="1" r:id="rIdjtinaxpewbuhpyoco9gn-">
+      <w:hyperlink w:history="1" r:id="rIdnf_l1us6jseaxvy-9xppb">
         <w:r>
           <w:rPr>
             <w:color w:val="0563C1"/>
@@ -8913,7 +8969,7 @@
       <w:r>
         <w:t xml:space="preserve">Fehilly, Carole B., S. M. Willadsen, and Elizabeth M. Tucker. “</w:t>
       </w:r>
-      <w:hyperlink w:history="1" r:id="rIdrpdbxc1dovs5hdv17p6fn">
+      <w:hyperlink w:history="1" r:id="rId9dlh3_wrxyecwaagng2tc">
         <w:r>
           <w:rPr>
             <w:color w:val="0563C1"/>
@@ -8961,7 +9017,7 @@
       <w:r>
         <w:t xml:space="preserve">Ganopolski, A., R. Winkelmann, and H. J. Schellnhuber. “</w:t>
       </w:r>
-      <w:hyperlink w:history="1" r:id="rIddsb979whjhkqewkzxkzzr">
+      <w:hyperlink w:history="1" r:id="rIdumh3dwcg6-rexchzxudk3">
         <w:r>
           <w:rPr>
             <w:color w:val="0563C1"/>
@@ -9009,7 +9065,7 @@
       <w:r>
         <w:t xml:space="preserve">Hawking, S. W. “</w:t>
       </w:r>
-      <w:hyperlink w:history="1" r:id="rIdndkzj7cmqpkk16isepg7l">
+      <w:hyperlink w:history="1" r:id="rIdchxf3_r8xgg-0hc_mnl9-">
         <w:r>
           <w:rPr>
             <w:color w:val="0563C1"/>
@@ -9037,7 +9093,7 @@
       <w:r>
         <w:t xml:space="preserve">LIGO Scientific Collaboration and Virgo Collaboration. “</w:t>
       </w:r>
-      <w:hyperlink w:history="1" r:id="rIdbkvzee-4tz61ikyhmw5bp">
+      <w:hyperlink w:history="1" r:id="rId6bhejktfrpj2jjgabtyx_">
         <w:r>
           <w:rPr>
             <w:color w:val="0563C1"/>
@@ -9065,7 +9121,7 @@
       <w:r>
         <w:t xml:space="preserve">ATLAS Collaboration. “</w:t>
       </w:r>
-      <w:hyperlink w:history="1" r:id="rIdhc330lhoydpnwmiyzbfsx">
+      <w:hyperlink w:history="1" r:id="rId4qcs1sscolxr2f9hayhis">
         <w:r>
           <w:rPr>
             <w:color w:val="0563C1"/>
@@ -9093,7 +9149,7 @@
       <w:r>
         <w:t xml:space="preserve">Abu-Shawareb, H., et al. (Indirect Drive ICF Collaboration). “</w:t>
       </w:r>
-      <w:hyperlink w:history="1" r:id="rIdixagnu3dr2uqgxnuo4uou">
+      <w:hyperlink w:history="1" r:id="rIdhh1chtxroegfj8ef4vlto">
         <w:r>
           <w:rPr>
             <w:color w:val="0563C1"/>

--- a/The Dolphins' View of History/chapters/Notes and Sources.docx
+++ b/The Dolphins' View of History/chapters/Notes and Sources.docx
@@ -83,7 +83,7 @@
       <w:r>
         <w:t xml:space="preserve">Thewissen, J. G. M., et al. “</w:t>
       </w:r>
-      <w:hyperlink w:history="1" r:id="rIda6slchj2kyslsekwuoyy2">
+      <w:hyperlink w:history="1" r:id="rIdbu8twbj9gxzffxis32n7q">
         <w:r>
           <w:rPr>
             <w:color w:val="0563C1"/>
@@ -111,7 +111,7 @@
       <w:r>
         <w:t xml:space="preserve">Stringer, Chris. </w:t>
       </w:r>
-      <w:hyperlink w:history="1" r:id="rIdgci2xmbtsqrpfnzbgnpnn">
+      <w:hyperlink w:history="1" r:id="rIdpl7wcvtaxy1ctoslptzjr">
         <w:r>
           <w:rPr>
             <w:color w:val="0563C1"/>
@@ -159,7 +159,7 @@
       <w:r>
         <w:t xml:space="preserve">Marino, Lori. “</w:t>
       </w:r>
-      <w:hyperlink w:history="1" r:id="rId12yj4t54frgnrx8soiz4a">
+      <w:hyperlink w:history="1" r:id="rIdrhqzyptxsptgqhhi4_bhm">
         <w:r>
           <w:rPr>
             <w:color w:val="0563C1"/>
@@ -187,7 +187,7 @@
       <w:r>
         <w:t xml:space="preserve">Janik, Vincent M., Laela S. Sayigh, and Randall S. Wells. “</w:t>
       </w:r>
-      <w:hyperlink w:history="1" r:id="rIdpfm_ytk3tjo8atvx9awfe">
+      <w:hyperlink w:history="1" r:id="rId9ml6rjgdycpwhvpuqelwf">
         <w:r>
           <w:rPr>
             <w:color w:val="0563C1"/>
@@ -215,7 +215,7 @@
       <w:r>
         <w:t xml:space="preserve">Krützen, Michael, et al. “</w:t>
       </w:r>
-      <w:hyperlink w:history="1" r:id="rIdng24xejwys-si07kw9psk">
+      <w:hyperlink w:history="1" r:id="rIdq0pjh-pajiifcuzri2gn1">
         <w:r>
           <w:rPr>
             <w:color w:val="0563C1"/>
@@ -243,7 +243,7 @@
       <w:r>
         <w:t xml:space="preserve">Tennie, Claudio, Josep Call, and Michael Tomasello. “</w:t>
       </w:r>
-      <w:hyperlink w:history="1" r:id="rId58dujbsfnd_o8840mla1k">
+      <w:hyperlink w:history="1" r:id="rId70c7wyjwipyh4zl69nliy">
         <w:r>
           <w:rPr>
             <w:color w:val="0563C1"/>
@@ -307,7 +307,7 @@
       <w:r>
         <w:t xml:space="preserve">Hublin, Jean-Jacques, et al. “</w:t>
       </w:r>
-      <w:hyperlink w:history="1" r:id="rIdsonmkv8gzky2ulvv-idri">
+      <w:hyperlink w:history="1" r:id="rIdtgx6cq50pu56igyzczryp">
         <w:r>
           <w:rPr>
             <w:color w:val="0563C1"/>
@@ -335,7 +335,7 @@
       <w:r>
         <w:t xml:space="preserve">Scerri, Eleanor M. L., et al. “</w:t>
       </w:r>
-      <w:hyperlink w:history="1" r:id="rIdn-7al1z27_wqf70n5-nd1">
+      <w:hyperlink w:history="1" r:id="rId7hyj6tdffcttnnmfxahfi">
         <w:r>
           <w:rPr>
             <w:color w:val="0563C1"/>
@@ -363,7 +363,7 @@
       <w:r>
         <w:t xml:space="preserve">Leakey, M. D., and R. L. Hay. “</w:t>
       </w:r>
-      <w:hyperlink w:history="1" r:id="rIdn0hsu6-bpl-2i6z6gbyv-">
+      <w:hyperlink w:history="1" r:id="rIdsd9zdez92ozhlzn1be3sf">
         <w:r>
           <w:rPr>
             <w:color w:val="0563C1"/>
@@ -391,7 +391,7 @@
       <w:r>
         <w:t xml:space="preserve">Villmoare, Brian, et al. “</w:t>
       </w:r>
-      <w:hyperlink w:history="1" r:id="rIdsfaajlialeehg0ak8znfv">
+      <w:hyperlink w:history="1" r:id="rId2bfhxdbxm2tqetizy38fc">
         <w:r>
           <w:rPr>
             <w:color w:val="0563C1"/>
@@ -419,7 +419,7 @@
       <w:r>
         <w:t xml:space="preserve">Lordkipanidze, David, et al. “</w:t>
       </w:r>
-      <w:hyperlink w:history="1" r:id="rIdd2hskkmwzulshnjhdyl43">
+      <w:hyperlink w:history="1" r:id="rIdhze3y9flluqsqmuj_l_o9">
         <w:r>
           <w:rPr>
             <w:color w:val="0563C1"/>
@@ -447,7 +447,7 @@
       <w:r>
         <w:t xml:space="preserve">Dirks, Paul H. G. M., et al. “</w:t>
       </w:r>
-      <w:hyperlink w:history="1" r:id="rId1dr1zlspa_iltqlrhpmc7">
+      <w:hyperlink w:history="1" r:id="rId3kadvumeuvn7x5yvfeglr">
         <w:r>
           <w:rPr>
             <w:color w:val="0563C1"/>
@@ -475,7 +475,7 @@
       <w:r>
         <w:t xml:space="preserve">Henshilwood, Christopher S., et al. “</w:t>
       </w:r>
-      <w:hyperlink w:history="1" r:id="rIdt81w2hknnuypqbnaoqg-n">
+      <w:hyperlink w:history="1" r:id="rIdanvobzlvhjxszyrb-azxu">
         <w:r>
           <w:rPr>
             <w:color w:val="0563C1"/>
@@ -539,7 +539,7 @@
       <w:r>
         <w:t xml:space="preserve">Berna, Francesco, et al. “</w:t>
       </w:r>
-      <w:hyperlink w:history="1" r:id="rIdgpvyux3m4sasvtryo-vxo">
+      <w:hyperlink w:history="1" r:id="rId3r7twj0ezz27oxtkccoch">
         <w:r>
           <w:rPr>
             <w:color w:val="0563C1"/>
@@ -567,7 +567,7 @@
       <w:r>
         <w:t xml:space="preserve">Shahack-Gross, Ruth, et al. “</w:t>
       </w:r>
-      <w:hyperlink w:history="1" r:id="rIdwmiqfsdlp5escowiekxft">
+      <w:hyperlink w:history="1" r:id="rIdgp4pbb7kee75hrep05xun">
         <w:r>
           <w:rPr>
             <w:color w:val="0563C1"/>
@@ -595,7 +595,7 @@
       <w:r>
         <w:t xml:space="preserve">Harmand, Sonia, et al. “</w:t>
       </w:r>
-      <w:hyperlink w:history="1" r:id="rId9xiifb7dorauk-pgud_w9">
+      <w:hyperlink w:history="1" r:id="rIdolgvz1nqxsxntm_jvufkp">
         <w:r>
           <w:rPr>
             <w:color w:val="0563C1"/>
@@ -623,7 +623,7 @@
       <w:r>
         <w:t xml:space="preserve">Lepre, Christopher J., et al. “</w:t>
       </w:r>
-      <w:hyperlink w:history="1" r:id="rIdb1cx86ciltdyvgcbxakzx">
+      <w:hyperlink w:history="1" r:id="rId2nsfzleo4ybq4vy_hwdx2">
         <w:r>
           <w:rPr>
             <w:color w:val="0563C1"/>
@@ -651,7 +651,7 @@
       <w:r>
         <w:t xml:space="preserve">Brown, Kyle S., et al. “</w:t>
       </w:r>
-      <w:hyperlink w:history="1" r:id="rIdmn6iue2wou9v5wlveo5ob">
+      <w:hyperlink w:history="1" r:id="rIdeviginu99fn_z6soalkc6">
         <w:r>
           <w:rPr>
             <w:color w:val="0563C1"/>
@@ -679,7 +679,7 @@
       <w:r>
         <w:t xml:space="preserve">Wrangham, Richard. </w:t>
       </w:r>
-      <w:hyperlink w:history="1" r:id="rIdufzxfykkqacesiia2axjh">
+      <w:hyperlink w:history="1" r:id="rIdlafhx84-w7yrwpdnpmiwj">
         <w:r>
           <w:rPr>
             <w:color w:val="0563C1"/>
@@ -707,7 +707,7 @@
       <w:r>
         <w:t xml:space="preserve">Fitch, W. Tecumseh. </w:t>
       </w:r>
-      <w:hyperlink w:history="1" r:id="rId4grfxzd4pqx4xngxdazwv">
+      <w:hyperlink w:history="1" r:id="rIddmj2z0oy9_r7lgukrnme6">
         <w:r>
           <w:rPr>
             <w:color w:val="0563C1"/>
@@ -755,7 +755,7 @@
       <w:r>
         <w:t xml:space="preserve">Clarkson, Chris, et al. “</w:t>
       </w:r>
-      <w:hyperlink w:history="1" r:id="rIdeeqkmh6gdqecexta1ffsl">
+      <w:hyperlink w:history="1" r:id="rIdok4jbnu5vvlg7x_8-vkr0">
         <w:r>
           <w:rPr>
             <w:color w:val="0563C1"/>
@@ -783,7 +783,7 @@
       <w:r>
         <w:t xml:space="preserve">O’Connell, James F., et al. “</w:t>
       </w:r>
-      <w:hyperlink w:history="1" r:id="rIdgn45v5qiydrwsa8hvz1ht">
+      <w:hyperlink w:history="1" r:id="rIdpuei-euvu5xkfbo7oaugu">
         <w:r>
           <w:rPr>
             <w:color w:val="0563C1"/>
@@ -811,7 +811,7 @@
       <w:r>
         <w:t xml:space="preserve">Reich, David, et al. “</w:t>
       </w:r>
-      <w:hyperlink w:history="1" r:id="rIdmkd2x0b92qbojlvb5cj60">
+      <w:hyperlink w:history="1" r:id="rIda8hhldx0tb3qvhs6xqtfh">
         <w:r>
           <w:rPr>
             <w:color w:val="0563C1"/>
@@ -839,7 +839,7 @@
       <w:r>
         <w:t xml:space="preserve">Chen, Fahu, et al. “</w:t>
       </w:r>
-      <w:hyperlink w:history="1" r:id="rIdnh_a56jfp7edtriqc7rvt">
+      <w:hyperlink w:history="1" r:id="rId54viw0gmahry6uduit8lc">
         <w:r>
           <w:rPr>
             <w:color w:val="0563C1"/>
@@ -867,7 +867,7 @@
       <w:r>
         <w:t xml:space="preserve">Higham, Tom, et al. “</w:t>
       </w:r>
-      <w:hyperlink w:history="1" r:id="rId7aafuoyczn9idtnuudny3">
+      <w:hyperlink w:history="1" r:id="rIdjmxuvy1r4cz4wmr4kkzuc">
         <w:r>
           <w:rPr>
             <w:color w:val="0563C1"/>
@@ -895,7 +895,7 @@
       <w:r>
         <w:t xml:space="preserve">Sutikna, Thomas, et al. “</w:t>
       </w:r>
-      <w:hyperlink w:history="1" r:id="rIdl44cdzqgsaojl59qg4pvw">
+      <w:hyperlink w:history="1" r:id="rId5qvzhh5abzie9dc9dw2w_">
         <w:r>
           <w:rPr>
             <w:color w:val="0563C1"/>
@@ -923,7 +923,7 @@
       <w:r>
         <w:t xml:space="preserve">Oktaviana, Adhi Agus, et al. “</w:t>
       </w:r>
-      <w:hyperlink w:history="1" r:id="rIdrpqfgg5gyccvfegeodsta">
+      <w:hyperlink w:history="1" r:id="rIdjr6srykdbntaa4czqpwjl">
         <w:r>
           <w:rPr>
             <w:color w:val="0563C1"/>
@@ -951,7 +951,7 @@
       <w:r>
         <w:t xml:space="preserve">Bennett, Matthew R., et al. “</w:t>
       </w:r>
-      <w:hyperlink w:history="1" r:id="rIdls7kvsempstvpt_3ahvwv">
+      <w:hyperlink w:history="1" r:id="rIdkpda_5tvcgg7aydtw2tpi">
         <w:r>
           <w:rPr>
             <w:color w:val="0563C1"/>
@@ -979,7 +979,7 @@
       <w:r>
         <w:t xml:space="preserve">Reich, David. </w:t>
       </w:r>
-      <w:hyperlink w:history="1" r:id="rId54rw3uzsqquiomjhrqg-n">
+      <w:hyperlink w:history="1" r:id="rIdp6dyeqxvjqzeaowbzzmj8">
         <w:r>
           <w:rPr>
             <w:color w:val="0563C1"/>
@@ -1027,7 +1027,7 @@
       <w:r>
         <w:t xml:space="preserve">Dietrich, Oliver, et al. “</w:t>
       </w:r>
-      <w:hyperlink w:history="1" r:id="rId3uxzk7upkhkmbrvhebi5k">
+      <w:hyperlink w:history="1" r:id="rIddromyslglzycd_iijkywx">
         <w:r>
           <w:rPr>
             <w:color w:val="0563C1"/>
@@ -1055,7 +1055,7 @@
       <w:r>
         <w:t xml:space="preserve">Larson, Greger, et al. “</w:t>
       </w:r>
-      <w:hyperlink w:history="1" r:id="rIdigclnrhsd22bl_yucxi8m">
+      <w:hyperlink w:history="1" r:id="rId3k23jw9_p4rredfj7ndgv">
         <w:r>
           <w:rPr>
             <w:color w:val="0563C1"/>
@@ -1083,7 +1083,7 @@
       <w:r>
         <w:t xml:space="preserve">Fuller, Dorian Q., et al. “</w:t>
       </w:r>
-      <w:hyperlink w:history="1" r:id="rId1kjgasgrzry2f1ptcmam5">
+      <w:hyperlink w:history="1" r:id="rIdld-fglgbxu6nclq2t0sr7">
         <w:r>
           <w:rPr>
             <w:color w:val="0563C1"/>
@@ -1111,7 +1111,7 @@
       <w:r>
         <w:t xml:space="preserve">Larsen, Clark Spencer. “</w:t>
       </w:r>
-      <w:hyperlink w:history="1" r:id="rId2yb2jm0qapx-b3b7m5xjr">
+      <w:hyperlink w:history="1" r:id="rIdk2rnuuunx8rzkgoipmsji">
         <w:r>
           <w:rPr>
             <w:color w:val="0563C1"/>
@@ -1139,7 +1139,7 @@
       <w:r>
         <w:t xml:space="preserve">Hodder, Ian. </w:t>
       </w:r>
-      <w:hyperlink w:history="1" r:id="rIdjaxa5ftm8ai42ljolix15">
+      <w:hyperlink w:history="1" r:id="rId4vr8um4fi8qs4rl7p1lf2">
         <w:r>
           <w:rPr>
             <w:color w:val="0563C1"/>
@@ -1167,7 +1167,7 @@
       <w:r>
         <w:t xml:space="preserve">Scott, James C. </w:t>
       </w:r>
-      <w:hyperlink w:history="1" r:id="rIdzvf18hna794rrm7v_io9h">
+      <w:hyperlink w:history="1" r:id="rIdhzn1c08j_dhwgqf8edv1r">
         <w:r>
           <w:rPr>
             <w:color w:val="0563C1"/>
@@ -1231,7 +1231,7 @@
       <w:r>
         <w:t xml:space="preserve">Schmandt-Besserat, Denise. </w:t>
       </w:r>
-      <w:hyperlink w:history="1" r:id="rIdhjgvjk2kft1g9stk9kcxu">
+      <w:hyperlink w:history="1" r:id="rIdigrfi3isqdiqplrzum6tg">
         <w:r>
           <w:rPr>
             <w:color w:val="0563C1"/>
@@ -1259,7 +1259,7 @@
       <w:r>
         <w:t xml:space="preserve">Nissen, Hans J., Peter Damerow, and Robert K. Englund. </w:t>
       </w:r>
-      <w:hyperlink w:history="1" r:id="rIdb3zgveg396zaz1kznatz3">
+      <w:hyperlink w:history="1" r:id="rIde28jsd1o2u-x98hvqk84g">
         <w:r>
           <w:rPr>
             <w:color w:val="0563C1"/>
@@ -1287,7 +1287,7 @@
       <w:r>
         <w:t xml:space="preserve">Houston, Stephen D., ed. </w:t>
       </w:r>
-      <w:hyperlink w:history="1" r:id="rIdqd4vb0h7vwt4gyqrxe9iz">
+      <w:hyperlink w:history="1" r:id="rIdvw2dapiimqfy7hwgv3vjq">
         <w:r>
           <w:rPr>
             <w:color w:val="0563C1"/>
@@ -1315,7 +1315,7 @@
       <w:r>
         <w:t xml:space="preserve">Schacter, Daniel L. </w:t>
       </w:r>
-      <w:hyperlink w:history="1" r:id="rIdrenpobsulggzd03x9ncdk">
+      <w:hyperlink w:history="1" r:id="rId1wxl6t3xkvv_7w5vavhsv">
         <w:r>
           <w:rPr>
             <w:color w:val="0563C1"/>
@@ -1395,7 +1395,7 @@
       <w:r>
         <w:t xml:space="preserve">Van De Mieroop, Marc. </w:t>
       </w:r>
-      <w:hyperlink w:history="1" r:id="rIde-gfw9jfff_llyekfqb35">
+      <w:hyperlink w:history="1" r:id="rIdolbsuafljgfhx3rzy1tng">
         <w:r>
           <w:rPr>
             <w:color w:val="0563C1"/>
@@ -1423,7 +1423,7 @@
       <w:r>
         <w:t xml:space="preserve">Lehner, Mark, and Zahi Hawass. </w:t>
       </w:r>
-      <w:hyperlink w:history="1" r:id="rIdem09pqhx-qjznoxo1x4qi">
+      <w:hyperlink w:history="1" r:id="rIdryqplgwaftb6nhkzh5ga3">
         <w:r>
           <w:rPr>
             <w:color w:val="0563C1"/>
@@ -1451,7 +1451,7 @@
       <w:r>
         <w:t xml:space="preserve">Edgerton, William F. “</w:t>
       </w:r>
-      <w:hyperlink w:history="1" r:id="rIdibig1oarix3fpdiy-m470">
+      <w:hyperlink w:history="1" r:id="rIdhksfzptzdudnmhnoo8mvf">
         <w:r>
           <w:rPr>
             <w:color w:val="0563C1"/>
@@ -1479,7 +1479,7 @@
       <w:r>
         <w:t xml:space="preserve">Roth, Martha T. </w:t>
       </w:r>
-      <w:hyperlink w:history="1" r:id="rIdtnjhln2cvjtfxxmba-ll-">
+      <w:hyperlink w:history="1" r:id="rIdhla1hf68utrfuranl2yfg">
         <w:r>
           <w:rPr>
             <w:color w:val="0563C1"/>
@@ -1507,7 +1507,7 @@
       <w:r>
         <w:t xml:space="preserve">Bryce, Trevor. </w:t>
       </w:r>
-      <w:hyperlink w:history="1" r:id="rIddcmhd-vogfv6gq9mq5qer">
+      <w:hyperlink w:history="1" r:id="rIdrc9vhrbyox-r1yrhjbsaz">
         <w:r>
           <w:rPr>
             <w:color w:val="0563C1"/>
@@ -1535,7 +1535,7 @@
       <w:r>
         <w:t xml:space="preserve">Parkinson, Richard. </w:t>
       </w:r>
-      <w:hyperlink w:history="1" r:id="rIddlqrwmnzbaf--_67xtsvg">
+      <w:hyperlink w:history="1" r:id="rIdlti8va5871wkxs0fisz4o">
         <w:r>
           <w:rPr>
             <w:color w:val="0563C1"/>
@@ -1583,7 +1583,7 @@
       <w:r>
         <w:t xml:space="preserve">Keightley, David N. </w:t>
       </w:r>
-      <w:hyperlink w:history="1" r:id="rIdmv1fqx7eeehzcfjaqf0qp">
+      <w:hyperlink w:history="1" r:id="rIduzb5lv6685hv-fsrqc_zd">
         <w:r>
           <w:rPr>
             <w:color w:val="0563C1"/>
@@ -1611,7 +1611,7 @@
       <w:r>
         <w:t xml:space="preserve">Lewis, Mark Edward. </w:t>
       </w:r>
-      <w:hyperlink w:history="1" r:id="rIdndgfnn210n2ab9eq3enwx">
+      <w:hyperlink w:history="1" r:id="rIdtgmhxvlnxvshenykee8je">
         <w:r>
           <w:rPr>
             <w:color w:val="0563C1"/>
@@ -1639,7 +1639,7 @@
       <w:r>
         <w:t xml:space="preserve">Elman, Benjamin A. </w:t>
       </w:r>
-      <w:hyperlink w:history="1" r:id="rId5vxboqcqfx5dvzg-8kvsn">
+      <w:hyperlink w:history="1" r:id="rIdppmgsbmjqth_khsrmv96v">
         <w:r>
           <w:rPr>
             <w:color w:val="0563C1"/>
@@ -1667,7 +1667,7 @@
       <w:r>
         <w:t xml:space="preserve">Liu, Li, and Xingcan Chen. </w:t>
       </w:r>
-      <w:hyperlink w:history="1" r:id="rIdnawtkvm4vt9za_gvkpffp">
+      <w:hyperlink w:history="1" r:id="rId5dkqnsqzclrvfshbi_9ii">
         <w:r>
           <w:rPr>
             <w:color w:val="0563C1"/>
@@ -1731,7 +1731,7 @@
       <w:r>
         <w:t xml:space="preserve">Possehl, Gregory L. </w:t>
       </w:r>
-      <w:hyperlink w:history="1" r:id="rIdv_choi7skbcohxbx6sq--">
+      <w:hyperlink w:history="1" r:id="rIdc9ixagnatxr483alstzc-">
         <w:r>
           <w:rPr>
             <w:color w:val="0563C1"/>
@@ -1759,7 +1759,7 @@
       <w:r>
         <w:t xml:space="preserve">Thapar, Romila. </w:t>
       </w:r>
-      <w:hyperlink w:history="1" r:id="rId3qbqj2bcsvjmrkmgi7rfw">
+      <w:hyperlink w:history="1" r:id="rIdodaekfajhzss9vapy73a9">
         <w:r>
           <w:rPr>
             <w:color w:val="0563C1"/>
@@ -1787,7 +1787,7 @@
       <w:r>
         <w:t xml:space="preserve">Plofker, Kim. </w:t>
       </w:r>
-      <w:hyperlink w:history="1" r:id="rIdlcch-kpmlk4stil1ms9c3">
+      <w:hyperlink w:history="1" r:id="rIdgfcokwjufhs-yrndvcclh">
         <w:r>
           <w:rPr>
             <w:color w:val="0563C1"/>
@@ -1815,7 +1815,7 @@
       <w:r>
         <w:t xml:space="preserve">Dirks, Nicholas B. </w:t>
       </w:r>
-      <w:hyperlink w:history="1" r:id="rIdvxmq-hew3muc3uy4fsfod">
+      <w:hyperlink w:history="1" r:id="rIdyg6fhe01qayzoffxooc2t">
         <w:r>
           <w:rPr>
             <w:color w:val="0563C1"/>
@@ -1843,7 +1843,7 @@
       <w:r>
         <w:t xml:space="preserve">Dundas, Paul. </w:t>
       </w:r>
-      <w:hyperlink w:history="1" r:id="rIdn75lo7n9aqx9rxwgpkxow">
+      <w:hyperlink w:history="1" r:id="rIdjrfvf3umjjzkqw36sy79o">
         <w:r>
           <w:rPr>
             <w:color w:val="0563C1"/>
@@ -1923,7 +1923,7 @@
       <w:r>
         <w:t xml:space="preserve">Cartledge, Paul. </w:t>
       </w:r>
-      <w:hyperlink w:history="1" r:id="rIdes8uidx0fyvocibmvqlkj">
+      <w:hyperlink w:history="1" r:id="rIdqp95elqwlf_qlahqdaizr">
         <w:r>
           <w:rPr>
             <w:color w:val="0563C1"/>
@@ -1951,7 +1951,7 @@
       <w:r>
         <w:t xml:space="preserve">Freeth, Tony, et al. “</w:t>
       </w:r>
-      <w:hyperlink w:history="1" r:id="rIdsqhxunxturjxbfkou95nb">
+      <w:hyperlink w:history="1" r:id="rIddijee-ujwuqs-kswfrwkx">
         <w:r>
           <w:rPr>
             <w:color w:val="0563C1"/>
@@ -1979,7 +1979,7 @@
       <w:r>
         <w:t xml:space="preserve">Freeth, Tony, et al. “</w:t>
       </w:r>
-      <w:hyperlink w:history="1" r:id="rId7_cfowxufd81vph-kx2pu">
+      <w:hyperlink w:history="1" r:id="rIdrbxa-fqim82ptfl6nnnbr">
         <w:r>
           <w:rPr>
             <w:color w:val="0563C1"/>
@@ -2027,7 +2027,7 @@
       <w:r>
         <w:t xml:space="preserve">Beard, Mary. </w:t>
       </w:r>
-      <w:hyperlink w:history="1" r:id="rId3bmf3ushmck78pfd2rpka">
+      <w:hyperlink w:history="1" r:id="rIdhgidbkqf8fnwregulzd22">
         <w:r>
           <w:rPr>
             <w:color w:val="0563C1"/>
@@ -2055,7 +2055,7 @@
       <w:r>
         <w:t xml:space="preserve">Ward-Perkins, Bryan. </w:t>
       </w:r>
-      <w:hyperlink w:history="1" r:id="rIdn7dd-fcnu0vmoznaphh1c">
+      <w:hyperlink w:history="1" r:id="rIdihbpcbi-owmj80j6_os2c">
         <w:r>
           <w:rPr>
             <w:color w:val="0563C1"/>
@@ -2083,7 +2083,7 @@
       <w:r>
         <w:t xml:space="preserve">Brown, Peter. </w:t>
       </w:r>
-      <w:hyperlink w:history="1" r:id="rIdk8e6ici6bjo3ra_tb8fws">
+      <w:hyperlink w:history="1" r:id="rIdu_oklphen1iygyubglcbm">
         <w:r>
           <w:rPr>
             <w:color w:val="0563C1"/>
@@ -2111,7 +2111,7 @@
       <w:r>
         <w:t xml:space="preserve">Harper, Kyle. </w:t>
       </w:r>
-      <w:hyperlink w:history="1" r:id="rIdzadkfseklwhkauthbyyqh">
+      <w:hyperlink w:history="1" r:id="rIddusct1hrzj3nwzx_qfm26">
         <w:r>
           <w:rPr>
             <w:color w:val="0563C1"/>
@@ -2159,7 +2159,7 @@
       <w:r>
         <w:t xml:space="preserve">Kennedy, Hugh. </w:t>
       </w:r>
-      <w:hyperlink w:history="1" r:id="rIdnvn4lilfkpnrwy2rcjl30">
+      <w:hyperlink w:history="1" r:id="rId8y-ycuewqonqsbjpnypm0">
         <w:r>
           <w:rPr>
             <w:color w:val="0563C1"/>
@@ -2187,7 +2187,7 @@
       <w:r>
         <w:t xml:space="preserve">Gutas, Dimitri. </w:t>
       </w:r>
-      <w:hyperlink w:history="1" r:id="rIdpi9eulwihqyt3ytw1igcu">
+      <w:hyperlink w:history="1" r:id="rIdffb_ykhklqlchf7vhvkvc">
         <w:r>
           <w:rPr>
             <w:color w:val="0563C1"/>
@@ -2247,7 +2247,7 @@
       <w:r>
         <w:t xml:space="preserve">Riley-Smith, Jonathan. </w:t>
       </w:r>
-      <w:hyperlink w:history="1" r:id="rIdizndyivp-inoiaetstgxf">
+      <w:hyperlink w:history="1" r:id="rIdktq5awho_84tqn0xeovm3">
         <w:r>
           <w:rPr>
             <w:color w:val="0563C1"/>
@@ -2291,7 +2291,7 @@
       <w:r>
         <w:t xml:space="preserve">Phillips, Jonathan. </w:t>
       </w:r>
-      <w:hyperlink w:history="1" r:id="rIdmup7sfkmzfikr0sk1bkv6">
+      <w:hyperlink w:history="1" r:id="rIdlzew-w9eo_qzkzcdez_ul">
         <w:r>
           <w:rPr>
             <w:color w:val="0563C1"/>
@@ -2319,7 +2319,7 @@
       <w:r>
         <w:t xml:space="preserve">Stark, Rodney. </w:t>
       </w:r>
-      <w:hyperlink w:history="1" r:id="rIddjgmpy44fmawylpouy6wg">
+      <w:hyperlink w:history="1" r:id="rIdfs5c7nxylb6m95zpvnisz">
         <w:r>
           <w:rPr>
             <w:color w:val="0563C1"/>
@@ -2367,7 +2367,7 @@
       <w:r>
         <w:t xml:space="preserve">Mommsen, Theodor E. “</w:t>
       </w:r>
-      <w:hyperlink w:history="1" r:id="rIdhrayiv7ukcrzk4akupac6">
+      <w:hyperlink w:history="1" r:id="rIdvfnxwtwqurilnf7btmgv0">
         <w:r>
           <w:rPr>
             <w:color w:val="0563C1"/>
@@ -2395,7 +2395,7 @@
       <w:r>
         <w:t xml:space="preserve">Wickham, Chris. </w:t>
       </w:r>
-      <w:hyperlink w:history="1" r:id="rIdlhpfnyq-0_puapwkzlxif">
+      <w:hyperlink w:history="1" r:id="rIdprd8a-q2yz4ekd6iy6cme">
         <w:r>
           <w:rPr>
             <w:color w:val="0563C1"/>
@@ -2423,7 +2423,7 @@
       <w:r>
         <w:t xml:space="preserve">Russell, Jeffrey Burton. </w:t>
       </w:r>
-      <w:hyperlink w:history="1" r:id="rIdrv13hbod0j3ewuewfs95j">
+      <w:hyperlink w:history="1" r:id="rIdsrtpdrawwpq10zkp1ysg4">
         <w:r>
           <w:rPr>
             <w:color w:val="0563C1"/>
@@ -2487,7 +2487,7 @@
       <w:r>
         <w:t xml:space="preserve">Hansen, Valerie. </w:t>
       </w:r>
-      <w:hyperlink w:history="1" r:id="rIdabcdg3u6cggmwhiiha9ob">
+      <w:hyperlink w:history="1" r:id="rId_5f0ceapxsimy5tap7cav">
         <w:r>
           <w:rPr>
             <w:color w:val="0563C1"/>
@@ -2515,7 +2515,7 @@
       <w:r>
         <w:t xml:space="preserve">Spyrou, Maria A., et al. “</w:t>
       </w:r>
-      <w:hyperlink w:history="1" r:id="rIdipr-wo1bguwufgetvn4ur">
+      <w:hyperlink w:history="1" r:id="rIdtbnpc5mzbudh5xctp8vwv">
         <w:r>
           <w:rPr>
             <w:color w:val="0563C1"/>
@@ -2543,7 +2543,7 @@
       <w:r>
         <w:t xml:space="preserve">Wheelis, Mark. “</w:t>
       </w:r>
-      <w:hyperlink w:history="1" r:id="rId8dj3focivi02nsbqkmm3f">
+      <w:hyperlink w:history="1" r:id="rIdx_3jij6xgfpsqpxt305gb">
         <w:r>
           <w:rPr>
             <w:color w:val="0563C1"/>
@@ -2571,7 +2571,7 @@
       <w:r>
         <w:t xml:space="preserve">Dean, Katharine R., et al. “</w:t>
       </w:r>
-      <w:hyperlink w:history="1" r:id="rId9u-kuax5ex47n-etko_kb">
+      <w:hyperlink w:history="1" r:id="rIdqcmgo8qa_ijrxhw6xfywc">
         <w:r>
           <w:rPr>
             <w:color w:val="0563C1"/>
@@ -2599,7 +2599,7 @@
       <w:r>
         <w:t xml:space="preserve">Benedictow, Ole J. </w:t>
       </w:r>
-      <w:hyperlink w:history="1" r:id="rIdsqkhdfkgyefkmmgpmn3fq">
+      <w:hyperlink w:history="1" r:id="rIdqtm98ukmbceyaomu0cbm6">
         <w:r>
           <w:rPr>
             <w:color w:val="0563C1"/>
@@ -2663,7 +2663,7 @@
       <w:r>
         <w:t xml:space="preserve">Gomez, Michael A. </w:t>
       </w:r>
-      <w:hyperlink w:history="1" r:id="rId9okmst_kwepkpmfmkobjo">
+      <w:hyperlink w:history="1" r:id="rIdqnbemiu9ddxkhysynhpzk">
         <w:r>
           <w:rPr>
             <w:color w:val="0563C1"/>
@@ -2723,7 +2723,7 @@
       <w:r>
         <w:t xml:space="preserve">Edwards, David N. </w:t>
       </w:r>
-      <w:hyperlink w:history="1" r:id="rId7gvm7tcabu6tly_tbudcn">
+      <w:hyperlink w:history="1" r:id="rIdhnmda8maxewp11mfmsihh">
         <w:r>
           <w:rPr>
             <w:color w:val="0563C1"/>
@@ -2751,7 +2751,7 @@
       <w:r>
         <w:t xml:space="preserve">Pikirayi, Innocent. </w:t>
       </w:r>
-      <w:hyperlink w:history="1" r:id="rIdwiwxyxduxqjzxyrwphly3">
+      <w:hyperlink w:history="1" r:id="rIdbvgtx9vefl8bwwy9uocuh">
         <w:r>
           <w:rPr>
             <w:color w:val="0563C1"/>
@@ -2779,7 +2779,7 @@
       <w:r>
         <w:t xml:space="preserve">Hicks, Dan. </w:t>
       </w:r>
-      <w:hyperlink w:history="1" r:id="rIdky9j0rjt7g578e3szatpm">
+      <w:hyperlink w:history="1" r:id="rIde0fdoj4p06lluvhsd0aho">
         <w:r>
           <w:rPr>
             <w:color w:val="0563C1"/>
@@ -2827,7 +2827,7 @@
       <w:r>
         <w:t xml:space="preserve">Thornton, John K. </w:t>
       </w:r>
-      <w:hyperlink w:history="1" r:id="rIdtbego943fmtdxqrs5solh">
+      <w:hyperlink w:history="1" r:id="rIdntxqaw0jm9kafjfb5cyz-">
         <w:r>
           <w:rPr>
             <w:color w:val="0563C1"/>
@@ -2855,7 +2855,7 @@
       <w:r>
         <w:t xml:space="preserve">McCaskie, T. C. </w:t>
       </w:r>
-      <w:hyperlink w:history="1" r:id="rIdwsmziwr0queceby0jlvnp">
+      <w:hyperlink w:history="1" r:id="rIdheadjokl__lor7mmo8sbr">
         <w:r>
           <w:rPr>
             <w:color w:val="0563C1"/>
@@ -2883,7 +2883,7 @@
       <w:r>
         <w:t xml:space="preserve">Hochschild, Adam. </w:t>
       </w:r>
-      <w:hyperlink w:history="1" r:id="rIdfjkqumh84i5gcrx2zrltr">
+      <w:hyperlink w:history="1" r:id="rIdjucyqqbjggcpfdfbr-d-b">
         <w:r>
           <w:rPr>
             <w:color w:val="0563C1"/>
@@ -2927,7 +2927,7 @@
       <w:r>
         <w:t xml:space="preserve">Kara, Siddharth. </w:t>
       </w:r>
-      <w:hyperlink w:history="1" r:id="rIdlkkzmjm6iwoxshdxxkfl8">
+      <w:hyperlink w:history="1" r:id="rIdwfmq0wug4jca5q4ump5os">
         <w:r>
           <w:rPr>
             <w:color w:val="0563C1"/>
@@ -2991,7 +2991,7 @@
       <w:r>
         <w:t xml:space="preserve">Mann, Charles C. </w:t>
       </w:r>
-      <w:hyperlink w:history="1" r:id="rIdwx-3s5vjxdk7vioqbuwg6">
+      <w:hyperlink w:history="1" r:id="rIdzgxgbiqpt2pfyis1kjydw">
         <w:r>
           <w:rPr>
             <w:color w:val="0563C1"/>
@@ -3019,7 +3019,7 @@
       <w:r>
         <w:t xml:space="preserve">Matsuoka, Yoshihiro, et al. “</w:t>
       </w:r>
-      <w:hyperlink w:history="1" r:id="rIdi7zgqhvx1oyie1oyztwah">
+      <w:hyperlink w:history="1" r:id="rIdapaeiewvpc0hobn71tzs8">
         <w:r>
           <w:rPr>
             <w:color w:val="0563C1"/>
@@ -3047,7 +3047,7 @@
       <w:r>
         <w:t xml:space="preserve">Shady Solis, Ruth, Jonathan Haas, and Winifred Creamer. “</w:t>
       </w:r>
-      <w:hyperlink w:history="1" r:id="rIdkpeh6nssjj2rnrah-rswb">
+      <w:hyperlink w:history="1" r:id="rIdaxjtukdcovkyoj2rm7md0">
         <w:r>
           <w:rPr>
             <w:color w:val="0563C1"/>
@@ -3075,7 +3075,7 @@
       <w:r>
         <w:t xml:space="preserve">Urton, Gary. </w:t>
       </w:r>
-      <w:hyperlink w:history="1" r:id="rIdobsuzmrxwjz2ibocpnfdl">
+      <w:hyperlink w:history="1" r:id="rIdgpbdufnjxem_rww8chmaf">
         <w:r>
           <w:rPr>
             <w:color w:val="0563C1"/>
@@ -3103,7 +3103,7 @@
       <w:r>
         <w:t xml:space="preserve">Denevan, William M., ed. </w:t>
       </w:r>
-      <w:hyperlink w:history="1" r:id="rIdkrv1fe9goweyby6dk08qg">
+      <w:hyperlink w:history="1" r:id="rIdaamknz2c3o0jfwixsbcon">
         <w:r>
           <w:rPr>
             <w:color w:val="0563C1"/>
@@ -3131,7 +3131,7 @@
       <w:r>
         <w:t xml:space="preserve">Henige, David. </w:t>
       </w:r>
-      <w:hyperlink w:history="1" r:id="rIdewssqthhznc_m3-a_w6hb">
+      <w:hyperlink w:history="1" r:id="rIdg3bfj-4z4j5gieiusww2f">
         <w:r>
           <w:rPr>
             <w:color w:val="0563C1"/>
@@ -3159,7 +3159,7 @@
       <w:r>
         <w:t xml:space="preserve">Koch, Alexander, Chris Brierley, Mark M. Maslin, and Simon L. Lewis. “</w:t>
       </w:r>
-      <w:hyperlink w:history="1" r:id="rIdbnkze9ts8qv5ivvxpbwbh">
+      <w:hyperlink w:history="1" r:id="rIdbjxuhreav47vfdvwr5y9i">
         <w:r>
           <w:rPr>
             <w:color w:val="0563C1"/>
@@ -3187,7 +3187,7 @@
       <w:r>
         <w:t xml:space="preserve">Ioannidis, Alexander G., et al. “</w:t>
       </w:r>
-      <w:hyperlink w:history="1" r:id="rIderm9xmgszv8uha2umrsmg">
+      <w:hyperlink w:history="1" r:id="rIdqergapi1hlmpmumwnvdrb">
         <w:r>
           <w:rPr>
             <w:color w:val="0563C1"/>
@@ -3215,7 +3215,7 @@
       <w:r>
         <w:t xml:space="preserve">Pauketat, Timothy R. </w:t>
       </w:r>
-      <w:hyperlink w:history="1" r:id="rIdwz-9mlwhyhsawi0urfkfw">
+      <w:hyperlink w:history="1" r:id="rId6_jcq9jgpadb2of5fhgyv">
         <w:r>
           <w:rPr>
             <w:color w:val="0563C1"/>
@@ -3243,7 +3243,7 @@
       <w:r>
         <w:t xml:space="preserve">Dobyns, Henry F. “</w:t>
       </w:r>
-      <w:hyperlink w:history="1" r:id="rIdrc1vizip25ayqxnjqsl8y">
+      <w:hyperlink w:history="1" r:id="rId9f-7dqxjzjanxjoaaqov6">
         <w:r>
           <w:rPr>
             <w:color w:val="0563C1"/>
@@ -3304,7 +3304,7 @@
         </w:rPr>
         <w:t xml:space="preserve">The voyages database behind those numbers. </w:t>
       </w:r>
-      <w:hyperlink w:history="1" r:id="rIduc_-kztwb-p3z_uu5vgsr">
+      <w:hyperlink w:history="1" r:id="rIdlz8l2exv6j-c6zhazyiub">
         <w:r>
           <w:rPr>
             <w:color w:val="0563C1"/>
@@ -3332,7 +3332,7 @@
       <w:r>
         <w:t xml:space="preserve">Equiano, Olaudah. </w:t>
       </w:r>
-      <w:hyperlink w:history="1" r:id="rId7musqwtf23zxbxhv_zlvm">
+      <w:hyperlink w:history="1" r:id="rId0uz5wh03zyse-qkz__qnf">
         <w:r>
           <w:rPr>
             <w:color w:val="0563C1"/>
@@ -3360,7 +3360,7 @@
       <w:r>
         <w:t xml:space="preserve">Carretta, Vincent. </w:t>
       </w:r>
-      <w:hyperlink w:history="1" r:id="rIdoy8fnlzjmnxe2zd-tjwpp">
+      <w:hyperlink w:history="1" r:id="rIdpwvx03hnptkluascr-h6f">
         <w:r>
           <w:rPr>
             <w:color w:val="0563C1"/>
@@ -3388,7 +3388,7 @@
       <w:r>
         <w:t xml:space="preserve">Hurston, Zora Neale. </w:t>
       </w:r>
-      <w:hyperlink w:history="1" r:id="rIdnzdtszswp4wc1q0nzrdta">
+      <w:hyperlink w:history="1" r:id="rIdq6rcqpq9x7m6ni3-diiab">
         <w:r>
           <w:rPr>
             <w:color w:val="0563C1"/>
@@ -3416,7 +3416,7 @@
       <w:r>
         <w:t xml:space="preserve">Diouf, Sylviane A. </w:t>
       </w:r>
-      <w:hyperlink w:history="1" r:id="rIdr07urkpwdjfqhfwxk-gkn">
+      <w:hyperlink w:history="1" r:id="rIdfxahx1zwixstgmgm60aoy">
         <w:r>
           <w:rPr>
             <w:color w:val="0563C1"/>
@@ -3444,7 +3444,7 @@
       <w:r>
         <w:t xml:space="preserve">Livi Bacci, Massimo. </w:t>
       </w:r>
-      <w:hyperlink w:history="1" r:id="rIdcuwjt5vc2zsptr6-pefec">
+      <w:hyperlink w:history="1" r:id="rIdf3gqkyvxsu4nzyjaub03l">
         <w:r>
           <w:rPr>
             <w:color w:val="0563C1"/>
@@ -3472,7 +3472,7 @@
       <w:r>
         <w:t xml:space="preserve">Reséndez, Andrés. </w:t>
       </w:r>
-      <w:hyperlink w:history="1" r:id="rIdafrq5dkjxwt5btw2qo3m2">
+      <w:hyperlink w:history="1" r:id="rIdgoxhf8w3leul51hn54o5l">
         <w:r>
           <w:rPr>
             <w:color w:val="0563C1"/>
@@ -3500,7 +3500,7 @@
       <w:r>
         <w:t xml:space="preserve">Dreyer, Edward L. </w:t>
       </w:r>
-      <w:hyperlink w:history="1" r:id="rIdnmntpbdjkhckg-rph2ovz">
+      <w:hyperlink w:history="1" r:id="rIdgvcfejdafhnkegrezxtkk">
         <w:r>
           <w:rPr>
             <w:color w:val="0563C1"/>
@@ -3564,7 +3564,7 @@
       <w:r>
         <w:t xml:space="preserve">Eisenstein, Elizabeth L. </w:t>
       </w:r>
-      <w:hyperlink w:history="1" r:id="rIdmc9cvsgg3-jumzxuic2hh">
+      <w:hyperlink w:history="1" r:id="rIdunsjofm6qu0iwhkniiu01">
         <w:r>
           <w:rPr>
             <w:color w:val="0563C1"/>
@@ -3592,7 +3592,7 @@
       <w:r>
         <w:t xml:space="preserve">Allen, Robert C. </w:t>
       </w:r>
-      <w:hyperlink w:history="1" r:id="rIdatysbsr7as1-262p7xxwp">
+      <w:hyperlink w:history="1" r:id="rIdajshoflnf-qce45sz0iri">
         <w:r>
           <w:rPr>
             <w:color w:val="0563C1"/>
@@ -3620,7 +3620,7 @@
       <w:r>
         <w:t xml:space="preserve">Humphries, Jane. </w:t>
       </w:r>
-      <w:hyperlink w:history="1" r:id="rIdgpdimjhawez71orpv8uxv">
+      <w:hyperlink w:history="1" r:id="rIdjhkivzv0zyq2lpdthu72m">
         <w:r>
           <w:rPr>
             <w:color w:val="0563C1"/>
@@ -3648,7 +3648,7 @@
       <w:r>
         <w:t xml:space="preserve">Pomeranz, Kenneth. </w:t>
       </w:r>
-      <w:hyperlink w:history="1" r:id="rIdhjjemkcikyvigsebqjw4t">
+      <w:hyperlink w:history="1" r:id="rIdd5rs7gt-nh-73rytyssa-">
         <w:r>
           <w:rPr>
             <w:color w:val="0563C1"/>
@@ -3676,7 +3676,7 @@
       <w:r>
         <w:t xml:space="preserve">Bell, Michelle L., and Devra Lee Davis. “</w:t>
       </w:r>
-      <w:hyperlink w:history="1" r:id="rIdqp2a8jzvwa6dtqjtz7-b5">
+      <w:hyperlink w:history="1" r:id="rIdbu_vkh1xkyuijhkshnfvf">
         <w:r>
           <w:rPr>
             <w:color w:val="0563C1"/>
@@ -3740,7 +3740,7 @@
       <w:r>
         <w:t xml:space="preserve">Hacker, J. David. “</w:t>
       </w:r>
-      <w:hyperlink w:history="1" r:id="rIdw5wzqkgt0bejawr7wpon-">
+      <w:hyperlink w:history="1" r:id="rId3ofanm30w6wd38laklll-">
         <w:r>
           <w:rPr>
             <w:color w:val="0563C1"/>
@@ -3768,7 +3768,7 @@
       <w:r>
         <w:t xml:space="preserve">Foner, Eric. </w:t>
       </w:r>
-      <w:hyperlink w:history="1" r:id="rIdtnv0nf3ynxc_25o_vpfjb">
+      <w:hyperlink w:history="1" r:id="rIdpwebk2kc1tkuvgciozmyv">
         <w:r>
           <w:rPr>
             <w:color w:val="0563C1"/>
@@ -3796,7 +3796,7 @@
       <w:r>
         <w:t xml:space="preserve">Saunt, Claudio. </w:t>
       </w:r>
-      <w:hyperlink w:history="1" r:id="rId6wfohgg8psqup-l8oivbo">
+      <w:hyperlink w:history="1" r:id="rIdide7zdhutx8flhz-ciulz">
         <w:r>
           <w:rPr>
             <w:color w:val="0563C1"/>
@@ -3824,7 +3824,7 @@
       <w:r>
         <w:t xml:space="preserve">Horn, James. </w:t>
       </w:r>
-      <w:hyperlink w:history="1" r:id="rIdjwmqbh296yv3qec-k67vs">
+      <w:hyperlink w:history="1" r:id="rIdcpjzd4cguagwuusiy2tfa">
         <w:r>
           <w:rPr>
             <w:color w:val="0563C1"/>
@@ -3852,7 +3852,7 @@
       <w:r>
         <w:t xml:space="preserve">Wilentz, Sean. </w:t>
       </w:r>
-      <w:hyperlink w:history="1" r:id="rIdhb7bcup5zkv-dpzpe3x9g">
+      <w:hyperlink w:history="1" r:id="rIdvjk5xgjozmikqzjyvn0t1">
         <w:r>
           <w:rPr>
             <w:color w:val="0563C1"/>
@@ -3900,7 +3900,7 @@
       <w:r>
         <w:t xml:space="preserve">Equal Justice Initiative. </w:t>
       </w:r>
-      <w:hyperlink w:history="1" r:id="rIdyvh3g1i6dzycnmghb_mjt">
+      <w:hyperlink w:history="1" r:id="rId4rn1wlp81utbixrobkt5d">
         <w:r>
           <w:rPr>
             <w:color w:val="0563C1"/>
@@ -3944,7 +3944,7 @@
       <w:r>
         <w:t xml:space="preserve">Robinson, Greg. </w:t>
       </w:r>
-      <w:hyperlink w:history="1" r:id="rId_gevqbdey67gnbbjvsyhd">
+      <w:hyperlink w:history="1" r:id="rIdnrpfej2czejm4d3q5eit8">
         <w:r>
           <w:rPr>
             <w:color w:val="0563C1"/>
@@ -3972,7 +3972,7 @@
       <w:r>
         <w:t xml:space="preserve">Blinder, Alan S. </w:t>
       </w:r>
-      <w:hyperlink w:history="1" r:id="rId7csm_q1jbzfnffg0ypemy">
+      <w:hyperlink w:history="1" r:id="rId8ijvadekkssse4c-qgtwe">
         <w:r>
           <w:rPr>
             <w:color w:val="0563C1"/>
@@ -4020,7 +4020,7 @@
       <w:r>
         <w:t xml:space="preserve">Butler, Jon. </w:t>
       </w:r>
-      <w:hyperlink w:history="1" r:id="rIdkdqi_mk3h3ngsrdv08xoa">
+      <w:hyperlink w:history="1" r:id="rId5mdiztgj_9f9wisuwb7b9">
         <w:r>
           <w:rPr>
             <w:color w:val="0563C1"/>
@@ -4048,7 +4048,7 @@
       <w:r>
         <w:t xml:space="preserve">Hatch, Nathan O. </w:t>
       </w:r>
-      <w:hyperlink w:history="1" r:id="rIdmnxvd2cu3ipinpptt5xyv">
+      <w:hyperlink w:history="1" r:id="rIdu7q0l8zobqqpmpyy0olt3">
         <w:r>
           <w:rPr>
             <w:color w:val="0563C1"/>
@@ -4076,7 +4076,7 @@
       <w:r>
         <w:t xml:space="preserve">Bushman, Richard Lyman. </w:t>
       </w:r>
-      <w:hyperlink w:history="1" r:id="rIdr97h3jxigch30tvcirirj">
+      <w:hyperlink w:history="1" r:id="rIdflijx540afu1hcv7pg7pm">
         <w:r>
           <w:rPr>
             <w:color w:val="0563C1"/>
@@ -4104,7 +4104,7 @@
       <w:r>
         <w:t xml:space="preserve">Kraybill, Donald B., Karen M. Johnson-Weiner, and Steven M. Nolt. </w:t>
       </w:r>
-      <w:hyperlink w:history="1" r:id="rIdgnj3bsqaueriw2pwhmsy3">
+      <w:hyperlink w:history="1" r:id="rIdvju_lv3yz_s908vf6x0h6">
         <w:r>
           <w:rPr>
             <w:color w:val="0563C1"/>
@@ -4132,7 +4132,7 @@
       <w:r>
         <w:t xml:space="preserve">Moore, Rebecca. </w:t>
       </w:r>
-      <w:hyperlink w:history="1" r:id="rIdiv9bqlxyfatig-ckm50kw">
+      <w:hyperlink w:history="1" r:id="rId0ifivtz-gkeazhsumgddf">
         <w:r>
           <w:rPr>
             <w:color w:val="0563C1"/>
@@ -4196,7 +4196,7 @@
       <w:r>
         <w:t xml:space="preserve">Lynch, John. </w:t>
       </w:r>
-      <w:hyperlink w:history="1" r:id="rId1exlfrie6gc4brq74sf7u">
+      <w:hyperlink w:history="1" r:id="rId7xqjjdcp9t3simyjniwsl">
         <w:r>
           <w:rPr>
             <w:color w:val="0563C1"/>
@@ -4224,7 +4224,7 @@
       <w:r>
         <w:t xml:space="preserve">Dubois, Laurent. </w:t>
       </w:r>
-      <w:hyperlink w:history="1" r:id="rIddgswzisupu1fdy9cqfang">
+      <w:hyperlink w:history="1" r:id="rIdslmv5fr3bjbk2tubx8q9_">
         <w:r>
           <w:rPr>
             <w:color w:val="0563C1"/>
@@ -4252,7 +4252,7 @@
       <w:r>
         <w:t xml:space="preserve">Conrad, Robert Edgar. </w:t>
       </w:r>
-      <w:hyperlink w:history="1" r:id="rIdm3gb0fovfniryvpkcsc5v">
+      <w:hyperlink w:history="1" r:id="rIdxpv7iu88hwup_1g176zvm">
         <w:r>
           <w:rPr>
             <w:color w:val="0563C1"/>
@@ -4277,7 +4277,7 @@
         </w:rPr>
         <w:t xml:space="preserve">Brazil’s share of the Atlantic slave trade. </w:t>
       </w:r>
-      <w:hyperlink w:history="1" r:id="rIditbee-wq1p_ci95ykzdyn">
+      <w:hyperlink w:history="1" r:id="rId1igppqpyyt7414m2kahnr">
         <w:r>
           <w:rPr>
             <w:color w:val="0563C1"/>
@@ -4305,7 +4305,7 @@
       <w:r>
         <w:t xml:space="preserve">Smith, Peter H. </w:t>
       </w:r>
-      <w:hyperlink w:history="1" r:id="rIdf2mxuv9qiloa99zo1iew-">
+      <w:hyperlink w:history="1" r:id="rIdtvqpvo3fq_zhhzbb82cay">
         <w:r>
           <w:rPr>
             <w:color w:val="0563C1"/>
@@ -4333,7 +4333,7 @@
       <w:r>
         <w:t xml:space="preserve">Schlesinger, Stephen, and Stephen Kinzer. </w:t>
       </w:r>
-      <w:hyperlink w:history="1" r:id="rIde9fiex_3uf_wni630m4xn">
+      <w:hyperlink w:history="1" r:id="rIddnpbxsjmau3nonl8ff3of">
         <w:r>
           <w:rPr>
             <w:color w:val="0563C1"/>
@@ -4361,7 +4361,7 @@
       <w:r>
         <w:t xml:space="preserve">Slater, Candace. </w:t>
       </w:r>
-      <w:hyperlink w:history="1" r:id="rIdaqeiggj4uk1q0rs-ckr-3">
+      <w:hyperlink w:history="1" r:id="rIdwpaqppvjoo-maqywwybem">
         <w:r>
           <w:rPr>
             <w:color w:val="0563C1"/>
@@ -4389,7 +4389,7 @@
       <w:r>
         <w:t xml:space="preserve">Taylor, Barbara L., et al. “</w:t>
       </w:r>
-      <w:hyperlink w:history="1" r:id="rIdvvmtpgtbscrntpmphcpqx">
+      <w:hyperlink w:history="1" r:id="rId1obw3fafyiqvqiqczhv5t">
         <w:r>
           <w:rPr>
             <w:color w:val="0563C1"/>
@@ -4417,7 +4417,7 @@
       <w:r>
         <w:t xml:space="preserve">NOAA Fisheries. “</w:t>
       </w:r>
-      <w:hyperlink w:history="1" r:id="rId_ecgrpppwyn0c6l3l2h6o">
+      <w:hyperlink w:history="1" r:id="rId7vop2ixmlztbbr4z4z9nh">
         <w:r>
           <w:rPr>
             <w:color w:val="0563C1"/>
@@ -4445,7 +4445,7 @@
       <w:r>
         <w:t xml:space="preserve">Skidmore, Thomas E. </w:t>
       </w:r>
-      <w:hyperlink w:history="1" r:id="rId7b6d7ybabz5tzvwjdlmds">
+      <w:hyperlink w:history="1" r:id="rIdptiuuf5dbp_ynii947utc">
         <w:r>
           <w:rPr>
             <w:color w:val="0563C1"/>
@@ -4473,7 +4473,7 @@
       <w:r>
         <w:t xml:space="preserve">Comisión Nacional sobre la Desaparición de Personas. </w:t>
       </w:r>
-      <w:hyperlink w:history="1" r:id="rIdzh2pc-d4iqfndnwcaewma">
+      <w:hyperlink w:history="1" r:id="rId4jkmryiuputanh7xqfhdw">
         <w:r>
           <w:rPr>
             <w:color w:val="0563C1"/>
@@ -4501,7 +4501,7 @@
       <w:r>
         <w:t xml:space="preserve">Nino, Carlos Santiago. </w:t>
       </w:r>
-      <w:hyperlink w:history="1" r:id="rIdk3wumhxlsuaqyhc5zxkxo">
+      <w:hyperlink w:history="1" r:id="rId9dhoqqnb0ncu89_jbv2vu">
         <w:r>
           <w:rPr>
             <w:color w:val="0563C1"/>
@@ -4529,7 +4529,7 @@
       <w:r>
         <w:t xml:space="preserve">Bouvard, Marguerite Guzman. </w:t>
       </w:r>
-      <w:hyperlink w:history="1" r:id="rIdnwxv_usr1wqiy13hft7od">
+      <w:hyperlink w:history="1" r:id="rIdzi36h8i-okuzrwedzsu6y">
         <w:r>
           <w:rPr>
             <w:color w:val="0563C1"/>
@@ -4557,7 +4557,7 @@
       <w:r>
         <w:t xml:space="preserve">Kornbluh, Peter. </w:t>
       </w:r>
-      <w:hyperlink w:history="1" r:id="rId5ofjaq8hzqd_jaetph7zz">
+      <w:hyperlink w:history="1" r:id="rId4xhcnhe_hiosrvpchxc-t">
         <w:r>
           <w:rPr>
             <w:color w:val="0563C1"/>
@@ -4585,7 +4585,7 @@
       <w:r>
         <w:t xml:space="preserve">Jara, Joan. </w:t>
       </w:r>
-      <w:hyperlink w:history="1" r:id="rIdjv6z_iqe9prbikml0-bqm">
+      <w:hyperlink w:history="1" r:id="rIdvurk0l96-xiizjt-rqgxp">
         <w:r>
           <w:rPr>
             <w:color w:val="0563C1"/>
@@ -4613,7 +4613,7 @@
       <w:r>
         <w:t xml:space="preserve">LeoGrande, William M., and Peter Kornbluh. </w:t>
       </w:r>
-      <w:hyperlink w:history="1" r:id="rIdn4jeq280mks9nevcyrw2i">
+      <w:hyperlink w:history="1" r:id="rIdkm71nwzgejaxobagtdclv">
         <w:r>
           <w:rPr>
             <w:color w:val="0563C1"/>
@@ -4673,7 +4673,7 @@
       <w:r>
         <w:t xml:space="preserve">Secretaría de Gobernación (Mexico). “</w:t>
       </w:r>
-      <w:hyperlink w:history="1" r:id="rIdglj3-zludcaicgpu6sgtw">
+      <w:hyperlink w:history="1" r:id="rIdym69wvroauh9npxmfelri">
         <w:r>
           <w:rPr>
             <w:color w:val="0563C1"/>
@@ -4721,7 +4721,7 @@
       <w:r>
         <w:t xml:space="preserve">Finkel, Caroline. </w:t>
       </w:r>
-      <w:hyperlink w:history="1" r:id="rIdugm1fkarvs46zy6ktwc-e">
+      <w:hyperlink w:history="1" r:id="rIdclo2ft50emw48xw4-rmt1">
         <w:r>
           <w:rPr>
             <w:color w:val="0563C1"/>
@@ -4749,7 +4749,7 @@
       <w:r>
         <w:t xml:space="preserve">Crowley, Roger. </w:t>
       </w:r>
-      <w:hyperlink w:history="1" r:id="rId0ptvz4cnoe_0t7w4ifj88">
+      <w:hyperlink w:history="1" r:id="rIdxpiu_7lss99e9s8phervn">
         <w:r>
           <w:rPr>
             <w:color w:val="0563C1"/>
@@ -4777,7 +4777,7 @@
       <w:r>
         <w:t xml:space="preserve">Barkey, Karen. </w:t>
       </w:r>
-      <w:hyperlink w:history="1" r:id="rIdewbqntkvsfiqqtpsxwmul">
+      <w:hyperlink w:history="1" r:id="rIdl_ihk5dzz4ni0a8-akqdp">
         <w:r>
           <w:rPr>
             <w:color w:val="0563C1"/>
@@ -4805,7 +4805,7 @@
       <w:r>
         <w:t xml:space="preserve">Mazower, Mark. </w:t>
       </w:r>
-      <w:hyperlink w:history="1" r:id="rIdnwwiifr7ikt5f7ujoczrj">
+      <w:hyperlink w:history="1" r:id="rIduilbr0duknps7dsondewp">
         <w:r>
           <w:rPr>
             <w:color w:val="0563C1"/>
@@ -4833,7 +4833,7 @@
       <w:r>
         <w:t xml:space="preserve">Suny, Ronald Grigor. “</w:t>
       </w:r>
-      <w:hyperlink w:history="1" r:id="rIdaj9z_kz8fnyjojb1gk5ve">
+      <w:hyperlink w:history="1" r:id="rIdfj700wrhd0iztnrvzyhlq">
         <w:r>
           <w:rPr>
             <w:color w:val="0563C1"/>
@@ -4861,7 +4861,7 @@
       <w:r>
         <w:t xml:space="preserve">Power, Samantha. “</w:t>
       </w:r>
-      <w:hyperlink w:history="1" r:id="rIdukfpv7p7g9f78tzr_op62">
+      <w:hyperlink w:history="1" r:id="rId7e19dp6ufqwuxip0t3qav">
         <w:r>
           <w:rPr>
             <w:color w:val="0563C1"/>
@@ -4889,7 +4889,7 @@
       <w:r>
         <w:t xml:space="preserve">Hirschon, Renée, ed. </w:t>
       </w:r>
-      <w:hyperlink w:history="1" r:id="rIdfcb1zwtcl7svzadwvppia">
+      <w:hyperlink w:history="1" r:id="rIdsfan_hyijzz9d6e5z-rmw">
         <w:r>
           <w:rPr>
             <w:color w:val="0563C1"/>
@@ -4917,7 +4917,7 @@
       <w:r>
         <w:t xml:space="preserve">Rogan, Eugene. </w:t>
       </w:r>
-      <w:hyperlink w:history="1" r:id="rIdzatxezwbhfy3jmn2hsny-">
+      <w:hyperlink w:history="1" r:id="rIdudkq9eve_6hhvxozj6nxt">
         <w:r>
           <w:rPr>
             <w:color w:val="0563C1"/>
@@ -4945,7 +4945,7 @@
       <w:r>
         <w:t xml:space="preserve">Barr, James. </w:t>
       </w:r>
-      <w:hyperlink w:history="1" r:id="rIdwiti8eumvg-io8sbc6b6m">
+      <w:hyperlink w:history="1" r:id="rIdmsvetjxvbyj5mw-zce1h8">
         <w:r>
           <w:rPr>
             <w:color w:val="0563C1"/>
@@ -4973,7 +4973,7 @@
       <w:r>
         <w:t xml:space="preserve">McDowall, David. </w:t>
       </w:r>
-      <w:hyperlink w:history="1" r:id="rId4h7vstwz9jvqlaetcw7dm">
+      <w:hyperlink w:history="1" r:id="rIdrtdzeh2nzr07nfq3-0th0">
         <w:r>
           <w:rPr>
             <w:color w:val="0563C1"/>
@@ -5001,7 +5001,7 @@
       <w:r>
         <w:t xml:space="preserve">Abrahamian, Ervand. </w:t>
       </w:r>
-      <w:hyperlink w:history="1" r:id="rIddgdxdprg6wnjscciixvzi">
+      <w:hyperlink w:history="1" r:id="rId5nq-ufdhjppvpn79y4pv7">
         <w:r>
           <w:rPr>
             <w:color w:val="0563C1"/>
@@ -5029,7 +5029,7 @@
       <w:r>
         <w:t xml:space="preserve">Razoux, Pierre. </w:t>
       </w:r>
-      <w:hyperlink w:history="1" r:id="rIdgxnsiebtrnca65pfsy_x-">
+      <w:hyperlink w:history="1" r:id="rIdgtrj2ol87ec1iqzahpsnf">
         <w:r>
           <w:rPr>
             <w:color w:val="0563C1"/>
@@ -5077,7 +5077,7 @@
       <w:r>
         <w:t xml:space="preserve">Clark, Christopher. </w:t>
       </w:r>
-      <w:hyperlink w:history="1" r:id="rIdy90at-dkrg4-1fwbj1e2u">
+      <w:hyperlink w:history="1" r:id="rIdkuf5ol-zltpafuxpdhv7s">
         <w:r>
           <w:rPr>
             <w:color w:val="0563C1"/>
@@ -5105,7 +5105,7 @@
       <w:r>
         <w:t xml:space="preserve">Strachan, Hew. </w:t>
       </w:r>
-      <w:hyperlink w:history="1" r:id="rIdzvnp8kjihco5omfiacmyo">
+      <w:hyperlink w:history="1" r:id="rId6psnfsukisyr6mdbvi8a7">
         <w:r>
           <w:rPr>
             <w:color w:val="0563C1"/>
@@ -5149,7 +5149,7 @@
       <w:r>
         <w:t xml:space="preserve">Weintraub, Stanley. </w:t>
       </w:r>
-      <w:hyperlink w:history="1" r:id="rIdpev_a-6-nedvcrbuw9axk">
+      <w:hyperlink w:history="1" r:id="rIdw4zaimaa5ddicxycp7fjc">
         <w:r>
           <w:rPr>
             <w:color w:val="0563C1"/>
@@ -5177,7 +5177,7 @@
       <w:r>
         <w:t xml:space="preserve">Johnson, Niall P. A. S., and Juergen Mueller. “</w:t>
       </w:r>
-      <w:hyperlink w:history="1" r:id="rIdgnbbno5jojc5fx5xq6uvf">
+      <w:hyperlink w:history="1" r:id="rId-ab8umt45dv4cynk-qnem">
         <w:r>
           <w:rPr>
             <w:color w:val="0563C1"/>
@@ -5205,7 +5205,7 @@
       <w:r>
         <w:t xml:space="preserve">Spreeuwenberg, Peter, et al. “</w:t>
       </w:r>
-      <w:hyperlink w:history="1" r:id="rId0zgldtgpopsgxjvx4nlqb">
+      <w:hyperlink w:history="1" r:id="rId1rxv41ijskrnb2jdpfzvc">
         <w:r>
           <w:rPr>
             <w:color w:val="0563C1"/>
@@ -5233,7 +5233,7 @@
       <w:r>
         <w:t xml:space="preserve">Keynes, John Maynard. </w:t>
       </w:r>
-      <w:hyperlink w:history="1" r:id="rIdfc-snxjcfcqdhzmfj32sv">
+      <w:hyperlink w:history="1" r:id="rId4cck-flxil7qq9ysrhhoy">
         <w:r>
           <w:rPr>
             <w:color w:val="0563C1"/>
@@ -5281,7 +5281,7 @@
       <w:r>
         <w:t xml:space="preserve">Evans, Richard J. </w:t>
       </w:r>
-      <w:hyperlink w:history="1" r:id="rIdixvqse9-2ex32r1-ybbef">
+      <w:hyperlink w:history="1" r:id="rIdtkm7p1meccf2k40-gmvvl">
         <w:r>
           <w:rPr>
             <w:color w:val="0563C1"/>
@@ -5309,7 +5309,7 @@
       <w:r>
         <w:t xml:space="preserve">Hilberg, Raul. </w:t>
       </w:r>
-      <w:hyperlink w:history="1" r:id="rIdxg_jh103rlqva5flzp5nq">
+      <w:hyperlink w:history="1" r:id="rIdyc1kth3zbkw58okibvdx-">
         <w:r>
           <w:rPr>
             <w:color w:val="0563C1"/>
@@ -5337,7 +5337,7 @@
       <w:r>
         <w:t xml:space="preserve">Kiernan, Ben. </w:t>
       </w:r>
-      <w:hyperlink w:history="1" r:id="rIdo95hq5jghnskop9wmkoex">
+      <w:hyperlink w:history="1" r:id="rId63ifpuwmlwnazcxwbdusn">
         <w:r>
           <w:rPr>
             <w:color w:val="0563C1"/>
@@ -5365,7 +5365,7 @@
       <w:r>
         <w:t xml:space="preserve">Levitsky, Steven, and Daniel Ziblatt. </w:t>
       </w:r>
-      <w:hyperlink w:history="1" r:id="rIdnatfumbliuo-xfpojg0g6">
+      <w:hyperlink w:history="1" r:id="rIdpawo-3nnk-dcaw94an0uy">
         <w:r>
           <w:rPr>
             <w:color w:val="0563C1"/>
@@ -5393,7 +5393,7 @@
       <w:r>
         <w:t xml:space="preserve">Neiman, Susan. </w:t>
       </w:r>
-      <w:hyperlink w:history="1" r:id="rIdry7cadrk11wxtm79qd0e2">
+      <w:hyperlink w:history="1" r:id="rIdqotizb0umata1mirgramb">
         <w:r>
           <w:rPr>
             <w:color w:val="0563C1"/>
@@ -5437,7 +5437,7 @@
       <w:r>
         <w:t xml:space="preserve">Broberg, Gunnar, and Nils Roll-Hansen, eds. </w:t>
       </w:r>
-      <w:hyperlink w:history="1" r:id="rIdflpz28axckbpi68gmpgay">
+      <w:hyperlink w:history="1" r:id="rIdw2ntr1ppcu9_4k4apc5lq">
         <w:r>
           <w:rPr>
             <w:color w:val="0563C1"/>
@@ -5485,7 +5485,7 @@
       <w:r>
         <w:t xml:space="preserve">Jansen, Marius B. </w:t>
       </w:r>
-      <w:hyperlink w:history="1" r:id="rIdl8i75xaobtew1kqhzd3oy">
+      <w:hyperlink w:history="1" r:id="rId3j-ddwf-mepxhnjm6r28c">
         <w:r>
           <w:rPr>
             <w:color w:val="0563C1"/>
@@ -5513,7 +5513,7 @@
       <w:r>
         <w:t xml:space="preserve">Fogel, Joshua A., ed. </w:t>
       </w:r>
-      <w:hyperlink w:history="1" r:id="rId29wuqhj2qjjkhfgwpimyu">
+      <w:hyperlink w:history="1" r:id="rIdouttaxgu95_jn5tio1jul">
         <w:r>
           <w:rPr>
             <w:color w:val="0563C1"/>
@@ -5541,7 +5541,7 @@
       <w:r>
         <w:t xml:space="preserve">Ohnuki-Tierney, Emiko. </w:t>
       </w:r>
-      <w:hyperlink w:history="1" r:id="rIdsudrg05hfuvixfmtgwke0">
+      <w:hyperlink w:history="1" r:id="rId49dmkfr4hejoselxy5kzm">
         <w:r>
           <w:rPr>
             <w:color w:val="0563C1"/>
@@ -5569,7 +5569,7 @@
       <w:r>
         <w:t xml:space="preserve">Dower, John W. </w:t>
       </w:r>
-      <w:hyperlink w:history="1" r:id="rIdcexfe1foyxkpk-x2kwinc">
+      <w:hyperlink w:history="1" r:id="rIdkccjanzpc19ls973iftcb">
         <w:r>
           <w:rPr>
             <w:color w:val="0563C1"/>
@@ -5617,7 +5617,7 @@
       <w:r>
         <w:t xml:space="preserve">Duggan, Christopher. </w:t>
       </w:r>
-      <w:hyperlink w:history="1" r:id="rIdk-pmawl207bdz5osnolp_">
+      <w:hyperlink w:history="1" r:id="rIdrvnhbe3b4ohec5dwwai-d">
         <w:r>
           <w:rPr>
             <w:color w:val="0563C1"/>
@@ -5645,7 +5645,7 @@
       <w:r>
         <w:t xml:space="preserve">Bosworth, R. J. B. </w:t>
       </w:r>
-      <w:hyperlink w:history="1" r:id="rIdwh0-3jfnusavkpdhu-bmj">
+      <w:hyperlink w:history="1" r:id="rIdldji8u0zga8biwvxo-oy-">
         <w:r>
           <w:rPr>
             <w:color w:val="0563C1"/>
@@ -5673,7 +5673,7 @@
       <w:r>
         <w:t xml:space="preserve">Domenico, Roy Palmer. </w:t>
       </w:r>
-      <w:hyperlink w:history="1" r:id="rIdy7yazrix45sdy8us7hsdd">
+      <w:hyperlink w:history="1" r:id="rIdwvc1z67azh5ar9uesls9_">
         <w:r>
           <w:rPr>
             <w:color w:val="0563C1"/>
@@ -5721,7 +5721,7 @@
       <w:r>
         <w:t xml:space="preserve">Menocal, María Rosa. </w:t>
       </w:r>
-      <w:hyperlink w:history="1" r:id="rIdeccqp9l3v5amrx2rslqpt">
+      <w:hyperlink w:history="1" r:id="rIdaynjnj1t0rxjmhpzi-4g_">
         <w:r>
           <w:rPr>
             <w:color w:val="0563C1"/>
@@ -5749,7 +5749,7 @@
       <w:r>
         <w:t xml:space="preserve">Fernández-Morera, Darío. </w:t>
       </w:r>
-      <w:hyperlink w:history="1" r:id="rIddmolhbkfp_va1a3w4m9bg">
+      <w:hyperlink w:history="1" r:id="rId0w0xkzksrzalrbzdvnskb">
         <w:r>
           <w:rPr>
             <w:color w:val="0563C1"/>
@@ -5777,7 +5777,7 @@
       <w:r>
         <w:t xml:space="preserve">Kraemer, Joel L. </w:t>
       </w:r>
-      <w:hyperlink w:history="1" r:id="rIdwkhprj5mmzwuazfpl5col">
+      <w:hyperlink w:history="1" r:id="rIdgpkbijeesibdlsy4w5udk">
         <w:r>
           <w:rPr>
             <w:color w:val="0563C1"/>
@@ -5805,7 +5805,7 @@
       <w:r>
         <w:t xml:space="preserve">Preston, Paul. </w:t>
       </w:r>
-      <w:hyperlink w:history="1" r:id="rIdxeg--tbnhls57z04_z0qv">
+      <w:hyperlink w:history="1" r:id="rIdvu0vhr-op83debdgl5mae">
         <w:r>
           <w:rPr>
             <w:color w:val="0563C1"/>
@@ -5833,7 +5833,7 @@
       <w:r>
         <w:t xml:space="preserve">Aguilar, Paloma. </w:t>
       </w:r>
-      <w:hyperlink w:history="1" r:id="rIdlyky9iuc9b38rxcvw54fc">
+      <w:hyperlink w:history="1" r:id="rIdrgv7zheu9wijtfwzriq2p">
         <w:r>
           <w:rPr>
             <w:color w:val="0563C1"/>
@@ -5897,7 +5897,7 @@
       <w:r>
         <w:t xml:space="preserve">Applebaum, Anne. </w:t>
       </w:r>
-      <w:hyperlink w:history="1" r:id="rIdzbybeczl24xu9jgd1pyin">
+      <w:hyperlink w:history="1" r:id="rIdqr8apapjzgmzcqxzr7h3o">
         <w:r>
           <w:rPr>
             <w:color w:val="0563C1"/>
@@ -5925,7 +5925,7 @@
       <w:r>
         <w:t xml:space="preserve">Applebaum, Anne. </w:t>
       </w:r>
-      <w:hyperlink w:history="1" r:id="rIdgkpoj2fatgl69cjh8kilj">
+      <w:hyperlink w:history="1" r:id="rIdkq6vz4yyimzyb77j1t_pr">
         <w:r>
           <w:rPr>
             <w:color w:val="0563C1"/>
@@ -5953,7 +5953,7 @@
       <w:r>
         <w:t xml:space="preserve">Sanford, George. </w:t>
       </w:r>
-      <w:hyperlink w:history="1" r:id="rIdff-mu30tfl-6q3azbtfrp">
+      <w:hyperlink w:history="1" r:id="rIdfljbc0gkjlqwtoaxn_zzn">
         <w:r>
           <w:rPr>
             <w:color w:val="0563C1"/>
@@ -5981,7 +5981,7 @@
       <w:r>
         <w:t xml:space="preserve">Plokhy, Serhii. </w:t>
       </w:r>
-      <w:hyperlink w:history="1" r:id="rId78s_2qbvcqhirhtk5t2-0">
+      <w:hyperlink w:history="1" r:id="rIdl9qnavco63lpa3tqrcdon">
         <w:r>
           <w:rPr>
             <w:color w:val="0563C1"/>
@@ -6009,7 +6009,7 @@
       <w:r>
         <w:t xml:space="preserve">Roberts, Geoffrey. </w:t>
       </w:r>
-      <w:hyperlink w:history="1" r:id="rIdxt-zdglevbohgla0tutks">
+      <w:hyperlink w:history="1" r:id="rIdisofmpuc-9hg4ybmsz45x">
         <w:r>
           <w:rPr>
             <w:color w:val="0563C1"/>
@@ -6057,7 +6057,7 @@
       <w:r>
         <w:t xml:space="preserve">Dikötter, Frank. </w:t>
       </w:r>
-      <w:hyperlink w:history="1" r:id="rIdoqas-06wx7qbunmhc8gkw">
+      <w:hyperlink w:history="1" r:id="rIdpt5n4znr3kxz0xz5fo2wc">
         <w:r>
           <w:rPr>
             <w:color w:val="0563C1"/>
@@ -6085,7 +6085,7 @@
       <w:r>
         <w:t xml:space="preserve">Yang Jisheng. </w:t>
       </w:r>
-      <w:hyperlink w:history="1" r:id="rId4k36eulg2pch2dtmitstr">
+      <w:hyperlink w:history="1" r:id="rIdsb9yiy25a5rjgbidgxcwz">
         <w:r>
           <w:rPr>
             <w:color w:val="0563C1"/>
@@ -6113,7 +6113,7 @@
       <w:r>
         <w:t xml:space="preserve">MacFarquhar, Roderick, and Michael Schoenhals. </w:t>
       </w:r>
-      <w:hyperlink w:history="1" r:id="rId4bru8c4f_nff7ovyglp5j">
+      <w:hyperlink w:history="1" r:id="rId30b9dxg4zfpzh0jpkohhi">
         <w:r>
           <w:rPr>
             <w:color w:val="0563C1"/>
@@ -6141,7 +6141,7 @@
       <w:r>
         <w:t xml:space="preserve">Jambeck, Jenna R., et al. “</w:t>
       </w:r>
-      <w:hyperlink w:history="1" r:id="rIdblosphnvx7n_j7ydjfuwz">
+      <w:hyperlink w:history="1" r:id="rIdtnsbqynxmybstqcarkbq6">
         <w:r>
           <w:rPr>
             <w:color w:val="0563C1"/>
@@ -6169,7 +6169,7 @@
       <w:r>
         <w:t xml:space="preserve">Meijer, Lourens J. J., et al. “</w:t>
       </w:r>
-      <w:hyperlink w:history="1" r:id="rIdwjlxoq7qvlpevtaqra-v_">
+      <w:hyperlink w:history="1" r:id="rId7yrx_ejwo4fddhlkylhjl">
         <w:r>
           <w:rPr>
             <w:color w:val="0563C1"/>
@@ -6197,7 +6197,7 @@
       <w:r>
         <w:t xml:space="preserve">Economy, Elizabeth C. </w:t>
       </w:r>
-      <w:hyperlink w:history="1" r:id="rId6xktslh6ya2mdt37pbw6b">
+      <w:hyperlink w:history="1" r:id="rIddzwe5j_6lmq_yxozem8o4">
         <w:r>
           <w:rPr>
             <w:color w:val="0563C1"/>
@@ -6257,7 +6257,7 @@
       <w:r>
         <w:t xml:space="preserve">McDonell, Stephen. “</w:t>
       </w:r>
-      <w:hyperlink w:history="1" r:id="rIdp6ywyernznropcgdonkfe">
+      <w:hyperlink w:history="1" r:id="rId170rnlulrd1d0q0fjrb_l">
         <w:r>
           <w:rPr>
             <w:color w:val="0563C1"/>
@@ -6285,7 +6285,7 @@
       <w:r>
         <w:t xml:space="preserve">Agence France-Presse. “‘Oh, Bother’: </w:t>
       </w:r>
-      <w:hyperlink w:history="1" r:id="rIdzn7_nfvcgvxfak1obu6bu">
+      <w:hyperlink w:history="1" r:id="rIdis104dgzacm3j_7vxftxr">
         <w:r>
           <w:rPr>
             <w:color w:val="0563C1"/>
@@ -6333,7 +6333,7 @@
       <w:r>
         <w:t xml:space="preserve">Schama, Simon. </w:t>
       </w:r>
-      <w:hyperlink w:history="1" r:id="rIdy51b0jllrqhau4o61-d5l">
+      <w:hyperlink w:history="1" r:id="rIdqnm5qckjqbscmntddpqbb">
         <w:r>
           <w:rPr>
             <w:color w:val="0563C1"/>
@@ -6361,7 +6361,7 @@
       <w:r>
         <w:t xml:space="preserve">Finkelstein, Israel, and Neil Asher Silberman. </w:t>
       </w:r>
-      <w:hyperlink w:history="1" r:id="rIdjevkphcqfzsp0xmt7axlc">
+      <w:hyperlink w:history="1" r:id="rIdqsw-hnjd59gzbmh9dtt59">
         <w:r>
           <w:rPr>
             <w:color w:val="0563C1"/>
@@ -6389,7 +6389,7 @@
       <w:r>
         <w:t xml:space="preserve">VanderKam, James C. </w:t>
       </w:r>
-      <w:hyperlink w:history="1" r:id="rIdzunzqd_hezl3j2pvuotwo">
+      <w:hyperlink w:history="1" r:id="rIdzvedphuvn0ivpkqdf7gzl">
         <w:r>
           <w:rPr>
             <w:color w:val="0563C1"/>
@@ -6417,7 +6417,7 @@
       <w:r>
         <w:t xml:space="preserve">Magness, Jodi. </w:t>
       </w:r>
-      <w:hyperlink w:history="1" r:id="rId88jytezzmg-tduwra52ec">
+      <w:hyperlink w:history="1" r:id="rIdlgli48f5bjtndrc9rudvs">
         <w:r>
           <w:rPr>
             <w:color w:val="0563C1"/>
@@ -6445,7 +6445,7 @@
       <w:r>
         <w:t xml:space="preserve">Morris, Benny. </w:t>
       </w:r>
-      <w:hyperlink w:history="1" r:id="rIdqhqdcihh27b6hm1asoz2b">
+      <w:hyperlink w:history="1" r:id="rIdaqlxewfzfmhbc53cqzipq">
         <w:r>
           <w:rPr>
             <w:color w:val="0563C1"/>
@@ -6493,7 +6493,7 @@
       <w:r>
         <w:t xml:space="preserve">Gaddis, John Lewis. </w:t>
       </w:r>
-      <w:hyperlink w:history="1" r:id="rIdx0bmu57pf7zhhzcwiys7-">
+      <w:hyperlink w:history="1" r:id="rIdejsoodnzw6nln-agdymy6">
         <w:r>
           <w:rPr>
             <w:color w:val="0563C1"/>
@@ -6521,7 +6521,7 @@
       <w:r>
         <w:t xml:space="preserve">Savranskaya, Svetlana V. “</w:t>
       </w:r>
-      <w:hyperlink w:history="1" r:id="rIdv58mrxiart9-jlnp7xf9g">
+      <w:hyperlink w:history="1" r:id="rIdvzq2m1swoajlmcywvpld0">
         <w:r>
           <w:rPr>
             <w:color w:val="0563C1"/>
@@ -6549,7 +6549,7 @@
       <w:r>
         <w:t xml:space="preserve">Hoffman, David E. </w:t>
       </w:r>
-      <w:hyperlink w:history="1" r:id="rIdrwhco3fio713isw0yt0-p">
+      <w:hyperlink w:history="1" r:id="rIdt5j9blq8xrwtl4j5glky9">
         <w:r>
           <w:rPr>
             <w:color w:val="0563C1"/>
@@ -6577,7 +6577,7 @@
       <w:r>
         <w:t xml:space="preserve">Rhodes, Richard. </w:t>
       </w:r>
-      <w:hyperlink w:history="1" r:id="rIdlck41txbvumjl4jado3an">
+      <w:hyperlink w:history="1" r:id="rIdtqpbnfkttf8y6zg8gc6sl">
         <w:r>
           <w:rPr>
             <w:color w:val="0563C1"/>
@@ -6605,7 +6605,7 @@
       <w:r>
         <w:t xml:space="preserve">Niedenthal, Jack. </w:t>
       </w:r>
-      <w:hyperlink w:history="1" r:id="rIdiytggtvd6nkvozrtctaaw">
+      <w:hyperlink w:history="1" r:id="rIdewpbjm2a55e0k5xox6rye">
         <w:r>
           <w:rPr>
             <w:color w:val="0563C1"/>
@@ -6653,7 +6653,7 @@
       <w:r>
         <w:t xml:space="preserve">NASA. “</w:t>
       </w:r>
-      <w:hyperlink w:history="1" r:id="rIddxb5lng9abxmnt_wu2e9l">
+      <w:hyperlink w:history="1" r:id="rId7rnrpk7j2wrh2hthra882">
         <w:r>
           <w:rPr>
             <w:color w:val="0563C1"/>
@@ -6681,7 +6681,7 @@
       <w:r>
         <w:t xml:space="preserve">Chaikin, Andrew. </w:t>
       </w:r>
-      <w:hyperlink w:history="1" r:id="rIdsvshvospy99fa1fkmkdgu">
+      <w:hyperlink w:history="1" r:id="rIdo7rmxqisjex-vwxlt2fnv">
         <w:r>
           <w:rPr>
             <w:color w:val="0563C1"/>
@@ -6709,7 +6709,7 @@
       <w:r>
         <w:t xml:space="preserve">Siddiqi, Asif A. </w:t>
       </w:r>
-      <w:hyperlink w:history="1" r:id="rIdn_jlo79xh-mxb8-opsg-s">
+      <w:hyperlink w:history="1" r:id="rIdiaxslx_pnl0v56ghug9fc">
         <w:r>
           <w:rPr>
             <w:color w:val="0563C1"/>
@@ -6737,7 +6737,7 @@
       <w:r>
         <w:t xml:space="preserve">Colaprete, Anthony, et al. “</w:t>
       </w:r>
-      <w:hyperlink w:history="1" r:id="rIdfx0qopxm3kyaudtcup5yp">
+      <w:hyperlink w:history="1" r:id="rIdsgx4d6efz_s4r8ococgiz">
         <w:r>
           <w:rPr>
             <w:color w:val="0563C1"/>
@@ -6765,7 +6765,7 @@
       <w:r>
         <w:t xml:space="preserve">Sheehan, William. </w:t>
       </w:r>
-      <w:hyperlink w:history="1" r:id="rId0pqtn-kqmtl3c2qfrtsdr">
+      <w:hyperlink w:history="1" r:id="rIdaooy6hy4yubhpjm9kukcx">
         <w:r>
           <w:rPr>
             <w:color w:val="0563C1"/>
@@ -6793,7 +6793,7 @@
       <w:r>
         <w:t xml:space="preserve">Grotzinger, John P., et al. “</w:t>
       </w:r>
-      <w:hyperlink w:history="1" r:id="rIdpa3lpaq5t640d__ps1-ws">
+      <w:hyperlink w:history="1" r:id="rIdielleqlp3d79bioxzetk3">
         <w:r>
           <w:rPr>
             <w:color w:val="0563C1"/>
@@ -6821,7 +6821,7 @@
       <w:r>
         <w:t xml:space="preserve">Mangold, Nicolas, et al. “</w:t>
       </w:r>
-      <w:hyperlink w:history="1" r:id="rIdcq4k9pnbc_cruwgdzmysz">
+      <w:hyperlink w:history="1" r:id="rIdurqjnxo_4hk5mn4dnt9ny">
         <w:r>
           <w:rPr>
             <w:color w:val="0563C1"/>
@@ -6869,7 +6869,7 @@
       <w:r>
         <w:t xml:space="preserve">Ashby, Neil. “</w:t>
       </w:r>
-      <w:hyperlink w:history="1" r:id="rIdpdxwg9tbdcuzs_tr3wznm">
+      <w:hyperlink w:history="1" r:id="rIdkfc7fvniynzs8pps1ievh">
         <w:r>
           <w:rPr>
             <w:color w:val="0563C1"/>
@@ -6897,7 +6897,7 @@
       <w:r>
         <w:t xml:space="preserve">Dyson, F. W., A. S. Eddington, and C. Davidson. “</w:t>
       </w:r>
-      <w:hyperlink w:history="1" r:id="rId1adrwysr28nxwolfhogiv">
+      <w:hyperlink w:history="1" r:id="rIdk8ljv7kch5fsujv_nu61m">
         <w:r>
           <w:rPr>
             <w:color w:val="0563C1"/>
@@ -6925,7 +6925,7 @@
       <w:r>
         <w:t xml:space="preserve">Au, Whitlow W. L. </w:t>
       </w:r>
-      <w:hyperlink w:history="1" r:id="rIdzgzyyhh_zk3pyxyriw4pp">
+      <w:hyperlink w:history="1" r:id="rIdy44_kcbmyr5q-_nwqulzq">
         <w:r>
           <w:rPr>
             <w:color w:val="0563C1"/>
@@ -6953,7 +6953,7 @@
       <w:r>
         <w:t xml:space="preserve">Susskind, Leonard. “</w:t>
       </w:r>
-      <w:hyperlink w:history="1" r:id="rIdpjvcgpgtiqkpxbdqy1mnl">
+      <w:hyperlink w:history="1" r:id="rIdn2inierfdy5qztukazuhq">
         <w:r>
           <w:rPr>
             <w:color w:val="0563C1"/>
@@ -6981,7 +6981,7 @@
       <w:r>
         <w:t xml:space="preserve">Scerri, Eric R. </w:t>
       </w:r>
-      <w:hyperlink w:history="1" r:id="rIdrdywuppsmh96bodmatkv1">
+      <w:hyperlink w:history="1" r:id="rIdbhlbafkyfevla2x8rkpyh">
         <w:r>
           <w:rPr>
             <w:color w:val="0563C1"/>
@@ -7009,7 +7009,7 @@
       <w:r>
         <w:t xml:space="preserve">Erisman, Jan Willem, et al. “</w:t>
       </w:r>
-      <w:hyperlink w:history="1" r:id="rIdviuhjeui2rorrdymvksll">
+      <w:hyperlink w:history="1" r:id="rIdwfjp4hcbjq6ccpc33vnjo">
         <w:r>
           <w:rPr>
             <w:color w:val="0563C1"/>
@@ -7037,7 +7037,7 @@
       <w:r>
         <w:t xml:space="preserve">Watson, J. D., and F. H. C. Crick. “</w:t>
       </w:r>
-      <w:hyperlink w:history="1" r:id="rId9x2yqtqbpyvbby1-c-0l3">
+      <w:hyperlink w:history="1" r:id="rIdjpokrlewyn5ewkrgf0tcn">
         <w:r>
           <w:rPr>
             <w:color w:val="0563C1"/>
@@ -7065,7 +7065,7 @@
       <w:r>
         <w:t xml:space="preserve">Franklin, Rosalind E., and R. G. Gosling. “</w:t>
       </w:r>
-      <w:hyperlink w:history="1" r:id="rIdtiuyqbtx2oy5nfn3_fkpf">
+      <w:hyperlink w:history="1" r:id="rIdiodju4tqu0czzv82drqvz">
         <w:r>
           <w:rPr>
             <w:color w:val="0563C1"/>
@@ -7093,7 +7093,7 @@
       <w:r>
         <w:t xml:space="preserve">International Human Genome Sequencing Consortium. “</w:t>
       </w:r>
-      <w:hyperlink w:history="1" r:id="rIddm-7xjliakzeg503qvt9c">
+      <w:hyperlink w:history="1" r:id="rId_dg0j9_mswmcub-czp_rs">
         <w:r>
           <w:rPr>
             <w:color w:val="0563C1"/>
@@ -7121,7 +7121,7 @@
       <w:r>
         <w:t xml:space="preserve">International Human Genome Sequencing Consortium. “</w:t>
       </w:r>
-      <w:hyperlink w:history="1" r:id="rIdg-tzdnsm_-f0ouovzn3mq">
+      <w:hyperlink w:history="1" r:id="rIdeubv18msp5rupxwwgbgrr">
         <w:r>
           <w:rPr>
             <w:color w:val="0563C1"/>
@@ -7149,7 +7149,7 @@
       <w:r>
         <w:t xml:space="preserve">Nurk, Sergey, et al. “</w:t>
       </w:r>
-      <w:hyperlink w:history="1" r:id="rIdjalifivr9mg8i1crgh1tq">
+      <w:hyperlink w:history="1" r:id="rId-l-ebuqcqkz3v5noovutg">
         <w:r>
           <w:rPr>
             <w:color w:val="0563C1"/>
@@ -7177,7 +7177,7 @@
       <w:r>
         <w:t xml:space="preserve">Vine, F. J., and D. H. Matthews. “</w:t>
       </w:r>
-      <w:hyperlink w:history="1" r:id="rIdpl3g2qze78gtswej5iu8y">
+      <w:hyperlink w:history="1" r:id="rIdt0nkmtk7gkqu9pkpgvte1">
         <w:r>
           <w:rPr>
             <w:color w:val="0563C1"/>
@@ -7205,7 +7205,7 @@
       <w:r>
         <w:t xml:space="preserve">Alpher, Ralph A., and Robert Herman. “</w:t>
       </w:r>
-      <w:hyperlink w:history="1" r:id="rIdsmoteiuakyco9qf0uvipi">
+      <w:hyperlink w:history="1" r:id="rIdlfqmwbl_lbccody56vs6w">
         <w:r>
           <w:rPr>
             <w:color w:val="0563C1"/>
@@ -7233,7 +7233,7 @@
       <w:r>
         <w:t xml:space="preserve">Penzias, A. A., and R. W. Wilson. “</w:t>
       </w:r>
-      <w:hyperlink w:history="1" r:id="rIdxu4q_kw9rttypylbj5m4m">
+      <w:hyperlink w:history="1" r:id="rIdzcnceuelermneyl-qxc2q">
         <w:r>
           <w:rPr>
             <w:color w:val="0563C1"/>
@@ -7261,7 +7261,7 @@
       <w:r>
         <w:t xml:space="preserve">Fleischmann, Martin, and Stanley Pons. “</w:t>
       </w:r>
-      <w:hyperlink w:history="1" r:id="rIdr3qohmi4v0jjtqmlwmre1">
+      <w:hyperlink w:history="1" r:id="rIdsl22yjdebamrkqjbgd7kb">
         <w:r>
           <w:rPr>
             <w:color w:val="0563C1"/>
@@ -7289,7 +7289,7 @@
       <w:r>
         <w:t xml:space="preserve">Wolfe-Simon, Felisa, et al. “</w:t>
       </w:r>
-      <w:hyperlink w:history="1" r:id="rId8j8j6sq4vh-z4bcwj5ymd">
+      <w:hyperlink w:history="1" r:id="rIddum0ygz9bxrw5gccp1oyv">
         <w:r>
           <w:rPr>
             <w:color w:val="0563C1"/>
@@ -7317,7 +7317,7 @@
       <w:r>
         <w:t xml:space="preserve">Reaves, Marshall Louis, et al. “</w:t>
       </w:r>
-      <w:hyperlink w:history="1" r:id="rIdtuzi-bfuzmdgvxhhvzyfe">
+      <w:hyperlink w:history="1" r:id="rIdydprv1_wjkin3il9pmnq9">
         <w:r>
           <w:rPr>
             <w:color w:val="0563C1"/>
@@ -7365,7 +7365,7 @@
       <w:r>
         <w:t xml:space="preserve">Dalrymple, William. </w:t>
       </w:r>
-      <w:hyperlink w:history="1" r:id="rId4i7mj4oolp5rvowg8khqr">
+      <w:hyperlink w:history="1" r:id="rIdwovcqygmyefpxl1xqcxjj">
         <w:r>
           <w:rPr>
             <w:color w:val="0563C1"/>
@@ -7393,7 +7393,7 @@
       <w:r>
         <w:t xml:space="preserve">Maddison, Angus. </w:t>
       </w:r>
-      <w:hyperlink w:history="1" r:id="rIds1d9nm7lxuq3qxon7f6jf">
+      <w:hyperlink w:history="1" r:id="rId9aw4kjgcbeduyysdpi4_r">
         <w:r>
           <w:rPr>
             <w:color w:val="0563C1"/>
@@ -7421,7 +7421,7 @@
       <w:r>
         <w:t xml:space="preserve">Sen, Amartya. </w:t>
       </w:r>
-      <w:hyperlink w:history="1" r:id="rId4deuo7z7jdobh4cibpnvi">
+      <w:hyperlink w:history="1" r:id="rIdku1abzdjo9ttpbcmxogic">
         <w:r>
           <w:rPr>
             <w:color w:val="0563C1"/>
@@ -7449,7 +7449,7 @@
       <w:r>
         <w:t xml:space="preserve">Khan, Yasmin. </w:t>
       </w:r>
-      <w:hyperlink w:history="1" r:id="rIdo-tu_uhwa8hvkxqu0_h9k">
+      <w:hyperlink w:history="1" r:id="rIddsznx5xh4nbrib-6oc5kx">
         <w:r>
           <w:rPr>
             <w:color w:val="0563C1"/>
@@ -7493,7 +7493,7 @@
       <w:r>
         <w:t xml:space="preserve">Elkins, Caroline. </w:t>
       </w:r>
-      <w:hyperlink w:history="1" r:id="rIdortkaxg7j3oo0og3ak_cf">
+      <w:hyperlink w:history="1" r:id="rIdypbklvsl9yhp3imfmhuq-">
         <w:r>
           <w:rPr>
             <w:color w:val="0563C1"/>
@@ -7521,7 +7521,7 @@
       <w:r>
         <w:t xml:space="preserve">Jansen, Jan C., and Jürgen Osterhammel. </w:t>
       </w:r>
-      <w:hyperlink w:history="1" r:id="rId42m3dif1ad387uy1dser4">
+      <w:hyperlink w:history="1" r:id="rIdetalm6xnl1dgflvivqewn">
         <w:r>
           <w:rPr>
             <w:color w:val="0563C1"/>
@@ -7549,7 +7549,7 @@
       <w:r>
         <w:t xml:space="preserve">Des Forges, Alison. </w:t>
       </w:r>
-      <w:hyperlink w:history="1" r:id="rIdsax3bdihsgarazt687cpc">
+      <w:hyperlink w:history="1" r:id="rId9lfagsq8tftjkzgv-ljiu">
         <w:r>
           <w:rPr>
             <w:color w:val="0563C1"/>
@@ -7577,7 +7577,7 @@
       <w:r>
         <w:t xml:space="preserve">Newbury, Catharine. </w:t>
       </w:r>
-      <w:hyperlink w:history="1" r:id="rIdytfva00qp1kgj-welpaea">
+      <w:hyperlink w:history="1" r:id="rIdlsqzbqujnsyfbwfi-811i">
         <w:r>
           <w:rPr>
             <w:color w:val="0563C1"/>
@@ -7625,7 +7625,7 @@
       <w:r>
         <w:t xml:space="preserve">Branch, Taylor. </w:t>
       </w:r>
-      <w:hyperlink w:history="1" r:id="rIds6yahri5hemuzrqkscbka">
+      <w:hyperlink w:history="1" r:id="rIdsld2do_i0vowpbudhwwz9">
         <w:r>
           <w:rPr>
             <w:color w:val="0563C1"/>
@@ -7653,7 +7653,7 @@
       <w:r>
         <w:t xml:space="preserve">Hoose, Phillip. </w:t>
       </w:r>
-      <w:hyperlink w:history="1" r:id="rIdxifmigcv2fial1klxynuy">
+      <w:hyperlink w:history="1" r:id="rIdsdqxkzjj4ud2ri1brlm8u">
         <w:r>
           <w:rPr>
             <w:color w:val="0563C1"/>
@@ -7681,7 +7681,7 @@
       <w:r>
         <w:t xml:space="preserve">Tyson, Timothy B. </w:t>
       </w:r>
-      <w:hyperlink w:history="1" r:id="rIdgv95evtzsqwucsg93ej48">
+      <w:hyperlink w:history="1" r:id="rIdf4u8sfipr3cyxob7rhmeb">
         <w:r>
           <w:rPr>
             <w:color w:val="0563C1"/>
@@ -7709,7 +7709,7 @@
       <w:r>
         <w:t xml:space="preserve">Mandela, Nelson. </w:t>
       </w:r>
-      <w:hyperlink w:history="1" r:id="rIddel0xrrhegwyzdcbjfvao">
+      <w:hyperlink w:history="1" r:id="rIdyutitynoiuiruqmwtcq_5">
         <w:r>
           <w:rPr>
             <w:color w:val="0563C1"/>
@@ -7753,7 +7753,7 @@
       <w:r>
         <w:t xml:space="preserve">Carter, David. </w:t>
       </w:r>
-      <w:hyperlink w:history="1" r:id="rIdld3tlyuz_hkvinupkfqmd">
+      <w:hyperlink w:history="1" r:id="rIdv3dwjrjnxg18sestu0guu">
         <w:r>
           <w:rPr>
             <w:color w:val="0563C1"/>
@@ -7801,7 +7801,7 @@
       <w:r>
         <w:t xml:space="preserve">Turing, A. M. “</w:t>
       </w:r>
-      <w:hyperlink w:history="1" r:id="rIdvci1r5--y5mbkpgobb6oh">
+      <w:hyperlink w:history="1" r:id="rIddvthynv6rvc79xtkpxpzc">
         <w:r>
           <w:rPr>
             <w:color w:val="0563C1"/>
@@ -7829,7 +7829,7 @@
       <w:r>
         <w:t xml:space="preserve">Copeland, B. Jack, ed. </w:t>
       </w:r>
-      <w:hyperlink w:history="1" r:id="rIdqljy05sufniqklo6traey">
+      <w:hyperlink w:history="1" r:id="rIdvlt_inrprql6cyreg5dke">
         <w:r>
           <w:rPr>
             <w:color w:val="0563C1"/>
@@ -7857,7 +7857,7 @@
       <w:r>
         <w:t xml:space="preserve">Isaacson, Walter. </w:t>
       </w:r>
-      <w:hyperlink w:history="1" r:id="rIdt2hweu7xpjkf7qcxy98vz">
+      <w:hyperlink w:history="1" r:id="rIdxughtqp-l0vfxkp6imlie">
         <w:r>
           <w:rPr>
             <w:color w:val="0563C1"/>
@@ -7880,12 +7880,44 @@
           <w:i/>
           <w:iCs/>
         </w:rPr>
+        <w:t xml:space="preserve">“Google” added as a verb in 2006. </w:t>
+      </w:r>
+      <w:r>
+        <w:t xml:space="preserve">Harris, Scott D. “Dictionary Adds Verb: To Google.” San Jose Mercury News, July 7, 2006.</w:t>
+      </w:r>
+    </w:p>
+    <w:p>
+      <w:pPr>
+        <w:spacing w:after="120"/>
+        <w:ind w:left="360" w:hanging="360"/>
+      </w:pPr>
+      <w:r>
+        <w:rPr>
+          <w:i/>
+          <w:iCs/>
+        </w:rPr>
+        <w:t xml:space="preserve">Google’s trademark surviving a genericide challenge. </w:t>
+      </w:r>
+      <w:r>
+        <w:t xml:space="preserve">Elliott v. Google, Inc., 860 F.3d 1151 (9th Cir. 2017).</w:t>
+      </w:r>
+    </w:p>
+    <w:p>
+      <w:pPr>
+        <w:spacing w:after="120"/>
+        <w:ind w:left="360" w:hanging="360"/>
+      </w:pPr>
+      <w:r>
+        <w:rPr>
+          <w:i/>
+          <w:iCs/>
+        </w:rPr>
         <w:t xml:space="preserve">False news spreads faster than true. </w:t>
       </w:r>
       <w:r>
         <w:t xml:space="preserve">Vosoughi, Soroush, Deb Roy, and Sinan Aral. “</w:t>
       </w:r>
-      <w:hyperlink w:history="1" r:id="rIdqskmubbz3kf98orwbmx1m">
+      <w:hyperlink w:history="1" r:id="rIds89ax8_wqo3o2ivrapcoq">
         <w:r>
           <w:rPr>
             <w:color w:val="0563C1"/>
@@ -7933,7 +7965,7 @@
       <w:r>
         <w:t xml:space="preserve">Stuart, David. </w:t>
       </w:r>
-      <w:hyperlink w:history="1" r:id="rIdrwgtml6wgqus5dxh0sp4k">
+      <w:hyperlink w:history="1" r:id="rIdzsq-mjefqkuwtdlvtgsk5">
         <w:r>
           <w:rPr>
             <w:color w:val="0563C1"/>
@@ -7961,7 +7993,7 @@
       <w:r>
         <w:t xml:space="preserve">Aveni, Anthony. </w:t>
       </w:r>
-      <w:hyperlink w:history="1" r:id="rIdqwdzkey8zk4pv4nzadjbx">
+      <w:hyperlink w:history="1" r:id="rIdrhf9qyoqfygc_3j50ekub">
         <w:r>
           <w:rPr>
             <w:color w:val="0563C1"/>
@@ -8009,7 +8041,7 @@
       <w:r>
         <w:t xml:space="preserve">Meech, Karen J., et al. “</w:t>
       </w:r>
-      <w:hyperlink w:history="1" r:id="rId5-ey_mmafsrozaxvftvgr">
+      <w:hyperlink w:history="1" r:id="rIdu4et4gm2qzdx-j_uos99y">
         <w:r>
           <w:rPr>
             <w:color w:val="0563C1"/>
@@ -8037,7 +8069,7 @@
       <w:r>
         <w:t xml:space="preserve">Micheli, Marco, et al. “</w:t>
       </w:r>
-      <w:hyperlink w:history="1" r:id="rIdr4tffvli9pnmzncui-aks">
+      <w:hyperlink w:history="1" r:id="rIduhtys3e9skizojkhl2ao5">
         <w:r>
           <w:rPr>
             <w:color w:val="0563C1"/>
@@ -8065,7 +8097,7 @@
       <w:r>
         <w:t xml:space="preserve">‘Oumuamua ISSI Team. “</w:t>
       </w:r>
-      <w:hyperlink w:history="1" r:id="rIdzyjn9souzd094xsu9x7jg">
+      <w:hyperlink w:history="1" r:id="rId96rcldoij4cji8cqnty0j">
         <w:r>
           <w:rPr>
             <w:color w:val="0563C1"/>
@@ -8093,7 +8125,7 @@
       <w:r>
         <w:t xml:space="preserve">Staff at the National Astronomy and Ionosphere Center. “</w:t>
       </w:r>
-      <w:hyperlink w:history="1" r:id="rIdqxtzi2vcrs27jgrkdxxg8">
+      <w:hyperlink w:history="1" r:id="rId2na2bntqjwd6hknidtcdx">
         <w:r>
           <w:rPr>
             <w:color w:val="0563C1"/>
@@ -8157,7 +8189,7 @@
       <w:r>
         <w:t xml:space="preserve">Riley, James C. “</w:t>
       </w:r>
-      <w:hyperlink w:history="1" r:id="rId5yp1saf4kpq9bdiiuyovy">
+      <w:hyperlink w:history="1" r:id="rId8yctb0whddnreef83xy8f">
         <w:r>
           <w:rPr>
             <w:color w:val="0563C1"/>
@@ -8185,7 +8217,7 @@
       <w:r>
         <w:t xml:space="preserve">Bliss, Michael. </w:t>
       </w:r>
-      <w:hyperlink w:history="1" r:id="rIdwcdts4nhtgcmlc6c8at1h">
+      <w:hyperlink w:history="1" r:id="rIdnbffr7-x_3nbni-ozc_zy">
         <w:r>
           <w:rPr>
             <w:color w:val="0563C1"/>
@@ -8213,7 +8245,7 @@
       <w:r>
         <w:t xml:space="preserve">Reverby, Susan M. </w:t>
       </w:r>
-      <w:hyperlink w:history="1" r:id="rId4yt72vhtj1kjx33k0h4fm">
+      <w:hyperlink w:history="1" r:id="rIdjtik0owlhoqhgutdnblho">
         <w:r>
           <w:rPr>
             <w:color w:val="0563C1"/>
@@ -8241,7 +8273,7 @@
       <w:r>
         <w:t xml:space="preserve">Keefe, Patrick Radden. </w:t>
       </w:r>
-      <w:hyperlink w:history="1" r:id="rIdxm9palzlnn-rorokljfav">
+      <w:hyperlink w:history="1" r:id="rIdvhz5zdmxqadupn0wlutdk">
         <w:r>
           <w:rPr>
             <w:color w:val="0563C1"/>
@@ -8269,7 +8301,7 @@
       <w:r>
         <w:t xml:space="preserve">Antimicrobial Resistance Collaborators. “</w:t>
       </w:r>
-      <w:hyperlink w:history="1" r:id="rId-efehq62vc7tbkzsppew6">
+      <w:hyperlink w:history="1" r:id="rId0_ip07ec_ijft2w6mejwk">
         <w:r>
           <w:rPr>
             <w:color w:val="0563C1"/>
@@ -8297,7 +8329,7 @@
       <w:r>
         <w:t xml:space="preserve">Van Bressem, Marie-Françoise, et al. “</w:t>
       </w:r>
-      <w:hyperlink w:history="1" r:id="rIdcv61go2iioagfny8cj1x7">
+      <w:hyperlink w:history="1" r:id="rIdi97l7mceyma2ejmen60nt">
         <w:r>
           <w:rPr>
             <w:color w:val="0563C1"/>
@@ -8325,7 +8357,7 @@
       <w:r>
         <w:t xml:space="preserve">Oshinsky, David M. </w:t>
       </w:r>
-      <w:hyperlink w:history="1" r:id="rIdaal3d3upkyn9apecb8bmb">
+      <w:hyperlink w:history="1" r:id="rIdwoiooiirdclmosgfgcxbw">
         <w:r>
           <w:rPr>
             <w:color w:val="0563C1"/>
@@ -8353,7 +8385,7 @@
       <w:r>
         <w:t xml:space="preserve">Polack, Fernando P., et al. “</w:t>
       </w:r>
-      <w:hyperlink w:history="1" r:id="rIdzni_0tvxz0clewlbdwn2h">
+      <w:hyperlink w:history="1" r:id="rId49scqs0yq2qhwcpzkgcwv">
         <w:r>
           <w:rPr>
             <w:color w:val="0563C1"/>
@@ -8401,7 +8433,7 @@
       <w:r>
         <w:t xml:space="preserve">Arrhenius, Svante. “</w:t>
       </w:r>
-      <w:hyperlink w:history="1" r:id="rIdtvdjq5xbae7bfeappqqas">
+      <w:hyperlink w:history="1" r:id="rIdna2aj0fcmwzsd5tke_qbs">
         <w:r>
           <w:rPr>
             <w:color w:val="0563C1"/>
@@ -8429,7 +8461,7 @@
       <w:r>
         <w:t xml:space="preserve">Philip, Sjoukje Y., et al. “</w:t>
       </w:r>
-      <w:hyperlink w:history="1" r:id="rIdxnhvq4d7zrd6lqitqtus4">
+      <w:hyperlink w:history="1" r:id="rId6hyv04piqd6bo7kgak_su">
         <w:r>
           <w:rPr>
             <w:color w:val="0563C1"/>
@@ -8457,7 +8489,7 @@
       <w:r>
         <w:t xml:space="preserve">Supran, G., S. Rahmstorf, and N. Oreskes. “</w:t>
       </w:r>
-      <w:hyperlink w:history="1" r:id="rIdkanz9q8-yz361-kx86xu4">
+      <w:hyperlink w:history="1" r:id="rIdesgyvsdfemm8i0-8dh4lz">
         <w:r>
           <w:rPr>
             <w:color w:val="0563C1"/>
@@ -8485,7 +8517,7 @@
       <w:r>
         <w:t xml:space="preserve">Witze, Alexandra. “</w:t>
       </w:r>
-      <w:hyperlink w:history="1" r:id="rIdebjrtuiz1wbbypxbxm5bc">
+      <w:hyperlink w:history="1" r:id="rIdwawhg9wfbkxfvrrexuoh2">
         <w:r>
           <w:rPr>
             <w:color w:val="0563C1"/>
@@ -8513,7 +8545,7 @@
       <w:r>
         <w:t xml:space="preserve">IPCC. </w:t>
       </w:r>
-      <w:hyperlink w:history="1" r:id="rIduo6-txq4g7cn3jdgsma83">
+      <w:hyperlink w:history="1" r:id="rIdashgeuima-wl4onhtcpd-">
         <w:r>
           <w:rPr>
             <w:color w:val="0563C1"/>
@@ -8541,7 +8573,7 @@
       <w:r>
         <w:t xml:space="preserve">Morlighem, Mathieu, et al. “</w:t>
       </w:r>
-      <w:hyperlink w:history="1" r:id="rIddyfynumzk41pijuqag6mg">
+      <w:hyperlink w:history="1" r:id="rIdjohdkpa3m_vstfeynnt2f">
         <w:r>
           <w:rPr>
             <w:color w:val="0563C1"/>
@@ -8569,7 +8601,7 @@
       <w:r>
         <w:t xml:space="preserve">IMBIE Team. “</w:t>
       </w:r>
-      <w:hyperlink w:history="1" r:id="rIdzdy-rtctz8t9fbhrzklqh">
+      <w:hyperlink w:history="1" r:id="rIdakinuxywcojzuasxvn1s_">
         <w:r>
           <w:rPr>
             <w:color w:val="0563C1"/>
@@ -8597,7 +8629,7 @@
       <w:r>
         <w:t xml:space="preserve">Joughin, Ian, Benjamin E. Smith, and Brooke Medley. “</w:t>
       </w:r>
-      <w:hyperlink w:history="1" r:id="rIdl05ognxqzka2vsdqo1ezx">
+      <w:hyperlink w:history="1" r:id="rIdwg-9bh7chex5rxqs1ujuj">
         <w:r>
           <w:rPr>
             <w:color w:val="0563C1"/>
@@ -8625,7 +8657,7 @@
       <w:r>
         <w:t xml:space="preserve">Secretariat of the Antarctic Treaty. “</w:t>
       </w:r>
-      <w:hyperlink w:history="1" r:id="rIdt8h8ygmng9mj5vmlqof8x">
+      <w:hyperlink w:history="1" r:id="rIdagtl7fgfoegwwhnb0k8oi">
         <w:r>
           <w:rPr>
             <w:color w:val="0563C1"/>
@@ -8653,7 +8685,7 @@
       <w:r>
         <w:t xml:space="preserve">Office of the Historian, US Department of State. </w:t>
       </w:r>
-      <w:hyperlink w:history="1" r:id="rIdcuxqggyqvpei203lxzb3i">
+      <w:hyperlink w:history="1" r:id="rIdhthsbknb0uzm-7rmcn0pc">
         <w:r>
           <w:rPr>
             <w:color w:val="0563C1"/>
@@ -8681,7 +8713,7 @@
       <w:r>
         <w:t xml:space="preserve">“‘Greenland Belongs to Greenland’: </w:t>
       </w:r>
-      <w:hyperlink w:history="1" r:id="rId5yuitephysguaex9wlfds">
+      <w:hyperlink w:history="1" r:id="rIdfnm8jbpya5aq2suxsrh6o">
         <w:r>
           <w:rPr>
             <w:color w:val="0563C1"/>
@@ -8709,7 +8741,7 @@
       <w:r>
         <w:t xml:space="preserve">BBC News. Report on </w:t>
       </w:r>
-      <w:hyperlink w:history="1" r:id="rIdwkcrhw0dbgdtuao8p96d0">
+      <w:hyperlink w:history="1" r:id="rId0rdfsgtcbhcmh6c1z4z09">
         <w:r>
           <w:rPr>
             <w:color w:val="0563C1"/>
@@ -8737,7 +8769,7 @@
       <w:r>
         <w:t xml:space="preserve">BBC News. </w:t>
       </w:r>
-      <w:hyperlink w:history="1" r:id="rIdfsr7i5vswru6p5m0qa-gl">
+      <w:hyperlink w:history="1" r:id="rIdxyv3ymabnxqaaz7cdprig">
         <w:r>
           <w:rPr>
             <w:color w:val="0563C1"/>
@@ -8765,7 +8797,7 @@
       <w:r>
         <w:t xml:space="preserve">Statistics Greenland. “</w:t>
       </w:r>
-      <w:hyperlink w:history="1" r:id="rId41w5iusv3zhg5qagsizmo">
+      <w:hyperlink w:history="1" r:id="rId4mirdglvhynsmoj9fui9u">
         <w:r>
           <w:rPr>
             <w:color w:val="0563C1"/>
@@ -8829,7 +8861,7 @@
       <w:r>
         <w:t xml:space="preserve">COVID-19 National Preparedness Collaborators. “</w:t>
       </w:r>
-      <w:hyperlink w:history="1" r:id="rId2rdzljy6q1x5dip-9dgq0">
+      <w:hyperlink w:history="1" r:id="rIdz7ctvwqvgtucedlpvwl9h">
         <w:r>
           <w:rPr>
             <w:color w:val="0563C1"/>
@@ -8857,7 +8889,7 @@
       <w:r>
         <w:t xml:space="preserve">Msemburi, William, et al. “</w:t>
       </w:r>
-      <w:hyperlink w:history="1" r:id="rId57nlfxhlgevvo6dxo71sx">
+      <w:hyperlink w:history="1" r:id="rIdhpxgtbeufelsavpmagcaa">
         <w:r>
           <w:rPr>
             <w:color w:val="0563C1"/>
@@ -8941,7 +8973,7 @@
       <w:r>
         <w:t xml:space="preserve">Jinek, Martin, et al. “</w:t>
       </w:r>
-      <w:hyperlink w:history="1" r:id="rIdnf_l1us6jseaxvy-9xppb">
+      <w:hyperlink w:history="1" r:id="rIdefnrihdiiim6i-legmmbg">
         <w:r>
           <w:rPr>
             <w:color w:val="0563C1"/>
@@ -8969,7 +9001,7 @@
       <w:r>
         <w:t xml:space="preserve">Fehilly, Carole B., S. M. Willadsen, and Elizabeth M. Tucker. “</w:t>
       </w:r>
-      <w:hyperlink w:history="1" r:id="rId9dlh3_wrxyecwaagng2tc">
+      <w:hyperlink w:history="1" r:id="rIdtueicqj3upnzvgq1eaxhh">
         <w:r>
           <w:rPr>
             <w:color w:val="0563C1"/>
@@ -9017,7 +9049,7 @@
       <w:r>
         <w:t xml:space="preserve">Ganopolski, A., R. Winkelmann, and H. J. Schellnhuber. “</w:t>
       </w:r>
-      <w:hyperlink w:history="1" r:id="rIdumh3dwcg6-rexchzxudk3">
+      <w:hyperlink w:history="1" r:id="rIdcedi_sfr6f1vxfogtyief">
         <w:r>
           <w:rPr>
             <w:color w:val="0563C1"/>
@@ -9065,7 +9097,7 @@
       <w:r>
         <w:t xml:space="preserve">Hawking, S. W. “</w:t>
       </w:r>
-      <w:hyperlink w:history="1" r:id="rIdchxf3_r8xgg-0hc_mnl9-">
+      <w:hyperlink w:history="1" r:id="rId_l7zzgb6x6mzuzhuwgjbd">
         <w:r>
           <w:rPr>
             <w:color w:val="0563C1"/>
@@ -9093,7 +9125,7 @@
       <w:r>
         <w:t xml:space="preserve">LIGO Scientific Collaboration and Virgo Collaboration. “</w:t>
       </w:r>
-      <w:hyperlink w:history="1" r:id="rId6bhejktfrpj2jjgabtyx_">
+      <w:hyperlink w:history="1" r:id="rId-zf-metdh_3se9jckr21r">
         <w:r>
           <w:rPr>
             <w:color w:val="0563C1"/>
@@ -9121,7 +9153,7 @@
       <w:r>
         <w:t xml:space="preserve">ATLAS Collaboration. “</w:t>
       </w:r>
-      <w:hyperlink w:history="1" r:id="rId4qcs1sscolxr2f9hayhis">
+      <w:hyperlink w:history="1" r:id="rIdj7lb83ns4pkaimmfklnmz">
         <w:r>
           <w:rPr>
             <w:color w:val="0563C1"/>
@@ -9149,7 +9181,7 @@
       <w:r>
         <w:t xml:space="preserve">Abu-Shawareb, H., et al. (Indirect Drive ICF Collaboration). “</w:t>
       </w:r>
-      <w:hyperlink w:history="1" r:id="rIdhh1chtxroegfj8ef4vlto">
+      <w:hyperlink w:history="1" r:id="rIdlfmu5jpszgsh2tpohy0sp">
         <w:r>
           <w:rPr>
             <w:color w:val="0563C1"/>

--- a/The Dolphins' View of History/chapters/Notes and Sources.docx
+++ b/The Dolphins' View of History/chapters/Notes and Sources.docx
@@ -83,7 +83,7 @@
       <w:r>
         <w:t xml:space="preserve">Thewissen, J. G. M., et al. “</w:t>
       </w:r>
-      <w:hyperlink w:history="1" r:id="rIdbu8twbj9gxzffxis32n7q">
+      <w:hyperlink w:history="1" r:id="rIdcr4o5lqugruq7ggi8xphh">
         <w:r>
           <w:rPr>
             <w:color w:val="0563C1"/>
@@ -111,7 +111,7 @@
       <w:r>
         <w:t xml:space="preserve">Stringer, Chris. </w:t>
       </w:r>
-      <w:hyperlink w:history="1" r:id="rIdpl7wcvtaxy1ctoslptzjr">
+      <w:hyperlink w:history="1" r:id="rIdj7rjczons5jpbhzohnd5i">
         <w:r>
           <w:rPr>
             <w:color w:val="0563C1"/>
@@ -159,7 +159,7 @@
       <w:r>
         <w:t xml:space="preserve">Marino, Lori. “</w:t>
       </w:r>
-      <w:hyperlink w:history="1" r:id="rIdrhqzyptxsptgqhhi4_bhm">
+      <w:hyperlink w:history="1" r:id="rIdlbulmkgq2cxlwh9cl7bis">
         <w:r>
           <w:rPr>
             <w:color w:val="0563C1"/>
@@ -187,7 +187,7 @@
       <w:r>
         <w:t xml:space="preserve">Janik, Vincent M., Laela S. Sayigh, and Randall S. Wells. “</w:t>
       </w:r>
-      <w:hyperlink w:history="1" r:id="rId9ml6rjgdycpwhvpuqelwf">
+      <w:hyperlink w:history="1" r:id="rIdq--i3pkwpmrdqfwmqdz1l">
         <w:r>
           <w:rPr>
             <w:color w:val="0563C1"/>
@@ -215,7 +215,7 @@
       <w:r>
         <w:t xml:space="preserve">Krützen, Michael, et al. “</w:t>
       </w:r>
-      <w:hyperlink w:history="1" r:id="rIdq0pjh-pajiifcuzri2gn1">
+      <w:hyperlink w:history="1" r:id="rIdfqnyg-qrkhooqht8wlgbl">
         <w:r>
           <w:rPr>
             <w:color w:val="0563C1"/>
@@ -243,7 +243,7 @@
       <w:r>
         <w:t xml:space="preserve">Tennie, Claudio, Josep Call, and Michael Tomasello. “</w:t>
       </w:r>
-      <w:hyperlink w:history="1" r:id="rId70c7wyjwipyh4zl69nliy">
+      <w:hyperlink w:history="1" r:id="rIdalftbdue1d7v0m47wtzca">
         <w:r>
           <w:rPr>
             <w:color w:val="0563C1"/>
@@ -307,7 +307,7 @@
       <w:r>
         <w:t xml:space="preserve">Hublin, Jean-Jacques, et al. “</w:t>
       </w:r>
-      <w:hyperlink w:history="1" r:id="rIdtgx6cq50pu56igyzczryp">
+      <w:hyperlink w:history="1" r:id="rIdwpwzqaermzja_pgv6wy1k">
         <w:r>
           <w:rPr>
             <w:color w:val="0563C1"/>
@@ -335,7 +335,7 @@
       <w:r>
         <w:t xml:space="preserve">Scerri, Eleanor M. L., et al. “</w:t>
       </w:r>
-      <w:hyperlink w:history="1" r:id="rId7hyj6tdffcttnnmfxahfi">
+      <w:hyperlink w:history="1" r:id="rIdppmjewmexph55ojldju64">
         <w:r>
           <w:rPr>
             <w:color w:val="0563C1"/>
@@ -363,7 +363,7 @@
       <w:r>
         <w:t xml:space="preserve">Leakey, M. D., and R. L. Hay. “</w:t>
       </w:r>
-      <w:hyperlink w:history="1" r:id="rIdsd9zdez92ozhlzn1be3sf">
+      <w:hyperlink w:history="1" r:id="rIdymkmeyunhfxngeqixvbon">
         <w:r>
           <w:rPr>
             <w:color w:val="0563C1"/>
@@ -391,7 +391,7 @@
       <w:r>
         <w:t xml:space="preserve">Villmoare, Brian, et al. “</w:t>
       </w:r>
-      <w:hyperlink w:history="1" r:id="rId2bfhxdbxm2tqetizy38fc">
+      <w:hyperlink w:history="1" r:id="rIdcbnbfieewh6uk4oauljla">
         <w:r>
           <w:rPr>
             <w:color w:val="0563C1"/>
@@ -419,7 +419,7 @@
       <w:r>
         <w:t xml:space="preserve">Lordkipanidze, David, et al. “</w:t>
       </w:r>
-      <w:hyperlink w:history="1" r:id="rIdhze3y9flluqsqmuj_l_o9">
+      <w:hyperlink w:history="1" r:id="rIdf6kxlibnmd_oue2vnjzhl">
         <w:r>
           <w:rPr>
             <w:color w:val="0563C1"/>
@@ -447,7 +447,7 @@
       <w:r>
         <w:t xml:space="preserve">Dirks, Paul H. G. M., et al. “</w:t>
       </w:r>
-      <w:hyperlink w:history="1" r:id="rId3kadvumeuvn7x5yvfeglr">
+      <w:hyperlink w:history="1" r:id="rIdohdjnvaqxzoqdclnwn6nz">
         <w:r>
           <w:rPr>
             <w:color w:val="0563C1"/>
@@ -475,7 +475,7 @@
       <w:r>
         <w:t xml:space="preserve">Henshilwood, Christopher S., et al. “</w:t>
       </w:r>
-      <w:hyperlink w:history="1" r:id="rIdanvobzlvhjxszyrb-azxu">
+      <w:hyperlink w:history="1" r:id="rIdxrmckeacodkdemoq_e3eb">
         <w:r>
           <w:rPr>
             <w:color w:val="0563C1"/>
@@ -539,7 +539,7 @@
       <w:r>
         <w:t xml:space="preserve">Berna, Francesco, et al. “</w:t>
       </w:r>
-      <w:hyperlink w:history="1" r:id="rId3r7twj0ezz27oxtkccoch">
+      <w:hyperlink w:history="1" r:id="rIdx1hj2duv9eqrd7gsi9-gm">
         <w:r>
           <w:rPr>
             <w:color w:val="0563C1"/>
@@ -567,7 +567,7 @@
       <w:r>
         <w:t xml:space="preserve">Shahack-Gross, Ruth, et al. “</w:t>
       </w:r>
-      <w:hyperlink w:history="1" r:id="rIdgp4pbb7kee75hrep05xun">
+      <w:hyperlink w:history="1" r:id="rIdihiyt3ojxo99ncjbwzghy">
         <w:r>
           <w:rPr>
             <w:color w:val="0563C1"/>
@@ -595,7 +595,7 @@
       <w:r>
         <w:t xml:space="preserve">Harmand, Sonia, et al. “</w:t>
       </w:r>
-      <w:hyperlink w:history="1" r:id="rIdolgvz1nqxsxntm_jvufkp">
+      <w:hyperlink w:history="1" r:id="rIdqzo8cpi5g_9nizmuhc_yn">
         <w:r>
           <w:rPr>
             <w:color w:val="0563C1"/>
@@ -623,7 +623,7 @@
       <w:r>
         <w:t xml:space="preserve">Lepre, Christopher J., et al. “</w:t>
       </w:r>
-      <w:hyperlink w:history="1" r:id="rId2nsfzleo4ybq4vy_hwdx2">
+      <w:hyperlink w:history="1" r:id="rIduhktgzjnwn593njv3c8u6">
         <w:r>
           <w:rPr>
             <w:color w:val="0563C1"/>
@@ -651,7 +651,7 @@
       <w:r>
         <w:t xml:space="preserve">Brown, Kyle S., et al. “</w:t>
       </w:r>
-      <w:hyperlink w:history="1" r:id="rIdeviginu99fn_z6soalkc6">
+      <w:hyperlink w:history="1" r:id="rIdxqs7wdmuv2wrhysseqseg">
         <w:r>
           <w:rPr>
             <w:color w:val="0563C1"/>
@@ -679,7 +679,7 @@
       <w:r>
         <w:t xml:space="preserve">Wrangham, Richard. </w:t>
       </w:r>
-      <w:hyperlink w:history="1" r:id="rIdlafhx84-w7yrwpdnpmiwj">
+      <w:hyperlink w:history="1" r:id="rIdgnjrqcweumqic7bvogbxe">
         <w:r>
           <w:rPr>
             <w:color w:val="0563C1"/>
@@ -707,7 +707,7 @@
       <w:r>
         <w:t xml:space="preserve">Fitch, W. Tecumseh. </w:t>
       </w:r>
-      <w:hyperlink w:history="1" r:id="rIddmj2z0oy9_r7lgukrnme6">
+      <w:hyperlink w:history="1" r:id="rIdkazjikvinpr2qej0yfffi">
         <w:r>
           <w:rPr>
             <w:color w:val="0563C1"/>
@@ -755,7 +755,7 @@
       <w:r>
         <w:t xml:space="preserve">Clarkson, Chris, et al. “</w:t>
       </w:r>
-      <w:hyperlink w:history="1" r:id="rIdok4jbnu5vvlg7x_8-vkr0">
+      <w:hyperlink w:history="1" r:id="rId1owyumk4c0_gljczgoezi">
         <w:r>
           <w:rPr>
             <w:color w:val="0563C1"/>
@@ -783,7 +783,7 @@
       <w:r>
         <w:t xml:space="preserve">O’Connell, James F., et al. “</w:t>
       </w:r>
-      <w:hyperlink w:history="1" r:id="rIdpuei-euvu5xkfbo7oaugu">
+      <w:hyperlink w:history="1" r:id="rIdk2p0cg2laju5wy4u4hskn">
         <w:r>
           <w:rPr>
             <w:color w:val="0563C1"/>
@@ -811,7 +811,7 @@
       <w:r>
         <w:t xml:space="preserve">Reich, David, et al. “</w:t>
       </w:r>
-      <w:hyperlink w:history="1" r:id="rIda8hhldx0tb3qvhs6xqtfh">
+      <w:hyperlink w:history="1" r:id="rIdlpejycw5yxymnfvcnmfaj">
         <w:r>
           <w:rPr>
             <w:color w:val="0563C1"/>
@@ -839,7 +839,7 @@
       <w:r>
         <w:t xml:space="preserve">Chen, Fahu, et al. “</w:t>
       </w:r>
-      <w:hyperlink w:history="1" r:id="rId54viw0gmahry6uduit8lc">
+      <w:hyperlink w:history="1" r:id="rIdecofw-_34lfgdosqwb7lf">
         <w:r>
           <w:rPr>
             <w:color w:val="0563C1"/>
@@ -867,7 +867,7 @@
       <w:r>
         <w:t xml:space="preserve">Higham, Tom, et al. “</w:t>
       </w:r>
-      <w:hyperlink w:history="1" r:id="rIdjmxuvy1r4cz4wmr4kkzuc">
+      <w:hyperlink w:history="1" r:id="rIddplkcueoiihqtzkuphxrg">
         <w:r>
           <w:rPr>
             <w:color w:val="0563C1"/>
@@ -895,7 +895,7 @@
       <w:r>
         <w:t xml:space="preserve">Sutikna, Thomas, et al. “</w:t>
       </w:r>
-      <w:hyperlink w:history="1" r:id="rId5qvzhh5abzie9dc9dw2w_">
+      <w:hyperlink w:history="1" r:id="rIdffrayydwlenels4rir3ai">
         <w:r>
           <w:rPr>
             <w:color w:val="0563C1"/>
@@ -923,7 +923,7 @@
       <w:r>
         <w:t xml:space="preserve">Oktaviana, Adhi Agus, et al. “</w:t>
       </w:r>
-      <w:hyperlink w:history="1" r:id="rIdjr6srykdbntaa4czqpwjl">
+      <w:hyperlink w:history="1" r:id="rIdptfwatla2cyzgbhfd05e4">
         <w:r>
           <w:rPr>
             <w:color w:val="0563C1"/>
@@ -951,7 +951,7 @@
       <w:r>
         <w:t xml:space="preserve">Bennett, Matthew R., et al. “</w:t>
       </w:r>
-      <w:hyperlink w:history="1" r:id="rIdkpda_5tvcgg7aydtw2tpi">
+      <w:hyperlink w:history="1" r:id="rIdylhwcjedqkraflqmscngd">
         <w:r>
           <w:rPr>
             <w:color w:val="0563C1"/>
@@ -979,7 +979,7 @@
       <w:r>
         <w:t xml:space="preserve">Reich, David. </w:t>
       </w:r>
-      <w:hyperlink w:history="1" r:id="rIdp6dyeqxvjqzeaowbzzmj8">
+      <w:hyperlink w:history="1" r:id="rIdfydp0nhj-1vsqo_1qbofp">
         <w:r>
           <w:rPr>
             <w:color w:val="0563C1"/>
@@ -1027,7 +1027,7 @@
       <w:r>
         <w:t xml:space="preserve">Dietrich, Oliver, et al. “</w:t>
       </w:r>
-      <w:hyperlink w:history="1" r:id="rIddromyslglzycd_iijkywx">
+      <w:hyperlink w:history="1" r:id="rIdy5_yk9yt4kk9fkn1jq1tb">
         <w:r>
           <w:rPr>
             <w:color w:val="0563C1"/>
@@ -1055,7 +1055,7 @@
       <w:r>
         <w:t xml:space="preserve">Larson, Greger, et al. “</w:t>
       </w:r>
-      <w:hyperlink w:history="1" r:id="rId3k23jw9_p4rredfj7ndgv">
+      <w:hyperlink w:history="1" r:id="rIdm57znfbdaza5fuc4_3yow">
         <w:r>
           <w:rPr>
             <w:color w:val="0563C1"/>
@@ -1083,7 +1083,7 @@
       <w:r>
         <w:t xml:space="preserve">Fuller, Dorian Q., et al. “</w:t>
       </w:r>
-      <w:hyperlink w:history="1" r:id="rIdld-fglgbxu6nclq2t0sr7">
+      <w:hyperlink w:history="1" r:id="rIdjgznxpome_qphmwzdfr0m">
         <w:r>
           <w:rPr>
             <w:color w:val="0563C1"/>
@@ -1111,7 +1111,7 @@
       <w:r>
         <w:t xml:space="preserve">Larsen, Clark Spencer. “</w:t>
       </w:r>
-      <w:hyperlink w:history="1" r:id="rIdk2rnuuunx8rzkgoipmsji">
+      <w:hyperlink w:history="1" r:id="rIdktwmkhjjcuw0p5svaucc0">
         <w:r>
           <w:rPr>
             <w:color w:val="0563C1"/>
@@ -1139,7 +1139,7 @@
       <w:r>
         <w:t xml:space="preserve">Hodder, Ian. </w:t>
       </w:r>
-      <w:hyperlink w:history="1" r:id="rId4vr8um4fi8qs4rl7p1lf2">
+      <w:hyperlink w:history="1" r:id="rIdgsa9ktq3ef8dhpm7x9wwr">
         <w:r>
           <w:rPr>
             <w:color w:val="0563C1"/>
@@ -1167,7 +1167,7 @@
       <w:r>
         <w:t xml:space="preserve">Scott, James C. </w:t>
       </w:r>
-      <w:hyperlink w:history="1" r:id="rIdhzn1c08j_dhwgqf8edv1r">
+      <w:hyperlink w:history="1" r:id="rId1dwbwjc2luhizdl4ux_jq">
         <w:r>
           <w:rPr>
             <w:color w:val="0563C1"/>
@@ -1231,7 +1231,7 @@
       <w:r>
         <w:t xml:space="preserve">Schmandt-Besserat, Denise. </w:t>
       </w:r>
-      <w:hyperlink w:history="1" r:id="rIdigrfi3isqdiqplrzum6tg">
+      <w:hyperlink w:history="1" r:id="rIdsr3joi5jomaaz_rbwhe6z">
         <w:r>
           <w:rPr>
             <w:color w:val="0563C1"/>
@@ -1259,7 +1259,7 @@
       <w:r>
         <w:t xml:space="preserve">Nissen, Hans J., Peter Damerow, and Robert K. Englund. </w:t>
       </w:r>
-      <w:hyperlink w:history="1" r:id="rIde28jsd1o2u-x98hvqk84g">
+      <w:hyperlink w:history="1" r:id="rIdjirwxbbh9ertjr1goaihy">
         <w:r>
           <w:rPr>
             <w:color w:val="0563C1"/>
@@ -1287,7 +1287,7 @@
       <w:r>
         <w:t xml:space="preserve">Houston, Stephen D., ed. </w:t>
       </w:r>
-      <w:hyperlink w:history="1" r:id="rIdvw2dapiimqfy7hwgv3vjq">
+      <w:hyperlink w:history="1" r:id="rIdblgzubmbpe6lkuwge5z_v">
         <w:r>
           <w:rPr>
             <w:color w:val="0563C1"/>
@@ -1315,7 +1315,7 @@
       <w:r>
         <w:t xml:space="preserve">Schacter, Daniel L. </w:t>
       </w:r>
-      <w:hyperlink w:history="1" r:id="rId1wxl6t3xkvv_7w5vavhsv">
+      <w:hyperlink w:history="1" r:id="rId9gzy9hk4z8zfcmzxm21ej">
         <w:r>
           <w:rPr>
             <w:color w:val="0563C1"/>
@@ -1395,7 +1395,7 @@
       <w:r>
         <w:t xml:space="preserve">Van De Mieroop, Marc. </w:t>
       </w:r>
-      <w:hyperlink w:history="1" r:id="rIdolbsuafljgfhx3rzy1tng">
+      <w:hyperlink w:history="1" r:id="rIdfsn_7h_hjfftefnijzl5n">
         <w:r>
           <w:rPr>
             <w:color w:val="0563C1"/>
@@ -1423,7 +1423,7 @@
       <w:r>
         <w:t xml:space="preserve">Lehner, Mark, and Zahi Hawass. </w:t>
       </w:r>
-      <w:hyperlink w:history="1" r:id="rIdryqplgwaftb6nhkzh5ga3">
+      <w:hyperlink w:history="1" r:id="rIdh_tv1_ju0f1ui8ruidyrw">
         <w:r>
           <w:rPr>
             <w:color w:val="0563C1"/>
@@ -1451,7 +1451,7 @@
       <w:r>
         <w:t xml:space="preserve">Edgerton, William F. “</w:t>
       </w:r>
-      <w:hyperlink w:history="1" r:id="rIdhksfzptzdudnmhnoo8mvf">
+      <w:hyperlink w:history="1" r:id="rIdnf6gxsxm1lrljns6euxwm">
         <w:r>
           <w:rPr>
             <w:color w:val="0563C1"/>
@@ -1479,7 +1479,7 @@
       <w:r>
         <w:t xml:space="preserve">Roth, Martha T. </w:t>
       </w:r>
-      <w:hyperlink w:history="1" r:id="rIdhla1hf68utrfuranl2yfg">
+      <w:hyperlink w:history="1" r:id="rIdjf6l3m37cd2mnskbca8et">
         <w:r>
           <w:rPr>
             <w:color w:val="0563C1"/>
@@ -1507,7 +1507,7 @@
       <w:r>
         <w:t xml:space="preserve">Bryce, Trevor. </w:t>
       </w:r>
-      <w:hyperlink w:history="1" r:id="rIdrc9vhrbyox-r1yrhjbsaz">
+      <w:hyperlink w:history="1" r:id="rIdfp5ix6hhsrv4x8d8xhrnh">
         <w:r>
           <w:rPr>
             <w:color w:val="0563C1"/>
@@ -1535,7 +1535,7 @@
       <w:r>
         <w:t xml:space="preserve">Parkinson, Richard. </w:t>
       </w:r>
-      <w:hyperlink w:history="1" r:id="rIdlti8va5871wkxs0fisz4o">
+      <w:hyperlink w:history="1" r:id="rIdjldna23pnbmepe7u5vx7c">
         <w:r>
           <w:rPr>
             <w:color w:val="0563C1"/>
@@ -1583,7 +1583,7 @@
       <w:r>
         <w:t xml:space="preserve">Keightley, David N. </w:t>
       </w:r>
-      <w:hyperlink w:history="1" r:id="rIduzb5lv6685hv-fsrqc_zd">
+      <w:hyperlink w:history="1" r:id="rIdaw4zyhvxk0anwwlnakzwl">
         <w:r>
           <w:rPr>
             <w:color w:val="0563C1"/>
@@ -1611,7 +1611,7 @@
       <w:r>
         <w:t xml:space="preserve">Lewis, Mark Edward. </w:t>
       </w:r>
-      <w:hyperlink w:history="1" r:id="rIdtgmhxvlnxvshenykee8je">
+      <w:hyperlink w:history="1" r:id="rIdwwqqbmbpzijfvakxs3ye1">
         <w:r>
           <w:rPr>
             <w:color w:val="0563C1"/>
@@ -1639,7 +1639,7 @@
       <w:r>
         <w:t xml:space="preserve">Elman, Benjamin A. </w:t>
       </w:r>
-      <w:hyperlink w:history="1" r:id="rIdppmgsbmjqth_khsrmv96v">
+      <w:hyperlink w:history="1" r:id="rIdhhi5juiam193plpqnq8aa">
         <w:r>
           <w:rPr>
             <w:color w:val="0563C1"/>
@@ -1667,7 +1667,7 @@
       <w:r>
         <w:t xml:space="preserve">Liu, Li, and Xingcan Chen. </w:t>
       </w:r>
-      <w:hyperlink w:history="1" r:id="rId5dkqnsqzclrvfshbi_9ii">
+      <w:hyperlink w:history="1" r:id="rIddlxrvvx9fo3xx4hwzcjgt">
         <w:r>
           <w:rPr>
             <w:color w:val="0563C1"/>
@@ -1731,7 +1731,7 @@
       <w:r>
         <w:t xml:space="preserve">Possehl, Gregory L. </w:t>
       </w:r>
-      <w:hyperlink w:history="1" r:id="rIdc9ixagnatxr483alstzc-">
+      <w:hyperlink w:history="1" r:id="rIdnbkeaiq_wkydnxfnsf-5t">
         <w:r>
           <w:rPr>
             <w:color w:val="0563C1"/>
@@ -1759,7 +1759,7 @@
       <w:r>
         <w:t xml:space="preserve">Thapar, Romila. </w:t>
       </w:r>
-      <w:hyperlink w:history="1" r:id="rIdodaekfajhzss9vapy73a9">
+      <w:hyperlink w:history="1" r:id="rIdspnnxatit9ejaza6oc8wj">
         <w:r>
           <w:rPr>
             <w:color w:val="0563C1"/>
@@ -1787,7 +1787,7 @@
       <w:r>
         <w:t xml:space="preserve">Plofker, Kim. </w:t>
       </w:r>
-      <w:hyperlink w:history="1" r:id="rIdgfcokwjufhs-yrndvcclh">
+      <w:hyperlink w:history="1" r:id="rIdmflhwamed6zeszwgrknm9">
         <w:r>
           <w:rPr>
             <w:color w:val="0563C1"/>
@@ -1815,7 +1815,7 @@
       <w:r>
         <w:t xml:space="preserve">Dirks, Nicholas B. </w:t>
       </w:r>
-      <w:hyperlink w:history="1" r:id="rIdyg6fhe01qayzoffxooc2t">
+      <w:hyperlink w:history="1" r:id="rIdqt1qfr2vxgde8kbjkr2gu">
         <w:r>
           <w:rPr>
             <w:color w:val="0563C1"/>
@@ -1843,7 +1843,7 @@
       <w:r>
         <w:t xml:space="preserve">Dundas, Paul. </w:t>
       </w:r>
-      <w:hyperlink w:history="1" r:id="rIdjrfvf3umjjzkqw36sy79o">
+      <w:hyperlink w:history="1" r:id="rIdsd6tg379khv7l7_9icdiw">
         <w:r>
           <w:rPr>
             <w:color w:val="0563C1"/>
@@ -1923,7 +1923,7 @@
       <w:r>
         <w:t xml:space="preserve">Cartledge, Paul. </w:t>
       </w:r>
-      <w:hyperlink w:history="1" r:id="rIdqp95elqwlf_qlahqdaizr">
+      <w:hyperlink w:history="1" r:id="rIda4jo3blq_w-gmnjlvzfuu">
         <w:r>
           <w:rPr>
             <w:color w:val="0563C1"/>
@@ -1951,7 +1951,7 @@
       <w:r>
         <w:t xml:space="preserve">Freeth, Tony, et al. “</w:t>
       </w:r>
-      <w:hyperlink w:history="1" r:id="rIddijee-ujwuqs-kswfrwkx">
+      <w:hyperlink w:history="1" r:id="rIdm85fbo7bq5wl7jv0bq1qz">
         <w:r>
           <w:rPr>
             <w:color w:val="0563C1"/>
@@ -1979,7 +1979,7 @@
       <w:r>
         <w:t xml:space="preserve">Freeth, Tony, et al. “</w:t>
       </w:r>
-      <w:hyperlink w:history="1" r:id="rIdrbxa-fqim82ptfl6nnnbr">
+      <w:hyperlink w:history="1" r:id="rIdgkehuhrvefmphwql1nrye">
         <w:r>
           <w:rPr>
             <w:color w:val="0563C1"/>
@@ -2027,7 +2027,7 @@
       <w:r>
         <w:t xml:space="preserve">Beard, Mary. </w:t>
       </w:r>
-      <w:hyperlink w:history="1" r:id="rIdhgidbkqf8fnwregulzd22">
+      <w:hyperlink w:history="1" r:id="rIddhaer_bpn9bgrd5a8chu-">
         <w:r>
           <w:rPr>
             <w:color w:val="0563C1"/>
@@ -2055,7 +2055,7 @@
       <w:r>
         <w:t xml:space="preserve">Ward-Perkins, Bryan. </w:t>
       </w:r>
-      <w:hyperlink w:history="1" r:id="rIdihbpcbi-owmj80j6_os2c">
+      <w:hyperlink w:history="1" r:id="rIdkjl0n0t8bdxrc6hrphw9w">
         <w:r>
           <w:rPr>
             <w:color w:val="0563C1"/>
@@ -2083,7 +2083,7 @@
       <w:r>
         <w:t xml:space="preserve">Brown, Peter. </w:t>
       </w:r>
-      <w:hyperlink w:history="1" r:id="rIdu_oklphen1iygyubglcbm">
+      <w:hyperlink w:history="1" r:id="rIdnpengly4qxovrj1b2xdgl">
         <w:r>
           <w:rPr>
             <w:color w:val="0563C1"/>
@@ -2111,7 +2111,7 @@
       <w:r>
         <w:t xml:space="preserve">Harper, Kyle. </w:t>
       </w:r>
-      <w:hyperlink w:history="1" r:id="rIddusct1hrzj3nwzx_qfm26">
+      <w:hyperlink w:history="1" r:id="rId5ao4ztydz2dsshfewmkqr">
         <w:r>
           <w:rPr>
             <w:color w:val="0563C1"/>
@@ -2159,7 +2159,7 @@
       <w:r>
         <w:t xml:space="preserve">Kennedy, Hugh. </w:t>
       </w:r>
-      <w:hyperlink w:history="1" r:id="rId8y-ycuewqonqsbjpnypm0">
+      <w:hyperlink w:history="1" r:id="rIdmspm3x5juxrbb7vmhwegs">
         <w:r>
           <w:rPr>
             <w:color w:val="0563C1"/>
@@ -2187,7 +2187,7 @@
       <w:r>
         <w:t xml:space="preserve">Gutas, Dimitri. </w:t>
       </w:r>
-      <w:hyperlink w:history="1" r:id="rIdffb_ykhklqlchf7vhvkvc">
+      <w:hyperlink w:history="1" r:id="rIdoqcjpp7dt1ssb7kj360p4">
         <w:r>
           <w:rPr>
             <w:color w:val="0563C1"/>
@@ -2247,7 +2247,7 @@
       <w:r>
         <w:t xml:space="preserve">Riley-Smith, Jonathan. </w:t>
       </w:r>
-      <w:hyperlink w:history="1" r:id="rIdktq5awho_84tqn0xeovm3">
+      <w:hyperlink w:history="1" r:id="rIdffsc7twhgtm3kgnx6jbfk">
         <w:r>
           <w:rPr>
             <w:color w:val="0563C1"/>
@@ -2291,7 +2291,7 @@
       <w:r>
         <w:t xml:space="preserve">Phillips, Jonathan. </w:t>
       </w:r>
-      <w:hyperlink w:history="1" r:id="rIdlzew-w9eo_qzkzcdez_ul">
+      <w:hyperlink w:history="1" r:id="rIdzgzqevkv3zapdyipjvrmz">
         <w:r>
           <w:rPr>
             <w:color w:val="0563C1"/>
@@ -2319,7 +2319,7 @@
       <w:r>
         <w:t xml:space="preserve">Stark, Rodney. </w:t>
       </w:r>
-      <w:hyperlink w:history="1" r:id="rIdfs5c7nxylb6m95zpvnisz">
+      <w:hyperlink w:history="1" r:id="rIdrjayhzrsjpt9yb-xz1q7k">
         <w:r>
           <w:rPr>
             <w:color w:val="0563C1"/>
@@ -2367,7 +2367,7 @@
       <w:r>
         <w:t xml:space="preserve">Mommsen, Theodor E. “</w:t>
       </w:r>
-      <w:hyperlink w:history="1" r:id="rIdvfnxwtwqurilnf7btmgv0">
+      <w:hyperlink w:history="1" r:id="rIdco_mo5-kllzrcc4o_bpha">
         <w:r>
           <w:rPr>
             <w:color w:val="0563C1"/>
@@ -2395,7 +2395,7 @@
       <w:r>
         <w:t xml:space="preserve">Wickham, Chris. </w:t>
       </w:r>
-      <w:hyperlink w:history="1" r:id="rIdprd8a-q2yz4ekd6iy6cme">
+      <w:hyperlink w:history="1" r:id="rIdwntva7vspi724omaqoc6v">
         <w:r>
           <w:rPr>
             <w:color w:val="0563C1"/>
@@ -2423,7 +2423,7 @@
       <w:r>
         <w:t xml:space="preserve">Russell, Jeffrey Burton. </w:t>
       </w:r>
-      <w:hyperlink w:history="1" r:id="rIdsrtpdrawwpq10zkp1ysg4">
+      <w:hyperlink w:history="1" r:id="rId2podmob9vqrdqgqmjkkp8">
         <w:r>
           <w:rPr>
             <w:color w:val="0563C1"/>
@@ -2487,7 +2487,7 @@
       <w:r>
         <w:t xml:space="preserve">Hansen, Valerie. </w:t>
       </w:r>
-      <w:hyperlink w:history="1" r:id="rId_5f0ceapxsimy5tap7cav">
+      <w:hyperlink w:history="1" r:id="rIdttrm-fzqxtbe2x8avgmvt">
         <w:r>
           <w:rPr>
             <w:color w:val="0563C1"/>
@@ -2515,7 +2515,7 @@
       <w:r>
         <w:t xml:space="preserve">Spyrou, Maria A., et al. “</w:t>
       </w:r>
-      <w:hyperlink w:history="1" r:id="rIdtbnpc5mzbudh5xctp8vwv">
+      <w:hyperlink w:history="1" r:id="rIdc0iowr6ableh9uda-labh">
         <w:r>
           <w:rPr>
             <w:color w:val="0563C1"/>
@@ -2543,7 +2543,7 @@
       <w:r>
         <w:t xml:space="preserve">Wheelis, Mark. “</w:t>
       </w:r>
-      <w:hyperlink w:history="1" r:id="rIdx_3jij6xgfpsqpxt305gb">
+      <w:hyperlink w:history="1" r:id="rId-hsmqvzvi-euasw2ch8dr">
         <w:r>
           <w:rPr>
             <w:color w:val="0563C1"/>
@@ -2571,7 +2571,7 @@
       <w:r>
         <w:t xml:space="preserve">Dean, Katharine R., et al. “</w:t>
       </w:r>
-      <w:hyperlink w:history="1" r:id="rIdqcmgo8qa_ijrxhw6xfywc">
+      <w:hyperlink w:history="1" r:id="rIddio_lqz3zr0vqzyj27rrv">
         <w:r>
           <w:rPr>
             <w:color w:val="0563C1"/>
@@ -2599,7 +2599,7 @@
       <w:r>
         <w:t xml:space="preserve">Benedictow, Ole J. </w:t>
       </w:r>
-      <w:hyperlink w:history="1" r:id="rIdqtm98ukmbceyaomu0cbm6">
+      <w:hyperlink w:history="1" r:id="rIdlgruztzoef_nqoqmjtjpf">
         <w:r>
           <w:rPr>
             <w:color w:val="0563C1"/>
@@ -2663,7 +2663,7 @@
       <w:r>
         <w:t xml:space="preserve">Gomez, Michael A. </w:t>
       </w:r>
-      <w:hyperlink w:history="1" r:id="rIdqnbemiu9ddxkhysynhpzk">
+      <w:hyperlink w:history="1" r:id="rIdx-hm5w3wodiphbno16_8x">
         <w:r>
           <w:rPr>
             <w:color w:val="0563C1"/>
@@ -2723,7 +2723,7 @@
       <w:r>
         <w:t xml:space="preserve">Edwards, David N. </w:t>
       </w:r>
-      <w:hyperlink w:history="1" r:id="rIdhnmda8maxewp11mfmsihh">
+      <w:hyperlink w:history="1" r:id="rIdvf_ipn5poekjsshvvsg43">
         <w:r>
           <w:rPr>
             <w:color w:val="0563C1"/>
@@ -2751,7 +2751,7 @@
       <w:r>
         <w:t xml:space="preserve">Pikirayi, Innocent. </w:t>
       </w:r>
-      <w:hyperlink w:history="1" r:id="rIdbvgtx9vefl8bwwy9uocuh">
+      <w:hyperlink w:history="1" r:id="rId60wk7hbz7ebn8vaoiykxx">
         <w:r>
           <w:rPr>
             <w:color w:val="0563C1"/>
@@ -2779,7 +2779,7 @@
       <w:r>
         <w:t xml:space="preserve">Hicks, Dan. </w:t>
       </w:r>
-      <w:hyperlink w:history="1" r:id="rIde0fdoj4p06lluvhsd0aho">
+      <w:hyperlink w:history="1" r:id="rIduqgbvfix2mex-xwn2nkuf">
         <w:r>
           <w:rPr>
             <w:color w:val="0563C1"/>
@@ -2827,7 +2827,7 @@
       <w:r>
         <w:t xml:space="preserve">Thornton, John K. </w:t>
       </w:r>
-      <w:hyperlink w:history="1" r:id="rIdntxqaw0jm9kafjfb5cyz-">
+      <w:hyperlink w:history="1" r:id="rId2dfkwvfnsfiawwa-qiasn">
         <w:r>
           <w:rPr>
             <w:color w:val="0563C1"/>
@@ -2855,7 +2855,7 @@
       <w:r>
         <w:t xml:space="preserve">McCaskie, T. C. </w:t>
       </w:r>
-      <w:hyperlink w:history="1" r:id="rIdheadjokl__lor7mmo8sbr">
+      <w:hyperlink w:history="1" r:id="rIdqthv7w0slrqqophuydbuw">
         <w:r>
           <w:rPr>
             <w:color w:val="0563C1"/>
@@ -2883,7 +2883,7 @@
       <w:r>
         <w:t xml:space="preserve">Hochschild, Adam. </w:t>
       </w:r>
-      <w:hyperlink w:history="1" r:id="rIdjucyqqbjggcpfdfbr-d-b">
+      <w:hyperlink w:history="1" r:id="rIdd-gguxnvdijctnqemz2iy">
         <w:r>
           <w:rPr>
             <w:color w:val="0563C1"/>
@@ -2927,7 +2927,7 @@
       <w:r>
         <w:t xml:space="preserve">Kara, Siddharth. </w:t>
       </w:r>
-      <w:hyperlink w:history="1" r:id="rIdwfmq0wug4jca5q4ump5os">
+      <w:hyperlink w:history="1" r:id="rIdcvdklypnhg11_mz3nbyid">
         <w:r>
           <w:rPr>
             <w:color w:val="0563C1"/>
@@ -2991,7 +2991,7 @@
       <w:r>
         <w:t xml:space="preserve">Mann, Charles C. </w:t>
       </w:r>
-      <w:hyperlink w:history="1" r:id="rIdzgxgbiqpt2pfyis1kjydw">
+      <w:hyperlink w:history="1" r:id="rIdnbbbfaznwzjkma9ydfjsn">
         <w:r>
           <w:rPr>
             <w:color w:val="0563C1"/>
@@ -3019,7 +3019,7 @@
       <w:r>
         <w:t xml:space="preserve">Matsuoka, Yoshihiro, et al. “</w:t>
       </w:r>
-      <w:hyperlink w:history="1" r:id="rIdapaeiewvpc0hobn71tzs8">
+      <w:hyperlink w:history="1" r:id="rIdpndolxkznntoil0tzbnof">
         <w:r>
           <w:rPr>
             <w:color w:val="0563C1"/>
@@ -3047,7 +3047,7 @@
       <w:r>
         <w:t xml:space="preserve">Shady Solis, Ruth, Jonathan Haas, and Winifred Creamer. “</w:t>
       </w:r>
-      <w:hyperlink w:history="1" r:id="rIdaxjtukdcovkyoj2rm7md0">
+      <w:hyperlink w:history="1" r:id="rId8jk3plw2sak7qqcopi19n">
         <w:r>
           <w:rPr>
             <w:color w:val="0563C1"/>
@@ -3075,7 +3075,7 @@
       <w:r>
         <w:t xml:space="preserve">Urton, Gary. </w:t>
       </w:r>
-      <w:hyperlink w:history="1" r:id="rIdgpbdufnjxem_rww8chmaf">
+      <w:hyperlink w:history="1" r:id="rIdxcd4atjvpgse3xmof2j62">
         <w:r>
           <w:rPr>
             <w:color w:val="0563C1"/>
@@ -3103,7 +3103,7 @@
       <w:r>
         <w:t xml:space="preserve">Denevan, William M., ed. </w:t>
       </w:r>
-      <w:hyperlink w:history="1" r:id="rIdaamknz2c3o0jfwixsbcon">
+      <w:hyperlink w:history="1" r:id="rIdvbae4ccg3smli2zl2tbjz">
         <w:r>
           <w:rPr>
             <w:color w:val="0563C1"/>
@@ -3131,7 +3131,7 @@
       <w:r>
         <w:t xml:space="preserve">Henige, David. </w:t>
       </w:r>
-      <w:hyperlink w:history="1" r:id="rIdg3bfj-4z4j5gieiusww2f">
+      <w:hyperlink w:history="1" r:id="rIdq60wvi2-jqpdzwpiugr4m">
         <w:r>
           <w:rPr>
             <w:color w:val="0563C1"/>
@@ -3159,7 +3159,7 @@
       <w:r>
         <w:t xml:space="preserve">Koch, Alexander, Chris Brierley, Mark M. Maslin, and Simon L. Lewis. “</w:t>
       </w:r>
-      <w:hyperlink w:history="1" r:id="rIdbjxuhreav47vfdvwr5y9i">
+      <w:hyperlink w:history="1" r:id="rIdy3wbex3pxjolmqsuraacq">
         <w:r>
           <w:rPr>
             <w:color w:val="0563C1"/>
@@ -3187,7 +3187,7 @@
       <w:r>
         <w:t xml:space="preserve">Ioannidis, Alexander G., et al. “</w:t>
       </w:r>
-      <w:hyperlink w:history="1" r:id="rIdqergapi1hlmpmumwnvdrb">
+      <w:hyperlink w:history="1" r:id="rIdelvoew2vay7dka3muio-f">
         <w:r>
           <w:rPr>
             <w:color w:val="0563C1"/>
@@ -3215,7 +3215,7 @@
       <w:r>
         <w:t xml:space="preserve">Pauketat, Timothy R. </w:t>
       </w:r>
-      <w:hyperlink w:history="1" r:id="rId6_jcq9jgpadb2of5fhgyv">
+      <w:hyperlink w:history="1" r:id="rIdiwqawkimpqxxtrt7urfay">
         <w:r>
           <w:rPr>
             <w:color w:val="0563C1"/>
@@ -3243,7 +3243,7 @@
       <w:r>
         <w:t xml:space="preserve">Dobyns, Henry F. “</w:t>
       </w:r>
-      <w:hyperlink w:history="1" r:id="rId9f-7dqxjzjanxjoaaqov6">
+      <w:hyperlink w:history="1" r:id="rIdqwcu9qz5_nxztvepjudc-">
         <w:r>
           <w:rPr>
             <w:color w:val="0563C1"/>
@@ -3304,7 +3304,7 @@
         </w:rPr>
         <w:t xml:space="preserve">The voyages database behind those numbers. </w:t>
       </w:r>
-      <w:hyperlink w:history="1" r:id="rIdlz8l2exv6j-c6zhazyiub">
+      <w:hyperlink w:history="1" r:id="rId2zxfeu-d54lr0jacqoyur">
         <w:r>
           <w:rPr>
             <w:color w:val="0563C1"/>
@@ -3332,7 +3332,7 @@
       <w:r>
         <w:t xml:space="preserve">Equiano, Olaudah. </w:t>
       </w:r>
-      <w:hyperlink w:history="1" r:id="rId0uz5wh03zyse-qkz__qnf">
+      <w:hyperlink w:history="1" r:id="rId50m5cswuowgcsp8dj4hbi">
         <w:r>
           <w:rPr>
             <w:color w:val="0563C1"/>
@@ -3360,7 +3360,7 @@
       <w:r>
         <w:t xml:space="preserve">Carretta, Vincent. </w:t>
       </w:r>
-      <w:hyperlink w:history="1" r:id="rIdpwvx03hnptkluascr-h6f">
+      <w:hyperlink w:history="1" r:id="rId03kykbrcc_1vp5_ibwypy">
         <w:r>
           <w:rPr>
             <w:color w:val="0563C1"/>
@@ -3388,7 +3388,7 @@
       <w:r>
         <w:t xml:space="preserve">Hurston, Zora Neale. </w:t>
       </w:r>
-      <w:hyperlink w:history="1" r:id="rIdq6rcqpq9x7m6ni3-diiab">
+      <w:hyperlink w:history="1" r:id="rIdbqeksi5rsolgjzkuy8bp1">
         <w:r>
           <w:rPr>
             <w:color w:val="0563C1"/>
@@ -3416,7 +3416,7 @@
       <w:r>
         <w:t xml:space="preserve">Diouf, Sylviane A. </w:t>
       </w:r>
-      <w:hyperlink w:history="1" r:id="rIdfxahx1zwixstgmgm60aoy">
+      <w:hyperlink w:history="1" r:id="rIds0ajea5-f4qmaebuzboj8">
         <w:r>
           <w:rPr>
             <w:color w:val="0563C1"/>
@@ -3444,7 +3444,7 @@
       <w:r>
         <w:t xml:space="preserve">Livi Bacci, Massimo. </w:t>
       </w:r>
-      <w:hyperlink w:history="1" r:id="rIdf3gqkyvxsu4nzyjaub03l">
+      <w:hyperlink w:history="1" r:id="rId_iyadwhbwbbcnip0zpnxc">
         <w:r>
           <w:rPr>
             <w:color w:val="0563C1"/>
@@ -3472,7 +3472,7 @@
       <w:r>
         <w:t xml:space="preserve">Reséndez, Andrés. </w:t>
       </w:r>
-      <w:hyperlink w:history="1" r:id="rIdgoxhf8w3leul51hn54o5l">
+      <w:hyperlink w:history="1" r:id="rIdizjtxfyhk_js2aojunbnj">
         <w:r>
           <w:rPr>
             <w:color w:val="0563C1"/>
@@ -3500,7 +3500,7 @@
       <w:r>
         <w:t xml:space="preserve">Dreyer, Edward L. </w:t>
       </w:r>
-      <w:hyperlink w:history="1" r:id="rIdgvcfejdafhnkegrezxtkk">
+      <w:hyperlink w:history="1" r:id="rIdt_tzyzlwvidkuop1atbmz">
         <w:r>
           <w:rPr>
             <w:color w:val="0563C1"/>
@@ -3564,7 +3564,7 @@
       <w:r>
         <w:t xml:space="preserve">Eisenstein, Elizabeth L. </w:t>
       </w:r>
-      <w:hyperlink w:history="1" r:id="rIdunsjofm6qu0iwhkniiu01">
+      <w:hyperlink w:history="1" r:id="rIdwdsqako-8gyjd5fgmfyog">
         <w:r>
           <w:rPr>
             <w:color w:val="0563C1"/>
@@ -3592,7 +3592,7 @@
       <w:r>
         <w:t xml:space="preserve">Allen, Robert C. </w:t>
       </w:r>
-      <w:hyperlink w:history="1" r:id="rIdajshoflnf-qce45sz0iri">
+      <w:hyperlink w:history="1" r:id="rIdcwxj2-vdk4irjgszzlq-y">
         <w:r>
           <w:rPr>
             <w:color w:val="0563C1"/>
@@ -3620,7 +3620,7 @@
       <w:r>
         <w:t xml:space="preserve">Humphries, Jane. </w:t>
       </w:r>
-      <w:hyperlink w:history="1" r:id="rIdjhkivzv0zyq2lpdthu72m">
+      <w:hyperlink w:history="1" r:id="rId3b-v5dfc5ns-2cyklocsr">
         <w:r>
           <w:rPr>
             <w:color w:val="0563C1"/>
@@ -3648,7 +3648,7 @@
       <w:r>
         <w:t xml:space="preserve">Pomeranz, Kenneth. </w:t>
       </w:r>
-      <w:hyperlink w:history="1" r:id="rIdd5rs7gt-nh-73rytyssa-">
+      <w:hyperlink w:history="1" r:id="rIdlvajmqbtcxaom-8fcui41">
         <w:r>
           <w:rPr>
             <w:color w:val="0563C1"/>
@@ -3676,7 +3676,7 @@
       <w:r>
         <w:t xml:space="preserve">Bell, Michelle L., and Devra Lee Davis. “</w:t>
       </w:r>
-      <w:hyperlink w:history="1" r:id="rIdbu_vkh1xkyuijhkshnfvf">
+      <w:hyperlink w:history="1" r:id="rIdp5pj5gdfibdirr9bytpd4">
         <w:r>
           <w:rPr>
             <w:color w:val="0563C1"/>
@@ -3740,7 +3740,7 @@
       <w:r>
         <w:t xml:space="preserve">Hacker, J. David. “</w:t>
       </w:r>
-      <w:hyperlink w:history="1" r:id="rId3ofanm30w6wd38laklll-">
+      <w:hyperlink w:history="1" r:id="rId9xyrqpapwdz9ea3ewltmd">
         <w:r>
           <w:rPr>
             <w:color w:val="0563C1"/>
@@ -3768,7 +3768,7 @@
       <w:r>
         <w:t xml:space="preserve">Foner, Eric. </w:t>
       </w:r>
-      <w:hyperlink w:history="1" r:id="rIdpwebk2kc1tkuvgciozmyv">
+      <w:hyperlink w:history="1" r:id="rIdei_nbsl-kpzsjgxc-skzj">
         <w:r>
           <w:rPr>
             <w:color w:val="0563C1"/>
@@ -3796,7 +3796,7 @@
       <w:r>
         <w:t xml:space="preserve">Saunt, Claudio. </w:t>
       </w:r>
-      <w:hyperlink w:history="1" r:id="rIdide7zdhutx8flhz-ciulz">
+      <w:hyperlink w:history="1" r:id="rIdbcfkiart0czk3f9tb-8uo">
         <w:r>
           <w:rPr>
             <w:color w:val="0563C1"/>
@@ -3824,7 +3824,7 @@
       <w:r>
         <w:t xml:space="preserve">Horn, James. </w:t>
       </w:r>
-      <w:hyperlink w:history="1" r:id="rIdcpjzd4cguagwuusiy2tfa">
+      <w:hyperlink w:history="1" r:id="rIdpw0knfk6ajgc1mur7gzvs">
         <w:r>
           <w:rPr>
             <w:color w:val="0563C1"/>
@@ -3852,7 +3852,7 @@
       <w:r>
         <w:t xml:space="preserve">Wilentz, Sean. </w:t>
       </w:r>
-      <w:hyperlink w:history="1" r:id="rIdvjk5xgjozmikqzjyvn0t1">
+      <w:hyperlink w:history="1" r:id="rIdwlrud9tqlu0ejqjjxzx-h">
         <w:r>
           <w:rPr>
             <w:color w:val="0563C1"/>
@@ -3900,7 +3900,7 @@
       <w:r>
         <w:t xml:space="preserve">Equal Justice Initiative. </w:t>
       </w:r>
-      <w:hyperlink w:history="1" r:id="rId4rn1wlp81utbixrobkt5d">
+      <w:hyperlink w:history="1" r:id="rId-09zf9mfelh5exyslwcay">
         <w:r>
           <w:rPr>
             <w:color w:val="0563C1"/>
@@ -3944,7 +3944,7 @@
       <w:r>
         <w:t xml:space="preserve">Robinson, Greg. </w:t>
       </w:r>
-      <w:hyperlink w:history="1" r:id="rIdnrpfej2czejm4d3q5eit8">
+      <w:hyperlink w:history="1" r:id="rId-p8ukjycokqrkpsxne28i">
         <w:r>
           <w:rPr>
             <w:color w:val="0563C1"/>
@@ -3972,7 +3972,7 @@
       <w:r>
         <w:t xml:space="preserve">Blinder, Alan S. </w:t>
       </w:r>
-      <w:hyperlink w:history="1" r:id="rId8ijvadekkssse4c-qgtwe">
+      <w:hyperlink w:history="1" r:id="rIdndeuqtso6u787oawpohni">
         <w:r>
           <w:rPr>
             <w:color w:val="0563C1"/>
@@ -4020,7 +4020,7 @@
       <w:r>
         <w:t xml:space="preserve">Butler, Jon. </w:t>
       </w:r>
-      <w:hyperlink w:history="1" r:id="rId5mdiztgj_9f9wisuwb7b9">
+      <w:hyperlink w:history="1" r:id="rId4zuwhwum2-xepebbhjlw7">
         <w:r>
           <w:rPr>
             <w:color w:val="0563C1"/>
@@ -4048,7 +4048,7 @@
       <w:r>
         <w:t xml:space="preserve">Hatch, Nathan O. </w:t>
       </w:r>
-      <w:hyperlink w:history="1" r:id="rIdu7q0l8zobqqpmpyy0olt3">
+      <w:hyperlink w:history="1" r:id="rIdnjdpxtg7oqxkxkypy6ltg">
         <w:r>
           <w:rPr>
             <w:color w:val="0563C1"/>
@@ -4076,7 +4076,7 @@
       <w:r>
         <w:t xml:space="preserve">Bushman, Richard Lyman. </w:t>
       </w:r>
-      <w:hyperlink w:history="1" r:id="rIdflijx540afu1hcv7pg7pm">
+      <w:hyperlink w:history="1" r:id="rIdykdqujglwihclzszz9uoi">
         <w:r>
           <w:rPr>
             <w:color w:val="0563C1"/>
@@ -4104,7 +4104,7 @@
       <w:r>
         <w:t xml:space="preserve">Kraybill, Donald B., Karen M. Johnson-Weiner, and Steven M. Nolt. </w:t>
       </w:r>
-      <w:hyperlink w:history="1" r:id="rIdvju_lv3yz_s908vf6x0h6">
+      <w:hyperlink w:history="1" r:id="rIdgxfpxoolulgho48vhdluf">
         <w:r>
           <w:rPr>
             <w:color w:val="0563C1"/>
@@ -4132,7 +4132,7 @@
       <w:r>
         <w:t xml:space="preserve">Moore, Rebecca. </w:t>
       </w:r>
-      <w:hyperlink w:history="1" r:id="rId0ifivtz-gkeazhsumgddf">
+      <w:hyperlink w:history="1" r:id="rIdtxrmigf4tu3ujv8_ghxrn">
         <w:r>
           <w:rPr>
             <w:color w:val="0563C1"/>
@@ -4196,7 +4196,7 @@
       <w:r>
         <w:t xml:space="preserve">Lynch, John. </w:t>
       </w:r>
-      <w:hyperlink w:history="1" r:id="rId7xqjjdcp9t3simyjniwsl">
+      <w:hyperlink w:history="1" r:id="rId-8wmnk0luarpsrv6d_yfk">
         <w:r>
           <w:rPr>
             <w:color w:val="0563C1"/>
@@ -4224,7 +4224,7 @@
       <w:r>
         <w:t xml:space="preserve">Dubois, Laurent. </w:t>
       </w:r>
-      <w:hyperlink w:history="1" r:id="rIdslmv5fr3bjbk2tubx8q9_">
+      <w:hyperlink w:history="1" r:id="rIdru3ewu5ix8pfnlebfcnrn">
         <w:r>
           <w:rPr>
             <w:color w:val="0563C1"/>
@@ -4252,7 +4252,7 @@
       <w:r>
         <w:t xml:space="preserve">Conrad, Robert Edgar. </w:t>
       </w:r>
-      <w:hyperlink w:history="1" r:id="rIdxpv7iu88hwup_1g176zvm">
+      <w:hyperlink w:history="1" r:id="rIdc19smdmfnbuf9xb8fgz8x">
         <w:r>
           <w:rPr>
             <w:color w:val="0563C1"/>
@@ -4277,7 +4277,7 @@
         </w:rPr>
         <w:t xml:space="preserve">Brazil’s share of the Atlantic slave trade. </w:t>
       </w:r>
-      <w:hyperlink w:history="1" r:id="rId1igppqpyyt7414m2kahnr">
+      <w:hyperlink w:history="1" r:id="rId10yxkt2njhmo7xa9m-7qh">
         <w:r>
           <w:rPr>
             <w:color w:val="0563C1"/>
@@ -4305,7 +4305,7 @@
       <w:r>
         <w:t xml:space="preserve">Smith, Peter H. </w:t>
       </w:r>
-      <w:hyperlink w:history="1" r:id="rIdtvqpvo3fq_zhhzbb82cay">
+      <w:hyperlink w:history="1" r:id="rId8esd0ow_dumdpn05eejwp">
         <w:r>
           <w:rPr>
             <w:color w:val="0563C1"/>
@@ -4333,7 +4333,7 @@
       <w:r>
         <w:t xml:space="preserve">Schlesinger, Stephen, and Stephen Kinzer. </w:t>
       </w:r>
-      <w:hyperlink w:history="1" r:id="rIddnpbxsjmau3nonl8ff3of">
+      <w:hyperlink w:history="1" r:id="rId5ub7c4bnnow3qwxvft1vq">
         <w:r>
           <w:rPr>
             <w:color w:val="0563C1"/>
@@ -4361,7 +4361,7 @@
       <w:r>
         <w:t xml:space="preserve">Slater, Candace. </w:t>
       </w:r>
-      <w:hyperlink w:history="1" r:id="rIdwpaqppvjoo-maqywwybem">
+      <w:hyperlink w:history="1" r:id="rIdt-erujeqawdkxbz4r5bet">
         <w:r>
           <w:rPr>
             <w:color w:val="0563C1"/>
@@ -4389,7 +4389,7 @@
       <w:r>
         <w:t xml:space="preserve">Taylor, Barbara L., et al. “</w:t>
       </w:r>
-      <w:hyperlink w:history="1" r:id="rId1obw3fafyiqvqiqczhv5t">
+      <w:hyperlink w:history="1" r:id="rIdruhq0iqbie25dixhamyom">
         <w:r>
           <w:rPr>
             <w:color w:val="0563C1"/>
@@ -4417,7 +4417,7 @@
       <w:r>
         <w:t xml:space="preserve">NOAA Fisheries. “</w:t>
       </w:r>
-      <w:hyperlink w:history="1" r:id="rId7vop2ixmlztbbr4z4z9nh">
+      <w:hyperlink w:history="1" r:id="rIdpsohz_ekakx8dlw8ku4rh">
         <w:r>
           <w:rPr>
             <w:color w:val="0563C1"/>
@@ -4445,7 +4445,7 @@
       <w:r>
         <w:t xml:space="preserve">Skidmore, Thomas E. </w:t>
       </w:r>
-      <w:hyperlink w:history="1" r:id="rIdptiuuf5dbp_ynii947utc">
+      <w:hyperlink w:history="1" r:id="rIdcco9bkclu3dev021ju5zz">
         <w:r>
           <w:rPr>
             <w:color w:val="0563C1"/>
@@ -4473,7 +4473,7 @@
       <w:r>
         <w:t xml:space="preserve">Comisión Nacional sobre la Desaparición de Personas. </w:t>
       </w:r>
-      <w:hyperlink w:history="1" r:id="rId4jkmryiuputanh7xqfhdw">
+      <w:hyperlink w:history="1" r:id="rIdgsnyevg2yerdn1-wloq45">
         <w:r>
           <w:rPr>
             <w:color w:val="0563C1"/>
@@ -4501,7 +4501,7 @@
       <w:r>
         <w:t xml:space="preserve">Nino, Carlos Santiago. </w:t>
       </w:r>
-      <w:hyperlink w:history="1" r:id="rId9dhoqqnb0ncu89_jbv2vu">
+      <w:hyperlink w:history="1" r:id="rIdodkiw_x8docu919jyl0ys">
         <w:r>
           <w:rPr>
             <w:color w:val="0563C1"/>
@@ -4529,7 +4529,7 @@
       <w:r>
         <w:t xml:space="preserve">Bouvard, Marguerite Guzman. </w:t>
       </w:r>
-      <w:hyperlink w:history="1" r:id="rIdzi36h8i-okuzrwedzsu6y">
+      <w:hyperlink w:history="1" r:id="rIdcpbx4zhfxipvi4zobmcwn">
         <w:r>
           <w:rPr>
             <w:color w:val="0563C1"/>
@@ -4557,7 +4557,7 @@
       <w:r>
         <w:t xml:space="preserve">Kornbluh, Peter. </w:t>
       </w:r>
-      <w:hyperlink w:history="1" r:id="rId4xhcnhe_hiosrvpchxc-t">
+      <w:hyperlink w:history="1" r:id="rIduvhzyww0_49edvw5a7q2x">
         <w:r>
           <w:rPr>
             <w:color w:val="0563C1"/>
@@ -4585,7 +4585,7 @@
       <w:r>
         <w:t xml:space="preserve">Jara, Joan. </w:t>
       </w:r>
-      <w:hyperlink w:history="1" r:id="rIdvurk0l96-xiizjt-rqgxp">
+      <w:hyperlink w:history="1" r:id="rIdpy2xdqhk62ctqa5s58jbz">
         <w:r>
           <w:rPr>
             <w:color w:val="0563C1"/>
@@ -4613,7 +4613,7 @@
       <w:r>
         <w:t xml:space="preserve">LeoGrande, William M., and Peter Kornbluh. </w:t>
       </w:r>
-      <w:hyperlink w:history="1" r:id="rIdkm71nwzgejaxobagtdclv">
+      <w:hyperlink w:history="1" r:id="rIdzvruv02pkk-f5cks4ukct">
         <w:r>
           <w:rPr>
             <w:color w:val="0563C1"/>
@@ -4673,7 +4673,7 @@
       <w:r>
         <w:t xml:space="preserve">Secretaría de Gobernación (Mexico). “</w:t>
       </w:r>
-      <w:hyperlink w:history="1" r:id="rIdym69wvroauh9npxmfelri">
+      <w:hyperlink w:history="1" r:id="rIdcfhffqxlgi6baa8bye1cs">
         <w:r>
           <w:rPr>
             <w:color w:val="0563C1"/>
@@ -4721,7 +4721,7 @@
       <w:r>
         <w:t xml:space="preserve">Finkel, Caroline. </w:t>
       </w:r>
-      <w:hyperlink w:history="1" r:id="rIdclo2ft50emw48xw4-rmt1">
+      <w:hyperlink w:history="1" r:id="rIdswq5z-ezqh8lqek_jetg2">
         <w:r>
           <w:rPr>
             <w:color w:val="0563C1"/>
@@ -4749,7 +4749,7 @@
       <w:r>
         <w:t xml:space="preserve">Crowley, Roger. </w:t>
       </w:r>
-      <w:hyperlink w:history="1" r:id="rIdxpiu_7lss99e9s8phervn">
+      <w:hyperlink w:history="1" r:id="rIdxxtirqeby83jcwbq1yp2-">
         <w:r>
           <w:rPr>
             <w:color w:val="0563C1"/>
@@ -4777,7 +4777,7 @@
       <w:r>
         <w:t xml:space="preserve">Barkey, Karen. </w:t>
       </w:r>
-      <w:hyperlink w:history="1" r:id="rIdl_ihk5dzz4ni0a8-akqdp">
+      <w:hyperlink w:history="1" r:id="rIdnf-rjlox6m677iw1pi-3t">
         <w:r>
           <w:rPr>
             <w:color w:val="0563C1"/>
@@ -4805,7 +4805,7 @@
       <w:r>
         <w:t xml:space="preserve">Mazower, Mark. </w:t>
       </w:r>
-      <w:hyperlink w:history="1" r:id="rIduilbr0duknps7dsondewp">
+      <w:hyperlink w:history="1" r:id="rIdlaat4tpbpn7lbowhvyh57">
         <w:r>
           <w:rPr>
             <w:color w:val="0563C1"/>
@@ -4833,7 +4833,7 @@
       <w:r>
         <w:t xml:space="preserve">Suny, Ronald Grigor. “</w:t>
       </w:r>
-      <w:hyperlink w:history="1" r:id="rIdfj700wrhd0iztnrvzyhlq">
+      <w:hyperlink w:history="1" r:id="rIdua6yjqggncsrbrl9h1hlr">
         <w:r>
           <w:rPr>
             <w:color w:val="0563C1"/>
@@ -4861,7 +4861,7 @@
       <w:r>
         <w:t xml:space="preserve">Power, Samantha. “</w:t>
       </w:r>
-      <w:hyperlink w:history="1" r:id="rId7e19dp6ufqwuxip0t3qav">
+      <w:hyperlink w:history="1" r:id="rIdvjltiuhbplnax0sso7rnh">
         <w:r>
           <w:rPr>
             <w:color w:val="0563C1"/>
@@ -4889,7 +4889,7 @@
       <w:r>
         <w:t xml:space="preserve">Hirschon, Renée, ed. </w:t>
       </w:r>
-      <w:hyperlink w:history="1" r:id="rIdsfan_hyijzz9d6e5z-rmw">
+      <w:hyperlink w:history="1" r:id="rIdar908hvchqxjvgg1gffwa">
         <w:r>
           <w:rPr>
             <w:color w:val="0563C1"/>
@@ -4917,7 +4917,7 @@
       <w:r>
         <w:t xml:space="preserve">Rogan, Eugene. </w:t>
       </w:r>
-      <w:hyperlink w:history="1" r:id="rIdudkq9eve_6hhvxozj6nxt">
+      <w:hyperlink w:history="1" r:id="rIdsbrlbnkjfj41phbtvoas_">
         <w:r>
           <w:rPr>
             <w:color w:val="0563C1"/>
@@ -4945,7 +4945,7 @@
       <w:r>
         <w:t xml:space="preserve">Barr, James. </w:t>
       </w:r>
-      <w:hyperlink w:history="1" r:id="rIdmsvetjxvbyj5mw-zce1h8">
+      <w:hyperlink w:history="1" r:id="rId5oz-bmsyzxxe8oomuu1wx">
         <w:r>
           <w:rPr>
             <w:color w:val="0563C1"/>
@@ -4973,7 +4973,7 @@
       <w:r>
         <w:t xml:space="preserve">McDowall, David. </w:t>
       </w:r>
-      <w:hyperlink w:history="1" r:id="rIdrtdzeh2nzr07nfq3-0th0">
+      <w:hyperlink w:history="1" r:id="rId26i-t-kxk6qafjegc5kmu">
         <w:r>
           <w:rPr>
             <w:color w:val="0563C1"/>
@@ -5001,7 +5001,7 @@
       <w:r>
         <w:t xml:space="preserve">Abrahamian, Ervand. </w:t>
       </w:r>
-      <w:hyperlink w:history="1" r:id="rId5nq-ufdhjppvpn79y4pv7">
+      <w:hyperlink w:history="1" r:id="rIdqd5j53fzc0iw7y8ipy3gi">
         <w:r>
           <w:rPr>
             <w:color w:val="0563C1"/>
@@ -5029,7 +5029,7 @@
       <w:r>
         <w:t xml:space="preserve">Razoux, Pierre. </w:t>
       </w:r>
-      <w:hyperlink w:history="1" r:id="rIdgtrj2ol87ec1iqzahpsnf">
+      <w:hyperlink w:history="1" r:id="rIdj98eaak2wxqc1bip42plr">
         <w:r>
           <w:rPr>
             <w:color w:val="0563C1"/>
@@ -5077,7 +5077,7 @@
       <w:r>
         <w:t xml:space="preserve">Clark, Christopher. </w:t>
       </w:r>
-      <w:hyperlink w:history="1" r:id="rIdkuf5ol-zltpafuxpdhv7s">
+      <w:hyperlink w:history="1" r:id="rId9ahpftn2tvx27yxhxc6jx">
         <w:r>
           <w:rPr>
             <w:color w:val="0563C1"/>
@@ -5105,7 +5105,7 @@
       <w:r>
         <w:t xml:space="preserve">Strachan, Hew. </w:t>
       </w:r>
-      <w:hyperlink w:history="1" r:id="rId6psnfsukisyr6mdbvi8a7">
+      <w:hyperlink w:history="1" r:id="rIdoyqumfjczngeo6ujlortl">
         <w:r>
           <w:rPr>
             <w:color w:val="0563C1"/>
@@ -5149,7 +5149,7 @@
       <w:r>
         <w:t xml:space="preserve">Weintraub, Stanley. </w:t>
       </w:r>
-      <w:hyperlink w:history="1" r:id="rIdw4zaimaa5ddicxycp7fjc">
+      <w:hyperlink w:history="1" r:id="rIdme40yhtdn6613de95jszi">
         <w:r>
           <w:rPr>
             <w:color w:val="0563C1"/>
@@ -5177,7 +5177,7 @@
       <w:r>
         <w:t xml:space="preserve">Johnson, Niall P. A. S., and Juergen Mueller. “</w:t>
       </w:r>
-      <w:hyperlink w:history="1" r:id="rId-ab8umt45dv4cynk-qnem">
+      <w:hyperlink w:history="1" r:id="rId_mne2yrsbglsb7yfn0zhy">
         <w:r>
           <w:rPr>
             <w:color w:val="0563C1"/>
@@ -5205,7 +5205,7 @@
       <w:r>
         <w:t xml:space="preserve">Spreeuwenberg, Peter, et al. “</w:t>
       </w:r>
-      <w:hyperlink w:history="1" r:id="rId1rxv41ijskrnb2jdpfzvc">
+      <w:hyperlink w:history="1" r:id="rId97jssmv-ehamytspfwaqu">
         <w:r>
           <w:rPr>
             <w:color w:val="0563C1"/>
@@ -5233,7 +5233,7 @@
       <w:r>
         <w:t xml:space="preserve">Keynes, John Maynard. </w:t>
       </w:r>
-      <w:hyperlink w:history="1" r:id="rId4cck-flxil7qq9ysrhhoy">
+      <w:hyperlink w:history="1" r:id="rIdcbc8ev_mpoewdjcrnbxqp">
         <w:r>
           <w:rPr>
             <w:color w:val="0563C1"/>
@@ -5281,7 +5281,7 @@
       <w:r>
         <w:t xml:space="preserve">Evans, Richard J. </w:t>
       </w:r>
-      <w:hyperlink w:history="1" r:id="rIdtkm7p1meccf2k40-gmvvl">
+      <w:hyperlink w:history="1" r:id="rIdveciqprm_8rjurtwov0--">
         <w:r>
           <w:rPr>
             <w:color w:val="0563C1"/>
@@ -5309,7 +5309,7 @@
       <w:r>
         <w:t xml:space="preserve">Hilberg, Raul. </w:t>
       </w:r>
-      <w:hyperlink w:history="1" r:id="rIdyc1kth3zbkw58okibvdx-">
+      <w:hyperlink w:history="1" r:id="rIdbvxxveydzohe7yagty_fi">
         <w:r>
           <w:rPr>
             <w:color w:val="0563C1"/>
@@ -5337,7 +5337,7 @@
       <w:r>
         <w:t xml:space="preserve">Kiernan, Ben. </w:t>
       </w:r>
-      <w:hyperlink w:history="1" r:id="rId63ifpuwmlwnazcxwbdusn">
+      <w:hyperlink w:history="1" r:id="rIdlbw4eore4y_hilbyq7jmw">
         <w:r>
           <w:rPr>
             <w:color w:val="0563C1"/>
@@ -5365,7 +5365,7 @@
       <w:r>
         <w:t xml:space="preserve">Levitsky, Steven, and Daniel Ziblatt. </w:t>
       </w:r>
-      <w:hyperlink w:history="1" r:id="rIdpawo-3nnk-dcaw94an0uy">
+      <w:hyperlink w:history="1" r:id="rIdx7gg200pm_oktxbinvtd5">
         <w:r>
           <w:rPr>
             <w:color w:val="0563C1"/>
@@ -5393,7 +5393,7 @@
       <w:r>
         <w:t xml:space="preserve">Neiman, Susan. </w:t>
       </w:r>
-      <w:hyperlink w:history="1" r:id="rIdqotizb0umata1mirgramb">
+      <w:hyperlink w:history="1" r:id="rId5g4co4chyg0jj35t4xl38">
         <w:r>
           <w:rPr>
             <w:color w:val="0563C1"/>
@@ -5437,7 +5437,7 @@
       <w:r>
         <w:t xml:space="preserve">Broberg, Gunnar, and Nils Roll-Hansen, eds. </w:t>
       </w:r>
-      <w:hyperlink w:history="1" r:id="rIdw2ntr1ppcu9_4k4apc5lq">
+      <w:hyperlink w:history="1" r:id="rIddjj_b1e-coosrzyac3fij">
         <w:r>
           <w:rPr>
             <w:color w:val="0563C1"/>
@@ -5485,7 +5485,7 @@
       <w:r>
         <w:t xml:space="preserve">Jansen, Marius B. </w:t>
       </w:r>
-      <w:hyperlink w:history="1" r:id="rId3j-ddwf-mepxhnjm6r28c">
+      <w:hyperlink w:history="1" r:id="rIddf1_4c_x4ia44zchpo8dg">
         <w:r>
           <w:rPr>
             <w:color w:val="0563C1"/>
@@ -5513,7 +5513,7 @@
       <w:r>
         <w:t xml:space="preserve">Fogel, Joshua A., ed. </w:t>
       </w:r>
-      <w:hyperlink w:history="1" r:id="rIdouttaxgu95_jn5tio1jul">
+      <w:hyperlink w:history="1" r:id="rIdkmd87b2luwnesq8na1hjk">
         <w:r>
           <w:rPr>
             <w:color w:val="0563C1"/>
@@ -5541,7 +5541,7 @@
       <w:r>
         <w:t xml:space="preserve">Ohnuki-Tierney, Emiko. </w:t>
       </w:r>
-      <w:hyperlink w:history="1" r:id="rId49dmkfr4hejoselxy5kzm">
+      <w:hyperlink w:history="1" r:id="rIdlkvtumebl31dvqznp5c_k">
         <w:r>
           <w:rPr>
             <w:color w:val="0563C1"/>
@@ -5569,7 +5569,7 @@
       <w:r>
         <w:t xml:space="preserve">Dower, John W. </w:t>
       </w:r>
-      <w:hyperlink w:history="1" r:id="rIdkccjanzpc19ls973iftcb">
+      <w:hyperlink w:history="1" r:id="rId6ywfcpewrqlpeflmjt7sg">
         <w:r>
           <w:rPr>
             <w:color w:val="0563C1"/>
@@ -5617,7 +5617,7 @@
       <w:r>
         <w:t xml:space="preserve">Duggan, Christopher. </w:t>
       </w:r>
-      <w:hyperlink w:history="1" r:id="rIdrvnhbe3b4ohec5dwwai-d">
+      <w:hyperlink w:history="1" r:id="rIdyujqiqsfin99louxvix4k">
         <w:r>
           <w:rPr>
             <w:color w:val="0563C1"/>
@@ -5645,7 +5645,7 @@
       <w:r>
         <w:t xml:space="preserve">Bosworth, R. J. B. </w:t>
       </w:r>
-      <w:hyperlink w:history="1" r:id="rIdldji8u0zga8biwvxo-oy-">
+      <w:hyperlink w:history="1" r:id="rIdrffgqkwmd0nqfq3x2owag">
         <w:r>
           <w:rPr>
             <w:color w:val="0563C1"/>
@@ -5673,7 +5673,7 @@
       <w:r>
         <w:t xml:space="preserve">Domenico, Roy Palmer. </w:t>
       </w:r>
-      <w:hyperlink w:history="1" r:id="rIdwvc1z67azh5ar9uesls9_">
+      <w:hyperlink w:history="1" r:id="rIdqje-mizb_267qgaozv6sm">
         <w:r>
           <w:rPr>
             <w:color w:val="0563C1"/>
@@ -5721,7 +5721,7 @@
       <w:r>
         <w:t xml:space="preserve">Menocal, María Rosa. </w:t>
       </w:r>
-      <w:hyperlink w:history="1" r:id="rIdaynjnj1t0rxjmhpzi-4g_">
+      <w:hyperlink w:history="1" r:id="rIdqe_u5eb_gmhrely2r_501">
         <w:r>
           <w:rPr>
             <w:color w:val="0563C1"/>
@@ -5749,7 +5749,7 @@
       <w:r>
         <w:t xml:space="preserve">Fernández-Morera, Darío. </w:t>
       </w:r>
-      <w:hyperlink w:history="1" r:id="rId0w0xkzksrzalrbzdvnskb">
+      <w:hyperlink w:history="1" r:id="rIdwkq2woqvo8tmeypmi0arl">
         <w:r>
           <w:rPr>
             <w:color w:val="0563C1"/>
@@ -5777,7 +5777,7 @@
       <w:r>
         <w:t xml:space="preserve">Kraemer, Joel L. </w:t>
       </w:r>
-      <w:hyperlink w:history="1" r:id="rIdgpkbijeesibdlsy4w5udk">
+      <w:hyperlink w:history="1" r:id="rId5v1i6hnliaxmsoqjatjxl">
         <w:r>
           <w:rPr>
             <w:color w:val="0563C1"/>
@@ -5805,7 +5805,7 @@
       <w:r>
         <w:t xml:space="preserve">Preston, Paul. </w:t>
       </w:r>
-      <w:hyperlink w:history="1" r:id="rIdvu0vhr-op83debdgl5mae">
+      <w:hyperlink w:history="1" r:id="rIdewywg-gnubj6nhnskzoxz">
         <w:r>
           <w:rPr>
             <w:color w:val="0563C1"/>
@@ -5833,7 +5833,7 @@
       <w:r>
         <w:t xml:space="preserve">Aguilar, Paloma. </w:t>
       </w:r>
-      <w:hyperlink w:history="1" r:id="rIdrgv7zheu9wijtfwzriq2p">
+      <w:hyperlink w:history="1" r:id="rIdzmbvope3hhyuuvlg9uugh">
         <w:r>
           <w:rPr>
             <w:color w:val="0563C1"/>
@@ -5897,7 +5897,7 @@
       <w:r>
         <w:t xml:space="preserve">Applebaum, Anne. </w:t>
       </w:r>
-      <w:hyperlink w:history="1" r:id="rIdqr8apapjzgmzcqxzr7h3o">
+      <w:hyperlink w:history="1" r:id="rId1_9xgqj9fgo8drkc4bpls">
         <w:r>
           <w:rPr>
             <w:color w:val="0563C1"/>
@@ -5925,7 +5925,7 @@
       <w:r>
         <w:t xml:space="preserve">Applebaum, Anne. </w:t>
       </w:r>
-      <w:hyperlink w:history="1" r:id="rIdkq6vz4yyimzyb77j1t_pr">
+      <w:hyperlink w:history="1" r:id="rId_oz6fojcosx93kq-dwqbk">
         <w:r>
           <w:rPr>
             <w:color w:val="0563C1"/>
@@ -5953,7 +5953,7 @@
       <w:r>
         <w:t xml:space="preserve">Sanford, George. </w:t>
       </w:r>
-      <w:hyperlink w:history="1" r:id="rIdfljbc0gkjlqwtoaxn_zzn">
+      <w:hyperlink w:history="1" r:id="rIdcmq_yvugvj6wtt4ac9pi4">
         <w:r>
           <w:rPr>
             <w:color w:val="0563C1"/>
@@ -5981,7 +5981,7 @@
       <w:r>
         <w:t xml:space="preserve">Plokhy, Serhii. </w:t>
       </w:r>
-      <w:hyperlink w:history="1" r:id="rIdl9qnavco63lpa3tqrcdon">
+      <w:hyperlink w:history="1" r:id="rId9wncxkoyyl0hy3eahiif4">
         <w:r>
           <w:rPr>
             <w:color w:val="0563C1"/>
@@ -6009,7 +6009,7 @@
       <w:r>
         <w:t xml:space="preserve">Roberts, Geoffrey. </w:t>
       </w:r>
-      <w:hyperlink w:history="1" r:id="rIdisofmpuc-9hg4ybmsz45x">
+      <w:hyperlink w:history="1" r:id="rId1bcbcqs65hgtvtzbuej_e">
         <w:r>
           <w:rPr>
             <w:color w:val="0563C1"/>
@@ -6057,7 +6057,7 @@
       <w:r>
         <w:t xml:space="preserve">Dikötter, Frank. </w:t>
       </w:r>
-      <w:hyperlink w:history="1" r:id="rIdpt5n4znr3kxz0xz5fo2wc">
+      <w:hyperlink w:history="1" r:id="rIdq2zilohjaltxoyuyws35k">
         <w:r>
           <w:rPr>
             <w:color w:val="0563C1"/>
@@ -6085,7 +6085,7 @@
       <w:r>
         <w:t xml:space="preserve">Yang Jisheng. </w:t>
       </w:r>
-      <w:hyperlink w:history="1" r:id="rIdsb9yiy25a5rjgbidgxcwz">
+      <w:hyperlink w:history="1" r:id="rId_o2z_cznenaoptp7tmifq">
         <w:r>
           <w:rPr>
             <w:color w:val="0563C1"/>
@@ -6113,7 +6113,7 @@
       <w:r>
         <w:t xml:space="preserve">MacFarquhar, Roderick, and Michael Schoenhals. </w:t>
       </w:r>
-      <w:hyperlink w:history="1" r:id="rId30b9dxg4zfpzh0jpkohhi">
+      <w:hyperlink w:history="1" r:id="rIdl4egdyyucsm62vs6habfp">
         <w:r>
           <w:rPr>
             <w:color w:val="0563C1"/>
@@ -6141,7 +6141,7 @@
       <w:r>
         <w:t xml:space="preserve">Jambeck, Jenna R., et al. “</w:t>
       </w:r>
-      <w:hyperlink w:history="1" r:id="rIdtnsbqynxmybstqcarkbq6">
+      <w:hyperlink w:history="1" r:id="rIdrpyetbmtkxxz8zahlgrb5">
         <w:r>
           <w:rPr>
             <w:color w:val="0563C1"/>
@@ -6169,7 +6169,7 @@
       <w:r>
         <w:t xml:space="preserve">Meijer, Lourens J. J., et al. “</w:t>
       </w:r>
-      <w:hyperlink w:history="1" r:id="rId7yrx_ejwo4fddhlkylhjl">
+      <w:hyperlink w:history="1" r:id="rIdqnrvhwuficfeofqizttt2">
         <w:r>
           <w:rPr>
             <w:color w:val="0563C1"/>
@@ -6197,7 +6197,7 @@
       <w:r>
         <w:t xml:space="preserve">Economy, Elizabeth C. </w:t>
       </w:r>
-      <w:hyperlink w:history="1" r:id="rIddzwe5j_6lmq_yxozem8o4">
+      <w:hyperlink w:history="1" r:id="rIduidwhuev1vztioyo0yxuz">
         <w:r>
           <w:rPr>
             <w:color w:val="0563C1"/>
@@ -6257,7 +6257,7 @@
       <w:r>
         <w:t xml:space="preserve">McDonell, Stephen. “</w:t>
       </w:r>
-      <w:hyperlink w:history="1" r:id="rId170rnlulrd1d0q0fjrb_l">
+      <w:hyperlink w:history="1" r:id="rId3v_amhlwpkvo9opj3kgl2">
         <w:r>
           <w:rPr>
             <w:color w:val="0563C1"/>
@@ -6285,7 +6285,7 @@
       <w:r>
         <w:t xml:space="preserve">Agence France-Presse. “‘Oh, Bother’: </w:t>
       </w:r>
-      <w:hyperlink w:history="1" r:id="rIdis104dgzacm3j_7vxftxr">
+      <w:hyperlink w:history="1" r:id="rIdu7m7amvxfsrkk8gql5sdn">
         <w:r>
           <w:rPr>
             <w:color w:val="0563C1"/>
@@ -6333,7 +6333,7 @@
       <w:r>
         <w:t xml:space="preserve">Schama, Simon. </w:t>
       </w:r>
-      <w:hyperlink w:history="1" r:id="rIdqnm5qckjqbscmntddpqbb">
+      <w:hyperlink w:history="1" r:id="rIdzta3jtytyetrw4qeugsn0">
         <w:r>
           <w:rPr>
             <w:color w:val="0563C1"/>
@@ -6361,7 +6361,7 @@
       <w:r>
         <w:t xml:space="preserve">Finkelstein, Israel, and Neil Asher Silberman. </w:t>
       </w:r>
-      <w:hyperlink w:history="1" r:id="rIdqsw-hnjd59gzbmh9dtt59">
+      <w:hyperlink w:history="1" r:id="rIdwcq2eunq3qsajlkpv2_ac">
         <w:r>
           <w:rPr>
             <w:color w:val="0563C1"/>
@@ -6389,7 +6389,7 @@
       <w:r>
         <w:t xml:space="preserve">VanderKam, James C. </w:t>
       </w:r>
-      <w:hyperlink w:history="1" r:id="rIdzvedphuvn0ivpkqdf7gzl">
+      <w:hyperlink w:history="1" r:id="rIdufc8fbghjyt6ttegto0tz">
         <w:r>
           <w:rPr>
             <w:color w:val="0563C1"/>
@@ -6417,7 +6417,7 @@
       <w:r>
         <w:t xml:space="preserve">Magness, Jodi. </w:t>
       </w:r>
-      <w:hyperlink w:history="1" r:id="rIdlgli48f5bjtndrc9rudvs">
+      <w:hyperlink w:history="1" r:id="rIdlg1mdrhh9pxngkve4eyok">
         <w:r>
           <w:rPr>
             <w:color w:val="0563C1"/>
@@ -6445,7 +6445,7 @@
       <w:r>
         <w:t xml:space="preserve">Morris, Benny. </w:t>
       </w:r>
-      <w:hyperlink w:history="1" r:id="rIdaqlxewfzfmhbc53cqzipq">
+      <w:hyperlink w:history="1" r:id="rIdq__evheoq0klbnpm-ipkz">
         <w:r>
           <w:rPr>
             <w:color w:val="0563C1"/>
@@ -6493,7 +6493,7 @@
       <w:r>
         <w:t xml:space="preserve">Gaddis, John Lewis. </w:t>
       </w:r>
-      <w:hyperlink w:history="1" r:id="rIdejsoodnzw6nln-agdymy6">
+      <w:hyperlink w:history="1" r:id="rIdypmgbf_b4clz4kgjvtoht">
         <w:r>
           <w:rPr>
             <w:color w:val="0563C1"/>
@@ -6521,7 +6521,7 @@
       <w:r>
         <w:t xml:space="preserve">Savranskaya, Svetlana V. “</w:t>
       </w:r>
-      <w:hyperlink w:history="1" r:id="rIdvzq2m1swoajlmcywvpld0">
+      <w:hyperlink w:history="1" r:id="rIdos_lqqeshvl8ur6c2bmhj">
         <w:r>
           <w:rPr>
             <w:color w:val="0563C1"/>
@@ -6549,7 +6549,7 @@
       <w:r>
         <w:t xml:space="preserve">Hoffman, David E. </w:t>
       </w:r>
-      <w:hyperlink w:history="1" r:id="rIdt5j9blq8xrwtl4j5glky9">
+      <w:hyperlink w:history="1" r:id="rIdyyvhtvwovdewegithbndm">
         <w:r>
           <w:rPr>
             <w:color w:val="0563C1"/>
@@ -6577,7 +6577,7 @@
       <w:r>
         <w:t xml:space="preserve">Rhodes, Richard. </w:t>
       </w:r>
-      <w:hyperlink w:history="1" r:id="rIdtqpbnfkttf8y6zg8gc6sl">
+      <w:hyperlink w:history="1" r:id="rIdg8_qk2azz6axoxf9go14k">
         <w:r>
           <w:rPr>
             <w:color w:val="0563C1"/>
@@ -6605,7 +6605,7 @@
       <w:r>
         <w:t xml:space="preserve">Niedenthal, Jack. </w:t>
       </w:r>
-      <w:hyperlink w:history="1" r:id="rIdewpbjm2a55e0k5xox6rye">
+      <w:hyperlink w:history="1" r:id="rId-kiyniwwkd3podhflegri">
         <w:r>
           <w:rPr>
             <w:color w:val="0563C1"/>
@@ -6653,7 +6653,7 @@
       <w:r>
         <w:t xml:space="preserve">NASA. “</w:t>
       </w:r>
-      <w:hyperlink w:history="1" r:id="rId7rnrpk7j2wrh2hthra882">
+      <w:hyperlink w:history="1" r:id="rIdmx9bsqqlf53fr3ug3nakv">
         <w:r>
           <w:rPr>
             <w:color w:val="0563C1"/>
@@ -6681,7 +6681,7 @@
       <w:r>
         <w:t xml:space="preserve">Chaikin, Andrew. </w:t>
       </w:r>
-      <w:hyperlink w:history="1" r:id="rIdo7rmxqisjex-vwxlt2fnv">
+      <w:hyperlink w:history="1" r:id="rIdfj-hcngrhamkuez0pvx2d">
         <w:r>
           <w:rPr>
             <w:color w:val="0563C1"/>
@@ -6709,7 +6709,7 @@
       <w:r>
         <w:t xml:space="preserve">Siddiqi, Asif A. </w:t>
       </w:r>
-      <w:hyperlink w:history="1" r:id="rIdiaxslx_pnl0v56ghug9fc">
+      <w:hyperlink w:history="1" r:id="rIdtigue0-8urawppwit365d">
         <w:r>
           <w:rPr>
             <w:color w:val="0563C1"/>
@@ -6737,7 +6737,7 @@
       <w:r>
         <w:t xml:space="preserve">Colaprete, Anthony, et al. “</w:t>
       </w:r>
-      <w:hyperlink w:history="1" r:id="rIdsgx4d6efz_s4r8ococgiz">
+      <w:hyperlink w:history="1" r:id="rIdxxc5jlfkwbpl5f5c7jsdq">
         <w:r>
           <w:rPr>
             <w:color w:val="0563C1"/>
@@ -6765,7 +6765,7 @@
       <w:r>
         <w:t xml:space="preserve">Sheehan, William. </w:t>
       </w:r>
-      <w:hyperlink w:history="1" r:id="rIdaooy6hy4yubhpjm9kukcx">
+      <w:hyperlink w:history="1" r:id="rIdekgmcjdzcsddkohhvgjil">
         <w:r>
           <w:rPr>
             <w:color w:val="0563C1"/>
@@ -6793,7 +6793,7 @@
       <w:r>
         <w:t xml:space="preserve">Grotzinger, John P., et al. “</w:t>
       </w:r>
-      <w:hyperlink w:history="1" r:id="rIdielleqlp3d79bioxzetk3">
+      <w:hyperlink w:history="1" r:id="rId5hmpih0ufm5i99w5ovs1f">
         <w:r>
           <w:rPr>
             <w:color w:val="0563C1"/>
@@ -6821,7 +6821,7 @@
       <w:r>
         <w:t xml:space="preserve">Mangold, Nicolas, et al. “</w:t>
       </w:r>
-      <w:hyperlink w:history="1" r:id="rIdurqjnxo_4hk5mn4dnt9ny">
+      <w:hyperlink w:history="1" r:id="rIdwl7ccdhef-b2pop0pwayl">
         <w:r>
           <w:rPr>
             <w:color w:val="0563C1"/>
@@ -6869,7 +6869,7 @@
       <w:r>
         <w:t xml:space="preserve">Ashby, Neil. “</w:t>
       </w:r>
-      <w:hyperlink w:history="1" r:id="rIdkfc7fvniynzs8pps1ievh">
+      <w:hyperlink w:history="1" r:id="rIdtpe9ujeung_dpy1qyyba7">
         <w:r>
           <w:rPr>
             <w:color w:val="0563C1"/>
@@ -6897,7 +6897,7 @@
       <w:r>
         <w:t xml:space="preserve">Dyson, F. W., A. S. Eddington, and C. Davidson. “</w:t>
       </w:r>
-      <w:hyperlink w:history="1" r:id="rIdk8ljv7kch5fsujv_nu61m">
+      <w:hyperlink w:history="1" r:id="rIdhzzyilkafkjfikye-ahjk">
         <w:r>
           <w:rPr>
             <w:color w:val="0563C1"/>
@@ -6925,7 +6925,7 @@
       <w:r>
         <w:t xml:space="preserve">Au, Whitlow W. L. </w:t>
       </w:r>
-      <w:hyperlink w:history="1" r:id="rIdy44_kcbmyr5q-_nwqulzq">
+      <w:hyperlink w:history="1" r:id="rIdm8uk-vrwtkx5pcmx2nsso">
         <w:r>
           <w:rPr>
             <w:color w:val="0563C1"/>
@@ -6948,12 +6948,28 @@
           <w:i/>
           <w:iCs/>
         </w:rPr>
+        <w:t xml:space="preserve">The word ‘sonar’ coined at Harvard’s wartime Underwater Sound Laboratory. </w:t>
+      </w:r>
+      <w:r>
+        <w:t xml:space="preserve">Pestorius, Frederick M., and David T. Blackstock. “Contributions to the Development of Underwater Acoustics at the Harvard Underwater Sound Laboratory (HUSL).” Proceedings of Meetings on Acoustics 23 (2015): 070008.</w:t>
+      </w:r>
+    </w:p>
+    <w:p>
+      <w:pPr>
+        <w:spacing w:after="120"/>
+        <w:ind w:left="360" w:hanging="360"/>
+      </w:pPr>
+      <w:r>
+        <w:rPr>
+          <w:i/>
+          <w:iCs/>
+        </w:rPr>
         <w:t xml:space="preserve">The holographic principle. </w:t>
       </w:r>
       <w:r>
         <w:t xml:space="preserve">Susskind, Leonard. “</w:t>
       </w:r>
-      <w:hyperlink w:history="1" r:id="rIdn2inierfdy5qztukazuhq">
+      <w:hyperlink w:history="1" r:id="rIdqipu_boeofcjhnju8sapx">
         <w:r>
           <w:rPr>
             <w:color w:val="0563C1"/>
@@ -6976,12 +6992,28 @@
           <w:i/>
           <w:iCs/>
         </w:rPr>
+        <w:t xml:space="preserve">Gordon Gould’s 1957 coinage of ‘laser’. </w:t>
+      </w:r>
+      <w:r>
+        <w:t xml:space="preserve">Hecht, Jeff. “Short History of Laser Development.” Optical Engineering 49, no. 9 (2010): 091002.</w:t>
+      </w:r>
+    </w:p>
+    <w:p>
+      <w:pPr>
+        <w:spacing w:after="120"/>
+        <w:ind w:left="360" w:hanging="360"/>
+      </w:pPr>
+      <w:r>
+        <w:rPr>
+          <w:i/>
+          <w:iCs/>
+        </w:rPr>
         <w:t xml:space="preserve">Mendeleev’s table and the predicted elements. </w:t>
       </w:r>
       <w:r>
         <w:t xml:space="preserve">Scerri, Eric R. </w:t>
       </w:r>
-      <w:hyperlink w:history="1" r:id="rIdbhlbafkyfevla2x8rkpyh">
+      <w:hyperlink w:history="1" r:id="rIdfx_lnnxqf_klk_vheitzq">
         <w:r>
           <w:rPr>
             <w:color w:val="0563C1"/>
@@ -7009,7 +7041,7 @@
       <w:r>
         <w:t xml:space="preserve">Erisman, Jan Willem, et al. “</w:t>
       </w:r>
-      <w:hyperlink w:history="1" r:id="rIdwfjp4hcbjq6ccpc33vnjo">
+      <w:hyperlink w:history="1" r:id="rIdy8kvefz4-lnovtveafrfz">
         <w:r>
           <w:rPr>
             <w:color w:val="0563C1"/>
@@ -7037,7 +7069,7 @@
       <w:r>
         <w:t xml:space="preserve">Watson, J. D., and F. H. C. Crick. “</w:t>
       </w:r>
-      <w:hyperlink w:history="1" r:id="rIdjpokrlewyn5ewkrgf0tcn">
+      <w:hyperlink w:history="1" r:id="rIdscnyk2qk5vqjx6s8ljjpt">
         <w:r>
           <w:rPr>
             <w:color w:val="0563C1"/>
@@ -7065,7 +7097,7 @@
       <w:r>
         <w:t xml:space="preserve">Franklin, Rosalind E., and R. G. Gosling. “</w:t>
       </w:r>
-      <w:hyperlink w:history="1" r:id="rIdiodju4tqu0czzv82drqvz">
+      <w:hyperlink w:history="1" r:id="rId94me4ef1u4uvthuquwntl">
         <w:r>
           <w:rPr>
             <w:color w:val="0563C1"/>
@@ -7093,7 +7125,7 @@
       <w:r>
         <w:t xml:space="preserve">International Human Genome Sequencing Consortium. “</w:t>
       </w:r>
-      <w:hyperlink w:history="1" r:id="rId_dg0j9_mswmcub-czp_rs">
+      <w:hyperlink w:history="1" r:id="rId9xxpqolpin-micxuarhbl">
         <w:r>
           <w:rPr>
             <w:color w:val="0563C1"/>
@@ -7121,7 +7153,7 @@
       <w:r>
         <w:t xml:space="preserve">International Human Genome Sequencing Consortium. “</w:t>
       </w:r>
-      <w:hyperlink w:history="1" r:id="rIdeubv18msp5rupxwwgbgrr">
+      <w:hyperlink w:history="1" r:id="rIdflttjrnq2tpxpwppjb_wf">
         <w:r>
           <w:rPr>
             <w:color w:val="0563C1"/>
@@ -7149,7 +7181,7 @@
       <w:r>
         <w:t xml:space="preserve">Nurk, Sergey, et al. “</w:t>
       </w:r>
-      <w:hyperlink w:history="1" r:id="rId-l-ebuqcqkz3v5noovutg">
+      <w:hyperlink w:history="1" r:id="rIdld6qnvezgwu_bqo7i_rjj">
         <w:r>
           <w:rPr>
             <w:color w:val="0563C1"/>
@@ -7177,7 +7209,7 @@
       <w:r>
         <w:t xml:space="preserve">Vine, F. J., and D. H. Matthews. “</w:t>
       </w:r>
-      <w:hyperlink w:history="1" r:id="rIdt0nkmtk7gkqu9pkpgvte1">
+      <w:hyperlink w:history="1" r:id="rId1-_7gadzypcno5byqjtll">
         <w:r>
           <w:rPr>
             <w:color w:val="0563C1"/>
@@ -7205,7 +7237,7 @@
       <w:r>
         <w:t xml:space="preserve">Alpher, Ralph A., and Robert Herman. “</w:t>
       </w:r>
-      <w:hyperlink w:history="1" r:id="rIdlfqmwbl_lbccody56vs6w">
+      <w:hyperlink w:history="1" r:id="rIdn4bgrti-1vym31wojuo3l">
         <w:r>
           <w:rPr>
             <w:color w:val="0563C1"/>
@@ -7233,7 +7265,7 @@
       <w:r>
         <w:t xml:space="preserve">Penzias, A. A., and R. W. Wilson. “</w:t>
       </w:r>
-      <w:hyperlink w:history="1" r:id="rIdzcnceuelermneyl-qxc2q">
+      <w:hyperlink w:history="1" r:id="rIdb2wxj1kqr6hpcwbnq-a3d">
         <w:r>
           <w:rPr>
             <w:color w:val="0563C1"/>
@@ -7261,7 +7293,7 @@
       <w:r>
         <w:t xml:space="preserve">Fleischmann, Martin, and Stanley Pons. “</w:t>
       </w:r>
-      <w:hyperlink w:history="1" r:id="rIdsl22yjdebamrkqjbgd7kb">
+      <w:hyperlink w:history="1" r:id="rId2qdfn5yth_fwrnj5rjiiq">
         <w:r>
           <w:rPr>
             <w:color w:val="0563C1"/>
@@ -7289,7 +7321,7 @@
       <w:r>
         <w:t xml:space="preserve">Wolfe-Simon, Felisa, et al. “</w:t>
       </w:r>
-      <w:hyperlink w:history="1" r:id="rIddum0ygz9bxrw5gccp1oyv">
+      <w:hyperlink w:history="1" r:id="rIdqwx8wqkd29nbywpnvvt-7">
         <w:r>
           <w:rPr>
             <w:color w:val="0563C1"/>
@@ -7317,7 +7349,7 @@
       <w:r>
         <w:t xml:space="preserve">Reaves, Marshall Louis, et al. “</w:t>
       </w:r>
-      <w:hyperlink w:history="1" r:id="rIdydprv1_wjkin3il9pmnq9">
+      <w:hyperlink w:history="1" r:id="rIdimhbfetsznk5lweprrvb-">
         <w:r>
           <w:rPr>
             <w:color w:val="0563C1"/>
@@ -7365,7 +7397,7 @@
       <w:r>
         <w:t xml:space="preserve">Dalrymple, William. </w:t>
       </w:r>
-      <w:hyperlink w:history="1" r:id="rIdwovcqygmyefpxl1xqcxjj">
+      <w:hyperlink w:history="1" r:id="rId74qjqlkosuta4gj1tky6w">
         <w:r>
           <w:rPr>
             <w:color w:val="0563C1"/>
@@ -7393,7 +7425,7 @@
       <w:r>
         <w:t xml:space="preserve">Maddison, Angus. </w:t>
       </w:r>
-      <w:hyperlink w:history="1" r:id="rId9aw4kjgcbeduyysdpi4_r">
+      <w:hyperlink w:history="1" r:id="rIdngphtklddbkqpncz8kyhd">
         <w:r>
           <w:rPr>
             <w:color w:val="0563C1"/>
@@ -7421,7 +7453,7 @@
       <w:r>
         <w:t xml:space="preserve">Sen, Amartya. </w:t>
       </w:r>
-      <w:hyperlink w:history="1" r:id="rIdku1abzdjo9ttpbcmxogic">
+      <w:hyperlink w:history="1" r:id="rIdefpcakdr2mvn-q_4yssip">
         <w:r>
           <w:rPr>
             <w:color w:val="0563C1"/>
@@ -7449,7 +7481,7 @@
       <w:r>
         <w:t xml:space="preserve">Khan, Yasmin. </w:t>
       </w:r>
-      <w:hyperlink w:history="1" r:id="rIddsznx5xh4nbrib-6oc5kx">
+      <w:hyperlink w:history="1" r:id="rIdcps3heajoxabg-yqcugw1">
         <w:r>
           <w:rPr>
             <w:color w:val="0563C1"/>
@@ -7493,7 +7525,7 @@
       <w:r>
         <w:t xml:space="preserve">Elkins, Caroline. </w:t>
       </w:r>
-      <w:hyperlink w:history="1" r:id="rIdypbklvsl9yhp3imfmhuq-">
+      <w:hyperlink w:history="1" r:id="rIdi17p-vgdr41-riizajrvo">
         <w:r>
           <w:rPr>
             <w:color w:val="0563C1"/>
@@ -7521,7 +7553,7 @@
       <w:r>
         <w:t xml:space="preserve">Jansen, Jan C., and Jürgen Osterhammel. </w:t>
       </w:r>
-      <w:hyperlink w:history="1" r:id="rIdetalm6xnl1dgflvivqewn">
+      <w:hyperlink w:history="1" r:id="rIdelvy7ey7fvsmmmrstfjqo">
         <w:r>
           <w:rPr>
             <w:color w:val="0563C1"/>
@@ -7549,7 +7581,7 @@
       <w:r>
         <w:t xml:space="preserve">Des Forges, Alison. </w:t>
       </w:r>
-      <w:hyperlink w:history="1" r:id="rId9lfagsq8tftjkzgv-ljiu">
+      <w:hyperlink w:history="1" r:id="rIdzseq4yo5vbea_fifqnm8g">
         <w:r>
           <w:rPr>
             <w:color w:val="0563C1"/>
@@ -7577,7 +7609,7 @@
       <w:r>
         <w:t xml:space="preserve">Newbury, Catharine. </w:t>
       </w:r>
-      <w:hyperlink w:history="1" r:id="rIdlsqzbqujnsyfbwfi-811i">
+      <w:hyperlink w:history="1" r:id="rIdlxebexdmaa47rpgl8i7at">
         <w:r>
           <w:rPr>
             <w:color w:val="0563C1"/>
@@ -7625,7 +7657,7 @@
       <w:r>
         <w:t xml:space="preserve">Branch, Taylor. </w:t>
       </w:r>
-      <w:hyperlink w:history="1" r:id="rIdsld2do_i0vowpbudhwwz9">
+      <w:hyperlink w:history="1" r:id="rIdc4sncxaxypg6dbajwsgz4">
         <w:r>
           <w:rPr>
             <w:color w:val="0563C1"/>
@@ -7653,7 +7685,7 @@
       <w:r>
         <w:t xml:space="preserve">Hoose, Phillip. </w:t>
       </w:r>
-      <w:hyperlink w:history="1" r:id="rIdsdqxkzjj4ud2ri1brlm8u">
+      <w:hyperlink w:history="1" r:id="rIdthrqdamg47xgdygxfjmna">
         <w:r>
           <w:rPr>
             <w:color w:val="0563C1"/>
@@ -7681,7 +7713,7 @@
       <w:r>
         <w:t xml:space="preserve">Tyson, Timothy B. </w:t>
       </w:r>
-      <w:hyperlink w:history="1" r:id="rIdf4u8sfipr3cyxob7rhmeb">
+      <w:hyperlink w:history="1" r:id="rId4zralwhkpwvklkptsayld">
         <w:r>
           <w:rPr>
             <w:color w:val="0563C1"/>
@@ -7709,7 +7741,7 @@
       <w:r>
         <w:t xml:space="preserve">Mandela, Nelson. </w:t>
       </w:r>
-      <w:hyperlink w:history="1" r:id="rIdyutitynoiuiruqmwtcq_5">
+      <w:hyperlink w:history="1" r:id="rIdgznp3c2f3zxbysf5oqc7q">
         <w:r>
           <w:rPr>
             <w:color w:val="0563C1"/>
@@ -7753,7 +7785,7 @@
       <w:r>
         <w:t xml:space="preserve">Carter, David. </w:t>
       </w:r>
-      <w:hyperlink w:history="1" r:id="rIdv3dwjrjnxg18sestu0guu">
+      <w:hyperlink w:history="1" r:id="rIdc8g8bht2ppwizly14tiok">
         <w:r>
           <w:rPr>
             <w:color w:val="0563C1"/>
@@ -7801,7 +7833,7 @@
       <w:r>
         <w:t xml:space="preserve">Turing, A. M. “</w:t>
       </w:r>
-      <w:hyperlink w:history="1" r:id="rIddvthynv6rvc79xtkpxpzc">
+      <w:hyperlink w:history="1" r:id="rIdot4kmrrp2-rcftn139ydb">
         <w:r>
           <w:rPr>
             <w:color w:val="0563C1"/>
@@ -7829,7 +7861,7 @@
       <w:r>
         <w:t xml:space="preserve">Copeland, B. Jack, ed. </w:t>
       </w:r>
-      <w:hyperlink w:history="1" r:id="rIdvlt_inrprql6cyreg5dke">
+      <w:hyperlink w:history="1" r:id="rIdh8osdfifsxvptlizn1abo">
         <w:r>
           <w:rPr>
             <w:color w:val="0563C1"/>
@@ -7857,7 +7889,7 @@
       <w:r>
         <w:t xml:space="preserve">Isaacson, Walter. </w:t>
       </w:r>
-      <w:hyperlink w:history="1" r:id="rIdxughtqp-l0vfxkp6imlie">
+      <w:hyperlink w:history="1" r:id="rId9wucd5zhnzni2w1llk1yd">
         <w:r>
           <w:rPr>
             <w:color w:val="0563C1"/>
@@ -7917,7 +7949,7 @@
       <w:r>
         <w:t xml:space="preserve">Vosoughi, Soroush, Deb Roy, and Sinan Aral. “</w:t>
       </w:r>
-      <w:hyperlink w:history="1" r:id="rIds89ax8_wqo3o2ivrapcoq">
+      <w:hyperlink w:history="1" r:id="rIdw1osex4cpcs4tlpff_-zv">
         <w:r>
           <w:rPr>
             <w:color w:val="0563C1"/>
@@ -7965,7 +7997,7 @@
       <w:r>
         <w:t xml:space="preserve">Stuart, David. </w:t>
       </w:r>
-      <w:hyperlink w:history="1" r:id="rIdzsq-mjefqkuwtdlvtgsk5">
+      <w:hyperlink w:history="1" r:id="rIdcmch4kfgx-brtaxejutll">
         <w:r>
           <w:rPr>
             <w:color w:val="0563C1"/>
@@ -7993,7 +8025,7 @@
       <w:r>
         <w:t xml:space="preserve">Aveni, Anthony. </w:t>
       </w:r>
-      <w:hyperlink w:history="1" r:id="rIdrhf9qyoqfygc_3j50ekub">
+      <w:hyperlink w:history="1" r:id="rId4ah8va9x4w0kzrc6uxo-i">
         <w:r>
           <w:rPr>
             <w:color w:val="0563C1"/>
@@ -8041,7 +8073,7 @@
       <w:r>
         <w:t xml:space="preserve">Meech, Karen J., et al. “</w:t>
       </w:r>
-      <w:hyperlink w:history="1" r:id="rIdu4et4gm2qzdx-j_uos99y">
+      <w:hyperlink w:history="1" r:id="rIdmtdljvlcahmtmaqevmpmj">
         <w:r>
           <w:rPr>
             <w:color w:val="0563C1"/>
@@ -8069,7 +8101,7 @@
       <w:r>
         <w:t xml:space="preserve">Micheli, Marco, et al. “</w:t>
       </w:r>
-      <w:hyperlink w:history="1" r:id="rIduhtys3e9skizojkhl2ao5">
+      <w:hyperlink w:history="1" r:id="rIdzw1hy8rw2hwqlwlqnaqqk">
         <w:r>
           <w:rPr>
             <w:color w:val="0563C1"/>
@@ -8097,7 +8129,7 @@
       <w:r>
         <w:t xml:space="preserve">‘Oumuamua ISSI Team. “</w:t>
       </w:r>
-      <w:hyperlink w:history="1" r:id="rId96rcldoij4cji8cqnty0j">
+      <w:hyperlink w:history="1" r:id="rId5sg-czc2n-zeih504myf0">
         <w:r>
           <w:rPr>
             <w:color w:val="0563C1"/>
@@ -8125,7 +8157,7 @@
       <w:r>
         <w:t xml:space="preserve">Staff at the National Astronomy and Ionosphere Center. “</w:t>
       </w:r>
-      <w:hyperlink w:history="1" r:id="rId2na2bntqjwd6hknidtcdx">
+      <w:hyperlink w:history="1" r:id="rIdxtv8xulvot1kdvbxvqsec">
         <w:r>
           <w:rPr>
             <w:color w:val="0563C1"/>
@@ -8189,7 +8221,7 @@
       <w:r>
         <w:t xml:space="preserve">Riley, James C. “</w:t>
       </w:r>
-      <w:hyperlink w:history="1" r:id="rId8yctb0whddnreef83xy8f">
+      <w:hyperlink w:history="1" r:id="rIdmcfjdcc5rfhyq1he2ilwu">
         <w:r>
           <w:rPr>
             <w:color w:val="0563C1"/>
@@ -8217,7 +8249,7 @@
       <w:r>
         <w:t xml:space="preserve">Bliss, Michael. </w:t>
       </w:r>
-      <w:hyperlink w:history="1" r:id="rIdnbffr7-x_3nbni-ozc_zy">
+      <w:hyperlink w:history="1" r:id="rIdrjxkcjnapo5wpwqfp9xtj">
         <w:r>
           <w:rPr>
             <w:color w:val="0563C1"/>
@@ -8245,7 +8277,7 @@
       <w:r>
         <w:t xml:space="preserve">Reverby, Susan M. </w:t>
       </w:r>
-      <w:hyperlink w:history="1" r:id="rIdjtik0owlhoqhgutdnblho">
+      <w:hyperlink w:history="1" r:id="rIdytvvgezrsp7liyffdn0iy">
         <w:r>
           <w:rPr>
             <w:color w:val="0563C1"/>
@@ -8273,7 +8305,7 @@
       <w:r>
         <w:t xml:space="preserve">Keefe, Patrick Radden. </w:t>
       </w:r>
-      <w:hyperlink w:history="1" r:id="rIdvhz5zdmxqadupn0wlutdk">
+      <w:hyperlink w:history="1" r:id="rIdica_9kejtzzbshrumwpmi">
         <w:r>
           <w:rPr>
             <w:color w:val="0563C1"/>
@@ -8301,7 +8333,7 @@
       <w:r>
         <w:t xml:space="preserve">Antimicrobial Resistance Collaborators. “</w:t>
       </w:r>
-      <w:hyperlink w:history="1" r:id="rId0_ip07ec_ijft2w6mejwk">
+      <w:hyperlink w:history="1" r:id="rIdpp4qlrgitx8f8fmymuu15">
         <w:r>
           <w:rPr>
             <w:color w:val="0563C1"/>
@@ -8329,7 +8361,7 @@
       <w:r>
         <w:t xml:space="preserve">Van Bressem, Marie-Françoise, et al. “</w:t>
       </w:r>
-      <w:hyperlink w:history="1" r:id="rIdi97l7mceyma2ejmen60nt">
+      <w:hyperlink w:history="1" r:id="rIdjgfdfxj_yum_jyvbsifw2">
         <w:r>
           <w:rPr>
             <w:color w:val="0563C1"/>
@@ -8357,7 +8389,7 @@
       <w:r>
         <w:t xml:space="preserve">Oshinsky, David M. </w:t>
       </w:r>
-      <w:hyperlink w:history="1" r:id="rIdwoiooiirdclmosgfgcxbw">
+      <w:hyperlink w:history="1" r:id="rIdcni9sl_2zv788zsqaszx_">
         <w:r>
           <w:rPr>
             <w:color w:val="0563C1"/>
@@ -8385,7 +8417,7 @@
       <w:r>
         <w:t xml:space="preserve">Polack, Fernando P., et al. “</w:t>
       </w:r>
-      <w:hyperlink w:history="1" r:id="rId49scqs0yq2qhwcpzkgcwv">
+      <w:hyperlink w:history="1" r:id="rIdviccp91nogprc6q2ni0g9">
         <w:r>
           <w:rPr>
             <w:color w:val="0563C1"/>
@@ -8433,7 +8465,7 @@
       <w:r>
         <w:t xml:space="preserve">Arrhenius, Svante. “</w:t>
       </w:r>
-      <w:hyperlink w:history="1" r:id="rIdna2aj0fcmwzsd5tke_qbs">
+      <w:hyperlink w:history="1" r:id="rId8jiz4dzmefcjkns1z17ni">
         <w:r>
           <w:rPr>
             <w:color w:val="0563C1"/>
@@ -8461,7 +8493,7 @@
       <w:r>
         <w:t xml:space="preserve">Philip, Sjoukje Y., et al. “</w:t>
       </w:r>
-      <w:hyperlink w:history="1" r:id="rId6hyv04piqd6bo7kgak_su">
+      <w:hyperlink w:history="1" r:id="rIdern1e0qoyqyafgmj21aum">
         <w:r>
           <w:rPr>
             <w:color w:val="0563C1"/>
@@ -8489,7 +8521,7 @@
       <w:r>
         <w:t xml:space="preserve">Supran, G., S. Rahmstorf, and N. Oreskes. “</w:t>
       </w:r>
-      <w:hyperlink w:history="1" r:id="rIdesgyvsdfemm8i0-8dh4lz">
+      <w:hyperlink w:history="1" r:id="rIdv6nkmbkuf5hbhfni1-k2s">
         <w:r>
           <w:rPr>
             <w:color w:val="0563C1"/>
@@ -8517,7 +8549,7 @@
       <w:r>
         <w:t xml:space="preserve">Witze, Alexandra. “</w:t>
       </w:r>
-      <w:hyperlink w:history="1" r:id="rIdwawhg9wfbkxfvrrexuoh2">
+      <w:hyperlink w:history="1" r:id="rId8ojwmt4nsgapkzc7qpjx0">
         <w:r>
           <w:rPr>
             <w:color w:val="0563C1"/>
@@ -8545,7 +8577,7 @@
       <w:r>
         <w:t xml:space="preserve">IPCC. </w:t>
       </w:r>
-      <w:hyperlink w:history="1" r:id="rIdashgeuima-wl4onhtcpd-">
+      <w:hyperlink w:history="1" r:id="rId6ngoygkanesgzumhgrvh0">
         <w:r>
           <w:rPr>
             <w:color w:val="0563C1"/>
@@ -8573,7 +8605,7 @@
       <w:r>
         <w:t xml:space="preserve">Morlighem, Mathieu, et al. “</w:t>
       </w:r>
-      <w:hyperlink w:history="1" r:id="rIdjohdkpa3m_vstfeynnt2f">
+      <w:hyperlink w:history="1" r:id="rId1_gjocihx-ilgo2hxgnvi">
         <w:r>
           <w:rPr>
             <w:color w:val="0563C1"/>
@@ -8601,7 +8633,7 @@
       <w:r>
         <w:t xml:space="preserve">IMBIE Team. “</w:t>
       </w:r>
-      <w:hyperlink w:history="1" r:id="rIdakinuxywcojzuasxvn1s_">
+      <w:hyperlink w:history="1" r:id="rIdx1g3qpd1bapcmzpsohiad">
         <w:r>
           <w:rPr>
             <w:color w:val="0563C1"/>
@@ -8629,7 +8661,7 @@
       <w:r>
         <w:t xml:space="preserve">Joughin, Ian, Benjamin E. Smith, and Brooke Medley. “</w:t>
       </w:r>
-      <w:hyperlink w:history="1" r:id="rIdwg-9bh7chex5rxqs1ujuj">
+      <w:hyperlink w:history="1" r:id="rId8ouseylcvgvvulv-wuqrl">
         <w:r>
           <w:rPr>
             <w:color w:val="0563C1"/>
@@ -8657,7 +8689,7 @@
       <w:r>
         <w:t xml:space="preserve">Secretariat of the Antarctic Treaty. “</w:t>
       </w:r>
-      <w:hyperlink w:history="1" r:id="rIdagtl7fgfoegwwhnb0k8oi">
+      <w:hyperlink w:history="1" r:id="rIdkyhgnavwi8tkim25fzesl">
         <w:r>
           <w:rPr>
             <w:color w:val="0563C1"/>
@@ -8685,7 +8717,7 @@
       <w:r>
         <w:t xml:space="preserve">Office of the Historian, US Department of State. </w:t>
       </w:r>
-      <w:hyperlink w:history="1" r:id="rIdhthsbknb0uzm-7rmcn0pc">
+      <w:hyperlink w:history="1" r:id="rId03dkcmqt29y8upeqxev0u">
         <w:r>
           <w:rPr>
             <w:color w:val="0563C1"/>
@@ -8713,7 +8745,7 @@
       <w:r>
         <w:t xml:space="preserve">“‘Greenland Belongs to Greenland’: </w:t>
       </w:r>
-      <w:hyperlink w:history="1" r:id="rIdfnm8jbpya5aq2suxsrh6o">
+      <w:hyperlink w:history="1" r:id="rIdlf4r0lvwnab0i_eksp9df">
         <w:r>
           <w:rPr>
             <w:color w:val="0563C1"/>
@@ -8741,7 +8773,7 @@
       <w:r>
         <w:t xml:space="preserve">BBC News. Report on </w:t>
       </w:r>
-      <w:hyperlink w:history="1" r:id="rId0rdfsgtcbhcmh6c1z4z09">
+      <w:hyperlink w:history="1" r:id="rIdw5wnbztmrq_jlyxegebcm">
         <w:r>
           <w:rPr>
             <w:color w:val="0563C1"/>
@@ -8769,7 +8801,7 @@
       <w:r>
         <w:t xml:space="preserve">BBC News. </w:t>
       </w:r>
-      <w:hyperlink w:history="1" r:id="rIdxyv3ymabnxqaaz7cdprig">
+      <w:hyperlink w:history="1" r:id="rIdrey4l2gqyeeufigorszhi">
         <w:r>
           <w:rPr>
             <w:color w:val="0563C1"/>
@@ -8797,7 +8829,7 @@
       <w:r>
         <w:t xml:space="preserve">Statistics Greenland. “</w:t>
       </w:r>
-      <w:hyperlink w:history="1" r:id="rId4mirdglvhynsmoj9fui9u">
+      <w:hyperlink w:history="1" r:id="rId1yt1iivoxbwwx_ukjnzcq">
         <w:r>
           <w:rPr>
             <w:color w:val="0563C1"/>
@@ -8861,7 +8893,7 @@
       <w:r>
         <w:t xml:space="preserve">COVID-19 National Preparedness Collaborators. “</w:t>
       </w:r>
-      <w:hyperlink w:history="1" r:id="rIdz7ctvwqvgtucedlpvwl9h">
+      <w:hyperlink w:history="1" r:id="rIdgi6jajupkennrfmadbbkb">
         <w:r>
           <w:rPr>
             <w:color w:val="0563C1"/>
@@ -8889,7 +8921,7 @@
       <w:r>
         <w:t xml:space="preserve">Msemburi, William, et al. “</w:t>
       </w:r>
-      <w:hyperlink w:history="1" r:id="rIdhpxgtbeufelsavpmagcaa">
+      <w:hyperlink w:history="1" r:id="rIddgodikquobkfaf3nkijvx">
         <w:r>
           <w:rPr>
             <w:color w:val="0563C1"/>
@@ -8973,7 +9005,7 @@
       <w:r>
         <w:t xml:space="preserve">Jinek, Martin, et al. “</w:t>
       </w:r>
-      <w:hyperlink w:history="1" r:id="rIdefnrihdiiim6i-legmmbg">
+      <w:hyperlink w:history="1" r:id="rIdbxt6imfm8lwrebkpp38bs">
         <w:r>
           <w:rPr>
             <w:color w:val="0563C1"/>
@@ -9001,7 +9033,7 @@
       <w:r>
         <w:t xml:space="preserve">Fehilly, Carole B., S. M. Willadsen, and Elizabeth M. Tucker. “</w:t>
       </w:r>
-      <w:hyperlink w:history="1" r:id="rIdtueicqj3upnzvgq1eaxhh">
+      <w:hyperlink w:history="1" r:id="rId6uo8xwq9n_v4osrenldrg">
         <w:r>
           <w:rPr>
             <w:color w:val="0563C1"/>
@@ -9049,7 +9081,7 @@
       <w:r>
         <w:t xml:space="preserve">Ganopolski, A., R. Winkelmann, and H. J. Schellnhuber. “</w:t>
       </w:r>
-      <w:hyperlink w:history="1" r:id="rIdcedi_sfr6f1vxfogtyief">
+      <w:hyperlink w:history="1" r:id="rIdlmly0wiyfzhpbpmgk8e3w">
         <w:r>
           <w:rPr>
             <w:color w:val="0563C1"/>
@@ -9097,7 +9129,7 @@
       <w:r>
         <w:t xml:space="preserve">Hawking, S. W. “</w:t>
       </w:r>
-      <w:hyperlink w:history="1" r:id="rId_l7zzgb6x6mzuzhuwgjbd">
+      <w:hyperlink w:history="1" r:id="rIdpngq6g6qkcihtp0mzkk6-">
         <w:r>
           <w:rPr>
             <w:color w:val="0563C1"/>
@@ -9125,7 +9157,7 @@
       <w:r>
         <w:t xml:space="preserve">LIGO Scientific Collaboration and Virgo Collaboration. “</w:t>
       </w:r>
-      <w:hyperlink w:history="1" r:id="rId-zf-metdh_3se9jckr21r">
+      <w:hyperlink w:history="1" r:id="rId8lh7aie0rssqi0qzqd4lo">
         <w:r>
           <w:rPr>
             <w:color w:val="0563C1"/>
@@ -9153,7 +9185,7 @@
       <w:r>
         <w:t xml:space="preserve">ATLAS Collaboration. “</w:t>
       </w:r>
-      <w:hyperlink w:history="1" r:id="rIdj7lb83ns4pkaimmfklnmz">
+      <w:hyperlink w:history="1" r:id="rIdqtydlyzntjvxbzdr2bm7u">
         <w:r>
           <w:rPr>
             <w:color w:val="0563C1"/>
@@ -9181,7 +9213,7 @@
       <w:r>
         <w:t xml:space="preserve">Abu-Shawareb, H., et al. (Indirect Drive ICF Collaboration). “</w:t>
       </w:r>
-      <w:hyperlink w:history="1" r:id="rIdlfmu5jpszgsh2tpohy0sp">
+      <w:hyperlink w:history="1" r:id="rIdan2ihmcfbclnrnyacgvke">
         <w:r>
           <w:rPr>
             <w:color w:val="0563C1"/>

--- a/The Dolphins' View of History/chapters/Notes and Sources.docx
+++ b/The Dolphins' View of History/chapters/Notes and Sources.docx
@@ -83,7 +83,7 @@
       <w:r>
         <w:t xml:space="preserve">Thewissen, J. G. M., et al. “</w:t>
       </w:r>
-      <w:hyperlink w:history="1" r:id="rIda6slchj2kyslsekwuoyy2">
+      <w:hyperlink w:history="1" r:id="rIdcr4o5lqugruq7ggi8xphh">
         <w:r>
           <w:rPr>
             <w:color w:val="0563C1"/>
@@ -111,7 +111,7 @@
       <w:r>
         <w:t xml:space="preserve">Stringer, Chris. </w:t>
       </w:r>
-      <w:hyperlink w:history="1" r:id="rIdgci2xmbtsqrpfnzbgnpnn">
+      <w:hyperlink w:history="1" r:id="rIdj7rjczons5jpbhzohnd5i">
         <w:r>
           <w:rPr>
             <w:color w:val="0563C1"/>
@@ -159,7 +159,7 @@
       <w:r>
         <w:t xml:space="preserve">Marino, Lori. “</w:t>
       </w:r>
-      <w:hyperlink w:history="1" r:id="rId12yj4t54frgnrx8soiz4a">
+      <w:hyperlink w:history="1" r:id="rIdlbulmkgq2cxlwh9cl7bis">
         <w:r>
           <w:rPr>
             <w:color w:val="0563C1"/>
@@ -187,7 +187,7 @@
       <w:r>
         <w:t xml:space="preserve">Janik, Vincent M., Laela S. Sayigh, and Randall S. Wells. “</w:t>
       </w:r>
-      <w:hyperlink w:history="1" r:id="rIdpfm_ytk3tjo8atvx9awfe">
+      <w:hyperlink w:history="1" r:id="rIdq--i3pkwpmrdqfwmqdz1l">
         <w:r>
           <w:rPr>
             <w:color w:val="0563C1"/>
@@ -215,7 +215,7 @@
       <w:r>
         <w:t xml:space="preserve">Krützen, Michael, et al. “</w:t>
       </w:r>
-      <w:hyperlink w:history="1" r:id="rIdng24xejwys-si07kw9psk">
+      <w:hyperlink w:history="1" r:id="rIdfqnyg-qrkhooqht8wlgbl">
         <w:r>
           <w:rPr>
             <w:color w:val="0563C1"/>
@@ -243,7 +243,7 @@
       <w:r>
         <w:t xml:space="preserve">Tennie, Claudio, Josep Call, and Michael Tomasello. “</w:t>
       </w:r>
-      <w:hyperlink w:history="1" r:id="rId58dujbsfnd_o8840mla1k">
+      <w:hyperlink w:history="1" r:id="rIdalftbdue1d7v0m47wtzca">
         <w:r>
           <w:rPr>
             <w:color w:val="0563C1"/>
@@ -307,7 +307,7 @@
       <w:r>
         <w:t xml:space="preserve">Hublin, Jean-Jacques, et al. “</w:t>
       </w:r>
-      <w:hyperlink w:history="1" r:id="rIdsonmkv8gzky2ulvv-idri">
+      <w:hyperlink w:history="1" r:id="rIdwpwzqaermzja_pgv6wy1k">
         <w:r>
           <w:rPr>
             <w:color w:val="0563C1"/>
@@ -335,7 +335,7 @@
       <w:r>
         <w:t xml:space="preserve">Scerri, Eleanor M. L., et al. “</w:t>
       </w:r>
-      <w:hyperlink w:history="1" r:id="rIdn-7al1z27_wqf70n5-nd1">
+      <w:hyperlink w:history="1" r:id="rIdppmjewmexph55ojldju64">
         <w:r>
           <w:rPr>
             <w:color w:val="0563C1"/>
@@ -363,7 +363,7 @@
       <w:r>
         <w:t xml:space="preserve">Leakey, M. D., and R. L. Hay. “</w:t>
       </w:r>
-      <w:hyperlink w:history="1" r:id="rIdn0hsu6-bpl-2i6z6gbyv-">
+      <w:hyperlink w:history="1" r:id="rIdymkmeyunhfxngeqixvbon">
         <w:r>
           <w:rPr>
             <w:color w:val="0563C1"/>
@@ -391,7 +391,7 @@
       <w:r>
         <w:t xml:space="preserve">Villmoare, Brian, et al. “</w:t>
       </w:r>
-      <w:hyperlink w:history="1" r:id="rIdsfaajlialeehg0ak8znfv">
+      <w:hyperlink w:history="1" r:id="rIdcbnbfieewh6uk4oauljla">
         <w:r>
           <w:rPr>
             <w:color w:val="0563C1"/>
@@ -419,7 +419,7 @@
       <w:r>
         <w:t xml:space="preserve">Lordkipanidze, David, et al. “</w:t>
       </w:r>
-      <w:hyperlink w:history="1" r:id="rIdd2hskkmwzulshnjhdyl43">
+      <w:hyperlink w:history="1" r:id="rIdf6kxlibnmd_oue2vnjzhl">
         <w:r>
           <w:rPr>
             <w:color w:val="0563C1"/>
@@ -447,7 +447,7 @@
       <w:r>
         <w:t xml:space="preserve">Dirks, Paul H. G. M., et al. “</w:t>
       </w:r>
-      <w:hyperlink w:history="1" r:id="rId1dr1zlspa_iltqlrhpmc7">
+      <w:hyperlink w:history="1" r:id="rIdohdjnvaqxzoqdclnwn6nz">
         <w:r>
           <w:rPr>
             <w:color w:val="0563C1"/>
@@ -475,7 +475,7 @@
       <w:r>
         <w:t xml:space="preserve">Henshilwood, Christopher S., et al. “</w:t>
       </w:r>
-      <w:hyperlink w:history="1" r:id="rIdt81w2hknnuypqbnaoqg-n">
+      <w:hyperlink w:history="1" r:id="rIdxrmckeacodkdemoq_e3eb">
         <w:r>
           <w:rPr>
             <w:color w:val="0563C1"/>
@@ -539,7 +539,7 @@
       <w:r>
         <w:t xml:space="preserve">Berna, Francesco, et al. “</w:t>
       </w:r>
-      <w:hyperlink w:history="1" r:id="rIdgpvyux3m4sasvtryo-vxo">
+      <w:hyperlink w:history="1" r:id="rIdx1hj2duv9eqrd7gsi9-gm">
         <w:r>
           <w:rPr>
             <w:color w:val="0563C1"/>
@@ -567,7 +567,7 @@
       <w:r>
         <w:t xml:space="preserve">Shahack-Gross, Ruth, et al. “</w:t>
       </w:r>
-      <w:hyperlink w:history="1" r:id="rIdwmiqfsdlp5escowiekxft">
+      <w:hyperlink w:history="1" r:id="rIdihiyt3ojxo99ncjbwzghy">
         <w:r>
           <w:rPr>
             <w:color w:val="0563C1"/>
@@ -595,7 +595,7 @@
       <w:r>
         <w:t xml:space="preserve">Harmand, Sonia, et al. “</w:t>
       </w:r>
-      <w:hyperlink w:history="1" r:id="rId9xiifb7dorauk-pgud_w9">
+      <w:hyperlink w:history="1" r:id="rIdqzo8cpi5g_9nizmuhc_yn">
         <w:r>
           <w:rPr>
             <w:color w:val="0563C1"/>
@@ -623,7 +623,7 @@
       <w:r>
         <w:t xml:space="preserve">Lepre, Christopher J., et al. “</w:t>
       </w:r>
-      <w:hyperlink w:history="1" r:id="rIdb1cx86ciltdyvgcbxakzx">
+      <w:hyperlink w:history="1" r:id="rIduhktgzjnwn593njv3c8u6">
         <w:r>
           <w:rPr>
             <w:color w:val="0563C1"/>
@@ -651,7 +651,7 @@
       <w:r>
         <w:t xml:space="preserve">Brown, Kyle S., et al. “</w:t>
       </w:r>
-      <w:hyperlink w:history="1" r:id="rIdmn6iue2wou9v5wlveo5ob">
+      <w:hyperlink w:history="1" r:id="rIdxqs7wdmuv2wrhysseqseg">
         <w:r>
           <w:rPr>
             <w:color w:val="0563C1"/>
@@ -679,7 +679,7 @@
       <w:r>
         <w:t xml:space="preserve">Wrangham, Richard. </w:t>
       </w:r>
-      <w:hyperlink w:history="1" r:id="rIdufzxfykkqacesiia2axjh">
+      <w:hyperlink w:history="1" r:id="rIdgnjrqcweumqic7bvogbxe">
         <w:r>
           <w:rPr>
             <w:color w:val="0563C1"/>
@@ -707,7 +707,7 @@
       <w:r>
         <w:t xml:space="preserve">Fitch, W. Tecumseh. </w:t>
       </w:r>
-      <w:hyperlink w:history="1" r:id="rId4grfxzd4pqx4xngxdazwv">
+      <w:hyperlink w:history="1" r:id="rIdkazjikvinpr2qej0yfffi">
         <w:r>
           <w:rPr>
             <w:color w:val="0563C1"/>
@@ -755,7 +755,7 @@
       <w:r>
         <w:t xml:space="preserve">Clarkson, Chris, et al. “</w:t>
       </w:r>
-      <w:hyperlink w:history="1" r:id="rIdeeqkmh6gdqecexta1ffsl">
+      <w:hyperlink w:history="1" r:id="rId1owyumk4c0_gljczgoezi">
         <w:r>
           <w:rPr>
             <w:color w:val="0563C1"/>
@@ -783,7 +783,7 @@
       <w:r>
         <w:t xml:space="preserve">O’Connell, James F., et al. “</w:t>
       </w:r>
-      <w:hyperlink w:history="1" r:id="rIdgn45v5qiydrwsa8hvz1ht">
+      <w:hyperlink w:history="1" r:id="rIdk2p0cg2laju5wy4u4hskn">
         <w:r>
           <w:rPr>
             <w:color w:val="0563C1"/>
@@ -811,7 +811,7 @@
       <w:r>
         <w:t xml:space="preserve">Reich, David, et al. “</w:t>
       </w:r>
-      <w:hyperlink w:history="1" r:id="rIdmkd2x0b92qbojlvb5cj60">
+      <w:hyperlink w:history="1" r:id="rIdlpejycw5yxymnfvcnmfaj">
         <w:r>
           <w:rPr>
             <w:color w:val="0563C1"/>
@@ -839,7 +839,7 @@
       <w:r>
         <w:t xml:space="preserve">Chen, Fahu, et al. “</w:t>
       </w:r>
-      <w:hyperlink w:history="1" r:id="rIdnh_a56jfp7edtriqc7rvt">
+      <w:hyperlink w:history="1" r:id="rIdecofw-_34lfgdosqwb7lf">
         <w:r>
           <w:rPr>
             <w:color w:val="0563C1"/>
@@ -867,7 +867,7 @@
       <w:r>
         <w:t xml:space="preserve">Higham, Tom, et al. “</w:t>
       </w:r>
-      <w:hyperlink w:history="1" r:id="rId7aafuoyczn9idtnuudny3">
+      <w:hyperlink w:history="1" r:id="rIddplkcueoiihqtzkuphxrg">
         <w:r>
           <w:rPr>
             <w:color w:val="0563C1"/>
@@ -895,7 +895,7 @@
       <w:r>
         <w:t xml:space="preserve">Sutikna, Thomas, et al. “</w:t>
       </w:r>
-      <w:hyperlink w:history="1" r:id="rIdl44cdzqgsaojl59qg4pvw">
+      <w:hyperlink w:history="1" r:id="rIdffrayydwlenels4rir3ai">
         <w:r>
           <w:rPr>
             <w:color w:val="0563C1"/>
@@ -923,7 +923,7 @@
       <w:r>
         <w:t xml:space="preserve">Oktaviana, Adhi Agus, et al. “</w:t>
       </w:r>
-      <w:hyperlink w:history="1" r:id="rIdrpqfgg5gyccvfegeodsta">
+      <w:hyperlink w:history="1" r:id="rIdptfwatla2cyzgbhfd05e4">
         <w:r>
           <w:rPr>
             <w:color w:val="0563C1"/>
@@ -951,7 +951,7 @@
       <w:r>
         <w:t xml:space="preserve">Bennett, Matthew R., et al. “</w:t>
       </w:r>
-      <w:hyperlink w:history="1" r:id="rIdls7kvsempstvpt_3ahvwv">
+      <w:hyperlink w:history="1" r:id="rIdylhwcjedqkraflqmscngd">
         <w:r>
           <w:rPr>
             <w:color w:val="0563C1"/>
@@ -979,7 +979,7 @@
       <w:r>
         <w:t xml:space="preserve">Reich, David. </w:t>
       </w:r>
-      <w:hyperlink w:history="1" r:id="rId54rw3uzsqquiomjhrqg-n">
+      <w:hyperlink w:history="1" r:id="rIdfydp0nhj-1vsqo_1qbofp">
         <w:r>
           <w:rPr>
             <w:color w:val="0563C1"/>
@@ -1027,7 +1027,7 @@
       <w:r>
         <w:t xml:space="preserve">Dietrich, Oliver, et al. “</w:t>
       </w:r>
-      <w:hyperlink w:history="1" r:id="rId3uxzk7upkhkmbrvhebi5k">
+      <w:hyperlink w:history="1" r:id="rIdy5_yk9yt4kk9fkn1jq1tb">
         <w:r>
           <w:rPr>
             <w:color w:val="0563C1"/>
@@ -1055,7 +1055,7 @@
       <w:r>
         <w:t xml:space="preserve">Larson, Greger, et al. “</w:t>
       </w:r>
-      <w:hyperlink w:history="1" r:id="rIdigclnrhsd22bl_yucxi8m">
+      <w:hyperlink w:history="1" r:id="rIdm57znfbdaza5fuc4_3yow">
         <w:r>
           <w:rPr>
             <w:color w:val="0563C1"/>
@@ -1083,7 +1083,7 @@
       <w:r>
         <w:t xml:space="preserve">Fuller, Dorian Q., et al. “</w:t>
       </w:r>
-      <w:hyperlink w:history="1" r:id="rId1kjgasgrzry2f1ptcmam5">
+      <w:hyperlink w:history="1" r:id="rIdjgznxpome_qphmwzdfr0m">
         <w:r>
           <w:rPr>
             <w:color w:val="0563C1"/>
@@ -1111,7 +1111,7 @@
       <w:r>
         <w:t xml:space="preserve">Larsen, Clark Spencer. “</w:t>
       </w:r>
-      <w:hyperlink w:history="1" r:id="rId2yb2jm0qapx-b3b7m5xjr">
+      <w:hyperlink w:history="1" r:id="rIdktwmkhjjcuw0p5svaucc0">
         <w:r>
           <w:rPr>
             <w:color w:val="0563C1"/>
@@ -1139,7 +1139,7 @@
       <w:r>
         <w:t xml:space="preserve">Hodder, Ian. </w:t>
       </w:r>
-      <w:hyperlink w:history="1" r:id="rIdjaxa5ftm8ai42ljolix15">
+      <w:hyperlink w:history="1" r:id="rIdgsa9ktq3ef8dhpm7x9wwr">
         <w:r>
           <w:rPr>
             <w:color w:val="0563C1"/>
@@ -1167,7 +1167,7 @@
       <w:r>
         <w:t xml:space="preserve">Scott, James C. </w:t>
       </w:r>
-      <w:hyperlink w:history="1" r:id="rIdzvf18hna794rrm7v_io9h">
+      <w:hyperlink w:history="1" r:id="rId1dwbwjc2luhizdl4ux_jq">
         <w:r>
           <w:rPr>
             <w:color w:val="0563C1"/>
@@ -1231,7 +1231,7 @@
       <w:r>
         <w:t xml:space="preserve">Schmandt-Besserat, Denise. </w:t>
       </w:r>
-      <w:hyperlink w:history="1" r:id="rIdhjgvjk2kft1g9stk9kcxu">
+      <w:hyperlink w:history="1" r:id="rIdsr3joi5jomaaz_rbwhe6z">
         <w:r>
           <w:rPr>
             <w:color w:val="0563C1"/>
@@ -1259,7 +1259,7 @@
       <w:r>
         <w:t xml:space="preserve">Nissen, Hans J., Peter Damerow, and Robert K. Englund. </w:t>
       </w:r>
-      <w:hyperlink w:history="1" r:id="rIdb3zgveg396zaz1kznatz3">
+      <w:hyperlink w:history="1" r:id="rIdjirwxbbh9ertjr1goaihy">
         <w:r>
           <w:rPr>
             <w:color w:val="0563C1"/>
@@ -1287,7 +1287,7 @@
       <w:r>
         <w:t xml:space="preserve">Houston, Stephen D., ed. </w:t>
       </w:r>
-      <w:hyperlink w:history="1" r:id="rIdqd4vb0h7vwt4gyqrxe9iz">
+      <w:hyperlink w:history="1" r:id="rIdblgzubmbpe6lkuwge5z_v">
         <w:r>
           <w:rPr>
             <w:color w:val="0563C1"/>
@@ -1315,7 +1315,7 @@
       <w:r>
         <w:t xml:space="preserve">Schacter, Daniel L. </w:t>
       </w:r>
-      <w:hyperlink w:history="1" r:id="rIdrenpobsulggzd03x9ncdk">
+      <w:hyperlink w:history="1" r:id="rId9gzy9hk4z8zfcmzxm21ej">
         <w:r>
           <w:rPr>
             <w:color w:val="0563C1"/>
@@ -1395,7 +1395,7 @@
       <w:r>
         <w:t xml:space="preserve">Van De Mieroop, Marc. </w:t>
       </w:r>
-      <w:hyperlink w:history="1" r:id="rIde-gfw9jfff_llyekfqb35">
+      <w:hyperlink w:history="1" r:id="rIdfsn_7h_hjfftefnijzl5n">
         <w:r>
           <w:rPr>
             <w:color w:val="0563C1"/>
@@ -1423,7 +1423,7 @@
       <w:r>
         <w:t xml:space="preserve">Lehner, Mark, and Zahi Hawass. </w:t>
       </w:r>
-      <w:hyperlink w:history="1" r:id="rIdem09pqhx-qjznoxo1x4qi">
+      <w:hyperlink w:history="1" r:id="rIdh_tv1_ju0f1ui8ruidyrw">
         <w:r>
           <w:rPr>
             <w:color w:val="0563C1"/>
@@ -1451,7 +1451,7 @@
       <w:r>
         <w:t xml:space="preserve">Edgerton, William F. “</w:t>
       </w:r>
-      <w:hyperlink w:history="1" r:id="rIdibig1oarix3fpdiy-m470">
+      <w:hyperlink w:history="1" r:id="rIdnf6gxsxm1lrljns6euxwm">
         <w:r>
           <w:rPr>
             <w:color w:val="0563C1"/>
@@ -1479,7 +1479,7 @@
       <w:r>
         <w:t xml:space="preserve">Roth, Martha T. </w:t>
       </w:r>
-      <w:hyperlink w:history="1" r:id="rIdtnjhln2cvjtfxxmba-ll-">
+      <w:hyperlink w:history="1" r:id="rIdjf6l3m37cd2mnskbca8et">
         <w:r>
           <w:rPr>
             <w:color w:val="0563C1"/>
@@ -1507,7 +1507,7 @@
       <w:r>
         <w:t xml:space="preserve">Bryce, Trevor. </w:t>
       </w:r>
-      <w:hyperlink w:history="1" r:id="rIddcmhd-vogfv6gq9mq5qer">
+      <w:hyperlink w:history="1" r:id="rIdfp5ix6hhsrv4x8d8xhrnh">
         <w:r>
           <w:rPr>
             <w:color w:val="0563C1"/>
@@ -1535,7 +1535,7 @@
       <w:r>
         <w:t xml:space="preserve">Parkinson, Richard. </w:t>
       </w:r>
-      <w:hyperlink w:history="1" r:id="rIddlqrwmnzbaf--_67xtsvg">
+      <w:hyperlink w:history="1" r:id="rIdjldna23pnbmepe7u5vx7c">
         <w:r>
           <w:rPr>
             <w:color w:val="0563C1"/>
@@ -1583,7 +1583,7 @@
       <w:r>
         <w:t xml:space="preserve">Keightley, David N. </w:t>
       </w:r>
-      <w:hyperlink w:history="1" r:id="rIdmv1fqx7eeehzcfjaqf0qp">
+      <w:hyperlink w:history="1" r:id="rIdaw4zyhvxk0anwwlnakzwl">
         <w:r>
           <w:rPr>
             <w:color w:val="0563C1"/>
@@ -1611,7 +1611,7 @@
       <w:r>
         <w:t xml:space="preserve">Lewis, Mark Edward. </w:t>
       </w:r>
-      <w:hyperlink w:history="1" r:id="rIdndgfnn210n2ab9eq3enwx">
+      <w:hyperlink w:history="1" r:id="rIdwwqqbmbpzijfvakxs3ye1">
         <w:r>
           <w:rPr>
             <w:color w:val="0563C1"/>
@@ -1639,7 +1639,7 @@
       <w:r>
         <w:t xml:space="preserve">Elman, Benjamin A. </w:t>
       </w:r>
-      <w:hyperlink w:history="1" r:id="rId5vxboqcqfx5dvzg-8kvsn">
+      <w:hyperlink w:history="1" r:id="rIdhhi5juiam193plpqnq8aa">
         <w:r>
           <w:rPr>
             <w:color w:val="0563C1"/>
@@ -1667,7 +1667,7 @@
       <w:r>
         <w:t xml:space="preserve">Liu, Li, and Xingcan Chen. </w:t>
       </w:r>
-      <w:hyperlink w:history="1" r:id="rIdnawtkvm4vt9za_gvkpffp">
+      <w:hyperlink w:history="1" r:id="rIddlxrvvx9fo3xx4hwzcjgt">
         <w:r>
           <w:rPr>
             <w:color w:val="0563C1"/>
@@ -1731,7 +1731,7 @@
       <w:r>
         <w:t xml:space="preserve">Possehl, Gregory L. </w:t>
       </w:r>
-      <w:hyperlink w:history="1" r:id="rIdv_choi7skbcohxbx6sq--">
+      <w:hyperlink w:history="1" r:id="rIdnbkeaiq_wkydnxfnsf-5t">
         <w:r>
           <w:rPr>
             <w:color w:val="0563C1"/>
@@ -1759,7 +1759,7 @@
       <w:r>
         <w:t xml:space="preserve">Thapar, Romila. </w:t>
       </w:r>
-      <w:hyperlink w:history="1" r:id="rId3qbqj2bcsvjmrkmgi7rfw">
+      <w:hyperlink w:history="1" r:id="rIdspnnxatit9ejaza6oc8wj">
         <w:r>
           <w:rPr>
             <w:color w:val="0563C1"/>
@@ -1787,7 +1787,7 @@
       <w:r>
         <w:t xml:space="preserve">Plofker, Kim. </w:t>
       </w:r>
-      <w:hyperlink w:history="1" r:id="rIdlcch-kpmlk4stil1ms9c3">
+      <w:hyperlink w:history="1" r:id="rIdmflhwamed6zeszwgrknm9">
         <w:r>
           <w:rPr>
             <w:color w:val="0563C1"/>
@@ -1815,7 +1815,7 @@
       <w:r>
         <w:t xml:space="preserve">Dirks, Nicholas B. </w:t>
       </w:r>
-      <w:hyperlink w:history="1" r:id="rIdvxmq-hew3muc3uy4fsfod">
+      <w:hyperlink w:history="1" r:id="rIdqt1qfr2vxgde8kbjkr2gu">
         <w:r>
           <w:rPr>
             <w:color w:val="0563C1"/>
@@ -1843,7 +1843,7 @@
       <w:r>
         <w:t xml:space="preserve">Dundas, Paul. </w:t>
       </w:r>
-      <w:hyperlink w:history="1" r:id="rIdn75lo7n9aqx9rxwgpkxow">
+      <w:hyperlink w:history="1" r:id="rIdsd6tg379khv7l7_9icdiw">
         <w:r>
           <w:rPr>
             <w:color w:val="0563C1"/>
@@ -1923,7 +1923,7 @@
       <w:r>
         <w:t xml:space="preserve">Cartledge, Paul. </w:t>
       </w:r>
-      <w:hyperlink w:history="1" r:id="rIdes8uidx0fyvocibmvqlkj">
+      <w:hyperlink w:history="1" r:id="rIda4jo3blq_w-gmnjlvzfuu">
         <w:r>
           <w:rPr>
             <w:color w:val="0563C1"/>
@@ -1951,7 +1951,7 @@
       <w:r>
         <w:t xml:space="preserve">Freeth, Tony, et al. “</w:t>
       </w:r>
-      <w:hyperlink w:history="1" r:id="rIdsqhxunxturjxbfkou95nb">
+      <w:hyperlink w:history="1" r:id="rIdm85fbo7bq5wl7jv0bq1qz">
         <w:r>
           <w:rPr>
             <w:color w:val="0563C1"/>
@@ -1979,7 +1979,7 @@
       <w:r>
         <w:t xml:space="preserve">Freeth, Tony, et al. “</w:t>
       </w:r>
-      <w:hyperlink w:history="1" r:id="rId7_cfowxufd81vph-kx2pu">
+      <w:hyperlink w:history="1" r:id="rIdgkehuhrvefmphwql1nrye">
         <w:r>
           <w:rPr>
             <w:color w:val="0563C1"/>
@@ -2027,7 +2027,7 @@
       <w:r>
         <w:t xml:space="preserve">Beard, Mary. </w:t>
       </w:r>
-      <w:hyperlink w:history="1" r:id="rId3bmf3ushmck78pfd2rpka">
+      <w:hyperlink w:history="1" r:id="rIddhaer_bpn9bgrd5a8chu-">
         <w:r>
           <w:rPr>
             <w:color w:val="0563C1"/>
@@ -2055,7 +2055,7 @@
       <w:r>
         <w:t xml:space="preserve">Ward-Perkins, Bryan. </w:t>
       </w:r>
-      <w:hyperlink w:history="1" r:id="rIdn7dd-fcnu0vmoznaphh1c">
+      <w:hyperlink w:history="1" r:id="rIdkjl0n0t8bdxrc6hrphw9w">
         <w:r>
           <w:rPr>
             <w:color w:val="0563C1"/>
@@ -2083,7 +2083,7 @@
       <w:r>
         <w:t xml:space="preserve">Brown, Peter. </w:t>
       </w:r>
-      <w:hyperlink w:history="1" r:id="rIdk8e6ici6bjo3ra_tb8fws">
+      <w:hyperlink w:history="1" r:id="rIdnpengly4qxovrj1b2xdgl">
         <w:r>
           <w:rPr>
             <w:color w:val="0563C1"/>
@@ -2111,7 +2111,7 @@
       <w:r>
         <w:t xml:space="preserve">Harper, Kyle. </w:t>
       </w:r>
-      <w:hyperlink w:history="1" r:id="rIdzadkfseklwhkauthbyyqh">
+      <w:hyperlink w:history="1" r:id="rId5ao4ztydz2dsshfewmkqr">
         <w:r>
           <w:rPr>
             <w:color w:val="0563C1"/>
@@ -2159,7 +2159,7 @@
       <w:r>
         <w:t xml:space="preserve">Kennedy, Hugh. </w:t>
       </w:r>
-      <w:hyperlink w:history="1" r:id="rIdnvn4lilfkpnrwy2rcjl30">
+      <w:hyperlink w:history="1" r:id="rIdmspm3x5juxrbb7vmhwegs">
         <w:r>
           <w:rPr>
             <w:color w:val="0563C1"/>
@@ -2187,7 +2187,7 @@
       <w:r>
         <w:t xml:space="preserve">Gutas, Dimitri. </w:t>
       </w:r>
-      <w:hyperlink w:history="1" r:id="rIdpi9eulwihqyt3ytw1igcu">
+      <w:hyperlink w:history="1" r:id="rIdoqcjpp7dt1ssb7kj360p4">
         <w:r>
           <w:rPr>
             <w:color w:val="0563C1"/>
@@ -2247,7 +2247,7 @@
       <w:r>
         <w:t xml:space="preserve">Riley-Smith, Jonathan. </w:t>
       </w:r>
-      <w:hyperlink w:history="1" r:id="rIdizndyivp-inoiaetstgxf">
+      <w:hyperlink w:history="1" r:id="rIdffsc7twhgtm3kgnx6jbfk">
         <w:r>
           <w:rPr>
             <w:color w:val="0563C1"/>
@@ -2291,7 +2291,7 @@
       <w:r>
         <w:t xml:space="preserve">Phillips, Jonathan. </w:t>
       </w:r>
-      <w:hyperlink w:history="1" r:id="rIdmup7sfkmzfikr0sk1bkv6">
+      <w:hyperlink w:history="1" r:id="rIdzgzqevkv3zapdyipjvrmz">
         <w:r>
           <w:rPr>
             <w:color w:val="0563C1"/>
@@ -2319,7 +2319,7 @@
       <w:r>
         <w:t xml:space="preserve">Stark, Rodney. </w:t>
       </w:r>
-      <w:hyperlink w:history="1" r:id="rIddjgmpy44fmawylpouy6wg">
+      <w:hyperlink w:history="1" r:id="rIdrjayhzrsjpt9yb-xz1q7k">
         <w:r>
           <w:rPr>
             <w:color w:val="0563C1"/>
@@ -2367,7 +2367,7 @@
       <w:r>
         <w:t xml:space="preserve">Mommsen, Theodor E. “</w:t>
       </w:r>
-      <w:hyperlink w:history="1" r:id="rIdhrayiv7ukcrzk4akupac6">
+      <w:hyperlink w:history="1" r:id="rIdco_mo5-kllzrcc4o_bpha">
         <w:r>
           <w:rPr>
             <w:color w:val="0563C1"/>
@@ -2395,7 +2395,7 @@
       <w:r>
         <w:t xml:space="preserve">Wickham, Chris. </w:t>
       </w:r>
-      <w:hyperlink w:history="1" r:id="rIdlhpfnyq-0_puapwkzlxif">
+      <w:hyperlink w:history="1" r:id="rIdwntva7vspi724omaqoc6v">
         <w:r>
           <w:rPr>
             <w:color w:val="0563C1"/>
@@ -2423,7 +2423,7 @@
       <w:r>
         <w:t xml:space="preserve">Russell, Jeffrey Burton. </w:t>
       </w:r>
-      <w:hyperlink w:history="1" r:id="rIdrv13hbod0j3ewuewfs95j">
+      <w:hyperlink w:history="1" r:id="rId2podmob9vqrdqgqmjkkp8">
         <w:r>
           <w:rPr>
             <w:color w:val="0563C1"/>
@@ -2487,7 +2487,7 @@
       <w:r>
         <w:t xml:space="preserve">Hansen, Valerie. </w:t>
       </w:r>
-      <w:hyperlink w:history="1" r:id="rIdabcdg3u6cggmwhiiha9ob">
+      <w:hyperlink w:history="1" r:id="rIdttrm-fzqxtbe2x8avgmvt">
         <w:r>
           <w:rPr>
             <w:color w:val="0563C1"/>
@@ -2515,7 +2515,7 @@
       <w:r>
         <w:t xml:space="preserve">Spyrou, Maria A., et al. “</w:t>
       </w:r>
-      <w:hyperlink w:history="1" r:id="rIdipr-wo1bguwufgetvn4ur">
+      <w:hyperlink w:history="1" r:id="rIdc0iowr6ableh9uda-labh">
         <w:r>
           <w:rPr>
             <w:color w:val="0563C1"/>
@@ -2543,7 +2543,7 @@
       <w:r>
         <w:t xml:space="preserve">Wheelis, Mark. “</w:t>
       </w:r>
-      <w:hyperlink w:history="1" r:id="rId8dj3focivi02nsbqkmm3f">
+      <w:hyperlink w:history="1" r:id="rId-hsmqvzvi-euasw2ch8dr">
         <w:r>
           <w:rPr>
             <w:color w:val="0563C1"/>
@@ -2571,7 +2571,7 @@
       <w:r>
         <w:t xml:space="preserve">Dean, Katharine R., et al. “</w:t>
       </w:r>
-      <w:hyperlink w:history="1" r:id="rId9u-kuax5ex47n-etko_kb">
+      <w:hyperlink w:history="1" r:id="rIddio_lqz3zr0vqzyj27rrv">
         <w:r>
           <w:rPr>
             <w:color w:val="0563C1"/>
@@ -2599,7 +2599,7 @@
       <w:r>
         <w:t xml:space="preserve">Benedictow, Ole J. </w:t>
       </w:r>
-      <w:hyperlink w:history="1" r:id="rIdsqkhdfkgyefkmmgpmn3fq">
+      <w:hyperlink w:history="1" r:id="rIdlgruztzoef_nqoqmjtjpf">
         <w:r>
           <w:rPr>
             <w:color w:val="0563C1"/>
@@ -2663,7 +2663,7 @@
       <w:r>
         <w:t xml:space="preserve">Gomez, Michael A. </w:t>
       </w:r>
-      <w:hyperlink w:history="1" r:id="rId9okmst_kwepkpmfmkobjo">
+      <w:hyperlink w:history="1" r:id="rIdx-hm5w3wodiphbno16_8x">
         <w:r>
           <w:rPr>
             <w:color w:val="0563C1"/>
@@ -2723,7 +2723,7 @@
       <w:r>
         <w:t xml:space="preserve">Edwards, David N. </w:t>
       </w:r>
-      <w:hyperlink w:history="1" r:id="rId7gvm7tcabu6tly_tbudcn">
+      <w:hyperlink w:history="1" r:id="rIdvf_ipn5poekjsshvvsg43">
         <w:r>
           <w:rPr>
             <w:color w:val="0563C1"/>
@@ -2751,7 +2751,7 @@
       <w:r>
         <w:t xml:space="preserve">Pikirayi, Innocent. </w:t>
       </w:r>
-      <w:hyperlink w:history="1" r:id="rIdwiwxyxduxqjzxyrwphly3">
+      <w:hyperlink w:history="1" r:id="rId60wk7hbz7ebn8vaoiykxx">
         <w:r>
           <w:rPr>
             <w:color w:val="0563C1"/>
@@ -2779,7 +2779,7 @@
       <w:r>
         <w:t xml:space="preserve">Hicks, Dan. </w:t>
       </w:r>
-      <w:hyperlink w:history="1" r:id="rIdky9j0rjt7g578e3szatpm">
+      <w:hyperlink w:history="1" r:id="rIduqgbvfix2mex-xwn2nkuf">
         <w:r>
           <w:rPr>
             <w:color w:val="0563C1"/>
@@ -2827,7 +2827,7 @@
       <w:r>
         <w:t xml:space="preserve">Thornton, John K. </w:t>
       </w:r>
-      <w:hyperlink w:history="1" r:id="rIdtbego943fmtdxqrs5solh">
+      <w:hyperlink w:history="1" r:id="rId2dfkwvfnsfiawwa-qiasn">
         <w:r>
           <w:rPr>
             <w:color w:val="0563C1"/>
@@ -2855,7 +2855,7 @@
       <w:r>
         <w:t xml:space="preserve">McCaskie, T. C. </w:t>
       </w:r>
-      <w:hyperlink w:history="1" r:id="rIdwsmziwr0queceby0jlvnp">
+      <w:hyperlink w:history="1" r:id="rIdqthv7w0slrqqophuydbuw">
         <w:r>
           <w:rPr>
             <w:color w:val="0563C1"/>
@@ -2883,7 +2883,7 @@
       <w:r>
         <w:t xml:space="preserve">Hochschild, Adam. </w:t>
       </w:r>
-      <w:hyperlink w:history="1" r:id="rIdfjkqumh84i5gcrx2zrltr">
+      <w:hyperlink w:history="1" r:id="rIdd-gguxnvdijctnqemz2iy">
         <w:r>
           <w:rPr>
             <w:color w:val="0563C1"/>
@@ -2927,7 +2927,7 @@
       <w:r>
         <w:t xml:space="preserve">Kara, Siddharth. </w:t>
       </w:r>
-      <w:hyperlink w:history="1" r:id="rIdlkkzmjm6iwoxshdxxkfl8">
+      <w:hyperlink w:history="1" r:id="rIdcvdklypnhg11_mz3nbyid">
         <w:r>
           <w:rPr>
             <w:color w:val="0563C1"/>
@@ -2991,7 +2991,7 @@
       <w:r>
         <w:t xml:space="preserve">Mann, Charles C. </w:t>
       </w:r>
-      <w:hyperlink w:history="1" r:id="rIdwx-3s5vjxdk7vioqbuwg6">
+      <w:hyperlink w:history="1" r:id="rIdnbbbfaznwzjkma9ydfjsn">
         <w:r>
           <w:rPr>
             <w:color w:val="0563C1"/>
@@ -3019,7 +3019,7 @@
       <w:r>
         <w:t xml:space="preserve">Matsuoka, Yoshihiro, et al. “</w:t>
       </w:r>
-      <w:hyperlink w:history="1" r:id="rIdi7zgqhvx1oyie1oyztwah">
+      <w:hyperlink w:history="1" r:id="rIdpndolxkznntoil0tzbnof">
         <w:r>
           <w:rPr>
             <w:color w:val="0563C1"/>
@@ -3047,7 +3047,7 @@
       <w:r>
         <w:t xml:space="preserve">Shady Solis, Ruth, Jonathan Haas, and Winifred Creamer. “</w:t>
       </w:r>
-      <w:hyperlink w:history="1" r:id="rIdkpeh6nssjj2rnrah-rswb">
+      <w:hyperlink w:history="1" r:id="rId8jk3plw2sak7qqcopi19n">
         <w:r>
           <w:rPr>
             <w:color w:val="0563C1"/>
@@ -3075,7 +3075,7 @@
       <w:r>
         <w:t xml:space="preserve">Urton, Gary. </w:t>
       </w:r>
-      <w:hyperlink w:history="1" r:id="rIdobsuzmrxwjz2ibocpnfdl">
+      <w:hyperlink w:history="1" r:id="rIdxcd4atjvpgse3xmof2j62">
         <w:r>
           <w:rPr>
             <w:color w:val="0563C1"/>
@@ -3103,7 +3103,7 @@
       <w:r>
         <w:t xml:space="preserve">Denevan, William M., ed. </w:t>
       </w:r>
-      <w:hyperlink w:history="1" r:id="rIdkrv1fe9goweyby6dk08qg">
+      <w:hyperlink w:history="1" r:id="rIdvbae4ccg3smli2zl2tbjz">
         <w:r>
           <w:rPr>
             <w:color w:val="0563C1"/>
@@ -3131,7 +3131,7 @@
       <w:r>
         <w:t xml:space="preserve">Henige, David. </w:t>
       </w:r>
-      <w:hyperlink w:history="1" r:id="rIdewssqthhznc_m3-a_w6hb">
+      <w:hyperlink w:history="1" r:id="rIdq60wvi2-jqpdzwpiugr4m">
         <w:r>
           <w:rPr>
             <w:color w:val="0563C1"/>
@@ -3159,7 +3159,7 @@
       <w:r>
         <w:t xml:space="preserve">Koch, Alexander, Chris Brierley, Mark M. Maslin, and Simon L. Lewis. “</w:t>
       </w:r>
-      <w:hyperlink w:history="1" r:id="rIdbnkze9ts8qv5ivvxpbwbh">
+      <w:hyperlink w:history="1" r:id="rIdy3wbex3pxjolmqsuraacq">
         <w:r>
           <w:rPr>
             <w:color w:val="0563C1"/>
@@ -3187,7 +3187,7 @@
       <w:r>
         <w:t xml:space="preserve">Ioannidis, Alexander G., et al. “</w:t>
       </w:r>
-      <w:hyperlink w:history="1" r:id="rIderm9xmgszv8uha2umrsmg">
+      <w:hyperlink w:history="1" r:id="rIdelvoew2vay7dka3muio-f">
         <w:r>
           <w:rPr>
             <w:color w:val="0563C1"/>
@@ -3215,7 +3215,7 @@
       <w:r>
         <w:t xml:space="preserve">Pauketat, Timothy R. </w:t>
       </w:r>
-      <w:hyperlink w:history="1" r:id="rIdwz-9mlwhyhsawi0urfkfw">
+      <w:hyperlink w:history="1" r:id="rIdiwqawkimpqxxtrt7urfay">
         <w:r>
           <w:rPr>
             <w:color w:val="0563C1"/>
@@ -3243,7 +3243,7 @@
       <w:r>
         <w:t xml:space="preserve">Dobyns, Henry F. “</w:t>
       </w:r>
-      <w:hyperlink w:history="1" r:id="rIdrc1vizip25ayqxnjqsl8y">
+      <w:hyperlink w:history="1" r:id="rIdqwcu9qz5_nxztvepjudc-">
         <w:r>
           <w:rPr>
             <w:color w:val="0563C1"/>
@@ -3304,7 +3304,7 @@
         </w:rPr>
         <w:t xml:space="preserve">The voyages database behind those numbers. </w:t>
       </w:r>
-      <w:hyperlink w:history="1" r:id="rIduc_-kztwb-p3z_uu5vgsr">
+      <w:hyperlink w:history="1" r:id="rId2zxfeu-d54lr0jacqoyur">
         <w:r>
           <w:rPr>
             <w:color w:val="0563C1"/>
@@ -3332,7 +3332,7 @@
       <w:r>
         <w:t xml:space="preserve">Equiano, Olaudah. </w:t>
       </w:r>
-      <w:hyperlink w:history="1" r:id="rId7musqwtf23zxbxhv_zlvm">
+      <w:hyperlink w:history="1" r:id="rId50m5cswuowgcsp8dj4hbi">
         <w:r>
           <w:rPr>
             <w:color w:val="0563C1"/>
@@ -3360,7 +3360,7 @@
       <w:r>
         <w:t xml:space="preserve">Carretta, Vincent. </w:t>
       </w:r>
-      <w:hyperlink w:history="1" r:id="rIdoy8fnlzjmnxe2zd-tjwpp">
+      <w:hyperlink w:history="1" r:id="rId03kykbrcc_1vp5_ibwypy">
         <w:r>
           <w:rPr>
             <w:color w:val="0563C1"/>
@@ -3388,7 +3388,7 @@
       <w:r>
         <w:t xml:space="preserve">Hurston, Zora Neale. </w:t>
       </w:r>
-      <w:hyperlink w:history="1" r:id="rIdnzdtszswp4wc1q0nzrdta">
+      <w:hyperlink w:history="1" r:id="rIdbqeksi5rsolgjzkuy8bp1">
         <w:r>
           <w:rPr>
             <w:color w:val="0563C1"/>
@@ -3416,7 +3416,7 @@
       <w:r>
         <w:t xml:space="preserve">Diouf, Sylviane A. </w:t>
       </w:r>
-      <w:hyperlink w:history="1" r:id="rIdr07urkpwdjfqhfwxk-gkn">
+      <w:hyperlink w:history="1" r:id="rIds0ajea5-f4qmaebuzboj8">
         <w:r>
           <w:rPr>
             <w:color w:val="0563C1"/>
@@ -3444,7 +3444,7 @@
       <w:r>
         <w:t xml:space="preserve">Livi Bacci, Massimo. </w:t>
       </w:r>
-      <w:hyperlink w:history="1" r:id="rIdcuwjt5vc2zsptr6-pefec">
+      <w:hyperlink w:history="1" r:id="rId_iyadwhbwbbcnip0zpnxc">
         <w:r>
           <w:rPr>
             <w:color w:val="0563C1"/>
@@ -3472,7 +3472,7 @@
       <w:r>
         <w:t xml:space="preserve">Reséndez, Andrés. </w:t>
       </w:r>
-      <w:hyperlink w:history="1" r:id="rIdafrq5dkjxwt5btw2qo3m2">
+      <w:hyperlink w:history="1" r:id="rIdizjtxfyhk_js2aojunbnj">
         <w:r>
           <w:rPr>
             <w:color w:val="0563C1"/>
@@ -3500,7 +3500,7 @@
       <w:r>
         <w:t xml:space="preserve">Dreyer, Edward L. </w:t>
       </w:r>
-      <w:hyperlink w:history="1" r:id="rIdnmntpbdjkhckg-rph2ovz">
+      <w:hyperlink w:history="1" r:id="rIdt_tzyzlwvidkuop1atbmz">
         <w:r>
           <w:rPr>
             <w:color w:val="0563C1"/>
@@ -3564,7 +3564,7 @@
       <w:r>
         <w:t xml:space="preserve">Eisenstein, Elizabeth L. </w:t>
       </w:r>
-      <w:hyperlink w:history="1" r:id="rIdmc9cvsgg3-jumzxuic2hh">
+      <w:hyperlink w:history="1" r:id="rIdwdsqako-8gyjd5fgmfyog">
         <w:r>
           <w:rPr>
             <w:color w:val="0563C1"/>
@@ -3592,7 +3592,7 @@
       <w:r>
         <w:t xml:space="preserve">Allen, Robert C. </w:t>
       </w:r>
-      <w:hyperlink w:history="1" r:id="rIdatysbsr7as1-262p7xxwp">
+      <w:hyperlink w:history="1" r:id="rIdcwxj2-vdk4irjgszzlq-y">
         <w:r>
           <w:rPr>
             <w:color w:val="0563C1"/>
@@ -3620,7 +3620,7 @@
       <w:r>
         <w:t xml:space="preserve">Humphries, Jane. </w:t>
       </w:r>
-      <w:hyperlink w:history="1" r:id="rIdgpdimjhawez71orpv8uxv">
+      <w:hyperlink w:history="1" r:id="rId3b-v5dfc5ns-2cyklocsr">
         <w:r>
           <w:rPr>
             <w:color w:val="0563C1"/>
@@ -3648,7 +3648,7 @@
       <w:r>
         <w:t xml:space="preserve">Pomeranz, Kenneth. </w:t>
       </w:r>
-      <w:hyperlink w:history="1" r:id="rIdhjjemkcikyvigsebqjw4t">
+      <w:hyperlink w:history="1" r:id="rIdlvajmqbtcxaom-8fcui41">
         <w:r>
           <w:rPr>
             <w:color w:val="0563C1"/>
@@ -3676,7 +3676,7 @@
       <w:r>
         <w:t xml:space="preserve">Bell, Michelle L., and Devra Lee Davis. “</w:t>
       </w:r>
-      <w:hyperlink w:history="1" r:id="rIdqp2a8jzvwa6dtqjtz7-b5">
+      <w:hyperlink w:history="1" r:id="rIdp5pj5gdfibdirr9bytpd4">
         <w:r>
           <w:rPr>
             <w:color w:val="0563C1"/>
@@ -3740,7 +3740,7 @@
       <w:r>
         <w:t xml:space="preserve">Hacker, J. David. “</w:t>
       </w:r>
-      <w:hyperlink w:history="1" r:id="rIdw5wzqkgt0bejawr7wpon-">
+      <w:hyperlink w:history="1" r:id="rId9xyrqpapwdz9ea3ewltmd">
         <w:r>
           <w:rPr>
             <w:color w:val="0563C1"/>
@@ -3768,7 +3768,7 @@
       <w:r>
         <w:t xml:space="preserve">Foner, Eric. </w:t>
       </w:r>
-      <w:hyperlink w:history="1" r:id="rIdtnv0nf3ynxc_25o_vpfjb">
+      <w:hyperlink w:history="1" r:id="rIdei_nbsl-kpzsjgxc-skzj">
         <w:r>
           <w:rPr>
             <w:color w:val="0563C1"/>
@@ -3796,7 +3796,7 @@
       <w:r>
         <w:t xml:space="preserve">Saunt, Claudio. </w:t>
       </w:r>
-      <w:hyperlink w:history="1" r:id="rId6wfohgg8psqup-l8oivbo">
+      <w:hyperlink w:history="1" r:id="rIdbcfkiart0czk3f9tb-8uo">
         <w:r>
           <w:rPr>
             <w:color w:val="0563C1"/>
@@ -3824,7 +3824,7 @@
       <w:r>
         <w:t xml:space="preserve">Horn, James. </w:t>
       </w:r>
-      <w:hyperlink w:history="1" r:id="rIdjwmqbh296yv3qec-k67vs">
+      <w:hyperlink w:history="1" r:id="rIdpw0knfk6ajgc1mur7gzvs">
         <w:r>
           <w:rPr>
             <w:color w:val="0563C1"/>
@@ -3852,7 +3852,7 @@
       <w:r>
         <w:t xml:space="preserve">Wilentz, Sean. </w:t>
       </w:r>
-      <w:hyperlink w:history="1" r:id="rIdhb7bcup5zkv-dpzpe3x9g">
+      <w:hyperlink w:history="1" r:id="rIdwlrud9tqlu0ejqjjxzx-h">
         <w:r>
           <w:rPr>
             <w:color w:val="0563C1"/>
@@ -3900,7 +3900,7 @@
       <w:r>
         <w:t xml:space="preserve">Equal Justice Initiative. </w:t>
       </w:r>
-      <w:hyperlink w:history="1" r:id="rIdyvh3g1i6dzycnmghb_mjt">
+      <w:hyperlink w:history="1" r:id="rId-09zf9mfelh5exyslwcay">
         <w:r>
           <w:rPr>
             <w:color w:val="0563C1"/>
@@ -3944,7 +3944,7 @@
       <w:r>
         <w:t xml:space="preserve">Robinson, Greg. </w:t>
       </w:r>
-      <w:hyperlink w:history="1" r:id="rId_gevqbdey67gnbbjvsyhd">
+      <w:hyperlink w:history="1" r:id="rId-p8ukjycokqrkpsxne28i">
         <w:r>
           <w:rPr>
             <w:color w:val="0563C1"/>
@@ -3972,7 +3972,7 @@
       <w:r>
         <w:t xml:space="preserve">Blinder, Alan S. </w:t>
       </w:r>
-      <w:hyperlink w:history="1" r:id="rId7csm_q1jbzfnffg0ypemy">
+      <w:hyperlink w:history="1" r:id="rIdndeuqtso6u787oawpohni">
         <w:r>
           <w:rPr>
             <w:color w:val="0563C1"/>
@@ -4020,7 +4020,7 @@
       <w:r>
         <w:t xml:space="preserve">Butler, Jon. </w:t>
       </w:r>
-      <w:hyperlink w:history="1" r:id="rIdkdqi_mk3h3ngsrdv08xoa">
+      <w:hyperlink w:history="1" r:id="rId4zuwhwum2-xepebbhjlw7">
         <w:r>
           <w:rPr>
             <w:color w:val="0563C1"/>
@@ -4048,7 +4048,7 @@
       <w:r>
         <w:t xml:space="preserve">Hatch, Nathan O. </w:t>
       </w:r>
-      <w:hyperlink w:history="1" r:id="rIdmnxvd2cu3ipinpptt5xyv">
+      <w:hyperlink w:history="1" r:id="rIdnjdpxtg7oqxkxkypy6ltg">
         <w:r>
           <w:rPr>
             <w:color w:val="0563C1"/>
@@ -4076,7 +4076,7 @@
       <w:r>
         <w:t xml:space="preserve">Bushman, Richard Lyman. </w:t>
       </w:r>
-      <w:hyperlink w:history="1" r:id="rIdr97h3jxigch30tvcirirj">
+      <w:hyperlink w:history="1" r:id="rIdykdqujglwihclzszz9uoi">
         <w:r>
           <w:rPr>
             <w:color w:val="0563C1"/>
@@ -4104,7 +4104,7 @@
       <w:r>
         <w:t xml:space="preserve">Kraybill, Donald B., Karen M. Johnson-Weiner, and Steven M. Nolt. </w:t>
       </w:r>
-      <w:hyperlink w:history="1" r:id="rIdgnj3bsqaueriw2pwhmsy3">
+      <w:hyperlink w:history="1" r:id="rIdgxfpxoolulgho48vhdluf">
         <w:r>
           <w:rPr>
             <w:color w:val="0563C1"/>
@@ -4132,7 +4132,7 @@
       <w:r>
         <w:t xml:space="preserve">Moore, Rebecca. </w:t>
       </w:r>
-      <w:hyperlink w:history="1" r:id="rIdiv9bqlxyfatig-ckm50kw">
+      <w:hyperlink w:history="1" r:id="rIdtxrmigf4tu3ujv8_ghxrn">
         <w:r>
           <w:rPr>
             <w:color w:val="0563C1"/>
@@ -4196,7 +4196,7 @@
       <w:r>
         <w:t xml:space="preserve">Lynch, John. </w:t>
       </w:r>
-      <w:hyperlink w:history="1" r:id="rId1exlfrie6gc4brq74sf7u">
+      <w:hyperlink w:history="1" r:id="rId-8wmnk0luarpsrv6d_yfk">
         <w:r>
           <w:rPr>
             <w:color w:val="0563C1"/>
@@ -4224,7 +4224,7 @@
       <w:r>
         <w:t xml:space="preserve">Dubois, Laurent. </w:t>
       </w:r>
-      <w:hyperlink w:history="1" r:id="rIddgswzisupu1fdy9cqfang">
+      <w:hyperlink w:history="1" r:id="rIdru3ewu5ix8pfnlebfcnrn">
         <w:r>
           <w:rPr>
             <w:color w:val="0563C1"/>
@@ -4252,7 +4252,7 @@
       <w:r>
         <w:t xml:space="preserve">Conrad, Robert Edgar. </w:t>
       </w:r>
-      <w:hyperlink w:history="1" r:id="rIdm3gb0fovfniryvpkcsc5v">
+      <w:hyperlink w:history="1" r:id="rIdc19smdmfnbuf9xb8fgz8x">
         <w:r>
           <w:rPr>
             <w:color w:val="0563C1"/>
@@ -4277,7 +4277,7 @@
         </w:rPr>
         <w:t xml:space="preserve">Brazil’s share of the Atlantic slave trade. </w:t>
       </w:r>
-      <w:hyperlink w:history="1" r:id="rIditbee-wq1p_ci95ykzdyn">
+      <w:hyperlink w:history="1" r:id="rId10yxkt2njhmo7xa9m-7qh">
         <w:r>
           <w:rPr>
             <w:color w:val="0563C1"/>
@@ -4305,7 +4305,7 @@
       <w:r>
         <w:t xml:space="preserve">Smith, Peter H. </w:t>
       </w:r>
-      <w:hyperlink w:history="1" r:id="rIdf2mxuv9qiloa99zo1iew-">
+      <w:hyperlink w:history="1" r:id="rId8esd0ow_dumdpn05eejwp">
         <w:r>
           <w:rPr>
             <w:color w:val="0563C1"/>
@@ -4333,7 +4333,7 @@
       <w:r>
         <w:t xml:space="preserve">Schlesinger, Stephen, and Stephen Kinzer. </w:t>
       </w:r>
-      <w:hyperlink w:history="1" r:id="rIde9fiex_3uf_wni630m4xn">
+      <w:hyperlink w:history="1" r:id="rId5ub7c4bnnow3qwxvft1vq">
         <w:r>
           <w:rPr>
             <w:color w:val="0563C1"/>
@@ -4361,7 +4361,7 @@
       <w:r>
         <w:t xml:space="preserve">Slater, Candace. </w:t>
       </w:r>
-      <w:hyperlink w:history="1" r:id="rIdaqeiggj4uk1q0rs-ckr-3">
+      <w:hyperlink w:history="1" r:id="rIdt-erujeqawdkxbz4r5bet">
         <w:r>
           <w:rPr>
             <w:color w:val="0563C1"/>
@@ -4389,7 +4389,7 @@
       <w:r>
         <w:t xml:space="preserve">Taylor, Barbara L., et al. “</w:t>
       </w:r>
-      <w:hyperlink w:history="1" r:id="rIdvvmtpgtbscrntpmphcpqx">
+      <w:hyperlink w:history="1" r:id="rIdruhq0iqbie25dixhamyom">
         <w:r>
           <w:rPr>
             <w:color w:val="0563C1"/>
@@ -4417,7 +4417,7 @@
       <w:r>
         <w:t xml:space="preserve">NOAA Fisheries. “</w:t>
       </w:r>
-      <w:hyperlink w:history="1" r:id="rId_ecgrpppwyn0c6l3l2h6o">
+      <w:hyperlink w:history="1" r:id="rIdpsohz_ekakx8dlw8ku4rh">
         <w:r>
           <w:rPr>
             <w:color w:val="0563C1"/>
@@ -4445,7 +4445,7 @@
       <w:r>
         <w:t xml:space="preserve">Skidmore, Thomas E. </w:t>
       </w:r>
-      <w:hyperlink w:history="1" r:id="rId7b6d7ybabz5tzvwjdlmds">
+      <w:hyperlink w:history="1" r:id="rIdcco9bkclu3dev021ju5zz">
         <w:r>
           <w:rPr>
             <w:color w:val="0563C1"/>
@@ -4473,7 +4473,7 @@
       <w:r>
         <w:t xml:space="preserve">Comisión Nacional sobre la Desaparición de Personas. </w:t>
       </w:r>
-      <w:hyperlink w:history="1" r:id="rIdzh2pc-d4iqfndnwcaewma">
+      <w:hyperlink w:history="1" r:id="rIdgsnyevg2yerdn1-wloq45">
         <w:r>
           <w:rPr>
             <w:color w:val="0563C1"/>
@@ -4501,7 +4501,7 @@
       <w:r>
         <w:t xml:space="preserve">Nino, Carlos Santiago. </w:t>
       </w:r>
-      <w:hyperlink w:history="1" r:id="rIdk3wumhxlsuaqyhc5zxkxo">
+      <w:hyperlink w:history="1" r:id="rIdodkiw_x8docu919jyl0ys">
         <w:r>
           <w:rPr>
             <w:color w:val="0563C1"/>
@@ -4529,7 +4529,7 @@
       <w:r>
         <w:t xml:space="preserve">Bouvard, Marguerite Guzman. </w:t>
       </w:r>
-      <w:hyperlink w:history="1" r:id="rIdnwxv_usr1wqiy13hft7od">
+      <w:hyperlink w:history="1" r:id="rIdcpbx4zhfxipvi4zobmcwn">
         <w:r>
           <w:rPr>
             <w:color w:val="0563C1"/>
@@ -4557,7 +4557,7 @@
       <w:r>
         <w:t xml:space="preserve">Kornbluh, Peter. </w:t>
       </w:r>
-      <w:hyperlink w:history="1" r:id="rId5ofjaq8hzqd_jaetph7zz">
+      <w:hyperlink w:history="1" r:id="rIduvhzyww0_49edvw5a7q2x">
         <w:r>
           <w:rPr>
             <w:color w:val="0563C1"/>
@@ -4585,7 +4585,7 @@
       <w:r>
         <w:t xml:space="preserve">Jara, Joan. </w:t>
       </w:r>
-      <w:hyperlink w:history="1" r:id="rIdjv6z_iqe9prbikml0-bqm">
+      <w:hyperlink w:history="1" r:id="rIdpy2xdqhk62ctqa5s58jbz">
         <w:r>
           <w:rPr>
             <w:color w:val="0563C1"/>
@@ -4613,7 +4613,7 @@
       <w:r>
         <w:t xml:space="preserve">LeoGrande, William M., and Peter Kornbluh. </w:t>
       </w:r>
-      <w:hyperlink w:history="1" r:id="rIdn4jeq280mks9nevcyrw2i">
+      <w:hyperlink w:history="1" r:id="rIdzvruv02pkk-f5cks4ukct">
         <w:r>
           <w:rPr>
             <w:color w:val="0563C1"/>
@@ -4673,7 +4673,7 @@
       <w:r>
         <w:t xml:space="preserve">Secretaría de Gobernación (Mexico). “</w:t>
       </w:r>
-      <w:hyperlink w:history="1" r:id="rIdglj3-zludcaicgpu6sgtw">
+      <w:hyperlink w:history="1" r:id="rIdcfhffqxlgi6baa8bye1cs">
         <w:r>
           <w:rPr>
             <w:color w:val="0563C1"/>
@@ -4721,7 +4721,7 @@
       <w:r>
         <w:t xml:space="preserve">Finkel, Caroline. </w:t>
       </w:r>
-      <w:hyperlink w:history="1" r:id="rIdugm1fkarvs46zy6ktwc-e">
+      <w:hyperlink w:history="1" r:id="rIdswq5z-ezqh8lqek_jetg2">
         <w:r>
           <w:rPr>
             <w:color w:val="0563C1"/>
@@ -4749,7 +4749,7 @@
       <w:r>
         <w:t xml:space="preserve">Crowley, Roger. </w:t>
       </w:r>
-      <w:hyperlink w:history="1" r:id="rId0ptvz4cnoe_0t7w4ifj88">
+      <w:hyperlink w:history="1" r:id="rIdxxtirqeby83jcwbq1yp2-">
         <w:r>
           <w:rPr>
             <w:color w:val="0563C1"/>
@@ -4777,7 +4777,7 @@
       <w:r>
         <w:t xml:space="preserve">Barkey, Karen. </w:t>
       </w:r>
-      <w:hyperlink w:history="1" r:id="rIdewbqntkvsfiqqtpsxwmul">
+      <w:hyperlink w:history="1" r:id="rIdnf-rjlox6m677iw1pi-3t">
         <w:r>
           <w:rPr>
             <w:color w:val="0563C1"/>
@@ -4805,7 +4805,7 @@
       <w:r>
         <w:t xml:space="preserve">Mazower, Mark. </w:t>
       </w:r>
-      <w:hyperlink w:history="1" r:id="rIdnwwiifr7ikt5f7ujoczrj">
+      <w:hyperlink w:history="1" r:id="rIdlaat4tpbpn7lbowhvyh57">
         <w:r>
           <w:rPr>
             <w:color w:val="0563C1"/>
@@ -4833,7 +4833,7 @@
       <w:r>
         <w:t xml:space="preserve">Suny, Ronald Grigor. “</w:t>
       </w:r>
-      <w:hyperlink w:history="1" r:id="rIdaj9z_kz8fnyjojb1gk5ve">
+      <w:hyperlink w:history="1" r:id="rIdua6yjqggncsrbrl9h1hlr">
         <w:r>
           <w:rPr>
             <w:color w:val="0563C1"/>
@@ -4861,7 +4861,7 @@
       <w:r>
         <w:t xml:space="preserve">Power, Samantha. “</w:t>
       </w:r>
-      <w:hyperlink w:history="1" r:id="rIdukfpv7p7g9f78tzr_op62">
+      <w:hyperlink w:history="1" r:id="rIdvjltiuhbplnax0sso7rnh">
         <w:r>
           <w:rPr>
             <w:color w:val="0563C1"/>
@@ -4889,7 +4889,7 @@
       <w:r>
         <w:t xml:space="preserve">Hirschon, Renée, ed. </w:t>
       </w:r>
-      <w:hyperlink w:history="1" r:id="rIdfcb1zwtcl7svzadwvppia">
+      <w:hyperlink w:history="1" r:id="rIdar908hvchqxjvgg1gffwa">
         <w:r>
           <w:rPr>
             <w:color w:val="0563C1"/>
@@ -4917,7 +4917,7 @@
       <w:r>
         <w:t xml:space="preserve">Rogan, Eugene. </w:t>
       </w:r>
-      <w:hyperlink w:history="1" r:id="rIdzatxezwbhfy3jmn2hsny-">
+      <w:hyperlink w:history="1" r:id="rIdsbrlbnkjfj41phbtvoas_">
         <w:r>
           <w:rPr>
             <w:color w:val="0563C1"/>
@@ -4945,7 +4945,7 @@
       <w:r>
         <w:t xml:space="preserve">Barr, James. </w:t>
       </w:r>
-      <w:hyperlink w:history="1" r:id="rIdwiti8eumvg-io8sbc6b6m">
+      <w:hyperlink w:history="1" r:id="rId5oz-bmsyzxxe8oomuu1wx">
         <w:r>
           <w:rPr>
             <w:color w:val="0563C1"/>
@@ -4973,7 +4973,7 @@
       <w:r>
         <w:t xml:space="preserve">McDowall, David. </w:t>
       </w:r>
-      <w:hyperlink w:history="1" r:id="rId4h7vstwz9jvqlaetcw7dm">
+      <w:hyperlink w:history="1" r:id="rId26i-t-kxk6qafjegc5kmu">
         <w:r>
           <w:rPr>
             <w:color w:val="0563C1"/>
@@ -5001,7 +5001,7 @@
       <w:r>
         <w:t xml:space="preserve">Abrahamian, Ervand. </w:t>
       </w:r>
-      <w:hyperlink w:history="1" r:id="rIddgdxdprg6wnjscciixvzi">
+      <w:hyperlink w:history="1" r:id="rIdqd5j53fzc0iw7y8ipy3gi">
         <w:r>
           <w:rPr>
             <w:color w:val="0563C1"/>
@@ -5029,7 +5029,7 @@
       <w:r>
         <w:t xml:space="preserve">Razoux, Pierre. </w:t>
       </w:r>
-      <w:hyperlink w:history="1" r:id="rIdgxnsiebtrnca65pfsy_x-">
+      <w:hyperlink w:history="1" r:id="rIdj98eaak2wxqc1bip42plr">
         <w:r>
           <w:rPr>
             <w:color w:val="0563C1"/>
@@ -5077,7 +5077,7 @@
       <w:r>
         <w:t xml:space="preserve">Clark, Christopher. </w:t>
       </w:r>
-      <w:hyperlink w:history="1" r:id="rIdy90at-dkrg4-1fwbj1e2u">
+      <w:hyperlink w:history="1" r:id="rId9ahpftn2tvx27yxhxc6jx">
         <w:r>
           <w:rPr>
             <w:color w:val="0563C1"/>
@@ -5105,7 +5105,7 @@
       <w:r>
         <w:t xml:space="preserve">Strachan, Hew. </w:t>
       </w:r>
-      <w:hyperlink w:history="1" r:id="rIdzvnp8kjihco5omfiacmyo">
+      <w:hyperlink w:history="1" r:id="rIdoyqumfjczngeo6ujlortl">
         <w:r>
           <w:rPr>
             <w:color w:val="0563C1"/>
@@ -5149,7 +5149,7 @@
       <w:r>
         <w:t xml:space="preserve">Weintraub, Stanley. </w:t>
       </w:r>
-      <w:hyperlink w:history="1" r:id="rIdpev_a-6-nedvcrbuw9axk">
+      <w:hyperlink w:history="1" r:id="rIdme40yhtdn6613de95jszi">
         <w:r>
           <w:rPr>
             <w:color w:val="0563C1"/>
@@ -5177,7 +5177,7 @@
       <w:r>
         <w:t xml:space="preserve">Johnson, Niall P. A. S., and Juergen Mueller. “</w:t>
       </w:r>
-      <w:hyperlink w:history="1" r:id="rIdgnbbno5jojc5fx5xq6uvf">
+      <w:hyperlink w:history="1" r:id="rId_mne2yrsbglsb7yfn0zhy">
         <w:r>
           <w:rPr>
             <w:color w:val="0563C1"/>
@@ -5205,7 +5205,7 @@
       <w:r>
         <w:t xml:space="preserve">Spreeuwenberg, Peter, et al. “</w:t>
       </w:r>
-      <w:hyperlink w:history="1" r:id="rId0zgldtgpopsgxjvx4nlqb">
+      <w:hyperlink w:history="1" r:id="rId97jssmv-ehamytspfwaqu">
         <w:r>
           <w:rPr>
             <w:color w:val="0563C1"/>
@@ -5233,7 +5233,7 @@
       <w:r>
         <w:t xml:space="preserve">Keynes, John Maynard. </w:t>
       </w:r>
-      <w:hyperlink w:history="1" r:id="rIdfc-snxjcfcqdhzmfj32sv">
+      <w:hyperlink w:history="1" r:id="rIdcbc8ev_mpoewdjcrnbxqp">
         <w:r>
           <w:rPr>
             <w:color w:val="0563C1"/>
@@ -5281,7 +5281,7 @@
       <w:r>
         <w:t xml:space="preserve">Evans, Richard J. </w:t>
       </w:r>
-      <w:hyperlink w:history="1" r:id="rIdixvqse9-2ex32r1-ybbef">
+      <w:hyperlink w:history="1" r:id="rIdveciqprm_8rjurtwov0--">
         <w:r>
           <w:rPr>
             <w:color w:val="0563C1"/>
@@ -5309,7 +5309,7 @@
       <w:r>
         <w:t xml:space="preserve">Hilberg, Raul. </w:t>
       </w:r>
-      <w:hyperlink w:history="1" r:id="rIdxg_jh103rlqva5flzp5nq">
+      <w:hyperlink w:history="1" r:id="rIdbvxxveydzohe7yagty_fi">
         <w:r>
           <w:rPr>
             <w:color w:val="0563C1"/>
@@ -5337,7 +5337,7 @@
       <w:r>
         <w:t xml:space="preserve">Kiernan, Ben. </w:t>
       </w:r>
-      <w:hyperlink w:history="1" r:id="rIdo95hq5jghnskop9wmkoex">
+      <w:hyperlink w:history="1" r:id="rIdlbw4eore4y_hilbyq7jmw">
         <w:r>
           <w:rPr>
             <w:color w:val="0563C1"/>
@@ -5365,7 +5365,7 @@
       <w:r>
         <w:t xml:space="preserve">Levitsky, Steven, and Daniel Ziblatt. </w:t>
       </w:r>
-      <w:hyperlink w:history="1" r:id="rIdnatfumbliuo-xfpojg0g6">
+      <w:hyperlink w:history="1" r:id="rIdx7gg200pm_oktxbinvtd5">
         <w:r>
           <w:rPr>
             <w:color w:val="0563C1"/>
@@ -5393,7 +5393,7 @@
       <w:r>
         <w:t xml:space="preserve">Neiman, Susan. </w:t>
       </w:r>
-      <w:hyperlink w:history="1" r:id="rIdry7cadrk11wxtm79qd0e2">
+      <w:hyperlink w:history="1" r:id="rId5g4co4chyg0jj35t4xl38">
         <w:r>
           <w:rPr>
             <w:color w:val="0563C1"/>
@@ -5437,7 +5437,7 @@
       <w:r>
         <w:t xml:space="preserve">Broberg, Gunnar, and Nils Roll-Hansen, eds. </w:t>
       </w:r>
-      <w:hyperlink w:history="1" r:id="rIdflpz28axckbpi68gmpgay">
+      <w:hyperlink w:history="1" r:id="rIddjj_b1e-coosrzyac3fij">
         <w:r>
           <w:rPr>
             <w:color w:val="0563C1"/>
@@ -5485,7 +5485,7 @@
       <w:r>
         <w:t xml:space="preserve">Jansen, Marius B. </w:t>
       </w:r>
-      <w:hyperlink w:history="1" r:id="rIdl8i75xaobtew1kqhzd3oy">
+      <w:hyperlink w:history="1" r:id="rIddf1_4c_x4ia44zchpo8dg">
         <w:r>
           <w:rPr>
             <w:color w:val="0563C1"/>
@@ -5513,7 +5513,7 @@
       <w:r>
         <w:t xml:space="preserve">Fogel, Joshua A., ed. </w:t>
       </w:r>
-      <w:hyperlink w:history="1" r:id="rId29wuqhj2qjjkhfgwpimyu">
+      <w:hyperlink w:history="1" r:id="rIdkmd87b2luwnesq8na1hjk">
         <w:r>
           <w:rPr>
             <w:color w:val="0563C1"/>
@@ -5541,7 +5541,7 @@
       <w:r>
         <w:t xml:space="preserve">Ohnuki-Tierney, Emiko. </w:t>
       </w:r>
-      <w:hyperlink w:history="1" r:id="rIdsudrg05hfuvixfmtgwke0">
+      <w:hyperlink w:history="1" r:id="rIdlkvtumebl31dvqznp5c_k">
         <w:r>
           <w:rPr>
             <w:color w:val="0563C1"/>
@@ -5569,7 +5569,7 @@
       <w:r>
         <w:t xml:space="preserve">Dower, John W. </w:t>
       </w:r>
-      <w:hyperlink w:history="1" r:id="rIdcexfe1foyxkpk-x2kwinc">
+      <w:hyperlink w:history="1" r:id="rId6ywfcpewrqlpeflmjt7sg">
         <w:r>
           <w:rPr>
             <w:color w:val="0563C1"/>
@@ -5617,7 +5617,7 @@
       <w:r>
         <w:t xml:space="preserve">Duggan, Christopher. </w:t>
       </w:r>
-      <w:hyperlink w:history="1" r:id="rIdk-pmawl207bdz5osnolp_">
+      <w:hyperlink w:history="1" r:id="rIdyujqiqsfin99louxvix4k">
         <w:r>
           <w:rPr>
             <w:color w:val="0563C1"/>
@@ -5645,7 +5645,7 @@
       <w:r>
         <w:t xml:space="preserve">Bosworth, R. J. B. </w:t>
       </w:r>
-      <w:hyperlink w:history="1" r:id="rIdwh0-3jfnusavkpdhu-bmj">
+      <w:hyperlink w:history="1" r:id="rIdrffgqkwmd0nqfq3x2owag">
         <w:r>
           <w:rPr>
             <w:color w:val="0563C1"/>
@@ -5673,7 +5673,7 @@
       <w:r>
         <w:t xml:space="preserve">Domenico, Roy Palmer. </w:t>
       </w:r>
-      <w:hyperlink w:history="1" r:id="rIdy7yazrix45sdy8us7hsdd">
+      <w:hyperlink w:history="1" r:id="rIdqje-mizb_267qgaozv6sm">
         <w:r>
           <w:rPr>
             <w:color w:val="0563C1"/>
@@ -5721,7 +5721,7 @@
       <w:r>
         <w:t xml:space="preserve">Menocal, María Rosa. </w:t>
       </w:r>
-      <w:hyperlink w:history="1" r:id="rIdeccqp9l3v5amrx2rslqpt">
+      <w:hyperlink w:history="1" r:id="rIdqe_u5eb_gmhrely2r_501">
         <w:r>
           <w:rPr>
             <w:color w:val="0563C1"/>
@@ -5749,7 +5749,7 @@
       <w:r>
         <w:t xml:space="preserve">Fernández-Morera, Darío. </w:t>
       </w:r>
-      <w:hyperlink w:history="1" r:id="rIddmolhbkfp_va1a3w4m9bg">
+      <w:hyperlink w:history="1" r:id="rIdwkq2woqvo8tmeypmi0arl">
         <w:r>
           <w:rPr>
             <w:color w:val="0563C1"/>
@@ -5777,7 +5777,7 @@
       <w:r>
         <w:t xml:space="preserve">Kraemer, Joel L. </w:t>
       </w:r>
-      <w:hyperlink w:history="1" r:id="rIdwkhprj5mmzwuazfpl5col">
+      <w:hyperlink w:history="1" r:id="rId5v1i6hnliaxmsoqjatjxl">
         <w:r>
           <w:rPr>
             <w:color w:val="0563C1"/>
@@ -5805,7 +5805,7 @@
       <w:r>
         <w:t xml:space="preserve">Preston, Paul. </w:t>
       </w:r>
-      <w:hyperlink w:history="1" r:id="rIdxeg--tbnhls57z04_z0qv">
+      <w:hyperlink w:history="1" r:id="rIdewywg-gnubj6nhnskzoxz">
         <w:r>
           <w:rPr>
             <w:color w:val="0563C1"/>
@@ -5833,7 +5833,7 @@
       <w:r>
         <w:t xml:space="preserve">Aguilar, Paloma. </w:t>
       </w:r>
-      <w:hyperlink w:history="1" r:id="rIdlyky9iuc9b38rxcvw54fc">
+      <w:hyperlink w:history="1" r:id="rIdzmbvope3hhyuuvlg9uugh">
         <w:r>
           <w:rPr>
             <w:color w:val="0563C1"/>
@@ -5897,7 +5897,7 @@
       <w:r>
         <w:t xml:space="preserve">Applebaum, Anne. </w:t>
       </w:r>
-      <w:hyperlink w:history="1" r:id="rIdzbybeczl24xu9jgd1pyin">
+      <w:hyperlink w:history="1" r:id="rId1_9xgqj9fgo8drkc4bpls">
         <w:r>
           <w:rPr>
             <w:color w:val="0563C1"/>
@@ -5925,7 +5925,7 @@
       <w:r>
         <w:t xml:space="preserve">Applebaum, Anne. </w:t>
       </w:r>
-      <w:hyperlink w:history="1" r:id="rIdgkpoj2fatgl69cjh8kilj">
+      <w:hyperlink w:history="1" r:id="rId_oz6fojcosx93kq-dwqbk">
         <w:r>
           <w:rPr>
             <w:color w:val="0563C1"/>
@@ -5953,7 +5953,7 @@
       <w:r>
         <w:t xml:space="preserve">Sanford, George. </w:t>
       </w:r>
-      <w:hyperlink w:history="1" r:id="rIdff-mu30tfl-6q3azbtfrp">
+      <w:hyperlink w:history="1" r:id="rIdcmq_yvugvj6wtt4ac9pi4">
         <w:r>
           <w:rPr>
             <w:color w:val="0563C1"/>
@@ -5981,7 +5981,7 @@
       <w:r>
         <w:t xml:space="preserve">Plokhy, Serhii. </w:t>
       </w:r>
-      <w:hyperlink w:history="1" r:id="rId78s_2qbvcqhirhtk5t2-0">
+      <w:hyperlink w:history="1" r:id="rId9wncxkoyyl0hy3eahiif4">
         <w:r>
           <w:rPr>
             <w:color w:val="0563C1"/>
@@ -6009,7 +6009,7 @@
       <w:r>
         <w:t xml:space="preserve">Roberts, Geoffrey. </w:t>
       </w:r>
-      <w:hyperlink w:history="1" r:id="rIdxt-zdglevbohgla0tutks">
+      <w:hyperlink w:history="1" r:id="rId1bcbcqs65hgtvtzbuej_e">
         <w:r>
           <w:rPr>
             <w:color w:val="0563C1"/>
@@ -6057,7 +6057,7 @@
       <w:r>
         <w:t xml:space="preserve">Dikötter, Frank. </w:t>
       </w:r>
-      <w:hyperlink w:history="1" r:id="rIdoqas-06wx7qbunmhc8gkw">
+      <w:hyperlink w:history="1" r:id="rIdq2zilohjaltxoyuyws35k">
         <w:r>
           <w:rPr>
             <w:color w:val="0563C1"/>
@@ -6085,7 +6085,7 @@
       <w:r>
         <w:t xml:space="preserve">Yang Jisheng. </w:t>
       </w:r>
-      <w:hyperlink w:history="1" r:id="rId4k36eulg2pch2dtmitstr">
+      <w:hyperlink w:history="1" r:id="rId_o2z_cznenaoptp7tmifq">
         <w:r>
           <w:rPr>
             <w:color w:val="0563C1"/>
@@ -6113,7 +6113,7 @@
       <w:r>
         <w:t xml:space="preserve">MacFarquhar, Roderick, and Michael Schoenhals. </w:t>
       </w:r>
-      <w:hyperlink w:history="1" r:id="rId4bru8c4f_nff7ovyglp5j">
+      <w:hyperlink w:history="1" r:id="rIdl4egdyyucsm62vs6habfp">
         <w:r>
           <w:rPr>
             <w:color w:val="0563C1"/>
@@ -6141,7 +6141,7 @@
       <w:r>
         <w:t xml:space="preserve">Jambeck, Jenna R., et al. “</w:t>
       </w:r>
-      <w:hyperlink w:history="1" r:id="rIdblosphnvx7n_j7ydjfuwz">
+      <w:hyperlink w:history="1" r:id="rIdrpyetbmtkxxz8zahlgrb5">
         <w:r>
           <w:rPr>
             <w:color w:val="0563C1"/>
@@ -6169,7 +6169,7 @@
       <w:r>
         <w:t xml:space="preserve">Meijer, Lourens J. J., et al. “</w:t>
       </w:r>
-      <w:hyperlink w:history="1" r:id="rIdwjlxoq7qvlpevtaqra-v_">
+      <w:hyperlink w:history="1" r:id="rIdqnrvhwuficfeofqizttt2">
         <w:r>
           <w:rPr>
             <w:color w:val="0563C1"/>
@@ -6197,7 +6197,7 @@
       <w:r>
         <w:t xml:space="preserve">Economy, Elizabeth C. </w:t>
       </w:r>
-      <w:hyperlink w:history="1" r:id="rId6xktslh6ya2mdt37pbw6b">
+      <w:hyperlink w:history="1" r:id="rIduidwhuev1vztioyo0yxuz">
         <w:r>
           <w:rPr>
             <w:color w:val="0563C1"/>
@@ -6257,7 +6257,7 @@
       <w:r>
         <w:t xml:space="preserve">McDonell, Stephen. “</w:t>
       </w:r>
-      <w:hyperlink w:history="1" r:id="rIdp6ywyernznropcgdonkfe">
+      <w:hyperlink w:history="1" r:id="rId3v_amhlwpkvo9opj3kgl2">
         <w:r>
           <w:rPr>
             <w:color w:val="0563C1"/>
@@ -6285,7 +6285,7 @@
       <w:r>
         <w:t xml:space="preserve">Agence France-Presse. “‘Oh, Bother’: </w:t>
       </w:r>
-      <w:hyperlink w:history="1" r:id="rIdzn7_nfvcgvxfak1obu6bu">
+      <w:hyperlink w:history="1" r:id="rIdu7m7amvxfsrkk8gql5sdn">
         <w:r>
           <w:rPr>
             <w:color w:val="0563C1"/>
@@ -6333,7 +6333,7 @@
       <w:r>
         <w:t xml:space="preserve">Schama, Simon. </w:t>
       </w:r>
-      <w:hyperlink w:history="1" r:id="rIdy51b0jllrqhau4o61-d5l">
+      <w:hyperlink w:history="1" r:id="rIdzta3jtytyetrw4qeugsn0">
         <w:r>
           <w:rPr>
             <w:color w:val="0563C1"/>
@@ -6361,7 +6361,7 @@
       <w:r>
         <w:t xml:space="preserve">Finkelstein, Israel, and Neil Asher Silberman. </w:t>
       </w:r>
-      <w:hyperlink w:history="1" r:id="rIdjevkphcqfzsp0xmt7axlc">
+      <w:hyperlink w:history="1" r:id="rIdwcq2eunq3qsajlkpv2_ac">
         <w:r>
           <w:rPr>
             <w:color w:val="0563C1"/>
@@ -6389,7 +6389,7 @@
       <w:r>
         <w:t xml:space="preserve">VanderKam, James C. </w:t>
       </w:r>
-      <w:hyperlink w:history="1" r:id="rIdzunzqd_hezl3j2pvuotwo">
+      <w:hyperlink w:history="1" r:id="rIdufc8fbghjyt6ttegto0tz">
         <w:r>
           <w:rPr>
             <w:color w:val="0563C1"/>
@@ -6417,7 +6417,7 @@
       <w:r>
         <w:t xml:space="preserve">Magness, Jodi. </w:t>
       </w:r>
-      <w:hyperlink w:history="1" r:id="rId88jytezzmg-tduwra52ec">
+      <w:hyperlink w:history="1" r:id="rIdlg1mdrhh9pxngkve4eyok">
         <w:r>
           <w:rPr>
             <w:color w:val="0563C1"/>
@@ -6445,7 +6445,7 @@
       <w:r>
         <w:t xml:space="preserve">Morris, Benny. </w:t>
       </w:r>
-      <w:hyperlink w:history="1" r:id="rIdqhqdcihh27b6hm1asoz2b">
+      <w:hyperlink w:history="1" r:id="rIdq__evheoq0klbnpm-ipkz">
         <w:r>
           <w:rPr>
             <w:color w:val="0563C1"/>
@@ -6493,7 +6493,7 @@
       <w:r>
         <w:t xml:space="preserve">Gaddis, John Lewis. </w:t>
       </w:r>
-      <w:hyperlink w:history="1" r:id="rIdx0bmu57pf7zhhzcwiys7-">
+      <w:hyperlink w:history="1" r:id="rIdypmgbf_b4clz4kgjvtoht">
         <w:r>
           <w:rPr>
             <w:color w:val="0563C1"/>
@@ -6521,7 +6521,7 @@
       <w:r>
         <w:t xml:space="preserve">Savranskaya, Svetlana V. “</w:t>
       </w:r>
-      <w:hyperlink w:history="1" r:id="rIdv58mrxiart9-jlnp7xf9g">
+      <w:hyperlink w:history="1" r:id="rIdos_lqqeshvl8ur6c2bmhj">
         <w:r>
           <w:rPr>
             <w:color w:val="0563C1"/>
@@ -6549,7 +6549,7 @@
       <w:r>
         <w:t xml:space="preserve">Hoffman, David E. </w:t>
       </w:r>
-      <w:hyperlink w:history="1" r:id="rIdrwhco3fio713isw0yt0-p">
+      <w:hyperlink w:history="1" r:id="rIdyyvhtvwovdewegithbndm">
         <w:r>
           <w:rPr>
             <w:color w:val="0563C1"/>
@@ -6577,7 +6577,7 @@
       <w:r>
         <w:t xml:space="preserve">Rhodes, Richard. </w:t>
       </w:r>
-      <w:hyperlink w:history="1" r:id="rIdlck41txbvumjl4jado3an">
+      <w:hyperlink w:history="1" r:id="rIdg8_qk2azz6axoxf9go14k">
         <w:r>
           <w:rPr>
             <w:color w:val="0563C1"/>
@@ -6605,7 +6605,7 @@
       <w:r>
         <w:t xml:space="preserve">Niedenthal, Jack. </w:t>
       </w:r>
-      <w:hyperlink w:history="1" r:id="rIdiytggtvd6nkvozrtctaaw">
+      <w:hyperlink w:history="1" r:id="rId-kiyniwwkd3podhflegri">
         <w:r>
           <w:rPr>
             <w:color w:val="0563C1"/>
@@ -6653,7 +6653,7 @@
       <w:r>
         <w:t xml:space="preserve">NASA. “</w:t>
       </w:r>
-      <w:hyperlink w:history="1" r:id="rIddxb5lng9abxmnt_wu2e9l">
+      <w:hyperlink w:history="1" r:id="rIdmx9bsqqlf53fr3ug3nakv">
         <w:r>
           <w:rPr>
             <w:color w:val="0563C1"/>
@@ -6681,7 +6681,7 @@
       <w:r>
         <w:t xml:space="preserve">Chaikin, Andrew. </w:t>
       </w:r>
-      <w:hyperlink w:history="1" r:id="rIdsvshvospy99fa1fkmkdgu">
+      <w:hyperlink w:history="1" r:id="rIdfj-hcngrhamkuez0pvx2d">
         <w:r>
           <w:rPr>
             <w:color w:val="0563C1"/>
@@ -6709,7 +6709,7 @@
       <w:r>
         <w:t xml:space="preserve">Siddiqi, Asif A. </w:t>
       </w:r>
-      <w:hyperlink w:history="1" r:id="rIdn_jlo79xh-mxb8-opsg-s">
+      <w:hyperlink w:history="1" r:id="rIdtigue0-8urawppwit365d">
         <w:r>
           <w:rPr>
             <w:color w:val="0563C1"/>
@@ -6737,7 +6737,7 @@
       <w:r>
         <w:t xml:space="preserve">Colaprete, Anthony, et al. “</w:t>
       </w:r>
-      <w:hyperlink w:history="1" r:id="rIdfx0qopxm3kyaudtcup5yp">
+      <w:hyperlink w:history="1" r:id="rIdxxc5jlfkwbpl5f5c7jsdq">
         <w:r>
           <w:rPr>
             <w:color w:val="0563C1"/>
@@ -6765,7 +6765,7 @@
       <w:r>
         <w:t xml:space="preserve">Sheehan, William. </w:t>
       </w:r>
-      <w:hyperlink w:history="1" r:id="rId0pqtn-kqmtl3c2qfrtsdr">
+      <w:hyperlink w:history="1" r:id="rIdekgmcjdzcsddkohhvgjil">
         <w:r>
           <w:rPr>
             <w:color w:val="0563C1"/>
@@ -6793,7 +6793,7 @@
       <w:r>
         <w:t xml:space="preserve">Grotzinger, John P., et al. “</w:t>
       </w:r>
-      <w:hyperlink w:history="1" r:id="rIdpa3lpaq5t640d__ps1-ws">
+      <w:hyperlink w:history="1" r:id="rId5hmpih0ufm5i99w5ovs1f">
         <w:r>
           <w:rPr>
             <w:color w:val="0563C1"/>
@@ -6821,7 +6821,7 @@
       <w:r>
         <w:t xml:space="preserve">Mangold, Nicolas, et al. “</w:t>
       </w:r>
-      <w:hyperlink w:history="1" r:id="rIdcq4k9pnbc_cruwgdzmysz">
+      <w:hyperlink w:history="1" r:id="rIdwl7ccdhef-b2pop0pwayl">
         <w:r>
           <w:rPr>
             <w:color w:val="0563C1"/>
@@ -6869,7 +6869,7 @@
       <w:r>
         <w:t xml:space="preserve">Ashby, Neil. “</w:t>
       </w:r>
-      <w:hyperlink w:history="1" r:id="rIdpdxwg9tbdcuzs_tr3wznm">
+      <w:hyperlink w:history="1" r:id="rIdtpe9ujeung_dpy1qyyba7">
         <w:r>
           <w:rPr>
             <w:color w:val="0563C1"/>
@@ -6897,7 +6897,7 @@
       <w:r>
         <w:t xml:space="preserve">Dyson, F. W., A. S. Eddington, and C. Davidson. “</w:t>
       </w:r>
-      <w:hyperlink w:history="1" r:id="rId1adrwysr28nxwolfhogiv">
+      <w:hyperlink w:history="1" r:id="rIdhzzyilkafkjfikye-ahjk">
         <w:r>
           <w:rPr>
             <w:color w:val="0563C1"/>
@@ -6925,7 +6925,7 @@
       <w:r>
         <w:t xml:space="preserve">Au, Whitlow W. L. </w:t>
       </w:r>
-      <w:hyperlink w:history="1" r:id="rIdzgzyyhh_zk3pyxyriw4pp">
+      <w:hyperlink w:history="1" r:id="rIdm8uk-vrwtkx5pcmx2nsso">
         <w:r>
           <w:rPr>
             <w:color w:val="0563C1"/>
@@ -6948,12 +6948,28 @@
           <w:i/>
           <w:iCs/>
         </w:rPr>
+        <w:t xml:space="preserve">The word ‘sonar’ coined at Harvard’s wartime Underwater Sound Laboratory. </w:t>
+      </w:r>
+      <w:r>
+        <w:t xml:space="preserve">Pestorius, Frederick M., and David T. Blackstock. “Contributions to the Development of Underwater Acoustics at the Harvard Underwater Sound Laboratory (HUSL).” Proceedings of Meetings on Acoustics 23 (2015): 070008.</w:t>
+      </w:r>
+    </w:p>
+    <w:p>
+      <w:pPr>
+        <w:spacing w:after="120"/>
+        <w:ind w:left="360" w:hanging="360"/>
+      </w:pPr>
+      <w:r>
+        <w:rPr>
+          <w:i/>
+          <w:iCs/>
+        </w:rPr>
         <w:t xml:space="preserve">The holographic principle. </w:t>
       </w:r>
       <w:r>
         <w:t xml:space="preserve">Susskind, Leonard. “</w:t>
       </w:r>
-      <w:hyperlink w:history="1" r:id="rIdpjvcgpgtiqkpxbdqy1mnl">
+      <w:hyperlink w:history="1" r:id="rIdqipu_boeofcjhnju8sapx">
         <w:r>
           <w:rPr>
             <w:color w:val="0563C1"/>
@@ -6976,12 +6992,28 @@
           <w:i/>
           <w:iCs/>
         </w:rPr>
+        <w:t xml:space="preserve">Gordon Gould’s 1957 coinage of ‘laser’. </w:t>
+      </w:r>
+      <w:r>
+        <w:t xml:space="preserve">Hecht, Jeff. “Short History of Laser Development.” Optical Engineering 49, no. 9 (2010): 091002.</w:t>
+      </w:r>
+    </w:p>
+    <w:p>
+      <w:pPr>
+        <w:spacing w:after="120"/>
+        <w:ind w:left="360" w:hanging="360"/>
+      </w:pPr>
+      <w:r>
+        <w:rPr>
+          <w:i/>
+          <w:iCs/>
+        </w:rPr>
         <w:t xml:space="preserve">Mendeleev’s table and the predicted elements. </w:t>
       </w:r>
       <w:r>
         <w:t xml:space="preserve">Scerri, Eric R. </w:t>
       </w:r>
-      <w:hyperlink w:history="1" r:id="rIdrdywuppsmh96bodmatkv1">
+      <w:hyperlink w:history="1" r:id="rIdfx_lnnxqf_klk_vheitzq">
         <w:r>
           <w:rPr>
             <w:color w:val="0563C1"/>
@@ -7009,7 +7041,7 @@
       <w:r>
         <w:t xml:space="preserve">Erisman, Jan Willem, et al. “</w:t>
       </w:r>
-      <w:hyperlink w:history="1" r:id="rIdviuhjeui2rorrdymvksll">
+      <w:hyperlink w:history="1" r:id="rIdy8kvefz4-lnovtveafrfz">
         <w:r>
           <w:rPr>
             <w:color w:val="0563C1"/>
@@ -7037,7 +7069,7 @@
       <w:r>
         <w:t xml:space="preserve">Watson, J. D., and F. H. C. Crick. “</w:t>
       </w:r>
-      <w:hyperlink w:history="1" r:id="rId9x2yqtqbpyvbby1-c-0l3">
+      <w:hyperlink w:history="1" r:id="rIdscnyk2qk5vqjx6s8ljjpt">
         <w:r>
           <w:rPr>
             <w:color w:val="0563C1"/>
@@ -7065,7 +7097,7 @@
       <w:r>
         <w:t xml:space="preserve">Franklin, Rosalind E., and R. G. Gosling. “</w:t>
       </w:r>
-      <w:hyperlink w:history="1" r:id="rIdtiuyqbtx2oy5nfn3_fkpf">
+      <w:hyperlink w:history="1" r:id="rId94me4ef1u4uvthuquwntl">
         <w:r>
           <w:rPr>
             <w:color w:val="0563C1"/>
@@ -7093,7 +7125,7 @@
       <w:r>
         <w:t xml:space="preserve">International Human Genome Sequencing Consortium. “</w:t>
       </w:r>
-      <w:hyperlink w:history="1" r:id="rIddm-7xjliakzeg503qvt9c">
+      <w:hyperlink w:history="1" r:id="rId9xxpqolpin-micxuarhbl">
         <w:r>
           <w:rPr>
             <w:color w:val="0563C1"/>
@@ -7121,7 +7153,7 @@
       <w:r>
         <w:t xml:space="preserve">International Human Genome Sequencing Consortium. “</w:t>
       </w:r>
-      <w:hyperlink w:history="1" r:id="rIdg-tzdnsm_-f0ouovzn3mq">
+      <w:hyperlink w:history="1" r:id="rIdflttjrnq2tpxpwppjb_wf">
         <w:r>
           <w:rPr>
             <w:color w:val="0563C1"/>
@@ -7149,7 +7181,7 @@
       <w:r>
         <w:t xml:space="preserve">Nurk, Sergey, et al. “</w:t>
       </w:r>
-      <w:hyperlink w:history="1" r:id="rIdjalifivr9mg8i1crgh1tq">
+      <w:hyperlink w:history="1" r:id="rIdld6qnvezgwu_bqo7i_rjj">
         <w:r>
           <w:rPr>
             <w:color w:val="0563C1"/>
@@ -7177,7 +7209,7 @@
       <w:r>
         <w:t xml:space="preserve">Vine, F. J., and D. H. Matthews. “</w:t>
       </w:r>
-      <w:hyperlink w:history="1" r:id="rIdpl3g2qze78gtswej5iu8y">
+      <w:hyperlink w:history="1" r:id="rId1-_7gadzypcno5byqjtll">
         <w:r>
           <w:rPr>
             <w:color w:val="0563C1"/>
@@ -7205,7 +7237,7 @@
       <w:r>
         <w:t xml:space="preserve">Alpher, Ralph A., and Robert Herman. “</w:t>
       </w:r>
-      <w:hyperlink w:history="1" r:id="rIdsmoteiuakyco9qf0uvipi">
+      <w:hyperlink w:history="1" r:id="rIdn4bgrti-1vym31wojuo3l">
         <w:r>
           <w:rPr>
             <w:color w:val="0563C1"/>
@@ -7233,7 +7265,7 @@
       <w:r>
         <w:t xml:space="preserve">Penzias, A. A., and R. W. Wilson. “</w:t>
       </w:r>
-      <w:hyperlink w:history="1" r:id="rIdxu4q_kw9rttypylbj5m4m">
+      <w:hyperlink w:history="1" r:id="rIdb2wxj1kqr6hpcwbnq-a3d">
         <w:r>
           <w:rPr>
             <w:color w:val="0563C1"/>
@@ -7261,7 +7293,7 @@
       <w:r>
         <w:t xml:space="preserve">Fleischmann, Martin, and Stanley Pons. “</w:t>
       </w:r>
-      <w:hyperlink w:history="1" r:id="rIdr3qohmi4v0jjtqmlwmre1">
+      <w:hyperlink w:history="1" r:id="rId2qdfn5yth_fwrnj5rjiiq">
         <w:r>
           <w:rPr>
             <w:color w:val="0563C1"/>
@@ -7289,7 +7321,7 @@
       <w:r>
         <w:t xml:space="preserve">Wolfe-Simon, Felisa, et al. “</w:t>
       </w:r>
-      <w:hyperlink w:history="1" r:id="rId8j8j6sq4vh-z4bcwj5ymd">
+      <w:hyperlink w:history="1" r:id="rIdqwx8wqkd29nbywpnvvt-7">
         <w:r>
           <w:rPr>
             <w:color w:val="0563C1"/>
@@ -7317,7 +7349,7 @@
       <w:r>
         <w:t xml:space="preserve">Reaves, Marshall Louis, et al. “</w:t>
       </w:r>
-      <w:hyperlink w:history="1" r:id="rIdtuzi-bfuzmdgvxhhvzyfe">
+      <w:hyperlink w:history="1" r:id="rIdimhbfetsznk5lweprrvb-">
         <w:r>
           <w:rPr>
             <w:color w:val="0563C1"/>
@@ -7365,7 +7397,7 @@
       <w:r>
         <w:t xml:space="preserve">Dalrymple, William. </w:t>
       </w:r>
-      <w:hyperlink w:history="1" r:id="rId4i7mj4oolp5rvowg8khqr">
+      <w:hyperlink w:history="1" r:id="rId74qjqlkosuta4gj1tky6w">
         <w:r>
           <w:rPr>
             <w:color w:val="0563C1"/>
@@ -7393,7 +7425,7 @@
       <w:r>
         <w:t xml:space="preserve">Maddison, Angus. </w:t>
       </w:r>
-      <w:hyperlink w:history="1" r:id="rIds1d9nm7lxuq3qxon7f6jf">
+      <w:hyperlink w:history="1" r:id="rIdngphtklddbkqpncz8kyhd">
         <w:r>
           <w:rPr>
             <w:color w:val="0563C1"/>
@@ -7421,7 +7453,7 @@
       <w:r>
         <w:t xml:space="preserve">Sen, Amartya. </w:t>
       </w:r>
-      <w:hyperlink w:history="1" r:id="rId4deuo7z7jdobh4cibpnvi">
+      <w:hyperlink w:history="1" r:id="rIdefpcakdr2mvn-q_4yssip">
         <w:r>
           <w:rPr>
             <w:color w:val="0563C1"/>
@@ -7449,7 +7481,7 @@
       <w:r>
         <w:t xml:space="preserve">Khan, Yasmin. </w:t>
       </w:r>
-      <w:hyperlink w:history="1" r:id="rIdo-tu_uhwa8hvkxqu0_h9k">
+      <w:hyperlink w:history="1" r:id="rIdcps3heajoxabg-yqcugw1">
         <w:r>
           <w:rPr>
             <w:color w:val="0563C1"/>
@@ -7493,7 +7525,7 @@
       <w:r>
         <w:t xml:space="preserve">Elkins, Caroline. </w:t>
       </w:r>
-      <w:hyperlink w:history="1" r:id="rIdortkaxg7j3oo0og3ak_cf">
+      <w:hyperlink w:history="1" r:id="rIdi17p-vgdr41-riizajrvo">
         <w:r>
           <w:rPr>
             <w:color w:val="0563C1"/>
@@ -7521,7 +7553,7 @@
       <w:r>
         <w:t xml:space="preserve">Jansen, Jan C., and Jürgen Osterhammel. </w:t>
       </w:r>
-      <w:hyperlink w:history="1" r:id="rId42m3dif1ad387uy1dser4">
+      <w:hyperlink w:history="1" r:id="rIdelvy7ey7fvsmmmrstfjqo">
         <w:r>
           <w:rPr>
             <w:color w:val="0563C1"/>
@@ -7549,7 +7581,7 @@
       <w:r>
         <w:t xml:space="preserve">Des Forges, Alison. </w:t>
       </w:r>
-      <w:hyperlink w:history="1" r:id="rIdsax3bdihsgarazt687cpc">
+      <w:hyperlink w:history="1" r:id="rIdzseq4yo5vbea_fifqnm8g">
         <w:r>
           <w:rPr>
             <w:color w:val="0563C1"/>
@@ -7577,7 +7609,7 @@
       <w:r>
         <w:t xml:space="preserve">Newbury, Catharine. </w:t>
       </w:r>
-      <w:hyperlink w:history="1" r:id="rIdytfva00qp1kgj-welpaea">
+      <w:hyperlink w:history="1" r:id="rIdlxebexdmaa47rpgl8i7at">
         <w:r>
           <w:rPr>
             <w:color w:val="0563C1"/>
@@ -7625,7 +7657,7 @@
       <w:r>
         <w:t xml:space="preserve">Branch, Taylor. </w:t>
       </w:r>
-      <w:hyperlink w:history="1" r:id="rIds6yahri5hemuzrqkscbka">
+      <w:hyperlink w:history="1" r:id="rIdc4sncxaxypg6dbajwsgz4">
         <w:r>
           <w:rPr>
             <w:color w:val="0563C1"/>
@@ -7653,7 +7685,7 @@
       <w:r>
         <w:t xml:space="preserve">Hoose, Phillip. </w:t>
       </w:r>
-      <w:hyperlink w:history="1" r:id="rIdxifmigcv2fial1klxynuy">
+      <w:hyperlink w:history="1" r:id="rIdthrqdamg47xgdygxfjmna">
         <w:r>
           <w:rPr>
             <w:color w:val="0563C1"/>
@@ -7681,7 +7713,7 @@
       <w:r>
         <w:t xml:space="preserve">Tyson, Timothy B. </w:t>
       </w:r>
-      <w:hyperlink w:history="1" r:id="rIdgv95evtzsqwucsg93ej48">
+      <w:hyperlink w:history="1" r:id="rId4zralwhkpwvklkptsayld">
         <w:r>
           <w:rPr>
             <w:color w:val="0563C1"/>
@@ -7709,7 +7741,7 @@
       <w:r>
         <w:t xml:space="preserve">Mandela, Nelson. </w:t>
       </w:r>
-      <w:hyperlink w:history="1" r:id="rIddel0xrrhegwyzdcbjfvao">
+      <w:hyperlink w:history="1" r:id="rIdgznp3c2f3zxbysf5oqc7q">
         <w:r>
           <w:rPr>
             <w:color w:val="0563C1"/>
@@ -7753,7 +7785,7 @@
       <w:r>
         <w:t xml:space="preserve">Carter, David. </w:t>
       </w:r>
-      <w:hyperlink w:history="1" r:id="rIdld3tlyuz_hkvinupkfqmd">
+      <w:hyperlink w:history="1" r:id="rIdc8g8bht2ppwizly14tiok">
         <w:r>
           <w:rPr>
             <w:color w:val="0563C1"/>
@@ -7801,7 +7833,7 @@
       <w:r>
         <w:t xml:space="preserve">Turing, A. M. “</w:t>
       </w:r>
-      <w:hyperlink w:history="1" r:id="rIdvci1r5--y5mbkpgobb6oh">
+      <w:hyperlink w:history="1" r:id="rIdot4kmrrp2-rcftn139ydb">
         <w:r>
           <w:rPr>
             <w:color w:val="0563C1"/>
@@ -7829,7 +7861,7 @@
       <w:r>
         <w:t xml:space="preserve">Copeland, B. Jack, ed. </w:t>
       </w:r>
-      <w:hyperlink w:history="1" r:id="rIdqljy05sufniqklo6traey">
+      <w:hyperlink w:history="1" r:id="rIdh8osdfifsxvptlizn1abo">
         <w:r>
           <w:rPr>
             <w:color w:val="0563C1"/>
@@ -7857,7 +7889,7 @@
       <w:r>
         <w:t xml:space="preserve">Isaacson, Walter. </w:t>
       </w:r>
-      <w:hyperlink w:history="1" r:id="rIdt2hweu7xpjkf7qcxy98vz">
+      <w:hyperlink w:history="1" r:id="rId9wucd5zhnzni2w1llk1yd">
         <w:r>
           <w:rPr>
             <w:color w:val="0563C1"/>
@@ -7880,12 +7912,44 @@
           <w:i/>
           <w:iCs/>
         </w:rPr>
+        <w:t xml:space="preserve">“Google” added as a verb in 2006. </w:t>
+      </w:r>
+      <w:r>
+        <w:t xml:space="preserve">Harris, Scott D. “Dictionary Adds Verb: To Google.” San Jose Mercury News, July 7, 2006.</w:t>
+      </w:r>
+    </w:p>
+    <w:p>
+      <w:pPr>
+        <w:spacing w:after="120"/>
+        <w:ind w:left="360" w:hanging="360"/>
+      </w:pPr>
+      <w:r>
+        <w:rPr>
+          <w:i/>
+          <w:iCs/>
+        </w:rPr>
+        <w:t xml:space="preserve">Google’s trademark surviving a genericide challenge. </w:t>
+      </w:r>
+      <w:r>
+        <w:t xml:space="preserve">Elliott v. Google, Inc., 860 F.3d 1151 (9th Cir. 2017).</w:t>
+      </w:r>
+    </w:p>
+    <w:p>
+      <w:pPr>
+        <w:spacing w:after="120"/>
+        <w:ind w:left="360" w:hanging="360"/>
+      </w:pPr>
+      <w:r>
+        <w:rPr>
+          <w:i/>
+          <w:iCs/>
+        </w:rPr>
         <w:t xml:space="preserve">False news spreads faster than true. </w:t>
       </w:r>
       <w:r>
         <w:t xml:space="preserve">Vosoughi, Soroush, Deb Roy, and Sinan Aral. “</w:t>
       </w:r>
-      <w:hyperlink w:history="1" r:id="rIdqskmubbz3kf98orwbmx1m">
+      <w:hyperlink w:history="1" r:id="rIdw1osex4cpcs4tlpff_-zv">
         <w:r>
           <w:rPr>
             <w:color w:val="0563C1"/>
@@ -7933,7 +7997,7 @@
       <w:r>
         <w:t xml:space="preserve">Stuart, David. </w:t>
       </w:r>
-      <w:hyperlink w:history="1" r:id="rIdrwgtml6wgqus5dxh0sp4k">
+      <w:hyperlink w:history="1" r:id="rIdcmch4kfgx-brtaxejutll">
         <w:r>
           <w:rPr>
             <w:color w:val="0563C1"/>
@@ -7961,7 +8025,7 @@
       <w:r>
         <w:t xml:space="preserve">Aveni, Anthony. </w:t>
       </w:r>
-      <w:hyperlink w:history="1" r:id="rIdqwdzkey8zk4pv4nzadjbx">
+      <w:hyperlink w:history="1" r:id="rId4ah8va9x4w0kzrc6uxo-i">
         <w:r>
           <w:rPr>
             <w:color w:val="0563C1"/>
@@ -8009,7 +8073,7 @@
       <w:r>
         <w:t xml:space="preserve">Meech, Karen J., et al. “</w:t>
       </w:r>
-      <w:hyperlink w:history="1" r:id="rId5-ey_mmafsrozaxvftvgr">
+      <w:hyperlink w:history="1" r:id="rIdmtdljvlcahmtmaqevmpmj">
         <w:r>
           <w:rPr>
             <w:color w:val="0563C1"/>
@@ -8037,7 +8101,7 @@
       <w:r>
         <w:t xml:space="preserve">Micheli, Marco, et al. “</w:t>
       </w:r>
-      <w:hyperlink w:history="1" r:id="rIdr4tffvli9pnmzncui-aks">
+      <w:hyperlink w:history="1" r:id="rIdzw1hy8rw2hwqlwlqnaqqk">
         <w:r>
           <w:rPr>
             <w:color w:val="0563C1"/>
@@ -8065,7 +8129,7 @@
       <w:r>
         <w:t xml:space="preserve">‘Oumuamua ISSI Team. “</w:t>
       </w:r>
-      <w:hyperlink w:history="1" r:id="rIdzyjn9souzd094xsu9x7jg">
+      <w:hyperlink w:history="1" r:id="rId5sg-czc2n-zeih504myf0">
         <w:r>
           <w:rPr>
             <w:color w:val="0563C1"/>
@@ -8093,7 +8157,7 @@
       <w:r>
         <w:t xml:space="preserve">Staff at the National Astronomy and Ionosphere Center. “</w:t>
       </w:r>
-      <w:hyperlink w:history="1" r:id="rIdqxtzi2vcrs27jgrkdxxg8">
+      <w:hyperlink w:history="1" r:id="rIdxtv8xulvot1kdvbxvqsec">
         <w:r>
           <w:rPr>
             <w:color w:val="0563C1"/>
@@ -8157,7 +8221,7 @@
       <w:r>
         <w:t xml:space="preserve">Riley, James C. “</w:t>
       </w:r>
-      <w:hyperlink w:history="1" r:id="rId5yp1saf4kpq9bdiiuyovy">
+      <w:hyperlink w:history="1" r:id="rIdmcfjdcc5rfhyq1he2ilwu">
         <w:r>
           <w:rPr>
             <w:color w:val="0563C1"/>
@@ -8185,7 +8249,7 @@
       <w:r>
         <w:t xml:space="preserve">Bliss, Michael. </w:t>
       </w:r>
-      <w:hyperlink w:history="1" r:id="rIdwcdts4nhtgcmlc6c8at1h">
+      <w:hyperlink w:history="1" r:id="rIdrjxkcjnapo5wpwqfp9xtj">
         <w:r>
           <w:rPr>
             <w:color w:val="0563C1"/>
@@ -8213,7 +8277,7 @@
       <w:r>
         <w:t xml:space="preserve">Reverby, Susan M. </w:t>
       </w:r>
-      <w:hyperlink w:history="1" r:id="rId4yt72vhtj1kjx33k0h4fm">
+      <w:hyperlink w:history="1" r:id="rIdytvvgezrsp7liyffdn0iy">
         <w:r>
           <w:rPr>
             <w:color w:val="0563C1"/>
@@ -8241,7 +8305,7 @@
       <w:r>
         <w:t xml:space="preserve">Keefe, Patrick Radden. </w:t>
       </w:r>
-      <w:hyperlink w:history="1" r:id="rIdxm9palzlnn-rorokljfav">
+      <w:hyperlink w:history="1" r:id="rIdica_9kejtzzbshrumwpmi">
         <w:r>
           <w:rPr>
             <w:color w:val="0563C1"/>
@@ -8269,7 +8333,7 @@
       <w:r>
         <w:t xml:space="preserve">Antimicrobial Resistance Collaborators. “</w:t>
       </w:r>
-      <w:hyperlink w:history="1" r:id="rId-efehq62vc7tbkzsppew6">
+      <w:hyperlink w:history="1" r:id="rIdpp4qlrgitx8f8fmymuu15">
         <w:r>
           <w:rPr>
             <w:color w:val="0563C1"/>
@@ -8297,7 +8361,7 @@
       <w:r>
         <w:t xml:space="preserve">Van Bressem, Marie-Françoise, et al. “</w:t>
       </w:r>
-      <w:hyperlink w:history="1" r:id="rIdcv61go2iioagfny8cj1x7">
+      <w:hyperlink w:history="1" r:id="rIdjgfdfxj_yum_jyvbsifw2">
         <w:r>
           <w:rPr>
             <w:color w:val="0563C1"/>
@@ -8325,7 +8389,7 @@
       <w:r>
         <w:t xml:space="preserve">Oshinsky, David M. </w:t>
       </w:r>
-      <w:hyperlink w:history="1" r:id="rIdaal3d3upkyn9apecb8bmb">
+      <w:hyperlink w:history="1" r:id="rIdcni9sl_2zv788zsqaszx_">
         <w:r>
           <w:rPr>
             <w:color w:val="0563C1"/>
@@ -8353,7 +8417,7 @@
       <w:r>
         <w:t xml:space="preserve">Polack, Fernando P., et al. “</w:t>
       </w:r>
-      <w:hyperlink w:history="1" r:id="rIdzni_0tvxz0clewlbdwn2h">
+      <w:hyperlink w:history="1" r:id="rIdviccp91nogprc6q2ni0g9">
         <w:r>
           <w:rPr>
             <w:color w:val="0563C1"/>
@@ -8401,7 +8465,7 @@
       <w:r>
         <w:t xml:space="preserve">Arrhenius, Svante. “</w:t>
       </w:r>
-      <w:hyperlink w:history="1" r:id="rIdtvdjq5xbae7bfeappqqas">
+      <w:hyperlink w:history="1" r:id="rId8jiz4dzmefcjkns1z17ni">
         <w:r>
           <w:rPr>
             <w:color w:val="0563C1"/>
@@ -8429,7 +8493,7 @@
       <w:r>
         <w:t xml:space="preserve">Philip, Sjoukje Y., et al. “</w:t>
       </w:r>
-      <w:hyperlink w:history="1" r:id="rIdxnhvq4d7zrd6lqitqtus4">
+      <w:hyperlink w:history="1" r:id="rIdern1e0qoyqyafgmj21aum">
         <w:r>
           <w:rPr>
             <w:color w:val="0563C1"/>
@@ -8457,7 +8521,7 @@
       <w:r>
         <w:t xml:space="preserve">Supran, G., S. Rahmstorf, and N. Oreskes. “</w:t>
       </w:r>
-      <w:hyperlink w:history="1" r:id="rIdkanz9q8-yz361-kx86xu4">
+      <w:hyperlink w:history="1" r:id="rIdv6nkmbkuf5hbhfni1-k2s">
         <w:r>
           <w:rPr>
             <w:color w:val="0563C1"/>
@@ -8485,7 +8549,7 @@
       <w:r>
         <w:t xml:space="preserve">Witze, Alexandra. “</w:t>
       </w:r>
-      <w:hyperlink w:history="1" r:id="rIdebjrtuiz1wbbypxbxm5bc">
+      <w:hyperlink w:history="1" r:id="rId8ojwmt4nsgapkzc7qpjx0">
         <w:r>
           <w:rPr>
             <w:color w:val="0563C1"/>
@@ -8513,7 +8577,7 @@
       <w:r>
         <w:t xml:space="preserve">IPCC. </w:t>
       </w:r>
-      <w:hyperlink w:history="1" r:id="rIduo6-txq4g7cn3jdgsma83">
+      <w:hyperlink w:history="1" r:id="rId6ngoygkanesgzumhgrvh0">
         <w:r>
           <w:rPr>
             <w:color w:val="0563C1"/>
@@ -8541,7 +8605,7 @@
       <w:r>
         <w:t xml:space="preserve">Morlighem, Mathieu, et al. “</w:t>
       </w:r>
-      <w:hyperlink w:history="1" r:id="rIddyfynumzk41pijuqag6mg">
+      <w:hyperlink w:history="1" r:id="rId1_gjocihx-ilgo2hxgnvi">
         <w:r>
           <w:rPr>
             <w:color w:val="0563C1"/>
@@ -8569,7 +8633,7 @@
       <w:r>
         <w:t xml:space="preserve">IMBIE Team. “</w:t>
       </w:r>
-      <w:hyperlink w:history="1" r:id="rIdzdy-rtctz8t9fbhrzklqh">
+      <w:hyperlink w:history="1" r:id="rIdx1g3qpd1bapcmzpsohiad">
         <w:r>
           <w:rPr>
             <w:color w:val="0563C1"/>
@@ -8597,7 +8661,7 @@
       <w:r>
         <w:t xml:space="preserve">Joughin, Ian, Benjamin E. Smith, and Brooke Medley. “</w:t>
       </w:r>
-      <w:hyperlink w:history="1" r:id="rIdl05ognxqzka2vsdqo1ezx">
+      <w:hyperlink w:history="1" r:id="rId8ouseylcvgvvulv-wuqrl">
         <w:r>
           <w:rPr>
             <w:color w:val="0563C1"/>
@@ -8625,7 +8689,7 @@
       <w:r>
         <w:t xml:space="preserve">Secretariat of the Antarctic Treaty. “</w:t>
       </w:r>
-      <w:hyperlink w:history="1" r:id="rIdt8h8ygmng9mj5vmlqof8x">
+      <w:hyperlink w:history="1" r:id="rIdkyhgnavwi8tkim25fzesl">
         <w:r>
           <w:rPr>
             <w:color w:val="0563C1"/>
@@ -8653,7 +8717,7 @@
       <w:r>
         <w:t xml:space="preserve">Office of the Historian, US Department of State. </w:t>
       </w:r>
-      <w:hyperlink w:history="1" r:id="rIdcuxqggyqvpei203lxzb3i">
+      <w:hyperlink w:history="1" r:id="rId03dkcmqt29y8upeqxev0u">
         <w:r>
           <w:rPr>
             <w:color w:val="0563C1"/>
@@ -8681,7 +8745,7 @@
       <w:r>
         <w:t xml:space="preserve">“‘Greenland Belongs to Greenland’: </w:t>
       </w:r>
-      <w:hyperlink w:history="1" r:id="rId5yuitephysguaex9wlfds">
+      <w:hyperlink w:history="1" r:id="rIdlf4r0lvwnab0i_eksp9df">
         <w:r>
           <w:rPr>
             <w:color w:val="0563C1"/>
@@ -8709,7 +8773,7 @@
       <w:r>
         <w:t xml:space="preserve">BBC News. Report on </w:t>
       </w:r>
-      <w:hyperlink w:history="1" r:id="rIdwkcrhw0dbgdtuao8p96d0">
+      <w:hyperlink w:history="1" r:id="rIdw5wnbztmrq_jlyxegebcm">
         <w:r>
           <w:rPr>
             <w:color w:val="0563C1"/>
@@ -8737,7 +8801,7 @@
       <w:r>
         <w:t xml:space="preserve">BBC News. </w:t>
       </w:r>
-      <w:hyperlink w:history="1" r:id="rIdfsr7i5vswru6p5m0qa-gl">
+      <w:hyperlink w:history="1" r:id="rIdrey4l2gqyeeufigorszhi">
         <w:r>
           <w:rPr>
             <w:color w:val="0563C1"/>
@@ -8765,7 +8829,7 @@
       <w:r>
         <w:t xml:space="preserve">Statistics Greenland. “</w:t>
       </w:r>
-      <w:hyperlink w:history="1" r:id="rId41w5iusv3zhg5qagsizmo">
+      <w:hyperlink w:history="1" r:id="rId1yt1iivoxbwwx_ukjnzcq">
         <w:r>
           <w:rPr>
             <w:color w:val="0563C1"/>
@@ -8829,7 +8893,7 @@
       <w:r>
         <w:t xml:space="preserve">COVID-19 National Preparedness Collaborators. “</w:t>
       </w:r>
-      <w:hyperlink w:history="1" r:id="rId2rdzljy6q1x5dip-9dgq0">
+      <w:hyperlink w:history="1" r:id="rIdgi6jajupkennrfmadbbkb">
         <w:r>
           <w:rPr>
             <w:color w:val="0563C1"/>
@@ -8857,7 +8921,7 @@
       <w:r>
         <w:t xml:space="preserve">Msemburi, William, et al. “</w:t>
       </w:r>
-      <w:hyperlink w:history="1" r:id="rId57nlfxhlgevvo6dxo71sx">
+      <w:hyperlink w:history="1" r:id="rIddgodikquobkfaf3nkijvx">
         <w:r>
           <w:rPr>
             <w:color w:val="0563C1"/>
@@ -8941,7 +9005,7 @@
       <w:r>
         <w:t xml:space="preserve">Jinek, Martin, et al. “</w:t>
       </w:r>
-      <w:hyperlink w:history="1" r:id="rIdnf_l1us6jseaxvy-9xppb">
+      <w:hyperlink w:history="1" r:id="rIdbxt6imfm8lwrebkpp38bs">
         <w:r>
           <w:rPr>
             <w:color w:val="0563C1"/>
@@ -8969,7 +9033,7 @@
       <w:r>
         <w:t xml:space="preserve">Fehilly, Carole B., S. M. Willadsen, and Elizabeth M. Tucker. “</w:t>
       </w:r>
-      <w:hyperlink w:history="1" r:id="rId9dlh3_wrxyecwaagng2tc">
+      <w:hyperlink w:history="1" r:id="rId6uo8xwq9n_v4osrenldrg">
         <w:r>
           <w:rPr>
             <w:color w:val="0563C1"/>
@@ -9017,7 +9081,7 @@
       <w:r>
         <w:t xml:space="preserve">Ganopolski, A., R. Winkelmann, and H. J. Schellnhuber. “</w:t>
       </w:r>
-      <w:hyperlink w:history="1" r:id="rIdumh3dwcg6-rexchzxudk3">
+      <w:hyperlink w:history="1" r:id="rIdlmly0wiyfzhpbpmgk8e3w">
         <w:r>
           <w:rPr>
             <w:color w:val="0563C1"/>
@@ -9065,7 +9129,7 @@
       <w:r>
         <w:t xml:space="preserve">Hawking, S. W. “</w:t>
       </w:r>
-      <w:hyperlink w:history="1" r:id="rIdchxf3_r8xgg-0hc_mnl9-">
+      <w:hyperlink w:history="1" r:id="rIdpngq6g6qkcihtp0mzkk6-">
         <w:r>
           <w:rPr>
             <w:color w:val="0563C1"/>
@@ -9093,7 +9157,7 @@
       <w:r>
         <w:t xml:space="preserve">LIGO Scientific Collaboration and Virgo Collaboration. “</w:t>
       </w:r>
-      <w:hyperlink w:history="1" r:id="rId6bhejktfrpj2jjgabtyx_">
+      <w:hyperlink w:history="1" r:id="rId8lh7aie0rssqi0qzqd4lo">
         <w:r>
           <w:rPr>
             <w:color w:val="0563C1"/>
@@ -9121,7 +9185,7 @@
       <w:r>
         <w:t xml:space="preserve">ATLAS Collaboration. “</w:t>
       </w:r>
-      <w:hyperlink w:history="1" r:id="rId4qcs1sscolxr2f9hayhis">
+      <w:hyperlink w:history="1" r:id="rIdqtydlyzntjvxbzdr2bm7u">
         <w:r>
           <w:rPr>
             <w:color w:val="0563C1"/>
@@ -9149,7 +9213,7 @@
       <w:r>
         <w:t xml:space="preserve">Abu-Shawareb, H., et al. (Indirect Drive ICF Collaboration). “</w:t>
       </w:r>
-      <w:hyperlink w:history="1" r:id="rIdhh1chtxroegfj8ef4vlto">
+      <w:hyperlink w:history="1" r:id="rIdan2ihmcfbclnrnyacgvke">
         <w:r>
           <w:rPr>
             <w:color w:val="0563C1"/>

--- a/The Dolphins' View of History/chapters/Notes and Sources.docx
+++ b/The Dolphins' View of History/chapters/Notes and Sources.docx
@@ -83,7 +83,7 @@
       <w:r>
         <w:t xml:space="preserve">Thewissen, J. G. M., et al. “</w:t>
       </w:r>
-      <w:hyperlink w:history="1" r:id="rIdcr4o5lqugruq7ggi8xphh">
+      <w:hyperlink w:history="1" r:id="rIdy3gyjjo4un1toon4-fjyi">
         <w:r>
           <w:rPr>
             <w:color w:val="0563C1"/>
@@ -111,7 +111,7 @@
       <w:r>
         <w:t xml:space="preserve">Stringer, Chris. </w:t>
       </w:r>
-      <w:hyperlink w:history="1" r:id="rIdj7rjczons5jpbhzohnd5i">
+      <w:hyperlink w:history="1" r:id="rId92aibemhdpvx8ylr-o4yi">
         <w:r>
           <w:rPr>
             <w:color w:val="0563C1"/>
@@ -159,7 +159,7 @@
       <w:r>
         <w:t xml:space="preserve">Marino, Lori. “</w:t>
       </w:r>
-      <w:hyperlink w:history="1" r:id="rIdlbulmkgq2cxlwh9cl7bis">
+      <w:hyperlink w:history="1" r:id="rIdzxxli5mc4yk3es8wecdlk">
         <w:r>
           <w:rPr>
             <w:color w:val="0563C1"/>
@@ -187,7 +187,7 @@
       <w:r>
         <w:t xml:space="preserve">Janik, Vincent M., Laela S. Sayigh, and Randall S. Wells. “</w:t>
       </w:r>
-      <w:hyperlink w:history="1" r:id="rIdq--i3pkwpmrdqfwmqdz1l">
+      <w:hyperlink w:history="1" r:id="rIdsbwlhle9b_sl1llayzbih">
         <w:r>
           <w:rPr>
             <w:color w:val="0563C1"/>
@@ -215,7 +215,7 @@
       <w:r>
         <w:t xml:space="preserve">Krützen, Michael, et al. “</w:t>
       </w:r>
-      <w:hyperlink w:history="1" r:id="rIdfqnyg-qrkhooqht8wlgbl">
+      <w:hyperlink w:history="1" r:id="rIdjzpbz-o5ltpopa70hkxwb">
         <w:r>
           <w:rPr>
             <w:color w:val="0563C1"/>
@@ -238,12 +238,44 @@
           <w:i/>
           <w:iCs/>
         </w:rPr>
+        <w:t xml:space="preserve">Documented infanticide in wild bottlenose dolphins. </w:t>
+      </w:r>
+      <w:r>
+        <w:t xml:space="preserve">Patterson, I. A. P., et al. “Evidence for Infanticide in Bottlenose Dolphins: An Explanation for Violent Interactions with Harbour Porpoises?” Proceedings of the Royal Society B 265 (1998): 1167–70.</w:t>
+      </w:r>
+    </w:p>
+    <w:p>
+      <w:pPr>
+        <w:spacing w:after="120"/>
+        <w:ind w:left="360" w:hanging="360"/>
+      </w:pPr>
+      <w:r>
+        <w:rPr>
+          <w:i/>
+          <w:iCs/>
+        </w:rPr>
+        <w:t xml:space="preserve">Male alliances and the coercive ‘herding’ of females in bottlenose dolphins. </w:t>
+      </w:r>
+      <w:r>
+        <w:t xml:space="preserve">Connor, Richard C., Rachel A. Smolker, and Andrew F. Richards. “Two Levels of Alliance Formation among Male Bottlenose Dolphins (Tursiops sp.).” Proceedings of the National Academy of Sciences 89 (1992): 987–90.</w:t>
+      </w:r>
+    </w:p>
+    <w:p>
+      <w:pPr>
+        <w:spacing w:after="120"/>
+        <w:ind w:left="360" w:hanging="360"/>
+      </w:pPr>
+      <w:r>
+        <w:rPr>
+          <w:i/>
+          <w:iCs/>
+        </w:rPr>
         <w:t xml:space="preserve">Cumulative culture, the “ratchet” this book’s thesis rests on. </w:t>
       </w:r>
       <w:r>
         <w:t xml:space="preserve">Tennie, Claudio, Josep Call, and Michael Tomasello. “</w:t>
       </w:r>
-      <w:hyperlink w:history="1" r:id="rIdalftbdue1d7v0m47wtzca">
+      <w:hyperlink w:history="1" r:id="rId6eqx_ykiupgtvc3dgvsum">
         <w:r>
           <w:rPr>
             <w:color w:val="0563C1"/>
@@ -307,7 +339,7 @@
       <w:r>
         <w:t xml:space="preserve">Hublin, Jean-Jacques, et al. “</w:t>
       </w:r>
-      <w:hyperlink w:history="1" r:id="rIdwpwzqaermzja_pgv6wy1k">
+      <w:hyperlink w:history="1" r:id="rIdvqo3zi0r9n5nbv5ic67qf">
         <w:r>
           <w:rPr>
             <w:color w:val="0563C1"/>
@@ -335,7 +367,7 @@
       <w:r>
         <w:t xml:space="preserve">Scerri, Eleanor M. L., et al. “</w:t>
       </w:r>
-      <w:hyperlink w:history="1" r:id="rIdppmjewmexph55ojldju64">
+      <w:hyperlink w:history="1" r:id="rId8encl0e6snruejteisxe_">
         <w:r>
           <w:rPr>
             <w:color w:val="0563C1"/>
@@ -363,7 +395,7 @@
       <w:r>
         <w:t xml:space="preserve">Leakey, M. D., and R. L. Hay. “</w:t>
       </w:r>
-      <w:hyperlink w:history="1" r:id="rIdymkmeyunhfxngeqixvbon">
+      <w:hyperlink w:history="1" r:id="rIdpxqweprjnz0doycjubnt3">
         <w:r>
           <w:rPr>
             <w:color w:val="0563C1"/>
@@ -391,7 +423,7 @@
       <w:r>
         <w:t xml:space="preserve">Villmoare, Brian, et al. “</w:t>
       </w:r>
-      <w:hyperlink w:history="1" r:id="rIdcbnbfieewh6uk4oauljla">
+      <w:hyperlink w:history="1" r:id="rIdxbirrs7-5axu4niekzh4m">
         <w:r>
           <w:rPr>
             <w:color w:val="0563C1"/>
@@ -419,7 +451,7 @@
       <w:r>
         <w:t xml:space="preserve">Lordkipanidze, David, et al. “</w:t>
       </w:r>
-      <w:hyperlink w:history="1" r:id="rIdf6kxlibnmd_oue2vnjzhl">
+      <w:hyperlink w:history="1" r:id="rIdtb1k4rxp87eubeoxvfcfx">
         <w:r>
           <w:rPr>
             <w:color w:val="0563C1"/>
@@ -447,7 +479,7 @@
       <w:r>
         <w:t xml:space="preserve">Dirks, Paul H. G. M., et al. “</w:t>
       </w:r>
-      <w:hyperlink w:history="1" r:id="rIdohdjnvaqxzoqdclnwn6nz">
+      <w:hyperlink w:history="1" r:id="rId9ocbcxcomlntz6jb_kwxn">
         <w:r>
           <w:rPr>
             <w:color w:val="0563C1"/>
@@ -475,7 +507,7 @@
       <w:r>
         <w:t xml:space="preserve">Henshilwood, Christopher S., et al. “</w:t>
       </w:r>
-      <w:hyperlink w:history="1" r:id="rIdxrmckeacodkdemoq_e3eb">
+      <w:hyperlink w:history="1" r:id="rIdvzudmxvgqrikux85thos1">
         <w:r>
           <w:rPr>
             <w:color w:val="0563C1"/>
@@ -539,7 +571,7 @@
       <w:r>
         <w:t xml:space="preserve">Berna, Francesco, et al. “</w:t>
       </w:r>
-      <w:hyperlink w:history="1" r:id="rIdx1hj2duv9eqrd7gsi9-gm">
+      <w:hyperlink w:history="1" r:id="rIdg_psnvozxdv17-vzcs4eh">
         <w:r>
           <w:rPr>
             <w:color w:val="0563C1"/>
@@ -567,7 +599,7 @@
       <w:r>
         <w:t xml:space="preserve">Shahack-Gross, Ruth, et al. “</w:t>
       </w:r>
-      <w:hyperlink w:history="1" r:id="rIdihiyt3ojxo99ncjbwzghy">
+      <w:hyperlink w:history="1" r:id="rIdou-0s1gxfcpfunae1ds_7">
         <w:r>
           <w:rPr>
             <w:color w:val="0563C1"/>
@@ -595,7 +627,7 @@
       <w:r>
         <w:t xml:space="preserve">Harmand, Sonia, et al. “</w:t>
       </w:r>
-      <w:hyperlink w:history="1" r:id="rIdqzo8cpi5g_9nizmuhc_yn">
+      <w:hyperlink w:history="1" r:id="rIdlaabsn1hhxgrb4crvfbig">
         <w:r>
           <w:rPr>
             <w:color w:val="0563C1"/>
@@ -623,7 +655,7 @@
       <w:r>
         <w:t xml:space="preserve">Lepre, Christopher J., et al. “</w:t>
       </w:r>
-      <w:hyperlink w:history="1" r:id="rIduhktgzjnwn593njv3c8u6">
+      <w:hyperlink w:history="1" r:id="rIdywrmyvvxqywx1e_nx8geu">
         <w:r>
           <w:rPr>
             <w:color w:val="0563C1"/>
@@ -651,7 +683,7 @@
       <w:r>
         <w:t xml:space="preserve">Brown, Kyle S., et al. “</w:t>
       </w:r>
-      <w:hyperlink w:history="1" r:id="rIdxqs7wdmuv2wrhysseqseg">
+      <w:hyperlink w:history="1" r:id="rIdqn-9fllkwb3brilxrzjur">
         <w:r>
           <w:rPr>
             <w:color w:val="0563C1"/>
@@ -679,7 +711,7 @@
       <w:r>
         <w:t xml:space="preserve">Wrangham, Richard. </w:t>
       </w:r>
-      <w:hyperlink w:history="1" r:id="rIdgnjrqcweumqic7bvogbxe">
+      <w:hyperlink w:history="1" r:id="rIdh_ebttliacrxvlhcqxtbw">
         <w:r>
           <w:rPr>
             <w:color w:val="0563C1"/>
@@ -707,7 +739,7 @@
       <w:r>
         <w:t xml:space="preserve">Fitch, W. Tecumseh. </w:t>
       </w:r>
-      <w:hyperlink w:history="1" r:id="rIdkazjikvinpr2qej0yfffi">
+      <w:hyperlink w:history="1" r:id="rIdtixx-su8ylxfu_3veujwp">
         <w:r>
           <w:rPr>
             <w:color w:val="0563C1"/>
@@ -755,7 +787,7 @@
       <w:r>
         <w:t xml:space="preserve">Clarkson, Chris, et al. “</w:t>
       </w:r>
-      <w:hyperlink w:history="1" r:id="rId1owyumk4c0_gljczgoezi">
+      <w:hyperlink w:history="1" r:id="rIdslwahxgoizglcmvjuryxq">
         <w:r>
           <w:rPr>
             <w:color w:val="0563C1"/>
@@ -783,7 +815,7 @@
       <w:r>
         <w:t xml:space="preserve">O’Connell, James F., et al. “</w:t>
       </w:r>
-      <w:hyperlink w:history="1" r:id="rIdk2p0cg2laju5wy4u4hskn">
+      <w:hyperlink w:history="1" r:id="rIdoand7_7jfuwnivykwhrlk">
         <w:r>
           <w:rPr>
             <w:color w:val="0563C1"/>
@@ -811,7 +843,7 @@
       <w:r>
         <w:t xml:space="preserve">Reich, David, et al. “</w:t>
       </w:r>
-      <w:hyperlink w:history="1" r:id="rIdlpejycw5yxymnfvcnmfaj">
+      <w:hyperlink w:history="1" r:id="rIdlqtgjflkkzvuldbuxvl1b">
         <w:r>
           <w:rPr>
             <w:color w:val="0563C1"/>
@@ -839,7 +871,7 @@
       <w:r>
         <w:t xml:space="preserve">Chen, Fahu, et al. “</w:t>
       </w:r>
-      <w:hyperlink w:history="1" r:id="rIdecofw-_34lfgdosqwb7lf">
+      <w:hyperlink w:history="1" r:id="rIdln8udgy_3znmd-4pn-xjv">
         <w:r>
           <w:rPr>
             <w:color w:val="0563C1"/>
@@ -867,7 +899,7 @@
       <w:r>
         <w:t xml:space="preserve">Higham, Tom, et al. “</w:t>
       </w:r>
-      <w:hyperlink w:history="1" r:id="rIddplkcueoiihqtzkuphxrg">
+      <w:hyperlink w:history="1" r:id="rIdstcqjm3vlczerwuzx-n9i">
         <w:r>
           <w:rPr>
             <w:color w:val="0563C1"/>
@@ -895,7 +927,7 @@
       <w:r>
         <w:t xml:space="preserve">Sutikna, Thomas, et al. “</w:t>
       </w:r>
-      <w:hyperlink w:history="1" r:id="rIdffrayydwlenels4rir3ai">
+      <w:hyperlink w:history="1" r:id="rIddttxa4u6sqpf8h874czbt">
         <w:r>
           <w:rPr>
             <w:color w:val="0563C1"/>
@@ -923,7 +955,7 @@
       <w:r>
         <w:t xml:space="preserve">Oktaviana, Adhi Agus, et al. “</w:t>
       </w:r>
-      <w:hyperlink w:history="1" r:id="rIdptfwatla2cyzgbhfd05e4">
+      <w:hyperlink w:history="1" r:id="rIdlkkjec0fh9re5d_usn6x9">
         <w:r>
           <w:rPr>
             <w:color w:val="0563C1"/>
@@ -951,7 +983,7 @@
       <w:r>
         <w:t xml:space="preserve">Bennett, Matthew R., et al. “</w:t>
       </w:r>
-      <w:hyperlink w:history="1" r:id="rIdylhwcjedqkraflqmscngd">
+      <w:hyperlink w:history="1" r:id="rIdnyozt5q7bwyyqc8agddsc">
         <w:r>
           <w:rPr>
             <w:color w:val="0563C1"/>
@@ -979,7 +1011,7 @@
       <w:r>
         <w:t xml:space="preserve">Reich, David. </w:t>
       </w:r>
-      <w:hyperlink w:history="1" r:id="rIdfydp0nhj-1vsqo_1qbofp">
+      <w:hyperlink w:history="1" r:id="rId_ytshbnj_2msfzglov4ur">
         <w:r>
           <w:rPr>
             <w:color w:val="0563C1"/>
@@ -1027,7 +1059,7 @@
       <w:r>
         <w:t xml:space="preserve">Dietrich, Oliver, et al. “</w:t>
       </w:r>
-      <w:hyperlink w:history="1" r:id="rIdy5_yk9yt4kk9fkn1jq1tb">
+      <w:hyperlink w:history="1" r:id="rIdjtooje18rxog2ptsmvqxw">
         <w:r>
           <w:rPr>
             <w:color w:val="0563C1"/>
@@ -1055,7 +1087,7 @@
       <w:r>
         <w:t xml:space="preserve">Larson, Greger, et al. “</w:t>
       </w:r>
-      <w:hyperlink w:history="1" r:id="rIdm57znfbdaza5fuc4_3yow">
+      <w:hyperlink w:history="1" r:id="rIdefbywnfjztqvvg3s5ixbx">
         <w:r>
           <w:rPr>
             <w:color w:val="0563C1"/>
@@ -1083,7 +1115,7 @@
       <w:r>
         <w:t xml:space="preserve">Fuller, Dorian Q., et al. “</w:t>
       </w:r>
-      <w:hyperlink w:history="1" r:id="rIdjgznxpome_qphmwzdfr0m">
+      <w:hyperlink w:history="1" r:id="rIdpva8x8mdrjibctoe_vcrs">
         <w:r>
           <w:rPr>
             <w:color w:val="0563C1"/>
@@ -1111,7 +1143,7 @@
       <w:r>
         <w:t xml:space="preserve">Larsen, Clark Spencer. “</w:t>
       </w:r>
-      <w:hyperlink w:history="1" r:id="rIdktwmkhjjcuw0p5svaucc0">
+      <w:hyperlink w:history="1" r:id="rIdq_11wilo5yozw2o8olufk">
         <w:r>
           <w:rPr>
             <w:color w:val="0563C1"/>
@@ -1139,7 +1171,7 @@
       <w:r>
         <w:t xml:space="preserve">Hodder, Ian. </w:t>
       </w:r>
-      <w:hyperlink w:history="1" r:id="rIdgsa9ktq3ef8dhpm7x9wwr">
+      <w:hyperlink w:history="1" r:id="rIdtetizuhbmmu_lsbbkufo-">
         <w:r>
           <w:rPr>
             <w:color w:val="0563C1"/>
@@ -1167,7 +1199,7 @@
       <w:r>
         <w:t xml:space="preserve">Scott, James C. </w:t>
       </w:r>
-      <w:hyperlink w:history="1" r:id="rId1dwbwjc2luhizdl4ux_jq">
+      <w:hyperlink w:history="1" r:id="rIdn56wg82xkegyagfrfedhq">
         <w:r>
           <w:rPr>
             <w:color w:val="0563C1"/>
@@ -1231,7 +1263,7 @@
       <w:r>
         <w:t xml:space="preserve">Schmandt-Besserat, Denise. </w:t>
       </w:r>
-      <w:hyperlink w:history="1" r:id="rIdsr3joi5jomaaz_rbwhe6z">
+      <w:hyperlink w:history="1" r:id="rIdwlcyfpm_qp0ezeryy117w">
         <w:r>
           <w:rPr>
             <w:color w:val="0563C1"/>
@@ -1259,7 +1291,7 @@
       <w:r>
         <w:t xml:space="preserve">Nissen, Hans J., Peter Damerow, and Robert K. Englund. </w:t>
       </w:r>
-      <w:hyperlink w:history="1" r:id="rIdjirwxbbh9ertjr1goaihy">
+      <w:hyperlink w:history="1" r:id="rIdsers2sodt0bwvito9nmvj">
         <w:r>
           <w:rPr>
             <w:color w:val="0563C1"/>
@@ -1287,7 +1319,7 @@
       <w:r>
         <w:t xml:space="preserve">Houston, Stephen D., ed. </w:t>
       </w:r>
-      <w:hyperlink w:history="1" r:id="rIdblgzubmbpe6lkuwge5z_v">
+      <w:hyperlink w:history="1" r:id="rIdgokbwryblsns2s2jws3ri">
         <w:r>
           <w:rPr>
             <w:color w:val="0563C1"/>
@@ -1315,7 +1347,7 @@
       <w:r>
         <w:t xml:space="preserve">Schacter, Daniel L. </w:t>
       </w:r>
-      <w:hyperlink w:history="1" r:id="rId9gzy9hk4z8zfcmzxm21ej">
+      <w:hyperlink w:history="1" r:id="rIdfoylow_pftz5sewhx-pim">
         <w:r>
           <w:rPr>
             <w:color w:val="0563C1"/>
@@ -1395,7 +1427,7 @@
       <w:r>
         <w:t xml:space="preserve">Van De Mieroop, Marc. </w:t>
       </w:r>
-      <w:hyperlink w:history="1" r:id="rIdfsn_7h_hjfftefnijzl5n">
+      <w:hyperlink w:history="1" r:id="rIdo5-w8vw-qrn_-dmrzkgjr">
         <w:r>
           <w:rPr>
             <w:color w:val="0563C1"/>
@@ -1423,7 +1455,7 @@
       <w:r>
         <w:t xml:space="preserve">Lehner, Mark, and Zahi Hawass. </w:t>
       </w:r>
-      <w:hyperlink w:history="1" r:id="rIdh_tv1_ju0f1ui8ruidyrw">
+      <w:hyperlink w:history="1" r:id="rIdo3exccdilc51a-c9kufey">
         <w:r>
           <w:rPr>
             <w:color w:val="0563C1"/>
@@ -1451,7 +1483,7 @@
       <w:r>
         <w:t xml:space="preserve">Edgerton, William F. “</w:t>
       </w:r>
-      <w:hyperlink w:history="1" r:id="rIdnf6gxsxm1lrljns6euxwm">
+      <w:hyperlink w:history="1" r:id="rIdjqioye4xbtb5imrpimva8">
         <w:r>
           <w:rPr>
             <w:color w:val="0563C1"/>
@@ -1479,7 +1511,7 @@
       <w:r>
         <w:t xml:space="preserve">Roth, Martha T. </w:t>
       </w:r>
-      <w:hyperlink w:history="1" r:id="rIdjf6l3m37cd2mnskbca8et">
+      <w:hyperlink w:history="1" r:id="rIdio_ikx3lxfhfgeehxcz5q">
         <w:r>
           <w:rPr>
             <w:color w:val="0563C1"/>
@@ -1507,7 +1539,7 @@
       <w:r>
         <w:t xml:space="preserve">Bryce, Trevor. </w:t>
       </w:r>
-      <w:hyperlink w:history="1" r:id="rIdfp5ix6hhsrv4x8d8xhrnh">
+      <w:hyperlink w:history="1" r:id="rIdxiow6cc_lqzrbd1uo0lyk">
         <w:r>
           <w:rPr>
             <w:color w:val="0563C1"/>
@@ -1535,7 +1567,7 @@
       <w:r>
         <w:t xml:space="preserve">Parkinson, Richard. </w:t>
       </w:r>
-      <w:hyperlink w:history="1" r:id="rIdjldna23pnbmepe7u5vx7c">
+      <w:hyperlink w:history="1" r:id="rIdstn6hf_mzg3wiwzguw9ri">
         <w:r>
           <w:rPr>
             <w:color w:val="0563C1"/>
@@ -1583,7 +1615,7 @@
       <w:r>
         <w:t xml:space="preserve">Keightley, David N. </w:t>
       </w:r>
-      <w:hyperlink w:history="1" r:id="rIdaw4zyhvxk0anwwlnakzwl">
+      <w:hyperlink w:history="1" r:id="rId3b6ihzx_vx4w8og1osjij">
         <w:r>
           <w:rPr>
             <w:color w:val="0563C1"/>
@@ -1611,7 +1643,7 @@
       <w:r>
         <w:t xml:space="preserve">Lewis, Mark Edward. </w:t>
       </w:r>
-      <w:hyperlink w:history="1" r:id="rIdwwqqbmbpzijfvakxs3ye1">
+      <w:hyperlink w:history="1" r:id="rId3nldrilrfruppk-oawg_m">
         <w:r>
           <w:rPr>
             <w:color w:val="0563C1"/>
@@ -1639,7 +1671,7 @@
       <w:r>
         <w:t xml:space="preserve">Elman, Benjamin A. </w:t>
       </w:r>
-      <w:hyperlink w:history="1" r:id="rIdhhi5juiam193plpqnq8aa">
+      <w:hyperlink w:history="1" r:id="rIdkabohi_km1iyub39biue1">
         <w:r>
           <w:rPr>
             <w:color w:val="0563C1"/>
@@ -1667,7 +1699,7 @@
       <w:r>
         <w:t xml:space="preserve">Liu, Li, and Xingcan Chen. </w:t>
       </w:r>
-      <w:hyperlink w:history="1" r:id="rIddlxrvvx9fo3xx4hwzcjgt">
+      <w:hyperlink w:history="1" r:id="rIdnm1dtfxfmhab4nb4lss37">
         <w:r>
           <w:rPr>
             <w:color w:val="0563C1"/>
@@ -1731,7 +1763,7 @@
       <w:r>
         <w:t xml:space="preserve">Possehl, Gregory L. </w:t>
       </w:r>
-      <w:hyperlink w:history="1" r:id="rIdnbkeaiq_wkydnxfnsf-5t">
+      <w:hyperlink w:history="1" r:id="rIdu5vzip1d9ktkhjb5w8lo3">
         <w:r>
           <w:rPr>
             <w:color w:val="0563C1"/>
@@ -1759,7 +1791,7 @@
       <w:r>
         <w:t xml:space="preserve">Thapar, Romila. </w:t>
       </w:r>
-      <w:hyperlink w:history="1" r:id="rIdspnnxatit9ejaza6oc8wj">
+      <w:hyperlink w:history="1" r:id="rId86jmlm8h6cplprrgqhhrf">
         <w:r>
           <w:rPr>
             <w:color w:val="0563C1"/>
@@ -1787,7 +1819,7 @@
       <w:r>
         <w:t xml:space="preserve">Plofker, Kim. </w:t>
       </w:r>
-      <w:hyperlink w:history="1" r:id="rIdmflhwamed6zeszwgrknm9">
+      <w:hyperlink w:history="1" r:id="rId2cwqk-dirg641mxlqjeeo">
         <w:r>
           <w:rPr>
             <w:color w:val="0563C1"/>
@@ -1815,7 +1847,7 @@
       <w:r>
         <w:t xml:space="preserve">Dirks, Nicholas B. </w:t>
       </w:r>
-      <w:hyperlink w:history="1" r:id="rIdqt1qfr2vxgde8kbjkr2gu">
+      <w:hyperlink w:history="1" r:id="rIdmhjrlhq6tiixfpc3xnkkh">
         <w:r>
           <w:rPr>
             <w:color w:val="0563C1"/>
@@ -1843,7 +1875,7 @@
       <w:r>
         <w:t xml:space="preserve">Dundas, Paul. </w:t>
       </w:r>
-      <w:hyperlink w:history="1" r:id="rIdsd6tg379khv7l7_9icdiw">
+      <w:hyperlink w:history="1" r:id="rId99g-ciu3z9ciy0-8qn5un">
         <w:r>
           <w:rPr>
             <w:color w:val="0563C1"/>
@@ -1923,7 +1955,7 @@
       <w:r>
         <w:t xml:space="preserve">Cartledge, Paul. </w:t>
       </w:r>
-      <w:hyperlink w:history="1" r:id="rIda4jo3blq_w-gmnjlvzfuu">
+      <w:hyperlink w:history="1" r:id="rIdvd-y0dozos8kktpt5spwa">
         <w:r>
           <w:rPr>
             <w:color w:val="0563C1"/>
@@ -1951,7 +1983,7 @@
       <w:r>
         <w:t xml:space="preserve">Freeth, Tony, et al. “</w:t>
       </w:r>
-      <w:hyperlink w:history="1" r:id="rIdm85fbo7bq5wl7jv0bq1qz">
+      <w:hyperlink w:history="1" r:id="rId2yc5n-ww5a9_vxfk03tem">
         <w:r>
           <w:rPr>
             <w:color w:val="0563C1"/>
@@ -1979,7 +2011,7 @@
       <w:r>
         <w:t xml:space="preserve">Freeth, Tony, et al. “</w:t>
       </w:r>
-      <w:hyperlink w:history="1" r:id="rIdgkehuhrvefmphwql1nrye">
+      <w:hyperlink w:history="1" r:id="rIdu83zlfatoy-cxuvsxoomy">
         <w:r>
           <w:rPr>
             <w:color w:val="0563C1"/>
@@ -2027,7 +2059,7 @@
       <w:r>
         <w:t xml:space="preserve">Beard, Mary. </w:t>
       </w:r>
-      <w:hyperlink w:history="1" r:id="rIddhaer_bpn9bgrd5a8chu-">
+      <w:hyperlink w:history="1" r:id="rId5-3xzqa5efolva0hb36nf">
         <w:r>
           <w:rPr>
             <w:color w:val="0563C1"/>
@@ -2055,7 +2087,7 @@
       <w:r>
         <w:t xml:space="preserve">Ward-Perkins, Bryan. </w:t>
       </w:r>
-      <w:hyperlink w:history="1" r:id="rIdkjl0n0t8bdxrc6hrphw9w">
+      <w:hyperlink w:history="1" r:id="rIdu6iwlys5zatuhxqdvrbrn">
         <w:r>
           <w:rPr>
             <w:color w:val="0563C1"/>
@@ -2083,7 +2115,7 @@
       <w:r>
         <w:t xml:space="preserve">Brown, Peter. </w:t>
       </w:r>
-      <w:hyperlink w:history="1" r:id="rIdnpengly4qxovrj1b2xdgl">
+      <w:hyperlink w:history="1" r:id="rId-gjjlrzlrzvqongt4kdhi">
         <w:r>
           <w:rPr>
             <w:color w:val="0563C1"/>
@@ -2111,7 +2143,7 @@
       <w:r>
         <w:t xml:space="preserve">Harper, Kyle. </w:t>
       </w:r>
-      <w:hyperlink w:history="1" r:id="rId5ao4ztydz2dsshfewmkqr">
+      <w:hyperlink w:history="1" r:id="rIdyynyi0hoivlv2hih6z6ut">
         <w:r>
           <w:rPr>
             <w:color w:val="0563C1"/>
@@ -2159,7 +2191,7 @@
       <w:r>
         <w:t xml:space="preserve">Kennedy, Hugh. </w:t>
       </w:r>
-      <w:hyperlink w:history="1" r:id="rIdmspm3x5juxrbb7vmhwegs">
+      <w:hyperlink w:history="1" r:id="rIdfgzwig2quvbaty_efxges">
         <w:r>
           <w:rPr>
             <w:color w:val="0563C1"/>
@@ -2187,7 +2219,7 @@
       <w:r>
         <w:t xml:space="preserve">Gutas, Dimitri. </w:t>
       </w:r>
-      <w:hyperlink w:history="1" r:id="rIdoqcjpp7dt1ssb7kj360p4">
+      <w:hyperlink w:history="1" r:id="rIdaoytxi6hyvdxmxcsddizb">
         <w:r>
           <w:rPr>
             <w:color w:val="0563C1"/>
@@ -2247,7 +2279,7 @@
       <w:r>
         <w:t xml:space="preserve">Riley-Smith, Jonathan. </w:t>
       </w:r>
-      <w:hyperlink w:history="1" r:id="rIdffsc7twhgtm3kgnx6jbfk">
+      <w:hyperlink w:history="1" r:id="rIdnjz1vmad_ljylinzabpi7">
         <w:r>
           <w:rPr>
             <w:color w:val="0563C1"/>
@@ -2291,7 +2323,7 @@
       <w:r>
         <w:t xml:space="preserve">Phillips, Jonathan. </w:t>
       </w:r>
-      <w:hyperlink w:history="1" r:id="rIdzgzqevkv3zapdyipjvrmz">
+      <w:hyperlink w:history="1" r:id="rIdqv-rt0qwpkwmtbw0iedak">
         <w:r>
           <w:rPr>
             <w:color w:val="0563C1"/>
@@ -2319,7 +2351,7 @@
       <w:r>
         <w:t xml:space="preserve">Stark, Rodney. </w:t>
       </w:r>
-      <w:hyperlink w:history="1" r:id="rIdrjayhzrsjpt9yb-xz1q7k">
+      <w:hyperlink w:history="1" r:id="rId18ej_49z3ijtfanulyivk">
         <w:r>
           <w:rPr>
             <w:color w:val="0563C1"/>
@@ -2367,7 +2399,7 @@
       <w:r>
         <w:t xml:space="preserve">Mommsen, Theodor E. “</w:t>
       </w:r>
-      <w:hyperlink w:history="1" r:id="rIdco_mo5-kllzrcc4o_bpha">
+      <w:hyperlink w:history="1" r:id="rIdytps4ttdy7d8-1hwgrk8d">
         <w:r>
           <w:rPr>
             <w:color w:val="0563C1"/>
@@ -2395,7 +2427,7 @@
       <w:r>
         <w:t xml:space="preserve">Wickham, Chris. </w:t>
       </w:r>
-      <w:hyperlink w:history="1" r:id="rIdwntva7vspi724omaqoc6v">
+      <w:hyperlink w:history="1" r:id="rIdbmfpfmhs1paxcn-roxly4">
         <w:r>
           <w:rPr>
             <w:color w:val="0563C1"/>
@@ -2423,7 +2455,7 @@
       <w:r>
         <w:t xml:space="preserve">Russell, Jeffrey Burton. </w:t>
       </w:r>
-      <w:hyperlink w:history="1" r:id="rId2podmob9vqrdqgqmjkkp8">
+      <w:hyperlink w:history="1" r:id="rIddekzl5fas1vvsd_v1lumd">
         <w:r>
           <w:rPr>
             <w:color w:val="0563C1"/>
@@ -2487,7 +2519,7 @@
       <w:r>
         <w:t xml:space="preserve">Hansen, Valerie. </w:t>
       </w:r>
-      <w:hyperlink w:history="1" r:id="rIdttrm-fzqxtbe2x8avgmvt">
+      <w:hyperlink w:history="1" r:id="rId5xnyjkyhihtgzrfbwjqt_">
         <w:r>
           <w:rPr>
             <w:color w:val="0563C1"/>
@@ -2515,7 +2547,7 @@
       <w:r>
         <w:t xml:space="preserve">Spyrou, Maria A., et al. “</w:t>
       </w:r>
-      <w:hyperlink w:history="1" r:id="rIdc0iowr6ableh9uda-labh">
+      <w:hyperlink w:history="1" r:id="rId_w4a60pm-9tppnesd7s9z">
         <w:r>
           <w:rPr>
             <w:color w:val="0563C1"/>
@@ -2543,7 +2575,7 @@
       <w:r>
         <w:t xml:space="preserve">Wheelis, Mark. “</w:t>
       </w:r>
-      <w:hyperlink w:history="1" r:id="rId-hsmqvzvi-euasw2ch8dr">
+      <w:hyperlink w:history="1" r:id="rIdbix69y2ccqzvsrunjaw56">
         <w:r>
           <w:rPr>
             <w:color w:val="0563C1"/>
@@ -2571,7 +2603,7 @@
       <w:r>
         <w:t xml:space="preserve">Dean, Katharine R., et al. “</w:t>
       </w:r>
-      <w:hyperlink w:history="1" r:id="rIddio_lqz3zr0vqzyj27rrv">
+      <w:hyperlink w:history="1" r:id="rIdchfmnfd4ogaazlaa3yl7t">
         <w:r>
           <w:rPr>
             <w:color w:val="0563C1"/>
@@ -2599,7 +2631,7 @@
       <w:r>
         <w:t xml:space="preserve">Benedictow, Ole J. </w:t>
       </w:r>
-      <w:hyperlink w:history="1" r:id="rIdlgruztzoef_nqoqmjtjpf">
+      <w:hyperlink w:history="1" r:id="rIdghe99tllkz9tsj5r1ggvm">
         <w:r>
           <w:rPr>
             <w:color w:val="0563C1"/>
@@ -2663,7 +2695,7 @@
       <w:r>
         <w:t xml:space="preserve">Gomez, Michael A. </w:t>
       </w:r>
-      <w:hyperlink w:history="1" r:id="rIdx-hm5w3wodiphbno16_8x">
+      <w:hyperlink w:history="1" r:id="rIdoqthuavwim9h65aoemykr">
         <w:r>
           <w:rPr>
             <w:color w:val="0563C1"/>
@@ -2723,7 +2755,7 @@
       <w:r>
         <w:t xml:space="preserve">Edwards, David N. </w:t>
       </w:r>
-      <w:hyperlink w:history="1" r:id="rIdvf_ipn5poekjsshvvsg43">
+      <w:hyperlink w:history="1" r:id="rId1spcmftjqcoggmku_f-qa">
         <w:r>
           <w:rPr>
             <w:color w:val="0563C1"/>
@@ -2751,7 +2783,7 @@
       <w:r>
         <w:t xml:space="preserve">Pikirayi, Innocent. </w:t>
       </w:r>
-      <w:hyperlink w:history="1" r:id="rId60wk7hbz7ebn8vaoiykxx">
+      <w:hyperlink w:history="1" r:id="rIdasdbubgca3re0p80ty9oh">
         <w:r>
           <w:rPr>
             <w:color w:val="0563C1"/>
@@ -2779,7 +2811,7 @@
       <w:r>
         <w:t xml:space="preserve">Hicks, Dan. </w:t>
       </w:r>
-      <w:hyperlink w:history="1" r:id="rIduqgbvfix2mex-xwn2nkuf">
+      <w:hyperlink w:history="1" r:id="rIdl-qawtafyrscajtc0hvtm">
         <w:r>
           <w:rPr>
             <w:color w:val="0563C1"/>
@@ -2827,7 +2859,7 @@
       <w:r>
         <w:t xml:space="preserve">Thornton, John K. </w:t>
       </w:r>
-      <w:hyperlink w:history="1" r:id="rId2dfkwvfnsfiawwa-qiasn">
+      <w:hyperlink w:history="1" r:id="rIdbtpnzojzrhp9nyf2m0ft-">
         <w:r>
           <w:rPr>
             <w:color w:val="0563C1"/>
@@ -2855,7 +2887,7 @@
       <w:r>
         <w:t xml:space="preserve">McCaskie, T. C. </w:t>
       </w:r>
-      <w:hyperlink w:history="1" r:id="rIdqthv7w0slrqqophuydbuw">
+      <w:hyperlink w:history="1" r:id="rIdyvgoa8edq1xtwih32z7_0">
         <w:r>
           <w:rPr>
             <w:color w:val="0563C1"/>
@@ -2883,7 +2915,7 @@
       <w:r>
         <w:t xml:space="preserve">Hochschild, Adam. </w:t>
       </w:r>
-      <w:hyperlink w:history="1" r:id="rIdd-gguxnvdijctnqemz2iy">
+      <w:hyperlink w:history="1" r:id="rIdi55c0xadzxmrvhtjvnqxt">
         <w:r>
           <w:rPr>
             <w:color w:val="0563C1"/>
@@ -2927,7 +2959,7 @@
       <w:r>
         <w:t xml:space="preserve">Kara, Siddharth. </w:t>
       </w:r>
-      <w:hyperlink w:history="1" r:id="rIdcvdklypnhg11_mz3nbyid">
+      <w:hyperlink w:history="1" r:id="rIdcfql60udxarcw1sd4mckn">
         <w:r>
           <w:rPr>
             <w:color w:val="0563C1"/>
@@ -2991,7 +3023,7 @@
       <w:r>
         <w:t xml:space="preserve">Mann, Charles C. </w:t>
       </w:r>
-      <w:hyperlink w:history="1" r:id="rIdnbbbfaznwzjkma9ydfjsn">
+      <w:hyperlink w:history="1" r:id="rIdrmthlrthxwe-3q7ffdksp">
         <w:r>
           <w:rPr>
             <w:color w:val="0563C1"/>
@@ -3019,7 +3051,7 @@
       <w:r>
         <w:t xml:space="preserve">Matsuoka, Yoshihiro, et al. “</w:t>
       </w:r>
-      <w:hyperlink w:history="1" r:id="rIdpndolxkznntoil0tzbnof">
+      <w:hyperlink w:history="1" r:id="rIdg-m7hthngn9q_aosemnkx">
         <w:r>
           <w:rPr>
             <w:color w:val="0563C1"/>
@@ -3047,7 +3079,7 @@
       <w:r>
         <w:t xml:space="preserve">Shady Solis, Ruth, Jonathan Haas, and Winifred Creamer. “</w:t>
       </w:r>
-      <w:hyperlink w:history="1" r:id="rId8jk3plw2sak7qqcopi19n">
+      <w:hyperlink w:history="1" r:id="rIdyfllty4ruyugomkdglujg">
         <w:r>
           <w:rPr>
             <w:color w:val="0563C1"/>
@@ -3075,7 +3107,7 @@
       <w:r>
         <w:t xml:space="preserve">Urton, Gary. </w:t>
       </w:r>
-      <w:hyperlink w:history="1" r:id="rIdxcd4atjvpgse3xmof2j62">
+      <w:hyperlink w:history="1" r:id="rIdcqnzjbsux3omveo_wgvge">
         <w:r>
           <w:rPr>
             <w:color w:val="0563C1"/>
@@ -3103,7 +3135,7 @@
       <w:r>
         <w:t xml:space="preserve">Denevan, William M., ed. </w:t>
       </w:r>
-      <w:hyperlink w:history="1" r:id="rIdvbae4ccg3smli2zl2tbjz">
+      <w:hyperlink w:history="1" r:id="rIdnbbbwuwibl7qvbqaxfzik">
         <w:r>
           <w:rPr>
             <w:color w:val="0563C1"/>
@@ -3131,7 +3163,7 @@
       <w:r>
         <w:t xml:space="preserve">Henige, David. </w:t>
       </w:r>
-      <w:hyperlink w:history="1" r:id="rIdq60wvi2-jqpdzwpiugr4m">
+      <w:hyperlink w:history="1" r:id="rIdgzdbanbiqyfkzneynfnpv">
         <w:r>
           <w:rPr>
             <w:color w:val="0563C1"/>
@@ -3159,7 +3191,7 @@
       <w:r>
         <w:t xml:space="preserve">Koch, Alexander, Chris Brierley, Mark M. Maslin, and Simon L. Lewis. “</w:t>
       </w:r>
-      <w:hyperlink w:history="1" r:id="rIdy3wbex3pxjolmqsuraacq">
+      <w:hyperlink w:history="1" r:id="rIdsurycim6cmcu0ago62qbt">
         <w:r>
           <w:rPr>
             <w:color w:val="0563C1"/>
@@ -3187,7 +3219,7 @@
       <w:r>
         <w:t xml:space="preserve">Ioannidis, Alexander G., et al. “</w:t>
       </w:r>
-      <w:hyperlink w:history="1" r:id="rIdelvoew2vay7dka3muio-f">
+      <w:hyperlink w:history="1" r:id="rIdz2qax-8hanvvevjax32v9">
         <w:r>
           <w:rPr>
             <w:color w:val="0563C1"/>
@@ -3215,7 +3247,7 @@
       <w:r>
         <w:t xml:space="preserve">Pauketat, Timothy R. </w:t>
       </w:r>
-      <w:hyperlink w:history="1" r:id="rIdiwqawkimpqxxtrt7urfay">
+      <w:hyperlink w:history="1" r:id="rIdd36y3ecwaygowasra_e7w">
         <w:r>
           <w:rPr>
             <w:color w:val="0563C1"/>
@@ -3243,7 +3275,7 @@
       <w:r>
         <w:t xml:space="preserve">Dobyns, Henry F. “</w:t>
       </w:r>
-      <w:hyperlink w:history="1" r:id="rIdqwcu9qz5_nxztvepjudc-">
+      <w:hyperlink w:history="1" r:id="rIdwmbvr7bsp8srprswc4ghw">
         <w:r>
           <w:rPr>
             <w:color w:val="0563C1"/>
@@ -3304,7 +3336,7 @@
         </w:rPr>
         <w:t xml:space="preserve">The voyages database behind those numbers. </w:t>
       </w:r>
-      <w:hyperlink w:history="1" r:id="rId2zxfeu-d54lr0jacqoyur">
+      <w:hyperlink w:history="1" r:id="rIdamoueqvrr2pfkfonkwstz">
         <w:r>
           <w:rPr>
             <w:color w:val="0563C1"/>
@@ -3332,7 +3364,7 @@
       <w:r>
         <w:t xml:space="preserve">Equiano, Olaudah. </w:t>
       </w:r>
-      <w:hyperlink w:history="1" r:id="rId50m5cswuowgcsp8dj4hbi">
+      <w:hyperlink w:history="1" r:id="rIdccjalci2-nqynx10vr5bx">
         <w:r>
           <w:rPr>
             <w:color w:val="0563C1"/>
@@ -3360,7 +3392,7 @@
       <w:r>
         <w:t xml:space="preserve">Carretta, Vincent. </w:t>
       </w:r>
-      <w:hyperlink w:history="1" r:id="rId03kykbrcc_1vp5_ibwypy">
+      <w:hyperlink w:history="1" r:id="rIdojoes0kit0qx7h5mad7af">
         <w:r>
           <w:rPr>
             <w:color w:val="0563C1"/>
@@ -3388,7 +3420,7 @@
       <w:r>
         <w:t xml:space="preserve">Hurston, Zora Neale. </w:t>
       </w:r>
-      <w:hyperlink w:history="1" r:id="rIdbqeksi5rsolgjzkuy8bp1">
+      <w:hyperlink w:history="1" r:id="rIdgewdb6i05prjfnvpb3jwr">
         <w:r>
           <w:rPr>
             <w:color w:val="0563C1"/>
@@ -3416,7 +3448,7 @@
       <w:r>
         <w:t xml:space="preserve">Diouf, Sylviane A. </w:t>
       </w:r>
-      <w:hyperlink w:history="1" r:id="rIds0ajea5-f4qmaebuzboj8">
+      <w:hyperlink w:history="1" r:id="rIdx0thplkaqyh9tols31ihl">
         <w:r>
           <w:rPr>
             <w:color w:val="0563C1"/>
@@ -3444,7 +3476,7 @@
       <w:r>
         <w:t xml:space="preserve">Livi Bacci, Massimo. </w:t>
       </w:r>
-      <w:hyperlink w:history="1" r:id="rId_iyadwhbwbbcnip0zpnxc">
+      <w:hyperlink w:history="1" r:id="rIdl0__3os90fbxsixue6bwf">
         <w:r>
           <w:rPr>
             <w:color w:val="0563C1"/>
@@ -3472,7 +3504,7 @@
       <w:r>
         <w:t xml:space="preserve">Reséndez, Andrés. </w:t>
       </w:r>
-      <w:hyperlink w:history="1" r:id="rIdizjtxfyhk_js2aojunbnj">
+      <w:hyperlink w:history="1" r:id="rIdcebkursz2jdzzevdp9h8b">
         <w:r>
           <w:rPr>
             <w:color w:val="0563C1"/>
@@ -3500,7 +3532,7 @@
       <w:r>
         <w:t xml:space="preserve">Dreyer, Edward L. </w:t>
       </w:r>
-      <w:hyperlink w:history="1" r:id="rIdt_tzyzlwvidkuop1atbmz">
+      <w:hyperlink w:history="1" r:id="rIdhnbjkjqt-jhdg6m2dimj-">
         <w:r>
           <w:rPr>
             <w:color w:val="0563C1"/>
@@ -3564,7 +3596,7 @@
       <w:r>
         <w:t xml:space="preserve">Eisenstein, Elizabeth L. </w:t>
       </w:r>
-      <w:hyperlink w:history="1" r:id="rIdwdsqako-8gyjd5fgmfyog">
+      <w:hyperlink w:history="1" r:id="rIdrl4lbneob2jviqwm1-ruk">
         <w:r>
           <w:rPr>
             <w:color w:val="0563C1"/>
@@ -3592,7 +3624,7 @@
       <w:r>
         <w:t xml:space="preserve">Allen, Robert C. </w:t>
       </w:r>
-      <w:hyperlink w:history="1" r:id="rIdcwxj2-vdk4irjgszzlq-y">
+      <w:hyperlink w:history="1" r:id="rIdf-w0mp58q5gcccmw7izy6">
         <w:r>
           <w:rPr>
             <w:color w:val="0563C1"/>
@@ -3620,7 +3652,7 @@
       <w:r>
         <w:t xml:space="preserve">Humphries, Jane. </w:t>
       </w:r>
-      <w:hyperlink w:history="1" r:id="rId3b-v5dfc5ns-2cyklocsr">
+      <w:hyperlink w:history="1" r:id="rId4pm4iz7ntukwi9w1xk7fg">
         <w:r>
           <w:rPr>
             <w:color w:val="0563C1"/>
@@ -3648,7 +3680,7 @@
       <w:r>
         <w:t xml:space="preserve">Pomeranz, Kenneth. </w:t>
       </w:r>
-      <w:hyperlink w:history="1" r:id="rIdlvajmqbtcxaom-8fcui41">
+      <w:hyperlink w:history="1" r:id="rIdz_fmqlciym7vrotpbdnlu">
         <w:r>
           <w:rPr>
             <w:color w:val="0563C1"/>
@@ -3676,7 +3708,7 @@
       <w:r>
         <w:t xml:space="preserve">Bell, Michelle L., and Devra Lee Davis. “</w:t>
       </w:r>
-      <w:hyperlink w:history="1" r:id="rIdp5pj5gdfibdirr9bytpd4">
+      <w:hyperlink w:history="1" r:id="rId7a6fdxogwudlfhtkwhi8z">
         <w:r>
           <w:rPr>
             <w:color w:val="0563C1"/>
@@ -3740,7 +3772,7 @@
       <w:r>
         <w:t xml:space="preserve">Hacker, J. David. “</w:t>
       </w:r>
-      <w:hyperlink w:history="1" r:id="rId9xyrqpapwdz9ea3ewltmd">
+      <w:hyperlink w:history="1" r:id="rIdzslozmvqt9iq4fnbb2-5h">
         <w:r>
           <w:rPr>
             <w:color w:val="0563C1"/>
@@ -3768,7 +3800,7 @@
       <w:r>
         <w:t xml:space="preserve">Foner, Eric. </w:t>
       </w:r>
-      <w:hyperlink w:history="1" r:id="rIdei_nbsl-kpzsjgxc-skzj">
+      <w:hyperlink w:history="1" r:id="rIdtznozp3zuyxwvimrzpr1k">
         <w:r>
           <w:rPr>
             <w:color w:val="0563C1"/>
@@ -3796,7 +3828,7 @@
       <w:r>
         <w:t xml:space="preserve">Saunt, Claudio. </w:t>
       </w:r>
-      <w:hyperlink w:history="1" r:id="rIdbcfkiart0czk3f9tb-8uo">
+      <w:hyperlink w:history="1" r:id="rIdkfzamvnaz6zllof8rt_56">
         <w:r>
           <w:rPr>
             <w:color w:val="0563C1"/>
@@ -3824,7 +3856,7 @@
       <w:r>
         <w:t xml:space="preserve">Horn, James. </w:t>
       </w:r>
-      <w:hyperlink w:history="1" r:id="rIdpw0knfk6ajgc1mur7gzvs">
+      <w:hyperlink w:history="1" r:id="rIdfpfsukh-qtca2muqgzckl">
         <w:r>
           <w:rPr>
             <w:color w:val="0563C1"/>
@@ -3852,7 +3884,7 @@
       <w:r>
         <w:t xml:space="preserve">Wilentz, Sean. </w:t>
       </w:r>
-      <w:hyperlink w:history="1" r:id="rIdwlrud9tqlu0ejqjjxzx-h">
+      <w:hyperlink w:history="1" r:id="rIdmm64xxbbwsllzzitirija">
         <w:r>
           <w:rPr>
             <w:color w:val="0563C1"/>
@@ -3900,7 +3932,7 @@
       <w:r>
         <w:t xml:space="preserve">Equal Justice Initiative. </w:t>
       </w:r>
-      <w:hyperlink w:history="1" r:id="rId-09zf9mfelh5exyslwcay">
+      <w:hyperlink w:history="1" r:id="rIddsjvd-jnvqrvw9tu2a9c7">
         <w:r>
           <w:rPr>
             <w:color w:val="0563C1"/>
@@ -3944,7 +3976,7 @@
       <w:r>
         <w:t xml:space="preserve">Robinson, Greg. </w:t>
       </w:r>
-      <w:hyperlink w:history="1" r:id="rId-p8ukjycokqrkpsxne28i">
+      <w:hyperlink w:history="1" r:id="rIdlmpgzio88ibhuxxktauqu">
         <w:r>
           <w:rPr>
             <w:color w:val="0563C1"/>
@@ -3972,7 +4004,7 @@
       <w:r>
         <w:t xml:space="preserve">Blinder, Alan S. </w:t>
       </w:r>
-      <w:hyperlink w:history="1" r:id="rIdndeuqtso6u787oawpohni">
+      <w:hyperlink w:history="1" r:id="rIdx6ibnmdmkleuni3c3gydw">
         <w:r>
           <w:rPr>
             <w:color w:val="0563C1"/>
@@ -4020,7 +4052,7 @@
       <w:r>
         <w:t xml:space="preserve">Butler, Jon. </w:t>
       </w:r>
-      <w:hyperlink w:history="1" r:id="rId4zuwhwum2-xepebbhjlw7">
+      <w:hyperlink w:history="1" r:id="rIdspg5ogeu_a86fihj_mhq5">
         <w:r>
           <w:rPr>
             <w:color w:val="0563C1"/>
@@ -4048,7 +4080,7 @@
       <w:r>
         <w:t xml:space="preserve">Hatch, Nathan O. </w:t>
       </w:r>
-      <w:hyperlink w:history="1" r:id="rIdnjdpxtg7oqxkxkypy6ltg">
+      <w:hyperlink w:history="1" r:id="rIdxh2j0ostddhkb3u8slzm-">
         <w:r>
           <w:rPr>
             <w:color w:val="0563C1"/>
@@ -4076,7 +4108,7 @@
       <w:r>
         <w:t xml:space="preserve">Bushman, Richard Lyman. </w:t>
       </w:r>
-      <w:hyperlink w:history="1" r:id="rIdykdqujglwihclzszz9uoi">
+      <w:hyperlink w:history="1" r:id="rIdpcux3mz4xvw26oix1d_yt">
         <w:r>
           <w:rPr>
             <w:color w:val="0563C1"/>
@@ -4104,7 +4136,7 @@
       <w:r>
         <w:t xml:space="preserve">Kraybill, Donald B., Karen M. Johnson-Weiner, and Steven M. Nolt. </w:t>
       </w:r>
-      <w:hyperlink w:history="1" r:id="rIdgxfpxoolulgho48vhdluf">
+      <w:hyperlink w:history="1" r:id="rIdukqily84yxt294ntyvot2">
         <w:r>
           <w:rPr>
             <w:color w:val="0563C1"/>
@@ -4132,7 +4164,7 @@
       <w:r>
         <w:t xml:space="preserve">Moore, Rebecca. </w:t>
       </w:r>
-      <w:hyperlink w:history="1" r:id="rIdtxrmigf4tu3ujv8_ghxrn">
+      <w:hyperlink w:history="1" r:id="rIdj5vbkmatojjsvl_caf9yn">
         <w:r>
           <w:rPr>
             <w:color w:val="0563C1"/>
@@ -4196,7 +4228,7 @@
       <w:r>
         <w:t xml:space="preserve">Lynch, John. </w:t>
       </w:r>
-      <w:hyperlink w:history="1" r:id="rId-8wmnk0luarpsrv6d_yfk">
+      <w:hyperlink w:history="1" r:id="rIdzvlr1ihdc5o5yha57t5mx">
         <w:r>
           <w:rPr>
             <w:color w:val="0563C1"/>
@@ -4224,7 +4256,7 @@
       <w:r>
         <w:t xml:space="preserve">Dubois, Laurent. </w:t>
       </w:r>
-      <w:hyperlink w:history="1" r:id="rIdru3ewu5ix8pfnlebfcnrn">
+      <w:hyperlink w:history="1" r:id="rId7euc4oxoyoc0w-kd-ocwh">
         <w:r>
           <w:rPr>
             <w:color w:val="0563C1"/>
@@ -4252,7 +4284,7 @@
       <w:r>
         <w:t xml:space="preserve">Conrad, Robert Edgar. </w:t>
       </w:r>
-      <w:hyperlink w:history="1" r:id="rIdc19smdmfnbuf9xb8fgz8x">
+      <w:hyperlink w:history="1" r:id="rIdbiveriju3ocuybphga8bw">
         <w:r>
           <w:rPr>
             <w:color w:val="0563C1"/>
@@ -4277,7 +4309,7 @@
         </w:rPr>
         <w:t xml:space="preserve">Brazil’s share of the Atlantic slave trade. </w:t>
       </w:r>
-      <w:hyperlink w:history="1" r:id="rId10yxkt2njhmo7xa9m-7qh">
+      <w:hyperlink w:history="1" r:id="rId_yfpdpflks2wfcoo3akoa">
         <w:r>
           <w:rPr>
             <w:color w:val="0563C1"/>
@@ -4305,7 +4337,7 @@
       <w:r>
         <w:t xml:space="preserve">Smith, Peter H. </w:t>
       </w:r>
-      <w:hyperlink w:history="1" r:id="rId8esd0ow_dumdpn05eejwp">
+      <w:hyperlink w:history="1" r:id="rId4f-mc7i2-bxykaj3nulkh">
         <w:r>
           <w:rPr>
             <w:color w:val="0563C1"/>
@@ -4333,7 +4365,7 @@
       <w:r>
         <w:t xml:space="preserve">Schlesinger, Stephen, and Stephen Kinzer. </w:t>
       </w:r>
-      <w:hyperlink w:history="1" r:id="rId5ub7c4bnnow3qwxvft1vq">
+      <w:hyperlink w:history="1" r:id="rIdwtfiwwlv0ti7xau_htwjd">
         <w:r>
           <w:rPr>
             <w:color w:val="0563C1"/>
@@ -4361,7 +4393,7 @@
       <w:r>
         <w:t xml:space="preserve">Slater, Candace. </w:t>
       </w:r>
-      <w:hyperlink w:history="1" r:id="rIdt-erujeqawdkxbz4r5bet">
+      <w:hyperlink w:history="1" r:id="rId-jfovgssbxz0cgvrcq2b-">
         <w:r>
           <w:rPr>
             <w:color w:val="0563C1"/>
@@ -4389,7 +4421,7 @@
       <w:r>
         <w:t xml:space="preserve">Taylor, Barbara L., et al. “</w:t>
       </w:r>
-      <w:hyperlink w:history="1" r:id="rIdruhq0iqbie25dixhamyom">
+      <w:hyperlink w:history="1" r:id="rId-3tbvmlzhgfpe_e39_tv_">
         <w:r>
           <w:rPr>
             <w:color w:val="0563C1"/>
@@ -4417,7 +4449,7 @@
       <w:r>
         <w:t xml:space="preserve">NOAA Fisheries. “</w:t>
       </w:r>
-      <w:hyperlink w:history="1" r:id="rIdpsohz_ekakx8dlw8ku4rh">
+      <w:hyperlink w:history="1" r:id="rIdmvzsuijbbdbqzke8dylso">
         <w:r>
           <w:rPr>
             <w:color w:val="0563C1"/>
@@ -4445,7 +4477,7 @@
       <w:r>
         <w:t xml:space="preserve">Skidmore, Thomas E. </w:t>
       </w:r>
-      <w:hyperlink w:history="1" r:id="rIdcco9bkclu3dev021ju5zz">
+      <w:hyperlink w:history="1" r:id="rIdp4sprj8ulkwv0ueig593b">
         <w:r>
           <w:rPr>
             <w:color w:val="0563C1"/>
@@ -4473,7 +4505,7 @@
       <w:r>
         <w:t xml:space="preserve">Comisión Nacional sobre la Desaparición de Personas. </w:t>
       </w:r>
-      <w:hyperlink w:history="1" r:id="rIdgsnyevg2yerdn1-wloq45">
+      <w:hyperlink w:history="1" r:id="rIdmc1qftab7xs-qpktm7yzj">
         <w:r>
           <w:rPr>
             <w:color w:val="0563C1"/>
@@ -4501,7 +4533,7 @@
       <w:r>
         <w:t xml:space="preserve">Nino, Carlos Santiago. </w:t>
       </w:r>
-      <w:hyperlink w:history="1" r:id="rIdodkiw_x8docu919jyl0ys">
+      <w:hyperlink w:history="1" r:id="rId-ywcywx-r8z2k2s5spapz">
         <w:r>
           <w:rPr>
             <w:color w:val="0563C1"/>
@@ -4529,7 +4561,7 @@
       <w:r>
         <w:t xml:space="preserve">Bouvard, Marguerite Guzman. </w:t>
       </w:r>
-      <w:hyperlink w:history="1" r:id="rIdcpbx4zhfxipvi4zobmcwn">
+      <w:hyperlink w:history="1" r:id="rIdj82casnja2cqutagljgqk">
         <w:r>
           <w:rPr>
             <w:color w:val="0563C1"/>
@@ -4557,7 +4589,7 @@
       <w:r>
         <w:t xml:space="preserve">Kornbluh, Peter. </w:t>
       </w:r>
-      <w:hyperlink w:history="1" r:id="rIduvhzyww0_49edvw5a7q2x">
+      <w:hyperlink w:history="1" r:id="rIdft36w7b-nbhdsuqradac1">
         <w:r>
           <w:rPr>
             <w:color w:val="0563C1"/>
@@ -4585,7 +4617,7 @@
       <w:r>
         <w:t xml:space="preserve">Jara, Joan. </w:t>
       </w:r>
-      <w:hyperlink w:history="1" r:id="rIdpy2xdqhk62ctqa5s58jbz">
+      <w:hyperlink w:history="1" r:id="rIdzjmrqqq7mvy9civi6wmwm">
         <w:r>
           <w:rPr>
             <w:color w:val="0563C1"/>
@@ -4613,7 +4645,7 @@
       <w:r>
         <w:t xml:space="preserve">LeoGrande, William M., and Peter Kornbluh. </w:t>
       </w:r>
-      <w:hyperlink w:history="1" r:id="rIdzvruv02pkk-f5cks4ukct">
+      <w:hyperlink w:history="1" r:id="rIdkwju2o-myq6hghnmn1jbw">
         <w:r>
           <w:rPr>
             <w:color w:val="0563C1"/>
@@ -4673,7 +4705,7 @@
       <w:r>
         <w:t xml:space="preserve">Secretaría de Gobernación (Mexico). “</w:t>
       </w:r>
-      <w:hyperlink w:history="1" r:id="rIdcfhffqxlgi6baa8bye1cs">
+      <w:hyperlink w:history="1" r:id="rIdgcoqznv5tmsz51xjejo4c">
         <w:r>
           <w:rPr>
             <w:color w:val="0563C1"/>
@@ -4721,7 +4753,7 @@
       <w:r>
         <w:t xml:space="preserve">Finkel, Caroline. </w:t>
       </w:r>
-      <w:hyperlink w:history="1" r:id="rIdswq5z-ezqh8lqek_jetg2">
+      <w:hyperlink w:history="1" r:id="rIdz6wdyker_3cbz1btoeaft">
         <w:r>
           <w:rPr>
             <w:color w:val="0563C1"/>
@@ -4749,7 +4781,7 @@
       <w:r>
         <w:t xml:space="preserve">Crowley, Roger. </w:t>
       </w:r>
-      <w:hyperlink w:history="1" r:id="rIdxxtirqeby83jcwbq1yp2-">
+      <w:hyperlink w:history="1" r:id="rIdrplowt_dc9xwu3zfcul7y">
         <w:r>
           <w:rPr>
             <w:color w:val="0563C1"/>
@@ -4777,7 +4809,7 @@
       <w:r>
         <w:t xml:space="preserve">Barkey, Karen. </w:t>
       </w:r>
-      <w:hyperlink w:history="1" r:id="rIdnf-rjlox6m677iw1pi-3t">
+      <w:hyperlink w:history="1" r:id="rIdtyliwqsluh5cebvy7lq8r">
         <w:r>
           <w:rPr>
             <w:color w:val="0563C1"/>
@@ -4805,7 +4837,7 @@
       <w:r>
         <w:t xml:space="preserve">Mazower, Mark. </w:t>
       </w:r>
-      <w:hyperlink w:history="1" r:id="rIdlaat4tpbpn7lbowhvyh57">
+      <w:hyperlink w:history="1" r:id="rIdhc8k4a5j6tqvofxmcyfnd">
         <w:r>
           <w:rPr>
             <w:color w:val="0563C1"/>
@@ -4833,7 +4865,7 @@
       <w:r>
         <w:t xml:space="preserve">Suny, Ronald Grigor. “</w:t>
       </w:r>
-      <w:hyperlink w:history="1" r:id="rIdua6yjqggncsrbrl9h1hlr">
+      <w:hyperlink w:history="1" r:id="rIdeeavshfu3fkxnujejnrb3">
         <w:r>
           <w:rPr>
             <w:color w:val="0563C1"/>
@@ -4861,7 +4893,7 @@
       <w:r>
         <w:t xml:space="preserve">Power, Samantha. “</w:t>
       </w:r>
-      <w:hyperlink w:history="1" r:id="rIdvjltiuhbplnax0sso7rnh">
+      <w:hyperlink w:history="1" r:id="rIduupkzbcb9elnhaxfk2z6m">
         <w:r>
           <w:rPr>
             <w:color w:val="0563C1"/>
@@ -4889,7 +4921,7 @@
       <w:r>
         <w:t xml:space="preserve">Hirschon, Renée, ed. </w:t>
       </w:r>
-      <w:hyperlink w:history="1" r:id="rIdar908hvchqxjvgg1gffwa">
+      <w:hyperlink w:history="1" r:id="rIdve6ykw2ivxacteirjng06">
         <w:r>
           <w:rPr>
             <w:color w:val="0563C1"/>
@@ -4917,7 +4949,7 @@
       <w:r>
         <w:t xml:space="preserve">Rogan, Eugene. </w:t>
       </w:r>
-      <w:hyperlink w:history="1" r:id="rIdsbrlbnkjfj41phbtvoas_">
+      <w:hyperlink w:history="1" r:id="rIdxv31nlrafuauyofv1wrwy">
         <w:r>
           <w:rPr>
             <w:color w:val="0563C1"/>
@@ -4945,7 +4977,7 @@
       <w:r>
         <w:t xml:space="preserve">Barr, James. </w:t>
       </w:r>
-      <w:hyperlink w:history="1" r:id="rId5oz-bmsyzxxe8oomuu1wx">
+      <w:hyperlink w:history="1" r:id="rIdouyqpp7k0m9gc_jdv1kr8">
         <w:r>
           <w:rPr>
             <w:color w:val="0563C1"/>
@@ -4973,7 +5005,7 @@
       <w:r>
         <w:t xml:space="preserve">McDowall, David. </w:t>
       </w:r>
-      <w:hyperlink w:history="1" r:id="rId26i-t-kxk6qafjegc5kmu">
+      <w:hyperlink w:history="1" r:id="rIdvvldw1cezo4a70dkolj2i">
         <w:r>
           <w:rPr>
             <w:color w:val="0563C1"/>
@@ -5001,7 +5033,7 @@
       <w:r>
         <w:t xml:space="preserve">Abrahamian, Ervand. </w:t>
       </w:r>
-      <w:hyperlink w:history="1" r:id="rIdqd5j53fzc0iw7y8ipy3gi">
+      <w:hyperlink w:history="1" r:id="rIdu7mi2npnchmbzr_rjswnf">
         <w:r>
           <w:rPr>
             <w:color w:val="0563C1"/>
@@ -5029,7 +5061,7 @@
       <w:r>
         <w:t xml:space="preserve">Razoux, Pierre. </w:t>
       </w:r>
-      <w:hyperlink w:history="1" r:id="rIdj98eaak2wxqc1bip42plr">
+      <w:hyperlink w:history="1" r:id="rIdgrbgqxg-jk7bcdfpowcns">
         <w:r>
           <w:rPr>
             <w:color w:val="0563C1"/>
@@ -5077,7 +5109,7 @@
       <w:r>
         <w:t xml:space="preserve">Clark, Christopher. </w:t>
       </w:r>
-      <w:hyperlink w:history="1" r:id="rId9ahpftn2tvx27yxhxc6jx">
+      <w:hyperlink w:history="1" r:id="rIdgxp2kmcy-ddngaq-6iics">
         <w:r>
           <w:rPr>
             <w:color w:val="0563C1"/>
@@ -5105,7 +5137,7 @@
       <w:r>
         <w:t xml:space="preserve">Strachan, Hew. </w:t>
       </w:r>
-      <w:hyperlink w:history="1" r:id="rIdoyqumfjczngeo6ujlortl">
+      <w:hyperlink w:history="1" r:id="rId4_3pusdj4lu_xhcubnvyc">
         <w:r>
           <w:rPr>
             <w:color w:val="0563C1"/>
@@ -5149,7 +5181,7 @@
       <w:r>
         <w:t xml:space="preserve">Weintraub, Stanley. </w:t>
       </w:r>
-      <w:hyperlink w:history="1" r:id="rIdme40yhtdn6613de95jszi">
+      <w:hyperlink w:history="1" r:id="rIdhwvvmshxvomarq4_v6huv">
         <w:r>
           <w:rPr>
             <w:color w:val="0563C1"/>
@@ -5177,7 +5209,7 @@
       <w:r>
         <w:t xml:space="preserve">Johnson, Niall P. A. S., and Juergen Mueller. “</w:t>
       </w:r>
-      <w:hyperlink w:history="1" r:id="rId_mne2yrsbglsb7yfn0zhy">
+      <w:hyperlink w:history="1" r:id="rIdnrl0gcrumlgyfhz0vncr9">
         <w:r>
           <w:rPr>
             <w:color w:val="0563C1"/>
@@ -5205,7 +5237,7 @@
       <w:r>
         <w:t xml:space="preserve">Spreeuwenberg, Peter, et al. “</w:t>
       </w:r>
-      <w:hyperlink w:history="1" r:id="rId97jssmv-ehamytspfwaqu">
+      <w:hyperlink w:history="1" r:id="rIdardriorc4vdjeoekgff6e">
         <w:r>
           <w:rPr>
             <w:color w:val="0563C1"/>
@@ -5233,7 +5265,7 @@
       <w:r>
         <w:t xml:space="preserve">Keynes, John Maynard. </w:t>
       </w:r>
-      <w:hyperlink w:history="1" r:id="rIdcbc8ev_mpoewdjcrnbxqp">
+      <w:hyperlink w:history="1" r:id="rIdx85kbarzxg33ue543wodk">
         <w:r>
           <w:rPr>
             <w:color w:val="0563C1"/>
@@ -5281,7 +5313,7 @@
       <w:r>
         <w:t xml:space="preserve">Evans, Richard J. </w:t>
       </w:r>
-      <w:hyperlink w:history="1" r:id="rIdveciqprm_8rjurtwov0--">
+      <w:hyperlink w:history="1" r:id="rIdxaxxh2xpinnsmempze0nb">
         <w:r>
           <w:rPr>
             <w:color w:val="0563C1"/>
@@ -5309,7 +5341,7 @@
       <w:r>
         <w:t xml:space="preserve">Hilberg, Raul. </w:t>
       </w:r>
-      <w:hyperlink w:history="1" r:id="rIdbvxxveydzohe7yagty_fi">
+      <w:hyperlink w:history="1" r:id="rIdoq9jrqfws37byl8osywws">
         <w:r>
           <w:rPr>
             <w:color w:val="0563C1"/>
@@ -5337,7 +5369,7 @@
       <w:r>
         <w:t xml:space="preserve">Kiernan, Ben. </w:t>
       </w:r>
-      <w:hyperlink w:history="1" r:id="rIdlbw4eore4y_hilbyq7jmw">
+      <w:hyperlink w:history="1" r:id="rIdefrvfu3ycwwknobzugsnl">
         <w:r>
           <w:rPr>
             <w:color w:val="0563C1"/>
@@ -5365,7 +5397,7 @@
       <w:r>
         <w:t xml:space="preserve">Levitsky, Steven, and Daniel Ziblatt. </w:t>
       </w:r>
-      <w:hyperlink w:history="1" r:id="rIdx7gg200pm_oktxbinvtd5">
+      <w:hyperlink w:history="1" r:id="rIdjm5tc3jg0ba-86drizmsx">
         <w:r>
           <w:rPr>
             <w:color w:val="0563C1"/>
@@ -5393,7 +5425,7 @@
       <w:r>
         <w:t xml:space="preserve">Neiman, Susan. </w:t>
       </w:r>
-      <w:hyperlink w:history="1" r:id="rId5g4co4chyg0jj35t4xl38">
+      <w:hyperlink w:history="1" r:id="rIds09rrup_kvqvly9rkvlvy">
         <w:r>
           <w:rPr>
             <w:color w:val="0563C1"/>
@@ -5437,7 +5469,7 @@
       <w:r>
         <w:t xml:space="preserve">Broberg, Gunnar, and Nils Roll-Hansen, eds. </w:t>
       </w:r>
-      <w:hyperlink w:history="1" r:id="rIddjj_b1e-coosrzyac3fij">
+      <w:hyperlink w:history="1" r:id="rId-yg3zeb-jrmvovfnd1rop">
         <w:r>
           <w:rPr>
             <w:color w:val="0563C1"/>
@@ -5485,7 +5517,7 @@
       <w:r>
         <w:t xml:space="preserve">Jansen, Marius B. </w:t>
       </w:r>
-      <w:hyperlink w:history="1" r:id="rIddf1_4c_x4ia44zchpo8dg">
+      <w:hyperlink w:history="1" r:id="rIduevjdkl96fgbcgh-tj1xh">
         <w:r>
           <w:rPr>
             <w:color w:val="0563C1"/>
@@ -5513,7 +5545,7 @@
       <w:r>
         <w:t xml:space="preserve">Fogel, Joshua A., ed. </w:t>
       </w:r>
-      <w:hyperlink w:history="1" r:id="rIdkmd87b2luwnesq8na1hjk">
+      <w:hyperlink w:history="1" r:id="rIdnv2t5kuwqxgii_xniea1p">
         <w:r>
           <w:rPr>
             <w:color w:val="0563C1"/>
@@ -5541,7 +5573,7 @@
       <w:r>
         <w:t xml:space="preserve">Ohnuki-Tierney, Emiko. </w:t>
       </w:r>
-      <w:hyperlink w:history="1" r:id="rIdlkvtumebl31dvqznp5c_k">
+      <w:hyperlink w:history="1" r:id="rIdnofadg9dlbtbkzkgqd0vo">
         <w:r>
           <w:rPr>
             <w:color w:val="0563C1"/>
@@ -5569,7 +5601,7 @@
       <w:r>
         <w:t xml:space="preserve">Dower, John W. </w:t>
       </w:r>
-      <w:hyperlink w:history="1" r:id="rId6ywfcpewrqlpeflmjt7sg">
+      <w:hyperlink w:history="1" r:id="rIdob21ocz67hrywqua4g8ft">
         <w:r>
           <w:rPr>
             <w:color w:val="0563C1"/>
@@ -5617,7 +5649,7 @@
       <w:r>
         <w:t xml:space="preserve">Duggan, Christopher. </w:t>
       </w:r>
-      <w:hyperlink w:history="1" r:id="rIdyujqiqsfin99louxvix4k">
+      <w:hyperlink w:history="1" r:id="rIdszjbhbeie9avhrpdy0ohc">
         <w:r>
           <w:rPr>
             <w:color w:val="0563C1"/>
@@ -5645,7 +5677,7 @@
       <w:r>
         <w:t xml:space="preserve">Bosworth, R. J. B. </w:t>
       </w:r>
-      <w:hyperlink w:history="1" r:id="rIdrffgqkwmd0nqfq3x2owag">
+      <w:hyperlink w:history="1" r:id="rIdj7rxag9hh8nyuqfxqndit">
         <w:r>
           <w:rPr>
             <w:color w:val="0563C1"/>
@@ -5673,7 +5705,7 @@
       <w:r>
         <w:t xml:space="preserve">Domenico, Roy Palmer. </w:t>
       </w:r>
-      <w:hyperlink w:history="1" r:id="rIdqje-mizb_267qgaozv6sm">
+      <w:hyperlink w:history="1" r:id="rIdq7fw65ejv31g9x-lpqxxs">
         <w:r>
           <w:rPr>
             <w:color w:val="0563C1"/>
@@ -5721,7 +5753,7 @@
       <w:r>
         <w:t xml:space="preserve">Menocal, María Rosa. </w:t>
       </w:r>
-      <w:hyperlink w:history="1" r:id="rIdqe_u5eb_gmhrely2r_501">
+      <w:hyperlink w:history="1" r:id="rIdf5cqdipicx6yip8-anpdp">
         <w:r>
           <w:rPr>
             <w:color w:val="0563C1"/>
@@ -5749,7 +5781,7 @@
       <w:r>
         <w:t xml:space="preserve">Fernández-Morera, Darío. </w:t>
       </w:r>
-      <w:hyperlink w:history="1" r:id="rIdwkq2woqvo8tmeypmi0arl">
+      <w:hyperlink w:history="1" r:id="rIdgkes5tgn9ndazvmeu75hk">
         <w:r>
           <w:rPr>
             <w:color w:val="0563C1"/>
@@ -5777,7 +5809,7 @@
       <w:r>
         <w:t xml:space="preserve">Kraemer, Joel L. </w:t>
       </w:r>
-      <w:hyperlink w:history="1" r:id="rId5v1i6hnliaxmsoqjatjxl">
+      <w:hyperlink w:history="1" r:id="rIduroqtjhiqz0qshneabdrl">
         <w:r>
           <w:rPr>
             <w:color w:val="0563C1"/>
@@ -5805,7 +5837,7 @@
       <w:r>
         <w:t xml:space="preserve">Preston, Paul. </w:t>
       </w:r>
-      <w:hyperlink w:history="1" r:id="rIdewywg-gnubj6nhnskzoxz">
+      <w:hyperlink w:history="1" r:id="rId6sy1pxr417jrkgea0d7_3">
         <w:r>
           <w:rPr>
             <w:color w:val="0563C1"/>
@@ -5833,7 +5865,7 @@
       <w:r>
         <w:t xml:space="preserve">Aguilar, Paloma. </w:t>
       </w:r>
-      <w:hyperlink w:history="1" r:id="rIdzmbvope3hhyuuvlg9uugh">
+      <w:hyperlink w:history="1" r:id="rIdy7m4r-cmfbfri3ri0l2k_">
         <w:r>
           <w:rPr>
             <w:color w:val="0563C1"/>
@@ -5897,7 +5929,7 @@
       <w:r>
         <w:t xml:space="preserve">Applebaum, Anne. </w:t>
       </w:r>
-      <w:hyperlink w:history="1" r:id="rId1_9xgqj9fgo8drkc4bpls">
+      <w:hyperlink w:history="1" r:id="rIdjezywngbjzzhq5p__e_r6">
         <w:r>
           <w:rPr>
             <w:color w:val="0563C1"/>
@@ -5925,7 +5957,7 @@
       <w:r>
         <w:t xml:space="preserve">Applebaum, Anne. </w:t>
       </w:r>
-      <w:hyperlink w:history="1" r:id="rId_oz6fojcosx93kq-dwqbk">
+      <w:hyperlink w:history="1" r:id="rIdxq4tztp7m2cfatdxe9zuv">
         <w:r>
           <w:rPr>
             <w:color w:val="0563C1"/>
@@ -5953,7 +5985,7 @@
       <w:r>
         <w:t xml:space="preserve">Sanford, George. </w:t>
       </w:r>
-      <w:hyperlink w:history="1" r:id="rIdcmq_yvugvj6wtt4ac9pi4">
+      <w:hyperlink w:history="1" r:id="rIdyij3zryxrmnh3gxgbfbsq">
         <w:r>
           <w:rPr>
             <w:color w:val="0563C1"/>
@@ -5981,7 +6013,7 @@
       <w:r>
         <w:t xml:space="preserve">Plokhy, Serhii. </w:t>
       </w:r>
-      <w:hyperlink w:history="1" r:id="rId9wncxkoyyl0hy3eahiif4">
+      <w:hyperlink w:history="1" r:id="rIdme5tr0y3ipz0fxqi5e7st">
         <w:r>
           <w:rPr>
             <w:color w:val="0563C1"/>
@@ -6009,7 +6041,7 @@
       <w:r>
         <w:t xml:space="preserve">Roberts, Geoffrey. </w:t>
       </w:r>
-      <w:hyperlink w:history="1" r:id="rId1bcbcqs65hgtvtzbuej_e">
+      <w:hyperlink w:history="1" r:id="rIdaoxejmjup35n4fba1kqqh">
         <w:r>
           <w:rPr>
             <w:color w:val="0563C1"/>
@@ -6057,7 +6089,7 @@
       <w:r>
         <w:t xml:space="preserve">Dikötter, Frank. </w:t>
       </w:r>
-      <w:hyperlink w:history="1" r:id="rIdq2zilohjaltxoyuyws35k">
+      <w:hyperlink w:history="1" r:id="rIdb_8_vthrauosuwbp-aj5c">
         <w:r>
           <w:rPr>
             <w:color w:val="0563C1"/>
@@ -6085,7 +6117,7 @@
       <w:r>
         <w:t xml:space="preserve">Yang Jisheng. </w:t>
       </w:r>
-      <w:hyperlink w:history="1" r:id="rId_o2z_cznenaoptp7tmifq">
+      <w:hyperlink w:history="1" r:id="rIdi32l82wj9oehagsnr1r3s">
         <w:r>
           <w:rPr>
             <w:color w:val="0563C1"/>
@@ -6113,7 +6145,7 @@
       <w:r>
         <w:t xml:space="preserve">MacFarquhar, Roderick, and Michael Schoenhals. </w:t>
       </w:r>
-      <w:hyperlink w:history="1" r:id="rIdl4egdyyucsm62vs6habfp">
+      <w:hyperlink w:history="1" r:id="rIdt3_zb28vnvwpsbhvvhtl2">
         <w:r>
           <w:rPr>
             <w:color w:val="0563C1"/>
@@ -6141,7 +6173,7 @@
       <w:r>
         <w:t xml:space="preserve">Jambeck, Jenna R., et al. “</w:t>
       </w:r>
-      <w:hyperlink w:history="1" r:id="rIdrpyetbmtkxxz8zahlgrb5">
+      <w:hyperlink w:history="1" r:id="rIdjnjo-smtv98ksqxay4khr">
         <w:r>
           <w:rPr>
             <w:color w:val="0563C1"/>
@@ -6169,7 +6201,7 @@
       <w:r>
         <w:t xml:space="preserve">Meijer, Lourens J. J., et al. “</w:t>
       </w:r>
-      <w:hyperlink w:history="1" r:id="rIdqnrvhwuficfeofqizttt2">
+      <w:hyperlink w:history="1" r:id="rIde5si2vwqsogxzpj6mfw9b">
         <w:r>
           <w:rPr>
             <w:color w:val="0563C1"/>
@@ -6197,7 +6229,7 @@
       <w:r>
         <w:t xml:space="preserve">Economy, Elizabeth C. </w:t>
       </w:r>
-      <w:hyperlink w:history="1" r:id="rIduidwhuev1vztioyo0yxuz">
+      <w:hyperlink w:history="1" r:id="rIdpgkvi8k6nuw1r42x3mpnt">
         <w:r>
           <w:rPr>
             <w:color w:val="0563C1"/>
@@ -6257,7 +6289,7 @@
       <w:r>
         <w:t xml:space="preserve">McDonell, Stephen. “</w:t>
       </w:r>
-      <w:hyperlink w:history="1" r:id="rId3v_amhlwpkvo9opj3kgl2">
+      <w:hyperlink w:history="1" r:id="rIdjatuwls0doc7clq725d9-">
         <w:r>
           <w:rPr>
             <w:color w:val="0563C1"/>
@@ -6285,7 +6317,7 @@
       <w:r>
         <w:t xml:space="preserve">Agence France-Presse. “‘Oh, Bother’: </w:t>
       </w:r>
-      <w:hyperlink w:history="1" r:id="rIdu7m7amvxfsrkk8gql5sdn">
+      <w:hyperlink w:history="1" r:id="rId9wvsundugpk7wrgldznwo">
         <w:r>
           <w:rPr>
             <w:color w:val="0563C1"/>
@@ -6333,7 +6365,7 @@
       <w:r>
         <w:t xml:space="preserve">Schama, Simon. </w:t>
       </w:r>
-      <w:hyperlink w:history="1" r:id="rIdzta3jtytyetrw4qeugsn0">
+      <w:hyperlink w:history="1" r:id="rIdiw_hpvdaskyfunkylt-2s">
         <w:r>
           <w:rPr>
             <w:color w:val="0563C1"/>
@@ -6361,7 +6393,7 @@
       <w:r>
         <w:t xml:space="preserve">Finkelstein, Israel, and Neil Asher Silberman. </w:t>
       </w:r>
-      <w:hyperlink w:history="1" r:id="rIdwcq2eunq3qsajlkpv2_ac">
+      <w:hyperlink w:history="1" r:id="rId79b4-wjzy14smul6eml0t">
         <w:r>
           <w:rPr>
             <w:color w:val="0563C1"/>
@@ -6389,7 +6421,7 @@
       <w:r>
         <w:t xml:space="preserve">VanderKam, James C. </w:t>
       </w:r>
-      <w:hyperlink w:history="1" r:id="rIdufc8fbghjyt6ttegto0tz">
+      <w:hyperlink w:history="1" r:id="rIdz-mwao6gajbal7lpckjma">
         <w:r>
           <w:rPr>
             <w:color w:val="0563C1"/>
@@ -6417,7 +6449,7 @@
       <w:r>
         <w:t xml:space="preserve">Magness, Jodi. </w:t>
       </w:r>
-      <w:hyperlink w:history="1" r:id="rIdlg1mdrhh9pxngkve4eyok">
+      <w:hyperlink w:history="1" r:id="rIdzebpuww3b1tlct11m0mbs">
         <w:r>
           <w:rPr>
             <w:color w:val="0563C1"/>
@@ -6445,7 +6477,7 @@
       <w:r>
         <w:t xml:space="preserve">Morris, Benny. </w:t>
       </w:r>
-      <w:hyperlink w:history="1" r:id="rIdq__evheoq0klbnpm-ipkz">
+      <w:hyperlink w:history="1" r:id="rIdfeb9joqkxgjg_hl_citps">
         <w:r>
           <w:rPr>
             <w:color w:val="0563C1"/>
@@ -6493,7 +6525,7 @@
       <w:r>
         <w:t xml:space="preserve">Gaddis, John Lewis. </w:t>
       </w:r>
-      <w:hyperlink w:history="1" r:id="rIdypmgbf_b4clz4kgjvtoht">
+      <w:hyperlink w:history="1" r:id="rIdwifrsydwdmaqv73ktsgzz">
         <w:r>
           <w:rPr>
             <w:color w:val="0563C1"/>
@@ -6521,7 +6553,7 @@
       <w:r>
         <w:t xml:space="preserve">Savranskaya, Svetlana V. “</w:t>
       </w:r>
-      <w:hyperlink w:history="1" r:id="rIdos_lqqeshvl8ur6c2bmhj">
+      <w:hyperlink w:history="1" r:id="rIdq6yyglo214gbgvqq60vmw">
         <w:r>
           <w:rPr>
             <w:color w:val="0563C1"/>
@@ -6549,7 +6581,7 @@
       <w:r>
         <w:t xml:space="preserve">Hoffman, David E. </w:t>
       </w:r>
-      <w:hyperlink w:history="1" r:id="rIdyyvhtvwovdewegithbndm">
+      <w:hyperlink w:history="1" r:id="rIdebprx47okyc-a79-3wtf8">
         <w:r>
           <w:rPr>
             <w:color w:val="0563C1"/>
@@ -6577,7 +6609,7 @@
       <w:r>
         <w:t xml:space="preserve">Rhodes, Richard. </w:t>
       </w:r>
-      <w:hyperlink w:history="1" r:id="rIdg8_qk2azz6axoxf9go14k">
+      <w:hyperlink w:history="1" r:id="rId1qa2pzq1juzjjtd88bnsi">
         <w:r>
           <w:rPr>
             <w:color w:val="0563C1"/>
@@ -6605,7 +6637,7 @@
       <w:r>
         <w:t xml:space="preserve">Niedenthal, Jack. </w:t>
       </w:r>
-      <w:hyperlink w:history="1" r:id="rId-kiyniwwkd3podhflegri">
+      <w:hyperlink w:history="1" r:id="rId0qhjszicxcoci_drza08c">
         <w:r>
           <w:rPr>
             <w:color w:val="0563C1"/>
@@ -6653,7 +6685,7 @@
       <w:r>
         <w:t xml:space="preserve">NASA. “</w:t>
       </w:r>
-      <w:hyperlink w:history="1" r:id="rIdmx9bsqqlf53fr3ug3nakv">
+      <w:hyperlink w:history="1" r:id="rIdbmp27noabyhpohzjf1ozi">
         <w:r>
           <w:rPr>
             <w:color w:val="0563C1"/>
@@ -6681,7 +6713,7 @@
       <w:r>
         <w:t xml:space="preserve">Chaikin, Andrew. </w:t>
       </w:r>
-      <w:hyperlink w:history="1" r:id="rIdfj-hcngrhamkuez0pvx2d">
+      <w:hyperlink w:history="1" r:id="rIdp00as4opc4q5xxazk_gh5">
         <w:r>
           <w:rPr>
             <w:color w:val="0563C1"/>
@@ -6709,7 +6741,7 @@
       <w:r>
         <w:t xml:space="preserve">Siddiqi, Asif A. </w:t>
       </w:r>
-      <w:hyperlink w:history="1" r:id="rIdtigue0-8urawppwit365d">
+      <w:hyperlink w:history="1" r:id="rIdpdrskey2utptsdeul847d">
         <w:r>
           <w:rPr>
             <w:color w:val="0563C1"/>
@@ -6737,7 +6769,7 @@
       <w:r>
         <w:t xml:space="preserve">Colaprete, Anthony, et al. “</w:t>
       </w:r>
-      <w:hyperlink w:history="1" r:id="rIdxxc5jlfkwbpl5f5c7jsdq">
+      <w:hyperlink w:history="1" r:id="rIdhixgj0fudlt4-syypm7ea">
         <w:r>
           <w:rPr>
             <w:color w:val="0563C1"/>
@@ -6765,7 +6797,7 @@
       <w:r>
         <w:t xml:space="preserve">Sheehan, William. </w:t>
       </w:r>
-      <w:hyperlink w:history="1" r:id="rIdekgmcjdzcsddkohhvgjil">
+      <w:hyperlink w:history="1" r:id="rId_k2xs_zxs9rgyuwykkxtn">
         <w:r>
           <w:rPr>
             <w:color w:val="0563C1"/>
@@ -6793,7 +6825,7 @@
       <w:r>
         <w:t xml:space="preserve">Grotzinger, John P., et al. “</w:t>
       </w:r>
-      <w:hyperlink w:history="1" r:id="rId5hmpih0ufm5i99w5ovs1f">
+      <w:hyperlink w:history="1" r:id="rIdcydt6sw2vf24eahnadgyb">
         <w:r>
           <w:rPr>
             <w:color w:val="0563C1"/>
@@ -6821,7 +6853,7 @@
       <w:r>
         <w:t xml:space="preserve">Mangold, Nicolas, et al. “</w:t>
       </w:r>
-      <w:hyperlink w:history="1" r:id="rIdwl7ccdhef-b2pop0pwayl">
+      <w:hyperlink w:history="1" r:id="rIdyr5nea4ym02wbbl-zudc5">
         <w:r>
           <w:rPr>
             <w:color w:val="0563C1"/>
@@ -6869,7 +6901,7 @@
       <w:r>
         <w:t xml:space="preserve">Ashby, Neil. “</w:t>
       </w:r>
-      <w:hyperlink w:history="1" r:id="rIdtpe9ujeung_dpy1qyyba7">
+      <w:hyperlink w:history="1" r:id="rIde9afyvhtmgusuwcttweca">
         <w:r>
           <w:rPr>
             <w:color w:val="0563C1"/>
@@ -6897,7 +6929,7 @@
       <w:r>
         <w:t xml:space="preserve">Dyson, F. W., A. S. Eddington, and C. Davidson. “</w:t>
       </w:r>
-      <w:hyperlink w:history="1" r:id="rIdhzzyilkafkjfikye-ahjk">
+      <w:hyperlink w:history="1" r:id="rIdmu2geofzerpll-gj5fbrm">
         <w:r>
           <w:rPr>
             <w:color w:val="0563C1"/>
@@ -6925,7 +6957,7 @@
       <w:r>
         <w:t xml:space="preserve">Au, Whitlow W. L. </w:t>
       </w:r>
-      <w:hyperlink w:history="1" r:id="rIdm8uk-vrwtkx5pcmx2nsso">
+      <w:hyperlink w:history="1" r:id="rIdaqwvq715b-6ji4olh07w0">
         <w:r>
           <w:rPr>
             <w:color w:val="0563C1"/>
@@ -6969,7 +7001,7 @@
       <w:r>
         <w:t xml:space="preserve">Susskind, Leonard. “</w:t>
       </w:r>
-      <w:hyperlink w:history="1" r:id="rIdqipu_boeofcjhnju8sapx">
+      <w:hyperlink w:history="1" r:id="rIdonigjzps_mzpudtuqkcu-">
         <w:r>
           <w:rPr>
             <w:color w:val="0563C1"/>
@@ -7013,7 +7045,7 @@
       <w:r>
         <w:t xml:space="preserve">Scerri, Eric R. </w:t>
       </w:r>
-      <w:hyperlink w:history="1" r:id="rIdfx_lnnxqf_klk_vheitzq">
+      <w:hyperlink w:history="1" r:id="rIdsmw2p22diearw36ulz-hr">
         <w:r>
           <w:rPr>
             <w:color w:val="0563C1"/>
@@ -7041,7 +7073,7 @@
       <w:r>
         <w:t xml:space="preserve">Erisman, Jan Willem, et al. “</w:t>
       </w:r>
-      <w:hyperlink w:history="1" r:id="rIdy8kvefz4-lnovtveafrfz">
+      <w:hyperlink w:history="1" r:id="rIdb7qzt0i3_aip0zlz1e50o">
         <w:r>
           <w:rPr>
             <w:color w:val="0563C1"/>
@@ -7069,7 +7101,7 @@
       <w:r>
         <w:t xml:space="preserve">Watson, J. D., and F. H. C. Crick. “</w:t>
       </w:r>
-      <w:hyperlink w:history="1" r:id="rIdscnyk2qk5vqjx6s8ljjpt">
+      <w:hyperlink w:history="1" r:id="rId9pebjs7wcy7sh12unxf4v">
         <w:r>
           <w:rPr>
             <w:color w:val="0563C1"/>
@@ -7097,7 +7129,7 @@
       <w:r>
         <w:t xml:space="preserve">Franklin, Rosalind E., and R. G. Gosling. “</w:t>
       </w:r>
-      <w:hyperlink w:history="1" r:id="rId94me4ef1u4uvthuquwntl">
+      <w:hyperlink w:history="1" r:id="rIddxfrwzd9ecb3h8xhvobgh">
         <w:r>
           <w:rPr>
             <w:color w:val="0563C1"/>
@@ -7125,7 +7157,7 @@
       <w:r>
         <w:t xml:space="preserve">International Human Genome Sequencing Consortium. “</w:t>
       </w:r>
-      <w:hyperlink w:history="1" r:id="rId9xxpqolpin-micxuarhbl">
+      <w:hyperlink w:history="1" r:id="rIdalkin_8jr_onsmscnxdq1">
         <w:r>
           <w:rPr>
             <w:color w:val="0563C1"/>
@@ -7153,7 +7185,7 @@
       <w:r>
         <w:t xml:space="preserve">International Human Genome Sequencing Consortium. “</w:t>
       </w:r>
-      <w:hyperlink w:history="1" r:id="rIdflttjrnq2tpxpwppjb_wf">
+      <w:hyperlink w:history="1" r:id="rIdotjtk9tjutoyyrkp_0inj">
         <w:r>
           <w:rPr>
             <w:color w:val="0563C1"/>
@@ -7181,7 +7213,7 @@
       <w:r>
         <w:t xml:space="preserve">Nurk, Sergey, et al. “</w:t>
       </w:r>
-      <w:hyperlink w:history="1" r:id="rIdld6qnvezgwu_bqo7i_rjj">
+      <w:hyperlink w:history="1" r:id="rIdsvid8sv6puxedbsxcszda">
         <w:r>
           <w:rPr>
             <w:color w:val="0563C1"/>
@@ -7209,7 +7241,7 @@
       <w:r>
         <w:t xml:space="preserve">Vine, F. J., and D. H. Matthews. “</w:t>
       </w:r>
-      <w:hyperlink w:history="1" r:id="rId1-_7gadzypcno5byqjtll">
+      <w:hyperlink w:history="1" r:id="rIdwq5ntxflfcnlwb50gzkbu">
         <w:r>
           <w:rPr>
             <w:color w:val="0563C1"/>
@@ -7237,7 +7269,7 @@
       <w:r>
         <w:t xml:space="preserve">Alpher, Ralph A., and Robert Herman. “</w:t>
       </w:r>
-      <w:hyperlink w:history="1" r:id="rIdn4bgrti-1vym31wojuo3l">
+      <w:hyperlink w:history="1" r:id="rId08svm4gfvkbx-tv5l43p7">
         <w:r>
           <w:rPr>
             <w:color w:val="0563C1"/>
@@ -7265,7 +7297,7 @@
       <w:r>
         <w:t xml:space="preserve">Penzias, A. A., and R. W. Wilson. “</w:t>
       </w:r>
-      <w:hyperlink w:history="1" r:id="rIdb2wxj1kqr6hpcwbnq-a3d">
+      <w:hyperlink w:history="1" r:id="rIdl4euc2f8nkjjnrnsmzkjk">
         <w:r>
           <w:rPr>
             <w:color w:val="0563C1"/>
@@ -7293,7 +7325,7 @@
       <w:r>
         <w:t xml:space="preserve">Fleischmann, Martin, and Stanley Pons. “</w:t>
       </w:r>
-      <w:hyperlink w:history="1" r:id="rId2qdfn5yth_fwrnj5rjiiq">
+      <w:hyperlink w:history="1" r:id="rIdgsvvqtnmd92frmsraejd2">
         <w:r>
           <w:rPr>
             <w:color w:val="0563C1"/>
@@ -7321,7 +7353,7 @@
       <w:r>
         <w:t xml:space="preserve">Wolfe-Simon, Felisa, et al. “</w:t>
       </w:r>
-      <w:hyperlink w:history="1" r:id="rIdqwx8wqkd29nbywpnvvt-7">
+      <w:hyperlink w:history="1" r:id="rIdtt61yrqz_00syz9lmoiry">
         <w:r>
           <w:rPr>
             <w:color w:val="0563C1"/>
@@ -7349,7 +7381,7 @@
       <w:r>
         <w:t xml:space="preserve">Reaves, Marshall Louis, et al. “</w:t>
       </w:r>
-      <w:hyperlink w:history="1" r:id="rIdimhbfetsznk5lweprrvb-">
+      <w:hyperlink w:history="1" r:id="rId7fxhtzxnyhbqq12dznfnr">
         <w:r>
           <w:rPr>
             <w:color w:val="0563C1"/>
@@ -7397,7 +7429,7 @@
       <w:r>
         <w:t xml:space="preserve">Dalrymple, William. </w:t>
       </w:r>
-      <w:hyperlink w:history="1" r:id="rId74qjqlkosuta4gj1tky6w">
+      <w:hyperlink w:history="1" r:id="rIdolytzsksmqdfxscmoqvn_">
         <w:r>
           <w:rPr>
             <w:color w:val="0563C1"/>
@@ -7425,7 +7457,7 @@
       <w:r>
         <w:t xml:space="preserve">Maddison, Angus. </w:t>
       </w:r>
-      <w:hyperlink w:history="1" r:id="rIdngphtklddbkqpncz8kyhd">
+      <w:hyperlink w:history="1" r:id="rIdac1mhckgqv_lrq4zabdnp">
         <w:r>
           <w:rPr>
             <w:color w:val="0563C1"/>
@@ -7453,7 +7485,7 @@
       <w:r>
         <w:t xml:space="preserve">Sen, Amartya. </w:t>
       </w:r>
-      <w:hyperlink w:history="1" r:id="rIdefpcakdr2mvn-q_4yssip">
+      <w:hyperlink w:history="1" r:id="rIdkqosib_4ud99oxbcauue5">
         <w:r>
           <w:rPr>
             <w:color w:val="0563C1"/>
@@ -7481,7 +7513,7 @@
       <w:r>
         <w:t xml:space="preserve">Khan, Yasmin. </w:t>
       </w:r>
-      <w:hyperlink w:history="1" r:id="rIdcps3heajoxabg-yqcugw1">
+      <w:hyperlink w:history="1" r:id="rIdgwwsu7nctfzss3dgquomq">
         <w:r>
           <w:rPr>
             <w:color w:val="0563C1"/>
@@ -7525,7 +7557,7 @@
       <w:r>
         <w:t xml:space="preserve">Elkins, Caroline. </w:t>
       </w:r>
-      <w:hyperlink w:history="1" r:id="rIdi17p-vgdr41-riizajrvo">
+      <w:hyperlink w:history="1" r:id="rIdfazbsg89kbwdidlljazn-">
         <w:r>
           <w:rPr>
             <w:color w:val="0563C1"/>
@@ -7553,7 +7585,7 @@
       <w:r>
         <w:t xml:space="preserve">Jansen, Jan C., and Jürgen Osterhammel. </w:t>
       </w:r>
-      <w:hyperlink w:history="1" r:id="rIdelvy7ey7fvsmmmrstfjqo">
+      <w:hyperlink w:history="1" r:id="rIdkxnekkzjqo0g2r0_vvc1z">
         <w:r>
           <w:rPr>
             <w:color w:val="0563C1"/>
@@ -7581,7 +7613,7 @@
       <w:r>
         <w:t xml:space="preserve">Des Forges, Alison. </w:t>
       </w:r>
-      <w:hyperlink w:history="1" r:id="rIdzseq4yo5vbea_fifqnm8g">
+      <w:hyperlink w:history="1" r:id="rIdn2mb7h0htqdyeemzzgplh">
         <w:r>
           <w:rPr>
             <w:color w:val="0563C1"/>
@@ -7609,7 +7641,7 @@
       <w:r>
         <w:t xml:space="preserve">Newbury, Catharine. </w:t>
       </w:r>
-      <w:hyperlink w:history="1" r:id="rIdlxebexdmaa47rpgl8i7at">
+      <w:hyperlink w:history="1" r:id="rIdr3_u6l6vn4eqmue3qfren">
         <w:r>
           <w:rPr>
             <w:color w:val="0563C1"/>
@@ -7657,7 +7689,7 @@
       <w:r>
         <w:t xml:space="preserve">Branch, Taylor. </w:t>
       </w:r>
-      <w:hyperlink w:history="1" r:id="rIdc4sncxaxypg6dbajwsgz4">
+      <w:hyperlink w:history="1" r:id="rId49qqtmk4wkqwdd94_v0j4">
         <w:r>
           <w:rPr>
             <w:color w:val="0563C1"/>
@@ -7685,7 +7717,7 @@
       <w:r>
         <w:t xml:space="preserve">Hoose, Phillip. </w:t>
       </w:r>
-      <w:hyperlink w:history="1" r:id="rIdthrqdamg47xgdygxfjmna">
+      <w:hyperlink w:history="1" r:id="rIdelpvf1z44yudyrzhojlem">
         <w:r>
           <w:rPr>
             <w:color w:val="0563C1"/>
@@ -7713,7 +7745,7 @@
       <w:r>
         <w:t xml:space="preserve">Tyson, Timothy B. </w:t>
       </w:r>
-      <w:hyperlink w:history="1" r:id="rId4zralwhkpwvklkptsayld">
+      <w:hyperlink w:history="1" r:id="rIdhlddvii-u2mnvadnqjtdr">
         <w:r>
           <w:rPr>
             <w:color w:val="0563C1"/>
@@ -7741,7 +7773,7 @@
       <w:r>
         <w:t xml:space="preserve">Mandela, Nelson. </w:t>
       </w:r>
-      <w:hyperlink w:history="1" r:id="rIdgznp3c2f3zxbysf5oqc7q">
+      <w:hyperlink w:history="1" r:id="rId27qdorolbvcliadfm1dpd">
         <w:r>
           <w:rPr>
             <w:color w:val="0563C1"/>
@@ -7785,7 +7817,7 @@
       <w:r>
         <w:t xml:space="preserve">Carter, David. </w:t>
       </w:r>
-      <w:hyperlink w:history="1" r:id="rIdc8g8bht2ppwizly14tiok">
+      <w:hyperlink w:history="1" r:id="rIdevim_zvl_h1t9elesqfft">
         <w:r>
           <w:rPr>
             <w:color w:val="0563C1"/>
@@ -7833,7 +7865,7 @@
       <w:r>
         <w:t xml:space="preserve">Turing, A. M. “</w:t>
       </w:r>
-      <w:hyperlink w:history="1" r:id="rIdot4kmrrp2-rcftn139ydb">
+      <w:hyperlink w:history="1" r:id="rIdzgvou0cwokqkcmfqoeva6">
         <w:r>
           <w:rPr>
             <w:color w:val="0563C1"/>
@@ -7861,7 +7893,7 @@
       <w:r>
         <w:t xml:space="preserve">Copeland, B. Jack, ed. </w:t>
       </w:r>
-      <w:hyperlink w:history="1" r:id="rIdh8osdfifsxvptlizn1abo">
+      <w:hyperlink w:history="1" r:id="rIdlbpcofekuyqusfqt9j0az">
         <w:r>
           <w:rPr>
             <w:color w:val="0563C1"/>
@@ -7889,7 +7921,7 @@
       <w:r>
         <w:t xml:space="preserve">Isaacson, Walter. </w:t>
       </w:r>
-      <w:hyperlink w:history="1" r:id="rId9wucd5zhnzni2w1llk1yd">
+      <w:hyperlink w:history="1" r:id="rIds6hzx2egvqqsosev2y0c_">
         <w:r>
           <w:rPr>
             <w:color w:val="0563C1"/>
@@ -7949,7 +7981,7 @@
       <w:r>
         <w:t xml:space="preserve">Vosoughi, Soroush, Deb Roy, and Sinan Aral. “</w:t>
       </w:r>
-      <w:hyperlink w:history="1" r:id="rIdw1osex4cpcs4tlpff_-zv">
+      <w:hyperlink w:history="1" r:id="rId85dfu2j2n2wcoshdkpbuk">
         <w:r>
           <w:rPr>
             <w:color w:val="0563C1"/>
@@ -7997,7 +8029,7 @@
       <w:r>
         <w:t xml:space="preserve">Stuart, David. </w:t>
       </w:r>
-      <w:hyperlink w:history="1" r:id="rIdcmch4kfgx-brtaxejutll">
+      <w:hyperlink w:history="1" r:id="rIdcl6nfa7_o3tdzjzupq4rp">
         <w:r>
           <w:rPr>
             <w:color w:val="0563C1"/>
@@ -8025,7 +8057,7 @@
       <w:r>
         <w:t xml:space="preserve">Aveni, Anthony. </w:t>
       </w:r>
-      <w:hyperlink w:history="1" r:id="rId4ah8va9x4w0kzrc6uxo-i">
+      <w:hyperlink w:history="1" r:id="rIdakjxj7f1cobj8h68-liu9">
         <w:r>
           <w:rPr>
             <w:color w:val="0563C1"/>
@@ -8073,7 +8105,7 @@
       <w:r>
         <w:t xml:space="preserve">Meech, Karen J., et al. “</w:t>
       </w:r>
-      <w:hyperlink w:history="1" r:id="rIdmtdljvlcahmtmaqevmpmj">
+      <w:hyperlink w:history="1" r:id="rIdxkysjrglwj2dev4dcfh-l">
         <w:r>
           <w:rPr>
             <w:color w:val="0563C1"/>
@@ -8101,7 +8133,7 @@
       <w:r>
         <w:t xml:space="preserve">Micheli, Marco, et al. “</w:t>
       </w:r>
-      <w:hyperlink w:history="1" r:id="rIdzw1hy8rw2hwqlwlqnaqqk">
+      <w:hyperlink w:history="1" r:id="rIdovoxe0zykfsfwabnmwuma">
         <w:r>
           <w:rPr>
             <w:color w:val="0563C1"/>
@@ -8129,7 +8161,7 @@
       <w:r>
         <w:t xml:space="preserve">‘Oumuamua ISSI Team. “</w:t>
       </w:r>
-      <w:hyperlink w:history="1" r:id="rId5sg-czc2n-zeih504myf0">
+      <w:hyperlink w:history="1" r:id="rId8cn843zy0xtt7uqpzkaof">
         <w:r>
           <w:rPr>
             <w:color w:val="0563C1"/>
@@ -8157,7 +8189,7 @@
       <w:r>
         <w:t xml:space="preserve">Staff at the National Astronomy and Ionosphere Center. “</w:t>
       </w:r>
-      <w:hyperlink w:history="1" r:id="rIdxtv8xulvot1kdvbxvqsec">
+      <w:hyperlink w:history="1" r:id="rIdzv-g5uqi5pev9qswvd19p">
         <w:r>
           <w:rPr>
             <w:color w:val="0563C1"/>
@@ -8221,7 +8253,7 @@
       <w:r>
         <w:t xml:space="preserve">Riley, James C. “</w:t>
       </w:r>
-      <w:hyperlink w:history="1" r:id="rIdmcfjdcc5rfhyq1he2ilwu">
+      <w:hyperlink w:history="1" r:id="rId8lbnerhpvccnfuo0nbwev">
         <w:r>
           <w:rPr>
             <w:color w:val="0563C1"/>
@@ -8249,7 +8281,7 @@
       <w:r>
         <w:t xml:space="preserve">Bliss, Michael. </w:t>
       </w:r>
-      <w:hyperlink w:history="1" r:id="rIdrjxkcjnapo5wpwqfp9xtj">
+      <w:hyperlink w:history="1" r:id="rIdrd_dawmklfecdmxlyrg9w">
         <w:r>
           <w:rPr>
             <w:color w:val="0563C1"/>
@@ -8277,7 +8309,7 @@
       <w:r>
         <w:t xml:space="preserve">Reverby, Susan M. </w:t>
       </w:r>
-      <w:hyperlink w:history="1" r:id="rIdytvvgezrsp7liyffdn0iy">
+      <w:hyperlink w:history="1" r:id="rId-tuvvcgbc0ary1q4bhugx">
         <w:r>
           <w:rPr>
             <w:color w:val="0563C1"/>
@@ -8305,7 +8337,7 @@
       <w:r>
         <w:t xml:space="preserve">Keefe, Patrick Radden. </w:t>
       </w:r>
-      <w:hyperlink w:history="1" r:id="rIdica_9kejtzzbshrumwpmi">
+      <w:hyperlink w:history="1" r:id="rId-2r2kqb9bhmzgfd2pmkkm">
         <w:r>
           <w:rPr>
             <w:color w:val="0563C1"/>
@@ -8333,7 +8365,7 @@
       <w:r>
         <w:t xml:space="preserve">Antimicrobial Resistance Collaborators. “</w:t>
       </w:r>
-      <w:hyperlink w:history="1" r:id="rIdpp4qlrgitx8f8fmymuu15">
+      <w:hyperlink w:history="1" r:id="rIdiic-o_ahale5ehrtb7xep">
         <w:r>
           <w:rPr>
             <w:color w:val="0563C1"/>
@@ -8361,7 +8393,7 @@
       <w:r>
         <w:t xml:space="preserve">Van Bressem, Marie-Françoise, et al. “</w:t>
       </w:r>
-      <w:hyperlink w:history="1" r:id="rIdjgfdfxj_yum_jyvbsifw2">
+      <w:hyperlink w:history="1" r:id="rIdszpfgjkvkxv0bvqtqp_ys">
         <w:r>
           <w:rPr>
             <w:color w:val="0563C1"/>
@@ -8389,7 +8421,7 @@
       <w:r>
         <w:t xml:space="preserve">Oshinsky, David M. </w:t>
       </w:r>
-      <w:hyperlink w:history="1" r:id="rIdcni9sl_2zv788zsqaszx_">
+      <w:hyperlink w:history="1" r:id="rIdlcciy7kbgemvh86mxpgmj">
         <w:r>
           <w:rPr>
             <w:color w:val="0563C1"/>
@@ -8417,7 +8449,7 @@
       <w:r>
         <w:t xml:space="preserve">Polack, Fernando P., et al. “</w:t>
       </w:r>
-      <w:hyperlink w:history="1" r:id="rIdviccp91nogprc6q2ni0g9">
+      <w:hyperlink w:history="1" r:id="rIdq4jpjirncggyb8b0yif-p">
         <w:r>
           <w:rPr>
             <w:color w:val="0563C1"/>
@@ -8465,7 +8497,7 @@
       <w:r>
         <w:t xml:space="preserve">Arrhenius, Svante. “</w:t>
       </w:r>
-      <w:hyperlink w:history="1" r:id="rId8jiz4dzmefcjkns1z17ni">
+      <w:hyperlink w:history="1" r:id="rId1v9jsi_e6gbcnilijcbk5">
         <w:r>
           <w:rPr>
             <w:color w:val="0563C1"/>
@@ -8493,7 +8525,7 @@
       <w:r>
         <w:t xml:space="preserve">Philip, Sjoukje Y., et al. “</w:t>
       </w:r>
-      <w:hyperlink w:history="1" r:id="rIdern1e0qoyqyafgmj21aum">
+      <w:hyperlink w:history="1" r:id="rIdyrp37wzbroxip4zatuiuk">
         <w:r>
           <w:rPr>
             <w:color w:val="0563C1"/>
@@ -8521,7 +8553,7 @@
       <w:r>
         <w:t xml:space="preserve">Supran, G., S. Rahmstorf, and N. Oreskes. “</w:t>
       </w:r>
-      <w:hyperlink w:history="1" r:id="rIdv6nkmbkuf5hbhfni1-k2s">
+      <w:hyperlink w:history="1" r:id="rIdwygmvmy6atal_tvsjvc1k">
         <w:r>
           <w:rPr>
             <w:color w:val="0563C1"/>
@@ -8549,7 +8581,7 @@
       <w:r>
         <w:t xml:space="preserve">Witze, Alexandra. “</w:t>
       </w:r>
-      <w:hyperlink w:history="1" r:id="rId8ojwmt4nsgapkzc7qpjx0">
+      <w:hyperlink w:history="1" r:id="rIdcaxwtkzfvlqcrg6v8ukkg">
         <w:r>
           <w:rPr>
             <w:color w:val="0563C1"/>
@@ -8577,7 +8609,7 @@
       <w:r>
         <w:t xml:space="preserve">IPCC. </w:t>
       </w:r>
-      <w:hyperlink w:history="1" r:id="rId6ngoygkanesgzumhgrvh0">
+      <w:hyperlink w:history="1" r:id="rIdoccslccmfxam-zxbxgahu">
         <w:r>
           <w:rPr>
             <w:color w:val="0563C1"/>
@@ -8605,7 +8637,7 @@
       <w:r>
         <w:t xml:space="preserve">Morlighem, Mathieu, et al. “</w:t>
       </w:r>
-      <w:hyperlink w:history="1" r:id="rId1_gjocihx-ilgo2hxgnvi">
+      <w:hyperlink w:history="1" r:id="rIdrl8esqpkfxrr5fphmaoat">
         <w:r>
           <w:rPr>
             <w:color w:val="0563C1"/>
@@ -8633,7 +8665,7 @@
       <w:r>
         <w:t xml:space="preserve">IMBIE Team. “</w:t>
       </w:r>
-      <w:hyperlink w:history="1" r:id="rIdx1g3qpd1bapcmzpsohiad">
+      <w:hyperlink w:history="1" r:id="rIdihtupm5wl5cwx9g8q8uoq">
         <w:r>
           <w:rPr>
             <w:color w:val="0563C1"/>
@@ -8661,7 +8693,7 @@
       <w:r>
         <w:t xml:space="preserve">Joughin, Ian, Benjamin E. Smith, and Brooke Medley. “</w:t>
       </w:r>
-      <w:hyperlink w:history="1" r:id="rId8ouseylcvgvvulv-wuqrl">
+      <w:hyperlink w:history="1" r:id="rId3wrjqfcwpvoaanoqspwwh">
         <w:r>
           <w:rPr>
             <w:color w:val="0563C1"/>
@@ -8689,7 +8721,7 @@
       <w:r>
         <w:t xml:space="preserve">Secretariat of the Antarctic Treaty. “</w:t>
       </w:r>
-      <w:hyperlink w:history="1" r:id="rIdkyhgnavwi8tkim25fzesl">
+      <w:hyperlink w:history="1" r:id="rIdvqqilbmwueagcaraifydj">
         <w:r>
           <w:rPr>
             <w:color w:val="0563C1"/>
@@ -8717,7 +8749,7 @@
       <w:r>
         <w:t xml:space="preserve">Office of the Historian, US Department of State. </w:t>
       </w:r>
-      <w:hyperlink w:history="1" r:id="rId03dkcmqt29y8upeqxev0u">
+      <w:hyperlink w:history="1" r:id="rIdumdk23_camkksrxtjgqii">
         <w:r>
           <w:rPr>
             <w:color w:val="0563C1"/>
@@ -8745,7 +8777,7 @@
       <w:r>
         <w:t xml:space="preserve">“‘Greenland Belongs to Greenland’: </w:t>
       </w:r>
-      <w:hyperlink w:history="1" r:id="rIdlf4r0lvwnab0i_eksp9df">
+      <w:hyperlink w:history="1" r:id="rIdv8zdrb02rca0eymubcpys">
         <w:r>
           <w:rPr>
             <w:color w:val="0563C1"/>
@@ -8773,7 +8805,7 @@
       <w:r>
         <w:t xml:space="preserve">BBC News. Report on </w:t>
       </w:r>
-      <w:hyperlink w:history="1" r:id="rIdw5wnbztmrq_jlyxegebcm">
+      <w:hyperlink w:history="1" r:id="rIdwjeggeqc6vhpsd6x6qmkg">
         <w:r>
           <w:rPr>
             <w:color w:val="0563C1"/>
@@ -8801,7 +8833,7 @@
       <w:r>
         <w:t xml:space="preserve">BBC News. </w:t>
       </w:r>
-      <w:hyperlink w:history="1" r:id="rIdrey4l2gqyeeufigorszhi">
+      <w:hyperlink w:history="1" r:id="rIdnxkoi6iuudwtai3nsldzc">
         <w:r>
           <w:rPr>
             <w:color w:val="0563C1"/>
@@ -8829,7 +8861,7 @@
       <w:r>
         <w:t xml:space="preserve">Statistics Greenland. “</w:t>
       </w:r>
-      <w:hyperlink w:history="1" r:id="rId1yt1iivoxbwwx_ukjnzcq">
+      <w:hyperlink w:history="1" r:id="rIdzok6zovkdr9-tgxw9nfwl">
         <w:r>
           <w:rPr>
             <w:color w:val="0563C1"/>
@@ -8893,7 +8925,7 @@
       <w:r>
         <w:t xml:space="preserve">COVID-19 National Preparedness Collaborators. “</w:t>
       </w:r>
-      <w:hyperlink w:history="1" r:id="rIdgi6jajupkennrfmadbbkb">
+      <w:hyperlink w:history="1" r:id="rId1p4ogxjl3t1ux2pttmffy">
         <w:r>
           <w:rPr>
             <w:color w:val="0563C1"/>
@@ -8921,7 +8953,7 @@
       <w:r>
         <w:t xml:space="preserve">Msemburi, William, et al. “</w:t>
       </w:r>
-      <w:hyperlink w:history="1" r:id="rIddgodikquobkfaf3nkijvx">
+      <w:hyperlink w:history="1" r:id="rIdfmaa9fchi1hfapxygkhif">
         <w:r>
           <w:rPr>
             <w:color w:val="0563C1"/>
@@ -9005,7 +9037,7 @@
       <w:r>
         <w:t xml:space="preserve">Jinek, Martin, et al. “</w:t>
       </w:r>
-      <w:hyperlink w:history="1" r:id="rIdbxt6imfm8lwrebkpp38bs">
+      <w:hyperlink w:history="1" r:id="rIdhsb46gj3444xwdzwrn2al">
         <w:r>
           <w:rPr>
             <w:color w:val="0563C1"/>
@@ -9033,7 +9065,7 @@
       <w:r>
         <w:t xml:space="preserve">Fehilly, Carole B., S. M. Willadsen, and Elizabeth M. Tucker. “</w:t>
       </w:r>
-      <w:hyperlink w:history="1" r:id="rId6uo8xwq9n_v4osrenldrg">
+      <w:hyperlink w:history="1" r:id="rIdk4f8tpcbzs3mcxfpjsint">
         <w:r>
           <w:rPr>
             <w:color w:val="0563C1"/>
@@ -9081,7 +9113,7 @@
       <w:r>
         <w:t xml:space="preserve">Ganopolski, A., R. Winkelmann, and H. J. Schellnhuber. “</w:t>
       </w:r>
-      <w:hyperlink w:history="1" r:id="rIdlmly0wiyfzhpbpmgk8e3w">
+      <w:hyperlink w:history="1" r:id="rIdnenkxsmxmtola3bqylmff">
         <w:r>
           <w:rPr>
             <w:color w:val="0563C1"/>
@@ -9129,7 +9161,7 @@
       <w:r>
         <w:t xml:space="preserve">Hawking, S. W. “</w:t>
       </w:r>
-      <w:hyperlink w:history="1" r:id="rIdpngq6g6qkcihtp0mzkk6-">
+      <w:hyperlink w:history="1" r:id="rIdozq7tiw9mbg3flf0m6_a-">
         <w:r>
           <w:rPr>
             <w:color w:val="0563C1"/>
@@ -9157,7 +9189,7 @@
       <w:r>
         <w:t xml:space="preserve">LIGO Scientific Collaboration and Virgo Collaboration. “</w:t>
       </w:r>
-      <w:hyperlink w:history="1" r:id="rId8lh7aie0rssqi0qzqd4lo">
+      <w:hyperlink w:history="1" r:id="rId9k_pk4lldwdpjag9_tmjf">
         <w:r>
           <w:rPr>
             <w:color w:val="0563C1"/>
@@ -9185,7 +9217,7 @@
       <w:r>
         <w:t xml:space="preserve">ATLAS Collaboration. “</w:t>
       </w:r>
-      <w:hyperlink w:history="1" r:id="rIdqtydlyzntjvxbzdr2bm7u">
+      <w:hyperlink w:history="1" r:id="rIdcv4ylkd_fbgzv6ioezpxg">
         <w:r>
           <w:rPr>
             <w:color w:val="0563C1"/>
@@ -9213,7 +9245,7 @@
       <w:r>
         <w:t xml:space="preserve">Abu-Shawareb, H., et al. (Indirect Drive ICF Collaboration). “</w:t>
       </w:r>
-      <w:hyperlink w:history="1" r:id="rIdan2ihmcfbclnrnyacgvke">
+      <w:hyperlink w:history="1" r:id="rIdp0y0ewihzljkzq46zjnli">
         <w:r>
           <w:rPr>
             <w:color w:val="0563C1"/>

--- a/The Dolphins' View of History/chapters/Notes and Sources.docx
+++ b/The Dolphins' View of History/chapters/Notes and Sources.docx
@@ -83,7 +83,7 @@
       <w:r>
         <w:t xml:space="preserve">Thewissen, J. G. M., et al. “</w:t>
       </w:r>
-      <w:hyperlink w:history="1" r:id="rIdy3gyjjo4un1toon4-fjyi">
+      <w:hyperlink w:history="1" r:id="rIdlra8u8cw1l4bhiin7kt6k">
         <w:r>
           <w:rPr>
             <w:color w:val="0563C1"/>
@@ -111,7 +111,7 @@
       <w:r>
         <w:t xml:space="preserve">Stringer, Chris. </w:t>
       </w:r>
-      <w:hyperlink w:history="1" r:id="rId92aibemhdpvx8ylr-o4yi">
+      <w:hyperlink w:history="1" r:id="rIdv5iwuntt4ttgu0omrcj2m">
         <w:r>
           <w:rPr>
             <w:color w:val="0563C1"/>
@@ -159,7 +159,7 @@
       <w:r>
         <w:t xml:space="preserve">Marino, Lori. “</w:t>
       </w:r>
-      <w:hyperlink w:history="1" r:id="rIdzxxli5mc4yk3es8wecdlk">
+      <w:hyperlink w:history="1" r:id="rIdwm36zgyua7wvlyvuyls__">
         <w:r>
           <w:rPr>
             <w:color w:val="0563C1"/>
@@ -187,7 +187,7 @@
       <w:r>
         <w:t xml:space="preserve">Janik, Vincent M., Laela S. Sayigh, and Randall S. Wells. “</w:t>
       </w:r>
-      <w:hyperlink w:history="1" r:id="rIdsbwlhle9b_sl1llayzbih">
+      <w:hyperlink w:history="1" r:id="rIdx1nctzcwuncbzmsgy2esn">
         <w:r>
           <w:rPr>
             <w:color w:val="0563C1"/>
@@ -215,7 +215,7 @@
       <w:r>
         <w:t xml:space="preserve">Krützen, Michael, et al. “</w:t>
       </w:r>
-      <w:hyperlink w:history="1" r:id="rIdjzpbz-o5ltpopa70hkxwb">
+      <w:hyperlink w:history="1" r:id="rId68mruumi_vijrptvbebbj">
         <w:r>
           <w:rPr>
             <w:color w:val="0563C1"/>
@@ -275,7 +275,7 @@
       <w:r>
         <w:t xml:space="preserve">Tennie, Claudio, Josep Call, and Michael Tomasello. “</w:t>
       </w:r>
-      <w:hyperlink w:history="1" r:id="rId6eqx_ykiupgtvc3dgvsum">
+      <w:hyperlink w:history="1" r:id="rIdkhknunai4_hzcoydjvyr6">
         <w:r>
           <w:rPr>
             <w:color w:val="0563C1"/>
@@ -339,7 +339,7 @@
       <w:r>
         <w:t xml:space="preserve">Hublin, Jean-Jacques, et al. “</w:t>
       </w:r>
-      <w:hyperlink w:history="1" r:id="rIdvqo3zi0r9n5nbv5ic67qf">
+      <w:hyperlink w:history="1" r:id="rIdberepkn07frdsjmeqdtjl">
         <w:r>
           <w:rPr>
             <w:color w:val="0563C1"/>
@@ -367,7 +367,7 @@
       <w:r>
         <w:t xml:space="preserve">Scerri, Eleanor M. L., et al. “</w:t>
       </w:r>
-      <w:hyperlink w:history="1" r:id="rId8encl0e6snruejteisxe_">
+      <w:hyperlink w:history="1" r:id="rId62qvpnnstfysi2eop-k8m">
         <w:r>
           <w:rPr>
             <w:color w:val="0563C1"/>
@@ -395,7 +395,7 @@
       <w:r>
         <w:t xml:space="preserve">Leakey, M. D., and R. L. Hay. “</w:t>
       </w:r>
-      <w:hyperlink w:history="1" r:id="rIdpxqweprjnz0doycjubnt3">
+      <w:hyperlink w:history="1" r:id="rIdyd5wq0wrz0yxem5ujmiap">
         <w:r>
           <w:rPr>
             <w:color w:val="0563C1"/>
@@ -423,7 +423,7 @@
       <w:r>
         <w:t xml:space="preserve">Villmoare, Brian, et al. “</w:t>
       </w:r>
-      <w:hyperlink w:history="1" r:id="rIdxbirrs7-5axu4niekzh4m">
+      <w:hyperlink w:history="1" r:id="rId1w7xdynnmpynxkfu8_4we">
         <w:r>
           <w:rPr>
             <w:color w:val="0563C1"/>
@@ -451,7 +451,7 @@
       <w:r>
         <w:t xml:space="preserve">Lordkipanidze, David, et al. “</w:t>
       </w:r>
-      <w:hyperlink w:history="1" r:id="rIdtb1k4rxp87eubeoxvfcfx">
+      <w:hyperlink w:history="1" r:id="rIdekjczfcx_p6mt4lav9lwa">
         <w:r>
           <w:rPr>
             <w:color w:val="0563C1"/>
@@ -479,7 +479,7 @@
       <w:r>
         <w:t xml:space="preserve">Dirks, Paul H. G. M., et al. “</w:t>
       </w:r>
-      <w:hyperlink w:history="1" r:id="rId9ocbcxcomlntz6jb_kwxn">
+      <w:hyperlink w:history="1" r:id="rIdrp4y-lz-xqkibysp8bwoh">
         <w:r>
           <w:rPr>
             <w:color w:val="0563C1"/>
@@ -507,7 +507,7 @@
       <w:r>
         <w:t xml:space="preserve">Henshilwood, Christopher S., et al. “</w:t>
       </w:r>
-      <w:hyperlink w:history="1" r:id="rIdvzudmxvgqrikux85thos1">
+      <w:hyperlink w:history="1" r:id="rIdv_ehhmspu1kq1hb9yvuh1">
         <w:r>
           <w:rPr>
             <w:color w:val="0563C1"/>
@@ -571,7 +571,7 @@
       <w:r>
         <w:t xml:space="preserve">Berna, Francesco, et al. “</w:t>
       </w:r>
-      <w:hyperlink w:history="1" r:id="rIdg_psnvozxdv17-vzcs4eh">
+      <w:hyperlink w:history="1" r:id="rIdrm1i77czuplvmkwlwjkia">
         <w:r>
           <w:rPr>
             <w:color w:val="0563C1"/>
@@ -599,7 +599,7 @@
       <w:r>
         <w:t xml:space="preserve">Shahack-Gross, Ruth, et al. “</w:t>
       </w:r>
-      <w:hyperlink w:history="1" r:id="rIdou-0s1gxfcpfunae1ds_7">
+      <w:hyperlink w:history="1" r:id="rIdtkkvk_ruoeydafvsmpwon">
         <w:r>
           <w:rPr>
             <w:color w:val="0563C1"/>
@@ -627,7 +627,7 @@
       <w:r>
         <w:t xml:space="preserve">Harmand, Sonia, et al. “</w:t>
       </w:r>
-      <w:hyperlink w:history="1" r:id="rIdlaabsn1hhxgrb4crvfbig">
+      <w:hyperlink w:history="1" r:id="rIdwpzbfle5d8yg-6gxnu8fi">
         <w:r>
           <w:rPr>
             <w:color w:val="0563C1"/>
@@ -655,7 +655,7 @@
       <w:r>
         <w:t xml:space="preserve">Lepre, Christopher J., et al. “</w:t>
       </w:r>
-      <w:hyperlink w:history="1" r:id="rIdywrmyvvxqywx1e_nx8geu">
+      <w:hyperlink w:history="1" r:id="rIdoncw-pclwl0yypbhpgdcu">
         <w:r>
           <w:rPr>
             <w:color w:val="0563C1"/>
@@ -683,7 +683,7 @@
       <w:r>
         <w:t xml:space="preserve">Brown, Kyle S., et al. “</w:t>
       </w:r>
-      <w:hyperlink w:history="1" r:id="rIdqn-9fllkwb3brilxrzjur">
+      <w:hyperlink w:history="1" r:id="rId9pw7ghw5yojtj2gk9kcsb">
         <w:r>
           <w:rPr>
             <w:color w:val="0563C1"/>
@@ -711,7 +711,7 @@
       <w:r>
         <w:t xml:space="preserve">Wrangham, Richard. </w:t>
       </w:r>
-      <w:hyperlink w:history="1" r:id="rIdh_ebttliacrxvlhcqxtbw">
+      <w:hyperlink w:history="1" r:id="rIdsy4w8hrlfzy_ythfpkgwa">
         <w:r>
           <w:rPr>
             <w:color w:val="0563C1"/>
@@ -739,7 +739,7 @@
       <w:r>
         <w:t xml:space="preserve">Fitch, W. Tecumseh. </w:t>
       </w:r>
-      <w:hyperlink w:history="1" r:id="rIdtixx-su8ylxfu_3veujwp">
+      <w:hyperlink w:history="1" r:id="rIdaizt11cg3k27h_ymz4ei6">
         <w:r>
           <w:rPr>
             <w:color w:val="0563C1"/>
@@ -787,7 +787,7 @@
       <w:r>
         <w:t xml:space="preserve">Clarkson, Chris, et al. “</w:t>
       </w:r>
-      <w:hyperlink w:history="1" r:id="rIdslwahxgoizglcmvjuryxq">
+      <w:hyperlink w:history="1" r:id="rId6-jahgerevzylhzv3jm9x">
         <w:r>
           <w:rPr>
             <w:color w:val="0563C1"/>
@@ -815,7 +815,7 @@
       <w:r>
         <w:t xml:space="preserve">O’Connell, James F., et al. “</w:t>
       </w:r>
-      <w:hyperlink w:history="1" r:id="rIdoand7_7jfuwnivykwhrlk">
+      <w:hyperlink w:history="1" r:id="rId-h4hft7kplzltta-f0zc_">
         <w:r>
           <w:rPr>
             <w:color w:val="0563C1"/>
@@ -843,7 +843,7 @@
       <w:r>
         <w:t xml:space="preserve">Reich, David, et al. “</w:t>
       </w:r>
-      <w:hyperlink w:history="1" r:id="rIdlqtgjflkkzvuldbuxvl1b">
+      <w:hyperlink w:history="1" r:id="rIdrqwbnxatdf_zx_4m21lpe">
         <w:r>
           <w:rPr>
             <w:color w:val="0563C1"/>
@@ -871,7 +871,7 @@
       <w:r>
         <w:t xml:space="preserve">Chen, Fahu, et al. “</w:t>
       </w:r>
-      <w:hyperlink w:history="1" r:id="rIdln8udgy_3znmd-4pn-xjv">
+      <w:hyperlink w:history="1" r:id="rIdq_zqb1clf_tl9sk3ndjyz">
         <w:r>
           <w:rPr>
             <w:color w:val="0563C1"/>
@@ -899,7 +899,7 @@
       <w:r>
         <w:t xml:space="preserve">Higham, Tom, et al. “</w:t>
       </w:r>
-      <w:hyperlink w:history="1" r:id="rIdstcqjm3vlczerwuzx-n9i">
+      <w:hyperlink w:history="1" r:id="rIdbesjoi-yy3elpvglkjh-b">
         <w:r>
           <w:rPr>
             <w:color w:val="0563C1"/>
@@ -927,7 +927,7 @@
       <w:r>
         <w:t xml:space="preserve">Sutikna, Thomas, et al. “</w:t>
       </w:r>
-      <w:hyperlink w:history="1" r:id="rIddttxa4u6sqpf8h874czbt">
+      <w:hyperlink w:history="1" r:id="rIdrcmclf6tccie1v9oubp2d">
         <w:r>
           <w:rPr>
             <w:color w:val="0563C1"/>
@@ -955,7 +955,7 @@
       <w:r>
         <w:t xml:space="preserve">Oktaviana, Adhi Agus, et al. “</w:t>
       </w:r>
-      <w:hyperlink w:history="1" r:id="rIdlkkjec0fh9re5d_usn6x9">
+      <w:hyperlink w:history="1" r:id="rIdlcbd8ijdralunuvboqcur">
         <w:r>
           <w:rPr>
             <w:color w:val="0563C1"/>
@@ -983,7 +983,7 @@
       <w:r>
         <w:t xml:space="preserve">Bennett, Matthew R., et al. “</w:t>
       </w:r>
-      <w:hyperlink w:history="1" r:id="rIdnyozt5q7bwyyqc8agddsc">
+      <w:hyperlink w:history="1" r:id="rIdicoajybhpsfwfashxffoc">
         <w:r>
           <w:rPr>
             <w:color w:val="0563C1"/>
@@ -1011,7 +1011,7 @@
       <w:r>
         <w:t xml:space="preserve">Reich, David. </w:t>
       </w:r>
-      <w:hyperlink w:history="1" r:id="rId_ytshbnj_2msfzglov4ur">
+      <w:hyperlink w:history="1" r:id="rIdswojwi6kffpgm8y_jy0if">
         <w:r>
           <w:rPr>
             <w:color w:val="0563C1"/>
@@ -1059,7 +1059,7 @@
       <w:r>
         <w:t xml:space="preserve">Dietrich, Oliver, et al. “</w:t>
       </w:r>
-      <w:hyperlink w:history="1" r:id="rIdjtooje18rxog2ptsmvqxw">
+      <w:hyperlink w:history="1" r:id="rId_bexciadsent3sd-5ljoo">
         <w:r>
           <w:rPr>
             <w:color w:val="0563C1"/>
@@ -1087,7 +1087,7 @@
       <w:r>
         <w:t xml:space="preserve">Larson, Greger, et al. “</w:t>
       </w:r>
-      <w:hyperlink w:history="1" r:id="rIdefbywnfjztqvvg3s5ixbx">
+      <w:hyperlink w:history="1" r:id="rIdly2grcsqco9y08_a_gzxp">
         <w:r>
           <w:rPr>
             <w:color w:val="0563C1"/>
@@ -1115,7 +1115,7 @@
       <w:r>
         <w:t xml:space="preserve">Fuller, Dorian Q., et al. “</w:t>
       </w:r>
-      <w:hyperlink w:history="1" r:id="rIdpva8x8mdrjibctoe_vcrs">
+      <w:hyperlink w:history="1" r:id="rIdoc_48g5xngsfqvlpjfgir">
         <w:r>
           <w:rPr>
             <w:color w:val="0563C1"/>
@@ -1143,7 +1143,7 @@
       <w:r>
         <w:t xml:space="preserve">Larsen, Clark Spencer. “</w:t>
       </w:r>
-      <w:hyperlink w:history="1" r:id="rIdq_11wilo5yozw2o8olufk">
+      <w:hyperlink w:history="1" r:id="rIdllcqatsrn_mkjb-t0-x_q">
         <w:r>
           <w:rPr>
             <w:color w:val="0563C1"/>
@@ -1171,7 +1171,7 @@
       <w:r>
         <w:t xml:space="preserve">Hodder, Ian. </w:t>
       </w:r>
-      <w:hyperlink w:history="1" r:id="rIdtetizuhbmmu_lsbbkufo-">
+      <w:hyperlink w:history="1" r:id="rIdfkq1mxtgphxtwn3vu8wly">
         <w:r>
           <w:rPr>
             <w:color w:val="0563C1"/>
@@ -1199,7 +1199,7 @@
       <w:r>
         <w:t xml:space="preserve">Scott, James C. </w:t>
       </w:r>
-      <w:hyperlink w:history="1" r:id="rIdn56wg82xkegyagfrfedhq">
+      <w:hyperlink w:history="1" r:id="rIdg85knnj1zxo5f9vqtex1y">
         <w:r>
           <w:rPr>
             <w:color w:val="0563C1"/>
@@ -1263,7 +1263,7 @@
       <w:r>
         <w:t xml:space="preserve">Schmandt-Besserat, Denise. </w:t>
       </w:r>
-      <w:hyperlink w:history="1" r:id="rIdwlcyfpm_qp0ezeryy117w">
+      <w:hyperlink w:history="1" r:id="rIddt8bhuyle1b4ok0p4n0sm">
         <w:r>
           <w:rPr>
             <w:color w:val="0563C1"/>
@@ -1291,7 +1291,7 @@
       <w:r>
         <w:t xml:space="preserve">Nissen, Hans J., Peter Damerow, and Robert K. Englund. </w:t>
       </w:r>
-      <w:hyperlink w:history="1" r:id="rIdsers2sodt0bwvito9nmvj">
+      <w:hyperlink w:history="1" r:id="rIddqgxcsa46gkdt5jp_qvf4">
         <w:r>
           <w:rPr>
             <w:color w:val="0563C1"/>
@@ -1319,7 +1319,7 @@
       <w:r>
         <w:t xml:space="preserve">Houston, Stephen D., ed. </w:t>
       </w:r>
-      <w:hyperlink w:history="1" r:id="rIdgokbwryblsns2s2jws3ri">
+      <w:hyperlink w:history="1" r:id="rIdlje1qdkq8zkzqwok3ryll">
         <w:r>
           <w:rPr>
             <w:color w:val="0563C1"/>
@@ -1347,7 +1347,7 @@
       <w:r>
         <w:t xml:space="preserve">Schacter, Daniel L. </w:t>
       </w:r>
-      <w:hyperlink w:history="1" r:id="rIdfoylow_pftz5sewhx-pim">
+      <w:hyperlink w:history="1" r:id="rIdx1d2afc7biomccea8l2h6">
         <w:r>
           <w:rPr>
             <w:color w:val="0563C1"/>
@@ -1427,7 +1427,7 @@
       <w:r>
         <w:t xml:space="preserve">Van De Mieroop, Marc. </w:t>
       </w:r>
-      <w:hyperlink w:history="1" r:id="rIdo5-w8vw-qrn_-dmrzkgjr">
+      <w:hyperlink w:history="1" r:id="rId1mvxzsmjhqqy--marpl00">
         <w:r>
           <w:rPr>
             <w:color w:val="0563C1"/>
@@ -1455,7 +1455,7 @@
       <w:r>
         <w:t xml:space="preserve">Lehner, Mark, and Zahi Hawass. </w:t>
       </w:r>
-      <w:hyperlink w:history="1" r:id="rIdo3exccdilc51a-c9kufey">
+      <w:hyperlink w:history="1" r:id="rId7bgtlc6z2_v_dgl0ketcp">
         <w:r>
           <w:rPr>
             <w:color w:val="0563C1"/>
@@ -1483,7 +1483,7 @@
       <w:r>
         <w:t xml:space="preserve">Edgerton, William F. “</w:t>
       </w:r>
-      <w:hyperlink w:history="1" r:id="rIdjqioye4xbtb5imrpimva8">
+      <w:hyperlink w:history="1" r:id="rId2bntggiqsp1--lub-ejy2">
         <w:r>
           <w:rPr>
             <w:color w:val="0563C1"/>
@@ -1511,7 +1511,7 @@
       <w:r>
         <w:t xml:space="preserve">Roth, Martha T. </w:t>
       </w:r>
-      <w:hyperlink w:history="1" r:id="rIdio_ikx3lxfhfgeehxcz5q">
+      <w:hyperlink w:history="1" r:id="rIdsdlkvmwdgk_m9hpar42bu">
         <w:r>
           <w:rPr>
             <w:color w:val="0563C1"/>
@@ -1539,7 +1539,7 @@
       <w:r>
         <w:t xml:space="preserve">Bryce, Trevor. </w:t>
       </w:r>
-      <w:hyperlink w:history="1" r:id="rIdxiow6cc_lqzrbd1uo0lyk">
+      <w:hyperlink w:history="1" r:id="rIdbbff2pxutzn4k32omby5f">
         <w:r>
           <w:rPr>
             <w:color w:val="0563C1"/>
@@ -1567,7 +1567,7 @@
       <w:r>
         <w:t xml:space="preserve">Parkinson, Richard. </w:t>
       </w:r>
-      <w:hyperlink w:history="1" r:id="rIdstn6hf_mzg3wiwzguw9ri">
+      <w:hyperlink w:history="1" r:id="rId3noq-933hh47enyid4l92">
         <w:r>
           <w:rPr>
             <w:color w:val="0563C1"/>
@@ -1578,6 +1578,22 @@
       </w:hyperlink>
       <w:r>
         <w:t xml:space="preserve">. London: British Museum Press, 1999.</w:t>
+      </w:r>
+    </w:p>
+    <w:p>
+      <w:pPr>
+        <w:spacing w:after="120"/>
+        <w:ind w:left="360" w:hanging="360"/>
+      </w:pPr>
+      <w:r>
+        <w:rPr>
+          <w:i/>
+          <w:iCs/>
+        </w:rPr>
+        <w:t xml:space="preserve">The separate decipherment of cuneiform via the Behistun Inscription. </w:t>
+      </w:r>
+      <w:r>
+        <w:t xml:space="preserve">Pope, Maurice. The Story of Decipherment: From Egyptian Hieroglyphs to Maya Script. Rev. ed. London: Thames &amp; Hudson, 1999.</w:t>
       </w:r>
     </w:p>
     <w:p>
@@ -1615,7 +1631,7 @@
       <w:r>
         <w:t xml:space="preserve">Keightley, David N. </w:t>
       </w:r>
-      <w:hyperlink w:history="1" r:id="rId3b6ihzx_vx4w8og1osjij">
+      <w:hyperlink w:history="1" r:id="rIdvefyi8ve7bkbcp0oyowql">
         <w:r>
           <w:rPr>
             <w:color w:val="0563C1"/>
@@ -1643,7 +1659,7 @@
       <w:r>
         <w:t xml:space="preserve">Lewis, Mark Edward. </w:t>
       </w:r>
-      <w:hyperlink w:history="1" r:id="rId3nldrilrfruppk-oawg_m">
+      <w:hyperlink w:history="1" r:id="rIdlcqvsefnwevst06tzmayq">
         <w:r>
           <w:rPr>
             <w:color w:val="0563C1"/>
@@ -1671,7 +1687,7 @@
       <w:r>
         <w:t xml:space="preserve">Elman, Benjamin A. </w:t>
       </w:r>
-      <w:hyperlink w:history="1" r:id="rIdkabohi_km1iyub39biue1">
+      <w:hyperlink w:history="1" r:id="rId4w11tm2z5uffvvlcxb83y">
         <w:r>
           <w:rPr>
             <w:color w:val="0563C1"/>
@@ -1699,7 +1715,7 @@
       <w:r>
         <w:t xml:space="preserve">Liu, Li, and Xingcan Chen. </w:t>
       </w:r>
-      <w:hyperlink w:history="1" r:id="rIdnm1dtfxfmhab4nb4lss37">
+      <w:hyperlink w:history="1" r:id="rIdyymfqwogb7opxbpoxlilm">
         <w:r>
           <w:rPr>
             <w:color w:val="0563C1"/>
@@ -1763,7 +1779,7 @@
       <w:r>
         <w:t xml:space="preserve">Possehl, Gregory L. </w:t>
       </w:r>
-      <w:hyperlink w:history="1" r:id="rIdu5vzip1d9ktkhjb5w8lo3">
+      <w:hyperlink w:history="1" r:id="rId3kplni0tpnjefaf2q33yl">
         <w:r>
           <w:rPr>
             <w:color w:val="0563C1"/>
@@ -1791,7 +1807,7 @@
       <w:r>
         <w:t xml:space="preserve">Thapar, Romila. </w:t>
       </w:r>
-      <w:hyperlink w:history="1" r:id="rId86jmlm8h6cplprrgqhhrf">
+      <w:hyperlink w:history="1" r:id="rIdp49ysv6oc5uvqsc8tymto">
         <w:r>
           <w:rPr>
             <w:color w:val="0563C1"/>
@@ -1819,7 +1835,7 @@
       <w:r>
         <w:t xml:space="preserve">Plofker, Kim. </w:t>
       </w:r>
-      <w:hyperlink w:history="1" r:id="rId2cwqk-dirg641mxlqjeeo">
+      <w:hyperlink w:history="1" r:id="rId9kepavdo0zgpbdvxozq46">
         <w:r>
           <w:rPr>
             <w:color w:val="0563C1"/>
@@ -1847,7 +1863,7 @@
       <w:r>
         <w:t xml:space="preserve">Dirks, Nicholas B. </w:t>
       </w:r>
-      <w:hyperlink w:history="1" r:id="rIdmhjrlhq6tiixfpc3xnkkh">
+      <w:hyperlink w:history="1" r:id="rId6gul4ni4un08ks-uyrhc5">
         <w:r>
           <w:rPr>
             <w:color w:val="0563C1"/>
@@ -1875,7 +1891,7 @@
       <w:r>
         <w:t xml:space="preserve">Dundas, Paul. </w:t>
       </w:r>
-      <w:hyperlink w:history="1" r:id="rId99g-ciu3z9ciy0-8qn5un">
+      <w:hyperlink w:history="1" r:id="rIdpcjxw3o915i6pcspjtfbn">
         <w:r>
           <w:rPr>
             <w:color w:val="0563C1"/>
@@ -1955,7 +1971,7 @@
       <w:r>
         <w:t xml:space="preserve">Cartledge, Paul. </w:t>
       </w:r>
-      <w:hyperlink w:history="1" r:id="rIdvd-y0dozos8kktpt5spwa">
+      <w:hyperlink w:history="1" r:id="rId7qmxlgrtnatil4rxulhbz">
         <w:r>
           <w:rPr>
             <w:color w:val="0563C1"/>
@@ -1983,7 +1999,7 @@
       <w:r>
         <w:t xml:space="preserve">Freeth, Tony, et al. “</w:t>
       </w:r>
-      <w:hyperlink w:history="1" r:id="rId2yc5n-ww5a9_vxfk03tem">
+      <w:hyperlink w:history="1" r:id="rIdnw25f9rsjfuvxh1ufmewa">
         <w:r>
           <w:rPr>
             <w:color w:val="0563C1"/>
@@ -2011,7 +2027,7 @@
       <w:r>
         <w:t xml:space="preserve">Freeth, Tony, et al. “</w:t>
       </w:r>
-      <w:hyperlink w:history="1" r:id="rIdu83zlfatoy-cxuvsxoomy">
+      <w:hyperlink w:history="1" r:id="rIdyvuymnk4ejqhdzav0f-e3">
         <w:r>
           <w:rPr>
             <w:color w:val="0563C1"/>
@@ -2059,7 +2075,7 @@
       <w:r>
         <w:t xml:space="preserve">Beard, Mary. </w:t>
       </w:r>
-      <w:hyperlink w:history="1" r:id="rId5-3xzqa5efolva0hb36nf">
+      <w:hyperlink w:history="1" r:id="rIdbytz5appp91hab-my3cgd">
         <w:r>
           <w:rPr>
             <w:color w:val="0563C1"/>
@@ -2087,7 +2103,7 @@
       <w:r>
         <w:t xml:space="preserve">Ward-Perkins, Bryan. </w:t>
       </w:r>
-      <w:hyperlink w:history="1" r:id="rIdu6iwlys5zatuhxqdvrbrn">
+      <w:hyperlink w:history="1" r:id="rId1jk4e4darwpluokq7bf17">
         <w:r>
           <w:rPr>
             <w:color w:val="0563C1"/>
@@ -2115,7 +2131,7 @@
       <w:r>
         <w:t xml:space="preserve">Brown, Peter. </w:t>
       </w:r>
-      <w:hyperlink w:history="1" r:id="rId-gjjlrzlrzvqongt4kdhi">
+      <w:hyperlink w:history="1" r:id="rIdibznuvhfjbusymx3r1rwf">
         <w:r>
           <w:rPr>
             <w:color w:val="0563C1"/>
@@ -2143,7 +2159,7 @@
       <w:r>
         <w:t xml:space="preserve">Harper, Kyle. </w:t>
       </w:r>
-      <w:hyperlink w:history="1" r:id="rIdyynyi0hoivlv2hih6z6ut">
+      <w:hyperlink w:history="1" r:id="rIdnzpja4xx6e38cqf1fdvgg">
         <w:r>
           <w:rPr>
             <w:color w:val="0563C1"/>
@@ -2191,7 +2207,7 @@
       <w:r>
         <w:t xml:space="preserve">Kennedy, Hugh. </w:t>
       </w:r>
-      <w:hyperlink w:history="1" r:id="rIdfgzwig2quvbaty_efxges">
+      <w:hyperlink w:history="1" r:id="rIdmyibnfnlbabrjfb3zvmii">
         <w:r>
           <w:rPr>
             <w:color w:val="0563C1"/>
@@ -2219,7 +2235,7 @@
       <w:r>
         <w:t xml:space="preserve">Gutas, Dimitri. </w:t>
       </w:r>
-      <w:hyperlink w:history="1" r:id="rIdaoytxi6hyvdxmxcsddizb">
+      <w:hyperlink w:history="1" r:id="rIdtsmgr8t7b7daqoxg-njsz">
         <w:r>
           <w:rPr>
             <w:color w:val="0563C1"/>
@@ -2279,7 +2295,7 @@
       <w:r>
         <w:t xml:space="preserve">Riley-Smith, Jonathan. </w:t>
       </w:r>
-      <w:hyperlink w:history="1" r:id="rIdnjz1vmad_ljylinzabpi7">
+      <w:hyperlink w:history="1" r:id="rIduoupfmibpfgvlbnffjkkr">
         <w:r>
           <w:rPr>
             <w:color w:val="0563C1"/>
@@ -2323,7 +2339,7 @@
       <w:r>
         <w:t xml:space="preserve">Phillips, Jonathan. </w:t>
       </w:r>
-      <w:hyperlink w:history="1" r:id="rIdqv-rt0qwpkwmtbw0iedak">
+      <w:hyperlink w:history="1" r:id="rIdelvxqsrqhgy65n8fm6ru_">
         <w:r>
           <w:rPr>
             <w:color w:val="0563C1"/>
@@ -2351,7 +2367,7 @@
       <w:r>
         <w:t xml:space="preserve">Stark, Rodney. </w:t>
       </w:r>
-      <w:hyperlink w:history="1" r:id="rId18ej_49z3ijtfanulyivk">
+      <w:hyperlink w:history="1" r:id="rIdcplaxvvhjqx8_bujjvbfi">
         <w:r>
           <w:rPr>
             <w:color w:val="0563C1"/>
@@ -2399,7 +2415,7 @@
       <w:r>
         <w:t xml:space="preserve">Mommsen, Theodor E. “</w:t>
       </w:r>
-      <w:hyperlink w:history="1" r:id="rIdytps4ttdy7d8-1hwgrk8d">
+      <w:hyperlink w:history="1" r:id="rIdua83pp-xtzouxfe1h9yor">
         <w:r>
           <w:rPr>
             <w:color w:val="0563C1"/>
@@ -2427,7 +2443,7 @@
       <w:r>
         <w:t xml:space="preserve">Wickham, Chris. </w:t>
       </w:r>
-      <w:hyperlink w:history="1" r:id="rIdbmfpfmhs1paxcn-roxly4">
+      <w:hyperlink w:history="1" r:id="rIdbx-iian14iudsytqag-u6">
         <w:r>
           <w:rPr>
             <w:color w:val="0563C1"/>
@@ -2455,7 +2471,7 @@
       <w:r>
         <w:t xml:space="preserve">Russell, Jeffrey Burton. </w:t>
       </w:r>
-      <w:hyperlink w:history="1" r:id="rIddekzl5fas1vvsd_v1lumd">
+      <w:hyperlink w:history="1" r:id="rIdskozd82lsqwyng5mmmm9q">
         <w:r>
           <w:rPr>
             <w:color w:val="0563C1"/>
@@ -2519,7 +2535,7 @@
       <w:r>
         <w:t xml:space="preserve">Hansen, Valerie. </w:t>
       </w:r>
-      <w:hyperlink w:history="1" r:id="rId5xnyjkyhihtgzrfbwjqt_">
+      <w:hyperlink w:history="1" r:id="rId3ltk4nuqsyoglunhbiwfm">
         <w:r>
           <w:rPr>
             <w:color w:val="0563C1"/>
@@ -2547,7 +2563,7 @@
       <w:r>
         <w:t xml:space="preserve">Spyrou, Maria A., et al. “</w:t>
       </w:r>
-      <w:hyperlink w:history="1" r:id="rId_w4a60pm-9tppnesd7s9z">
+      <w:hyperlink w:history="1" r:id="rIdieuzcl-w2vqvlapapfg-0">
         <w:r>
           <w:rPr>
             <w:color w:val="0563C1"/>
@@ -2575,7 +2591,7 @@
       <w:r>
         <w:t xml:space="preserve">Wheelis, Mark. “</w:t>
       </w:r>
-      <w:hyperlink w:history="1" r:id="rIdbix69y2ccqzvsrunjaw56">
+      <w:hyperlink w:history="1" r:id="rIdvsh5gaxsrceccetpr3c9h">
         <w:r>
           <w:rPr>
             <w:color w:val="0563C1"/>
@@ -2603,7 +2619,7 @@
       <w:r>
         <w:t xml:space="preserve">Dean, Katharine R., et al. “</w:t>
       </w:r>
-      <w:hyperlink w:history="1" r:id="rIdchfmnfd4ogaazlaa3yl7t">
+      <w:hyperlink w:history="1" r:id="rIdgmtpmz7iz66pq7zomtxob">
         <w:r>
           <w:rPr>
             <w:color w:val="0563C1"/>
@@ -2631,7 +2647,7 @@
       <w:r>
         <w:t xml:space="preserve">Benedictow, Ole J. </w:t>
       </w:r>
-      <w:hyperlink w:history="1" r:id="rIdghe99tllkz9tsj5r1ggvm">
+      <w:hyperlink w:history="1" r:id="rId9-kzh9mdwanxsthj2qp6b">
         <w:r>
           <w:rPr>
             <w:color w:val="0563C1"/>
@@ -2695,7 +2711,7 @@
       <w:r>
         <w:t xml:space="preserve">Gomez, Michael A. </w:t>
       </w:r>
-      <w:hyperlink w:history="1" r:id="rIdoqthuavwim9h65aoemykr">
+      <w:hyperlink w:history="1" r:id="rId1wn4pbeuv_rcl9jyemvjd">
         <w:r>
           <w:rPr>
             <w:color w:val="0563C1"/>
@@ -2755,7 +2771,7 @@
       <w:r>
         <w:t xml:space="preserve">Edwards, David N. </w:t>
       </w:r>
-      <w:hyperlink w:history="1" r:id="rId1spcmftjqcoggmku_f-qa">
+      <w:hyperlink w:history="1" r:id="rIdct0evvoi1fbvjathk4-yh">
         <w:r>
           <w:rPr>
             <w:color w:val="0563C1"/>
@@ -2783,7 +2799,7 @@
       <w:r>
         <w:t xml:space="preserve">Pikirayi, Innocent. </w:t>
       </w:r>
-      <w:hyperlink w:history="1" r:id="rIdasdbubgca3re0p80ty9oh">
+      <w:hyperlink w:history="1" r:id="rIdbn6pmr7ga7gj6gvy0zcnp">
         <w:r>
           <w:rPr>
             <w:color w:val="0563C1"/>
@@ -2811,7 +2827,7 @@
       <w:r>
         <w:t xml:space="preserve">Hicks, Dan. </w:t>
       </w:r>
-      <w:hyperlink w:history="1" r:id="rIdl-qawtafyrscajtc0hvtm">
+      <w:hyperlink w:history="1" r:id="rIdtawkl4kkg9earkokgdami">
         <w:r>
           <w:rPr>
             <w:color w:val="0563C1"/>
@@ -2859,7 +2875,7 @@
       <w:r>
         <w:t xml:space="preserve">Thornton, John K. </w:t>
       </w:r>
-      <w:hyperlink w:history="1" r:id="rIdbtpnzojzrhp9nyf2m0ft-">
+      <w:hyperlink w:history="1" r:id="rIdmndrzugixmkvzx1meflny">
         <w:r>
           <w:rPr>
             <w:color w:val="0563C1"/>
@@ -2887,7 +2903,7 @@
       <w:r>
         <w:t xml:space="preserve">McCaskie, T. C. </w:t>
       </w:r>
-      <w:hyperlink w:history="1" r:id="rIdyvgoa8edq1xtwih32z7_0">
+      <w:hyperlink w:history="1" r:id="rIdmiakhxbonrt0biln4hdhd">
         <w:r>
           <w:rPr>
             <w:color w:val="0563C1"/>
@@ -2915,7 +2931,7 @@
       <w:r>
         <w:t xml:space="preserve">Hochschild, Adam. </w:t>
       </w:r>
-      <w:hyperlink w:history="1" r:id="rIdi55c0xadzxmrvhtjvnqxt">
+      <w:hyperlink w:history="1" r:id="rIdz2hfwwnlvgcujzcxcp3s9">
         <w:r>
           <w:rPr>
             <w:color w:val="0563C1"/>
@@ -2959,7 +2975,7 @@
       <w:r>
         <w:t xml:space="preserve">Kara, Siddharth. </w:t>
       </w:r>
-      <w:hyperlink w:history="1" r:id="rIdcfql60udxarcw1sd4mckn">
+      <w:hyperlink w:history="1" r:id="rIday-ahanyvdq83jjxn9fbi">
         <w:r>
           <w:rPr>
             <w:color w:val="0563C1"/>
@@ -3023,7 +3039,7 @@
       <w:r>
         <w:t xml:space="preserve">Mann, Charles C. </w:t>
       </w:r>
-      <w:hyperlink w:history="1" r:id="rIdrmthlrthxwe-3q7ffdksp">
+      <w:hyperlink w:history="1" r:id="rIdj-fclp1vkcft8mwoahhxr">
         <w:r>
           <w:rPr>
             <w:color w:val="0563C1"/>
@@ -3051,7 +3067,7 @@
       <w:r>
         <w:t xml:space="preserve">Matsuoka, Yoshihiro, et al. “</w:t>
       </w:r>
-      <w:hyperlink w:history="1" r:id="rIdg-m7hthngn9q_aosemnkx">
+      <w:hyperlink w:history="1" r:id="rIdj1fy2wqrfozlmue4cbpyi">
         <w:r>
           <w:rPr>
             <w:color w:val="0563C1"/>
@@ -3079,7 +3095,7 @@
       <w:r>
         <w:t xml:space="preserve">Shady Solis, Ruth, Jonathan Haas, and Winifred Creamer. “</w:t>
       </w:r>
-      <w:hyperlink w:history="1" r:id="rIdyfllty4ruyugomkdglujg">
+      <w:hyperlink w:history="1" r:id="rIduozurp_q5e_xtmblsgdsi">
         <w:r>
           <w:rPr>
             <w:color w:val="0563C1"/>
@@ -3107,7 +3123,7 @@
       <w:r>
         <w:t xml:space="preserve">Urton, Gary. </w:t>
       </w:r>
-      <w:hyperlink w:history="1" r:id="rIdcqnzjbsux3omveo_wgvge">
+      <w:hyperlink w:history="1" r:id="rIdqew1qcc-htyh5rv5yyhv2">
         <w:r>
           <w:rPr>
             <w:color w:val="0563C1"/>
@@ -3135,7 +3151,7 @@
       <w:r>
         <w:t xml:space="preserve">Denevan, William M., ed. </w:t>
       </w:r>
-      <w:hyperlink w:history="1" r:id="rIdnbbbwuwibl7qvbqaxfzik">
+      <w:hyperlink w:history="1" r:id="rIdicsfiy6oxjnt96gaid6f3">
         <w:r>
           <w:rPr>
             <w:color w:val="0563C1"/>
@@ -3163,7 +3179,7 @@
       <w:r>
         <w:t xml:space="preserve">Henige, David. </w:t>
       </w:r>
-      <w:hyperlink w:history="1" r:id="rIdgzdbanbiqyfkzneynfnpv">
+      <w:hyperlink w:history="1" r:id="rId4bfvfn3o73ube4nw44c0i">
         <w:r>
           <w:rPr>
             <w:color w:val="0563C1"/>
@@ -3191,7 +3207,7 @@
       <w:r>
         <w:t xml:space="preserve">Koch, Alexander, Chris Brierley, Mark M. Maslin, and Simon L. Lewis. “</w:t>
       </w:r>
-      <w:hyperlink w:history="1" r:id="rIdsurycim6cmcu0ago62qbt">
+      <w:hyperlink w:history="1" r:id="rId4_vmyfgcicap6-zrsxepy">
         <w:r>
           <w:rPr>
             <w:color w:val="0563C1"/>
@@ -3219,7 +3235,7 @@
       <w:r>
         <w:t xml:space="preserve">Ioannidis, Alexander G., et al. “</w:t>
       </w:r>
-      <w:hyperlink w:history="1" r:id="rIdz2qax-8hanvvevjax32v9">
+      <w:hyperlink w:history="1" r:id="rIdqgimmqboei6dkknzlan7d">
         <w:r>
           <w:rPr>
             <w:color w:val="0563C1"/>
@@ -3247,7 +3263,7 @@
       <w:r>
         <w:t xml:space="preserve">Pauketat, Timothy R. </w:t>
       </w:r>
-      <w:hyperlink w:history="1" r:id="rIdd36y3ecwaygowasra_e7w">
+      <w:hyperlink w:history="1" r:id="rIdlysnx03jpgoq6tcomyug2">
         <w:r>
           <w:rPr>
             <w:color w:val="0563C1"/>
@@ -3275,7 +3291,7 @@
       <w:r>
         <w:t xml:space="preserve">Dobyns, Henry F. “</w:t>
       </w:r>
-      <w:hyperlink w:history="1" r:id="rIdwmbvr7bsp8srprswc4ghw">
+      <w:hyperlink w:history="1" r:id="rIdq-sinemzwxn_4hwlaapyk">
         <w:r>
           <w:rPr>
             <w:color w:val="0563C1"/>
@@ -3336,7 +3352,7 @@
         </w:rPr>
         <w:t xml:space="preserve">The voyages database behind those numbers. </w:t>
       </w:r>
-      <w:hyperlink w:history="1" r:id="rIdamoueqvrr2pfkfonkwstz">
+      <w:hyperlink w:history="1" r:id="rIdojmwjy-bi0ziecmtjdpz5">
         <w:r>
           <w:rPr>
             <w:color w:val="0563C1"/>
@@ -3364,7 +3380,7 @@
       <w:r>
         <w:t xml:space="preserve">Equiano, Olaudah. </w:t>
       </w:r>
-      <w:hyperlink w:history="1" r:id="rIdccjalci2-nqynx10vr5bx">
+      <w:hyperlink w:history="1" r:id="rIdjzrbtzhwtf1pvek_duxe0">
         <w:r>
           <w:rPr>
             <w:color w:val="0563C1"/>
@@ -3392,7 +3408,7 @@
       <w:r>
         <w:t xml:space="preserve">Carretta, Vincent. </w:t>
       </w:r>
-      <w:hyperlink w:history="1" r:id="rIdojoes0kit0qx7h5mad7af">
+      <w:hyperlink w:history="1" r:id="rIdo-cacz-fob4rrm7cltn52">
         <w:r>
           <w:rPr>
             <w:color w:val="0563C1"/>
@@ -3420,7 +3436,7 @@
       <w:r>
         <w:t xml:space="preserve">Hurston, Zora Neale. </w:t>
       </w:r>
-      <w:hyperlink w:history="1" r:id="rIdgewdb6i05prjfnvpb3jwr">
+      <w:hyperlink w:history="1" r:id="rIdhys6fmoero0w_tyxbbrro">
         <w:r>
           <w:rPr>
             <w:color w:val="0563C1"/>
@@ -3448,7 +3464,7 @@
       <w:r>
         <w:t xml:space="preserve">Diouf, Sylviane A. </w:t>
       </w:r>
-      <w:hyperlink w:history="1" r:id="rIdx0thplkaqyh9tols31ihl">
+      <w:hyperlink w:history="1" r:id="rIdfxibv8gkjzd56bqdl1eki">
         <w:r>
           <w:rPr>
             <w:color w:val="0563C1"/>
@@ -3476,7 +3492,7 @@
       <w:r>
         <w:t xml:space="preserve">Livi Bacci, Massimo. </w:t>
       </w:r>
-      <w:hyperlink w:history="1" r:id="rIdl0__3os90fbxsixue6bwf">
+      <w:hyperlink w:history="1" r:id="rId4ot0lwjppdnp97j83ejlz">
         <w:r>
           <w:rPr>
             <w:color w:val="0563C1"/>
@@ -3504,7 +3520,7 @@
       <w:r>
         <w:t xml:space="preserve">Reséndez, Andrés. </w:t>
       </w:r>
-      <w:hyperlink w:history="1" r:id="rIdcebkursz2jdzzevdp9h8b">
+      <w:hyperlink w:history="1" r:id="rIdjbalyq0jowd29bnfbtugc">
         <w:r>
           <w:rPr>
             <w:color w:val="0563C1"/>
@@ -3532,7 +3548,7 @@
       <w:r>
         <w:t xml:space="preserve">Dreyer, Edward L. </w:t>
       </w:r>
-      <w:hyperlink w:history="1" r:id="rIdhnbjkjqt-jhdg6m2dimj-">
+      <w:hyperlink w:history="1" r:id="rId3ofd1540mmpvpxp6govkg">
         <w:r>
           <w:rPr>
             <w:color w:val="0563C1"/>
@@ -3596,7 +3612,7 @@
       <w:r>
         <w:t xml:space="preserve">Eisenstein, Elizabeth L. </w:t>
       </w:r>
-      <w:hyperlink w:history="1" r:id="rIdrl4lbneob2jviqwm1-ruk">
+      <w:hyperlink w:history="1" r:id="rIdded0vzwaksaxdcd87gqub">
         <w:r>
           <w:rPr>
             <w:color w:val="0563C1"/>
@@ -3624,7 +3640,7 @@
       <w:r>
         <w:t xml:space="preserve">Allen, Robert C. </w:t>
       </w:r>
-      <w:hyperlink w:history="1" r:id="rIdf-w0mp58q5gcccmw7izy6">
+      <w:hyperlink w:history="1" r:id="rIdwcistvn87czenv07p7f0c">
         <w:r>
           <w:rPr>
             <w:color w:val="0563C1"/>
@@ -3652,7 +3668,7 @@
       <w:r>
         <w:t xml:space="preserve">Humphries, Jane. </w:t>
       </w:r>
-      <w:hyperlink w:history="1" r:id="rId4pm4iz7ntukwi9w1xk7fg">
+      <w:hyperlink w:history="1" r:id="rIdxtwtcohtdtafqlduz5ko9">
         <w:r>
           <w:rPr>
             <w:color w:val="0563C1"/>
@@ -3680,7 +3696,7 @@
       <w:r>
         <w:t xml:space="preserve">Pomeranz, Kenneth. </w:t>
       </w:r>
-      <w:hyperlink w:history="1" r:id="rIdz_fmqlciym7vrotpbdnlu">
+      <w:hyperlink w:history="1" r:id="rIdu0zb9trdqzqmmmuejaxkc">
         <w:r>
           <w:rPr>
             <w:color w:val="0563C1"/>
@@ -3708,7 +3724,7 @@
       <w:r>
         <w:t xml:space="preserve">Bell, Michelle L., and Devra Lee Davis. “</w:t>
       </w:r>
-      <w:hyperlink w:history="1" r:id="rId7a6fdxogwudlfhtkwhi8z">
+      <w:hyperlink w:history="1" r:id="rIdd5pss8uaof9cvcwic-gvt">
         <w:r>
           <w:rPr>
             <w:color w:val="0563C1"/>
@@ -3772,7 +3788,7 @@
       <w:r>
         <w:t xml:space="preserve">Hacker, J. David. “</w:t>
       </w:r>
-      <w:hyperlink w:history="1" r:id="rIdzslozmvqt9iq4fnbb2-5h">
+      <w:hyperlink w:history="1" r:id="rIds1xtfvyz3mili-6lqq528">
         <w:r>
           <w:rPr>
             <w:color w:val="0563C1"/>
@@ -3800,7 +3816,7 @@
       <w:r>
         <w:t xml:space="preserve">Foner, Eric. </w:t>
       </w:r>
-      <w:hyperlink w:history="1" r:id="rIdtznozp3zuyxwvimrzpr1k">
+      <w:hyperlink w:history="1" r:id="rIdaytizzfdvderezg2l--qk">
         <w:r>
           <w:rPr>
             <w:color w:val="0563C1"/>
@@ -3828,7 +3844,7 @@
       <w:r>
         <w:t xml:space="preserve">Saunt, Claudio. </w:t>
       </w:r>
-      <w:hyperlink w:history="1" r:id="rIdkfzamvnaz6zllof8rt_56">
+      <w:hyperlink w:history="1" r:id="rIds7x1n9rk2aevrb4-hddoa">
         <w:r>
           <w:rPr>
             <w:color w:val="0563C1"/>
@@ -3856,7 +3872,7 @@
       <w:r>
         <w:t xml:space="preserve">Horn, James. </w:t>
       </w:r>
-      <w:hyperlink w:history="1" r:id="rIdfpfsukh-qtca2muqgzckl">
+      <w:hyperlink w:history="1" r:id="rIdhuz7zx83exwpoi-nqo1y6">
         <w:r>
           <w:rPr>
             <w:color w:val="0563C1"/>
@@ -3884,7 +3900,7 @@
       <w:r>
         <w:t xml:space="preserve">Wilentz, Sean. </w:t>
       </w:r>
-      <w:hyperlink w:history="1" r:id="rIdmm64xxbbwsllzzitirija">
+      <w:hyperlink w:history="1" r:id="rIdzhmo1-e_l0f3gzxutlnzj">
         <w:r>
           <w:rPr>
             <w:color w:val="0563C1"/>
@@ -3932,7 +3948,7 @@
       <w:r>
         <w:t xml:space="preserve">Equal Justice Initiative. </w:t>
       </w:r>
-      <w:hyperlink w:history="1" r:id="rIddsjvd-jnvqrvw9tu2a9c7">
+      <w:hyperlink w:history="1" r:id="rIdh0nottjgw546nhhdlq78c">
         <w:r>
           <w:rPr>
             <w:color w:val="0563C1"/>
@@ -3976,7 +3992,7 @@
       <w:r>
         <w:t xml:space="preserve">Robinson, Greg. </w:t>
       </w:r>
-      <w:hyperlink w:history="1" r:id="rIdlmpgzio88ibhuxxktauqu">
+      <w:hyperlink w:history="1" r:id="rIdjclpxyupm_ohfo8mm-0l8">
         <w:r>
           <w:rPr>
             <w:color w:val="0563C1"/>
@@ -4004,7 +4020,7 @@
       <w:r>
         <w:t xml:space="preserve">Blinder, Alan S. </w:t>
       </w:r>
-      <w:hyperlink w:history="1" r:id="rIdx6ibnmdmkleuni3c3gydw">
+      <w:hyperlink w:history="1" r:id="rIde4zr1evv8nznv42obftjx">
         <w:r>
           <w:rPr>
             <w:color w:val="0563C1"/>
@@ -4052,7 +4068,7 @@
       <w:r>
         <w:t xml:space="preserve">Butler, Jon. </w:t>
       </w:r>
-      <w:hyperlink w:history="1" r:id="rIdspg5ogeu_a86fihj_mhq5">
+      <w:hyperlink w:history="1" r:id="rIdod0b5bgpgzfhu5qypl4du">
         <w:r>
           <w:rPr>
             <w:color w:val="0563C1"/>
@@ -4080,7 +4096,7 @@
       <w:r>
         <w:t xml:space="preserve">Hatch, Nathan O. </w:t>
       </w:r>
-      <w:hyperlink w:history="1" r:id="rIdxh2j0ostddhkb3u8slzm-">
+      <w:hyperlink w:history="1" r:id="rIdxzxib5lzncahhpe5_qws3">
         <w:r>
           <w:rPr>
             <w:color w:val="0563C1"/>
@@ -4103,12 +4119,28 @@
           <w:i/>
           <w:iCs/>
         </w:rPr>
+        <w:t xml:space="preserve">The Shakers’ English origin and 1774 emigration to New York under Ann Lee. </w:t>
+      </w:r>
+      <w:r>
+        <w:t xml:space="preserve">Stein, Stephen J. The Shaker Experience in America: A History of the United Society of Believers. New Haven: Yale University Press, 1992.</w:t>
+      </w:r>
+    </w:p>
+    <w:p>
+      <w:pPr>
+        <w:spacing w:after="120"/>
+        <w:ind w:left="360" w:hanging="360"/>
+      </w:pPr>
+      <w:r>
+        <w:rPr>
+          <w:i/>
+          <w:iCs/>
+        </w:rPr>
         <w:t xml:space="preserve">Joseph Smith. </w:t>
       </w:r>
       <w:r>
         <w:t xml:space="preserve">Bushman, Richard Lyman. </w:t>
       </w:r>
-      <w:hyperlink w:history="1" r:id="rIdpcux3mz4xvw26oix1d_yt">
+      <w:hyperlink w:history="1" r:id="rIdxmiq-ohjv375vkkmp5w3x">
         <w:r>
           <w:rPr>
             <w:color w:val="0563C1"/>
@@ -4136,7 +4168,7 @@
       <w:r>
         <w:t xml:space="preserve">Kraybill, Donald B., Karen M. Johnson-Weiner, and Steven M. Nolt. </w:t>
       </w:r>
-      <w:hyperlink w:history="1" r:id="rIdukqily84yxt294ntyvot2">
+      <w:hyperlink w:history="1" r:id="rIdxf6xrm7g3l0jjcyr0m2ld">
         <w:r>
           <w:rPr>
             <w:color w:val="0563C1"/>
@@ -4164,7 +4196,7 @@
       <w:r>
         <w:t xml:space="preserve">Moore, Rebecca. </w:t>
       </w:r>
-      <w:hyperlink w:history="1" r:id="rIdj5vbkmatojjsvl_caf9yn">
+      <w:hyperlink w:history="1" r:id="rIdgpg6tsmcvxdeik4tfghdn">
         <w:r>
           <w:rPr>
             <w:color w:val="0563C1"/>
@@ -4228,7 +4260,7 @@
       <w:r>
         <w:t xml:space="preserve">Lynch, John. </w:t>
       </w:r>
-      <w:hyperlink w:history="1" r:id="rIdzvlr1ihdc5o5yha57t5mx">
+      <w:hyperlink w:history="1" r:id="rIdafggdwahwylc4hmbdksnu">
         <w:r>
           <w:rPr>
             <w:color w:val="0563C1"/>
@@ -4256,7 +4288,7 @@
       <w:r>
         <w:t xml:space="preserve">Dubois, Laurent. </w:t>
       </w:r>
-      <w:hyperlink w:history="1" r:id="rId7euc4oxoyoc0w-kd-ocwh">
+      <w:hyperlink w:history="1" r:id="rIdne79sezgbdxvhimdmtr39">
         <w:r>
           <w:rPr>
             <w:color w:val="0563C1"/>
@@ -4284,7 +4316,7 @@
       <w:r>
         <w:t xml:space="preserve">Conrad, Robert Edgar. </w:t>
       </w:r>
-      <w:hyperlink w:history="1" r:id="rIdbiveriju3ocuybphga8bw">
+      <w:hyperlink w:history="1" r:id="rIdhye5ab013znylesg1iwzz">
         <w:r>
           <w:rPr>
             <w:color w:val="0563C1"/>
@@ -4309,7 +4341,7 @@
         </w:rPr>
         <w:t xml:space="preserve">Brazil’s share of the Atlantic slave trade. </w:t>
       </w:r>
-      <w:hyperlink w:history="1" r:id="rId_yfpdpflks2wfcoo3akoa">
+      <w:hyperlink w:history="1" r:id="rIdqobjgjvaghfctnw6xcmf-">
         <w:r>
           <w:rPr>
             <w:color w:val="0563C1"/>
@@ -4337,7 +4369,7 @@
       <w:r>
         <w:t xml:space="preserve">Smith, Peter H. </w:t>
       </w:r>
-      <w:hyperlink w:history="1" r:id="rId4f-mc7i2-bxykaj3nulkh">
+      <w:hyperlink w:history="1" r:id="rIdsfpugpoowiup6qdb8pj9y">
         <w:r>
           <w:rPr>
             <w:color w:val="0563C1"/>
@@ -4365,7 +4397,7 @@
       <w:r>
         <w:t xml:space="preserve">Schlesinger, Stephen, and Stephen Kinzer. </w:t>
       </w:r>
-      <w:hyperlink w:history="1" r:id="rIdwtfiwwlv0ti7xau_htwjd">
+      <w:hyperlink w:history="1" r:id="rIdrxx2rck743jx77o5ydryl">
         <w:r>
           <w:rPr>
             <w:color w:val="0563C1"/>
@@ -4393,7 +4425,7 @@
       <w:r>
         <w:t xml:space="preserve">Slater, Candace. </w:t>
       </w:r>
-      <w:hyperlink w:history="1" r:id="rId-jfovgssbxz0cgvrcq2b-">
+      <w:hyperlink w:history="1" r:id="rIdczhhlvblw6n4rdfbbvbdl">
         <w:r>
           <w:rPr>
             <w:color w:val="0563C1"/>
@@ -4421,7 +4453,7 @@
       <w:r>
         <w:t xml:space="preserve">Taylor, Barbara L., et al. “</w:t>
       </w:r>
-      <w:hyperlink w:history="1" r:id="rId-3tbvmlzhgfpe_e39_tv_">
+      <w:hyperlink w:history="1" r:id="rIdoovcuqvpvzn_ghodt9ecn">
         <w:r>
           <w:rPr>
             <w:color w:val="0563C1"/>
@@ -4449,7 +4481,7 @@
       <w:r>
         <w:t xml:space="preserve">NOAA Fisheries. “</w:t>
       </w:r>
-      <w:hyperlink w:history="1" r:id="rIdmvzsuijbbdbqzke8dylso">
+      <w:hyperlink w:history="1" r:id="rId8l6ptuoro4baxp9t6julf">
         <w:r>
           <w:rPr>
             <w:color w:val="0563C1"/>
@@ -4477,7 +4509,7 @@
       <w:r>
         <w:t xml:space="preserve">Skidmore, Thomas E. </w:t>
       </w:r>
-      <w:hyperlink w:history="1" r:id="rIdp4sprj8ulkwv0ueig593b">
+      <w:hyperlink w:history="1" r:id="rId8o7ktfu2wakolbloaazcf">
         <w:r>
           <w:rPr>
             <w:color w:val="0563C1"/>
@@ -4505,7 +4537,7 @@
       <w:r>
         <w:t xml:space="preserve">Comisión Nacional sobre la Desaparición de Personas. </w:t>
       </w:r>
-      <w:hyperlink w:history="1" r:id="rIdmc1qftab7xs-qpktm7yzj">
+      <w:hyperlink w:history="1" r:id="rIdpqxh23_7gecudxkgtnxof">
         <w:r>
           <w:rPr>
             <w:color w:val="0563C1"/>
@@ -4533,7 +4565,7 @@
       <w:r>
         <w:t xml:space="preserve">Nino, Carlos Santiago. </w:t>
       </w:r>
-      <w:hyperlink w:history="1" r:id="rId-ywcywx-r8z2k2s5spapz">
+      <w:hyperlink w:history="1" r:id="rIdfni_b7uakxbv0mz09a6-y">
         <w:r>
           <w:rPr>
             <w:color w:val="0563C1"/>
@@ -4561,7 +4593,7 @@
       <w:r>
         <w:t xml:space="preserve">Bouvard, Marguerite Guzman. </w:t>
       </w:r>
-      <w:hyperlink w:history="1" r:id="rIdj82casnja2cqutagljgqk">
+      <w:hyperlink w:history="1" r:id="rIdskw0ifvljwxyksuzn-vxr">
         <w:r>
           <w:rPr>
             <w:color w:val="0563C1"/>
@@ -4589,7 +4621,7 @@
       <w:r>
         <w:t xml:space="preserve">Kornbluh, Peter. </w:t>
       </w:r>
-      <w:hyperlink w:history="1" r:id="rIdft36w7b-nbhdsuqradac1">
+      <w:hyperlink w:history="1" r:id="rIddw1xproitocaym3tszgd1">
         <w:r>
           <w:rPr>
             <w:color w:val="0563C1"/>
@@ -4617,7 +4649,7 @@
       <w:r>
         <w:t xml:space="preserve">Jara, Joan. </w:t>
       </w:r>
-      <w:hyperlink w:history="1" r:id="rIdzjmrqqq7mvy9civi6wmwm">
+      <w:hyperlink w:history="1" r:id="rIdsm6iixeogqbccsfaw81r9">
         <w:r>
           <w:rPr>
             <w:color w:val="0563C1"/>
@@ -4645,7 +4677,7 @@
       <w:r>
         <w:t xml:space="preserve">LeoGrande, William M., and Peter Kornbluh. </w:t>
       </w:r>
-      <w:hyperlink w:history="1" r:id="rIdkwju2o-myq6hghnmn1jbw">
+      <w:hyperlink w:history="1" r:id="rIdtqyvhtz9304ufghmowotc">
         <w:r>
           <w:rPr>
             <w:color w:val="0563C1"/>
@@ -4705,7 +4737,7 @@
       <w:r>
         <w:t xml:space="preserve">Secretaría de Gobernación (Mexico). “</w:t>
       </w:r>
-      <w:hyperlink w:history="1" r:id="rIdgcoqznv5tmsz51xjejo4c">
+      <w:hyperlink w:history="1" r:id="rIdvg9xzzmfiqzzw6duapriq">
         <w:r>
           <w:rPr>
             <w:color w:val="0563C1"/>
@@ -4753,7 +4785,7 @@
       <w:r>
         <w:t xml:space="preserve">Finkel, Caroline. </w:t>
       </w:r>
-      <w:hyperlink w:history="1" r:id="rIdz6wdyker_3cbz1btoeaft">
+      <w:hyperlink w:history="1" r:id="rIdfnoao8s1-z79bqldbkrdu">
         <w:r>
           <w:rPr>
             <w:color w:val="0563C1"/>
@@ -4781,7 +4813,7 @@
       <w:r>
         <w:t xml:space="preserve">Crowley, Roger. </w:t>
       </w:r>
-      <w:hyperlink w:history="1" r:id="rIdrplowt_dc9xwu3zfcul7y">
+      <w:hyperlink w:history="1" r:id="rId0-ek07mtyvb8vtkoxjsds">
         <w:r>
           <w:rPr>
             <w:color w:val="0563C1"/>
@@ -4809,7 +4841,7 @@
       <w:r>
         <w:t xml:space="preserve">Barkey, Karen. </w:t>
       </w:r>
-      <w:hyperlink w:history="1" r:id="rIdtyliwqsluh5cebvy7lq8r">
+      <w:hyperlink w:history="1" r:id="rIdnvsbw7_2dc7w7uh7fhpgw">
         <w:r>
           <w:rPr>
             <w:color w:val="0563C1"/>
@@ -4837,7 +4869,7 @@
       <w:r>
         <w:t xml:space="preserve">Mazower, Mark. </w:t>
       </w:r>
-      <w:hyperlink w:history="1" r:id="rIdhc8k4a5j6tqvofxmcyfnd">
+      <w:hyperlink w:history="1" r:id="rIdvij2_vostn3jzhnzhnfjj">
         <w:r>
           <w:rPr>
             <w:color w:val="0563C1"/>
@@ -4865,7 +4897,7 @@
       <w:r>
         <w:t xml:space="preserve">Suny, Ronald Grigor. “</w:t>
       </w:r>
-      <w:hyperlink w:history="1" r:id="rIdeeavshfu3fkxnujejnrb3">
+      <w:hyperlink w:history="1" r:id="rId3p8qxrd40xuatt_1fmhty">
         <w:r>
           <w:rPr>
             <w:color w:val="0563C1"/>
@@ -4893,7 +4925,7 @@
       <w:r>
         <w:t xml:space="preserve">Power, Samantha. “</w:t>
       </w:r>
-      <w:hyperlink w:history="1" r:id="rIduupkzbcb9elnhaxfk2z6m">
+      <w:hyperlink w:history="1" r:id="rIdflwn4ac-t7u5dfiis8ql9">
         <w:r>
           <w:rPr>
             <w:color w:val="0563C1"/>
@@ -4921,7 +4953,7 @@
       <w:r>
         <w:t xml:space="preserve">Hirschon, Renée, ed. </w:t>
       </w:r>
-      <w:hyperlink w:history="1" r:id="rIdve6ykw2ivxacteirjng06">
+      <w:hyperlink w:history="1" r:id="rIdsdl9hsgpke6ociromfbbu">
         <w:r>
           <w:rPr>
             <w:color w:val="0563C1"/>
@@ -4949,7 +4981,7 @@
       <w:r>
         <w:t xml:space="preserve">Rogan, Eugene. </w:t>
       </w:r>
-      <w:hyperlink w:history="1" r:id="rIdxv31nlrafuauyofv1wrwy">
+      <w:hyperlink w:history="1" r:id="rIdb2kfsktxdj6c725zvpb_x">
         <w:r>
           <w:rPr>
             <w:color w:val="0563C1"/>
@@ -4977,7 +5009,7 @@
       <w:r>
         <w:t xml:space="preserve">Barr, James. </w:t>
       </w:r>
-      <w:hyperlink w:history="1" r:id="rIdouyqpp7k0m9gc_jdv1kr8">
+      <w:hyperlink w:history="1" r:id="rIdopvxiuuxorro1bmde9i1x">
         <w:r>
           <w:rPr>
             <w:color w:val="0563C1"/>
@@ -5005,7 +5037,7 @@
       <w:r>
         <w:t xml:space="preserve">McDowall, David. </w:t>
       </w:r>
-      <w:hyperlink w:history="1" r:id="rIdvvldw1cezo4a70dkolj2i">
+      <w:hyperlink w:history="1" r:id="rIdglwkttluklsvremf_hxee">
         <w:r>
           <w:rPr>
             <w:color w:val="0563C1"/>
@@ -5033,7 +5065,7 @@
       <w:r>
         <w:t xml:space="preserve">Abrahamian, Ervand. </w:t>
       </w:r>
-      <w:hyperlink w:history="1" r:id="rIdu7mi2npnchmbzr_rjswnf">
+      <w:hyperlink w:history="1" r:id="rId5epm-nudix1g7sxwh91t0">
         <w:r>
           <w:rPr>
             <w:color w:val="0563C1"/>
@@ -5061,7 +5093,7 @@
       <w:r>
         <w:t xml:space="preserve">Razoux, Pierre. </w:t>
       </w:r>
-      <w:hyperlink w:history="1" r:id="rIdgrbgqxg-jk7bcdfpowcns">
+      <w:hyperlink w:history="1" r:id="rId3tmnqrtthhhpwjsgbgnyn">
         <w:r>
           <w:rPr>
             <w:color w:val="0563C1"/>
@@ -5109,7 +5141,7 @@
       <w:r>
         <w:t xml:space="preserve">Clark, Christopher. </w:t>
       </w:r>
-      <w:hyperlink w:history="1" r:id="rIdgxp2kmcy-ddngaq-6iics">
+      <w:hyperlink w:history="1" r:id="rId0umrbvpukfqqrr_q829ov">
         <w:r>
           <w:rPr>
             <w:color w:val="0563C1"/>
@@ -5137,7 +5169,7 @@
       <w:r>
         <w:t xml:space="preserve">Strachan, Hew. </w:t>
       </w:r>
-      <w:hyperlink w:history="1" r:id="rId4_3pusdj4lu_xhcubnvyc">
+      <w:hyperlink w:history="1" r:id="rIdk00csan8setdmttbphty6">
         <w:r>
           <w:rPr>
             <w:color w:val="0563C1"/>
@@ -5181,7 +5213,7 @@
       <w:r>
         <w:t xml:space="preserve">Weintraub, Stanley. </w:t>
       </w:r>
-      <w:hyperlink w:history="1" r:id="rIdhwvvmshxvomarq4_v6huv">
+      <w:hyperlink w:history="1" r:id="rIdb0u9yak9ap21mj076w6wt">
         <w:r>
           <w:rPr>
             <w:color w:val="0563C1"/>
@@ -5209,7 +5241,7 @@
       <w:r>
         <w:t xml:space="preserve">Johnson, Niall P. A. S., and Juergen Mueller. “</w:t>
       </w:r>
-      <w:hyperlink w:history="1" r:id="rIdnrl0gcrumlgyfhz0vncr9">
+      <w:hyperlink w:history="1" r:id="rIdql7i_1xpysagzserq8dht">
         <w:r>
           <w:rPr>
             <w:color w:val="0563C1"/>
@@ -5237,7 +5269,7 @@
       <w:r>
         <w:t xml:space="preserve">Spreeuwenberg, Peter, et al. “</w:t>
       </w:r>
-      <w:hyperlink w:history="1" r:id="rIdardriorc4vdjeoekgff6e">
+      <w:hyperlink w:history="1" r:id="rIdsdu2migsxi1etayzxbyd_">
         <w:r>
           <w:rPr>
             <w:color w:val="0563C1"/>
@@ -5265,7 +5297,7 @@
       <w:r>
         <w:t xml:space="preserve">Keynes, John Maynard. </w:t>
       </w:r>
-      <w:hyperlink w:history="1" r:id="rIdx85kbarzxg33ue543wodk">
+      <w:hyperlink w:history="1" r:id="rIdrgig3tzscxzqm5fkumlmb">
         <w:r>
           <w:rPr>
             <w:color w:val="0563C1"/>
@@ -5313,7 +5345,7 @@
       <w:r>
         <w:t xml:space="preserve">Evans, Richard J. </w:t>
       </w:r>
-      <w:hyperlink w:history="1" r:id="rIdxaxxh2xpinnsmempze0nb">
+      <w:hyperlink w:history="1" r:id="rIdkyfg0gcdhek0nuka_gw3t">
         <w:r>
           <w:rPr>
             <w:color w:val="0563C1"/>
@@ -5341,7 +5373,7 @@
       <w:r>
         <w:t xml:space="preserve">Hilberg, Raul. </w:t>
       </w:r>
-      <w:hyperlink w:history="1" r:id="rIdoq9jrqfws37byl8osywws">
+      <w:hyperlink w:history="1" r:id="rIdpymwd7rduvq6ewogpf5vb">
         <w:r>
           <w:rPr>
             <w:color w:val="0563C1"/>
@@ -5369,7 +5401,7 @@
       <w:r>
         <w:t xml:space="preserve">Kiernan, Ben. </w:t>
       </w:r>
-      <w:hyperlink w:history="1" r:id="rIdefrvfu3ycwwknobzugsnl">
+      <w:hyperlink w:history="1" r:id="rIdctfscqyy1grmtwgaj8wk5">
         <w:r>
           <w:rPr>
             <w:color w:val="0563C1"/>
@@ -5397,7 +5429,7 @@
       <w:r>
         <w:t xml:space="preserve">Levitsky, Steven, and Daniel Ziblatt. </w:t>
       </w:r>
-      <w:hyperlink w:history="1" r:id="rIdjm5tc3jg0ba-86drizmsx">
+      <w:hyperlink w:history="1" r:id="rId1a6xklhs8lr61klpxwpss">
         <w:r>
           <w:rPr>
             <w:color w:val="0563C1"/>
@@ -5425,7 +5457,7 @@
       <w:r>
         <w:t xml:space="preserve">Neiman, Susan. </w:t>
       </w:r>
-      <w:hyperlink w:history="1" r:id="rIds09rrup_kvqvly9rkvlvy">
+      <w:hyperlink w:history="1" r:id="rIdwog19ap0alzn4vi0b8jal">
         <w:r>
           <w:rPr>
             <w:color w:val="0563C1"/>
@@ -5469,7 +5501,7 @@
       <w:r>
         <w:t xml:space="preserve">Broberg, Gunnar, and Nils Roll-Hansen, eds. </w:t>
       </w:r>
-      <w:hyperlink w:history="1" r:id="rId-yg3zeb-jrmvovfnd1rop">
+      <w:hyperlink w:history="1" r:id="rIdpylkzke7xmad_dkeuuphv">
         <w:r>
           <w:rPr>
             <w:color w:val="0563C1"/>
@@ -5517,7 +5549,7 @@
       <w:r>
         <w:t xml:space="preserve">Jansen, Marius B. </w:t>
       </w:r>
-      <w:hyperlink w:history="1" r:id="rIduevjdkl96fgbcgh-tj1xh">
+      <w:hyperlink w:history="1" r:id="rId5gwbqxotsjznkkidjk1bx">
         <w:r>
           <w:rPr>
             <w:color w:val="0563C1"/>
@@ -5545,7 +5577,7 @@
       <w:r>
         <w:t xml:space="preserve">Fogel, Joshua A., ed. </w:t>
       </w:r>
-      <w:hyperlink w:history="1" r:id="rIdnv2t5kuwqxgii_xniea1p">
+      <w:hyperlink w:history="1" r:id="rIdisazpeo2wa3uf88ajmao3">
         <w:r>
           <w:rPr>
             <w:color w:val="0563C1"/>
@@ -5573,7 +5605,7 @@
       <w:r>
         <w:t xml:space="preserve">Ohnuki-Tierney, Emiko. </w:t>
       </w:r>
-      <w:hyperlink w:history="1" r:id="rIdnofadg9dlbtbkzkgqd0vo">
+      <w:hyperlink w:history="1" r:id="rIdpx9ufslupnvc92rbhxanw">
         <w:r>
           <w:rPr>
             <w:color w:val="0563C1"/>
@@ -5601,7 +5633,7 @@
       <w:r>
         <w:t xml:space="preserve">Dower, John W. </w:t>
       </w:r>
-      <w:hyperlink w:history="1" r:id="rIdob21ocz67hrywqua4g8ft">
+      <w:hyperlink w:history="1" r:id="rIdtjpq4j6goihk_5d-kdkkg">
         <w:r>
           <w:rPr>
             <w:color w:val="0563C1"/>
@@ -5649,7 +5681,7 @@
       <w:r>
         <w:t xml:space="preserve">Duggan, Christopher. </w:t>
       </w:r>
-      <w:hyperlink w:history="1" r:id="rIdszjbhbeie9avhrpdy0ohc">
+      <w:hyperlink w:history="1" r:id="rIdvsxbvfz8saeo6zusqwjjt">
         <w:r>
           <w:rPr>
             <w:color w:val="0563C1"/>
@@ -5677,7 +5709,7 @@
       <w:r>
         <w:t xml:space="preserve">Bosworth, R. J. B. </w:t>
       </w:r>
-      <w:hyperlink w:history="1" r:id="rIdj7rxag9hh8nyuqfxqndit">
+      <w:hyperlink w:history="1" r:id="rIdt3xlv2gyz1pxum8atrs9x">
         <w:r>
           <w:rPr>
             <w:color w:val="0563C1"/>
@@ -5705,7 +5737,7 @@
       <w:r>
         <w:t xml:space="preserve">Domenico, Roy Palmer. </w:t>
       </w:r>
-      <w:hyperlink w:history="1" r:id="rIdq7fw65ejv31g9x-lpqxxs">
+      <w:hyperlink w:history="1" r:id="rIdk_ivbzuqtnx-vtxizcfq1">
         <w:r>
           <w:rPr>
             <w:color w:val="0563C1"/>
@@ -5753,7 +5785,7 @@
       <w:r>
         <w:t xml:space="preserve">Menocal, María Rosa. </w:t>
       </w:r>
-      <w:hyperlink w:history="1" r:id="rIdf5cqdipicx6yip8-anpdp">
+      <w:hyperlink w:history="1" r:id="rIdewuqdiik2q1zhzopfenrg">
         <w:r>
           <w:rPr>
             <w:color w:val="0563C1"/>
@@ -5781,7 +5813,7 @@
       <w:r>
         <w:t xml:space="preserve">Fernández-Morera, Darío. </w:t>
       </w:r>
-      <w:hyperlink w:history="1" r:id="rIdgkes5tgn9ndazvmeu75hk">
+      <w:hyperlink w:history="1" r:id="rIdghxj42iozs5dnkof2egu7">
         <w:r>
           <w:rPr>
             <w:color w:val="0563C1"/>
@@ -5809,7 +5841,7 @@
       <w:r>
         <w:t xml:space="preserve">Kraemer, Joel L. </w:t>
       </w:r>
-      <w:hyperlink w:history="1" r:id="rIduroqtjhiqz0qshneabdrl">
+      <w:hyperlink w:history="1" r:id="rIdaygby2mz69mlkpsxd_3xm">
         <w:r>
           <w:rPr>
             <w:color w:val="0563C1"/>
@@ -5837,7 +5869,7 @@
       <w:r>
         <w:t xml:space="preserve">Preston, Paul. </w:t>
       </w:r>
-      <w:hyperlink w:history="1" r:id="rId6sy1pxr417jrkgea0d7_3">
+      <w:hyperlink w:history="1" r:id="rIdwa6mjspdv0frvqip_xseg">
         <w:r>
           <w:rPr>
             <w:color w:val="0563C1"/>
@@ -5865,7 +5897,7 @@
       <w:r>
         <w:t xml:space="preserve">Aguilar, Paloma. </w:t>
       </w:r>
-      <w:hyperlink w:history="1" r:id="rIdy7m4r-cmfbfri3ri0l2k_">
+      <w:hyperlink w:history="1" r:id="rIdvars3jvsjp_fhscxgimr5">
         <w:r>
           <w:rPr>
             <w:color w:val="0563C1"/>
@@ -5929,7 +5961,7 @@
       <w:r>
         <w:t xml:space="preserve">Applebaum, Anne. </w:t>
       </w:r>
-      <w:hyperlink w:history="1" r:id="rIdjezywngbjzzhq5p__e_r6">
+      <w:hyperlink w:history="1" r:id="rIdxa9e5a9cbvjgui0jales2">
         <w:r>
           <w:rPr>
             <w:color w:val="0563C1"/>
@@ -5957,7 +5989,7 @@
       <w:r>
         <w:t xml:space="preserve">Applebaum, Anne. </w:t>
       </w:r>
-      <w:hyperlink w:history="1" r:id="rIdxq4tztp7m2cfatdxe9zuv">
+      <w:hyperlink w:history="1" r:id="rIdzeqkd5vv3-uerw-dhb2a4">
         <w:r>
           <w:rPr>
             <w:color w:val="0563C1"/>
@@ -5985,7 +6017,7 @@
       <w:r>
         <w:t xml:space="preserve">Sanford, George. </w:t>
       </w:r>
-      <w:hyperlink w:history="1" r:id="rIdyij3zryxrmnh3gxgbfbsq">
+      <w:hyperlink w:history="1" r:id="rIdklevuvqzsmn53griwfvrr">
         <w:r>
           <w:rPr>
             <w:color w:val="0563C1"/>
@@ -6013,7 +6045,7 @@
       <w:r>
         <w:t xml:space="preserve">Plokhy, Serhii. </w:t>
       </w:r>
-      <w:hyperlink w:history="1" r:id="rIdme5tr0y3ipz0fxqi5e7st">
+      <w:hyperlink w:history="1" r:id="rIdrldoruliccyflz4rsrvaa">
         <w:r>
           <w:rPr>
             <w:color w:val="0563C1"/>
@@ -6041,7 +6073,7 @@
       <w:r>
         <w:t xml:space="preserve">Roberts, Geoffrey. </w:t>
       </w:r>
-      <w:hyperlink w:history="1" r:id="rIdaoxejmjup35n4fba1kqqh">
+      <w:hyperlink w:history="1" r:id="rIdfa8e841l4ke41fflqrnw0">
         <w:r>
           <w:rPr>
             <w:color w:val="0563C1"/>
@@ -6089,7 +6121,7 @@
       <w:r>
         <w:t xml:space="preserve">Dikötter, Frank. </w:t>
       </w:r>
-      <w:hyperlink w:history="1" r:id="rIdb_8_vthrauosuwbp-aj5c">
+      <w:hyperlink w:history="1" r:id="rId0xihat9qz4smduu9kanb4">
         <w:r>
           <w:rPr>
             <w:color w:val="0563C1"/>
@@ -6117,7 +6149,7 @@
       <w:r>
         <w:t xml:space="preserve">Yang Jisheng. </w:t>
       </w:r>
-      <w:hyperlink w:history="1" r:id="rIdi32l82wj9oehagsnr1r3s">
+      <w:hyperlink w:history="1" r:id="rIdq-yq4xjnmd1s4c8xd_f5c">
         <w:r>
           <w:rPr>
             <w:color w:val="0563C1"/>
@@ -6145,7 +6177,7 @@
       <w:r>
         <w:t xml:space="preserve">MacFarquhar, Roderick, and Michael Schoenhals. </w:t>
       </w:r>
-      <w:hyperlink w:history="1" r:id="rIdt3_zb28vnvwpsbhvvhtl2">
+      <w:hyperlink w:history="1" r:id="rIdu09llpnehjo7iga9ydgvc">
         <w:r>
           <w:rPr>
             <w:color w:val="0563C1"/>
@@ -6173,7 +6205,7 @@
       <w:r>
         <w:t xml:space="preserve">Jambeck, Jenna R., et al. “</w:t>
       </w:r>
-      <w:hyperlink w:history="1" r:id="rIdjnjo-smtv98ksqxay4khr">
+      <w:hyperlink w:history="1" r:id="rIdpce6tv6aa0sovu-wkvyuq">
         <w:r>
           <w:rPr>
             <w:color w:val="0563C1"/>
@@ -6201,7 +6233,7 @@
       <w:r>
         <w:t xml:space="preserve">Meijer, Lourens J. J., et al. “</w:t>
       </w:r>
-      <w:hyperlink w:history="1" r:id="rIde5si2vwqsogxzpj6mfw9b">
+      <w:hyperlink w:history="1" r:id="rIdweumxs4j2oljyzklwwxf1">
         <w:r>
           <w:rPr>
             <w:color w:val="0563C1"/>
@@ -6229,7 +6261,7 @@
       <w:r>
         <w:t xml:space="preserve">Economy, Elizabeth C. </w:t>
       </w:r>
-      <w:hyperlink w:history="1" r:id="rIdpgkvi8k6nuw1r42x3mpnt">
+      <w:hyperlink w:history="1" r:id="rId281xhqy2q65_jokpb3k3j">
         <w:r>
           <w:rPr>
             <w:color w:val="0563C1"/>
@@ -6289,7 +6321,7 @@
       <w:r>
         <w:t xml:space="preserve">McDonell, Stephen. “</w:t>
       </w:r>
-      <w:hyperlink w:history="1" r:id="rIdjatuwls0doc7clq725d9-">
+      <w:hyperlink w:history="1" r:id="rIdcvwm2nwmdrdaphb0vsw7d">
         <w:r>
           <w:rPr>
             <w:color w:val="0563C1"/>
@@ -6317,7 +6349,7 @@
       <w:r>
         <w:t xml:space="preserve">Agence France-Presse. “‘Oh, Bother’: </w:t>
       </w:r>
-      <w:hyperlink w:history="1" r:id="rId9wvsundugpk7wrgldznwo">
+      <w:hyperlink w:history="1" r:id="rIdlfmgoszukddxyhjeou8z4">
         <w:r>
           <w:rPr>
             <w:color w:val="0563C1"/>
@@ -6365,7 +6397,7 @@
       <w:r>
         <w:t xml:space="preserve">Schama, Simon. </w:t>
       </w:r>
-      <w:hyperlink w:history="1" r:id="rIdiw_hpvdaskyfunkylt-2s">
+      <w:hyperlink w:history="1" r:id="rId8hpa5cgbqbthzbmtq4eki">
         <w:r>
           <w:rPr>
             <w:color w:val="0563C1"/>
@@ -6393,7 +6425,7 @@
       <w:r>
         <w:t xml:space="preserve">Finkelstein, Israel, and Neil Asher Silberman. </w:t>
       </w:r>
-      <w:hyperlink w:history="1" r:id="rId79b4-wjzy14smul6eml0t">
+      <w:hyperlink w:history="1" r:id="rIdr9k2kdxmqiu7npqouztby">
         <w:r>
           <w:rPr>
             <w:color w:val="0563C1"/>
@@ -6416,12 +6448,28 @@
           <w:i/>
           <w:iCs/>
         </w:rPr>
+        <w:t xml:space="preserve">The Tel Dan Stele and the archaeological debate over the United Monarchy’s scale. </w:t>
+      </w:r>
+      <w:r>
+        <w:t xml:space="preserve">Dever, William G. Beyond the Texts: An Archaeological Portrait of Ancient Israel and Judah. Atlanta: SBL Press, 2017.</w:t>
+      </w:r>
+    </w:p>
+    <w:p>
+      <w:pPr>
+        <w:spacing w:after="120"/>
+        <w:ind w:left="360" w:hanging="360"/>
+      </w:pPr>
+      <w:r>
+        <w:rPr>
+          <w:i/>
+          <w:iCs/>
+        </w:rPr>
         <w:t xml:space="preserve">The Dead Sea Scrolls. </w:t>
       </w:r>
       <w:r>
         <w:t xml:space="preserve">VanderKam, James C. </w:t>
       </w:r>
-      <w:hyperlink w:history="1" r:id="rIdz-mwao6gajbal7lpckjma">
+      <w:hyperlink w:history="1" r:id="rIde_pfqguwzv4zwp-lr1mxp">
         <w:r>
           <w:rPr>
             <w:color w:val="0563C1"/>
@@ -6449,7 +6497,7 @@
       <w:r>
         <w:t xml:space="preserve">Magness, Jodi. </w:t>
       </w:r>
-      <w:hyperlink w:history="1" r:id="rIdzebpuww3b1tlct11m0mbs">
+      <w:hyperlink w:history="1" r:id="rId8xhcwknrcwtm3bymeg1gj">
         <w:r>
           <w:rPr>
             <w:color w:val="0563C1"/>
@@ -6477,7 +6525,7 @@
       <w:r>
         <w:t xml:space="preserve">Morris, Benny. </w:t>
       </w:r>
-      <w:hyperlink w:history="1" r:id="rIdfeb9joqkxgjg_hl_citps">
+      <w:hyperlink w:history="1" r:id="rIdaqu806cm5spmdxx3cqb-p">
         <w:r>
           <w:rPr>
             <w:color w:val="0563C1"/>
@@ -6525,7 +6573,7 @@
       <w:r>
         <w:t xml:space="preserve">Gaddis, John Lewis. </w:t>
       </w:r>
-      <w:hyperlink w:history="1" r:id="rIdwifrsydwdmaqv73ktsgzz">
+      <w:hyperlink w:history="1" r:id="rId8dbydkgt_ih7erms70lxn">
         <w:r>
           <w:rPr>
             <w:color w:val="0563C1"/>
@@ -6553,7 +6601,7 @@
       <w:r>
         <w:t xml:space="preserve">Savranskaya, Svetlana V. “</w:t>
       </w:r>
-      <w:hyperlink w:history="1" r:id="rIdq6yyglo214gbgvqq60vmw">
+      <w:hyperlink w:history="1" r:id="rIdb77b-w1n1gwywapntqmog">
         <w:r>
           <w:rPr>
             <w:color w:val="0563C1"/>
@@ -6581,7 +6629,7 @@
       <w:r>
         <w:t xml:space="preserve">Hoffman, David E. </w:t>
       </w:r>
-      <w:hyperlink w:history="1" r:id="rIdebprx47okyc-a79-3wtf8">
+      <w:hyperlink w:history="1" r:id="rId3tn9wla_0bslrn9lz6npy">
         <w:r>
           <w:rPr>
             <w:color w:val="0563C1"/>
@@ -6609,7 +6657,7 @@
       <w:r>
         <w:t xml:space="preserve">Rhodes, Richard. </w:t>
       </w:r>
-      <w:hyperlink w:history="1" r:id="rId1qa2pzq1juzjjtd88bnsi">
+      <w:hyperlink w:history="1" r:id="rIdhdztmd92sskkh2qklahs3">
         <w:r>
           <w:rPr>
             <w:color w:val="0563C1"/>
@@ -6637,7 +6685,7 @@
       <w:r>
         <w:t xml:space="preserve">Niedenthal, Jack. </w:t>
       </w:r>
-      <w:hyperlink w:history="1" r:id="rId0qhjszicxcoci_drza08c">
+      <w:hyperlink w:history="1" r:id="rIdetftli3ksunzvfqq1auft">
         <w:r>
           <w:rPr>
             <w:color w:val="0563C1"/>
@@ -6685,7 +6733,7 @@
       <w:r>
         <w:t xml:space="preserve">NASA. “</w:t>
       </w:r>
-      <w:hyperlink w:history="1" r:id="rIdbmp27noabyhpohzjf1ozi">
+      <w:hyperlink w:history="1" r:id="rIden9sf3w25vegje1xwnjth">
         <w:r>
           <w:rPr>
             <w:color w:val="0563C1"/>
@@ -6713,7 +6761,7 @@
       <w:r>
         <w:t xml:space="preserve">Chaikin, Andrew. </w:t>
       </w:r>
-      <w:hyperlink w:history="1" r:id="rIdp00as4opc4q5xxazk_gh5">
+      <w:hyperlink w:history="1" r:id="rIdbeirxpsg1ngjeg3pntu8b">
         <w:r>
           <w:rPr>
             <w:color w:val="0563C1"/>
@@ -6741,7 +6789,7 @@
       <w:r>
         <w:t xml:space="preserve">Siddiqi, Asif A. </w:t>
       </w:r>
-      <w:hyperlink w:history="1" r:id="rIdpdrskey2utptsdeul847d">
+      <w:hyperlink w:history="1" r:id="rIdwic9zx1tphhfkheyn8zve">
         <w:r>
           <w:rPr>
             <w:color w:val="0563C1"/>
@@ -6769,7 +6817,7 @@
       <w:r>
         <w:t xml:space="preserve">Colaprete, Anthony, et al. “</w:t>
       </w:r>
-      <w:hyperlink w:history="1" r:id="rIdhixgj0fudlt4-syypm7ea">
+      <w:hyperlink w:history="1" r:id="rIdp7vmcmlyi_fjtwas5j4xf">
         <w:r>
           <w:rPr>
             <w:color w:val="0563C1"/>
@@ -6797,7 +6845,7 @@
       <w:r>
         <w:t xml:space="preserve">Sheehan, William. </w:t>
       </w:r>
-      <w:hyperlink w:history="1" r:id="rId_k2xs_zxs9rgyuwykkxtn">
+      <w:hyperlink w:history="1" r:id="rIdqcxaawxqoqrdqqcwge6va">
         <w:r>
           <w:rPr>
             <w:color w:val="0563C1"/>
@@ -6825,7 +6873,7 @@
       <w:r>
         <w:t xml:space="preserve">Grotzinger, John P., et al. “</w:t>
       </w:r>
-      <w:hyperlink w:history="1" r:id="rIdcydt6sw2vf24eahnadgyb">
+      <w:hyperlink w:history="1" r:id="rIdodfamrc4ims3mdzgpk4ew">
         <w:r>
           <w:rPr>
             <w:color w:val="0563C1"/>
@@ -6853,7 +6901,7 @@
       <w:r>
         <w:t xml:space="preserve">Mangold, Nicolas, et al. “</w:t>
       </w:r>
-      <w:hyperlink w:history="1" r:id="rIdyr5nea4ym02wbbl-zudc5">
+      <w:hyperlink w:history="1" r:id="rIdjbnqq3bpqax9bimbzhajp">
         <w:r>
           <w:rPr>
             <w:color w:val="0563C1"/>
@@ -6901,7 +6949,7 @@
       <w:r>
         <w:t xml:space="preserve">Ashby, Neil. “</w:t>
       </w:r>
-      <w:hyperlink w:history="1" r:id="rIde9afyvhtmgusuwcttweca">
+      <w:hyperlink w:history="1" r:id="rIdxv3wneyi0dvdfqntbplyv">
         <w:r>
           <w:rPr>
             <w:color w:val="0563C1"/>
@@ -6929,7 +6977,7 @@
       <w:r>
         <w:t xml:space="preserve">Dyson, F. W., A. S. Eddington, and C. Davidson. “</w:t>
       </w:r>
-      <w:hyperlink w:history="1" r:id="rIdmu2geofzerpll-gj5fbrm">
+      <w:hyperlink w:history="1" r:id="rIdll4jzrfiz24pzy5xqg1dj">
         <w:r>
           <w:rPr>
             <w:color w:val="0563C1"/>
@@ -6957,7 +7005,7 @@
       <w:r>
         <w:t xml:space="preserve">Au, Whitlow W. L. </w:t>
       </w:r>
-      <w:hyperlink w:history="1" r:id="rIdaqwvq715b-6ji4olh07w0">
+      <w:hyperlink w:history="1" r:id="rIdi7cblkgxiqbfnxb4eika5">
         <w:r>
           <w:rPr>
             <w:color w:val="0563C1"/>
@@ -7001,7 +7049,7 @@
       <w:r>
         <w:t xml:space="preserve">Susskind, Leonard. “</w:t>
       </w:r>
-      <w:hyperlink w:history="1" r:id="rIdonigjzps_mzpudtuqkcu-">
+      <w:hyperlink w:history="1" r:id="rIdgurjeh0t6u86q2hjflh9o">
         <w:r>
           <w:rPr>
             <w:color w:val="0563C1"/>
@@ -7045,7 +7093,7 @@
       <w:r>
         <w:t xml:space="preserve">Scerri, Eric R. </w:t>
       </w:r>
-      <w:hyperlink w:history="1" r:id="rIdsmw2p22diearw36ulz-hr">
+      <w:hyperlink w:history="1" r:id="rIdcokntq08kea8bdh-gchsj">
         <w:r>
           <w:rPr>
             <w:color w:val="0563C1"/>
@@ -7073,7 +7121,7 @@
       <w:r>
         <w:t xml:space="preserve">Erisman, Jan Willem, et al. “</w:t>
       </w:r>
-      <w:hyperlink w:history="1" r:id="rIdb7qzt0i3_aip0zlz1e50o">
+      <w:hyperlink w:history="1" r:id="rIdxhrzsutn03yv6gni8razg">
         <w:r>
           <w:rPr>
             <w:color w:val="0563C1"/>
@@ -7101,7 +7149,7 @@
       <w:r>
         <w:t xml:space="preserve">Watson, J. D., and F. H. C. Crick. “</w:t>
       </w:r>
-      <w:hyperlink w:history="1" r:id="rId9pebjs7wcy7sh12unxf4v">
+      <w:hyperlink w:history="1" r:id="rIdoghx6wkearxkhu4ws721m">
         <w:r>
           <w:rPr>
             <w:color w:val="0563C1"/>
@@ -7129,7 +7177,7 @@
       <w:r>
         <w:t xml:space="preserve">Franklin, Rosalind E., and R. G. Gosling. “</w:t>
       </w:r>
-      <w:hyperlink w:history="1" r:id="rIddxfrwzd9ecb3h8xhvobgh">
+      <w:hyperlink w:history="1" r:id="rIdip0c8ep8ptztmoxtzcaus">
         <w:r>
           <w:rPr>
             <w:color w:val="0563C1"/>
@@ -7157,7 +7205,7 @@
       <w:r>
         <w:t xml:space="preserve">International Human Genome Sequencing Consortium. “</w:t>
       </w:r>
-      <w:hyperlink w:history="1" r:id="rIdalkin_8jr_onsmscnxdq1">
+      <w:hyperlink w:history="1" r:id="rIdmttof-3nyoqsnjkq5p4z6">
         <w:r>
           <w:rPr>
             <w:color w:val="0563C1"/>
@@ -7185,7 +7233,7 @@
       <w:r>
         <w:t xml:space="preserve">International Human Genome Sequencing Consortium. “</w:t>
       </w:r>
-      <w:hyperlink w:history="1" r:id="rIdotjtk9tjutoyyrkp_0inj">
+      <w:hyperlink w:history="1" r:id="rIdnujp6uq9u2z_hfr3c-tto">
         <w:r>
           <w:rPr>
             <w:color w:val="0563C1"/>
@@ -7213,7 +7261,7 @@
       <w:r>
         <w:t xml:space="preserve">Nurk, Sergey, et al. “</w:t>
       </w:r>
-      <w:hyperlink w:history="1" r:id="rIdsvid8sv6puxedbsxcszda">
+      <w:hyperlink w:history="1" r:id="rId35nb-u5fyxkc3euztxy5z">
         <w:r>
           <w:rPr>
             <w:color w:val="0563C1"/>
@@ -7241,7 +7289,7 @@
       <w:r>
         <w:t xml:space="preserve">Vine, F. J., and D. H. Matthews. “</w:t>
       </w:r>
-      <w:hyperlink w:history="1" r:id="rIdwq5ntxflfcnlwb50gzkbu">
+      <w:hyperlink w:history="1" r:id="rIdmsnso6p-7okmnryc-xa3s">
         <w:r>
           <w:rPr>
             <w:color w:val="0563C1"/>
@@ -7269,7 +7317,7 @@
       <w:r>
         <w:t xml:space="preserve">Alpher, Ralph A., and Robert Herman. “</w:t>
       </w:r>
-      <w:hyperlink w:history="1" r:id="rId08svm4gfvkbx-tv5l43p7">
+      <w:hyperlink w:history="1" r:id="rIdo4of4l1u_h1tue4zcqwr9">
         <w:r>
           <w:rPr>
             <w:color w:val="0563C1"/>
@@ -7297,7 +7345,7 @@
       <w:r>
         <w:t xml:space="preserve">Penzias, A. A., and R. W. Wilson. “</w:t>
       </w:r>
-      <w:hyperlink w:history="1" r:id="rIdl4euc2f8nkjjnrnsmzkjk">
+      <w:hyperlink w:history="1" r:id="rIdycd5bismqkyufm4zthcdc">
         <w:r>
           <w:rPr>
             <w:color w:val="0563C1"/>
@@ -7325,7 +7373,7 @@
       <w:r>
         <w:t xml:space="preserve">Fleischmann, Martin, and Stanley Pons. “</w:t>
       </w:r>
-      <w:hyperlink w:history="1" r:id="rIdgsvvqtnmd92frmsraejd2">
+      <w:hyperlink w:history="1" r:id="rIdqzftqzmxvyjnekjqnm7au">
         <w:r>
           <w:rPr>
             <w:color w:val="0563C1"/>
@@ -7353,7 +7401,7 @@
       <w:r>
         <w:t xml:space="preserve">Wolfe-Simon, Felisa, et al. “</w:t>
       </w:r>
-      <w:hyperlink w:history="1" r:id="rIdtt61yrqz_00syz9lmoiry">
+      <w:hyperlink w:history="1" r:id="rIdsowhmg5gepzxlugucg1ae">
         <w:r>
           <w:rPr>
             <w:color w:val="0563C1"/>
@@ -7381,7 +7429,7 @@
       <w:r>
         <w:t xml:space="preserve">Reaves, Marshall Louis, et al. “</w:t>
       </w:r>
-      <w:hyperlink w:history="1" r:id="rId7fxhtzxnyhbqq12dznfnr">
+      <w:hyperlink w:history="1" r:id="rIdzdbkenuxghuagevolguea">
         <w:r>
           <w:rPr>
             <w:color w:val="0563C1"/>
@@ -7429,7 +7477,7 @@
       <w:r>
         <w:t xml:space="preserve">Dalrymple, William. </w:t>
       </w:r>
-      <w:hyperlink w:history="1" r:id="rIdolytzsksmqdfxscmoqvn_">
+      <w:hyperlink w:history="1" r:id="rId7n2aoswwzydnvv1wxafse">
         <w:r>
           <w:rPr>
             <w:color w:val="0563C1"/>
@@ -7457,7 +7505,7 @@
       <w:r>
         <w:t xml:space="preserve">Maddison, Angus. </w:t>
       </w:r>
-      <w:hyperlink w:history="1" r:id="rIdac1mhckgqv_lrq4zabdnp">
+      <w:hyperlink w:history="1" r:id="rIdrfg7h5rvhtdzchh7cvzqz">
         <w:r>
           <w:rPr>
             <w:color w:val="0563C1"/>
@@ -7485,7 +7533,7 @@
       <w:r>
         <w:t xml:space="preserve">Sen, Amartya. </w:t>
       </w:r>
-      <w:hyperlink w:history="1" r:id="rIdkqosib_4ud99oxbcauue5">
+      <w:hyperlink w:history="1" r:id="rIdnsjin5ixtnr8ptqh-dvsd">
         <w:r>
           <w:rPr>
             <w:color w:val="0563C1"/>
@@ -7513,7 +7561,7 @@
       <w:r>
         <w:t xml:space="preserve">Khan, Yasmin. </w:t>
       </w:r>
-      <w:hyperlink w:history="1" r:id="rIdgwwsu7nctfzss3dgquomq">
+      <w:hyperlink w:history="1" r:id="rIdoyxfj_fw7zs75svrqxu1w">
         <w:r>
           <w:rPr>
             <w:color w:val="0563C1"/>
@@ -7557,7 +7605,7 @@
       <w:r>
         <w:t xml:space="preserve">Elkins, Caroline. </w:t>
       </w:r>
-      <w:hyperlink w:history="1" r:id="rIdfazbsg89kbwdidlljazn-">
+      <w:hyperlink w:history="1" r:id="rIdpmlzj9wk_cpknxbjfkx7f">
         <w:r>
           <w:rPr>
             <w:color w:val="0563C1"/>
@@ -7585,7 +7633,7 @@
       <w:r>
         <w:t xml:space="preserve">Jansen, Jan C., and Jürgen Osterhammel. </w:t>
       </w:r>
-      <w:hyperlink w:history="1" r:id="rIdkxnekkzjqo0g2r0_vvc1z">
+      <w:hyperlink w:history="1" r:id="rId_9s2fyvtp7c2qtjvgwwlg">
         <w:r>
           <w:rPr>
             <w:color w:val="0563C1"/>
@@ -7613,7 +7661,7 @@
       <w:r>
         <w:t xml:space="preserve">Des Forges, Alison. </w:t>
       </w:r>
-      <w:hyperlink w:history="1" r:id="rIdn2mb7h0htqdyeemzzgplh">
+      <w:hyperlink w:history="1" r:id="rIdkutfkdcjozzywd7hgu9o3">
         <w:r>
           <w:rPr>
             <w:color w:val="0563C1"/>
@@ -7641,7 +7689,7 @@
       <w:r>
         <w:t xml:space="preserve">Newbury, Catharine. </w:t>
       </w:r>
-      <w:hyperlink w:history="1" r:id="rIdr3_u6l6vn4eqmue3qfren">
+      <w:hyperlink w:history="1" r:id="rIdgwfv0c0l3qupzy4m3fvcq">
         <w:r>
           <w:rPr>
             <w:color w:val="0563C1"/>
@@ -7689,7 +7737,7 @@
       <w:r>
         <w:t xml:space="preserve">Branch, Taylor. </w:t>
       </w:r>
-      <w:hyperlink w:history="1" r:id="rId49qqtmk4wkqwdd94_v0j4">
+      <w:hyperlink w:history="1" r:id="rIddgqxpv8tcno1sopididmu">
         <w:r>
           <w:rPr>
             <w:color w:val="0563C1"/>
@@ -7717,7 +7765,7 @@
       <w:r>
         <w:t xml:space="preserve">Hoose, Phillip. </w:t>
       </w:r>
-      <w:hyperlink w:history="1" r:id="rIdelpvf1z44yudyrzhojlem">
+      <w:hyperlink w:history="1" r:id="rIdyqkoak9vk2tr6oy6ez1kd">
         <w:r>
           <w:rPr>
             <w:color w:val="0563C1"/>
@@ -7745,7 +7793,7 @@
       <w:r>
         <w:t xml:space="preserve">Tyson, Timothy B. </w:t>
       </w:r>
-      <w:hyperlink w:history="1" r:id="rIdhlddvii-u2mnvadnqjtdr">
+      <w:hyperlink w:history="1" r:id="rIdlsivrjscod4vku3hjf1hz">
         <w:r>
           <w:rPr>
             <w:color w:val="0563C1"/>
@@ -7768,12 +7816,28 @@
           <w:i/>
           <w:iCs/>
         </w:rPr>
+        <w:t xml:space="preserve">The Twenty-Fourth Amendment and Harper v. Virginia’s 1966 end to state poll taxes. </w:t>
+      </w:r>
+      <w:r>
+        <w:t xml:space="preserve">Keyssar, Alexander. The Right to Vote: The Contested History of Democracy in the United States. Rev. ed. New York: Basic Books, 2009.</w:t>
+      </w:r>
+    </w:p>
+    <w:p>
+      <w:pPr>
+        <w:spacing w:after="120"/>
+        <w:ind w:left="360" w:hanging="360"/>
+      </w:pPr>
+      <w:r>
+        <w:rPr>
+          <w:i/>
+          <w:iCs/>
+        </w:rPr>
         <w:t xml:space="preserve">Mandela. </w:t>
       </w:r>
       <w:r>
         <w:t xml:space="preserve">Mandela, Nelson. </w:t>
       </w:r>
-      <w:hyperlink w:history="1" r:id="rId27qdorolbvcliadfm1dpd">
+      <w:hyperlink w:history="1" r:id="rIdxb_zow_k2jopfwxufokim">
         <w:r>
           <w:rPr>
             <w:color w:val="0563C1"/>
@@ -7817,7 +7881,7 @@
       <w:r>
         <w:t xml:space="preserve">Carter, David. </w:t>
       </w:r>
-      <w:hyperlink w:history="1" r:id="rIdevim_zvl_h1t9elesqfft">
+      <w:hyperlink w:history="1" r:id="rIdujqeo594l-1ly7hwqjkpb">
         <w:r>
           <w:rPr>
             <w:color w:val="0563C1"/>
@@ -7865,7 +7929,7 @@
       <w:r>
         <w:t xml:space="preserve">Turing, A. M. “</w:t>
       </w:r>
-      <w:hyperlink w:history="1" r:id="rIdzgvou0cwokqkcmfqoeva6">
+      <w:hyperlink w:history="1" r:id="rIdbnts0t1pk49qii2xhtkdy">
         <w:r>
           <w:rPr>
             <w:color w:val="0563C1"/>
@@ -7893,7 +7957,7 @@
       <w:r>
         <w:t xml:space="preserve">Copeland, B. Jack, ed. </w:t>
       </w:r>
-      <w:hyperlink w:history="1" r:id="rIdlbpcofekuyqusfqt9j0az">
+      <w:hyperlink w:history="1" r:id="rIdxi-tqgjyfziziom3z61q2">
         <w:r>
           <w:rPr>
             <w:color w:val="0563C1"/>
@@ -7921,7 +7985,7 @@
       <w:r>
         <w:t xml:space="preserve">Isaacson, Walter. </w:t>
       </w:r>
-      <w:hyperlink w:history="1" r:id="rIds6hzx2egvqqsosev2y0c_">
+      <w:hyperlink w:history="1" r:id="rIdhqtf208uikksowhxxtc7_">
         <w:r>
           <w:rPr>
             <w:color w:val="0563C1"/>
@@ -7981,7 +8045,7 @@
       <w:r>
         <w:t xml:space="preserve">Vosoughi, Soroush, Deb Roy, and Sinan Aral. “</w:t>
       </w:r>
-      <w:hyperlink w:history="1" r:id="rId85dfu2j2n2wcoshdkpbuk">
+      <w:hyperlink w:history="1" r:id="rIdx9gnlj01bzcygws13rslp">
         <w:r>
           <w:rPr>
             <w:color w:val="0563C1"/>
@@ -8029,7 +8093,7 @@
       <w:r>
         <w:t xml:space="preserve">Stuart, David. </w:t>
       </w:r>
-      <w:hyperlink w:history="1" r:id="rIdcl6nfa7_o3tdzjzupq4rp">
+      <w:hyperlink w:history="1" r:id="rId0abrciahsxhuig_njcfwi">
         <w:r>
           <w:rPr>
             <w:color w:val="0563C1"/>
@@ -8057,7 +8121,7 @@
       <w:r>
         <w:t xml:space="preserve">Aveni, Anthony. </w:t>
       </w:r>
-      <w:hyperlink w:history="1" r:id="rIdakjxj7f1cobj8h68-liu9">
+      <w:hyperlink w:history="1" r:id="rId-e6q1kb5k7jxdrqny1wz-">
         <w:r>
           <w:rPr>
             <w:color w:val="0563C1"/>
@@ -8105,7 +8169,7 @@
       <w:r>
         <w:t xml:space="preserve">Meech, Karen J., et al. “</w:t>
       </w:r>
-      <w:hyperlink w:history="1" r:id="rIdxkysjrglwj2dev4dcfh-l">
+      <w:hyperlink w:history="1" r:id="rIdjrvctkx11dmx4nuisszij">
         <w:r>
           <w:rPr>
             <w:color w:val="0563C1"/>
@@ -8133,7 +8197,7 @@
       <w:r>
         <w:t xml:space="preserve">Micheli, Marco, et al. “</w:t>
       </w:r>
-      <w:hyperlink w:history="1" r:id="rIdovoxe0zykfsfwabnmwuma">
+      <w:hyperlink w:history="1" r:id="rIdy-3rurknvwqsaz7hxp5uk">
         <w:r>
           <w:rPr>
             <w:color w:val="0563C1"/>
@@ -8161,7 +8225,7 @@
       <w:r>
         <w:t xml:space="preserve">‘Oumuamua ISSI Team. “</w:t>
       </w:r>
-      <w:hyperlink w:history="1" r:id="rId8cn843zy0xtt7uqpzkaof">
+      <w:hyperlink w:history="1" r:id="rIdrxhbipuydrwth8ioihc7p">
         <w:r>
           <w:rPr>
             <w:color w:val="0563C1"/>
@@ -8189,7 +8253,7 @@
       <w:r>
         <w:t xml:space="preserve">Staff at the National Astronomy and Ionosphere Center. “</w:t>
       </w:r>
-      <w:hyperlink w:history="1" r:id="rIdzv-g5uqi5pev9qswvd19p">
+      <w:hyperlink w:history="1" r:id="rIdt7b87jhplmjqrway3latw">
         <w:r>
           <w:rPr>
             <w:color w:val="0563C1"/>
@@ -8253,7 +8317,7 @@
       <w:r>
         <w:t xml:space="preserve">Riley, James C. “</w:t>
       </w:r>
-      <w:hyperlink w:history="1" r:id="rId8lbnerhpvccnfuo0nbwev">
+      <w:hyperlink w:history="1" r:id="rIdkbx5_z0je9bqymw3neewo">
         <w:r>
           <w:rPr>
             <w:color w:val="0563C1"/>
@@ -8281,7 +8345,7 @@
       <w:r>
         <w:t xml:space="preserve">Bliss, Michael. </w:t>
       </w:r>
-      <w:hyperlink w:history="1" r:id="rIdrd_dawmklfecdmxlyrg9w">
+      <w:hyperlink w:history="1" r:id="rIdxqeo7vb2yqxrixzmomvli">
         <w:r>
           <w:rPr>
             <w:color w:val="0563C1"/>
@@ -8309,7 +8373,7 @@
       <w:r>
         <w:t xml:space="preserve">Reverby, Susan M. </w:t>
       </w:r>
-      <w:hyperlink w:history="1" r:id="rId-tuvvcgbc0ary1q4bhugx">
+      <w:hyperlink w:history="1" r:id="rId5eswof_cr44i1fjmfq51v">
         <w:r>
           <w:rPr>
             <w:color w:val="0563C1"/>
@@ -8337,7 +8401,7 @@
       <w:r>
         <w:t xml:space="preserve">Keefe, Patrick Radden. </w:t>
       </w:r>
-      <w:hyperlink w:history="1" r:id="rId-2r2kqb9bhmzgfd2pmkkm">
+      <w:hyperlink w:history="1" r:id="rIdi10jj1d0e4vpmwkrmimdp">
         <w:r>
           <w:rPr>
             <w:color w:val="0563C1"/>
@@ -8365,7 +8429,7 @@
       <w:r>
         <w:t xml:space="preserve">Antimicrobial Resistance Collaborators. “</w:t>
       </w:r>
-      <w:hyperlink w:history="1" r:id="rIdiic-o_ahale5ehrtb7xep">
+      <w:hyperlink w:history="1" r:id="rIdrpta2sam3sw_egij0pj_x">
         <w:r>
           <w:rPr>
             <w:color w:val="0563C1"/>
@@ -8393,7 +8457,7 @@
       <w:r>
         <w:t xml:space="preserve">Van Bressem, Marie-Françoise, et al. “</w:t>
       </w:r>
-      <w:hyperlink w:history="1" r:id="rIdszpfgjkvkxv0bvqtqp_ys">
+      <w:hyperlink w:history="1" r:id="rIdc-m0mxkpj7ijcn2qxuu-z">
         <w:r>
           <w:rPr>
             <w:color w:val="0563C1"/>
@@ -8421,7 +8485,7 @@
       <w:r>
         <w:t xml:space="preserve">Oshinsky, David M. </w:t>
       </w:r>
-      <w:hyperlink w:history="1" r:id="rIdlcciy7kbgemvh86mxpgmj">
+      <w:hyperlink w:history="1" r:id="rIdnnuq3yllinbxr6ig0tzi5">
         <w:r>
           <w:rPr>
             <w:color w:val="0563C1"/>
@@ -8449,7 +8513,7 @@
       <w:r>
         <w:t xml:space="preserve">Polack, Fernando P., et al. “</w:t>
       </w:r>
-      <w:hyperlink w:history="1" r:id="rIdq4jpjirncggyb8b0yif-p">
+      <w:hyperlink w:history="1" r:id="rId4gvbv5x8hrgpkatpfdne8">
         <w:r>
           <w:rPr>
             <w:color w:val="0563C1"/>
@@ -8497,7 +8561,7 @@
       <w:r>
         <w:t xml:space="preserve">Arrhenius, Svante. “</w:t>
       </w:r>
-      <w:hyperlink w:history="1" r:id="rId1v9jsi_e6gbcnilijcbk5">
+      <w:hyperlink w:history="1" r:id="rIdge2tux8vspfbykhvdoawb">
         <w:r>
           <w:rPr>
             <w:color w:val="0563C1"/>
@@ -8525,7 +8589,7 @@
       <w:r>
         <w:t xml:space="preserve">Philip, Sjoukje Y., et al. “</w:t>
       </w:r>
-      <w:hyperlink w:history="1" r:id="rIdyrp37wzbroxip4zatuiuk">
+      <w:hyperlink w:history="1" r:id="rId_mzuhgrmfccv4j0et6pyo">
         <w:r>
           <w:rPr>
             <w:color w:val="0563C1"/>
@@ -8553,7 +8617,7 @@
       <w:r>
         <w:t xml:space="preserve">Supran, G., S. Rahmstorf, and N. Oreskes. “</w:t>
       </w:r>
-      <w:hyperlink w:history="1" r:id="rIdwygmvmy6atal_tvsjvc1k">
+      <w:hyperlink w:history="1" r:id="rIdj_oll1jgeqxkpkunp6lae">
         <w:r>
           <w:rPr>
             <w:color w:val="0563C1"/>
@@ -8581,7 +8645,7 @@
       <w:r>
         <w:t xml:space="preserve">Witze, Alexandra. “</w:t>
       </w:r>
-      <w:hyperlink w:history="1" r:id="rIdcaxwtkzfvlqcrg6v8ukkg">
+      <w:hyperlink w:history="1" r:id="rIdtfy3ndgpko2-zowgeykma">
         <w:r>
           <w:rPr>
             <w:color w:val="0563C1"/>
@@ -8609,7 +8673,7 @@
       <w:r>
         <w:t xml:space="preserve">IPCC. </w:t>
       </w:r>
-      <w:hyperlink w:history="1" r:id="rIdoccslccmfxam-zxbxgahu">
+      <w:hyperlink w:history="1" r:id="rIdryaeezkg1e2jmw1coryjt">
         <w:r>
           <w:rPr>
             <w:color w:val="0563C1"/>
@@ -8637,7 +8701,7 @@
       <w:r>
         <w:t xml:space="preserve">Morlighem, Mathieu, et al. “</w:t>
       </w:r>
-      <w:hyperlink w:history="1" r:id="rIdrl8esqpkfxrr5fphmaoat">
+      <w:hyperlink w:history="1" r:id="rIdxql9xvqzqfhlpbkyjfx0p">
         <w:r>
           <w:rPr>
             <w:color w:val="0563C1"/>
@@ -8665,7 +8729,7 @@
       <w:r>
         <w:t xml:space="preserve">IMBIE Team. “</w:t>
       </w:r>
-      <w:hyperlink w:history="1" r:id="rIdihtupm5wl5cwx9g8q8uoq">
+      <w:hyperlink w:history="1" r:id="rId2g1vgnc421nlmlprbnl8_">
         <w:r>
           <w:rPr>
             <w:color w:val="0563C1"/>
@@ -8693,7 +8757,7 @@
       <w:r>
         <w:t xml:space="preserve">Joughin, Ian, Benjamin E. Smith, and Brooke Medley. “</w:t>
       </w:r>
-      <w:hyperlink w:history="1" r:id="rId3wrjqfcwpvoaanoqspwwh">
+      <w:hyperlink w:history="1" r:id="rIdthfkp8pbfg08xyyfcthci">
         <w:r>
           <w:rPr>
             <w:color w:val="0563C1"/>
@@ -8721,7 +8785,7 @@
       <w:r>
         <w:t xml:space="preserve">Secretariat of the Antarctic Treaty. “</w:t>
       </w:r>
-      <w:hyperlink w:history="1" r:id="rIdvqqilbmwueagcaraifydj">
+      <w:hyperlink w:history="1" r:id="rIdnhegyqa9qsaifrtira2xr">
         <w:r>
           <w:rPr>
             <w:color w:val="0563C1"/>
@@ -8749,7 +8813,7 @@
       <w:r>
         <w:t xml:space="preserve">Office of the Historian, US Department of State. </w:t>
       </w:r>
-      <w:hyperlink w:history="1" r:id="rIdumdk23_camkksrxtjgqii">
+      <w:hyperlink w:history="1" r:id="rId_4qnqvmaxcsoegwri8ebl">
         <w:r>
           <w:rPr>
             <w:color w:val="0563C1"/>
@@ -8777,7 +8841,7 @@
       <w:r>
         <w:t xml:space="preserve">“‘Greenland Belongs to Greenland’: </w:t>
       </w:r>
-      <w:hyperlink w:history="1" r:id="rIdv8zdrb02rca0eymubcpys">
+      <w:hyperlink w:history="1" r:id="rIdik-wowibvfumnalqdtkbf">
         <w:r>
           <w:rPr>
             <w:color w:val="0563C1"/>
@@ -8805,7 +8869,7 @@
       <w:r>
         <w:t xml:space="preserve">BBC News. Report on </w:t>
       </w:r>
-      <w:hyperlink w:history="1" r:id="rIdwjeggeqc6vhpsd6x6qmkg">
+      <w:hyperlink w:history="1" r:id="rIdekrcx21iunjs1yqworbig">
         <w:r>
           <w:rPr>
             <w:color w:val="0563C1"/>
@@ -8833,7 +8897,7 @@
       <w:r>
         <w:t xml:space="preserve">BBC News. </w:t>
       </w:r>
-      <w:hyperlink w:history="1" r:id="rIdnxkoi6iuudwtai3nsldzc">
+      <w:hyperlink w:history="1" r:id="rIdiwdg9eq-l7fn0c29-dep7">
         <w:r>
           <w:rPr>
             <w:color w:val="0563C1"/>
@@ -8861,7 +8925,7 @@
       <w:r>
         <w:t xml:space="preserve">Statistics Greenland. “</w:t>
       </w:r>
-      <w:hyperlink w:history="1" r:id="rIdzok6zovkdr9-tgxw9nfwl">
+      <w:hyperlink w:history="1" r:id="rId8vfuhzsl0o1syacxvatod">
         <w:r>
           <w:rPr>
             <w:color w:val="0563C1"/>
@@ -8925,7 +8989,7 @@
       <w:r>
         <w:t xml:space="preserve">COVID-19 National Preparedness Collaborators. “</w:t>
       </w:r>
-      <w:hyperlink w:history="1" r:id="rId1p4ogxjl3t1ux2pttmffy">
+      <w:hyperlink w:history="1" r:id="rIdybi-l6rm6jhzlssu6zh1t">
         <w:r>
           <w:rPr>
             <w:color w:val="0563C1"/>
@@ -8953,7 +9017,7 @@
       <w:r>
         <w:t xml:space="preserve">Msemburi, William, et al. “</w:t>
       </w:r>
-      <w:hyperlink w:history="1" r:id="rIdfmaa9fchi1hfapxygkhif">
+      <w:hyperlink w:history="1" r:id="rIdj1mp-i1p1jkh4cczn-k9u">
         <w:r>
           <w:rPr>
             <w:color w:val="0563C1"/>
@@ -9037,7 +9101,7 @@
       <w:r>
         <w:t xml:space="preserve">Jinek, Martin, et al. “</w:t>
       </w:r>
-      <w:hyperlink w:history="1" r:id="rIdhsb46gj3444xwdzwrn2al">
+      <w:hyperlink w:history="1" r:id="rIdnw16zn4pz1k48dbnevx_w">
         <w:r>
           <w:rPr>
             <w:color w:val="0563C1"/>
@@ -9065,7 +9129,7 @@
       <w:r>
         <w:t xml:space="preserve">Fehilly, Carole B., S. M. Willadsen, and Elizabeth M. Tucker. “</w:t>
       </w:r>
-      <w:hyperlink w:history="1" r:id="rIdk4f8tpcbzs3mcxfpjsint">
+      <w:hyperlink w:history="1" r:id="rIdfznerqwmfkwt-wruytj1l">
         <w:r>
           <w:rPr>
             <w:color w:val="0563C1"/>
@@ -9113,7 +9177,7 @@
       <w:r>
         <w:t xml:space="preserve">Ganopolski, A., R. Winkelmann, and H. J. Schellnhuber. “</w:t>
       </w:r>
-      <w:hyperlink w:history="1" r:id="rIdnenkxsmxmtola3bqylmff">
+      <w:hyperlink w:history="1" r:id="rId90ojzyj6oeenacvqzezbf">
         <w:r>
           <w:rPr>
             <w:color w:val="0563C1"/>
@@ -9161,7 +9225,7 @@
       <w:r>
         <w:t xml:space="preserve">Hawking, S. W. “</w:t>
       </w:r>
-      <w:hyperlink w:history="1" r:id="rIdozq7tiw9mbg3flf0m6_a-">
+      <w:hyperlink w:history="1" r:id="rIdsn77uoixwgmz2el0fpvcq">
         <w:r>
           <w:rPr>
             <w:color w:val="0563C1"/>
@@ -9189,7 +9253,7 @@
       <w:r>
         <w:t xml:space="preserve">LIGO Scientific Collaboration and Virgo Collaboration. “</w:t>
       </w:r>
-      <w:hyperlink w:history="1" r:id="rId9k_pk4lldwdpjag9_tmjf">
+      <w:hyperlink w:history="1" r:id="rIdi0zrtxqy0x5vaocomvsnv">
         <w:r>
           <w:rPr>
             <w:color w:val="0563C1"/>
@@ -9217,7 +9281,7 @@
       <w:r>
         <w:t xml:space="preserve">ATLAS Collaboration. “</w:t>
       </w:r>
-      <w:hyperlink w:history="1" r:id="rIdcv4ylkd_fbgzv6ioezpxg">
+      <w:hyperlink w:history="1" r:id="rIdweo_4pkzy-etosxvrienr">
         <w:r>
           <w:rPr>
             <w:color w:val="0563C1"/>
@@ -9245,7 +9309,7 @@
       <w:r>
         <w:t xml:space="preserve">Abu-Shawareb, H., et al. (Indirect Drive ICF Collaboration). “</w:t>
       </w:r>
-      <w:hyperlink w:history="1" r:id="rIdp0y0ewihzljkzq46zjnli">
+      <w:hyperlink w:history="1" r:id="rIdymepiqhxrw-zluwek9x4d">
         <w:r>
           <w:rPr>
             <w:color w:val="0563C1"/>

--- a/The Dolphins' View of History/chapters/Notes and Sources.docx
+++ b/The Dolphins' View of History/chapters/Notes and Sources.docx
@@ -83,7 +83,7 @@
       <w:r>
         <w:t xml:space="preserve">Thewissen, J. G. M., et al. “</w:t>
       </w:r>
-      <w:hyperlink w:history="1" r:id="rIdlra8u8cw1l4bhiin7kt6k">
+      <w:hyperlink w:history="1" r:id="rIdw0f-oyoo7pbqyzmilwihq">
         <w:r>
           <w:rPr>
             <w:color w:val="0563C1"/>
@@ -111,7 +111,7 @@
       <w:r>
         <w:t xml:space="preserve">Stringer, Chris. </w:t>
       </w:r>
-      <w:hyperlink w:history="1" r:id="rIdv5iwuntt4ttgu0omrcj2m">
+      <w:hyperlink w:history="1" r:id="rIdslw5i2rg1dba97nvcwnv5">
         <w:r>
           <w:rPr>
             <w:color w:val="0563C1"/>
@@ -159,7 +159,7 @@
       <w:r>
         <w:t xml:space="preserve">Marino, Lori. “</w:t>
       </w:r>
-      <w:hyperlink w:history="1" r:id="rIdwm36zgyua7wvlyvuyls__">
+      <w:hyperlink w:history="1" r:id="rIdmvzizmrav53avjzc8jbgm">
         <w:r>
           <w:rPr>
             <w:color w:val="0563C1"/>
@@ -187,7 +187,7 @@
       <w:r>
         <w:t xml:space="preserve">Janik, Vincent M., Laela S. Sayigh, and Randall S. Wells. “</w:t>
       </w:r>
-      <w:hyperlink w:history="1" r:id="rIdx1nctzcwuncbzmsgy2esn">
+      <w:hyperlink w:history="1" r:id="rId73dr84injz7xsopnlp---">
         <w:r>
           <w:rPr>
             <w:color w:val="0563C1"/>
@@ -215,7 +215,7 @@
       <w:r>
         <w:t xml:space="preserve">Krützen, Michael, et al. “</w:t>
       </w:r>
-      <w:hyperlink w:history="1" r:id="rId68mruumi_vijrptvbebbj">
+      <w:hyperlink w:history="1" r:id="rIdtgok86p5cdl9ulbk0kv5i">
         <w:r>
           <w:rPr>
             <w:color w:val="0563C1"/>
@@ -275,7 +275,7 @@
       <w:r>
         <w:t xml:space="preserve">Tennie, Claudio, Josep Call, and Michael Tomasello. “</w:t>
       </w:r>
-      <w:hyperlink w:history="1" r:id="rIdkhknunai4_hzcoydjvyr6">
+      <w:hyperlink w:history="1" r:id="rId2cly8gacryeqcgokgk5q7">
         <w:r>
           <w:rPr>
             <w:color w:val="0563C1"/>
@@ -339,7 +339,7 @@
       <w:r>
         <w:t xml:space="preserve">Hublin, Jean-Jacques, et al. “</w:t>
       </w:r>
-      <w:hyperlink w:history="1" r:id="rIdberepkn07frdsjmeqdtjl">
+      <w:hyperlink w:history="1" r:id="rIdso-q2cntgz8lqtkob6weh">
         <w:r>
           <w:rPr>
             <w:color w:val="0563C1"/>
@@ -367,7 +367,7 @@
       <w:r>
         <w:t xml:space="preserve">Scerri, Eleanor M. L., et al. “</w:t>
       </w:r>
-      <w:hyperlink w:history="1" r:id="rId62qvpnnstfysi2eop-k8m">
+      <w:hyperlink w:history="1" r:id="rIdpej31hmda07f-ccwe0joc">
         <w:r>
           <w:rPr>
             <w:color w:val="0563C1"/>
@@ -395,7 +395,7 @@
       <w:r>
         <w:t xml:space="preserve">Leakey, M. D., and R. L. Hay. “</w:t>
       </w:r>
-      <w:hyperlink w:history="1" r:id="rIdyd5wq0wrz0yxem5ujmiap">
+      <w:hyperlink w:history="1" r:id="rIdngiryxne8nqlhxz8xxajx">
         <w:r>
           <w:rPr>
             <w:color w:val="0563C1"/>
@@ -423,7 +423,7 @@
       <w:r>
         <w:t xml:space="preserve">Villmoare, Brian, et al. “</w:t>
       </w:r>
-      <w:hyperlink w:history="1" r:id="rId1w7xdynnmpynxkfu8_4we">
+      <w:hyperlink w:history="1" r:id="rId4vt2-kb0kqhov4-yq_bbp">
         <w:r>
           <w:rPr>
             <w:color w:val="0563C1"/>
@@ -451,7 +451,7 @@
       <w:r>
         <w:t xml:space="preserve">Lordkipanidze, David, et al. “</w:t>
       </w:r>
-      <w:hyperlink w:history="1" r:id="rIdekjczfcx_p6mt4lav9lwa">
+      <w:hyperlink w:history="1" r:id="rIdkebnf2fmex94utbj_p5ju">
         <w:r>
           <w:rPr>
             <w:color w:val="0563C1"/>
@@ -479,7 +479,7 @@
       <w:r>
         <w:t xml:space="preserve">Dirks, Paul H. G. M., et al. “</w:t>
       </w:r>
-      <w:hyperlink w:history="1" r:id="rIdrp4y-lz-xqkibysp8bwoh">
+      <w:hyperlink w:history="1" r:id="rId2m-xdudq1gk4xx1yetdeq">
         <w:r>
           <w:rPr>
             <w:color w:val="0563C1"/>
@@ -507,7 +507,7 @@
       <w:r>
         <w:t xml:space="preserve">Henshilwood, Christopher S., et al. “</w:t>
       </w:r>
-      <w:hyperlink w:history="1" r:id="rIdv_ehhmspu1kq1hb9yvuh1">
+      <w:hyperlink w:history="1" r:id="rId8xlal9mmn6f5ycjj9gpwj">
         <w:r>
           <w:rPr>
             <w:color w:val="0563C1"/>
@@ -571,7 +571,7 @@
       <w:r>
         <w:t xml:space="preserve">Berna, Francesco, et al. “</w:t>
       </w:r>
-      <w:hyperlink w:history="1" r:id="rIdrm1i77czuplvmkwlwjkia">
+      <w:hyperlink w:history="1" r:id="rIdg1jr2mhqvvdo35f9azpga">
         <w:r>
           <w:rPr>
             <w:color w:val="0563C1"/>
@@ -599,7 +599,7 @@
       <w:r>
         <w:t xml:space="preserve">Shahack-Gross, Ruth, et al. “</w:t>
       </w:r>
-      <w:hyperlink w:history="1" r:id="rIdtkkvk_ruoeydafvsmpwon">
+      <w:hyperlink w:history="1" r:id="rIdcg-kwtplsmd_kyu8xhnk4">
         <w:r>
           <w:rPr>
             <w:color w:val="0563C1"/>
@@ -627,7 +627,7 @@
       <w:r>
         <w:t xml:space="preserve">Harmand, Sonia, et al. “</w:t>
       </w:r>
-      <w:hyperlink w:history="1" r:id="rIdwpzbfle5d8yg-6gxnu8fi">
+      <w:hyperlink w:history="1" r:id="rIdw0gapmmjecdt4kgkksgwb">
         <w:r>
           <w:rPr>
             <w:color w:val="0563C1"/>
@@ -655,7 +655,7 @@
       <w:r>
         <w:t xml:space="preserve">Lepre, Christopher J., et al. “</w:t>
       </w:r>
-      <w:hyperlink w:history="1" r:id="rIdoncw-pclwl0yypbhpgdcu">
+      <w:hyperlink w:history="1" r:id="rIdw6myav7pdyqdcnavkwfnk">
         <w:r>
           <w:rPr>
        